--- a/04_Manuscripts/Manuscript_slope_fracture_20260425_saito0430-1_saito0519.docx
+++ b/04_Manuscripts/Manuscript_slope_fracture_20260425_saito0430-1_saito0519.docx
@@ -142,20 +142,49 @@
         <w:commentReference w:id="4"/>
       </w:r>
       <w:r>
-        <w:t xml:space="preserve"> (SD 37.6). Terrain slope was positively associated with hip fracture rates in unadjusted models (</w:t>
+        <w:t xml:space="preserve"> (SD 37.6). Terrain slope was positively associated with </w:t>
       </w:r>
       <w:commentRangeStart w:id="5"/>
       <w:r>
+        <w:t>hip fracture</w:t>
+      </w:r>
+      <w:ins w:id="6" w:author="治輝 齋藤" w:date="2026-05-19T20:36:00Z" w16du:dateUtc="2026-05-19T11:36:00Z">
+        <w:r>
+          <w:rPr>
+            <w:rFonts w:hint="eastAsia"/>
+            <w:lang w:eastAsia="ja-JP"/>
+          </w:rPr>
+          <w:t xml:space="preserve"> </w:t>
+        </w:r>
+        <w:r>
+          <w:t>surgery</w:t>
+        </w:r>
+      </w:ins>
+      <w:r>
+        <w:t xml:space="preserve"> rates</w:t>
+      </w:r>
+      <w:commentRangeEnd w:id="5"/>
+      <w:r>
+        <w:rPr>
+          <w:rStyle w:val="af2"/>
+        </w:rPr>
+        <w:commentReference w:id="5"/>
+      </w:r>
+      <w:r>
+        <w:t xml:space="preserve"> in unadjusted models (</w:t>
+      </w:r>
+      <w:commentRangeStart w:id="7"/>
+      <w:r>
         <w:t>β = 5.65</w:t>
       </w:r>
-      <w:commentRangeEnd w:id="5"/>
+      <w:commentRangeEnd w:id="7"/>
       <w:r>
         <w:rPr>
           <w:rStyle w:val="af2"/>
           <w:sz w:val="24"/>
           <w:szCs w:val="24"/>
         </w:rPr>
-        <w:commentReference w:id="5"/>
+        <w:commentReference w:id="7"/>
       </w:r>
       <w:r>
         <w:t xml:space="preserve">; 95% CI, 2.50–8.79; </w:t>
@@ -170,18 +199,18 @@
       <w:r>
         <w:t xml:space="preserve"> = 0.001) and </w:t>
       </w:r>
-      <w:commentRangeStart w:id="6"/>
+      <w:commentRangeStart w:id="8"/>
       <w:r>
         <w:t>in adjusted models with conventional standard errors</w:t>
       </w:r>
-      <w:commentRangeEnd w:id="6"/>
+      <w:commentRangeEnd w:id="8"/>
       <w:r>
         <w:rPr>
           <w:rStyle w:val="af2"/>
           <w:sz w:val="24"/>
           <w:szCs w:val="24"/>
         </w:rPr>
-        <w:commentReference w:id="6"/>
+        <w:commentReference w:id="8"/>
       </w:r>
       <w:r>
         <w:t xml:space="preserve"> (β = 3.49; 95% CI, 0.11–6.86; </w:t>
@@ -194,29 +223,58 @@
         <w:t>p</w:t>
       </w:r>
       <w:r>
-        <w:t xml:space="preserve"> = 0.043); HC3 and bootstrap intervals for the slope coefficient were borderline </w:t>
+        <w:t xml:space="preserve"> = 0.043); HC3 and bootstrap intervals for the slope coefficient were </w:t>
       </w:r>
       <w:r>
         <w:lastRenderedPageBreak/>
-        <w:t>at N = 47. No associations were observed for humerus or forearm fractures. Prefecture-level terrain slope showed a hip-specific signal consistent with lateral-fall mechanisms</w:t>
-      </w:r>
-      <w:commentRangeStart w:id="7"/>
+        <w:t xml:space="preserve">borderline at N = 47. No associations were observed for humerus or </w:t>
+      </w:r>
+      <w:commentRangeStart w:id="9"/>
+      <w:proofErr w:type="spellStart"/>
+      <w:r>
+        <w:t>forearm</w:t>
+      </w:r>
+      <w:del w:id="10" w:author="治輝 齋藤" w:date="2026-05-19T20:39:00Z" w16du:dateUtc="2026-05-19T11:39:00Z">
+        <w:r>
+          <w:delText xml:space="preserve"> fractures</w:delText>
+        </w:r>
+      </w:del>
+      <w:ins w:id="11" w:author="治輝 齋藤" w:date="2026-05-19T20:39:00Z" w16du:dateUtc="2026-05-19T11:39:00Z">
+        <w:r>
+          <w:t>fracture</w:t>
+        </w:r>
+        <w:proofErr w:type="spellEnd"/>
+        <w:r>
+          <w:t xml:space="preserve"> surgeries</w:t>
+        </w:r>
+        <w:commentRangeEnd w:id="9"/>
+        <w:r>
+          <w:rPr>
+            <w:rStyle w:val="af2"/>
+          </w:rPr>
+          <w:commentReference w:id="9"/>
+        </w:r>
+      </w:ins>
+      <w:r>
+        <w:t>. Prefecture-level terrain slope showed a hip-specific signal consistent with lateral-fall mechanisms</w:t>
+      </w:r>
+      <w:commentRangeStart w:id="12"/>
       <w:r>
         <w:t>, but inferential sensitivity at small ecological N warrants cautious interpretation</w:t>
       </w:r>
-      <w:commentRangeEnd w:id="7"/>
+      <w:commentRangeEnd w:id="12"/>
       <w:r>
         <w:rPr>
           <w:rStyle w:val="af2"/>
           <w:sz w:val="24"/>
           <w:szCs w:val="24"/>
         </w:rPr>
-        <w:commentReference w:id="7"/>
+        <w:commentReference w:id="12"/>
       </w:r>
       <w:r>
         <w:t>.</w:t>
       </w:r>
-      <w:bookmarkStart w:id="8" w:name="conclusions"/>
+      <w:bookmarkStart w:id="13" w:name="conclusions"/>
     </w:p>
     <w:p>
       <w:pPr>
@@ -289,9 +347,9 @@
         <w:pStyle w:val="1"/>
         <w:spacing w:line="360" w:lineRule="auto"/>
       </w:pPr>
-      <w:bookmarkStart w:id="9" w:name="introduction"/>
+      <w:bookmarkStart w:id="14" w:name="introduction"/>
       <w:bookmarkEnd w:id="0"/>
-      <w:bookmarkEnd w:id="8"/>
+      <w:bookmarkEnd w:id="13"/>
       <w:r>
         <w:t>Introduction</w:t>
       </w:r>
@@ -443,18 +501,18 @@
       <w:r>
         <w:t xml:space="preserve"> Older adults walking on complex outdoor terrain unconsciously adopt cautious gait strategies, reducing step length and cadence, </w:t>
       </w:r>
-      <w:commentRangeStart w:id="10"/>
+      <w:commentRangeStart w:id="15"/>
       <w:r>
         <w:t>which may lead to chronic deconditioning and increased frailty</w:t>
       </w:r>
-      <w:commentRangeEnd w:id="10"/>
+      <w:commentRangeEnd w:id="15"/>
       <w:r>
         <w:rPr>
           <w:rStyle w:val="af2"/>
           <w:sz w:val="24"/>
           <w:szCs w:val="24"/>
         </w:rPr>
-        <w:commentReference w:id="10"/>
+        <w:commentReference w:id="15"/>
       </w:r>
       <w:r>
         <w:t>.</w:t>
@@ -469,7 +527,102 @@
         <w:t>[18, 19]</w:t>
       </w:r>
       <w:r>
-        <w:t xml:space="preserve"> We therefore hypothesized that terrain slope may influence hip fracture rates through direct mechanical effects of inclined walking (direct pathway) and through its effect on walking capacity (indirect pathway).</w:t>
+        <w:t xml:space="preserve"> </w:t>
+      </w:r>
+      <w:commentRangeStart w:id="16"/>
+      <w:r>
+        <w:t xml:space="preserve">We therefore hypothesized that </w:t>
+      </w:r>
+      <w:ins w:id="17" w:author="治輝 齋藤" w:date="2026-05-19T20:40:00Z" w16du:dateUtc="2026-05-19T11:40:00Z">
+        <w:r>
+          <w:t>steeper</w:t>
+        </w:r>
+        <w:r>
+          <w:rPr>
+            <w:rFonts w:hint="eastAsia"/>
+            <w:lang w:eastAsia="ja-JP"/>
+          </w:rPr>
+          <w:t xml:space="preserve"> </w:t>
+        </w:r>
+      </w:ins>
+      <w:r>
+        <w:t xml:space="preserve">terrain slope may </w:t>
+      </w:r>
+      <w:del w:id="18" w:author="治輝 齋藤" w:date="2026-05-19T20:41:00Z" w16du:dateUtc="2026-05-19T11:41:00Z">
+        <w:r>
+          <w:delText>influence</w:delText>
+        </w:r>
+      </w:del>
+      <w:ins w:id="19" w:author="治輝 齋藤" w:date="2026-05-19T20:41:00Z" w16du:dateUtc="2026-05-19T11:41:00Z">
+        <w:r>
+          <w:t>be associated with higher prefecture-level</w:t>
+        </w:r>
+      </w:ins>
+      <w:r>
+        <w:t xml:space="preserve"> hip fracture</w:t>
+      </w:r>
+      <w:ins w:id="20" w:author="治輝 齋藤" w:date="2026-05-19T20:41:00Z" w16du:dateUtc="2026-05-19T11:41:00Z">
+        <w:r>
+          <w:rPr>
+            <w:rFonts w:hint="eastAsia"/>
+            <w:lang w:eastAsia="ja-JP"/>
+          </w:rPr>
+          <w:t xml:space="preserve"> </w:t>
+        </w:r>
+        <w:r>
+          <w:t>surgery</w:t>
+        </w:r>
+      </w:ins>
+      <w:r>
+        <w:t xml:space="preserve"> rates</w:t>
+      </w:r>
+      <w:ins w:id="21" w:author="治輝 齋藤" w:date="2026-05-19T20:41:00Z" w16du:dateUtc="2026-05-19T11:41:00Z">
+        <w:r>
+          <w:rPr>
+            <w:lang w:eastAsia="ja-JP"/>
+          </w:rPr>
+          <w:t>. We treated these rates as administrative proxies for population-level surgical burden after hip and femoral fractures. The association may reflect</w:t>
+        </w:r>
+      </w:ins>
+      <w:del w:id="22" w:author="治輝 齋藤" w:date="2026-05-19T20:42:00Z" w16du:dateUtc="2026-05-19T11:42:00Z">
+        <w:r>
+          <w:delText xml:space="preserve"> through</w:delText>
+        </w:r>
+      </w:del>
+      <w:r>
+        <w:t xml:space="preserve"> direct mechanical effects of inclined walking (direct pathway)</w:t>
+      </w:r>
+      <w:ins w:id="23" w:author="治輝 齋藤" w:date="2026-05-19T20:42:00Z" w16du:dateUtc="2026-05-19T11:42:00Z">
+        <w:r>
+          <w:rPr>
+            <w:rFonts w:hint="eastAsia"/>
+            <w:lang w:eastAsia="ja-JP"/>
+          </w:rPr>
+          <w:t xml:space="preserve">. </w:t>
+        </w:r>
+      </w:ins>
+      <w:del w:id="24" w:author="治輝 齋藤" w:date="2026-05-19T20:42:00Z" w16du:dateUtc="2026-05-19T11:42:00Z">
+        <w:r>
+          <w:delText xml:space="preserve"> and through its effect on</w:delText>
+        </w:r>
+      </w:del>
+      <w:ins w:id="25" w:author="治輝 齋藤" w:date="2026-05-19T20:42:00Z" w16du:dateUtc="2026-05-19T11:42:00Z">
+        <w:r>
+          <w:t>It may also relate to</w:t>
+        </w:r>
+      </w:ins>
+      <w:r>
+        <w:t xml:space="preserve"> walking capacity (indirect pathway)</w:t>
+      </w:r>
+      <w:commentRangeEnd w:id="16"/>
+      <w:r>
+        <w:rPr>
+          <w:rStyle w:val="af2"/>
+        </w:rPr>
+        <w:commentReference w:id="16"/>
+      </w:r>
+      <w:r>
+        <w:t>.</w:t>
       </w:r>
     </w:p>
     <w:p>
@@ -480,18 +633,18 @@
       <w:r>
         <w:t xml:space="preserve">Despite these theoretical considerations, no nationwide study has examined the association between </w:t>
       </w:r>
-      <w:commentRangeStart w:id="11"/>
+      <w:commentRangeStart w:id="26"/>
       <w:r>
         <w:t>prefectural-level</w:t>
       </w:r>
-      <w:commentRangeEnd w:id="11"/>
+      <w:commentRangeEnd w:id="26"/>
       <w:r>
         <w:rPr>
           <w:rStyle w:val="af2"/>
           <w:sz w:val="24"/>
           <w:szCs w:val="24"/>
         </w:rPr>
-        <w:commentReference w:id="11"/>
+        <w:commentReference w:id="26"/>
       </w:r>
       <w:r>
         <w:t xml:space="preserve"> terrain slope and fracture surgery rates using population-based administrative data. International ecological studies from Norway (NOREPOS) and China (CHARLS) have demonstrated significant associations between high elevation, complex terrain, and elevated hip fracture risk,</w:t>
@@ -506,7 +659,11 @@
         <w:t>[20, 21]</w:t>
       </w:r>
       <w:r>
-        <w:t xml:space="preserve"> but Japan-specific nationwide evidence has been lacking. The National Database (NDB) of Health Insurance Claims, released as open data by Japan’s Ministry of Health, </w:t>
+        <w:t xml:space="preserve"> but Japan-specific nationwide evidence has been lacking. The National Database (NDB) </w:t>
+      </w:r>
+      <w:r>
+        <w:lastRenderedPageBreak/>
+        <w:t xml:space="preserve">of Health Insurance Claims, released as open data by Japan’s Ministry of Health, </w:t>
       </w:r>
       <w:proofErr w:type="spellStart"/>
       <w:r>
@@ -514,11 +671,39 @@
       </w:r>
       <w:proofErr w:type="spellEnd"/>
       <w:r>
-        <w:t xml:space="preserve"> and Welfare, provides a unique opportunity to assess fracture surgery rates across all 47 Japanese prefectures. Combined with digital elevation model (DEM) </w:t>
-      </w:r>
-      <w:r>
-        <w:lastRenderedPageBreak/>
-        <w:t>data from the Geospatial Information Authority of Japan, this ecological approach enables the first nationwide quantitative assessment of the terrain–fracture relationship in Japan.</w:t>
+        <w:t xml:space="preserve"> and Welfare, provides a unique opportunity to assess fracture surgery rates across all 47 Japanese prefectures. Combined with digital elevation model (DEM) data from the Geospatial Information Authority of Japan, this ecological approach enables the first nationwide quantitative assessment of the </w:t>
+      </w:r>
+      <w:commentRangeStart w:id="27"/>
+      <w:r>
+        <w:t>terrain–fracture</w:t>
+      </w:r>
+      <w:ins w:id="28" w:author="治輝 齋藤" w:date="2026-05-19T20:43:00Z" w16du:dateUtc="2026-05-19T11:43:00Z">
+        <w:r>
+          <w:rPr>
+            <w:rFonts w:hint="eastAsia"/>
+            <w:lang w:eastAsia="ja-JP"/>
+          </w:rPr>
+          <w:t xml:space="preserve"> </w:t>
+        </w:r>
+        <w:r>
+          <w:rPr>
+            <w:lang w:eastAsia="ja-JP"/>
+          </w:rPr>
+          <w:t>surgery</w:t>
+        </w:r>
+      </w:ins>
+      <w:r>
+        <w:t xml:space="preserve"> relationship</w:t>
+      </w:r>
+      <w:commentRangeEnd w:id="27"/>
+      <w:r>
+        <w:rPr>
+          <w:rStyle w:val="af2"/>
+        </w:rPr>
+        <w:commentReference w:id="27"/>
+      </w:r>
+      <w:r>
+        <w:t xml:space="preserve"> in Japan.</w:t>
       </w:r>
     </w:p>
     <w:p>
@@ -526,9 +711,101 @@
         <w:pStyle w:val="a0"/>
         <w:spacing w:line="360" w:lineRule="auto"/>
       </w:pPr>
-      <w:r>
-        <w:t>In this study, we examined whether terrain slope was associated with hip fracture surgery rates at the prefectural level, independent of aging rate and walking speed, using nationwide administrative and geospatial data.</w:t>
-      </w:r>
+      <w:commentRangeStart w:id="29"/>
+      <w:r>
+        <w:t xml:space="preserve">In this study, we examined whether terrain slope was associated with hip fracture surgery rates </w:t>
+      </w:r>
+      <w:del w:id="30" w:author="治輝 齋藤" w:date="2026-05-19T20:45:00Z" w16du:dateUtc="2026-05-19T11:45:00Z">
+        <w:r>
+          <w:delText>at the prefectural level, independent of</w:delText>
+        </w:r>
+      </w:del>
+      <w:ins w:id="31" w:author="治輝 齋藤" w:date="2026-05-19T20:45:00Z" w16du:dateUtc="2026-05-19T11:45:00Z">
+        <w:r>
+          <w:t>across prefectures. We adjusted for</w:t>
+        </w:r>
+      </w:ins>
+      <w:r>
+        <w:t xml:space="preserve"> aging rate</w:t>
+      </w:r>
+      <w:ins w:id="32" w:author="治輝 齋藤" w:date="2026-05-19T20:45:00Z" w16du:dateUtc="2026-05-19T11:45:00Z">
+        <w:r>
+          <w:rPr>
+            <w:rFonts w:hint="eastAsia"/>
+            <w:lang w:eastAsia="ja-JP"/>
+          </w:rPr>
+          <w:t>,</w:t>
+        </w:r>
+      </w:ins>
+      <w:r>
+        <w:t xml:space="preserve"> </w:t>
+      </w:r>
+      <w:del w:id="33" w:author="治輝 齋藤" w:date="2026-05-19T20:45:00Z" w16du:dateUtc="2026-05-19T11:45:00Z">
+        <w:r>
+          <w:delText>and</w:delText>
+        </w:r>
+      </w:del>
+      <w:ins w:id="34" w:author="治輝 齋藤" w:date="2026-05-19T20:45:00Z" w16du:dateUtc="2026-05-19T11:45:00Z">
+        <w:r>
+          <w:rPr>
+            <w:rFonts w:hint="eastAsia"/>
+            <w:lang w:eastAsia="ja-JP"/>
+          </w:rPr>
+          <w:t>fast</w:t>
+        </w:r>
+      </w:ins>
+      <w:r>
+        <w:t xml:space="preserve"> walking </w:t>
+      </w:r>
+      <w:del w:id="35" w:author="治輝 齋藤" w:date="2026-05-19T20:45:00Z" w16du:dateUtc="2026-05-19T11:45:00Z">
+        <w:r>
+          <w:delText>speed</w:delText>
+        </w:r>
+      </w:del>
+      <w:ins w:id="36" w:author="治輝 齋藤" w:date="2026-05-19T20:45:00Z" w16du:dateUtc="2026-05-19T11:45:00Z">
+        <w:r>
+          <w:rPr>
+            <w:rFonts w:hint="eastAsia"/>
+            <w:lang w:eastAsia="ja-JP"/>
+          </w:rPr>
+          <w:t>rate</w:t>
+        </w:r>
+      </w:ins>
+      <w:r>
+        <w:t xml:space="preserve">, </w:t>
+      </w:r>
+      <w:ins w:id="37" w:author="治輝 齋藤" w:date="2026-05-19T20:46:00Z" w16du:dateUtc="2026-05-19T11:46:00Z">
+        <w:r>
+          <w:t>and population density</w:t>
+        </w:r>
+        <w:r>
+          <w:rPr>
+            <w:rFonts w:hint="eastAsia"/>
+            <w:lang w:eastAsia="ja-JP"/>
+          </w:rPr>
+          <w:t xml:space="preserve"> </w:t>
+        </w:r>
+      </w:ins>
+      <w:r>
+        <w:t>using nationwide administrative and geospatial data.</w:t>
+      </w:r>
+      <w:ins w:id="38" w:author="治輝 齋藤" w:date="2026-05-19T20:46:00Z" w16du:dateUtc="2026-05-19T11:46:00Z">
+        <w:r>
+          <w:t xml:space="preserve"> </w:t>
+        </w:r>
+        <w:r>
+          <w:t>NDB Open Data provide procedure counts, not fracture incidence. We therefore interpreted prefecture-level surgery rates as administrative proxies for fracture-related surgical burden. Not all fractures receive surgery, and operative thresholds may vary across regions.</w:t>
+        </w:r>
+      </w:ins>
+      <w:commentRangeEnd w:id="29"/>
+      <w:ins w:id="39" w:author="治輝 齋藤" w:date="2026-05-19T20:47:00Z" w16du:dateUtc="2026-05-19T11:47:00Z">
+        <w:r>
+          <w:rPr>
+            <w:rStyle w:val="af2"/>
+          </w:rPr>
+          <w:commentReference w:id="29"/>
+        </w:r>
+      </w:ins>
     </w:p>
     <w:p>
       <w:pPr>
@@ -545,8 +822,8 @@
         <w:pStyle w:val="1"/>
         <w:spacing w:line="360" w:lineRule="auto"/>
       </w:pPr>
-      <w:bookmarkStart w:id="12" w:name="methods-1"/>
-      <w:bookmarkEnd w:id="9"/>
+      <w:bookmarkStart w:id="40" w:name="methods-1"/>
+      <w:bookmarkEnd w:id="14"/>
       <w:r>
         <w:t>Methods</w:t>
       </w:r>
@@ -556,7 +833,7 @@
         <w:pStyle w:val="2"/>
         <w:spacing w:line="360" w:lineRule="auto"/>
       </w:pPr>
-      <w:bookmarkStart w:id="13" w:name="study-design"/>
+      <w:bookmarkStart w:id="41" w:name="study-design"/>
       <w:r>
         <w:t>1. Study Design</w:t>
       </w:r>
@@ -575,8 +852,8 @@
         <w:pStyle w:val="2"/>
         <w:spacing w:line="360" w:lineRule="auto"/>
       </w:pPr>
-      <w:bookmarkStart w:id="14" w:name="outcome-fracture-surgery-rates"/>
-      <w:bookmarkEnd w:id="13"/>
+      <w:bookmarkStart w:id="42" w:name="outcome-fracture-surgery-rates"/>
+      <w:bookmarkEnd w:id="41"/>
       <w:r>
         <w:t>2. Outcome: Fracture Surgery Rates</w:t>
       </w:r>
@@ -586,8 +863,175 @@
         <w:pStyle w:val="FirstParagraph"/>
         <w:spacing w:line="360" w:lineRule="auto"/>
       </w:pPr>
-      <w:r>
-        <w:t>Fracture surgery rates were derived from the 10th NDB Open Data (released 2023), which contains prefecture-level counts of medical procedures claimed under the national health insurance system. We extracted claims for three fracture surgery categories: (1) hip (femur) fracture surgery, (2) humerus fracture surgery, and (3) forearm fracture surgery. Rates were calculated per 100,000 population using population estimates from the 2020 National Census.</w:t>
+      <w:commentRangeStart w:id="43"/>
+      <w:del w:id="44" w:author="治輝 齋藤" w:date="2026-05-19T20:48:00Z" w16du:dateUtc="2026-05-19T11:48:00Z">
+        <w:r>
+          <w:delText>Fracture</w:delText>
+        </w:r>
+      </w:del>
+      <w:ins w:id="45" w:author="治輝 齋藤" w:date="2026-05-19T20:48:00Z" w16du:dateUtc="2026-05-19T11:48:00Z">
+        <w:r>
+          <w:t>We obtained fracture</w:t>
+        </w:r>
+      </w:ins>
+      <w:r>
+        <w:t xml:space="preserve"> surgery rates</w:t>
+      </w:r>
+      <w:del w:id="46" w:author="治輝 齋藤" w:date="2026-05-19T20:49:00Z" w16du:dateUtc="2026-05-19T11:49:00Z">
+        <w:r>
+          <w:delText xml:space="preserve"> were derived</w:delText>
+        </w:r>
+      </w:del>
+      <w:r>
+        <w:t xml:space="preserve"> from the 10th NDB Open Data (released </w:t>
+      </w:r>
+      <w:ins w:id="47" w:author="治輝 齋藤" w:date="2026-05-19T20:49:00Z" w16du:dateUtc="2026-05-19T11:49:00Z">
+        <w:r>
+          <w:rPr>
+            <w:rFonts w:hint="eastAsia"/>
+            <w:lang w:eastAsia="ja-JP"/>
+          </w:rPr>
+          <w:t>30 May 2025</w:t>
+        </w:r>
+      </w:ins>
+      <w:del w:id="48" w:author="治輝 齋藤" w:date="2026-05-19T20:49:00Z" w16du:dateUtc="2026-05-19T11:49:00Z">
+        <w:r>
+          <w:delText>2023</w:delText>
+        </w:r>
+      </w:del>
+      <w:r>
+        <w:t>)</w:t>
+      </w:r>
+      <w:ins w:id="49" w:author="治輝 齋藤" w:date="2026-05-19T20:49:00Z" w16du:dateUtc="2026-05-19T11:49:00Z">
+        <w:r>
+          <w:rPr>
+            <w:rFonts w:hint="eastAsia"/>
+            <w:lang w:eastAsia="ja-JP"/>
+          </w:rPr>
+          <w:t>.</w:t>
+        </w:r>
+      </w:ins>
+      <w:del w:id="50" w:author="治輝 齋藤" w:date="2026-05-19T20:49:00Z" w16du:dateUtc="2026-05-19T11:49:00Z">
+        <w:r>
+          <w:delText>,</w:delText>
+        </w:r>
+      </w:del>
+      <w:del w:id="51" w:author="治輝 齋藤" w:date="2026-05-19T20:50:00Z" w16du:dateUtc="2026-05-19T11:50:00Z">
+        <w:r>
+          <w:delText xml:space="preserve"> which contains</w:delText>
+        </w:r>
+      </w:del>
+      <w:ins w:id="52" w:author="治輝 齋藤" w:date="2026-05-19T20:50:00Z" w16du:dateUtc="2026-05-19T11:50:00Z">
+        <w:r>
+          <w:t xml:space="preserve"> </w:t>
+        </w:r>
+        <w:r>
+          <w:t>This release reports</w:t>
+        </w:r>
+      </w:ins>
+      <w:r>
+        <w:t xml:space="preserve"> prefecture-</w:t>
+      </w:r>
+      <w:r>
+        <w:lastRenderedPageBreak/>
+        <w:t xml:space="preserve">level </w:t>
+      </w:r>
+      <w:del w:id="53" w:author="治輝 齋藤" w:date="2026-05-19T20:50:00Z" w16du:dateUtc="2026-05-19T11:50:00Z">
+        <w:r>
+          <w:delText>counts of medical procedures</w:delText>
+        </w:r>
+      </w:del>
+      <w:ins w:id="54" w:author="治輝 齋藤" w:date="2026-05-19T20:50:00Z" w16du:dateUtc="2026-05-19T11:50:00Z">
+        <w:r>
+          <w:t>procedure counts</w:t>
+        </w:r>
+      </w:ins>
+      <w:del w:id="55" w:author="治輝 齋藤" w:date="2026-05-19T20:52:00Z" w16du:dateUtc="2026-05-19T11:52:00Z">
+        <w:r>
+          <w:delText xml:space="preserve"> claimed</w:delText>
+        </w:r>
+      </w:del>
+      <w:ins w:id="56" w:author="治輝 齋藤" w:date="2026-05-19T20:52:00Z" w16du:dateUtc="2026-05-19T11:52:00Z">
+        <w:r>
+          <w:t xml:space="preserve"> from Reiwa 5 fiscal year claims (April 2023 through March 2024)</w:t>
+        </w:r>
+      </w:ins>
+      <w:r>
+        <w:t xml:space="preserve"> under the national health insurance system. We extracted </w:t>
+      </w:r>
+      <w:del w:id="57" w:author="治輝 齋藤" w:date="2026-05-19T20:52:00Z" w16du:dateUtc="2026-05-19T11:52:00Z">
+        <w:r>
+          <w:delText xml:space="preserve">claims for </w:delText>
+        </w:r>
+      </w:del>
+      <w:r>
+        <w:t xml:space="preserve">three </w:t>
+      </w:r>
+      <w:ins w:id="58" w:author="治輝 齋藤" w:date="2026-05-19T20:52:00Z" w16du:dateUtc="2026-05-19T11:52:00Z">
+        <w:r>
+          <w:t>site-specific</w:t>
+        </w:r>
+      </w:ins>
+      <w:del w:id="59" w:author="治輝 齋藤" w:date="2026-05-19T20:52:00Z" w16du:dateUtc="2026-05-19T11:52:00Z">
+        <w:r>
+          <w:delText>fracture surgery</w:delText>
+        </w:r>
+      </w:del>
+      <w:r>
+        <w:t xml:space="preserve"> categories: (1) hip (femur) fracture surgery, (2) humerus fracture surgery, and (3) forearm fracture surgery. </w:t>
+      </w:r>
+      <w:ins w:id="60" w:author="治輝 齋藤" w:date="2026-05-19T20:53:00Z" w16du:dateUtc="2026-05-19T11:53:00Z">
+        <w:r>
+          <w:t>We defined total fracture surgery rate as the sum of these three site-specific counts</w:t>
+        </w:r>
+      </w:ins>
+      <w:del w:id="61" w:author="治輝 齋藤" w:date="2026-05-19T20:53:00Z" w16du:dateUtc="2026-05-19T11:53:00Z">
+        <w:r>
+          <w:delText>Rates were calculated</w:delText>
+        </w:r>
+      </w:del>
+      <w:r>
+        <w:t xml:space="preserve"> per 100,000 population</w:t>
+      </w:r>
+      <w:ins w:id="62" w:author="治輝 齋藤" w:date="2026-05-19T20:53:00Z" w16du:dateUtc="2026-05-19T11:53:00Z">
+        <w:r>
+          <w:rPr>
+            <w:rFonts w:hint="eastAsia"/>
+            <w:lang w:eastAsia="ja-JP"/>
+          </w:rPr>
+          <w:t>.</w:t>
+        </w:r>
+      </w:ins>
+      <w:r>
+        <w:t xml:space="preserve"> </w:t>
+      </w:r>
+      <w:ins w:id="63" w:author="治輝 齋藤" w:date="2026-05-19T20:53:00Z" w16du:dateUtc="2026-05-19T11:53:00Z">
+        <w:r>
+          <w:t>We divided counts by</w:t>
+        </w:r>
+      </w:ins>
+      <w:del w:id="64" w:author="治輝 齋藤" w:date="2026-05-19T20:53:00Z" w16du:dateUtc="2026-05-19T11:53:00Z">
+        <w:r>
+          <w:delText>using population estimates from the</w:delText>
+        </w:r>
+      </w:del>
+      <w:r>
+        <w:t xml:space="preserve"> 2020 National Census</w:t>
+      </w:r>
+      <w:ins w:id="65" w:author="治輝 齋藤" w:date="2026-05-19T20:54:00Z" w16du:dateUtc="2026-05-19T11:54:00Z">
+        <w:r>
+          <w:t xml:space="preserve"> population to obtain annual rates per 100,000. We interpreted these rates as administrative proxies for surgical burden rather than as unbiased measures of fracture incidence</w:t>
+        </w:r>
+        <w:commentRangeEnd w:id="43"/>
+        <w:r>
+          <w:rPr>
+            <w:rStyle w:val="af2"/>
+          </w:rPr>
+          <w:commentReference w:id="43"/>
+        </w:r>
+      </w:ins>
+      <w:r>
+        <w:t>.</w:t>
       </w:r>
     </w:p>
     <w:p>
@@ -595,10 +1039,9 @@
         <w:pStyle w:val="2"/>
         <w:spacing w:line="360" w:lineRule="auto"/>
       </w:pPr>
-      <w:bookmarkStart w:id="15" w:name="exposure-terrain-slope"/>
-      <w:bookmarkEnd w:id="14"/>
-      <w:r>
-        <w:lastRenderedPageBreak/>
+      <w:bookmarkStart w:id="66" w:name="exposure-terrain-slope"/>
+      <w:bookmarkEnd w:id="42"/>
+      <w:r>
         <w:t>3. Exposure: Terrain Slope</w:t>
       </w:r>
     </w:p>
@@ -619,8 +1062,8 @@
         <w:pStyle w:val="2"/>
         <w:spacing w:line="360" w:lineRule="auto"/>
       </w:pPr>
-      <w:bookmarkStart w:id="16" w:name="covariate-walking-speed"/>
-      <w:bookmarkEnd w:id="15"/>
+      <w:bookmarkStart w:id="67" w:name="covariate-walking-speed"/>
+      <w:bookmarkEnd w:id="66"/>
       <w:r>
         <w:t>4. Covariate: Walking Speed</w:t>
       </w:r>
@@ -655,9 +1098,10 @@
         <w:pStyle w:val="2"/>
         <w:spacing w:line="360" w:lineRule="auto"/>
       </w:pPr>
-      <w:bookmarkStart w:id="17" w:name="additional-covariates"/>
-      <w:bookmarkEnd w:id="16"/>
-      <w:r>
+      <w:bookmarkStart w:id="68" w:name="additional-covariates"/>
+      <w:bookmarkEnd w:id="67"/>
+      <w:r>
+        <w:lastRenderedPageBreak/>
         <w:t>5. Additional Covariates</w:t>
       </w:r>
     </w:p>
@@ -666,18 +1110,18 @@
         <w:pStyle w:val="FirstParagraph"/>
         <w:spacing w:line="360" w:lineRule="auto"/>
       </w:pPr>
-      <w:commentRangeStart w:id="18"/>
+      <w:commentRangeStart w:id="69"/>
       <w:r>
         <w:t>Aging rate</w:t>
       </w:r>
-      <w:commentRangeEnd w:id="18"/>
+      <w:commentRangeEnd w:id="69"/>
       <w:r>
         <w:rPr>
           <w:rStyle w:val="af2"/>
           <w:sz w:val="24"/>
           <w:szCs w:val="24"/>
         </w:rPr>
-        <w:commentReference w:id="18"/>
+        <w:commentReference w:id="69"/>
       </w:r>
       <w:r>
         <w:t xml:space="preserve"> (proportion of individuals aged ≥65 years, %) was obtained from the 2020 National Census. Population density (persons per km²) was calculated as total population divided by prefecture area from the same source.</w:t>
@@ -688,8 +1132,8 @@
         <w:pStyle w:val="2"/>
         <w:spacing w:line="360" w:lineRule="auto"/>
       </w:pPr>
-      <w:bookmarkStart w:id="19" w:name="statistical-analysis"/>
-      <w:bookmarkEnd w:id="17"/>
+      <w:bookmarkStart w:id="70" w:name="statistical-analysis"/>
+      <w:bookmarkEnd w:id="68"/>
       <w:r>
         <w:t>6. Statistical Analysis</w:t>
       </w:r>
@@ -716,11 +1160,7 @@
         <w:t>minimum, and maximum</w:t>
       </w:r>
       <w:r>
-        <w:t xml:space="preserve">. Pearson correlation coefficients were </w:t>
-      </w:r>
-      <w:r>
-        <w:lastRenderedPageBreak/>
-        <w:t>computed between terrain slope and each outcome and covariate variable. We fit two regression models for each fracture outcome:</w:t>
+        <w:t>. Pearson correlation coefficients were computed between terrain slope and each outcome and covariate variable. We fit two regression models for each fracture outcome:</w:t>
       </w:r>
     </w:p>
     <w:p>
@@ -762,25 +1202,25 @@
       <w:r>
         <w:t>: Multiple linear regression of fracture rate on terrain slope, aging rate, fast walking rate, and population density.</w:t>
       </w:r>
-      <w:ins w:id="20" w:author="治輝 齋藤" w:date="2026-04-30T18:01:00Z" w16du:dateUtc="2026-04-30T09:01:00Z">
+      <w:ins w:id="71" w:author="治輝 齋藤" w:date="2026-04-30T18:01:00Z" w16du:dateUtc="2026-04-30T09:01:00Z">
         <w:r>
           <w:rPr>
             <w:lang w:eastAsia="ja-JP"/>
           </w:rPr>
           <w:br/>
         </w:r>
-        <w:commentRangeStart w:id="21"/>
+        <w:commentRangeStart w:id="72"/>
         <w:r>
           <w:t>In the primary causal interpretation, aging rate and fast walking rate were treated as confounder-adjustment variables rather than formal mediators.</w:t>
         </w:r>
-        <w:commentRangeEnd w:id="21"/>
+        <w:commentRangeEnd w:id="72"/>
         <w:r>
           <w:rPr>
             <w:rStyle w:val="af2"/>
             <w:sz w:val="24"/>
             <w:szCs w:val="24"/>
           </w:rPr>
-          <w:commentReference w:id="21"/>
+          <w:commentReference w:id="72"/>
         </w:r>
       </w:ins>
     </w:p>
@@ -871,7 +1311,7 @@
         <w:pStyle w:val="a0"/>
         <w:spacing w:line="360" w:lineRule="auto"/>
         <w:rPr>
-          <w:ins w:id="22" w:author="治輝 齋藤" w:date="2026-04-30T19:43:00Z" w16du:dateUtc="2026-04-30T10:43:00Z"/>
+          <w:ins w:id="73" w:author="治輝 齋藤" w:date="2026-04-30T19:43:00Z" w16du:dateUtc="2026-04-30T10:43:00Z"/>
         </w:rPr>
       </w:pPr>
       <w:r>
@@ -880,7 +1320,7 @@
         </w:rPr>
         <w:t>For the primary hip-fracture outcome (Model 2), we assessed linear model assumptions graphically using residuals-versus-fitted and normal quantile–quantile (Q–Q) plots of OLS residuals, and we report</w:t>
       </w:r>
-      <w:ins w:id="23" w:author="山岸良匡" w:date="2026-05-18T19:21:00Z" w16du:dateUtc="2026-05-18T10:21:00Z">
+      <w:ins w:id="74" w:author="山岸良匡" w:date="2026-05-18T19:21:00Z" w16du:dateUtc="2026-05-18T10:21:00Z">
         <w:r>
           <w:rPr>
             <w:rFonts w:hint="eastAsia"/>
@@ -893,7 +1333,14 @@
         <w:rPr>
           <w:lang w:eastAsia="ja-JP"/>
         </w:rPr>
-        <w:t xml:space="preserve"> the Shapiro–Wilk test on residuals for descriptive completeness (small-N tests are interpreted cautiously). Because prefecture-level ecological analyses can exhibit heteroskedasticity and leverage from skewed covariates (notably population density), we conducted sensitivity analyses: (1) heteroskedasticity-robust standard errors (HC3) for two-sided </w:t>
+        <w:t xml:space="preserve"> the Shapiro–Wilk test on residuals for </w:t>
+      </w:r>
+      <w:r>
+        <w:rPr>
+          <w:lang w:eastAsia="ja-JP"/>
+        </w:rPr>
+        <w:lastRenderedPageBreak/>
+        <w:t xml:space="preserve">descriptive completeness (small-N tests are interpreted cautiously). Because prefecture-level ecological analyses can exhibit heteroskedasticity and leverage from skewed covariates (notably population density), we conducted sensitivity analyses: (1) heteroskedasticity-robust standard errors (HC3) for two-sided </w:t>
       </w:r>
       <w:r>
         <w:rPr>
@@ -923,22 +1370,22 @@
         </w:rPr>
         <w:t xml:space="preserve"> = 5,000 resamples of prefectures (with replacement) to obtain a percentile 95% CI for the terrain slope coefficient.</w:t>
       </w:r>
-      <w:commentRangeStart w:id="24"/>
-      <w:ins w:id="25" w:author="治輝 齋藤" w:date="2026-04-30T18:02:00Z" w16du:dateUtc="2026-04-30T09:02:00Z">
+      <w:commentRangeStart w:id="75"/>
+      <w:ins w:id="76" w:author="治輝 齋藤" w:date="2026-04-30T18:02:00Z" w16du:dateUtc="2026-04-30T09:02:00Z">
         <w:r>
           <w:rPr>
             <w:lang w:eastAsia="ja-JP"/>
           </w:rPr>
           <w:t xml:space="preserve"> Given N = 47 with multiple covariates, we also checked coefficient stability and multicollinearity diagnostics (including model condition number) and interpreted estimates cautiously.</w:t>
         </w:r>
-        <w:commentRangeEnd w:id="24"/>
+        <w:commentRangeEnd w:id="75"/>
         <w:r>
           <w:rPr>
             <w:rStyle w:val="af2"/>
             <w:sz w:val="24"/>
             <w:szCs w:val="24"/>
           </w:rPr>
-          <w:commentReference w:id="24"/>
+          <w:commentReference w:id="75"/>
         </w:r>
       </w:ins>
     </w:p>
@@ -950,17 +1397,16 @@
           <w:lang w:eastAsia="ja-JP"/>
         </w:rPr>
       </w:pPr>
-      <w:commentRangeStart w:id="26"/>
-      <w:ins w:id="27" w:author="治輝 齋藤" w:date="2026-04-30T19:43:00Z" w16du:dateUtc="2026-04-30T10:43:00Z">
+      <w:commentRangeStart w:id="77"/>
+      <w:ins w:id="78" w:author="治輝 齋藤" w:date="2026-04-30T19:43:00Z" w16du:dateUtc="2026-04-30T10:43:00Z">
         <w:r>
           <w:rPr>
             <w:lang w:eastAsia="ja-JP"/>
           </w:rPr>
-          <w:lastRenderedPageBreak/>
           <w:t xml:space="preserve">As an additional sensitivity analysis for age-structure confounding, we </w:t>
         </w:r>
       </w:ins>
-      <w:ins w:id="28" w:author="治輝 齋藤" w:date="2026-04-30T20:48:00Z" w16du:dateUtc="2026-04-30T11:48:00Z">
+      <w:ins w:id="79" w:author="治輝 齋藤" w:date="2026-04-30T20:48:00Z" w16du:dateUtc="2026-04-30T11:48:00Z">
         <w:r>
           <w:rPr>
             <w:lang w:eastAsia="ja-JP"/>
@@ -968,7 +1414,7 @@
           <w:t>performed</w:t>
         </w:r>
       </w:ins>
-      <w:ins w:id="29" w:author="治輝 齋藤" w:date="2026-04-30T19:43:00Z" w16du:dateUtc="2026-04-30T10:43:00Z">
+      <w:ins w:id="80" w:author="治輝 齋藤" w:date="2026-04-30T19:43:00Z" w16du:dateUtc="2026-04-30T10:43:00Z">
         <w:r>
           <w:rPr>
             <w:lang w:eastAsia="ja-JP"/>
@@ -976,7 +1422,7 @@
           <w:t xml:space="preserve"> indirect</w:t>
         </w:r>
       </w:ins>
-      <w:ins w:id="30" w:author="治輝 齋藤" w:date="2026-04-30T20:49:00Z" w16du:dateUtc="2026-04-30T11:49:00Z">
+      <w:ins w:id="81" w:author="治輝 齋藤" w:date="2026-04-30T20:49:00Z" w16du:dateUtc="2026-04-30T11:49:00Z">
         <w:r>
           <w:rPr>
             <w:rFonts w:hint="eastAsia"/>
@@ -985,7 +1431,7 @@
           <w:t xml:space="preserve"> </w:t>
         </w:r>
       </w:ins>
-      <w:ins w:id="31" w:author="治輝 齋藤" w:date="2026-04-30T19:43:00Z" w16du:dateUtc="2026-04-30T10:43:00Z">
+      <w:ins w:id="82" w:author="治輝 齋藤" w:date="2026-04-30T19:43:00Z" w16du:dateUtc="2026-04-30T10:43:00Z">
         <w:r>
           <w:rPr>
             <w:lang w:eastAsia="ja-JP"/>
@@ -993,7 +1439,7 @@
           <w:t>standardization for the femur-surgery outcome</w:t>
         </w:r>
       </w:ins>
-      <w:ins w:id="32" w:author="治輝 齋藤" w:date="2026-04-30T20:49:00Z" w16du:dateUtc="2026-04-30T11:49:00Z">
+      <w:ins w:id="83" w:author="治輝 齋藤" w:date="2026-04-30T20:49:00Z" w16du:dateUtc="2026-04-30T11:49:00Z">
         <w:r>
           <w:rPr>
             <w:lang w:eastAsia="ja-JP"/>
@@ -1001,7 +1447,7 @@
           <w:t>. We combined</w:t>
         </w:r>
       </w:ins>
-      <w:ins w:id="33" w:author="治輝 齋藤" w:date="2026-04-30T19:43:00Z" w16du:dateUtc="2026-04-30T10:43:00Z">
+      <w:ins w:id="84" w:author="治輝 齋藤" w:date="2026-04-30T19:43:00Z" w16du:dateUtc="2026-04-30T10:43:00Z">
         <w:r>
           <w:rPr>
             <w:lang w:eastAsia="ja-JP"/>
@@ -1009,7 +1455,7 @@
           <w:t xml:space="preserve"> NDB age-stratified surgery tables </w:t>
         </w:r>
       </w:ins>
-      <w:ins w:id="34" w:author="治輝 齋藤" w:date="2026-04-30T20:49:00Z" w16du:dateUtc="2026-04-30T11:49:00Z">
+      <w:ins w:id="85" w:author="治輝 齋藤" w:date="2026-04-30T20:49:00Z" w16du:dateUtc="2026-04-30T11:49:00Z">
         <w:r>
           <w:rPr>
             <w:lang w:eastAsia="ja-JP"/>
@@ -1017,7 +1463,7 @@
           <w:t>with</w:t>
         </w:r>
       </w:ins>
-      <w:ins w:id="35" w:author="治輝 齋藤" w:date="2026-04-30T19:43:00Z" w16du:dateUtc="2026-04-30T10:43:00Z">
+      <w:ins w:id="86" w:author="治輝 齋藤" w:date="2026-04-30T19:43:00Z" w16du:dateUtc="2026-04-30T10:43:00Z">
         <w:r>
           <w:rPr>
             <w:lang w:eastAsia="ja-JP"/>
@@ -1025,7 +1471,7 @@
           <w:t xml:space="preserve"> 2020 census 5-year age-group population counts from e-Stat. Because disclosure-control masking (`"-"`) was present in age-stratified surgery cells, we prespecified imputation scenarios (`"-" = 0`, `5`, or `9`) and repeated the SIR/ISR workflow for each scenario. For each scenario, we calculated national age-specific surgery rates, expected prefectural counts, SIR, and ISR (SIR × national crude rate)</w:t>
         </w:r>
       </w:ins>
-      <w:ins w:id="36" w:author="治輝 齋藤" w:date="2026-04-30T20:50:00Z" w16du:dateUtc="2026-04-30T11:50:00Z">
+      <w:ins w:id="87" w:author="治輝 齋藤" w:date="2026-04-30T20:50:00Z" w16du:dateUtc="2026-04-30T11:50:00Z">
         <w:r>
           <w:rPr>
             <w:lang w:eastAsia="ja-JP"/>
@@ -1033,7 +1479,7 @@
           <w:t>. We</w:t>
         </w:r>
       </w:ins>
-      <w:ins w:id="37" w:author="治輝 齋藤" w:date="2026-04-30T19:43:00Z" w16du:dateUtc="2026-04-30T10:43:00Z">
+      <w:ins w:id="88" w:author="治輝 齋藤" w:date="2026-04-30T19:43:00Z" w16du:dateUtc="2026-04-30T10:43:00Z">
         <w:r>
           <w:rPr>
             <w:lang w:eastAsia="ja-JP"/>
@@ -1041,7 +1487,7 @@
           <w:t xml:space="preserve"> then regressed ISR on terrain slope with and without covariate adjustment. </w:t>
         </w:r>
       </w:ins>
-      <w:ins w:id="38" w:author="治輝 齋藤" w:date="2026-04-30T20:50:00Z" w16du:dateUtc="2026-04-30T11:50:00Z">
+      <w:ins w:id="89" w:author="治輝 齋藤" w:date="2026-04-30T20:50:00Z" w16du:dateUtc="2026-04-30T11:50:00Z">
         <w:r>
           <w:rPr>
             <w:lang w:eastAsia="ja-JP"/>
@@ -1049,7 +1495,7 @@
           <w:t>These analyses were treated</w:t>
         </w:r>
       </w:ins>
-      <w:ins w:id="39" w:author="治輝 齋藤" w:date="2026-04-30T19:43:00Z" w16du:dateUtc="2026-04-30T10:43:00Z">
+      <w:ins w:id="90" w:author="治輝 齋藤" w:date="2026-04-30T19:43:00Z" w16du:dateUtc="2026-04-30T10:43:00Z">
         <w:r>
           <w:rPr>
             <w:lang w:eastAsia="ja-JP"/>
@@ -1057,8 +1503,8 @@
           <w:t xml:space="preserve"> as sensitivity analyses only (not primary inference), given potential secondary masking.</w:t>
         </w:r>
       </w:ins>
-      <w:commentRangeEnd w:id="26"/>
-      <w:ins w:id="40" w:author="治輝 齋藤" w:date="2026-04-30T20:24:00Z" w16du:dateUtc="2026-04-30T11:24:00Z">
+      <w:commentRangeEnd w:id="77"/>
+      <w:ins w:id="91" w:author="治輝 齋藤" w:date="2026-04-30T20:24:00Z" w16du:dateUtc="2026-04-30T11:24:00Z">
         <w:r>
           <w:rPr>
             <w:rStyle w:val="af2"/>
@@ -1066,7 +1512,7 @@
             <w:szCs w:val="24"/>
             <w:lang w:eastAsia="ja-JP"/>
           </w:rPr>
-          <w:commentReference w:id="26"/>
+          <w:commentReference w:id="77"/>
         </w:r>
       </w:ins>
     </w:p>
@@ -1084,14 +1530,14 @@
         </w:rPr>
         <w:t>All manuscript figures were generated programmatically from study data</w:t>
       </w:r>
-      <w:commentRangeStart w:id="41"/>
+      <w:commentRangeStart w:id="92"/>
       <w:r>
         <w:rPr>
           <w:lang w:eastAsia="ja-JP"/>
         </w:rPr>
         <w:t xml:space="preserve"> (not by image-generative AI tools) </w:t>
       </w:r>
-      <w:commentRangeEnd w:id="41"/>
+      <w:commentRangeEnd w:id="92"/>
       <w:r>
         <w:rPr>
           <w:rStyle w:val="af2"/>
@@ -1099,7 +1545,7 @@
           <w:szCs w:val="24"/>
           <w:lang w:eastAsia="ja-JP"/>
         </w:rPr>
-        <w:commentReference w:id="41"/>
+        <w:commentReference w:id="92"/>
       </w:r>
       <w:r>
         <w:rPr>
@@ -1177,6 +1623,7 @@
         <w:spacing w:line="360" w:lineRule="auto"/>
       </w:pPr>
       <w:r>
+        <w:lastRenderedPageBreak/>
         <w:t>This study used publicly available aggregate data; individual informed consent was not required, and institutional ethics review was not applicable in accordance with Japanese ethical guidelines for epidemiological research.</w:t>
       </w:r>
     </w:p>
@@ -1195,11 +1642,10 @@
         <w:pStyle w:val="1"/>
         <w:spacing w:line="360" w:lineRule="auto"/>
       </w:pPr>
-      <w:bookmarkStart w:id="42" w:name="results-1"/>
-      <w:bookmarkEnd w:id="12"/>
-      <w:bookmarkEnd w:id="19"/>
-      <w:r>
-        <w:lastRenderedPageBreak/>
+      <w:bookmarkStart w:id="93" w:name="results-1"/>
+      <w:bookmarkEnd w:id="40"/>
+      <w:bookmarkEnd w:id="70"/>
+      <w:r>
         <w:t>Results</w:t>
       </w:r>
     </w:p>
@@ -1208,7 +1654,7 @@
         <w:pStyle w:val="2"/>
         <w:spacing w:line="360" w:lineRule="auto"/>
       </w:pPr>
-      <w:bookmarkStart w:id="43" w:name="descriptive-statistics"/>
+      <w:bookmarkStart w:id="94" w:name="descriptive-statistics"/>
       <w:r>
         <w:t>1. Descriptive Statistics</w:t>
       </w:r>
@@ -1264,8 +1710,8 @@
         <w:pStyle w:val="2"/>
         <w:spacing w:line="360" w:lineRule="auto"/>
       </w:pPr>
-      <w:bookmarkStart w:id="44" w:name="correlation-analysis"/>
-      <w:bookmarkEnd w:id="43"/>
+      <w:bookmarkStart w:id="95" w:name="correlation-analysis"/>
+      <w:bookmarkEnd w:id="94"/>
       <w:r>
         <w:t>2. Correlation Analysis</w:t>
       </w:r>
@@ -1278,18 +1724,18 @@
       <w:r>
         <w:t xml:space="preserve">Terrain slope showed a moderate positive correlation with hip fracture surgery </w:t>
       </w:r>
-      <w:commentRangeStart w:id="45"/>
+      <w:commentRangeStart w:id="96"/>
       <w:r>
         <w:t>rate</w:t>
       </w:r>
-      <w:commentRangeEnd w:id="45"/>
+      <w:commentRangeEnd w:id="96"/>
       <w:r>
         <w:rPr>
           <w:rStyle w:val="af2"/>
           <w:sz w:val="24"/>
           <w:szCs w:val="24"/>
         </w:rPr>
-        <w:commentReference w:id="45"/>
+        <w:commentReference w:id="96"/>
       </w:r>
       <w:r>
         <w:t xml:space="preserve"> (r = 0.475, </w:t>
@@ -1317,18 +1763,18 @@
       <w:r>
         <w:t xml:space="preserve">Figure 1 illustrates the bivariate association between terrain slope and hip fracture surgery rate; </w:t>
       </w:r>
-      <w:commentRangeStart w:id="46"/>
+      <w:commentRangeStart w:id="97"/>
       <w:r>
         <w:t>Figure 2</w:t>
       </w:r>
-      <w:commentRangeEnd w:id="46"/>
+      <w:commentRangeEnd w:id="97"/>
       <w:r>
         <w:rPr>
           <w:rStyle w:val="af2"/>
           <w:sz w:val="24"/>
           <w:szCs w:val="24"/>
         </w:rPr>
-        <w:commentReference w:id="46"/>
+        <w:commentReference w:id="97"/>
       </w:r>
       <w:r>
         <w:t xml:space="preserve"> displays the correlation matrix.</w:t>
@@ -1351,7 +1797,11 @@
         <w:t>p</w:t>
       </w:r>
       <w:r>
-        <w:t xml:space="preserve"> &lt; 0.01). In contrast, slope showed a weak negative correlation with fast walking rate (r = −0.264). Slope showed weak and non-significant correlations with humerus fracture rate (r = 0.138) and forearm fracture rate (r = 0.177).</w:t>
+        <w:t xml:space="preserve"> &lt; 0.01). In contrast, slope showed a weak negative correlation with fast walking rate (r = −0.264). Slope showed weak and non-</w:t>
+      </w:r>
+      <w:r>
+        <w:lastRenderedPageBreak/>
+        <w:t>significant correlations with humerus fracture rate (r = 0.138) and forearm fracture rate (r = 0.177).</w:t>
       </w:r>
     </w:p>
     <w:p>
@@ -1359,8 +1809,8 @@
         <w:pStyle w:val="2"/>
         <w:spacing w:line="360" w:lineRule="auto"/>
       </w:pPr>
-      <w:bookmarkStart w:id="47" w:name="regression-analysis-hip-fracture"/>
-      <w:bookmarkEnd w:id="44"/>
+      <w:bookmarkStart w:id="98" w:name="regression-analysis-hip-fracture"/>
+      <w:bookmarkEnd w:id="95"/>
       <w:r>
         <w:t>3. Regression Analysis: Hip Fracture</w:t>
       </w:r>
@@ -1381,11 +1831,7 @@
         <w:t>p</w:t>
       </w:r>
       <w:r>
-        <w:t xml:space="preserve"> = </w:t>
-      </w:r>
-      <w:r>
-        <w:lastRenderedPageBreak/>
-        <w:t xml:space="preserve">0.001). After adjustment for aging rate, fast walking rate, and population density (Model 2), </w:t>
+        <w:t xml:space="preserve"> = 0.001). After adjustment for aging rate, fast walking rate, and population density (Model 2), </w:t>
       </w:r>
       <w:r>
         <w:t xml:space="preserve">the slope coefficient was 3.49 (95% CI, 0.11–6.86; R² = 0.385; </w:t>
@@ -1445,7 +1891,7 @@
         <w:pStyle w:val="a0"/>
         <w:spacing w:line="360" w:lineRule="auto"/>
         <w:rPr>
-          <w:ins w:id="48" w:author="治輝 齋藤" w:date="2026-04-30T20:30:00Z" w16du:dateUtc="2026-04-30T11:30:00Z"/>
+          <w:ins w:id="99" w:author="治輝 齋藤" w:date="2026-04-30T20:30:00Z" w16du:dateUtc="2026-04-30T11:30:00Z"/>
         </w:rPr>
       </w:pPr>
       <w:r>
@@ -1510,14 +1956,14 @@
         </w:rPr>
         <w:t xml:space="preserve"> = 5,000) was −0.03 to 7.09</w:t>
       </w:r>
-      <w:commentRangeStart w:id="49"/>
+      <w:commentRangeStart w:id="100"/>
       <w:r>
         <w:rPr>
           <w:lang w:eastAsia="ja-JP"/>
         </w:rPr>
         <w:t xml:space="preserve"> (both intervals include null)</w:t>
       </w:r>
-      <w:commentRangeEnd w:id="49"/>
+      <w:commentRangeEnd w:id="100"/>
       <w:r>
         <w:rPr>
           <w:rStyle w:val="af2"/>
@@ -1525,7 +1971,7 @@
           <w:szCs w:val="24"/>
           <w:lang w:eastAsia="ja-JP"/>
         </w:rPr>
-        <w:commentReference w:id="49"/>
+        <w:commentReference w:id="100"/>
       </w:r>
       <w:r>
         <w:rPr>
@@ -1542,9 +1988,9 @@
           <w:lang w:eastAsia="ja-JP"/>
         </w:rPr>
       </w:pPr>
-      <w:commentRangeStart w:id="50"/>
-      <w:commentRangeStart w:id="51"/>
-      <w:ins w:id="52" w:author="治輝 齋藤" w:date="2026-04-30T20:30:00Z" w16du:dateUtc="2026-04-30T11:30:00Z">
+      <w:commentRangeStart w:id="101"/>
+      <w:commentRangeStart w:id="102"/>
+      <w:ins w:id="103" w:author="治輝 齋藤" w:date="2026-04-30T20:30:00Z" w16du:dateUtc="2026-04-30T11:30:00Z">
         <w:r>
           <w:rPr>
             <w:lang w:eastAsia="ja-JP"/>
@@ -1607,7 +2053,7 @@
         </w:rPr>
         <w:t>.</w:t>
       </w:r>
-      <w:commentRangeEnd w:id="50"/>
+      <w:commentRangeEnd w:id="101"/>
       <w:r>
         <w:rPr>
           <w:rStyle w:val="af2"/>
@@ -1615,9 +2061,9 @@
           <w:szCs w:val="24"/>
           <w:lang w:eastAsia="ja-JP"/>
         </w:rPr>
-        <w:commentReference w:id="50"/>
-      </w:r>
-      <w:commentRangeEnd w:id="51"/>
+        <w:commentReference w:id="101"/>
+      </w:r>
+      <w:commentRangeEnd w:id="102"/>
       <w:r>
         <w:rPr>
           <w:rStyle w:val="af2"/>
@@ -1625,7 +2071,7 @@
           <w:szCs w:val="24"/>
           <w:lang w:eastAsia="ja-JP"/>
         </w:rPr>
-        <w:commentReference w:id="51"/>
+        <w:commentReference w:id="102"/>
       </w:r>
     </w:p>
     <w:p>
@@ -1633,9 +2079,10 @@
         <w:pStyle w:val="2"/>
         <w:spacing w:line="360" w:lineRule="auto"/>
       </w:pPr>
-      <w:bookmarkStart w:id="53" w:name="X19b7a829deade195ab8e30bfbfddb97c9ee92ae"/>
-      <w:bookmarkEnd w:id="47"/>
-      <w:r>
+      <w:bookmarkStart w:id="104" w:name="X19b7a829deade195ab8e30bfbfddb97c9ee92ae"/>
+      <w:bookmarkEnd w:id="98"/>
+      <w:r>
+        <w:lastRenderedPageBreak/>
         <w:t>4. Regression Analysis: Total, Humerus, and Forearm Fractures</w:t>
       </w:r>
     </w:p>
@@ -1685,11 +2132,7 @@
         <w:t>p</w:t>
       </w:r>
       <w:r>
-        <w:t xml:space="preserve"> = 0.355; Model 2: R² = </w:t>
-      </w:r>
-      <w:r>
-        <w:lastRenderedPageBreak/>
-        <w:t xml:space="preserve">0.107) nor forearm fracture rate (Model 1: </w:t>
+        <w:t xml:space="preserve"> = 0.355; Model 2: R² = 0.107) nor forearm fracture rate (Model 1: </w:t>
       </w:r>
       <w:r>
         <w:rPr>
@@ -1717,9 +2160,9 @@
         <w:pStyle w:val="1"/>
         <w:spacing w:line="360" w:lineRule="auto"/>
       </w:pPr>
-      <w:bookmarkStart w:id="54" w:name="discussion"/>
-      <w:bookmarkEnd w:id="42"/>
-      <w:bookmarkEnd w:id="53"/>
+      <w:bookmarkStart w:id="105" w:name="discussion"/>
+      <w:bookmarkEnd w:id="93"/>
+      <w:bookmarkEnd w:id="104"/>
       <w:r>
         <w:t>Discussion</w:t>
       </w:r>
@@ -1729,7 +2172,7 @@
         <w:pStyle w:val="2"/>
         <w:spacing w:line="360" w:lineRule="auto"/>
       </w:pPr>
-      <w:bookmarkStart w:id="55" w:name="main-findings"/>
+      <w:bookmarkStart w:id="106" w:name="main-findings"/>
       <w:r>
         <w:t>1. Main Findings</w:t>
       </w:r>
@@ -1742,25 +2185,25 @@
       <w:r>
         <w:t xml:space="preserve">This ecological study </w:t>
       </w:r>
-      <w:commentRangeStart w:id="56"/>
-      <w:ins w:id="57" w:author="治輝 齋藤" w:date="2026-04-30T19:12:00Z" w16du:dateUtc="2026-04-30T10:12:00Z">
+      <w:commentRangeStart w:id="107"/>
+      <w:ins w:id="108" w:author="治輝 齋藤" w:date="2026-04-30T19:12:00Z" w16du:dateUtc="2026-04-30T10:12:00Z">
         <w:r>
           <w:t>showed</w:t>
         </w:r>
       </w:ins>
-      <w:del w:id="58" w:author="治輝 齋藤" w:date="2026-04-30T19:12:00Z" w16du:dateUtc="2026-04-30T10:12:00Z">
+      <w:del w:id="109" w:author="治輝 齋藤" w:date="2026-04-30T19:12:00Z" w16du:dateUtc="2026-04-30T10:12:00Z">
         <w:r>
           <w:delText>demonstrated</w:delText>
         </w:r>
       </w:del>
-      <w:commentRangeEnd w:id="56"/>
+      <w:commentRangeEnd w:id="107"/>
       <w:r>
         <w:rPr>
           <w:rStyle w:val="af2"/>
           <w:sz w:val="24"/>
           <w:szCs w:val="24"/>
         </w:rPr>
-        <w:commentReference w:id="56"/>
+        <w:commentReference w:id="107"/>
       </w:r>
       <w:r>
         <w:t xml:space="preserve"> </w:t>
@@ -1793,7 +2236,7 @@
       <w:r>
         <w:t xml:space="preserve">. </w:t>
       </w:r>
-      <w:commentRangeStart w:id="59"/>
+      <w:commentRangeStart w:id="110"/>
       <w:r>
         <w:t xml:space="preserve">Each additional degree of slope </w:t>
       </w:r>
@@ -1816,33 +2259,33 @@
       <w:r>
         <w:t>.</w:t>
       </w:r>
-      <w:commentRangeEnd w:id="59"/>
+      <w:commentRangeEnd w:id="110"/>
       <w:r>
         <w:rPr>
           <w:rStyle w:val="af2"/>
           <w:sz w:val="24"/>
           <w:szCs w:val="24"/>
         </w:rPr>
-        <w:commentReference w:id="59"/>
+        <w:commentReference w:id="110"/>
       </w:r>
       <w:r>
         <w:t xml:space="preserve"> </w:t>
       </w:r>
-      <w:commentRangeStart w:id="60"/>
+      <w:commentRangeStart w:id="111"/>
       <w:r>
         <w:t>The adjusted</w:t>
       </w:r>
       <w:r>
         <w:t xml:space="preserve"> association was specific to hip fractures and was not observed for humerus or forearm fractures.</w:t>
       </w:r>
-      <w:commentRangeEnd w:id="60"/>
+      <w:commentRangeEnd w:id="111"/>
       <w:r>
         <w:rPr>
           <w:rStyle w:val="af2"/>
           <w:sz w:val="24"/>
           <w:szCs w:val="24"/>
         </w:rPr>
-        <w:commentReference w:id="60"/>
+        <w:commentReference w:id="111"/>
       </w:r>
       <w:r>
         <w:t xml:space="preserve"> </w:t>
@@ -1857,18 +2300,18 @@
       <w:r>
         <w:t xml:space="preserve">hese findings suggest that, at the population level, </w:t>
       </w:r>
-      <w:commentRangeStart w:id="61"/>
+      <w:commentRangeStart w:id="112"/>
       <w:r>
         <w:t>steeper habitable terrain</w:t>
       </w:r>
-      <w:commentRangeEnd w:id="61"/>
+      <w:commentRangeEnd w:id="112"/>
       <w:r>
         <w:rPr>
           <w:rStyle w:val="af2"/>
           <w:sz w:val="24"/>
           <w:szCs w:val="24"/>
         </w:rPr>
-        <w:commentReference w:id="61"/>
+        <w:commentReference w:id="112"/>
       </w:r>
       <w:r>
         <w:t xml:space="preserve"> may track hip-specific surgical burden beyond compositional aging and self-reported walking pace</w:t>
@@ -1882,9 +2325,10 @@
         <w:pStyle w:val="2"/>
         <w:spacing w:line="360" w:lineRule="auto"/>
       </w:pPr>
-      <w:bookmarkStart w:id="62" w:name="biological-plausibility"/>
-      <w:bookmarkEnd w:id="55"/>
-      <w:r>
+      <w:bookmarkStart w:id="113" w:name="biological-plausibility"/>
+      <w:bookmarkEnd w:id="106"/>
+      <w:r>
+        <w:lastRenderedPageBreak/>
         <w:t>2. Biological Plausibility</w:t>
       </w:r>
     </w:p>
@@ -1893,11 +2337,11 @@
         <w:pStyle w:val="FirstParagraph"/>
         <w:spacing w:line="360" w:lineRule="auto"/>
       </w:pPr>
-      <w:commentRangeStart w:id="63"/>
+      <w:commentRangeStart w:id="114"/>
       <w:r>
         <w:t xml:space="preserve">The </w:t>
       </w:r>
-      <w:del w:id="64" w:author="治輝 齋藤" w:date="2026-04-30T19:27:00Z" w16du:dateUtc="2026-04-30T10:27:00Z">
+      <w:del w:id="115" w:author="治輝 齋藤" w:date="2026-04-30T19:27:00Z" w16du:dateUtc="2026-04-30T10:27:00Z">
         <w:r>
           <w:delText xml:space="preserve">specificity of the </w:delText>
         </w:r>
@@ -1905,12 +2349,12 @@
       <w:r>
         <w:t xml:space="preserve">slope–fracture association </w:t>
       </w:r>
-      <w:ins w:id="65" w:author="治輝 齋藤" w:date="2026-04-30T19:27:00Z" w16du:dateUtc="2026-04-30T10:27:00Z">
+      <w:ins w:id="116" w:author="治輝 齋藤" w:date="2026-04-30T19:27:00Z" w16du:dateUtc="2026-04-30T10:27:00Z">
         <w:r>
           <w:t>observed for</w:t>
         </w:r>
       </w:ins>
-      <w:del w:id="66" w:author="治輝 齋藤" w:date="2026-04-30T19:27:00Z" w16du:dateUtc="2026-04-30T10:27:00Z">
+      <w:del w:id="117" w:author="治輝 齋藤" w:date="2026-04-30T19:27:00Z" w16du:dateUtc="2026-04-30T10:27:00Z">
         <w:r>
           <w:delText>to</w:delText>
         </w:r>
@@ -1918,7 +2362,7 @@
       <w:r>
         <w:t xml:space="preserve"> the hip </w:t>
       </w:r>
-      <w:ins w:id="67" w:author="治輝 齋藤" w:date="2026-04-30T19:27:00Z" w16du:dateUtc="2026-04-30T10:27:00Z">
+      <w:ins w:id="118" w:author="治輝 齋藤" w:date="2026-04-30T19:27:00Z" w16du:dateUtc="2026-04-30T10:27:00Z">
         <w:r>
           <w:rPr>
             <w:rFonts w:hint="eastAsia"/>
@@ -1927,7 +2371,7 @@
           <w:t>may be</w:t>
         </w:r>
       </w:ins>
-      <w:del w:id="68" w:author="治輝 齋藤" w:date="2026-04-30T19:27:00Z" w16du:dateUtc="2026-04-30T10:27:00Z">
+      <w:del w:id="119" w:author="治輝 齋藤" w:date="2026-04-30T19:27:00Z" w16du:dateUtc="2026-04-30T10:27:00Z">
         <w:r>
           <w:delText>is</w:delText>
         </w:r>
@@ -1935,7 +2379,7 @@
       <w:r>
         <w:t xml:space="preserve"> biologically plausible and </w:t>
       </w:r>
-      <w:ins w:id="69" w:author="治輝 齋藤" w:date="2026-04-30T19:28:00Z" w16du:dateUtc="2026-04-30T10:28:00Z">
+      <w:ins w:id="120" w:author="治輝 齋藤" w:date="2026-04-30T19:28:00Z" w16du:dateUtc="2026-04-30T10:28:00Z">
         <w:r>
           <w:t>may be partly</w:t>
         </w:r>
@@ -1950,7 +2394,7 @@
       <w:r>
         <w:t xml:space="preserve">supported by </w:t>
       </w:r>
-      <w:del w:id="70" w:author="治輝 齋藤" w:date="2026-04-30T19:28:00Z" w16du:dateUtc="2026-04-30T10:28:00Z">
+      <w:del w:id="121" w:author="治輝 齋藤" w:date="2026-04-30T19:28:00Z" w16du:dateUtc="2026-04-30T10:28:00Z">
         <w:r>
           <w:delText xml:space="preserve">extensive </w:delText>
         </w:r>
@@ -1970,12 +2414,12 @@
       <w:r>
         <w:t xml:space="preserve"> which are </w:t>
       </w:r>
-      <w:ins w:id="71" w:author="治輝 齋藤" w:date="2026-04-30T19:28:00Z" w16du:dateUtc="2026-04-30T10:28:00Z">
+      <w:ins w:id="122" w:author="治輝 齋藤" w:date="2026-04-30T19:28:00Z" w16du:dateUtc="2026-04-30T10:28:00Z">
         <w:r>
           <w:t>common</w:t>
         </w:r>
       </w:ins>
-      <w:del w:id="72" w:author="治輝 齋藤" w:date="2026-04-30T19:28:00Z" w16du:dateUtc="2026-04-30T10:28:00Z">
+      <w:del w:id="123" w:author="治輝 齋藤" w:date="2026-04-30T19:28:00Z" w16du:dateUtc="2026-04-30T10:28:00Z">
         <w:r>
           <w:delText>the predominant</w:delText>
         </w:r>
@@ -1983,7 +2427,7 @@
       <w:r>
         <w:t xml:space="preserve"> fall mechanism</w:t>
       </w:r>
-      <w:ins w:id="73" w:author="治輝 齋藤" w:date="2026-04-30T19:32:00Z" w16du:dateUtc="2026-04-30T10:32:00Z">
+      <w:ins w:id="124" w:author="治輝 齋藤" w:date="2026-04-30T19:32:00Z" w16du:dateUtc="2026-04-30T10:32:00Z">
         <w:r>
           <w:rPr>
             <w:rFonts w:hint="eastAsia"/>
@@ -1993,11 +2437,7 @@
         </w:r>
       </w:ins>
       <w:r>
-        <w:t xml:space="preserve"> on inclined surfaces. Real-world video-capture studies of falls in long-term care facilities have demonstrated that lateral </w:t>
-      </w:r>
-      <w:r>
-        <w:lastRenderedPageBreak/>
-        <w:t>landing configuration increases hip fracture risk by 5.5 to 6-fold compared to forward or backward falls, and direct impact to the greater trochanter elevates fracture risk by up to 30-fold.</w:t>
+        <w:t xml:space="preserve"> on inclined surfaces. Real-world video-capture studies of falls in long-term care facilities have demonstrated that lateral landing configuration increases hip fracture risk by 5.5 to 6-fold compared to forward or backward falls, and direct impact to the greater trochanter elevates fracture risk by up to 30-fold.</w:t>
       </w:r>
       <w:r>
         <w:t xml:space="preserve"> </w:t>
@@ -2023,12 +2463,12 @@
       <w:r>
         <w:t xml:space="preserve"> Finite element method (FEM) simulations have further </w:t>
       </w:r>
-      <w:ins w:id="74" w:author="治輝 齋藤" w:date="2026-04-30T19:28:00Z" w16du:dateUtc="2026-04-30T10:28:00Z">
+      <w:ins w:id="125" w:author="治輝 齋藤" w:date="2026-04-30T19:28:00Z" w16du:dateUtc="2026-04-30T10:28:00Z">
         <w:r>
           <w:t>suggested</w:t>
         </w:r>
       </w:ins>
-      <w:del w:id="75" w:author="治輝 齋藤" w:date="2026-04-30T19:28:00Z" w16du:dateUtc="2026-04-30T10:28:00Z">
+      <w:del w:id="126" w:author="治輝 齋藤" w:date="2026-04-30T19:28:00Z" w16du:dateUtc="2026-04-30T10:28:00Z">
         <w:r>
           <w:delText>confirmed</w:delText>
         </w:r>
@@ -2036,12 +2476,12 @@
       <w:r>
         <w:t xml:space="preserve"> that posterolateral and lateral impacts generate maximum tensile and compressive stresses at the superior and inferior aspects of the femoral neck, </w:t>
       </w:r>
-      <w:ins w:id="76" w:author="治輝 齋藤" w:date="2026-04-30T19:29:00Z" w16du:dateUtc="2026-04-30T10:29:00Z">
+      <w:ins w:id="127" w:author="治輝 齋藤" w:date="2026-04-30T19:29:00Z" w16du:dateUtc="2026-04-30T10:29:00Z">
         <w:r>
           <w:t>potentially increasing</w:t>
         </w:r>
       </w:ins>
-      <w:del w:id="77" w:author="治輝 齋藤" w:date="2026-04-30T19:29:00Z" w16du:dateUtc="2026-04-30T10:29:00Z">
+      <w:del w:id="128" w:author="治輝 齋藤" w:date="2026-04-30T19:29:00Z" w16du:dateUtc="2026-04-30T10:29:00Z">
         <w:r>
           <w:delText>maximizing</w:delText>
         </w:r>
@@ -2058,14 +2498,14 @@
         </w:rPr>
         <w:t>[26]</w:t>
       </w:r>
-      <w:commentRangeEnd w:id="63"/>
+      <w:commentRangeEnd w:id="114"/>
       <w:r>
         <w:rPr>
           <w:rStyle w:val="af2"/>
           <w:sz w:val="24"/>
           <w:szCs w:val="24"/>
         </w:rPr>
-        <w:commentReference w:id="63"/>
+        <w:commentReference w:id="114"/>
       </w:r>
     </w:p>
     <w:p>
@@ -2157,6 +2597,7 @@
         <w:spacing w:line="360" w:lineRule="auto"/>
       </w:pPr>
       <w:r>
+        <w:lastRenderedPageBreak/>
         <w:t>In contrast, wrist (forearm) fractures are more commonly caused by protective extension reflexes during forward falls on flat surfaces.</w:t>
       </w:r>
       <w:r>
@@ -2197,11 +2638,7 @@
         <w:t>[31]</w:t>
       </w:r>
       <w:r>
-        <w:t xml:space="preserve"> Similarly, humerus fractures in older adults often result from low-energy obliquely forward falls on level ground and occur in relatively </w:t>
-      </w:r>
-      <w:r>
-        <w:lastRenderedPageBreak/>
-        <w:t>younger, more ambulatory individuals who retain arm-protective reflexes.</w:t>
+        <w:t xml:space="preserve"> Similarly, humerus fractures in older adults often result from low-energy obliquely forward falls on level ground and occur in relatively younger, more ambulatory individuals who retain arm-protective reflexes.</w:t>
       </w:r>
       <w:r>
         <w:t xml:space="preserve"> </w:t>
@@ -2215,8 +2652,8 @@
       <w:r>
         <w:t xml:space="preserve"> The fracture-site specificity observed in our data—significant association with hip fractures but not with humerus or forearm fractures—</w:t>
       </w:r>
-      <w:commentRangeStart w:id="78"/>
-      <w:del w:id="79" w:author="治輝 齋藤" w:date="2026-04-30T20:51:00Z" w16du:dateUtc="2026-04-30T11:51:00Z">
+      <w:commentRangeStart w:id="129"/>
+      <w:del w:id="130" w:author="治輝 齋藤" w:date="2026-04-30T20:51:00Z" w16du:dateUtc="2026-04-30T11:51:00Z">
         <w:r>
           <w:delText xml:space="preserve">thus </w:delText>
         </w:r>
@@ -2224,7 +2661,7 @@
       <w:r>
         <w:t xml:space="preserve">provides internal evidence </w:t>
       </w:r>
-      <w:ins w:id="80" w:author="治輝 齋藤" w:date="2026-04-30T20:52:00Z" w16du:dateUtc="2026-04-30T11:52:00Z">
+      <w:ins w:id="131" w:author="治輝 齋藤" w:date="2026-04-30T20:52:00Z" w16du:dateUtc="2026-04-30T11:52:00Z">
         <w:r>
           <w:t>that is</w:t>
         </w:r>
@@ -2239,12 +2676,12 @@
       <w:r>
         <w:t xml:space="preserve">consistent with </w:t>
       </w:r>
-      <w:del w:id="81" w:author="治輝 齋藤" w:date="2026-04-30T20:52:00Z" w16du:dateUtc="2026-04-30T11:52:00Z">
+      <w:del w:id="132" w:author="治輝 齋藤" w:date="2026-04-30T20:52:00Z" w16du:dateUtc="2026-04-30T11:52:00Z">
         <w:r>
           <w:delText xml:space="preserve">the </w:delText>
         </w:r>
       </w:del>
-      <w:ins w:id="82" w:author="治輝 齋藤" w:date="2026-04-30T20:52:00Z" w16du:dateUtc="2026-04-30T11:52:00Z">
+      <w:ins w:id="133" w:author="治輝 齋藤" w:date="2026-04-30T20:52:00Z" w16du:dateUtc="2026-04-30T11:52:00Z">
         <w:r>
           <w:rPr>
             <w:rFonts w:hint="eastAsia"/>
@@ -2259,12 +2696,12 @@
       <w:r>
         <w:t xml:space="preserve">biomechanical paradigm </w:t>
       </w:r>
-      <w:ins w:id="83" w:author="治輝 齋藤" w:date="2026-04-30T20:52:00Z" w16du:dateUtc="2026-04-30T11:52:00Z">
+      <w:ins w:id="134" w:author="治輝 齋藤" w:date="2026-04-30T20:52:00Z" w16du:dateUtc="2026-04-30T11:52:00Z">
         <w:r>
           <w:t>in which</w:t>
         </w:r>
       </w:ins>
-      <w:del w:id="84" w:author="治輝 齋藤" w:date="2026-04-30T20:52:00Z" w16du:dateUtc="2026-04-30T11:52:00Z">
+      <w:del w:id="135" w:author="治輝 齋藤" w:date="2026-04-30T20:52:00Z" w16du:dateUtc="2026-04-30T11:52:00Z">
         <w:r>
           <w:delText>that</w:delText>
         </w:r>
@@ -2272,7 +2709,7 @@
       <w:r>
         <w:t xml:space="preserve"> terrain slope </w:t>
       </w:r>
-      <w:ins w:id="85" w:author="治輝 齋藤" w:date="2026-04-30T20:52:00Z" w16du:dateUtc="2026-04-30T11:52:00Z">
+      <w:ins w:id="136" w:author="治輝 齋藤" w:date="2026-04-30T20:52:00Z" w16du:dateUtc="2026-04-30T11:52:00Z">
         <w:r>
           <w:rPr>
             <w:rFonts w:hint="eastAsia"/>
@@ -2284,7 +2721,7 @@
       <w:r>
         <w:t>specifically amplif</w:t>
       </w:r>
-      <w:ins w:id="86" w:author="治輝 齋藤" w:date="2026-04-30T20:52:00Z" w16du:dateUtc="2026-04-30T11:52:00Z">
+      <w:ins w:id="137" w:author="治輝 齋藤" w:date="2026-04-30T20:52:00Z" w16du:dateUtc="2026-04-30T11:52:00Z">
         <w:r>
           <w:rPr>
             <w:rFonts w:hint="eastAsia"/>
@@ -2293,7 +2730,7 @@
           <w:t>y</w:t>
         </w:r>
       </w:ins>
-      <w:del w:id="87" w:author="治輝 齋藤" w:date="2026-04-30T20:52:00Z" w16du:dateUtc="2026-04-30T11:52:00Z">
+      <w:del w:id="138" w:author="治輝 齋藤" w:date="2026-04-30T20:52:00Z" w16du:dateUtc="2026-04-30T11:52:00Z">
         <w:r>
           <w:delText>ies</w:delText>
         </w:r>
@@ -2301,14 +2738,14 @@
       <w:r>
         <w:t xml:space="preserve"> lateral fall risk.</w:t>
       </w:r>
-      <w:commentRangeEnd w:id="78"/>
+      <w:commentRangeEnd w:id="129"/>
       <w:r>
         <w:rPr>
           <w:rStyle w:val="af2"/>
           <w:sz w:val="24"/>
           <w:szCs w:val="24"/>
         </w:rPr>
-        <w:commentReference w:id="78"/>
+        <w:commentReference w:id="129"/>
       </w:r>
     </w:p>
     <w:p>
@@ -2316,8 +2753,8 @@
         <w:pStyle w:val="2"/>
         <w:spacing w:line="360" w:lineRule="auto"/>
       </w:pPr>
-      <w:bookmarkStart w:id="88" w:name="comparison-with-previous-studies"/>
-      <w:bookmarkEnd w:id="62"/>
+      <w:bookmarkStart w:id="139" w:name="comparison-with-previous-studies"/>
+      <w:bookmarkEnd w:id="113"/>
       <w:r>
         <w:t>3. Comparison with Previous Studies</w:t>
       </w:r>
@@ -2361,7 +2798,11 @@
         <w:spacing w:line="360" w:lineRule="auto"/>
       </w:pPr>
       <w:r>
-        <w:t>In Asia, a recent retrospective cohort analysis using data from the China Health and Retirement Longitudinal Study (CHARLS) demonstrated that exposure to high altitude and steep terrain was associated with a 1.65-fold elevated hazard ratio for hip fracture, with particularly pronounced effects among overweight individuals and women.</w:t>
+        <w:t xml:space="preserve">In Asia, a recent retrospective cohort analysis using data from the China Health and Retirement Longitudinal Study (CHARLS) demonstrated that exposure to high altitude </w:t>
+      </w:r>
+      <w:r>
+        <w:lastRenderedPageBreak/>
+        <w:t>and steep terrain was associated with a 1.65-fold elevated hazard ratio for hip fracture, with particularly pronounced effects among overweight individuals and women.</w:t>
       </w:r>
       <w:r>
         <w:t xml:space="preserve"> </w:t>
@@ -2394,11 +2835,7 @@
         <w:t>[34]</w:t>
       </w:r>
       <w:r>
-        <w:t xml:space="preserve"> In Japan, Nakamura et </w:t>
-      </w:r>
-      <w:r>
-        <w:lastRenderedPageBreak/>
-        <w:t xml:space="preserve">al. reported that </w:t>
+        <w:t xml:space="preserve"> In Japan, Nakamura et al. reported that </w:t>
       </w:r>
       <w:r>
         <w:t xml:space="preserve">frequent </w:t>
@@ -2421,16 +2858,16 @@
       <w:r>
         <w:t xml:space="preserve"> However, to our knowledge, no prior study has used nationwide DEM data linked to administrative fracture data to quantify the dose-response association between terrain slope and hip fracture rates at the population level in Japan. </w:t>
       </w:r>
-      <w:commentRangeStart w:id="89"/>
+      <w:commentRangeStart w:id="140"/>
       <w:r>
         <w:t xml:space="preserve">Our </w:t>
       </w:r>
-      <w:ins w:id="90" w:author="治輝 齋藤" w:date="2026-04-30T20:55:00Z" w16du:dateUtc="2026-04-30T11:55:00Z">
+      <w:ins w:id="141" w:author="治輝 齋藤" w:date="2026-04-30T20:55:00Z" w16du:dateUtc="2026-04-30T11:55:00Z">
         <w:r>
           <w:t>findings add</w:t>
         </w:r>
       </w:ins>
-      <w:del w:id="91" w:author="治輝 齋藤" w:date="2026-04-30T20:55:00Z" w16du:dateUtc="2026-04-30T11:55:00Z">
+      <w:del w:id="142" w:author="治輝 齋藤" w:date="2026-04-30T20:55:00Z" w16du:dateUtc="2026-04-30T11:55:00Z">
         <w:r>
           <w:delText>study provides the first</w:delText>
         </w:r>
@@ -2438,7 +2875,7 @@
       <w:r>
         <w:t xml:space="preserve"> nationwide quantitative evidence that each one-degree increase in terrain slope is associated with approximately 3.5 additional hip fracture surgeries per 100,000 population, independent of aging rate</w:t>
       </w:r>
-      <w:ins w:id="92" w:author="治輝 齋藤" w:date="2026-04-30T20:55:00Z" w16du:dateUtc="2026-04-30T11:55:00Z">
+      <w:ins w:id="143" w:author="治輝 齋藤" w:date="2026-04-30T20:55:00Z" w16du:dateUtc="2026-04-30T11:55:00Z">
         <w:r>
           <w:t xml:space="preserve"> in the primary model</w:t>
         </w:r>
@@ -2446,7 +2883,7 @@
       <w:r>
         <w:t xml:space="preserve">. This quantitative estimate </w:t>
       </w:r>
-      <w:del w:id="93" w:author="治輝 齋藤" w:date="2026-04-30T20:56:00Z" w16du:dateUtc="2026-04-30T11:56:00Z">
+      <w:del w:id="144" w:author="治輝 齋藤" w:date="2026-04-30T20:56:00Z" w16du:dateUtc="2026-04-30T11:56:00Z">
         <w:r>
           <w:delText xml:space="preserve">is novel and </w:delText>
         </w:r>
@@ -2461,12 +2898,12 @@
       <w:r>
         <w:t xml:space="preserve">contribute to the global evidence base for terrain as a modifiable environmental </w:t>
       </w:r>
-      <w:ins w:id="94" w:author="治輝 齋藤" w:date="2026-04-30T20:56:00Z" w16du:dateUtc="2026-04-30T11:56:00Z">
+      <w:ins w:id="145" w:author="治輝 齋藤" w:date="2026-04-30T20:56:00Z" w16du:dateUtc="2026-04-30T11:56:00Z">
         <w:r>
           <w:t>correlate of fracture burden</w:t>
         </w:r>
       </w:ins>
-      <w:del w:id="95" w:author="治輝 齋藤" w:date="2026-04-30T20:56:00Z" w16du:dateUtc="2026-04-30T11:56:00Z">
+      <w:del w:id="146" w:author="治輝 齋藤" w:date="2026-04-30T20:56:00Z" w16du:dateUtc="2026-04-30T11:56:00Z">
         <w:r>
           <w:delText>risk factor</w:delText>
         </w:r>
@@ -2474,14 +2911,14 @@
       <w:r>
         <w:t>.</w:t>
       </w:r>
-      <w:commentRangeEnd w:id="89"/>
+      <w:commentRangeEnd w:id="140"/>
       <w:r>
         <w:rPr>
           <w:rStyle w:val="af2"/>
           <w:sz w:val="24"/>
           <w:szCs w:val="24"/>
         </w:rPr>
-        <w:commentReference w:id="89"/>
+        <w:commentReference w:id="140"/>
       </w:r>
     </w:p>
     <w:p>
@@ -2489,8 +2926,8 @@
         <w:pStyle w:val="2"/>
         <w:spacing w:line="360" w:lineRule="auto"/>
       </w:pPr>
-      <w:bookmarkStart w:id="96" w:name="role-of-aging-rate"/>
-      <w:bookmarkEnd w:id="88"/>
+      <w:bookmarkStart w:id="147" w:name="role-of-aging-rate"/>
+      <w:bookmarkEnd w:id="139"/>
       <w:r>
         <w:t>4. Role of Aging Rate</w:t>
       </w:r>
@@ -2523,7 +2960,11 @@
         <w:t>[35, 36, 37]</w:t>
       </w:r>
       <w:r>
-        <w:t xml:space="preserve"> Older adults in these high-slope prefectures thus face a double burden: the physical challenge of navigating harsh terrain on a daily basis (environmental hazard) and the social isolation and lack of medical access associated with rural depopulation (social determinants of health).</w:t>
+        <w:t xml:space="preserve"> Older adults in these high-slope prefectures thus face a double burden: the physical challenge of navigating harsh terrain on a daily basis (environmental </w:t>
+      </w:r>
+      <w:r>
+        <w:lastRenderedPageBreak/>
+        <w:t>hazard) and the social isolation and lack of medical access associated with rural depopulation (social determinants of health).</w:t>
       </w:r>
       <w:r>
         <w:t xml:space="preserve"> </w:t>
@@ -2540,7 +2981,7 @@
         <w:pStyle w:val="a0"/>
         <w:spacing w:line="360" w:lineRule="auto"/>
       </w:pPr>
-      <w:commentRangeStart w:id="97"/>
+      <w:commentRangeStart w:id="148"/>
       <w:r>
         <w:t xml:space="preserve">The </w:t>
       </w:r>
@@ -2562,12 +3003,12 @@
       <w:r>
         <w:t xml:space="preserve"> a risk </w:t>
       </w:r>
-      <w:ins w:id="98" w:author="治輝 齋藤" w:date="2026-04-30T20:57:00Z" w16du:dateUtc="2026-04-30T11:57:00Z">
+      <w:ins w:id="149" w:author="治輝 齋藤" w:date="2026-04-30T20:57:00Z" w16du:dateUtc="2026-04-30T11:57:00Z">
         <w:r>
           <w:t>correlate</w:t>
         </w:r>
       </w:ins>
-      <w:del w:id="99" w:author="治輝 齋藤" w:date="2026-04-30T20:57:00Z" w16du:dateUtc="2026-04-30T11:57:00Z">
+      <w:del w:id="150" w:author="治輝 齋藤" w:date="2026-04-30T20:57:00Z" w16du:dateUtc="2026-04-30T11:57:00Z">
         <w:r>
           <w:delText>factor</w:delText>
         </w:r>
@@ -2581,7 +3022,7 @@
       <w:r>
         <w:t xml:space="preserve">. This finding has practical implications: even within the context of Japan’s nationwide aging, geographic topography </w:t>
       </w:r>
-      <w:ins w:id="100" w:author="治輝 齋藤" w:date="2026-04-30T20:58:00Z" w16du:dateUtc="2026-04-30T11:58:00Z">
+      <w:ins w:id="151" w:author="治輝 齋藤" w:date="2026-04-30T20:58:00Z" w16du:dateUtc="2026-04-30T11:58:00Z">
         <w:r>
           <w:rPr>
             <w:rFonts w:hint="eastAsia"/>
@@ -2593,7 +3034,7 @@
       <w:r>
         <w:t>represent</w:t>
       </w:r>
-      <w:del w:id="101" w:author="治輝 齋藤" w:date="2026-04-30T20:58:00Z" w16du:dateUtc="2026-04-30T11:58:00Z">
+      <w:del w:id="152" w:author="治輝 齋藤" w:date="2026-04-30T20:58:00Z" w16du:dateUtc="2026-04-30T11:58:00Z">
         <w:r>
           <w:delText>s</w:delText>
         </w:r>
@@ -2601,7 +3042,7 @@
       <w:r>
         <w:t xml:space="preserve"> an additional and </w:t>
       </w:r>
-      <w:ins w:id="102" w:author="治輝 齋藤" w:date="2026-04-30T20:58:00Z" w16du:dateUtc="2026-04-30T11:58:00Z">
+      <w:ins w:id="153" w:author="治輝 齋藤" w:date="2026-04-30T20:58:00Z" w16du:dateUtc="2026-04-30T11:58:00Z">
         <w:r>
           <w:t>potentially</w:t>
         </w:r>
@@ -2616,7 +3057,7 @@
       <w:r>
         <w:t xml:space="preserve">modifiable layer of fracture risk. Terrain slope </w:t>
       </w:r>
-      <w:ins w:id="103" w:author="治輝 齋藤" w:date="2026-04-30T20:58:00Z" w16du:dateUtc="2026-04-30T11:58:00Z">
+      <w:ins w:id="154" w:author="治輝 齋藤" w:date="2026-04-30T20:58:00Z" w16du:dateUtc="2026-04-30T11:58:00Z">
         <w:r>
           <w:rPr>
             <w:rFonts w:hint="eastAsia"/>
@@ -2625,7 +3066,7 @@
           <w:t>may</w:t>
         </w:r>
       </w:ins>
-      <w:del w:id="104" w:author="治輝 齋藤" w:date="2026-04-30T20:58:00Z" w16du:dateUtc="2026-04-30T11:58:00Z">
+      <w:del w:id="155" w:author="治輝 齋藤" w:date="2026-04-30T20:58:00Z" w16du:dateUtc="2026-04-30T11:58:00Z">
         <w:r>
           <w:delText>is</w:delText>
         </w:r>
@@ -2633,7 +3074,7 @@
       <w:r>
         <w:t xml:space="preserve"> not </w:t>
       </w:r>
-      <w:ins w:id="105" w:author="治輝 齋藤" w:date="2026-04-30T20:58:00Z" w16du:dateUtc="2026-04-30T11:58:00Z">
+      <w:ins w:id="156" w:author="治輝 齋藤" w:date="2026-04-30T20:58:00Z" w16du:dateUtc="2026-04-30T11:58:00Z">
         <w:r>
           <w:rPr>
             <w:rFonts w:hint="eastAsia"/>
@@ -2645,12 +3086,12 @@
       <w:r>
         <w:t>merely a proxy for aging</w:t>
       </w:r>
-      <w:ins w:id="106" w:author="治輝 齋藤" w:date="2026-04-30T20:59:00Z" w16du:dateUtc="2026-04-30T11:59:00Z">
+      <w:ins w:id="157" w:author="治輝 齋藤" w:date="2026-04-30T20:59:00Z" w16du:dateUtc="2026-04-30T11:59:00Z">
         <w:r>
           <w:t xml:space="preserve"> and may represent</w:t>
         </w:r>
       </w:ins>
-      <w:del w:id="107" w:author="治輝 齋藤" w:date="2026-04-30T20:59:00Z" w16du:dateUtc="2026-04-30T11:59:00Z">
+      <w:del w:id="158" w:author="治輝 齋藤" w:date="2026-04-30T20:59:00Z" w16du:dateUtc="2026-04-30T11:59:00Z">
         <w:r>
           <w:delText>, but</w:delText>
         </w:r>
@@ -2658,12 +3099,12 @@
       <w:r>
         <w:t xml:space="preserve"> an </w:t>
       </w:r>
-      <w:ins w:id="108" w:author="治輝 齋藤" w:date="2026-04-30T20:59:00Z" w16du:dateUtc="2026-04-30T11:59:00Z">
+      <w:ins w:id="159" w:author="治輝 齋藤" w:date="2026-04-30T20:59:00Z" w16du:dateUtc="2026-04-30T11:59:00Z">
         <w:r>
           <w:t>additional</w:t>
         </w:r>
       </w:ins>
-      <w:del w:id="109" w:author="治輝 齋藤" w:date="2026-04-30T20:59:00Z" w16du:dateUtc="2026-04-30T11:59:00Z">
+      <w:del w:id="160" w:author="治輝 齋藤" w:date="2026-04-30T20:59:00Z" w16du:dateUtc="2026-04-30T11:59:00Z">
         <w:r>
           <w:delText>independent</w:delText>
         </w:r>
@@ -2671,12 +3112,12 @@
       <w:r>
         <w:t xml:space="preserve"> environmental </w:t>
       </w:r>
-      <w:ins w:id="110" w:author="治輝 齋藤" w:date="2026-04-30T20:59:00Z" w16du:dateUtc="2026-04-30T11:59:00Z">
+      <w:ins w:id="161" w:author="治輝 齋藤" w:date="2026-04-30T20:59:00Z" w16du:dateUtc="2026-04-30T11:59:00Z">
         <w:r>
           <w:t>correlate</w:t>
         </w:r>
       </w:ins>
-      <w:del w:id="111" w:author="治輝 齋藤" w:date="2026-04-30T20:59:00Z" w16du:dateUtc="2026-04-30T11:59:00Z">
+      <w:del w:id="162" w:author="治輝 齋藤" w:date="2026-04-30T20:59:00Z" w16du:dateUtc="2026-04-30T11:59:00Z">
         <w:r>
           <w:delText>hazard</w:delText>
         </w:r>
@@ -2684,13 +3125,12 @@
       <w:r>
         <w:t xml:space="preserve"> that </w:t>
       </w:r>
-      <w:ins w:id="112" w:author="治輝 齋藤" w:date="2026-04-30T20:59:00Z" w16du:dateUtc="2026-04-30T11:59:00Z">
-        <w:r>
-          <w:lastRenderedPageBreak/>
+      <w:ins w:id="163" w:author="治輝 齋藤" w:date="2026-04-30T20:59:00Z" w16du:dateUtc="2026-04-30T11:59:00Z">
+        <w:r>
           <w:t>could contribute to functional decline</w:t>
         </w:r>
       </w:ins>
-      <w:del w:id="113" w:author="治輝 齋藤" w:date="2026-04-30T20:59:00Z" w16du:dateUtc="2026-04-30T11:59:00Z">
+      <w:del w:id="164" w:author="治輝 齋藤" w:date="2026-04-30T20:59:00Z" w16du:dateUtc="2026-04-30T11:59:00Z">
         <w:r>
           <w:delText>chronically erodes physical function</w:delText>
         </w:r>
@@ -2698,33 +3138,33 @@
       <w:r>
         <w:t xml:space="preserve"> among rural-dwelling older adults.</w:t>
       </w:r>
-      <w:commentRangeEnd w:id="97"/>
+      <w:commentRangeEnd w:id="148"/>
       <w:r>
         <w:rPr>
           <w:rStyle w:val="af2"/>
           <w:sz w:val="24"/>
           <w:szCs w:val="24"/>
         </w:rPr>
-        <w:commentReference w:id="97"/>
-      </w:r>
-      <w:ins w:id="114" w:author="治輝 齋藤" w:date="2026-04-30T20:32:00Z" w16du:dateUtc="2026-04-30T11:32:00Z">
+        <w:commentReference w:id="148"/>
+      </w:r>
+      <w:ins w:id="165" w:author="治輝 齋藤" w:date="2026-04-30T20:32:00Z" w16du:dateUtc="2026-04-30T11:32:00Z">
         <w:r>
           <w:t xml:space="preserve"> </w:t>
         </w:r>
-        <w:commentRangeStart w:id="115"/>
+        <w:commentRangeStart w:id="166"/>
         <w:r>
           <w:t>Given public-data masking in age-stratified surgery tables, we interpret age-structure robustness primarily from the consistency of adjusted ecological models and from imputation-based sensitivity analyses, while acknowledging that full indirect standardization without imputation is not feasible with the current open dataset.</w:t>
         </w:r>
       </w:ins>
-      <w:commentRangeEnd w:id="115"/>
-      <w:ins w:id="116" w:author="治輝 齋藤" w:date="2026-04-30T20:33:00Z" w16du:dateUtc="2026-04-30T11:33:00Z">
+      <w:commentRangeEnd w:id="166"/>
+      <w:ins w:id="167" w:author="治輝 齋藤" w:date="2026-04-30T20:33:00Z" w16du:dateUtc="2026-04-30T11:33:00Z">
         <w:r>
           <w:rPr>
             <w:rStyle w:val="af2"/>
             <w:sz w:val="24"/>
             <w:szCs w:val="24"/>
           </w:rPr>
-          <w:commentReference w:id="115"/>
+          <w:commentReference w:id="166"/>
         </w:r>
       </w:ins>
     </w:p>
@@ -2733,8 +3173,8 @@
         <w:pStyle w:val="2"/>
         <w:spacing w:line="360" w:lineRule="auto"/>
       </w:pPr>
-      <w:bookmarkStart w:id="117" w:name="walking-speed-as-a-mediator"/>
-      <w:bookmarkEnd w:id="96"/>
+      <w:bookmarkStart w:id="168" w:name="walking-speed-as-a-mediator"/>
+      <w:bookmarkEnd w:id="147"/>
       <w:r>
         <w:t>5. Walking Speed as a Mediator</w:t>
       </w:r>
@@ -2811,7 +3251,11 @@
         <w:t xml:space="preserve">In our ecological data, terrain slope was negatively correlated with prefecture-level fast walking rate (r = −0.264), consistent with residents of steeper prefectures reporting slower habitual walking on average. </w:t>
       </w:r>
       <w:r>
-        <w:t>When confronted with uneven or sloped terrain, older adults unconsciously adopt cautious gait strategies, reducing step length and cadence to enhance stability, which results in substantially slower walking speeds.</w:t>
+        <w:t xml:space="preserve">When confronted with uneven or sloped terrain, older adults unconsciously adopt cautious gait strategies, reducing step </w:t>
+      </w:r>
+      <w:r>
+        <w:lastRenderedPageBreak/>
+        <w:t>length and cadence to enhance stability, which results in substantially slower walking speeds.</w:t>
       </w:r>
       <w:r>
         <w:t xml:space="preserve"> </w:t>
@@ -2825,18 +3269,18 @@
       <w:r>
         <w:t xml:space="preserve"> </w:t>
       </w:r>
-      <w:commentRangeStart w:id="118"/>
+      <w:commentRangeStart w:id="169"/>
       <w:r>
         <w:t>Older adults residing in high-slope regions are exposed to such challenging terrain daily during shopping and outdoor activities, leading to chronic fear of falling, reduced outdoor activity, and progressive deconditioning (disuse muscle atrophy).</w:t>
       </w:r>
-      <w:commentRangeEnd w:id="118"/>
+      <w:commentRangeEnd w:id="169"/>
       <w:r>
         <w:rPr>
           <w:rStyle w:val="af2"/>
           <w:sz w:val="24"/>
           <w:szCs w:val="24"/>
         </w:rPr>
-        <w:commentReference w:id="118"/>
+        <w:commentReference w:id="169"/>
       </w:r>
       <w:r>
         <w:t xml:space="preserve"> </w:t>
@@ -2859,7 +3303,7 @@
       <w:r>
         <w:t xml:space="preserve">the multivariable OLS coefficient for fast walking rate was </w:t>
       </w:r>
-      <w:del w:id="119" w:author="治輝 齋藤" w:date="2026-04-30T18:39:00Z" w16du:dateUtc="2026-04-30T09:39:00Z">
+      <w:del w:id="170" w:author="治輝 齋藤" w:date="2026-04-30T18:39:00Z" w16du:dateUtc="2026-04-30T09:39:00Z">
         <w:r>
           <w:delText>**</w:delText>
         </w:r>
@@ -2867,17 +3311,13 @@
       <w:r>
         <w:t>positive</w:t>
       </w:r>
-      <w:del w:id="120" w:author="治輝 齋藤" w:date="2026-04-30T18:39:00Z" w16du:dateUtc="2026-04-30T09:39:00Z">
+      <w:del w:id="171" w:author="治輝 齋藤" w:date="2026-04-30T18:39:00Z" w16du:dateUtc="2026-04-30T09:39:00Z">
         <w:r>
           <w:delText>**</w:delText>
         </w:r>
       </w:del>
       <w:r>
-        <w:t xml:space="preserve"> (β = 2.02 per 1 percentage-point increase in fast walking), which is difficult to interpret as a causal protective effect at prefecture resolution and is not the individual-level association described in cohort studies. Inference for this coefficient was sensitive to </w:t>
-      </w:r>
-      <w:r>
-        <w:lastRenderedPageBreak/>
-        <w:t xml:space="preserve">standard error choice (conventional </w:t>
+        <w:t xml:space="preserve"> (β = 2.02 per 1 percentage-point increase in fast walking), which is difficult to interpret as a causal protective effect at prefecture resolution and is not the individual-level association described in cohort studies. Inference for this coefficient was sensitive to standard error choice (conventional </w:t>
       </w:r>
       <w:r>
         <w:rPr>
@@ -2899,19 +3339,19 @@
       <w:r>
         <w:t xml:space="preserve"> = 0.022). Plausible drivers include ecological bias, aggregation of a 40–74-year screening metric to represent regions where hip fractures concentrate among the oldest-old, and confounding by unmeasured healthcare and reporting behaviors. </w:t>
       </w:r>
-      <w:commentRangeStart w:id="121"/>
-      <w:ins w:id="122" w:author="治輝 齋藤" w:date="2026-04-30T18:41:00Z" w16du:dateUtc="2026-04-30T09:41:00Z">
+      <w:commentRangeStart w:id="172"/>
+      <w:ins w:id="173" w:author="治輝 齋藤" w:date="2026-04-30T18:41:00Z" w16du:dateUtc="2026-04-30T09:41:00Z">
         <w:r>
           <w:t xml:space="preserve">Because only the 40–74-year questionnaire aggregate is publicly available, we treated this variable as a contextual covariate and not as a direct proxy for hip fracture risk in the oldest age groups. </w:t>
         </w:r>
-        <w:commentRangeEnd w:id="121"/>
+        <w:commentRangeEnd w:id="172"/>
         <w:r>
           <w:rPr>
             <w:rStyle w:val="af2"/>
             <w:sz w:val="24"/>
             <w:szCs w:val="24"/>
           </w:rPr>
-          <w:commentReference w:id="121"/>
+          <w:commentReference w:id="172"/>
         </w:r>
       </w:ins>
       <w:r>
@@ -2926,8 +3366,8 @@
         <w:pStyle w:val="2"/>
         <w:spacing w:line="360" w:lineRule="auto"/>
       </w:pPr>
-      <w:bookmarkStart w:id="123" w:name="policy-implications"/>
-      <w:bookmarkEnd w:id="117"/>
+      <w:bookmarkStart w:id="174" w:name="policy-implications"/>
+      <w:bookmarkEnd w:id="168"/>
       <w:r>
         <w:t>6. Policy Implications</w:t>
       </w:r>
@@ -2957,7 +3397,14 @@
         <w:rPr>
           <w:lang w:eastAsia="ja-JP"/>
         </w:rPr>
-        <w:t>[4, 42, 43]</w:t>
+        <w:t xml:space="preserve">[4, </w:t>
+      </w:r>
+      <w:r>
+        <w:rPr>
+          <w:lang w:eastAsia="ja-JP"/>
+        </w:rPr>
+        <w:lastRenderedPageBreak/>
+        <w:t>42, 43]</w:t>
       </w:r>
       <w:r>
         <w:t xml:space="preserve"> Acute care costs for hip fracture treatment reached approximately 1,000 billion yen in 2021,</w:t>
@@ -3010,11 +3457,7 @@
         <w:t>[45, 46]</w:t>
       </w:r>
       <w:r>
-        <w:t xml:space="preserve"> However, research has shown that physical activity behavior is strongly dependent on neighborhood environmental </w:t>
-      </w:r>
-      <w:r>
-        <w:lastRenderedPageBreak/>
-        <w:t>features (sidewalk availability, safety, topography), not individual motivation alone.</w:t>
+        <w:t xml:space="preserve"> However, research has shown that physical activity behavior is strongly dependent on neighborhood environmental features (sidewalk availability, safety, topography), not individual motivation alone.</w:t>
       </w:r>
       <w:r>
         <w:t xml:space="preserve"> </w:t>
@@ -3046,18 +3489,18 @@
       <w:r>
         <w:t xml:space="preserve">Second, housing modification subsidies targeting high-slope prefectures—such as installation of handrails on outdoor pathways and anti-slip surface materials—could reduce the environmental contribution to fall risk. Third, urban planning guidelines for mountainous communities should explicitly incorporate slope gradient as a factor in pedestrian infrastructure design, particularly in areas with high proportions of older residents. Given the irreversible demographic aging in rural Japan, these upstream environmental interventions represent </w:t>
       </w:r>
-      <w:commentRangeStart w:id="124"/>
+      <w:commentRangeStart w:id="175"/>
       <w:r>
         <w:t>cost-effective</w:t>
       </w:r>
-      <w:commentRangeEnd w:id="124"/>
+      <w:commentRangeEnd w:id="175"/>
       <w:r>
         <w:rPr>
           <w:rStyle w:val="af2"/>
           <w:sz w:val="24"/>
           <w:szCs w:val="24"/>
         </w:rPr>
-        <w:commentReference w:id="124"/>
+        <w:commentReference w:id="175"/>
       </w:r>
       <w:r>
         <w:t xml:space="preserve"> strategies to mitigate the downstream burden of fragility fractures.</w:t>
@@ -3068,9 +3511,10 @@
         <w:pStyle w:val="2"/>
         <w:spacing w:line="360" w:lineRule="auto"/>
       </w:pPr>
-      <w:bookmarkStart w:id="125" w:name="strengths"/>
-      <w:bookmarkEnd w:id="123"/>
-      <w:r>
+      <w:bookmarkStart w:id="176" w:name="strengths"/>
+      <w:bookmarkEnd w:id="174"/>
+      <w:r>
+        <w:lastRenderedPageBreak/>
         <w:t>7. Strengths</w:t>
       </w:r>
     </w:p>
@@ -3088,10 +3532,9 @@
         <w:pStyle w:val="2"/>
         <w:spacing w:line="360" w:lineRule="auto"/>
       </w:pPr>
-      <w:bookmarkStart w:id="126" w:name="limitations"/>
-      <w:bookmarkEnd w:id="125"/>
-      <w:r>
-        <w:lastRenderedPageBreak/>
+      <w:bookmarkStart w:id="177" w:name="limitations"/>
+      <w:bookmarkEnd w:id="176"/>
+      <w:r>
         <w:t>8. Limitations</w:t>
       </w:r>
     </w:p>
@@ -3121,56 +3564,60 @@
         <w:pStyle w:val="a0"/>
         <w:spacing w:line="360" w:lineRule="auto"/>
       </w:pPr>
-      <w:bookmarkStart w:id="127" w:name="_Hlk228469400"/>
+      <w:bookmarkStart w:id="178" w:name="_Hlk228469400"/>
       <w:r>
         <w:t xml:space="preserve">Second, </w:t>
       </w:r>
-      <w:commentRangeStart w:id="128"/>
-      <w:ins w:id="129" w:author="治輝 齋藤" w:date="2026-04-30T18:02:00Z" w16du:dateUtc="2026-04-30T09:02:00Z">
+      <w:commentRangeStart w:id="179"/>
+      <w:ins w:id="180" w:author="治輝 齋藤" w:date="2026-04-30T18:02:00Z" w16du:dateUtc="2026-04-30T09:02:00Z">
         <w:r>
           <w:t xml:space="preserve">our outcome reflects surgery rates rather than true fracture incidence. Although hip fractures are usually treated surgically, prefectural variation in treatment decisions, referral patterns, and access to operative care may influence observed rates independently of fracture occurrence. Third, </w:t>
         </w:r>
       </w:ins>
-      <w:commentRangeEnd w:id="128"/>
-      <w:ins w:id="130" w:author="治輝 齋藤" w:date="2026-04-30T18:04:00Z" w16du:dateUtc="2026-04-30T09:04:00Z">
+      <w:commentRangeEnd w:id="179"/>
+      <w:ins w:id="181" w:author="治輝 齋藤" w:date="2026-04-30T18:04:00Z" w16du:dateUtc="2026-04-30T09:04:00Z">
         <w:r>
           <w:rPr>
             <w:rStyle w:val="af2"/>
             <w:sz w:val="24"/>
             <w:szCs w:val="24"/>
           </w:rPr>
-          <w:commentReference w:id="128"/>
+          <w:commentReference w:id="179"/>
         </w:r>
       </w:ins>
       <w:r>
         <w:t xml:space="preserve">the cross-sectional design precludes causal inference. Although reverse causation is unlikely for a fixed environmental exposure such as terrain slope, residual confounding by unmeasured variables cannot be excluded. </w:t>
       </w:r>
-      <w:ins w:id="131" w:author="治輝 齋藤" w:date="2026-04-30T18:03:00Z" w16du:dateUtc="2026-04-30T09:03:00Z">
+      <w:ins w:id="182" w:author="治輝 齋藤" w:date="2026-04-30T18:03:00Z" w16du:dateUtc="2026-04-30T09:03:00Z">
         <w:r>
           <w:t>Fourth</w:t>
         </w:r>
       </w:ins>
-      <w:del w:id="132" w:author="治輝 齋藤" w:date="2026-04-30T18:03:00Z" w16du:dateUtc="2026-04-30T09:03:00Z">
+      <w:del w:id="183" w:author="治輝 齋藤" w:date="2026-04-30T18:03:00Z" w16du:dateUtc="2026-04-30T09:03:00Z">
         <w:r>
           <w:delText>Third</w:delText>
         </w:r>
       </w:del>
       <w:r>
-        <w:t xml:space="preserve">, important unmeasured confounders—including individual-level socioeconomic status, healthcare access (e.g., prefectural orthopedic surgeon density, distance to emergency hospitals), nutritional status (calcium and vitamin D intake), bone mineral density (BMD), </w:t>
-      </w:r>
-      <w:commentRangeStart w:id="133"/>
-      <w:ins w:id="134" w:author="治輝 齋藤" w:date="2026-04-30T18:09:00Z" w16du:dateUtc="2026-04-30T09:09:00Z">
+        <w:t xml:space="preserve">, important unmeasured confounders—including individual-level socioeconomic status, healthcare access (e.g., prefectural </w:t>
+      </w:r>
+      <w:r>
+        <w:lastRenderedPageBreak/>
+        <w:t xml:space="preserve">orthopedic surgeon density, distance to emergency hospitals), nutritional status (calcium and vitamin D intake), bone mineral density (BMD), </w:t>
+      </w:r>
+      <w:commentRangeStart w:id="184"/>
+      <w:ins w:id="185" w:author="治輝 齋藤" w:date="2026-04-30T18:09:00Z" w16du:dateUtc="2026-04-30T09:09:00Z">
         <w:r>
           <w:t xml:space="preserve">climate (snowfall and icing), </w:t>
         </w:r>
-        <w:commentRangeEnd w:id="133"/>
+        <w:commentRangeEnd w:id="184"/>
         <w:r>
           <w:rPr>
             <w:rStyle w:val="af2"/>
             <w:sz w:val="24"/>
             <w:szCs w:val="24"/>
           </w:rPr>
-          <w:commentReference w:id="133"/>
+          <w:commentReference w:id="184"/>
         </w:r>
       </w:ins>
       <w:r>
@@ -3182,24 +3629,17 @@
         <w:pStyle w:val="a0"/>
         <w:spacing w:line="360" w:lineRule="auto"/>
       </w:pPr>
-      <w:commentRangeStart w:id="135"/>
-      <w:ins w:id="136" w:author="治輝 齋藤" w:date="2026-04-30T20:36:00Z" w16du:dateUtc="2026-04-30T11:36:00Z">
+      <w:commentRangeStart w:id="186"/>
+      <w:ins w:id="187" w:author="治輝 齋藤" w:date="2026-04-30T20:36:00Z" w16du:dateUtc="2026-04-30T11:36:00Z">
         <w:r>
           <w:rPr>
             <w:lang w:eastAsia="ja-JP"/>
           </w:rPr>
-          <w:t xml:space="preserve">Fifth, age-standardization sensitivity results relied on imputation of masked (`"-"`) cells in publicly released age-stratified surgery tables. Although directionality was robust across `0/5/9` scenarios, effect size depended on masking assumptions, and secondary masking rules imply that some masked cells may not correspond strictly </w:t>
-        </w:r>
-        <w:r>
-          <w:rPr>
-            <w:lang w:eastAsia="ja-JP"/>
-          </w:rPr>
-          <w:lastRenderedPageBreak/>
-          <w:t>to the nominal `&lt;10` range. Therefore, these SIR/ISR analyses should be interpreted as robustness checks rather than definitive age-standardized estimates.</w:t>
+          <w:t>Fifth, age-standardization sensitivity results relied on imputation of masked (`"-"`) cells in publicly released age-stratified surgery tables. Although directionality was robust across `0/5/9` scenarios, effect size depended on masking assumptions, and secondary masking rules imply that some masked cells may not correspond strictly to the nominal `&lt;10` range. Therefore, these SIR/ISR analyses should be interpreted as robustness checks rather than definitive age-standardized estimates.</w:t>
         </w:r>
       </w:ins>
-      <w:commentRangeEnd w:id="135"/>
-      <w:ins w:id="137" w:author="治輝 齋藤" w:date="2026-04-30T20:37:00Z" w16du:dateUtc="2026-04-30T11:37:00Z">
+      <w:commentRangeEnd w:id="186"/>
+      <w:ins w:id="188" w:author="治輝 齋藤" w:date="2026-04-30T20:37:00Z" w16du:dateUtc="2026-04-30T11:37:00Z">
         <w:r>
           <w:rPr>
             <w:rStyle w:val="af2"/>
@@ -3207,10 +3647,10 @@
             <w:szCs w:val="24"/>
             <w:lang w:eastAsia="ja-JP"/>
           </w:rPr>
-          <w:commentReference w:id="135"/>
+          <w:commentReference w:id="186"/>
         </w:r>
       </w:ins>
-      <w:ins w:id="138" w:author="治輝 齋藤" w:date="2026-04-30T20:36:00Z" w16du:dateUtc="2026-04-30T11:36:00Z">
+      <w:ins w:id="189" w:author="治輝 齋藤" w:date="2026-04-30T20:36:00Z" w16du:dateUtc="2026-04-30T11:36:00Z">
         <w:r>
           <w:rPr>
             <w:lang w:eastAsia="ja-JP"/>
@@ -3225,7 +3665,7 @@
           <w:t>Six</w:t>
         </w:r>
       </w:ins>
-      <w:ins w:id="139" w:author="治輝 齋藤" w:date="2026-04-30T18:04:00Z" w16du:dateUtc="2026-04-30T09:04:00Z">
+      <w:ins w:id="190" w:author="治輝 齋藤" w:date="2026-04-30T18:04:00Z" w16du:dateUtc="2026-04-30T09:04:00Z">
         <w:r>
           <w:rPr>
             <w:rFonts w:hint="eastAsia"/>
@@ -3234,7 +3674,7 @@
           <w:t>th</w:t>
         </w:r>
       </w:ins>
-      <w:del w:id="140" w:author="治輝 齋藤" w:date="2026-04-30T18:04:00Z" w16du:dateUtc="2026-04-30T09:04:00Z">
+      <w:del w:id="191" w:author="治輝 齋藤" w:date="2026-04-30T18:04:00Z" w16du:dateUtc="2026-04-30T09:04:00Z">
         <w:r>
           <w:delText>Fourth</w:delText>
         </w:r>
@@ -3242,8 +3682,8 @@
       <w:r>
         <w:t xml:space="preserve">, the walking speed variable was based on self-reported habitual walking speed in the Specific Health Checkup questionnaire, administered to individuals aged 40–74 years, </w:t>
       </w:r>
-      <w:commentRangeStart w:id="141"/>
-      <w:ins w:id="142" w:author="治輝 齋藤" w:date="2026-04-30T19:05:00Z" w16du:dateUtc="2026-04-30T10:05:00Z">
+      <w:commentRangeStart w:id="192"/>
+      <w:ins w:id="193" w:author="治輝 齋藤" w:date="2026-04-30T19:05:00Z" w16du:dateUtc="2026-04-30T10:05:00Z">
         <w:r>
           <w:rPr>
             <w:rFonts w:hint="eastAsia"/>
@@ -3252,7 +3692,7 @@
           <w:t>because</w:t>
         </w:r>
       </w:ins>
-      <w:ins w:id="143" w:author="治輝 齋藤" w:date="2026-04-30T19:04:00Z" w16du:dateUtc="2026-04-30T10:04:00Z">
+      <w:ins w:id="194" w:author="治輝 齋藤" w:date="2026-04-30T19:04:00Z" w16du:dateUtc="2026-04-30T10:04:00Z">
         <w:r>
           <w:t xml:space="preserve"> publicly available prefecture-level data were limited to individuals aged 40–74 years in the current NDB Open Data</w:t>
         </w:r>
@@ -3264,34 +3704,34 @@
           <w:t>.</w:t>
         </w:r>
       </w:ins>
-      <w:ins w:id="144" w:author="治輝 齋藤" w:date="2026-04-30T18:45:00Z" w16du:dateUtc="2026-04-30T09:45:00Z">
+      <w:ins w:id="195" w:author="治輝 齋藤" w:date="2026-04-30T18:45:00Z" w16du:dateUtc="2026-04-30T09:45:00Z">
         <w:r>
           <w:t xml:space="preserve"> This variable </w:t>
         </w:r>
       </w:ins>
-      <w:del w:id="145" w:author="治輝 齋藤" w:date="2026-04-30T18:45:00Z" w16du:dateUtc="2026-04-30T09:45:00Z">
+      <w:del w:id="196" w:author="治輝 齋藤" w:date="2026-04-30T18:45:00Z" w16du:dateUtc="2026-04-30T09:45:00Z">
         <w:r>
           <w:delText>which</w:delText>
         </w:r>
       </w:del>
-      <w:commentRangeEnd w:id="141"/>
+      <w:commentRangeEnd w:id="192"/>
       <w:r>
         <w:rPr>
           <w:rStyle w:val="af2"/>
           <w:sz w:val="24"/>
           <w:szCs w:val="24"/>
         </w:rPr>
-        <w:commentReference w:id="141"/>
+        <w:commentReference w:id="192"/>
       </w:r>
       <w:r>
         <w:t xml:space="preserve"> may not accurately represent the functional capacity of the oldest-old (≥75 years) at highest fracture risk</w:t>
       </w:r>
-      <w:ins w:id="146" w:author="治輝 齋藤" w:date="2026-04-30T18:45:00Z" w16du:dateUtc="2026-04-30T09:45:00Z">
+      <w:ins w:id="197" w:author="治輝 齋藤" w:date="2026-04-30T18:45:00Z" w16du:dateUtc="2026-04-30T09:45:00Z">
         <w:r>
           <w:t>, and its direct relevance to hip fracture occurrence is likely limited at this ecological resolution</w:t>
         </w:r>
       </w:ins>
-      <w:ins w:id="147" w:author="治輝 齋藤" w:date="2026-05-19T12:38:00Z" w16du:dateUtc="2026-05-19T03:38:00Z">
+      <w:ins w:id="198" w:author="治輝 齋藤" w:date="2026-05-19T12:38:00Z" w16du:dateUtc="2026-05-19T03:38:00Z">
         <w:r>
           <w:rPr>
             <w:rFonts w:hint="eastAsia"/>
@@ -3299,22 +3739,22 @@
           </w:rPr>
           <w:t xml:space="preserve">. </w:t>
         </w:r>
-        <w:commentRangeStart w:id="148"/>
+        <w:commentRangeStart w:id="199"/>
         <w:r>
           <w:t>Moreover, this self-reported fast-walking indicator primarily reflects perceived walking capacity rather than actual walking volume or direct slope-specific exposure in daily life</w:t>
         </w:r>
-        <w:commentRangeEnd w:id="148"/>
+        <w:commentRangeEnd w:id="199"/>
         <w:r>
           <w:rPr>
             <w:rStyle w:val="af2"/>
           </w:rPr>
-          <w:commentReference w:id="148"/>
+          <w:commentReference w:id="199"/>
         </w:r>
       </w:ins>
       <w:r>
         <w:t xml:space="preserve">. This self-reported measure may be subject to non-differential measurement error, biasing our estimates toward the null. </w:t>
       </w:r>
-      <w:ins w:id="149" w:author="治輝 齋藤" w:date="2026-04-30T18:04:00Z" w16du:dateUtc="2026-04-30T09:04:00Z">
+      <w:ins w:id="200" w:author="治輝 齋藤" w:date="2026-04-30T18:04:00Z" w16du:dateUtc="2026-04-30T09:04:00Z">
         <w:r>
           <w:rPr>
             <w:rFonts w:hint="eastAsia"/>
@@ -3323,7 +3763,7 @@
           <w:t>S</w:t>
         </w:r>
       </w:ins>
-      <w:ins w:id="150" w:author="治輝 齋藤" w:date="2026-04-30T20:36:00Z" w16du:dateUtc="2026-04-30T11:36:00Z">
+      <w:ins w:id="201" w:author="治輝 齋藤" w:date="2026-04-30T20:36:00Z" w16du:dateUtc="2026-04-30T11:36:00Z">
         <w:r>
           <w:rPr>
             <w:rFonts w:hint="eastAsia"/>
@@ -3332,7 +3772,7 @@
           <w:t>even</w:t>
         </w:r>
       </w:ins>
-      <w:ins w:id="151" w:author="治輝 齋藤" w:date="2026-04-30T18:04:00Z" w16du:dateUtc="2026-04-30T09:04:00Z">
+      <w:ins w:id="202" w:author="治輝 齋藤" w:date="2026-04-30T18:04:00Z" w16du:dateUtc="2026-04-30T09:04:00Z">
         <w:r>
           <w:rPr>
             <w:rFonts w:hint="eastAsia"/>
@@ -3341,7 +3781,7 @@
           <w:t>th</w:t>
         </w:r>
       </w:ins>
-      <w:del w:id="152" w:author="治輝 齋藤" w:date="2026-04-30T18:04:00Z" w16du:dateUtc="2026-04-30T09:04:00Z">
+      <w:del w:id="203" w:author="治輝 齋藤" w:date="2026-04-30T18:04:00Z" w16du:dateUtc="2026-04-30T09:04:00Z">
         <w:r>
           <w:delText>Fifth</w:delText>
         </w:r>
@@ -3355,16 +3795,17 @@
         <w:pStyle w:val="a0"/>
         <w:spacing w:line="360" w:lineRule="auto"/>
       </w:pPr>
-      <w:ins w:id="153" w:author="治輝 齋藤" w:date="2026-04-30T20:36:00Z" w16du:dateUtc="2026-04-30T11:36:00Z">
+      <w:ins w:id="204" w:author="治輝 齋藤" w:date="2026-04-30T20:36:00Z" w16du:dateUtc="2026-04-30T11:36:00Z">
         <w:r>
           <w:rPr>
             <w:rFonts w:hint="eastAsia"/>
             <w:lang w:eastAsia="ja-JP"/>
           </w:rPr>
+          <w:lastRenderedPageBreak/>
           <w:t>Eigh</w:t>
         </w:r>
       </w:ins>
-      <w:ins w:id="154" w:author="治輝 齋藤" w:date="2026-04-30T18:04:00Z" w16du:dateUtc="2026-04-30T09:04:00Z">
+      <w:ins w:id="205" w:author="治輝 齋藤" w:date="2026-04-30T18:04:00Z" w16du:dateUtc="2026-04-30T09:04:00Z">
         <w:r>
           <w:rPr>
             <w:rFonts w:hint="eastAsia"/>
@@ -3373,7 +3814,7 @@
           <w:t>th</w:t>
         </w:r>
       </w:ins>
-      <w:del w:id="155" w:author="治輝 齋藤" w:date="2026-04-30T18:04:00Z" w16du:dateUtc="2026-04-30T09:04:00Z">
+      <w:del w:id="206" w:author="治輝 齋藤" w:date="2026-04-30T18:04:00Z" w16du:dateUtc="2026-04-30T09:04:00Z">
         <w:r>
           <w:delText>Sixth</w:delText>
         </w:r>
@@ -3398,7 +3839,7 @@
         </w:rPr>
         <w:t xml:space="preserve"> </w:t>
       </w:r>
-      <w:ins w:id="156" w:author="治輝 齋藤" w:date="2026-04-30T20:36:00Z" w16du:dateUtc="2026-04-30T11:36:00Z">
+      <w:ins w:id="207" w:author="治輝 齋藤" w:date="2026-04-30T20:36:00Z" w16du:dateUtc="2026-04-30T11:36:00Z">
         <w:r>
           <w:rPr>
             <w:rFonts w:hint="eastAsia"/>
@@ -3407,7 +3848,7 @@
           <w:t>Nin</w:t>
         </w:r>
       </w:ins>
-      <w:ins w:id="157" w:author="治輝 齋藤" w:date="2026-04-30T18:04:00Z" w16du:dateUtc="2026-04-30T09:04:00Z">
+      <w:ins w:id="208" w:author="治輝 齋藤" w:date="2026-04-30T18:04:00Z" w16du:dateUtc="2026-04-30T09:04:00Z">
         <w:r>
           <w:rPr>
             <w:rFonts w:hint="eastAsia"/>
@@ -3416,7 +3857,7 @@
           <w:t>th</w:t>
         </w:r>
       </w:ins>
-      <w:del w:id="158" w:author="治輝 齋藤" w:date="2026-04-30T18:04:00Z" w16du:dateUtc="2026-04-30T09:04:00Z">
+      <w:del w:id="209" w:author="治輝 齋藤" w:date="2026-04-30T18:04:00Z" w16du:dateUtc="2026-04-30T09:04:00Z">
         <w:r>
           <w:rPr>
             <w:rFonts w:hint="eastAsia"/>
@@ -3436,7 +3877,7 @@
         <w:t xml:space="preserve"> sex- and gender-stratified outcome tables were not available in the prefecture-level NDB Open Data extracts used here; findings therefore describe aggregate populations and should be interpreted with this limitation in mind.</w:t>
       </w:r>
     </w:p>
-    <w:bookmarkEnd w:id="127"/>
+    <w:bookmarkEnd w:id="178"/>
     <w:p>
       <w:pPr>
         <w:spacing w:line="360" w:lineRule="auto"/>
@@ -3452,11 +3893,10 @@
         <w:pStyle w:val="1"/>
         <w:spacing w:line="360" w:lineRule="auto"/>
       </w:pPr>
-      <w:bookmarkStart w:id="159" w:name="conclusions-1"/>
-      <w:bookmarkEnd w:id="54"/>
-      <w:bookmarkEnd w:id="126"/>
-      <w:r>
-        <w:lastRenderedPageBreak/>
+      <w:bookmarkStart w:id="210" w:name="conclusions-1"/>
+      <w:bookmarkEnd w:id="105"/>
+      <w:bookmarkEnd w:id="177"/>
+      <w:r>
         <w:t>Conclusions</w:t>
       </w:r>
     </w:p>
@@ -3471,8 +3911,8 @@
       <w:r>
         <w:t xml:space="preserve"> slope </w:t>
       </w:r>
-      <w:commentRangeStart w:id="160"/>
-      <w:ins w:id="161" w:author="治輝 齋藤" w:date="2026-04-30T19:20:00Z" w16du:dateUtc="2026-04-30T10:20:00Z">
+      <w:commentRangeStart w:id="211"/>
+      <w:ins w:id="212" w:author="治輝 齋藤" w:date="2026-04-30T19:20:00Z" w16du:dateUtc="2026-04-30T10:20:00Z">
         <w:r>
           <w:rPr>
             <w:rFonts w:hint="eastAsia"/>
@@ -3481,19 +3921,19 @@
           <w:t>was</w:t>
         </w:r>
       </w:ins>
-      <w:del w:id="162" w:author="治輝 齋藤" w:date="2026-04-30T19:20:00Z" w16du:dateUtc="2026-04-30T10:20:00Z">
+      <w:del w:id="213" w:author="治輝 齋藤" w:date="2026-04-30T19:20:00Z" w16du:dateUtc="2026-04-30T10:20:00Z">
         <w:r>
           <w:delText>remained</w:delText>
         </w:r>
       </w:del>
-      <w:commentRangeEnd w:id="160"/>
+      <w:commentRangeEnd w:id="211"/>
       <w:r>
         <w:rPr>
           <w:rStyle w:val="af2"/>
           <w:sz w:val="24"/>
           <w:szCs w:val="24"/>
         </w:rPr>
-        <w:commentReference w:id="160"/>
+        <w:commentReference w:id="211"/>
       </w:r>
       <w:r>
         <w:t xml:space="preserve"> positively</w:t>
@@ -3510,7 +3950,7 @@
       <w:r>
         <w:t>; conventional *p* = 0.043)</w:t>
       </w:r>
-      <w:ins w:id="163" w:author="治輝 齋藤" w:date="2026-05-19T12:38:00Z" w16du:dateUtc="2026-05-19T03:38:00Z">
+      <w:ins w:id="214" w:author="治輝 齋藤" w:date="2026-05-19T12:38:00Z" w16du:dateUtc="2026-05-19T03:38:00Z">
         <w:r>
           <w:t>, whereas heteroskedasticity-robust and bootstrap uncertainty quantification yielded borderline support compatible with no association at α = 0.05</w:t>
         </w:r>
@@ -3525,8 +3965,8 @@
       <w:r>
         <w:t xml:space="preserve"> </w:t>
       </w:r>
-      <w:commentRangeStart w:id="164"/>
-      <w:ins w:id="165" w:author="治輝 齋藤" w:date="2026-05-19T12:39:00Z" w16du:dateUtc="2026-05-19T03:39:00Z">
+      <w:commentRangeStart w:id="215"/>
+      <w:ins w:id="216" w:author="治輝 齋藤" w:date="2026-05-19T12:39:00Z" w16du:dateUtc="2026-05-19T03:39:00Z">
         <w:r>
           <w:t>Given the limited ecological sample size (N = 47), these findings should be interpreted as suggestive rather than confirmatory.</w:t>
         </w:r>
@@ -3537,12 +3977,12 @@
           </w:rPr>
           <w:t xml:space="preserve"> </w:t>
         </w:r>
-        <w:commentRangeEnd w:id="164"/>
+        <w:commentRangeEnd w:id="215"/>
         <w:r>
           <w:rPr>
             <w:rStyle w:val="af2"/>
           </w:rPr>
-          <w:commentReference w:id="164"/>
+          <w:commentReference w:id="215"/>
         </w:r>
       </w:ins>
       <w:r>
@@ -3554,7 +3994,7 @@
       <w:r>
         <w:t xml:space="preserve"> was specific to hip fractures, with no significant relationship observed for humerus or forearm fractures</w:t>
       </w:r>
-      <w:ins w:id="166" w:author="治輝 齋藤" w:date="2026-05-19T12:39:00Z" w16du:dateUtc="2026-05-19T03:39:00Z">
+      <w:ins w:id="217" w:author="治輝 齋藤" w:date="2026-05-19T12:39:00Z" w16du:dateUtc="2026-05-19T03:39:00Z">
         <w:r>
           <w:t>, consistent with biomechanical hypotheses emphasizing lateral falls and trochanteric loading on sloped terrain</w:t>
         </w:r>
@@ -3570,7 +4010,11 @@
         <w:t xml:space="preserve"> </w:t>
       </w:r>
       <w:r>
-        <w:t>Future studies using individual-level data with residential geocoding, objective gait measurements, formal causal mediation analysis, and high-resolution spatial modeling are warranted to delineate the precise causal pathways—direct biomechanical effects versus chronic functional decline—underlying the terrain–fracture association observed at the population level.</w:t>
+        <w:t xml:space="preserve">Future studies using individual-level data with residential geocoding, objective gait measurements, formal causal mediation analysis, and high-resolution spatial modeling are warranted to delineate the precise causal pathways—direct </w:t>
+      </w:r>
+      <w:r>
+        <w:lastRenderedPageBreak/>
+        <w:t>biomechanical effects versus chronic functional decline—underlying the terrain–fracture association observed at the population level.</w:t>
       </w:r>
     </w:p>
     <w:p>
@@ -3619,11 +4063,7 @@
       </w:r>
       <w:proofErr w:type="spellEnd"/>
       <w:r>
-        <w:t xml:space="preserve"> and Welfare distribution rules, individual-level claims and identifiable records cannot be shared. Prefecture-level values supporting this analysis can be reproduced from those public sources using the procedures described. We encourage deposition of analysis code and derived prefecture-level tables in a public </w:t>
-      </w:r>
-      <w:r>
-        <w:lastRenderedPageBreak/>
-        <w:t xml:space="preserve">repository (e.g., </w:t>
+        <w:t xml:space="preserve"> and Welfare distribution rules, individual-level claims and identifiable records cannot be shared. Prefecture-level values supporting this analysis can be reproduced from those public sources using the procedures described. We encourage deposition of analysis code and derived prefecture-level tables in a public repository (e.g., </w:t>
       </w:r>
       <w:proofErr w:type="spellStart"/>
       <w:r>
@@ -3691,7 +4131,11 @@
       </w:r>
       <w:proofErr w:type="spellEnd"/>
       <w:r>
-        <w:t>) and Google Antigravity (Google) were used for AI-assisted writing and Python code development. Large language models used through these platforms included Claude Sonnet 4.6 and Claude Opus 4.6 (Anthropic) and Gemini 3 Pro (Google). These tools were used only for text drafting and code generation; no generative AI or AI-assisted tools were used to create, alter, or otherwise process any figures, images, or artwork in this manuscript. The authors reviewed and edited all AI-assisted outputs and were responsible for the study design, selection of statistical methods, interpretation of findings, conclusions, and final reference list. The authors take full responsibility for the integrity and accuracy of the final content. AI was not listed as an author</w:t>
+        <w:t xml:space="preserve">) and Google Antigravity (Google) were used for AI-assisted writing and Python code development. Large language models used through these platforms included Claude Sonnet 4.6 and Claude Opus 4.6 (Anthropic) and Gemini 3 Pro (Google). These tools </w:t>
+      </w:r>
+      <w:r>
+        <w:lastRenderedPageBreak/>
+        <w:t>were used only for text drafting and code generation; no generative AI or AI-assisted tools were used to create, alter, or otherwise process any figures, images, or artwork in this manuscript. The authors reviewed and edited all AI-assisted outputs and were responsible for the study design, selection of statistical methods, interpretation of findings, conclusions, and final reference list. The authors take full responsibility for the integrity and accuracy of the final content. AI was not listed as an author</w:t>
       </w:r>
       <w:r>
         <w:t>.</w:t>
@@ -3717,10 +4161,9 @@
         <w:pStyle w:val="1"/>
         <w:spacing w:line="360" w:lineRule="auto"/>
       </w:pPr>
-      <w:bookmarkStart w:id="167" w:name="references"/>
-      <w:bookmarkEnd w:id="159"/>
-      <w:r>
-        <w:lastRenderedPageBreak/>
+      <w:bookmarkStart w:id="218" w:name="references"/>
+      <w:bookmarkEnd w:id="210"/>
+      <w:r>
         <w:t>References</w:t>
       </w:r>
     </w:p>
@@ -3862,6 +4305,7 @@
         <w:spacing w:line="360" w:lineRule="auto"/>
       </w:pPr>
       <w:r>
+        <w:lastRenderedPageBreak/>
         <w:t>Tinetti ME. Clinical practice. Preventing falls in elderly persons. N Engl J Med. 2003;348(1):42-49.</w:t>
       </w:r>
     </w:p>
@@ -3938,7 +4382,6 @@
         <w:spacing w:line="360" w:lineRule="auto"/>
       </w:pPr>
       <w:r>
-        <w:lastRenderedPageBreak/>
         <w:t>Franz JR, Kram R. Advanced age affects the individual leg mechanics of level, uphill, and downhill walking. J Biomech. 2013;46(3):535-540.</w:t>
       </w:r>
     </w:p>
@@ -4062,6 +4505,7 @@
         <w:spacing w:line="360" w:lineRule="auto"/>
       </w:pPr>
       <w:r>
+        <w:lastRenderedPageBreak/>
         <w:t>Studenski S, Perera S, Patel K, et al. Gait speed and survival in older adults. JAMA. 2011;305(1):50-58.</w:t>
       </w:r>
     </w:p>
@@ -4117,11 +4561,7 @@
       </w:r>
       <w:proofErr w:type="spellEnd"/>
       <w:r>
-        <w:t xml:space="preserve"> TK, Søgaard AJ, Tell GS, Holvik K, Meyer HE. Contribution of elevation and residential proximity to the coast in explaining geographic variations in hip fracture incidence. A Norwegian Epidemiologic </w:t>
-      </w:r>
-      <w:r>
-        <w:lastRenderedPageBreak/>
-        <w:t xml:space="preserve">Osteoporosis Studies (NOREPOS) study. </w:t>
+        <w:t xml:space="preserve"> TK, Søgaard AJ, Tell GS, Holvik K, Meyer HE. Contribution of elevation and residential proximity to the coast in explaining geographic variations in hip fracture incidence. A Norwegian Epidemiologic Osteoporosis Studies (NOREPOS) study. </w:t>
       </w:r>
       <w:proofErr w:type="spellStart"/>
       <w:r>
@@ -4239,6 +4679,7 @@
         <w:spacing w:line="360" w:lineRule="auto"/>
       </w:pPr>
       <w:r>
+        <w:lastRenderedPageBreak/>
         <w:t>Faisal TR, Luo Y. Study of stress variations in single-stance and sideways fall using image-based finite element analysis. Biomed Mater Eng. 2016;27(1):1-14.</w:t>
       </w:r>
     </w:p>
@@ -4339,7 +4780,6 @@
         <w:spacing w:line="360" w:lineRule="auto"/>
       </w:pPr>
       <w:r>
-        <w:lastRenderedPageBreak/>
         <w:t xml:space="preserve">Kim KJ, Ashton-Miller JA. Biomechanics of fall arrest using the upper extremity: age differences. Clin </w:t>
       </w:r>
       <w:proofErr w:type="spellStart"/>
@@ -4437,7 +4877,11 @@
         <w:spacing w:line="360" w:lineRule="auto"/>
       </w:pPr>
       <w:r>
-        <w:t>Tabuchi R. Emerging trends in domestic migration patterns in Japan. Paper presented at: Expert Group Meeting in Celebration of the 30th anniversary of the International Year of the Family; February 28-29, 2024; Kuala Lumpur, Malaysia. Available from: https://researchmap.jp/read0048517/published_papers/47765231</w:t>
+        <w:t xml:space="preserve">Tabuchi R. Emerging trends in domestic migration patterns in Japan. Paper presented at: Expert Group Meeting in Celebration of the 30th anniversary of the International Year of the Family; February 28-29, 2024; Kuala Lumpur, </w:t>
+      </w:r>
+      <w:r>
+        <w:lastRenderedPageBreak/>
+        <w:t>Malaysia. Available from: https://researchmap.jp/read0048517/published_papers/47765231</w:t>
       </w:r>
     </w:p>
     <w:p>
@@ -4484,7 +4928,6 @@
         <w:spacing w:line="360" w:lineRule="auto"/>
       </w:pPr>
       <w:r>
-        <w:lastRenderedPageBreak/>
         <w:t>Kobayashi K, Nishida T, Sakakibara H. Factors associated with low albumin in community-dwelling older adults aged 75 years and above. Int J Environ Res Public Health. 2023;20(21):6994.</w:t>
       </w:r>
     </w:p>
@@ -4612,6 +5055,7 @@
       </w:pPr>
       <w:proofErr w:type="spellStart"/>
       <w:r>
+        <w:lastRenderedPageBreak/>
         <w:t>Nakatoh</w:t>
       </w:r>
       <w:proofErr w:type="spellEnd"/>
@@ -4703,7 +5147,6 @@
         <w:spacing w:line="360" w:lineRule="auto"/>
       </w:pPr>
       <w:r>
-        <w:lastRenderedPageBreak/>
         <w:t xml:space="preserve">Murakami H, </w:t>
       </w:r>
       <w:proofErr w:type="spellStart"/>
@@ -4777,8 +5220,8 @@
           <w:szCs w:val="40"/>
         </w:rPr>
       </w:pPr>
-      <w:bookmarkStart w:id="168" w:name="tables-and-figures"/>
-      <w:bookmarkEnd w:id="167"/>
+      <w:bookmarkStart w:id="219" w:name="tables-and-figures"/>
+      <w:bookmarkEnd w:id="218"/>
       <w:r>
         <w:br w:type="page"/>
       </w:r>
@@ -4796,7 +5239,7 @@
       <w:pPr>
         <w:pStyle w:val="2"/>
       </w:pPr>
-      <w:bookmarkStart w:id="169" w:name="Xd12e5d2fabb7f7da04933f49b094ec2cca003f6"/>
+      <w:bookmarkStart w:id="220" w:name="Xd12e5d2fabb7f7da04933f49b094ec2cca003f6"/>
       <w:r>
         <w:t>Table 1. Descriptive Statistics of Prefecture-Level Variables (N = 47)</w:t>
       </w:r>
@@ -7765,7 +8208,7 @@
     <w:p>
       <w:r>
         <w:pict w14:anchorId="0E76C796">
-          <v:rect id="_x0000_i1109" style="width:0;height:1.5pt" o:hralign="center" o:bullet="t" o:hrstd="t" o:hr="t"/>
+          <v:rect id="_x0000_i1037" style="width:0;height:1.5pt" o:hralign="center" o:bullet="t" o:hrstd="t" o:hr="t"/>
         </w:pict>
       </w:r>
     </w:p>
@@ -7816,8 +8259,8 @@
           <w:szCs w:val="32"/>
         </w:rPr>
       </w:pPr>
-      <w:bookmarkStart w:id="170" w:name="Xc4d8efe96bb5dc084b3a6055df59151a4b74ad0"/>
-      <w:bookmarkEnd w:id="169"/>
+      <w:bookmarkStart w:id="221" w:name="Xc4d8efe96bb5dc084b3a6055df59151a4b74ad0"/>
+      <w:bookmarkEnd w:id="220"/>
       <w:r>
         <w:br w:type="page"/>
       </w:r>
@@ -8949,7 +9392,7 @@
     <w:p>
       <w:r>
         <w:pict w14:anchorId="7DD38E05">
-          <v:rect id="_x0000_i1110" style="width:0;height:1.5pt" o:hralign="center" o:hrstd="t" o:hr="t"/>
+          <v:rect id="_x0000_i1038" style="width:0;height:1.5pt" o:hralign="center" o:hrstd="t" o:hr="t"/>
         </w:pict>
       </w:r>
     </w:p>
@@ -8962,8 +9405,8 @@
           <w:szCs w:val="32"/>
         </w:rPr>
       </w:pPr>
-      <w:bookmarkStart w:id="171" w:name="X6fac7f2e493ef5b618f5ac39729b4328cfa1bc7"/>
-      <w:bookmarkEnd w:id="170"/>
+      <w:bookmarkStart w:id="222" w:name="X6fac7f2e493ef5b618f5ac39729b4328cfa1bc7"/>
+      <w:bookmarkEnd w:id="221"/>
       <w:r>
         <w:br w:type="page"/>
       </w:r>
@@ -9768,7 +10211,7 @@
     <w:p>
       <w:r>
         <w:pict w14:anchorId="37FC4F6D">
-          <v:rect id="_x0000_i1111" style="width:0;height:1.5pt" o:hralign="center" o:hrstd="t" o:hr="t"/>
+          <v:rect id="_x0000_i1039" style="width:0;height:1.5pt" o:hralign="center" o:hrstd="t" o:hr="t"/>
         </w:pict>
       </w:r>
     </w:p>
@@ -9781,8 +10224,8 @@
           <w:szCs w:val="32"/>
         </w:rPr>
       </w:pPr>
-      <w:bookmarkStart w:id="172" w:name="Xdeb87af7aa3e82ca70e47e493f4f841d319d1c1"/>
-      <w:bookmarkEnd w:id="171"/>
+      <w:bookmarkStart w:id="223" w:name="Xdeb87af7aa3e82ca70e47e493f4f841d319d1c1"/>
+      <w:bookmarkEnd w:id="222"/>
       <w:r>
         <w:br w:type="page"/>
       </w:r>
@@ -10408,7 +10851,7 @@
       <w:pPr>
         <w:pStyle w:val="a0"/>
         <w:rPr>
-          <w:ins w:id="173" w:author="治輝 齋藤" w:date="2026-05-19T12:41:00Z" w16du:dateUtc="2026-05-19T03:41:00Z"/>
+          <w:ins w:id="224" w:author="治輝 齋藤" w:date="2026-05-19T12:41:00Z" w16du:dateUtc="2026-05-19T03:41:00Z"/>
         </w:rPr>
       </w:pPr>
       <w:r>
@@ -10424,13 +10867,13 @@
     <w:p>
       <w:pPr>
         <w:rPr>
-          <w:ins w:id="174" w:author="治輝 齋藤" w:date="2026-05-19T12:41:00Z" w16du:dateUtc="2026-05-19T03:41:00Z"/>
-        </w:rPr>
-      </w:pPr>
-      <w:ins w:id="175" w:author="治輝 齋藤" w:date="2026-05-19T12:41:00Z" w16du:dateUtc="2026-05-19T03:41:00Z">
+          <w:ins w:id="225" w:author="治輝 齋藤" w:date="2026-05-19T12:41:00Z" w16du:dateUtc="2026-05-19T03:41:00Z"/>
+        </w:rPr>
+      </w:pPr>
+      <w:ins w:id="226" w:author="治輝 齋藤" w:date="2026-05-19T12:41:00Z" w16du:dateUtc="2026-05-19T03:41:00Z">
         <w:r>
           <w:pict w14:anchorId="14EA81B3">
-            <v:rect id="_x0000_i1117" style="width:0;height:1.5pt" o:hralign="center" o:hrstd="t" o:hr="t"/>
+            <v:rect id="_x0000_i1040" style="width:0;height:1.5pt" o:hralign="center" o:hrstd="t" o:hr="t"/>
           </w:pict>
         </w:r>
       </w:ins>
@@ -10439,14 +10882,14 @@
       <w:pPr>
         <w:pStyle w:val="2"/>
         <w:rPr>
-          <w:ins w:id="176" w:author="治輝 齋藤" w:date="2026-05-19T12:41:00Z" w16du:dateUtc="2026-05-19T03:41:00Z"/>
-        </w:rPr>
-      </w:pPr>
-      <w:ins w:id="177" w:author="治輝 齋藤" w:date="2026-05-19T12:41:00Z" w16du:dateUtc="2026-05-19T03:41:00Z">
+          <w:ins w:id="227" w:author="治輝 齋藤" w:date="2026-05-19T12:41:00Z" w16du:dateUtc="2026-05-19T03:41:00Z"/>
+        </w:rPr>
+      </w:pPr>
+      <w:ins w:id="228" w:author="治輝 齋藤" w:date="2026-05-19T12:41:00Z" w16du:dateUtc="2026-05-19T03:41:00Z">
         <w:r>
           <w:br w:type="page"/>
         </w:r>
-        <w:commentRangeStart w:id="178"/>
+        <w:commentRangeStart w:id="229"/>
         <w:r>
           <w:lastRenderedPageBreak/>
           <w:t>Table 5. Indirect Standardization Sensitivity Analysis: Multivariable Linear Regression of Indirectly Standardized Hip (Femur) Surgery Rate on Terrain Slope (N = 47)</w:t>
@@ -10469,7 +10912,7 @@
         <w:trPr>
           <w:cnfStyle w:val="100000000000" w:firstRow="1" w:lastRow="0" w:firstColumn="0" w:lastColumn="0" w:oddVBand="0" w:evenVBand="0" w:oddHBand="0" w:evenHBand="0" w:firstRowFirstColumn="0" w:firstRowLastColumn="0" w:lastRowFirstColumn="0" w:lastRowLastColumn="0"/>
           <w:tblHeader/>
-          <w:ins w:id="179" w:author="治輝 齋藤" w:date="2026-05-19T12:41:00Z" w16du:dateUtc="2026-05-19T03:41:00Z"/>
+          <w:ins w:id="230" w:author="治輝 齋藤" w:date="2026-05-19T12:41:00Z"/>
         </w:trPr>
         <w:tc>
           <w:tcPr>
@@ -10479,10 +10922,10 @@
             <w:pPr>
               <w:spacing w:before="36" w:after="36"/>
               <w:rPr>
-                <w:ins w:id="180" w:author="治輝 齋藤" w:date="2026-05-19T12:41:00Z" w16du:dateUtc="2026-05-19T03:41:00Z"/>
-              </w:rPr>
-            </w:pPr>
-            <w:ins w:id="181" w:author="治輝 齋藤" w:date="2026-05-19T12:41:00Z" w16du:dateUtc="2026-05-19T03:41:00Z">
+                <w:ins w:id="231" w:author="治輝 齋藤" w:date="2026-05-19T12:41:00Z" w16du:dateUtc="2026-05-19T03:41:00Z"/>
+              </w:rPr>
+            </w:pPr>
+            <w:ins w:id="232" w:author="治輝 齋藤" w:date="2026-05-19T12:41:00Z" w16du:dateUtc="2026-05-19T03:41:00Z">
               <w:r>
                 <w:rPr>
                   <w:b/>
@@ -10518,10 +10961,10 @@
             <w:pPr>
               <w:spacing w:before="36" w:after="36"/>
               <w:rPr>
-                <w:ins w:id="182" w:author="治輝 齋藤" w:date="2026-05-19T12:41:00Z" w16du:dateUtc="2026-05-19T03:41:00Z"/>
-              </w:rPr>
-            </w:pPr>
-            <w:ins w:id="183" w:author="治輝 齋藤" w:date="2026-05-19T12:41:00Z" w16du:dateUtc="2026-05-19T03:41:00Z">
+                <w:ins w:id="233" w:author="治輝 齋藤" w:date="2026-05-19T12:41:00Z" w16du:dateUtc="2026-05-19T03:41:00Z"/>
+              </w:rPr>
+            </w:pPr>
+            <w:ins w:id="234" w:author="治輝 齋藤" w:date="2026-05-19T12:41:00Z" w16du:dateUtc="2026-05-19T03:41:00Z">
               <w:r>
                 <w:rPr>
                   <w:b/>
@@ -10543,10 +10986,10 @@
             <w:pPr>
               <w:spacing w:before="36" w:after="36"/>
               <w:rPr>
-                <w:ins w:id="184" w:author="治輝 齋藤" w:date="2026-05-19T12:41:00Z" w16du:dateUtc="2026-05-19T03:41:00Z"/>
-              </w:rPr>
-            </w:pPr>
-            <w:ins w:id="185" w:author="治輝 齋藤" w:date="2026-05-19T12:41:00Z" w16du:dateUtc="2026-05-19T03:41:00Z">
+                <w:ins w:id="235" w:author="治輝 齋藤" w:date="2026-05-19T12:41:00Z" w16du:dateUtc="2026-05-19T03:41:00Z"/>
+              </w:rPr>
+            </w:pPr>
+            <w:ins w:id="236" w:author="治輝 齋藤" w:date="2026-05-19T12:41:00Z" w16du:dateUtc="2026-05-19T03:41:00Z">
               <w:r>
                 <w:rPr>
                   <w:b/>
@@ -10562,7 +11005,7 @@
       </w:tr>
       <w:tr>
         <w:trPr>
-          <w:ins w:id="186" w:author="治輝 齋藤" w:date="2026-05-19T12:41:00Z" w16du:dateUtc="2026-05-19T03:41:00Z"/>
+          <w:ins w:id="237" w:author="治輝 齋藤" w:date="2026-05-19T12:41:00Z"/>
         </w:trPr>
         <w:tc>
           <w:tcPr>
@@ -10572,10 +11015,10 @@
             <w:pPr>
               <w:spacing w:before="36" w:after="36"/>
               <w:rPr>
-                <w:ins w:id="187" w:author="治輝 齋藤" w:date="2026-05-19T12:41:00Z" w16du:dateUtc="2026-05-19T03:41:00Z"/>
-              </w:rPr>
-            </w:pPr>
-            <w:ins w:id="188" w:author="治輝 齋藤" w:date="2026-05-19T12:41:00Z" w16du:dateUtc="2026-05-19T03:41:00Z">
+                <w:ins w:id="238" w:author="治輝 齋藤" w:date="2026-05-19T12:41:00Z" w16du:dateUtc="2026-05-19T03:41:00Z"/>
+              </w:rPr>
+            </w:pPr>
+            <w:ins w:id="239" w:author="治輝 齋藤" w:date="2026-05-19T12:41:00Z" w16du:dateUtc="2026-05-19T03:41:00Z">
               <w:r>
                 <w:rPr>
                   <w:rFonts w:ascii="Consolas" w:hAnsi="Consolas"/>
@@ -10598,10 +11041,10 @@
             <w:pPr>
               <w:spacing w:before="36" w:after="36"/>
               <w:rPr>
-                <w:ins w:id="189" w:author="治輝 齋藤" w:date="2026-05-19T12:41:00Z" w16du:dateUtc="2026-05-19T03:41:00Z"/>
-              </w:rPr>
-            </w:pPr>
-            <w:ins w:id="190" w:author="治輝 齋藤" w:date="2026-05-19T12:41:00Z" w16du:dateUtc="2026-05-19T03:41:00Z">
+                <w:ins w:id="240" w:author="治輝 齋藤" w:date="2026-05-19T12:41:00Z" w16du:dateUtc="2026-05-19T03:41:00Z"/>
+              </w:rPr>
+            </w:pPr>
+            <w:ins w:id="241" w:author="治輝 齋藤" w:date="2026-05-19T12:41:00Z" w16du:dateUtc="2026-05-19T03:41:00Z">
               <w:r>
                 <w:rPr>
                   <w:b/>
@@ -10620,10 +11063,10 @@
             <w:pPr>
               <w:spacing w:before="36" w:after="36"/>
               <w:rPr>
-                <w:ins w:id="191" w:author="治輝 齋藤" w:date="2026-05-19T12:41:00Z" w16du:dateUtc="2026-05-19T03:41:00Z"/>
-              </w:rPr>
-            </w:pPr>
-            <w:ins w:id="192" w:author="治輝 齋藤" w:date="2026-05-19T12:41:00Z" w16du:dateUtc="2026-05-19T03:41:00Z">
+                <w:ins w:id="242" w:author="治輝 齋藤" w:date="2026-05-19T12:41:00Z" w16du:dateUtc="2026-05-19T03:41:00Z"/>
+              </w:rPr>
+            </w:pPr>
+            <w:ins w:id="243" w:author="治輝 齋藤" w:date="2026-05-19T12:41:00Z" w16du:dateUtc="2026-05-19T03:41:00Z">
               <w:r>
                 <w:rPr>
                   <w:b/>
@@ -10637,7 +11080,7 @@
       </w:tr>
       <w:tr>
         <w:trPr>
-          <w:ins w:id="193" w:author="治輝 齋藤" w:date="2026-05-19T12:41:00Z" w16du:dateUtc="2026-05-19T03:41:00Z"/>
+          <w:ins w:id="244" w:author="治輝 齋藤" w:date="2026-05-19T12:41:00Z"/>
         </w:trPr>
         <w:tc>
           <w:tcPr>
@@ -10647,10 +11090,10 @@
             <w:pPr>
               <w:spacing w:before="36" w:after="36"/>
               <w:rPr>
-                <w:ins w:id="194" w:author="治輝 齋藤" w:date="2026-05-19T12:41:00Z" w16du:dateUtc="2026-05-19T03:41:00Z"/>
-              </w:rPr>
-            </w:pPr>
-            <w:ins w:id="195" w:author="治輝 齋藤" w:date="2026-05-19T12:41:00Z" w16du:dateUtc="2026-05-19T03:41:00Z">
+                <w:ins w:id="245" w:author="治輝 齋藤" w:date="2026-05-19T12:41:00Z" w16du:dateUtc="2026-05-19T03:41:00Z"/>
+              </w:rPr>
+            </w:pPr>
+            <w:ins w:id="246" w:author="治輝 齋藤" w:date="2026-05-19T12:41:00Z" w16du:dateUtc="2026-05-19T03:41:00Z">
               <w:r>
                 <w:rPr>
                   <w:rFonts w:ascii="Consolas" w:hAnsi="Consolas"/>
@@ -10673,10 +11116,10 @@
             <w:pPr>
               <w:spacing w:before="36" w:after="36"/>
               <w:rPr>
-                <w:ins w:id="196" w:author="治輝 齋藤" w:date="2026-05-19T12:41:00Z" w16du:dateUtc="2026-05-19T03:41:00Z"/>
-              </w:rPr>
-            </w:pPr>
-            <w:ins w:id="197" w:author="治輝 齋藤" w:date="2026-05-19T12:41:00Z" w16du:dateUtc="2026-05-19T03:41:00Z">
+                <w:ins w:id="247" w:author="治輝 齋藤" w:date="2026-05-19T12:41:00Z" w16du:dateUtc="2026-05-19T03:41:00Z"/>
+              </w:rPr>
+            </w:pPr>
+            <w:ins w:id="248" w:author="治輝 齋藤" w:date="2026-05-19T12:41:00Z" w16du:dateUtc="2026-05-19T03:41:00Z">
               <w:r>
                 <w:rPr>
                   <w:b/>
@@ -10695,10 +11138,10 @@
             <w:pPr>
               <w:spacing w:before="36" w:after="36"/>
               <w:rPr>
-                <w:ins w:id="198" w:author="治輝 齋藤" w:date="2026-05-19T12:41:00Z" w16du:dateUtc="2026-05-19T03:41:00Z"/>
-              </w:rPr>
-            </w:pPr>
-            <w:ins w:id="199" w:author="治輝 齋藤" w:date="2026-05-19T12:41:00Z" w16du:dateUtc="2026-05-19T03:41:00Z">
+                <w:ins w:id="249" w:author="治輝 齋藤" w:date="2026-05-19T12:41:00Z" w16du:dateUtc="2026-05-19T03:41:00Z"/>
+              </w:rPr>
+            </w:pPr>
+            <w:ins w:id="250" w:author="治輝 齋藤" w:date="2026-05-19T12:41:00Z" w16du:dateUtc="2026-05-19T03:41:00Z">
               <w:r>
                 <w:rPr>
                   <w:b/>
@@ -10712,7 +11155,7 @@
       </w:tr>
       <w:tr>
         <w:trPr>
-          <w:ins w:id="200" w:author="治輝 齋藤" w:date="2026-05-19T12:41:00Z" w16du:dateUtc="2026-05-19T03:41:00Z"/>
+          <w:ins w:id="251" w:author="治輝 齋藤" w:date="2026-05-19T12:41:00Z"/>
         </w:trPr>
         <w:tc>
           <w:tcPr>
@@ -10722,10 +11165,10 @@
             <w:pPr>
               <w:spacing w:before="36" w:after="36"/>
               <w:rPr>
-                <w:ins w:id="201" w:author="治輝 齋藤" w:date="2026-05-19T12:41:00Z" w16du:dateUtc="2026-05-19T03:41:00Z"/>
-              </w:rPr>
-            </w:pPr>
-            <w:ins w:id="202" w:author="治輝 齋藤" w:date="2026-05-19T12:41:00Z" w16du:dateUtc="2026-05-19T03:41:00Z">
+                <w:ins w:id="252" w:author="治輝 齋藤" w:date="2026-05-19T12:41:00Z" w16du:dateUtc="2026-05-19T03:41:00Z"/>
+              </w:rPr>
+            </w:pPr>
+            <w:ins w:id="253" w:author="治輝 齋藤" w:date="2026-05-19T12:41:00Z" w16du:dateUtc="2026-05-19T03:41:00Z">
               <w:r>
                 <w:rPr>
                   <w:rFonts w:ascii="Consolas" w:hAnsi="Consolas"/>
@@ -10748,10 +11191,10 @@
             <w:pPr>
               <w:spacing w:before="36" w:after="36"/>
               <w:rPr>
-                <w:ins w:id="203" w:author="治輝 齋藤" w:date="2026-05-19T12:41:00Z" w16du:dateUtc="2026-05-19T03:41:00Z"/>
-              </w:rPr>
-            </w:pPr>
-            <w:ins w:id="204" w:author="治輝 齋藤" w:date="2026-05-19T12:41:00Z" w16du:dateUtc="2026-05-19T03:41:00Z">
+                <w:ins w:id="254" w:author="治輝 齋藤" w:date="2026-05-19T12:41:00Z" w16du:dateUtc="2026-05-19T03:41:00Z"/>
+              </w:rPr>
+            </w:pPr>
+            <w:ins w:id="255" w:author="治輝 齋藤" w:date="2026-05-19T12:41:00Z" w16du:dateUtc="2026-05-19T03:41:00Z">
               <w:r>
                 <w:rPr>
                   <w:b/>
@@ -10770,10 +11213,10 @@
             <w:pPr>
               <w:spacing w:before="36" w:after="36"/>
               <w:rPr>
-                <w:ins w:id="205" w:author="治輝 齋藤" w:date="2026-05-19T12:41:00Z" w16du:dateUtc="2026-05-19T03:41:00Z"/>
-              </w:rPr>
-            </w:pPr>
-            <w:ins w:id="206" w:author="治輝 齋藤" w:date="2026-05-19T12:41:00Z" w16du:dateUtc="2026-05-19T03:41:00Z">
+                <w:ins w:id="256" w:author="治輝 齋藤" w:date="2026-05-19T12:41:00Z" w16du:dateUtc="2026-05-19T03:41:00Z"/>
+              </w:rPr>
+            </w:pPr>
+            <w:ins w:id="257" w:author="治輝 齋藤" w:date="2026-05-19T12:41:00Z" w16du:dateUtc="2026-05-19T03:41:00Z">
               <w:r>
                 <w:rPr>
                   <w:b/>
@@ -10790,10 +11233,10 @@
       <w:pPr>
         <w:pStyle w:val="2"/>
         <w:rPr>
-          <w:ins w:id="207" w:author="治輝 齋藤" w:date="2026-05-19T12:41:00Z" w16du:dateUtc="2026-05-19T03:41:00Z"/>
-        </w:rPr>
-      </w:pPr>
-      <w:ins w:id="208" w:author="治輝 齋藤" w:date="2026-05-19T12:41:00Z" w16du:dateUtc="2026-05-19T03:41:00Z">
+          <w:ins w:id="258" w:author="治輝 齋藤" w:date="2026-05-19T12:41:00Z" w16du:dateUtc="2026-05-19T03:41:00Z"/>
+        </w:rPr>
+      </w:pPr>
+      <w:ins w:id="259" w:author="治輝 齋藤" w:date="2026-05-19T12:41:00Z" w16du:dateUtc="2026-05-19T03:41:00Z">
         <w:r>
           <w:rPr>
             <w:rFonts w:asciiTheme="minorHAnsi" w:eastAsiaTheme="minorEastAsia" w:hAnsiTheme="minorHAnsi" w:cstheme="minorBidi"/>
@@ -10861,14 +11304,14 @@
           </w:rPr>
           <w:t xml:space="preserve"> &lt; 0.05 (conventional model-based standard errors). These results are sensitivity analyses only.</w:t>
         </w:r>
-        <w:commentRangeEnd w:id="178"/>
+        <w:commentRangeEnd w:id="229"/>
         <w:r>
           <w:rPr>
             <w:rStyle w:val="af2"/>
             <w:rFonts w:asciiTheme="minorHAnsi" w:eastAsiaTheme="minorEastAsia" w:hAnsiTheme="minorHAnsi" w:cstheme="minorBidi"/>
             <w:color w:val="auto"/>
           </w:rPr>
-          <w:commentReference w:id="178"/>
+          <w:commentReference w:id="229"/>
         </w:r>
       </w:ins>
     </w:p>
@@ -10876,7 +11319,7 @@
       <w:pPr>
         <w:pStyle w:val="a0"/>
         <w:rPr>
-          <w:del w:id="209" w:author="治輝 齋藤" w:date="2026-05-19T12:41:00Z" w16du:dateUtc="2026-05-19T03:41:00Z"/>
+          <w:del w:id="260" w:author="治輝 齋藤" w:date="2026-05-19T12:41:00Z" w16du:dateUtc="2026-05-19T03:41:00Z"/>
         </w:rPr>
       </w:pPr>
     </w:p>
@@ -10884,13 +11327,13 @@
       <w:pPr>
         <w:pStyle w:val="a0"/>
         <w:rPr>
-          <w:del w:id="210" w:author="治輝 齋藤" w:date="2026-05-19T12:41:00Z" w16du:dateUtc="2026-05-19T03:41:00Z"/>
-        </w:rPr>
-      </w:pPr>
-      <w:del w:id="211" w:author="治輝 齋藤" w:date="2026-05-19T12:41:00Z" w16du:dateUtc="2026-05-19T03:41:00Z">
+          <w:del w:id="261" w:author="治輝 齋藤" w:date="2026-05-19T12:41:00Z" w16du:dateUtc="2026-05-19T03:41:00Z"/>
+        </w:rPr>
+      </w:pPr>
+      <w:del w:id="262" w:author="治輝 齋藤" w:date="2026-05-19T12:41:00Z" w16du:dateUtc="2026-05-19T03:41:00Z">
         <w:r>
           <w:pict w14:anchorId="657FDAF1">
-            <v:rect id="_x0000_i1112" style="width:0;height:1.5pt" o:hralign="center" o:hrstd="t" o:hr="t"/>
+            <v:rect id="_x0000_i1041" style="width:0;height:1.5pt" o:hralign="center" o:hrstd="t" o:hr="t"/>
           </w:pict>
         </w:r>
       </w:del>
@@ -10904,8 +11347,8 @@
           <w:szCs w:val="32"/>
         </w:rPr>
       </w:pPr>
-      <w:bookmarkStart w:id="212" w:name="figure-legends"/>
-      <w:bookmarkEnd w:id="172"/>
+      <w:bookmarkStart w:id="263" w:name="figure-legends"/>
+      <w:bookmarkEnd w:id="223"/>
       <w:r>
         <w:br w:type="page"/>
       </w:r>
@@ -11107,8 +11550,8 @@
           <w:szCs w:val="32"/>
         </w:rPr>
       </w:pPr>
-      <w:bookmarkStart w:id="213" w:name="figure-1"/>
-      <w:bookmarkEnd w:id="212"/>
+      <w:bookmarkStart w:id="264" w:name="figure-1"/>
+      <w:bookmarkEnd w:id="263"/>
       <w:r>
         <w:br w:type="page"/>
       </w:r>
@@ -11211,8 +11654,8 @@
       <w:pPr>
         <w:pStyle w:val="2"/>
       </w:pPr>
-      <w:bookmarkStart w:id="214" w:name="figure-2"/>
-      <w:bookmarkEnd w:id="213"/>
+      <w:bookmarkStart w:id="265" w:name="figure-2"/>
+      <w:bookmarkEnd w:id="264"/>
       <w:r>
         <w:t>Figure 2</w:t>
       </w:r>
@@ -11223,8 +11666,8 @@
       </w:pPr>
     </w:p>
     <w:p>
-      <w:bookmarkStart w:id="215" w:name="figure-3"/>
-      <w:bookmarkEnd w:id="214"/>
+      <w:bookmarkStart w:id="266" w:name="figure-3"/>
+      <w:bookmarkEnd w:id="265"/>
       <w:r>
         <w:br w:type="page"/>
       </w:r>
@@ -11311,8 +11754,8 @@
           <w:szCs w:val="32"/>
         </w:rPr>
       </w:pPr>
-      <w:bookmarkStart w:id="216" w:name="figure-4"/>
-      <w:bookmarkEnd w:id="215"/>
+      <w:bookmarkStart w:id="267" w:name="figure-4"/>
+      <w:bookmarkEnd w:id="266"/>
       <w:r>
         <w:br w:type="page"/>
       </w:r>
@@ -11415,8 +11858,8 @@
       <w:pPr>
         <w:pStyle w:val="2"/>
       </w:pPr>
-      <w:bookmarkStart w:id="217" w:name="figure-5"/>
-      <w:bookmarkEnd w:id="216"/>
+      <w:bookmarkStart w:id="268" w:name="figure-5"/>
+      <w:bookmarkEnd w:id="267"/>
       <w:r>
         <w:t xml:space="preserve">Figure </w:t>
       </w:r>
@@ -11448,8 +11891,8 @@
       <w:pPr>
         <w:pStyle w:val="2"/>
       </w:pPr>
-      <w:bookmarkStart w:id="218" w:name="figure-6"/>
-      <w:bookmarkEnd w:id="217"/>
+      <w:bookmarkStart w:id="269" w:name="figure-6"/>
+      <w:bookmarkEnd w:id="268"/>
       <w:r>
         <w:t xml:space="preserve">Figure </w:t>
       </w:r>
@@ -11461,8 +11904,8 @@
         <w:t>5</w:t>
       </w:r>
     </w:p>
-    <w:bookmarkEnd w:id="168"/>
-    <w:bookmarkEnd w:id="218"/>
+    <w:bookmarkEnd w:id="219"/>
+    <w:bookmarkEnd w:id="269"/>
     <w:p>
       <w:pPr>
         <w:pStyle w:val="FirstParagraph"/>
@@ -12030,7 +12473,7 @@
       </w:r>
     </w:p>
   </w:comment>
-  <w:comment w:id="5" w:author="山岸良匡" w:date="2026-05-18T18:54:00Z" w:initials="山">
+  <w:comment w:id="5" w:author="治輝 齋藤" w:date="2026-05-19T20:36:00Z" w:initials="治齋">
     <w:p>
       <w:pPr>
         <w:pStyle w:val="af3"/>
@@ -12049,6 +12492,78 @@
           <w:rFonts w:hint="eastAsia"/>
           <w:lang w:eastAsia="ja-JP"/>
         </w:rPr>
+        <w:t>（</w:t>
+      </w:r>
+      <w:r>
+        <w:rPr>
+          <w:rFonts w:hint="eastAsia"/>
+          <w:lang w:eastAsia="ja-JP"/>
+        </w:rPr>
+        <w:t>江口</w:t>
+      </w:r>
+      <w:r>
+        <w:rPr>
+          <w:rFonts w:hint="eastAsia"/>
+          <w:lang w:eastAsia="ja-JP"/>
+        </w:rPr>
+        <w:t>先生コメント①）</w:t>
+      </w:r>
+      <w:r>
+        <w:rPr>
+          <w:rFonts w:hint="eastAsia"/>
+          <w:lang w:eastAsia="ja-JP"/>
+        </w:rPr>
+        <w:t xml:space="preserve">hip fracture rates </w:t>
+      </w:r>
+      <w:r>
+        <w:rPr>
+          <w:rFonts w:hint="eastAsia"/>
+          <w:lang w:eastAsia="ja-JP"/>
+        </w:rPr>
+        <w:t>→</w:t>
+      </w:r>
+      <w:r>
+        <w:rPr>
+          <w:rFonts w:hint="eastAsia"/>
+          <w:lang w:eastAsia="ja-JP"/>
+        </w:rPr>
+        <w:t xml:space="preserve"> hip fracture surgery rates </w:t>
+      </w:r>
+      <w:r>
+        <w:rPr>
+          <w:rFonts w:hint="eastAsia"/>
+          <w:lang w:eastAsia="ja-JP"/>
+        </w:rPr>
+        <w:t>に修正</w:t>
+      </w:r>
+      <w:r>
+        <w:rPr>
+          <w:rFonts w:hint="eastAsia"/>
+          <w:lang w:eastAsia="ja-JP"/>
+        </w:rPr>
+        <w:t>しました</w:t>
+      </w:r>
+    </w:p>
+  </w:comment>
+  <w:comment w:id="7" w:author="山岸良匡" w:date="2026-05-18T18:54:00Z" w:initials="山">
+    <w:p>
+      <w:pPr>
+        <w:pStyle w:val="af3"/>
+        <w:rPr>
+          <w:lang w:eastAsia="ja-JP"/>
+        </w:rPr>
+      </w:pPr>
+      <w:r>
+        <w:rPr>
+          <w:rStyle w:val="af2"/>
+        </w:rPr>
+        <w:annotationRef/>
+      </w:r>
+      <w:r>
+        <w:rPr>
+          <w:rFonts w:hint="eastAsia"/>
+          <w:lang w:eastAsia="ja-JP"/>
+        </w:rPr>
         <w:t>これが何を意味するのかがよくわかりませんでした。</w:t>
       </w:r>
       <w:r>
@@ -12066,7 +12581,7 @@
       </w:r>
     </w:p>
   </w:comment>
-  <w:comment w:id="6" w:author="山岸良匡" w:date="2026-05-18T18:54:00Z" w:initials="山">
+  <w:comment w:id="8" w:author="山岸良匡" w:date="2026-05-18T18:54:00Z" w:initials="山">
     <w:p>
       <w:pPr>
         <w:pStyle w:val="af3"/>
@@ -12089,11 +12604,12 @@
       </w:r>
     </w:p>
   </w:comment>
-  <w:comment w:id="7" w:author="山岸良匡" w:date="2026-05-18T23:44:00Z" w:initials="山">
+  <w:comment w:id="9" w:author="治輝 齋藤" w:date="2026-05-19T20:39:00Z" w:initials="治齋">
     <w:p>
       <w:pPr>
         <w:pStyle w:val="af3"/>
         <w:rPr>
+          <w:rFonts w:hint="eastAsia"/>
           <w:lang w:eastAsia="ja-JP"/>
         </w:rPr>
       </w:pPr>
@@ -12108,11 +12624,85 @@
           <w:rFonts w:hint="eastAsia"/>
           <w:lang w:eastAsia="ja-JP"/>
         </w:rPr>
+        <w:t>（</w:t>
+      </w:r>
+      <w:r>
+        <w:rPr>
+          <w:rFonts w:hint="eastAsia"/>
+          <w:lang w:eastAsia="ja-JP"/>
+        </w:rPr>
+        <w:t>江口先生コメント①）</w:t>
+      </w:r>
+      <w:r>
+        <w:rPr>
+          <w:lang w:eastAsia="ja-JP"/>
+        </w:rPr>
+        <w:t>forearm fractures</w:t>
+      </w:r>
+      <w:r>
+        <w:rPr>
+          <w:rFonts w:hint="eastAsia"/>
+          <w:lang w:eastAsia="ja-JP"/>
+        </w:rPr>
+        <w:t xml:space="preserve"> </w:t>
+      </w:r>
+      <w:r>
+        <w:rPr>
+          <w:rFonts w:hint="eastAsia"/>
+          <w:lang w:eastAsia="ja-JP"/>
+        </w:rPr>
+        <w:t>→</w:t>
+      </w:r>
+      <w:r>
+        <w:rPr>
+          <w:rFonts w:hint="eastAsia"/>
+          <w:lang w:eastAsia="ja-JP"/>
+        </w:rPr>
+        <w:t xml:space="preserve"> </w:t>
+      </w:r>
+      <w:r>
+        <w:t>forearm</w:t>
+      </w:r>
+      <w:r>
+        <w:rPr>
+          <w:rFonts w:hint="eastAsia"/>
+          <w:lang w:eastAsia="ja-JP"/>
+        </w:rPr>
+        <w:t xml:space="preserve"> fracture surgeries </w:t>
+      </w:r>
+      <w:r>
+        <w:rPr>
+          <w:rFonts w:hint="eastAsia"/>
+          <w:lang w:eastAsia="ja-JP"/>
+        </w:rPr>
+        <w:t>に修正しました。</w:t>
+      </w:r>
+    </w:p>
+  </w:comment>
+  <w:comment w:id="12" w:author="山岸良匡" w:date="2026-05-18T23:44:00Z" w:initials="山">
+    <w:p>
+      <w:pPr>
+        <w:pStyle w:val="af3"/>
+        <w:rPr>
+          <w:lang w:eastAsia="ja-JP"/>
+        </w:rPr>
+      </w:pPr>
+      <w:r>
+        <w:rPr>
+          <w:rStyle w:val="af2"/>
+        </w:rPr>
+        <w:annotationRef/>
+      </w:r>
+      <w:r>
+        <w:rPr>
+          <w:rFonts w:hint="eastAsia"/>
+          <w:lang w:eastAsia="ja-JP"/>
+        </w:rPr>
         <w:t>抄録の最後でこのようなことは言わない方がいい。重要なことは、「傾斜が強い県に住んでいる人では股関節骨折手術が多いが、それ以外の骨折は関係ない」ことが、明確に読者に伝わることです。それ以外の細かな情報は本文で議論すればよい。</w:t>
       </w:r>
     </w:p>
   </w:comment>
-  <w:comment w:id="10" w:author="山岸良匡" w:date="2026-05-18T19:10:00Z" w:initials="山">
+  <w:comment w:id="15" w:author="山岸良匡" w:date="2026-05-18T19:10:00Z" w:initials="山">
     <w:p>
       <w:pPr>
         <w:pStyle w:val="af3"/>
@@ -12135,11 +12725,12 @@
       </w:r>
     </w:p>
   </w:comment>
-  <w:comment w:id="11" w:author="山岸良匡" w:date="2026-05-18T19:14:00Z" w:initials="山">
+  <w:comment w:id="16" w:author="治輝 齋藤" w:date="2026-05-19T20:43:00Z" w:initials="治齋">
     <w:p>
       <w:pPr>
         <w:pStyle w:val="af3"/>
         <w:rPr>
+          <w:rFonts w:hint="eastAsia"/>
           <w:lang w:eastAsia="ja-JP"/>
         </w:rPr>
       </w:pPr>
@@ -12154,6 +12745,64 @@
           <w:rFonts w:hint="eastAsia"/>
           <w:lang w:eastAsia="ja-JP"/>
         </w:rPr>
+        <w:t>（</w:t>
+      </w:r>
+      <w:r>
+        <w:rPr>
+          <w:rFonts w:hint="eastAsia"/>
+          <w:lang w:eastAsia="ja-JP"/>
+        </w:rPr>
+        <w:t>江口先生コメント①）</w:t>
+      </w:r>
+      <w:r>
+        <w:rPr>
+          <w:rFonts w:hint="eastAsia"/>
+          <w:lang w:eastAsia="ja-JP"/>
+        </w:rPr>
+        <w:t xml:space="preserve">hip fracture rates </w:t>
+      </w:r>
+      <w:r>
+        <w:rPr>
+          <w:rFonts w:hint="eastAsia"/>
+          <w:lang w:eastAsia="ja-JP"/>
+        </w:rPr>
+        <w:t>→</w:t>
+      </w:r>
+      <w:r>
+        <w:rPr>
+          <w:rFonts w:hint="eastAsia"/>
+          <w:lang w:eastAsia="ja-JP"/>
+        </w:rPr>
+        <w:t xml:space="preserve"> hip fracture surgery rates </w:t>
+      </w:r>
+      <w:r>
+        <w:rPr>
+          <w:rFonts w:hint="eastAsia"/>
+          <w:lang w:eastAsia="ja-JP"/>
+        </w:rPr>
+        <w:t>に修正のうえ、本文の表現も修正しました。</w:t>
+      </w:r>
+    </w:p>
+  </w:comment>
+  <w:comment w:id="26" w:author="山岸良匡" w:date="2026-05-18T19:14:00Z" w:initials="山">
+    <w:p>
+      <w:pPr>
+        <w:pStyle w:val="af3"/>
+        <w:rPr>
+          <w:lang w:eastAsia="ja-JP"/>
+        </w:rPr>
+      </w:pPr>
+      <w:r>
+        <w:rPr>
+          <w:rStyle w:val="af2"/>
+        </w:rPr>
+        <w:annotationRef/>
+      </w:r>
+      <w:r>
+        <w:rPr>
+          <w:rFonts w:hint="eastAsia"/>
+          <w:lang w:eastAsia="ja-JP"/>
+        </w:rPr>
         <w:t>ここで県レベルというのがでてくるが、県レベルで十分なのですか？山の多い県でも実際に人々が多く住んでいるのは平野部で、山奥に住んでいる人はわずかですが、それでも代表性は担保できるのですか？</w:t>
       </w:r>
       <w:r>
@@ -12200,12 +12849,12 @@
       </w:r>
     </w:p>
   </w:comment>
-  <w:comment w:id="18" w:author="山岸良匡" w:date="2026-05-18T19:19:00Z" w:initials="山">
+  <w:comment w:id="27" w:author="治輝 齋藤" w:date="2026-05-19T20:44:00Z" w:initials="治齋">
     <w:p>
       <w:pPr>
         <w:pStyle w:val="af3"/>
         <w:rPr>
-          <w:lang w:eastAsia="ja-JP"/>
+          <w:rFonts w:hint="eastAsia"/>
         </w:rPr>
       </w:pPr>
       <w:r>
@@ -12219,6 +12868,164 @@
           <w:rFonts w:hint="eastAsia"/>
           <w:lang w:eastAsia="ja-JP"/>
         </w:rPr>
+        <w:t>（</w:t>
+      </w:r>
+      <w:r>
+        <w:rPr>
+          <w:rFonts w:hint="eastAsia"/>
+          <w:lang w:eastAsia="ja-JP"/>
+        </w:rPr>
+        <w:t>江口先生コメント①）</w:t>
+      </w:r>
+      <w:r>
+        <w:rPr>
+          <w:lang w:eastAsia="ja-JP"/>
+        </w:rPr>
+        <w:t>terrain–fracture relationship</w:t>
+      </w:r>
+      <w:r>
+        <w:rPr>
+          <w:rFonts w:hint="eastAsia"/>
+          <w:lang w:eastAsia="ja-JP"/>
+        </w:rPr>
+        <w:t xml:space="preserve"> </w:t>
+      </w:r>
+      <w:r>
+        <w:rPr>
+          <w:rFonts w:hint="eastAsia"/>
+          <w:lang w:eastAsia="ja-JP"/>
+        </w:rPr>
+        <w:t>→</w:t>
+      </w:r>
+      <w:r>
+        <w:rPr>
+          <w:rFonts w:hint="eastAsia"/>
+          <w:lang w:eastAsia="ja-JP"/>
+        </w:rPr>
+        <w:t xml:space="preserve"> </w:t>
+      </w:r>
+      <w:r>
+        <w:rPr>
+          <w:lang w:eastAsia="ja-JP"/>
+        </w:rPr>
+        <w:t>terrain–fracture surgery relationship</w:t>
+      </w:r>
+      <w:r>
+        <w:rPr>
+          <w:rFonts w:hint="eastAsia"/>
+          <w:lang w:eastAsia="ja-JP"/>
+        </w:rPr>
+        <w:t>に修正しました。</w:t>
+      </w:r>
+    </w:p>
+  </w:comment>
+  <w:comment w:id="29" w:author="治輝 齋藤" w:date="2026-05-19T20:47:00Z" w:initials="治齋">
+    <w:p>
+      <w:pPr>
+        <w:pStyle w:val="af3"/>
+        <w:rPr>
+          <w:lang w:eastAsia="ja-JP"/>
+        </w:rPr>
+      </w:pPr>
+      <w:r>
+        <w:rPr>
+          <w:rStyle w:val="af2"/>
+        </w:rPr>
+        <w:annotationRef/>
+      </w:r>
+      <w:r>
+        <w:rPr>
+          <w:rFonts w:hint="eastAsia"/>
+          <w:lang w:eastAsia="ja-JP"/>
+        </w:rPr>
+        <w:t>（</w:t>
+      </w:r>
+      <w:r>
+        <w:rPr>
+          <w:rFonts w:hint="eastAsia"/>
+          <w:lang w:eastAsia="ja-JP"/>
+        </w:rPr>
+        <w:t>江口先生コメント①）</w:t>
+      </w:r>
+      <w:r>
+        <w:rPr>
+          <w:rFonts w:hint="eastAsia"/>
+          <w:lang w:eastAsia="ja-JP"/>
+        </w:rPr>
+        <w:t>骨折と骨折手術率の区別を整理</w:t>
+      </w:r>
+      <w:r>
+        <w:rPr>
+          <w:rFonts w:hint="eastAsia"/>
+          <w:lang w:eastAsia="ja-JP"/>
+        </w:rPr>
+        <w:t>する旨について、記載を修正しました。</w:t>
+      </w:r>
+    </w:p>
+  </w:comment>
+  <w:comment w:id="43" w:author="治輝 齋藤" w:date="2026-05-19T20:54:00Z" w:initials="治齋">
+    <w:p>
+      <w:pPr>
+        <w:pStyle w:val="af3"/>
+        <w:rPr>
+          <w:lang w:eastAsia="ja-JP"/>
+        </w:rPr>
+      </w:pPr>
+      <w:r>
+        <w:rPr>
+          <w:rStyle w:val="af2"/>
+        </w:rPr>
+        <w:annotationRef/>
+      </w:r>
+      <w:r>
+        <w:rPr>
+          <w:rFonts w:hint="eastAsia"/>
+          <w:lang w:eastAsia="ja-JP"/>
+        </w:rPr>
+        <w:t>（</w:t>
+      </w:r>
+      <w:r>
+        <w:rPr>
+          <w:rFonts w:hint="eastAsia"/>
+          <w:lang w:eastAsia="ja-JP"/>
+        </w:rPr>
+        <w:t>江口先生コメント①）</w:t>
+      </w:r>
+      <w:r>
+        <w:rPr>
+          <w:rFonts w:hint="eastAsia"/>
+          <w:lang w:eastAsia="ja-JP"/>
+        </w:rPr>
+        <w:t>大腿骨近位部骨折手術率データを用いて検討している</w:t>
+      </w:r>
+      <w:r>
+        <w:rPr>
+          <w:rFonts w:hint="eastAsia"/>
+          <w:lang w:eastAsia="ja-JP"/>
+        </w:rPr>
+        <w:t>旨について記載を加え、全体の表現を修正しました。</w:t>
+      </w:r>
+    </w:p>
+  </w:comment>
+  <w:comment w:id="69" w:author="山岸良匡" w:date="2026-05-18T19:19:00Z" w:initials="山">
+    <w:p>
+      <w:pPr>
+        <w:pStyle w:val="af3"/>
+        <w:rPr>
+          <w:lang w:eastAsia="ja-JP"/>
+        </w:rPr>
+      </w:pPr>
+      <w:r>
+        <w:rPr>
+          <w:rStyle w:val="af2"/>
+        </w:rPr>
+        <w:annotationRef/>
+      </w:r>
+      <w:r>
+        <w:rPr>
+          <w:rFonts w:hint="eastAsia"/>
+          <w:lang w:eastAsia="ja-JP"/>
+        </w:rPr>
         <w:t>老年人口割合のことですか？この書き方だと１年間にどれだけ高齢化が進んだかの指標のように見える。</w:t>
       </w:r>
       <w:r>
@@ -12236,7 +13043,7 @@
       </w:r>
     </w:p>
   </w:comment>
-  <w:comment w:id="21" w:author="治輝 齋藤" w:date="2026-04-30T18:01:00Z" w:initials="治齋">
+  <w:comment w:id="72" w:author="治輝 齋藤" w:date="2026-04-30T18:01:00Z" w:initials="治齋">
     <w:p>
       <w:pPr>
         <w:pStyle w:val="af3"/>
@@ -12255,6 +13062,43 @@
           <w:rFonts w:hint="eastAsia"/>
           <w:lang w:eastAsia="ja-JP"/>
         </w:rPr>
+        <w:t>（佐藤先生コメント①）</w:t>
+      </w:r>
+      <w:r>
+        <w:rPr>
+          <w:rFonts w:hint="eastAsia"/>
+          <w:lang w:eastAsia="ja-JP"/>
+        </w:rPr>
+        <w:t>完全な媒介因子として考えることは難しいので、交絡因子として処理する</w:t>
+      </w:r>
+      <w:r>
+        <w:rPr>
+          <w:rFonts w:hint="eastAsia"/>
+          <w:lang w:eastAsia="ja-JP"/>
+        </w:rPr>
+        <w:t>旨を記載しました。</w:t>
+      </w:r>
+    </w:p>
+  </w:comment>
+  <w:comment w:id="75" w:author="治輝 齋藤" w:date="2026-04-30T18:02:00Z" w:initials="治齋">
+    <w:p>
+      <w:pPr>
+        <w:pStyle w:val="af3"/>
+        <w:rPr>
+          <w:lang w:eastAsia="ja-JP"/>
+        </w:rPr>
+      </w:pPr>
+      <w:r>
+        <w:rPr>
+          <w:rStyle w:val="af2"/>
+        </w:rPr>
+        <w:annotationRef/>
+      </w:r>
+      <w:r>
+        <w:rPr>
+          <w:rFonts w:hint="eastAsia"/>
+          <w:lang w:eastAsia="ja-JP"/>
+        </w:rPr>
         <w:t>（</w:t>
       </w:r>
       <w:r>
@@ -12262,25 +13106,46 @@
           <w:rFonts w:hint="eastAsia"/>
           <w:lang w:eastAsia="ja-JP"/>
         </w:rPr>
-        <w:t>佐藤先生コメント①）</w:t>
-      </w:r>
-      <w:r>
-        <w:rPr>
-          <w:rFonts w:hint="eastAsia"/>
-          <w:lang w:eastAsia="ja-JP"/>
-        </w:rPr>
-        <w:t>完全な媒介因子として考えることは難しいので、交絡因子として処理する</w:t>
-      </w:r>
-      <w:r>
-        <w:rPr>
-          <w:rFonts w:hint="eastAsia"/>
-          <w:lang w:eastAsia="ja-JP"/>
-        </w:rPr>
-        <w:t>旨を記載しました。</w:t>
+        <w:t>佐藤先生コメント②）</w:t>
+      </w:r>
+      <w:r>
+        <w:rPr>
+          <w:rFonts w:hint="eastAsia"/>
+          <w:lang w:eastAsia="ja-JP"/>
+        </w:rPr>
+        <w:t>N=47</w:t>
+      </w:r>
+      <w:r>
+        <w:rPr>
+          <w:rFonts w:hint="eastAsia"/>
+          <w:lang w:eastAsia="ja-JP"/>
+        </w:rPr>
+        <w:t>での係数安定性・多重共線性診断を確認し</w:t>
+      </w:r>
+      <w:r>
+        <w:rPr>
+          <w:rFonts w:hint="eastAsia"/>
+          <w:lang w:eastAsia="ja-JP"/>
+        </w:rPr>
+        <w:t>、</w:t>
+      </w:r>
+      <w:r>
+        <w:rPr>
+          <w:rFonts w:hint="eastAsia"/>
+          <w:lang w:eastAsia="ja-JP"/>
+        </w:rPr>
+        <w:t>慎重解釈する旨を追記</w:t>
+      </w:r>
+      <w:r>
+        <w:rPr>
+          <w:rFonts w:hint="eastAsia"/>
+          <w:lang w:eastAsia="ja-JP"/>
+        </w:rPr>
+        <w:t>しました。</w:t>
       </w:r>
     </w:p>
   </w:comment>
-  <w:comment w:id="24" w:author="治輝 齋藤" w:date="2026-04-30T18:02:00Z" w:initials="治齋">
+  <w:comment w:id="77" w:author="治輝 齋藤" w:date="2026-04-30T20:24:00Z" w:initials="治齋">
     <w:p>
       <w:pPr>
         <w:pStyle w:val="af3"/>
@@ -12303,38 +13168,93 @@
       </w:r>
       <w:r>
         <w:rPr>
-          <w:rFonts w:hint="eastAsia"/>
-          <w:lang w:eastAsia="ja-JP"/>
-        </w:rPr>
-        <w:t>佐藤先生コメント②）</w:t>
-      </w:r>
-      <w:r>
-        <w:rPr>
-          <w:rFonts w:hint="eastAsia"/>
-          <w:lang w:eastAsia="ja-JP"/>
-        </w:rPr>
-        <w:t>N=47</w:t>
-      </w:r>
-      <w:r>
-        <w:rPr>
-          <w:rFonts w:hint="eastAsia"/>
-          <w:lang w:eastAsia="ja-JP"/>
-        </w:rPr>
-        <w:t>での係数安定性・多重共線性診断を確認し</w:t>
-      </w:r>
-      <w:r>
-        <w:rPr>
-          <w:rFonts w:hint="eastAsia"/>
-          <w:lang w:eastAsia="ja-JP"/>
-        </w:rPr>
-        <w:t>、</w:t>
-      </w:r>
-      <w:r>
-        <w:rPr>
-          <w:rFonts w:hint="eastAsia"/>
-          <w:lang w:eastAsia="ja-JP"/>
-        </w:rPr>
-        <w:t>慎重解釈する旨を追記</w:t>
+          <w:lang w:eastAsia="ja-JP"/>
+        </w:rPr>
+        <w:t>寳澤</w:t>
+      </w:r>
+      <w:r>
+        <w:rPr>
+          <w:rFonts w:hint="eastAsia"/>
+          <w:lang w:eastAsia="ja-JP"/>
+        </w:rPr>
+        <w:t>先生コメント）</w:t>
+      </w:r>
+      <w:r>
+        <w:rPr>
+          <w:rFonts w:hint="eastAsia"/>
+          <w:lang w:eastAsia="ja-JP"/>
+        </w:rPr>
+        <w:t>年齢階級別手術表</w:t>
+      </w:r>
+      <w:r>
+        <w:rPr>
+          <w:rFonts w:hint="eastAsia"/>
+          <w:lang w:eastAsia="ja-JP"/>
+        </w:rPr>
+        <w:t>データ、</w:t>
+      </w:r>
+      <w:r>
+        <w:rPr>
+          <w:rFonts w:hint="eastAsia"/>
+          <w:lang w:eastAsia="ja-JP"/>
+        </w:rPr>
+        <w:t>2020</w:t>
+      </w:r>
+      <w:r>
+        <w:rPr>
+          <w:rFonts w:hint="eastAsia"/>
+          <w:lang w:eastAsia="ja-JP"/>
+        </w:rPr>
+        <w:t>年国勢調査の</w:t>
+      </w:r>
+      <w:r>
+        <w:rPr>
+          <w:rFonts w:hint="eastAsia"/>
+          <w:lang w:eastAsia="ja-JP"/>
+        </w:rPr>
+        <w:t>人口</w:t>
+      </w:r>
+      <w:r>
+        <w:rPr>
+          <w:rFonts w:hint="eastAsia"/>
+          <w:lang w:eastAsia="ja-JP"/>
+        </w:rPr>
+        <w:t>データ</w:t>
+      </w:r>
+      <w:r>
+        <w:rPr>
+          <w:rFonts w:hint="eastAsia"/>
+          <w:lang w:eastAsia="ja-JP"/>
+        </w:rPr>
+        <w:t>を用いた間接法</w:t>
+      </w:r>
+      <w:r>
+        <w:rPr>
+          <w:rFonts w:hint="eastAsia"/>
+          <w:lang w:eastAsia="ja-JP"/>
+        </w:rPr>
+        <w:t>SIR/ISR</w:t>
+      </w:r>
+      <w:r>
+        <w:rPr>
+          <w:rFonts w:hint="eastAsia"/>
+          <w:lang w:eastAsia="ja-JP"/>
+        </w:rPr>
+        <w:t>の感度分析手順（</w:t>
+      </w:r>
+      <w:r>
+        <w:rPr>
+          <w:rFonts w:hint="eastAsia"/>
+          <w:lang w:eastAsia="ja-JP"/>
+        </w:rPr>
+        <w:t>`0/5/9`</w:t>
+      </w:r>
+      <w:r>
+        <w:rPr>
+          <w:rFonts w:hint="eastAsia"/>
+          <w:lang w:eastAsia="ja-JP"/>
+        </w:rPr>
+        <w:t>シナリオ）を追記</w:t>
       </w:r>
       <w:r>
         <w:rPr>
@@ -12345,7 +13265,7 @@
       </w:r>
     </w:p>
   </w:comment>
-  <w:comment w:id="26" w:author="治輝 齋藤" w:date="2026-04-30T20:24:00Z" w:initials="治齋">
+  <w:comment w:id="92" w:author="山岸良匡" w:date="2026-05-18T19:23:00Z" w:initials="山">
     <w:p>
       <w:pPr>
         <w:pStyle w:val="af3"/>
@@ -12364,108 +13284,11 @@
           <w:rFonts w:hint="eastAsia"/>
           <w:lang w:eastAsia="ja-JP"/>
         </w:rPr>
-        <w:t>（</w:t>
-      </w:r>
-      <w:r>
-        <w:rPr>
-          <w:lang w:eastAsia="ja-JP"/>
-        </w:rPr>
-        <w:t>寳澤</w:t>
-      </w:r>
-      <w:r>
-        <w:rPr>
-          <w:rFonts w:hint="eastAsia"/>
-          <w:lang w:eastAsia="ja-JP"/>
-        </w:rPr>
-        <w:t>先生コメント）</w:t>
-      </w:r>
-      <w:r>
-        <w:rPr>
-          <w:rFonts w:hint="eastAsia"/>
-          <w:lang w:eastAsia="ja-JP"/>
-        </w:rPr>
-        <w:t>年齢階級別手術表</w:t>
-      </w:r>
-      <w:r>
-        <w:rPr>
-          <w:rFonts w:hint="eastAsia"/>
-          <w:lang w:eastAsia="ja-JP"/>
-        </w:rPr>
-        <w:t>データ、</w:t>
-      </w:r>
-      <w:r>
-        <w:rPr>
-          <w:rFonts w:hint="eastAsia"/>
-          <w:lang w:eastAsia="ja-JP"/>
-        </w:rPr>
-        <w:t>2020</w:t>
-      </w:r>
-      <w:r>
-        <w:rPr>
-          <w:rFonts w:hint="eastAsia"/>
-          <w:lang w:eastAsia="ja-JP"/>
-        </w:rPr>
-        <w:t>年国勢調査の</w:t>
-      </w:r>
-      <w:r>
-        <w:rPr>
-          <w:rFonts w:hint="eastAsia"/>
-          <w:lang w:eastAsia="ja-JP"/>
-        </w:rPr>
-        <w:t>人口</w:t>
-      </w:r>
-      <w:r>
-        <w:rPr>
-          <w:rFonts w:hint="eastAsia"/>
-          <w:lang w:eastAsia="ja-JP"/>
-        </w:rPr>
-        <w:t>データ</w:t>
-      </w:r>
-      <w:r>
-        <w:rPr>
-          <w:rFonts w:hint="eastAsia"/>
-          <w:lang w:eastAsia="ja-JP"/>
-        </w:rPr>
-        <w:t>を用いた間接法</w:t>
-      </w:r>
-      <w:r>
-        <w:rPr>
-          <w:rFonts w:hint="eastAsia"/>
-          <w:lang w:eastAsia="ja-JP"/>
-        </w:rPr>
-        <w:t>SIR/ISR</w:t>
-      </w:r>
-      <w:r>
-        <w:rPr>
-          <w:rFonts w:hint="eastAsia"/>
-          <w:lang w:eastAsia="ja-JP"/>
-        </w:rPr>
-        <w:t>の感度分析手順（</w:t>
-      </w:r>
-      <w:r>
-        <w:rPr>
-          <w:rFonts w:hint="eastAsia"/>
-          <w:lang w:eastAsia="ja-JP"/>
-        </w:rPr>
-        <w:t>`0/5/9`</w:t>
-      </w:r>
-      <w:r>
-        <w:rPr>
-          <w:rFonts w:hint="eastAsia"/>
-          <w:lang w:eastAsia="ja-JP"/>
-        </w:rPr>
-        <w:t>シナリオ）を追記</w:t>
-      </w:r>
-      <w:r>
-        <w:rPr>
-          <w:rFonts w:hint="eastAsia"/>
-          <w:lang w:eastAsia="ja-JP"/>
-        </w:rPr>
-        <w:t>しました。</w:t>
+        <w:t>これは不要では？</w:t>
       </w:r>
     </w:p>
   </w:comment>
-  <w:comment w:id="41" w:author="山岸良匡" w:date="2026-05-18T19:23:00Z" w:initials="山">
+  <w:comment w:id="96" w:author="山岸良匡" w:date="2026-05-18T19:28:00Z" w:initials="山">
     <w:p>
       <w:pPr>
         <w:pStyle w:val="af3"/>
@@ -12481,14 +13304,35 @@
       </w:r>
       <w:r>
         <w:rPr>
-          <w:rFonts w:hint="eastAsia"/>
-          <w:lang w:eastAsia="ja-JP"/>
-        </w:rPr>
-        <w:t>これは不要では？</w:t>
+          <w:lang w:eastAsia="ja-JP"/>
+        </w:rPr>
+        <w:t>rate</w:t>
+      </w:r>
+      <w:r>
+        <w:rPr>
+          <w:rFonts w:hint="eastAsia"/>
+          <w:lang w:eastAsia="ja-JP"/>
+        </w:rPr>
+        <w:t>という単語は、疫学では、単位時間当たりを含む概念なので、単に割合を意味するなら</w:t>
+      </w:r>
+      <w:proofErr w:type="spellStart"/>
+      <w:r>
+        <w:rPr>
+          <w:lang w:eastAsia="ja-JP"/>
+        </w:rPr>
+        <w:t>proprotion</w:t>
+      </w:r>
+      <w:proofErr w:type="spellEnd"/>
+      <w:r>
+        <w:rPr>
+          <w:rFonts w:hint="eastAsia"/>
+          <w:lang w:eastAsia="ja-JP"/>
+        </w:rPr>
+        <w:t>の方がいい。ほかも同様です。</w:t>
       </w:r>
     </w:p>
   </w:comment>
-  <w:comment w:id="45" w:author="山岸良匡" w:date="2026-05-18T19:28:00Z" w:initials="山">
+  <w:comment w:id="97" w:author="山岸良匡" w:date="2026-05-18T19:31:00Z" w:initials="山">
     <w:p>
       <w:pPr>
         <w:pStyle w:val="af3"/>
@@ -12504,35 +13348,34 @@
       </w:r>
       <w:r>
         <w:rPr>
-          <w:lang w:eastAsia="ja-JP"/>
-        </w:rPr>
-        <w:t>rate</w:t>
-      </w:r>
-      <w:r>
-        <w:rPr>
-          <w:rFonts w:hint="eastAsia"/>
-          <w:lang w:eastAsia="ja-JP"/>
-        </w:rPr>
-        <w:t>という単語は、疫学では、単位時間当たりを含む概念なので、単に割合を意味するなら</w:t>
-      </w:r>
-      <w:proofErr w:type="spellStart"/>
-      <w:r>
-        <w:rPr>
-          <w:lang w:eastAsia="ja-JP"/>
-        </w:rPr>
-        <w:t>proprotion</w:t>
-      </w:r>
-      <w:proofErr w:type="spellEnd"/>
-      <w:r>
-        <w:rPr>
-          <w:rFonts w:hint="eastAsia"/>
-          <w:lang w:eastAsia="ja-JP"/>
-        </w:rPr>
-        <w:t>の方がいい。ほかも同様です。</w:t>
+          <w:rFonts w:hint="eastAsia"/>
+          <w:lang w:eastAsia="ja-JP"/>
+        </w:rPr>
+        <w:t>これは</w:t>
+      </w:r>
+      <w:r>
+        <w:rPr>
+          <w:rFonts w:hint="eastAsia"/>
+          <w:lang w:eastAsia="ja-JP"/>
+        </w:rPr>
+        <w:t>Table</w:t>
+      </w:r>
+      <w:r>
+        <w:rPr>
+          <w:lang w:eastAsia="ja-JP"/>
+        </w:rPr>
+        <w:t>2</w:t>
+      </w:r>
+      <w:r>
+        <w:rPr>
+          <w:rFonts w:hint="eastAsia"/>
+          <w:lang w:eastAsia="ja-JP"/>
+        </w:rPr>
+        <w:t>と何が違いますか？どちらかだけでいいのでは？</w:t>
       </w:r>
     </w:p>
   </w:comment>
-  <w:comment w:id="46" w:author="山岸良匡" w:date="2026-05-18T19:31:00Z" w:initials="山">
+  <w:comment w:id="100" w:author="山岸良匡" w:date="2026-05-18T19:35:00Z" w:initials="山">
     <w:p>
       <w:pPr>
         <w:pStyle w:val="af3"/>
@@ -12551,54 +13394,11 @@
           <w:rFonts w:hint="eastAsia"/>
           <w:lang w:eastAsia="ja-JP"/>
         </w:rPr>
-        <w:t>これは</w:t>
-      </w:r>
-      <w:r>
-        <w:rPr>
-          <w:rFonts w:hint="eastAsia"/>
-          <w:lang w:eastAsia="ja-JP"/>
-        </w:rPr>
-        <w:t>Table</w:t>
-      </w:r>
-      <w:r>
-        <w:rPr>
-          <w:lang w:eastAsia="ja-JP"/>
-        </w:rPr>
-        <w:t>2</w:t>
-      </w:r>
-      <w:r>
-        <w:rPr>
-          <w:rFonts w:hint="eastAsia"/>
-          <w:lang w:eastAsia="ja-JP"/>
-        </w:rPr>
-        <w:t>と何が違いますか？どちらかだけでいいのでは？</w:t>
+        <w:t>これは必要ですか？</w:t>
       </w:r>
     </w:p>
   </w:comment>
-  <w:comment w:id="49" w:author="山岸良匡" w:date="2026-05-18T19:35:00Z" w:initials="山">
-    <w:p>
-      <w:pPr>
-        <w:pStyle w:val="af3"/>
-        <w:rPr>
-          <w:lang w:eastAsia="ja-JP"/>
-        </w:rPr>
-      </w:pPr>
-      <w:r>
-        <w:rPr>
-          <w:rStyle w:val="af2"/>
-        </w:rPr>
-        <w:annotationRef/>
-      </w:r>
-      <w:r>
-        <w:rPr>
-          <w:rFonts w:hint="eastAsia"/>
-          <w:lang w:eastAsia="ja-JP"/>
-        </w:rPr>
-        <w:t>これは必要ですか？</w:t>
-      </w:r>
-    </w:p>
-  </w:comment>
-  <w:comment w:id="50" w:author="治輝 齋藤" w:date="2026-04-30T20:30:00Z" w:initials="治齋">
+  <w:comment w:id="101" w:author="治輝 齋藤" w:date="2026-04-30T20:30:00Z" w:initials="治齋">
     <w:p>
       <w:pPr>
         <w:pStyle w:val="af3"/>
@@ -12721,7 +13521,7 @@
       </w:r>
     </w:p>
   </w:comment>
-  <w:comment w:id="51" w:author="山岸良匡" w:date="2026-05-18T19:37:00Z" w:initials="山">
+  <w:comment w:id="102" w:author="山岸良匡" w:date="2026-05-18T19:37:00Z" w:initials="山">
     <w:p>
       <w:pPr>
         <w:pStyle w:val="af3"/>
@@ -12765,7 +13565,7 @@
       </w:r>
     </w:p>
   </w:comment>
-  <w:comment w:id="56" w:author="治輝 齋藤" w:date="2026-04-30T19:12:00Z" w:initials="治齋">
+  <w:comment w:id="107" w:author="治輝 齋藤" w:date="2026-04-30T19:12:00Z" w:initials="治齋">
     <w:p>
       <w:pPr>
         <w:pStyle w:val="af3"/>
@@ -12828,7 +13628,7 @@
       </w:r>
     </w:p>
   </w:comment>
-  <w:comment w:id="59" w:author="山岸良匡" w:date="2026-05-18T19:39:00Z" w:initials="山">
+  <w:comment w:id="110" w:author="山岸良匡" w:date="2026-05-18T19:39:00Z" w:initials="山">
     <w:p>
       <w:pPr>
         <w:pStyle w:val="af3"/>
@@ -12857,7 +13657,7 @@
       </w:r>
     </w:p>
   </w:comment>
-  <w:comment w:id="60" w:author="山岸良匡" w:date="2026-05-18T19:40:00Z" w:initials="山">
+  <w:comment w:id="111" w:author="山岸良匡" w:date="2026-05-18T19:40:00Z" w:initials="山">
     <w:p>
       <w:pPr>
         <w:pStyle w:val="af3"/>
@@ -12893,7 +13693,7 @@
       </w:r>
     </w:p>
   </w:comment>
-  <w:comment w:id="61" w:author="山岸良匡" w:date="2026-05-18T19:42:00Z" w:initials="山">
+  <w:comment w:id="112" w:author="山岸良匡" w:date="2026-05-18T19:42:00Z" w:initials="山">
     <w:p>
       <w:pPr>
         <w:pStyle w:val="af3"/>
@@ -12916,7 +13716,7 @@
       </w:r>
     </w:p>
   </w:comment>
-  <w:comment w:id="63" w:author="治輝 齋藤" w:date="2026-04-30T19:29:00Z" w:initials="治齋">
+  <w:comment w:id="114" w:author="治輝 齋藤" w:date="2026-04-30T19:29:00Z" w:initials="治齋">
     <w:p>
       <w:pPr>
         <w:pStyle w:val="af3"/>
@@ -12983,7 +13783,7 @@
       </w:r>
     </w:p>
   </w:comment>
-  <w:comment w:id="78" w:author="治輝 齋藤" w:date="2026-04-30T20:52:00Z" w:initials="治齋">
+  <w:comment w:id="129" w:author="治輝 齋藤" w:date="2026-04-30T20:52:00Z" w:initials="治齋">
     <w:p>
       <w:pPr>
         <w:pStyle w:val="af3"/>
@@ -13034,7 +13834,7 @@
       </w:r>
     </w:p>
   </w:comment>
-  <w:comment w:id="89" w:author="治輝 齋藤" w:date="2026-04-30T20:56:00Z" w:initials="治齋">
+  <w:comment w:id="140" w:author="治輝 齋藤" w:date="2026-04-30T20:56:00Z" w:initials="治齋">
     <w:p>
       <w:pPr>
         <w:pStyle w:val="af3"/>
@@ -13078,7 +13878,7 @@
       </w:r>
     </w:p>
   </w:comment>
-  <w:comment w:id="97" w:author="治輝 齋藤" w:date="2026-04-30T21:00:00Z" w:initials="治齋">
+  <w:comment w:id="148" w:author="治輝 齋藤" w:date="2026-04-30T21:00:00Z" w:initials="治齋">
     <w:p>
       <w:pPr>
         <w:pStyle w:val="af3"/>
@@ -13097,6 +13897,443 @@
           <w:rFonts w:hint="eastAsia"/>
           <w:lang w:eastAsia="ja-JP"/>
         </w:rPr>
+        <w:t>（佐藤先生コメント⑩）</w:t>
+      </w:r>
+      <w:r>
+        <w:rPr>
+          <w:rFonts w:hint="eastAsia"/>
+          <w:lang w:eastAsia="ja-JP"/>
+        </w:rPr>
+        <w:t>Discussion</w:t>
+      </w:r>
+      <w:r>
+        <w:rPr>
+          <w:rFonts w:hint="eastAsia"/>
+          <w:lang w:eastAsia="ja-JP"/>
+        </w:rPr>
+        <w:t>内の断定表現を修正しました。</w:t>
+      </w:r>
+    </w:p>
+  </w:comment>
+  <w:comment w:id="166" w:author="治輝 齋藤" w:date="2026-04-30T20:33:00Z" w:initials="治齋">
+    <w:p>
+      <w:pPr>
+        <w:pStyle w:val="af3"/>
+        <w:rPr>
+          <w:lang w:eastAsia="ja-JP"/>
+        </w:rPr>
+      </w:pPr>
+      <w:r>
+        <w:rPr>
+          <w:rStyle w:val="af2"/>
+        </w:rPr>
+        <w:annotationRef/>
+      </w:r>
+      <w:r>
+        <w:rPr>
+          <w:rFonts w:hint="eastAsia"/>
+          <w:lang w:eastAsia="ja-JP"/>
+        </w:rPr>
+        <w:t>（寳澤先生コメント）</w:t>
+      </w:r>
+      <w:r>
+        <w:rPr>
+          <w:rFonts w:hint="eastAsia"/>
+          <w:lang w:eastAsia="ja-JP"/>
+        </w:rPr>
+        <w:t>Discussion</w:t>
+      </w:r>
+      <w:r>
+        <w:rPr>
+          <w:rFonts w:hint="eastAsia"/>
+          <w:lang w:eastAsia="ja-JP"/>
+        </w:rPr>
+        <w:t>に、</w:t>
+      </w:r>
+      <w:r>
+        <w:rPr>
+          <w:rFonts w:hint="eastAsia"/>
+          <w:lang w:eastAsia="ja-JP"/>
+        </w:rPr>
+        <w:t>NDB</w:t>
+      </w:r>
+      <w:r>
+        <w:rPr>
+          <w:rFonts w:hint="eastAsia"/>
+          <w:lang w:eastAsia="ja-JP"/>
+        </w:rPr>
+        <w:t>オープン</w:t>
+      </w:r>
+      <w:r>
+        <w:rPr>
+          <w:rFonts w:hint="eastAsia"/>
+          <w:lang w:eastAsia="ja-JP"/>
+        </w:rPr>
+        <w:t>データのマスキング制約下での解釈方針（頑健性確認として扱う</w:t>
+      </w:r>
+      <w:r>
+        <w:rPr>
+          <w:rFonts w:hint="eastAsia"/>
+          <w:lang w:eastAsia="ja-JP"/>
+        </w:rPr>
+        <w:t>旨</w:t>
+      </w:r>
+      <w:r>
+        <w:rPr>
+          <w:rFonts w:hint="eastAsia"/>
+          <w:lang w:eastAsia="ja-JP"/>
+        </w:rPr>
+        <w:t>）を追記</w:t>
+      </w:r>
+      <w:r>
+        <w:rPr>
+          <w:rFonts w:hint="eastAsia"/>
+          <w:lang w:eastAsia="ja-JP"/>
+        </w:rPr>
+        <w:t>しました。</w:t>
+      </w:r>
+    </w:p>
+  </w:comment>
+  <w:comment w:id="169" w:author="山岸良匡" w:date="2026-05-18T19:51:00Z" w:initials="山">
+    <w:p>
+      <w:pPr>
+        <w:pStyle w:val="af3"/>
+        <w:rPr>
+          <w:lang w:eastAsia="ja-JP"/>
+        </w:rPr>
+      </w:pPr>
+      <w:r>
+        <w:rPr>
+          <w:rStyle w:val="af2"/>
+        </w:rPr>
+        <w:annotationRef/>
+      </w:r>
+      <w:r>
+        <w:rPr>
+          <w:rFonts w:hint="eastAsia"/>
+          <w:lang w:eastAsia="ja-JP"/>
+        </w:rPr>
+        <w:t>車の影響が考察されていないのが気になります。地方</w:t>
+      </w:r>
+      <w:proofErr w:type="gramStart"/>
+      <w:r>
+        <w:rPr>
+          <w:rFonts w:hint="eastAsia"/>
+          <w:lang w:eastAsia="ja-JP"/>
+        </w:rPr>
+        <w:t>で</w:t>
+      </w:r>
+      <w:proofErr w:type="gramEnd"/>
+      <w:r>
+        <w:rPr>
+          <w:rFonts w:hint="eastAsia"/>
+          <w:lang w:eastAsia="ja-JP"/>
+        </w:rPr>
+        <w:t>傾斜地</w:t>
+      </w:r>
+      <w:proofErr w:type="gramStart"/>
+      <w:r>
+        <w:rPr>
+          <w:rFonts w:hint="eastAsia"/>
+          <w:lang w:eastAsia="ja-JP"/>
+        </w:rPr>
+        <w:t>で</w:t>
+      </w:r>
+      <w:proofErr w:type="gramEnd"/>
+      <w:r>
+        <w:rPr>
+          <w:rFonts w:hint="eastAsia"/>
+          <w:lang w:eastAsia="ja-JP"/>
+        </w:rPr>
+        <w:t>高齢者ならほぼ車を使う人ばかりと思います。</w:t>
+      </w:r>
+    </w:p>
+  </w:comment>
+  <w:comment w:id="172" w:author="治輝 齋藤" w:date="2026-04-30T18:41:00Z" w:initials="治齋">
+    <w:p>
+      <w:pPr>
+        <w:pStyle w:val="af3"/>
+        <w:rPr>
+          <w:lang w:eastAsia="ja-JP"/>
+        </w:rPr>
+      </w:pPr>
+      <w:r>
+        <w:rPr>
+          <w:rStyle w:val="af2"/>
+        </w:rPr>
+        <w:annotationRef/>
+      </w:r>
+      <w:r>
+        <w:rPr>
+          <w:rFonts w:hint="eastAsia"/>
+          <w:lang w:eastAsia="ja-JP"/>
+        </w:rPr>
+        <w:t>（佐藤先生コメント⑧）</w:t>
+      </w:r>
+      <w:r>
+        <w:rPr>
+          <w:rFonts w:hint="eastAsia"/>
+          <w:lang w:eastAsia="ja-JP"/>
+        </w:rPr>
+        <w:t>40</w:t>
+      </w:r>
+      <w:r>
+        <w:rPr>
+          <w:rFonts w:hint="eastAsia"/>
+          <w:lang w:eastAsia="ja-JP"/>
+        </w:rPr>
+        <w:t>–</w:t>
+      </w:r>
+      <w:r>
+        <w:rPr>
+          <w:rFonts w:hint="eastAsia"/>
+          <w:lang w:eastAsia="ja-JP"/>
+        </w:rPr>
+        <w:t>74</w:t>
+      </w:r>
+      <w:r>
+        <w:rPr>
+          <w:rFonts w:hint="eastAsia"/>
+          <w:lang w:eastAsia="ja-JP"/>
+        </w:rPr>
+        <w:t>歳質問票集計</w:t>
+      </w:r>
+      <w:r>
+        <w:rPr>
+          <w:rFonts w:hint="eastAsia"/>
+          <w:lang w:eastAsia="ja-JP"/>
+        </w:rPr>
+        <w:t>における</w:t>
+      </w:r>
+      <w:r>
+        <w:rPr>
+          <w:rFonts w:hint="eastAsia"/>
+          <w:lang w:eastAsia="ja-JP"/>
+        </w:rPr>
+        <w:t>公開</w:t>
+      </w:r>
+      <w:r>
+        <w:rPr>
+          <w:rFonts w:hint="eastAsia"/>
+          <w:lang w:eastAsia="ja-JP"/>
+        </w:rPr>
+        <w:t>である</w:t>
+      </w:r>
+      <w:r>
+        <w:rPr>
+          <w:rFonts w:hint="eastAsia"/>
+          <w:lang w:eastAsia="ja-JP"/>
+        </w:rPr>
+        <w:t>ため、歩行速度変数は</w:t>
+      </w:r>
+      <w:r>
+        <w:rPr>
+          <w:lang w:eastAsia="ja-JP"/>
+        </w:rPr>
+        <w:t>contextual covariate</w:t>
+      </w:r>
+      <w:r>
+        <w:rPr>
+          <w:rFonts w:hint="eastAsia"/>
+          <w:lang w:eastAsia="ja-JP"/>
+        </w:rPr>
+        <w:t>として扱う</w:t>
+      </w:r>
+      <w:r>
+        <w:rPr>
+          <w:rFonts w:hint="eastAsia"/>
+          <w:lang w:eastAsia="ja-JP"/>
+        </w:rPr>
+        <w:t>旨を記載しました。</w:t>
+      </w:r>
+    </w:p>
+  </w:comment>
+  <w:comment w:id="175" w:author="山岸良匡" w:date="2026-05-18T19:56:00Z" w:initials="山">
+    <w:p>
+      <w:pPr>
+        <w:pStyle w:val="af3"/>
+        <w:rPr>
+          <w:lang w:eastAsia="ja-JP"/>
+        </w:rPr>
+      </w:pPr>
+      <w:r>
+        <w:rPr>
+          <w:rStyle w:val="af2"/>
+        </w:rPr>
+        <w:annotationRef/>
+      </w:r>
+      <w:r>
+        <w:rPr>
+          <w:rFonts w:hint="eastAsia"/>
+          <w:lang w:eastAsia="ja-JP"/>
+        </w:rPr>
+        <w:t>根拠がなければ、やや言い過ぎのように思われます。</w:t>
+      </w:r>
+    </w:p>
+  </w:comment>
+  <w:comment w:id="179" w:author="治輝 齋藤" w:date="2026-04-30T18:04:00Z" w:initials="治齋">
+    <w:p>
+      <w:pPr>
+        <w:pStyle w:val="af3"/>
+        <w:rPr>
+          <w:lang w:eastAsia="ja-JP"/>
+        </w:rPr>
+      </w:pPr>
+      <w:r>
+        <w:rPr>
+          <w:rStyle w:val="af2"/>
+        </w:rPr>
+        <w:annotationRef/>
+      </w:r>
+      <w:r>
+        <w:rPr>
+          <w:rFonts w:hint="eastAsia"/>
+          <w:lang w:eastAsia="ja-JP"/>
+        </w:rPr>
+        <w:t>（佐藤先生コメント③）</w:t>
+      </w:r>
+      <w:r>
+        <w:rPr>
+          <w:rFonts w:hint="eastAsia"/>
+          <w:lang w:eastAsia="ja-JP"/>
+        </w:rPr>
+        <w:t>Limitation</w:t>
+      </w:r>
+      <w:r>
+        <w:rPr>
+          <w:rFonts w:hint="eastAsia"/>
+          <w:lang w:eastAsia="ja-JP"/>
+        </w:rPr>
+        <w:t>s</w:t>
+      </w:r>
+      <w:r>
+        <w:rPr>
+          <w:rFonts w:hint="eastAsia"/>
+          <w:lang w:eastAsia="ja-JP"/>
+        </w:rPr>
+        <w:t>に「</w:t>
+      </w:r>
+      <w:r>
+        <w:rPr>
+          <w:rFonts w:hint="eastAsia"/>
+          <w:lang w:eastAsia="ja-JP"/>
+        </w:rPr>
+        <w:t>surgery rates rather than true fracture incidence</w:t>
+      </w:r>
+      <w:r>
+        <w:rPr>
+          <w:rFonts w:hint="eastAsia"/>
+          <w:lang w:eastAsia="ja-JP"/>
+        </w:rPr>
+        <w:t>」</w:t>
+      </w:r>
+      <w:r>
+        <w:rPr>
+          <w:rFonts w:hint="eastAsia"/>
+          <w:lang w:eastAsia="ja-JP"/>
+        </w:rPr>
+        <w:t>と記載を加えました。また、</w:t>
+      </w:r>
+      <w:r>
+        <w:rPr>
+          <w:rFonts w:hint="eastAsia"/>
+          <w:lang w:eastAsia="ja-JP"/>
+        </w:rPr>
+        <w:t>治療方針・アクセス差の影響</w:t>
+      </w:r>
+      <w:r>
+        <w:rPr>
+          <w:rFonts w:hint="eastAsia"/>
+          <w:lang w:eastAsia="ja-JP"/>
+        </w:rPr>
+        <w:t>がある</w:t>
+      </w:r>
+      <w:r>
+        <w:rPr>
+          <w:rFonts w:hint="eastAsia"/>
+          <w:lang w:eastAsia="ja-JP"/>
+        </w:rPr>
+        <w:t>可能性</w:t>
+      </w:r>
+      <w:r>
+        <w:rPr>
+          <w:rFonts w:hint="eastAsia"/>
+          <w:lang w:eastAsia="ja-JP"/>
+        </w:rPr>
+        <w:t>について記載しました。</w:t>
+      </w:r>
+    </w:p>
+  </w:comment>
+  <w:comment w:id="184" w:author="治輝 齋藤" w:date="2026-04-30T18:09:00Z" w:initials="治齋">
+    <w:p>
+      <w:pPr>
+        <w:pStyle w:val="af3"/>
+        <w:rPr>
+          <w:lang w:eastAsia="ja-JP"/>
+        </w:rPr>
+      </w:pPr>
+      <w:r>
+        <w:rPr>
+          <w:rStyle w:val="af2"/>
+        </w:rPr>
+        <w:annotationRef/>
+      </w:r>
+      <w:r>
+        <w:rPr>
+          <w:rFonts w:hint="eastAsia"/>
+          <w:lang w:eastAsia="ja-JP"/>
+        </w:rPr>
+        <w:t>（佐藤先生コメント④）</w:t>
+      </w:r>
+      <w:r>
+        <w:rPr>
+          <w:rFonts w:hint="eastAsia"/>
+          <w:lang w:eastAsia="ja-JP"/>
+        </w:rPr>
+        <w:t>気候（積雪・凍結）</w:t>
+      </w:r>
+      <w:r>
+        <w:rPr>
+          <w:rFonts w:hint="eastAsia"/>
+          <w:lang w:eastAsia="ja-JP"/>
+        </w:rPr>
+        <w:t>の項目について、</w:t>
+      </w:r>
+      <w:r>
+        <w:rPr>
+          <w:rFonts w:hint="eastAsia"/>
+          <w:lang w:eastAsia="ja-JP"/>
+        </w:rPr>
+        <w:t>Limitations</w:t>
+      </w:r>
+      <w:r>
+        <w:rPr>
+          <w:rFonts w:hint="eastAsia"/>
+          <w:lang w:eastAsia="ja-JP"/>
+        </w:rPr>
+        <w:t>に追加しました。</w:t>
+      </w:r>
+    </w:p>
+  </w:comment>
+  <w:comment w:id="186" w:author="治輝 齋藤" w:date="2026-04-30T20:37:00Z" w:initials="治齋">
+    <w:p>
+      <w:pPr>
+        <w:pStyle w:val="af3"/>
+        <w:rPr>
+          <w:lang w:eastAsia="ja-JP"/>
+        </w:rPr>
+      </w:pPr>
+      <w:r>
+        <w:rPr>
+          <w:rStyle w:val="af2"/>
+        </w:rPr>
+        <w:annotationRef/>
+      </w:r>
+      <w:r>
+        <w:rPr>
+          <w:rFonts w:hint="eastAsia"/>
+          <w:lang w:eastAsia="ja-JP"/>
+        </w:rPr>
         <w:t>（</w:t>
       </w:r>
       <w:r>
@@ -13104,25 +14341,39 @@
           <w:rFonts w:hint="eastAsia"/>
           <w:lang w:eastAsia="ja-JP"/>
         </w:rPr>
-        <w:t>佐藤先生コメント⑩）</w:t>
-      </w:r>
-      <w:r>
-        <w:rPr>
-          <w:rFonts w:hint="eastAsia"/>
-          <w:lang w:eastAsia="ja-JP"/>
-        </w:rPr>
-        <w:t>Discussion</w:t>
-      </w:r>
-      <w:r>
-        <w:rPr>
-          <w:rFonts w:hint="eastAsia"/>
-          <w:lang w:eastAsia="ja-JP"/>
-        </w:rPr>
-        <w:t>内の断定表現を修正しました。</w:t>
+        <w:t>寳澤先生コメント</w:t>
+      </w:r>
+      <w:r>
+        <w:rPr>
+          <w:rFonts w:hint="eastAsia"/>
+          <w:lang w:eastAsia="ja-JP"/>
+        </w:rPr>
+        <w:t>）</w:t>
+      </w:r>
+      <w:r>
+        <w:rPr>
+          <w:rFonts w:hint="eastAsia"/>
+          <w:lang w:eastAsia="ja-JP"/>
+        </w:rPr>
+        <w:t>Limitations</w:t>
+      </w:r>
+      <w:r>
+        <w:rPr>
+          <w:rFonts w:hint="eastAsia"/>
+          <w:lang w:eastAsia="ja-JP"/>
+        </w:rPr>
+        <w:t>に、補完依存性と二次マスキングの可能性を明記</w:t>
+      </w:r>
+      <w:r>
+        <w:rPr>
+          <w:rFonts w:hint="eastAsia"/>
+          <w:lang w:eastAsia="ja-JP"/>
+        </w:rPr>
+        <w:t>しました。</w:t>
       </w:r>
     </w:p>
   </w:comment>
-  <w:comment w:id="115" w:author="治輝 齋藤" w:date="2026-04-30T20:33:00Z" w:initials="治齋">
+  <w:comment w:id="192" w:author="治輝 齋藤" w:date="2026-04-30T18:46:00Z" w:initials="治齋">
     <w:p>
       <w:pPr>
         <w:pStyle w:val="af3"/>
@@ -13141,753 +14392,253 @@
           <w:rFonts w:hint="eastAsia"/>
           <w:lang w:eastAsia="ja-JP"/>
         </w:rPr>
+        <w:t>（佐藤先生コメント⑧）</w:t>
+      </w:r>
+      <w:r>
+        <w:rPr>
+          <w:rFonts w:hint="eastAsia"/>
+          <w:lang w:eastAsia="ja-JP"/>
+        </w:rPr>
+        <w:t>歩行速度指標が</w:t>
+      </w:r>
+      <w:r>
+        <w:rPr>
+          <w:rFonts w:hint="eastAsia"/>
+          <w:lang w:eastAsia="ja-JP"/>
+        </w:rPr>
+        <w:t>40</w:t>
+      </w:r>
+      <w:r>
+        <w:rPr>
+          <w:rFonts w:hint="eastAsia"/>
+          <w:lang w:eastAsia="ja-JP"/>
+        </w:rPr>
+        <w:t>–</w:t>
+      </w:r>
+      <w:r>
+        <w:rPr>
+          <w:rFonts w:hint="eastAsia"/>
+          <w:lang w:eastAsia="ja-JP"/>
+        </w:rPr>
+        <w:t>74</w:t>
+      </w:r>
+      <w:r>
+        <w:rPr>
+          <w:rFonts w:hint="eastAsia"/>
+          <w:lang w:eastAsia="ja-JP"/>
+        </w:rPr>
+        <w:t>歳の公開質問票集計に基づくことを明記し、最高齢群の骨折リスクを直接代表しないという限界が伝わるように修正しました</w:t>
+      </w:r>
+      <w:r>
+        <w:rPr>
+          <w:rFonts w:hint="eastAsia"/>
+          <w:lang w:eastAsia="ja-JP"/>
+        </w:rPr>
+        <w:t>。</w:t>
+      </w:r>
+    </w:p>
+  </w:comment>
+  <w:comment w:id="199" w:author="治輝 齋藤" w:date="2026-05-01T13:08:00Z" w:initials="治齋">
+    <w:p>
+      <w:pPr>
+        <w:pStyle w:val="af3"/>
+        <w:rPr>
+          <w:lang w:eastAsia="ja-JP"/>
+        </w:rPr>
+      </w:pPr>
+      <w:r>
+        <w:rPr>
+          <w:rStyle w:val="af2"/>
+        </w:rPr>
+        <w:annotationRef/>
+      </w:r>
+      <w:r>
+        <w:rPr>
+          <w:rFonts w:hint="eastAsia"/>
+          <w:lang w:eastAsia="ja-JP"/>
+        </w:rPr>
+        <w:t>（舟久保先生コメント④）</w:t>
+      </w:r>
+      <w:r>
+        <w:rPr>
+          <w:rFonts w:hint="eastAsia"/>
+          <w:lang w:eastAsia="ja-JP"/>
+        </w:rPr>
+        <w:t>歩行速度の能力指標性を</w:t>
+      </w:r>
+      <w:r>
+        <w:rPr>
+          <w:rFonts w:hint="eastAsia"/>
+          <w:lang w:eastAsia="ja-JP"/>
+        </w:rPr>
+        <w:t>Limitations</w:t>
+      </w:r>
+      <w:r>
+        <w:rPr>
+          <w:rFonts w:hint="eastAsia"/>
+          <w:lang w:eastAsia="ja-JP"/>
+        </w:rPr>
+        <w:t>に追記</w:t>
+      </w:r>
+      <w:r>
+        <w:rPr>
+          <w:rFonts w:hint="eastAsia"/>
+          <w:lang w:eastAsia="ja-JP"/>
+        </w:rPr>
+        <w:t>しました。</w:t>
+      </w:r>
+    </w:p>
+  </w:comment>
+  <w:comment w:id="211" w:author="治輝 齋藤" w:date="2026-04-30T19:20:00Z" w:initials="治齋">
+    <w:p>
+      <w:pPr>
+        <w:pStyle w:val="af3"/>
+        <w:rPr>
+          <w:lang w:eastAsia="ja-JP"/>
+        </w:rPr>
+      </w:pPr>
+      <w:r>
+        <w:rPr>
+          <w:rStyle w:val="af2"/>
+        </w:rPr>
+        <w:annotationRef/>
+      </w:r>
+      <w:r>
+        <w:rPr>
+          <w:rFonts w:hint="eastAsia"/>
+          <w:lang w:eastAsia="ja-JP"/>
+        </w:rPr>
+        <w:t>（佐藤先生コメント⑩）</w:t>
+      </w:r>
+      <w:r>
+        <w:rPr>
+          <w:rFonts w:hint="eastAsia"/>
+          <w:lang w:eastAsia="ja-JP"/>
+        </w:rPr>
+        <w:t xml:space="preserve">remained </w:t>
+      </w:r>
+      <w:r>
+        <w:rPr>
+          <w:rFonts w:hint="eastAsia"/>
+          <w:lang w:eastAsia="ja-JP"/>
+        </w:rPr>
+        <w:t>→</w:t>
+      </w:r>
+      <w:r>
+        <w:rPr>
+          <w:rFonts w:hint="eastAsia"/>
+          <w:lang w:eastAsia="ja-JP"/>
+        </w:rPr>
+        <w:t xml:space="preserve"> was</w:t>
+      </w:r>
+      <w:r>
+        <w:rPr>
+          <w:rFonts w:hint="eastAsia"/>
+          <w:lang w:eastAsia="ja-JP"/>
+        </w:rPr>
+        <w:t>と、弱い表現に修正しました。</w:t>
+      </w:r>
+    </w:p>
+  </w:comment>
+  <w:comment w:id="215" w:author="治輝 齋藤" w:date="2026-05-01T13:12:00Z" w:initials="治齋">
+    <w:p>
+      <w:pPr>
+        <w:pStyle w:val="af3"/>
+        <w:rPr>
+          <w:lang w:eastAsia="ja-JP"/>
+        </w:rPr>
+      </w:pPr>
+      <w:r>
+        <w:rPr>
+          <w:rStyle w:val="af2"/>
+        </w:rPr>
+        <w:annotationRef/>
+      </w:r>
+      <w:r>
+        <w:rPr>
+          <w:rFonts w:hint="eastAsia"/>
+          <w:lang w:eastAsia="ja-JP"/>
+        </w:rPr>
+        <w:t>（舟久保先生コメント⑤）</w:t>
+      </w:r>
+      <w:r>
+        <w:rPr>
+          <w:rFonts w:hint="eastAsia"/>
+          <w:lang w:eastAsia="ja-JP"/>
+        </w:rPr>
+        <w:t>統計解釈を控えめ</w:t>
+      </w:r>
+      <w:r>
+        <w:rPr>
+          <w:rFonts w:hint="eastAsia"/>
+          <w:lang w:eastAsia="ja-JP"/>
+        </w:rPr>
+        <w:t>な表現に修正</w:t>
+      </w:r>
+      <w:r>
+        <w:rPr>
+          <w:rFonts w:hint="eastAsia"/>
+          <w:lang w:eastAsia="ja-JP"/>
+        </w:rPr>
+        <w:t>し</w:t>
+      </w:r>
+      <w:r>
+        <w:rPr>
+          <w:rFonts w:hint="eastAsia"/>
+          <w:lang w:eastAsia="ja-JP"/>
+        </w:rPr>
+        <w:t>、</w:t>
+      </w:r>
+      <w:r>
+        <w:rPr>
+          <w:rFonts w:hint="eastAsia"/>
+          <w:lang w:eastAsia="ja-JP"/>
+        </w:rPr>
+        <w:t>N=47</w:t>
+      </w:r>
+      <w:r>
+        <w:rPr>
+          <w:rFonts w:hint="eastAsia"/>
+          <w:lang w:eastAsia="ja-JP"/>
+        </w:rPr>
+        <w:t>の</w:t>
+      </w:r>
+      <w:r>
+        <w:rPr>
+          <w:rFonts w:hint="eastAsia"/>
+          <w:lang w:eastAsia="ja-JP"/>
+        </w:rPr>
+        <w:t>不確実性を明示</w:t>
+      </w:r>
+      <w:r>
+        <w:rPr>
+          <w:rFonts w:hint="eastAsia"/>
+          <w:lang w:eastAsia="ja-JP"/>
+        </w:rPr>
+        <w:t>しました。</w:t>
+      </w:r>
+    </w:p>
+  </w:comment>
+  <w:comment w:id="229" w:author="治輝 齋藤" w:date="2026-05-01T14:29:00Z" w:initials="治齋">
+    <w:p>
+      <w:pPr>
+        <w:pStyle w:val="af3"/>
+        <w:rPr>
+          <w:lang w:eastAsia="ja-JP"/>
+        </w:rPr>
+      </w:pPr>
+      <w:r>
+        <w:rPr>
+          <w:rStyle w:val="af2"/>
+        </w:rPr>
+        <w:annotationRef/>
+      </w:r>
+      <w:r>
+        <w:rPr>
+          <w:rFonts w:hint="eastAsia"/>
+          <w:lang w:eastAsia="ja-JP"/>
+        </w:rPr>
         <w:t>（寳澤先生コメント）</w:t>
-      </w:r>
-      <w:r>
-        <w:rPr>
-          <w:rFonts w:hint="eastAsia"/>
-          <w:lang w:eastAsia="ja-JP"/>
-        </w:rPr>
-        <w:t>Discussion</w:t>
-      </w:r>
-      <w:r>
-        <w:rPr>
-          <w:rFonts w:hint="eastAsia"/>
-          <w:lang w:eastAsia="ja-JP"/>
-        </w:rPr>
-        <w:t>に、</w:t>
-      </w:r>
-      <w:r>
-        <w:rPr>
-          <w:rFonts w:hint="eastAsia"/>
-          <w:lang w:eastAsia="ja-JP"/>
-        </w:rPr>
-        <w:t>NDB</w:t>
-      </w:r>
-      <w:r>
-        <w:rPr>
-          <w:rFonts w:hint="eastAsia"/>
-          <w:lang w:eastAsia="ja-JP"/>
-        </w:rPr>
-        <w:t>オープン</w:t>
-      </w:r>
-      <w:r>
-        <w:rPr>
-          <w:rFonts w:hint="eastAsia"/>
-          <w:lang w:eastAsia="ja-JP"/>
-        </w:rPr>
-        <w:t>データのマスキング制約下での解釈方針（頑健性確認として扱う</w:t>
-      </w:r>
-      <w:r>
-        <w:rPr>
-          <w:rFonts w:hint="eastAsia"/>
-          <w:lang w:eastAsia="ja-JP"/>
-        </w:rPr>
-        <w:t>旨</w:t>
-      </w:r>
-      <w:r>
-        <w:rPr>
-          <w:rFonts w:hint="eastAsia"/>
-          <w:lang w:eastAsia="ja-JP"/>
-        </w:rPr>
-        <w:t>）を追記</w:t>
-      </w:r>
-      <w:r>
-        <w:rPr>
-          <w:rFonts w:hint="eastAsia"/>
-          <w:lang w:eastAsia="ja-JP"/>
-        </w:rPr>
-        <w:t>しました。</w:t>
-      </w:r>
-    </w:p>
-  </w:comment>
-  <w:comment w:id="118" w:author="山岸良匡" w:date="2026-05-18T19:51:00Z" w:initials="山">
-    <w:p>
-      <w:pPr>
-        <w:pStyle w:val="af3"/>
-        <w:rPr>
-          <w:lang w:eastAsia="ja-JP"/>
-        </w:rPr>
-      </w:pPr>
-      <w:r>
-        <w:rPr>
-          <w:rStyle w:val="af2"/>
-        </w:rPr>
-        <w:annotationRef/>
-      </w:r>
-      <w:r>
-        <w:rPr>
-          <w:rFonts w:hint="eastAsia"/>
-          <w:lang w:eastAsia="ja-JP"/>
-        </w:rPr>
-        <w:t>車の影響が考察されていないのが気になります。地方</w:t>
-      </w:r>
-      <w:proofErr w:type="gramStart"/>
-      <w:r>
-        <w:rPr>
-          <w:rFonts w:hint="eastAsia"/>
-          <w:lang w:eastAsia="ja-JP"/>
-        </w:rPr>
-        <w:t>で</w:t>
-      </w:r>
-      <w:proofErr w:type="gramEnd"/>
-      <w:r>
-        <w:rPr>
-          <w:rFonts w:hint="eastAsia"/>
-          <w:lang w:eastAsia="ja-JP"/>
-        </w:rPr>
-        <w:t>傾斜地</w:t>
-      </w:r>
-      <w:proofErr w:type="gramStart"/>
-      <w:r>
-        <w:rPr>
-          <w:rFonts w:hint="eastAsia"/>
-          <w:lang w:eastAsia="ja-JP"/>
-        </w:rPr>
-        <w:t>で</w:t>
-      </w:r>
-      <w:proofErr w:type="gramEnd"/>
-      <w:r>
-        <w:rPr>
-          <w:rFonts w:hint="eastAsia"/>
-          <w:lang w:eastAsia="ja-JP"/>
-        </w:rPr>
-        <w:t>高齢者ならほぼ車を使う人ばかりと思います。</w:t>
-      </w:r>
-    </w:p>
-  </w:comment>
-  <w:comment w:id="121" w:author="治輝 齋藤" w:date="2026-04-30T18:41:00Z" w:initials="治齋">
-    <w:p>
-      <w:pPr>
-        <w:pStyle w:val="af3"/>
-        <w:rPr>
-          <w:lang w:eastAsia="ja-JP"/>
-        </w:rPr>
-      </w:pPr>
-      <w:r>
-        <w:rPr>
-          <w:rStyle w:val="af2"/>
-        </w:rPr>
-        <w:annotationRef/>
-      </w:r>
-      <w:r>
-        <w:rPr>
-          <w:rFonts w:hint="eastAsia"/>
-          <w:lang w:eastAsia="ja-JP"/>
-        </w:rPr>
-        <w:t>（佐藤先生コメント⑧）</w:t>
-      </w:r>
-      <w:r>
-        <w:rPr>
-          <w:rFonts w:hint="eastAsia"/>
-          <w:lang w:eastAsia="ja-JP"/>
-        </w:rPr>
-        <w:t>40</w:t>
-      </w:r>
-      <w:r>
-        <w:rPr>
-          <w:rFonts w:hint="eastAsia"/>
-          <w:lang w:eastAsia="ja-JP"/>
-        </w:rPr>
-        <w:t>–</w:t>
-      </w:r>
-      <w:r>
-        <w:rPr>
-          <w:rFonts w:hint="eastAsia"/>
-          <w:lang w:eastAsia="ja-JP"/>
-        </w:rPr>
-        <w:t>74</w:t>
-      </w:r>
-      <w:r>
-        <w:rPr>
-          <w:rFonts w:hint="eastAsia"/>
-          <w:lang w:eastAsia="ja-JP"/>
-        </w:rPr>
-        <w:t>歳質問票集計</w:t>
-      </w:r>
-      <w:r>
-        <w:rPr>
-          <w:rFonts w:hint="eastAsia"/>
-          <w:lang w:eastAsia="ja-JP"/>
-        </w:rPr>
-        <w:t>における</w:t>
-      </w:r>
-      <w:r>
-        <w:rPr>
-          <w:rFonts w:hint="eastAsia"/>
-          <w:lang w:eastAsia="ja-JP"/>
-        </w:rPr>
-        <w:t>公開</w:t>
-      </w:r>
-      <w:r>
-        <w:rPr>
-          <w:rFonts w:hint="eastAsia"/>
-          <w:lang w:eastAsia="ja-JP"/>
-        </w:rPr>
-        <w:t>である</w:t>
-      </w:r>
-      <w:r>
-        <w:rPr>
-          <w:rFonts w:hint="eastAsia"/>
-          <w:lang w:eastAsia="ja-JP"/>
-        </w:rPr>
-        <w:t>ため、歩行速度変数は</w:t>
-      </w:r>
-      <w:r>
-        <w:rPr>
-          <w:lang w:eastAsia="ja-JP"/>
-        </w:rPr>
-        <w:t>contextual covariate</w:t>
-      </w:r>
-      <w:r>
-        <w:rPr>
-          <w:rFonts w:hint="eastAsia"/>
-          <w:lang w:eastAsia="ja-JP"/>
-        </w:rPr>
-        <w:t>として扱う</w:t>
-      </w:r>
-      <w:r>
-        <w:rPr>
-          <w:rFonts w:hint="eastAsia"/>
-          <w:lang w:eastAsia="ja-JP"/>
-        </w:rPr>
-        <w:t>旨を記載しました。</w:t>
-      </w:r>
-    </w:p>
-  </w:comment>
-  <w:comment w:id="124" w:author="山岸良匡" w:date="2026-05-18T19:56:00Z" w:initials="山">
-    <w:p>
-      <w:pPr>
-        <w:pStyle w:val="af3"/>
-        <w:rPr>
-          <w:lang w:eastAsia="ja-JP"/>
-        </w:rPr>
-      </w:pPr>
-      <w:r>
-        <w:rPr>
-          <w:rStyle w:val="af2"/>
-        </w:rPr>
-        <w:annotationRef/>
-      </w:r>
-      <w:r>
-        <w:rPr>
-          <w:rFonts w:hint="eastAsia"/>
-          <w:lang w:eastAsia="ja-JP"/>
-        </w:rPr>
-        <w:t>根拠がなければ、やや言い過ぎのように思われます。</w:t>
-      </w:r>
-    </w:p>
-  </w:comment>
-  <w:comment w:id="128" w:author="治輝 齋藤" w:date="2026-04-30T18:04:00Z" w:initials="治齋">
-    <w:p>
-      <w:pPr>
-        <w:pStyle w:val="af3"/>
-        <w:rPr>
-          <w:lang w:eastAsia="ja-JP"/>
-        </w:rPr>
-      </w:pPr>
-      <w:r>
-        <w:rPr>
-          <w:rStyle w:val="af2"/>
-        </w:rPr>
-        <w:annotationRef/>
-      </w:r>
-      <w:r>
-        <w:rPr>
-          <w:rFonts w:hint="eastAsia"/>
-          <w:lang w:eastAsia="ja-JP"/>
-        </w:rPr>
-        <w:t>（佐藤先生コメント③）</w:t>
-      </w:r>
-      <w:r>
-        <w:rPr>
-          <w:rFonts w:hint="eastAsia"/>
-          <w:lang w:eastAsia="ja-JP"/>
-        </w:rPr>
-        <w:t>Limitation</w:t>
-      </w:r>
-      <w:r>
-        <w:rPr>
-          <w:rFonts w:hint="eastAsia"/>
-          <w:lang w:eastAsia="ja-JP"/>
-        </w:rPr>
-        <w:t>s</w:t>
-      </w:r>
-      <w:r>
-        <w:rPr>
-          <w:rFonts w:hint="eastAsia"/>
-          <w:lang w:eastAsia="ja-JP"/>
-        </w:rPr>
-        <w:t>に「</w:t>
-      </w:r>
-      <w:r>
-        <w:rPr>
-          <w:rFonts w:hint="eastAsia"/>
-          <w:lang w:eastAsia="ja-JP"/>
-        </w:rPr>
-        <w:t>surgery rates rather than true fracture incidence</w:t>
-      </w:r>
-      <w:r>
-        <w:rPr>
-          <w:rFonts w:hint="eastAsia"/>
-          <w:lang w:eastAsia="ja-JP"/>
-        </w:rPr>
-        <w:t>」</w:t>
-      </w:r>
-      <w:r>
-        <w:rPr>
-          <w:rFonts w:hint="eastAsia"/>
-          <w:lang w:eastAsia="ja-JP"/>
-        </w:rPr>
-        <w:t>と記載を加えました。また、</w:t>
-      </w:r>
-      <w:r>
-        <w:rPr>
-          <w:rFonts w:hint="eastAsia"/>
-          <w:lang w:eastAsia="ja-JP"/>
-        </w:rPr>
-        <w:t>治療方針・アクセス差の影響</w:t>
-      </w:r>
-      <w:r>
-        <w:rPr>
-          <w:rFonts w:hint="eastAsia"/>
-          <w:lang w:eastAsia="ja-JP"/>
-        </w:rPr>
-        <w:t>がある</w:t>
-      </w:r>
-      <w:r>
-        <w:rPr>
-          <w:rFonts w:hint="eastAsia"/>
-          <w:lang w:eastAsia="ja-JP"/>
-        </w:rPr>
-        <w:t>可能性</w:t>
-      </w:r>
-      <w:r>
-        <w:rPr>
-          <w:rFonts w:hint="eastAsia"/>
-          <w:lang w:eastAsia="ja-JP"/>
-        </w:rPr>
-        <w:t>について記載しました。</w:t>
-      </w:r>
-    </w:p>
-  </w:comment>
-  <w:comment w:id="133" w:author="治輝 齋藤" w:date="2026-04-30T18:09:00Z" w:initials="治齋">
-    <w:p>
-      <w:pPr>
-        <w:pStyle w:val="af3"/>
-        <w:rPr>
-          <w:lang w:eastAsia="ja-JP"/>
-        </w:rPr>
-      </w:pPr>
-      <w:r>
-        <w:rPr>
-          <w:rStyle w:val="af2"/>
-        </w:rPr>
-        <w:annotationRef/>
-      </w:r>
-      <w:r>
-        <w:rPr>
-          <w:rFonts w:hint="eastAsia"/>
-          <w:lang w:eastAsia="ja-JP"/>
-        </w:rPr>
-        <w:t>（</w:t>
-      </w:r>
-      <w:r>
-        <w:rPr>
-          <w:rFonts w:hint="eastAsia"/>
-          <w:lang w:eastAsia="ja-JP"/>
-        </w:rPr>
-        <w:t>佐藤先生コメント④）</w:t>
-      </w:r>
-      <w:r>
-        <w:rPr>
-          <w:rFonts w:hint="eastAsia"/>
-          <w:lang w:eastAsia="ja-JP"/>
-        </w:rPr>
-        <w:t>気候（積雪・凍結）</w:t>
-      </w:r>
-      <w:r>
-        <w:rPr>
-          <w:rFonts w:hint="eastAsia"/>
-          <w:lang w:eastAsia="ja-JP"/>
-        </w:rPr>
-        <w:t>の項目について、</w:t>
-      </w:r>
-      <w:r>
-        <w:rPr>
-          <w:rFonts w:hint="eastAsia"/>
-          <w:lang w:eastAsia="ja-JP"/>
-        </w:rPr>
-        <w:t>Limitations</w:t>
-      </w:r>
-      <w:r>
-        <w:rPr>
-          <w:rFonts w:hint="eastAsia"/>
-          <w:lang w:eastAsia="ja-JP"/>
-        </w:rPr>
-        <w:t>に追加しました。</w:t>
-      </w:r>
-    </w:p>
-  </w:comment>
-  <w:comment w:id="135" w:author="治輝 齋藤" w:date="2026-04-30T20:37:00Z" w:initials="治齋">
-    <w:p>
-      <w:pPr>
-        <w:pStyle w:val="af3"/>
-        <w:rPr>
-          <w:lang w:eastAsia="ja-JP"/>
-        </w:rPr>
-      </w:pPr>
-      <w:r>
-        <w:rPr>
-          <w:rStyle w:val="af2"/>
-        </w:rPr>
-        <w:annotationRef/>
-      </w:r>
-      <w:r>
-        <w:rPr>
-          <w:rFonts w:hint="eastAsia"/>
-          <w:lang w:eastAsia="ja-JP"/>
-        </w:rPr>
-        <w:t>（</w:t>
-      </w:r>
-      <w:r>
-        <w:rPr>
-          <w:rFonts w:hint="eastAsia"/>
-          <w:lang w:eastAsia="ja-JP"/>
-        </w:rPr>
-        <w:t>寳澤先生コメント</w:t>
-      </w:r>
-      <w:r>
-        <w:rPr>
-          <w:rFonts w:hint="eastAsia"/>
-          <w:lang w:eastAsia="ja-JP"/>
-        </w:rPr>
-        <w:t>）</w:t>
-      </w:r>
-      <w:r>
-        <w:rPr>
-          <w:rFonts w:hint="eastAsia"/>
-          <w:lang w:eastAsia="ja-JP"/>
-        </w:rPr>
-        <w:t>Limitations</w:t>
-      </w:r>
-      <w:r>
-        <w:rPr>
-          <w:rFonts w:hint="eastAsia"/>
-          <w:lang w:eastAsia="ja-JP"/>
-        </w:rPr>
-        <w:t>に、補完依存性と二次マスキングの可能性を明記</w:t>
-      </w:r>
-      <w:r>
-        <w:rPr>
-          <w:rFonts w:hint="eastAsia"/>
-          <w:lang w:eastAsia="ja-JP"/>
-        </w:rPr>
-        <w:t>しました。</w:t>
-      </w:r>
-    </w:p>
-  </w:comment>
-  <w:comment w:id="141" w:author="治輝 齋藤" w:date="2026-04-30T18:46:00Z" w:initials="治齋">
-    <w:p>
-      <w:pPr>
-        <w:pStyle w:val="af3"/>
-        <w:rPr>
-          <w:lang w:eastAsia="ja-JP"/>
-        </w:rPr>
-      </w:pPr>
-      <w:r>
-        <w:rPr>
-          <w:rStyle w:val="af2"/>
-        </w:rPr>
-        <w:annotationRef/>
-      </w:r>
-      <w:r>
-        <w:rPr>
-          <w:rFonts w:hint="eastAsia"/>
-          <w:lang w:eastAsia="ja-JP"/>
-        </w:rPr>
-        <w:t>（</w:t>
-      </w:r>
-      <w:r>
-        <w:rPr>
-          <w:rFonts w:hint="eastAsia"/>
-          <w:lang w:eastAsia="ja-JP"/>
-        </w:rPr>
-        <w:t>佐藤先生コメント⑧）</w:t>
-      </w:r>
-      <w:r>
-        <w:rPr>
-          <w:rFonts w:hint="eastAsia"/>
-          <w:lang w:eastAsia="ja-JP"/>
-        </w:rPr>
-        <w:t>歩行速度指標が</w:t>
-      </w:r>
-      <w:r>
-        <w:rPr>
-          <w:rFonts w:hint="eastAsia"/>
-          <w:lang w:eastAsia="ja-JP"/>
-        </w:rPr>
-        <w:t>40</w:t>
-      </w:r>
-      <w:r>
-        <w:rPr>
-          <w:rFonts w:hint="eastAsia"/>
-          <w:lang w:eastAsia="ja-JP"/>
-        </w:rPr>
-        <w:t>–</w:t>
-      </w:r>
-      <w:r>
-        <w:rPr>
-          <w:rFonts w:hint="eastAsia"/>
-          <w:lang w:eastAsia="ja-JP"/>
-        </w:rPr>
-        <w:t>74</w:t>
-      </w:r>
-      <w:r>
-        <w:rPr>
-          <w:rFonts w:hint="eastAsia"/>
-          <w:lang w:eastAsia="ja-JP"/>
-        </w:rPr>
-        <w:t>歳の公開質問票集計に基づくことを明記し、最高齢群の骨折リスクを直接代表しないという限界が伝わるように修正しました</w:t>
-      </w:r>
-      <w:r>
-        <w:rPr>
-          <w:rFonts w:hint="eastAsia"/>
-          <w:lang w:eastAsia="ja-JP"/>
-        </w:rPr>
-        <w:t>。</w:t>
-      </w:r>
-    </w:p>
-  </w:comment>
-  <w:comment w:id="148" w:author="治輝 齋藤" w:date="2026-05-01T13:08:00Z" w:initials="治齋">
-    <w:p>
-      <w:pPr>
-        <w:pStyle w:val="af3"/>
-        <w:rPr>
-          <w:lang w:eastAsia="ja-JP"/>
-        </w:rPr>
-      </w:pPr>
-      <w:r>
-        <w:rPr>
-          <w:rStyle w:val="af2"/>
-        </w:rPr>
-        <w:annotationRef/>
-      </w:r>
-      <w:r>
-        <w:rPr>
-          <w:rFonts w:hint="eastAsia"/>
-          <w:lang w:eastAsia="ja-JP"/>
-        </w:rPr>
-        <w:t>（</w:t>
-      </w:r>
-      <w:r>
-        <w:rPr>
-          <w:rFonts w:hint="eastAsia"/>
-          <w:lang w:eastAsia="ja-JP"/>
-        </w:rPr>
-        <w:t>舟久保先生コメント④）</w:t>
-      </w:r>
-      <w:r>
-        <w:rPr>
-          <w:rFonts w:hint="eastAsia"/>
-          <w:lang w:eastAsia="ja-JP"/>
-        </w:rPr>
-        <w:t>歩行速度の能力指標性を</w:t>
-      </w:r>
-      <w:r>
-        <w:rPr>
-          <w:rFonts w:hint="eastAsia"/>
-          <w:lang w:eastAsia="ja-JP"/>
-        </w:rPr>
-        <w:t>Limitations</w:t>
-      </w:r>
-      <w:r>
-        <w:rPr>
-          <w:rFonts w:hint="eastAsia"/>
-          <w:lang w:eastAsia="ja-JP"/>
-        </w:rPr>
-        <w:t>に追記</w:t>
-      </w:r>
-      <w:r>
-        <w:rPr>
-          <w:rFonts w:hint="eastAsia"/>
-          <w:lang w:eastAsia="ja-JP"/>
-        </w:rPr>
-        <w:t>しました。</w:t>
-      </w:r>
-    </w:p>
-  </w:comment>
-  <w:comment w:id="160" w:author="治輝 齋藤" w:date="2026-04-30T19:20:00Z" w:initials="治齋">
-    <w:p>
-      <w:pPr>
-        <w:pStyle w:val="af3"/>
-        <w:rPr>
-          <w:lang w:eastAsia="ja-JP"/>
-        </w:rPr>
-      </w:pPr>
-      <w:r>
-        <w:rPr>
-          <w:rStyle w:val="af2"/>
-        </w:rPr>
-        <w:annotationRef/>
-      </w:r>
-      <w:r>
-        <w:rPr>
-          <w:rFonts w:hint="eastAsia"/>
-          <w:lang w:eastAsia="ja-JP"/>
-        </w:rPr>
-        <w:t>（</w:t>
-      </w:r>
-      <w:r>
-        <w:rPr>
-          <w:rFonts w:hint="eastAsia"/>
-          <w:lang w:eastAsia="ja-JP"/>
-        </w:rPr>
-        <w:t>佐藤先生コメント⑩）</w:t>
-      </w:r>
-      <w:r>
-        <w:rPr>
-          <w:rFonts w:hint="eastAsia"/>
-          <w:lang w:eastAsia="ja-JP"/>
-        </w:rPr>
-        <w:t xml:space="preserve">remained </w:t>
-      </w:r>
-      <w:r>
-        <w:rPr>
-          <w:rFonts w:hint="eastAsia"/>
-          <w:lang w:eastAsia="ja-JP"/>
-        </w:rPr>
-        <w:t>→</w:t>
-      </w:r>
-      <w:r>
-        <w:rPr>
-          <w:rFonts w:hint="eastAsia"/>
-          <w:lang w:eastAsia="ja-JP"/>
-        </w:rPr>
-        <w:t xml:space="preserve"> was</w:t>
-      </w:r>
-      <w:r>
-        <w:rPr>
-          <w:rFonts w:hint="eastAsia"/>
-          <w:lang w:eastAsia="ja-JP"/>
-        </w:rPr>
-        <w:t>と、弱い表現に修正しました。</w:t>
-      </w:r>
-    </w:p>
-  </w:comment>
-  <w:comment w:id="164" w:author="治輝 齋藤" w:date="2026-05-01T13:12:00Z" w:initials="治齋">
-    <w:p>
-      <w:pPr>
-        <w:pStyle w:val="af3"/>
-        <w:rPr>
-          <w:lang w:eastAsia="ja-JP"/>
-        </w:rPr>
-      </w:pPr>
-      <w:r>
-        <w:rPr>
-          <w:rStyle w:val="af2"/>
-        </w:rPr>
-        <w:annotationRef/>
-      </w:r>
-      <w:r>
-        <w:rPr>
-          <w:rFonts w:hint="eastAsia"/>
-          <w:lang w:eastAsia="ja-JP"/>
-        </w:rPr>
-        <w:t>（</w:t>
-      </w:r>
-      <w:r>
-        <w:rPr>
-          <w:rFonts w:hint="eastAsia"/>
-          <w:lang w:eastAsia="ja-JP"/>
-        </w:rPr>
-        <w:t>舟久保先生コメント⑤）</w:t>
-      </w:r>
-      <w:r>
-        <w:rPr>
-          <w:rFonts w:hint="eastAsia"/>
-          <w:lang w:eastAsia="ja-JP"/>
-        </w:rPr>
-        <w:t>統計解釈を控えめ</w:t>
-      </w:r>
-      <w:r>
-        <w:rPr>
-          <w:rFonts w:hint="eastAsia"/>
-          <w:lang w:eastAsia="ja-JP"/>
-        </w:rPr>
-        <w:t>な表現に修正</w:t>
-      </w:r>
-      <w:r>
-        <w:rPr>
-          <w:rFonts w:hint="eastAsia"/>
-          <w:lang w:eastAsia="ja-JP"/>
-        </w:rPr>
-        <w:t>し</w:t>
-      </w:r>
-      <w:r>
-        <w:rPr>
-          <w:rFonts w:hint="eastAsia"/>
-          <w:lang w:eastAsia="ja-JP"/>
-        </w:rPr>
-        <w:t>、</w:t>
-      </w:r>
-      <w:r>
-        <w:rPr>
-          <w:rFonts w:hint="eastAsia"/>
-          <w:lang w:eastAsia="ja-JP"/>
-        </w:rPr>
-        <w:t>N=47</w:t>
-      </w:r>
-      <w:r>
-        <w:rPr>
-          <w:rFonts w:hint="eastAsia"/>
-          <w:lang w:eastAsia="ja-JP"/>
-        </w:rPr>
-        <w:t>の</w:t>
-      </w:r>
-      <w:r>
-        <w:rPr>
-          <w:rFonts w:hint="eastAsia"/>
-          <w:lang w:eastAsia="ja-JP"/>
-        </w:rPr>
-        <w:t>不確実性を明示</w:t>
-      </w:r>
-      <w:r>
-        <w:rPr>
-          <w:rFonts w:hint="eastAsia"/>
-          <w:lang w:eastAsia="ja-JP"/>
-        </w:rPr>
-        <w:t>しました。</w:t>
-      </w:r>
-    </w:p>
-  </w:comment>
-  <w:comment w:id="178" w:author="治輝 齋藤" w:date="2026-05-01T14:29:00Z" w:initials="治齋">
-    <w:p>
-      <w:pPr>
-        <w:pStyle w:val="af3"/>
-        <w:rPr>
-          <w:lang w:eastAsia="ja-JP"/>
-        </w:rPr>
-      </w:pPr>
-      <w:r>
-        <w:rPr>
-          <w:rStyle w:val="af2"/>
-        </w:rPr>
-        <w:annotationRef/>
-      </w:r>
-      <w:r>
-        <w:rPr>
-          <w:rFonts w:hint="eastAsia"/>
-          <w:lang w:eastAsia="ja-JP"/>
-        </w:rPr>
-        <w:t>（</w:t>
-      </w:r>
-      <w:r>
-        <w:rPr>
-          <w:rFonts w:hint="eastAsia"/>
-          <w:lang w:eastAsia="ja-JP"/>
-        </w:rPr>
-        <w:t>寳澤先生コメント）</w:t>
       </w:r>
       <w:r>
         <w:rPr>
@@ -13941,11 +14692,17 @@
   <w15:commentEx w15:paraId="64DE3CDF" w15:done="0"/>
   <w15:commentEx w15:paraId="655C391B" w15:done="0"/>
   <w15:commentEx w15:paraId="3C61C1A1" w15:done="0"/>
+  <w15:commentEx w15:paraId="4CFF8D02" w15:done="0"/>
   <w15:commentEx w15:paraId="4FA4532D" w15:done="0"/>
   <w15:commentEx w15:paraId="70789A25" w15:done="0"/>
+  <w15:commentEx w15:paraId="3ACBC0AD" w15:done="0"/>
   <w15:commentEx w15:paraId="50E41A7C" w15:done="0"/>
   <w15:commentEx w15:paraId="513FFDD6" w15:done="0"/>
+  <w15:commentEx w15:paraId="1006C1C6" w15:done="0"/>
   <w15:commentEx w15:paraId="24FC57F2" w15:done="0"/>
+  <w15:commentEx w15:paraId="0BF46168" w15:done="0"/>
+  <w15:commentEx w15:paraId="625A4C7D" w15:done="0"/>
+  <w15:commentEx w15:paraId="202B07E6" w15:done="0"/>
   <w15:commentEx w15:paraId="7DE1BBAC" w15:done="0"/>
   <w15:commentEx w15:paraId="2E7524A1" w15:done="0"/>
   <w15:commentEx w15:paraId="3E8848AB" w15:done="0"/>
@@ -13985,11 +14742,17 @@
   <w16cex:commentExtensible w16cex:durableId="65EFD729" w16cex:dateUtc="2026-05-18T14:39:00Z"/>
   <w16cex:commentExtensible w16cex:durableId="5E7D9E50" w16cex:dateUtc="2026-05-18T09:52:00Z"/>
   <w16cex:commentExtensible w16cex:durableId="7F3AB1BB" w16cex:dateUtc="2026-05-18T09:52:00Z"/>
+  <w16cex:commentExtensible w16cex:durableId="6714CD1B" w16cex:dateUtc="2026-05-19T11:36:00Z"/>
   <w16cex:commentExtensible w16cex:durableId="34ADD098" w16cex:dateUtc="2026-05-18T09:54:00Z"/>
   <w16cex:commentExtensible w16cex:durableId="09ECE11A" w16cex:dateUtc="2026-05-18T09:54:00Z"/>
+  <w16cex:commentExtensible w16cex:durableId="12C676FC" w16cex:dateUtc="2026-05-19T11:39:00Z"/>
   <w16cex:commentExtensible w16cex:durableId="3C2E0BEC" w16cex:dateUtc="2026-05-18T14:44:00Z"/>
   <w16cex:commentExtensible w16cex:durableId="4E153F6A" w16cex:dateUtc="2026-05-18T10:10:00Z"/>
+  <w16cex:commentExtensible w16cex:durableId="6BD3D7E3" w16cex:dateUtc="2026-05-19T11:43:00Z"/>
   <w16cex:commentExtensible w16cex:durableId="18C949AC" w16cex:dateUtc="2026-05-18T10:14:00Z"/>
+  <w16cex:commentExtensible w16cex:durableId="60952171" w16cex:dateUtc="2026-05-19T11:44:00Z"/>
+  <w16cex:commentExtensible w16cex:durableId="75AD23F4" w16cex:dateUtc="2026-05-19T11:47:00Z"/>
+  <w16cex:commentExtensible w16cex:durableId="652D2428" w16cex:dateUtc="2026-05-19T11:54:00Z"/>
   <w16cex:commentExtensible w16cex:durableId="32264AD3" w16cex:dateUtc="2026-05-18T10:19:00Z"/>
   <w16cex:commentExtensible w16cex:durableId="3508A238" w16cex:dateUtc="2026-04-30T09:01:00Z"/>
   <w16cex:commentExtensible w16cex:durableId="0B936217" w16cex:dateUtc="2026-04-30T09:02:00Z"/>
@@ -14029,11 +14792,17 @@
   <w16cid:commentId w16cid:paraId="64DE3CDF" w16cid:durableId="65EFD729"/>
   <w16cid:commentId w16cid:paraId="655C391B" w16cid:durableId="5E7D9E50"/>
   <w16cid:commentId w16cid:paraId="3C61C1A1" w16cid:durableId="7F3AB1BB"/>
+  <w16cid:commentId w16cid:paraId="4CFF8D02" w16cid:durableId="6714CD1B"/>
   <w16cid:commentId w16cid:paraId="4FA4532D" w16cid:durableId="34ADD098"/>
   <w16cid:commentId w16cid:paraId="70789A25" w16cid:durableId="09ECE11A"/>
+  <w16cid:commentId w16cid:paraId="3ACBC0AD" w16cid:durableId="12C676FC"/>
   <w16cid:commentId w16cid:paraId="50E41A7C" w16cid:durableId="3C2E0BEC"/>
   <w16cid:commentId w16cid:paraId="513FFDD6" w16cid:durableId="4E153F6A"/>
+  <w16cid:commentId w16cid:paraId="1006C1C6" w16cid:durableId="6BD3D7E3"/>
   <w16cid:commentId w16cid:paraId="24FC57F2" w16cid:durableId="18C949AC"/>
+  <w16cid:commentId w16cid:paraId="0BF46168" w16cid:durableId="60952171"/>
+  <w16cid:commentId w16cid:paraId="625A4C7D" w16cid:durableId="75AD23F4"/>
+  <w16cid:commentId w16cid:paraId="202B07E6" w16cid:durableId="652D2428"/>
   <w16cid:commentId w16cid:paraId="7DE1BBAC" w16cid:durableId="32264AD3"/>
   <w16cid:commentId w16cid:paraId="2E7524A1" w16cid:durableId="3508A238"/>
   <w16cid:commentId w16cid:paraId="3E8848AB" w16cid:durableId="0B936217"/>
@@ -14071,12 +14840,12 @@
 <w:numbering xmlns:wpc="http://schemas.microsoft.com/office/word/2010/wordprocessingCanvas" xmlns:cx="http://schemas.microsoft.com/office/drawing/2014/chartex" xmlns:cx1="http://schemas.microsoft.com/office/drawing/2015/9/8/chartex" xmlns:cx2="http://schemas.microsoft.com/office/drawing/2015/10/21/chartex" xmlns:cx3="http://schemas.microsoft.com/office/drawing/2016/5/9/chartex" xmlns:cx4="http://schemas.microsoft.com/office/drawing/2016/5/10/chartex" xmlns:cx5="http://schemas.microsoft.com/office/drawing/2016/5/11/chartex" xmlns:cx6="http://schemas.microsoft.com/office/drawing/2016/5/12/chartex" xmlns:cx7="http://schemas.microsoft.com/office/drawing/2016/5/13/chartex" xmlns:cx8="http://schemas.microsoft.com/office/drawing/2016/5/14/chartex" xmlns:mc="http://schemas.openxmlformats.org/markup-compatibility/2006" xmlns:aink="http://schemas.microsoft.com/office/drawing/2016/ink" xmlns:am3d="http://schemas.microsoft.com/office/drawing/2017/model3d" xmlns:o="urn:schemas-microsoft-com:office:office" xmlns:oel="http://schemas.microsoft.com/office/2019/extlst" xmlns:r="http://schemas.openxmlformats.org/officeDocument/2006/relationships" xmlns:m="http://schemas.openxmlformats.org/officeDocument/2006/math" xmlns:v="urn:schemas-microsoft-com:vml" xmlns:wp14="http://schemas.microsoft.com/office/word/2010/wordprocessingDrawing" xmlns:wp="http://schemas.openxmlformats.org/drawingml/2006/wordprocessingDrawing" xmlns:w10="urn:schemas-microsoft-com:office:word" xmlns:w="http://schemas.openxmlformats.org/wordprocessingml/2006/main" xmlns:w14="http://schemas.microsoft.com/office/word/2010/wordml" xmlns:w15="http://schemas.microsoft.com/office/word/2012/wordml" xmlns:w16cex="http://schemas.microsoft.com/office/word/2018/wordml/cex" xmlns:w16cid="http://schemas.microsoft.com/office/word/2016/wordml/cid" xmlns:w16="http://schemas.microsoft.com/office/word/2018/wordml" xmlns:w16du="http://schemas.microsoft.com/office/word/2023/wordml/word16du" xmlns:w16sdtdh="http://schemas.microsoft.com/office/word/2020/wordml/sdtdatahash" xmlns:w16sdtfl="http://schemas.microsoft.com/office/word/2024/wordml/sdtformatlock" xmlns:w16se="http://schemas.microsoft.com/office/word/2015/wordml/symex" xmlns:wpg="http://schemas.microsoft.com/office/word/2010/wordprocessingGroup" xmlns:wpi="http://schemas.microsoft.com/office/word/2010/wordprocessingInk" xmlns:wne="http://schemas.microsoft.com/office/word/2006/wordml" xmlns:wps="http://schemas.microsoft.com/office/word/2010/wordprocessingShape" mc:Ignorable="w14 w15 w16se w16cid w16 w16cex w16sdtdh w16sdtfl w16du wp14">
   <w:numPicBullet w:numPicBulletId="0">
     <w:pict>
-      <v:rect id="_x0000_i1056" style="width:0;height:1.5pt" o:hralign="center" o:bullet="t" o:hrstd="t" o:hr="t"/>
+      <v:rect id="_x0000_i1054" style="width:0;height:1.5pt" o:hralign="center" o:bullet="t" o:hrstd="t" o:hr="t"/>
     </w:pict>
   </w:numPicBullet>
   <w:numPicBullet w:numPicBulletId="1">
     <w:pict>
-      <v:rect id="_x0000_i1057" style="width:0;height:1.5pt" o:hralign="center" o:bullet="t" o:hrstd="t" o:hr="t"/>
+      <v:rect id="_x0000_i1055" style="width:0;height:1.5pt" o:hralign="center" o:bullet="t" o:hrstd="t" o:hr="t"/>
     </w:pict>
   </w:numPicBullet>
   <w:abstractNum w:abstractNumId="0" w15:restartNumberingAfterBreak="0">

--- a/04_Manuscripts/Manuscript_slope_fracture_20260425_saito0430-1_saito0519.docx
+++ b/04_Manuscripts/Manuscript_slope_fracture_20260425_saito0430-1_saito0519.docx
@@ -84,71 +84,27 @@
         <w:spacing w:line="360" w:lineRule="auto"/>
       </w:pPr>
       <w:r>
-        <w:t>Hip fracture imposes a large burden on older adults in Japan, and community-level environmental correlates of hip fracture surgery rates remain incompletely understood, including terrain slope. We conducted an ecological study of 47 prefectures using the 10th National Database (NDB) Open Data: fracture surgery rates (per 100,000) from Reiwa 5 health insurance claims (April 2023 through March 2024) and habitual walking speed from Reiwa 4 Specific Health Checkup tabulations (April 2022 through March 2023); habitable-area-weighted terrain slope from national 10-m digital elevation models; aging rate and population density from the 2020 census. We fitted ordinary least squares (OLS) models with heteroskedasticity-robust (HC3) standard errors and nonparametric bootstrap resampling (</w:t>
-      </w:r>
-      <w:r>
-        <w:rPr>
-          <w:i/>
-          <w:iCs/>
-        </w:rPr>
-        <w:t>B</w:t>
-      </w:r>
-      <w:r>
-        <w:t xml:space="preserve"> = 5000) </w:t>
+        <w:t xml:space="preserve">Hip fracture imposes a large burden on older adults in Japan, and community-level environmental correlates of hip fracture surgery rates remain incompletely understood, including terrain slope. We conducted an ecological study of 47 prefectures using the 10th National Database (NDB) Open Data: fracture surgery rates (per 100,000) from Reiwa 5 health insurance claims (April 2023 through March 2024) and habitual walking speed from Reiwa 4 Specific Health Checkup tabulations (April 2022 through March 2023); habitable-area-weighted terrain slope from national 10-m digital elevation models; aging rate and population density from the 2020 census. </w:t>
       </w:r>
       <w:commentRangeStart w:id="2"/>
-      <w:r>
-        <w:t>as sensitivity analyses.</w:t>
-      </w:r>
-      <w:commentRangeEnd w:id="2"/>
-      <w:r>
-        <w:rPr>
-          <w:rStyle w:val="af2"/>
-          <w:sz w:val="24"/>
-          <w:szCs w:val="24"/>
-        </w:rPr>
-        <w:commentReference w:id="2"/>
-      </w:r>
-      <w:r>
-        <w:t xml:space="preserve"> </w:t>
-      </w:r>
-      <w:commentRangeStart w:id="3"/>
-      <w:r>
-        <w:t>Mean slope was 8.57 degrees (SD 3.16) and</w:t>
-      </w:r>
-      <w:commentRangeEnd w:id="3"/>
-      <w:r>
-        <w:rPr>
-          <w:rStyle w:val="af2"/>
-          <w:sz w:val="24"/>
-          <w:szCs w:val="24"/>
-        </w:rPr>
-        <w:commentReference w:id="3"/>
-      </w:r>
-      <w:r>
-        <w:t xml:space="preserve"> mean hip fracture surgery rate was 254.0 per </w:t>
-      </w:r>
-      <w:commentRangeStart w:id="4"/>
-      <w:r>
-        <w:t>100,000</w:t>
-      </w:r>
-      <w:commentRangeEnd w:id="4"/>
-      <w:r>
-        <w:rPr>
-          <w:rStyle w:val="af2"/>
-          <w:sz w:val="24"/>
-          <w:szCs w:val="24"/>
-        </w:rPr>
-        <w:commentReference w:id="4"/>
-      </w:r>
-      <w:r>
-        <w:t xml:space="preserve"> (SD 37.6). Terrain slope was positively associated with </w:t>
-      </w:r>
-      <w:commentRangeStart w:id="5"/>
-      <w:r>
-        <w:t>hip fracture</w:t>
-      </w:r>
-      <w:ins w:id="6" w:author="治輝 齋藤" w:date="2026-05-19T20:36:00Z" w16du:dateUtc="2026-05-19T11:36:00Z">
+      <w:ins w:id="3" w:author="治輝 齋藤" w:date="2026-05-19T21:02:00Z" w16du:dateUtc="2026-05-19T12:02:00Z">
+        <w:r>
+          <w:t xml:space="preserve">We used multivariable linear regression to test whether terrain slope was independently associated with hip fracture surgery rates after adjustment for aging rate, fast walking rate, and population density. </w:t>
+        </w:r>
+      </w:ins>
+      <w:r>
+        <w:t>We fitted ordinary least squares (OLS) models</w:t>
+      </w:r>
+      <w:ins w:id="4" w:author="治輝 齋藤" w:date="2026-05-19T21:02:00Z" w16du:dateUtc="2026-05-19T12:02:00Z">
+        <w:r>
+          <w:rPr>
+            <w:rFonts w:hint="eastAsia"/>
+            <w:lang w:eastAsia="ja-JP"/>
+          </w:rPr>
+          <w:t>.</w:t>
+        </w:r>
+      </w:ins>
+      <w:ins w:id="5" w:author="治輝 齋藤" w:date="2026-05-19T21:03:00Z" w16du:dateUtc="2026-05-19T12:03:00Z">
         <w:r>
           <w:rPr>
             <w:rFonts w:hint="eastAsia"/>
@@ -157,110 +113,93 @@
           <w:t xml:space="preserve"> </w:t>
         </w:r>
         <w:r>
-          <w:t>surgery</w:t>
+          <w:rPr>
+            <w:lang w:eastAsia="ja-JP"/>
+          </w:rPr>
+          <w:t>We assessed robustness</w:t>
         </w:r>
       </w:ins>
       <w:r>
-        <w:t xml:space="preserve"> rates</w:t>
-      </w:r>
-      <w:commentRangeEnd w:id="5"/>
-      <w:r>
-        <w:rPr>
-          <w:rStyle w:val="af2"/>
-        </w:rPr>
-        <w:commentReference w:id="5"/>
-      </w:r>
-      <w:r>
-        <w:t xml:space="preserve"> in unadjusted models (</w:t>
-      </w:r>
-      <w:commentRangeStart w:id="7"/>
-      <w:r>
-        <w:t>β = 5.65</w:t>
-      </w:r>
-      <w:commentRangeEnd w:id="7"/>
+        <w:t xml:space="preserve"> with heteroskedasticity-robust (HC3) standard errors and </w:t>
+      </w:r>
+      <w:ins w:id="6" w:author="治輝 齋藤" w:date="2026-05-19T21:03:00Z" w16du:dateUtc="2026-05-19T12:03:00Z">
+        <w:r>
+          <w:t xml:space="preserve">with </w:t>
+        </w:r>
+      </w:ins>
+      <w:r>
+        <w:t>nonparametric bootstrap resampling</w:t>
+      </w:r>
+      <w:ins w:id="7" w:author="治輝 齋藤" w:date="2026-05-19T21:03:00Z" w16du:dateUtc="2026-05-19T12:03:00Z">
+        <w:r>
+          <w:t xml:space="preserve"> of prefectures</w:t>
+        </w:r>
+      </w:ins>
+      <w:commentRangeEnd w:id="2"/>
+      <w:ins w:id="8" w:author="治輝 齋藤" w:date="2026-05-19T21:04:00Z" w16du:dateUtc="2026-05-19T12:04:00Z">
+        <w:r>
+          <w:rPr>
+            <w:rStyle w:val="af2"/>
+          </w:rPr>
+          <w:commentReference w:id="2"/>
+        </w:r>
+      </w:ins>
+      <w:r>
+        <w:t xml:space="preserve"> (</w:t>
+      </w:r>
+      <w:r>
+        <w:rPr>
+          <w:i/>
+          <w:iCs/>
+        </w:rPr>
+        <w:t>B</w:t>
+      </w:r>
+      <w:r>
+        <w:t xml:space="preserve"> = 5000)</w:t>
+      </w:r>
+      <w:del w:id="9" w:author="治輝 齋藤" w:date="2026-05-19T21:04:00Z" w16du:dateUtc="2026-05-19T12:04:00Z">
+        <w:r>
+          <w:delText xml:space="preserve"> </w:delText>
+        </w:r>
+        <w:commentRangeStart w:id="10"/>
+        <w:r>
+          <w:delText>as sensitivity analyses</w:delText>
+        </w:r>
+      </w:del>
+      <w:r>
+        <w:t>.</w:t>
+      </w:r>
+      <w:commentRangeEnd w:id="10"/>
       <w:r>
         <w:rPr>
           <w:rStyle w:val="af2"/>
           <w:sz w:val="24"/>
           <w:szCs w:val="24"/>
         </w:rPr>
-        <w:commentReference w:id="7"/>
-      </w:r>
-      <w:r>
-        <w:t xml:space="preserve">; 95% CI, 2.50–8.79; </w:t>
-      </w:r>
-      <w:r>
-        <w:rPr>
-          <w:i/>
-          <w:iCs/>
-        </w:rPr>
-        <w:t>p</w:t>
-      </w:r>
-      <w:r>
-        <w:t xml:space="preserve"> = 0.001) and </w:t>
-      </w:r>
-      <w:commentRangeStart w:id="8"/>
-      <w:r>
-        <w:t>in adjusted models with conventional standard errors</w:t>
-      </w:r>
-      <w:commentRangeEnd w:id="8"/>
+        <w:commentReference w:id="10"/>
+      </w:r>
+      <w:r>
+        <w:t xml:space="preserve"> </w:t>
+      </w:r>
+      <w:commentRangeStart w:id="11"/>
+      <w:r>
+        <w:t>Mean slope was 8.57 degrees (SD 3.16) and</w:t>
+      </w:r>
+      <w:commentRangeEnd w:id="11"/>
       <w:r>
         <w:rPr>
           <w:rStyle w:val="af2"/>
           <w:sz w:val="24"/>
           <w:szCs w:val="24"/>
         </w:rPr>
-        <w:commentReference w:id="8"/>
-      </w:r>
-      <w:r>
-        <w:t xml:space="preserve"> (β = 3.49; 95% CI, 0.11–6.86; </w:t>
-      </w:r>
-      <w:r>
-        <w:rPr>
-          <w:i/>
-          <w:iCs/>
-        </w:rPr>
-        <w:t>p</w:t>
-      </w:r>
-      <w:r>
-        <w:t xml:space="preserve"> = 0.043); HC3 and bootstrap intervals for the slope coefficient were </w:t>
-      </w:r>
-      <w:r>
-        <w:lastRenderedPageBreak/>
-        <w:t xml:space="preserve">borderline at N = 47. No associations were observed for humerus or </w:t>
-      </w:r>
-      <w:commentRangeStart w:id="9"/>
-      <w:proofErr w:type="spellStart"/>
-      <w:r>
-        <w:t>forearm</w:t>
-      </w:r>
-      <w:del w:id="10" w:author="治輝 齋藤" w:date="2026-05-19T20:39:00Z" w16du:dateUtc="2026-05-19T11:39:00Z">
-        <w:r>
-          <w:delText xml:space="preserve"> fractures</w:delText>
-        </w:r>
-      </w:del>
-      <w:ins w:id="11" w:author="治輝 齋藤" w:date="2026-05-19T20:39:00Z" w16du:dateUtc="2026-05-19T11:39:00Z">
-        <w:r>
-          <w:t>fracture</w:t>
-        </w:r>
-        <w:proofErr w:type="spellEnd"/>
-        <w:r>
-          <w:t xml:space="preserve"> surgeries</w:t>
-        </w:r>
-        <w:commentRangeEnd w:id="9"/>
-        <w:r>
-          <w:rPr>
-            <w:rStyle w:val="af2"/>
-          </w:rPr>
-          <w:commentReference w:id="9"/>
-        </w:r>
-      </w:ins>
-      <w:r>
-        <w:t>. Prefecture-level terrain slope showed a hip-specific signal consistent with lateral-fall mechanisms</w:t>
+        <w:commentReference w:id="11"/>
+      </w:r>
+      <w:r>
+        <w:t xml:space="preserve"> mean hip fracture surgery rate was 254.0 per </w:t>
       </w:r>
       <w:commentRangeStart w:id="12"/>
       <w:r>
-        <w:t>, but inferential sensitivity at small ecological N warrants cautious interpretation</w:t>
+        <w:t>100,000</w:t>
       </w:r>
       <w:commentRangeEnd w:id="12"/>
       <w:r>
@@ -272,271 +211,17 @@
         <w:commentReference w:id="12"/>
       </w:r>
       <w:r>
-        <w:t>.</w:t>
-      </w:r>
-      <w:bookmarkStart w:id="13" w:name="conclusions"/>
-    </w:p>
-    <w:p>
-      <w:pPr>
-        <w:pStyle w:val="a0"/>
-        <w:spacing w:line="360" w:lineRule="auto"/>
-        <w:rPr>
-          <w:lang w:eastAsia="ja-JP"/>
-        </w:rPr>
-      </w:pPr>
-      <w:r>
-        <w:rPr>
-          <w:b/>
-          <w:bCs/>
-        </w:rPr>
-        <w:t>Keywords</w:t>
-      </w:r>
-      <w:r>
-        <w:t>: terrain</w:t>
-      </w:r>
-      <w:r>
-        <w:rPr>
-          <w:rFonts w:hint="eastAsia"/>
-          <w:lang w:eastAsia="ja-JP"/>
-        </w:rPr>
-        <w:t>;</w:t>
-      </w:r>
-      <w:r>
-        <w:t xml:space="preserve"> slope; hip</w:t>
-      </w:r>
-      <w:r>
-        <w:rPr>
-          <w:rFonts w:hint="eastAsia"/>
-          <w:lang w:eastAsia="ja-JP"/>
-        </w:rPr>
-        <w:t>;</w:t>
-      </w:r>
-      <w:r>
-        <w:t xml:space="preserve"> fracture; ecolog</w:t>
-      </w:r>
-      <w:r>
-        <w:rPr>
-          <w:rFonts w:hint="eastAsia"/>
-          <w:lang w:eastAsia="ja-JP"/>
-        </w:rPr>
-        <w:t>y</w:t>
-      </w:r>
-      <w:r>
-        <w:t xml:space="preserve">; Japan; </w:t>
-      </w:r>
-      <w:r>
-        <w:rPr>
-          <w:rFonts w:hint="eastAsia"/>
-          <w:lang w:eastAsia="ja-JP"/>
-        </w:rPr>
-        <w:t>epidemiology</w:t>
-      </w:r>
-    </w:p>
-    <w:p>
-      <w:pPr>
-        <w:spacing w:line="360" w:lineRule="auto"/>
-      </w:pPr>
-      <w:r>
-        <w:pict w14:anchorId="0BC1EF66">
-          <v:rect id="_x0000_i1028" style="width:0;height:1.5pt" o:hralign="center" o:hrstd="t" o:hr="t"/>
-        </w:pict>
-      </w:r>
-    </w:p>
-    <w:p>
-      <w:pPr>
-        <w:pStyle w:val="1"/>
-        <w:spacing w:line="360" w:lineRule="auto"/>
-      </w:pPr>
-      <w:bookmarkStart w:id="14" w:name="introduction"/>
-      <w:bookmarkEnd w:id="0"/>
-      <w:bookmarkEnd w:id="13"/>
-      <w:r>
-        <w:t>Introduction</w:t>
-      </w:r>
-    </w:p>
-    <w:p>
-      <w:pPr>
-        <w:pStyle w:val="FirstParagraph"/>
-        <w:spacing w:line="360" w:lineRule="auto"/>
-      </w:pPr>
-      <w:r>
-        <w:t>Hip fracture is a serious public health problem among older adults worldwide. In Japan, approximately 200,000 hip fractures occur annually, and this number is projected to increase with the ongoing demographic shift toward an aging society.</w:t>
-      </w:r>
-      <w:r>
-        <w:t xml:space="preserve"> [1, 2]</w:t>
-      </w:r>
-      <w:r>
-        <w:t xml:space="preserve"> Hip fracture leads to prolonged hospitalization, functional decline, institutionalization, and increased mortality, imposing a substantial burden on both individuals and the healthcare </w:t>
-      </w:r>
-      <w:proofErr w:type="gramStart"/>
-      <w:r>
-        <w:t>system.</w:t>
-      </w:r>
-      <w:r>
-        <w:t>[</w:t>
-      </w:r>
-      <w:proofErr w:type="gramEnd"/>
-      <w:r>
-        <w:t>1, 3]</w:t>
-      </w:r>
-      <w:r>
-        <w:t xml:space="preserve"> The acute care costs of hip fracture treatment in Japan reached approximately 1,000 billion yen ($989 million) in 2021, and this burden continues to escalate.</w:t>
-      </w:r>
-      <w:r>
-        <w:t xml:space="preserve"> [4, 5]</w:t>
-      </w:r>
-    </w:p>
-    <w:p>
-      <w:pPr>
-        <w:pStyle w:val="a0"/>
-        <w:spacing w:line="360" w:lineRule="auto"/>
-        <w:rPr>
-          <w:lang w:eastAsia="ja-JP"/>
-        </w:rPr>
-      </w:pPr>
-      <w:r>
-        <w:t>Falls are the primary cause of hip fractures, accounting for more than 90% of cases.</w:t>
-      </w:r>
-      <w:r>
-        <w:t xml:space="preserve"> [6]</w:t>
-      </w:r>
-      <w:r>
-        <w:t xml:space="preserve"> Multiple risk factors for falls have been identified, including muscle weakness, impaired gait and balance, polypharmacy, and visual impairment.</w:t>
-      </w:r>
-      <w:r>
-        <w:t xml:space="preserve"> [7]</w:t>
-      </w:r>
-      <w:r>
-        <w:t xml:space="preserve"> Among environmental factors, home hazards such as slippery floors, steps, and inadequate lighting are well recognized.</w:t>
-      </w:r>
-      <w:r>
-        <w:t xml:space="preserve"> [8]</w:t>
-      </w:r>
-      <w:r>
-        <w:t xml:space="preserve"> However, broader environmental determinants of fall risk at the community level, such as outdoor terrain characteristics, have received limited attention despite their potential population-level impact.</w:t>
-      </w:r>
-      <w:r>
-        <w:t xml:space="preserve"> [9]</w:t>
-      </w:r>
-      <w:r>
-        <w:rPr>
-          <w:rFonts w:hint="eastAsia"/>
-          <w:lang w:eastAsia="ja-JP"/>
-        </w:rPr>
-        <w:t xml:space="preserve"> </w:t>
-      </w:r>
-    </w:p>
-    <w:p>
-      <w:pPr>
-        <w:pStyle w:val="a0"/>
-        <w:spacing w:line="360" w:lineRule="auto"/>
-      </w:pPr>
-      <w:r>
-        <w:t xml:space="preserve">Terrain slope is a plausible environmental determinant of fall-related fractures. Walking on inclined surfaces requires greater neuromuscular effort and alters </w:t>
+        <w:t xml:space="preserve"> (SD 37.6). Terrain slope was positively associated </w:t>
       </w:r>
       <w:r>
         <w:lastRenderedPageBreak/>
-        <w:t>biomechanics, increasing instability, particularly among older adults with impaired balance and reduced muscle strength.</w:t>
-      </w:r>
-      <w:r>
-        <w:t xml:space="preserve"> [10, 11]</w:t>
-      </w:r>
-      <w:r>
-        <w:t xml:space="preserve"> The control of body center of mass (</w:t>
-      </w:r>
-      <w:proofErr w:type="spellStart"/>
-      <w:r>
-        <w:t>CoM</w:t>
-      </w:r>
-      <w:proofErr w:type="spellEnd"/>
-      <w:r>
-        <w:t>) during inclined walking becomes increasingly challenging with age, as margin of stability (MoS) decreases and required coefficient of friction (RCOF) changes unpredictably on uneven terrain.</w:t>
-      </w:r>
-      <w:r>
-        <w:t xml:space="preserve"> [12, 13]</w:t>
-      </w:r>
-      <w:r>
-        <w:t xml:space="preserve"> Regions with steeper terrain may expose residents to greater fall risk during daily outdoor activities, including commuting and shopping. Japan’s varied topography—ranging from flat coastal plains to steep mountain foothills—provides a natural laboratory to test this hypothesis at a nationwide scale.</w:t>
-      </w:r>
-    </w:p>
-    <w:p>
-      <w:pPr>
-        <w:pStyle w:val="a0"/>
-        <w:spacing w:line="360" w:lineRule="auto"/>
-      </w:pPr>
-      <w:r>
-        <w:t>Previous studies have demonstrated that environmental terrain features are associated with physical activity levels and walking speed in community-dwelling older adults.</w:t>
-      </w:r>
-      <w:r>
-        <w:t xml:space="preserve"> [14]</w:t>
-      </w:r>
-      <w:r>
-        <w:t xml:space="preserve"> Walking speed is itself a powerful predictor of fracture risk</w:t>
-      </w:r>
-      <w:r>
-        <w:rPr>
-          <w:rFonts w:hint="eastAsia"/>
-          <w:lang w:eastAsia="ja-JP"/>
-        </w:rPr>
-        <w:t xml:space="preserve"> </w:t>
-      </w:r>
-      <w:r>
-        <w:rPr>
-          <w:lang w:eastAsia="ja-JP"/>
-        </w:rPr>
-        <w:t>[15, 16]</w:t>
-      </w:r>
-      <w:r>
-        <w:t xml:space="preserve"> and has been designated the “sixth vital sign.”</w:t>
-      </w:r>
-      <w:r>
-        <w:t xml:space="preserve"> </w:t>
-      </w:r>
-      <w:r>
-        <w:rPr>
-          <w:lang w:eastAsia="ja-JP"/>
-        </w:rPr>
-        <w:t>[17]</w:t>
-      </w:r>
-      <w:r>
-        <w:t xml:space="preserve"> Older adults walking on complex outdoor terrain unconsciously adopt cautious gait strategies, reducing step length and cadence, </w:t>
-      </w:r>
-      <w:commentRangeStart w:id="15"/>
-      <w:r>
-        <w:t>which may lead to chronic deconditioning and increased frailty</w:t>
-      </w:r>
-      <w:commentRangeEnd w:id="15"/>
-      <w:r>
-        <w:rPr>
-          <w:rStyle w:val="af2"/>
-          <w:sz w:val="24"/>
-          <w:szCs w:val="24"/>
-        </w:rPr>
-        <w:commentReference w:id="15"/>
-      </w:r>
-      <w:r>
-        <w:t>.</w:t>
-      </w:r>
-      <w:r>
-        <w:t xml:space="preserve"> </w:t>
-      </w:r>
-      <w:r>
-        <w:rPr>
-          <w:lang w:eastAsia="ja-JP"/>
-        </w:rPr>
-        <w:t>[18, 19]</w:t>
-      </w:r>
-      <w:r>
-        <w:t xml:space="preserve"> </w:t>
-      </w:r>
-      <w:commentRangeStart w:id="16"/>
-      <w:r>
-        <w:t xml:space="preserve">We therefore hypothesized that </w:t>
-      </w:r>
-      <w:ins w:id="17" w:author="治輝 齋藤" w:date="2026-05-19T20:40:00Z" w16du:dateUtc="2026-05-19T11:40:00Z">
-        <w:r>
-          <w:t>steeper</w:t>
-        </w:r>
+        <w:t xml:space="preserve">with </w:t>
+      </w:r>
+      <w:commentRangeStart w:id="13"/>
+      <w:r>
+        <w:t>hip fracture</w:t>
+      </w:r>
+      <w:ins w:id="14" w:author="治輝 齋藤" w:date="2026-05-19T20:36:00Z" w16du:dateUtc="2026-05-19T11:36:00Z">
         <w:r>
           <w:rPr>
             <w:rFonts w:hint="eastAsia"/>
@@ -544,24 +229,362 @@
           </w:rPr>
           <w:t xml:space="preserve"> </w:t>
         </w:r>
+        <w:r>
+          <w:t>surgery</w:t>
+        </w:r>
       </w:ins>
       <w:r>
-        <w:t xml:space="preserve">terrain slope may </w:t>
-      </w:r>
-      <w:del w:id="18" w:author="治輝 齋藤" w:date="2026-05-19T20:41:00Z" w16du:dateUtc="2026-05-19T11:41:00Z">
-        <w:r>
-          <w:delText>influence</w:delText>
+        <w:t xml:space="preserve"> rates</w:t>
+      </w:r>
+      <w:commentRangeEnd w:id="13"/>
+      <w:r>
+        <w:rPr>
+          <w:rStyle w:val="af2"/>
+        </w:rPr>
+        <w:commentReference w:id="13"/>
+      </w:r>
+      <w:r>
+        <w:t xml:space="preserve"> in unadjusted models (</w:t>
+      </w:r>
+      <w:commentRangeStart w:id="15"/>
+      <w:r>
+        <w:t>β = 5.65</w:t>
+      </w:r>
+      <w:commentRangeEnd w:id="15"/>
+      <w:r>
+        <w:rPr>
+          <w:rStyle w:val="af2"/>
+          <w:sz w:val="24"/>
+          <w:szCs w:val="24"/>
+        </w:rPr>
+        <w:commentReference w:id="15"/>
+      </w:r>
+      <w:r>
+        <w:t xml:space="preserve">; 95% CI, 2.50–8.79; </w:t>
+      </w:r>
+      <w:r>
+        <w:rPr>
+          <w:i/>
+          <w:iCs/>
+        </w:rPr>
+        <w:t>p</w:t>
+      </w:r>
+      <w:r>
+        <w:t xml:space="preserve"> = 0.001) and </w:t>
+      </w:r>
+      <w:commentRangeStart w:id="16"/>
+      <w:r>
+        <w:t>in adjusted models with conventional standard errors</w:t>
+      </w:r>
+      <w:commentRangeEnd w:id="16"/>
+      <w:r>
+        <w:rPr>
+          <w:rStyle w:val="af2"/>
+          <w:sz w:val="24"/>
+          <w:szCs w:val="24"/>
+        </w:rPr>
+        <w:commentReference w:id="16"/>
+      </w:r>
+      <w:r>
+        <w:t xml:space="preserve"> (β = 3.49; 95% CI, 0.11–6.86; </w:t>
+      </w:r>
+      <w:r>
+        <w:rPr>
+          <w:i/>
+          <w:iCs/>
+        </w:rPr>
+        <w:t>p</w:t>
+      </w:r>
+      <w:r>
+        <w:t xml:space="preserve"> = 0.043); HC3 and bootstrap intervals for the slope coefficient were borderline at N = 47. No associations were observed for humerus or </w:t>
+      </w:r>
+      <w:commentRangeStart w:id="17"/>
+      <w:r>
+        <w:t>forearm</w:t>
+      </w:r>
+      <w:del w:id="18" w:author="治輝 齋藤" w:date="2026-05-19T20:39:00Z" w16du:dateUtc="2026-05-19T11:39:00Z">
+        <w:r>
+          <w:delText xml:space="preserve"> fractures</w:delText>
         </w:r>
       </w:del>
-      <w:ins w:id="19" w:author="治輝 齋藤" w:date="2026-05-19T20:41:00Z" w16du:dateUtc="2026-05-19T11:41:00Z">
-        <w:r>
-          <w:t>be associated with higher prefecture-level</w:t>
+      <w:ins w:id="19" w:author="治輝 齋藤" w:date="2026-05-19T20:39:00Z" w16du:dateUtc="2026-05-19T11:39:00Z">
+        <w:r>
+          <w:t>fracture surgeries</w:t>
+        </w:r>
+        <w:commentRangeEnd w:id="17"/>
+        <w:r>
+          <w:rPr>
+            <w:rStyle w:val="af2"/>
+          </w:rPr>
+          <w:commentReference w:id="17"/>
         </w:r>
       </w:ins>
       <w:r>
-        <w:t xml:space="preserve"> hip fracture</w:t>
-      </w:r>
-      <w:ins w:id="20" w:author="治輝 齋藤" w:date="2026-05-19T20:41:00Z" w16du:dateUtc="2026-05-19T11:41:00Z">
+        <w:t>. Prefecture-level terrain slope showed a hip-specific signal consistent with lateral-fall mechanisms</w:t>
+      </w:r>
+      <w:commentRangeStart w:id="20"/>
+      <w:r>
+        <w:t>, but inferential sensitivity at small ecological N warrants cautious interpretation</w:t>
+      </w:r>
+      <w:commentRangeEnd w:id="20"/>
+      <w:r>
+        <w:rPr>
+          <w:rStyle w:val="af2"/>
+          <w:sz w:val="24"/>
+          <w:szCs w:val="24"/>
+        </w:rPr>
+        <w:commentReference w:id="20"/>
+      </w:r>
+      <w:r>
+        <w:t>.</w:t>
+      </w:r>
+      <w:bookmarkStart w:id="21" w:name="conclusions"/>
+    </w:p>
+    <w:p>
+      <w:pPr>
+        <w:pStyle w:val="a0"/>
+        <w:spacing w:line="360" w:lineRule="auto"/>
+        <w:rPr>
+          <w:lang w:eastAsia="ja-JP"/>
+        </w:rPr>
+      </w:pPr>
+      <w:r>
+        <w:rPr>
+          <w:b/>
+          <w:bCs/>
+        </w:rPr>
+        <w:t>Keywords</w:t>
+      </w:r>
+      <w:r>
+        <w:t>: terrain</w:t>
+      </w:r>
+      <w:r>
+        <w:rPr>
+          <w:rFonts w:hint="eastAsia"/>
+          <w:lang w:eastAsia="ja-JP"/>
+        </w:rPr>
+        <w:t>;</w:t>
+      </w:r>
+      <w:r>
+        <w:t xml:space="preserve"> slope; hip</w:t>
+      </w:r>
+      <w:r>
+        <w:rPr>
+          <w:rFonts w:hint="eastAsia"/>
+          <w:lang w:eastAsia="ja-JP"/>
+        </w:rPr>
+        <w:t>;</w:t>
+      </w:r>
+      <w:r>
+        <w:t xml:space="preserve"> fracture; ecolog</w:t>
+      </w:r>
+      <w:r>
+        <w:rPr>
+          <w:rFonts w:hint="eastAsia"/>
+          <w:lang w:eastAsia="ja-JP"/>
+        </w:rPr>
+        <w:t>y</w:t>
+      </w:r>
+      <w:r>
+        <w:t xml:space="preserve">; Japan; </w:t>
+      </w:r>
+      <w:r>
+        <w:rPr>
+          <w:rFonts w:hint="eastAsia"/>
+          <w:lang w:eastAsia="ja-JP"/>
+        </w:rPr>
+        <w:t>epidemiology</w:t>
+      </w:r>
+    </w:p>
+    <w:p>
+      <w:pPr>
+        <w:spacing w:line="360" w:lineRule="auto"/>
+      </w:pPr>
+      <w:r>
+        <w:pict w14:anchorId="0BC1EF66">
+          <v:rect id="_x0000_i1028" style="width:0;height:1.5pt" o:hralign="center" o:hrstd="t" o:hr="t"/>
+        </w:pict>
+      </w:r>
+    </w:p>
+    <w:p>
+      <w:pPr>
+        <w:pStyle w:val="1"/>
+        <w:spacing w:line="360" w:lineRule="auto"/>
+      </w:pPr>
+      <w:bookmarkStart w:id="22" w:name="introduction"/>
+      <w:bookmarkEnd w:id="0"/>
+      <w:bookmarkEnd w:id="21"/>
+      <w:r>
+        <w:t>Introduction</w:t>
+      </w:r>
+    </w:p>
+    <w:p>
+      <w:pPr>
+        <w:pStyle w:val="FirstParagraph"/>
+        <w:spacing w:line="360" w:lineRule="auto"/>
+      </w:pPr>
+      <w:r>
+        <w:t>Hip fracture is a serious public health problem among older adults worldwide. In Japan, approximately 200,000 hip fractures occur annually, and this number is projected to increase with the ongoing demographic shift toward an aging society.</w:t>
+      </w:r>
+      <w:r>
+        <w:t xml:space="preserve"> [1, 2]</w:t>
+      </w:r>
+      <w:r>
+        <w:t xml:space="preserve"> Hip fracture leads to prolonged hospitalization, functional decline, institutionalization, and increased mortality, imposing a substantial burden on both individuals and the healthcare system.</w:t>
+      </w:r>
+      <w:r>
+        <w:t>[1, 3]</w:t>
+      </w:r>
+      <w:r>
+        <w:t xml:space="preserve"> The acute care costs of hip fracture treatment in Japan reached approximately 1,000 billion yen ($989 million) in 2021, and this burden continues to escalate.</w:t>
+      </w:r>
+      <w:r>
+        <w:t xml:space="preserve"> [4, 5]</w:t>
+      </w:r>
+    </w:p>
+    <w:p>
+      <w:pPr>
+        <w:pStyle w:val="a0"/>
+        <w:spacing w:line="360" w:lineRule="auto"/>
+        <w:rPr>
+          <w:lang w:eastAsia="ja-JP"/>
+        </w:rPr>
+      </w:pPr>
+      <w:r>
+        <w:t>Falls are the primary cause of hip fractures, accounting for more than 90% of cases.</w:t>
+      </w:r>
+      <w:r>
+        <w:t xml:space="preserve"> [6]</w:t>
+      </w:r>
+      <w:r>
+        <w:t xml:space="preserve"> Multiple risk factors for falls have been identified, including muscle weakness, impaired gait and balance, polypharmacy, and visual impairment.</w:t>
+      </w:r>
+      <w:r>
+        <w:t xml:space="preserve"> [7]</w:t>
+      </w:r>
+      <w:r>
+        <w:t xml:space="preserve"> Among environmental factors, home hazards such as slippery floors, steps, and inadequate lighting are well recognized.</w:t>
+      </w:r>
+      <w:r>
+        <w:t xml:space="preserve"> [8]</w:t>
+      </w:r>
+      <w:r>
+        <w:t xml:space="preserve"> However, broader environmental determinants of fall </w:t>
+      </w:r>
+      <w:r>
+        <w:lastRenderedPageBreak/>
+        <w:t>risk at the community level, such as outdoor terrain characteristics, have received limited attention despite their potential population-level impact.</w:t>
+      </w:r>
+      <w:r>
+        <w:t xml:space="preserve"> [9]</w:t>
+      </w:r>
+      <w:r>
+        <w:rPr>
+          <w:rFonts w:hint="eastAsia"/>
+          <w:lang w:eastAsia="ja-JP"/>
+        </w:rPr>
+        <w:t xml:space="preserve"> </w:t>
+      </w:r>
+    </w:p>
+    <w:p>
+      <w:pPr>
+        <w:pStyle w:val="a0"/>
+        <w:spacing w:line="360" w:lineRule="auto"/>
+      </w:pPr>
+      <w:r>
+        <w:t>Terrain slope is a plausible environmental determinant of fall-related fractures. Walking on inclined surfaces requires greater neuromuscular effort and alters biomechanics, increasing instability, particularly among older adults with impaired balance and reduced muscle strength.</w:t>
+      </w:r>
+      <w:r>
+        <w:t xml:space="preserve"> [10, 11]</w:t>
+      </w:r>
+      <w:r>
+        <w:t xml:space="preserve"> The control of body center of mass (CoM) during inclined walking becomes increasingly challenging with age, as margin of stability (MoS) decreases and required coefficient of friction (RCOF) changes unpredictably on uneven terrain.</w:t>
+      </w:r>
+      <w:r>
+        <w:t xml:space="preserve"> [12, 13]</w:t>
+      </w:r>
+      <w:r>
+        <w:t xml:space="preserve"> Regions with steeper terrain may expose residents to greater fall risk during daily outdoor activities, including commuting and shopping. Japan’s varied topography—ranging from flat coastal plains to steep mountain foothills—provides a natural laboratory to test this hypothesis at a nationwide scale.</w:t>
+      </w:r>
+    </w:p>
+    <w:p>
+      <w:pPr>
+        <w:pStyle w:val="a0"/>
+        <w:spacing w:line="360" w:lineRule="auto"/>
+      </w:pPr>
+      <w:r>
+        <w:t>Previous studies have demonstrated that environmental terrain features are associated with physical activity levels and walking speed in community-dwelling older adults.</w:t>
+      </w:r>
+      <w:r>
+        <w:t xml:space="preserve"> [14]</w:t>
+      </w:r>
+      <w:r>
+        <w:t xml:space="preserve"> Walking speed is itself a powerful predictor of fracture risk</w:t>
+      </w:r>
+      <w:r>
+        <w:rPr>
+          <w:rFonts w:hint="eastAsia"/>
+          <w:lang w:eastAsia="ja-JP"/>
+        </w:rPr>
+        <w:t xml:space="preserve"> </w:t>
+      </w:r>
+      <w:r>
+        <w:rPr>
+          <w:lang w:eastAsia="ja-JP"/>
+        </w:rPr>
+        <w:t>[15, 16]</w:t>
+      </w:r>
+      <w:r>
+        <w:t xml:space="preserve"> and has been designated the “sixth vital sign.”</w:t>
+      </w:r>
+      <w:r>
+        <w:t xml:space="preserve"> </w:t>
+      </w:r>
+      <w:r>
+        <w:rPr>
+          <w:lang w:eastAsia="ja-JP"/>
+        </w:rPr>
+        <w:t>[17]</w:t>
+      </w:r>
+      <w:r>
+        <w:t xml:space="preserve"> Older adults walking on complex outdoor terrain unconsciously adopt cautious gait strategies, reducing step length and cadence, </w:t>
+      </w:r>
+      <w:commentRangeStart w:id="23"/>
+      <w:r>
+        <w:t>which may lead to chronic deconditioning and increased frailty</w:t>
+      </w:r>
+      <w:commentRangeEnd w:id="23"/>
+      <w:r>
+        <w:rPr>
+          <w:rStyle w:val="af2"/>
+          <w:sz w:val="24"/>
+          <w:szCs w:val="24"/>
+        </w:rPr>
+        <w:commentReference w:id="23"/>
+      </w:r>
+      <w:r>
+        <w:t>.</w:t>
+      </w:r>
+      <w:r>
+        <w:t xml:space="preserve"> </w:t>
+      </w:r>
+      <w:r>
+        <w:rPr>
+          <w:lang w:eastAsia="ja-JP"/>
+        </w:rPr>
+        <w:t>[18, 19]</w:t>
+      </w:r>
+      <w:r>
+        <w:t xml:space="preserve"> </w:t>
+      </w:r>
+      <w:commentRangeStart w:id="24"/>
+      <w:r>
+        <w:t xml:space="preserve">We therefore hypothesized that </w:t>
+      </w:r>
+      <w:ins w:id="25" w:author="治輝 齋藤" w:date="2026-05-19T20:40:00Z" w16du:dateUtc="2026-05-19T11:40:00Z">
+        <w:r>
+          <w:t>steeper</w:t>
+        </w:r>
         <w:r>
           <w:rPr>
             <w:rFonts w:hint="eastAsia"/>
@@ -569,6 +592,31 @@
           </w:rPr>
           <w:t xml:space="preserve"> </w:t>
         </w:r>
+      </w:ins>
+      <w:r>
+        <w:t xml:space="preserve">terrain slope may </w:t>
+      </w:r>
+      <w:del w:id="26" w:author="治輝 齋藤" w:date="2026-05-19T20:41:00Z" w16du:dateUtc="2026-05-19T11:41:00Z">
+        <w:r>
+          <w:delText>influence</w:delText>
+        </w:r>
+      </w:del>
+      <w:ins w:id="27" w:author="治輝 齋藤" w:date="2026-05-19T20:41:00Z" w16du:dateUtc="2026-05-19T11:41:00Z">
+        <w:r>
+          <w:t>be associated with higher prefecture-level</w:t>
+        </w:r>
+      </w:ins>
+      <w:r>
+        <w:t xml:space="preserve"> hip fracture</w:t>
+      </w:r>
+      <w:ins w:id="28" w:author="治輝 齋藤" w:date="2026-05-19T20:41:00Z" w16du:dateUtc="2026-05-19T11:41:00Z">
+        <w:r>
+          <w:rPr>
+            <w:rFonts w:hint="eastAsia"/>
+            <w:lang w:eastAsia="ja-JP"/>
+          </w:rPr>
+          <w:t xml:space="preserve"> </w:t>
+        </w:r>
         <w:r>
           <w:t>surgery</w:t>
         </w:r>
@@ -576,7 +624,7 @@
       <w:r>
         <w:t xml:space="preserve"> rates</w:t>
       </w:r>
-      <w:ins w:id="21" w:author="治輝 齋藤" w:date="2026-05-19T20:41:00Z" w16du:dateUtc="2026-05-19T11:41:00Z">
+      <w:ins w:id="29" w:author="治輝 齋藤" w:date="2026-05-19T20:41:00Z" w16du:dateUtc="2026-05-19T11:41:00Z">
         <w:r>
           <w:rPr>
             <w:lang w:eastAsia="ja-JP"/>
@@ -584,7 +632,7 @@
           <w:t>. We treated these rates as administrative proxies for population-level surgical burden after hip and femoral fractures. The association may reflect</w:t>
         </w:r>
       </w:ins>
-      <w:del w:id="22" w:author="治輝 齋藤" w:date="2026-05-19T20:42:00Z" w16du:dateUtc="2026-05-19T11:42:00Z">
+      <w:del w:id="30" w:author="治輝 齋藤" w:date="2026-05-19T20:42:00Z" w16du:dateUtc="2026-05-19T11:42:00Z">
         <w:r>
           <w:delText xml:space="preserve"> through</w:delText>
         </w:r>
@@ -592,7 +640,7 @@
       <w:r>
         <w:t xml:space="preserve"> direct mechanical effects of inclined walking (direct pathway)</w:t>
       </w:r>
-      <w:ins w:id="23" w:author="治輝 齋藤" w:date="2026-05-19T20:42:00Z" w16du:dateUtc="2026-05-19T11:42:00Z">
+      <w:ins w:id="31" w:author="治輝 齋藤" w:date="2026-05-19T20:42:00Z" w16du:dateUtc="2026-05-19T11:42:00Z">
         <w:r>
           <w:rPr>
             <w:rFonts w:hint="eastAsia"/>
@@ -601,12 +649,12 @@
           <w:t xml:space="preserve">. </w:t>
         </w:r>
       </w:ins>
-      <w:del w:id="24" w:author="治輝 齋藤" w:date="2026-05-19T20:42:00Z" w16du:dateUtc="2026-05-19T11:42:00Z">
+      <w:del w:id="32" w:author="治輝 齋藤" w:date="2026-05-19T20:42:00Z" w16du:dateUtc="2026-05-19T11:42:00Z">
         <w:r>
           <w:delText xml:space="preserve"> and through its effect on</w:delText>
         </w:r>
       </w:del>
-      <w:ins w:id="25" w:author="治輝 齋藤" w:date="2026-05-19T20:42:00Z" w16du:dateUtc="2026-05-19T11:42:00Z">
+      <w:ins w:id="33" w:author="治輝 齋藤" w:date="2026-05-19T20:42:00Z" w16du:dateUtc="2026-05-19T11:42:00Z">
         <w:r>
           <w:t>It may also relate to</w:t>
         </w:r>
@@ -614,12 +662,12 @@
       <w:r>
         <w:t xml:space="preserve"> walking capacity (indirect pathway)</w:t>
       </w:r>
-      <w:commentRangeEnd w:id="16"/>
+      <w:commentRangeEnd w:id="24"/>
       <w:r>
         <w:rPr>
           <w:rStyle w:val="af2"/>
         </w:rPr>
-        <w:commentReference w:id="16"/>
+        <w:commentReference w:id="24"/>
       </w:r>
       <w:r>
         <w:t>.</w:t>
@@ -631,20 +679,21 @@
         <w:spacing w:line="360" w:lineRule="auto"/>
       </w:pPr>
       <w:r>
+        <w:lastRenderedPageBreak/>
         <w:t xml:space="preserve">Despite these theoretical considerations, no nationwide study has examined the association between </w:t>
       </w:r>
-      <w:commentRangeStart w:id="26"/>
+      <w:commentRangeStart w:id="34"/>
       <w:r>
         <w:t>prefectural-level</w:t>
       </w:r>
-      <w:commentRangeEnd w:id="26"/>
+      <w:commentRangeEnd w:id="34"/>
       <w:r>
         <w:rPr>
           <w:rStyle w:val="af2"/>
           <w:sz w:val="24"/>
           <w:szCs w:val="24"/>
         </w:rPr>
-        <w:commentReference w:id="26"/>
+        <w:commentReference w:id="34"/>
       </w:r>
       <w:r>
         <w:t xml:space="preserve"> terrain slope and fracture surgery rates using population-based administrative data. International ecological studies from Norway (NOREPOS) and China (CHARLS) have demonstrated significant associations between high elevation, complex terrain, and elevated hip fracture risk,</w:t>
@@ -659,25 +708,13 @@
         <w:t>[20, 21]</w:t>
       </w:r>
       <w:r>
-        <w:t xml:space="preserve"> but Japan-specific nationwide evidence has been lacking. The National Database (NDB) </w:t>
-      </w:r>
-      <w:r>
-        <w:lastRenderedPageBreak/>
-        <w:t xml:space="preserve">of Health Insurance Claims, released as open data by Japan’s Ministry of Health, </w:t>
-      </w:r>
-      <w:proofErr w:type="spellStart"/>
-      <w:r>
-        <w:t>Labour</w:t>
-      </w:r>
-      <w:proofErr w:type="spellEnd"/>
-      <w:r>
-        <w:t xml:space="preserve"> and Welfare, provides a unique opportunity to assess fracture surgery rates across all 47 Japanese prefectures. Combined with digital elevation model (DEM) data from the Geospatial Information Authority of Japan, this ecological approach enables the first nationwide quantitative assessment of the </w:t>
-      </w:r>
-      <w:commentRangeStart w:id="27"/>
+        <w:t xml:space="preserve"> but Japan-specific nationwide evidence has been lacking. The National Database (NDB) of Health Insurance Claims, released as open data by Japan’s Ministry of Health, Labour and Welfare, provides a unique opportunity to assess fracture surgery rates across all 47 Japanese prefectures. Combined with digital elevation model (DEM) data from the Geospatial Information Authority of Japan, this ecological approach enables the first nationwide quantitative assessment of the </w:t>
+      </w:r>
+      <w:commentRangeStart w:id="35"/>
       <w:r>
         <w:t>terrain–fracture</w:t>
       </w:r>
-      <w:ins w:id="28" w:author="治輝 齋藤" w:date="2026-05-19T20:43:00Z" w16du:dateUtc="2026-05-19T11:43:00Z">
+      <w:ins w:id="36" w:author="治輝 齋藤" w:date="2026-05-19T20:43:00Z" w16du:dateUtc="2026-05-19T11:43:00Z">
         <w:r>
           <w:rPr>
             <w:rFonts w:hint="eastAsia"/>
@@ -695,12 +732,12 @@
       <w:r>
         <w:t xml:space="preserve"> relationship</w:t>
       </w:r>
-      <w:commentRangeEnd w:id="27"/>
+      <w:commentRangeEnd w:id="35"/>
       <w:r>
         <w:rPr>
           <w:rStyle w:val="af2"/>
         </w:rPr>
-        <w:commentReference w:id="27"/>
+        <w:commentReference w:id="35"/>
       </w:r>
       <w:r>
         <w:t xml:space="preserve"> in Japan.</w:t>
@@ -711,16 +748,16 @@
         <w:pStyle w:val="a0"/>
         <w:spacing w:line="360" w:lineRule="auto"/>
       </w:pPr>
-      <w:commentRangeStart w:id="29"/>
+      <w:commentRangeStart w:id="37"/>
       <w:r>
         <w:t xml:space="preserve">In this study, we examined whether terrain slope was associated with hip fracture surgery rates </w:t>
       </w:r>
-      <w:del w:id="30" w:author="治輝 齋藤" w:date="2026-05-19T20:45:00Z" w16du:dateUtc="2026-05-19T11:45:00Z">
+      <w:del w:id="38" w:author="治輝 齋藤" w:date="2026-05-19T20:45:00Z" w16du:dateUtc="2026-05-19T11:45:00Z">
         <w:r>
           <w:delText>at the prefectural level, independent of</w:delText>
         </w:r>
       </w:del>
-      <w:ins w:id="31" w:author="治輝 齋藤" w:date="2026-05-19T20:45:00Z" w16du:dateUtc="2026-05-19T11:45:00Z">
+      <w:ins w:id="39" w:author="治輝 齋藤" w:date="2026-05-19T20:45:00Z" w16du:dateUtc="2026-05-19T11:45:00Z">
         <w:r>
           <w:t>across prefectures. We adjusted for</w:t>
         </w:r>
@@ -728,7 +765,7 @@
       <w:r>
         <w:t xml:space="preserve"> aging rate</w:t>
       </w:r>
-      <w:ins w:id="32" w:author="治輝 齋藤" w:date="2026-05-19T20:45:00Z" w16du:dateUtc="2026-05-19T11:45:00Z">
+      <w:ins w:id="40" w:author="治輝 齋藤" w:date="2026-05-19T20:45:00Z" w16du:dateUtc="2026-05-19T11:45:00Z">
         <w:r>
           <w:rPr>
             <w:rFonts w:hint="eastAsia"/>
@@ -740,12 +777,12 @@
       <w:r>
         <w:t xml:space="preserve"> </w:t>
       </w:r>
-      <w:del w:id="33" w:author="治輝 齋藤" w:date="2026-05-19T20:45:00Z" w16du:dateUtc="2026-05-19T11:45:00Z">
+      <w:del w:id="41" w:author="治輝 齋藤" w:date="2026-05-19T20:45:00Z" w16du:dateUtc="2026-05-19T11:45:00Z">
         <w:r>
           <w:delText>and</w:delText>
         </w:r>
       </w:del>
-      <w:ins w:id="34" w:author="治輝 齋藤" w:date="2026-05-19T20:45:00Z" w16du:dateUtc="2026-05-19T11:45:00Z">
+      <w:ins w:id="42" w:author="治輝 齋藤" w:date="2026-05-19T20:45:00Z" w16du:dateUtc="2026-05-19T11:45:00Z">
         <w:r>
           <w:rPr>
             <w:rFonts w:hint="eastAsia"/>
@@ -757,12 +794,12 @@
       <w:r>
         <w:t xml:space="preserve"> walking </w:t>
       </w:r>
-      <w:del w:id="35" w:author="治輝 齋藤" w:date="2026-05-19T20:45:00Z" w16du:dateUtc="2026-05-19T11:45:00Z">
+      <w:del w:id="43" w:author="治輝 齋藤" w:date="2026-05-19T20:45:00Z" w16du:dateUtc="2026-05-19T11:45:00Z">
         <w:r>
           <w:delText>speed</w:delText>
         </w:r>
       </w:del>
-      <w:ins w:id="36" w:author="治輝 齋藤" w:date="2026-05-19T20:45:00Z" w16du:dateUtc="2026-05-19T11:45:00Z">
+      <w:ins w:id="44" w:author="治輝 齋藤" w:date="2026-05-19T20:45:00Z" w16du:dateUtc="2026-05-19T11:45:00Z">
         <w:r>
           <w:rPr>
             <w:rFonts w:hint="eastAsia"/>
@@ -774,7 +811,7 @@
       <w:r>
         <w:t xml:space="preserve">, </w:t>
       </w:r>
-      <w:ins w:id="37" w:author="治輝 齋藤" w:date="2026-05-19T20:46:00Z" w16du:dateUtc="2026-05-19T11:46:00Z">
+      <w:ins w:id="45" w:author="治輝 齋藤" w:date="2026-05-19T20:46:00Z" w16du:dateUtc="2026-05-19T11:46:00Z">
         <w:r>
           <w:t>and population density</w:t>
         </w:r>
@@ -789,21 +826,18 @@
       <w:r>
         <w:t>using nationwide administrative and geospatial data.</w:t>
       </w:r>
-      <w:ins w:id="38" w:author="治輝 齋藤" w:date="2026-05-19T20:46:00Z" w16du:dateUtc="2026-05-19T11:46:00Z">
-        <w:r>
-          <w:t xml:space="preserve"> </w:t>
-        </w:r>
-        <w:r>
-          <w:t>NDB Open Data provide procedure counts, not fracture incidence. We therefore interpreted prefecture-level surgery rates as administrative proxies for fracture-related surgical burden. Not all fractures receive surgery, and operative thresholds may vary across regions.</w:t>
+      <w:ins w:id="46" w:author="治輝 齋藤" w:date="2026-05-19T20:46:00Z" w16du:dateUtc="2026-05-19T11:46:00Z">
+        <w:r>
+          <w:t xml:space="preserve"> NDB Open Data provide procedure counts, not fracture incidence. We therefore interpreted prefecture-level surgery rates as administrative proxies for fracture-related surgical burden. Not all fractures receive surgery, and operative thresholds may vary across regions.</w:t>
         </w:r>
       </w:ins>
-      <w:commentRangeEnd w:id="29"/>
-      <w:ins w:id="39" w:author="治輝 齋藤" w:date="2026-05-19T20:47:00Z" w16du:dateUtc="2026-05-19T11:47:00Z">
+      <w:commentRangeEnd w:id="37"/>
+      <w:ins w:id="47" w:author="治輝 齋藤" w:date="2026-05-19T20:47:00Z" w16du:dateUtc="2026-05-19T11:47:00Z">
         <w:r>
           <w:rPr>
             <w:rStyle w:val="af2"/>
           </w:rPr>
-          <w:commentReference w:id="29"/>
+          <w:commentReference w:id="37"/>
         </w:r>
       </w:ins>
     </w:p>
@@ -822,8 +856,8 @@
         <w:pStyle w:val="1"/>
         <w:spacing w:line="360" w:lineRule="auto"/>
       </w:pPr>
-      <w:bookmarkStart w:id="40" w:name="methods-1"/>
-      <w:bookmarkEnd w:id="14"/>
+      <w:bookmarkStart w:id="48" w:name="methods-1"/>
+      <w:bookmarkEnd w:id="22"/>
       <w:r>
         <w:t>Methods</w:t>
       </w:r>
@@ -833,7 +867,7 @@
         <w:pStyle w:val="2"/>
         <w:spacing w:line="360" w:lineRule="auto"/>
       </w:pPr>
-      <w:bookmarkStart w:id="41" w:name="study-design"/>
+      <w:bookmarkStart w:id="49" w:name="study-design"/>
       <w:r>
         <w:t>1. Study Design</w:t>
       </w:r>
@@ -844,7 +878,11 @@
         <w:spacing w:line="360" w:lineRule="auto"/>
       </w:pPr>
       <w:r>
-        <w:t>We conducted a nationwide ecological study in which the Japanese prefecture (N = 47) served as the unit of analysis. Prefecture-level aggregate data were used because individual-level geospatial information is not available from NDB Open Data. The study period was fiscal year 2021 (April 2021 through March 2022).</w:t>
+        <w:t xml:space="preserve">We conducted a nationwide ecological study in which the Japanese prefecture (N = 47) served as the unit of analysis. Prefecture-level aggregate data were used because </w:t>
+      </w:r>
+      <w:r>
+        <w:lastRenderedPageBreak/>
+        <w:t>individual-level geospatial information is not available from NDB Open Data. The study period was fiscal year 2021 (April 2021 through March 2022).</w:t>
       </w:r>
     </w:p>
     <w:p>
@@ -852,8 +890,8 @@
         <w:pStyle w:val="2"/>
         <w:spacing w:line="360" w:lineRule="auto"/>
       </w:pPr>
-      <w:bookmarkStart w:id="42" w:name="outcome-fracture-surgery-rates"/>
-      <w:bookmarkEnd w:id="41"/>
+      <w:bookmarkStart w:id="50" w:name="outcome-fracture-surgery-rates"/>
+      <w:bookmarkEnd w:id="49"/>
       <w:r>
         <w:t>2. Outcome: Fracture Surgery Rates</w:t>
       </w:r>
@@ -863,13 +901,13 @@
         <w:pStyle w:val="FirstParagraph"/>
         <w:spacing w:line="360" w:lineRule="auto"/>
       </w:pPr>
-      <w:commentRangeStart w:id="43"/>
-      <w:del w:id="44" w:author="治輝 齋藤" w:date="2026-05-19T20:48:00Z" w16du:dateUtc="2026-05-19T11:48:00Z">
+      <w:commentRangeStart w:id="51"/>
+      <w:del w:id="52" w:author="治輝 齋藤" w:date="2026-05-19T20:48:00Z" w16du:dateUtc="2026-05-19T11:48:00Z">
         <w:r>
           <w:delText>Fracture</w:delText>
         </w:r>
       </w:del>
-      <w:ins w:id="45" w:author="治輝 齋藤" w:date="2026-05-19T20:48:00Z" w16du:dateUtc="2026-05-19T11:48:00Z">
+      <w:ins w:id="53" w:author="治輝 齋藤" w:date="2026-05-19T20:48:00Z" w16du:dateUtc="2026-05-19T11:48:00Z">
         <w:r>
           <w:t>We obtained fracture</w:t>
         </w:r>
@@ -877,7 +915,7 @@
       <w:r>
         <w:t xml:space="preserve"> surgery rates</w:t>
       </w:r>
-      <w:del w:id="46" w:author="治輝 齋藤" w:date="2026-05-19T20:49:00Z" w16du:dateUtc="2026-05-19T11:49:00Z">
+      <w:del w:id="54" w:author="治輝 齋藤" w:date="2026-05-19T20:49:00Z" w16du:dateUtc="2026-05-19T11:49:00Z">
         <w:r>
           <w:delText xml:space="preserve"> were derived</w:delText>
         </w:r>
@@ -885,7 +923,7 @@
       <w:r>
         <w:t xml:space="preserve"> from the 10th NDB Open Data (released </w:t>
       </w:r>
-      <w:ins w:id="47" w:author="治輝 齋藤" w:date="2026-05-19T20:49:00Z" w16du:dateUtc="2026-05-19T11:49:00Z">
+      <w:ins w:id="55" w:author="治輝 齋藤" w:date="2026-05-19T20:49:00Z" w16du:dateUtc="2026-05-19T11:49:00Z">
         <w:r>
           <w:rPr>
             <w:rFonts w:hint="eastAsia"/>
@@ -894,7 +932,7 @@
           <w:t>30 May 2025</w:t>
         </w:r>
       </w:ins>
-      <w:del w:id="48" w:author="治輝 齋藤" w:date="2026-05-19T20:49:00Z" w16du:dateUtc="2026-05-19T11:49:00Z">
+      <w:del w:id="56" w:author="治輝 齋藤" w:date="2026-05-19T20:49:00Z" w16du:dateUtc="2026-05-19T11:49:00Z">
         <w:r>
           <w:delText>2023</w:delText>
         </w:r>
@@ -902,7 +940,7 @@
       <w:r>
         <w:t>)</w:t>
       </w:r>
-      <w:ins w:id="49" w:author="治輝 齋藤" w:date="2026-05-19T20:49:00Z" w16du:dateUtc="2026-05-19T11:49:00Z">
+      <w:ins w:id="57" w:author="治輝 齋藤" w:date="2026-05-19T20:49:00Z" w16du:dateUtc="2026-05-19T11:49:00Z">
         <w:r>
           <w:rPr>
             <w:rFonts w:hint="eastAsia"/>
@@ -911,47 +949,40 @@
           <w:t>.</w:t>
         </w:r>
       </w:ins>
-      <w:del w:id="50" w:author="治輝 齋藤" w:date="2026-05-19T20:49:00Z" w16du:dateUtc="2026-05-19T11:49:00Z">
+      <w:del w:id="58" w:author="治輝 齋藤" w:date="2026-05-19T20:49:00Z" w16du:dateUtc="2026-05-19T11:49:00Z">
         <w:r>
           <w:delText>,</w:delText>
         </w:r>
       </w:del>
-      <w:del w:id="51" w:author="治輝 齋藤" w:date="2026-05-19T20:50:00Z" w16du:dateUtc="2026-05-19T11:50:00Z">
+      <w:del w:id="59" w:author="治輝 齋藤" w:date="2026-05-19T20:50:00Z" w16du:dateUtc="2026-05-19T11:50:00Z">
         <w:r>
           <w:delText xml:space="preserve"> which contains</w:delText>
         </w:r>
       </w:del>
-      <w:ins w:id="52" w:author="治輝 齋藤" w:date="2026-05-19T20:50:00Z" w16du:dateUtc="2026-05-19T11:50:00Z">
-        <w:r>
-          <w:t xml:space="preserve"> </w:t>
-        </w:r>
-        <w:r>
-          <w:t>This release reports</w:t>
+      <w:ins w:id="60" w:author="治輝 齋藤" w:date="2026-05-19T20:50:00Z" w16du:dateUtc="2026-05-19T11:50:00Z">
+        <w:r>
+          <w:t xml:space="preserve"> This release reports</w:t>
         </w:r>
       </w:ins>
       <w:r>
-        <w:t xml:space="preserve"> prefecture-</w:t>
-      </w:r>
-      <w:r>
-        <w:lastRenderedPageBreak/>
-        <w:t xml:space="preserve">level </w:t>
-      </w:r>
-      <w:del w:id="53" w:author="治輝 齋藤" w:date="2026-05-19T20:50:00Z" w16du:dateUtc="2026-05-19T11:50:00Z">
+        <w:t xml:space="preserve"> prefecture-level </w:t>
+      </w:r>
+      <w:del w:id="61" w:author="治輝 齋藤" w:date="2026-05-19T20:50:00Z" w16du:dateUtc="2026-05-19T11:50:00Z">
         <w:r>
           <w:delText>counts of medical procedures</w:delText>
         </w:r>
       </w:del>
-      <w:ins w:id="54" w:author="治輝 齋藤" w:date="2026-05-19T20:50:00Z" w16du:dateUtc="2026-05-19T11:50:00Z">
+      <w:ins w:id="62" w:author="治輝 齋藤" w:date="2026-05-19T20:50:00Z" w16du:dateUtc="2026-05-19T11:50:00Z">
         <w:r>
           <w:t>procedure counts</w:t>
         </w:r>
       </w:ins>
-      <w:del w:id="55" w:author="治輝 齋藤" w:date="2026-05-19T20:52:00Z" w16du:dateUtc="2026-05-19T11:52:00Z">
+      <w:del w:id="63" w:author="治輝 齋藤" w:date="2026-05-19T20:52:00Z" w16du:dateUtc="2026-05-19T11:52:00Z">
         <w:r>
           <w:delText xml:space="preserve"> claimed</w:delText>
         </w:r>
       </w:del>
-      <w:ins w:id="56" w:author="治輝 齋藤" w:date="2026-05-19T20:52:00Z" w16du:dateUtc="2026-05-19T11:52:00Z">
+      <w:ins w:id="64" w:author="治輝 齋藤" w:date="2026-05-19T20:52:00Z" w16du:dateUtc="2026-05-19T11:52:00Z">
         <w:r>
           <w:t xml:space="preserve"> from Reiwa 5 fiscal year claims (April 2023 through March 2024)</w:t>
         </w:r>
@@ -959,7 +990,7 @@
       <w:r>
         <w:t xml:space="preserve"> under the national health insurance system. We extracted </w:t>
       </w:r>
-      <w:del w:id="57" w:author="治輝 齋藤" w:date="2026-05-19T20:52:00Z" w16du:dateUtc="2026-05-19T11:52:00Z">
+      <w:del w:id="65" w:author="治輝 齋藤" w:date="2026-05-19T20:52:00Z" w16du:dateUtc="2026-05-19T11:52:00Z">
         <w:r>
           <w:delText xml:space="preserve">claims for </w:delText>
         </w:r>
@@ -967,12 +998,12 @@
       <w:r>
         <w:t xml:space="preserve">three </w:t>
       </w:r>
-      <w:ins w:id="58" w:author="治輝 齋藤" w:date="2026-05-19T20:52:00Z" w16du:dateUtc="2026-05-19T11:52:00Z">
+      <w:ins w:id="66" w:author="治輝 齋藤" w:date="2026-05-19T20:52:00Z" w16du:dateUtc="2026-05-19T11:52:00Z">
         <w:r>
           <w:t>site-specific</w:t>
         </w:r>
       </w:ins>
-      <w:del w:id="59" w:author="治輝 齋藤" w:date="2026-05-19T20:52:00Z" w16du:dateUtc="2026-05-19T11:52:00Z">
+      <w:del w:id="67" w:author="治輝 齋藤" w:date="2026-05-19T20:52:00Z" w16du:dateUtc="2026-05-19T11:52:00Z">
         <w:r>
           <w:delText>fracture surgery</w:delText>
         </w:r>
@@ -980,12 +1011,12 @@
       <w:r>
         <w:t xml:space="preserve"> categories: (1) hip (femur) fracture surgery, (2) humerus fracture surgery, and (3) forearm fracture surgery. </w:t>
       </w:r>
-      <w:ins w:id="60" w:author="治輝 齋藤" w:date="2026-05-19T20:53:00Z" w16du:dateUtc="2026-05-19T11:53:00Z">
+      <w:ins w:id="68" w:author="治輝 齋藤" w:date="2026-05-19T20:53:00Z" w16du:dateUtc="2026-05-19T11:53:00Z">
         <w:r>
           <w:t>We defined total fracture surgery rate as the sum of these three site-specific counts</w:t>
         </w:r>
       </w:ins>
-      <w:del w:id="61" w:author="治輝 齋藤" w:date="2026-05-19T20:53:00Z" w16du:dateUtc="2026-05-19T11:53:00Z">
+      <w:del w:id="69" w:author="治輝 齋藤" w:date="2026-05-19T20:53:00Z" w16du:dateUtc="2026-05-19T11:53:00Z">
         <w:r>
           <w:delText>Rates were calculated</w:delText>
         </w:r>
@@ -993,7 +1024,7 @@
       <w:r>
         <w:t xml:space="preserve"> per 100,000 population</w:t>
       </w:r>
-      <w:ins w:id="62" w:author="治輝 齋藤" w:date="2026-05-19T20:53:00Z" w16du:dateUtc="2026-05-19T11:53:00Z">
+      <w:ins w:id="70" w:author="治輝 齋藤" w:date="2026-05-19T20:53:00Z" w16du:dateUtc="2026-05-19T11:53:00Z">
         <w:r>
           <w:rPr>
             <w:rFonts w:hint="eastAsia"/>
@@ -1005,12 +1036,12 @@
       <w:r>
         <w:t xml:space="preserve"> </w:t>
       </w:r>
-      <w:ins w:id="63" w:author="治輝 齋藤" w:date="2026-05-19T20:53:00Z" w16du:dateUtc="2026-05-19T11:53:00Z">
+      <w:ins w:id="71" w:author="治輝 齋藤" w:date="2026-05-19T20:53:00Z" w16du:dateUtc="2026-05-19T11:53:00Z">
         <w:r>
           <w:t>We divided counts by</w:t>
         </w:r>
       </w:ins>
-      <w:del w:id="64" w:author="治輝 齋藤" w:date="2026-05-19T20:53:00Z" w16du:dateUtc="2026-05-19T11:53:00Z">
+      <w:del w:id="72" w:author="治輝 齋藤" w:date="2026-05-19T20:53:00Z" w16du:dateUtc="2026-05-19T11:53:00Z">
         <w:r>
           <w:delText>using population estimates from the</w:delText>
         </w:r>
@@ -1018,16 +1049,16 @@
       <w:r>
         <w:t xml:space="preserve"> 2020 National Census</w:t>
       </w:r>
-      <w:ins w:id="65" w:author="治輝 齋藤" w:date="2026-05-19T20:54:00Z" w16du:dateUtc="2026-05-19T11:54:00Z">
+      <w:ins w:id="73" w:author="治輝 齋藤" w:date="2026-05-19T20:54:00Z" w16du:dateUtc="2026-05-19T11:54:00Z">
         <w:r>
           <w:t xml:space="preserve"> population to obtain annual rates per 100,000. We interpreted these rates as administrative proxies for surgical burden rather than as unbiased measures of fracture incidence</w:t>
         </w:r>
-        <w:commentRangeEnd w:id="43"/>
+        <w:commentRangeEnd w:id="51"/>
         <w:r>
           <w:rPr>
             <w:rStyle w:val="af2"/>
           </w:rPr>
-          <w:commentReference w:id="43"/>
+          <w:commentReference w:id="51"/>
         </w:r>
       </w:ins>
       <w:r>
@@ -1039,8 +1070,8 @@
         <w:pStyle w:val="2"/>
         <w:spacing w:line="360" w:lineRule="auto"/>
       </w:pPr>
-      <w:bookmarkStart w:id="66" w:name="exposure-terrain-slope"/>
-      <w:bookmarkEnd w:id="42"/>
+      <w:bookmarkStart w:id="74" w:name="exposure-terrain-slope"/>
+      <w:bookmarkEnd w:id="50"/>
       <w:r>
         <w:t>3. Exposure: Terrain Slope</w:t>
       </w:r>
@@ -1062,9 +1093,10 @@
         <w:pStyle w:val="2"/>
         <w:spacing w:line="360" w:lineRule="auto"/>
       </w:pPr>
-      <w:bookmarkStart w:id="67" w:name="covariate-walking-speed"/>
-      <w:bookmarkEnd w:id="66"/>
-      <w:r>
+      <w:bookmarkStart w:id="75" w:name="covariate-walking-speed"/>
+      <w:bookmarkEnd w:id="74"/>
+      <w:r>
+        <w:lastRenderedPageBreak/>
         <w:t>4. Covariate: Walking Speed</w:t>
       </w:r>
     </w:p>
@@ -1074,23 +1106,7 @@
         <w:spacing w:line="360" w:lineRule="auto"/>
       </w:pPr>
       <w:r>
-        <w:t>The proportion of individuals who reported walking fast (fast walking rate, %) was derived from the NDB Specific Health Checkup (</w:t>
-      </w:r>
-      <w:proofErr w:type="spellStart"/>
-      <w:r>
-        <w:t>Tokutei</w:t>
-      </w:r>
-      <w:proofErr w:type="spellEnd"/>
-      <w:r>
-        <w:t xml:space="preserve"> Kenko </w:t>
-      </w:r>
-      <w:proofErr w:type="spellStart"/>
-      <w:r>
-        <w:t>Shinsa</w:t>
-      </w:r>
-      <w:proofErr w:type="spellEnd"/>
-      <w:r>
-        <w:t>) questionnaire administered as part of the national annual health screening program. Participants aged 40–74 years responded to a question on habitual walking speed, and we calculated the prefecture-level proportion of respondents who reported “fast” walking.</w:t>
+        <w:t>The proportion of individuals who reported walking fast (fast walking rate, %) was derived from the NDB Specific Health Checkup (Tokutei Kenko Shinsa) questionnaire administered as part of the national annual health screening program. Participants aged 40–74 years responded to a question on habitual walking speed, and we calculated the prefecture-level proportion of respondents who reported “fast” walking.</w:t>
       </w:r>
     </w:p>
     <w:p>
@@ -1098,10 +1114,9 @@
         <w:pStyle w:val="2"/>
         <w:spacing w:line="360" w:lineRule="auto"/>
       </w:pPr>
-      <w:bookmarkStart w:id="68" w:name="additional-covariates"/>
-      <w:bookmarkEnd w:id="67"/>
-      <w:r>
-        <w:lastRenderedPageBreak/>
+      <w:bookmarkStart w:id="76" w:name="additional-covariates"/>
+      <w:bookmarkEnd w:id="75"/>
+      <w:r>
         <w:t>5. Additional Covariates</w:t>
       </w:r>
     </w:p>
@@ -1110,18 +1125,18 @@
         <w:pStyle w:val="FirstParagraph"/>
         <w:spacing w:line="360" w:lineRule="auto"/>
       </w:pPr>
-      <w:commentRangeStart w:id="69"/>
+      <w:commentRangeStart w:id="77"/>
       <w:r>
         <w:t>Aging rate</w:t>
       </w:r>
-      <w:commentRangeEnd w:id="69"/>
+      <w:commentRangeEnd w:id="77"/>
       <w:r>
         <w:rPr>
           <w:rStyle w:val="af2"/>
           <w:sz w:val="24"/>
           <w:szCs w:val="24"/>
         </w:rPr>
-        <w:commentReference w:id="69"/>
+        <w:commentReference w:id="77"/>
       </w:r>
       <w:r>
         <w:t xml:space="preserve"> (proportion of individuals aged ≥65 years, %) was obtained from the 2020 National Census. Population density (persons per km²) was calculated as total population divided by prefecture area from the same source.</w:t>
@@ -1132,8 +1147,8 @@
         <w:pStyle w:val="2"/>
         <w:spacing w:line="360" w:lineRule="auto"/>
       </w:pPr>
-      <w:bookmarkStart w:id="70" w:name="statistical-analysis"/>
-      <w:bookmarkEnd w:id="68"/>
+      <w:bookmarkStart w:id="78" w:name="statistical-analysis"/>
+      <w:bookmarkEnd w:id="76"/>
       <w:r>
         <w:t>6. Statistical Analysis</w:t>
       </w:r>
@@ -1202,25 +1217,25 @@
       <w:r>
         <w:t>: Multiple linear regression of fracture rate on terrain slope, aging rate, fast walking rate, and population density.</w:t>
       </w:r>
-      <w:ins w:id="71" w:author="治輝 齋藤" w:date="2026-04-30T18:01:00Z" w16du:dateUtc="2026-04-30T09:01:00Z">
+      <w:ins w:id="79" w:author="治輝 齋藤" w:date="2026-04-30T18:01:00Z" w16du:dateUtc="2026-04-30T09:01:00Z">
         <w:r>
           <w:rPr>
             <w:lang w:eastAsia="ja-JP"/>
           </w:rPr>
           <w:br/>
         </w:r>
-        <w:commentRangeStart w:id="72"/>
+        <w:commentRangeStart w:id="80"/>
         <w:r>
           <w:t>In the primary causal interpretation, aging rate and fast walking rate were treated as confounder-adjustment variables rather than formal mediators.</w:t>
         </w:r>
-        <w:commentRangeEnd w:id="72"/>
+        <w:commentRangeEnd w:id="80"/>
         <w:r>
           <w:rPr>
             <w:rStyle w:val="af2"/>
             <w:sz w:val="24"/>
             <w:szCs w:val="24"/>
           </w:rPr>
-          <w:commentReference w:id="72"/>
+          <w:commentReference w:id="80"/>
         </w:r>
       </w:ins>
     </w:p>
@@ -1233,6 +1248,7 @@
         </w:rPr>
       </w:pPr>
       <w:r>
+        <w:lastRenderedPageBreak/>
         <w:t xml:space="preserve">Model performance was assessed using the coefficient of determination (R²), adjusted R², and the F-statistic. Regression coefficients (β) and 95% confidence intervals (CIs) are reported. Statistical significance was defined as </w:t>
       </w:r>
       <w:r>
@@ -1262,11 +1278,9 @@
       <w:r>
         <w:t xml:space="preserve">) with the </w:t>
       </w:r>
-      <w:proofErr w:type="spellStart"/>
       <w:r>
         <w:t>statsmodels</w:t>
       </w:r>
-      <w:proofErr w:type="spellEnd"/>
       <w:r>
         <w:rPr>
           <w:rFonts w:hint="eastAsia"/>
@@ -1288,15 +1302,7 @@
         <w:t>).</w:t>
       </w:r>
       <w:r>
-        <w:t xml:space="preserve"> Linear regression models were estimated by ordinary least squares (OLS) using the </w:t>
-      </w:r>
-      <w:proofErr w:type="spellStart"/>
-      <w:r>
-        <w:t>statsmodels</w:t>
-      </w:r>
-      <w:proofErr w:type="spellEnd"/>
-      <w:r>
-        <w:t xml:space="preserve"> formula interface</w:t>
+        <w:t xml:space="preserve"> Linear regression models were estimated by ordinary least squares (OLS) using the statsmodels formula interface</w:t>
       </w:r>
       <w:r>
         <w:rPr>
@@ -1311,7 +1317,7 @@
         <w:pStyle w:val="a0"/>
         <w:spacing w:line="360" w:lineRule="auto"/>
         <w:rPr>
-          <w:ins w:id="73" w:author="治輝 齋藤" w:date="2026-04-30T19:43:00Z" w16du:dateUtc="2026-04-30T10:43:00Z"/>
+          <w:ins w:id="81" w:author="治輝 齋藤" w:date="2026-04-30T19:43:00Z" w16du:dateUtc="2026-04-30T10:43:00Z"/>
         </w:rPr>
       </w:pPr>
       <w:r>
@@ -1320,7 +1326,7 @@
         </w:rPr>
         <w:t>For the primary hip-fracture outcome (Model 2), we assessed linear model assumptions graphically using residuals-versus-fitted and normal quantile–quantile (Q–Q) plots of OLS residuals, and we report</w:t>
       </w:r>
-      <w:ins w:id="74" w:author="山岸良匡" w:date="2026-05-18T19:21:00Z" w16du:dateUtc="2026-05-18T10:21:00Z">
+      <w:ins w:id="82" w:author="山岸良匡" w:date="2026-05-18T19:21:00Z" w16du:dateUtc="2026-05-18T10:21:00Z">
         <w:r>
           <w:rPr>
             <w:rFonts w:hint="eastAsia"/>
@@ -1333,14 +1339,7 @@
         <w:rPr>
           <w:lang w:eastAsia="ja-JP"/>
         </w:rPr>
-        <w:t xml:space="preserve"> the Shapiro–Wilk test on residuals for </w:t>
-      </w:r>
-      <w:r>
-        <w:rPr>
-          <w:lang w:eastAsia="ja-JP"/>
-        </w:rPr>
-        <w:lastRenderedPageBreak/>
-        <w:t xml:space="preserve">descriptive completeness (small-N tests are interpreted cautiously). Because prefecture-level ecological analyses can exhibit heteroskedasticity and leverage from skewed covariates (notably population density), we conducted sensitivity analyses: (1) heteroskedasticity-robust standard errors (HC3) for two-sided </w:t>
+        <w:t xml:space="preserve"> the Shapiro–Wilk test on residuals for descriptive completeness (small-N tests are interpreted cautiously). Because prefecture-level ecological analyses can exhibit heteroskedasticity and leverage from skewed covariates (notably population density), we conducted sensitivity analyses: (1) heteroskedasticity-robust standard errors (HC3) for two-sided </w:t>
       </w:r>
       <w:r>
         <w:rPr>
@@ -1370,22 +1369,22 @@
         </w:rPr>
         <w:t xml:space="preserve"> = 5,000 resamples of prefectures (with replacement) to obtain a percentile 95% CI for the terrain slope coefficient.</w:t>
       </w:r>
-      <w:commentRangeStart w:id="75"/>
-      <w:ins w:id="76" w:author="治輝 齋藤" w:date="2026-04-30T18:02:00Z" w16du:dateUtc="2026-04-30T09:02:00Z">
+      <w:commentRangeStart w:id="83"/>
+      <w:ins w:id="84" w:author="治輝 齋藤" w:date="2026-04-30T18:02:00Z" w16du:dateUtc="2026-04-30T09:02:00Z">
         <w:r>
           <w:rPr>
             <w:lang w:eastAsia="ja-JP"/>
           </w:rPr>
           <w:t xml:space="preserve"> Given N = 47 with multiple covariates, we also checked coefficient stability and multicollinearity diagnostics (including model condition number) and interpreted estimates cautiously.</w:t>
         </w:r>
-        <w:commentRangeEnd w:id="75"/>
+        <w:commentRangeEnd w:id="83"/>
         <w:r>
           <w:rPr>
             <w:rStyle w:val="af2"/>
             <w:sz w:val="24"/>
             <w:szCs w:val="24"/>
           </w:rPr>
-          <w:commentReference w:id="75"/>
+          <w:commentReference w:id="83"/>
         </w:r>
       </w:ins>
     </w:p>
@@ -1397,8 +1396,8 @@
           <w:lang w:eastAsia="ja-JP"/>
         </w:rPr>
       </w:pPr>
-      <w:commentRangeStart w:id="77"/>
-      <w:ins w:id="78" w:author="治輝 齋藤" w:date="2026-04-30T19:43:00Z" w16du:dateUtc="2026-04-30T10:43:00Z">
+      <w:commentRangeStart w:id="85"/>
+      <w:ins w:id="86" w:author="治輝 齋藤" w:date="2026-04-30T19:43:00Z" w16du:dateUtc="2026-04-30T10:43:00Z">
         <w:r>
           <w:rPr>
             <w:lang w:eastAsia="ja-JP"/>
@@ -1406,7 +1405,7 @@
           <w:t xml:space="preserve">As an additional sensitivity analysis for age-structure confounding, we </w:t>
         </w:r>
       </w:ins>
-      <w:ins w:id="79" w:author="治輝 齋藤" w:date="2026-04-30T20:48:00Z" w16du:dateUtc="2026-04-30T11:48:00Z">
+      <w:ins w:id="87" w:author="治輝 齋藤" w:date="2026-04-30T20:48:00Z" w16du:dateUtc="2026-04-30T11:48:00Z">
         <w:r>
           <w:rPr>
             <w:lang w:eastAsia="ja-JP"/>
@@ -1414,7 +1413,7 @@
           <w:t>performed</w:t>
         </w:r>
       </w:ins>
-      <w:ins w:id="80" w:author="治輝 齋藤" w:date="2026-04-30T19:43:00Z" w16du:dateUtc="2026-04-30T10:43:00Z">
+      <w:ins w:id="88" w:author="治輝 齋藤" w:date="2026-04-30T19:43:00Z" w16du:dateUtc="2026-04-30T10:43:00Z">
         <w:r>
           <w:rPr>
             <w:lang w:eastAsia="ja-JP"/>
@@ -1422,7 +1421,7 @@
           <w:t xml:space="preserve"> indirect</w:t>
         </w:r>
       </w:ins>
-      <w:ins w:id="81" w:author="治輝 齋藤" w:date="2026-04-30T20:49:00Z" w16du:dateUtc="2026-04-30T11:49:00Z">
+      <w:ins w:id="89" w:author="治輝 齋藤" w:date="2026-04-30T20:49:00Z" w16du:dateUtc="2026-04-30T11:49:00Z">
         <w:r>
           <w:rPr>
             <w:rFonts w:hint="eastAsia"/>
@@ -1431,7 +1430,7 @@
           <w:t xml:space="preserve"> </w:t>
         </w:r>
       </w:ins>
-      <w:ins w:id="82" w:author="治輝 齋藤" w:date="2026-04-30T19:43:00Z" w16du:dateUtc="2026-04-30T10:43:00Z">
+      <w:ins w:id="90" w:author="治輝 齋藤" w:date="2026-04-30T19:43:00Z" w16du:dateUtc="2026-04-30T10:43:00Z">
         <w:r>
           <w:rPr>
             <w:lang w:eastAsia="ja-JP"/>
@@ -1439,7 +1438,7 @@
           <w:t>standardization for the femur-surgery outcome</w:t>
         </w:r>
       </w:ins>
-      <w:ins w:id="83" w:author="治輝 齋藤" w:date="2026-04-30T20:49:00Z" w16du:dateUtc="2026-04-30T11:49:00Z">
+      <w:ins w:id="91" w:author="治輝 齋藤" w:date="2026-04-30T20:49:00Z" w16du:dateUtc="2026-04-30T11:49:00Z">
         <w:r>
           <w:rPr>
             <w:lang w:eastAsia="ja-JP"/>
@@ -1447,7 +1446,7 @@
           <w:t>. We combined</w:t>
         </w:r>
       </w:ins>
-      <w:ins w:id="84" w:author="治輝 齋藤" w:date="2026-04-30T19:43:00Z" w16du:dateUtc="2026-04-30T10:43:00Z">
+      <w:ins w:id="92" w:author="治輝 齋藤" w:date="2026-04-30T19:43:00Z" w16du:dateUtc="2026-04-30T10:43:00Z">
         <w:r>
           <w:rPr>
             <w:lang w:eastAsia="ja-JP"/>
@@ -1455,7 +1454,7 @@
           <w:t xml:space="preserve"> NDB age-stratified surgery tables </w:t>
         </w:r>
       </w:ins>
-      <w:ins w:id="85" w:author="治輝 齋藤" w:date="2026-04-30T20:49:00Z" w16du:dateUtc="2026-04-30T11:49:00Z">
+      <w:ins w:id="93" w:author="治輝 齋藤" w:date="2026-04-30T20:49:00Z" w16du:dateUtc="2026-04-30T11:49:00Z">
         <w:r>
           <w:rPr>
             <w:lang w:eastAsia="ja-JP"/>
@@ -1463,7 +1462,7 @@
           <w:t>with</w:t>
         </w:r>
       </w:ins>
-      <w:ins w:id="86" w:author="治輝 齋藤" w:date="2026-04-30T19:43:00Z" w16du:dateUtc="2026-04-30T10:43:00Z">
+      <w:ins w:id="94" w:author="治輝 齋藤" w:date="2026-04-30T19:43:00Z" w16du:dateUtc="2026-04-30T10:43:00Z">
         <w:r>
           <w:rPr>
             <w:lang w:eastAsia="ja-JP"/>
@@ -1471,7 +1470,7 @@
           <w:t xml:space="preserve"> 2020 census 5-year age-group population counts from e-Stat. Because disclosure-control masking (`"-"`) was present in age-stratified surgery cells, we prespecified imputation scenarios (`"-" = 0`, `5`, or `9`) and repeated the SIR/ISR workflow for each scenario. For each scenario, we calculated national age-specific surgery rates, expected prefectural counts, SIR, and ISR (SIR × national crude rate)</w:t>
         </w:r>
       </w:ins>
-      <w:ins w:id="87" w:author="治輝 齋藤" w:date="2026-04-30T20:50:00Z" w16du:dateUtc="2026-04-30T11:50:00Z">
+      <w:ins w:id="95" w:author="治輝 齋藤" w:date="2026-04-30T20:50:00Z" w16du:dateUtc="2026-04-30T11:50:00Z">
         <w:r>
           <w:rPr>
             <w:lang w:eastAsia="ja-JP"/>
@@ -1479,7 +1478,7 @@
           <w:t>. We</w:t>
         </w:r>
       </w:ins>
-      <w:ins w:id="88" w:author="治輝 齋藤" w:date="2026-04-30T19:43:00Z" w16du:dateUtc="2026-04-30T10:43:00Z">
+      <w:ins w:id="96" w:author="治輝 齋藤" w:date="2026-04-30T19:43:00Z" w16du:dateUtc="2026-04-30T10:43:00Z">
         <w:r>
           <w:rPr>
             <w:lang w:eastAsia="ja-JP"/>
@@ -1487,15 +1486,16 @@
           <w:t xml:space="preserve"> then regressed ISR on terrain slope with and without covariate adjustment. </w:t>
         </w:r>
       </w:ins>
-      <w:ins w:id="89" w:author="治輝 齋藤" w:date="2026-04-30T20:50:00Z" w16du:dateUtc="2026-04-30T11:50:00Z">
+      <w:ins w:id="97" w:author="治輝 齋藤" w:date="2026-04-30T20:50:00Z" w16du:dateUtc="2026-04-30T11:50:00Z">
         <w:r>
           <w:rPr>
             <w:lang w:eastAsia="ja-JP"/>
           </w:rPr>
+          <w:lastRenderedPageBreak/>
           <w:t>These analyses were treated</w:t>
         </w:r>
       </w:ins>
-      <w:ins w:id="90" w:author="治輝 齋藤" w:date="2026-04-30T19:43:00Z" w16du:dateUtc="2026-04-30T10:43:00Z">
+      <w:ins w:id="98" w:author="治輝 齋藤" w:date="2026-04-30T19:43:00Z" w16du:dateUtc="2026-04-30T10:43:00Z">
         <w:r>
           <w:rPr>
             <w:lang w:eastAsia="ja-JP"/>
@@ -1503,8 +1503,8 @@
           <w:t xml:space="preserve"> as sensitivity analyses only (not primary inference), given potential secondary masking.</w:t>
         </w:r>
       </w:ins>
-      <w:commentRangeEnd w:id="77"/>
-      <w:ins w:id="91" w:author="治輝 齋藤" w:date="2026-04-30T20:24:00Z" w16du:dateUtc="2026-04-30T11:24:00Z">
+      <w:commentRangeEnd w:id="85"/>
+      <w:ins w:id="99" w:author="治輝 齋藤" w:date="2026-04-30T20:24:00Z" w16du:dateUtc="2026-04-30T11:24:00Z">
         <w:r>
           <w:rPr>
             <w:rStyle w:val="af2"/>
@@ -1512,7 +1512,7 @@
             <w:szCs w:val="24"/>
             <w:lang w:eastAsia="ja-JP"/>
           </w:rPr>
-          <w:commentReference w:id="77"/>
+          <w:commentReference w:id="85"/>
         </w:r>
       </w:ins>
     </w:p>
@@ -1530,14 +1530,14 @@
         </w:rPr>
         <w:t>All manuscript figures were generated programmatically from study data</w:t>
       </w:r>
-      <w:commentRangeStart w:id="92"/>
+      <w:commentRangeStart w:id="100"/>
       <w:r>
         <w:rPr>
           <w:lang w:eastAsia="ja-JP"/>
         </w:rPr>
         <w:t xml:space="preserve"> (not by image-generative AI tools) </w:t>
       </w:r>
-      <w:commentRangeEnd w:id="92"/>
+      <w:commentRangeEnd w:id="100"/>
       <w:r>
         <w:rPr>
           <w:rStyle w:val="af2"/>
@@ -1545,64 +1545,14 @@
           <w:szCs w:val="24"/>
           <w:lang w:eastAsia="ja-JP"/>
         </w:rPr>
-        <w:commentReference w:id="92"/>
-      </w:r>
-      <w:r>
-        <w:rPr>
-          <w:lang w:eastAsia="ja-JP"/>
-        </w:rPr>
-        <w:t xml:space="preserve">using reproducible Python workflows: Python 3.14.2 with pandas 2.3.3, </w:t>
-      </w:r>
-      <w:proofErr w:type="spellStart"/>
-      <w:r>
-        <w:rPr>
-          <w:lang w:eastAsia="ja-JP"/>
-        </w:rPr>
-        <w:t>numpy</w:t>
-      </w:r>
-      <w:proofErr w:type="spellEnd"/>
-      <w:r>
-        <w:rPr>
-          <w:lang w:eastAsia="ja-JP"/>
-        </w:rPr>
-        <w:t xml:space="preserve"> 2.3.5, matplotlib 3.10.8, seaborn 0.13.2, </w:t>
-      </w:r>
-      <w:proofErr w:type="spellStart"/>
-      <w:r>
-        <w:rPr>
-          <w:lang w:eastAsia="ja-JP"/>
-        </w:rPr>
-        <w:t>scipy</w:t>
-      </w:r>
-      <w:proofErr w:type="spellEnd"/>
-      <w:r>
-        <w:rPr>
-          <w:lang w:eastAsia="ja-JP"/>
-        </w:rPr>
-        <w:t xml:space="preserve"> 1.16.3, </w:t>
-      </w:r>
-      <w:proofErr w:type="spellStart"/>
-      <w:r>
-        <w:rPr>
-          <w:lang w:eastAsia="ja-JP"/>
-        </w:rPr>
-        <w:t>geopandas</w:t>
-      </w:r>
-      <w:proofErr w:type="spellEnd"/>
-      <w:r>
-        <w:rPr>
-          <w:lang w:eastAsia="ja-JP"/>
-        </w:rPr>
-        <w:t xml:space="preserve"> 1.1.2, and </w:t>
-      </w:r>
-      <w:proofErr w:type="spellStart"/>
-      <w:r>
-        <w:rPr>
-          <w:lang w:eastAsia="ja-JP"/>
-        </w:rPr>
-        <w:t>japanize</w:t>
-      </w:r>
-      <w:proofErr w:type="spellEnd"/>
+        <w:commentReference w:id="100"/>
+      </w:r>
+      <w:r>
+        <w:rPr>
+          <w:lang w:eastAsia="ja-JP"/>
+        </w:rPr>
+        <w:t>using reproducible Python workflows: Python 3.14.2 with pandas 2.3.3, numpy 2.3.5, matplotlib 3.10.8, seaborn 0.13.2, scipy 1.16.3, geopandas 1.1.2, and japanize</w:t>
+      </w:r>
       <w:r>
         <w:rPr>
           <w:rFonts w:hint="eastAsia"/>
@@ -1623,7 +1573,6 @@
         <w:spacing w:line="360" w:lineRule="auto"/>
       </w:pPr>
       <w:r>
-        <w:lastRenderedPageBreak/>
         <w:t>This study used publicly available aggregate data; individual informed consent was not required, and institutional ethics review was not applicable in accordance with Japanese ethical guidelines for epidemiological research.</w:t>
       </w:r>
     </w:p>
@@ -1642,9 +1591,9 @@
         <w:pStyle w:val="1"/>
         <w:spacing w:line="360" w:lineRule="auto"/>
       </w:pPr>
-      <w:bookmarkStart w:id="93" w:name="results-1"/>
-      <w:bookmarkEnd w:id="40"/>
-      <w:bookmarkEnd w:id="70"/>
+      <w:bookmarkStart w:id="101" w:name="results-1"/>
+      <w:bookmarkEnd w:id="48"/>
+      <w:bookmarkEnd w:id="78"/>
       <w:r>
         <w:t>Results</w:t>
       </w:r>
@@ -1654,7 +1603,7 @@
         <w:pStyle w:val="2"/>
         <w:spacing w:line="360" w:lineRule="auto"/>
       </w:pPr>
-      <w:bookmarkStart w:id="94" w:name="descriptive-statistics"/>
+      <w:bookmarkStart w:id="102" w:name="descriptive-statistics"/>
       <w:r>
         <w:t>1. Descriptive Statistics</w:t>
       </w:r>
@@ -1710,9 +1659,10 @@
         <w:pStyle w:val="2"/>
         <w:spacing w:line="360" w:lineRule="auto"/>
       </w:pPr>
-      <w:bookmarkStart w:id="95" w:name="correlation-analysis"/>
-      <w:bookmarkEnd w:id="94"/>
-      <w:r>
+      <w:bookmarkStart w:id="103" w:name="correlation-analysis"/>
+      <w:bookmarkEnd w:id="102"/>
+      <w:r>
+        <w:lastRenderedPageBreak/>
         <w:t>2. Correlation Analysis</w:t>
       </w:r>
     </w:p>
@@ -1724,18 +1674,18 @@
       <w:r>
         <w:t xml:space="preserve">Terrain slope showed a moderate positive correlation with hip fracture surgery </w:t>
       </w:r>
-      <w:commentRangeStart w:id="96"/>
+      <w:commentRangeStart w:id="104"/>
       <w:r>
         <w:t>rate</w:t>
       </w:r>
-      <w:commentRangeEnd w:id="96"/>
+      <w:commentRangeEnd w:id="104"/>
       <w:r>
         <w:rPr>
           <w:rStyle w:val="af2"/>
           <w:sz w:val="24"/>
           <w:szCs w:val="24"/>
         </w:rPr>
-        <w:commentReference w:id="96"/>
+        <w:commentReference w:id="104"/>
       </w:r>
       <w:r>
         <w:t xml:space="preserve"> (r = 0.475, </w:t>
@@ -1763,18 +1713,18 @@
       <w:r>
         <w:t xml:space="preserve">Figure 1 illustrates the bivariate association between terrain slope and hip fracture surgery rate; </w:t>
       </w:r>
-      <w:commentRangeStart w:id="97"/>
+      <w:commentRangeStart w:id="105"/>
       <w:r>
         <w:t>Figure 2</w:t>
       </w:r>
-      <w:commentRangeEnd w:id="97"/>
+      <w:commentRangeEnd w:id="105"/>
       <w:r>
         <w:rPr>
           <w:rStyle w:val="af2"/>
           <w:sz w:val="24"/>
           <w:szCs w:val="24"/>
         </w:rPr>
-        <w:commentReference w:id="97"/>
+        <w:commentReference w:id="105"/>
       </w:r>
       <w:r>
         <w:t xml:space="preserve"> displays the correlation matrix.</w:t>
@@ -1797,11 +1747,7 @@
         <w:t>p</w:t>
       </w:r>
       <w:r>
-        <w:t xml:space="preserve"> &lt; 0.01). In contrast, slope showed a weak negative correlation with fast walking rate (r = −0.264). Slope showed weak and non-</w:t>
-      </w:r>
-      <w:r>
-        <w:lastRenderedPageBreak/>
-        <w:t>significant correlations with humerus fracture rate (r = 0.138) and forearm fracture rate (r = 0.177).</w:t>
+        <w:t xml:space="preserve"> &lt; 0.01). In contrast, slope showed a weak negative correlation with fast walking rate (r = −0.264). Slope showed weak and non-significant correlations with humerus fracture rate (r = 0.138) and forearm fracture rate (r = 0.177).</w:t>
       </w:r>
     </w:p>
     <w:p>
@@ -1809,8 +1755,8 @@
         <w:pStyle w:val="2"/>
         <w:spacing w:line="360" w:lineRule="auto"/>
       </w:pPr>
-      <w:bookmarkStart w:id="98" w:name="regression-analysis-hip-fracture"/>
-      <w:bookmarkEnd w:id="95"/>
+      <w:bookmarkStart w:id="106" w:name="regression-analysis-hip-fracture"/>
+      <w:bookmarkEnd w:id="103"/>
       <w:r>
         <w:t>3. Regression Analysis: Hip Fracture</w:t>
       </w:r>
@@ -1891,7 +1837,7 @@
         <w:pStyle w:val="a0"/>
         <w:spacing w:line="360" w:lineRule="auto"/>
         <w:rPr>
-          <w:ins w:id="99" w:author="治輝 齋藤" w:date="2026-04-30T20:30:00Z" w16du:dateUtc="2026-04-30T11:30:00Z"/>
+          <w:ins w:id="107" w:author="治輝 齋藤" w:date="2026-04-30T20:30:00Z" w16du:dateUtc="2026-04-30T11:30:00Z"/>
         </w:rPr>
       </w:pPr>
       <w:r>
@@ -1926,7 +1872,14 @@
         <w:rPr>
           <w:lang w:eastAsia="ja-JP"/>
         </w:rPr>
-        <w:t xml:space="preserve"> = 0.079). Sensitivity analyses, however, indicated inferential fragility for the primary slope coefficient at N = 47: heteroskedasticity-robust (HC3) 95% CIs were −0.19 to 7.17 (</w:t>
+        <w:t xml:space="preserve"> = 0.079). Sensitivity analyses, however, indicated inferential fragility for the primary slope coefficient at N = 47: heteroskedasticity-robust (HC3) 95% CIs were −0.19 to </w:t>
+      </w:r>
+      <w:r>
+        <w:rPr>
+          <w:lang w:eastAsia="ja-JP"/>
+        </w:rPr>
+        <w:lastRenderedPageBreak/>
+        <w:t>7.17 (</w:t>
       </w:r>
       <w:r>
         <w:rPr>
@@ -1956,14 +1909,14 @@
         </w:rPr>
         <w:t xml:space="preserve"> = 5,000) was −0.03 to 7.09</w:t>
       </w:r>
-      <w:commentRangeStart w:id="100"/>
+      <w:commentRangeStart w:id="108"/>
       <w:r>
         <w:rPr>
           <w:lang w:eastAsia="ja-JP"/>
         </w:rPr>
         <w:t xml:space="preserve"> (both intervals include null)</w:t>
       </w:r>
-      <w:commentRangeEnd w:id="100"/>
+      <w:commentRangeEnd w:id="108"/>
       <w:r>
         <w:rPr>
           <w:rStyle w:val="af2"/>
@@ -1971,7 +1924,7 @@
           <w:szCs w:val="24"/>
           <w:lang w:eastAsia="ja-JP"/>
         </w:rPr>
-        <w:commentReference w:id="100"/>
+        <w:commentReference w:id="108"/>
       </w:r>
       <w:r>
         <w:rPr>
@@ -1988,9 +1941,9 @@
           <w:lang w:eastAsia="ja-JP"/>
         </w:rPr>
       </w:pPr>
-      <w:commentRangeStart w:id="101"/>
-      <w:commentRangeStart w:id="102"/>
-      <w:ins w:id="103" w:author="治輝 齋藤" w:date="2026-04-30T20:30:00Z" w16du:dateUtc="2026-04-30T11:30:00Z">
+      <w:commentRangeStart w:id="109"/>
+      <w:commentRangeStart w:id="110"/>
+      <w:ins w:id="111" w:author="治輝 齋藤" w:date="2026-04-30T20:30:00Z" w16du:dateUtc="2026-04-30T11:30:00Z">
         <w:r>
           <w:rPr>
             <w:lang w:eastAsia="ja-JP"/>
@@ -2053,7 +2006,7 @@
         </w:rPr>
         <w:t>.</w:t>
       </w:r>
-      <w:commentRangeEnd w:id="101"/>
+      <w:commentRangeEnd w:id="109"/>
       <w:r>
         <w:rPr>
           <w:rStyle w:val="af2"/>
@@ -2061,9 +2014,9 @@
           <w:szCs w:val="24"/>
           <w:lang w:eastAsia="ja-JP"/>
         </w:rPr>
-        <w:commentReference w:id="101"/>
-      </w:r>
-      <w:commentRangeEnd w:id="102"/>
+        <w:commentReference w:id="109"/>
+      </w:r>
+      <w:commentRangeEnd w:id="110"/>
       <w:r>
         <w:rPr>
           <w:rStyle w:val="af2"/>
@@ -2071,7 +2024,7 @@
           <w:szCs w:val="24"/>
           <w:lang w:eastAsia="ja-JP"/>
         </w:rPr>
-        <w:commentReference w:id="102"/>
+        <w:commentReference w:id="110"/>
       </w:r>
     </w:p>
     <w:p>
@@ -2079,10 +2032,9 @@
         <w:pStyle w:val="2"/>
         <w:spacing w:line="360" w:lineRule="auto"/>
       </w:pPr>
-      <w:bookmarkStart w:id="104" w:name="X19b7a829deade195ab8e30bfbfddb97c9ee92ae"/>
-      <w:bookmarkEnd w:id="98"/>
-      <w:r>
-        <w:lastRenderedPageBreak/>
+      <w:bookmarkStart w:id="112" w:name="X19b7a829deade195ab8e30bfbfddb97c9ee92ae"/>
+      <w:bookmarkEnd w:id="106"/>
+      <w:r>
         <w:t>4. Regression Analysis: Total, Humerus, and Forearm Fractures</w:t>
       </w:r>
     </w:p>
@@ -2160,9 +2112,9 @@
         <w:pStyle w:val="1"/>
         <w:spacing w:line="360" w:lineRule="auto"/>
       </w:pPr>
-      <w:bookmarkStart w:id="105" w:name="discussion"/>
-      <w:bookmarkEnd w:id="93"/>
-      <w:bookmarkEnd w:id="104"/>
+      <w:bookmarkStart w:id="113" w:name="discussion"/>
+      <w:bookmarkEnd w:id="101"/>
+      <w:bookmarkEnd w:id="112"/>
       <w:r>
         <w:t>Discussion</w:t>
       </w:r>
@@ -2172,7 +2124,7 @@
         <w:pStyle w:val="2"/>
         <w:spacing w:line="360" w:lineRule="auto"/>
       </w:pPr>
-      <w:bookmarkStart w:id="106" w:name="main-findings"/>
+      <w:bookmarkStart w:id="114" w:name="main-findings"/>
       <w:r>
         <w:t>1. Main Findings</w:t>
       </w:r>
@@ -2185,25 +2137,25 @@
       <w:r>
         <w:t xml:space="preserve">This ecological study </w:t>
       </w:r>
-      <w:commentRangeStart w:id="107"/>
-      <w:ins w:id="108" w:author="治輝 齋藤" w:date="2026-04-30T19:12:00Z" w16du:dateUtc="2026-04-30T10:12:00Z">
+      <w:commentRangeStart w:id="115"/>
+      <w:ins w:id="116" w:author="治輝 齋藤" w:date="2026-04-30T19:12:00Z" w16du:dateUtc="2026-04-30T10:12:00Z">
         <w:r>
           <w:t>showed</w:t>
         </w:r>
       </w:ins>
-      <w:del w:id="109" w:author="治輝 齋藤" w:date="2026-04-30T19:12:00Z" w16du:dateUtc="2026-04-30T10:12:00Z">
+      <w:del w:id="117" w:author="治輝 齋藤" w:date="2026-04-30T19:12:00Z" w16du:dateUtc="2026-04-30T10:12:00Z">
         <w:r>
           <w:delText>demonstrated</w:delText>
         </w:r>
       </w:del>
-      <w:commentRangeEnd w:id="107"/>
+      <w:commentRangeEnd w:id="115"/>
       <w:r>
         <w:rPr>
           <w:rStyle w:val="af2"/>
           <w:sz w:val="24"/>
           <w:szCs w:val="24"/>
         </w:rPr>
-        <w:commentReference w:id="107"/>
+        <w:commentReference w:id="115"/>
       </w:r>
       <w:r>
         <w:t xml:space="preserve"> </w:t>
@@ -2231,12 +2183,16 @@
         <w:t xml:space="preserve"> = 0.043)</w:t>
       </w:r>
       <w:r>
-        <w:t>, while acknowledging that heteroskedasticity-robust and bootstrap intervals for the slope coefficient were compatible with no association at α = 0.05</w:t>
+        <w:t xml:space="preserve">, while acknowledging that </w:t>
+      </w:r>
+      <w:r>
+        <w:lastRenderedPageBreak/>
+        <w:t>heteroskedasticity-robust and bootstrap intervals for the slope coefficient were compatible with no association at α = 0.05</w:t>
       </w:r>
       <w:r>
         <w:t xml:space="preserve">. </w:t>
       </w:r>
-      <w:commentRangeStart w:id="110"/>
+      <w:commentRangeStart w:id="118"/>
       <w:r>
         <w:t xml:space="preserve">Each additional degree of slope </w:t>
       </w:r>
@@ -2259,33 +2215,33 @@
       <w:r>
         <w:t>.</w:t>
       </w:r>
-      <w:commentRangeEnd w:id="110"/>
+      <w:commentRangeEnd w:id="118"/>
       <w:r>
         <w:rPr>
           <w:rStyle w:val="af2"/>
           <w:sz w:val="24"/>
           <w:szCs w:val="24"/>
         </w:rPr>
-        <w:commentReference w:id="110"/>
+        <w:commentReference w:id="118"/>
       </w:r>
       <w:r>
         <w:t xml:space="preserve"> </w:t>
       </w:r>
-      <w:commentRangeStart w:id="111"/>
+      <w:commentRangeStart w:id="119"/>
       <w:r>
         <w:t>The adjusted</w:t>
       </w:r>
       <w:r>
         <w:t xml:space="preserve"> association was specific to hip fractures and was not observed for humerus or forearm fractures.</w:t>
       </w:r>
-      <w:commentRangeEnd w:id="111"/>
+      <w:commentRangeEnd w:id="119"/>
       <w:r>
         <w:rPr>
           <w:rStyle w:val="af2"/>
           <w:sz w:val="24"/>
           <w:szCs w:val="24"/>
         </w:rPr>
-        <w:commentReference w:id="111"/>
+        <w:commentReference w:id="119"/>
       </w:r>
       <w:r>
         <w:t xml:space="preserve"> </w:t>
@@ -2300,18 +2256,18 @@
       <w:r>
         <w:t xml:space="preserve">hese findings suggest that, at the population level, </w:t>
       </w:r>
-      <w:commentRangeStart w:id="112"/>
+      <w:commentRangeStart w:id="120"/>
       <w:r>
         <w:t>steeper habitable terrain</w:t>
       </w:r>
-      <w:commentRangeEnd w:id="112"/>
+      <w:commentRangeEnd w:id="120"/>
       <w:r>
         <w:rPr>
           <w:rStyle w:val="af2"/>
           <w:sz w:val="24"/>
           <w:szCs w:val="24"/>
         </w:rPr>
-        <w:commentReference w:id="112"/>
+        <w:commentReference w:id="120"/>
       </w:r>
       <w:r>
         <w:t xml:space="preserve"> may track hip-specific surgical burden beyond compositional aging and self-reported walking pace</w:t>
@@ -2325,10 +2281,9 @@
         <w:pStyle w:val="2"/>
         <w:spacing w:line="360" w:lineRule="auto"/>
       </w:pPr>
-      <w:bookmarkStart w:id="113" w:name="biological-plausibility"/>
-      <w:bookmarkEnd w:id="106"/>
-      <w:r>
-        <w:lastRenderedPageBreak/>
+      <w:bookmarkStart w:id="121" w:name="biological-plausibility"/>
+      <w:bookmarkEnd w:id="114"/>
+      <w:r>
         <w:t>2. Biological Plausibility</w:t>
       </w:r>
     </w:p>
@@ -2337,11 +2292,11 @@
         <w:pStyle w:val="FirstParagraph"/>
         <w:spacing w:line="360" w:lineRule="auto"/>
       </w:pPr>
-      <w:commentRangeStart w:id="114"/>
+      <w:commentRangeStart w:id="122"/>
       <w:r>
         <w:t xml:space="preserve">The </w:t>
       </w:r>
-      <w:del w:id="115" w:author="治輝 齋藤" w:date="2026-04-30T19:27:00Z" w16du:dateUtc="2026-04-30T10:27:00Z">
+      <w:del w:id="123" w:author="治輝 齋藤" w:date="2026-04-30T19:27:00Z" w16du:dateUtc="2026-04-30T10:27:00Z">
         <w:r>
           <w:delText xml:space="preserve">specificity of the </w:delText>
         </w:r>
@@ -2349,12 +2304,12 @@
       <w:r>
         <w:t xml:space="preserve">slope–fracture association </w:t>
       </w:r>
-      <w:ins w:id="116" w:author="治輝 齋藤" w:date="2026-04-30T19:27:00Z" w16du:dateUtc="2026-04-30T10:27:00Z">
+      <w:ins w:id="124" w:author="治輝 齋藤" w:date="2026-04-30T19:27:00Z" w16du:dateUtc="2026-04-30T10:27:00Z">
         <w:r>
           <w:t>observed for</w:t>
         </w:r>
       </w:ins>
-      <w:del w:id="117" w:author="治輝 齋藤" w:date="2026-04-30T19:27:00Z" w16du:dateUtc="2026-04-30T10:27:00Z">
+      <w:del w:id="125" w:author="治輝 齋藤" w:date="2026-04-30T19:27:00Z" w16du:dateUtc="2026-04-30T10:27:00Z">
         <w:r>
           <w:delText>to</w:delText>
         </w:r>
@@ -2362,7 +2317,7 @@
       <w:r>
         <w:t xml:space="preserve"> the hip </w:t>
       </w:r>
-      <w:ins w:id="118" w:author="治輝 齋藤" w:date="2026-04-30T19:27:00Z" w16du:dateUtc="2026-04-30T10:27:00Z">
+      <w:ins w:id="126" w:author="治輝 齋藤" w:date="2026-04-30T19:27:00Z" w16du:dateUtc="2026-04-30T10:27:00Z">
         <w:r>
           <w:rPr>
             <w:rFonts w:hint="eastAsia"/>
@@ -2371,7 +2326,7 @@
           <w:t>may be</w:t>
         </w:r>
       </w:ins>
-      <w:del w:id="119" w:author="治輝 齋藤" w:date="2026-04-30T19:27:00Z" w16du:dateUtc="2026-04-30T10:27:00Z">
+      <w:del w:id="127" w:author="治輝 齋藤" w:date="2026-04-30T19:27:00Z" w16du:dateUtc="2026-04-30T10:27:00Z">
         <w:r>
           <w:delText>is</w:delText>
         </w:r>
@@ -2379,7 +2334,7 @@
       <w:r>
         <w:t xml:space="preserve"> biologically plausible and </w:t>
       </w:r>
-      <w:ins w:id="120" w:author="治輝 齋藤" w:date="2026-04-30T19:28:00Z" w16du:dateUtc="2026-04-30T10:28:00Z">
+      <w:ins w:id="128" w:author="治輝 齋藤" w:date="2026-04-30T19:28:00Z" w16du:dateUtc="2026-04-30T10:28:00Z">
         <w:r>
           <w:t>may be partly</w:t>
         </w:r>
@@ -2394,7 +2349,7 @@
       <w:r>
         <w:t xml:space="preserve">supported by </w:t>
       </w:r>
-      <w:del w:id="121" w:author="治輝 齋藤" w:date="2026-04-30T19:28:00Z" w16du:dateUtc="2026-04-30T10:28:00Z">
+      <w:del w:id="129" w:author="治輝 齋藤" w:date="2026-04-30T19:28:00Z" w16du:dateUtc="2026-04-30T10:28:00Z">
         <w:r>
           <w:delText xml:space="preserve">extensive </w:delText>
         </w:r>
@@ -2414,12 +2369,12 @@
       <w:r>
         <w:t xml:space="preserve"> which are </w:t>
       </w:r>
-      <w:ins w:id="122" w:author="治輝 齋藤" w:date="2026-04-30T19:28:00Z" w16du:dateUtc="2026-04-30T10:28:00Z">
+      <w:ins w:id="130" w:author="治輝 齋藤" w:date="2026-04-30T19:28:00Z" w16du:dateUtc="2026-04-30T10:28:00Z">
         <w:r>
           <w:t>common</w:t>
         </w:r>
       </w:ins>
-      <w:del w:id="123" w:author="治輝 齋藤" w:date="2026-04-30T19:28:00Z" w16du:dateUtc="2026-04-30T10:28:00Z">
+      <w:del w:id="131" w:author="治輝 齋藤" w:date="2026-04-30T19:28:00Z" w16du:dateUtc="2026-04-30T10:28:00Z">
         <w:r>
           <w:delText>the predominant</w:delText>
         </w:r>
@@ -2427,7 +2382,7 @@
       <w:r>
         <w:t xml:space="preserve"> fall mechanism</w:t>
       </w:r>
-      <w:ins w:id="124" w:author="治輝 齋藤" w:date="2026-04-30T19:32:00Z" w16du:dateUtc="2026-04-30T10:32:00Z">
+      <w:ins w:id="132" w:author="治輝 齋藤" w:date="2026-04-30T19:32:00Z" w16du:dateUtc="2026-04-30T10:32:00Z">
         <w:r>
           <w:rPr>
             <w:rFonts w:hint="eastAsia"/>
@@ -2463,12 +2418,12 @@
       <w:r>
         <w:t xml:space="preserve"> Finite element method (FEM) simulations have further </w:t>
       </w:r>
-      <w:ins w:id="125" w:author="治輝 齋藤" w:date="2026-04-30T19:28:00Z" w16du:dateUtc="2026-04-30T10:28:00Z">
+      <w:ins w:id="133" w:author="治輝 齋藤" w:date="2026-04-30T19:28:00Z" w16du:dateUtc="2026-04-30T10:28:00Z">
         <w:r>
           <w:t>suggested</w:t>
         </w:r>
       </w:ins>
-      <w:del w:id="126" w:author="治輝 齋藤" w:date="2026-04-30T19:28:00Z" w16du:dateUtc="2026-04-30T10:28:00Z">
+      <w:del w:id="134" w:author="治輝 齋藤" w:date="2026-04-30T19:28:00Z" w16du:dateUtc="2026-04-30T10:28:00Z">
         <w:r>
           <w:delText>confirmed</w:delText>
         </w:r>
@@ -2476,12 +2431,12 @@
       <w:r>
         <w:t xml:space="preserve"> that posterolateral and lateral impacts generate maximum tensile and compressive stresses at the superior and inferior aspects of the femoral neck, </w:t>
       </w:r>
-      <w:ins w:id="127" w:author="治輝 齋藤" w:date="2026-04-30T19:29:00Z" w16du:dateUtc="2026-04-30T10:29:00Z">
+      <w:ins w:id="135" w:author="治輝 齋藤" w:date="2026-04-30T19:29:00Z" w16du:dateUtc="2026-04-30T10:29:00Z">
         <w:r>
           <w:t>potentially increasing</w:t>
         </w:r>
       </w:ins>
-      <w:del w:id="128" w:author="治輝 齋藤" w:date="2026-04-30T19:29:00Z" w16du:dateUtc="2026-04-30T10:29:00Z">
+      <w:del w:id="136" w:author="治輝 齋藤" w:date="2026-04-30T19:29:00Z" w16du:dateUtc="2026-04-30T10:29:00Z">
         <w:r>
           <w:delText>maximizing</w:delText>
         </w:r>
@@ -2498,14 +2453,14 @@
         </w:rPr>
         <w:t>[26]</w:t>
       </w:r>
-      <w:commentRangeEnd w:id="114"/>
+      <w:commentRangeEnd w:id="122"/>
       <w:r>
         <w:rPr>
           <w:rStyle w:val="af2"/>
           <w:sz w:val="24"/>
           <w:szCs w:val="24"/>
         </w:rPr>
-        <w:commentReference w:id="114"/>
+        <w:commentReference w:id="122"/>
       </w:r>
     </w:p>
     <w:p>
@@ -2517,15 +2472,7 @@
         </w:rPr>
       </w:pPr>
       <w:r>
-        <w:t>When walking downhill or across a slope, the body’s center of mass (</w:t>
-      </w:r>
-      <w:proofErr w:type="spellStart"/>
-      <w:r>
-        <w:t>CoM</w:t>
-      </w:r>
-      <w:proofErr w:type="spellEnd"/>
-      <w:r>
-        <w:t>) shifts laterally, and the control of lateral stability becomes increasingly difficult.</w:t>
+        <w:t>When walking downhill or across a slope, the body’s center of mass (CoM) shifts laterally, and the control of lateral stability becomes increasingly difficult.</w:t>
       </w:r>
       <w:r>
         <w:t xml:space="preserve"> </w:t>
@@ -2537,29 +2484,17 @@
         <w:t>[27, 28]</w:t>
       </w:r>
       <w:r>
-        <w:t xml:space="preserve"> The human gait pattern is biomechanically analogous to an inverted pendulum, with </w:t>
-      </w:r>
-      <w:proofErr w:type="spellStart"/>
-      <w:r>
-        <w:t>CoM</w:t>
-      </w:r>
-      <w:proofErr w:type="spellEnd"/>
-      <w:r>
-        <w:t xml:space="preserve"> tracing a bow-tie-shaped trajectory in three-dimensional space.</w:t>
+        <w:t xml:space="preserve"> The human gait pattern is biomechanically analogous to an inverted pendulum, with CoM tracing a bow-tie-shaped trajectory in three-dimensional space.</w:t>
       </w:r>
       <w:r>
         <w:t xml:space="preserve"> [28]</w:t>
       </w:r>
       <w:r>
-        <w:t xml:space="preserve"> On sloped terrain, maintaining </w:t>
-      </w:r>
-      <w:proofErr w:type="spellStart"/>
-      <w:r>
-        <w:t>CoM</w:t>
-      </w:r>
-      <w:proofErr w:type="spellEnd"/>
-      <w:r>
-        <w:t xml:space="preserve"> within the base of support (BoS) requires precise step-by-step adjustments of step width and foot placement.</w:t>
+        <w:t xml:space="preserve"> On sloped </w:t>
+      </w:r>
+      <w:r>
+        <w:lastRenderedPageBreak/>
+        <w:t>terrain, maintaining CoM within the base of support (BoS) requires precise step-by-step adjustments of step width and foot placement.</w:t>
       </w:r>
       <w:r>
         <w:t xml:space="preserve"> </w:t>
@@ -2577,15 +2512,7 @@
         <w:t xml:space="preserve"> [11, 13]</w:t>
       </w:r>
       <w:r>
-        <w:t xml:space="preserve"> Slips or minor perturbations that could be corrected via cross-over steps on flat surfaces become </w:t>
-      </w:r>
-      <w:proofErr w:type="spellStart"/>
-      <w:r>
-        <w:t>unarrested</w:t>
-      </w:r>
-      <w:proofErr w:type="spellEnd"/>
-      <w:r>
-        <w:t xml:space="preserve"> lateral falls on slopes due to delayed postural reflexes and environmental constraints.</w:t>
+        <w:t xml:space="preserve"> Slips or minor perturbations that could be corrected via cross-over steps on flat surfaces become unarrested lateral falls on slopes due to delayed postural reflexes and environmental constraints.</w:t>
       </w:r>
       <w:r>
         <w:t xml:space="preserve"> [12, 28]</w:t>
@@ -2597,7 +2524,6 @@
         <w:spacing w:line="360" w:lineRule="auto"/>
       </w:pPr>
       <w:r>
-        <w:lastRenderedPageBreak/>
         <w:t>In contrast, wrist (forearm) fractures are more commonly caused by protective extension reflexes during forward falls on flat surfaces.</w:t>
       </w:r>
       <w:r>
@@ -2652,8 +2578,8 @@
       <w:r>
         <w:t xml:space="preserve"> The fracture-site specificity observed in our data—significant association with hip fractures but not with humerus or forearm fractures—</w:t>
       </w:r>
-      <w:commentRangeStart w:id="129"/>
-      <w:del w:id="130" w:author="治輝 齋藤" w:date="2026-04-30T20:51:00Z" w16du:dateUtc="2026-04-30T11:51:00Z">
+      <w:commentRangeStart w:id="137"/>
+      <w:del w:id="138" w:author="治輝 齋藤" w:date="2026-04-30T20:51:00Z" w16du:dateUtc="2026-04-30T11:51:00Z">
         <w:r>
           <w:delText xml:space="preserve">thus </w:delText>
         </w:r>
@@ -2661,7 +2587,7 @@
       <w:r>
         <w:t xml:space="preserve">provides internal evidence </w:t>
       </w:r>
-      <w:ins w:id="131" w:author="治輝 齋藤" w:date="2026-04-30T20:52:00Z" w16du:dateUtc="2026-04-30T11:52:00Z">
+      <w:ins w:id="139" w:author="治輝 齋藤" w:date="2026-04-30T20:52:00Z" w16du:dateUtc="2026-04-30T11:52:00Z">
         <w:r>
           <w:t>that is</w:t>
         </w:r>
@@ -2676,12 +2602,12 @@
       <w:r>
         <w:t xml:space="preserve">consistent with </w:t>
       </w:r>
-      <w:del w:id="132" w:author="治輝 齋藤" w:date="2026-04-30T20:52:00Z" w16du:dateUtc="2026-04-30T11:52:00Z">
+      <w:del w:id="140" w:author="治輝 齋藤" w:date="2026-04-30T20:52:00Z" w16du:dateUtc="2026-04-30T11:52:00Z">
         <w:r>
           <w:delText xml:space="preserve">the </w:delText>
         </w:r>
       </w:del>
-      <w:ins w:id="133" w:author="治輝 齋藤" w:date="2026-04-30T20:52:00Z" w16du:dateUtc="2026-04-30T11:52:00Z">
+      <w:ins w:id="141" w:author="治輝 齋藤" w:date="2026-04-30T20:52:00Z" w16du:dateUtc="2026-04-30T11:52:00Z">
         <w:r>
           <w:rPr>
             <w:rFonts w:hint="eastAsia"/>
@@ -2696,12 +2622,12 @@
       <w:r>
         <w:t xml:space="preserve">biomechanical paradigm </w:t>
       </w:r>
-      <w:ins w:id="134" w:author="治輝 齋藤" w:date="2026-04-30T20:52:00Z" w16du:dateUtc="2026-04-30T11:52:00Z">
+      <w:ins w:id="142" w:author="治輝 齋藤" w:date="2026-04-30T20:52:00Z" w16du:dateUtc="2026-04-30T11:52:00Z">
         <w:r>
           <w:t>in which</w:t>
         </w:r>
       </w:ins>
-      <w:del w:id="135" w:author="治輝 齋藤" w:date="2026-04-30T20:52:00Z" w16du:dateUtc="2026-04-30T11:52:00Z">
+      <w:del w:id="143" w:author="治輝 齋藤" w:date="2026-04-30T20:52:00Z" w16du:dateUtc="2026-04-30T11:52:00Z">
         <w:r>
           <w:delText>that</w:delText>
         </w:r>
@@ -2709,7 +2635,7 @@
       <w:r>
         <w:t xml:space="preserve"> terrain slope </w:t>
       </w:r>
-      <w:ins w:id="136" w:author="治輝 齋藤" w:date="2026-04-30T20:52:00Z" w16du:dateUtc="2026-04-30T11:52:00Z">
+      <w:ins w:id="144" w:author="治輝 齋藤" w:date="2026-04-30T20:52:00Z" w16du:dateUtc="2026-04-30T11:52:00Z">
         <w:r>
           <w:rPr>
             <w:rFonts w:hint="eastAsia"/>
@@ -2721,7 +2647,7 @@
       <w:r>
         <w:t>specifically amplif</w:t>
       </w:r>
-      <w:ins w:id="137" w:author="治輝 齋藤" w:date="2026-04-30T20:52:00Z" w16du:dateUtc="2026-04-30T11:52:00Z">
+      <w:ins w:id="145" w:author="治輝 齋藤" w:date="2026-04-30T20:52:00Z" w16du:dateUtc="2026-04-30T11:52:00Z">
         <w:r>
           <w:rPr>
             <w:rFonts w:hint="eastAsia"/>
@@ -2730,7 +2656,7 @@
           <w:t>y</w:t>
         </w:r>
       </w:ins>
-      <w:del w:id="138" w:author="治輝 齋藤" w:date="2026-04-30T20:52:00Z" w16du:dateUtc="2026-04-30T11:52:00Z">
+      <w:del w:id="146" w:author="治輝 齋藤" w:date="2026-04-30T20:52:00Z" w16du:dateUtc="2026-04-30T11:52:00Z">
         <w:r>
           <w:delText>ies</w:delText>
         </w:r>
@@ -2738,14 +2664,14 @@
       <w:r>
         <w:t xml:space="preserve"> lateral fall risk.</w:t>
       </w:r>
-      <w:commentRangeEnd w:id="129"/>
+      <w:commentRangeEnd w:id="137"/>
       <w:r>
         <w:rPr>
           <w:rStyle w:val="af2"/>
           <w:sz w:val="24"/>
           <w:szCs w:val="24"/>
         </w:rPr>
-        <w:commentReference w:id="129"/>
+        <w:commentReference w:id="137"/>
       </w:r>
     </w:p>
     <w:p>
@@ -2753,8 +2679,8 @@
         <w:pStyle w:val="2"/>
         <w:spacing w:line="360" w:lineRule="auto"/>
       </w:pPr>
-      <w:bookmarkStart w:id="139" w:name="comparison-with-previous-studies"/>
-      <w:bookmarkEnd w:id="113"/>
+      <w:bookmarkStart w:id="147" w:name="comparison-with-previous-studies"/>
+      <w:bookmarkEnd w:id="121"/>
       <w:r>
         <w:t>3. Comparison with Previous Studies</w:t>
       </w:r>
@@ -2765,7 +2691,11 @@
         <w:spacing w:line="360" w:lineRule="auto"/>
       </w:pPr>
       <w:r>
-        <w:t>Our findings align with and extend international ecological studies examining geospatial determinants of hip fracture risk. The Norwegian Epidemiologic Osteoporosis Studies (NOREPOS), conducted in one of the world’s highest hip fracture incidence countries, used GIS-linked nationwide hospital records to demonstrate that residents of inland, high-elevation, topographically complex areas experienced significantly higher hip fracture incidence compared to those in flat coastal regions.</w:t>
+        <w:t xml:space="preserve">Our findings align with and extend international ecological studies examining geospatial determinants of hip fracture risk. The Norwegian Epidemiologic Osteoporosis Studies (NOREPOS), conducted in one of the world’s highest hip fracture incidence countries, used GIS-linked nationwide hospital records to demonstrate that residents of inland, high-elevation, topographically complex areas </w:t>
+      </w:r>
+      <w:r>
+        <w:lastRenderedPageBreak/>
+        <w:t>experienced significantly higher hip fracture incidence compared to those in flat coastal regions.</w:t>
       </w:r>
       <w:r>
         <w:t xml:space="preserve"> </w:t>
@@ -2798,11 +2728,7 @@
         <w:spacing w:line="360" w:lineRule="auto"/>
       </w:pPr>
       <w:r>
-        <w:t xml:space="preserve">In Asia, a recent retrospective cohort analysis using data from the China Health and Retirement Longitudinal Study (CHARLS) demonstrated that exposure to high altitude </w:t>
-      </w:r>
-      <w:r>
-        <w:lastRenderedPageBreak/>
-        <w:t>and steep terrain was associated with a 1.65-fold elevated hazard ratio for hip fracture, with particularly pronounced effects among overweight individuals and women.</w:t>
+        <w:t>In Asia, a recent retrospective cohort analysis using data from the China Health and Retirement Longitudinal Study (CHARLS) demonstrated that exposure to high altitude and steep terrain was associated with a 1.65-fold elevated hazard ratio for hip fracture, with particularly pronounced effects among overweight individuals and women.</w:t>
       </w:r>
       <w:r>
         <w:t xml:space="preserve"> </w:t>
@@ -2858,16 +2784,16 @@
       <w:r>
         <w:t xml:space="preserve"> However, to our knowledge, no prior study has used nationwide DEM data linked to administrative fracture data to quantify the dose-response association between terrain slope and hip fracture rates at the population level in Japan. </w:t>
       </w:r>
-      <w:commentRangeStart w:id="140"/>
+      <w:commentRangeStart w:id="148"/>
       <w:r>
         <w:t xml:space="preserve">Our </w:t>
       </w:r>
-      <w:ins w:id="141" w:author="治輝 齋藤" w:date="2026-04-30T20:55:00Z" w16du:dateUtc="2026-04-30T11:55:00Z">
+      <w:ins w:id="149" w:author="治輝 齋藤" w:date="2026-04-30T20:55:00Z" w16du:dateUtc="2026-04-30T11:55:00Z">
         <w:r>
           <w:t>findings add</w:t>
         </w:r>
       </w:ins>
-      <w:del w:id="142" w:author="治輝 齋藤" w:date="2026-04-30T20:55:00Z" w16du:dateUtc="2026-04-30T11:55:00Z">
+      <w:del w:id="150" w:author="治輝 齋藤" w:date="2026-04-30T20:55:00Z" w16du:dateUtc="2026-04-30T11:55:00Z">
         <w:r>
           <w:delText>study provides the first</w:delText>
         </w:r>
@@ -2875,7 +2801,7 @@
       <w:r>
         <w:t xml:space="preserve"> nationwide quantitative evidence that each one-degree increase in terrain slope is associated with approximately 3.5 additional hip fracture surgeries per 100,000 population, independent of aging rate</w:t>
       </w:r>
-      <w:ins w:id="143" w:author="治輝 齋藤" w:date="2026-04-30T20:55:00Z" w16du:dateUtc="2026-04-30T11:55:00Z">
+      <w:ins w:id="151" w:author="治輝 齋藤" w:date="2026-04-30T20:55:00Z" w16du:dateUtc="2026-04-30T11:55:00Z">
         <w:r>
           <w:t xml:space="preserve"> in the primary model</w:t>
         </w:r>
@@ -2883,7 +2809,7 @@
       <w:r>
         <w:t xml:space="preserve">. This quantitative estimate </w:t>
       </w:r>
-      <w:del w:id="144" w:author="治輝 齋藤" w:date="2026-04-30T20:56:00Z" w16du:dateUtc="2026-04-30T11:56:00Z">
+      <w:del w:id="152" w:author="治輝 齋藤" w:date="2026-04-30T20:56:00Z" w16du:dateUtc="2026-04-30T11:56:00Z">
         <w:r>
           <w:delText xml:space="preserve">is novel and </w:delText>
         </w:r>
@@ -2898,12 +2824,12 @@
       <w:r>
         <w:t xml:space="preserve">contribute to the global evidence base for terrain as a modifiable environmental </w:t>
       </w:r>
-      <w:ins w:id="145" w:author="治輝 齋藤" w:date="2026-04-30T20:56:00Z" w16du:dateUtc="2026-04-30T11:56:00Z">
+      <w:ins w:id="153" w:author="治輝 齋藤" w:date="2026-04-30T20:56:00Z" w16du:dateUtc="2026-04-30T11:56:00Z">
         <w:r>
           <w:t>correlate of fracture burden</w:t>
         </w:r>
       </w:ins>
-      <w:del w:id="146" w:author="治輝 齋藤" w:date="2026-04-30T20:56:00Z" w16du:dateUtc="2026-04-30T11:56:00Z">
+      <w:del w:id="154" w:author="治輝 齋藤" w:date="2026-04-30T20:56:00Z" w16du:dateUtc="2026-04-30T11:56:00Z">
         <w:r>
           <w:delText>risk factor</w:delText>
         </w:r>
@@ -2911,14 +2837,14 @@
       <w:r>
         <w:t>.</w:t>
       </w:r>
-      <w:commentRangeEnd w:id="140"/>
+      <w:commentRangeEnd w:id="148"/>
       <w:r>
         <w:rPr>
           <w:rStyle w:val="af2"/>
           <w:sz w:val="24"/>
           <w:szCs w:val="24"/>
         </w:rPr>
-        <w:commentReference w:id="140"/>
+        <w:commentReference w:id="148"/>
       </w:r>
     </w:p>
     <w:p>
@@ -2926,9 +2852,10 @@
         <w:pStyle w:val="2"/>
         <w:spacing w:line="360" w:lineRule="auto"/>
       </w:pPr>
-      <w:bookmarkStart w:id="147" w:name="role-of-aging-rate"/>
-      <w:bookmarkEnd w:id="139"/>
-      <w:r>
+      <w:bookmarkStart w:id="155" w:name="role-of-aging-rate"/>
+      <w:bookmarkEnd w:id="147"/>
+      <w:r>
+        <w:lastRenderedPageBreak/>
         <w:t>4. Role of Aging Rate</w:t>
       </w:r>
     </w:p>
@@ -2960,11 +2887,7 @@
         <w:t>[35, 36, 37]</w:t>
       </w:r>
       <w:r>
-        <w:t xml:space="preserve"> Older adults in these high-slope prefectures thus face a double burden: the physical challenge of navigating harsh terrain on a daily basis (environmental </w:t>
-      </w:r>
-      <w:r>
-        <w:lastRenderedPageBreak/>
-        <w:t>hazard) and the social isolation and lack of medical access associated with rural depopulation (social determinants of health).</w:t>
+        <w:t xml:space="preserve"> Older adults in these high-slope prefectures thus face a double burden: the physical challenge of navigating harsh terrain on a daily basis (environmental hazard) and the social isolation and lack of medical access associated with rural depopulation (social determinants of health).</w:t>
       </w:r>
       <w:r>
         <w:t xml:space="preserve"> </w:t>
@@ -2981,7 +2904,7 @@
         <w:pStyle w:val="a0"/>
         <w:spacing w:line="360" w:lineRule="auto"/>
       </w:pPr>
-      <w:commentRangeStart w:id="148"/>
+      <w:commentRangeStart w:id="156"/>
       <w:r>
         <w:t xml:space="preserve">The </w:t>
       </w:r>
@@ -3003,12 +2926,12 @@
       <w:r>
         <w:t xml:space="preserve"> a risk </w:t>
       </w:r>
-      <w:ins w:id="149" w:author="治輝 齋藤" w:date="2026-04-30T20:57:00Z" w16du:dateUtc="2026-04-30T11:57:00Z">
+      <w:ins w:id="157" w:author="治輝 齋藤" w:date="2026-04-30T20:57:00Z" w16du:dateUtc="2026-04-30T11:57:00Z">
         <w:r>
           <w:t>correlate</w:t>
         </w:r>
       </w:ins>
-      <w:del w:id="150" w:author="治輝 齋藤" w:date="2026-04-30T20:57:00Z" w16du:dateUtc="2026-04-30T11:57:00Z">
+      <w:del w:id="158" w:author="治輝 齋藤" w:date="2026-04-30T20:57:00Z" w16du:dateUtc="2026-04-30T11:57:00Z">
         <w:r>
           <w:delText>factor</w:delText>
         </w:r>
@@ -3022,7 +2945,7 @@
       <w:r>
         <w:t xml:space="preserve">. This finding has practical implications: even within the context of Japan’s nationwide aging, geographic topography </w:t>
       </w:r>
-      <w:ins w:id="151" w:author="治輝 齋藤" w:date="2026-04-30T20:58:00Z" w16du:dateUtc="2026-04-30T11:58:00Z">
+      <w:ins w:id="159" w:author="治輝 齋藤" w:date="2026-04-30T20:58:00Z" w16du:dateUtc="2026-04-30T11:58:00Z">
         <w:r>
           <w:rPr>
             <w:rFonts w:hint="eastAsia"/>
@@ -3034,7 +2957,7 @@
       <w:r>
         <w:t>represent</w:t>
       </w:r>
-      <w:del w:id="152" w:author="治輝 齋藤" w:date="2026-04-30T20:58:00Z" w16du:dateUtc="2026-04-30T11:58:00Z">
+      <w:del w:id="160" w:author="治輝 齋藤" w:date="2026-04-30T20:58:00Z" w16du:dateUtc="2026-04-30T11:58:00Z">
         <w:r>
           <w:delText>s</w:delText>
         </w:r>
@@ -3042,7 +2965,7 @@
       <w:r>
         <w:t xml:space="preserve"> an additional and </w:t>
       </w:r>
-      <w:ins w:id="153" w:author="治輝 齋藤" w:date="2026-04-30T20:58:00Z" w16du:dateUtc="2026-04-30T11:58:00Z">
+      <w:ins w:id="161" w:author="治輝 齋藤" w:date="2026-04-30T20:58:00Z" w16du:dateUtc="2026-04-30T11:58:00Z">
         <w:r>
           <w:t>potentially</w:t>
         </w:r>
@@ -3057,7 +2980,7 @@
       <w:r>
         <w:t xml:space="preserve">modifiable layer of fracture risk. Terrain slope </w:t>
       </w:r>
-      <w:ins w:id="154" w:author="治輝 齋藤" w:date="2026-04-30T20:58:00Z" w16du:dateUtc="2026-04-30T11:58:00Z">
+      <w:ins w:id="162" w:author="治輝 齋藤" w:date="2026-04-30T20:58:00Z" w16du:dateUtc="2026-04-30T11:58:00Z">
         <w:r>
           <w:rPr>
             <w:rFonts w:hint="eastAsia"/>
@@ -3066,7 +2989,7 @@
           <w:t>may</w:t>
         </w:r>
       </w:ins>
-      <w:del w:id="155" w:author="治輝 齋藤" w:date="2026-04-30T20:58:00Z" w16du:dateUtc="2026-04-30T11:58:00Z">
+      <w:del w:id="163" w:author="治輝 齋藤" w:date="2026-04-30T20:58:00Z" w16du:dateUtc="2026-04-30T11:58:00Z">
         <w:r>
           <w:delText>is</w:delText>
         </w:r>
@@ -3074,7 +2997,7 @@
       <w:r>
         <w:t xml:space="preserve"> not </w:t>
       </w:r>
-      <w:ins w:id="156" w:author="治輝 齋藤" w:date="2026-04-30T20:58:00Z" w16du:dateUtc="2026-04-30T11:58:00Z">
+      <w:ins w:id="164" w:author="治輝 齋藤" w:date="2026-04-30T20:58:00Z" w16du:dateUtc="2026-04-30T11:58:00Z">
         <w:r>
           <w:rPr>
             <w:rFonts w:hint="eastAsia"/>
@@ -3086,12 +3009,12 @@
       <w:r>
         <w:t>merely a proxy for aging</w:t>
       </w:r>
-      <w:ins w:id="157" w:author="治輝 齋藤" w:date="2026-04-30T20:59:00Z" w16du:dateUtc="2026-04-30T11:59:00Z">
+      <w:ins w:id="165" w:author="治輝 齋藤" w:date="2026-04-30T20:59:00Z" w16du:dateUtc="2026-04-30T11:59:00Z">
         <w:r>
           <w:t xml:space="preserve"> and may represent</w:t>
         </w:r>
       </w:ins>
-      <w:del w:id="158" w:author="治輝 齋藤" w:date="2026-04-30T20:59:00Z" w16du:dateUtc="2026-04-30T11:59:00Z">
+      <w:del w:id="166" w:author="治輝 齋藤" w:date="2026-04-30T20:59:00Z" w16du:dateUtc="2026-04-30T11:59:00Z">
         <w:r>
           <w:delText>, but</w:delText>
         </w:r>
@@ -3099,12 +3022,12 @@
       <w:r>
         <w:t xml:space="preserve"> an </w:t>
       </w:r>
-      <w:ins w:id="159" w:author="治輝 齋藤" w:date="2026-04-30T20:59:00Z" w16du:dateUtc="2026-04-30T11:59:00Z">
+      <w:ins w:id="167" w:author="治輝 齋藤" w:date="2026-04-30T20:59:00Z" w16du:dateUtc="2026-04-30T11:59:00Z">
         <w:r>
           <w:t>additional</w:t>
         </w:r>
       </w:ins>
-      <w:del w:id="160" w:author="治輝 齋藤" w:date="2026-04-30T20:59:00Z" w16du:dateUtc="2026-04-30T11:59:00Z">
+      <w:del w:id="168" w:author="治輝 齋藤" w:date="2026-04-30T20:59:00Z" w16du:dateUtc="2026-04-30T11:59:00Z">
         <w:r>
           <w:delText>independent</w:delText>
         </w:r>
@@ -3112,12 +3035,12 @@
       <w:r>
         <w:t xml:space="preserve"> environmental </w:t>
       </w:r>
-      <w:ins w:id="161" w:author="治輝 齋藤" w:date="2026-04-30T20:59:00Z" w16du:dateUtc="2026-04-30T11:59:00Z">
+      <w:ins w:id="169" w:author="治輝 齋藤" w:date="2026-04-30T20:59:00Z" w16du:dateUtc="2026-04-30T11:59:00Z">
         <w:r>
           <w:t>correlate</w:t>
         </w:r>
       </w:ins>
-      <w:del w:id="162" w:author="治輝 齋藤" w:date="2026-04-30T20:59:00Z" w16du:dateUtc="2026-04-30T11:59:00Z">
+      <w:del w:id="170" w:author="治輝 齋藤" w:date="2026-04-30T20:59:00Z" w16du:dateUtc="2026-04-30T11:59:00Z">
         <w:r>
           <w:delText>hazard</w:delText>
         </w:r>
@@ -3125,12 +3048,12 @@
       <w:r>
         <w:t xml:space="preserve"> that </w:t>
       </w:r>
-      <w:ins w:id="163" w:author="治輝 齋藤" w:date="2026-04-30T20:59:00Z" w16du:dateUtc="2026-04-30T11:59:00Z">
+      <w:ins w:id="171" w:author="治輝 齋藤" w:date="2026-04-30T20:59:00Z" w16du:dateUtc="2026-04-30T11:59:00Z">
         <w:r>
           <w:t>could contribute to functional decline</w:t>
         </w:r>
       </w:ins>
-      <w:del w:id="164" w:author="治輝 齋藤" w:date="2026-04-30T20:59:00Z" w16du:dateUtc="2026-04-30T11:59:00Z">
+      <w:del w:id="172" w:author="治輝 齋藤" w:date="2026-04-30T20:59:00Z" w16du:dateUtc="2026-04-30T11:59:00Z">
         <w:r>
           <w:delText>chronically erodes physical function</w:delText>
         </w:r>
@@ -3138,33 +3061,33 @@
       <w:r>
         <w:t xml:space="preserve"> among rural-dwelling older adults.</w:t>
       </w:r>
-      <w:commentRangeEnd w:id="148"/>
+      <w:commentRangeEnd w:id="156"/>
       <w:r>
         <w:rPr>
           <w:rStyle w:val="af2"/>
           <w:sz w:val="24"/>
           <w:szCs w:val="24"/>
         </w:rPr>
-        <w:commentReference w:id="148"/>
-      </w:r>
-      <w:ins w:id="165" w:author="治輝 齋藤" w:date="2026-04-30T20:32:00Z" w16du:dateUtc="2026-04-30T11:32:00Z">
+        <w:commentReference w:id="156"/>
+      </w:r>
+      <w:ins w:id="173" w:author="治輝 齋藤" w:date="2026-04-30T20:32:00Z" w16du:dateUtc="2026-04-30T11:32:00Z">
         <w:r>
           <w:t xml:space="preserve"> </w:t>
         </w:r>
-        <w:commentRangeStart w:id="166"/>
+        <w:commentRangeStart w:id="174"/>
         <w:r>
           <w:t>Given public-data masking in age-stratified surgery tables, we interpret age-structure robustness primarily from the consistency of adjusted ecological models and from imputation-based sensitivity analyses, while acknowledging that full indirect standardization without imputation is not feasible with the current open dataset.</w:t>
         </w:r>
       </w:ins>
-      <w:commentRangeEnd w:id="166"/>
-      <w:ins w:id="167" w:author="治輝 齋藤" w:date="2026-04-30T20:33:00Z" w16du:dateUtc="2026-04-30T11:33:00Z">
+      <w:commentRangeEnd w:id="174"/>
+      <w:ins w:id="175" w:author="治輝 齋藤" w:date="2026-04-30T20:33:00Z" w16du:dateUtc="2026-04-30T11:33:00Z">
         <w:r>
           <w:rPr>
             <w:rStyle w:val="af2"/>
             <w:sz w:val="24"/>
             <w:szCs w:val="24"/>
           </w:rPr>
-          <w:commentReference w:id="166"/>
+          <w:commentReference w:id="174"/>
         </w:r>
       </w:ins>
     </w:p>
@@ -3173,8 +3096,8 @@
         <w:pStyle w:val="2"/>
         <w:spacing w:line="360" w:lineRule="auto"/>
       </w:pPr>
-      <w:bookmarkStart w:id="168" w:name="walking-speed-as-a-mediator"/>
-      <w:bookmarkEnd w:id="147"/>
+      <w:bookmarkStart w:id="176" w:name="walking-speed-as-a-mediator"/>
+      <w:bookmarkEnd w:id="155"/>
       <w:r>
         <w:t>5. Walking Speed as a Mediator</w:t>
       </w:r>
@@ -3212,7 +3135,11 @@
         <w:t>[15, 16, 17]</w:t>
       </w:r>
       <w:r>
-        <w:t xml:space="preserve"> Prospective cohort studies in community-dwelling older adults have demonstrated that walking speeds below 0.8 m/s or 0.69 m/s significantly elevate hip fracture incidence.</w:t>
+        <w:t xml:space="preserve"> </w:t>
+      </w:r>
+      <w:r>
+        <w:lastRenderedPageBreak/>
+        <w:t>Prospective cohort studies in community-dwelling older adults have demonstrated that walking speeds below 0.8 m/s or 0.69 m/s significantly elevate hip fracture incidence.</w:t>
       </w:r>
       <w:r>
         <w:t xml:space="preserve"> </w:t>
@@ -3251,11 +3178,7 @@
         <w:t xml:space="preserve">In our ecological data, terrain slope was negatively correlated with prefecture-level fast walking rate (r = −0.264), consistent with residents of steeper prefectures reporting slower habitual walking on average. </w:t>
       </w:r>
       <w:r>
-        <w:t xml:space="preserve">When confronted with uneven or sloped terrain, older adults unconsciously adopt cautious gait strategies, reducing step </w:t>
-      </w:r>
-      <w:r>
-        <w:lastRenderedPageBreak/>
-        <w:t>length and cadence to enhance stability, which results in substantially slower walking speeds.</w:t>
+        <w:t>When confronted with uneven or sloped terrain, older adults unconsciously adopt cautious gait strategies, reducing step length and cadence to enhance stability, which results in substantially slower walking speeds.</w:t>
       </w:r>
       <w:r>
         <w:t xml:space="preserve"> </w:t>
@@ -3269,18 +3192,18 @@
       <w:r>
         <w:t xml:space="preserve"> </w:t>
       </w:r>
-      <w:commentRangeStart w:id="169"/>
+      <w:commentRangeStart w:id="177"/>
       <w:r>
         <w:t>Older adults residing in high-slope regions are exposed to such challenging terrain daily during shopping and outdoor activities, leading to chronic fear of falling, reduced outdoor activity, and progressive deconditioning (disuse muscle atrophy).</w:t>
       </w:r>
-      <w:commentRangeEnd w:id="169"/>
+      <w:commentRangeEnd w:id="177"/>
       <w:r>
         <w:rPr>
           <w:rStyle w:val="af2"/>
           <w:sz w:val="24"/>
           <w:szCs w:val="24"/>
         </w:rPr>
-        <w:commentReference w:id="169"/>
+        <w:commentReference w:id="177"/>
       </w:r>
       <w:r>
         <w:t xml:space="preserve"> </w:t>
@@ -3303,7 +3226,7 @@
       <w:r>
         <w:t xml:space="preserve">the multivariable OLS coefficient for fast walking rate was </w:t>
       </w:r>
-      <w:del w:id="170" w:author="治輝 齋藤" w:date="2026-04-30T18:39:00Z" w16du:dateUtc="2026-04-30T09:39:00Z">
+      <w:del w:id="178" w:author="治輝 齋藤" w:date="2026-04-30T18:39:00Z" w16du:dateUtc="2026-04-30T09:39:00Z">
         <w:r>
           <w:delText>**</w:delText>
         </w:r>
@@ -3311,7 +3234,7 @@
       <w:r>
         <w:t>positive</w:t>
       </w:r>
-      <w:del w:id="171" w:author="治輝 齋藤" w:date="2026-04-30T18:39:00Z" w16du:dateUtc="2026-04-30T09:39:00Z">
+      <w:del w:id="179" w:author="治輝 齋藤" w:date="2026-04-30T18:39:00Z" w16du:dateUtc="2026-04-30T09:39:00Z">
         <w:r>
           <w:delText>**</w:delText>
         </w:r>
@@ -3339,26 +3262,30 @@
       <w:r>
         <w:t xml:space="preserve"> = 0.022). Plausible drivers include ecological bias, aggregation of a 40–74-year screening metric to represent regions where hip fractures concentrate among the oldest-old, and confounding by unmeasured healthcare and reporting behaviors. </w:t>
       </w:r>
-      <w:commentRangeStart w:id="172"/>
-      <w:ins w:id="173" w:author="治輝 齋藤" w:date="2026-04-30T18:41:00Z" w16du:dateUtc="2026-04-30T09:41:00Z">
+      <w:commentRangeStart w:id="180"/>
+      <w:ins w:id="181" w:author="治輝 齋藤" w:date="2026-04-30T18:41:00Z" w16du:dateUtc="2026-04-30T09:41:00Z">
         <w:r>
           <w:t xml:space="preserve">Because only the 40–74-year questionnaire aggregate is publicly available, we treated this variable as a contextual covariate and not as a direct proxy for hip fracture risk in the oldest age groups. </w:t>
         </w:r>
-        <w:commentRangeEnd w:id="172"/>
+        <w:commentRangeEnd w:id="180"/>
         <w:r>
           <w:rPr>
             <w:rStyle w:val="af2"/>
             <w:sz w:val="24"/>
             <w:szCs w:val="24"/>
           </w:rPr>
-          <w:commentReference w:id="172"/>
+          <w:commentReference w:id="180"/>
         </w:r>
       </w:ins>
       <w:r>
         <w:t>We therefore did not treat walking speed as a statistically supported mediator of the slope–hip fracture association.</w:t>
       </w:r>
       <w:r>
-        <w:t xml:space="preserve"> Future studies using individual-level data (e.g., objectively measured gait speed, accelerometry) with formal causal mediation analysis are warranted to clarify whether terrain slope influences hip fracture risk partly through its chronic effect on habitual walking capacity.</w:t>
+        <w:t xml:space="preserve"> Future studies using individual-level data (e.g., objectively measured gait speed, accelerometry) with formal causal mediation </w:t>
+      </w:r>
+      <w:r>
+        <w:lastRenderedPageBreak/>
+        <w:t>analysis are warranted to clarify whether terrain slope influences hip fracture risk partly through its chronic effect on habitual walking capacity.</w:t>
       </w:r>
     </w:p>
     <w:p>
@@ -3366,8 +3293,8 @@
         <w:pStyle w:val="2"/>
         <w:spacing w:line="360" w:lineRule="auto"/>
       </w:pPr>
-      <w:bookmarkStart w:id="174" w:name="policy-implications"/>
-      <w:bookmarkEnd w:id="168"/>
+      <w:bookmarkStart w:id="182" w:name="policy-implications"/>
+      <w:bookmarkEnd w:id="176"/>
       <w:r>
         <w:t>6. Policy Implications</w:t>
       </w:r>
@@ -3397,14 +3324,7 @@
         <w:rPr>
           <w:lang w:eastAsia="ja-JP"/>
         </w:rPr>
-        <w:t xml:space="preserve">[4, </w:t>
-      </w:r>
-      <w:r>
-        <w:rPr>
-          <w:lang w:eastAsia="ja-JP"/>
-        </w:rPr>
-        <w:lastRenderedPageBreak/>
-        <w:t>42, 43]</w:t>
+        <w:t>[4, 42, 43]</w:t>
       </w:r>
       <w:r>
         <w:t xml:space="preserve"> Acute care costs for hip fracture treatment reached approximately 1,000 billion yen in 2021,</w:t>
@@ -3437,15 +3357,7 @@
         <w:spacing w:line="360" w:lineRule="auto"/>
       </w:pPr>
       <w:r>
-        <w:t xml:space="preserve">First, prefectures with steeper terrain should be prioritized in national fall prevention programs. Japan’s Ministry of Health, </w:t>
-      </w:r>
-      <w:proofErr w:type="spellStart"/>
-      <w:r>
-        <w:t>Labour</w:t>
-      </w:r>
-      <w:proofErr w:type="spellEnd"/>
-      <w:r>
-        <w:t xml:space="preserve"> and Welfare has promoted the “Active Guide” (Plus-Ten campaign: “add 10 minutes of physical activity daily”) under the Health Japan 21 (second edition) framework.</w:t>
+        <w:t>First, prefectures with steeper terrain should be prioritized in national fall prevention programs. Japan’s Ministry of Health, Labour and Welfare has promoted the “Active Guide” (Plus-Ten campaign: “add 10 minutes of physical activity daily”) under the Health Japan 21 (second edition) framework.</w:t>
       </w:r>
       <w:r>
         <w:t xml:space="preserve"> </w:t>
@@ -3487,20 +3399,21 @@
         <w:spacing w:line="360" w:lineRule="auto"/>
       </w:pPr>
       <w:r>
+        <w:lastRenderedPageBreak/>
         <w:t xml:space="preserve">Second, housing modification subsidies targeting high-slope prefectures—such as installation of handrails on outdoor pathways and anti-slip surface materials—could reduce the environmental contribution to fall risk. Third, urban planning guidelines for mountainous communities should explicitly incorporate slope gradient as a factor in pedestrian infrastructure design, particularly in areas with high proportions of older residents. Given the irreversible demographic aging in rural Japan, these upstream environmental interventions represent </w:t>
       </w:r>
-      <w:commentRangeStart w:id="175"/>
+      <w:commentRangeStart w:id="183"/>
       <w:r>
         <w:t>cost-effective</w:t>
       </w:r>
-      <w:commentRangeEnd w:id="175"/>
+      <w:commentRangeEnd w:id="183"/>
       <w:r>
         <w:rPr>
           <w:rStyle w:val="af2"/>
           <w:sz w:val="24"/>
           <w:szCs w:val="24"/>
         </w:rPr>
-        <w:commentReference w:id="175"/>
+        <w:commentReference w:id="183"/>
       </w:r>
       <w:r>
         <w:t xml:space="preserve"> strategies to mitigate the downstream burden of fragility fractures.</w:t>
@@ -3511,10 +3424,9 @@
         <w:pStyle w:val="2"/>
         <w:spacing w:line="360" w:lineRule="auto"/>
       </w:pPr>
-      <w:bookmarkStart w:id="176" w:name="strengths"/>
-      <w:bookmarkEnd w:id="174"/>
-      <w:r>
-        <w:lastRenderedPageBreak/>
+      <w:bookmarkStart w:id="184" w:name="strengths"/>
+      <w:bookmarkEnd w:id="182"/>
+      <w:r>
         <w:t>7. Strengths</w:t>
       </w:r>
     </w:p>
@@ -3532,8 +3444,8 @@
         <w:pStyle w:val="2"/>
         <w:spacing w:line="360" w:lineRule="auto"/>
       </w:pPr>
-      <w:bookmarkStart w:id="177" w:name="limitations"/>
-      <w:bookmarkEnd w:id="176"/>
+      <w:bookmarkStart w:id="185" w:name="limitations"/>
+      <w:bookmarkEnd w:id="184"/>
       <w:r>
         <w:t>8. Limitations</w:t>
       </w:r>
@@ -3564,60 +3476,57 @@
         <w:pStyle w:val="a0"/>
         <w:spacing w:line="360" w:lineRule="auto"/>
       </w:pPr>
-      <w:bookmarkStart w:id="178" w:name="_Hlk228469400"/>
-      <w:r>
+      <w:bookmarkStart w:id="186" w:name="_Hlk228469400"/>
+      <w:r>
+        <w:lastRenderedPageBreak/>
         <w:t xml:space="preserve">Second, </w:t>
       </w:r>
-      <w:commentRangeStart w:id="179"/>
-      <w:ins w:id="180" w:author="治輝 齋藤" w:date="2026-04-30T18:02:00Z" w16du:dateUtc="2026-04-30T09:02:00Z">
+      <w:commentRangeStart w:id="187"/>
+      <w:ins w:id="188" w:author="治輝 齋藤" w:date="2026-04-30T18:02:00Z" w16du:dateUtc="2026-04-30T09:02:00Z">
         <w:r>
           <w:t xml:space="preserve">our outcome reflects surgery rates rather than true fracture incidence. Although hip fractures are usually treated surgically, prefectural variation in treatment decisions, referral patterns, and access to operative care may influence observed rates independently of fracture occurrence. Third, </w:t>
         </w:r>
       </w:ins>
-      <w:commentRangeEnd w:id="179"/>
-      <w:ins w:id="181" w:author="治輝 齋藤" w:date="2026-04-30T18:04:00Z" w16du:dateUtc="2026-04-30T09:04:00Z">
+      <w:commentRangeEnd w:id="187"/>
+      <w:ins w:id="189" w:author="治輝 齋藤" w:date="2026-04-30T18:04:00Z" w16du:dateUtc="2026-04-30T09:04:00Z">
         <w:r>
           <w:rPr>
             <w:rStyle w:val="af2"/>
             <w:sz w:val="24"/>
             <w:szCs w:val="24"/>
           </w:rPr>
-          <w:commentReference w:id="179"/>
+          <w:commentReference w:id="187"/>
         </w:r>
       </w:ins>
       <w:r>
         <w:t xml:space="preserve">the cross-sectional design precludes causal inference. Although reverse causation is unlikely for a fixed environmental exposure such as terrain slope, residual confounding by unmeasured variables cannot be excluded. </w:t>
       </w:r>
-      <w:ins w:id="182" w:author="治輝 齋藤" w:date="2026-04-30T18:03:00Z" w16du:dateUtc="2026-04-30T09:03:00Z">
+      <w:ins w:id="190" w:author="治輝 齋藤" w:date="2026-04-30T18:03:00Z" w16du:dateUtc="2026-04-30T09:03:00Z">
         <w:r>
           <w:t>Fourth</w:t>
         </w:r>
       </w:ins>
-      <w:del w:id="183" w:author="治輝 齋藤" w:date="2026-04-30T18:03:00Z" w16du:dateUtc="2026-04-30T09:03:00Z">
+      <w:del w:id="191" w:author="治輝 齋藤" w:date="2026-04-30T18:03:00Z" w16du:dateUtc="2026-04-30T09:03:00Z">
         <w:r>
           <w:delText>Third</w:delText>
         </w:r>
       </w:del>
       <w:r>
-        <w:t xml:space="preserve">, important unmeasured confounders—including individual-level socioeconomic status, healthcare access (e.g., prefectural </w:t>
-      </w:r>
-      <w:r>
-        <w:lastRenderedPageBreak/>
-        <w:t xml:space="preserve">orthopedic surgeon density, distance to emergency hospitals), nutritional status (calcium and vitamin D intake), bone mineral density (BMD), </w:t>
-      </w:r>
-      <w:commentRangeStart w:id="184"/>
-      <w:ins w:id="185" w:author="治輝 齋藤" w:date="2026-04-30T18:09:00Z" w16du:dateUtc="2026-04-30T09:09:00Z">
+        <w:t xml:space="preserve">, important unmeasured confounders—including individual-level socioeconomic status, healthcare access (e.g., prefectural orthopedic surgeon density, distance to emergency hospitals), nutritional status (calcium and vitamin D intake), bone mineral density (BMD), </w:t>
+      </w:r>
+      <w:commentRangeStart w:id="192"/>
+      <w:ins w:id="193" w:author="治輝 齋藤" w:date="2026-04-30T18:09:00Z" w16du:dateUtc="2026-04-30T09:09:00Z">
         <w:r>
           <w:t xml:space="preserve">climate (snowfall and icing), </w:t>
         </w:r>
-        <w:commentRangeEnd w:id="184"/>
+        <w:commentRangeEnd w:id="192"/>
         <w:r>
           <w:rPr>
             <w:rStyle w:val="af2"/>
             <w:sz w:val="24"/>
             <w:szCs w:val="24"/>
           </w:rPr>
-          <w:commentReference w:id="184"/>
+          <w:commentReference w:id="192"/>
         </w:r>
       </w:ins>
       <w:r>
@@ -3629,8 +3538,8 @@
         <w:pStyle w:val="a0"/>
         <w:spacing w:line="360" w:lineRule="auto"/>
       </w:pPr>
-      <w:commentRangeStart w:id="186"/>
-      <w:ins w:id="187" w:author="治輝 齋藤" w:date="2026-04-30T20:36:00Z" w16du:dateUtc="2026-04-30T11:36:00Z">
+      <w:commentRangeStart w:id="194"/>
+      <w:ins w:id="195" w:author="治輝 齋藤" w:date="2026-04-30T20:36:00Z" w16du:dateUtc="2026-04-30T11:36:00Z">
         <w:r>
           <w:rPr>
             <w:lang w:eastAsia="ja-JP"/>
@@ -3638,8 +3547,8 @@
           <w:t>Fifth, age-standardization sensitivity results relied on imputation of masked (`"-"`) cells in publicly released age-stratified surgery tables. Although directionality was robust across `0/5/9` scenarios, effect size depended on masking assumptions, and secondary masking rules imply that some masked cells may not correspond strictly to the nominal `&lt;10` range. Therefore, these SIR/ISR analyses should be interpreted as robustness checks rather than definitive age-standardized estimates.</w:t>
         </w:r>
       </w:ins>
-      <w:commentRangeEnd w:id="186"/>
-      <w:ins w:id="188" w:author="治輝 齋藤" w:date="2026-04-30T20:37:00Z" w16du:dateUtc="2026-04-30T11:37:00Z">
+      <w:commentRangeEnd w:id="194"/>
+      <w:ins w:id="196" w:author="治輝 齋藤" w:date="2026-04-30T20:37:00Z" w16du:dateUtc="2026-04-30T11:37:00Z">
         <w:r>
           <w:rPr>
             <w:rStyle w:val="af2"/>
@@ -3647,10 +3556,10 @@
             <w:szCs w:val="24"/>
             <w:lang w:eastAsia="ja-JP"/>
           </w:rPr>
-          <w:commentReference w:id="186"/>
+          <w:commentReference w:id="194"/>
         </w:r>
       </w:ins>
-      <w:ins w:id="189" w:author="治輝 齋藤" w:date="2026-04-30T20:36:00Z" w16du:dateUtc="2026-04-30T11:36:00Z">
+      <w:ins w:id="197" w:author="治輝 齋藤" w:date="2026-04-30T20:36:00Z" w16du:dateUtc="2026-04-30T11:36:00Z">
         <w:r>
           <w:rPr>
             <w:lang w:eastAsia="ja-JP"/>
@@ -3665,7 +3574,7 @@
           <w:t>Six</w:t>
         </w:r>
       </w:ins>
-      <w:ins w:id="190" w:author="治輝 齋藤" w:date="2026-04-30T18:04:00Z" w16du:dateUtc="2026-04-30T09:04:00Z">
+      <w:ins w:id="198" w:author="治輝 齋藤" w:date="2026-04-30T18:04:00Z" w16du:dateUtc="2026-04-30T09:04:00Z">
         <w:r>
           <w:rPr>
             <w:rFonts w:hint="eastAsia"/>
@@ -3674,7 +3583,7 @@
           <w:t>th</w:t>
         </w:r>
       </w:ins>
-      <w:del w:id="191" w:author="治輝 齋藤" w:date="2026-04-30T18:04:00Z" w16du:dateUtc="2026-04-30T09:04:00Z">
+      <w:del w:id="199" w:author="治輝 齋藤" w:date="2026-04-30T18:04:00Z" w16du:dateUtc="2026-04-30T09:04:00Z">
         <w:r>
           <w:delText>Fourth</w:delText>
         </w:r>
@@ -3682,8 +3591,8 @@
       <w:r>
         <w:t xml:space="preserve">, the walking speed variable was based on self-reported habitual walking speed in the Specific Health Checkup questionnaire, administered to individuals aged 40–74 years, </w:t>
       </w:r>
-      <w:commentRangeStart w:id="192"/>
-      <w:ins w:id="193" w:author="治輝 齋藤" w:date="2026-04-30T19:05:00Z" w16du:dateUtc="2026-04-30T10:05:00Z">
+      <w:commentRangeStart w:id="200"/>
+      <w:ins w:id="201" w:author="治輝 齋藤" w:date="2026-04-30T19:05:00Z" w16du:dateUtc="2026-04-30T10:05:00Z">
         <w:r>
           <w:rPr>
             <w:rFonts w:hint="eastAsia"/>
@@ -3692,7 +3601,7 @@
           <w:t>because</w:t>
         </w:r>
       </w:ins>
-      <w:ins w:id="194" w:author="治輝 齋藤" w:date="2026-04-30T19:04:00Z" w16du:dateUtc="2026-04-30T10:04:00Z">
+      <w:ins w:id="202" w:author="治輝 齋藤" w:date="2026-04-30T19:04:00Z" w16du:dateUtc="2026-04-30T10:04:00Z">
         <w:r>
           <w:t xml:space="preserve"> publicly available prefecture-level data were limited to individuals aged 40–74 years in the current NDB Open Data</w:t>
         </w:r>
@@ -3704,34 +3613,34 @@
           <w:t>.</w:t>
         </w:r>
       </w:ins>
-      <w:ins w:id="195" w:author="治輝 齋藤" w:date="2026-04-30T18:45:00Z" w16du:dateUtc="2026-04-30T09:45:00Z">
+      <w:ins w:id="203" w:author="治輝 齋藤" w:date="2026-04-30T18:45:00Z" w16du:dateUtc="2026-04-30T09:45:00Z">
         <w:r>
           <w:t xml:space="preserve"> This variable </w:t>
         </w:r>
       </w:ins>
-      <w:del w:id="196" w:author="治輝 齋藤" w:date="2026-04-30T18:45:00Z" w16du:dateUtc="2026-04-30T09:45:00Z">
+      <w:del w:id="204" w:author="治輝 齋藤" w:date="2026-04-30T18:45:00Z" w16du:dateUtc="2026-04-30T09:45:00Z">
         <w:r>
           <w:delText>which</w:delText>
         </w:r>
       </w:del>
-      <w:commentRangeEnd w:id="192"/>
+      <w:commentRangeEnd w:id="200"/>
       <w:r>
         <w:rPr>
           <w:rStyle w:val="af2"/>
           <w:sz w:val="24"/>
           <w:szCs w:val="24"/>
         </w:rPr>
-        <w:commentReference w:id="192"/>
+        <w:commentReference w:id="200"/>
       </w:r>
       <w:r>
         <w:t xml:space="preserve"> may not accurately represent the functional capacity of the oldest-old (≥75 years) at highest fracture risk</w:t>
       </w:r>
-      <w:ins w:id="197" w:author="治輝 齋藤" w:date="2026-04-30T18:45:00Z" w16du:dateUtc="2026-04-30T09:45:00Z">
+      <w:ins w:id="205" w:author="治輝 齋藤" w:date="2026-04-30T18:45:00Z" w16du:dateUtc="2026-04-30T09:45:00Z">
         <w:r>
           <w:t>, and its direct relevance to hip fracture occurrence is likely limited at this ecological resolution</w:t>
         </w:r>
       </w:ins>
-      <w:ins w:id="198" w:author="治輝 齋藤" w:date="2026-05-19T12:38:00Z" w16du:dateUtc="2026-05-19T03:38:00Z">
+      <w:ins w:id="206" w:author="治輝 齋藤" w:date="2026-05-19T12:38:00Z" w16du:dateUtc="2026-05-19T03:38:00Z">
         <w:r>
           <w:rPr>
             <w:rFonts w:hint="eastAsia"/>
@@ -3739,22 +3648,26 @@
           </w:rPr>
           <w:t xml:space="preserve">. </w:t>
         </w:r>
-        <w:commentRangeStart w:id="199"/>
-        <w:r>
-          <w:t>Moreover, this self-reported fast-walking indicator primarily reflects perceived walking capacity rather than actual walking volume or direct slope-specific exposure in daily life</w:t>
-        </w:r>
-        <w:commentRangeEnd w:id="199"/>
+        <w:commentRangeStart w:id="207"/>
+        <w:r>
+          <w:t xml:space="preserve">Moreover, this self-reported fast-walking indicator primarily </w:t>
+        </w:r>
+        <w:r>
+          <w:lastRenderedPageBreak/>
+          <w:t>reflects perceived walking capacity rather than actual walking volume or direct slope-specific exposure in daily life</w:t>
+        </w:r>
+        <w:commentRangeEnd w:id="207"/>
         <w:r>
           <w:rPr>
             <w:rStyle w:val="af2"/>
           </w:rPr>
-          <w:commentReference w:id="199"/>
+          <w:commentReference w:id="207"/>
         </w:r>
       </w:ins>
       <w:r>
         <w:t xml:space="preserve">. This self-reported measure may be subject to non-differential measurement error, biasing our estimates toward the null. </w:t>
       </w:r>
-      <w:ins w:id="200" w:author="治輝 齋藤" w:date="2026-04-30T18:04:00Z" w16du:dateUtc="2026-04-30T09:04:00Z">
+      <w:ins w:id="208" w:author="治輝 齋藤" w:date="2026-04-30T18:04:00Z" w16du:dateUtc="2026-04-30T09:04:00Z">
         <w:r>
           <w:rPr>
             <w:rFonts w:hint="eastAsia"/>
@@ -3763,7 +3676,7 @@
           <w:t>S</w:t>
         </w:r>
       </w:ins>
-      <w:ins w:id="201" w:author="治輝 齋藤" w:date="2026-04-30T20:36:00Z" w16du:dateUtc="2026-04-30T11:36:00Z">
+      <w:ins w:id="209" w:author="治輝 齋藤" w:date="2026-04-30T20:36:00Z" w16du:dateUtc="2026-04-30T11:36:00Z">
         <w:r>
           <w:rPr>
             <w:rFonts w:hint="eastAsia"/>
@@ -3772,7 +3685,7 @@
           <w:t>even</w:t>
         </w:r>
       </w:ins>
-      <w:ins w:id="202" w:author="治輝 齋藤" w:date="2026-04-30T18:04:00Z" w16du:dateUtc="2026-04-30T09:04:00Z">
+      <w:ins w:id="210" w:author="治輝 齋藤" w:date="2026-04-30T18:04:00Z" w16du:dateUtc="2026-04-30T09:04:00Z">
         <w:r>
           <w:rPr>
             <w:rFonts w:hint="eastAsia"/>
@@ -3781,7 +3694,7 @@
           <w:t>th</w:t>
         </w:r>
       </w:ins>
-      <w:del w:id="203" w:author="治輝 齋藤" w:date="2026-04-30T18:04:00Z" w16du:dateUtc="2026-04-30T09:04:00Z">
+      <w:del w:id="211" w:author="治輝 齋藤" w:date="2026-04-30T18:04:00Z" w16du:dateUtc="2026-04-30T09:04:00Z">
         <w:r>
           <w:delText>Fifth</w:delText>
         </w:r>
@@ -3795,17 +3708,16 @@
         <w:pStyle w:val="a0"/>
         <w:spacing w:line="360" w:lineRule="auto"/>
       </w:pPr>
-      <w:ins w:id="204" w:author="治輝 齋藤" w:date="2026-04-30T20:36:00Z" w16du:dateUtc="2026-04-30T11:36:00Z">
+      <w:ins w:id="212" w:author="治輝 齋藤" w:date="2026-04-30T20:36:00Z" w16du:dateUtc="2026-04-30T11:36:00Z">
         <w:r>
           <w:rPr>
             <w:rFonts w:hint="eastAsia"/>
             <w:lang w:eastAsia="ja-JP"/>
           </w:rPr>
-          <w:lastRenderedPageBreak/>
           <w:t>Eigh</w:t>
         </w:r>
       </w:ins>
-      <w:ins w:id="205" w:author="治輝 齋藤" w:date="2026-04-30T18:04:00Z" w16du:dateUtc="2026-04-30T09:04:00Z">
+      <w:ins w:id="213" w:author="治輝 齋藤" w:date="2026-04-30T18:04:00Z" w16du:dateUtc="2026-04-30T09:04:00Z">
         <w:r>
           <w:rPr>
             <w:rFonts w:hint="eastAsia"/>
@@ -3814,7 +3726,7 @@
           <w:t>th</w:t>
         </w:r>
       </w:ins>
-      <w:del w:id="206" w:author="治輝 齋藤" w:date="2026-04-30T18:04:00Z" w16du:dateUtc="2026-04-30T09:04:00Z">
+      <w:del w:id="214" w:author="治輝 齋藤" w:date="2026-04-30T18:04:00Z" w16du:dateUtc="2026-04-30T09:04:00Z">
         <w:r>
           <w:delText>Sixth</w:delText>
         </w:r>
@@ -3839,7 +3751,7 @@
         </w:rPr>
         <w:t xml:space="preserve"> </w:t>
       </w:r>
-      <w:ins w:id="207" w:author="治輝 齋藤" w:date="2026-04-30T20:36:00Z" w16du:dateUtc="2026-04-30T11:36:00Z">
+      <w:ins w:id="215" w:author="治輝 齋藤" w:date="2026-04-30T20:36:00Z" w16du:dateUtc="2026-04-30T11:36:00Z">
         <w:r>
           <w:rPr>
             <w:rFonts w:hint="eastAsia"/>
@@ -3848,7 +3760,7 @@
           <w:t>Nin</w:t>
         </w:r>
       </w:ins>
-      <w:ins w:id="208" w:author="治輝 齋藤" w:date="2026-04-30T18:04:00Z" w16du:dateUtc="2026-04-30T09:04:00Z">
+      <w:ins w:id="216" w:author="治輝 齋藤" w:date="2026-04-30T18:04:00Z" w16du:dateUtc="2026-04-30T09:04:00Z">
         <w:r>
           <w:rPr>
             <w:rFonts w:hint="eastAsia"/>
@@ -3857,7 +3769,7 @@
           <w:t>th</w:t>
         </w:r>
       </w:ins>
-      <w:del w:id="209" w:author="治輝 齋藤" w:date="2026-04-30T18:04:00Z" w16du:dateUtc="2026-04-30T09:04:00Z">
+      <w:del w:id="217" w:author="治輝 齋藤" w:date="2026-04-30T18:04:00Z" w16du:dateUtc="2026-04-30T09:04:00Z">
         <w:r>
           <w:rPr>
             <w:rFonts w:hint="eastAsia"/>
@@ -3877,7 +3789,7 @@
         <w:t xml:space="preserve"> sex- and gender-stratified outcome tables were not available in the prefecture-level NDB Open Data extracts used here; findings therefore describe aggregate populations and should be interpreted with this limitation in mind.</w:t>
       </w:r>
     </w:p>
-    <w:bookmarkEnd w:id="178"/>
+    <w:bookmarkEnd w:id="186"/>
     <w:p>
       <w:pPr>
         <w:spacing w:line="360" w:lineRule="auto"/>
@@ -3893,9 +3805,9 @@
         <w:pStyle w:val="1"/>
         <w:spacing w:line="360" w:lineRule="auto"/>
       </w:pPr>
-      <w:bookmarkStart w:id="210" w:name="conclusions-1"/>
-      <w:bookmarkEnd w:id="105"/>
-      <w:bookmarkEnd w:id="177"/>
+      <w:bookmarkStart w:id="218" w:name="conclusions-1"/>
+      <w:bookmarkEnd w:id="113"/>
+      <w:bookmarkEnd w:id="185"/>
       <w:r>
         <w:t>Conclusions</w:t>
       </w:r>
@@ -3911,8 +3823,8 @@
       <w:r>
         <w:t xml:space="preserve"> slope </w:t>
       </w:r>
-      <w:commentRangeStart w:id="211"/>
-      <w:ins w:id="212" w:author="治輝 齋藤" w:date="2026-04-30T19:20:00Z" w16du:dateUtc="2026-04-30T10:20:00Z">
+      <w:commentRangeStart w:id="219"/>
+      <w:ins w:id="220" w:author="治輝 齋藤" w:date="2026-04-30T19:20:00Z" w16du:dateUtc="2026-04-30T10:20:00Z">
         <w:r>
           <w:rPr>
             <w:rFonts w:hint="eastAsia"/>
@@ -3921,19 +3833,19 @@
           <w:t>was</w:t>
         </w:r>
       </w:ins>
-      <w:del w:id="213" w:author="治輝 齋藤" w:date="2026-04-30T19:20:00Z" w16du:dateUtc="2026-04-30T10:20:00Z">
+      <w:del w:id="221" w:author="治輝 齋藤" w:date="2026-04-30T19:20:00Z" w16du:dateUtc="2026-04-30T10:20:00Z">
         <w:r>
           <w:delText>remained</w:delText>
         </w:r>
       </w:del>
-      <w:commentRangeEnd w:id="211"/>
+      <w:commentRangeEnd w:id="219"/>
       <w:r>
         <w:rPr>
           <w:rStyle w:val="af2"/>
           <w:sz w:val="24"/>
           <w:szCs w:val="24"/>
         </w:rPr>
-        <w:commentReference w:id="211"/>
+        <w:commentReference w:id="219"/>
       </w:r>
       <w:r>
         <w:t xml:space="preserve"> positively</w:t>
@@ -3950,7 +3862,7 @@
       <w:r>
         <w:t>; conventional *p* = 0.043)</w:t>
       </w:r>
-      <w:ins w:id="214" w:author="治輝 齋藤" w:date="2026-05-19T12:38:00Z" w16du:dateUtc="2026-05-19T03:38:00Z">
+      <w:ins w:id="222" w:author="治輝 齋藤" w:date="2026-05-19T12:38:00Z" w16du:dateUtc="2026-05-19T03:38:00Z">
         <w:r>
           <w:t>, whereas heteroskedasticity-robust and bootstrap uncertainty quantification yielded borderline support compatible with no association at α = 0.05</w:t>
         </w:r>
@@ -3965,10 +3877,14 @@
       <w:r>
         <w:t xml:space="preserve"> </w:t>
       </w:r>
-      <w:commentRangeStart w:id="215"/>
-      <w:ins w:id="216" w:author="治輝 齋藤" w:date="2026-05-19T12:39:00Z" w16du:dateUtc="2026-05-19T03:39:00Z">
-        <w:r>
-          <w:t>Given the limited ecological sample size (N = 47), these findings should be interpreted as suggestive rather than confirmatory.</w:t>
+      <w:commentRangeStart w:id="223"/>
+      <w:ins w:id="224" w:author="治輝 齋藤" w:date="2026-05-19T12:39:00Z" w16du:dateUtc="2026-05-19T03:39:00Z">
+        <w:r>
+          <w:t xml:space="preserve">Given the limited ecological </w:t>
+        </w:r>
+        <w:r>
+          <w:lastRenderedPageBreak/>
+          <w:t>sample size (N = 47), these findings should be interpreted as suggestive rather than confirmatory.</w:t>
         </w:r>
         <w:r>
           <w:rPr>
@@ -3977,12 +3893,12 @@
           </w:rPr>
           <w:t xml:space="preserve"> </w:t>
         </w:r>
-        <w:commentRangeEnd w:id="215"/>
+        <w:commentRangeEnd w:id="223"/>
         <w:r>
           <w:rPr>
             <w:rStyle w:val="af2"/>
           </w:rPr>
-          <w:commentReference w:id="215"/>
+          <w:commentReference w:id="223"/>
         </w:r>
       </w:ins>
       <w:r>
@@ -3994,7 +3910,7 @@
       <w:r>
         <w:t xml:space="preserve"> was specific to hip fractures, with no significant relationship observed for humerus or forearm fractures</w:t>
       </w:r>
-      <w:ins w:id="217" w:author="治輝 齋藤" w:date="2026-05-19T12:39:00Z" w16du:dateUtc="2026-05-19T03:39:00Z">
+      <w:ins w:id="225" w:author="治輝 齋藤" w:date="2026-05-19T12:39:00Z" w16du:dateUtc="2026-05-19T03:39:00Z">
         <w:r>
           <w:t>, consistent with biomechanical hypotheses emphasizing lateral falls and trochanteric loading on sloped terrain</w:t>
         </w:r>
@@ -4010,11 +3926,7 @@
         <w:t xml:space="preserve"> </w:t>
       </w:r>
       <w:r>
-        <w:t xml:space="preserve">Future studies using individual-level data with residential geocoding, objective gait measurements, formal causal mediation analysis, and high-resolution spatial modeling are warranted to delineate the precise causal pathways—direct </w:t>
-      </w:r>
-      <w:r>
-        <w:lastRenderedPageBreak/>
-        <w:t>biomechanical effects versus chronic functional decline—underlying the terrain–fracture association observed at the population level.</w:t>
+        <w:t>Future studies using individual-level data with residential geocoding, objective gait measurements, formal causal mediation analysis, and high-resolution spatial modeling are warranted to delineate the precise causal pathways—direct biomechanical effects versus chronic functional decline—underlying the terrain–fracture association observed at the population level.</w:t>
       </w:r>
     </w:p>
     <w:p>
@@ -4055,31 +3967,7 @@
         <w:spacing w:before="180" w:after="180" w:line="360" w:lineRule="auto"/>
       </w:pPr>
       <w:r>
-        <w:t xml:space="preserve">Aggregate data used in this study are publicly available from the Japanese National Database Open Data and official statistics cited in the Methods. Under Ministry of Health, </w:t>
-      </w:r>
-      <w:proofErr w:type="spellStart"/>
-      <w:r>
-        <w:t>Labour</w:t>
-      </w:r>
-      <w:proofErr w:type="spellEnd"/>
-      <w:r>
-        <w:t xml:space="preserve"> and Welfare distribution rules, individual-level claims and identifiable records cannot be shared. Prefecture-level values supporting this analysis can be reproduced from those public sources using the procedures described. We encourage deposition of analysis code and derived prefecture-level tables in a public repository (e.g., </w:t>
-      </w:r>
-      <w:proofErr w:type="spellStart"/>
-      <w:r>
-        <w:t>Zenodo</w:t>
-      </w:r>
-      <w:proofErr w:type="spellEnd"/>
-      <w:r>
-        <w:t xml:space="preserve">) with a DOI and citation in this article, in line with the journal's research data guidance (Option B). Author contributions will be reported using the </w:t>
-      </w:r>
-      <w:proofErr w:type="spellStart"/>
-      <w:r>
-        <w:t>CRediT</w:t>
-      </w:r>
-      <w:proofErr w:type="spellEnd"/>
-      <w:r>
-        <w:t xml:space="preserve"> taxonomy on the separate title page required for double-anonymized submission</w:t>
+        <w:t>Aggregate data used in this study are publicly available from the Japanese National Database Open Data and official statistics cited in the Methods. Under Ministry of Health, Labour and Welfare distribution rules, individual-level claims and identifiable records cannot be shared. Prefecture-level values supporting this analysis can be reproduced from those public sources using the procedures described. We encourage deposition of analysis code and derived prefecture-level tables in a public repository (e.g., Zenodo) with a DOI and citation in this article, in line with the journal's research data guidance (Option B). Author contributions will be reported using the CRediT taxonomy on the separate title page required for double-anonymized submission</w:t>
       </w:r>
       <w:r>
         <w:t>.</w:t>
@@ -4115,6 +4003,7 @@
           <w:sz w:val="40"/>
           <w:szCs w:val="40"/>
         </w:rPr>
+        <w:lastRenderedPageBreak/>
         <w:t>Declaration of generative AI and AI-assisted technologies in the manuscript preparation process</w:t>
       </w:r>
     </w:p>
@@ -4123,19 +4012,7 @@
         <w:spacing w:before="180" w:after="180" w:line="360" w:lineRule="auto"/>
       </w:pPr>
       <w:r>
-        <w:t>During the preparation and writing of this work, the authors used AI-assisted tools to support manuscript drafting and statistical analysis scripting. Cursor 2.0 (</w:t>
-      </w:r>
-      <w:proofErr w:type="spellStart"/>
-      <w:r>
-        <w:t>Anysphere</w:t>
-      </w:r>
-      <w:proofErr w:type="spellEnd"/>
-      <w:r>
-        <w:t xml:space="preserve">) and Google Antigravity (Google) were used for AI-assisted writing and Python code development. Large language models used through these platforms included Claude Sonnet 4.6 and Claude Opus 4.6 (Anthropic) and Gemini 3 Pro (Google). These tools </w:t>
-      </w:r>
-      <w:r>
-        <w:lastRenderedPageBreak/>
-        <w:t>were used only for text drafting and code generation; no generative AI or AI-assisted tools were used to create, alter, or otherwise process any figures, images, or artwork in this manuscript. The authors reviewed and edited all AI-assisted outputs and were responsible for the study design, selection of statistical methods, interpretation of findings, conclusions, and final reference list. The authors take full responsibility for the integrity and accuracy of the final content. AI was not listed as an author</w:t>
+        <w:t>During the preparation and writing of this work, the authors used AI-assisted tools to support manuscript drafting and statistical analysis scripting. Cursor 2.0 (Anysphere) and Google Antigravity (Google) were used for AI-assisted writing and Python code development. Large language models used through these platforms included Claude Sonnet 4.6 and Claude Opus 4.6 (Anthropic) and Gemini 3 Pro (Google). These tools were used only for text drafting and code generation; no generative AI or AI-assisted tools were used to create, alter, or otherwise process any figures, images, or artwork in this manuscript. The authors reviewed and edited all AI-assisted outputs and were responsible for the study design, selection of statistical methods, interpretation of findings, conclusions, and final reference list. The authors take full responsibility for the integrity and accuracy of the final content. AI was not listed as an author</w:t>
       </w:r>
       <w:r>
         <w:t>.</w:t>
@@ -4161,8 +4038,8 @@
         <w:pStyle w:val="1"/>
         <w:spacing w:line="360" w:lineRule="auto"/>
       </w:pPr>
-      <w:bookmarkStart w:id="218" w:name="references"/>
-      <w:bookmarkEnd w:id="210"/>
+      <w:bookmarkStart w:id="226" w:name="references"/>
+      <w:bookmarkEnd w:id="218"/>
       <w:r>
         <w:t>References</w:t>
       </w:r>
@@ -4177,15 +4054,7 @@
         <w:spacing w:line="360" w:lineRule="auto"/>
       </w:pPr>
       <w:r>
-        <w:t xml:space="preserve">Hagino H, Katagiri H, Okano T, Yamamoto K, Teshima R. Increasing incidence of hip fracture in Tottori Prefecture, Japan: trend from 1986 to 2001. </w:t>
-      </w:r>
-      <w:proofErr w:type="spellStart"/>
-      <w:r>
-        <w:t>Osteoporos</w:t>
-      </w:r>
-      <w:proofErr w:type="spellEnd"/>
-      <w:r>
-        <w:t xml:space="preserve"> Int. 2005;16(12):1963-1968.</w:t>
+        <w:t>Hagino H, Katagiri H, Okano T, Yamamoto K, Teshima R. Increasing incidence of hip fracture in Tottori Prefecture, Japan: trend from 1986 to 2001. Osteoporos Int. 2005;16(12):1963-1968.</w:t>
       </w:r>
     </w:p>
     <w:p>
@@ -4197,21 +4066,8 @@
         </w:numPr>
         <w:spacing w:line="360" w:lineRule="auto"/>
       </w:pPr>
-      <w:proofErr w:type="spellStart"/>
-      <w:r>
-        <w:t>Orimo</w:t>
-      </w:r>
-      <w:proofErr w:type="spellEnd"/>
-      <w:r>
-        <w:t xml:space="preserve"> H, Yaegashi Y, Hosoi T, Fukushima Y, Onoda T, Hashimoto T, et al. Hip fracture incidence in Japan: estimates of new patients in 2012 and 25-year trends. </w:t>
-      </w:r>
-      <w:proofErr w:type="spellStart"/>
-      <w:r>
-        <w:t>Osteoporos</w:t>
-      </w:r>
-      <w:proofErr w:type="spellEnd"/>
-      <w:r>
-        <w:t xml:space="preserve"> Int. 2016;27(5):1777-1784.</w:t>
+      <w:r>
+        <w:t>Orimo H, Yaegashi Y, Hosoi T, Fukushima Y, Onoda T, Hashimoto T, et al. Hip fracture incidence in Japan: estimates of new patients in 2012 and 25-year trends. Osteoporos Int. 2016;27(5):1777-1784.</w:t>
       </w:r>
     </w:p>
     <w:p>
@@ -4224,15 +4080,8 @@
         <w:spacing w:line="360" w:lineRule="auto"/>
       </w:pPr>
       <w:r>
-        <w:t xml:space="preserve">Cooper C, Campion G, Melton LJ 3rd. Hip fractures in the elderly: a world-wide projection. </w:t>
-      </w:r>
-      <w:proofErr w:type="spellStart"/>
-      <w:r>
-        <w:t>Osteoporos</w:t>
-      </w:r>
-      <w:proofErr w:type="spellEnd"/>
-      <w:r>
-        <w:t xml:space="preserve"> Int. 1992;2(6):285-289.</w:t>
+        <w:lastRenderedPageBreak/>
+        <w:t>Cooper C, Campion G, Melton LJ 3rd. Hip fractures in the elderly: a world-wide projection. Osteoporos Int. 1992;2(6):285-289.</w:t>
       </w:r>
     </w:p>
     <w:p>
@@ -4244,21 +4093,8 @@
         </w:numPr>
         <w:spacing w:line="360" w:lineRule="auto"/>
       </w:pPr>
-      <w:proofErr w:type="spellStart"/>
-      <w:r>
-        <w:t>Nakatoh</w:t>
-      </w:r>
-      <w:proofErr w:type="spellEnd"/>
-      <w:r>
-        <w:t xml:space="preserve"> S, Fujimori K, Ishii S, Iki M. Trends in the incidence of hip fractures and osteoporosis treatment in Japan (FY2012–FY2023). Arch </w:t>
-      </w:r>
-      <w:proofErr w:type="spellStart"/>
-      <w:r>
-        <w:t>Osteoporos</w:t>
-      </w:r>
-      <w:proofErr w:type="spellEnd"/>
-      <w:r>
-        <w:t>. 2025; 21(1):16.</w:t>
+      <w:r>
+        <w:t>Nakatoh S, Fujimori K, Ishii S, Iki M. Trends in the incidence of hip fractures and osteoporosis treatment in Japan (FY2012–FY2023). Arch Osteoporos. 2025; 21(1):16.</w:t>
       </w:r>
     </w:p>
     <w:p>
@@ -4271,15 +4107,7 @@
         <w:spacing w:line="360" w:lineRule="auto"/>
       </w:pPr>
       <w:r>
-        <w:t xml:space="preserve">Hatano M, Yasunaga H, Ishikura H, et al. Temporal trends in acute care costs of hip fracture treatment from 2011 to 2021 in Japan. Arch </w:t>
-      </w:r>
-      <w:proofErr w:type="spellStart"/>
-      <w:r>
-        <w:t>Osteoporos</w:t>
-      </w:r>
-      <w:proofErr w:type="spellEnd"/>
-      <w:r>
-        <w:t>. 2025;20(1):124.</w:t>
+        <w:t>Hatano M, Yasunaga H, Ishikura H, et al. Temporal trends in acute care costs of hip fracture treatment from 2011 to 2021 in Japan. Arch Osteoporos. 2025;20(1):124.</w:t>
       </w:r>
     </w:p>
     <w:p>
@@ -4305,7 +4133,6 @@
         <w:spacing w:line="360" w:lineRule="auto"/>
       </w:pPr>
       <w:r>
-        <w:lastRenderedPageBreak/>
         <w:t>Tinetti ME. Clinical practice. Preventing falls in elderly persons. N Engl J Med. 2003;348(1):42-49.</w:t>
       </w:r>
     </w:p>
@@ -4319,23 +4146,7 @@
         <w:spacing w:line="360" w:lineRule="auto"/>
       </w:pPr>
       <w:r>
-        <w:t xml:space="preserve">Stevens JA, </w:t>
-      </w:r>
-      <w:proofErr w:type="spellStart"/>
-      <w:r>
-        <w:t>Sogolow</w:t>
-      </w:r>
-      <w:proofErr w:type="spellEnd"/>
-      <w:r>
-        <w:t xml:space="preserve"> ED. Gender differences for non-fatal unintentional fall related injuries among older adults. </w:t>
-      </w:r>
-      <w:proofErr w:type="spellStart"/>
-      <w:r>
-        <w:t>Inj</w:t>
-      </w:r>
-      <w:proofErr w:type="spellEnd"/>
-      <w:r>
-        <w:t xml:space="preserve"> Prev. 2005;11(2):115-119.</w:t>
+        <w:t>Stevens JA, Sogolow ED. Gender differences for non-fatal unintentional fall related injuries among older adults. Inj Prev. 2005;11(2):115-119.</w:t>
       </w:r>
     </w:p>
     <w:p>
@@ -4361,15 +4172,7 @@
         <w:spacing w:line="360" w:lineRule="auto"/>
       </w:pPr>
       <w:r>
-        <w:t xml:space="preserve">Redfern MS, Cham R, </w:t>
-      </w:r>
-      <w:proofErr w:type="spellStart"/>
-      <w:r>
-        <w:t>Gielo-Perczak</w:t>
-      </w:r>
-      <w:proofErr w:type="spellEnd"/>
-      <w:r>
-        <w:t xml:space="preserve"> K, et al. Biomechanics of slips. Ergonomics. 2001;44(13):1138-1166.</w:t>
+        <w:t>Redfern MS, Cham R, Gielo-Perczak K, et al. Biomechanics of slips. Ergonomics. 2001;44(13):1138-1166.</w:t>
       </w:r>
     </w:p>
     <w:p>
@@ -4395,23 +4198,7 @@
         <w:spacing w:line="360" w:lineRule="auto"/>
       </w:pPr>
       <w:r>
-        <w:t xml:space="preserve">Reimann H, Ramadan R, </w:t>
-      </w:r>
-      <w:proofErr w:type="spellStart"/>
-      <w:r>
-        <w:t>Fettrow</w:t>
-      </w:r>
-      <w:proofErr w:type="spellEnd"/>
-      <w:r>
-        <w:t xml:space="preserve"> T, Hafer JF, Geyer H, Jeka JJ. Interactions between different age-related factors affecting balance control in walking. Front Sports Act Living. </w:t>
-      </w:r>
-      <w:proofErr w:type="gramStart"/>
-      <w:r>
-        <w:t>2020;2:94</w:t>
-      </w:r>
-      <w:proofErr w:type="gramEnd"/>
-      <w:r>
-        <w:t>.</w:t>
+        <w:t>Reimann H, Ramadan R, Fettrow T, Hafer JF, Geyer H, Jeka JJ. Interactions between different age-related factors affecting balance control in walking. Front Sports Act Living. 2020;2:94.</w:t>
       </w:r>
     </w:p>
     <w:p>
@@ -4424,15 +4211,7 @@
         <w:spacing w:line="360" w:lineRule="auto"/>
       </w:pPr>
       <w:r>
-        <w:t xml:space="preserve">Marigold DS, Patla AE. Strategies for dynamic stability during locomotion on a slippery surface: effects of prior experience and knowledge. J </w:t>
-      </w:r>
-      <w:proofErr w:type="spellStart"/>
-      <w:r>
-        <w:t>Neurophysiol</w:t>
-      </w:r>
-      <w:proofErr w:type="spellEnd"/>
-      <w:r>
-        <w:t>. 2002;88(1):339-353.</w:t>
+        <w:t>Marigold DS, Patla AE. Strategies for dynamic stability during locomotion on a slippery surface: effects of prior experience and knowledge. J Neurophysiol. 2002;88(1):339-353.</w:t>
       </w:r>
     </w:p>
     <w:p>
@@ -4445,15 +4224,8 @@
         <w:spacing w:line="360" w:lineRule="auto"/>
       </w:pPr>
       <w:r>
-        <w:t xml:space="preserve">Fujita K, Fujiwara Y, Chaves PH, Motohashi Y, Shinkai S. Frequency of going outdoors as a </w:t>
-      </w:r>
-      <w:proofErr w:type="gramStart"/>
-      <w:r>
-        <w:t>good predictors</w:t>
-      </w:r>
-      <w:proofErr w:type="gramEnd"/>
-      <w:r>
-        <w:t xml:space="preserve"> for incident disability of physical function as well as disability recovery in community-dwelling older adults in rural Japan. J Epidemiol. 2006;16(6):261-270.</w:t>
+        <w:lastRenderedPageBreak/>
+        <w:t>Fujita K, Fujiwara Y, Chaves PH, Motohashi Y, Shinkai S. Frequency of going outdoors as a good predictors for incident disability of physical function as well as disability recovery in community-dwelling older adults in rural Japan. J Epidemiol. 2006;16(6):261-270.</w:t>
       </w:r>
     </w:p>
     <w:p>
@@ -4466,15 +4238,7 @@
         <w:spacing w:line="360" w:lineRule="auto"/>
       </w:pPr>
       <w:r>
-        <w:t xml:space="preserve">Quach L, Galica AM, Jones RN, et al. The nonlinear relationship between gait speed and falls: the MOBILIZE Boston Study. J Am </w:t>
-      </w:r>
-      <w:proofErr w:type="spellStart"/>
-      <w:r>
-        <w:t>Geriatr</w:t>
-      </w:r>
-      <w:proofErr w:type="spellEnd"/>
-      <w:r>
-        <w:t xml:space="preserve"> Soc. 2011;59(6):1069-1073.</w:t>
+        <w:t>Quach L, Galica AM, Jones RN, et al. The nonlinear relationship between gait speed and falls: the MOBILIZE Boston Study. J Am Geriatr Soc. 2011;59(6):1069-1073.</w:t>
       </w:r>
     </w:p>
     <w:p>
@@ -4486,13 +4250,8 @@
         </w:numPr>
         <w:spacing w:line="360" w:lineRule="auto"/>
       </w:pPr>
-      <w:proofErr w:type="spellStart"/>
-      <w:r>
-        <w:t>Dargent</w:t>
-      </w:r>
-      <w:proofErr w:type="spellEnd"/>
-      <w:r>
-        <w:t>-Molina P, Favier F, Grandjean H, et al. Fall-related factors and risk of hip fracture: the EPIDOS prospective study. Lancet. 1996;348(9021):145-149.</w:t>
+      <w:r>
+        <w:t>Dargent-Molina P, Favier F, Grandjean H, et al. Fall-related factors and risk of hip fracture: the EPIDOS prospective study. Lancet. 1996;348(9021):145-149.</w:t>
       </w:r>
     </w:p>
     <w:p>
@@ -4505,7 +4264,6 @@
         <w:spacing w:line="360" w:lineRule="auto"/>
       </w:pPr>
       <w:r>
-        <w:lastRenderedPageBreak/>
         <w:t>Studenski S, Perera S, Patel K, et al. Gait speed and survival in older adults. JAMA. 2011;305(1):50-58.</w:t>
       </w:r>
     </w:p>
@@ -4532,15 +4290,7 @@
         <w:spacing w:line="360" w:lineRule="auto"/>
       </w:pPr>
       <w:r>
-        <w:t xml:space="preserve">Maki BE. Gait changes in older adults: predictors of falls or indicators of fear. J Am </w:t>
-      </w:r>
-      <w:proofErr w:type="spellStart"/>
-      <w:r>
-        <w:t>Geriatr</w:t>
-      </w:r>
-      <w:proofErr w:type="spellEnd"/>
-      <w:r>
-        <w:t xml:space="preserve"> Soc. 1997;45(3):313-320.</w:t>
+        <w:t>Maki BE. Gait changes in older adults: predictors of falls or indicators of fear. J Am Geriatr Soc. 1997;45(3):313-320.</w:t>
       </w:r>
     </w:p>
     <w:p>
@@ -4553,23 +4303,7 @@
         <w:spacing w:line="360" w:lineRule="auto"/>
       </w:pPr>
       <w:r>
-        <w:t xml:space="preserve">Dahl C, Madsen C, </w:t>
-      </w:r>
-      <w:proofErr w:type="spellStart"/>
-      <w:r>
-        <w:t>Omsland</w:t>
-      </w:r>
-      <w:proofErr w:type="spellEnd"/>
-      <w:r>
-        <w:t xml:space="preserve"> TK, Søgaard AJ, Tell GS, Holvik K, Meyer HE. Contribution of elevation and residential proximity to the coast in explaining geographic variations in hip fracture incidence. A Norwegian Epidemiologic Osteoporosis Studies (NOREPOS) study. </w:t>
-      </w:r>
-      <w:proofErr w:type="spellStart"/>
-      <w:r>
-        <w:t>Osteoporos</w:t>
-      </w:r>
-      <w:proofErr w:type="spellEnd"/>
-      <w:r>
-        <w:t xml:space="preserve"> Int. 2021;32(5):1001-1006.</w:t>
+        <w:t>Dahl C, Madsen C, Omsland TK, Søgaard AJ, Tell GS, Holvik K, Meyer HE. Contribution of elevation and residential proximity to the coast in explaining geographic variations in hip fracture incidence. A Norwegian Epidemiologic Osteoporosis Studies (NOREPOS) study. Osteoporos Int. 2021;32(5):1001-1006.</w:t>
       </w:r>
     </w:p>
     <w:p>
@@ -4582,15 +4316,7 @@
         <w:spacing w:line="360" w:lineRule="auto"/>
       </w:pPr>
       <w:r>
-        <w:t xml:space="preserve">Wang S, Zhang F, Guo Y, Chen C, Zhong Y, Hao D, Zhu S, Wu Y. Exposure to high altitude is associated with an elevated risk of hip fracture: a retrospective cohort study using data from the CHARLS. BMC </w:t>
-      </w:r>
-      <w:proofErr w:type="spellStart"/>
-      <w:r>
-        <w:t>Geriatr</w:t>
-      </w:r>
-      <w:proofErr w:type="spellEnd"/>
-      <w:r>
-        <w:t>. 2025;25(1):884.</w:t>
+        <w:t>Wang S, Zhang F, Guo Y, Chen C, Zhong Y, Hao D, Zhu S, Wu Y. Exposure to high altitude is associated with an elevated risk of hip fracture: a retrospective cohort study using data from the CHARLS. BMC Geriatr. 2025;25(1):884.</w:t>
       </w:r>
     </w:p>
     <w:p>
@@ -4603,15 +4329,7 @@
         <w:spacing w:line="360" w:lineRule="auto"/>
       </w:pPr>
       <w:r>
-        <w:t xml:space="preserve">Nevitt MC, Cummings SR. Type of fall and risk of hip and wrist fractures: the study of osteoporotic fractures. J Am </w:t>
-      </w:r>
-      <w:proofErr w:type="spellStart"/>
-      <w:r>
-        <w:t>Geriatr</w:t>
-      </w:r>
-      <w:proofErr w:type="spellEnd"/>
-      <w:r>
-        <w:t xml:space="preserve"> Soc. 1993;41(11):1226-1234.</w:t>
+        <w:t>Nevitt MC, Cummings SR. Type of fall and risk of hip and wrist fractures: the study of osteoporotic fractures. J Am Geriatr Soc. 1993;41(11):1226-1234.</w:t>
       </w:r>
     </w:p>
     <w:p>
@@ -4624,6 +4342,7 @@
         <w:spacing w:line="360" w:lineRule="auto"/>
       </w:pPr>
       <w:r>
+        <w:lastRenderedPageBreak/>
         <w:t>Yang Y, Komisar V, Shishov N, et al. The effect of fall biomechanics on risk for hip fracture in older adults: a cohort study of video-captured falls in long-term care. J Bone Miner Res. 2020;35(10):1914-1922.</w:t>
       </w:r>
     </w:p>
@@ -4637,15 +4356,7 @@
         <w:spacing w:line="360" w:lineRule="auto"/>
       </w:pPr>
       <w:r>
-        <w:t xml:space="preserve">Hayes WC, Myers ER, Morris JN, Gerhart TN, Yett HS, Lipsitz LA. Impact near the hip dominates fracture risk in elderly nursing home residents who fall. </w:t>
-      </w:r>
-      <w:proofErr w:type="spellStart"/>
-      <w:r>
-        <w:t>Calcif</w:t>
-      </w:r>
-      <w:proofErr w:type="spellEnd"/>
-      <w:r>
-        <w:t xml:space="preserve"> Tissue Int. 1993;52(3):192-198.</w:t>
+        <w:t>Hayes WC, Myers ER, Morris JN, Gerhart TN, Yett HS, Lipsitz LA. Impact near the hip dominates fracture risk in elderly nursing home residents who fall. Calcif Tissue Int. 1993;52(3):192-198.</w:t>
       </w:r>
     </w:p>
     <w:p>
@@ -4658,15 +4369,7 @@
         <w:spacing w:line="360" w:lineRule="auto"/>
       </w:pPr>
       <w:r>
-        <w:t xml:space="preserve">Sarvi MN, Luo Y. A two-level subject-specific biomechanical model for improving prediction of hip fracture risk. Clin </w:t>
-      </w:r>
-      <w:proofErr w:type="spellStart"/>
-      <w:r>
-        <w:t>Biomech</w:t>
-      </w:r>
-      <w:proofErr w:type="spellEnd"/>
-      <w:r>
-        <w:t xml:space="preserve"> (Bristol, Avon). 2015;30(8):881-887.</w:t>
+        <w:t>Sarvi MN, Luo Y. A two-level subject-specific biomechanical model for improving prediction of hip fracture risk. Clin Biomech (Bristol, Avon). 2015;30(8):881-887.</w:t>
       </w:r>
     </w:p>
     <w:p>
@@ -4679,7 +4382,6 @@
         <w:spacing w:line="360" w:lineRule="auto"/>
       </w:pPr>
       <w:r>
-        <w:lastRenderedPageBreak/>
         <w:t>Faisal TR, Luo Y. Study of stress variations in single-stance and sideways fall using image-based finite element analysis. Biomed Mater Eng. 2016;27(1):1-14.</w:t>
       </w:r>
     </w:p>
@@ -4693,15 +4395,7 @@
         <w:spacing w:line="360" w:lineRule="auto"/>
       </w:pPr>
       <w:r>
-        <w:t xml:space="preserve">Ortega JD, Farley CT. Minimizing center of mass vertical movement increases metabolic cost in walking. J Appl </w:t>
-      </w:r>
-      <w:proofErr w:type="spellStart"/>
-      <w:r>
-        <w:t>Physiol</w:t>
-      </w:r>
-      <w:proofErr w:type="spellEnd"/>
-      <w:r>
-        <w:t xml:space="preserve"> (1985). 2005;99(6):2099-2107.</w:t>
+        <w:t>Ortega JD, Farley CT. Minimizing center of mass vertical movement increases metabolic cost in walking. J Appl Physiol (1985). 2005;99(6):2099-2107.</w:t>
       </w:r>
     </w:p>
     <w:p>
@@ -4714,15 +4408,7 @@
         <w:spacing w:line="360" w:lineRule="auto"/>
       </w:pPr>
       <w:r>
-        <w:t xml:space="preserve">Tesio L, Rota V. The motion of body center of mass during walking: a review oriented to clinical applications. Front Neurol. </w:t>
-      </w:r>
-      <w:proofErr w:type="gramStart"/>
-      <w:r>
-        <w:t>2019;10:999</w:t>
-      </w:r>
-      <w:proofErr w:type="gramEnd"/>
-      <w:r>
-        <w:t>.</w:t>
+        <w:t>Tesio L, Rota V. The motion of body center of mass during walking: a review oriented to clinical applications. Front Neurol. 2019;10:999.</w:t>
       </w:r>
     </w:p>
     <w:p>
@@ -4735,39 +4421,7 @@
         <w:spacing w:line="360" w:lineRule="auto"/>
       </w:pPr>
       <w:r>
-        <w:t xml:space="preserve">Hak L, </w:t>
-      </w:r>
-      <w:proofErr w:type="spellStart"/>
-      <w:r>
-        <w:t>Houdijk</w:t>
-      </w:r>
-      <w:proofErr w:type="spellEnd"/>
-      <w:r>
-        <w:t xml:space="preserve"> H, </w:t>
-      </w:r>
-      <w:proofErr w:type="spellStart"/>
-      <w:r>
-        <w:t>Steenbrink</w:t>
-      </w:r>
-      <w:proofErr w:type="spellEnd"/>
-      <w:r>
-        <w:t xml:space="preserve"> F, Mert A, van der </w:t>
-      </w:r>
-      <w:proofErr w:type="spellStart"/>
-      <w:r>
-        <w:t>Wurff</w:t>
-      </w:r>
-      <w:proofErr w:type="spellEnd"/>
-      <w:r>
-        <w:t xml:space="preserve"> P, Beek PJ, van </w:t>
-      </w:r>
-      <w:proofErr w:type="spellStart"/>
-      <w:r>
-        <w:t>Dieën</w:t>
-      </w:r>
-      <w:proofErr w:type="spellEnd"/>
-      <w:r>
-        <w:t xml:space="preserve"> JH. Stepping strategies for regulating gait adaptability and stability. J Biomech. 2013;46(5):905-911.</w:t>
+        <w:t>Hak L, Houdijk H, Steenbrink F, Mert A, van der Wurff P, Beek PJ, van Dieën JH. Stepping strategies for regulating gait adaptability and stability. J Biomech. 2013;46(5):905-911.</w:t>
       </w:r>
     </w:p>
     <w:p>
@@ -4780,15 +4434,7 @@
         <w:spacing w:line="360" w:lineRule="auto"/>
       </w:pPr>
       <w:r>
-        <w:t xml:space="preserve">Kim KJ, Ashton-Miller JA. Biomechanics of fall arrest using the upper extremity: age differences. Clin </w:t>
-      </w:r>
-      <w:proofErr w:type="spellStart"/>
-      <w:r>
-        <w:t>Biomech</w:t>
-      </w:r>
-      <w:proofErr w:type="spellEnd"/>
-      <w:r>
-        <w:t xml:space="preserve"> (Bristol, Avon). 2003;18(4):311-318.</w:t>
+        <w:t>Kim KJ, Ashton-Miller JA. Biomechanics of fall arrest using the upper extremity: age differences. Clin Biomech (Bristol, Avon). 2003;18(4):311-318.</w:t>
       </w:r>
     </w:p>
     <w:p>
@@ -4801,15 +4447,7 @@
         <w:spacing w:line="360" w:lineRule="auto"/>
       </w:pPr>
       <w:r>
-        <w:t xml:space="preserve">O’Neill TW, </w:t>
-      </w:r>
-      <w:proofErr w:type="spellStart"/>
-      <w:r>
-        <w:t>Varlow</w:t>
-      </w:r>
-      <w:proofErr w:type="spellEnd"/>
-      <w:r>
-        <w:t xml:space="preserve"> J, Silman AJ, et al. Age and sex influences on fall characteristics. Ann Rheum Dis. 1994;53(11):773-775.</w:t>
+        <w:t>O’Neill TW, Varlow J, Silman AJ, et al. Age and sex influences on fall characteristics. Ann Rheum Dis. 1994;53(11):773-775.</w:t>
       </w:r>
     </w:p>
     <w:p>
@@ -4835,15 +4473,11 @@
         <w:spacing w:line="360" w:lineRule="auto"/>
       </w:pPr>
       <w:r>
-        <w:t xml:space="preserve">Dahl C, Madsen C, </w:t>
-      </w:r>
-      <w:proofErr w:type="spellStart"/>
-      <w:r>
-        <w:t>Omsland</w:t>
-      </w:r>
-      <w:proofErr w:type="spellEnd"/>
-      <w:r>
-        <w:t xml:space="preserve"> TK, et al. The association of cold ambient temperature with fracture risk and mortality: national data from Norway—a Norwegian Epidemiologic Osteoporosis Studies (NOREPOS) study. J Bone Miner Res. 2022;37(8):1527-1536.</w:t>
+        <w:t xml:space="preserve">Dahl C, Madsen C, Omsland TK, et al. The association of cold ambient temperature with fracture risk and mortality: national data from Norway—a </w:t>
+      </w:r>
+      <w:r>
+        <w:lastRenderedPageBreak/>
+        <w:t>Norwegian Epidemiologic Osteoporosis Studies (NOREPOS) study. J Bone Miner Res. 2022;37(8):1527-1536.</w:t>
       </w:r>
     </w:p>
     <w:p>
@@ -4856,15 +4490,7 @@
         <w:spacing w:line="360" w:lineRule="auto"/>
       </w:pPr>
       <w:r>
-        <w:t>Blackwood J, Suzuki R, Karczewski H. Perceived neighborhood walkability is associated with recent falls in urban dwelling older adults. J Geriatr Phys Ther. 2022;45(1</w:t>
-      </w:r>
-      <w:proofErr w:type="gramStart"/>
-      <w:r>
-        <w:t>):E</w:t>
-      </w:r>
-      <w:proofErr w:type="gramEnd"/>
-      <w:r>
-        <w:t>8-E15.</w:t>
+        <w:t>Blackwood J, Suzuki R, Karczewski H. Perceived neighborhood walkability is associated with recent falls in urban dwelling older adults. J Geriatr Phys Ther. 2022;45(1):E8-E15.</w:t>
       </w:r>
     </w:p>
     <w:p>
@@ -4877,11 +4503,7 @@
         <w:spacing w:line="360" w:lineRule="auto"/>
       </w:pPr>
       <w:r>
-        <w:t xml:space="preserve">Tabuchi R. Emerging trends in domestic migration patterns in Japan. Paper presented at: Expert Group Meeting in Celebration of the 30th anniversary of the International Year of the Family; February 28-29, 2024; Kuala Lumpur, </w:t>
-      </w:r>
-      <w:r>
-        <w:lastRenderedPageBreak/>
-        <w:t>Malaysia. Available from: https://researchmap.jp/read0048517/published_papers/47765231</w:t>
+        <w:t>Tabuchi R. Emerging trends in domestic migration patterns in Japan. Paper presented at: Expert Group Meeting in Celebration of the 30th anniversary of the International Year of the Family; February 28-29, 2024; Kuala Lumpur, Malaysia. Available from: https://researchmap.jp/read0048517/published_papers/47765231</w:t>
       </w:r>
     </w:p>
     <w:p>
@@ -4907,15 +4529,7 @@
         <w:spacing w:line="360" w:lineRule="auto"/>
       </w:pPr>
       <w:r>
-        <w:t xml:space="preserve">Smith SG, O’Conor R, Curtis LM, Waite K, Deary IJ, Paasche-Orlow M, Wolf MS. Low health literacy predicts decline in physical function among older adults: findings from the </w:t>
-      </w:r>
-      <w:proofErr w:type="spellStart"/>
-      <w:r>
-        <w:t>LitCog</w:t>
-      </w:r>
-      <w:proofErr w:type="spellEnd"/>
-      <w:r>
-        <w:t xml:space="preserve"> cohort study. J Epidemiol Community Health. 2015;69(5):474-480.</w:t>
+        <w:t>Smith SG, O’Conor R, Curtis LM, Waite K, Deary IJ, Paasche-Orlow M, Wolf MS. Low health literacy predicts decline in physical function among older adults: findings from the LitCog cohort study. J Epidemiol Community Health. 2015;69(5):474-480.</w:t>
       </w:r>
     </w:p>
     <w:p>
@@ -4941,15 +4555,7 @@
         <w:spacing w:line="360" w:lineRule="auto"/>
       </w:pPr>
       <w:r>
-        <w:t xml:space="preserve">Murayama H, Nishi M, Matsuo E, et al. Do bonding and bridging social capital affect self-rated health, depressive mood and cognitive decline in older Japanese? A prospective cohort study. Soc Sci Med. </w:t>
-      </w:r>
-      <w:proofErr w:type="gramStart"/>
-      <w:r>
-        <w:t>2013;98:247</w:t>
-      </w:r>
-      <w:proofErr w:type="gramEnd"/>
-      <w:r>
-        <w:t>-252.</w:t>
+        <w:t>Murayama H, Nishi M, Matsuo E, et al. Do bonding and bridging social capital affect self-rated health, depressive mood and cognitive decline in older Japanese? A prospective cohort study. Soc Sci Med. 2013;98:247-252.</w:t>
       </w:r>
     </w:p>
     <w:p>
@@ -4961,13 +4567,8 @@
         </w:numPr>
         <w:spacing w:line="360" w:lineRule="auto"/>
       </w:pPr>
-      <w:proofErr w:type="spellStart"/>
-      <w:r>
-        <w:t>Delbaere</w:t>
-      </w:r>
-      <w:proofErr w:type="spellEnd"/>
-      <w:r>
-        <w:t xml:space="preserve"> K, Close JC, Brodaty H, Sachdev P, Lord SR. Determinants of disparities between perceived and physiological risk of falling among elderly people: cohort study. BMJ. 2010;341:c4165.</w:t>
+      <w:r>
+        <w:t>Delbaere K, Close JC, Brodaty H, Sachdev P, Lord SR. Determinants of disparities between perceived and physiological risk of falling among elderly people: cohort study. BMJ. 2010;341:c4165.</w:t>
       </w:r>
     </w:p>
     <w:p>
@@ -4980,31 +4581,8 @@
         <w:spacing w:line="360" w:lineRule="auto"/>
       </w:pPr>
       <w:r>
-        <w:t xml:space="preserve">Kempen GI, van </w:t>
-      </w:r>
-      <w:proofErr w:type="spellStart"/>
-      <w:r>
-        <w:t>Haastregt</w:t>
-      </w:r>
-      <w:proofErr w:type="spellEnd"/>
-      <w:r>
-        <w:t xml:space="preserve"> JC, McKee KJ, </w:t>
-      </w:r>
-      <w:proofErr w:type="spellStart"/>
-      <w:r>
-        <w:t>Delbaere</w:t>
-      </w:r>
-      <w:proofErr w:type="spellEnd"/>
-      <w:r>
-        <w:t xml:space="preserve"> K, Zijlstra GA. Socio-demographic, health-related and psychosocial correlates of fear of falling and avoidance of activity in community-living older persons who avoid activity due to fear of falling. BMC Public Health. </w:t>
-      </w:r>
-      <w:proofErr w:type="gramStart"/>
-      <w:r>
-        <w:t>2009;9:170</w:t>
-      </w:r>
-      <w:proofErr w:type="gramEnd"/>
-      <w:r>
-        <w:t>.</w:t>
+        <w:lastRenderedPageBreak/>
+        <w:t>Kempen GI, van Haastregt JC, McKee KJ, Delbaere K, Zijlstra GA. Socio-demographic, health-related and psychosocial correlates of fear of falling and avoidance of activity in community-living older persons who avoid activity due to fear of falling. BMC Public Health. 2009;9:170.</w:t>
       </w:r>
     </w:p>
     <w:p>
@@ -5017,31 +4595,7 @@
         <w:spacing w:line="360" w:lineRule="auto"/>
       </w:pPr>
       <w:r>
-        <w:t xml:space="preserve">Inage K, Kondo N, </w:t>
-      </w:r>
-      <w:proofErr w:type="spellStart"/>
-      <w:r>
-        <w:t>Komatsubara</w:t>
-      </w:r>
-      <w:proofErr w:type="spellEnd"/>
-      <w:r>
-        <w:t xml:space="preserve"> S, et al. Current status of patients with hip fracture in Japan: a nationwide survey. J </w:t>
-      </w:r>
-      <w:proofErr w:type="spellStart"/>
-      <w:r>
-        <w:t>Orthop</w:t>
-      </w:r>
-      <w:proofErr w:type="spellEnd"/>
-      <w:r>
-        <w:t xml:space="preserve"> Sci. 2025. </w:t>
-      </w:r>
-      <w:proofErr w:type="gramStart"/>
-      <w:r>
-        <w:t>doi:10.1016/j.jos</w:t>
-      </w:r>
-      <w:proofErr w:type="gramEnd"/>
-      <w:r>
-        <w:t>.2025.05.014.</w:t>
+        <w:t>Inage K, Kondo N, Komatsubara S, et al. Current status of patients with hip fracture in Japan: a nationwide survey. J Orthop Sci. 2025. doi:10.1016/j.jos.2025.05.014.</w:t>
       </w:r>
     </w:p>
     <w:p>
@@ -5053,22 +4607,8 @@
         </w:numPr>
         <w:spacing w:line="360" w:lineRule="auto"/>
       </w:pPr>
-      <w:proofErr w:type="spellStart"/>
-      <w:r>
-        <w:lastRenderedPageBreak/>
-        <w:t>Nakatoh</w:t>
-      </w:r>
-      <w:proofErr w:type="spellEnd"/>
-      <w:r>
-        <w:t xml:space="preserve"> S, Fujimori K, Ishii S, Tamaki J, Okimoto N, Ogawa S, Iki M. Trends in the incidence of secondary hip fractures and osteoporosis treatment in Japan (FY2012-FY2023). Arch </w:t>
-      </w:r>
-      <w:proofErr w:type="spellStart"/>
-      <w:r>
-        <w:t>Osteoporos</w:t>
-      </w:r>
-      <w:proofErr w:type="spellEnd"/>
-      <w:r>
-        <w:t>. 2026;21(1):15.</w:t>
+      <w:r>
+        <w:t>Nakatoh S, Fujimori K, Ishii S, Tamaki J, Okimoto N, Ogawa S, Iki M. Trends in the incidence of secondary hip fractures and osteoporosis treatment in Japan (FY2012-FY2023). Arch Osteoporos. 2026;21(1):15.</w:t>
       </w:r>
     </w:p>
     <w:p>
@@ -5081,15 +4621,7 @@
         <w:spacing w:line="360" w:lineRule="auto"/>
       </w:pPr>
       <w:r>
-        <w:t xml:space="preserve">Yamamoto N, </w:t>
-      </w:r>
-      <w:proofErr w:type="spellStart"/>
-      <w:r>
-        <w:t>Sawaguchi</w:t>
-      </w:r>
-      <w:proofErr w:type="spellEnd"/>
-      <w:r>
-        <w:t xml:space="preserve"> T, Matsushita T, et al. Fragility Fracture Network-Japan: the challenge of establishment of a national hip fracture database and successful achievement of nationwide health system change for hip fracture care in Japan. Injury. 2024;55(6):111452.</w:t>
+        <w:t>Yamamoto N, Sawaguchi T, Matsushita T, et al. Fragility Fracture Network-Japan: the challenge of establishment of a national hip fracture database and successful achievement of nationwide health system change for hip fracture care in Japan. Injury. 2024;55(6):111452.</w:t>
       </w:r>
     </w:p>
     <w:p>
@@ -5102,39 +4634,7 @@
         <w:spacing w:line="360" w:lineRule="auto"/>
       </w:pPr>
       <w:r>
-        <w:t xml:space="preserve">Miyachi M, </w:t>
-      </w:r>
-      <w:proofErr w:type="spellStart"/>
-      <w:r>
-        <w:t>Tripette</w:t>
-      </w:r>
-      <w:proofErr w:type="spellEnd"/>
-      <w:r>
-        <w:t xml:space="preserve"> J, Kawakami R, Murakami H. “+10 min of physical activity per day”: Japan is looking for efficient but feasible recommendations for its population. J </w:t>
-      </w:r>
-      <w:proofErr w:type="spellStart"/>
-      <w:r>
-        <w:t>Nutr</w:t>
-      </w:r>
-      <w:proofErr w:type="spellEnd"/>
-      <w:r>
-        <w:t xml:space="preserve"> Sci </w:t>
-      </w:r>
-      <w:proofErr w:type="spellStart"/>
-      <w:r>
-        <w:t>Vitaminol</w:t>
-      </w:r>
-      <w:proofErr w:type="spellEnd"/>
-      <w:r>
-        <w:t xml:space="preserve"> (Tokyo). 2015;61 </w:t>
-      </w:r>
-      <w:proofErr w:type="gramStart"/>
-      <w:r>
-        <w:t>Suppl:S</w:t>
-      </w:r>
-      <w:proofErr w:type="gramEnd"/>
-      <w:r>
-        <w:t>7-9.</w:t>
+        <w:t>Miyachi M, Tripette J, Kawakami R, Murakami H. “+10 min of physical activity per day”: Japan is looking for efficient but feasible recommendations for its population. J Nutr Sci Vitaminol (Tokyo). 2015;61 Suppl:S7-9.</w:t>
       </w:r>
     </w:p>
     <w:p>
@@ -5147,23 +4647,7 @@
         <w:spacing w:line="360" w:lineRule="auto"/>
       </w:pPr>
       <w:r>
-        <w:t xml:space="preserve">Murakami H, </w:t>
-      </w:r>
-      <w:proofErr w:type="spellStart"/>
-      <w:r>
-        <w:t>Tripette</w:t>
-      </w:r>
-      <w:proofErr w:type="spellEnd"/>
-      <w:r>
-        <w:t xml:space="preserve"> J, Kawakami R, Miyachi M. “Add 10 min for your health”: the new Japanese recommendation for physical activity based on dose-response analysis. J Am Coll </w:t>
-      </w:r>
-      <w:proofErr w:type="spellStart"/>
-      <w:r>
-        <w:t>Cardiol</w:t>
-      </w:r>
-      <w:proofErr w:type="spellEnd"/>
-      <w:r>
-        <w:t>. 2015;65(11):1153-1154.</w:t>
+        <w:t>Murakami H, Tripette J, Kawakami R, Miyachi M. “Add 10 min for your health”: the new Japanese recommendation for physical activity based on dose-response analysis. J Am Coll Cardiol. 2015;65(11):1153-1154.</w:t>
       </w:r>
     </w:p>
     <w:p>
@@ -5176,15 +4660,7 @@
         <w:spacing w:line="360" w:lineRule="auto"/>
       </w:pPr>
       <w:r>
-        <w:t xml:space="preserve">Sherrington C, </w:t>
-      </w:r>
-      <w:proofErr w:type="spellStart"/>
-      <w:r>
-        <w:t>Fairhall</w:t>
-      </w:r>
-      <w:proofErr w:type="spellEnd"/>
-      <w:r>
-        <w:t xml:space="preserve"> NJ, Wallbank GK, et al. Exercise for preventing falls in older people living in the community. Cochrane Database Syst Rev. 2019;1(1):CD012424.</w:t>
+        <w:t>Sherrington C, Fairhall NJ, Wallbank GK, et al. Exercise for preventing falls in older people living in the community. Cochrane Database Syst Rev. 2019;1(1):CD012424.</w:t>
       </w:r>
     </w:p>
     <w:p>
@@ -5220,9 +4696,10 @@
           <w:szCs w:val="40"/>
         </w:rPr>
       </w:pPr>
-      <w:bookmarkStart w:id="219" w:name="tables-and-figures"/>
-      <w:bookmarkEnd w:id="218"/>
-      <w:r>
+      <w:bookmarkStart w:id="227" w:name="tables-and-figures"/>
+      <w:bookmarkEnd w:id="226"/>
+      <w:r>
+        <w:lastRenderedPageBreak/>
         <w:br w:type="page"/>
       </w:r>
     </w:p>
@@ -5239,7 +4716,7 @@
       <w:pPr>
         <w:pStyle w:val="2"/>
       </w:pPr>
-      <w:bookmarkStart w:id="220" w:name="Xd12e5d2fabb7f7da04933f49b094ec2cca003f6"/>
+      <w:bookmarkStart w:id="228" w:name="Xd12e5d2fabb7f7da04933f49b094ec2cca003f6"/>
       <w:r>
         <w:t>Table 1. Descriptive Statistics of Prefecture-Level Variables (N = 47)</w:t>
       </w:r>
@@ -8259,8 +7736,8 @@
           <w:szCs w:val="32"/>
         </w:rPr>
       </w:pPr>
-      <w:bookmarkStart w:id="221" w:name="Xc4d8efe96bb5dc084b3a6055df59151a4b74ad0"/>
-      <w:bookmarkEnd w:id="220"/>
+      <w:bookmarkStart w:id="229" w:name="Xc4d8efe96bb5dc084b3a6055df59151a4b74ad0"/>
+      <w:bookmarkEnd w:id="228"/>
       <w:r>
         <w:br w:type="page"/>
       </w:r>
@@ -9405,8 +8882,8 @@
           <w:szCs w:val="32"/>
         </w:rPr>
       </w:pPr>
-      <w:bookmarkStart w:id="222" w:name="X6fac7f2e493ef5b618f5ac39729b4328cfa1bc7"/>
-      <w:bookmarkEnd w:id="221"/>
+      <w:bookmarkStart w:id="230" w:name="X6fac7f2e493ef5b618f5ac39729b4328cfa1bc7"/>
+      <w:bookmarkEnd w:id="229"/>
       <w:r>
         <w:br w:type="page"/>
       </w:r>
@@ -10224,8 +9701,8 @@
           <w:szCs w:val="32"/>
         </w:rPr>
       </w:pPr>
-      <w:bookmarkStart w:id="223" w:name="Xdeb87af7aa3e82ca70e47e493f4f841d319d1c1"/>
-      <w:bookmarkEnd w:id="222"/>
+      <w:bookmarkStart w:id="231" w:name="Xdeb87af7aa3e82ca70e47e493f4f841d319d1c1"/>
+      <w:bookmarkEnd w:id="230"/>
       <w:r>
         <w:br w:type="page"/>
       </w:r>
@@ -10851,7 +10328,7 @@
       <w:pPr>
         <w:pStyle w:val="a0"/>
         <w:rPr>
-          <w:ins w:id="224" w:author="治輝 齋藤" w:date="2026-05-19T12:41:00Z" w16du:dateUtc="2026-05-19T03:41:00Z"/>
+          <w:ins w:id="232" w:author="治輝 齋藤" w:date="2026-05-19T12:41:00Z" w16du:dateUtc="2026-05-19T03:41:00Z"/>
         </w:rPr>
       </w:pPr>
       <w:r>
@@ -10867,10 +10344,10 @@
     <w:p>
       <w:pPr>
         <w:rPr>
-          <w:ins w:id="225" w:author="治輝 齋藤" w:date="2026-05-19T12:41:00Z" w16du:dateUtc="2026-05-19T03:41:00Z"/>
-        </w:rPr>
-      </w:pPr>
-      <w:ins w:id="226" w:author="治輝 齋藤" w:date="2026-05-19T12:41:00Z" w16du:dateUtc="2026-05-19T03:41:00Z">
+          <w:ins w:id="233" w:author="治輝 齋藤" w:date="2026-05-19T12:41:00Z" w16du:dateUtc="2026-05-19T03:41:00Z"/>
+        </w:rPr>
+      </w:pPr>
+      <w:ins w:id="234" w:author="治輝 齋藤" w:date="2026-05-19T12:41:00Z" w16du:dateUtc="2026-05-19T03:41:00Z">
         <w:r>
           <w:pict w14:anchorId="14EA81B3">
             <v:rect id="_x0000_i1040" style="width:0;height:1.5pt" o:hralign="center" o:hrstd="t" o:hr="t"/>
@@ -10882,14 +10359,14 @@
       <w:pPr>
         <w:pStyle w:val="2"/>
         <w:rPr>
-          <w:ins w:id="227" w:author="治輝 齋藤" w:date="2026-05-19T12:41:00Z" w16du:dateUtc="2026-05-19T03:41:00Z"/>
-        </w:rPr>
-      </w:pPr>
-      <w:ins w:id="228" w:author="治輝 齋藤" w:date="2026-05-19T12:41:00Z" w16du:dateUtc="2026-05-19T03:41:00Z">
+          <w:ins w:id="235" w:author="治輝 齋藤" w:date="2026-05-19T12:41:00Z" w16du:dateUtc="2026-05-19T03:41:00Z"/>
+        </w:rPr>
+      </w:pPr>
+      <w:ins w:id="236" w:author="治輝 齋藤" w:date="2026-05-19T12:41:00Z" w16du:dateUtc="2026-05-19T03:41:00Z">
         <w:r>
           <w:br w:type="page"/>
         </w:r>
-        <w:commentRangeStart w:id="229"/>
+        <w:commentRangeStart w:id="237"/>
         <w:r>
           <w:lastRenderedPageBreak/>
           <w:t>Table 5. Indirect Standardization Sensitivity Analysis: Multivariable Linear Regression of Indirectly Standardized Hip (Femur) Surgery Rate on Terrain Slope (N = 47)</w:t>
@@ -10912,7 +10389,7 @@
         <w:trPr>
           <w:cnfStyle w:val="100000000000" w:firstRow="1" w:lastRow="0" w:firstColumn="0" w:lastColumn="0" w:oddVBand="0" w:evenVBand="0" w:oddHBand="0" w:evenHBand="0" w:firstRowFirstColumn="0" w:firstRowLastColumn="0" w:lastRowFirstColumn="0" w:lastRowLastColumn="0"/>
           <w:tblHeader/>
-          <w:ins w:id="230" w:author="治輝 齋藤" w:date="2026-05-19T12:41:00Z"/>
+          <w:ins w:id="238" w:author="治輝 齋藤" w:date="2026-05-19T12:41:00Z"/>
         </w:trPr>
         <w:tc>
           <w:tcPr>
@@ -10922,10 +10399,10 @@
             <w:pPr>
               <w:spacing w:before="36" w:after="36"/>
               <w:rPr>
-                <w:ins w:id="231" w:author="治輝 齋藤" w:date="2026-05-19T12:41:00Z" w16du:dateUtc="2026-05-19T03:41:00Z"/>
-              </w:rPr>
-            </w:pPr>
-            <w:ins w:id="232" w:author="治輝 齋藤" w:date="2026-05-19T12:41:00Z" w16du:dateUtc="2026-05-19T03:41:00Z">
+                <w:ins w:id="239" w:author="治輝 齋藤" w:date="2026-05-19T12:41:00Z" w16du:dateUtc="2026-05-19T03:41:00Z"/>
+              </w:rPr>
+            </w:pPr>
+            <w:ins w:id="240" w:author="治輝 齋藤" w:date="2026-05-19T12:41:00Z" w16du:dateUtc="2026-05-19T03:41:00Z">
               <w:r>
                 <w:rPr>
                   <w:b/>
@@ -10961,10 +10438,10 @@
             <w:pPr>
               <w:spacing w:before="36" w:after="36"/>
               <w:rPr>
-                <w:ins w:id="233" w:author="治輝 齋藤" w:date="2026-05-19T12:41:00Z" w16du:dateUtc="2026-05-19T03:41:00Z"/>
-              </w:rPr>
-            </w:pPr>
-            <w:ins w:id="234" w:author="治輝 齋藤" w:date="2026-05-19T12:41:00Z" w16du:dateUtc="2026-05-19T03:41:00Z">
+                <w:ins w:id="241" w:author="治輝 齋藤" w:date="2026-05-19T12:41:00Z" w16du:dateUtc="2026-05-19T03:41:00Z"/>
+              </w:rPr>
+            </w:pPr>
+            <w:ins w:id="242" w:author="治輝 齋藤" w:date="2026-05-19T12:41:00Z" w16du:dateUtc="2026-05-19T03:41:00Z">
               <w:r>
                 <w:rPr>
                   <w:b/>
@@ -10986,10 +10463,10 @@
             <w:pPr>
               <w:spacing w:before="36" w:after="36"/>
               <w:rPr>
-                <w:ins w:id="235" w:author="治輝 齋藤" w:date="2026-05-19T12:41:00Z" w16du:dateUtc="2026-05-19T03:41:00Z"/>
-              </w:rPr>
-            </w:pPr>
-            <w:ins w:id="236" w:author="治輝 齋藤" w:date="2026-05-19T12:41:00Z" w16du:dateUtc="2026-05-19T03:41:00Z">
+                <w:ins w:id="243" w:author="治輝 齋藤" w:date="2026-05-19T12:41:00Z" w16du:dateUtc="2026-05-19T03:41:00Z"/>
+              </w:rPr>
+            </w:pPr>
+            <w:ins w:id="244" w:author="治輝 齋藤" w:date="2026-05-19T12:41:00Z" w16du:dateUtc="2026-05-19T03:41:00Z">
               <w:r>
                 <w:rPr>
                   <w:b/>
@@ -11005,7 +10482,7 @@
       </w:tr>
       <w:tr>
         <w:trPr>
-          <w:ins w:id="237" w:author="治輝 齋藤" w:date="2026-05-19T12:41:00Z"/>
+          <w:ins w:id="245" w:author="治輝 齋藤" w:date="2026-05-19T12:41:00Z"/>
         </w:trPr>
         <w:tc>
           <w:tcPr>
@@ -11015,10 +10492,10 @@
             <w:pPr>
               <w:spacing w:before="36" w:after="36"/>
               <w:rPr>
-                <w:ins w:id="238" w:author="治輝 齋藤" w:date="2026-05-19T12:41:00Z" w16du:dateUtc="2026-05-19T03:41:00Z"/>
-              </w:rPr>
-            </w:pPr>
-            <w:ins w:id="239" w:author="治輝 齋藤" w:date="2026-05-19T12:41:00Z" w16du:dateUtc="2026-05-19T03:41:00Z">
+                <w:ins w:id="246" w:author="治輝 齋藤" w:date="2026-05-19T12:41:00Z" w16du:dateUtc="2026-05-19T03:41:00Z"/>
+              </w:rPr>
+            </w:pPr>
+            <w:ins w:id="247" w:author="治輝 齋藤" w:date="2026-05-19T12:41:00Z" w16du:dateUtc="2026-05-19T03:41:00Z">
               <w:r>
                 <w:rPr>
                   <w:rFonts w:ascii="Consolas" w:hAnsi="Consolas"/>
@@ -11041,10 +10518,10 @@
             <w:pPr>
               <w:spacing w:before="36" w:after="36"/>
               <w:rPr>
-                <w:ins w:id="240" w:author="治輝 齋藤" w:date="2026-05-19T12:41:00Z" w16du:dateUtc="2026-05-19T03:41:00Z"/>
-              </w:rPr>
-            </w:pPr>
-            <w:ins w:id="241" w:author="治輝 齋藤" w:date="2026-05-19T12:41:00Z" w16du:dateUtc="2026-05-19T03:41:00Z">
+                <w:ins w:id="248" w:author="治輝 齋藤" w:date="2026-05-19T12:41:00Z" w16du:dateUtc="2026-05-19T03:41:00Z"/>
+              </w:rPr>
+            </w:pPr>
+            <w:ins w:id="249" w:author="治輝 齋藤" w:date="2026-05-19T12:41:00Z" w16du:dateUtc="2026-05-19T03:41:00Z">
               <w:r>
                 <w:rPr>
                   <w:b/>
@@ -11063,10 +10540,10 @@
             <w:pPr>
               <w:spacing w:before="36" w:after="36"/>
               <w:rPr>
-                <w:ins w:id="242" w:author="治輝 齋藤" w:date="2026-05-19T12:41:00Z" w16du:dateUtc="2026-05-19T03:41:00Z"/>
-              </w:rPr>
-            </w:pPr>
-            <w:ins w:id="243" w:author="治輝 齋藤" w:date="2026-05-19T12:41:00Z" w16du:dateUtc="2026-05-19T03:41:00Z">
+                <w:ins w:id="250" w:author="治輝 齋藤" w:date="2026-05-19T12:41:00Z" w16du:dateUtc="2026-05-19T03:41:00Z"/>
+              </w:rPr>
+            </w:pPr>
+            <w:ins w:id="251" w:author="治輝 齋藤" w:date="2026-05-19T12:41:00Z" w16du:dateUtc="2026-05-19T03:41:00Z">
               <w:r>
                 <w:rPr>
                   <w:b/>
@@ -11080,7 +10557,7 @@
       </w:tr>
       <w:tr>
         <w:trPr>
-          <w:ins w:id="244" w:author="治輝 齋藤" w:date="2026-05-19T12:41:00Z"/>
+          <w:ins w:id="252" w:author="治輝 齋藤" w:date="2026-05-19T12:41:00Z"/>
         </w:trPr>
         <w:tc>
           <w:tcPr>
@@ -11090,10 +10567,10 @@
             <w:pPr>
               <w:spacing w:before="36" w:after="36"/>
               <w:rPr>
-                <w:ins w:id="245" w:author="治輝 齋藤" w:date="2026-05-19T12:41:00Z" w16du:dateUtc="2026-05-19T03:41:00Z"/>
-              </w:rPr>
-            </w:pPr>
-            <w:ins w:id="246" w:author="治輝 齋藤" w:date="2026-05-19T12:41:00Z" w16du:dateUtc="2026-05-19T03:41:00Z">
+                <w:ins w:id="253" w:author="治輝 齋藤" w:date="2026-05-19T12:41:00Z" w16du:dateUtc="2026-05-19T03:41:00Z"/>
+              </w:rPr>
+            </w:pPr>
+            <w:ins w:id="254" w:author="治輝 齋藤" w:date="2026-05-19T12:41:00Z" w16du:dateUtc="2026-05-19T03:41:00Z">
               <w:r>
                 <w:rPr>
                   <w:rFonts w:ascii="Consolas" w:hAnsi="Consolas"/>
@@ -11116,10 +10593,10 @@
             <w:pPr>
               <w:spacing w:before="36" w:after="36"/>
               <w:rPr>
-                <w:ins w:id="247" w:author="治輝 齋藤" w:date="2026-05-19T12:41:00Z" w16du:dateUtc="2026-05-19T03:41:00Z"/>
-              </w:rPr>
-            </w:pPr>
-            <w:ins w:id="248" w:author="治輝 齋藤" w:date="2026-05-19T12:41:00Z" w16du:dateUtc="2026-05-19T03:41:00Z">
+                <w:ins w:id="255" w:author="治輝 齋藤" w:date="2026-05-19T12:41:00Z" w16du:dateUtc="2026-05-19T03:41:00Z"/>
+              </w:rPr>
+            </w:pPr>
+            <w:ins w:id="256" w:author="治輝 齋藤" w:date="2026-05-19T12:41:00Z" w16du:dateUtc="2026-05-19T03:41:00Z">
               <w:r>
                 <w:rPr>
                   <w:b/>
@@ -11138,10 +10615,10 @@
             <w:pPr>
               <w:spacing w:before="36" w:after="36"/>
               <w:rPr>
-                <w:ins w:id="249" w:author="治輝 齋藤" w:date="2026-05-19T12:41:00Z" w16du:dateUtc="2026-05-19T03:41:00Z"/>
-              </w:rPr>
-            </w:pPr>
-            <w:ins w:id="250" w:author="治輝 齋藤" w:date="2026-05-19T12:41:00Z" w16du:dateUtc="2026-05-19T03:41:00Z">
+                <w:ins w:id="257" w:author="治輝 齋藤" w:date="2026-05-19T12:41:00Z" w16du:dateUtc="2026-05-19T03:41:00Z"/>
+              </w:rPr>
+            </w:pPr>
+            <w:ins w:id="258" w:author="治輝 齋藤" w:date="2026-05-19T12:41:00Z" w16du:dateUtc="2026-05-19T03:41:00Z">
               <w:r>
                 <w:rPr>
                   <w:b/>
@@ -11155,7 +10632,7 @@
       </w:tr>
       <w:tr>
         <w:trPr>
-          <w:ins w:id="251" w:author="治輝 齋藤" w:date="2026-05-19T12:41:00Z"/>
+          <w:ins w:id="259" w:author="治輝 齋藤" w:date="2026-05-19T12:41:00Z"/>
         </w:trPr>
         <w:tc>
           <w:tcPr>
@@ -11165,10 +10642,10 @@
             <w:pPr>
               <w:spacing w:before="36" w:after="36"/>
               <w:rPr>
-                <w:ins w:id="252" w:author="治輝 齋藤" w:date="2026-05-19T12:41:00Z" w16du:dateUtc="2026-05-19T03:41:00Z"/>
-              </w:rPr>
-            </w:pPr>
-            <w:ins w:id="253" w:author="治輝 齋藤" w:date="2026-05-19T12:41:00Z" w16du:dateUtc="2026-05-19T03:41:00Z">
+                <w:ins w:id="260" w:author="治輝 齋藤" w:date="2026-05-19T12:41:00Z" w16du:dateUtc="2026-05-19T03:41:00Z"/>
+              </w:rPr>
+            </w:pPr>
+            <w:ins w:id="261" w:author="治輝 齋藤" w:date="2026-05-19T12:41:00Z" w16du:dateUtc="2026-05-19T03:41:00Z">
               <w:r>
                 <w:rPr>
                   <w:rFonts w:ascii="Consolas" w:hAnsi="Consolas"/>
@@ -11191,10 +10668,10 @@
             <w:pPr>
               <w:spacing w:before="36" w:after="36"/>
               <w:rPr>
-                <w:ins w:id="254" w:author="治輝 齋藤" w:date="2026-05-19T12:41:00Z" w16du:dateUtc="2026-05-19T03:41:00Z"/>
-              </w:rPr>
-            </w:pPr>
-            <w:ins w:id="255" w:author="治輝 齋藤" w:date="2026-05-19T12:41:00Z" w16du:dateUtc="2026-05-19T03:41:00Z">
+                <w:ins w:id="262" w:author="治輝 齋藤" w:date="2026-05-19T12:41:00Z" w16du:dateUtc="2026-05-19T03:41:00Z"/>
+              </w:rPr>
+            </w:pPr>
+            <w:ins w:id="263" w:author="治輝 齋藤" w:date="2026-05-19T12:41:00Z" w16du:dateUtc="2026-05-19T03:41:00Z">
               <w:r>
                 <w:rPr>
                   <w:b/>
@@ -11213,10 +10690,10 @@
             <w:pPr>
               <w:spacing w:before="36" w:after="36"/>
               <w:rPr>
-                <w:ins w:id="256" w:author="治輝 齋藤" w:date="2026-05-19T12:41:00Z" w16du:dateUtc="2026-05-19T03:41:00Z"/>
-              </w:rPr>
-            </w:pPr>
-            <w:ins w:id="257" w:author="治輝 齋藤" w:date="2026-05-19T12:41:00Z" w16du:dateUtc="2026-05-19T03:41:00Z">
+                <w:ins w:id="264" w:author="治輝 齋藤" w:date="2026-05-19T12:41:00Z" w16du:dateUtc="2026-05-19T03:41:00Z"/>
+              </w:rPr>
+            </w:pPr>
+            <w:ins w:id="265" w:author="治輝 齋藤" w:date="2026-05-19T12:41:00Z" w16du:dateUtc="2026-05-19T03:41:00Z">
               <w:r>
                 <w:rPr>
                   <w:b/>
@@ -11233,10 +10710,10 @@
       <w:pPr>
         <w:pStyle w:val="2"/>
         <w:rPr>
-          <w:ins w:id="258" w:author="治輝 齋藤" w:date="2026-05-19T12:41:00Z" w16du:dateUtc="2026-05-19T03:41:00Z"/>
-        </w:rPr>
-      </w:pPr>
-      <w:ins w:id="259" w:author="治輝 齋藤" w:date="2026-05-19T12:41:00Z" w16du:dateUtc="2026-05-19T03:41:00Z">
+          <w:ins w:id="266" w:author="治輝 齋藤" w:date="2026-05-19T12:41:00Z" w16du:dateUtc="2026-05-19T03:41:00Z"/>
+        </w:rPr>
+      </w:pPr>
+      <w:ins w:id="267" w:author="治輝 齋藤" w:date="2026-05-19T12:41:00Z" w16du:dateUtc="2026-05-19T03:41:00Z">
         <w:r>
           <w:rPr>
             <w:rFonts w:asciiTheme="minorHAnsi" w:eastAsiaTheme="minorEastAsia" w:hAnsiTheme="minorHAnsi" w:cstheme="minorBidi"/>
@@ -11304,14 +10781,14 @@
           </w:rPr>
           <w:t xml:space="preserve"> &lt; 0.05 (conventional model-based standard errors). These results are sensitivity analyses only.</w:t>
         </w:r>
-        <w:commentRangeEnd w:id="229"/>
+        <w:commentRangeEnd w:id="237"/>
         <w:r>
           <w:rPr>
             <w:rStyle w:val="af2"/>
             <w:rFonts w:asciiTheme="minorHAnsi" w:eastAsiaTheme="minorEastAsia" w:hAnsiTheme="minorHAnsi" w:cstheme="minorBidi"/>
             <w:color w:val="auto"/>
           </w:rPr>
-          <w:commentReference w:id="229"/>
+          <w:commentReference w:id="237"/>
         </w:r>
       </w:ins>
     </w:p>
@@ -11319,7 +10796,7 @@
       <w:pPr>
         <w:pStyle w:val="a0"/>
         <w:rPr>
-          <w:del w:id="260" w:author="治輝 齋藤" w:date="2026-05-19T12:41:00Z" w16du:dateUtc="2026-05-19T03:41:00Z"/>
+          <w:del w:id="268" w:author="治輝 齋藤" w:date="2026-05-19T12:41:00Z" w16du:dateUtc="2026-05-19T03:41:00Z"/>
         </w:rPr>
       </w:pPr>
     </w:p>
@@ -11327,10 +10804,10 @@
       <w:pPr>
         <w:pStyle w:val="a0"/>
         <w:rPr>
-          <w:del w:id="261" w:author="治輝 齋藤" w:date="2026-05-19T12:41:00Z" w16du:dateUtc="2026-05-19T03:41:00Z"/>
-        </w:rPr>
-      </w:pPr>
-      <w:del w:id="262" w:author="治輝 齋藤" w:date="2026-05-19T12:41:00Z" w16du:dateUtc="2026-05-19T03:41:00Z">
+          <w:del w:id="269" w:author="治輝 齋藤" w:date="2026-05-19T12:41:00Z" w16du:dateUtc="2026-05-19T03:41:00Z"/>
+        </w:rPr>
+      </w:pPr>
+      <w:del w:id="270" w:author="治輝 齋藤" w:date="2026-05-19T12:41:00Z" w16du:dateUtc="2026-05-19T03:41:00Z">
         <w:r>
           <w:pict w14:anchorId="657FDAF1">
             <v:rect id="_x0000_i1041" style="width:0;height:1.5pt" o:hralign="center" o:hrstd="t" o:hr="t"/>
@@ -11347,8 +10824,8 @@
           <w:szCs w:val="32"/>
         </w:rPr>
       </w:pPr>
-      <w:bookmarkStart w:id="263" w:name="figure-legends"/>
-      <w:bookmarkEnd w:id="223"/>
+      <w:bookmarkStart w:id="271" w:name="figure-legends"/>
+      <w:bookmarkEnd w:id="231"/>
       <w:r>
         <w:br w:type="page"/>
       </w:r>
@@ -11420,15 +10897,7 @@
         <w:t>.</w:t>
       </w:r>
       <w:r>
-        <w:t xml:space="preserve"> Prefectural distribution of habitable-area-weighted terrain slope (degrees) across Japan. Darker shading indicates steeper terrain. Prefectures in the Chugoku, Shikoku, and </w:t>
-      </w:r>
-      <w:proofErr w:type="gramStart"/>
-      <w:r>
-        <w:t>Kyushu mountain</w:t>
-      </w:r>
-      <w:proofErr w:type="gramEnd"/>
-      <w:r>
-        <w:t xml:space="preserve"> ranges show the highest slope values.</w:t>
+        <w:t xml:space="preserve"> Prefectural distribution of habitable-area-weighted terrain slope (degrees) across Japan. Darker shading indicates steeper terrain. Prefectures in the Chugoku, Shikoku, and Kyushu mountain ranges show the highest slope values.</w:t>
       </w:r>
       <w:r>
         <w:t xml:space="preserve"> </w:t>
@@ -11550,8 +11019,8 @@
           <w:szCs w:val="32"/>
         </w:rPr>
       </w:pPr>
-      <w:bookmarkStart w:id="264" w:name="figure-1"/>
-      <w:bookmarkEnd w:id="263"/>
+      <w:bookmarkStart w:id="272" w:name="figure-1"/>
+      <w:bookmarkEnd w:id="271"/>
       <w:r>
         <w:br w:type="page"/>
       </w:r>
@@ -11654,8 +11123,8 @@
       <w:pPr>
         <w:pStyle w:val="2"/>
       </w:pPr>
-      <w:bookmarkStart w:id="265" w:name="figure-2"/>
-      <w:bookmarkEnd w:id="264"/>
+      <w:bookmarkStart w:id="273" w:name="figure-2"/>
+      <w:bookmarkEnd w:id="272"/>
       <w:r>
         <w:t>Figure 2</w:t>
       </w:r>
@@ -11666,8 +11135,8 @@
       </w:pPr>
     </w:p>
     <w:p>
-      <w:bookmarkStart w:id="266" w:name="figure-3"/>
-      <w:bookmarkEnd w:id="265"/>
+      <w:bookmarkStart w:id="274" w:name="figure-3"/>
+      <w:bookmarkEnd w:id="273"/>
       <w:r>
         <w:br w:type="page"/>
       </w:r>
@@ -11754,8 +11223,8 @@
           <w:szCs w:val="32"/>
         </w:rPr>
       </w:pPr>
-      <w:bookmarkStart w:id="267" w:name="figure-4"/>
-      <w:bookmarkEnd w:id="266"/>
+      <w:bookmarkStart w:id="275" w:name="figure-4"/>
+      <w:bookmarkEnd w:id="274"/>
       <w:r>
         <w:br w:type="page"/>
       </w:r>
@@ -11858,8 +11327,8 @@
       <w:pPr>
         <w:pStyle w:val="2"/>
       </w:pPr>
-      <w:bookmarkStart w:id="268" w:name="figure-5"/>
-      <w:bookmarkEnd w:id="267"/>
+      <w:bookmarkStart w:id="276" w:name="figure-5"/>
+      <w:bookmarkEnd w:id="275"/>
       <w:r>
         <w:t xml:space="preserve">Figure </w:t>
       </w:r>
@@ -11891,8 +11360,8 @@
       <w:pPr>
         <w:pStyle w:val="2"/>
       </w:pPr>
-      <w:bookmarkStart w:id="269" w:name="figure-6"/>
-      <w:bookmarkEnd w:id="268"/>
+      <w:bookmarkStart w:id="277" w:name="figure-6"/>
+      <w:bookmarkEnd w:id="276"/>
       <w:r>
         <w:t xml:space="preserve">Figure </w:t>
       </w:r>
@@ -11904,8 +11373,8 @@
         <w:t>5</w:t>
       </w:r>
     </w:p>
-    <w:bookmarkEnd w:id="219"/>
-    <w:bookmarkEnd w:id="269"/>
+    <w:bookmarkEnd w:id="227"/>
+    <w:bookmarkEnd w:id="277"/>
     <w:p>
       <w:pPr>
         <w:pStyle w:val="FirstParagraph"/>
@@ -12391,7 +11860,7 @@
       </w:r>
     </w:p>
   </w:comment>
-  <w:comment w:id="2" w:author="山岸良匡" w:date="2026-05-18T23:39:00Z" w:initials="山">
+  <w:comment w:id="2" w:author="治輝 齋藤" w:date="2026-05-19T21:04:00Z" w:initials="治齋">
     <w:p>
       <w:pPr>
         <w:pStyle w:val="af3"/>
@@ -12410,6 +11879,57 @@
           <w:rFonts w:hint="eastAsia"/>
           <w:lang w:eastAsia="ja-JP"/>
         </w:rPr>
+        <w:t>（江口先生コメント②）</w:t>
+      </w:r>
+      <w:r>
+        <w:rPr>
+          <w:rFonts w:hint="eastAsia"/>
+          <w:lang w:eastAsia="ja-JP"/>
+        </w:rPr>
+        <w:t>抄録</w:t>
+      </w:r>
+      <w:r>
+        <w:rPr>
+          <w:rFonts w:hint="eastAsia"/>
+          <w:lang w:eastAsia="ja-JP"/>
+        </w:rPr>
+        <w:t>内の</w:t>
+      </w:r>
+      <w:r>
+        <w:rPr>
+          <w:rFonts w:hint="eastAsia"/>
+          <w:lang w:eastAsia="ja-JP"/>
+        </w:rPr>
+        <w:t>Methods</w:t>
+      </w:r>
+      <w:r>
+        <w:rPr>
+          <w:rFonts w:hint="eastAsia"/>
+          <w:lang w:eastAsia="ja-JP"/>
+        </w:rPr>
+        <w:t>に目的と手法に関する説明を追記しました。</w:t>
+      </w:r>
+    </w:p>
+  </w:comment>
+  <w:comment w:id="10" w:author="山岸良匡" w:date="2026-05-18T23:39:00Z" w:initials="山">
+    <w:p>
+      <w:pPr>
+        <w:pStyle w:val="af3"/>
+        <w:rPr>
+          <w:lang w:eastAsia="ja-JP"/>
+        </w:rPr>
+      </w:pPr>
+      <w:r>
+        <w:rPr>
+          <w:rStyle w:val="af2"/>
+        </w:rPr>
+        <w:annotationRef/>
+      </w:r>
+      <w:r>
+        <w:rPr>
+          <w:rFonts w:hint="eastAsia"/>
+          <w:lang w:eastAsia="ja-JP"/>
+        </w:rPr>
         <w:t>感度分析の話は細かいので</w:t>
       </w:r>
       <w:r>
@@ -12427,7 +11947,7 @@
       </w:r>
     </w:p>
   </w:comment>
-  <w:comment w:id="3" w:author="山岸良匡" w:date="2026-05-18T18:52:00Z" w:initials="山">
+  <w:comment w:id="11" w:author="山岸良匡" w:date="2026-05-18T18:52:00Z" w:initials="山">
     <w:p>
       <w:pPr>
         <w:pStyle w:val="af3"/>
@@ -12450,7 +11970,7 @@
       </w:r>
     </w:p>
   </w:comment>
-  <w:comment w:id="4" w:author="山岸良匡" w:date="2026-05-18T18:52:00Z" w:initials="山">
+  <w:comment w:id="12" w:author="山岸良匡" w:date="2026-05-18T18:52:00Z" w:initials="山">
     <w:p>
       <w:pPr>
         <w:pStyle w:val="af3"/>
@@ -12473,7 +11993,7 @@
       </w:r>
     </w:p>
   </w:comment>
-  <w:comment w:id="5" w:author="治輝 齋藤" w:date="2026-05-19T20:36:00Z" w:initials="治齋">
+  <w:comment w:id="13" w:author="治輝 齋藤" w:date="2026-05-19T20:36:00Z" w:initials="治齋">
     <w:p>
       <w:pPr>
         <w:pStyle w:val="af3"/>
@@ -12545,7 +12065,7 @@
       </w:r>
     </w:p>
   </w:comment>
-  <w:comment w:id="7" w:author="山岸良匡" w:date="2026-05-18T18:54:00Z" w:initials="山">
+  <w:comment w:id="15" w:author="山岸良匡" w:date="2026-05-18T18:54:00Z" w:initials="山">
     <w:p>
       <w:pPr>
         <w:pStyle w:val="af3"/>
@@ -12581,7 +12101,7 @@
       </w:r>
     </w:p>
   </w:comment>
-  <w:comment w:id="8" w:author="山岸良匡" w:date="2026-05-18T18:54:00Z" w:initials="山">
+  <w:comment w:id="16" w:author="山岸良匡" w:date="2026-05-18T18:54:00Z" w:initials="山">
     <w:p>
       <w:pPr>
         <w:pStyle w:val="af3"/>
@@ -12604,12 +12124,11 @@
       </w:r>
     </w:p>
   </w:comment>
-  <w:comment w:id="9" w:author="治輝 齋藤" w:date="2026-05-19T20:39:00Z" w:initials="治齋">
+  <w:comment w:id="17" w:author="治輝 齋藤" w:date="2026-05-19T20:39:00Z" w:initials="治齋">
     <w:p>
       <w:pPr>
         <w:pStyle w:val="af3"/>
         <w:rPr>
-          <w:rFonts w:hint="eastAsia"/>
           <w:lang w:eastAsia="ja-JP"/>
         </w:rPr>
       </w:pPr>
@@ -12624,62 +12143,602 @@
           <w:rFonts w:hint="eastAsia"/>
           <w:lang w:eastAsia="ja-JP"/>
         </w:rPr>
+        <w:t>（江口先生コメント①）</w:t>
+      </w:r>
+      <w:r>
+        <w:rPr>
+          <w:lang w:eastAsia="ja-JP"/>
+        </w:rPr>
+        <w:t>forearm fractures</w:t>
+      </w:r>
+      <w:r>
+        <w:rPr>
+          <w:rFonts w:hint="eastAsia"/>
+          <w:lang w:eastAsia="ja-JP"/>
+        </w:rPr>
+        <w:t xml:space="preserve"> </w:t>
+      </w:r>
+      <w:r>
+        <w:rPr>
+          <w:rFonts w:hint="eastAsia"/>
+          <w:lang w:eastAsia="ja-JP"/>
+        </w:rPr>
+        <w:t>→</w:t>
+      </w:r>
+      <w:r>
+        <w:rPr>
+          <w:rFonts w:hint="eastAsia"/>
+          <w:lang w:eastAsia="ja-JP"/>
+        </w:rPr>
+        <w:t xml:space="preserve"> </w:t>
+      </w:r>
+      <w:r>
+        <w:t>forearm</w:t>
+      </w:r>
+      <w:r>
+        <w:rPr>
+          <w:rFonts w:hint="eastAsia"/>
+          <w:lang w:eastAsia="ja-JP"/>
+        </w:rPr>
+        <w:t xml:space="preserve"> fracture surgeries </w:t>
+      </w:r>
+      <w:r>
+        <w:rPr>
+          <w:rFonts w:hint="eastAsia"/>
+          <w:lang w:eastAsia="ja-JP"/>
+        </w:rPr>
+        <w:t>に修正しました。</w:t>
+      </w:r>
+    </w:p>
+  </w:comment>
+  <w:comment w:id="20" w:author="山岸良匡" w:date="2026-05-18T23:44:00Z" w:initials="山">
+    <w:p>
+      <w:pPr>
+        <w:pStyle w:val="af3"/>
+        <w:rPr>
+          <w:lang w:eastAsia="ja-JP"/>
+        </w:rPr>
+      </w:pPr>
+      <w:r>
+        <w:rPr>
+          <w:rStyle w:val="af2"/>
+        </w:rPr>
+        <w:annotationRef/>
+      </w:r>
+      <w:r>
+        <w:rPr>
+          <w:rFonts w:hint="eastAsia"/>
+          <w:lang w:eastAsia="ja-JP"/>
+        </w:rPr>
+        <w:t>抄録の最後でこのようなことは言わない方がいい。重要なことは、「傾斜が強い県に住んでいる人では股関節骨折手術が多いが、それ以外の骨折は関係ない」ことが、明確に読者に伝わることです。それ以外の細かな情報は本文で議論すればよい。</w:t>
+      </w:r>
+    </w:p>
+  </w:comment>
+  <w:comment w:id="23" w:author="山岸良匡" w:date="2026-05-18T19:10:00Z" w:initials="山">
+    <w:p>
+      <w:pPr>
+        <w:pStyle w:val="af3"/>
+        <w:rPr>
+          <w:lang w:eastAsia="ja-JP"/>
+        </w:rPr>
+      </w:pPr>
+      <w:r>
+        <w:rPr>
+          <w:rStyle w:val="af2"/>
+        </w:rPr>
+        <w:annotationRef/>
+      </w:r>
+      <w:r>
+        <w:rPr>
+          <w:rFonts w:hint="eastAsia"/>
+          <w:lang w:eastAsia="ja-JP"/>
+        </w:rPr>
+        <w:t>なんとなく、傾斜地に住んでいる人の方が、坂を上ったり下りたりするので、足腰が鍛えられる気がしますが、どのようには考えられないですか？逆に傾斜地はしんどいので車を使う人が多いということもあるのでは？</w:t>
+      </w:r>
+    </w:p>
+  </w:comment>
+  <w:comment w:id="24" w:author="治輝 齋藤" w:date="2026-05-19T20:43:00Z" w:initials="治齋">
+    <w:p>
+      <w:pPr>
+        <w:pStyle w:val="af3"/>
+        <w:rPr>
+          <w:lang w:eastAsia="ja-JP"/>
+        </w:rPr>
+      </w:pPr>
+      <w:r>
+        <w:rPr>
+          <w:rStyle w:val="af2"/>
+        </w:rPr>
+        <w:annotationRef/>
+      </w:r>
+      <w:r>
+        <w:rPr>
+          <w:rFonts w:hint="eastAsia"/>
+          <w:lang w:eastAsia="ja-JP"/>
+        </w:rPr>
+        <w:t>（江口先生コメント①）</w:t>
+      </w:r>
+      <w:r>
+        <w:rPr>
+          <w:rFonts w:hint="eastAsia"/>
+          <w:lang w:eastAsia="ja-JP"/>
+        </w:rPr>
+        <w:t xml:space="preserve">hip fracture rates </w:t>
+      </w:r>
+      <w:r>
+        <w:rPr>
+          <w:rFonts w:hint="eastAsia"/>
+          <w:lang w:eastAsia="ja-JP"/>
+        </w:rPr>
+        <w:t>→</w:t>
+      </w:r>
+      <w:r>
+        <w:rPr>
+          <w:rFonts w:hint="eastAsia"/>
+          <w:lang w:eastAsia="ja-JP"/>
+        </w:rPr>
+        <w:t xml:space="preserve"> hip fracture surgery rates </w:t>
+      </w:r>
+      <w:r>
+        <w:rPr>
+          <w:rFonts w:hint="eastAsia"/>
+          <w:lang w:eastAsia="ja-JP"/>
+        </w:rPr>
+        <w:t>に修正のうえ、本文の表現も修正しました。</w:t>
+      </w:r>
+    </w:p>
+  </w:comment>
+  <w:comment w:id="34" w:author="山岸良匡" w:date="2026-05-18T19:14:00Z" w:initials="山">
+    <w:p>
+      <w:pPr>
+        <w:pStyle w:val="af3"/>
+        <w:rPr>
+          <w:lang w:eastAsia="ja-JP"/>
+        </w:rPr>
+      </w:pPr>
+      <w:r>
+        <w:rPr>
+          <w:rStyle w:val="af2"/>
+        </w:rPr>
+        <w:annotationRef/>
+      </w:r>
+      <w:r>
+        <w:rPr>
+          <w:rFonts w:hint="eastAsia"/>
+          <w:lang w:eastAsia="ja-JP"/>
+        </w:rPr>
+        <w:t>ここで県レベルというのがでてくるが、県レベルで十分なのですか？山の多い県でも実際に人々が多く住んでいるのは平野部で、山奥に住んでいる人はわずかですが、それでも代表性は担保できるのですか？</w:t>
+      </w:r>
+      <w:r>
+        <w:rPr>
+          <w:rFonts w:hint="eastAsia"/>
+          <w:lang w:eastAsia="ja-JP"/>
+        </w:rPr>
+        <w:t>limitation</w:t>
+      </w:r>
+      <w:r>
+        <w:rPr>
+          <w:rFonts w:hint="eastAsia"/>
+          <w:lang w:eastAsia="ja-JP"/>
+        </w:rPr>
+        <w:t>で少し述べられていますが、そのような欠点があっても、今回の研究を出す意義があることを</w:t>
+      </w:r>
+      <w:r>
+        <w:rPr>
+          <w:rFonts w:hint="eastAsia"/>
+          <w:lang w:eastAsia="ja-JP"/>
+        </w:rPr>
+        <w:t>discussion</w:t>
+      </w:r>
+      <w:r>
+        <w:rPr>
+          <w:rFonts w:hint="eastAsia"/>
+          <w:lang w:eastAsia="ja-JP"/>
+        </w:rPr>
+        <w:t>または</w:t>
+      </w:r>
+      <w:r>
+        <w:rPr>
+          <w:rFonts w:hint="eastAsia"/>
+          <w:lang w:eastAsia="ja-JP"/>
+        </w:rPr>
+        <w:t>conclusion</w:t>
+      </w:r>
+      <w:r>
+        <w:rPr>
+          <w:rFonts w:hint="eastAsia"/>
+          <w:lang w:eastAsia="ja-JP"/>
+        </w:rPr>
+        <w:t>で強調してください。</w:t>
+      </w:r>
+    </w:p>
+  </w:comment>
+  <w:comment w:id="35" w:author="治輝 齋藤" w:date="2026-05-19T20:44:00Z" w:initials="治齋">
+    <w:p>
+      <w:pPr>
+        <w:pStyle w:val="af3"/>
+      </w:pPr>
+      <w:r>
+        <w:rPr>
+          <w:rStyle w:val="af2"/>
+        </w:rPr>
+        <w:annotationRef/>
+      </w:r>
+      <w:r>
+        <w:rPr>
+          <w:rFonts w:hint="eastAsia"/>
+          <w:lang w:eastAsia="ja-JP"/>
+        </w:rPr>
+        <w:t>（江口先生コメント①）</w:t>
+      </w:r>
+      <w:r>
+        <w:rPr>
+          <w:lang w:eastAsia="ja-JP"/>
+        </w:rPr>
+        <w:t>terrain–fracture relationship</w:t>
+      </w:r>
+      <w:r>
+        <w:rPr>
+          <w:rFonts w:hint="eastAsia"/>
+          <w:lang w:eastAsia="ja-JP"/>
+        </w:rPr>
+        <w:t xml:space="preserve"> </w:t>
+      </w:r>
+      <w:r>
+        <w:rPr>
+          <w:rFonts w:hint="eastAsia"/>
+          <w:lang w:eastAsia="ja-JP"/>
+        </w:rPr>
+        <w:t>→</w:t>
+      </w:r>
+      <w:r>
+        <w:rPr>
+          <w:rFonts w:hint="eastAsia"/>
+          <w:lang w:eastAsia="ja-JP"/>
+        </w:rPr>
+        <w:t xml:space="preserve"> </w:t>
+      </w:r>
+      <w:r>
+        <w:rPr>
+          <w:lang w:eastAsia="ja-JP"/>
+        </w:rPr>
+        <w:t>terrain–fracture surgery relationship</w:t>
+      </w:r>
+      <w:r>
+        <w:rPr>
+          <w:rFonts w:hint="eastAsia"/>
+          <w:lang w:eastAsia="ja-JP"/>
+        </w:rPr>
+        <w:t>に修正しました。</w:t>
+      </w:r>
+    </w:p>
+  </w:comment>
+  <w:comment w:id="37" w:author="治輝 齋藤" w:date="2026-05-19T20:47:00Z" w:initials="治齋">
+    <w:p>
+      <w:pPr>
+        <w:pStyle w:val="af3"/>
+        <w:rPr>
+          <w:lang w:eastAsia="ja-JP"/>
+        </w:rPr>
+      </w:pPr>
+      <w:r>
+        <w:rPr>
+          <w:rStyle w:val="af2"/>
+        </w:rPr>
+        <w:annotationRef/>
+      </w:r>
+      <w:r>
+        <w:rPr>
+          <w:rFonts w:hint="eastAsia"/>
+          <w:lang w:eastAsia="ja-JP"/>
+        </w:rPr>
+        <w:t>（江口先生コメント①）</w:t>
+      </w:r>
+      <w:r>
+        <w:rPr>
+          <w:rFonts w:hint="eastAsia"/>
+          <w:lang w:eastAsia="ja-JP"/>
+        </w:rPr>
+        <w:t>骨折と骨折手術率の区別を整理</w:t>
+      </w:r>
+      <w:r>
+        <w:rPr>
+          <w:rFonts w:hint="eastAsia"/>
+          <w:lang w:eastAsia="ja-JP"/>
+        </w:rPr>
+        <w:t>する旨について、記載を修正しました。</w:t>
+      </w:r>
+    </w:p>
+  </w:comment>
+  <w:comment w:id="51" w:author="治輝 齋藤" w:date="2026-05-19T20:54:00Z" w:initials="治齋">
+    <w:p>
+      <w:pPr>
+        <w:pStyle w:val="af3"/>
+        <w:rPr>
+          <w:lang w:eastAsia="ja-JP"/>
+        </w:rPr>
+      </w:pPr>
+      <w:r>
+        <w:rPr>
+          <w:rStyle w:val="af2"/>
+        </w:rPr>
+        <w:annotationRef/>
+      </w:r>
+      <w:r>
+        <w:rPr>
+          <w:rFonts w:hint="eastAsia"/>
+          <w:lang w:eastAsia="ja-JP"/>
+        </w:rPr>
+        <w:t>（江口先生コメント①）</w:t>
+      </w:r>
+      <w:r>
+        <w:rPr>
+          <w:rFonts w:hint="eastAsia"/>
+          <w:lang w:eastAsia="ja-JP"/>
+        </w:rPr>
+        <w:t>大腿骨近位部骨折手術率データを用いて検討している</w:t>
+      </w:r>
+      <w:r>
+        <w:rPr>
+          <w:rFonts w:hint="eastAsia"/>
+          <w:lang w:eastAsia="ja-JP"/>
+        </w:rPr>
+        <w:t>旨について記載を加え、全体の表現を修正しました。</w:t>
+      </w:r>
+    </w:p>
+  </w:comment>
+  <w:comment w:id="77" w:author="山岸良匡" w:date="2026-05-18T19:19:00Z" w:initials="山">
+    <w:p>
+      <w:pPr>
+        <w:pStyle w:val="af3"/>
+        <w:rPr>
+          <w:lang w:eastAsia="ja-JP"/>
+        </w:rPr>
+      </w:pPr>
+      <w:r>
+        <w:rPr>
+          <w:rStyle w:val="af2"/>
+        </w:rPr>
+        <w:annotationRef/>
+      </w:r>
+      <w:r>
+        <w:rPr>
+          <w:rFonts w:hint="eastAsia"/>
+          <w:lang w:eastAsia="ja-JP"/>
+        </w:rPr>
+        <w:t>老年人口割合のことですか？この書き方だと１年間にどれだけ高齢化が進んだかの指標のように見える。</w:t>
+      </w:r>
+      <w:r>
+        <w:rPr>
+          <w:lang w:eastAsia="ja-JP"/>
+        </w:rPr>
+        <w:t>proportion of individuals aged ≥65 years</w:t>
+      </w:r>
+      <w:r>
+        <w:rPr>
+          <w:rFonts w:hint="eastAsia"/>
+          <w:lang w:eastAsia="ja-JP"/>
+        </w:rPr>
+        <w:t>だけでいいのでは？</w:t>
+      </w:r>
+    </w:p>
+  </w:comment>
+  <w:comment w:id="80" w:author="治輝 齋藤" w:date="2026-04-30T18:01:00Z" w:initials="治齋">
+    <w:p>
+      <w:pPr>
+        <w:pStyle w:val="af3"/>
+        <w:rPr>
+          <w:lang w:eastAsia="ja-JP"/>
+        </w:rPr>
+      </w:pPr>
+      <w:r>
+        <w:rPr>
+          <w:rStyle w:val="af2"/>
+        </w:rPr>
+        <w:annotationRef/>
+      </w:r>
+      <w:r>
+        <w:rPr>
+          <w:rFonts w:hint="eastAsia"/>
+          <w:lang w:eastAsia="ja-JP"/>
+        </w:rPr>
+        <w:t>（佐藤先生コメント①）</w:t>
+      </w:r>
+      <w:r>
+        <w:rPr>
+          <w:rFonts w:hint="eastAsia"/>
+          <w:lang w:eastAsia="ja-JP"/>
+        </w:rPr>
+        <w:t>完全な媒介因子として考えることは難しいので、交絡因子として処理する</w:t>
+      </w:r>
+      <w:r>
+        <w:rPr>
+          <w:rFonts w:hint="eastAsia"/>
+          <w:lang w:eastAsia="ja-JP"/>
+        </w:rPr>
+        <w:t>旨を記載しました。</w:t>
+      </w:r>
+    </w:p>
+  </w:comment>
+  <w:comment w:id="83" w:author="治輝 齋藤" w:date="2026-04-30T18:02:00Z" w:initials="治齋">
+    <w:p>
+      <w:pPr>
+        <w:pStyle w:val="af3"/>
+        <w:rPr>
+          <w:lang w:eastAsia="ja-JP"/>
+        </w:rPr>
+      </w:pPr>
+      <w:r>
+        <w:rPr>
+          <w:rStyle w:val="af2"/>
+        </w:rPr>
+        <w:annotationRef/>
+      </w:r>
+      <w:r>
+        <w:rPr>
+          <w:rFonts w:hint="eastAsia"/>
+          <w:lang w:eastAsia="ja-JP"/>
+        </w:rPr>
+        <w:t>（佐藤先生コメント②）</w:t>
+      </w:r>
+      <w:r>
+        <w:rPr>
+          <w:rFonts w:hint="eastAsia"/>
+          <w:lang w:eastAsia="ja-JP"/>
+        </w:rPr>
+        <w:t>N=47</w:t>
+      </w:r>
+      <w:r>
+        <w:rPr>
+          <w:rFonts w:hint="eastAsia"/>
+          <w:lang w:eastAsia="ja-JP"/>
+        </w:rPr>
+        <w:t>での係数安定性・多重共線性診断を確認し</w:t>
+      </w:r>
+      <w:r>
+        <w:rPr>
+          <w:rFonts w:hint="eastAsia"/>
+          <w:lang w:eastAsia="ja-JP"/>
+        </w:rPr>
+        <w:t>、</w:t>
+      </w:r>
+      <w:r>
+        <w:rPr>
+          <w:rFonts w:hint="eastAsia"/>
+          <w:lang w:eastAsia="ja-JP"/>
+        </w:rPr>
+        <w:t>慎重解釈する旨を追記</w:t>
+      </w:r>
+      <w:r>
+        <w:rPr>
+          <w:rFonts w:hint="eastAsia"/>
+          <w:lang w:eastAsia="ja-JP"/>
+        </w:rPr>
+        <w:t>しました。</w:t>
+      </w:r>
+    </w:p>
+  </w:comment>
+  <w:comment w:id="85" w:author="治輝 齋藤" w:date="2026-04-30T20:24:00Z" w:initials="治齋">
+    <w:p>
+      <w:pPr>
+        <w:pStyle w:val="af3"/>
+        <w:rPr>
+          <w:lang w:eastAsia="ja-JP"/>
+        </w:rPr>
+      </w:pPr>
+      <w:r>
+        <w:rPr>
+          <w:rStyle w:val="af2"/>
+        </w:rPr>
+        <w:annotationRef/>
+      </w:r>
+      <w:r>
+        <w:rPr>
+          <w:rFonts w:hint="eastAsia"/>
+          <w:lang w:eastAsia="ja-JP"/>
+        </w:rPr>
         <w:t>（</w:t>
       </w:r>
       <w:r>
         <w:rPr>
-          <w:rFonts w:hint="eastAsia"/>
-          <w:lang w:eastAsia="ja-JP"/>
-        </w:rPr>
-        <w:t>江口先生コメント①）</w:t>
-      </w:r>
-      <w:r>
-        <w:rPr>
-          <w:lang w:eastAsia="ja-JP"/>
-        </w:rPr>
-        <w:t>forearm fractures</w:t>
-      </w:r>
-      <w:r>
-        <w:rPr>
-          <w:rFonts w:hint="eastAsia"/>
-          <w:lang w:eastAsia="ja-JP"/>
-        </w:rPr>
-        <w:t xml:space="preserve"> </w:t>
-      </w:r>
-      <w:r>
-        <w:rPr>
-          <w:rFonts w:hint="eastAsia"/>
-          <w:lang w:eastAsia="ja-JP"/>
-        </w:rPr>
-        <w:t>→</w:t>
-      </w:r>
-      <w:r>
-        <w:rPr>
-          <w:rFonts w:hint="eastAsia"/>
-          <w:lang w:eastAsia="ja-JP"/>
-        </w:rPr>
-        <w:t xml:space="preserve"> </w:t>
-      </w:r>
-      <w:r>
-        <w:t>forearm</w:t>
-      </w:r>
-      <w:r>
-        <w:rPr>
-          <w:rFonts w:hint="eastAsia"/>
-          <w:lang w:eastAsia="ja-JP"/>
-        </w:rPr>
-        <w:t xml:space="preserve"> fracture surgeries </w:t>
-      </w:r>
-      <w:r>
-        <w:rPr>
-          <w:rFonts w:hint="eastAsia"/>
-          <w:lang w:eastAsia="ja-JP"/>
-        </w:rPr>
-        <w:t>に修正しました。</w:t>
+          <w:lang w:eastAsia="ja-JP"/>
+        </w:rPr>
+        <w:t>寳澤</w:t>
+      </w:r>
+      <w:r>
+        <w:rPr>
+          <w:rFonts w:hint="eastAsia"/>
+          <w:lang w:eastAsia="ja-JP"/>
+        </w:rPr>
+        <w:t>先生コメント）</w:t>
+      </w:r>
+      <w:r>
+        <w:rPr>
+          <w:rFonts w:hint="eastAsia"/>
+          <w:lang w:eastAsia="ja-JP"/>
+        </w:rPr>
+        <w:t>年齢階級別手術表</w:t>
+      </w:r>
+      <w:r>
+        <w:rPr>
+          <w:rFonts w:hint="eastAsia"/>
+          <w:lang w:eastAsia="ja-JP"/>
+        </w:rPr>
+        <w:t>データ、</w:t>
+      </w:r>
+      <w:r>
+        <w:rPr>
+          <w:rFonts w:hint="eastAsia"/>
+          <w:lang w:eastAsia="ja-JP"/>
+        </w:rPr>
+        <w:t>2020</w:t>
+      </w:r>
+      <w:r>
+        <w:rPr>
+          <w:rFonts w:hint="eastAsia"/>
+          <w:lang w:eastAsia="ja-JP"/>
+        </w:rPr>
+        <w:t>年国勢調査の</w:t>
+      </w:r>
+      <w:r>
+        <w:rPr>
+          <w:rFonts w:hint="eastAsia"/>
+          <w:lang w:eastAsia="ja-JP"/>
+        </w:rPr>
+        <w:t>人口</w:t>
+      </w:r>
+      <w:r>
+        <w:rPr>
+          <w:rFonts w:hint="eastAsia"/>
+          <w:lang w:eastAsia="ja-JP"/>
+        </w:rPr>
+        <w:t>データ</w:t>
+      </w:r>
+      <w:r>
+        <w:rPr>
+          <w:rFonts w:hint="eastAsia"/>
+          <w:lang w:eastAsia="ja-JP"/>
+        </w:rPr>
+        <w:t>を用いた間接法</w:t>
+      </w:r>
+      <w:r>
+        <w:rPr>
+          <w:rFonts w:hint="eastAsia"/>
+          <w:lang w:eastAsia="ja-JP"/>
+        </w:rPr>
+        <w:t>SIR/ISR</w:t>
+      </w:r>
+      <w:r>
+        <w:rPr>
+          <w:rFonts w:hint="eastAsia"/>
+          <w:lang w:eastAsia="ja-JP"/>
+        </w:rPr>
+        <w:t>の感度分析手順（</w:t>
+      </w:r>
+      <w:r>
+        <w:rPr>
+          <w:rFonts w:hint="eastAsia"/>
+          <w:lang w:eastAsia="ja-JP"/>
+        </w:rPr>
+        <w:t>`0/5/9`</w:t>
+      </w:r>
+      <w:r>
+        <w:rPr>
+          <w:rFonts w:hint="eastAsia"/>
+          <w:lang w:eastAsia="ja-JP"/>
+        </w:rPr>
+        <w:t>シナリオ）を追記</w:t>
+      </w:r>
+      <w:r>
+        <w:rPr>
+          <w:rFonts w:hint="eastAsia"/>
+          <w:lang w:eastAsia="ja-JP"/>
+        </w:rPr>
+        <w:t>しました。</w:t>
       </w:r>
     </w:p>
   </w:comment>
-  <w:comment w:id="12" w:author="山岸良匡" w:date="2026-05-18T23:44:00Z" w:initials="山">
+  <w:comment w:id="100" w:author="山岸良匡" w:date="2026-05-18T19:23:00Z" w:initials="山">
     <w:p>
       <w:pPr>
         <w:pStyle w:val="af3"/>
@@ -12698,11 +12757,11 @@
           <w:rFonts w:hint="eastAsia"/>
           <w:lang w:eastAsia="ja-JP"/>
         </w:rPr>
-        <w:t>抄録の最後でこのようなことは言わない方がいい。重要なことは、「傾斜が強い県に住んでいる人では股関節骨折手術が多いが、それ以外の骨折は関係ない」ことが、明確に読者に伝わることです。それ以外の細かな情報は本文で議論すればよい。</w:t>
+        <w:t>これは不要では？</w:t>
       </w:r>
     </w:p>
   </w:comment>
-  <w:comment w:id="15" w:author="山岸良匡" w:date="2026-05-18T19:10:00Z" w:initials="山">
+  <w:comment w:id="104" w:author="山岸良匡" w:date="2026-05-18T19:28:00Z" w:initials="山">
     <w:p>
       <w:pPr>
         <w:pStyle w:val="af3"/>
@@ -12718,19 +12777,37 @@
       </w:r>
       <w:r>
         <w:rPr>
-          <w:rFonts w:hint="eastAsia"/>
-          <w:lang w:eastAsia="ja-JP"/>
-        </w:rPr>
-        <w:t>なんとなく、傾斜地に住んでいる人の方が、坂を上ったり下りたりするので、足腰が鍛えられる気がしますが、どのようには考えられないですか？逆に傾斜地はしんどいので車を使う人が多いということもあるのでは？</w:t>
+          <w:lang w:eastAsia="ja-JP"/>
+        </w:rPr>
+        <w:t>rate</w:t>
+      </w:r>
+      <w:r>
+        <w:rPr>
+          <w:rFonts w:hint="eastAsia"/>
+          <w:lang w:eastAsia="ja-JP"/>
+        </w:rPr>
+        <w:t>という単語は、疫学では、単位時間当たりを含む概念なので、単に割合を意味するなら</w:t>
+      </w:r>
+      <w:r>
+        <w:rPr>
+          <w:lang w:eastAsia="ja-JP"/>
+        </w:rPr>
+        <w:t>proprotion</w:t>
+      </w:r>
+      <w:r>
+        <w:rPr>
+          <w:rFonts w:hint="eastAsia"/>
+          <w:lang w:eastAsia="ja-JP"/>
+        </w:rPr>
+        <w:t>の方がいい。ほかも同様です。</w:t>
       </w:r>
     </w:p>
   </w:comment>
-  <w:comment w:id="16" w:author="治輝 齋藤" w:date="2026-05-19T20:43:00Z" w:initials="治齋">
+  <w:comment w:id="105" w:author="山岸良匡" w:date="2026-05-18T19:31:00Z" w:initials="山">
     <w:p>
       <w:pPr>
         <w:pStyle w:val="af3"/>
         <w:rPr>
-          <w:rFonts w:hint="eastAsia"/>
           <w:lang w:eastAsia="ja-JP"/>
         </w:rPr>
       </w:pPr>
@@ -12745,46 +12822,31 @@
           <w:rFonts w:hint="eastAsia"/>
           <w:lang w:eastAsia="ja-JP"/>
         </w:rPr>
-        <w:t>（</w:t>
-      </w:r>
-      <w:r>
-        <w:rPr>
-          <w:rFonts w:hint="eastAsia"/>
-          <w:lang w:eastAsia="ja-JP"/>
-        </w:rPr>
-        <w:t>江口先生コメント①）</w:t>
-      </w:r>
-      <w:r>
-        <w:rPr>
-          <w:rFonts w:hint="eastAsia"/>
-          <w:lang w:eastAsia="ja-JP"/>
-        </w:rPr>
-        <w:t xml:space="preserve">hip fracture rates </w:t>
-      </w:r>
-      <w:r>
-        <w:rPr>
-          <w:rFonts w:hint="eastAsia"/>
-          <w:lang w:eastAsia="ja-JP"/>
-        </w:rPr>
-        <w:t>→</w:t>
-      </w:r>
-      <w:r>
-        <w:rPr>
-          <w:rFonts w:hint="eastAsia"/>
-          <w:lang w:eastAsia="ja-JP"/>
-        </w:rPr>
-        <w:t xml:space="preserve"> hip fracture surgery rates </w:t>
-      </w:r>
-      <w:r>
-        <w:rPr>
-          <w:rFonts w:hint="eastAsia"/>
-          <w:lang w:eastAsia="ja-JP"/>
-        </w:rPr>
-        <w:t>に修正のうえ、本文の表現も修正しました。</w:t>
+        <w:t>これは</w:t>
+      </w:r>
+      <w:r>
+        <w:rPr>
+          <w:rFonts w:hint="eastAsia"/>
+          <w:lang w:eastAsia="ja-JP"/>
+        </w:rPr>
+        <w:t>Table</w:t>
+      </w:r>
+      <w:r>
+        <w:rPr>
+          <w:lang w:eastAsia="ja-JP"/>
+        </w:rPr>
+        <w:t>2</w:t>
+      </w:r>
+      <w:r>
+        <w:rPr>
+          <w:rFonts w:hint="eastAsia"/>
+          <w:lang w:eastAsia="ja-JP"/>
+        </w:rPr>
+        <w:t>と何が違いますか？どちらかだけでいいのでは？</w:t>
       </w:r>
     </w:p>
   </w:comment>
-  <w:comment w:id="26" w:author="山岸良匡" w:date="2026-05-18T19:14:00Z" w:initials="山">
+  <w:comment w:id="108" w:author="山岸良匡" w:date="2026-05-18T19:35:00Z" w:initials="山">
     <w:p>
       <w:pPr>
         <w:pStyle w:val="af3"/>
@@ -12803,602 +12865,11 @@
           <w:rFonts w:hint="eastAsia"/>
           <w:lang w:eastAsia="ja-JP"/>
         </w:rPr>
-        <w:t>ここで県レベルというのがでてくるが、県レベルで十分なのですか？山の多い県でも実際に人々が多く住んでいるのは平野部で、山奥に住んでいる人はわずかですが、それでも代表性は担保できるのですか？</w:t>
-      </w:r>
-      <w:r>
-        <w:rPr>
-          <w:rFonts w:hint="eastAsia"/>
-          <w:lang w:eastAsia="ja-JP"/>
-        </w:rPr>
-        <w:t>limitation</w:t>
-      </w:r>
-      <w:r>
-        <w:rPr>
-          <w:rFonts w:hint="eastAsia"/>
-          <w:lang w:eastAsia="ja-JP"/>
-        </w:rPr>
-        <w:t>で少し述べられていますが、そのような欠点があっても、今回の研究を出す意義があることを</w:t>
-      </w:r>
-      <w:r>
-        <w:rPr>
-          <w:rFonts w:hint="eastAsia"/>
-          <w:lang w:eastAsia="ja-JP"/>
-        </w:rPr>
-        <w:t>discussion</w:t>
-      </w:r>
-      <w:r>
-        <w:rPr>
-          <w:rFonts w:hint="eastAsia"/>
-          <w:lang w:eastAsia="ja-JP"/>
-        </w:rPr>
-        <w:t>または</w:t>
-      </w:r>
-      <w:r>
-        <w:rPr>
-          <w:rFonts w:hint="eastAsia"/>
-          <w:lang w:eastAsia="ja-JP"/>
-        </w:rPr>
-        <w:t>conclusion</w:t>
-      </w:r>
-      <w:r>
-        <w:rPr>
-          <w:rFonts w:hint="eastAsia"/>
-          <w:lang w:eastAsia="ja-JP"/>
-        </w:rPr>
-        <w:t>で強調してください。</w:t>
+        <w:t>これは必要ですか？</w:t>
       </w:r>
     </w:p>
   </w:comment>
-  <w:comment w:id="27" w:author="治輝 齋藤" w:date="2026-05-19T20:44:00Z" w:initials="治齋">
-    <w:p>
-      <w:pPr>
-        <w:pStyle w:val="af3"/>
-        <w:rPr>
-          <w:rFonts w:hint="eastAsia"/>
-        </w:rPr>
-      </w:pPr>
-      <w:r>
-        <w:rPr>
-          <w:rStyle w:val="af2"/>
-        </w:rPr>
-        <w:annotationRef/>
-      </w:r>
-      <w:r>
-        <w:rPr>
-          <w:rFonts w:hint="eastAsia"/>
-          <w:lang w:eastAsia="ja-JP"/>
-        </w:rPr>
-        <w:t>（</w:t>
-      </w:r>
-      <w:r>
-        <w:rPr>
-          <w:rFonts w:hint="eastAsia"/>
-          <w:lang w:eastAsia="ja-JP"/>
-        </w:rPr>
-        <w:t>江口先生コメント①）</w:t>
-      </w:r>
-      <w:r>
-        <w:rPr>
-          <w:lang w:eastAsia="ja-JP"/>
-        </w:rPr>
-        <w:t>terrain–fracture relationship</w:t>
-      </w:r>
-      <w:r>
-        <w:rPr>
-          <w:rFonts w:hint="eastAsia"/>
-          <w:lang w:eastAsia="ja-JP"/>
-        </w:rPr>
-        <w:t xml:space="preserve"> </w:t>
-      </w:r>
-      <w:r>
-        <w:rPr>
-          <w:rFonts w:hint="eastAsia"/>
-          <w:lang w:eastAsia="ja-JP"/>
-        </w:rPr>
-        <w:t>→</w:t>
-      </w:r>
-      <w:r>
-        <w:rPr>
-          <w:rFonts w:hint="eastAsia"/>
-          <w:lang w:eastAsia="ja-JP"/>
-        </w:rPr>
-        <w:t xml:space="preserve"> </w:t>
-      </w:r>
-      <w:r>
-        <w:rPr>
-          <w:lang w:eastAsia="ja-JP"/>
-        </w:rPr>
-        <w:t>terrain–fracture surgery relationship</w:t>
-      </w:r>
-      <w:r>
-        <w:rPr>
-          <w:rFonts w:hint="eastAsia"/>
-          <w:lang w:eastAsia="ja-JP"/>
-        </w:rPr>
-        <w:t>に修正しました。</w:t>
-      </w:r>
-    </w:p>
-  </w:comment>
-  <w:comment w:id="29" w:author="治輝 齋藤" w:date="2026-05-19T20:47:00Z" w:initials="治齋">
-    <w:p>
-      <w:pPr>
-        <w:pStyle w:val="af3"/>
-        <w:rPr>
-          <w:lang w:eastAsia="ja-JP"/>
-        </w:rPr>
-      </w:pPr>
-      <w:r>
-        <w:rPr>
-          <w:rStyle w:val="af2"/>
-        </w:rPr>
-        <w:annotationRef/>
-      </w:r>
-      <w:r>
-        <w:rPr>
-          <w:rFonts w:hint="eastAsia"/>
-          <w:lang w:eastAsia="ja-JP"/>
-        </w:rPr>
-        <w:t>（</w:t>
-      </w:r>
-      <w:r>
-        <w:rPr>
-          <w:rFonts w:hint="eastAsia"/>
-          <w:lang w:eastAsia="ja-JP"/>
-        </w:rPr>
-        <w:t>江口先生コメント①）</w:t>
-      </w:r>
-      <w:r>
-        <w:rPr>
-          <w:rFonts w:hint="eastAsia"/>
-          <w:lang w:eastAsia="ja-JP"/>
-        </w:rPr>
-        <w:t>骨折と骨折手術率の区別を整理</w:t>
-      </w:r>
-      <w:r>
-        <w:rPr>
-          <w:rFonts w:hint="eastAsia"/>
-          <w:lang w:eastAsia="ja-JP"/>
-        </w:rPr>
-        <w:t>する旨について、記載を修正しました。</w:t>
-      </w:r>
-    </w:p>
-  </w:comment>
-  <w:comment w:id="43" w:author="治輝 齋藤" w:date="2026-05-19T20:54:00Z" w:initials="治齋">
-    <w:p>
-      <w:pPr>
-        <w:pStyle w:val="af3"/>
-        <w:rPr>
-          <w:lang w:eastAsia="ja-JP"/>
-        </w:rPr>
-      </w:pPr>
-      <w:r>
-        <w:rPr>
-          <w:rStyle w:val="af2"/>
-        </w:rPr>
-        <w:annotationRef/>
-      </w:r>
-      <w:r>
-        <w:rPr>
-          <w:rFonts w:hint="eastAsia"/>
-          <w:lang w:eastAsia="ja-JP"/>
-        </w:rPr>
-        <w:t>（</w:t>
-      </w:r>
-      <w:r>
-        <w:rPr>
-          <w:rFonts w:hint="eastAsia"/>
-          <w:lang w:eastAsia="ja-JP"/>
-        </w:rPr>
-        <w:t>江口先生コメント①）</w:t>
-      </w:r>
-      <w:r>
-        <w:rPr>
-          <w:rFonts w:hint="eastAsia"/>
-          <w:lang w:eastAsia="ja-JP"/>
-        </w:rPr>
-        <w:t>大腿骨近位部骨折手術率データを用いて検討している</w:t>
-      </w:r>
-      <w:r>
-        <w:rPr>
-          <w:rFonts w:hint="eastAsia"/>
-          <w:lang w:eastAsia="ja-JP"/>
-        </w:rPr>
-        <w:t>旨について記載を加え、全体の表現を修正しました。</w:t>
-      </w:r>
-    </w:p>
-  </w:comment>
-  <w:comment w:id="69" w:author="山岸良匡" w:date="2026-05-18T19:19:00Z" w:initials="山">
-    <w:p>
-      <w:pPr>
-        <w:pStyle w:val="af3"/>
-        <w:rPr>
-          <w:lang w:eastAsia="ja-JP"/>
-        </w:rPr>
-      </w:pPr>
-      <w:r>
-        <w:rPr>
-          <w:rStyle w:val="af2"/>
-        </w:rPr>
-        <w:annotationRef/>
-      </w:r>
-      <w:r>
-        <w:rPr>
-          <w:rFonts w:hint="eastAsia"/>
-          <w:lang w:eastAsia="ja-JP"/>
-        </w:rPr>
-        <w:t>老年人口割合のことですか？この書き方だと１年間にどれだけ高齢化が進んだかの指標のように見える。</w:t>
-      </w:r>
-      <w:r>
-        <w:rPr>
-          <w:lang w:eastAsia="ja-JP"/>
-        </w:rPr>
-        <w:t>proportion of individuals aged ≥65 years</w:t>
-      </w:r>
-      <w:r>
-        <w:rPr>
-          <w:rFonts w:hint="eastAsia"/>
-          <w:lang w:eastAsia="ja-JP"/>
-        </w:rPr>
-        <w:t>だけでいいのでは？</w:t>
-      </w:r>
-    </w:p>
-  </w:comment>
-  <w:comment w:id="72" w:author="治輝 齋藤" w:date="2026-04-30T18:01:00Z" w:initials="治齋">
-    <w:p>
-      <w:pPr>
-        <w:pStyle w:val="af3"/>
-        <w:rPr>
-          <w:lang w:eastAsia="ja-JP"/>
-        </w:rPr>
-      </w:pPr>
-      <w:r>
-        <w:rPr>
-          <w:rStyle w:val="af2"/>
-        </w:rPr>
-        <w:annotationRef/>
-      </w:r>
-      <w:r>
-        <w:rPr>
-          <w:rFonts w:hint="eastAsia"/>
-          <w:lang w:eastAsia="ja-JP"/>
-        </w:rPr>
-        <w:t>（佐藤先生コメント①）</w:t>
-      </w:r>
-      <w:r>
-        <w:rPr>
-          <w:rFonts w:hint="eastAsia"/>
-          <w:lang w:eastAsia="ja-JP"/>
-        </w:rPr>
-        <w:t>完全な媒介因子として考えることは難しいので、交絡因子として処理する</w:t>
-      </w:r>
-      <w:r>
-        <w:rPr>
-          <w:rFonts w:hint="eastAsia"/>
-          <w:lang w:eastAsia="ja-JP"/>
-        </w:rPr>
-        <w:t>旨を記載しました。</w:t>
-      </w:r>
-    </w:p>
-  </w:comment>
-  <w:comment w:id="75" w:author="治輝 齋藤" w:date="2026-04-30T18:02:00Z" w:initials="治齋">
-    <w:p>
-      <w:pPr>
-        <w:pStyle w:val="af3"/>
-        <w:rPr>
-          <w:lang w:eastAsia="ja-JP"/>
-        </w:rPr>
-      </w:pPr>
-      <w:r>
-        <w:rPr>
-          <w:rStyle w:val="af2"/>
-        </w:rPr>
-        <w:annotationRef/>
-      </w:r>
-      <w:r>
-        <w:rPr>
-          <w:rFonts w:hint="eastAsia"/>
-          <w:lang w:eastAsia="ja-JP"/>
-        </w:rPr>
-        <w:t>（</w:t>
-      </w:r>
-      <w:r>
-        <w:rPr>
-          <w:rFonts w:hint="eastAsia"/>
-          <w:lang w:eastAsia="ja-JP"/>
-        </w:rPr>
-        <w:t>佐藤先生コメント②）</w:t>
-      </w:r>
-      <w:r>
-        <w:rPr>
-          <w:rFonts w:hint="eastAsia"/>
-          <w:lang w:eastAsia="ja-JP"/>
-        </w:rPr>
-        <w:t>N=47</w:t>
-      </w:r>
-      <w:r>
-        <w:rPr>
-          <w:rFonts w:hint="eastAsia"/>
-          <w:lang w:eastAsia="ja-JP"/>
-        </w:rPr>
-        <w:t>での係数安定性・多重共線性診断を確認し</w:t>
-      </w:r>
-      <w:r>
-        <w:rPr>
-          <w:rFonts w:hint="eastAsia"/>
-          <w:lang w:eastAsia="ja-JP"/>
-        </w:rPr>
-        <w:t>、</w:t>
-      </w:r>
-      <w:r>
-        <w:rPr>
-          <w:rFonts w:hint="eastAsia"/>
-          <w:lang w:eastAsia="ja-JP"/>
-        </w:rPr>
-        <w:t>慎重解釈する旨を追記</w:t>
-      </w:r>
-      <w:r>
-        <w:rPr>
-          <w:rFonts w:hint="eastAsia"/>
-          <w:lang w:eastAsia="ja-JP"/>
-        </w:rPr>
-        <w:t>しました。</w:t>
-      </w:r>
-    </w:p>
-  </w:comment>
-  <w:comment w:id="77" w:author="治輝 齋藤" w:date="2026-04-30T20:24:00Z" w:initials="治齋">
-    <w:p>
-      <w:pPr>
-        <w:pStyle w:val="af3"/>
-        <w:rPr>
-          <w:lang w:eastAsia="ja-JP"/>
-        </w:rPr>
-      </w:pPr>
-      <w:r>
-        <w:rPr>
-          <w:rStyle w:val="af2"/>
-        </w:rPr>
-        <w:annotationRef/>
-      </w:r>
-      <w:r>
-        <w:rPr>
-          <w:rFonts w:hint="eastAsia"/>
-          <w:lang w:eastAsia="ja-JP"/>
-        </w:rPr>
-        <w:t>（</w:t>
-      </w:r>
-      <w:r>
-        <w:rPr>
-          <w:lang w:eastAsia="ja-JP"/>
-        </w:rPr>
-        <w:t>寳澤</w:t>
-      </w:r>
-      <w:r>
-        <w:rPr>
-          <w:rFonts w:hint="eastAsia"/>
-          <w:lang w:eastAsia="ja-JP"/>
-        </w:rPr>
-        <w:t>先生コメント）</w:t>
-      </w:r>
-      <w:r>
-        <w:rPr>
-          <w:rFonts w:hint="eastAsia"/>
-          <w:lang w:eastAsia="ja-JP"/>
-        </w:rPr>
-        <w:t>年齢階級別手術表</w:t>
-      </w:r>
-      <w:r>
-        <w:rPr>
-          <w:rFonts w:hint="eastAsia"/>
-          <w:lang w:eastAsia="ja-JP"/>
-        </w:rPr>
-        <w:t>データ、</w:t>
-      </w:r>
-      <w:r>
-        <w:rPr>
-          <w:rFonts w:hint="eastAsia"/>
-          <w:lang w:eastAsia="ja-JP"/>
-        </w:rPr>
-        <w:t>2020</w:t>
-      </w:r>
-      <w:r>
-        <w:rPr>
-          <w:rFonts w:hint="eastAsia"/>
-          <w:lang w:eastAsia="ja-JP"/>
-        </w:rPr>
-        <w:t>年国勢調査の</w:t>
-      </w:r>
-      <w:r>
-        <w:rPr>
-          <w:rFonts w:hint="eastAsia"/>
-          <w:lang w:eastAsia="ja-JP"/>
-        </w:rPr>
-        <w:t>人口</w:t>
-      </w:r>
-      <w:r>
-        <w:rPr>
-          <w:rFonts w:hint="eastAsia"/>
-          <w:lang w:eastAsia="ja-JP"/>
-        </w:rPr>
-        <w:t>データ</w:t>
-      </w:r>
-      <w:r>
-        <w:rPr>
-          <w:rFonts w:hint="eastAsia"/>
-          <w:lang w:eastAsia="ja-JP"/>
-        </w:rPr>
-        <w:t>を用いた間接法</w:t>
-      </w:r>
-      <w:r>
-        <w:rPr>
-          <w:rFonts w:hint="eastAsia"/>
-          <w:lang w:eastAsia="ja-JP"/>
-        </w:rPr>
-        <w:t>SIR/ISR</w:t>
-      </w:r>
-      <w:r>
-        <w:rPr>
-          <w:rFonts w:hint="eastAsia"/>
-          <w:lang w:eastAsia="ja-JP"/>
-        </w:rPr>
-        <w:t>の感度分析手順（</w:t>
-      </w:r>
-      <w:r>
-        <w:rPr>
-          <w:rFonts w:hint="eastAsia"/>
-          <w:lang w:eastAsia="ja-JP"/>
-        </w:rPr>
-        <w:t>`0/5/9`</w:t>
-      </w:r>
-      <w:r>
-        <w:rPr>
-          <w:rFonts w:hint="eastAsia"/>
-          <w:lang w:eastAsia="ja-JP"/>
-        </w:rPr>
-        <w:t>シナリオ）を追記</w:t>
-      </w:r>
-      <w:r>
-        <w:rPr>
-          <w:rFonts w:hint="eastAsia"/>
-          <w:lang w:eastAsia="ja-JP"/>
-        </w:rPr>
-        <w:t>しました。</w:t>
-      </w:r>
-    </w:p>
-  </w:comment>
-  <w:comment w:id="92" w:author="山岸良匡" w:date="2026-05-18T19:23:00Z" w:initials="山">
-    <w:p>
-      <w:pPr>
-        <w:pStyle w:val="af3"/>
-        <w:rPr>
-          <w:lang w:eastAsia="ja-JP"/>
-        </w:rPr>
-      </w:pPr>
-      <w:r>
-        <w:rPr>
-          <w:rStyle w:val="af2"/>
-        </w:rPr>
-        <w:annotationRef/>
-      </w:r>
-      <w:r>
-        <w:rPr>
-          <w:rFonts w:hint="eastAsia"/>
-          <w:lang w:eastAsia="ja-JP"/>
-        </w:rPr>
-        <w:t>これは不要では？</w:t>
-      </w:r>
-    </w:p>
-  </w:comment>
-  <w:comment w:id="96" w:author="山岸良匡" w:date="2026-05-18T19:28:00Z" w:initials="山">
-    <w:p>
-      <w:pPr>
-        <w:pStyle w:val="af3"/>
-        <w:rPr>
-          <w:lang w:eastAsia="ja-JP"/>
-        </w:rPr>
-      </w:pPr>
-      <w:r>
-        <w:rPr>
-          <w:rStyle w:val="af2"/>
-        </w:rPr>
-        <w:annotationRef/>
-      </w:r>
-      <w:r>
-        <w:rPr>
-          <w:lang w:eastAsia="ja-JP"/>
-        </w:rPr>
-        <w:t>rate</w:t>
-      </w:r>
-      <w:r>
-        <w:rPr>
-          <w:rFonts w:hint="eastAsia"/>
-          <w:lang w:eastAsia="ja-JP"/>
-        </w:rPr>
-        <w:t>という単語は、疫学では、単位時間当たりを含む概念なので、単に割合を意味するなら</w:t>
-      </w:r>
-      <w:proofErr w:type="spellStart"/>
-      <w:r>
-        <w:rPr>
-          <w:lang w:eastAsia="ja-JP"/>
-        </w:rPr>
-        <w:t>proprotion</w:t>
-      </w:r>
-      <w:proofErr w:type="spellEnd"/>
-      <w:r>
-        <w:rPr>
-          <w:rFonts w:hint="eastAsia"/>
-          <w:lang w:eastAsia="ja-JP"/>
-        </w:rPr>
-        <w:t>の方がいい。ほかも同様です。</w:t>
-      </w:r>
-    </w:p>
-  </w:comment>
-  <w:comment w:id="97" w:author="山岸良匡" w:date="2026-05-18T19:31:00Z" w:initials="山">
-    <w:p>
-      <w:pPr>
-        <w:pStyle w:val="af3"/>
-        <w:rPr>
-          <w:lang w:eastAsia="ja-JP"/>
-        </w:rPr>
-      </w:pPr>
-      <w:r>
-        <w:rPr>
-          <w:rStyle w:val="af2"/>
-        </w:rPr>
-        <w:annotationRef/>
-      </w:r>
-      <w:r>
-        <w:rPr>
-          <w:rFonts w:hint="eastAsia"/>
-          <w:lang w:eastAsia="ja-JP"/>
-        </w:rPr>
-        <w:t>これは</w:t>
-      </w:r>
-      <w:r>
-        <w:rPr>
-          <w:rFonts w:hint="eastAsia"/>
-          <w:lang w:eastAsia="ja-JP"/>
-        </w:rPr>
-        <w:t>Table</w:t>
-      </w:r>
-      <w:r>
-        <w:rPr>
-          <w:lang w:eastAsia="ja-JP"/>
-        </w:rPr>
-        <w:t>2</w:t>
-      </w:r>
-      <w:r>
-        <w:rPr>
-          <w:rFonts w:hint="eastAsia"/>
-          <w:lang w:eastAsia="ja-JP"/>
-        </w:rPr>
-        <w:t>と何が違いますか？どちらかだけでいいのでは？</w:t>
-      </w:r>
-    </w:p>
-  </w:comment>
-  <w:comment w:id="100" w:author="山岸良匡" w:date="2026-05-18T19:35:00Z" w:initials="山">
-    <w:p>
-      <w:pPr>
-        <w:pStyle w:val="af3"/>
-        <w:rPr>
-          <w:lang w:eastAsia="ja-JP"/>
-        </w:rPr>
-      </w:pPr>
-      <w:r>
-        <w:rPr>
-          <w:rStyle w:val="af2"/>
-        </w:rPr>
-        <w:annotationRef/>
-      </w:r>
-      <w:r>
-        <w:rPr>
-          <w:rFonts w:hint="eastAsia"/>
-          <w:lang w:eastAsia="ja-JP"/>
-        </w:rPr>
-        <w:t>これは必要ですか？</w:t>
-      </w:r>
-    </w:p>
-  </w:comment>
-  <w:comment w:id="101" w:author="治輝 齋藤" w:date="2026-04-30T20:30:00Z" w:initials="治齋">
+  <w:comment w:id="109" w:author="治輝 齋藤" w:date="2026-04-30T20:30:00Z" w:initials="治齋">
     <w:p>
       <w:pPr>
         <w:pStyle w:val="af3"/>
@@ -13521,7 +12992,7 @@
       </w:r>
     </w:p>
   </w:comment>
-  <w:comment w:id="102" w:author="山岸良匡" w:date="2026-05-18T19:37:00Z" w:initials="山">
+  <w:comment w:id="110" w:author="山岸良匡" w:date="2026-05-18T19:37:00Z" w:initials="山">
     <w:p>
       <w:pPr>
         <w:pStyle w:val="af3"/>
@@ -13565,7 +13036,7 @@
       </w:r>
     </w:p>
   </w:comment>
-  <w:comment w:id="107" w:author="治輝 齋藤" w:date="2026-04-30T19:12:00Z" w:initials="治齋">
+  <w:comment w:id="115" w:author="治輝 齋藤" w:date="2026-04-30T19:12:00Z" w:initials="治齋">
     <w:p>
       <w:pPr>
         <w:pStyle w:val="af3"/>
@@ -13628,7 +13099,7 @@
       </w:r>
     </w:p>
   </w:comment>
-  <w:comment w:id="110" w:author="山岸良匡" w:date="2026-05-18T19:39:00Z" w:initials="山">
+  <w:comment w:id="118" w:author="山岸良匡" w:date="2026-05-18T19:39:00Z" w:initials="山">
     <w:p>
       <w:pPr>
         <w:pStyle w:val="af3"/>
@@ -13657,7 +13128,7 @@
       </w:r>
     </w:p>
   </w:comment>
-  <w:comment w:id="111" w:author="山岸良匡" w:date="2026-05-18T19:40:00Z" w:initials="山">
+  <w:comment w:id="119" w:author="山岸良匡" w:date="2026-05-18T19:40:00Z" w:initials="山">
     <w:p>
       <w:pPr>
         <w:pStyle w:val="af3"/>
@@ -13693,7 +13164,7 @@
       </w:r>
     </w:p>
   </w:comment>
-  <w:comment w:id="112" w:author="山岸良匡" w:date="2026-05-18T19:42:00Z" w:initials="山">
+  <w:comment w:id="120" w:author="山岸良匡" w:date="2026-05-18T19:42:00Z" w:initials="山">
     <w:p>
       <w:pPr>
         <w:pStyle w:val="af3"/>
@@ -13716,7 +13187,7 @@
       </w:r>
     </w:p>
   </w:comment>
-  <w:comment w:id="114" w:author="治輝 齋藤" w:date="2026-04-30T19:29:00Z" w:initials="治齋">
+  <w:comment w:id="122" w:author="治輝 齋藤" w:date="2026-04-30T19:29:00Z" w:initials="治齋">
     <w:p>
       <w:pPr>
         <w:pStyle w:val="af3"/>
@@ -13749,23 +13220,7 @@
           <w:rFonts w:hint="eastAsia"/>
           <w:lang w:eastAsia="ja-JP"/>
         </w:rPr>
-        <w:t xml:space="preserve">biological </w:t>
-      </w:r>
-      <w:proofErr w:type="spellStart"/>
-      <w:r>
-        <w:rPr>
-          <w:rFonts w:hint="eastAsia"/>
-          <w:lang w:eastAsia="ja-JP"/>
-        </w:rPr>
-        <w:t>plausability</w:t>
-      </w:r>
-      <w:proofErr w:type="spellEnd"/>
-      <w:r>
-        <w:rPr>
-          <w:rFonts w:hint="eastAsia"/>
-          <w:lang w:eastAsia="ja-JP"/>
-        </w:rPr>
-        <w:t xml:space="preserve"> </w:t>
+        <w:t xml:space="preserve">biological plausability </w:t>
       </w:r>
       <w:r>
         <w:rPr>
@@ -13783,7 +13238,7 @@
       </w:r>
     </w:p>
   </w:comment>
-  <w:comment w:id="129" w:author="治輝 齋藤" w:date="2026-04-30T20:52:00Z" w:initials="治齋">
+  <w:comment w:id="137" w:author="治輝 齋藤" w:date="2026-04-30T20:52:00Z" w:initials="治齋">
     <w:p>
       <w:pPr>
         <w:pStyle w:val="af3"/>
@@ -13834,7 +13289,7 @@
       </w:r>
     </w:p>
   </w:comment>
-  <w:comment w:id="140" w:author="治輝 齋藤" w:date="2026-04-30T20:56:00Z" w:initials="治齋">
+  <w:comment w:id="148" w:author="治輝 齋藤" w:date="2026-04-30T20:56:00Z" w:initials="治齋">
     <w:p>
       <w:pPr>
         <w:pStyle w:val="af3"/>
@@ -13878,7 +13333,7 @@
       </w:r>
     </w:p>
   </w:comment>
-  <w:comment w:id="148" w:author="治輝 齋藤" w:date="2026-04-30T21:00:00Z" w:initials="治齋">
+  <w:comment w:id="156" w:author="治輝 齋藤" w:date="2026-04-30T21:00:00Z" w:initials="治齋">
     <w:p>
       <w:pPr>
         <w:pStyle w:val="af3"/>
@@ -13915,7 +13370,7 @@
       </w:r>
     </w:p>
   </w:comment>
-  <w:comment w:id="166" w:author="治輝 齋藤" w:date="2026-04-30T20:33:00Z" w:initials="治齋">
+  <w:comment w:id="174" w:author="治輝 齋藤" w:date="2026-04-30T20:33:00Z" w:initials="治齋">
     <w:p>
       <w:pPr>
         <w:pStyle w:val="af3"/>
@@ -13994,7 +13449,7 @@
       </w:r>
     </w:p>
   </w:comment>
-  <w:comment w:id="169" w:author="山岸良匡" w:date="2026-05-18T19:51:00Z" w:initials="山">
+  <w:comment w:id="177" w:author="山岸良匡" w:date="2026-05-18T19:51:00Z" w:initials="山">
     <w:p>
       <w:pPr>
         <w:pStyle w:val="af3"/>
@@ -14013,43 +13468,11 @@
           <w:rFonts w:hint="eastAsia"/>
           <w:lang w:eastAsia="ja-JP"/>
         </w:rPr>
-        <w:t>車の影響が考察されていないのが気になります。地方</w:t>
-      </w:r>
-      <w:proofErr w:type="gramStart"/>
-      <w:r>
-        <w:rPr>
-          <w:rFonts w:hint="eastAsia"/>
-          <w:lang w:eastAsia="ja-JP"/>
-        </w:rPr>
-        <w:t>で</w:t>
-      </w:r>
-      <w:proofErr w:type="gramEnd"/>
-      <w:r>
-        <w:rPr>
-          <w:rFonts w:hint="eastAsia"/>
-          <w:lang w:eastAsia="ja-JP"/>
-        </w:rPr>
-        <w:t>傾斜地</w:t>
-      </w:r>
-      <w:proofErr w:type="gramStart"/>
-      <w:r>
-        <w:rPr>
-          <w:rFonts w:hint="eastAsia"/>
-          <w:lang w:eastAsia="ja-JP"/>
-        </w:rPr>
-        <w:t>で</w:t>
-      </w:r>
-      <w:proofErr w:type="gramEnd"/>
-      <w:r>
-        <w:rPr>
-          <w:rFonts w:hint="eastAsia"/>
-          <w:lang w:eastAsia="ja-JP"/>
-        </w:rPr>
-        <w:t>高齢者ならほぼ車を使う人ばかりと思います。</w:t>
+        <w:t>車の影響が考察されていないのが気になります。地方で傾斜地で高齢者ならほぼ車を使う人ばかりと思います。</w:t>
       </w:r>
     </w:p>
   </w:comment>
-  <w:comment w:id="172" w:author="治輝 齋藤" w:date="2026-04-30T18:41:00Z" w:initials="治齋">
+  <w:comment w:id="180" w:author="治輝 齋藤" w:date="2026-04-30T18:41:00Z" w:initials="治齋">
     <w:p>
       <w:pPr>
         <w:pStyle w:val="af3"/>
@@ -14148,7 +13571,7 @@
       </w:r>
     </w:p>
   </w:comment>
-  <w:comment w:id="175" w:author="山岸良匡" w:date="2026-05-18T19:56:00Z" w:initials="山">
+  <w:comment w:id="183" w:author="山岸良匡" w:date="2026-05-18T19:56:00Z" w:initials="山">
     <w:p>
       <w:pPr>
         <w:pStyle w:val="af3"/>
@@ -14171,7 +13594,7 @@
       </w:r>
     </w:p>
   </w:comment>
-  <w:comment w:id="179" w:author="治輝 齋藤" w:date="2026-04-30T18:04:00Z" w:initials="治齋">
+  <w:comment w:id="187" w:author="治輝 齋藤" w:date="2026-04-30T18:04:00Z" w:initials="治齋">
     <w:p>
       <w:pPr>
         <w:pStyle w:val="af3"/>
@@ -14264,7 +13687,7 @@
       </w:r>
     </w:p>
   </w:comment>
-  <w:comment w:id="184" w:author="治輝 齋藤" w:date="2026-04-30T18:09:00Z" w:initials="治齋">
+  <w:comment w:id="192" w:author="治輝 齋藤" w:date="2026-04-30T18:09:00Z" w:initials="治齋">
     <w:p>
       <w:pPr>
         <w:pStyle w:val="af3"/>
@@ -14315,7 +13738,7 @@
       </w:r>
     </w:p>
   </w:comment>
-  <w:comment w:id="186" w:author="治輝 齋藤" w:date="2026-04-30T20:37:00Z" w:initials="治齋">
+  <w:comment w:id="194" w:author="治輝 齋藤" w:date="2026-04-30T20:37:00Z" w:initials="治齋">
     <w:p>
       <w:pPr>
         <w:pStyle w:val="af3"/>
@@ -14373,7 +13796,7 @@
       </w:r>
     </w:p>
   </w:comment>
-  <w:comment w:id="192" w:author="治輝 齋藤" w:date="2026-04-30T18:46:00Z" w:initials="治齋">
+  <w:comment w:id="200" w:author="治輝 齋藤" w:date="2026-04-30T18:46:00Z" w:initials="治齋">
     <w:p>
       <w:pPr>
         <w:pStyle w:val="af3"/>
@@ -14438,7 +13861,7 @@
       </w:r>
     </w:p>
   </w:comment>
-  <w:comment w:id="199" w:author="治輝 齋藤" w:date="2026-05-01T13:08:00Z" w:initials="治齋">
+  <w:comment w:id="207" w:author="治輝 齋藤" w:date="2026-05-01T13:08:00Z" w:initials="治齋">
     <w:p>
       <w:pPr>
         <w:pStyle w:val="af3"/>
@@ -14489,7 +13912,7 @@
       </w:r>
     </w:p>
   </w:comment>
-  <w:comment w:id="211" w:author="治輝 齋藤" w:date="2026-04-30T19:20:00Z" w:initials="治齋">
+  <w:comment w:id="219" w:author="治輝 齋藤" w:date="2026-04-30T19:20:00Z" w:initials="治齋">
     <w:p>
       <w:pPr>
         <w:pStyle w:val="af3"/>
@@ -14540,7 +13963,7 @@
       </w:r>
     </w:p>
   </w:comment>
-  <w:comment w:id="215" w:author="治輝 齋藤" w:date="2026-05-01T13:12:00Z" w:initials="治齋">
+  <w:comment w:id="223" w:author="治輝 齋藤" w:date="2026-05-01T13:12:00Z" w:initials="治齋">
     <w:p>
       <w:pPr>
         <w:pStyle w:val="af3"/>
@@ -14619,7 +14042,7 @@
       </w:r>
     </w:p>
   </w:comment>
-  <w:comment w:id="229" w:author="治輝 齋藤" w:date="2026-05-01T14:29:00Z" w:initials="治齋">
+  <w:comment w:id="237" w:author="治輝 齋藤" w:date="2026-05-01T14:29:00Z" w:initials="治齋">
     <w:p>
       <w:pPr>
         <w:pStyle w:val="af3"/>
@@ -14689,6 +14112,7 @@
 <file path=word/commentsExtended.xml><?xml version="1.0" encoding="utf-8"?>
 <w15:commentsEx xmlns:wpc="http://schemas.microsoft.com/office/word/2010/wordprocessingCanvas" xmlns:cx="http://schemas.microsoft.com/office/drawing/2014/chartex" xmlns:cx1="http://schemas.microsoft.com/office/drawing/2015/9/8/chartex" xmlns:cx2="http://schemas.microsoft.com/office/drawing/2015/10/21/chartex" xmlns:cx3="http://schemas.microsoft.com/office/drawing/2016/5/9/chartex" xmlns:cx4="http://schemas.microsoft.com/office/drawing/2016/5/10/chartex" xmlns:cx5="http://schemas.microsoft.com/office/drawing/2016/5/11/chartex" xmlns:cx6="http://schemas.microsoft.com/office/drawing/2016/5/12/chartex" xmlns:cx7="http://schemas.microsoft.com/office/drawing/2016/5/13/chartex" xmlns:cx8="http://schemas.microsoft.com/office/drawing/2016/5/14/chartex" xmlns:mc="http://schemas.openxmlformats.org/markup-compatibility/2006" xmlns:aink="http://schemas.microsoft.com/office/drawing/2016/ink" xmlns:am3d="http://schemas.microsoft.com/office/drawing/2017/model3d" xmlns:o="urn:schemas-microsoft-com:office:office" xmlns:oel="http://schemas.microsoft.com/office/2019/extlst" xmlns:r="http://schemas.openxmlformats.org/officeDocument/2006/relationships" xmlns:m="http://schemas.openxmlformats.org/officeDocument/2006/math" xmlns:v="urn:schemas-microsoft-com:vml" xmlns:wp14="http://schemas.microsoft.com/office/word/2010/wordprocessingDrawing" xmlns:wp="http://schemas.openxmlformats.org/drawingml/2006/wordprocessingDrawing" xmlns:w10="urn:schemas-microsoft-com:office:word" xmlns:w="http://schemas.openxmlformats.org/wordprocessingml/2006/main" xmlns:w14="http://schemas.microsoft.com/office/word/2010/wordml" xmlns:w15="http://schemas.microsoft.com/office/word/2012/wordml" xmlns:w16cex="http://schemas.microsoft.com/office/word/2018/wordml/cex" xmlns:w16cid="http://schemas.microsoft.com/office/word/2016/wordml/cid" xmlns:w16="http://schemas.microsoft.com/office/word/2018/wordml" xmlns:w16du="http://schemas.microsoft.com/office/word/2023/wordml/word16du" xmlns:w16sdtdh="http://schemas.microsoft.com/office/word/2020/wordml/sdtdatahash" xmlns:w16sdtfl="http://schemas.microsoft.com/office/word/2024/wordml/sdtformatlock" xmlns:w16se="http://schemas.microsoft.com/office/word/2015/wordml/symex" xmlns:wpg="http://schemas.microsoft.com/office/word/2010/wordprocessingGroup" xmlns:wpi="http://schemas.microsoft.com/office/word/2010/wordprocessingInk" xmlns:wne="http://schemas.microsoft.com/office/word/2006/wordml" xmlns:wps="http://schemas.microsoft.com/office/word/2010/wordprocessingShape" mc:Ignorable="w14 w15 w16se w16cid w16 w16cex w16sdtdh w16sdtfl w16du wp14">
   <w15:commentEx w15:paraId="05635B02" w15:done="0"/>
+  <w15:commentEx w15:paraId="7A130A04" w15:done="0"/>
   <w15:commentEx w15:paraId="64DE3CDF" w15:done="0"/>
   <w15:commentEx w15:paraId="655C391B" w15:done="0"/>
   <w15:commentEx w15:paraId="3C61C1A1" w15:done="0"/>
@@ -14739,6 +14163,7 @@
 <file path=word/commentsExtensible.xml><?xml version="1.0" encoding="utf-8"?>
 <w16cex:commentsExtensible xmlns:wpc="http://schemas.microsoft.com/office/word/2010/wordprocessingCanvas" xmlns:cx="http://schemas.microsoft.com/office/drawing/2014/chartex" xmlns:cx1="http://schemas.microsoft.com/office/drawing/2015/9/8/chartex" xmlns:cx2="http://schemas.microsoft.com/office/drawing/2015/10/21/chartex" xmlns:cx3="http://schemas.microsoft.com/office/drawing/2016/5/9/chartex" xmlns:cx4="http://schemas.microsoft.com/office/drawing/2016/5/10/chartex" xmlns:cx5="http://schemas.microsoft.com/office/drawing/2016/5/11/chartex" xmlns:cx6="http://schemas.microsoft.com/office/drawing/2016/5/12/chartex" xmlns:cx7="http://schemas.microsoft.com/office/drawing/2016/5/13/chartex" xmlns:cx8="http://schemas.microsoft.com/office/drawing/2016/5/14/chartex" xmlns:cr="http://schemas.microsoft.com/office/comments/2020/reactions" xmlns:mc="http://schemas.openxmlformats.org/markup-compatibility/2006" xmlns:aink="http://schemas.microsoft.com/office/drawing/2016/ink" xmlns:am3d="http://schemas.microsoft.com/office/drawing/2017/model3d" xmlns:o="urn:schemas-microsoft-com:office:office" xmlns:oel="http://schemas.microsoft.com/office/2019/extlst" xmlns:r="http://schemas.openxmlformats.org/officeDocument/2006/relationships" xmlns:m="http://schemas.openxmlformats.org/officeDocument/2006/math" xmlns:v="urn:schemas-microsoft-com:vml" xmlns:wp14="http://schemas.microsoft.com/office/word/2010/wordprocessingDrawing" xmlns:wp="http://schemas.openxmlformats.org/drawingml/2006/wordprocessingDrawing" xmlns:w10="urn:schemas-microsoft-com:office:word" xmlns:w="http://schemas.openxmlformats.org/wordprocessingml/2006/main" xmlns:w14="http://schemas.microsoft.com/office/word/2010/wordml" xmlns:w15="http://schemas.microsoft.com/office/word/2012/wordml" xmlns:w16cex="http://schemas.microsoft.com/office/word/2018/wordml/cex" xmlns:w16cid="http://schemas.microsoft.com/office/word/2016/wordml/cid" xmlns:w16="http://schemas.microsoft.com/office/word/2018/wordml" xmlns:w16du="http://schemas.microsoft.com/office/word/2023/wordml/word16du" xmlns:w16sdtdh="http://schemas.microsoft.com/office/word/2020/wordml/sdtdatahash" xmlns:w16sdtfl="http://schemas.microsoft.com/office/word/2024/wordml/sdtformatlock" xmlns:w16se="http://schemas.microsoft.com/office/word/2015/wordml/symex" xmlns:wpg="http://schemas.microsoft.com/office/word/2010/wordprocessingGroup" xmlns:wpi="http://schemas.microsoft.com/office/word/2010/wordprocessingInk" xmlns:wne="http://schemas.microsoft.com/office/word/2006/wordml" xmlns:wps="http://schemas.microsoft.com/office/word/2010/wordprocessingShape" mc:Ignorable="w14 w15 w16se w16cid w16 w16cex w16sdtdh w16sdtfl cr w16du wp14">
   <w16cex:commentExtensible w16cex:durableId="0DE54D23" w16cex:dateUtc="2026-05-18T10:00:00Z"/>
+  <w16cex:commentExtensible w16cex:durableId="7D263DA5" w16cex:dateUtc="2026-05-19T12:04:00Z"/>
   <w16cex:commentExtensible w16cex:durableId="65EFD729" w16cex:dateUtc="2026-05-18T14:39:00Z"/>
   <w16cex:commentExtensible w16cex:durableId="5E7D9E50" w16cex:dateUtc="2026-05-18T09:52:00Z"/>
   <w16cex:commentExtensible w16cex:durableId="7F3AB1BB" w16cex:dateUtc="2026-05-18T09:52:00Z"/>
@@ -14789,6 +14214,7 @@
 <file path=word/commentsIds.xml><?xml version="1.0" encoding="utf-8"?>
 <w16cid:commentsIds xmlns:wpc="http://schemas.microsoft.com/office/word/2010/wordprocessingCanvas" xmlns:cx="http://schemas.microsoft.com/office/drawing/2014/chartex" xmlns:cx1="http://schemas.microsoft.com/office/drawing/2015/9/8/chartex" xmlns:cx2="http://schemas.microsoft.com/office/drawing/2015/10/21/chartex" xmlns:cx3="http://schemas.microsoft.com/office/drawing/2016/5/9/chartex" xmlns:cx4="http://schemas.microsoft.com/office/drawing/2016/5/10/chartex" xmlns:cx5="http://schemas.microsoft.com/office/drawing/2016/5/11/chartex" xmlns:cx6="http://schemas.microsoft.com/office/drawing/2016/5/12/chartex" xmlns:cx7="http://schemas.microsoft.com/office/drawing/2016/5/13/chartex" xmlns:cx8="http://schemas.microsoft.com/office/drawing/2016/5/14/chartex" xmlns:mc="http://schemas.openxmlformats.org/markup-compatibility/2006" xmlns:aink="http://schemas.microsoft.com/office/drawing/2016/ink" xmlns:am3d="http://schemas.microsoft.com/office/drawing/2017/model3d" xmlns:o="urn:schemas-microsoft-com:office:office" xmlns:oel="http://schemas.microsoft.com/office/2019/extlst" xmlns:r="http://schemas.openxmlformats.org/officeDocument/2006/relationships" xmlns:m="http://schemas.openxmlformats.org/officeDocument/2006/math" xmlns:v="urn:schemas-microsoft-com:vml" xmlns:wp14="http://schemas.microsoft.com/office/word/2010/wordprocessingDrawing" xmlns:wp="http://schemas.openxmlformats.org/drawingml/2006/wordprocessingDrawing" xmlns:w10="urn:schemas-microsoft-com:office:word" xmlns:w="http://schemas.openxmlformats.org/wordprocessingml/2006/main" xmlns:w14="http://schemas.microsoft.com/office/word/2010/wordml" xmlns:w15="http://schemas.microsoft.com/office/word/2012/wordml" xmlns:w16cex="http://schemas.microsoft.com/office/word/2018/wordml/cex" xmlns:w16cid="http://schemas.microsoft.com/office/word/2016/wordml/cid" xmlns:w16="http://schemas.microsoft.com/office/word/2018/wordml" xmlns:w16du="http://schemas.microsoft.com/office/word/2023/wordml/word16du" xmlns:w16sdtdh="http://schemas.microsoft.com/office/word/2020/wordml/sdtdatahash" xmlns:w16sdtfl="http://schemas.microsoft.com/office/word/2024/wordml/sdtformatlock" xmlns:w16se="http://schemas.microsoft.com/office/word/2015/wordml/symex" xmlns:wpg="http://schemas.microsoft.com/office/word/2010/wordprocessingGroup" xmlns:wpi="http://schemas.microsoft.com/office/word/2010/wordprocessingInk" xmlns:wne="http://schemas.microsoft.com/office/word/2006/wordml" xmlns:wps="http://schemas.microsoft.com/office/word/2010/wordprocessingShape" mc:Ignorable="w14 w15 w16se w16cid w16 w16cex w16sdtdh w16sdtfl w16du wp14">
   <w16cid:commentId w16cid:paraId="05635B02" w16cid:durableId="0DE54D23"/>
+  <w16cid:commentId w16cid:paraId="7A130A04" w16cid:durableId="7D263DA5"/>
   <w16cid:commentId w16cid:paraId="64DE3CDF" w16cid:durableId="65EFD729"/>
   <w16cid:commentId w16cid:paraId="655C391B" w16cid:durableId="5E7D9E50"/>
   <w16cid:commentId w16cid:paraId="3C61C1A1" w16cid:durableId="7F3AB1BB"/>
@@ -14840,12 +14266,12 @@
 <w:numbering xmlns:wpc="http://schemas.microsoft.com/office/word/2010/wordprocessingCanvas" xmlns:cx="http://schemas.microsoft.com/office/drawing/2014/chartex" xmlns:cx1="http://schemas.microsoft.com/office/drawing/2015/9/8/chartex" xmlns:cx2="http://schemas.microsoft.com/office/drawing/2015/10/21/chartex" xmlns:cx3="http://schemas.microsoft.com/office/drawing/2016/5/9/chartex" xmlns:cx4="http://schemas.microsoft.com/office/drawing/2016/5/10/chartex" xmlns:cx5="http://schemas.microsoft.com/office/drawing/2016/5/11/chartex" xmlns:cx6="http://schemas.microsoft.com/office/drawing/2016/5/12/chartex" xmlns:cx7="http://schemas.microsoft.com/office/drawing/2016/5/13/chartex" xmlns:cx8="http://schemas.microsoft.com/office/drawing/2016/5/14/chartex" xmlns:mc="http://schemas.openxmlformats.org/markup-compatibility/2006" xmlns:aink="http://schemas.microsoft.com/office/drawing/2016/ink" xmlns:am3d="http://schemas.microsoft.com/office/drawing/2017/model3d" xmlns:o="urn:schemas-microsoft-com:office:office" xmlns:oel="http://schemas.microsoft.com/office/2019/extlst" xmlns:r="http://schemas.openxmlformats.org/officeDocument/2006/relationships" xmlns:m="http://schemas.openxmlformats.org/officeDocument/2006/math" xmlns:v="urn:schemas-microsoft-com:vml" xmlns:wp14="http://schemas.microsoft.com/office/word/2010/wordprocessingDrawing" xmlns:wp="http://schemas.openxmlformats.org/drawingml/2006/wordprocessingDrawing" xmlns:w10="urn:schemas-microsoft-com:office:word" xmlns:w="http://schemas.openxmlformats.org/wordprocessingml/2006/main" xmlns:w14="http://schemas.microsoft.com/office/word/2010/wordml" xmlns:w15="http://schemas.microsoft.com/office/word/2012/wordml" xmlns:w16cex="http://schemas.microsoft.com/office/word/2018/wordml/cex" xmlns:w16cid="http://schemas.microsoft.com/office/word/2016/wordml/cid" xmlns:w16="http://schemas.microsoft.com/office/word/2018/wordml" xmlns:w16du="http://schemas.microsoft.com/office/word/2023/wordml/word16du" xmlns:w16sdtdh="http://schemas.microsoft.com/office/word/2020/wordml/sdtdatahash" xmlns:w16sdtfl="http://schemas.microsoft.com/office/word/2024/wordml/sdtformatlock" xmlns:w16se="http://schemas.microsoft.com/office/word/2015/wordml/symex" xmlns:wpg="http://schemas.microsoft.com/office/word/2010/wordprocessingGroup" xmlns:wpi="http://schemas.microsoft.com/office/word/2010/wordprocessingInk" xmlns:wne="http://schemas.microsoft.com/office/word/2006/wordml" xmlns:wps="http://schemas.microsoft.com/office/word/2010/wordprocessingShape" mc:Ignorable="w14 w15 w16se w16cid w16 w16cex w16sdtdh w16sdtfl w16du wp14">
   <w:numPicBullet w:numPicBulletId="0">
     <w:pict>
-      <v:rect id="_x0000_i1054" style="width:0;height:1.5pt" o:hralign="center" o:bullet="t" o:hrstd="t" o:hr="t"/>
+      <v:rect id="_x0000_i1036" style="width:0;height:1.5pt" o:hralign="center" o:bullet="t" o:hrstd="t" o:hr="t"/>
     </w:pict>
   </w:numPicBullet>
   <w:numPicBullet w:numPicBulletId="1">
     <w:pict>
-      <v:rect id="_x0000_i1055" style="width:0;height:1.5pt" o:hralign="center" o:bullet="t" o:hrstd="t" o:hr="t"/>
+      <v:rect id="_x0000_i1037" style="width:0;height:1.5pt" o:hralign="center" o:bullet="t" o:hrstd="t" o:hr="t"/>
     </w:pict>
   </w:numPicBullet>
   <w:abstractNum w:abstractNumId="0" w15:restartNumberingAfterBreak="0">

--- a/04_Manuscripts/Manuscript_slope_fracture_20260425_saito0430-1_saito0519.docx
+++ b/04_Manuscripts/Manuscript_slope_fracture_20260425_saito0430-1_saito0519.docx
@@ -65,6 +65,7 @@
       </w:pPr>
       <w:bookmarkStart w:id="0" w:name="abstract"/>
       <w:commentRangeStart w:id="1"/>
+      <w:commentRangeStart w:id="2"/>
       <w:r>
         <w:t>Abstract</w:t>
       </w:r>
@@ -77,6 +78,15 @@
         </w:rPr>
         <w:commentReference w:id="1"/>
       </w:r>
+      <w:commentRangeEnd w:id="2"/>
+      <w:r>
+        <w:rPr>
+          <w:rStyle w:val="af2"/>
+          <w:rFonts w:asciiTheme="minorHAnsi" w:eastAsiaTheme="minorEastAsia" w:hAnsiTheme="minorHAnsi" w:cstheme="minorBidi"/>
+          <w:color w:val="auto"/>
+        </w:rPr>
+        <w:commentReference w:id="2"/>
+      </w:r>
     </w:p>
     <w:p>
       <w:pPr>
@@ -84,18 +94,51 @@
         <w:spacing w:line="360" w:lineRule="auto"/>
       </w:pPr>
       <w:r>
-        <w:t xml:space="preserve">Hip fracture imposes a large burden on older adults in Japan, and community-level environmental correlates of hip fracture surgery rates remain incompletely understood, including terrain slope. We conducted an ecological study of 47 prefectures using the 10th National Database (NDB) Open Data: fracture surgery rates (per 100,000) from Reiwa 5 health insurance claims (April 2023 through March 2024) and habitual walking speed from Reiwa 4 Specific Health Checkup tabulations (April 2022 through March 2023); habitable-area-weighted terrain slope from national 10-m digital elevation models; aging rate and population density from the 2020 census. </w:t>
-      </w:r>
-      <w:commentRangeStart w:id="2"/>
-      <w:ins w:id="3" w:author="治輝 齋藤" w:date="2026-05-19T21:02:00Z" w16du:dateUtc="2026-05-19T12:02:00Z">
-        <w:r>
-          <w:t xml:space="preserve">We used multivariable linear regression to test whether terrain slope was independently associated with hip fracture surgery rates after adjustment for aging rate, fast walking rate, and population density. </w:t>
+        <w:t>Hip fracture</w:t>
+      </w:r>
+      <w:ins w:id="3" w:author="治輝 齋藤" w:date="2026-05-19T21:11:00Z" w16du:dateUtc="2026-05-19T12:11:00Z">
+        <w:r>
+          <w:rPr>
+            <w:rFonts w:hint="eastAsia"/>
+            <w:lang w:eastAsia="ja-JP"/>
+          </w:rPr>
+          <w:t>s</w:t>
         </w:r>
       </w:ins>
       <w:r>
-        <w:t>We fitted ordinary least squares (OLS) models</w:t>
-      </w:r>
-      <w:ins w:id="4" w:author="治輝 齋藤" w:date="2026-05-19T21:02:00Z" w16du:dateUtc="2026-05-19T12:02:00Z">
+        <w:t xml:space="preserve"> </w:t>
+      </w:r>
+      <w:del w:id="4" w:author="治輝 齋藤" w:date="2026-05-19T21:11:00Z" w16du:dateUtc="2026-05-19T12:11:00Z">
+        <w:r>
+          <w:delText>imposes</w:delText>
+        </w:r>
+      </w:del>
+      <w:ins w:id="5" w:author="治輝 齋藤" w:date="2026-05-19T21:11:00Z" w16du:dateUtc="2026-05-19T12:11:00Z">
+        <w:r>
+          <w:t>place</w:t>
+        </w:r>
+      </w:ins>
+      <w:r>
+        <w:t xml:space="preserve"> a </w:t>
+      </w:r>
+      <w:del w:id="6" w:author="治輝 齋藤" w:date="2026-05-19T21:12:00Z" w16du:dateUtc="2026-05-19T12:12:00Z">
+        <w:r>
+          <w:delText>large</w:delText>
+        </w:r>
+      </w:del>
+      <w:ins w:id="7" w:author="治輝 齋藤" w:date="2026-05-19T21:12:00Z" w16du:dateUtc="2026-05-19T12:12:00Z">
+        <w:r>
+          <w:rPr>
+            <w:rFonts w:hint="eastAsia"/>
+            <w:lang w:eastAsia="ja-JP"/>
+          </w:rPr>
+          <w:t>heavy</w:t>
+        </w:r>
+      </w:ins>
+      <w:r>
+        <w:t xml:space="preserve"> burden on older adults in Japan</w:t>
+      </w:r>
+      <w:ins w:id="8" w:author="治輝 齋藤" w:date="2026-05-19T21:12:00Z" w16du:dateUtc="2026-05-19T12:12:00Z">
         <w:r>
           <w:rPr>
             <w:rFonts w:hint="eastAsia"/>
@@ -104,7 +147,103 @@
           <w:t>.</w:t>
         </w:r>
       </w:ins>
-      <w:ins w:id="5" w:author="治輝 齋藤" w:date="2026-05-19T21:03:00Z" w16du:dateUtc="2026-05-19T12:03:00Z">
+      <w:ins w:id="9" w:author="治輝 齋藤" w:date="2026-05-19T21:13:00Z" w16du:dateUtc="2026-05-19T12:13:00Z">
+        <w:r>
+          <w:t xml:space="preserve"> </w:t>
+        </w:r>
+        <w:r>
+          <w:t>Whether steeper regional terrain relates to hip fracture surgery rates across prefectures remains unclear</w:t>
+        </w:r>
+      </w:ins>
+      <w:del w:id="10" w:author="治輝 齋藤" w:date="2026-05-19T21:13:00Z" w16du:dateUtc="2026-05-19T12:13:00Z">
+        <w:r>
+          <w:delText>, and community-level environmental correlates of hip fracture surgery rates remain incompletely understood, including terrain slope</w:delText>
+        </w:r>
+      </w:del>
+      <w:r>
+        <w:t xml:space="preserve">. We </w:t>
+      </w:r>
+      <w:ins w:id="11" w:author="治輝 齋藤" w:date="2026-05-19T21:13:00Z" w16du:dateUtc="2026-05-19T12:13:00Z">
+        <w:r>
+          <w:t>studied all 47 Japanese prefectures in an ecological design</w:t>
+        </w:r>
+      </w:ins>
+      <w:del w:id="12" w:author="治輝 齋藤" w:date="2026-05-19T21:13:00Z" w16du:dateUtc="2026-05-19T12:13:00Z">
+        <w:r>
+          <w:delText>conducted an ecological study of 47 prefectures</w:delText>
+        </w:r>
+      </w:del>
+      <w:ins w:id="13" w:author="治輝 齋藤" w:date="2026-05-19T21:14:00Z" w16du:dateUtc="2026-05-19T12:14:00Z">
+        <w:r>
+          <w:rPr>
+            <w:rFonts w:hint="eastAsia"/>
+            <w:lang w:eastAsia="ja-JP"/>
+          </w:rPr>
+          <w:t xml:space="preserve">. </w:t>
+        </w:r>
+        <w:r>
+          <w:t>We linked prefecture-level data from national open sources.</w:t>
+        </w:r>
+      </w:ins>
+      <w:r>
+        <w:t xml:space="preserve"> </w:t>
+      </w:r>
+      <w:ins w:id="14" w:author="治輝 齋藤" w:date="2026-05-19T21:14:00Z" w16du:dateUtc="2026-05-19T12:14:00Z">
+        <w:r>
+          <w:t>Fracture surgery rates (per 100,000) came from</w:t>
+        </w:r>
+      </w:ins>
+      <w:del w:id="15" w:author="治輝 齋藤" w:date="2026-05-19T21:15:00Z" w16du:dateUtc="2026-05-19T12:15:00Z">
+        <w:r>
+          <w:delText>using</w:delText>
+        </w:r>
+      </w:del>
+      <w:r>
+        <w:t xml:space="preserve"> the 10th National Database (NDB) Open Data</w:t>
+      </w:r>
+      <w:ins w:id="16" w:author="治輝 齋藤" w:date="2026-05-19T21:15:00Z" w16du:dateUtc="2026-05-19T12:15:00Z">
+        <w:r>
+          <w:t xml:space="preserve"> (Reiwa 5 health insurance claims, April 2023 through March 2024)</w:t>
+        </w:r>
+      </w:ins>
+      <w:del w:id="17" w:author="治輝 齋藤" w:date="2026-05-19T21:15:00Z" w16du:dateUtc="2026-05-19T12:15:00Z">
+        <w:r>
+          <w:delText>: fracture surgery rates (per 100,000) from Reiwa 5 health insurance claims (April 2023 through March 2024)</w:delText>
+        </w:r>
+      </w:del>
+      <w:ins w:id="18" w:author="治輝 齋藤" w:date="2026-05-19T21:15:00Z" w16du:dateUtc="2026-05-19T12:15:00Z">
+        <w:r>
+          <w:rPr>
+            <w:rFonts w:hint="eastAsia"/>
+            <w:lang w:eastAsia="ja-JP"/>
+          </w:rPr>
+          <w:t>.</w:t>
+        </w:r>
+      </w:ins>
+      <w:r>
+        <w:t xml:space="preserve"> </w:t>
+      </w:r>
+      <w:del w:id="19" w:author="治輝 齋藤" w:date="2026-05-19T21:15:00Z" w16du:dateUtc="2026-05-19T12:15:00Z">
+        <w:r>
+          <w:delText>and h</w:delText>
+        </w:r>
+      </w:del>
+      <w:ins w:id="20" w:author="治輝 齋藤" w:date="2026-05-19T21:15:00Z" w16du:dateUtc="2026-05-19T12:15:00Z">
+        <w:r>
+          <w:rPr>
+            <w:rFonts w:hint="eastAsia"/>
+            <w:lang w:eastAsia="ja-JP"/>
+          </w:rPr>
+          <w:t>H</w:t>
+        </w:r>
+      </w:ins>
+      <w:r>
+        <w:t xml:space="preserve">abitual </w:t>
+      </w:r>
+      <w:ins w:id="21" w:author="治輝 齋藤" w:date="2026-05-19T21:16:00Z" w16du:dateUtc="2026-05-19T12:16:00Z">
+        <w:r>
+          <w:t>fast</w:t>
+        </w:r>
         <w:r>
           <w:rPr>
             <w:rFonts w:hint="eastAsia"/>
@@ -112,116 +251,86 @@
           </w:rPr>
           <w:t xml:space="preserve"> </w:t>
         </w:r>
+      </w:ins>
+      <w:proofErr w:type="spellStart"/>
+      <w:r>
+        <w:t>walking</w:t>
+      </w:r>
+      <w:del w:id="22" w:author="治輝 齋藤" w:date="2026-05-19T21:16:00Z" w16du:dateUtc="2026-05-19T12:16:00Z">
+        <w:r>
+          <w:delText xml:space="preserve"> speed</w:delText>
+        </w:r>
+      </w:del>
+      <w:ins w:id="23" w:author="治輝 齋藤" w:date="2026-05-19T21:16:00Z" w16du:dateUtc="2026-05-19T12:16:00Z">
         <w:r>
           <w:rPr>
+            <w:rFonts w:hint="eastAsia"/>
             <w:lang w:eastAsia="ja-JP"/>
           </w:rPr>
-          <w:t>We assessed robustness</w:t>
+          <w:t>came</w:t>
         </w:r>
       </w:ins>
-      <w:r>
-        <w:t xml:space="preserve"> with heteroskedasticity-robust (HC3) standard errors and </w:t>
-      </w:r>
-      <w:ins w:id="6" w:author="治輝 齋藤" w:date="2026-05-19T21:03:00Z" w16du:dateUtc="2026-05-19T12:03:00Z">
-        <w:r>
-          <w:t xml:space="preserve">with </w:t>
+      <w:proofErr w:type="spellEnd"/>
+      <w:r>
+        <w:t xml:space="preserve"> from Reiwa 4 Specific Health Checkup tabulations (April 2022 through March 2023)</w:t>
+      </w:r>
+      <w:ins w:id="24" w:author="治輝 齋藤" w:date="2026-05-19T21:16:00Z" w16du:dateUtc="2026-05-19T12:16:00Z">
+        <w:r>
+          <w:rPr>
+            <w:rFonts w:hint="eastAsia"/>
+            <w:lang w:eastAsia="ja-JP"/>
+          </w:rPr>
+          <w:t>.</w:t>
         </w:r>
       </w:ins>
-      <w:r>
-        <w:t>nonparametric bootstrap resampling</w:t>
-      </w:r>
-      <w:ins w:id="7" w:author="治輝 齋藤" w:date="2026-05-19T21:03:00Z" w16du:dateUtc="2026-05-19T12:03:00Z">
-        <w:r>
-          <w:t xml:space="preserve"> of prefectures</w:t>
+      <w:del w:id="25" w:author="治輝 齋藤" w:date="2026-05-19T21:16:00Z" w16du:dateUtc="2026-05-19T12:16:00Z">
+        <w:r>
+          <w:delText>;</w:delText>
+        </w:r>
+      </w:del>
+      <w:r>
+        <w:t xml:space="preserve"> </w:t>
+      </w:r>
+      <w:del w:id="26" w:author="治輝 齋藤" w:date="2026-05-19T21:17:00Z" w16du:dateUtc="2026-05-19T12:17:00Z">
+        <w:r>
+          <w:delText>habitable-area-weighted terrain slope from national 10-m digital elevation models; a</w:delText>
+        </w:r>
+      </w:del>
+      <w:ins w:id="27" w:author="治輝 齋藤" w:date="2026-05-19T21:17:00Z" w16du:dateUtc="2026-05-19T12:17:00Z">
+        <w:r>
+          <w:rPr>
+            <w:rFonts w:hint="eastAsia"/>
+            <w:lang w:eastAsia="ja-JP"/>
+          </w:rPr>
+          <w:t>A</w:t>
         </w:r>
       </w:ins>
-      <w:commentRangeEnd w:id="2"/>
-      <w:ins w:id="8" w:author="治輝 齋藤" w:date="2026-05-19T21:04:00Z" w16du:dateUtc="2026-05-19T12:04:00Z">
+      <w:r>
+        <w:t xml:space="preserve">ging rate and population density from the 2020 census. </w:t>
+      </w:r>
+      <w:commentRangeStart w:id="28"/>
+      <w:ins w:id="29" w:author="治輝 齋藤" w:date="2026-05-19T21:02:00Z" w16du:dateUtc="2026-05-19T12:02:00Z">
+        <w:r>
+          <w:t xml:space="preserve">We used multivariable linear regression to test whether terrain slope was independently associated with hip fracture surgery rates after adjustment for aging rate, fast walking rate, and population density. </w:t>
+        </w:r>
+      </w:ins>
+      <w:r>
+        <w:t xml:space="preserve">We fitted </w:t>
+      </w:r>
+      <w:r>
+        <w:lastRenderedPageBreak/>
+        <w:t>ordinary least squares (OLS) models</w:t>
+      </w:r>
+      <w:ins w:id="30" w:author="治輝 齋藤" w:date="2026-05-19T21:02:00Z" w16du:dateUtc="2026-05-19T12:02:00Z">
         <w:r>
           <w:rPr>
-            <w:rStyle w:val="af2"/>
+            <w:rFonts w:hint="eastAsia"/>
+            <w:lang w:eastAsia="ja-JP"/>
           </w:rPr>
-          <w:commentReference w:id="2"/>
+          <w:t>.</w:t>
         </w:r>
       </w:ins>
-      <w:r>
-        <w:t xml:space="preserve"> (</w:t>
-      </w:r>
-      <w:r>
-        <w:rPr>
-          <w:i/>
-          <w:iCs/>
-        </w:rPr>
-        <w:t>B</w:t>
-      </w:r>
-      <w:r>
-        <w:t xml:space="preserve"> = 5000)</w:t>
-      </w:r>
-      <w:del w:id="9" w:author="治輝 齋藤" w:date="2026-05-19T21:04:00Z" w16du:dateUtc="2026-05-19T12:04:00Z">
-        <w:r>
-          <w:delText xml:space="preserve"> </w:delText>
-        </w:r>
-        <w:commentRangeStart w:id="10"/>
-        <w:r>
-          <w:delText>as sensitivity analyses</w:delText>
-        </w:r>
-      </w:del>
-      <w:r>
-        <w:t>.</w:t>
-      </w:r>
-      <w:commentRangeEnd w:id="10"/>
-      <w:r>
-        <w:rPr>
-          <w:rStyle w:val="af2"/>
-          <w:sz w:val="24"/>
-          <w:szCs w:val="24"/>
-        </w:rPr>
-        <w:commentReference w:id="10"/>
-      </w:r>
-      <w:r>
-        <w:t xml:space="preserve"> </w:t>
-      </w:r>
-      <w:commentRangeStart w:id="11"/>
-      <w:r>
-        <w:t>Mean slope was 8.57 degrees (SD 3.16) and</w:t>
-      </w:r>
-      <w:commentRangeEnd w:id="11"/>
-      <w:r>
-        <w:rPr>
-          <w:rStyle w:val="af2"/>
-          <w:sz w:val="24"/>
-          <w:szCs w:val="24"/>
-        </w:rPr>
-        <w:commentReference w:id="11"/>
-      </w:r>
-      <w:r>
-        <w:t xml:space="preserve"> mean hip fracture surgery rate was 254.0 per </w:t>
-      </w:r>
-      <w:commentRangeStart w:id="12"/>
-      <w:r>
-        <w:t>100,000</w:t>
-      </w:r>
-      <w:commentRangeEnd w:id="12"/>
-      <w:r>
-        <w:rPr>
-          <w:rStyle w:val="af2"/>
-          <w:sz w:val="24"/>
-          <w:szCs w:val="24"/>
-        </w:rPr>
-        <w:commentReference w:id="12"/>
-      </w:r>
-      <w:r>
-        <w:t xml:space="preserve"> (SD 37.6). Terrain slope was positively associated </w:t>
-      </w:r>
-      <w:r>
-        <w:lastRenderedPageBreak/>
-        <w:t xml:space="preserve">with </w:t>
-      </w:r>
-      <w:commentRangeStart w:id="13"/>
-      <w:r>
-        <w:t>hip fracture</w:t>
-      </w:r>
-      <w:ins w:id="14" w:author="治輝 齋藤" w:date="2026-05-19T20:36:00Z" w16du:dateUtc="2026-05-19T11:36:00Z">
+      <w:ins w:id="31" w:author="治輝 齋藤" w:date="2026-05-19T21:03:00Z" w16du:dateUtc="2026-05-19T12:03:00Z">
         <w:r>
           <w:rPr>
             <w:rFonts w:hint="eastAsia"/>
@@ -230,361 +339,161 @@
           <w:t xml:space="preserve"> </w:t>
         </w:r>
         <w:r>
-          <w:t>surgery</w:t>
+          <w:rPr>
+            <w:lang w:eastAsia="ja-JP"/>
+          </w:rPr>
+          <w:t>We assessed robustness</w:t>
         </w:r>
       </w:ins>
       <w:r>
-        <w:t xml:space="preserve"> rates</w:t>
-      </w:r>
-      <w:commentRangeEnd w:id="13"/>
-      <w:r>
-        <w:rPr>
-          <w:rStyle w:val="af2"/>
-        </w:rPr>
-        <w:commentReference w:id="13"/>
-      </w:r>
-      <w:r>
-        <w:t xml:space="preserve"> in unadjusted models (</w:t>
-      </w:r>
-      <w:commentRangeStart w:id="15"/>
-      <w:r>
-        <w:t>β = 5.65</w:t>
-      </w:r>
-      <w:commentRangeEnd w:id="15"/>
+        <w:t xml:space="preserve"> with heteroskedasticity-robust (HC3) standard errors and </w:t>
+      </w:r>
+      <w:ins w:id="32" w:author="治輝 齋藤" w:date="2026-05-19T21:03:00Z" w16du:dateUtc="2026-05-19T12:03:00Z">
+        <w:r>
+          <w:t xml:space="preserve">with </w:t>
+        </w:r>
+      </w:ins>
+      <w:r>
+        <w:t>nonparametric bootstrap resampling</w:t>
+      </w:r>
+      <w:ins w:id="33" w:author="治輝 齋藤" w:date="2026-05-19T21:03:00Z" w16du:dateUtc="2026-05-19T12:03:00Z">
+        <w:r>
+          <w:t xml:space="preserve"> of prefectures</w:t>
+        </w:r>
+      </w:ins>
+      <w:commentRangeEnd w:id="28"/>
+      <w:ins w:id="34" w:author="治輝 齋藤" w:date="2026-05-19T21:04:00Z" w16du:dateUtc="2026-05-19T12:04:00Z">
+        <w:r>
+          <w:rPr>
+            <w:rStyle w:val="af2"/>
+          </w:rPr>
+          <w:commentReference w:id="28"/>
+        </w:r>
+      </w:ins>
+      <w:r>
+        <w:t xml:space="preserve"> (</w:t>
+      </w:r>
+      <w:r>
+        <w:rPr>
+          <w:i/>
+          <w:iCs/>
+        </w:rPr>
+        <w:t>B</w:t>
+      </w:r>
+      <w:r>
+        <w:t xml:space="preserve"> = 5000)</w:t>
+      </w:r>
+      <w:del w:id="35" w:author="治輝 齋藤" w:date="2026-05-19T21:04:00Z" w16du:dateUtc="2026-05-19T12:04:00Z">
+        <w:r>
+          <w:delText xml:space="preserve"> </w:delText>
+        </w:r>
+        <w:commentRangeStart w:id="36"/>
+        <w:r>
+          <w:delText>as sensitivity analyses</w:delText>
+        </w:r>
+      </w:del>
+      <w:r>
+        <w:t>.</w:t>
+      </w:r>
+      <w:commentRangeEnd w:id="36"/>
       <w:r>
         <w:rPr>
           <w:rStyle w:val="af2"/>
           <w:sz w:val="24"/>
           <w:szCs w:val="24"/>
         </w:rPr>
-        <w:commentReference w:id="15"/>
-      </w:r>
-      <w:r>
-        <w:t xml:space="preserve">; 95% CI, 2.50–8.79; </w:t>
-      </w:r>
-      <w:r>
-        <w:rPr>
-          <w:i/>
-          <w:iCs/>
-        </w:rPr>
-        <w:t>p</w:t>
-      </w:r>
-      <w:r>
-        <w:t xml:space="preserve"> = 0.001) and </w:t>
-      </w:r>
-      <w:commentRangeStart w:id="16"/>
-      <w:r>
-        <w:t>in adjusted models with conventional standard errors</w:t>
-      </w:r>
-      <w:commentRangeEnd w:id="16"/>
+        <w:commentReference w:id="36"/>
+      </w:r>
+      <w:r>
+        <w:t xml:space="preserve"> </w:t>
+      </w:r>
+      <w:ins w:id="37" w:author="治輝 齋藤" w:date="2026-05-19T21:17:00Z" w16du:dateUtc="2026-05-19T12:17:00Z">
+        <w:r>
+          <w:t xml:space="preserve">Across prefectures, </w:t>
+        </w:r>
+      </w:ins>
+      <w:commentRangeStart w:id="38"/>
+      <w:del w:id="39" w:author="治輝 齋藤" w:date="2026-05-19T21:17:00Z" w16du:dateUtc="2026-05-19T12:17:00Z">
+        <w:r>
+          <w:delText>M</w:delText>
+        </w:r>
+      </w:del>
+      <w:ins w:id="40" w:author="治輝 齋藤" w:date="2026-05-19T21:17:00Z" w16du:dateUtc="2026-05-19T12:17:00Z">
+        <w:r>
+          <w:rPr>
+            <w:rFonts w:hint="eastAsia"/>
+            <w:lang w:eastAsia="ja-JP"/>
+          </w:rPr>
+          <w:t>m</w:t>
+        </w:r>
+      </w:ins>
+      <w:r>
+        <w:t>ean slope was 8.57 degrees (SD 3.16)</w:t>
+      </w:r>
+      <w:ins w:id="41" w:author="治輝 齋藤" w:date="2026-05-19T21:18:00Z" w16du:dateUtc="2026-05-19T12:18:00Z">
+        <w:r>
+          <w:rPr>
+            <w:rFonts w:hint="eastAsia"/>
+            <w:lang w:eastAsia="ja-JP"/>
+          </w:rPr>
+          <w:t>.</w:t>
+        </w:r>
+      </w:ins>
+      <w:del w:id="42" w:author="治輝 齋藤" w:date="2026-05-19T21:18:00Z" w16du:dateUtc="2026-05-19T12:18:00Z">
+        <w:r>
+          <w:delText xml:space="preserve"> and</w:delText>
+        </w:r>
+      </w:del>
+      <w:commentRangeEnd w:id="38"/>
       <w:r>
         <w:rPr>
           <w:rStyle w:val="af2"/>
           <w:sz w:val="24"/>
           <w:szCs w:val="24"/>
         </w:rPr>
-        <w:commentReference w:id="16"/>
-      </w:r>
-      <w:r>
-        <w:t xml:space="preserve"> (β = 3.49; 95% CI, 0.11–6.86; </w:t>
-      </w:r>
-      <w:r>
-        <w:rPr>
-          <w:i/>
-          <w:iCs/>
-        </w:rPr>
-        <w:t>p</w:t>
-      </w:r>
-      <w:r>
-        <w:t xml:space="preserve"> = 0.043); HC3 and bootstrap intervals for the slope coefficient were borderline at N = 47. No associations were observed for humerus or </w:t>
-      </w:r>
-      <w:commentRangeStart w:id="17"/>
-      <w:r>
-        <w:t>forearm</w:t>
-      </w:r>
-      <w:del w:id="18" w:author="治輝 齋藤" w:date="2026-05-19T20:39:00Z" w16du:dateUtc="2026-05-19T11:39:00Z">
-        <w:r>
-          <w:delText xml:space="preserve"> fractures</w:delText>
+        <w:commentReference w:id="38"/>
+      </w:r>
+      <w:r>
+        <w:t xml:space="preserve"> </w:t>
+      </w:r>
+      <w:del w:id="43" w:author="治輝 齋藤" w:date="2026-05-19T21:18:00Z" w16du:dateUtc="2026-05-19T12:18:00Z">
+        <w:r>
+          <w:delText>m</w:delText>
         </w:r>
       </w:del>
-      <w:ins w:id="19" w:author="治輝 齋藤" w:date="2026-05-19T20:39:00Z" w16du:dateUtc="2026-05-19T11:39:00Z">
-        <w:r>
-          <w:t>fracture surgeries</w:t>
-        </w:r>
-        <w:commentRangeEnd w:id="17"/>
+      <w:ins w:id="44" w:author="治輝 齋藤" w:date="2026-05-19T21:18:00Z" w16du:dateUtc="2026-05-19T12:18:00Z">
         <w:r>
           <w:rPr>
-            <w:rStyle w:val="af2"/>
+            <w:rFonts w:hint="eastAsia"/>
+            <w:lang w:eastAsia="ja-JP"/>
           </w:rPr>
-          <w:commentReference w:id="17"/>
+          <w:t>M</w:t>
         </w:r>
       </w:ins>
       <w:r>
-        <w:t>. Prefecture-level terrain slope showed a hip-specific signal consistent with lateral-fall mechanisms</w:t>
-      </w:r>
-      <w:commentRangeStart w:id="20"/>
-      <w:r>
-        <w:t>, but inferential sensitivity at small ecological N warrants cautious interpretation</w:t>
-      </w:r>
-      <w:commentRangeEnd w:id="20"/>
+        <w:t xml:space="preserve">ean hip fracture surgery rate was 254.0 per </w:t>
+      </w:r>
+      <w:commentRangeStart w:id="45"/>
+      <w:r>
+        <w:t>100,000</w:t>
+      </w:r>
+      <w:commentRangeEnd w:id="45"/>
       <w:r>
         <w:rPr>
           <w:rStyle w:val="af2"/>
           <w:sz w:val="24"/>
           <w:szCs w:val="24"/>
         </w:rPr>
-        <w:commentReference w:id="20"/>
-      </w:r>
-      <w:r>
-        <w:t>.</w:t>
-      </w:r>
-      <w:bookmarkStart w:id="21" w:name="conclusions"/>
-    </w:p>
-    <w:p>
-      <w:pPr>
-        <w:pStyle w:val="a0"/>
-        <w:spacing w:line="360" w:lineRule="auto"/>
-        <w:rPr>
-          <w:lang w:eastAsia="ja-JP"/>
-        </w:rPr>
-      </w:pPr>
-      <w:r>
-        <w:rPr>
-          <w:b/>
-          <w:bCs/>
-        </w:rPr>
-        <w:t>Keywords</w:t>
-      </w:r>
-      <w:r>
-        <w:t>: terrain</w:t>
-      </w:r>
-      <w:r>
-        <w:rPr>
-          <w:rFonts w:hint="eastAsia"/>
-          <w:lang w:eastAsia="ja-JP"/>
-        </w:rPr>
-        <w:t>;</w:t>
-      </w:r>
-      <w:r>
-        <w:t xml:space="preserve"> slope; hip</w:t>
-      </w:r>
-      <w:r>
-        <w:rPr>
-          <w:rFonts w:hint="eastAsia"/>
-          <w:lang w:eastAsia="ja-JP"/>
-        </w:rPr>
-        <w:t>;</w:t>
-      </w:r>
-      <w:r>
-        <w:t xml:space="preserve"> fracture; ecolog</w:t>
-      </w:r>
-      <w:r>
-        <w:rPr>
-          <w:rFonts w:hint="eastAsia"/>
-          <w:lang w:eastAsia="ja-JP"/>
-        </w:rPr>
-        <w:t>y</w:t>
-      </w:r>
-      <w:r>
-        <w:t xml:space="preserve">; Japan; </w:t>
-      </w:r>
-      <w:r>
-        <w:rPr>
-          <w:rFonts w:hint="eastAsia"/>
-          <w:lang w:eastAsia="ja-JP"/>
-        </w:rPr>
-        <w:t>epidemiology</w:t>
-      </w:r>
-    </w:p>
-    <w:p>
-      <w:pPr>
-        <w:spacing w:line="360" w:lineRule="auto"/>
-      </w:pPr>
-      <w:r>
-        <w:pict w14:anchorId="0BC1EF66">
-          <v:rect id="_x0000_i1028" style="width:0;height:1.5pt" o:hralign="center" o:hrstd="t" o:hr="t"/>
-        </w:pict>
-      </w:r>
-    </w:p>
-    <w:p>
-      <w:pPr>
-        <w:pStyle w:val="1"/>
-        <w:spacing w:line="360" w:lineRule="auto"/>
-      </w:pPr>
-      <w:bookmarkStart w:id="22" w:name="introduction"/>
-      <w:bookmarkEnd w:id="0"/>
-      <w:bookmarkEnd w:id="21"/>
-      <w:r>
-        <w:t>Introduction</w:t>
-      </w:r>
-    </w:p>
-    <w:p>
-      <w:pPr>
-        <w:pStyle w:val="FirstParagraph"/>
-        <w:spacing w:line="360" w:lineRule="auto"/>
-      </w:pPr>
-      <w:r>
-        <w:t>Hip fracture is a serious public health problem among older adults worldwide. In Japan, approximately 200,000 hip fractures occur annually, and this number is projected to increase with the ongoing demographic shift toward an aging society.</w:t>
-      </w:r>
-      <w:r>
-        <w:t xml:space="preserve"> [1, 2]</w:t>
-      </w:r>
-      <w:r>
-        <w:t xml:space="preserve"> Hip fracture leads to prolonged hospitalization, functional decline, institutionalization, and increased mortality, imposing a substantial burden on both individuals and the healthcare system.</w:t>
-      </w:r>
-      <w:r>
-        <w:t>[1, 3]</w:t>
-      </w:r>
-      <w:r>
-        <w:t xml:space="preserve"> The acute care costs of hip fracture treatment in Japan reached approximately 1,000 billion yen ($989 million) in 2021, and this burden continues to escalate.</w:t>
-      </w:r>
-      <w:r>
-        <w:t xml:space="preserve"> [4, 5]</w:t>
-      </w:r>
-    </w:p>
-    <w:p>
-      <w:pPr>
-        <w:pStyle w:val="a0"/>
-        <w:spacing w:line="360" w:lineRule="auto"/>
-        <w:rPr>
-          <w:lang w:eastAsia="ja-JP"/>
-        </w:rPr>
-      </w:pPr>
-      <w:r>
-        <w:t>Falls are the primary cause of hip fractures, accounting for more than 90% of cases.</w:t>
-      </w:r>
-      <w:r>
-        <w:t xml:space="preserve"> [6]</w:t>
-      </w:r>
-      <w:r>
-        <w:t xml:space="preserve"> Multiple risk factors for falls have been identified, including muscle weakness, impaired gait and balance, polypharmacy, and visual impairment.</w:t>
-      </w:r>
-      <w:r>
-        <w:t xml:space="preserve"> [7]</w:t>
-      </w:r>
-      <w:r>
-        <w:t xml:space="preserve"> Among environmental factors, home hazards such as slippery floors, steps, and inadequate lighting are well recognized.</w:t>
-      </w:r>
-      <w:r>
-        <w:t xml:space="preserve"> [8]</w:t>
-      </w:r>
-      <w:r>
-        <w:t xml:space="preserve"> However, broader environmental determinants of fall </w:t>
-      </w:r>
-      <w:r>
-        <w:lastRenderedPageBreak/>
-        <w:t>risk at the community level, such as outdoor terrain characteristics, have received limited attention despite their potential population-level impact.</w:t>
-      </w:r>
-      <w:r>
-        <w:t xml:space="preserve"> [9]</w:t>
-      </w:r>
-      <w:r>
-        <w:rPr>
-          <w:rFonts w:hint="eastAsia"/>
-          <w:lang w:eastAsia="ja-JP"/>
-        </w:rPr>
-        <w:t xml:space="preserve"> </w:t>
-      </w:r>
-    </w:p>
-    <w:p>
-      <w:pPr>
-        <w:pStyle w:val="a0"/>
-        <w:spacing w:line="360" w:lineRule="auto"/>
-      </w:pPr>
-      <w:r>
-        <w:t>Terrain slope is a plausible environmental determinant of fall-related fractures. Walking on inclined surfaces requires greater neuromuscular effort and alters biomechanics, increasing instability, particularly among older adults with impaired balance and reduced muscle strength.</w:t>
-      </w:r>
-      <w:r>
-        <w:t xml:space="preserve"> [10, 11]</w:t>
-      </w:r>
-      <w:r>
-        <w:t xml:space="preserve"> The control of body center of mass (CoM) during inclined walking becomes increasingly challenging with age, as margin of stability (MoS) decreases and required coefficient of friction (RCOF) changes unpredictably on uneven terrain.</w:t>
-      </w:r>
-      <w:r>
-        <w:t xml:space="preserve"> [12, 13]</w:t>
-      </w:r>
-      <w:r>
-        <w:t xml:space="preserve"> Regions with steeper terrain may expose residents to greater fall risk during daily outdoor activities, including commuting and shopping. Japan’s varied topography—ranging from flat coastal plains to steep mountain foothills—provides a natural laboratory to test this hypothesis at a nationwide scale.</w:t>
-      </w:r>
-    </w:p>
-    <w:p>
-      <w:pPr>
-        <w:pStyle w:val="a0"/>
-        <w:spacing w:line="360" w:lineRule="auto"/>
-      </w:pPr>
-      <w:r>
-        <w:t>Previous studies have demonstrated that environmental terrain features are associated with physical activity levels and walking speed in community-dwelling older adults.</w:t>
-      </w:r>
-      <w:r>
-        <w:t xml:space="preserve"> [14]</w:t>
-      </w:r>
-      <w:r>
-        <w:t xml:space="preserve"> Walking speed is itself a powerful predictor of fracture risk</w:t>
-      </w:r>
-      <w:r>
-        <w:rPr>
-          <w:rFonts w:hint="eastAsia"/>
-          <w:lang w:eastAsia="ja-JP"/>
-        </w:rPr>
-        <w:t xml:space="preserve"> </w:t>
-      </w:r>
-      <w:r>
-        <w:rPr>
-          <w:lang w:eastAsia="ja-JP"/>
-        </w:rPr>
-        <w:t>[15, 16]</w:t>
-      </w:r>
-      <w:r>
-        <w:t xml:space="preserve"> and has been designated the “sixth vital sign.”</w:t>
-      </w:r>
-      <w:r>
-        <w:t xml:space="preserve"> </w:t>
-      </w:r>
-      <w:r>
-        <w:rPr>
-          <w:lang w:eastAsia="ja-JP"/>
-        </w:rPr>
-        <w:t>[17]</w:t>
-      </w:r>
-      <w:r>
-        <w:t xml:space="preserve"> Older adults walking on complex outdoor terrain unconsciously adopt cautious gait strategies, reducing step length and cadence, </w:t>
-      </w:r>
-      <w:commentRangeStart w:id="23"/>
-      <w:r>
-        <w:t>which may lead to chronic deconditioning and increased frailty</w:t>
-      </w:r>
-      <w:commentRangeEnd w:id="23"/>
-      <w:r>
-        <w:rPr>
-          <w:rStyle w:val="af2"/>
-          <w:sz w:val="24"/>
-          <w:szCs w:val="24"/>
-        </w:rPr>
-        <w:commentReference w:id="23"/>
-      </w:r>
-      <w:r>
-        <w:t>.</w:t>
-      </w:r>
-      <w:r>
-        <w:t xml:space="preserve"> </w:t>
-      </w:r>
-      <w:r>
-        <w:rPr>
-          <w:lang w:eastAsia="ja-JP"/>
-        </w:rPr>
-        <w:t>[18, 19]</w:t>
-      </w:r>
-      <w:r>
-        <w:t xml:space="preserve"> </w:t>
-      </w:r>
-      <w:commentRangeStart w:id="24"/>
-      <w:r>
-        <w:t xml:space="preserve">We therefore hypothesized that </w:t>
-      </w:r>
-      <w:ins w:id="25" w:author="治輝 齋藤" w:date="2026-05-19T20:40:00Z" w16du:dateUtc="2026-05-19T11:40:00Z">
-        <w:r>
-          <w:t>steeper</w:t>
-        </w:r>
+        <w:commentReference w:id="45"/>
+      </w:r>
+      <w:r>
+        <w:t xml:space="preserve"> (SD 37.6). Terrain slope was positively associated with </w:t>
+      </w:r>
+      <w:commentRangeStart w:id="46"/>
+      <w:r>
+        <w:t>hip fracture</w:t>
+      </w:r>
+      <w:ins w:id="47" w:author="治輝 齋藤" w:date="2026-05-19T20:36:00Z" w16du:dateUtc="2026-05-19T11:36:00Z">
         <w:r>
           <w:rPr>
             <w:rFonts w:hint="eastAsia"/>
@@ -592,24 +501,178 @@
           </w:rPr>
           <w:t xml:space="preserve"> </w:t>
         </w:r>
+        <w:r>
+          <w:t>surgery</w:t>
+        </w:r>
       </w:ins>
       <w:r>
-        <w:t xml:space="preserve">terrain slope may </w:t>
-      </w:r>
-      <w:del w:id="26" w:author="治輝 齋藤" w:date="2026-05-19T20:41:00Z" w16du:dateUtc="2026-05-19T11:41:00Z">
-        <w:r>
-          <w:delText>influence</w:delText>
+        <w:t xml:space="preserve"> rates</w:t>
+      </w:r>
+      <w:commentRangeEnd w:id="46"/>
+      <w:r>
+        <w:rPr>
+          <w:rStyle w:val="af2"/>
+        </w:rPr>
+        <w:commentReference w:id="46"/>
+      </w:r>
+      <w:r>
+        <w:t xml:space="preserve"> in unadjusted models (</w:t>
+      </w:r>
+      <w:commentRangeStart w:id="48"/>
+      <w:r>
+        <w:t>β = 5.65</w:t>
+      </w:r>
+      <w:commentRangeEnd w:id="48"/>
+      <w:r>
+        <w:rPr>
+          <w:rStyle w:val="af2"/>
+          <w:sz w:val="24"/>
+          <w:szCs w:val="24"/>
+        </w:rPr>
+        <w:commentReference w:id="48"/>
+      </w:r>
+      <w:r>
+        <w:t xml:space="preserve">; 95% CI, 2.50–8.79; </w:t>
+      </w:r>
+      <w:r>
+        <w:rPr>
+          <w:i/>
+          <w:iCs/>
+        </w:rPr>
+        <w:t>p</w:t>
+      </w:r>
+      <w:r>
+        <w:t xml:space="preserve"> = 0.001)</w:t>
+      </w:r>
+      <w:ins w:id="49" w:author="治輝 齋藤" w:date="2026-05-19T21:18:00Z" w16du:dateUtc="2026-05-19T12:18:00Z">
+        <w:r>
+          <w:rPr>
+            <w:rFonts w:hint="eastAsia"/>
+            <w:lang w:eastAsia="ja-JP"/>
+          </w:rPr>
+          <w:t>.</w:t>
+        </w:r>
+      </w:ins>
+      <w:del w:id="50" w:author="治輝 齋藤" w:date="2026-05-19T21:18:00Z" w16du:dateUtc="2026-05-19T12:18:00Z">
+        <w:r>
+          <w:delText xml:space="preserve"> and</w:delText>
         </w:r>
       </w:del>
-      <w:ins w:id="27" w:author="治輝 齋藤" w:date="2026-05-19T20:41:00Z" w16du:dateUtc="2026-05-19T11:41:00Z">
-        <w:r>
-          <w:t>be associated with higher prefecture-level</w:t>
+      <w:ins w:id="51" w:author="治輝 齋藤" w:date="2026-05-19T21:18:00Z" w16du:dateUtc="2026-05-19T12:18:00Z">
+        <w:r>
+          <w:t>After covariate adjustment</w:t>
         </w:r>
       </w:ins>
-      <w:r>
-        <w:t xml:space="preserve"> hip fracture</w:t>
-      </w:r>
-      <w:ins w:id="28" w:author="治輝 齋藤" w:date="2026-05-19T20:41:00Z" w16du:dateUtc="2026-05-19T11:41:00Z">
+      <w:del w:id="52" w:author="治輝 齋藤" w:date="2026-05-19T21:19:00Z" w16du:dateUtc="2026-05-19T12:19:00Z">
+        <w:r>
+          <w:delText xml:space="preserve"> </w:delText>
+        </w:r>
+        <w:commentRangeStart w:id="53"/>
+        <w:r>
+          <w:delText>in adjusted models</w:delText>
+        </w:r>
+      </w:del>
+      <w:ins w:id="54" w:author="治輝 齋藤" w:date="2026-05-19T21:19:00Z" w16du:dateUtc="2026-05-19T12:19:00Z">
+        <w:r>
+          <w:rPr>
+            <w:rFonts w:hint="eastAsia"/>
+            <w:lang w:eastAsia="ja-JP"/>
+          </w:rPr>
+          <w:t xml:space="preserve">, </w:t>
+        </w:r>
+        <w:r>
+          <w:rPr>
+            <w:lang w:eastAsia="ja-JP"/>
+          </w:rPr>
+          <w:t>the association remained positive</w:t>
+        </w:r>
+      </w:ins>
+      <w:r>
+        <w:t xml:space="preserve"> with conventional standard errors</w:t>
+      </w:r>
+      <w:commentRangeEnd w:id="53"/>
+      <w:r>
+        <w:rPr>
+          <w:rStyle w:val="af2"/>
+          <w:sz w:val="24"/>
+          <w:szCs w:val="24"/>
+        </w:rPr>
+        <w:commentReference w:id="53"/>
+      </w:r>
+      <w:r>
+        <w:t xml:space="preserve"> (β = 3.49; 95% CI, 0.11–6.86; </w:t>
+      </w:r>
+      <w:r>
+        <w:rPr>
+          <w:i/>
+          <w:iCs/>
+        </w:rPr>
+        <w:t>p</w:t>
+      </w:r>
+      <w:r>
+        <w:t xml:space="preserve"> = 0.043)</w:t>
+      </w:r>
+      <w:ins w:id="55" w:author="治輝 齋藤" w:date="2026-05-19T21:19:00Z" w16du:dateUtc="2026-05-19T12:19:00Z">
+        <w:r>
+          <w:rPr>
+            <w:rFonts w:hint="eastAsia"/>
+            <w:lang w:eastAsia="ja-JP"/>
+          </w:rPr>
+          <w:t>.</w:t>
+        </w:r>
+      </w:ins>
+      <w:del w:id="56" w:author="治輝 齋藤" w:date="2026-05-19T21:19:00Z" w16du:dateUtc="2026-05-19T12:19:00Z">
+        <w:r>
+          <w:delText>;</w:delText>
+        </w:r>
+      </w:del>
+      <w:r>
+        <w:t xml:space="preserve"> HC3 and bootstrap intervals for the slope coefficient were borderline at N = 47. </w:t>
+      </w:r>
+      <w:ins w:id="57" w:author="治輝 齋藤" w:date="2026-05-19T21:20:00Z" w16du:dateUtc="2026-05-19T12:20:00Z">
+        <w:r>
+          <w:rPr>
+            <w:rFonts w:hint="eastAsia"/>
+            <w:lang w:eastAsia="ja-JP"/>
+          </w:rPr>
+          <w:t xml:space="preserve">We found </w:t>
+        </w:r>
+      </w:ins>
+      <w:del w:id="58" w:author="治輝 齋藤" w:date="2026-05-19T21:20:00Z" w16du:dateUtc="2026-05-19T12:20:00Z">
+        <w:r>
+          <w:delText>N</w:delText>
+        </w:r>
+      </w:del>
+      <w:ins w:id="59" w:author="治輝 齋藤" w:date="2026-05-19T21:20:00Z" w16du:dateUtc="2026-05-19T12:20:00Z">
+        <w:r>
+          <w:rPr>
+            <w:rFonts w:hint="eastAsia"/>
+            <w:lang w:eastAsia="ja-JP"/>
+          </w:rPr>
+          <w:t>n</w:t>
+        </w:r>
+      </w:ins>
+      <w:r>
+        <w:t xml:space="preserve">o associations </w:t>
+      </w:r>
+      <w:del w:id="60" w:author="治輝 齋藤" w:date="2026-05-19T21:20:00Z" w16du:dateUtc="2026-05-19T12:20:00Z">
+        <w:r>
+          <w:delText xml:space="preserve">were observed </w:delText>
+        </w:r>
+      </w:del>
+      <w:r>
+        <w:t xml:space="preserve">for humerus or </w:t>
+      </w:r>
+      <w:commentRangeStart w:id="61"/>
+      <w:r>
+        <w:t>forearm</w:t>
+      </w:r>
+      <w:del w:id="62" w:author="治輝 齋藤" w:date="2026-05-19T20:39:00Z" w16du:dateUtc="2026-05-19T11:39:00Z">
+        <w:r>
+          <w:delText xml:space="preserve"> fractures</w:delText>
+        </w:r>
+      </w:del>
+      <w:ins w:id="63" w:author="治輝 齋藤" w:date="2026-05-19T21:19:00Z" w16du:dateUtc="2026-05-19T12:19:00Z">
         <w:r>
           <w:rPr>
             <w:rFonts w:hint="eastAsia"/>
@@ -617,6 +680,330 @@
           </w:rPr>
           <w:t xml:space="preserve"> </w:t>
         </w:r>
+      </w:ins>
+      <w:ins w:id="64" w:author="治輝 齋藤" w:date="2026-05-19T20:39:00Z" w16du:dateUtc="2026-05-19T11:39:00Z">
+        <w:r>
+          <w:t>fracture surgeries</w:t>
+        </w:r>
+        <w:commentRangeEnd w:id="61"/>
+        <w:r>
+          <w:rPr>
+            <w:rStyle w:val="af2"/>
+          </w:rPr>
+          <w:commentReference w:id="61"/>
+        </w:r>
+      </w:ins>
+      <w:r>
+        <w:t>. Prefecture-level terrain slope showed a hip-specific signal consistent with lateral-fall mechanisms</w:t>
+      </w:r>
+      <w:commentRangeStart w:id="65"/>
+      <w:r>
+        <w:t>, but inferential sensitivity at small ecological N warrants cautious interpretation</w:t>
+      </w:r>
+      <w:commentRangeEnd w:id="65"/>
+      <w:r>
+        <w:rPr>
+          <w:rStyle w:val="af2"/>
+          <w:sz w:val="24"/>
+          <w:szCs w:val="24"/>
+        </w:rPr>
+        <w:commentReference w:id="65"/>
+      </w:r>
+      <w:r>
+        <w:t>.</w:t>
+      </w:r>
+      <w:bookmarkStart w:id="66" w:name="conclusions"/>
+    </w:p>
+    <w:p>
+      <w:pPr>
+        <w:pStyle w:val="a0"/>
+        <w:spacing w:line="360" w:lineRule="auto"/>
+        <w:rPr>
+          <w:lang w:eastAsia="ja-JP"/>
+        </w:rPr>
+      </w:pPr>
+      <w:r>
+        <w:rPr>
+          <w:b/>
+          <w:bCs/>
+        </w:rPr>
+        <w:t>Keywords</w:t>
+      </w:r>
+      <w:r>
+        <w:t>: terrain</w:t>
+      </w:r>
+      <w:r>
+        <w:rPr>
+          <w:rFonts w:hint="eastAsia"/>
+          <w:lang w:eastAsia="ja-JP"/>
+        </w:rPr>
+        <w:t>;</w:t>
+      </w:r>
+      <w:r>
+        <w:t xml:space="preserve"> slope; hip</w:t>
+      </w:r>
+      <w:r>
+        <w:rPr>
+          <w:rFonts w:hint="eastAsia"/>
+          <w:lang w:eastAsia="ja-JP"/>
+        </w:rPr>
+        <w:t>;</w:t>
+      </w:r>
+      <w:r>
+        <w:t xml:space="preserve"> fracture; ecolog</w:t>
+      </w:r>
+      <w:r>
+        <w:rPr>
+          <w:rFonts w:hint="eastAsia"/>
+          <w:lang w:eastAsia="ja-JP"/>
+        </w:rPr>
+        <w:t>y</w:t>
+      </w:r>
+      <w:r>
+        <w:t xml:space="preserve">; Japan; </w:t>
+      </w:r>
+      <w:r>
+        <w:rPr>
+          <w:rFonts w:hint="eastAsia"/>
+          <w:lang w:eastAsia="ja-JP"/>
+        </w:rPr>
+        <w:t>epidemiology</w:t>
+      </w:r>
+    </w:p>
+    <w:p>
+      <w:pPr>
+        <w:spacing w:line="360" w:lineRule="auto"/>
+      </w:pPr>
+      <w:r>
+        <w:pict w14:anchorId="0BC1EF66">
+          <v:rect id="_x0000_i1028" style="width:0;height:1.5pt" o:hralign="center" o:hrstd="t" o:hr="t"/>
+        </w:pict>
+      </w:r>
+    </w:p>
+    <w:p>
+      <w:pPr>
+        <w:pStyle w:val="1"/>
+        <w:spacing w:line="360" w:lineRule="auto"/>
+      </w:pPr>
+      <w:bookmarkStart w:id="67" w:name="introduction"/>
+      <w:bookmarkEnd w:id="0"/>
+      <w:bookmarkEnd w:id="66"/>
+      <w:r>
+        <w:t>Introduction</w:t>
+      </w:r>
+    </w:p>
+    <w:p>
+      <w:pPr>
+        <w:pStyle w:val="FirstParagraph"/>
+        <w:spacing w:line="360" w:lineRule="auto"/>
+      </w:pPr>
+      <w:r>
+        <w:t>Hip fracture is a serious public health problem among older adults worldwide. In Japan, approximately 200,000 hip fractures occur annually, and this number is projected to increase with the ongoing demographic shift toward an aging society.</w:t>
+      </w:r>
+      <w:r>
+        <w:t xml:space="preserve"> [1, 2]</w:t>
+      </w:r>
+      <w:r>
+        <w:t xml:space="preserve"> Hip fracture leads to prolonged hospitalization, functional decline, institutionalization, and increased mortality, imposing a substantial burden on both individuals and the healthcare </w:t>
+      </w:r>
+      <w:proofErr w:type="gramStart"/>
+      <w:r>
+        <w:t>system.</w:t>
+      </w:r>
+      <w:r>
+        <w:t>[</w:t>
+      </w:r>
+      <w:proofErr w:type="gramEnd"/>
+      <w:r>
+        <w:t>1, 3]</w:t>
+      </w:r>
+      <w:r>
+        <w:t xml:space="preserve"> The acute care costs of hip fracture treatment in Japan reached approximately 1,000 billion yen ($989 million) in 2021, and this burden continues to escalate.</w:t>
+      </w:r>
+      <w:r>
+        <w:t xml:space="preserve"> [4, 5]</w:t>
+      </w:r>
+    </w:p>
+    <w:p>
+      <w:pPr>
+        <w:pStyle w:val="a0"/>
+        <w:spacing w:line="360" w:lineRule="auto"/>
+        <w:rPr>
+          <w:lang w:eastAsia="ja-JP"/>
+        </w:rPr>
+      </w:pPr>
+      <w:r>
+        <w:lastRenderedPageBreak/>
+        <w:t>Falls are the primary cause of hip fractures, accounting for more than 90% of cases.</w:t>
+      </w:r>
+      <w:r>
+        <w:t xml:space="preserve"> [6]</w:t>
+      </w:r>
+      <w:r>
+        <w:t xml:space="preserve"> Multiple risk factors for falls have been identified, including muscle weakness, impaired gait and balance, polypharmacy, and visual impairment.</w:t>
+      </w:r>
+      <w:r>
+        <w:t xml:space="preserve"> [7]</w:t>
+      </w:r>
+      <w:r>
+        <w:t xml:space="preserve"> Among environmental factors, home hazards such as slippery floors, steps, and inadequate lighting are well recognized.</w:t>
+      </w:r>
+      <w:r>
+        <w:t xml:space="preserve"> [8]</w:t>
+      </w:r>
+      <w:r>
+        <w:t xml:space="preserve"> However, broader environmental determinants of fall risk at the community level, such as outdoor terrain characteristics, have received limited attention despite their potential population-level impact.</w:t>
+      </w:r>
+      <w:r>
+        <w:t xml:space="preserve"> [9]</w:t>
+      </w:r>
+      <w:r>
+        <w:rPr>
+          <w:rFonts w:hint="eastAsia"/>
+          <w:lang w:eastAsia="ja-JP"/>
+        </w:rPr>
+        <w:t xml:space="preserve"> </w:t>
+      </w:r>
+    </w:p>
+    <w:p>
+      <w:pPr>
+        <w:pStyle w:val="a0"/>
+        <w:spacing w:line="360" w:lineRule="auto"/>
+      </w:pPr>
+      <w:r>
+        <w:t>Terrain slope is a plausible environmental determinant of fall-related fractures. Walking on inclined surfaces requires greater neuromuscular effort and alters biomechanics, increasing instability, particularly among older adults with impaired balance and reduced muscle strength.</w:t>
+      </w:r>
+      <w:r>
+        <w:t xml:space="preserve"> [10, 11]</w:t>
+      </w:r>
+      <w:r>
+        <w:t xml:space="preserve"> The control of body center of mass (</w:t>
+      </w:r>
+      <w:proofErr w:type="spellStart"/>
+      <w:r>
+        <w:t>CoM</w:t>
+      </w:r>
+      <w:proofErr w:type="spellEnd"/>
+      <w:r>
+        <w:t>) during inclined walking becomes increasingly challenging with age, as margin of stability (MoS) decreases and required coefficient of friction (RCOF) changes unpredictably on uneven terrain.</w:t>
+      </w:r>
+      <w:r>
+        <w:t xml:space="preserve"> [12, 13]</w:t>
+      </w:r>
+      <w:r>
+        <w:t xml:space="preserve"> Regions with steeper terrain may expose residents to greater fall risk during daily outdoor activities, including commuting and shopping. Japan’s varied topography—ranging from flat coastal plains to steep mountain foothills—provides a natural laboratory to test this hypothesis at a nationwide scale.</w:t>
+      </w:r>
+    </w:p>
+    <w:p>
+      <w:pPr>
+        <w:pStyle w:val="a0"/>
+        <w:spacing w:line="360" w:lineRule="auto"/>
+      </w:pPr>
+      <w:r>
+        <w:t>Previous studies have demonstrated that environmental terrain features are associated with physical activity levels and walking speed in community-dwelling older adults.</w:t>
+      </w:r>
+      <w:r>
+        <w:t xml:space="preserve"> [14]</w:t>
+      </w:r>
+      <w:r>
+        <w:t xml:space="preserve"> Walking speed is itself a powerful predictor of fracture risk</w:t>
+      </w:r>
+      <w:r>
+        <w:rPr>
+          <w:rFonts w:hint="eastAsia"/>
+          <w:lang w:eastAsia="ja-JP"/>
+        </w:rPr>
+        <w:t xml:space="preserve"> </w:t>
+      </w:r>
+      <w:r>
+        <w:rPr>
+          <w:lang w:eastAsia="ja-JP"/>
+        </w:rPr>
+        <w:t>[15, 16]</w:t>
+      </w:r>
+      <w:r>
+        <w:t xml:space="preserve"> and has been designated the “sixth vital sign.”</w:t>
+      </w:r>
+      <w:r>
+        <w:t xml:space="preserve"> </w:t>
+      </w:r>
+      <w:r>
+        <w:rPr>
+          <w:lang w:eastAsia="ja-JP"/>
+        </w:rPr>
+        <w:t>[17]</w:t>
+      </w:r>
+      <w:r>
+        <w:t xml:space="preserve"> Older adults walking on complex outdoor terrain unconsciously adopt cautious gait strategies, reducing step length and cadence, </w:t>
+      </w:r>
+      <w:commentRangeStart w:id="68"/>
+      <w:r>
+        <w:t>which may lead to chronic deconditioning and increased frailty</w:t>
+      </w:r>
+      <w:commentRangeEnd w:id="68"/>
+      <w:r>
+        <w:rPr>
+          <w:rStyle w:val="af2"/>
+          <w:sz w:val="24"/>
+          <w:szCs w:val="24"/>
+        </w:rPr>
+        <w:commentReference w:id="68"/>
+      </w:r>
+      <w:r>
+        <w:t>.</w:t>
+      </w:r>
+      <w:r>
+        <w:t xml:space="preserve"> </w:t>
+      </w:r>
+      <w:r>
+        <w:rPr>
+          <w:lang w:eastAsia="ja-JP"/>
+        </w:rPr>
+        <w:t>[18, 19]</w:t>
+      </w:r>
+      <w:r>
+        <w:t xml:space="preserve"> </w:t>
+      </w:r>
+      <w:commentRangeStart w:id="69"/>
+      <w:r>
+        <w:t xml:space="preserve">We therefore hypothesized that </w:t>
+      </w:r>
+      <w:ins w:id="70" w:author="治輝 齋藤" w:date="2026-05-19T20:40:00Z" w16du:dateUtc="2026-05-19T11:40:00Z">
+        <w:r>
+          <w:t>steeper</w:t>
+        </w:r>
+        <w:r>
+          <w:rPr>
+            <w:rFonts w:hint="eastAsia"/>
+            <w:lang w:eastAsia="ja-JP"/>
+          </w:rPr>
+          <w:t xml:space="preserve"> </w:t>
+        </w:r>
+      </w:ins>
+      <w:r>
+        <w:t xml:space="preserve">terrain slope may </w:t>
+      </w:r>
+      <w:del w:id="71" w:author="治輝 齋藤" w:date="2026-05-19T20:41:00Z" w16du:dateUtc="2026-05-19T11:41:00Z">
+        <w:r>
+          <w:delText>influence</w:delText>
+        </w:r>
+      </w:del>
+      <w:ins w:id="72" w:author="治輝 齋藤" w:date="2026-05-19T20:41:00Z" w16du:dateUtc="2026-05-19T11:41:00Z">
+        <w:r>
+          <w:t>be associated with higher prefecture-level</w:t>
+        </w:r>
+      </w:ins>
+      <w:r>
+        <w:t xml:space="preserve"> hip fracture</w:t>
+      </w:r>
+      <w:ins w:id="73" w:author="治輝 齋藤" w:date="2026-05-19T20:41:00Z" w16du:dateUtc="2026-05-19T11:41:00Z">
+        <w:r>
+          <w:rPr>
+            <w:rFonts w:hint="eastAsia"/>
+            <w:lang w:eastAsia="ja-JP"/>
+          </w:rPr>
+          <w:t xml:space="preserve"> </w:t>
+        </w:r>
         <w:r>
           <w:t>surgery</w:t>
         </w:r>
@@ -624,15 +1011,22 @@
       <w:r>
         <w:t xml:space="preserve"> rates</w:t>
       </w:r>
-      <w:ins w:id="29" w:author="治輝 齋藤" w:date="2026-05-19T20:41:00Z" w16du:dateUtc="2026-05-19T11:41:00Z">
+      <w:ins w:id="74" w:author="治輝 齋藤" w:date="2026-05-19T20:41:00Z" w16du:dateUtc="2026-05-19T11:41:00Z">
         <w:r>
           <w:rPr>
             <w:lang w:eastAsia="ja-JP"/>
           </w:rPr>
-          <w:t>. We treated these rates as administrative proxies for population-level surgical burden after hip and femoral fractures. The association may reflect</w:t>
+          <w:t xml:space="preserve">. We treated these rates as administrative proxies for population-level surgical burden after hip and femoral </w:t>
+        </w:r>
+        <w:r>
+          <w:rPr>
+            <w:lang w:eastAsia="ja-JP"/>
+          </w:rPr>
+          <w:lastRenderedPageBreak/>
+          <w:t>fractures. The association may reflect</w:t>
         </w:r>
       </w:ins>
-      <w:del w:id="30" w:author="治輝 齋藤" w:date="2026-05-19T20:42:00Z" w16du:dateUtc="2026-05-19T11:42:00Z">
+      <w:del w:id="75" w:author="治輝 齋藤" w:date="2026-05-19T20:42:00Z" w16du:dateUtc="2026-05-19T11:42:00Z">
         <w:r>
           <w:delText xml:space="preserve"> through</w:delText>
         </w:r>
@@ -640,7 +1034,7 @@
       <w:r>
         <w:t xml:space="preserve"> direct mechanical effects of inclined walking (direct pathway)</w:t>
       </w:r>
-      <w:ins w:id="31" w:author="治輝 齋藤" w:date="2026-05-19T20:42:00Z" w16du:dateUtc="2026-05-19T11:42:00Z">
+      <w:ins w:id="76" w:author="治輝 齋藤" w:date="2026-05-19T20:42:00Z" w16du:dateUtc="2026-05-19T11:42:00Z">
         <w:r>
           <w:rPr>
             <w:rFonts w:hint="eastAsia"/>
@@ -649,12 +1043,12 @@
           <w:t xml:space="preserve">. </w:t>
         </w:r>
       </w:ins>
-      <w:del w:id="32" w:author="治輝 齋藤" w:date="2026-05-19T20:42:00Z" w16du:dateUtc="2026-05-19T11:42:00Z">
+      <w:del w:id="77" w:author="治輝 齋藤" w:date="2026-05-19T20:42:00Z" w16du:dateUtc="2026-05-19T11:42:00Z">
         <w:r>
           <w:delText xml:space="preserve"> and through its effect on</w:delText>
         </w:r>
       </w:del>
-      <w:ins w:id="33" w:author="治輝 齋藤" w:date="2026-05-19T20:42:00Z" w16du:dateUtc="2026-05-19T11:42:00Z">
+      <w:ins w:id="78" w:author="治輝 齋藤" w:date="2026-05-19T20:42:00Z" w16du:dateUtc="2026-05-19T11:42:00Z">
         <w:r>
           <w:t>It may also relate to</w:t>
         </w:r>
@@ -662,12 +1056,12 @@
       <w:r>
         <w:t xml:space="preserve"> walking capacity (indirect pathway)</w:t>
       </w:r>
-      <w:commentRangeEnd w:id="24"/>
+      <w:commentRangeEnd w:id="69"/>
       <w:r>
         <w:rPr>
           <w:rStyle w:val="af2"/>
         </w:rPr>
-        <w:commentReference w:id="24"/>
+        <w:commentReference w:id="69"/>
       </w:r>
       <w:r>
         <w:t>.</w:t>
@@ -679,21 +1073,20 @@
         <w:spacing w:line="360" w:lineRule="auto"/>
       </w:pPr>
       <w:r>
-        <w:lastRenderedPageBreak/>
         <w:t xml:space="preserve">Despite these theoretical considerations, no nationwide study has examined the association between </w:t>
       </w:r>
-      <w:commentRangeStart w:id="34"/>
+      <w:commentRangeStart w:id="79"/>
       <w:r>
         <w:t>prefectural-level</w:t>
       </w:r>
-      <w:commentRangeEnd w:id="34"/>
+      <w:commentRangeEnd w:id="79"/>
       <w:r>
         <w:rPr>
           <w:rStyle w:val="af2"/>
           <w:sz w:val="24"/>
           <w:szCs w:val="24"/>
         </w:rPr>
-        <w:commentReference w:id="34"/>
+        <w:commentReference w:id="79"/>
       </w:r>
       <w:r>
         <w:t xml:space="preserve"> terrain slope and fracture surgery rates using population-based administrative data. International ecological studies from Norway (NOREPOS) and China (CHARLS) have demonstrated significant associations between high elevation, complex terrain, and elevated hip fracture risk,</w:t>
@@ -708,13 +1101,21 @@
         <w:t>[20, 21]</w:t>
       </w:r>
       <w:r>
-        <w:t xml:space="preserve"> but Japan-specific nationwide evidence has been lacking. The National Database (NDB) of Health Insurance Claims, released as open data by Japan’s Ministry of Health, Labour and Welfare, provides a unique opportunity to assess fracture surgery rates across all 47 Japanese prefectures. Combined with digital elevation model (DEM) data from the Geospatial Information Authority of Japan, this ecological approach enables the first nationwide quantitative assessment of the </w:t>
-      </w:r>
-      <w:commentRangeStart w:id="35"/>
+        <w:t xml:space="preserve"> but Japan-specific nationwide evidence has been lacking. The National Database (NDB) of Health Insurance Claims, released as open data by Japan’s Ministry of Health, </w:t>
+      </w:r>
+      <w:proofErr w:type="spellStart"/>
+      <w:r>
+        <w:t>Labour</w:t>
+      </w:r>
+      <w:proofErr w:type="spellEnd"/>
+      <w:r>
+        <w:t xml:space="preserve"> and Welfare, provides a unique opportunity to assess fracture surgery rates across all 47 Japanese prefectures. Combined with digital elevation model (DEM) data from the Geospatial Information Authority of Japan, this ecological approach enables the first nationwide quantitative assessment of the </w:t>
+      </w:r>
+      <w:commentRangeStart w:id="80"/>
       <w:r>
         <w:t>terrain–fracture</w:t>
       </w:r>
-      <w:ins w:id="36" w:author="治輝 齋藤" w:date="2026-05-19T20:43:00Z" w16du:dateUtc="2026-05-19T11:43:00Z">
+      <w:ins w:id="81" w:author="治輝 齋藤" w:date="2026-05-19T20:43:00Z" w16du:dateUtc="2026-05-19T11:43:00Z">
         <w:r>
           <w:rPr>
             <w:rFonts w:hint="eastAsia"/>
@@ -732,12 +1133,12 @@
       <w:r>
         <w:t xml:space="preserve"> relationship</w:t>
       </w:r>
-      <w:commentRangeEnd w:id="35"/>
+      <w:commentRangeEnd w:id="80"/>
       <w:r>
         <w:rPr>
           <w:rStyle w:val="af2"/>
         </w:rPr>
-        <w:commentReference w:id="35"/>
+        <w:commentReference w:id="80"/>
       </w:r>
       <w:r>
         <w:t xml:space="preserve"> in Japan.</w:t>
@@ -748,16 +1149,16 @@
         <w:pStyle w:val="a0"/>
         <w:spacing w:line="360" w:lineRule="auto"/>
       </w:pPr>
-      <w:commentRangeStart w:id="37"/>
+      <w:commentRangeStart w:id="82"/>
       <w:r>
         <w:t xml:space="preserve">In this study, we examined whether terrain slope was associated with hip fracture surgery rates </w:t>
       </w:r>
-      <w:del w:id="38" w:author="治輝 齋藤" w:date="2026-05-19T20:45:00Z" w16du:dateUtc="2026-05-19T11:45:00Z">
+      <w:del w:id="83" w:author="治輝 齋藤" w:date="2026-05-19T20:45:00Z" w16du:dateUtc="2026-05-19T11:45:00Z">
         <w:r>
           <w:delText>at the prefectural level, independent of</w:delText>
         </w:r>
       </w:del>
-      <w:ins w:id="39" w:author="治輝 齋藤" w:date="2026-05-19T20:45:00Z" w16du:dateUtc="2026-05-19T11:45:00Z">
+      <w:ins w:id="84" w:author="治輝 齋藤" w:date="2026-05-19T20:45:00Z" w16du:dateUtc="2026-05-19T11:45:00Z">
         <w:r>
           <w:t>across prefectures. We adjusted for</w:t>
         </w:r>
@@ -765,7 +1166,7 @@
       <w:r>
         <w:t xml:space="preserve"> aging rate</w:t>
       </w:r>
-      <w:ins w:id="40" w:author="治輝 齋藤" w:date="2026-05-19T20:45:00Z" w16du:dateUtc="2026-05-19T11:45:00Z">
+      <w:ins w:id="85" w:author="治輝 齋藤" w:date="2026-05-19T20:45:00Z" w16du:dateUtc="2026-05-19T11:45:00Z">
         <w:r>
           <w:rPr>
             <w:rFonts w:hint="eastAsia"/>
@@ -777,12 +1178,12 @@
       <w:r>
         <w:t xml:space="preserve"> </w:t>
       </w:r>
-      <w:del w:id="41" w:author="治輝 齋藤" w:date="2026-05-19T20:45:00Z" w16du:dateUtc="2026-05-19T11:45:00Z">
+      <w:del w:id="86" w:author="治輝 齋藤" w:date="2026-05-19T20:45:00Z" w16du:dateUtc="2026-05-19T11:45:00Z">
         <w:r>
           <w:delText>and</w:delText>
         </w:r>
       </w:del>
-      <w:ins w:id="42" w:author="治輝 齋藤" w:date="2026-05-19T20:45:00Z" w16du:dateUtc="2026-05-19T11:45:00Z">
+      <w:ins w:id="87" w:author="治輝 齋藤" w:date="2026-05-19T20:45:00Z" w16du:dateUtc="2026-05-19T11:45:00Z">
         <w:r>
           <w:rPr>
             <w:rFonts w:hint="eastAsia"/>
@@ -794,12 +1195,12 @@
       <w:r>
         <w:t xml:space="preserve"> walking </w:t>
       </w:r>
-      <w:del w:id="43" w:author="治輝 齋藤" w:date="2026-05-19T20:45:00Z" w16du:dateUtc="2026-05-19T11:45:00Z">
+      <w:del w:id="88" w:author="治輝 齋藤" w:date="2026-05-19T20:45:00Z" w16du:dateUtc="2026-05-19T11:45:00Z">
         <w:r>
           <w:delText>speed</w:delText>
         </w:r>
       </w:del>
-      <w:ins w:id="44" w:author="治輝 齋藤" w:date="2026-05-19T20:45:00Z" w16du:dateUtc="2026-05-19T11:45:00Z">
+      <w:ins w:id="89" w:author="治輝 齋藤" w:date="2026-05-19T20:45:00Z" w16du:dateUtc="2026-05-19T11:45:00Z">
         <w:r>
           <w:rPr>
             <w:rFonts w:hint="eastAsia"/>
@@ -811,7 +1212,7 @@
       <w:r>
         <w:t xml:space="preserve">, </w:t>
       </w:r>
-      <w:ins w:id="45" w:author="治輝 齋藤" w:date="2026-05-19T20:46:00Z" w16du:dateUtc="2026-05-19T11:46:00Z">
+      <w:ins w:id="90" w:author="治輝 齋藤" w:date="2026-05-19T20:46:00Z" w16du:dateUtc="2026-05-19T11:46:00Z">
         <w:r>
           <w:t>and population density</w:t>
         </w:r>
@@ -826,18 +1227,18 @@
       <w:r>
         <w:t>using nationwide administrative and geospatial data.</w:t>
       </w:r>
-      <w:ins w:id="46" w:author="治輝 齋藤" w:date="2026-05-19T20:46:00Z" w16du:dateUtc="2026-05-19T11:46:00Z">
+      <w:ins w:id="91" w:author="治輝 齋藤" w:date="2026-05-19T20:46:00Z" w16du:dateUtc="2026-05-19T11:46:00Z">
         <w:r>
           <w:t xml:space="preserve"> NDB Open Data provide procedure counts, not fracture incidence. We therefore interpreted prefecture-level surgery rates as administrative proxies for fracture-related surgical burden. Not all fractures receive surgery, and operative thresholds may vary across regions.</w:t>
         </w:r>
       </w:ins>
-      <w:commentRangeEnd w:id="37"/>
-      <w:ins w:id="47" w:author="治輝 齋藤" w:date="2026-05-19T20:47:00Z" w16du:dateUtc="2026-05-19T11:47:00Z">
+      <w:commentRangeEnd w:id="82"/>
+      <w:ins w:id="92" w:author="治輝 齋藤" w:date="2026-05-19T20:47:00Z" w16du:dateUtc="2026-05-19T11:47:00Z">
         <w:r>
           <w:rPr>
             <w:rStyle w:val="af2"/>
           </w:rPr>
-          <w:commentReference w:id="37"/>
+          <w:commentReference w:id="82"/>
         </w:r>
       </w:ins>
     </w:p>
@@ -856,9 +1257,10 @@
         <w:pStyle w:val="1"/>
         <w:spacing w:line="360" w:lineRule="auto"/>
       </w:pPr>
-      <w:bookmarkStart w:id="48" w:name="methods-1"/>
-      <w:bookmarkEnd w:id="22"/>
-      <w:r>
+      <w:bookmarkStart w:id="93" w:name="methods-1"/>
+      <w:bookmarkEnd w:id="67"/>
+      <w:r>
+        <w:lastRenderedPageBreak/>
         <w:t>Methods</w:t>
       </w:r>
     </w:p>
@@ -867,7 +1269,7 @@
         <w:pStyle w:val="2"/>
         <w:spacing w:line="360" w:lineRule="auto"/>
       </w:pPr>
-      <w:bookmarkStart w:id="49" w:name="study-design"/>
+      <w:bookmarkStart w:id="94" w:name="study-design"/>
       <w:r>
         <w:t>1. Study Design</w:t>
       </w:r>
@@ -878,11 +1280,7 @@
         <w:spacing w:line="360" w:lineRule="auto"/>
       </w:pPr>
       <w:r>
-        <w:t xml:space="preserve">We conducted a nationwide ecological study in which the Japanese prefecture (N = 47) served as the unit of analysis. Prefecture-level aggregate data were used because </w:t>
-      </w:r>
-      <w:r>
-        <w:lastRenderedPageBreak/>
-        <w:t>individual-level geospatial information is not available from NDB Open Data. The study period was fiscal year 2021 (April 2021 through March 2022).</w:t>
+        <w:t>We conducted a nationwide ecological study in which the Japanese prefecture (N = 47) served as the unit of analysis. Prefecture-level aggregate data were used because individual-level geospatial information is not available from NDB Open Data. The study period was fiscal year 2021 (April 2021 through March 2022).</w:t>
       </w:r>
     </w:p>
     <w:p>
@@ -890,8 +1288,8 @@
         <w:pStyle w:val="2"/>
         <w:spacing w:line="360" w:lineRule="auto"/>
       </w:pPr>
-      <w:bookmarkStart w:id="50" w:name="outcome-fracture-surgery-rates"/>
-      <w:bookmarkEnd w:id="49"/>
+      <w:bookmarkStart w:id="95" w:name="outcome-fracture-surgery-rates"/>
+      <w:bookmarkEnd w:id="94"/>
       <w:r>
         <w:t>2. Outcome: Fracture Surgery Rates</w:t>
       </w:r>
@@ -901,13 +1299,13 @@
         <w:pStyle w:val="FirstParagraph"/>
         <w:spacing w:line="360" w:lineRule="auto"/>
       </w:pPr>
-      <w:commentRangeStart w:id="51"/>
-      <w:del w:id="52" w:author="治輝 齋藤" w:date="2026-05-19T20:48:00Z" w16du:dateUtc="2026-05-19T11:48:00Z">
+      <w:commentRangeStart w:id="96"/>
+      <w:del w:id="97" w:author="治輝 齋藤" w:date="2026-05-19T20:48:00Z" w16du:dateUtc="2026-05-19T11:48:00Z">
         <w:r>
           <w:delText>Fracture</w:delText>
         </w:r>
       </w:del>
-      <w:ins w:id="53" w:author="治輝 齋藤" w:date="2026-05-19T20:48:00Z" w16du:dateUtc="2026-05-19T11:48:00Z">
+      <w:ins w:id="98" w:author="治輝 齋藤" w:date="2026-05-19T20:48:00Z" w16du:dateUtc="2026-05-19T11:48:00Z">
         <w:r>
           <w:t>We obtained fracture</w:t>
         </w:r>
@@ -915,7 +1313,7 @@
       <w:r>
         <w:t xml:space="preserve"> surgery rates</w:t>
       </w:r>
-      <w:del w:id="54" w:author="治輝 齋藤" w:date="2026-05-19T20:49:00Z" w16du:dateUtc="2026-05-19T11:49:00Z">
+      <w:del w:id="99" w:author="治輝 齋藤" w:date="2026-05-19T20:49:00Z" w16du:dateUtc="2026-05-19T11:49:00Z">
         <w:r>
           <w:delText xml:space="preserve"> were derived</w:delText>
         </w:r>
@@ -923,7 +1321,7 @@
       <w:r>
         <w:t xml:space="preserve"> from the 10th NDB Open Data (released </w:t>
       </w:r>
-      <w:ins w:id="55" w:author="治輝 齋藤" w:date="2026-05-19T20:49:00Z" w16du:dateUtc="2026-05-19T11:49:00Z">
+      <w:ins w:id="100" w:author="治輝 齋藤" w:date="2026-05-19T20:49:00Z" w16du:dateUtc="2026-05-19T11:49:00Z">
         <w:r>
           <w:rPr>
             <w:rFonts w:hint="eastAsia"/>
@@ -932,7 +1330,7 @@
           <w:t>30 May 2025</w:t>
         </w:r>
       </w:ins>
-      <w:del w:id="56" w:author="治輝 齋藤" w:date="2026-05-19T20:49:00Z" w16du:dateUtc="2026-05-19T11:49:00Z">
+      <w:del w:id="101" w:author="治輝 齋藤" w:date="2026-05-19T20:49:00Z" w16du:dateUtc="2026-05-19T11:49:00Z">
         <w:r>
           <w:delText>2023</w:delText>
         </w:r>
@@ -940,7 +1338,7 @@
       <w:r>
         <w:t>)</w:t>
       </w:r>
-      <w:ins w:id="57" w:author="治輝 齋藤" w:date="2026-05-19T20:49:00Z" w16du:dateUtc="2026-05-19T11:49:00Z">
+      <w:ins w:id="102" w:author="治輝 齋藤" w:date="2026-05-19T20:49:00Z" w16du:dateUtc="2026-05-19T11:49:00Z">
         <w:r>
           <w:rPr>
             <w:rFonts w:hint="eastAsia"/>
@@ -949,17 +1347,17 @@
           <w:t>.</w:t>
         </w:r>
       </w:ins>
-      <w:del w:id="58" w:author="治輝 齋藤" w:date="2026-05-19T20:49:00Z" w16du:dateUtc="2026-05-19T11:49:00Z">
+      <w:del w:id="103" w:author="治輝 齋藤" w:date="2026-05-19T20:49:00Z" w16du:dateUtc="2026-05-19T11:49:00Z">
         <w:r>
           <w:delText>,</w:delText>
         </w:r>
       </w:del>
-      <w:del w:id="59" w:author="治輝 齋藤" w:date="2026-05-19T20:50:00Z" w16du:dateUtc="2026-05-19T11:50:00Z">
+      <w:del w:id="104" w:author="治輝 齋藤" w:date="2026-05-19T20:50:00Z" w16du:dateUtc="2026-05-19T11:50:00Z">
         <w:r>
           <w:delText xml:space="preserve"> which contains</w:delText>
         </w:r>
       </w:del>
-      <w:ins w:id="60" w:author="治輝 齋藤" w:date="2026-05-19T20:50:00Z" w16du:dateUtc="2026-05-19T11:50:00Z">
+      <w:ins w:id="105" w:author="治輝 齋藤" w:date="2026-05-19T20:50:00Z" w16du:dateUtc="2026-05-19T11:50:00Z">
         <w:r>
           <w:t xml:space="preserve"> This release reports</w:t>
         </w:r>
@@ -967,22 +1365,22 @@
       <w:r>
         <w:t xml:space="preserve"> prefecture-level </w:t>
       </w:r>
-      <w:del w:id="61" w:author="治輝 齋藤" w:date="2026-05-19T20:50:00Z" w16du:dateUtc="2026-05-19T11:50:00Z">
+      <w:del w:id="106" w:author="治輝 齋藤" w:date="2026-05-19T20:50:00Z" w16du:dateUtc="2026-05-19T11:50:00Z">
         <w:r>
           <w:delText>counts of medical procedures</w:delText>
         </w:r>
       </w:del>
-      <w:ins w:id="62" w:author="治輝 齋藤" w:date="2026-05-19T20:50:00Z" w16du:dateUtc="2026-05-19T11:50:00Z">
+      <w:ins w:id="107" w:author="治輝 齋藤" w:date="2026-05-19T20:50:00Z" w16du:dateUtc="2026-05-19T11:50:00Z">
         <w:r>
           <w:t>procedure counts</w:t>
         </w:r>
       </w:ins>
-      <w:del w:id="63" w:author="治輝 齋藤" w:date="2026-05-19T20:52:00Z" w16du:dateUtc="2026-05-19T11:52:00Z">
+      <w:del w:id="108" w:author="治輝 齋藤" w:date="2026-05-19T20:52:00Z" w16du:dateUtc="2026-05-19T11:52:00Z">
         <w:r>
           <w:delText xml:space="preserve"> claimed</w:delText>
         </w:r>
       </w:del>
-      <w:ins w:id="64" w:author="治輝 齋藤" w:date="2026-05-19T20:52:00Z" w16du:dateUtc="2026-05-19T11:52:00Z">
+      <w:ins w:id="109" w:author="治輝 齋藤" w:date="2026-05-19T20:52:00Z" w16du:dateUtc="2026-05-19T11:52:00Z">
         <w:r>
           <w:t xml:space="preserve"> from Reiwa 5 fiscal year claims (April 2023 through March 2024)</w:t>
         </w:r>
@@ -990,7 +1388,7 @@
       <w:r>
         <w:t xml:space="preserve"> under the national health insurance system. We extracted </w:t>
       </w:r>
-      <w:del w:id="65" w:author="治輝 齋藤" w:date="2026-05-19T20:52:00Z" w16du:dateUtc="2026-05-19T11:52:00Z">
+      <w:del w:id="110" w:author="治輝 齋藤" w:date="2026-05-19T20:52:00Z" w16du:dateUtc="2026-05-19T11:52:00Z">
         <w:r>
           <w:delText xml:space="preserve">claims for </w:delText>
         </w:r>
@@ -998,12 +1396,12 @@
       <w:r>
         <w:t xml:space="preserve">three </w:t>
       </w:r>
-      <w:ins w:id="66" w:author="治輝 齋藤" w:date="2026-05-19T20:52:00Z" w16du:dateUtc="2026-05-19T11:52:00Z">
+      <w:ins w:id="111" w:author="治輝 齋藤" w:date="2026-05-19T20:52:00Z" w16du:dateUtc="2026-05-19T11:52:00Z">
         <w:r>
           <w:t>site-specific</w:t>
         </w:r>
       </w:ins>
-      <w:del w:id="67" w:author="治輝 齋藤" w:date="2026-05-19T20:52:00Z" w16du:dateUtc="2026-05-19T11:52:00Z">
+      <w:del w:id="112" w:author="治輝 齋藤" w:date="2026-05-19T20:52:00Z" w16du:dateUtc="2026-05-19T11:52:00Z">
         <w:r>
           <w:delText>fracture surgery</w:delText>
         </w:r>
@@ -1011,12 +1409,12 @@
       <w:r>
         <w:t xml:space="preserve"> categories: (1) hip (femur) fracture surgery, (2) humerus fracture surgery, and (3) forearm fracture surgery. </w:t>
       </w:r>
-      <w:ins w:id="68" w:author="治輝 齋藤" w:date="2026-05-19T20:53:00Z" w16du:dateUtc="2026-05-19T11:53:00Z">
+      <w:ins w:id="113" w:author="治輝 齋藤" w:date="2026-05-19T20:53:00Z" w16du:dateUtc="2026-05-19T11:53:00Z">
         <w:r>
           <w:t>We defined total fracture surgery rate as the sum of these three site-specific counts</w:t>
         </w:r>
       </w:ins>
-      <w:del w:id="69" w:author="治輝 齋藤" w:date="2026-05-19T20:53:00Z" w16du:dateUtc="2026-05-19T11:53:00Z">
+      <w:del w:id="114" w:author="治輝 齋藤" w:date="2026-05-19T20:53:00Z" w16du:dateUtc="2026-05-19T11:53:00Z">
         <w:r>
           <w:delText>Rates were calculated</w:delText>
         </w:r>
@@ -1024,7 +1422,7 @@
       <w:r>
         <w:t xml:space="preserve"> per 100,000 population</w:t>
       </w:r>
-      <w:ins w:id="70" w:author="治輝 齋藤" w:date="2026-05-19T20:53:00Z" w16du:dateUtc="2026-05-19T11:53:00Z">
+      <w:ins w:id="115" w:author="治輝 齋藤" w:date="2026-05-19T20:53:00Z" w16du:dateUtc="2026-05-19T11:53:00Z">
         <w:r>
           <w:rPr>
             <w:rFonts w:hint="eastAsia"/>
@@ -1036,12 +1434,12 @@
       <w:r>
         <w:t xml:space="preserve"> </w:t>
       </w:r>
-      <w:ins w:id="71" w:author="治輝 齋藤" w:date="2026-05-19T20:53:00Z" w16du:dateUtc="2026-05-19T11:53:00Z">
+      <w:ins w:id="116" w:author="治輝 齋藤" w:date="2026-05-19T20:53:00Z" w16du:dateUtc="2026-05-19T11:53:00Z">
         <w:r>
           <w:t>We divided counts by</w:t>
         </w:r>
       </w:ins>
-      <w:del w:id="72" w:author="治輝 齋藤" w:date="2026-05-19T20:53:00Z" w16du:dateUtc="2026-05-19T11:53:00Z">
+      <w:del w:id="117" w:author="治輝 齋藤" w:date="2026-05-19T20:53:00Z" w16du:dateUtc="2026-05-19T11:53:00Z">
         <w:r>
           <w:delText>using population estimates from the</w:delText>
         </w:r>
@@ -1049,16 +1447,16 @@
       <w:r>
         <w:t xml:space="preserve"> 2020 National Census</w:t>
       </w:r>
-      <w:ins w:id="73" w:author="治輝 齋藤" w:date="2026-05-19T20:54:00Z" w16du:dateUtc="2026-05-19T11:54:00Z">
+      <w:ins w:id="118" w:author="治輝 齋藤" w:date="2026-05-19T20:54:00Z" w16du:dateUtc="2026-05-19T11:54:00Z">
         <w:r>
           <w:t xml:space="preserve"> population to obtain annual rates per 100,000. We interpreted these rates as administrative proxies for surgical burden rather than as unbiased measures of fracture incidence</w:t>
         </w:r>
-        <w:commentRangeEnd w:id="51"/>
+        <w:commentRangeEnd w:id="96"/>
         <w:r>
           <w:rPr>
             <w:rStyle w:val="af2"/>
           </w:rPr>
-          <w:commentReference w:id="51"/>
+          <w:commentReference w:id="96"/>
         </w:r>
       </w:ins>
       <w:r>
@@ -1070,8 +1468,8 @@
         <w:pStyle w:val="2"/>
         <w:spacing w:line="360" w:lineRule="auto"/>
       </w:pPr>
-      <w:bookmarkStart w:id="74" w:name="exposure-terrain-slope"/>
-      <w:bookmarkEnd w:id="50"/>
+      <w:bookmarkStart w:id="119" w:name="exposure-terrain-slope"/>
+      <w:bookmarkEnd w:id="95"/>
       <w:r>
         <w:t>3. Exposure: Terrain Slope</w:t>
       </w:r>
@@ -1082,7 +1480,11 @@
         <w:spacing w:line="360" w:lineRule="auto"/>
       </w:pPr>
       <w:r>
-        <w:t>Terrain slope was calculated from a 10-m resolution digital elevation model (DEM) provided by the Geospatial Information Authority of Japan (Fundamental Geospatial Data). For each prefecture, the slope angle (degrees) was computed as the arctangent of the maximum rate of elevation change between each grid cell and its eight neighbors. We computed a habitable-area-weighted mean slope, in which each grid cell was weighted by an indicator of whether the land is classified as habitable (i.e., residential, agricultural, or commercial zones), following established methods for quantifying topographic exposure of residential populations.</w:t>
+        <w:t xml:space="preserve">Terrain slope was calculated from a 10-m resolution digital elevation model (DEM) provided by the Geospatial Information Authority of Japan (Fundamental Geospatial Data). For each prefecture, the slope angle (degrees) was computed as the arctangent of the maximum rate of elevation change between each grid cell and its </w:t>
+      </w:r>
+      <w:r>
+        <w:lastRenderedPageBreak/>
+        <w:t>eight neighbors. We computed a habitable-area-weighted mean slope, in which each grid cell was weighted by an indicator of whether the land is classified as habitable (i.e., residential, agricultural, or commercial zones), following established methods for quantifying topographic exposure of residential populations.</w:t>
       </w:r>
       <w:r>
         <w:t xml:space="preserve"> [10]</w:t>
@@ -1093,10 +1495,9 @@
         <w:pStyle w:val="2"/>
         <w:spacing w:line="360" w:lineRule="auto"/>
       </w:pPr>
-      <w:bookmarkStart w:id="75" w:name="covariate-walking-speed"/>
-      <w:bookmarkEnd w:id="74"/>
-      <w:r>
-        <w:lastRenderedPageBreak/>
+      <w:bookmarkStart w:id="120" w:name="covariate-walking-speed"/>
+      <w:bookmarkEnd w:id="119"/>
+      <w:r>
         <w:t>4. Covariate: Walking Speed</w:t>
       </w:r>
     </w:p>
@@ -1106,7 +1507,23 @@
         <w:spacing w:line="360" w:lineRule="auto"/>
       </w:pPr>
       <w:r>
-        <w:t>The proportion of individuals who reported walking fast (fast walking rate, %) was derived from the NDB Specific Health Checkup (Tokutei Kenko Shinsa) questionnaire administered as part of the national annual health screening program. Participants aged 40–74 years responded to a question on habitual walking speed, and we calculated the prefecture-level proportion of respondents who reported “fast” walking.</w:t>
+        <w:t>The proportion of individuals who reported walking fast (fast walking rate, %) was derived from the NDB Specific Health Checkup (</w:t>
+      </w:r>
+      <w:proofErr w:type="spellStart"/>
+      <w:r>
+        <w:t>Tokutei</w:t>
+      </w:r>
+      <w:proofErr w:type="spellEnd"/>
+      <w:r>
+        <w:t xml:space="preserve"> Kenko </w:t>
+      </w:r>
+      <w:proofErr w:type="spellStart"/>
+      <w:r>
+        <w:t>Shinsa</w:t>
+      </w:r>
+      <w:proofErr w:type="spellEnd"/>
+      <w:r>
+        <w:t>) questionnaire administered as part of the national annual health screening program. Participants aged 40–74 years responded to a question on habitual walking speed, and we calculated the prefecture-level proportion of respondents who reported “fast” walking.</w:t>
       </w:r>
     </w:p>
     <w:p>
@@ -1114,8 +1531,8 @@
         <w:pStyle w:val="2"/>
         <w:spacing w:line="360" w:lineRule="auto"/>
       </w:pPr>
-      <w:bookmarkStart w:id="76" w:name="additional-covariates"/>
-      <w:bookmarkEnd w:id="75"/>
+      <w:bookmarkStart w:id="121" w:name="additional-covariates"/>
+      <w:bookmarkEnd w:id="120"/>
       <w:r>
         <w:t>5. Additional Covariates</w:t>
       </w:r>
@@ -1125,18 +1542,18 @@
         <w:pStyle w:val="FirstParagraph"/>
         <w:spacing w:line="360" w:lineRule="auto"/>
       </w:pPr>
-      <w:commentRangeStart w:id="77"/>
+      <w:commentRangeStart w:id="122"/>
       <w:r>
         <w:t>Aging rate</w:t>
       </w:r>
-      <w:commentRangeEnd w:id="77"/>
+      <w:commentRangeEnd w:id="122"/>
       <w:r>
         <w:rPr>
           <w:rStyle w:val="af2"/>
           <w:sz w:val="24"/>
           <w:szCs w:val="24"/>
         </w:rPr>
-        <w:commentReference w:id="77"/>
+        <w:commentReference w:id="122"/>
       </w:r>
       <w:r>
         <w:t xml:space="preserve"> (proportion of individuals aged ≥65 years, %) was obtained from the 2020 National Census. Population density (persons per km²) was calculated as total population divided by prefecture area from the same source.</w:t>
@@ -1147,8 +1564,8 @@
         <w:pStyle w:val="2"/>
         <w:spacing w:line="360" w:lineRule="auto"/>
       </w:pPr>
-      <w:bookmarkStart w:id="78" w:name="statistical-analysis"/>
-      <w:bookmarkEnd w:id="76"/>
+      <w:bookmarkStart w:id="123" w:name="statistical-analysis"/>
+      <w:bookmarkEnd w:id="121"/>
       <w:r>
         <w:t>6. Statistical Analysis</w:t>
       </w:r>
@@ -1212,30 +1629,31 @@
           <w:b/>
           <w:bCs/>
         </w:rPr>
+        <w:lastRenderedPageBreak/>
         <w:t>Model 2 (multivariable)</w:t>
       </w:r>
       <w:r>
         <w:t>: Multiple linear regression of fracture rate on terrain slope, aging rate, fast walking rate, and population density.</w:t>
       </w:r>
-      <w:ins w:id="79" w:author="治輝 齋藤" w:date="2026-04-30T18:01:00Z" w16du:dateUtc="2026-04-30T09:01:00Z">
+      <w:ins w:id="124" w:author="治輝 齋藤" w:date="2026-04-30T18:01:00Z" w16du:dateUtc="2026-04-30T09:01:00Z">
         <w:r>
           <w:rPr>
             <w:lang w:eastAsia="ja-JP"/>
           </w:rPr>
           <w:br/>
         </w:r>
-        <w:commentRangeStart w:id="80"/>
+        <w:commentRangeStart w:id="125"/>
         <w:r>
           <w:t>In the primary causal interpretation, aging rate and fast walking rate were treated as confounder-adjustment variables rather than formal mediators.</w:t>
         </w:r>
-        <w:commentRangeEnd w:id="80"/>
+        <w:commentRangeEnd w:id="125"/>
         <w:r>
           <w:rPr>
             <w:rStyle w:val="af2"/>
             <w:sz w:val="24"/>
             <w:szCs w:val="24"/>
           </w:rPr>
-          <w:commentReference w:id="80"/>
+          <w:commentReference w:id="125"/>
         </w:r>
       </w:ins>
     </w:p>
@@ -1248,7 +1666,6 @@
         </w:rPr>
       </w:pPr>
       <w:r>
-        <w:lastRenderedPageBreak/>
         <w:t xml:space="preserve">Model performance was assessed using the coefficient of determination (R²), adjusted R², and the F-statistic. Regression coefficients (β) and 95% confidence intervals (CIs) are reported. Statistical significance was defined as </w:t>
       </w:r>
       <w:r>
@@ -1278,9 +1695,11 @@
       <w:r>
         <w:t xml:space="preserve">) with the </w:t>
       </w:r>
+      <w:proofErr w:type="spellStart"/>
       <w:r>
         <w:t>statsmodels</w:t>
       </w:r>
+      <w:proofErr w:type="spellEnd"/>
       <w:r>
         <w:rPr>
           <w:rFonts w:hint="eastAsia"/>
@@ -1302,7 +1721,15 @@
         <w:t>).</w:t>
       </w:r>
       <w:r>
-        <w:t xml:space="preserve"> Linear regression models were estimated by ordinary least squares (OLS) using the statsmodels formula interface</w:t>
+        <w:t xml:space="preserve"> Linear regression models were estimated by ordinary least squares (OLS) using the </w:t>
+      </w:r>
+      <w:proofErr w:type="spellStart"/>
+      <w:r>
+        <w:t>statsmodels</w:t>
+      </w:r>
+      <w:proofErr w:type="spellEnd"/>
+      <w:r>
+        <w:t xml:space="preserve"> formula interface</w:t>
       </w:r>
       <w:r>
         <w:rPr>
@@ -1317,7 +1744,7 @@
         <w:pStyle w:val="a0"/>
         <w:spacing w:line="360" w:lineRule="auto"/>
         <w:rPr>
-          <w:ins w:id="81" w:author="治輝 齋藤" w:date="2026-04-30T19:43:00Z" w16du:dateUtc="2026-04-30T10:43:00Z"/>
+          <w:ins w:id="126" w:author="治輝 齋藤" w:date="2026-04-30T19:43:00Z" w16du:dateUtc="2026-04-30T10:43:00Z"/>
         </w:rPr>
       </w:pPr>
       <w:r>
@@ -1326,7 +1753,7 @@
         </w:rPr>
         <w:t>For the primary hip-fracture outcome (Model 2), we assessed linear model assumptions graphically using residuals-versus-fitted and normal quantile–quantile (Q–Q) plots of OLS residuals, and we report</w:t>
       </w:r>
-      <w:ins w:id="82" w:author="山岸良匡" w:date="2026-05-18T19:21:00Z" w16du:dateUtc="2026-05-18T10:21:00Z">
+      <w:ins w:id="127" w:author="山岸良匡" w:date="2026-05-18T19:21:00Z" w16du:dateUtc="2026-05-18T10:21:00Z">
         <w:r>
           <w:rPr>
             <w:rFonts w:hint="eastAsia"/>
@@ -1369,22 +1796,22 @@
         </w:rPr>
         <w:t xml:space="preserve"> = 5,000 resamples of prefectures (with replacement) to obtain a percentile 95% CI for the terrain slope coefficient.</w:t>
       </w:r>
-      <w:commentRangeStart w:id="83"/>
-      <w:ins w:id="84" w:author="治輝 齋藤" w:date="2026-04-30T18:02:00Z" w16du:dateUtc="2026-04-30T09:02:00Z">
+      <w:commentRangeStart w:id="128"/>
+      <w:ins w:id="129" w:author="治輝 齋藤" w:date="2026-04-30T18:02:00Z" w16du:dateUtc="2026-04-30T09:02:00Z">
         <w:r>
           <w:rPr>
             <w:lang w:eastAsia="ja-JP"/>
           </w:rPr>
           <w:t xml:space="preserve"> Given N = 47 with multiple covariates, we also checked coefficient stability and multicollinearity diagnostics (including model condition number) and interpreted estimates cautiously.</w:t>
         </w:r>
-        <w:commentRangeEnd w:id="83"/>
+        <w:commentRangeEnd w:id="128"/>
         <w:r>
           <w:rPr>
             <w:rStyle w:val="af2"/>
             <w:sz w:val="24"/>
             <w:szCs w:val="24"/>
           </w:rPr>
-          <w:commentReference w:id="83"/>
+          <w:commentReference w:id="128"/>
         </w:r>
       </w:ins>
     </w:p>
@@ -1396,8 +1823,8 @@
           <w:lang w:eastAsia="ja-JP"/>
         </w:rPr>
       </w:pPr>
-      <w:commentRangeStart w:id="85"/>
-      <w:ins w:id="86" w:author="治輝 齋藤" w:date="2026-04-30T19:43:00Z" w16du:dateUtc="2026-04-30T10:43:00Z">
+      <w:commentRangeStart w:id="130"/>
+      <w:ins w:id="131" w:author="治輝 齋藤" w:date="2026-04-30T19:43:00Z" w16du:dateUtc="2026-04-30T10:43:00Z">
         <w:r>
           <w:rPr>
             <w:lang w:eastAsia="ja-JP"/>
@@ -1405,7 +1832,7 @@
           <w:t xml:space="preserve">As an additional sensitivity analysis for age-structure confounding, we </w:t>
         </w:r>
       </w:ins>
-      <w:ins w:id="87" w:author="治輝 齋藤" w:date="2026-04-30T20:48:00Z" w16du:dateUtc="2026-04-30T11:48:00Z">
+      <w:ins w:id="132" w:author="治輝 齋藤" w:date="2026-04-30T20:48:00Z" w16du:dateUtc="2026-04-30T11:48:00Z">
         <w:r>
           <w:rPr>
             <w:lang w:eastAsia="ja-JP"/>
@@ -1413,7 +1840,7 @@
           <w:t>performed</w:t>
         </w:r>
       </w:ins>
-      <w:ins w:id="88" w:author="治輝 齋藤" w:date="2026-04-30T19:43:00Z" w16du:dateUtc="2026-04-30T10:43:00Z">
+      <w:ins w:id="133" w:author="治輝 齋藤" w:date="2026-04-30T19:43:00Z" w16du:dateUtc="2026-04-30T10:43:00Z">
         <w:r>
           <w:rPr>
             <w:lang w:eastAsia="ja-JP"/>
@@ -1421,7 +1848,7 @@
           <w:t xml:space="preserve"> indirect</w:t>
         </w:r>
       </w:ins>
-      <w:ins w:id="89" w:author="治輝 齋藤" w:date="2026-04-30T20:49:00Z" w16du:dateUtc="2026-04-30T11:49:00Z">
+      <w:ins w:id="134" w:author="治輝 齋藤" w:date="2026-04-30T20:49:00Z" w16du:dateUtc="2026-04-30T11:49:00Z">
         <w:r>
           <w:rPr>
             <w:rFonts w:hint="eastAsia"/>
@@ -1430,7 +1857,7 @@
           <w:t xml:space="preserve"> </w:t>
         </w:r>
       </w:ins>
-      <w:ins w:id="90" w:author="治輝 齋藤" w:date="2026-04-30T19:43:00Z" w16du:dateUtc="2026-04-30T10:43:00Z">
+      <w:ins w:id="135" w:author="治輝 齋藤" w:date="2026-04-30T19:43:00Z" w16du:dateUtc="2026-04-30T10:43:00Z">
         <w:r>
           <w:rPr>
             <w:lang w:eastAsia="ja-JP"/>
@@ -1438,7 +1865,7 @@
           <w:t>standardization for the femur-surgery outcome</w:t>
         </w:r>
       </w:ins>
-      <w:ins w:id="91" w:author="治輝 齋藤" w:date="2026-04-30T20:49:00Z" w16du:dateUtc="2026-04-30T11:49:00Z">
+      <w:ins w:id="136" w:author="治輝 齋藤" w:date="2026-04-30T20:49:00Z" w16du:dateUtc="2026-04-30T11:49:00Z">
         <w:r>
           <w:rPr>
             <w:lang w:eastAsia="ja-JP"/>
@@ -1446,7 +1873,7 @@
           <w:t>. We combined</w:t>
         </w:r>
       </w:ins>
-      <w:ins w:id="92" w:author="治輝 齋藤" w:date="2026-04-30T19:43:00Z" w16du:dateUtc="2026-04-30T10:43:00Z">
+      <w:ins w:id="137" w:author="治輝 齋藤" w:date="2026-04-30T19:43:00Z" w16du:dateUtc="2026-04-30T10:43:00Z">
         <w:r>
           <w:rPr>
             <w:lang w:eastAsia="ja-JP"/>
@@ -1454,7 +1881,7 @@
           <w:t xml:space="preserve"> NDB age-stratified surgery tables </w:t>
         </w:r>
       </w:ins>
-      <w:ins w:id="93" w:author="治輝 齋藤" w:date="2026-04-30T20:49:00Z" w16du:dateUtc="2026-04-30T11:49:00Z">
+      <w:ins w:id="138" w:author="治輝 齋藤" w:date="2026-04-30T20:49:00Z" w16du:dateUtc="2026-04-30T11:49:00Z">
         <w:r>
           <w:rPr>
             <w:lang w:eastAsia="ja-JP"/>
@@ -1462,15 +1889,22 @@
           <w:t>with</w:t>
         </w:r>
       </w:ins>
-      <w:ins w:id="94" w:author="治輝 齋藤" w:date="2026-04-30T19:43:00Z" w16du:dateUtc="2026-04-30T10:43:00Z">
+      <w:ins w:id="139" w:author="治輝 齋藤" w:date="2026-04-30T19:43:00Z" w16du:dateUtc="2026-04-30T10:43:00Z">
         <w:r>
           <w:rPr>
             <w:lang w:eastAsia="ja-JP"/>
           </w:rPr>
-          <w:t xml:space="preserve"> 2020 census 5-year age-group population counts from e-Stat. Because disclosure-control masking (`"-"`) was present in age-stratified surgery cells, we prespecified imputation scenarios (`"-" = 0`, `5`, or `9`) and repeated the SIR/ISR workflow for each scenario. For each scenario, we calculated national age-specific surgery rates, expected prefectural counts, SIR, and ISR (SIR × national crude rate)</w:t>
+          <w:t xml:space="preserve"> 2020 census 5-year age-group population counts from e-Stat. Because disclosure-control masking (`"-"`) was present in age-stratified surgery </w:t>
+        </w:r>
+        <w:r>
+          <w:rPr>
+            <w:lang w:eastAsia="ja-JP"/>
+          </w:rPr>
+          <w:lastRenderedPageBreak/>
+          <w:t>cells, we prespecified imputation scenarios (`"-" = 0`, `5`, or `9`) and repeated the SIR/ISR workflow for each scenario. For each scenario, we calculated national age-specific surgery rates, expected prefectural counts, SIR, and ISR (SIR × national crude rate)</w:t>
         </w:r>
       </w:ins>
-      <w:ins w:id="95" w:author="治輝 齋藤" w:date="2026-04-30T20:50:00Z" w16du:dateUtc="2026-04-30T11:50:00Z">
+      <w:ins w:id="140" w:author="治輝 齋藤" w:date="2026-04-30T20:50:00Z" w16du:dateUtc="2026-04-30T11:50:00Z">
         <w:r>
           <w:rPr>
             <w:lang w:eastAsia="ja-JP"/>
@@ -1478,7 +1912,7 @@
           <w:t>. We</w:t>
         </w:r>
       </w:ins>
-      <w:ins w:id="96" w:author="治輝 齋藤" w:date="2026-04-30T19:43:00Z" w16du:dateUtc="2026-04-30T10:43:00Z">
+      <w:ins w:id="141" w:author="治輝 齋藤" w:date="2026-04-30T19:43:00Z" w16du:dateUtc="2026-04-30T10:43:00Z">
         <w:r>
           <w:rPr>
             <w:lang w:eastAsia="ja-JP"/>
@@ -1486,16 +1920,15 @@
           <w:t xml:space="preserve"> then regressed ISR on terrain slope with and without covariate adjustment. </w:t>
         </w:r>
       </w:ins>
-      <w:ins w:id="97" w:author="治輝 齋藤" w:date="2026-04-30T20:50:00Z" w16du:dateUtc="2026-04-30T11:50:00Z">
+      <w:ins w:id="142" w:author="治輝 齋藤" w:date="2026-04-30T20:50:00Z" w16du:dateUtc="2026-04-30T11:50:00Z">
         <w:r>
           <w:rPr>
             <w:lang w:eastAsia="ja-JP"/>
           </w:rPr>
-          <w:lastRenderedPageBreak/>
           <w:t>These analyses were treated</w:t>
         </w:r>
       </w:ins>
-      <w:ins w:id="98" w:author="治輝 齋藤" w:date="2026-04-30T19:43:00Z" w16du:dateUtc="2026-04-30T10:43:00Z">
+      <w:ins w:id="143" w:author="治輝 齋藤" w:date="2026-04-30T19:43:00Z" w16du:dateUtc="2026-04-30T10:43:00Z">
         <w:r>
           <w:rPr>
             <w:lang w:eastAsia="ja-JP"/>
@@ -1503,8 +1936,8 @@
           <w:t xml:space="preserve"> as sensitivity analyses only (not primary inference), given potential secondary masking.</w:t>
         </w:r>
       </w:ins>
-      <w:commentRangeEnd w:id="85"/>
-      <w:ins w:id="99" w:author="治輝 齋藤" w:date="2026-04-30T20:24:00Z" w16du:dateUtc="2026-04-30T11:24:00Z">
+      <w:commentRangeEnd w:id="130"/>
+      <w:ins w:id="144" w:author="治輝 齋藤" w:date="2026-04-30T20:24:00Z" w16du:dateUtc="2026-04-30T11:24:00Z">
         <w:r>
           <w:rPr>
             <w:rStyle w:val="af2"/>
@@ -1512,7 +1945,7 @@
             <w:szCs w:val="24"/>
             <w:lang w:eastAsia="ja-JP"/>
           </w:rPr>
-          <w:commentReference w:id="85"/>
+          <w:commentReference w:id="130"/>
         </w:r>
       </w:ins>
     </w:p>
@@ -1530,14 +1963,14 @@
         </w:rPr>
         <w:t>All manuscript figures were generated programmatically from study data</w:t>
       </w:r>
-      <w:commentRangeStart w:id="100"/>
+      <w:commentRangeStart w:id="145"/>
       <w:r>
         <w:rPr>
           <w:lang w:eastAsia="ja-JP"/>
         </w:rPr>
         <w:t xml:space="preserve"> (not by image-generative AI tools) </w:t>
       </w:r>
-      <w:commentRangeEnd w:id="100"/>
+      <w:commentRangeEnd w:id="145"/>
       <w:r>
         <w:rPr>
           <w:rStyle w:val="af2"/>
@@ -1545,14 +1978,64 @@
           <w:szCs w:val="24"/>
           <w:lang w:eastAsia="ja-JP"/>
         </w:rPr>
-        <w:commentReference w:id="100"/>
-      </w:r>
-      <w:r>
-        <w:rPr>
-          <w:lang w:eastAsia="ja-JP"/>
-        </w:rPr>
-        <w:t>using reproducible Python workflows: Python 3.14.2 with pandas 2.3.3, numpy 2.3.5, matplotlib 3.10.8, seaborn 0.13.2, scipy 1.16.3, geopandas 1.1.2, and japanize</w:t>
-      </w:r>
+        <w:commentReference w:id="145"/>
+      </w:r>
+      <w:r>
+        <w:rPr>
+          <w:lang w:eastAsia="ja-JP"/>
+        </w:rPr>
+        <w:t xml:space="preserve">using reproducible Python workflows: Python 3.14.2 with pandas 2.3.3, </w:t>
+      </w:r>
+      <w:proofErr w:type="spellStart"/>
+      <w:r>
+        <w:rPr>
+          <w:lang w:eastAsia="ja-JP"/>
+        </w:rPr>
+        <w:t>numpy</w:t>
+      </w:r>
+      <w:proofErr w:type="spellEnd"/>
+      <w:r>
+        <w:rPr>
+          <w:lang w:eastAsia="ja-JP"/>
+        </w:rPr>
+        <w:t xml:space="preserve"> 2.3.5, matplotlib 3.10.8, seaborn 0.13.2, </w:t>
+      </w:r>
+      <w:proofErr w:type="spellStart"/>
+      <w:r>
+        <w:rPr>
+          <w:lang w:eastAsia="ja-JP"/>
+        </w:rPr>
+        <w:t>scipy</w:t>
+      </w:r>
+      <w:proofErr w:type="spellEnd"/>
+      <w:r>
+        <w:rPr>
+          <w:lang w:eastAsia="ja-JP"/>
+        </w:rPr>
+        <w:t xml:space="preserve"> 1.16.3, </w:t>
+      </w:r>
+      <w:proofErr w:type="spellStart"/>
+      <w:r>
+        <w:rPr>
+          <w:lang w:eastAsia="ja-JP"/>
+        </w:rPr>
+        <w:t>geopandas</w:t>
+      </w:r>
+      <w:proofErr w:type="spellEnd"/>
+      <w:r>
+        <w:rPr>
+          <w:lang w:eastAsia="ja-JP"/>
+        </w:rPr>
+        <w:t xml:space="preserve"> 1.1.2, and </w:t>
+      </w:r>
+      <w:proofErr w:type="spellStart"/>
+      <w:r>
+        <w:rPr>
+          <w:lang w:eastAsia="ja-JP"/>
+        </w:rPr>
+        <w:t>japanize</w:t>
+      </w:r>
+      <w:proofErr w:type="spellEnd"/>
       <w:r>
         <w:rPr>
           <w:rFonts w:hint="eastAsia"/>
@@ -1591,9 +2074,9 @@
         <w:pStyle w:val="1"/>
         <w:spacing w:line="360" w:lineRule="auto"/>
       </w:pPr>
-      <w:bookmarkStart w:id="101" w:name="results-1"/>
-      <w:bookmarkEnd w:id="48"/>
-      <w:bookmarkEnd w:id="78"/>
+      <w:bookmarkStart w:id="146" w:name="results-1"/>
+      <w:bookmarkEnd w:id="93"/>
+      <w:bookmarkEnd w:id="123"/>
       <w:r>
         <w:t>Results</w:t>
       </w:r>
@@ -1603,7 +2086,7 @@
         <w:pStyle w:val="2"/>
         <w:spacing w:line="360" w:lineRule="auto"/>
       </w:pPr>
-      <w:bookmarkStart w:id="102" w:name="descriptive-statistics"/>
+      <w:bookmarkStart w:id="147" w:name="descriptive-statistics"/>
       <w:r>
         <w:t>1. Descriptive Statistics</w:t>
       </w:r>
@@ -1636,7 +2119,11 @@
         <w:t>range 167.6–329.6), and the mean total fracture surgery rate was 352.8 ± 54.9 per 100,000</w:t>
       </w:r>
       <w:r>
-        <w:t xml:space="preserve"> (median 356.1; IQR 306.4–397.1)</w:t>
+        <w:t xml:space="preserve"> (median 356.1; IQR </w:t>
+      </w:r>
+      <w:r>
+        <w:lastRenderedPageBreak/>
+        <w:t>306.4–397.1)</w:t>
       </w:r>
       <w:r>
         <w:t>. The mean aging rate was 30.7 ± 3.1%</w:t>
@@ -1659,10 +2146,9 @@
         <w:pStyle w:val="2"/>
         <w:spacing w:line="360" w:lineRule="auto"/>
       </w:pPr>
-      <w:bookmarkStart w:id="103" w:name="correlation-analysis"/>
-      <w:bookmarkEnd w:id="102"/>
-      <w:r>
-        <w:lastRenderedPageBreak/>
+      <w:bookmarkStart w:id="148" w:name="correlation-analysis"/>
+      <w:bookmarkEnd w:id="147"/>
+      <w:r>
         <w:t>2. Correlation Analysis</w:t>
       </w:r>
     </w:p>
@@ -1674,18 +2160,18 @@
       <w:r>
         <w:t xml:space="preserve">Terrain slope showed a moderate positive correlation with hip fracture surgery </w:t>
       </w:r>
-      <w:commentRangeStart w:id="104"/>
+      <w:commentRangeStart w:id="149"/>
       <w:r>
         <w:t>rate</w:t>
       </w:r>
-      <w:commentRangeEnd w:id="104"/>
+      <w:commentRangeEnd w:id="149"/>
       <w:r>
         <w:rPr>
           <w:rStyle w:val="af2"/>
           <w:sz w:val="24"/>
           <w:szCs w:val="24"/>
         </w:rPr>
-        <w:commentReference w:id="104"/>
+        <w:commentReference w:id="149"/>
       </w:r>
       <w:r>
         <w:t xml:space="preserve"> (r = 0.475, </w:t>
@@ -1713,18 +2199,18 @@
       <w:r>
         <w:t xml:space="preserve">Figure 1 illustrates the bivariate association between terrain slope and hip fracture surgery rate; </w:t>
       </w:r>
-      <w:commentRangeStart w:id="105"/>
+      <w:commentRangeStart w:id="150"/>
       <w:r>
         <w:t>Figure 2</w:t>
       </w:r>
-      <w:commentRangeEnd w:id="105"/>
+      <w:commentRangeEnd w:id="150"/>
       <w:r>
         <w:rPr>
           <w:rStyle w:val="af2"/>
           <w:sz w:val="24"/>
           <w:szCs w:val="24"/>
         </w:rPr>
-        <w:commentReference w:id="105"/>
+        <w:commentReference w:id="150"/>
       </w:r>
       <w:r>
         <w:t xml:space="preserve"> displays the correlation matrix.</w:t>
@@ -1755,8 +2241,8 @@
         <w:pStyle w:val="2"/>
         <w:spacing w:line="360" w:lineRule="auto"/>
       </w:pPr>
-      <w:bookmarkStart w:id="106" w:name="regression-analysis-hip-fracture"/>
-      <w:bookmarkEnd w:id="103"/>
+      <w:bookmarkStart w:id="151" w:name="regression-analysis-hip-fracture"/>
+      <w:bookmarkEnd w:id="148"/>
       <w:r>
         <w:t>3. Regression Analysis: Hip Fracture</w:t>
       </w:r>
@@ -1837,13 +2323,14 @@
         <w:pStyle w:val="a0"/>
         <w:spacing w:line="360" w:lineRule="auto"/>
         <w:rPr>
-          <w:ins w:id="107" w:author="治輝 齋藤" w:date="2026-04-30T20:30:00Z" w16du:dateUtc="2026-04-30T11:30:00Z"/>
-        </w:rPr>
-      </w:pPr>
-      <w:r>
-        <w:rPr>
-          <w:lang w:eastAsia="ja-JP"/>
-        </w:rPr>
+          <w:ins w:id="152" w:author="治輝 齋藤" w:date="2026-04-30T20:30:00Z" w16du:dateUtc="2026-04-30T11:30:00Z"/>
+        </w:rPr>
+      </w:pPr>
+      <w:r>
+        <w:rPr>
+          <w:lang w:eastAsia="ja-JP"/>
+        </w:rPr>
+        <w:lastRenderedPageBreak/>
         <w:t xml:space="preserve">Residual diagnostics for Model 2 did not indicate gross deviations from linearity in residuals versus fitted values. The Shapiro–Wilk test on OLS residuals was </w:t>
       </w:r>
       <w:r>
@@ -1872,14 +2359,7 @@
         <w:rPr>
           <w:lang w:eastAsia="ja-JP"/>
         </w:rPr>
-        <w:t xml:space="preserve"> = 0.079). Sensitivity analyses, however, indicated inferential fragility for the primary slope coefficient at N = 47: heteroskedasticity-robust (HC3) 95% CIs were −0.19 to </w:t>
-      </w:r>
-      <w:r>
-        <w:rPr>
-          <w:lang w:eastAsia="ja-JP"/>
-        </w:rPr>
-        <w:lastRenderedPageBreak/>
-        <w:t>7.17 (</w:t>
+        <w:t xml:space="preserve"> = 0.079). Sensitivity analyses, however, indicated inferential fragility for the primary slope coefficient at N = 47: heteroskedasticity-robust (HC3) 95% CIs were −0.19 to 7.17 (</w:t>
       </w:r>
       <w:r>
         <w:rPr>
@@ -1909,14 +2389,14 @@
         </w:rPr>
         <w:t xml:space="preserve"> = 5,000) was −0.03 to 7.09</w:t>
       </w:r>
-      <w:commentRangeStart w:id="108"/>
+      <w:commentRangeStart w:id="153"/>
       <w:r>
         <w:rPr>
           <w:lang w:eastAsia="ja-JP"/>
         </w:rPr>
         <w:t xml:space="preserve"> (both intervals include null)</w:t>
       </w:r>
-      <w:commentRangeEnd w:id="108"/>
+      <w:commentRangeEnd w:id="153"/>
       <w:r>
         <w:rPr>
           <w:rStyle w:val="af2"/>
@@ -1924,7 +2404,7 @@
           <w:szCs w:val="24"/>
           <w:lang w:eastAsia="ja-JP"/>
         </w:rPr>
-        <w:commentReference w:id="108"/>
+        <w:commentReference w:id="153"/>
       </w:r>
       <w:r>
         <w:rPr>
@@ -1941,9 +2421,9 @@
           <w:lang w:eastAsia="ja-JP"/>
         </w:rPr>
       </w:pPr>
-      <w:commentRangeStart w:id="109"/>
-      <w:commentRangeStart w:id="110"/>
-      <w:ins w:id="111" w:author="治輝 齋藤" w:date="2026-04-30T20:30:00Z" w16du:dateUtc="2026-04-30T11:30:00Z">
+      <w:commentRangeStart w:id="154"/>
+      <w:commentRangeStart w:id="155"/>
+      <w:ins w:id="156" w:author="治輝 齋藤" w:date="2026-04-30T20:30:00Z" w16du:dateUtc="2026-04-30T11:30:00Z">
         <w:r>
           <w:rPr>
             <w:lang w:eastAsia="ja-JP"/>
@@ -2006,7 +2486,7 @@
         </w:rPr>
         <w:t>.</w:t>
       </w:r>
-      <w:commentRangeEnd w:id="109"/>
+      <w:commentRangeEnd w:id="154"/>
       <w:r>
         <w:rPr>
           <w:rStyle w:val="af2"/>
@@ -2014,9 +2494,9 @@
           <w:szCs w:val="24"/>
           <w:lang w:eastAsia="ja-JP"/>
         </w:rPr>
-        <w:commentReference w:id="109"/>
-      </w:r>
-      <w:commentRangeEnd w:id="110"/>
+        <w:commentReference w:id="154"/>
+      </w:r>
+      <w:commentRangeEnd w:id="155"/>
       <w:r>
         <w:rPr>
           <w:rStyle w:val="af2"/>
@@ -2024,7 +2504,7 @@
           <w:szCs w:val="24"/>
           <w:lang w:eastAsia="ja-JP"/>
         </w:rPr>
-        <w:commentReference w:id="110"/>
+        <w:commentReference w:id="155"/>
       </w:r>
     </w:p>
     <w:p>
@@ -2032,8 +2512,8 @@
         <w:pStyle w:val="2"/>
         <w:spacing w:line="360" w:lineRule="auto"/>
       </w:pPr>
-      <w:bookmarkStart w:id="112" w:name="X19b7a829deade195ab8e30bfbfddb97c9ee92ae"/>
-      <w:bookmarkEnd w:id="106"/>
+      <w:bookmarkStart w:id="157" w:name="X19b7a829deade195ab8e30bfbfddb97c9ee92ae"/>
+      <w:bookmarkEnd w:id="151"/>
       <w:r>
         <w:t>4. Regression Analysis: Total, Humerus, and Forearm Fractures</w:t>
       </w:r>
@@ -2112,10 +2592,11 @@
         <w:pStyle w:val="1"/>
         <w:spacing w:line="360" w:lineRule="auto"/>
       </w:pPr>
-      <w:bookmarkStart w:id="113" w:name="discussion"/>
-      <w:bookmarkEnd w:id="101"/>
-      <w:bookmarkEnd w:id="112"/>
-      <w:r>
+      <w:bookmarkStart w:id="158" w:name="discussion"/>
+      <w:bookmarkEnd w:id="146"/>
+      <w:bookmarkEnd w:id="157"/>
+      <w:r>
+        <w:lastRenderedPageBreak/>
         <w:t>Discussion</w:t>
       </w:r>
     </w:p>
@@ -2124,7 +2605,7 @@
         <w:pStyle w:val="2"/>
         <w:spacing w:line="360" w:lineRule="auto"/>
       </w:pPr>
-      <w:bookmarkStart w:id="114" w:name="main-findings"/>
+      <w:bookmarkStart w:id="159" w:name="main-findings"/>
       <w:r>
         <w:t>1. Main Findings</w:t>
       </w:r>
@@ -2137,25 +2618,25 @@
       <w:r>
         <w:t xml:space="preserve">This ecological study </w:t>
       </w:r>
-      <w:commentRangeStart w:id="115"/>
-      <w:ins w:id="116" w:author="治輝 齋藤" w:date="2026-04-30T19:12:00Z" w16du:dateUtc="2026-04-30T10:12:00Z">
+      <w:commentRangeStart w:id="160"/>
+      <w:ins w:id="161" w:author="治輝 齋藤" w:date="2026-04-30T19:12:00Z" w16du:dateUtc="2026-04-30T10:12:00Z">
         <w:r>
           <w:t>showed</w:t>
         </w:r>
       </w:ins>
-      <w:del w:id="117" w:author="治輝 齋藤" w:date="2026-04-30T19:12:00Z" w16du:dateUtc="2026-04-30T10:12:00Z">
+      <w:del w:id="162" w:author="治輝 齋藤" w:date="2026-04-30T19:12:00Z" w16du:dateUtc="2026-04-30T10:12:00Z">
         <w:r>
           <w:delText>demonstrated</w:delText>
         </w:r>
       </w:del>
-      <w:commentRangeEnd w:id="115"/>
+      <w:commentRangeEnd w:id="160"/>
       <w:r>
         <w:rPr>
           <w:rStyle w:val="af2"/>
           <w:sz w:val="24"/>
           <w:szCs w:val="24"/>
         </w:rPr>
-        <w:commentReference w:id="115"/>
+        <w:commentReference w:id="160"/>
       </w:r>
       <w:r>
         <w:t xml:space="preserve"> </w:t>
@@ -2183,16 +2664,12 @@
         <w:t xml:space="preserve"> = 0.043)</w:t>
       </w:r>
       <w:r>
-        <w:t xml:space="preserve">, while acknowledging that </w:t>
-      </w:r>
-      <w:r>
-        <w:lastRenderedPageBreak/>
-        <w:t>heteroskedasticity-robust and bootstrap intervals for the slope coefficient were compatible with no association at α = 0.05</w:t>
+        <w:t>, while acknowledging that heteroskedasticity-robust and bootstrap intervals for the slope coefficient were compatible with no association at α = 0.05</w:t>
       </w:r>
       <w:r>
         <w:t xml:space="preserve">. </w:t>
       </w:r>
-      <w:commentRangeStart w:id="118"/>
+      <w:commentRangeStart w:id="163"/>
       <w:r>
         <w:t xml:space="preserve">Each additional degree of slope </w:t>
       </w:r>
@@ -2215,33 +2692,33 @@
       <w:r>
         <w:t>.</w:t>
       </w:r>
-      <w:commentRangeEnd w:id="118"/>
+      <w:commentRangeEnd w:id="163"/>
       <w:r>
         <w:rPr>
           <w:rStyle w:val="af2"/>
           <w:sz w:val="24"/>
           <w:szCs w:val="24"/>
         </w:rPr>
-        <w:commentReference w:id="118"/>
+        <w:commentReference w:id="163"/>
       </w:r>
       <w:r>
         <w:t xml:space="preserve"> </w:t>
       </w:r>
-      <w:commentRangeStart w:id="119"/>
+      <w:commentRangeStart w:id="164"/>
       <w:r>
         <w:t>The adjusted</w:t>
       </w:r>
       <w:r>
         <w:t xml:space="preserve"> association was specific to hip fractures and was not observed for humerus or forearm fractures.</w:t>
       </w:r>
-      <w:commentRangeEnd w:id="119"/>
+      <w:commentRangeEnd w:id="164"/>
       <w:r>
         <w:rPr>
           <w:rStyle w:val="af2"/>
           <w:sz w:val="24"/>
           <w:szCs w:val="24"/>
         </w:rPr>
-        <w:commentReference w:id="119"/>
+        <w:commentReference w:id="164"/>
       </w:r>
       <w:r>
         <w:t xml:space="preserve"> </w:t>
@@ -2256,18 +2733,18 @@
       <w:r>
         <w:t xml:space="preserve">hese findings suggest that, at the population level, </w:t>
       </w:r>
-      <w:commentRangeStart w:id="120"/>
+      <w:commentRangeStart w:id="165"/>
       <w:r>
         <w:t>steeper habitable terrain</w:t>
       </w:r>
-      <w:commentRangeEnd w:id="120"/>
+      <w:commentRangeEnd w:id="165"/>
       <w:r>
         <w:rPr>
           <w:rStyle w:val="af2"/>
           <w:sz w:val="24"/>
           <w:szCs w:val="24"/>
         </w:rPr>
-        <w:commentReference w:id="120"/>
+        <w:commentReference w:id="165"/>
       </w:r>
       <w:r>
         <w:t xml:space="preserve"> may track hip-specific surgical burden beyond compositional aging and self-reported walking pace</w:t>
@@ -2281,8 +2758,8 @@
         <w:pStyle w:val="2"/>
         <w:spacing w:line="360" w:lineRule="auto"/>
       </w:pPr>
-      <w:bookmarkStart w:id="121" w:name="biological-plausibility"/>
-      <w:bookmarkEnd w:id="114"/>
+      <w:bookmarkStart w:id="166" w:name="biological-plausibility"/>
+      <w:bookmarkEnd w:id="159"/>
       <w:r>
         <w:t>2. Biological Plausibility</w:t>
       </w:r>
@@ -2292,11 +2769,11 @@
         <w:pStyle w:val="FirstParagraph"/>
         <w:spacing w:line="360" w:lineRule="auto"/>
       </w:pPr>
-      <w:commentRangeStart w:id="122"/>
+      <w:commentRangeStart w:id="167"/>
       <w:r>
         <w:t xml:space="preserve">The </w:t>
       </w:r>
-      <w:del w:id="123" w:author="治輝 齋藤" w:date="2026-04-30T19:27:00Z" w16du:dateUtc="2026-04-30T10:27:00Z">
+      <w:del w:id="168" w:author="治輝 齋藤" w:date="2026-04-30T19:27:00Z" w16du:dateUtc="2026-04-30T10:27:00Z">
         <w:r>
           <w:delText xml:space="preserve">specificity of the </w:delText>
         </w:r>
@@ -2304,12 +2781,12 @@
       <w:r>
         <w:t xml:space="preserve">slope–fracture association </w:t>
       </w:r>
-      <w:ins w:id="124" w:author="治輝 齋藤" w:date="2026-04-30T19:27:00Z" w16du:dateUtc="2026-04-30T10:27:00Z">
+      <w:ins w:id="169" w:author="治輝 齋藤" w:date="2026-04-30T19:27:00Z" w16du:dateUtc="2026-04-30T10:27:00Z">
         <w:r>
           <w:t>observed for</w:t>
         </w:r>
       </w:ins>
-      <w:del w:id="125" w:author="治輝 齋藤" w:date="2026-04-30T19:27:00Z" w16du:dateUtc="2026-04-30T10:27:00Z">
+      <w:del w:id="170" w:author="治輝 齋藤" w:date="2026-04-30T19:27:00Z" w16du:dateUtc="2026-04-30T10:27:00Z">
         <w:r>
           <w:delText>to</w:delText>
         </w:r>
@@ -2317,7 +2794,7 @@
       <w:r>
         <w:t xml:space="preserve"> the hip </w:t>
       </w:r>
-      <w:ins w:id="126" w:author="治輝 齋藤" w:date="2026-04-30T19:27:00Z" w16du:dateUtc="2026-04-30T10:27:00Z">
+      <w:ins w:id="171" w:author="治輝 齋藤" w:date="2026-04-30T19:27:00Z" w16du:dateUtc="2026-04-30T10:27:00Z">
         <w:r>
           <w:rPr>
             <w:rFonts w:hint="eastAsia"/>
@@ -2326,7 +2803,7 @@
           <w:t>may be</w:t>
         </w:r>
       </w:ins>
-      <w:del w:id="127" w:author="治輝 齋藤" w:date="2026-04-30T19:27:00Z" w16du:dateUtc="2026-04-30T10:27:00Z">
+      <w:del w:id="172" w:author="治輝 齋藤" w:date="2026-04-30T19:27:00Z" w16du:dateUtc="2026-04-30T10:27:00Z">
         <w:r>
           <w:delText>is</w:delText>
         </w:r>
@@ -2334,7 +2811,7 @@
       <w:r>
         <w:t xml:space="preserve"> biologically plausible and </w:t>
       </w:r>
-      <w:ins w:id="128" w:author="治輝 齋藤" w:date="2026-04-30T19:28:00Z" w16du:dateUtc="2026-04-30T10:28:00Z">
+      <w:ins w:id="173" w:author="治輝 齋藤" w:date="2026-04-30T19:28:00Z" w16du:dateUtc="2026-04-30T10:28:00Z">
         <w:r>
           <w:t>may be partly</w:t>
         </w:r>
@@ -2349,7 +2826,7 @@
       <w:r>
         <w:t xml:space="preserve">supported by </w:t>
       </w:r>
-      <w:del w:id="129" w:author="治輝 齋藤" w:date="2026-04-30T19:28:00Z" w16du:dateUtc="2026-04-30T10:28:00Z">
+      <w:del w:id="174" w:author="治輝 齋藤" w:date="2026-04-30T19:28:00Z" w16du:dateUtc="2026-04-30T10:28:00Z">
         <w:r>
           <w:delText xml:space="preserve">extensive </w:delText>
         </w:r>
@@ -2369,12 +2846,12 @@
       <w:r>
         <w:t xml:space="preserve"> which are </w:t>
       </w:r>
-      <w:ins w:id="130" w:author="治輝 齋藤" w:date="2026-04-30T19:28:00Z" w16du:dateUtc="2026-04-30T10:28:00Z">
+      <w:ins w:id="175" w:author="治輝 齋藤" w:date="2026-04-30T19:28:00Z" w16du:dateUtc="2026-04-30T10:28:00Z">
         <w:r>
           <w:t>common</w:t>
         </w:r>
       </w:ins>
-      <w:del w:id="131" w:author="治輝 齋藤" w:date="2026-04-30T19:28:00Z" w16du:dateUtc="2026-04-30T10:28:00Z">
+      <w:del w:id="176" w:author="治輝 齋藤" w:date="2026-04-30T19:28:00Z" w16du:dateUtc="2026-04-30T10:28:00Z">
         <w:r>
           <w:delText>the predominant</w:delText>
         </w:r>
@@ -2382,7 +2859,7 @@
       <w:r>
         <w:t xml:space="preserve"> fall mechanism</w:t>
       </w:r>
-      <w:ins w:id="132" w:author="治輝 齋藤" w:date="2026-04-30T19:32:00Z" w16du:dateUtc="2026-04-30T10:32:00Z">
+      <w:ins w:id="177" w:author="治輝 齋藤" w:date="2026-04-30T19:32:00Z" w16du:dateUtc="2026-04-30T10:32:00Z">
         <w:r>
           <w:rPr>
             <w:rFonts w:hint="eastAsia"/>
@@ -2418,12 +2895,13 @@
       <w:r>
         <w:t xml:space="preserve"> Finite element method (FEM) simulations have further </w:t>
       </w:r>
-      <w:ins w:id="133" w:author="治輝 齋藤" w:date="2026-04-30T19:28:00Z" w16du:dateUtc="2026-04-30T10:28:00Z">
-        <w:r>
+      <w:ins w:id="178" w:author="治輝 齋藤" w:date="2026-04-30T19:28:00Z" w16du:dateUtc="2026-04-30T10:28:00Z">
+        <w:r>
+          <w:lastRenderedPageBreak/>
           <w:t>suggested</w:t>
         </w:r>
       </w:ins>
-      <w:del w:id="134" w:author="治輝 齋藤" w:date="2026-04-30T19:28:00Z" w16du:dateUtc="2026-04-30T10:28:00Z">
+      <w:del w:id="179" w:author="治輝 齋藤" w:date="2026-04-30T19:28:00Z" w16du:dateUtc="2026-04-30T10:28:00Z">
         <w:r>
           <w:delText>confirmed</w:delText>
         </w:r>
@@ -2431,12 +2909,12 @@
       <w:r>
         <w:t xml:space="preserve"> that posterolateral and lateral impacts generate maximum tensile and compressive stresses at the superior and inferior aspects of the femoral neck, </w:t>
       </w:r>
-      <w:ins w:id="135" w:author="治輝 齋藤" w:date="2026-04-30T19:29:00Z" w16du:dateUtc="2026-04-30T10:29:00Z">
+      <w:ins w:id="180" w:author="治輝 齋藤" w:date="2026-04-30T19:29:00Z" w16du:dateUtc="2026-04-30T10:29:00Z">
         <w:r>
           <w:t>potentially increasing</w:t>
         </w:r>
       </w:ins>
-      <w:del w:id="136" w:author="治輝 齋藤" w:date="2026-04-30T19:29:00Z" w16du:dateUtc="2026-04-30T10:29:00Z">
+      <w:del w:id="181" w:author="治輝 齋藤" w:date="2026-04-30T19:29:00Z" w16du:dateUtc="2026-04-30T10:29:00Z">
         <w:r>
           <w:delText>maximizing</w:delText>
         </w:r>
@@ -2453,14 +2931,14 @@
         </w:rPr>
         <w:t>[26]</w:t>
       </w:r>
-      <w:commentRangeEnd w:id="122"/>
+      <w:commentRangeEnd w:id="167"/>
       <w:r>
         <w:rPr>
           <w:rStyle w:val="af2"/>
           <w:sz w:val="24"/>
           <w:szCs w:val="24"/>
         </w:rPr>
-        <w:commentReference w:id="122"/>
+        <w:commentReference w:id="167"/>
       </w:r>
     </w:p>
     <w:p>
@@ -2472,7 +2950,15 @@
         </w:rPr>
       </w:pPr>
       <w:r>
-        <w:t>When walking downhill or across a slope, the body’s center of mass (CoM) shifts laterally, and the control of lateral stability becomes increasingly difficult.</w:t>
+        <w:t>When walking downhill or across a slope, the body’s center of mass (</w:t>
+      </w:r>
+      <w:proofErr w:type="spellStart"/>
+      <w:r>
+        <w:t>CoM</w:t>
+      </w:r>
+      <w:proofErr w:type="spellEnd"/>
+      <w:r>
+        <w:t>) shifts laterally, and the control of lateral stability becomes increasingly difficult.</w:t>
       </w:r>
       <w:r>
         <w:t xml:space="preserve"> </w:t>
@@ -2484,17 +2970,29 @@
         <w:t>[27, 28]</w:t>
       </w:r>
       <w:r>
-        <w:t xml:space="preserve"> The human gait pattern is biomechanically analogous to an inverted pendulum, with CoM tracing a bow-tie-shaped trajectory in three-dimensional space.</w:t>
+        <w:t xml:space="preserve"> The human gait pattern is biomechanically analogous to an inverted pendulum, with </w:t>
+      </w:r>
+      <w:proofErr w:type="spellStart"/>
+      <w:r>
+        <w:t>CoM</w:t>
+      </w:r>
+      <w:proofErr w:type="spellEnd"/>
+      <w:r>
+        <w:t xml:space="preserve"> tracing a bow-tie-shaped trajectory in three-dimensional space.</w:t>
       </w:r>
       <w:r>
         <w:t xml:space="preserve"> [28]</w:t>
       </w:r>
       <w:r>
-        <w:t xml:space="preserve"> On sloped </w:t>
-      </w:r>
-      <w:r>
-        <w:lastRenderedPageBreak/>
-        <w:t>terrain, maintaining CoM within the base of support (BoS) requires precise step-by-step adjustments of step width and foot placement.</w:t>
+        <w:t xml:space="preserve"> On sloped terrain, maintaining </w:t>
+      </w:r>
+      <w:proofErr w:type="spellStart"/>
+      <w:r>
+        <w:t>CoM</w:t>
+      </w:r>
+      <w:proofErr w:type="spellEnd"/>
+      <w:r>
+        <w:t xml:space="preserve"> within the base of support (BoS) requires precise step-by-step adjustments of step width and foot placement.</w:t>
       </w:r>
       <w:r>
         <w:t xml:space="preserve"> </w:t>
@@ -2512,7 +3010,15 @@
         <w:t xml:space="preserve"> [11, 13]</w:t>
       </w:r>
       <w:r>
-        <w:t xml:space="preserve"> Slips or minor perturbations that could be corrected via cross-over steps on flat surfaces become unarrested lateral falls on slopes due to delayed postural reflexes and environmental constraints.</w:t>
+        <w:t xml:space="preserve"> Slips or minor perturbations that could be corrected via cross-over steps on flat surfaces become </w:t>
+      </w:r>
+      <w:proofErr w:type="spellStart"/>
+      <w:r>
+        <w:t>unarrested</w:t>
+      </w:r>
+      <w:proofErr w:type="spellEnd"/>
+      <w:r>
+        <w:t xml:space="preserve"> lateral falls on slopes due to delayed postural reflexes and environmental constraints.</w:t>
       </w:r>
       <w:r>
         <w:t xml:space="preserve"> [12, 28]</w:t>
@@ -2578,8 +3084,8 @@
       <w:r>
         <w:t xml:space="preserve"> The fracture-site specificity observed in our data—significant association with hip fractures but not with humerus or forearm fractures—</w:t>
       </w:r>
-      <w:commentRangeStart w:id="137"/>
-      <w:del w:id="138" w:author="治輝 齋藤" w:date="2026-04-30T20:51:00Z" w16du:dateUtc="2026-04-30T11:51:00Z">
+      <w:commentRangeStart w:id="182"/>
+      <w:del w:id="183" w:author="治輝 齋藤" w:date="2026-04-30T20:51:00Z" w16du:dateUtc="2026-04-30T11:51:00Z">
         <w:r>
           <w:delText xml:space="preserve">thus </w:delText>
         </w:r>
@@ -2587,7 +3093,7 @@
       <w:r>
         <w:t xml:space="preserve">provides internal evidence </w:t>
       </w:r>
-      <w:ins w:id="139" w:author="治輝 齋藤" w:date="2026-04-30T20:52:00Z" w16du:dateUtc="2026-04-30T11:52:00Z">
+      <w:ins w:id="184" w:author="治輝 齋藤" w:date="2026-04-30T20:52:00Z" w16du:dateUtc="2026-04-30T11:52:00Z">
         <w:r>
           <w:t>that is</w:t>
         </w:r>
@@ -2602,12 +3108,12 @@
       <w:r>
         <w:t xml:space="preserve">consistent with </w:t>
       </w:r>
-      <w:del w:id="140" w:author="治輝 齋藤" w:date="2026-04-30T20:52:00Z" w16du:dateUtc="2026-04-30T11:52:00Z">
+      <w:del w:id="185" w:author="治輝 齋藤" w:date="2026-04-30T20:52:00Z" w16du:dateUtc="2026-04-30T11:52:00Z">
         <w:r>
           <w:delText xml:space="preserve">the </w:delText>
         </w:r>
       </w:del>
-      <w:ins w:id="141" w:author="治輝 齋藤" w:date="2026-04-30T20:52:00Z" w16du:dateUtc="2026-04-30T11:52:00Z">
+      <w:ins w:id="186" w:author="治輝 齋藤" w:date="2026-04-30T20:52:00Z" w16du:dateUtc="2026-04-30T11:52:00Z">
         <w:r>
           <w:rPr>
             <w:rFonts w:hint="eastAsia"/>
@@ -2622,12 +3128,12 @@
       <w:r>
         <w:t xml:space="preserve">biomechanical paradigm </w:t>
       </w:r>
-      <w:ins w:id="142" w:author="治輝 齋藤" w:date="2026-04-30T20:52:00Z" w16du:dateUtc="2026-04-30T11:52:00Z">
+      <w:ins w:id="187" w:author="治輝 齋藤" w:date="2026-04-30T20:52:00Z" w16du:dateUtc="2026-04-30T11:52:00Z">
         <w:r>
           <w:t>in which</w:t>
         </w:r>
       </w:ins>
-      <w:del w:id="143" w:author="治輝 齋藤" w:date="2026-04-30T20:52:00Z" w16du:dateUtc="2026-04-30T11:52:00Z">
+      <w:del w:id="188" w:author="治輝 齋藤" w:date="2026-04-30T20:52:00Z" w16du:dateUtc="2026-04-30T11:52:00Z">
         <w:r>
           <w:delText>that</w:delText>
         </w:r>
@@ -2635,7 +3141,7 @@
       <w:r>
         <w:t xml:space="preserve"> terrain slope </w:t>
       </w:r>
-      <w:ins w:id="144" w:author="治輝 齋藤" w:date="2026-04-30T20:52:00Z" w16du:dateUtc="2026-04-30T11:52:00Z">
+      <w:ins w:id="189" w:author="治輝 齋藤" w:date="2026-04-30T20:52:00Z" w16du:dateUtc="2026-04-30T11:52:00Z">
         <w:r>
           <w:rPr>
             <w:rFonts w:hint="eastAsia"/>
@@ -2647,7 +3153,7 @@
       <w:r>
         <w:t>specifically amplif</w:t>
       </w:r>
-      <w:ins w:id="145" w:author="治輝 齋藤" w:date="2026-04-30T20:52:00Z" w16du:dateUtc="2026-04-30T11:52:00Z">
+      <w:ins w:id="190" w:author="治輝 齋藤" w:date="2026-04-30T20:52:00Z" w16du:dateUtc="2026-04-30T11:52:00Z">
         <w:r>
           <w:rPr>
             <w:rFonts w:hint="eastAsia"/>
@@ -2656,7 +3162,7 @@
           <w:t>y</w:t>
         </w:r>
       </w:ins>
-      <w:del w:id="146" w:author="治輝 齋藤" w:date="2026-04-30T20:52:00Z" w16du:dateUtc="2026-04-30T11:52:00Z">
+      <w:del w:id="191" w:author="治輝 齋藤" w:date="2026-04-30T20:52:00Z" w16du:dateUtc="2026-04-30T11:52:00Z">
         <w:r>
           <w:delText>ies</w:delText>
         </w:r>
@@ -2664,14 +3170,14 @@
       <w:r>
         <w:t xml:space="preserve"> lateral fall risk.</w:t>
       </w:r>
-      <w:commentRangeEnd w:id="137"/>
+      <w:commentRangeEnd w:id="182"/>
       <w:r>
         <w:rPr>
           <w:rStyle w:val="af2"/>
           <w:sz w:val="24"/>
           <w:szCs w:val="24"/>
         </w:rPr>
-        <w:commentReference w:id="137"/>
+        <w:commentReference w:id="182"/>
       </w:r>
     </w:p>
     <w:p>
@@ -2679,9 +3185,10 @@
         <w:pStyle w:val="2"/>
         <w:spacing w:line="360" w:lineRule="auto"/>
       </w:pPr>
-      <w:bookmarkStart w:id="147" w:name="comparison-with-previous-studies"/>
-      <w:bookmarkEnd w:id="121"/>
-      <w:r>
+      <w:bookmarkStart w:id="192" w:name="comparison-with-previous-studies"/>
+      <w:bookmarkEnd w:id="166"/>
+      <w:r>
+        <w:lastRenderedPageBreak/>
         <w:t>3. Comparison with Previous Studies</w:t>
       </w:r>
     </w:p>
@@ -2691,11 +3198,7 @@
         <w:spacing w:line="360" w:lineRule="auto"/>
       </w:pPr>
       <w:r>
-        <w:t xml:space="preserve">Our findings align with and extend international ecological studies examining geospatial determinants of hip fracture risk. The Norwegian Epidemiologic Osteoporosis Studies (NOREPOS), conducted in one of the world’s highest hip fracture incidence countries, used GIS-linked nationwide hospital records to demonstrate that residents of inland, high-elevation, topographically complex areas </w:t>
-      </w:r>
-      <w:r>
-        <w:lastRenderedPageBreak/>
-        <w:t>experienced significantly higher hip fracture incidence compared to those in flat coastal regions.</w:t>
+        <w:t>Our findings align with and extend international ecological studies examining geospatial determinants of hip fracture risk. The Norwegian Epidemiologic Osteoporosis Studies (NOREPOS), conducted in one of the world’s highest hip fracture incidence countries, used GIS-linked nationwide hospital records to demonstrate that residents of inland, high-elevation, topographically complex areas experienced significantly higher hip fracture incidence compared to those in flat coastal regions.</w:t>
       </w:r>
       <w:r>
         <w:t xml:space="preserve"> </w:t>
@@ -2784,24 +3287,28 @@
       <w:r>
         <w:t xml:space="preserve"> However, to our knowledge, no prior study has used nationwide DEM data linked to administrative fracture data to quantify the dose-response association between terrain slope and hip fracture rates at the population level in Japan. </w:t>
       </w:r>
-      <w:commentRangeStart w:id="148"/>
+      <w:commentRangeStart w:id="193"/>
       <w:r>
         <w:t xml:space="preserve">Our </w:t>
       </w:r>
-      <w:ins w:id="149" w:author="治輝 齋藤" w:date="2026-04-30T20:55:00Z" w16du:dateUtc="2026-04-30T11:55:00Z">
+      <w:ins w:id="194" w:author="治輝 齋藤" w:date="2026-04-30T20:55:00Z" w16du:dateUtc="2026-04-30T11:55:00Z">
         <w:r>
           <w:t>findings add</w:t>
         </w:r>
       </w:ins>
-      <w:del w:id="150" w:author="治輝 齋藤" w:date="2026-04-30T20:55:00Z" w16du:dateUtc="2026-04-30T11:55:00Z">
+      <w:del w:id="195" w:author="治輝 齋藤" w:date="2026-04-30T20:55:00Z" w16du:dateUtc="2026-04-30T11:55:00Z">
         <w:r>
           <w:delText>study provides the first</w:delText>
         </w:r>
       </w:del>
       <w:r>
-        <w:t xml:space="preserve"> nationwide quantitative evidence that each one-degree increase in terrain slope is associated with approximately 3.5 additional hip fracture surgeries per 100,000 population, independent of aging rate</w:t>
-      </w:r>
-      <w:ins w:id="151" w:author="治輝 齋藤" w:date="2026-04-30T20:55:00Z" w16du:dateUtc="2026-04-30T11:55:00Z">
+        <w:t xml:space="preserve"> nationwide quantitative </w:t>
+      </w:r>
+      <w:r>
+        <w:lastRenderedPageBreak/>
+        <w:t>evidence that each one-degree increase in terrain slope is associated with approximately 3.5 additional hip fracture surgeries per 100,000 population, independent of aging rate</w:t>
+      </w:r>
+      <w:ins w:id="196" w:author="治輝 齋藤" w:date="2026-04-30T20:55:00Z" w16du:dateUtc="2026-04-30T11:55:00Z">
         <w:r>
           <w:t xml:space="preserve"> in the primary model</w:t>
         </w:r>
@@ -2809,7 +3316,7 @@
       <w:r>
         <w:t xml:space="preserve">. This quantitative estimate </w:t>
       </w:r>
-      <w:del w:id="152" w:author="治輝 齋藤" w:date="2026-04-30T20:56:00Z" w16du:dateUtc="2026-04-30T11:56:00Z">
+      <w:del w:id="197" w:author="治輝 齋藤" w:date="2026-04-30T20:56:00Z" w16du:dateUtc="2026-04-30T11:56:00Z">
         <w:r>
           <w:delText xml:space="preserve">is novel and </w:delText>
         </w:r>
@@ -2824,12 +3331,12 @@
       <w:r>
         <w:t xml:space="preserve">contribute to the global evidence base for terrain as a modifiable environmental </w:t>
       </w:r>
-      <w:ins w:id="153" w:author="治輝 齋藤" w:date="2026-04-30T20:56:00Z" w16du:dateUtc="2026-04-30T11:56:00Z">
+      <w:ins w:id="198" w:author="治輝 齋藤" w:date="2026-04-30T20:56:00Z" w16du:dateUtc="2026-04-30T11:56:00Z">
         <w:r>
           <w:t>correlate of fracture burden</w:t>
         </w:r>
       </w:ins>
-      <w:del w:id="154" w:author="治輝 齋藤" w:date="2026-04-30T20:56:00Z" w16du:dateUtc="2026-04-30T11:56:00Z">
+      <w:del w:id="199" w:author="治輝 齋藤" w:date="2026-04-30T20:56:00Z" w16du:dateUtc="2026-04-30T11:56:00Z">
         <w:r>
           <w:delText>risk factor</w:delText>
         </w:r>
@@ -2837,14 +3344,14 @@
       <w:r>
         <w:t>.</w:t>
       </w:r>
-      <w:commentRangeEnd w:id="148"/>
+      <w:commentRangeEnd w:id="193"/>
       <w:r>
         <w:rPr>
           <w:rStyle w:val="af2"/>
           <w:sz w:val="24"/>
           <w:szCs w:val="24"/>
         </w:rPr>
-        <w:commentReference w:id="148"/>
+        <w:commentReference w:id="193"/>
       </w:r>
     </w:p>
     <w:p>
@@ -2852,10 +3359,9 @@
         <w:pStyle w:val="2"/>
         <w:spacing w:line="360" w:lineRule="auto"/>
       </w:pPr>
-      <w:bookmarkStart w:id="155" w:name="role-of-aging-rate"/>
-      <w:bookmarkEnd w:id="147"/>
-      <w:r>
-        <w:lastRenderedPageBreak/>
+      <w:bookmarkStart w:id="200" w:name="role-of-aging-rate"/>
+      <w:bookmarkEnd w:id="192"/>
+      <w:r>
         <w:t>4. Role of Aging Rate</w:t>
       </w:r>
     </w:p>
@@ -2904,7 +3410,7 @@
         <w:pStyle w:val="a0"/>
         <w:spacing w:line="360" w:lineRule="auto"/>
       </w:pPr>
-      <w:commentRangeStart w:id="156"/>
+      <w:commentRangeStart w:id="201"/>
       <w:r>
         <w:t xml:space="preserve">The </w:t>
       </w:r>
@@ -2926,12 +3432,12 @@
       <w:r>
         <w:t xml:space="preserve"> a risk </w:t>
       </w:r>
-      <w:ins w:id="157" w:author="治輝 齋藤" w:date="2026-04-30T20:57:00Z" w16du:dateUtc="2026-04-30T11:57:00Z">
+      <w:ins w:id="202" w:author="治輝 齋藤" w:date="2026-04-30T20:57:00Z" w16du:dateUtc="2026-04-30T11:57:00Z">
         <w:r>
           <w:t>correlate</w:t>
         </w:r>
       </w:ins>
-      <w:del w:id="158" w:author="治輝 齋藤" w:date="2026-04-30T20:57:00Z" w16du:dateUtc="2026-04-30T11:57:00Z">
+      <w:del w:id="203" w:author="治輝 齋藤" w:date="2026-04-30T20:57:00Z" w16du:dateUtc="2026-04-30T11:57:00Z">
         <w:r>
           <w:delText>factor</w:delText>
         </w:r>
@@ -2945,7 +3451,7 @@
       <w:r>
         <w:t xml:space="preserve">. This finding has practical implications: even within the context of Japan’s nationwide aging, geographic topography </w:t>
       </w:r>
-      <w:ins w:id="159" w:author="治輝 齋藤" w:date="2026-04-30T20:58:00Z" w16du:dateUtc="2026-04-30T11:58:00Z">
+      <w:ins w:id="204" w:author="治輝 齋藤" w:date="2026-04-30T20:58:00Z" w16du:dateUtc="2026-04-30T11:58:00Z">
         <w:r>
           <w:rPr>
             <w:rFonts w:hint="eastAsia"/>
@@ -2957,7 +3463,7 @@
       <w:r>
         <w:t>represent</w:t>
       </w:r>
-      <w:del w:id="160" w:author="治輝 齋藤" w:date="2026-04-30T20:58:00Z" w16du:dateUtc="2026-04-30T11:58:00Z">
+      <w:del w:id="205" w:author="治輝 齋藤" w:date="2026-04-30T20:58:00Z" w16du:dateUtc="2026-04-30T11:58:00Z">
         <w:r>
           <w:delText>s</w:delText>
         </w:r>
@@ -2965,7 +3471,7 @@
       <w:r>
         <w:t xml:space="preserve"> an additional and </w:t>
       </w:r>
-      <w:ins w:id="161" w:author="治輝 齋藤" w:date="2026-04-30T20:58:00Z" w16du:dateUtc="2026-04-30T11:58:00Z">
+      <w:ins w:id="206" w:author="治輝 齋藤" w:date="2026-04-30T20:58:00Z" w16du:dateUtc="2026-04-30T11:58:00Z">
         <w:r>
           <w:t>potentially</w:t>
         </w:r>
@@ -2980,7 +3486,7 @@
       <w:r>
         <w:t xml:space="preserve">modifiable layer of fracture risk. Terrain slope </w:t>
       </w:r>
-      <w:ins w:id="162" w:author="治輝 齋藤" w:date="2026-04-30T20:58:00Z" w16du:dateUtc="2026-04-30T11:58:00Z">
+      <w:ins w:id="207" w:author="治輝 齋藤" w:date="2026-04-30T20:58:00Z" w16du:dateUtc="2026-04-30T11:58:00Z">
         <w:r>
           <w:rPr>
             <w:rFonts w:hint="eastAsia"/>
@@ -2989,7 +3495,7 @@
           <w:t>may</w:t>
         </w:r>
       </w:ins>
-      <w:del w:id="163" w:author="治輝 齋藤" w:date="2026-04-30T20:58:00Z" w16du:dateUtc="2026-04-30T11:58:00Z">
+      <w:del w:id="208" w:author="治輝 齋藤" w:date="2026-04-30T20:58:00Z" w16du:dateUtc="2026-04-30T11:58:00Z">
         <w:r>
           <w:delText>is</w:delText>
         </w:r>
@@ -2997,7 +3503,7 @@
       <w:r>
         <w:t xml:space="preserve"> not </w:t>
       </w:r>
-      <w:ins w:id="164" w:author="治輝 齋藤" w:date="2026-04-30T20:58:00Z" w16du:dateUtc="2026-04-30T11:58:00Z">
+      <w:ins w:id="209" w:author="治輝 齋藤" w:date="2026-04-30T20:58:00Z" w16du:dateUtc="2026-04-30T11:58:00Z">
         <w:r>
           <w:rPr>
             <w:rFonts w:hint="eastAsia"/>
@@ -3009,12 +3515,12 @@
       <w:r>
         <w:t>merely a proxy for aging</w:t>
       </w:r>
-      <w:ins w:id="165" w:author="治輝 齋藤" w:date="2026-04-30T20:59:00Z" w16du:dateUtc="2026-04-30T11:59:00Z">
+      <w:ins w:id="210" w:author="治輝 齋藤" w:date="2026-04-30T20:59:00Z" w16du:dateUtc="2026-04-30T11:59:00Z">
         <w:r>
           <w:t xml:space="preserve"> and may represent</w:t>
         </w:r>
       </w:ins>
-      <w:del w:id="166" w:author="治輝 齋藤" w:date="2026-04-30T20:59:00Z" w16du:dateUtc="2026-04-30T11:59:00Z">
+      <w:del w:id="211" w:author="治輝 齋藤" w:date="2026-04-30T20:59:00Z" w16du:dateUtc="2026-04-30T11:59:00Z">
         <w:r>
           <w:delText>, but</w:delText>
         </w:r>
@@ -3022,12 +3528,12 @@
       <w:r>
         <w:t xml:space="preserve"> an </w:t>
       </w:r>
-      <w:ins w:id="167" w:author="治輝 齋藤" w:date="2026-04-30T20:59:00Z" w16du:dateUtc="2026-04-30T11:59:00Z">
+      <w:ins w:id="212" w:author="治輝 齋藤" w:date="2026-04-30T20:59:00Z" w16du:dateUtc="2026-04-30T11:59:00Z">
         <w:r>
           <w:t>additional</w:t>
         </w:r>
       </w:ins>
-      <w:del w:id="168" w:author="治輝 齋藤" w:date="2026-04-30T20:59:00Z" w16du:dateUtc="2026-04-30T11:59:00Z">
+      <w:del w:id="213" w:author="治輝 齋藤" w:date="2026-04-30T20:59:00Z" w16du:dateUtc="2026-04-30T11:59:00Z">
         <w:r>
           <w:delText>independent</w:delText>
         </w:r>
@@ -3035,12 +3541,12 @@
       <w:r>
         <w:t xml:space="preserve"> environmental </w:t>
       </w:r>
-      <w:ins w:id="169" w:author="治輝 齋藤" w:date="2026-04-30T20:59:00Z" w16du:dateUtc="2026-04-30T11:59:00Z">
+      <w:ins w:id="214" w:author="治輝 齋藤" w:date="2026-04-30T20:59:00Z" w16du:dateUtc="2026-04-30T11:59:00Z">
         <w:r>
           <w:t>correlate</w:t>
         </w:r>
       </w:ins>
-      <w:del w:id="170" w:author="治輝 齋藤" w:date="2026-04-30T20:59:00Z" w16du:dateUtc="2026-04-30T11:59:00Z">
+      <w:del w:id="215" w:author="治輝 齋藤" w:date="2026-04-30T20:59:00Z" w16du:dateUtc="2026-04-30T11:59:00Z">
         <w:r>
           <w:delText>hazard</w:delText>
         </w:r>
@@ -3048,12 +3554,12 @@
       <w:r>
         <w:t xml:space="preserve"> that </w:t>
       </w:r>
-      <w:ins w:id="171" w:author="治輝 齋藤" w:date="2026-04-30T20:59:00Z" w16du:dateUtc="2026-04-30T11:59:00Z">
+      <w:ins w:id="216" w:author="治輝 齋藤" w:date="2026-04-30T20:59:00Z" w16du:dateUtc="2026-04-30T11:59:00Z">
         <w:r>
           <w:t>could contribute to functional decline</w:t>
         </w:r>
       </w:ins>
-      <w:del w:id="172" w:author="治輝 齋藤" w:date="2026-04-30T20:59:00Z" w16du:dateUtc="2026-04-30T11:59:00Z">
+      <w:del w:id="217" w:author="治輝 齋藤" w:date="2026-04-30T20:59:00Z" w16du:dateUtc="2026-04-30T11:59:00Z">
         <w:r>
           <w:delText>chronically erodes physical function</w:delText>
         </w:r>
@@ -3061,33 +3567,37 @@
       <w:r>
         <w:t xml:space="preserve"> among rural-dwelling older adults.</w:t>
       </w:r>
-      <w:commentRangeEnd w:id="156"/>
+      <w:commentRangeEnd w:id="201"/>
       <w:r>
         <w:rPr>
           <w:rStyle w:val="af2"/>
           <w:sz w:val="24"/>
           <w:szCs w:val="24"/>
         </w:rPr>
-        <w:commentReference w:id="156"/>
-      </w:r>
-      <w:ins w:id="173" w:author="治輝 齋藤" w:date="2026-04-30T20:32:00Z" w16du:dateUtc="2026-04-30T11:32:00Z">
+        <w:commentReference w:id="201"/>
+      </w:r>
+      <w:ins w:id="218" w:author="治輝 齋藤" w:date="2026-04-30T20:32:00Z" w16du:dateUtc="2026-04-30T11:32:00Z">
         <w:r>
           <w:t xml:space="preserve"> </w:t>
         </w:r>
-        <w:commentRangeStart w:id="174"/>
-        <w:r>
-          <w:t>Given public-data masking in age-stratified surgery tables, we interpret age-structure robustness primarily from the consistency of adjusted ecological models and from imputation-based sensitivity analyses, while acknowledging that full indirect standardization without imputation is not feasible with the current open dataset.</w:t>
+        <w:commentRangeStart w:id="219"/>
+        <w:r>
+          <w:t xml:space="preserve">Given public-data masking in age-stratified surgery tables, we interpret age-structure robustness primarily from the consistency of adjusted ecological models and from imputation-based sensitivity analyses, while </w:t>
+        </w:r>
+        <w:r>
+          <w:lastRenderedPageBreak/>
+          <w:t>acknowledging that full indirect standardization without imputation is not feasible with the current open dataset.</w:t>
         </w:r>
       </w:ins>
-      <w:commentRangeEnd w:id="174"/>
-      <w:ins w:id="175" w:author="治輝 齋藤" w:date="2026-04-30T20:33:00Z" w16du:dateUtc="2026-04-30T11:33:00Z">
+      <w:commentRangeEnd w:id="219"/>
+      <w:ins w:id="220" w:author="治輝 齋藤" w:date="2026-04-30T20:33:00Z" w16du:dateUtc="2026-04-30T11:33:00Z">
         <w:r>
           <w:rPr>
             <w:rStyle w:val="af2"/>
             <w:sz w:val="24"/>
             <w:szCs w:val="24"/>
           </w:rPr>
-          <w:commentReference w:id="174"/>
+          <w:commentReference w:id="219"/>
         </w:r>
       </w:ins>
     </w:p>
@@ -3096,8 +3606,8 @@
         <w:pStyle w:val="2"/>
         <w:spacing w:line="360" w:lineRule="auto"/>
       </w:pPr>
-      <w:bookmarkStart w:id="176" w:name="walking-speed-as-a-mediator"/>
-      <w:bookmarkEnd w:id="155"/>
+      <w:bookmarkStart w:id="221" w:name="walking-speed-as-a-mediator"/>
+      <w:bookmarkEnd w:id="200"/>
       <w:r>
         <w:t>5. Walking Speed as a Mediator</w:t>
       </w:r>
@@ -3135,11 +3645,7 @@
         <w:t>[15, 16, 17]</w:t>
       </w:r>
       <w:r>
-        <w:t xml:space="preserve"> </w:t>
-      </w:r>
-      <w:r>
-        <w:lastRenderedPageBreak/>
-        <w:t>Prospective cohort studies in community-dwelling older adults have demonstrated that walking speeds below 0.8 m/s or 0.69 m/s significantly elevate hip fracture incidence.</w:t>
+        <w:t xml:space="preserve"> Prospective cohort studies in community-dwelling older adults have demonstrated that walking speeds below 0.8 m/s or 0.69 m/s significantly elevate hip fracture incidence.</w:t>
       </w:r>
       <w:r>
         <w:t xml:space="preserve"> </w:t>
@@ -3192,18 +3698,18 @@
       <w:r>
         <w:t xml:space="preserve"> </w:t>
       </w:r>
-      <w:commentRangeStart w:id="177"/>
+      <w:commentRangeStart w:id="222"/>
       <w:r>
         <w:t>Older adults residing in high-slope regions are exposed to such challenging terrain daily during shopping and outdoor activities, leading to chronic fear of falling, reduced outdoor activity, and progressive deconditioning (disuse muscle atrophy).</w:t>
       </w:r>
-      <w:commentRangeEnd w:id="177"/>
+      <w:commentRangeEnd w:id="222"/>
       <w:r>
         <w:rPr>
           <w:rStyle w:val="af2"/>
           <w:sz w:val="24"/>
           <w:szCs w:val="24"/>
         </w:rPr>
-        <w:commentReference w:id="177"/>
+        <w:commentReference w:id="222"/>
       </w:r>
       <w:r>
         <w:t xml:space="preserve"> </w:t>
@@ -3226,7 +3732,7 @@
       <w:r>
         <w:t xml:space="preserve">the multivariable OLS coefficient for fast walking rate was </w:t>
       </w:r>
-      <w:del w:id="178" w:author="治輝 齋藤" w:date="2026-04-30T18:39:00Z" w16du:dateUtc="2026-04-30T09:39:00Z">
+      <w:del w:id="223" w:author="治輝 齋藤" w:date="2026-04-30T18:39:00Z" w16du:dateUtc="2026-04-30T09:39:00Z">
         <w:r>
           <w:delText>**</w:delText>
         </w:r>
@@ -3234,7 +3740,7 @@
       <w:r>
         <w:t>positive</w:t>
       </w:r>
-      <w:del w:id="179" w:author="治輝 齋藤" w:date="2026-04-30T18:39:00Z" w16du:dateUtc="2026-04-30T09:39:00Z">
+      <w:del w:id="224" w:author="治輝 齋藤" w:date="2026-04-30T18:39:00Z" w16du:dateUtc="2026-04-30T09:39:00Z">
         <w:r>
           <w:delText>**</w:delText>
         </w:r>
@@ -3262,30 +3768,30 @@
       <w:r>
         <w:t xml:space="preserve"> = 0.022). Plausible drivers include ecological bias, aggregation of a 40–74-year screening metric to represent regions where hip fractures concentrate among the oldest-old, and confounding by unmeasured healthcare and reporting behaviors. </w:t>
       </w:r>
-      <w:commentRangeStart w:id="180"/>
-      <w:ins w:id="181" w:author="治輝 齋藤" w:date="2026-04-30T18:41:00Z" w16du:dateUtc="2026-04-30T09:41:00Z">
-        <w:r>
-          <w:t xml:space="preserve">Because only the 40–74-year questionnaire aggregate is publicly available, we treated this variable as a contextual covariate and not as a direct proxy for hip fracture risk in the oldest age groups. </w:t>
-        </w:r>
-        <w:commentRangeEnd w:id="180"/>
+      <w:commentRangeStart w:id="225"/>
+      <w:ins w:id="226" w:author="治輝 齋藤" w:date="2026-04-30T18:41:00Z" w16du:dateUtc="2026-04-30T09:41:00Z">
+        <w:r>
+          <w:t xml:space="preserve">Because only the 40–74-year </w:t>
+        </w:r>
+        <w:r>
+          <w:lastRenderedPageBreak/>
+          <w:t xml:space="preserve">questionnaire aggregate is publicly available, we treated this variable as a contextual covariate and not as a direct proxy for hip fracture risk in the oldest age groups. </w:t>
+        </w:r>
+        <w:commentRangeEnd w:id="225"/>
         <w:r>
           <w:rPr>
             <w:rStyle w:val="af2"/>
             <w:sz w:val="24"/>
             <w:szCs w:val="24"/>
           </w:rPr>
-          <w:commentReference w:id="180"/>
+          <w:commentReference w:id="225"/>
         </w:r>
       </w:ins>
       <w:r>
         <w:t>We therefore did not treat walking speed as a statistically supported mediator of the slope–hip fracture association.</w:t>
       </w:r>
       <w:r>
-        <w:t xml:space="preserve"> Future studies using individual-level data (e.g., objectively measured gait speed, accelerometry) with formal causal mediation </w:t>
-      </w:r>
-      <w:r>
-        <w:lastRenderedPageBreak/>
-        <w:t>analysis are warranted to clarify whether terrain slope influences hip fracture risk partly through its chronic effect on habitual walking capacity.</w:t>
+        <w:t xml:space="preserve"> Future studies using individual-level data (e.g., objectively measured gait speed, accelerometry) with formal causal mediation analysis are warranted to clarify whether terrain slope influences hip fracture risk partly through its chronic effect on habitual walking capacity.</w:t>
       </w:r>
     </w:p>
     <w:p>
@@ -3293,8 +3799,8 @@
         <w:pStyle w:val="2"/>
         <w:spacing w:line="360" w:lineRule="auto"/>
       </w:pPr>
-      <w:bookmarkStart w:id="182" w:name="policy-implications"/>
-      <w:bookmarkEnd w:id="176"/>
+      <w:bookmarkStart w:id="227" w:name="policy-implications"/>
+      <w:bookmarkEnd w:id="221"/>
       <w:r>
         <w:t>6. Policy Implications</w:t>
       </w:r>
@@ -3357,7 +3863,15 @@
         <w:spacing w:line="360" w:lineRule="auto"/>
       </w:pPr>
       <w:r>
-        <w:t>First, prefectures with steeper terrain should be prioritized in national fall prevention programs. Japan’s Ministry of Health, Labour and Welfare has promoted the “Active Guide” (Plus-Ten campaign: “add 10 minutes of physical activity daily”) under the Health Japan 21 (second edition) framework.</w:t>
+        <w:t xml:space="preserve">First, prefectures with steeper terrain should be prioritized in national fall prevention programs. Japan’s Ministry of Health, </w:t>
+      </w:r>
+      <w:proofErr w:type="spellStart"/>
+      <w:r>
+        <w:t>Labour</w:t>
+      </w:r>
+      <w:proofErr w:type="spellEnd"/>
+      <w:r>
+        <w:t xml:space="preserve"> and Welfare has promoted the “Active Guide” (Plus-Ten campaign: “add 10 minutes of physical activity daily”) under the Health Japan 21 (second edition) framework.</w:t>
       </w:r>
       <w:r>
         <w:t xml:space="preserve"> </w:t>
@@ -3381,7 +3895,11 @@
         <w:t>[45]</w:t>
       </w:r>
       <w:r>
-        <w:t xml:space="preserve"> Recommending “10 additional minutes of outdoor walking” in mountainous prefectures with mean slopes exceeding 10 degrees (e.g., regions in Shikoku, Chugoku, inland Kyushu) may inadvertently increase lateral fall and hip fracture risk without concurrent environmental modifications. High-slope regions require environment-specific adaptations of the Active Guide, including balance and strength training programs, anti-slip footwear distribution, and handrail installation subsidies for outdoor pathways.</w:t>
+        <w:t xml:space="preserve"> Recommending “10 additional minutes of outdoor walking” in mountainous prefectures with mean slopes exceeding 10 degrees (e.g., regions in Shikoku, Chugoku, inland Kyushu) may inadvertently increase lateral fall and hip fracture risk </w:t>
+      </w:r>
+      <w:r>
+        <w:lastRenderedPageBreak/>
+        <w:t>without concurrent environmental modifications. High-slope regions require environment-specific adaptations of the Active Guide, including balance and strength training programs, anti-slip footwear distribution, and handrail installation subsidies for outdoor pathways.</w:t>
       </w:r>
       <w:r>
         <w:t xml:space="preserve"> </w:t>
@@ -3399,21 +3917,20 @@
         <w:spacing w:line="360" w:lineRule="auto"/>
       </w:pPr>
       <w:r>
-        <w:lastRenderedPageBreak/>
         <w:t xml:space="preserve">Second, housing modification subsidies targeting high-slope prefectures—such as installation of handrails on outdoor pathways and anti-slip surface materials—could reduce the environmental contribution to fall risk. Third, urban planning guidelines for mountainous communities should explicitly incorporate slope gradient as a factor in pedestrian infrastructure design, particularly in areas with high proportions of older residents. Given the irreversible demographic aging in rural Japan, these upstream environmental interventions represent </w:t>
       </w:r>
-      <w:commentRangeStart w:id="183"/>
+      <w:commentRangeStart w:id="228"/>
       <w:r>
         <w:t>cost-effective</w:t>
       </w:r>
-      <w:commentRangeEnd w:id="183"/>
+      <w:commentRangeEnd w:id="228"/>
       <w:r>
         <w:rPr>
           <w:rStyle w:val="af2"/>
           <w:sz w:val="24"/>
           <w:szCs w:val="24"/>
         </w:rPr>
-        <w:commentReference w:id="183"/>
+        <w:commentReference w:id="228"/>
       </w:r>
       <w:r>
         <w:t xml:space="preserve"> strategies to mitigate the downstream burden of fragility fractures.</w:t>
@@ -3424,8 +3941,8 @@
         <w:pStyle w:val="2"/>
         <w:spacing w:line="360" w:lineRule="auto"/>
       </w:pPr>
-      <w:bookmarkStart w:id="184" w:name="strengths"/>
-      <w:bookmarkEnd w:id="182"/>
+      <w:bookmarkStart w:id="229" w:name="strengths"/>
+      <w:bookmarkEnd w:id="227"/>
       <w:r>
         <w:t>7. Strengths</w:t>
       </w:r>
@@ -3444,8 +3961,8 @@
         <w:pStyle w:val="2"/>
         <w:spacing w:line="360" w:lineRule="auto"/>
       </w:pPr>
-      <w:bookmarkStart w:id="185" w:name="limitations"/>
-      <w:bookmarkEnd w:id="184"/>
+      <w:bookmarkStart w:id="230" w:name="limitations"/>
+      <w:bookmarkEnd w:id="229"/>
       <w:r>
         <w:t>8. Limitations</w:t>
       </w:r>
@@ -3468,7 +3985,11 @@
         <w:t>[48]</w:t>
       </w:r>
       <w:r>
-        <w:t xml:space="preserve"> We cannot establish whether individuals living in steeper terrain within a prefecture have higher fracture risk than those in flatter areas of the same prefecture. Individual-level studies with residential geocoding and objective measures of daily terrain exposure (e.g., GPS tracking, accelerometry) are necessary to confirm our prefecture-level findings.</w:t>
+        <w:t xml:space="preserve"> We cannot establish whether </w:t>
+      </w:r>
+      <w:r>
+        <w:lastRenderedPageBreak/>
+        <w:t>individuals living in steeper terrain within a prefecture have higher fracture risk than those in flatter areas of the same prefecture. Individual-level studies with residential geocoding and objective measures of daily terrain exposure (e.g., GPS tracking, accelerometry) are necessary to confirm our prefecture-level findings.</w:t>
       </w:r>
     </w:p>
     <w:p>
@@ -3476,37 +3997,36 @@
         <w:pStyle w:val="a0"/>
         <w:spacing w:line="360" w:lineRule="auto"/>
       </w:pPr>
-      <w:bookmarkStart w:id="186" w:name="_Hlk228469400"/>
-      <w:r>
-        <w:lastRenderedPageBreak/>
+      <w:bookmarkStart w:id="231" w:name="_Hlk228469400"/>
+      <w:r>
         <w:t xml:space="preserve">Second, </w:t>
       </w:r>
-      <w:commentRangeStart w:id="187"/>
-      <w:ins w:id="188" w:author="治輝 齋藤" w:date="2026-04-30T18:02:00Z" w16du:dateUtc="2026-04-30T09:02:00Z">
+      <w:commentRangeStart w:id="232"/>
+      <w:ins w:id="233" w:author="治輝 齋藤" w:date="2026-04-30T18:02:00Z" w16du:dateUtc="2026-04-30T09:02:00Z">
         <w:r>
           <w:t xml:space="preserve">our outcome reflects surgery rates rather than true fracture incidence. Although hip fractures are usually treated surgically, prefectural variation in treatment decisions, referral patterns, and access to operative care may influence observed rates independently of fracture occurrence. Third, </w:t>
         </w:r>
       </w:ins>
-      <w:commentRangeEnd w:id="187"/>
-      <w:ins w:id="189" w:author="治輝 齋藤" w:date="2026-04-30T18:04:00Z" w16du:dateUtc="2026-04-30T09:04:00Z">
+      <w:commentRangeEnd w:id="232"/>
+      <w:ins w:id="234" w:author="治輝 齋藤" w:date="2026-04-30T18:04:00Z" w16du:dateUtc="2026-04-30T09:04:00Z">
         <w:r>
           <w:rPr>
             <w:rStyle w:val="af2"/>
             <w:sz w:val="24"/>
             <w:szCs w:val="24"/>
           </w:rPr>
-          <w:commentReference w:id="187"/>
+          <w:commentReference w:id="232"/>
         </w:r>
       </w:ins>
       <w:r>
         <w:t xml:space="preserve">the cross-sectional design precludes causal inference. Although reverse causation is unlikely for a fixed environmental exposure such as terrain slope, residual confounding by unmeasured variables cannot be excluded. </w:t>
       </w:r>
-      <w:ins w:id="190" w:author="治輝 齋藤" w:date="2026-04-30T18:03:00Z" w16du:dateUtc="2026-04-30T09:03:00Z">
+      <w:ins w:id="235" w:author="治輝 齋藤" w:date="2026-04-30T18:03:00Z" w16du:dateUtc="2026-04-30T09:03:00Z">
         <w:r>
           <w:t>Fourth</w:t>
         </w:r>
       </w:ins>
-      <w:del w:id="191" w:author="治輝 齋藤" w:date="2026-04-30T18:03:00Z" w16du:dateUtc="2026-04-30T09:03:00Z">
+      <w:del w:id="236" w:author="治輝 齋藤" w:date="2026-04-30T18:03:00Z" w16du:dateUtc="2026-04-30T09:03:00Z">
         <w:r>
           <w:delText>Third</w:delText>
         </w:r>
@@ -3514,19 +4034,19 @@
       <w:r>
         <w:t xml:space="preserve">, important unmeasured confounders—including individual-level socioeconomic status, healthcare access (e.g., prefectural orthopedic surgeon density, distance to emergency hospitals), nutritional status (calcium and vitamin D intake), bone mineral density (BMD), </w:t>
       </w:r>
-      <w:commentRangeStart w:id="192"/>
-      <w:ins w:id="193" w:author="治輝 齋藤" w:date="2026-04-30T18:09:00Z" w16du:dateUtc="2026-04-30T09:09:00Z">
+      <w:commentRangeStart w:id="237"/>
+      <w:ins w:id="238" w:author="治輝 齋藤" w:date="2026-04-30T18:09:00Z" w16du:dateUtc="2026-04-30T09:09:00Z">
         <w:r>
           <w:t xml:space="preserve">climate (snowfall and icing), </w:t>
         </w:r>
-        <w:commentRangeEnd w:id="192"/>
+        <w:commentRangeEnd w:id="237"/>
         <w:r>
           <w:rPr>
             <w:rStyle w:val="af2"/>
             <w:sz w:val="24"/>
             <w:szCs w:val="24"/>
           </w:rPr>
-          <w:commentReference w:id="192"/>
+          <w:commentReference w:id="237"/>
         </w:r>
       </w:ins>
       <w:r>
@@ -3538,8 +4058,8 @@
         <w:pStyle w:val="a0"/>
         <w:spacing w:line="360" w:lineRule="auto"/>
       </w:pPr>
-      <w:commentRangeStart w:id="194"/>
-      <w:ins w:id="195" w:author="治輝 齋藤" w:date="2026-04-30T20:36:00Z" w16du:dateUtc="2026-04-30T11:36:00Z">
+      <w:commentRangeStart w:id="239"/>
+      <w:ins w:id="240" w:author="治輝 齋藤" w:date="2026-04-30T20:36:00Z" w16du:dateUtc="2026-04-30T11:36:00Z">
         <w:r>
           <w:rPr>
             <w:lang w:eastAsia="ja-JP"/>
@@ -3547,8 +4067,8 @@
           <w:t>Fifth, age-standardization sensitivity results relied on imputation of masked (`"-"`) cells in publicly released age-stratified surgery tables. Although directionality was robust across `0/5/9` scenarios, effect size depended on masking assumptions, and secondary masking rules imply that some masked cells may not correspond strictly to the nominal `&lt;10` range. Therefore, these SIR/ISR analyses should be interpreted as robustness checks rather than definitive age-standardized estimates.</w:t>
         </w:r>
       </w:ins>
-      <w:commentRangeEnd w:id="194"/>
-      <w:ins w:id="196" w:author="治輝 齋藤" w:date="2026-04-30T20:37:00Z" w16du:dateUtc="2026-04-30T11:37:00Z">
+      <w:commentRangeEnd w:id="239"/>
+      <w:ins w:id="241" w:author="治輝 齋藤" w:date="2026-04-30T20:37:00Z" w16du:dateUtc="2026-04-30T11:37:00Z">
         <w:r>
           <w:rPr>
             <w:rStyle w:val="af2"/>
@@ -3556,10 +4076,10 @@
             <w:szCs w:val="24"/>
             <w:lang w:eastAsia="ja-JP"/>
           </w:rPr>
-          <w:commentReference w:id="194"/>
+          <w:commentReference w:id="239"/>
         </w:r>
       </w:ins>
-      <w:ins w:id="197" w:author="治輝 齋藤" w:date="2026-04-30T20:36:00Z" w16du:dateUtc="2026-04-30T11:36:00Z">
+      <w:ins w:id="242" w:author="治輝 齋藤" w:date="2026-04-30T20:36:00Z" w16du:dateUtc="2026-04-30T11:36:00Z">
         <w:r>
           <w:rPr>
             <w:lang w:eastAsia="ja-JP"/>
@@ -3574,7 +4094,7 @@
           <w:t>Six</w:t>
         </w:r>
       </w:ins>
-      <w:ins w:id="198" w:author="治輝 齋藤" w:date="2026-04-30T18:04:00Z" w16du:dateUtc="2026-04-30T09:04:00Z">
+      <w:ins w:id="243" w:author="治輝 齋藤" w:date="2026-04-30T18:04:00Z" w16du:dateUtc="2026-04-30T09:04:00Z">
         <w:r>
           <w:rPr>
             <w:rFonts w:hint="eastAsia"/>
@@ -3583,7 +4103,7 @@
           <w:t>th</w:t>
         </w:r>
       </w:ins>
-      <w:del w:id="199" w:author="治輝 齋藤" w:date="2026-04-30T18:04:00Z" w16du:dateUtc="2026-04-30T09:04:00Z">
+      <w:del w:id="244" w:author="治輝 齋藤" w:date="2026-04-30T18:04:00Z" w16du:dateUtc="2026-04-30T09:04:00Z">
         <w:r>
           <w:delText>Fourth</w:delText>
         </w:r>
@@ -3591,8 +4111,8 @@
       <w:r>
         <w:t xml:space="preserve">, the walking speed variable was based on self-reported habitual walking speed in the Specific Health Checkup questionnaire, administered to individuals aged 40–74 years, </w:t>
       </w:r>
-      <w:commentRangeStart w:id="200"/>
-      <w:ins w:id="201" w:author="治輝 齋藤" w:date="2026-04-30T19:05:00Z" w16du:dateUtc="2026-04-30T10:05:00Z">
+      <w:commentRangeStart w:id="245"/>
+      <w:ins w:id="246" w:author="治輝 齋藤" w:date="2026-04-30T19:05:00Z" w16du:dateUtc="2026-04-30T10:05:00Z">
         <w:r>
           <w:rPr>
             <w:rFonts w:hint="eastAsia"/>
@@ -3601,9 +4121,13 @@
           <w:t>because</w:t>
         </w:r>
       </w:ins>
-      <w:ins w:id="202" w:author="治輝 齋藤" w:date="2026-04-30T19:04:00Z" w16du:dateUtc="2026-04-30T10:04:00Z">
-        <w:r>
-          <w:t xml:space="preserve"> publicly available prefecture-level data were limited to individuals aged 40–74 years in the current NDB Open Data</w:t>
+      <w:ins w:id="247" w:author="治輝 齋藤" w:date="2026-04-30T19:04:00Z" w16du:dateUtc="2026-04-30T10:04:00Z">
+        <w:r>
+          <w:t xml:space="preserve"> publicly available prefecture-level data were limited to individuals </w:t>
+        </w:r>
+        <w:r>
+          <w:lastRenderedPageBreak/>
+          <w:t>aged 40–74 years in the current NDB Open Data</w:t>
         </w:r>
         <w:r>
           <w:rPr>
@@ -3613,34 +4137,34 @@
           <w:t>.</w:t>
         </w:r>
       </w:ins>
-      <w:ins w:id="203" w:author="治輝 齋藤" w:date="2026-04-30T18:45:00Z" w16du:dateUtc="2026-04-30T09:45:00Z">
+      <w:ins w:id="248" w:author="治輝 齋藤" w:date="2026-04-30T18:45:00Z" w16du:dateUtc="2026-04-30T09:45:00Z">
         <w:r>
           <w:t xml:space="preserve"> This variable </w:t>
         </w:r>
       </w:ins>
-      <w:del w:id="204" w:author="治輝 齋藤" w:date="2026-04-30T18:45:00Z" w16du:dateUtc="2026-04-30T09:45:00Z">
+      <w:del w:id="249" w:author="治輝 齋藤" w:date="2026-04-30T18:45:00Z" w16du:dateUtc="2026-04-30T09:45:00Z">
         <w:r>
           <w:delText>which</w:delText>
         </w:r>
       </w:del>
-      <w:commentRangeEnd w:id="200"/>
+      <w:commentRangeEnd w:id="245"/>
       <w:r>
         <w:rPr>
           <w:rStyle w:val="af2"/>
           <w:sz w:val="24"/>
           <w:szCs w:val="24"/>
         </w:rPr>
-        <w:commentReference w:id="200"/>
+        <w:commentReference w:id="245"/>
       </w:r>
       <w:r>
         <w:t xml:space="preserve"> may not accurately represent the functional capacity of the oldest-old (≥75 years) at highest fracture risk</w:t>
       </w:r>
-      <w:ins w:id="205" w:author="治輝 齋藤" w:date="2026-04-30T18:45:00Z" w16du:dateUtc="2026-04-30T09:45:00Z">
+      <w:ins w:id="250" w:author="治輝 齋藤" w:date="2026-04-30T18:45:00Z" w16du:dateUtc="2026-04-30T09:45:00Z">
         <w:r>
           <w:t>, and its direct relevance to hip fracture occurrence is likely limited at this ecological resolution</w:t>
         </w:r>
       </w:ins>
-      <w:ins w:id="206" w:author="治輝 齋藤" w:date="2026-05-19T12:38:00Z" w16du:dateUtc="2026-05-19T03:38:00Z">
+      <w:ins w:id="251" w:author="治輝 齋藤" w:date="2026-05-19T12:38:00Z" w16du:dateUtc="2026-05-19T03:38:00Z">
         <w:r>
           <w:rPr>
             <w:rFonts w:hint="eastAsia"/>
@@ -3648,26 +4172,22 @@
           </w:rPr>
           <w:t xml:space="preserve">. </w:t>
         </w:r>
-        <w:commentRangeStart w:id="207"/>
-        <w:r>
-          <w:t xml:space="preserve">Moreover, this self-reported fast-walking indicator primarily </w:t>
-        </w:r>
-        <w:r>
-          <w:lastRenderedPageBreak/>
-          <w:t>reflects perceived walking capacity rather than actual walking volume or direct slope-specific exposure in daily life</w:t>
-        </w:r>
-        <w:commentRangeEnd w:id="207"/>
+        <w:commentRangeStart w:id="252"/>
+        <w:r>
+          <w:t>Moreover, this self-reported fast-walking indicator primarily reflects perceived walking capacity rather than actual walking volume or direct slope-specific exposure in daily life</w:t>
+        </w:r>
+        <w:commentRangeEnd w:id="252"/>
         <w:r>
           <w:rPr>
             <w:rStyle w:val="af2"/>
           </w:rPr>
-          <w:commentReference w:id="207"/>
+          <w:commentReference w:id="252"/>
         </w:r>
       </w:ins>
       <w:r>
         <w:t xml:space="preserve">. This self-reported measure may be subject to non-differential measurement error, biasing our estimates toward the null. </w:t>
       </w:r>
-      <w:ins w:id="208" w:author="治輝 齋藤" w:date="2026-04-30T18:04:00Z" w16du:dateUtc="2026-04-30T09:04:00Z">
+      <w:ins w:id="253" w:author="治輝 齋藤" w:date="2026-04-30T18:04:00Z" w16du:dateUtc="2026-04-30T09:04:00Z">
         <w:r>
           <w:rPr>
             <w:rFonts w:hint="eastAsia"/>
@@ -3676,7 +4196,7 @@
           <w:t>S</w:t>
         </w:r>
       </w:ins>
-      <w:ins w:id="209" w:author="治輝 齋藤" w:date="2026-04-30T20:36:00Z" w16du:dateUtc="2026-04-30T11:36:00Z">
+      <w:ins w:id="254" w:author="治輝 齋藤" w:date="2026-04-30T20:36:00Z" w16du:dateUtc="2026-04-30T11:36:00Z">
         <w:r>
           <w:rPr>
             <w:rFonts w:hint="eastAsia"/>
@@ -3685,7 +4205,7 @@
           <w:t>even</w:t>
         </w:r>
       </w:ins>
-      <w:ins w:id="210" w:author="治輝 齋藤" w:date="2026-04-30T18:04:00Z" w16du:dateUtc="2026-04-30T09:04:00Z">
+      <w:ins w:id="255" w:author="治輝 齋藤" w:date="2026-04-30T18:04:00Z" w16du:dateUtc="2026-04-30T09:04:00Z">
         <w:r>
           <w:rPr>
             <w:rFonts w:hint="eastAsia"/>
@@ -3694,7 +4214,7 @@
           <w:t>th</w:t>
         </w:r>
       </w:ins>
-      <w:del w:id="211" w:author="治輝 齋藤" w:date="2026-04-30T18:04:00Z" w16du:dateUtc="2026-04-30T09:04:00Z">
+      <w:del w:id="256" w:author="治輝 齋藤" w:date="2026-04-30T18:04:00Z" w16du:dateUtc="2026-04-30T09:04:00Z">
         <w:r>
           <w:delText>Fifth</w:delText>
         </w:r>
@@ -3708,7 +4228,7 @@
         <w:pStyle w:val="a0"/>
         <w:spacing w:line="360" w:lineRule="auto"/>
       </w:pPr>
-      <w:ins w:id="212" w:author="治輝 齋藤" w:date="2026-04-30T20:36:00Z" w16du:dateUtc="2026-04-30T11:36:00Z">
+      <w:ins w:id="257" w:author="治輝 齋藤" w:date="2026-04-30T20:36:00Z" w16du:dateUtc="2026-04-30T11:36:00Z">
         <w:r>
           <w:rPr>
             <w:rFonts w:hint="eastAsia"/>
@@ -3717,7 +4237,7 @@
           <w:t>Eigh</w:t>
         </w:r>
       </w:ins>
-      <w:ins w:id="213" w:author="治輝 齋藤" w:date="2026-04-30T18:04:00Z" w16du:dateUtc="2026-04-30T09:04:00Z">
+      <w:ins w:id="258" w:author="治輝 齋藤" w:date="2026-04-30T18:04:00Z" w16du:dateUtc="2026-04-30T09:04:00Z">
         <w:r>
           <w:rPr>
             <w:rFonts w:hint="eastAsia"/>
@@ -3726,7 +4246,7 @@
           <w:t>th</w:t>
         </w:r>
       </w:ins>
-      <w:del w:id="214" w:author="治輝 齋藤" w:date="2026-04-30T18:04:00Z" w16du:dateUtc="2026-04-30T09:04:00Z">
+      <w:del w:id="259" w:author="治輝 齋藤" w:date="2026-04-30T18:04:00Z" w16du:dateUtc="2026-04-30T09:04:00Z">
         <w:r>
           <w:delText>Sixth</w:delText>
         </w:r>
@@ -3751,7 +4271,7 @@
         </w:rPr>
         <w:t xml:space="preserve"> </w:t>
       </w:r>
-      <w:ins w:id="215" w:author="治輝 齋藤" w:date="2026-04-30T20:36:00Z" w16du:dateUtc="2026-04-30T11:36:00Z">
+      <w:ins w:id="260" w:author="治輝 齋藤" w:date="2026-04-30T20:36:00Z" w16du:dateUtc="2026-04-30T11:36:00Z">
         <w:r>
           <w:rPr>
             <w:rFonts w:hint="eastAsia"/>
@@ -3760,7 +4280,7 @@
           <w:t>Nin</w:t>
         </w:r>
       </w:ins>
-      <w:ins w:id="216" w:author="治輝 齋藤" w:date="2026-04-30T18:04:00Z" w16du:dateUtc="2026-04-30T09:04:00Z">
+      <w:ins w:id="261" w:author="治輝 齋藤" w:date="2026-04-30T18:04:00Z" w16du:dateUtc="2026-04-30T09:04:00Z">
         <w:r>
           <w:rPr>
             <w:rFonts w:hint="eastAsia"/>
@@ -3769,7 +4289,7 @@
           <w:t>th</w:t>
         </w:r>
       </w:ins>
-      <w:del w:id="217" w:author="治輝 齋藤" w:date="2026-04-30T18:04:00Z" w16du:dateUtc="2026-04-30T09:04:00Z">
+      <w:del w:id="262" w:author="治輝 齋藤" w:date="2026-04-30T18:04:00Z" w16du:dateUtc="2026-04-30T09:04:00Z">
         <w:r>
           <w:rPr>
             <w:rFonts w:hint="eastAsia"/>
@@ -3789,7 +4309,7 @@
         <w:t xml:space="preserve"> sex- and gender-stratified outcome tables were not available in the prefecture-level NDB Open Data extracts used here; findings therefore describe aggregate populations and should be interpreted with this limitation in mind.</w:t>
       </w:r>
     </w:p>
-    <w:bookmarkEnd w:id="186"/>
+    <w:bookmarkEnd w:id="231"/>
     <w:p>
       <w:pPr>
         <w:spacing w:line="360" w:lineRule="auto"/>
@@ -3805,9 +4325,9 @@
         <w:pStyle w:val="1"/>
         <w:spacing w:line="360" w:lineRule="auto"/>
       </w:pPr>
-      <w:bookmarkStart w:id="218" w:name="conclusions-1"/>
-      <w:bookmarkEnd w:id="113"/>
-      <w:bookmarkEnd w:id="185"/>
+      <w:bookmarkStart w:id="263" w:name="conclusions-1"/>
+      <w:bookmarkEnd w:id="158"/>
+      <w:bookmarkEnd w:id="230"/>
       <w:r>
         <w:t>Conclusions</w:t>
       </w:r>
@@ -3823,8 +4343,8 @@
       <w:r>
         <w:t xml:space="preserve"> slope </w:t>
       </w:r>
-      <w:commentRangeStart w:id="219"/>
-      <w:ins w:id="220" w:author="治輝 齋藤" w:date="2026-04-30T19:20:00Z" w16du:dateUtc="2026-04-30T10:20:00Z">
+      <w:commentRangeStart w:id="264"/>
+      <w:ins w:id="265" w:author="治輝 齋藤" w:date="2026-04-30T19:20:00Z" w16du:dateUtc="2026-04-30T10:20:00Z">
         <w:r>
           <w:rPr>
             <w:rFonts w:hint="eastAsia"/>
@@ -3833,25 +4353,29 @@
           <w:t>was</w:t>
         </w:r>
       </w:ins>
-      <w:del w:id="221" w:author="治輝 齋藤" w:date="2026-04-30T19:20:00Z" w16du:dateUtc="2026-04-30T10:20:00Z">
+      <w:del w:id="266" w:author="治輝 齋藤" w:date="2026-04-30T19:20:00Z" w16du:dateUtc="2026-04-30T10:20:00Z">
         <w:r>
           <w:delText>remained</w:delText>
         </w:r>
       </w:del>
-      <w:commentRangeEnd w:id="219"/>
+      <w:commentRangeEnd w:id="264"/>
       <w:r>
         <w:rPr>
           <w:rStyle w:val="af2"/>
           <w:sz w:val="24"/>
           <w:szCs w:val="24"/>
         </w:rPr>
-        <w:commentReference w:id="219"/>
+        <w:commentReference w:id="264"/>
       </w:r>
       <w:r>
         <w:t xml:space="preserve"> positively</w:t>
       </w:r>
       <w:r>
-        <w:t xml:space="preserve"> associated with hip fracture surgery rates after adjustment for aging rate, walking speed, and population density</w:t>
+        <w:t xml:space="preserve"> associated with hip fracture surgery rates after adjustment </w:t>
+      </w:r>
+      <w:r>
+        <w:lastRenderedPageBreak/>
+        <w:t>for aging rate, walking speed, and population density</w:t>
       </w:r>
       <w:r>
         <w:t xml:space="preserve"> (β ≈ 3.5 additional surgeries per 100,000 per</w:t>
@@ -3862,7 +4386,7 @@
       <w:r>
         <w:t>; conventional *p* = 0.043)</w:t>
       </w:r>
-      <w:ins w:id="222" w:author="治輝 齋藤" w:date="2026-05-19T12:38:00Z" w16du:dateUtc="2026-05-19T03:38:00Z">
+      <w:ins w:id="267" w:author="治輝 齋藤" w:date="2026-05-19T12:38:00Z" w16du:dateUtc="2026-05-19T03:38:00Z">
         <w:r>
           <w:t>, whereas heteroskedasticity-robust and bootstrap uncertainty quantification yielded borderline support compatible with no association at α = 0.05</w:t>
         </w:r>
@@ -3877,14 +4401,10 @@
       <w:r>
         <w:t xml:space="preserve"> </w:t>
       </w:r>
-      <w:commentRangeStart w:id="223"/>
-      <w:ins w:id="224" w:author="治輝 齋藤" w:date="2026-05-19T12:39:00Z" w16du:dateUtc="2026-05-19T03:39:00Z">
-        <w:r>
-          <w:t xml:space="preserve">Given the limited ecological </w:t>
-        </w:r>
-        <w:r>
-          <w:lastRenderedPageBreak/>
-          <w:t>sample size (N = 47), these findings should be interpreted as suggestive rather than confirmatory.</w:t>
+      <w:commentRangeStart w:id="268"/>
+      <w:ins w:id="269" w:author="治輝 齋藤" w:date="2026-05-19T12:39:00Z" w16du:dateUtc="2026-05-19T03:39:00Z">
+        <w:r>
+          <w:t>Given the limited ecological sample size (N = 47), these findings should be interpreted as suggestive rather than confirmatory.</w:t>
         </w:r>
         <w:r>
           <w:rPr>
@@ -3893,12 +4413,12 @@
           </w:rPr>
           <w:t xml:space="preserve"> </w:t>
         </w:r>
-        <w:commentRangeEnd w:id="223"/>
+        <w:commentRangeEnd w:id="268"/>
         <w:r>
           <w:rPr>
             <w:rStyle w:val="af2"/>
           </w:rPr>
-          <w:commentReference w:id="223"/>
+          <w:commentReference w:id="268"/>
         </w:r>
       </w:ins>
       <w:r>
@@ -3910,7 +4430,7 @@
       <w:r>
         <w:t xml:space="preserve"> was specific to hip fractures, with no significant relationship observed for humerus or forearm fractures</w:t>
       </w:r>
-      <w:ins w:id="225" w:author="治輝 齋藤" w:date="2026-05-19T12:39:00Z" w16du:dateUtc="2026-05-19T03:39:00Z">
+      <w:ins w:id="270" w:author="治輝 齋藤" w:date="2026-05-19T12:39:00Z" w16du:dateUtc="2026-05-19T03:39:00Z">
         <w:r>
           <w:t>, consistent with biomechanical hypotheses emphasizing lateral falls and trochanteric loading on sloped terrain</w:t>
         </w:r>
@@ -3967,7 +4487,31 @@
         <w:spacing w:before="180" w:after="180" w:line="360" w:lineRule="auto"/>
       </w:pPr>
       <w:r>
-        <w:t>Aggregate data used in this study are publicly available from the Japanese National Database Open Data and official statistics cited in the Methods. Under Ministry of Health, Labour and Welfare distribution rules, individual-level claims and identifiable records cannot be shared. Prefecture-level values supporting this analysis can be reproduced from those public sources using the procedures described. We encourage deposition of analysis code and derived prefecture-level tables in a public repository (e.g., Zenodo) with a DOI and citation in this article, in line with the journal's research data guidance (Option B). Author contributions will be reported using the CRediT taxonomy on the separate title page required for double-anonymized submission</w:t>
+        <w:t xml:space="preserve">Aggregate data used in this study are publicly available from the Japanese National Database Open Data and official statistics cited in the Methods. Under Ministry of Health, </w:t>
+      </w:r>
+      <w:proofErr w:type="spellStart"/>
+      <w:r>
+        <w:t>Labour</w:t>
+      </w:r>
+      <w:proofErr w:type="spellEnd"/>
+      <w:r>
+        <w:t xml:space="preserve"> and Welfare distribution rules, individual-level claims and identifiable records cannot be shared. Prefecture-level values supporting this analysis can be reproduced from those public sources using the procedures described. We encourage deposition of analysis code and derived prefecture-level tables in a public repository (e.g., </w:t>
+      </w:r>
+      <w:proofErr w:type="spellStart"/>
+      <w:r>
+        <w:t>Zenodo</w:t>
+      </w:r>
+      <w:proofErr w:type="spellEnd"/>
+      <w:r>
+        <w:t xml:space="preserve">) with a DOI and citation in this article, in line with the journal's research data guidance (Option B). Author contributions will be reported using the </w:t>
+      </w:r>
+      <w:proofErr w:type="spellStart"/>
+      <w:r>
+        <w:t>CRediT</w:t>
+      </w:r>
+      <w:proofErr w:type="spellEnd"/>
+      <w:r>
+        <w:t xml:space="preserve"> taxonomy on the separate title page required for double-anonymized submission</w:t>
       </w:r>
       <w:r>
         <w:t>.</w:t>
@@ -3978,6 +4522,7 @@
         <w:spacing w:line="360" w:lineRule="auto"/>
       </w:pPr>
       <w:r>
+        <w:lastRenderedPageBreak/>
         <w:pict w14:anchorId="0AA4F1B8">
           <v:rect id="_x0000_i1034" style="width:0;height:1.5pt" o:hralign="center" o:hrstd="t" o:hr="t"/>
         </w:pict>
@@ -4003,7 +4548,6 @@
           <w:sz w:val="40"/>
           <w:szCs w:val="40"/>
         </w:rPr>
-        <w:lastRenderedPageBreak/>
         <w:t>Declaration of generative AI and AI-assisted technologies in the manuscript preparation process</w:t>
       </w:r>
     </w:p>
@@ -4012,7 +4556,15 @@
         <w:spacing w:before="180" w:after="180" w:line="360" w:lineRule="auto"/>
       </w:pPr>
       <w:r>
-        <w:t>During the preparation and writing of this work, the authors used AI-assisted tools to support manuscript drafting and statistical analysis scripting. Cursor 2.0 (Anysphere) and Google Antigravity (Google) were used for AI-assisted writing and Python code development. Large language models used through these platforms included Claude Sonnet 4.6 and Claude Opus 4.6 (Anthropic) and Gemini 3 Pro (Google). These tools were used only for text drafting and code generation; no generative AI or AI-assisted tools were used to create, alter, or otherwise process any figures, images, or artwork in this manuscript. The authors reviewed and edited all AI-assisted outputs and were responsible for the study design, selection of statistical methods, interpretation of findings, conclusions, and final reference list. The authors take full responsibility for the integrity and accuracy of the final content. AI was not listed as an author</w:t>
+        <w:t>During the preparation and writing of this work, the authors used AI-assisted tools to support manuscript drafting and statistical analysis scripting. Cursor 2.0 (</w:t>
+      </w:r>
+      <w:proofErr w:type="spellStart"/>
+      <w:r>
+        <w:t>Anysphere</w:t>
+      </w:r>
+      <w:proofErr w:type="spellEnd"/>
+      <w:r>
+        <w:t>) and Google Antigravity (Google) were used for AI-assisted writing and Python code development. Large language models used through these platforms included Claude Sonnet 4.6 and Claude Opus 4.6 (Anthropic) and Gemini 3 Pro (Google). These tools were used only for text drafting and code generation; no generative AI or AI-assisted tools were used to create, alter, or otherwise process any figures, images, or artwork in this manuscript. The authors reviewed and edited all AI-assisted outputs and were responsible for the study design, selection of statistical methods, interpretation of findings, conclusions, and final reference list. The authors take full responsibility for the integrity and accuracy of the final content. AI was not listed as an author</w:t>
       </w:r>
       <w:r>
         <w:t>.</w:t>
@@ -4038,8 +4590,8 @@
         <w:pStyle w:val="1"/>
         <w:spacing w:line="360" w:lineRule="auto"/>
       </w:pPr>
-      <w:bookmarkStart w:id="226" w:name="references"/>
-      <w:bookmarkEnd w:id="218"/>
+      <w:bookmarkStart w:id="271" w:name="references"/>
+      <w:bookmarkEnd w:id="263"/>
       <w:r>
         <w:t>References</w:t>
       </w:r>
@@ -4054,7 +4606,15 @@
         <w:spacing w:line="360" w:lineRule="auto"/>
       </w:pPr>
       <w:r>
-        <w:t>Hagino H, Katagiri H, Okano T, Yamamoto K, Teshima R. Increasing incidence of hip fracture in Tottori Prefecture, Japan: trend from 1986 to 2001. Osteoporos Int. 2005;16(12):1963-1968.</w:t>
+        <w:t xml:space="preserve">Hagino H, Katagiri H, Okano T, Yamamoto K, Teshima R. Increasing incidence of hip fracture in Tottori Prefecture, Japan: trend from 1986 to 2001. </w:t>
+      </w:r>
+      <w:proofErr w:type="spellStart"/>
+      <w:r>
+        <w:t>Osteoporos</w:t>
+      </w:r>
+      <w:proofErr w:type="spellEnd"/>
+      <w:r>
+        <w:t xml:space="preserve"> Int. 2005;16(12):1963-1968.</w:t>
       </w:r>
     </w:p>
     <w:p>
@@ -4066,8 +4626,22 @@
         </w:numPr>
         <w:spacing w:line="360" w:lineRule="auto"/>
       </w:pPr>
-      <w:r>
-        <w:t>Orimo H, Yaegashi Y, Hosoi T, Fukushima Y, Onoda T, Hashimoto T, et al. Hip fracture incidence in Japan: estimates of new patients in 2012 and 25-year trends. Osteoporos Int. 2016;27(5):1777-1784.</w:t>
+      <w:proofErr w:type="spellStart"/>
+      <w:r>
+        <w:lastRenderedPageBreak/>
+        <w:t>Orimo</w:t>
+      </w:r>
+      <w:proofErr w:type="spellEnd"/>
+      <w:r>
+        <w:t xml:space="preserve"> H, Yaegashi Y, Hosoi T, Fukushima Y, Onoda T, Hashimoto T, et al. Hip fracture incidence in Japan: estimates of new patients in 2012 and 25-year trends. </w:t>
+      </w:r>
+      <w:proofErr w:type="spellStart"/>
+      <w:r>
+        <w:t>Osteoporos</w:t>
+      </w:r>
+      <w:proofErr w:type="spellEnd"/>
+      <w:r>
+        <w:t xml:space="preserve"> Int. 2016;27(5):1777-1784.</w:t>
       </w:r>
     </w:p>
     <w:p>
@@ -4080,8 +4654,15 @@
         <w:spacing w:line="360" w:lineRule="auto"/>
       </w:pPr>
       <w:r>
-        <w:lastRenderedPageBreak/>
-        <w:t>Cooper C, Campion G, Melton LJ 3rd. Hip fractures in the elderly: a world-wide projection. Osteoporos Int. 1992;2(6):285-289.</w:t>
+        <w:t xml:space="preserve">Cooper C, Campion G, Melton LJ 3rd. Hip fractures in the elderly: a world-wide projection. </w:t>
+      </w:r>
+      <w:proofErr w:type="spellStart"/>
+      <w:r>
+        <w:t>Osteoporos</w:t>
+      </w:r>
+      <w:proofErr w:type="spellEnd"/>
+      <w:r>
+        <w:t xml:space="preserve"> Int. 1992;2(6):285-289.</w:t>
       </w:r>
     </w:p>
     <w:p>
@@ -4093,8 +4674,21 @@
         </w:numPr>
         <w:spacing w:line="360" w:lineRule="auto"/>
       </w:pPr>
-      <w:r>
-        <w:t>Nakatoh S, Fujimori K, Ishii S, Iki M. Trends in the incidence of hip fractures and osteoporosis treatment in Japan (FY2012–FY2023). Arch Osteoporos. 2025; 21(1):16.</w:t>
+      <w:proofErr w:type="spellStart"/>
+      <w:r>
+        <w:t>Nakatoh</w:t>
+      </w:r>
+      <w:proofErr w:type="spellEnd"/>
+      <w:r>
+        <w:t xml:space="preserve"> S, Fujimori K, Ishii S, Iki M. Trends in the incidence of hip fractures and osteoporosis treatment in Japan (FY2012–FY2023). Arch </w:t>
+      </w:r>
+      <w:proofErr w:type="spellStart"/>
+      <w:r>
+        <w:t>Osteoporos</w:t>
+      </w:r>
+      <w:proofErr w:type="spellEnd"/>
+      <w:r>
+        <w:t>. 2025; 21(1):16.</w:t>
       </w:r>
     </w:p>
     <w:p>
@@ -4107,7 +4701,15 @@
         <w:spacing w:line="360" w:lineRule="auto"/>
       </w:pPr>
       <w:r>
-        <w:t>Hatano M, Yasunaga H, Ishikura H, et al. Temporal trends in acute care costs of hip fracture treatment from 2011 to 2021 in Japan. Arch Osteoporos. 2025;20(1):124.</w:t>
+        <w:t xml:space="preserve">Hatano M, Yasunaga H, Ishikura H, et al. Temporal trends in acute care costs of hip fracture treatment from 2011 to 2021 in Japan. Arch </w:t>
+      </w:r>
+      <w:proofErr w:type="spellStart"/>
+      <w:r>
+        <w:t>Osteoporos</w:t>
+      </w:r>
+      <w:proofErr w:type="spellEnd"/>
+      <w:r>
+        <w:t>. 2025;20(1):124.</w:t>
       </w:r>
     </w:p>
     <w:p>
@@ -4146,7 +4748,23 @@
         <w:spacing w:line="360" w:lineRule="auto"/>
       </w:pPr>
       <w:r>
-        <w:t>Stevens JA, Sogolow ED. Gender differences for non-fatal unintentional fall related injuries among older adults. Inj Prev. 2005;11(2):115-119.</w:t>
+        <w:t xml:space="preserve">Stevens JA, </w:t>
+      </w:r>
+      <w:proofErr w:type="spellStart"/>
+      <w:r>
+        <w:t>Sogolow</w:t>
+      </w:r>
+      <w:proofErr w:type="spellEnd"/>
+      <w:r>
+        <w:t xml:space="preserve"> ED. Gender differences for non-fatal unintentional fall related injuries among older adults. </w:t>
+      </w:r>
+      <w:proofErr w:type="spellStart"/>
+      <w:r>
+        <w:t>Inj</w:t>
+      </w:r>
+      <w:proofErr w:type="spellEnd"/>
+      <w:r>
+        <w:t xml:space="preserve"> Prev. 2005;11(2):115-119.</w:t>
       </w:r>
     </w:p>
     <w:p>
@@ -4172,7 +4790,15 @@
         <w:spacing w:line="360" w:lineRule="auto"/>
       </w:pPr>
       <w:r>
-        <w:t>Redfern MS, Cham R, Gielo-Perczak K, et al. Biomechanics of slips. Ergonomics. 2001;44(13):1138-1166.</w:t>
+        <w:t xml:space="preserve">Redfern MS, Cham R, </w:t>
+      </w:r>
+      <w:proofErr w:type="spellStart"/>
+      <w:r>
+        <w:t>Gielo-Perczak</w:t>
+      </w:r>
+      <w:proofErr w:type="spellEnd"/>
+      <w:r>
+        <w:t xml:space="preserve"> K, et al. Biomechanics of slips. Ergonomics. 2001;44(13):1138-1166.</w:t>
       </w:r>
     </w:p>
     <w:p>
@@ -4198,7 +4824,23 @@
         <w:spacing w:line="360" w:lineRule="auto"/>
       </w:pPr>
       <w:r>
-        <w:t>Reimann H, Ramadan R, Fettrow T, Hafer JF, Geyer H, Jeka JJ. Interactions between different age-related factors affecting balance control in walking. Front Sports Act Living. 2020;2:94.</w:t>
+        <w:t xml:space="preserve">Reimann H, Ramadan R, </w:t>
+      </w:r>
+      <w:proofErr w:type="spellStart"/>
+      <w:r>
+        <w:t>Fettrow</w:t>
+      </w:r>
+      <w:proofErr w:type="spellEnd"/>
+      <w:r>
+        <w:t xml:space="preserve"> T, Hafer JF, Geyer H, Jeka JJ. Interactions between different age-related factors affecting balance control in walking. Front Sports Act Living. </w:t>
+      </w:r>
+      <w:proofErr w:type="gramStart"/>
+      <w:r>
+        <w:t>2020;2:94</w:t>
+      </w:r>
+      <w:proofErr w:type="gramEnd"/>
+      <w:r>
+        <w:t>.</w:t>
       </w:r>
     </w:p>
     <w:p>
@@ -4211,7 +4853,16 @@
         <w:spacing w:line="360" w:lineRule="auto"/>
       </w:pPr>
       <w:r>
-        <w:t>Marigold DS, Patla AE. Strategies for dynamic stability during locomotion on a slippery surface: effects of prior experience and knowledge. J Neurophysiol. 2002;88(1):339-353.</w:t>
+        <w:lastRenderedPageBreak/>
+        <w:t xml:space="preserve">Marigold DS, Patla AE. Strategies for dynamic stability during locomotion on a slippery surface: effects of prior experience and knowledge. J </w:t>
+      </w:r>
+      <w:proofErr w:type="spellStart"/>
+      <w:r>
+        <w:t>Neurophysiol</w:t>
+      </w:r>
+      <w:proofErr w:type="spellEnd"/>
+      <w:r>
+        <w:t>. 2002;88(1):339-353.</w:t>
       </w:r>
     </w:p>
     <w:p>
@@ -4224,8 +4875,15 @@
         <w:spacing w:line="360" w:lineRule="auto"/>
       </w:pPr>
       <w:r>
-        <w:lastRenderedPageBreak/>
-        <w:t>Fujita K, Fujiwara Y, Chaves PH, Motohashi Y, Shinkai S. Frequency of going outdoors as a good predictors for incident disability of physical function as well as disability recovery in community-dwelling older adults in rural Japan. J Epidemiol. 2006;16(6):261-270.</w:t>
+        <w:t xml:space="preserve">Fujita K, Fujiwara Y, Chaves PH, Motohashi Y, Shinkai S. Frequency of going outdoors as a </w:t>
+      </w:r>
+      <w:proofErr w:type="gramStart"/>
+      <w:r>
+        <w:t>good predictors</w:t>
+      </w:r>
+      <w:proofErr w:type="gramEnd"/>
+      <w:r>
+        <w:t xml:space="preserve"> for incident disability of physical function as well as disability recovery in community-dwelling older adults in rural Japan. J Epidemiol. 2006;16(6):261-270.</w:t>
       </w:r>
     </w:p>
     <w:p>
@@ -4238,7 +4896,15 @@
         <w:spacing w:line="360" w:lineRule="auto"/>
       </w:pPr>
       <w:r>
-        <w:t>Quach L, Galica AM, Jones RN, et al. The nonlinear relationship between gait speed and falls: the MOBILIZE Boston Study. J Am Geriatr Soc. 2011;59(6):1069-1073.</w:t>
+        <w:t xml:space="preserve">Quach L, Galica AM, Jones RN, et al. The nonlinear relationship between gait speed and falls: the MOBILIZE Boston Study. J Am </w:t>
+      </w:r>
+      <w:proofErr w:type="spellStart"/>
+      <w:r>
+        <w:t>Geriatr</w:t>
+      </w:r>
+      <w:proofErr w:type="spellEnd"/>
+      <w:r>
+        <w:t xml:space="preserve"> Soc. 2011;59(6):1069-1073.</w:t>
       </w:r>
     </w:p>
     <w:p>
@@ -4250,8 +4916,13 @@
         </w:numPr>
         <w:spacing w:line="360" w:lineRule="auto"/>
       </w:pPr>
-      <w:r>
-        <w:t>Dargent-Molina P, Favier F, Grandjean H, et al. Fall-related factors and risk of hip fracture: the EPIDOS prospective study. Lancet. 1996;348(9021):145-149.</w:t>
+      <w:proofErr w:type="spellStart"/>
+      <w:r>
+        <w:t>Dargent</w:t>
+      </w:r>
+      <w:proofErr w:type="spellEnd"/>
+      <w:r>
+        <w:t>-Molina P, Favier F, Grandjean H, et al. Fall-related factors and risk of hip fracture: the EPIDOS prospective study. Lancet. 1996;348(9021):145-149.</w:t>
       </w:r>
     </w:p>
     <w:p>
@@ -4290,7 +4961,15 @@
         <w:spacing w:line="360" w:lineRule="auto"/>
       </w:pPr>
       <w:r>
-        <w:t>Maki BE. Gait changes in older adults: predictors of falls or indicators of fear. J Am Geriatr Soc. 1997;45(3):313-320.</w:t>
+        <w:t xml:space="preserve">Maki BE. Gait changes in older adults: predictors of falls or indicators of fear. J Am </w:t>
+      </w:r>
+      <w:proofErr w:type="spellStart"/>
+      <w:r>
+        <w:t>Geriatr</w:t>
+      </w:r>
+      <w:proofErr w:type="spellEnd"/>
+      <w:r>
+        <w:t xml:space="preserve"> Soc. 1997;45(3):313-320.</w:t>
       </w:r>
     </w:p>
     <w:p>
@@ -4303,7 +4982,23 @@
         <w:spacing w:line="360" w:lineRule="auto"/>
       </w:pPr>
       <w:r>
-        <w:t>Dahl C, Madsen C, Omsland TK, Søgaard AJ, Tell GS, Holvik K, Meyer HE. Contribution of elevation and residential proximity to the coast in explaining geographic variations in hip fracture incidence. A Norwegian Epidemiologic Osteoporosis Studies (NOREPOS) study. Osteoporos Int. 2021;32(5):1001-1006.</w:t>
+        <w:t xml:space="preserve">Dahl C, Madsen C, </w:t>
+      </w:r>
+      <w:proofErr w:type="spellStart"/>
+      <w:r>
+        <w:t>Omsland</w:t>
+      </w:r>
+      <w:proofErr w:type="spellEnd"/>
+      <w:r>
+        <w:t xml:space="preserve"> TK, Søgaard AJ, Tell GS, Holvik K, Meyer HE. Contribution of elevation and residential proximity to the coast in explaining geographic variations in hip fracture incidence. A Norwegian Epidemiologic Osteoporosis Studies (NOREPOS) study. </w:t>
+      </w:r>
+      <w:proofErr w:type="spellStart"/>
+      <w:r>
+        <w:t>Osteoporos</w:t>
+      </w:r>
+      <w:proofErr w:type="spellEnd"/>
+      <w:r>
+        <w:t xml:space="preserve"> Int. 2021;32(5):1001-1006.</w:t>
       </w:r>
     </w:p>
     <w:p>
@@ -4316,7 +5011,15 @@
         <w:spacing w:line="360" w:lineRule="auto"/>
       </w:pPr>
       <w:r>
-        <w:t>Wang S, Zhang F, Guo Y, Chen C, Zhong Y, Hao D, Zhu S, Wu Y. Exposure to high altitude is associated with an elevated risk of hip fracture: a retrospective cohort study using data from the CHARLS. BMC Geriatr. 2025;25(1):884.</w:t>
+        <w:t xml:space="preserve">Wang S, Zhang F, Guo Y, Chen C, Zhong Y, Hao D, Zhu S, Wu Y. Exposure to high altitude is associated with an elevated risk of hip fracture: a retrospective cohort study using data from the CHARLS. BMC </w:t>
+      </w:r>
+      <w:proofErr w:type="spellStart"/>
+      <w:r>
+        <w:t>Geriatr</w:t>
+      </w:r>
+      <w:proofErr w:type="spellEnd"/>
+      <w:r>
+        <w:t>. 2025;25(1):884.</w:t>
       </w:r>
     </w:p>
     <w:p>
@@ -4329,7 +5032,16 @@
         <w:spacing w:line="360" w:lineRule="auto"/>
       </w:pPr>
       <w:r>
-        <w:t>Nevitt MC, Cummings SR. Type of fall and risk of hip and wrist fractures: the study of osteoporotic fractures. J Am Geriatr Soc. 1993;41(11):1226-1234.</w:t>
+        <w:lastRenderedPageBreak/>
+        <w:t xml:space="preserve">Nevitt MC, Cummings SR. Type of fall and risk of hip and wrist fractures: the study of osteoporotic fractures. J Am </w:t>
+      </w:r>
+      <w:proofErr w:type="spellStart"/>
+      <w:r>
+        <w:t>Geriatr</w:t>
+      </w:r>
+      <w:proofErr w:type="spellEnd"/>
+      <w:r>
+        <w:t xml:space="preserve"> Soc. 1993;41(11):1226-1234.</w:t>
       </w:r>
     </w:p>
     <w:p>
@@ -4342,7 +5054,6 @@
         <w:spacing w:line="360" w:lineRule="auto"/>
       </w:pPr>
       <w:r>
-        <w:lastRenderedPageBreak/>
         <w:t>Yang Y, Komisar V, Shishov N, et al. The effect of fall biomechanics on risk for hip fracture in older adults: a cohort study of video-captured falls in long-term care. J Bone Miner Res. 2020;35(10):1914-1922.</w:t>
       </w:r>
     </w:p>
@@ -4356,7 +5067,15 @@
         <w:spacing w:line="360" w:lineRule="auto"/>
       </w:pPr>
       <w:r>
-        <w:t>Hayes WC, Myers ER, Morris JN, Gerhart TN, Yett HS, Lipsitz LA. Impact near the hip dominates fracture risk in elderly nursing home residents who fall. Calcif Tissue Int. 1993;52(3):192-198.</w:t>
+        <w:t xml:space="preserve">Hayes WC, Myers ER, Morris JN, Gerhart TN, Yett HS, Lipsitz LA. Impact near the hip dominates fracture risk in elderly nursing home residents who fall. </w:t>
+      </w:r>
+      <w:proofErr w:type="spellStart"/>
+      <w:r>
+        <w:t>Calcif</w:t>
+      </w:r>
+      <w:proofErr w:type="spellEnd"/>
+      <w:r>
+        <w:t xml:space="preserve"> Tissue Int. 1993;52(3):192-198.</w:t>
       </w:r>
     </w:p>
     <w:p>
@@ -4369,7 +5088,15 @@
         <w:spacing w:line="360" w:lineRule="auto"/>
       </w:pPr>
       <w:r>
-        <w:t>Sarvi MN, Luo Y. A two-level subject-specific biomechanical model for improving prediction of hip fracture risk. Clin Biomech (Bristol, Avon). 2015;30(8):881-887.</w:t>
+        <w:t xml:space="preserve">Sarvi MN, Luo Y. A two-level subject-specific biomechanical model for improving prediction of hip fracture risk. Clin </w:t>
+      </w:r>
+      <w:proofErr w:type="spellStart"/>
+      <w:r>
+        <w:t>Biomech</w:t>
+      </w:r>
+      <w:proofErr w:type="spellEnd"/>
+      <w:r>
+        <w:t xml:space="preserve"> (Bristol, Avon). 2015;30(8):881-887.</w:t>
       </w:r>
     </w:p>
     <w:p>
@@ -4395,7 +5122,15 @@
         <w:spacing w:line="360" w:lineRule="auto"/>
       </w:pPr>
       <w:r>
-        <w:t>Ortega JD, Farley CT. Minimizing center of mass vertical movement increases metabolic cost in walking. J Appl Physiol (1985). 2005;99(6):2099-2107.</w:t>
+        <w:t xml:space="preserve">Ortega JD, Farley CT. Minimizing center of mass vertical movement increases metabolic cost in walking. J Appl </w:t>
+      </w:r>
+      <w:proofErr w:type="spellStart"/>
+      <w:r>
+        <w:t>Physiol</w:t>
+      </w:r>
+      <w:proofErr w:type="spellEnd"/>
+      <w:r>
+        <w:t xml:space="preserve"> (1985). 2005;99(6):2099-2107.</w:t>
       </w:r>
     </w:p>
     <w:p>
@@ -4408,7 +5143,15 @@
         <w:spacing w:line="360" w:lineRule="auto"/>
       </w:pPr>
       <w:r>
-        <w:t>Tesio L, Rota V. The motion of body center of mass during walking: a review oriented to clinical applications. Front Neurol. 2019;10:999.</w:t>
+        <w:t xml:space="preserve">Tesio L, Rota V. The motion of body center of mass during walking: a review oriented to clinical applications. Front Neurol. </w:t>
+      </w:r>
+      <w:proofErr w:type="gramStart"/>
+      <w:r>
+        <w:t>2019;10:999</w:t>
+      </w:r>
+      <w:proofErr w:type="gramEnd"/>
+      <w:r>
+        <w:t>.</w:t>
       </w:r>
     </w:p>
     <w:p>
@@ -4421,7 +5164,39 @@
         <w:spacing w:line="360" w:lineRule="auto"/>
       </w:pPr>
       <w:r>
-        <w:t>Hak L, Houdijk H, Steenbrink F, Mert A, van der Wurff P, Beek PJ, van Dieën JH. Stepping strategies for regulating gait adaptability and stability. J Biomech. 2013;46(5):905-911.</w:t>
+        <w:t xml:space="preserve">Hak L, </w:t>
+      </w:r>
+      <w:proofErr w:type="spellStart"/>
+      <w:r>
+        <w:t>Houdijk</w:t>
+      </w:r>
+      <w:proofErr w:type="spellEnd"/>
+      <w:r>
+        <w:t xml:space="preserve"> H, </w:t>
+      </w:r>
+      <w:proofErr w:type="spellStart"/>
+      <w:r>
+        <w:t>Steenbrink</w:t>
+      </w:r>
+      <w:proofErr w:type="spellEnd"/>
+      <w:r>
+        <w:t xml:space="preserve"> F, Mert A, van der </w:t>
+      </w:r>
+      <w:proofErr w:type="spellStart"/>
+      <w:r>
+        <w:t>Wurff</w:t>
+      </w:r>
+      <w:proofErr w:type="spellEnd"/>
+      <w:r>
+        <w:t xml:space="preserve"> P, Beek PJ, van </w:t>
+      </w:r>
+      <w:proofErr w:type="spellStart"/>
+      <w:r>
+        <w:t>Dieën</w:t>
+      </w:r>
+      <w:proofErr w:type="spellEnd"/>
+      <w:r>
+        <w:t xml:space="preserve"> JH. Stepping strategies for regulating gait adaptability and stability. J Biomech. 2013;46(5):905-911.</w:t>
       </w:r>
     </w:p>
     <w:p>
@@ -4434,7 +5209,15 @@
         <w:spacing w:line="360" w:lineRule="auto"/>
       </w:pPr>
       <w:r>
-        <w:t>Kim KJ, Ashton-Miller JA. Biomechanics of fall arrest using the upper extremity: age differences. Clin Biomech (Bristol, Avon). 2003;18(4):311-318.</w:t>
+        <w:t xml:space="preserve">Kim KJ, Ashton-Miller JA. Biomechanics of fall arrest using the upper extremity: age differences. Clin </w:t>
+      </w:r>
+      <w:proofErr w:type="spellStart"/>
+      <w:r>
+        <w:t>Biomech</w:t>
+      </w:r>
+      <w:proofErr w:type="spellEnd"/>
+      <w:r>
+        <w:t xml:space="preserve"> (Bristol, Avon). 2003;18(4):311-318.</w:t>
       </w:r>
     </w:p>
     <w:p>
@@ -4447,7 +5230,15 @@
         <w:spacing w:line="360" w:lineRule="auto"/>
       </w:pPr>
       <w:r>
-        <w:t>O’Neill TW, Varlow J, Silman AJ, et al. Age and sex influences on fall characteristics. Ann Rheum Dis. 1994;53(11):773-775.</w:t>
+        <w:t xml:space="preserve">O’Neill TW, </w:t>
+      </w:r>
+      <w:proofErr w:type="spellStart"/>
+      <w:r>
+        <w:t>Varlow</w:t>
+      </w:r>
+      <w:proofErr w:type="spellEnd"/>
+      <w:r>
+        <w:t xml:space="preserve"> J, Silman AJ, et al. Age and sex influences on fall characteristics. Ann Rheum Dis. 1994;53(11):773-775.</w:t>
       </w:r>
     </w:p>
     <w:p>
@@ -4473,11 +5264,16 @@
         <w:spacing w:line="360" w:lineRule="auto"/>
       </w:pPr>
       <w:r>
-        <w:t xml:space="preserve">Dahl C, Madsen C, Omsland TK, et al. The association of cold ambient temperature with fracture risk and mortality: national data from Norway—a </w:t>
-      </w:r>
-      <w:r>
         <w:lastRenderedPageBreak/>
-        <w:t>Norwegian Epidemiologic Osteoporosis Studies (NOREPOS) study. J Bone Miner Res. 2022;37(8):1527-1536.</w:t>
+        <w:t xml:space="preserve">Dahl C, Madsen C, </w:t>
+      </w:r>
+      <w:proofErr w:type="spellStart"/>
+      <w:r>
+        <w:t>Omsland</w:t>
+      </w:r>
+      <w:proofErr w:type="spellEnd"/>
+      <w:r>
+        <w:t xml:space="preserve"> TK, et al. The association of cold ambient temperature with fracture risk and mortality: national data from Norway—a Norwegian Epidemiologic Osteoporosis Studies (NOREPOS) study. J Bone Miner Res. 2022;37(8):1527-1536.</w:t>
       </w:r>
     </w:p>
     <w:p>
@@ -4490,7 +5286,15 @@
         <w:spacing w:line="360" w:lineRule="auto"/>
       </w:pPr>
       <w:r>
-        <w:t>Blackwood J, Suzuki R, Karczewski H. Perceived neighborhood walkability is associated with recent falls in urban dwelling older adults. J Geriatr Phys Ther. 2022;45(1):E8-E15.</w:t>
+        <w:t>Blackwood J, Suzuki R, Karczewski H. Perceived neighborhood walkability is associated with recent falls in urban dwelling older adults. J Geriatr Phys Ther. 2022;45(1</w:t>
+      </w:r>
+      <w:proofErr w:type="gramStart"/>
+      <w:r>
+        <w:t>):E</w:t>
+      </w:r>
+      <w:proofErr w:type="gramEnd"/>
+      <w:r>
+        <w:t>8-E15.</w:t>
       </w:r>
     </w:p>
     <w:p>
@@ -4529,7 +5333,15 @@
         <w:spacing w:line="360" w:lineRule="auto"/>
       </w:pPr>
       <w:r>
-        <w:t>Smith SG, O’Conor R, Curtis LM, Waite K, Deary IJ, Paasche-Orlow M, Wolf MS. Low health literacy predicts decline in physical function among older adults: findings from the LitCog cohort study. J Epidemiol Community Health. 2015;69(5):474-480.</w:t>
+        <w:t xml:space="preserve">Smith SG, O’Conor R, Curtis LM, Waite K, Deary IJ, Paasche-Orlow M, Wolf MS. Low health literacy predicts decline in physical function among older adults: findings from the </w:t>
+      </w:r>
+      <w:proofErr w:type="spellStart"/>
+      <w:r>
+        <w:t>LitCog</w:t>
+      </w:r>
+      <w:proofErr w:type="spellEnd"/>
+      <w:r>
+        <w:t xml:space="preserve"> cohort study. J Epidemiol Community Health. 2015;69(5):474-480.</w:t>
       </w:r>
     </w:p>
     <w:p>
@@ -4555,7 +5367,15 @@
         <w:spacing w:line="360" w:lineRule="auto"/>
       </w:pPr>
       <w:r>
-        <w:t>Murayama H, Nishi M, Matsuo E, et al. Do bonding and bridging social capital affect self-rated health, depressive mood and cognitive decline in older Japanese? A prospective cohort study. Soc Sci Med. 2013;98:247-252.</w:t>
+        <w:t xml:space="preserve">Murayama H, Nishi M, Matsuo E, et al. Do bonding and bridging social capital affect self-rated health, depressive mood and cognitive decline in older Japanese? A prospective cohort study. Soc Sci Med. </w:t>
+      </w:r>
+      <w:proofErr w:type="gramStart"/>
+      <w:r>
+        <w:t>2013;98:247</w:t>
+      </w:r>
+      <w:proofErr w:type="gramEnd"/>
+      <w:r>
+        <w:t>-252.</w:t>
       </w:r>
     </w:p>
     <w:p>
@@ -4567,8 +5387,14 @@
         </w:numPr>
         <w:spacing w:line="360" w:lineRule="auto"/>
       </w:pPr>
-      <w:r>
-        <w:t>Delbaere K, Close JC, Brodaty H, Sachdev P, Lord SR. Determinants of disparities between perceived and physiological risk of falling among elderly people: cohort study. BMJ. 2010;341:c4165.</w:t>
+      <w:proofErr w:type="spellStart"/>
+      <w:r>
+        <w:lastRenderedPageBreak/>
+        <w:t>Delbaere</w:t>
+      </w:r>
+      <w:proofErr w:type="spellEnd"/>
+      <w:r>
+        <w:t xml:space="preserve"> K, Close JC, Brodaty H, Sachdev P, Lord SR. Determinants of disparities between perceived and physiological risk of falling among elderly people: cohort study. BMJ. 2010;341:c4165.</w:t>
       </w:r>
     </w:p>
     <w:p>
@@ -4581,8 +5407,31 @@
         <w:spacing w:line="360" w:lineRule="auto"/>
       </w:pPr>
       <w:r>
-        <w:lastRenderedPageBreak/>
-        <w:t>Kempen GI, van Haastregt JC, McKee KJ, Delbaere K, Zijlstra GA. Socio-demographic, health-related and psychosocial correlates of fear of falling and avoidance of activity in community-living older persons who avoid activity due to fear of falling. BMC Public Health. 2009;9:170.</w:t>
+        <w:t xml:space="preserve">Kempen GI, van </w:t>
+      </w:r>
+      <w:proofErr w:type="spellStart"/>
+      <w:r>
+        <w:t>Haastregt</w:t>
+      </w:r>
+      <w:proofErr w:type="spellEnd"/>
+      <w:r>
+        <w:t xml:space="preserve"> JC, McKee KJ, </w:t>
+      </w:r>
+      <w:proofErr w:type="spellStart"/>
+      <w:r>
+        <w:t>Delbaere</w:t>
+      </w:r>
+      <w:proofErr w:type="spellEnd"/>
+      <w:r>
+        <w:t xml:space="preserve"> K, Zijlstra GA. Socio-demographic, health-related and psychosocial correlates of fear of falling and avoidance of activity in community-living older persons who avoid activity due to fear of falling. BMC Public Health. </w:t>
+      </w:r>
+      <w:proofErr w:type="gramStart"/>
+      <w:r>
+        <w:t>2009;9:170</w:t>
+      </w:r>
+      <w:proofErr w:type="gramEnd"/>
+      <w:r>
+        <w:t>.</w:t>
       </w:r>
     </w:p>
     <w:p>
@@ -4595,7 +5444,31 @@
         <w:spacing w:line="360" w:lineRule="auto"/>
       </w:pPr>
       <w:r>
-        <w:t>Inage K, Kondo N, Komatsubara S, et al. Current status of patients with hip fracture in Japan: a nationwide survey. J Orthop Sci. 2025. doi:10.1016/j.jos.2025.05.014.</w:t>
+        <w:t xml:space="preserve">Inage K, Kondo N, </w:t>
+      </w:r>
+      <w:proofErr w:type="spellStart"/>
+      <w:r>
+        <w:t>Komatsubara</w:t>
+      </w:r>
+      <w:proofErr w:type="spellEnd"/>
+      <w:r>
+        <w:t xml:space="preserve"> S, et al. Current status of patients with hip fracture in Japan: a nationwide survey. J </w:t>
+      </w:r>
+      <w:proofErr w:type="spellStart"/>
+      <w:r>
+        <w:t>Orthop</w:t>
+      </w:r>
+      <w:proofErr w:type="spellEnd"/>
+      <w:r>
+        <w:t xml:space="preserve"> Sci. 2025. </w:t>
+      </w:r>
+      <w:proofErr w:type="gramStart"/>
+      <w:r>
+        <w:t>doi:10.1016/j.jos</w:t>
+      </w:r>
+      <w:proofErr w:type="gramEnd"/>
+      <w:r>
+        <w:t>.2025.05.014.</w:t>
       </w:r>
     </w:p>
     <w:p>
@@ -4607,8 +5480,21 @@
         </w:numPr>
         <w:spacing w:line="360" w:lineRule="auto"/>
       </w:pPr>
-      <w:r>
-        <w:t>Nakatoh S, Fujimori K, Ishii S, Tamaki J, Okimoto N, Ogawa S, Iki M. Trends in the incidence of secondary hip fractures and osteoporosis treatment in Japan (FY2012-FY2023). Arch Osteoporos. 2026;21(1):15.</w:t>
+      <w:proofErr w:type="spellStart"/>
+      <w:r>
+        <w:t>Nakatoh</w:t>
+      </w:r>
+      <w:proofErr w:type="spellEnd"/>
+      <w:r>
+        <w:t xml:space="preserve"> S, Fujimori K, Ishii S, Tamaki J, Okimoto N, Ogawa S, Iki M. Trends in the incidence of secondary hip fractures and osteoporosis treatment in Japan (FY2012-FY2023). Arch </w:t>
+      </w:r>
+      <w:proofErr w:type="spellStart"/>
+      <w:r>
+        <w:t>Osteoporos</w:t>
+      </w:r>
+      <w:proofErr w:type="spellEnd"/>
+      <w:r>
+        <w:t>. 2026;21(1):15.</w:t>
       </w:r>
     </w:p>
     <w:p>
@@ -4621,7 +5507,15 @@
         <w:spacing w:line="360" w:lineRule="auto"/>
       </w:pPr>
       <w:r>
-        <w:t>Yamamoto N, Sawaguchi T, Matsushita T, et al. Fragility Fracture Network-Japan: the challenge of establishment of a national hip fracture database and successful achievement of nationwide health system change for hip fracture care in Japan. Injury. 2024;55(6):111452.</w:t>
+        <w:t xml:space="preserve">Yamamoto N, </w:t>
+      </w:r>
+      <w:proofErr w:type="spellStart"/>
+      <w:r>
+        <w:t>Sawaguchi</w:t>
+      </w:r>
+      <w:proofErr w:type="spellEnd"/>
+      <w:r>
+        <w:t xml:space="preserve"> T, Matsushita T, et al. Fragility Fracture Network-Japan: the challenge of establishment of a national hip fracture database and successful achievement of nationwide health system change for hip fracture care in Japan. Injury. 2024;55(6):111452.</w:t>
       </w:r>
     </w:p>
     <w:p>
@@ -4634,7 +5528,39 @@
         <w:spacing w:line="360" w:lineRule="auto"/>
       </w:pPr>
       <w:r>
-        <w:t>Miyachi M, Tripette J, Kawakami R, Murakami H. “+10 min of physical activity per day”: Japan is looking for efficient but feasible recommendations for its population. J Nutr Sci Vitaminol (Tokyo). 2015;61 Suppl:S7-9.</w:t>
+        <w:t xml:space="preserve">Miyachi M, </w:t>
+      </w:r>
+      <w:proofErr w:type="spellStart"/>
+      <w:r>
+        <w:t>Tripette</w:t>
+      </w:r>
+      <w:proofErr w:type="spellEnd"/>
+      <w:r>
+        <w:t xml:space="preserve"> J, Kawakami R, Murakami H. “+10 min of physical activity per day”: Japan is looking for efficient but feasible recommendations for its population. J </w:t>
+      </w:r>
+      <w:proofErr w:type="spellStart"/>
+      <w:r>
+        <w:t>Nutr</w:t>
+      </w:r>
+      <w:proofErr w:type="spellEnd"/>
+      <w:r>
+        <w:t xml:space="preserve"> Sci </w:t>
+      </w:r>
+      <w:proofErr w:type="spellStart"/>
+      <w:r>
+        <w:t>Vitaminol</w:t>
+      </w:r>
+      <w:proofErr w:type="spellEnd"/>
+      <w:r>
+        <w:t xml:space="preserve"> (Tokyo). 2015;61 </w:t>
+      </w:r>
+      <w:proofErr w:type="gramStart"/>
+      <w:r>
+        <w:t>Suppl:S</w:t>
+      </w:r>
+      <w:proofErr w:type="gramEnd"/>
+      <w:r>
+        <w:t>7-9.</w:t>
       </w:r>
     </w:p>
     <w:p>
@@ -4647,7 +5573,23 @@
         <w:spacing w:line="360" w:lineRule="auto"/>
       </w:pPr>
       <w:r>
-        <w:t>Murakami H, Tripette J, Kawakami R, Miyachi M. “Add 10 min for your health”: the new Japanese recommendation for physical activity based on dose-response analysis. J Am Coll Cardiol. 2015;65(11):1153-1154.</w:t>
+        <w:t xml:space="preserve">Murakami H, </w:t>
+      </w:r>
+      <w:proofErr w:type="spellStart"/>
+      <w:r>
+        <w:t>Tripette</w:t>
+      </w:r>
+      <w:proofErr w:type="spellEnd"/>
+      <w:r>
+        <w:t xml:space="preserve"> J, Kawakami R, Miyachi M. “Add 10 min for your health”: the new Japanese recommendation for physical activity based on dose-response analysis. J Am Coll </w:t>
+      </w:r>
+      <w:proofErr w:type="spellStart"/>
+      <w:r>
+        <w:t>Cardiol</w:t>
+      </w:r>
+      <w:proofErr w:type="spellEnd"/>
+      <w:r>
+        <w:t>. 2015;65(11):1153-1154.</w:t>
       </w:r>
     </w:p>
     <w:p>
@@ -4660,7 +5602,15 @@
         <w:spacing w:line="360" w:lineRule="auto"/>
       </w:pPr>
       <w:r>
-        <w:t>Sherrington C, Fairhall NJ, Wallbank GK, et al. Exercise for preventing falls in older people living in the community. Cochrane Database Syst Rev. 2019;1(1):CD012424.</w:t>
+        <w:t xml:space="preserve">Sherrington C, </w:t>
+      </w:r>
+      <w:proofErr w:type="spellStart"/>
+      <w:r>
+        <w:t>Fairhall</w:t>
+      </w:r>
+      <w:proofErr w:type="spellEnd"/>
+      <w:r>
+        <w:t xml:space="preserve"> NJ, Wallbank GK, et al. Exercise for preventing falls in older people living in the community. Cochrane Database Syst Rev. 2019;1(1):CD012424.</w:t>
       </w:r>
     </w:p>
     <w:p>
@@ -4673,6 +5623,7 @@
         <w:spacing w:line="360" w:lineRule="auto"/>
       </w:pPr>
       <w:r>
+        <w:lastRenderedPageBreak/>
         <w:t>Rothman KJ, Greenland S, Lash TL. Modern Epidemiology. 3rd ed. Philadelphia: Lippincott Williams &amp; Wilkins; 2008.</w:t>
       </w:r>
     </w:p>
@@ -4696,10 +5647,9 @@
           <w:szCs w:val="40"/>
         </w:rPr>
       </w:pPr>
-      <w:bookmarkStart w:id="227" w:name="tables-and-figures"/>
-      <w:bookmarkEnd w:id="226"/>
-      <w:r>
-        <w:lastRenderedPageBreak/>
+      <w:bookmarkStart w:id="272" w:name="tables-and-figures"/>
+      <w:bookmarkEnd w:id="271"/>
+      <w:r>
         <w:br w:type="page"/>
       </w:r>
     </w:p>
@@ -4716,7 +5666,7 @@
       <w:pPr>
         <w:pStyle w:val="2"/>
       </w:pPr>
-      <w:bookmarkStart w:id="228" w:name="Xd12e5d2fabb7f7da04933f49b094ec2cca003f6"/>
+      <w:bookmarkStart w:id="273" w:name="Xd12e5d2fabb7f7da04933f49b094ec2cca003f6"/>
       <w:r>
         <w:t>Table 1. Descriptive Statistics of Prefecture-Level Variables (N = 47)</w:t>
       </w:r>
@@ -7736,8 +8686,8 @@
           <w:szCs w:val="32"/>
         </w:rPr>
       </w:pPr>
-      <w:bookmarkStart w:id="229" w:name="Xc4d8efe96bb5dc084b3a6055df59151a4b74ad0"/>
-      <w:bookmarkEnd w:id="228"/>
+      <w:bookmarkStart w:id="274" w:name="Xc4d8efe96bb5dc084b3a6055df59151a4b74ad0"/>
+      <w:bookmarkEnd w:id="273"/>
       <w:r>
         <w:br w:type="page"/>
       </w:r>
@@ -8882,8 +9832,8 @@
           <w:szCs w:val="32"/>
         </w:rPr>
       </w:pPr>
-      <w:bookmarkStart w:id="230" w:name="X6fac7f2e493ef5b618f5ac39729b4328cfa1bc7"/>
-      <w:bookmarkEnd w:id="229"/>
+      <w:bookmarkStart w:id="275" w:name="X6fac7f2e493ef5b618f5ac39729b4328cfa1bc7"/>
+      <w:bookmarkEnd w:id="274"/>
       <w:r>
         <w:br w:type="page"/>
       </w:r>
@@ -9701,8 +10651,8 @@
           <w:szCs w:val="32"/>
         </w:rPr>
       </w:pPr>
-      <w:bookmarkStart w:id="231" w:name="Xdeb87af7aa3e82ca70e47e493f4f841d319d1c1"/>
-      <w:bookmarkEnd w:id="230"/>
+      <w:bookmarkStart w:id="276" w:name="Xdeb87af7aa3e82ca70e47e493f4f841d319d1c1"/>
+      <w:bookmarkEnd w:id="275"/>
       <w:r>
         <w:br w:type="page"/>
       </w:r>
@@ -10328,7 +11278,7 @@
       <w:pPr>
         <w:pStyle w:val="a0"/>
         <w:rPr>
-          <w:ins w:id="232" w:author="治輝 齋藤" w:date="2026-05-19T12:41:00Z" w16du:dateUtc="2026-05-19T03:41:00Z"/>
+          <w:ins w:id="277" w:author="治輝 齋藤" w:date="2026-05-19T12:41:00Z" w16du:dateUtc="2026-05-19T03:41:00Z"/>
         </w:rPr>
       </w:pPr>
       <w:r>
@@ -10344,10 +11294,10 @@
     <w:p>
       <w:pPr>
         <w:rPr>
-          <w:ins w:id="233" w:author="治輝 齋藤" w:date="2026-05-19T12:41:00Z" w16du:dateUtc="2026-05-19T03:41:00Z"/>
-        </w:rPr>
-      </w:pPr>
-      <w:ins w:id="234" w:author="治輝 齋藤" w:date="2026-05-19T12:41:00Z" w16du:dateUtc="2026-05-19T03:41:00Z">
+          <w:ins w:id="278" w:author="治輝 齋藤" w:date="2026-05-19T12:41:00Z" w16du:dateUtc="2026-05-19T03:41:00Z"/>
+        </w:rPr>
+      </w:pPr>
+      <w:ins w:id="279" w:author="治輝 齋藤" w:date="2026-05-19T12:41:00Z" w16du:dateUtc="2026-05-19T03:41:00Z">
         <w:r>
           <w:pict w14:anchorId="14EA81B3">
             <v:rect id="_x0000_i1040" style="width:0;height:1.5pt" o:hralign="center" o:hrstd="t" o:hr="t"/>
@@ -10359,14 +11309,14 @@
       <w:pPr>
         <w:pStyle w:val="2"/>
         <w:rPr>
-          <w:ins w:id="235" w:author="治輝 齋藤" w:date="2026-05-19T12:41:00Z" w16du:dateUtc="2026-05-19T03:41:00Z"/>
-        </w:rPr>
-      </w:pPr>
-      <w:ins w:id="236" w:author="治輝 齋藤" w:date="2026-05-19T12:41:00Z" w16du:dateUtc="2026-05-19T03:41:00Z">
+          <w:ins w:id="280" w:author="治輝 齋藤" w:date="2026-05-19T12:41:00Z" w16du:dateUtc="2026-05-19T03:41:00Z"/>
+        </w:rPr>
+      </w:pPr>
+      <w:ins w:id="281" w:author="治輝 齋藤" w:date="2026-05-19T12:41:00Z" w16du:dateUtc="2026-05-19T03:41:00Z">
         <w:r>
           <w:br w:type="page"/>
         </w:r>
-        <w:commentRangeStart w:id="237"/>
+        <w:commentRangeStart w:id="282"/>
         <w:r>
           <w:lastRenderedPageBreak/>
           <w:t>Table 5. Indirect Standardization Sensitivity Analysis: Multivariable Linear Regression of Indirectly Standardized Hip (Femur) Surgery Rate on Terrain Slope (N = 47)</w:t>
@@ -10389,7 +11339,7 @@
         <w:trPr>
           <w:cnfStyle w:val="100000000000" w:firstRow="1" w:lastRow="0" w:firstColumn="0" w:lastColumn="0" w:oddVBand="0" w:evenVBand="0" w:oddHBand="0" w:evenHBand="0" w:firstRowFirstColumn="0" w:firstRowLastColumn="0" w:lastRowFirstColumn="0" w:lastRowLastColumn="0"/>
           <w:tblHeader/>
-          <w:ins w:id="238" w:author="治輝 齋藤" w:date="2026-05-19T12:41:00Z"/>
+          <w:ins w:id="283" w:author="治輝 齋藤" w:date="2026-05-19T12:41:00Z"/>
         </w:trPr>
         <w:tc>
           <w:tcPr>
@@ -10399,10 +11349,10 @@
             <w:pPr>
               <w:spacing w:before="36" w:after="36"/>
               <w:rPr>
-                <w:ins w:id="239" w:author="治輝 齋藤" w:date="2026-05-19T12:41:00Z" w16du:dateUtc="2026-05-19T03:41:00Z"/>
-              </w:rPr>
-            </w:pPr>
-            <w:ins w:id="240" w:author="治輝 齋藤" w:date="2026-05-19T12:41:00Z" w16du:dateUtc="2026-05-19T03:41:00Z">
+                <w:ins w:id="284" w:author="治輝 齋藤" w:date="2026-05-19T12:41:00Z" w16du:dateUtc="2026-05-19T03:41:00Z"/>
+              </w:rPr>
+            </w:pPr>
+            <w:ins w:id="285" w:author="治輝 齋藤" w:date="2026-05-19T12:41:00Z" w16du:dateUtc="2026-05-19T03:41:00Z">
               <w:r>
                 <w:rPr>
                   <w:b/>
@@ -10438,10 +11388,10 @@
             <w:pPr>
               <w:spacing w:before="36" w:after="36"/>
               <w:rPr>
-                <w:ins w:id="241" w:author="治輝 齋藤" w:date="2026-05-19T12:41:00Z" w16du:dateUtc="2026-05-19T03:41:00Z"/>
-              </w:rPr>
-            </w:pPr>
-            <w:ins w:id="242" w:author="治輝 齋藤" w:date="2026-05-19T12:41:00Z" w16du:dateUtc="2026-05-19T03:41:00Z">
+                <w:ins w:id="286" w:author="治輝 齋藤" w:date="2026-05-19T12:41:00Z" w16du:dateUtc="2026-05-19T03:41:00Z"/>
+              </w:rPr>
+            </w:pPr>
+            <w:ins w:id="287" w:author="治輝 齋藤" w:date="2026-05-19T12:41:00Z" w16du:dateUtc="2026-05-19T03:41:00Z">
               <w:r>
                 <w:rPr>
                   <w:b/>
@@ -10463,10 +11413,10 @@
             <w:pPr>
               <w:spacing w:before="36" w:after="36"/>
               <w:rPr>
-                <w:ins w:id="243" w:author="治輝 齋藤" w:date="2026-05-19T12:41:00Z" w16du:dateUtc="2026-05-19T03:41:00Z"/>
-              </w:rPr>
-            </w:pPr>
-            <w:ins w:id="244" w:author="治輝 齋藤" w:date="2026-05-19T12:41:00Z" w16du:dateUtc="2026-05-19T03:41:00Z">
+                <w:ins w:id="288" w:author="治輝 齋藤" w:date="2026-05-19T12:41:00Z" w16du:dateUtc="2026-05-19T03:41:00Z"/>
+              </w:rPr>
+            </w:pPr>
+            <w:ins w:id="289" w:author="治輝 齋藤" w:date="2026-05-19T12:41:00Z" w16du:dateUtc="2026-05-19T03:41:00Z">
               <w:r>
                 <w:rPr>
                   <w:b/>
@@ -10482,7 +11432,7 @@
       </w:tr>
       <w:tr>
         <w:trPr>
-          <w:ins w:id="245" w:author="治輝 齋藤" w:date="2026-05-19T12:41:00Z"/>
+          <w:ins w:id="290" w:author="治輝 齋藤" w:date="2026-05-19T12:41:00Z"/>
         </w:trPr>
         <w:tc>
           <w:tcPr>
@@ -10492,10 +11442,10 @@
             <w:pPr>
               <w:spacing w:before="36" w:after="36"/>
               <w:rPr>
-                <w:ins w:id="246" w:author="治輝 齋藤" w:date="2026-05-19T12:41:00Z" w16du:dateUtc="2026-05-19T03:41:00Z"/>
-              </w:rPr>
-            </w:pPr>
-            <w:ins w:id="247" w:author="治輝 齋藤" w:date="2026-05-19T12:41:00Z" w16du:dateUtc="2026-05-19T03:41:00Z">
+                <w:ins w:id="291" w:author="治輝 齋藤" w:date="2026-05-19T12:41:00Z" w16du:dateUtc="2026-05-19T03:41:00Z"/>
+              </w:rPr>
+            </w:pPr>
+            <w:ins w:id="292" w:author="治輝 齋藤" w:date="2026-05-19T12:41:00Z" w16du:dateUtc="2026-05-19T03:41:00Z">
               <w:r>
                 <w:rPr>
                   <w:rFonts w:ascii="Consolas" w:hAnsi="Consolas"/>
@@ -10518,10 +11468,10 @@
             <w:pPr>
               <w:spacing w:before="36" w:after="36"/>
               <w:rPr>
-                <w:ins w:id="248" w:author="治輝 齋藤" w:date="2026-05-19T12:41:00Z" w16du:dateUtc="2026-05-19T03:41:00Z"/>
-              </w:rPr>
-            </w:pPr>
-            <w:ins w:id="249" w:author="治輝 齋藤" w:date="2026-05-19T12:41:00Z" w16du:dateUtc="2026-05-19T03:41:00Z">
+                <w:ins w:id="293" w:author="治輝 齋藤" w:date="2026-05-19T12:41:00Z" w16du:dateUtc="2026-05-19T03:41:00Z"/>
+              </w:rPr>
+            </w:pPr>
+            <w:ins w:id="294" w:author="治輝 齋藤" w:date="2026-05-19T12:41:00Z" w16du:dateUtc="2026-05-19T03:41:00Z">
               <w:r>
                 <w:rPr>
                   <w:b/>
@@ -10540,10 +11490,10 @@
             <w:pPr>
               <w:spacing w:before="36" w:after="36"/>
               <w:rPr>
-                <w:ins w:id="250" w:author="治輝 齋藤" w:date="2026-05-19T12:41:00Z" w16du:dateUtc="2026-05-19T03:41:00Z"/>
-              </w:rPr>
-            </w:pPr>
-            <w:ins w:id="251" w:author="治輝 齋藤" w:date="2026-05-19T12:41:00Z" w16du:dateUtc="2026-05-19T03:41:00Z">
+                <w:ins w:id="295" w:author="治輝 齋藤" w:date="2026-05-19T12:41:00Z" w16du:dateUtc="2026-05-19T03:41:00Z"/>
+              </w:rPr>
+            </w:pPr>
+            <w:ins w:id="296" w:author="治輝 齋藤" w:date="2026-05-19T12:41:00Z" w16du:dateUtc="2026-05-19T03:41:00Z">
               <w:r>
                 <w:rPr>
                   <w:b/>
@@ -10557,7 +11507,7 @@
       </w:tr>
       <w:tr>
         <w:trPr>
-          <w:ins w:id="252" w:author="治輝 齋藤" w:date="2026-05-19T12:41:00Z"/>
+          <w:ins w:id="297" w:author="治輝 齋藤" w:date="2026-05-19T12:41:00Z"/>
         </w:trPr>
         <w:tc>
           <w:tcPr>
@@ -10567,10 +11517,10 @@
             <w:pPr>
               <w:spacing w:before="36" w:after="36"/>
               <w:rPr>
-                <w:ins w:id="253" w:author="治輝 齋藤" w:date="2026-05-19T12:41:00Z" w16du:dateUtc="2026-05-19T03:41:00Z"/>
-              </w:rPr>
-            </w:pPr>
-            <w:ins w:id="254" w:author="治輝 齋藤" w:date="2026-05-19T12:41:00Z" w16du:dateUtc="2026-05-19T03:41:00Z">
+                <w:ins w:id="298" w:author="治輝 齋藤" w:date="2026-05-19T12:41:00Z" w16du:dateUtc="2026-05-19T03:41:00Z"/>
+              </w:rPr>
+            </w:pPr>
+            <w:ins w:id="299" w:author="治輝 齋藤" w:date="2026-05-19T12:41:00Z" w16du:dateUtc="2026-05-19T03:41:00Z">
               <w:r>
                 <w:rPr>
                   <w:rFonts w:ascii="Consolas" w:hAnsi="Consolas"/>
@@ -10593,10 +11543,10 @@
             <w:pPr>
               <w:spacing w:before="36" w:after="36"/>
               <w:rPr>
-                <w:ins w:id="255" w:author="治輝 齋藤" w:date="2026-05-19T12:41:00Z" w16du:dateUtc="2026-05-19T03:41:00Z"/>
-              </w:rPr>
-            </w:pPr>
-            <w:ins w:id="256" w:author="治輝 齋藤" w:date="2026-05-19T12:41:00Z" w16du:dateUtc="2026-05-19T03:41:00Z">
+                <w:ins w:id="300" w:author="治輝 齋藤" w:date="2026-05-19T12:41:00Z" w16du:dateUtc="2026-05-19T03:41:00Z"/>
+              </w:rPr>
+            </w:pPr>
+            <w:ins w:id="301" w:author="治輝 齋藤" w:date="2026-05-19T12:41:00Z" w16du:dateUtc="2026-05-19T03:41:00Z">
               <w:r>
                 <w:rPr>
                   <w:b/>
@@ -10615,10 +11565,10 @@
             <w:pPr>
               <w:spacing w:before="36" w:after="36"/>
               <w:rPr>
-                <w:ins w:id="257" w:author="治輝 齋藤" w:date="2026-05-19T12:41:00Z" w16du:dateUtc="2026-05-19T03:41:00Z"/>
-              </w:rPr>
-            </w:pPr>
-            <w:ins w:id="258" w:author="治輝 齋藤" w:date="2026-05-19T12:41:00Z" w16du:dateUtc="2026-05-19T03:41:00Z">
+                <w:ins w:id="302" w:author="治輝 齋藤" w:date="2026-05-19T12:41:00Z" w16du:dateUtc="2026-05-19T03:41:00Z"/>
+              </w:rPr>
+            </w:pPr>
+            <w:ins w:id="303" w:author="治輝 齋藤" w:date="2026-05-19T12:41:00Z" w16du:dateUtc="2026-05-19T03:41:00Z">
               <w:r>
                 <w:rPr>
                   <w:b/>
@@ -10632,7 +11582,7 @@
       </w:tr>
       <w:tr>
         <w:trPr>
-          <w:ins w:id="259" w:author="治輝 齋藤" w:date="2026-05-19T12:41:00Z"/>
+          <w:ins w:id="304" w:author="治輝 齋藤" w:date="2026-05-19T12:41:00Z"/>
         </w:trPr>
         <w:tc>
           <w:tcPr>
@@ -10642,10 +11592,10 @@
             <w:pPr>
               <w:spacing w:before="36" w:after="36"/>
               <w:rPr>
-                <w:ins w:id="260" w:author="治輝 齋藤" w:date="2026-05-19T12:41:00Z" w16du:dateUtc="2026-05-19T03:41:00Z"/>
-              </w:rPr>
-            </w:pPr>
-            <w:ins w:id="261" w:author="治輝 齋藤" w:date="2026-05-19T12:41:00Z" w16du:dateUtc="2026-05-19T03:41:00Z">
+                <w:ins w:id="305" w:author="治輝 齋藤" w:date="2026-05-19T12:41:00Z" w16du:dateUtc="2026-05-19T03:41:00Z"/>
+              </w:rPr>
+            </w:pPr>
+            <w:ins w:id="306" w:author="治輝 齋藤" w:date="2026-05-19T12:41:00Z" w16du:dateUtc="2026-05-19T03:41:00Z">
               <w:r>
                 <w:rPr>
                   <w:rFonts w:ascii="Consolas" w:hAnsi="Consolas"/>
@@ -10668,10 +11618,10 @@
             <w:pPr>
               <w:spacing w:before="36" w:after="36"/>
               <w:rPr>
-                <w:ins w:id="262" w:author="治輝 齋藤" w:date="2026-05-19T12:41:00Z" w16du:dateUtc="2026-05-19T03:41:00Z"/>
-              </w:rPr>
-            </w:pPr>
-            <w:ins w:id="263" w:author="治輝 齋藤" w:date="2026-05-19T12:41:00Z" w16du:dateUtc="2026-05-19T03:41:00Z">
+                <w:ins w:id="307" w:author="治輝 齋藤" w:date="2026-05-19T12:41:00Z" w16du:dateUtc="2026-05-19T03:41:00Z"/>
+              </w:rPr>
+            </w:pPr>
+            <w:ins w:id="308" w:author="治輝 齋藤" w:date="2026-05-19T12:41:00Z" w16du:dateUtc="2026-05-19T03:41:00Z">
               <w:r>
                 <w:rPr>
                   <w:b/>
@@ -10690,10 +11640,10 @@
             <w:pPr>
               <w:spacing w:before="36" w:after="36"/>
               <w:rPr>
-                <w:ins w:id="264" w:author="治輝 齋藤" w:date="2026-05-19T12:41:00Z" w16du:dateUtc="2026-05-19T03:41:00Z"/>
-              </w:rPr>
-            </w:pPr>
-            <w:ins w:id="265" w:author="治輝 齋藤" w:date="2026-05-19T12:41:00Z" w16du:dateUtc="2026-05-19T03:41:00Z">
+                <w:ins w:id="309" w:author="治輝 齋藤" w:date="2026-05-19T12:41:00Z" w16du:dateUtc="2026-05-19T03:41:00Z"/>
+              </w:rPr>
+            </w:pPr>
+            <w:ins w:id="310" w:author="治輝 齋藤" w:date="2026-05-19T12:41:00Z" w16du:dateUtc="2026-05-19T03:41:00Z">
               <w:r>
                 <w:rPr>
                   <w:b/>
@@ -10710,10 +11660,10 @@
       <w:pPr>
         <w:pStyle w:val="2"/>
         <w:rPr>
-          <w:ins w:id="266" w:author="治輝 齋藤" w:date="2026-05-19T12:41:00Z" w16du:dateUtc="2026-05-19T03:41:00Z"/>
-        </w:rPr>
-      </w:pPr>
-      <w:ins w:id="267" w:author="治輝 齋藤" w:date="2026-05-19T12:41:00Z" w16du:dateUtc="2026-05-19T03:41:00Z">
+          <w:ins w:id="311" w:author="治輝 齋藤" w:date="2026-05-19T12:41:00Z" w16du:dateUtc="2026-05-19T03:41:00Z"/>
+        </w:rPr>
+      </w:pPr>
+      <w:ins w:id="312" w:author="治輝 齋藤" w:date="2026-05-19T12:41:00Z" w16du:dateUtc="2026-05-19T03:41:00Z">
         <w:r>
           <w:rPr>
             <w:rFonts w:asciiTheme="minorHAnsi" w:eastAsiaTheme="minorEastAsia" w:hAnsiTheme="minorHAnsi" w:cstheme="minorBidi"/>
@@ -10781,14 +11731,14 @@
           </w:rPr>
           <w:t xml:space="preserve"> &lt; 0.05 (conventional model-based standard errors). These results are sensitivity analyses only.</w:t>
         </w:r>
-        <w:commentRangeEnd w:id="237"/>
+        <w:commentRangeEnd w:id="282"/>
         <w:r>
           <w:rPr>
             <w:rStyle w:val="af2"/>
             <w:rFonts w:asciiTheme="minorHAnsi" w:eastAsiaTheme="minorEastAsia" w:hAnsiTheme="minorHAnsi" w:cstheme="minorBidi"/>
             <w:color w:val="auto"/>
           </w:rPr>
-          <w:commentReference w:id="237"/>
+          <w:commentReference w:id="282"/>
         </w:r>
       </w:ins>
     </w:p>
@@ -10796,7 +11746,7 @@
       <w:pPr>
         <w:pStyle w:val="a0"/>
         <w:rPr>
-          <w:del w:id="268" w:author="治輝 齋藤" w:date="2026-05-19T12:41:00Z" w16du:dateUtc="2026-05-19T03:41:00Z"/>
+          <w:del w:id="313" w:author="治輝 齋藤" w:date="2026-05-19T12:41:00Z" w16du:dateUtc="2026-05-19T03:41:00Z"/>
         </w:rPr>
       </w:pPr>
     </w:p>
@@ -10804,10 +11754,10 @@
       <w:pPr>
         <w:pStyle w:val="a0"/>
         <w:rPr>
-          <w:del w:id="269" w:author="治輝 齋藤" w:date="2026-05-19T12:41:00Z" w16du:dateUtc="2026-05-19T03:41:00Z"/>
-        </w:rPr>
-      </w:pPr>
-      <w:del w:id="270" w:author="治輝 齋藤" w:date="2026-05-19T12:41:00Z" w16du:dateUtc="2026-05-19T03:41:00Z">
+          <w:del w:id="314" w:author="治輝 齋藤" w:date="2026-05-19T12:41:00Z" w16du:dateUtc="2026-05-19T03:41:00Z"/>
+        </w:rPr>
+      </w:pPr>
+      <w:del w:id="315" w:author="治輝 齋藤" w:date="2026-05-19T12:41:00Z" w16du:dateUtc="2026-05-19T03:41:00Z">
         <w:r>
           <w:pict w14:anchorId="657FDAF1">
             <v:rect id="_x0000_i1041" style="width:0;height:1.5pt" o:hralign="center" o:hrstd="t" o:hr="t"/>
@@ -10824,8 +11774,8 @@
           <w:szCs w:val="32"/>
         </w:rPr>
       </w:pPr>
-      <w:bookmarkStart w:id="271" w:name="figure-legends"/>
-      <w:bookmarkEnd w:id="231"/>
+      <w:bookmarkStart w:id="316" w:name="figure-legends"/>
+      <w:bookmarkEnd w:id="276"/>
       <w:r>
         <w:br w:type="page"/>
       </w:r>
@@ -10897,7 +11847,15 @@
         <w:t>.</w:t>
       </w:r>
       <w:r>
-        <w:t xml:space="preserve"> Prefectural distribution of habitable-area-weighted terrain slope (degrees) across Japan. Darker shading indicates steeper terrain. Prefectures in the Chugoku, Shikoku, and Kyushu mountain ranges show the highest slope values.</w:t>
+        <w:t xml:space="preserve"> Prefectural distribution of habitable-area-weighted terrain slope (degrees) across Japan. Darker shading indicates steeper terrain. Prefectures in the Chugoku, Shikoku, and </w:t>
+      </w:r>
+      <w:proofErr w:type="gramStart"/>
+      <w:r>
+        <w:t>Kyushu mountain</w:t>
+      </w:r>
+      <w:proofErr w:type="gramEnd"/>
+      <w:r>
+        <w:t xml:space="preserve"> ranges show the highest slope values.</w:t>
       </w:r>
       <w:r>
         <w:t xml:space="preserve"> </w:t>
@@ -11019,8 +11977,8 @@
           <w:szCs w:val="32"/>
         </w:rPr>
       </w:pPr>
-      <w:bookmarkStart w:id="272" w:name="figure-1"/>
-      <w:bookmarkEnd w:id="271"/>
+      <w:bookmarkStart w:id="317" w:name="figure-1"/>
+      <w:bookmarkEnd w:id="316"/>
       <w:r>
         <w:br w:type="page"/>
       </w:r>
@@ -11123,8 +12081,8 @@
       <w:pPr>
         <w:pStyle w:val="2"/>
       </w:pPr>
-      <w:bookmarkStart w:id="273" w:name="figure-2"/>
-      <w:bookmarkEnd w:id="272"/>
+      <w:bookmarkStart w:id="318" w:name="figure-2"/>
+      <w:bookmarkEnd w:id="317"/>
       <w:r>
         <w:t>Figure 2</w:t>
       </w:r>
@@ -11135,8 +12093,8 @@
       </w:pPr>
     </w:p>
     <w:p>
-      <w:bookmarkStart w:id="274" w:name="figure-3"/>
-      <w:bookmarkEnd w:id="273"/>
+      <w:bookmarkStart w:id="319" w:name="figure-3"/>
+      <w:bookmarkEnd w:id="318"/>
       <w:r>
         <w:br w:type="page"/>
       </w:r>
@@ -11223,8 +12181,8 @@
           <w:szCs w:val="32"/>
         </w:rPr>
       </w:pPr>
-      <w:bookmarkStart w:id="275" w:name="figure-4"/>
-      <w:bookmarkEnd w:id="274"/>
+      <w:bookmarkStart w:id="320" w:name="figure-4"/>
+      <w:bookmarkEnd w:id="319"/>
       <w:r>
         <w:br w:type="page"/>
       </w:r>
@@ -11327,8 +12285,8 @@
       <w:pPr>
         <w:pStyle w:val="2"/>
       </w:pPr>
-      <w:bookmarkStart w:id="276" w:name="figure-5"/>
-      <w:bookmarkEnd w:id="275"/>
+      <w:bookmarkStart w:id="321" w:name="figure-5"/>
+      <w:bookmarkEnd w:id="320"/>
       <w:r>
         <w:t xml:space="preserve">Figure </w:t>
       </w:r>
@@ -11360,8 +12318,8 @@
       <w:pPr>
         <w:pStyle w:val="2"/>
       </w:pPr>
-      <w:bookmarkStart w:id="277" w:name="figure-6"/>
-      <w:bookmarkEnd w:id="276"/>
+      <w:bookmarkStart w:id="322" w:name="figure-6"/>
+      <w:bookmarkEnd w:id="321"/>
       <w:r>
         <w:t xml:space="preserve">Figure </w:t>
       </w:r>
@@ -11373,8 +12331,8 @@
         <w:t>5</w:t>
       </w:r>
     </w:p>
-    <w:bookmarkEnd w:id="227"/>
-    <w:bookmarkEnd w:id="277"/>
+    <w:bookmarkEnd w:id="272"/>
+    <w:bookmarkEnd w:id="322"/>
     <w:p>
       <w:pPr>
         <w:pStyle w:val="FirstParagraph"/>
@@ -11860,13 +12818,10 @@
       </w:r>
     </w:p>
   </w:comment>
-  <w:comment w:id="2" w:author="治輝 齋藤" w:date="2026-05-19T21:04:00Z" w:initials="治齋">
+  <w:comment w:id="2" w:author="治輝 齋藤" w:date="2026-05-19T21:20:00Z" w:initials="治齋">
     <w:p>
       <w:pPr>
         <w:pStyle w:val="af3"/>
-        <w:rPr>
-          <w:lang w:eastAsia="ja-JP"/>
-        </w:rPr>
       </w:pPr>
       <w:r>
         <w:rPr>
@@ -11879,7 +12834,37 @@
           <w:rFonts w:hint="eastAsia"/>
           <w:lang w:eastAsia="ja-JP"/>
         </w:rPr>
-        <w:t>（江口先生コメント②）</w:t>
+        <w:t>アブストラクトの記載について、どのような分析を行いどのような結果が得られたか、難解な記載を修正いたしました。</w:t>
+      </w:r>
+    </w:p>
+  </w:comment>
+  <w:comment w:id="28" w:author="治輝 齋藤" w:date="2026-05-19T21:04:00Z" w:initials="治齋">
+    <w:p>
+      <w:pPr>
+        <w:pStyle w:val="af3"/>
+        <w:rPr>
+          <w:lang w:eastAsia="ja-JP"/>
+        </w:rPr>
+      </w:pPr>
+      <w:r>
+        <w:rPr>
+          <w:rStyle w:val="af2"/>
+        </w:rPr>
+        <w:annotationRef/>
+      </w:r>
+      <w:r>
+        <w:rPr>
+          <w:rFonts w:hint="eastAsia"/>
+          <w:lang w:eastAsia="ja-JP"/>
+        </w:rPr>
+        <w:t>（</w:t>
+      </w:r>
+      <w:r>
+        <w:rPr>
+          <w:rFonts w:hint="eastAsia"/>
+          <w:lang w:eastAsia="ja-JP"/>
+        </w:rPr>
+        <w:t>江口先生コメント②）</w:t>
       </w:r>
       <w:r>
         <w:rPr>
@@ -11911,7 +12896,7 @@
       </w:r>
     </w:p>
   </w:comment>
-  <w:comment w:id="10" w:author="山岸良匡" w:date="2026-05-18T23:39:00Z" w:initials="山">
+  <w:comment w:id="36" w:author="山岸良匡" w:date="2026-05-18T23:39:00Z" w:initials="山">
     <w:p>
       <w:pPr>
         <w:pStyle w:val="af3"/>
@@ -11947,7 +12932,7 @@
       </w:r>
     </w:p>
   </w:comment>
-  <w:comment w:id="11" w:author="山岸良匡" w:date="2026-05-18T18:52:00Z" w:initials="山">
+  <w:comment w:id="38" w:author="山岸良匡" w:date="2026-05-18T18:52:00Z" w:initials="山">
     <w:p>
       <w:pPr>
         <w:pStyle w:val="af3"/>
@@ -11970,7 +12955,7 @@
       </w:r>
     </w:p>
   </w:comment>
-  <w:comment w:id="12" w:author="山岸良匡" w:date="2026-05-18T18:52:00Z" w:initials="山">
+  <w:comment w:id="45" w:author="山岸良匡" w:date="2026-05-18T18:52:00Z" w:initials="山">
     <w:p>
       <w:pPr>
         <w:pStyle w:val="af3"/>
@@ -11993,7 +12978,7 @@
       </w:r>
     </w:p>
   </w:comment>
-  <w:comment w:id="13" w:author="治輝 齋藤" w:date="2026-05-19T20:36:00Z" w:initials="治齋">
+  <w:comment w:id="46" w:author="治輝 齋藤" w:date="2026-05-19T20:36:00Z" w:initials="治齋">
     <w:p>
       <w:pPr>
         <w:pStyle w:val="af3"/>
@@ -12065,7 +13050,7 @@
       </w:r>
     </w:p>
   </w:comment>
-  <w:comment w:id="15" w:author="山岸良匡" w:date="2026-05-18T18:54:00Z" w:initials="山">
+  <w:comment w:id="48" w:author="山岸良匡" w:date="2026-05-18T18:54:00Z" w:initials="山">
     <w:p>
       <w:pPr>
         <w:pStyle w:val="af3"/>
@@ -12101,7 +13086,7 @@
       </w:r>
     </w:p>
   </w:comment>
-  <w:comment w:id="16" w:author="山岸良匡" w:date="2026-05-18T18:54:00Z" w:initials="山">
+  <w:comment w:id="53" w:author="山岸良匡" w:date="2026-05-18T18:54:00Z" w:initials="山">
     <w:p>
       <w:pPr>
         <w:pStyle w:val="af3"/>
@@ -12124,7 +13109,7 @@
       </w:r>
     </w:p>
   </w:comment>
-  <w:comment w:id="17" w:author="治輝 齋藤" w:date="2026-05-19T20:39:00Z" w:initials="治齋">
+  <w:comment w:id="61" w:author="治輝 齋藤" w:date="2026-05-19T20:39:00Z" w:initials="治齋">
     <w:p>
       <w:pPr>
         <w:pStyle w:val="af3"/>
@@ -12143,13 +13128,246 @@
           <w:rFonts w:hint="eastAsia"/>
           <w:lang w:eastAsia="ja-JP"/>
         </w:rPr>
+        <w:t>（</w:t>
+      </w:r>
+      <w:r>
+        <w:rPr>
+          <w:rFonts w:hint="eastAsia"/>
+          <w:lang w:eastAsia="ja-JP"/>
+        </w:rPr>
+        <w:t>江口先生コメント①）</w:t>
+      </w:r>
+      <w:r>
+        <w:rPr>
+          <w:lang w:eastAsia="ja-JP"/>
+        </w:rPr>
+        <w:t>forearm fractures</w:t>
+      </w:r>
+      <w:r>
+        <w:rPr>
+          <w:rFonts w:hint="eastAsia"/>
+          <w:lang w:eastAsia="ja-JP"/>
+        </w:rPr>
+        <w:t xml:space="preserve"> </w:t>
+      </w:r>
+      <w:r>
+        <w:rPr>
+          <w:rFonts w:hint="eastAsia"/>
+          <w:lang w:eastAsia="ja-JP"/>
+        </w:rPr>
+        <w:t>→</w:t>
+      </w:r>
+      <w:r>
+        <w:rPr>
+          <w:rFonts w:hint="eastAsia"/>
+          <w:lang w:eastAsia="ja-JP"/>
+        </w:rPr>
+        <w:t xml:space="preserve"> </w:t>
+      </w:r>
+      <w:r>
+        <w:t>forearm</w:t>
+      </w:r>
+      <w:r>
+        <w:rPr>
+          <w:rFonts w:hint="eastAsia"/>
+          <w:lang w:eastAsia="ja-JP"/>
+        </w:rPr>
+        <w:t xml:space="preserve"> fracture surgeries </w:t>
+      </w:r>
+      <w:r>
+        <w:rPr>
+          <w:rFonts w:hint="eastAsia"/>
+          <w:lang w:eastAsia="ja-JP"/>
+        </w:rPr>
+        <w:t>に修正しました。</w:t>
+      </w:r>
+    </w:p>
+  </w:comment>
+  <w:comment w:id="65" w:author="山岸良匡" w:date="2026-05-18T23:44:00Z" w:initials="山">
+    <w:p>
+      <w:pPr>
+        <w:pStyle w:val="af3"/>
+        <w:rPr>
+          <w:lang w:eastAsia="ja-JP"/>
+        </w:rPr>
+      </w:pPr>
+      <w:r>
+        <w:rPr>
+          <w:rStyle w:val="af2"/>
+        </w:rPr>
+        <w:annotationRef/>
+      </w:r>
+      <w:r>
+        <w:rPr>
+          <w:rFonts w:hint="eastAsia"/>
+          <w:lang w:eastAsia="ja-JP"/>
+        </w:rPr>
+        <w:t>抄録の最後でこのようなことは言わない方がいい。重要なことは、「傾斜が強い県に住んでいる人では股関節骨折手術が多いが、それ以外の骨折は関係ない」ことが、明確に読者に伝わることです。それ以外の細かな情報は本文で議論すればよい。</w:t>
+      </w:r>
+    </w:p>
+  </w:comment>
+  <w:comment w:id="68" w:author="山岸良匡" w:date="2026-05-18T19:10:00Z" w:initials="山">
+    <w:p>
+      <w:pPr>
+        <w:pStyle w:val="af3"/>
+        <w:rPr>
+          <w:lang w:eastAsia="ja-JP"/>
+        </w:rPr>
+      </w:pPr>
+      <w:r>
+        <w:rPr>
+          <w:rStyle w:val="af2"/>
+        </w:rPr>
+        <w:annotationRef/>
+      </w:r>
+      <w:r>
+        <w:rPr>
+          <w:rFonts w:hint="eastAsia"/>
+          <w:lang w:eastAsia="ja-JP"/>
+        </w:rPr>
+        <w:t>なんとなく、傾斜地に住んでいる人の方が、坂を上ったり下りたりするので、足腰が鍛えられる気がしますが、どのようには考えられないですか？逆に傾斜地はしんどいので車を使う人が多いということもあるのでは？</w:t>
+      </w:r>
+    </w:p>
+  </w:comment>
+  <w:comment w:id="69" w:author="治輝 齋藤" w:date="2026-05-19T20:43:00Z" w:initials="治齋">
+    <w:p>
+      <w:pPr>
+        <w:pStyle w:val="af3"/>
+        <w:rPr>
+          <w:lang w:eastAsia="ja-JP"/>
+        </w:rPr>
+      </w:pPr>
+      <w:r>
+        <w:rPr>
+          <w:rStyle w:val="af2"/>
+        </w:rPr>
+        <w:annotationRef/>
+      </w:r>
+      <w:r>
+        <w:rPr>
+          <w:rFonts w:hint="eastAsia"/>
+          <w:lang w:eastAsia="ja-JP"/>
+        </w:rPr>
         <w:t>（江口先生コメント①）</w:t>
       </w:r>
       <w:r>
         <w:rPr>
-          <w:lang w:eastAsia="ja-JP"/>
-        </w:rPr>
-        <w:t>forearm fractures</w:t>
+          <w:rFonts w:hint="eastAsia"/>
+          <w:lang w:eastAsia="ja-JP"/>
+        </w:rPr>
+        <w:t xml:space="preserve">hip fracture rates </w:t>
+      </w:r>
+      <w:r>
+        <w:rPr>
+          <w:rFonts w:hint="eastAsia"/>
+          <w:lang w:eastAsia="ja-JP"/>
+        </w:rPr>
+        <w:t>→</w:t>
+      </w:r>
+      <w:r>
+        <w:rPr>
+          <w:rFonts w:hint="eastAsia"/>
+          <w:lang w:eastAsia="ja-JP"/>
+        </w:rPr>
+        <w:t xml:space="preserve"> hip fracture surgery rates </w:t>
+      </w:r>
+      <w:r>
+        <w:rPr>
+          <w:rFonts w:hint="eastAsia"/>
+          <w:lang w:eastAsia="ja-JP"/>
+        </w:rPr>
+        <w:t>に修正のうえ、本文の表現も修正しました。</w:t>
+      </w:r>
+    </w:p>
+  </w:comment>
+  <w:comment w:id="79" w:author="山岸良匡" w:date="2026-05-18T19:14:00Z" w:initials="山">
+    <w:p>
+      <w:pPr>
+        <w:pStyle w:val="af3"/>
+        <w:rPr>
+          <w:lang w:eastAsia="ja-JP"/>
+        </w:rPr>
+      </w:pPr>
+      <w:r>
+        <w:rPr>
+          <w:rStyle w:val="af2"/>
+        </w:rPr>
+        <w:annotationRef/>
+      </w:r>
+      <w:r>
+        <w:rPr>
+          <w:rFonts w:hint="eastAsia"/>
+          <w:lang w:eastAsia="ja-JP"/>
+        </w:rPr>
+        <w:t>ここで県レベルというのがでてくるが、県レベルで十分なのですか？山の多い県でも実際に人々が多く住んでいるのは平野部で、山奥に住んでいる人はわずかですが、それでも代表性は担保できるのですか？</w:t>
+      </w:r>
+      <w:r>
+        <w:rPr>
+          <w:rFonts w:hint="eastAsia"/>
+          <w:lang w:eastAsia="ja-JP"/>
+        </w:rPr>
+        <w:t>limitation</w:t>
+      </w:r>
+      <w:r>
+        <w:rPr>
+          <w:rFonts w:hint="eastAsia"/>
+          <w:lang w:eastAsia="ja-JP"/>
+        </w:rPr>
+        <w:t>で少し述べられていますが、そのような欠点があっても、今回の研究を出す意義があることを</w:t>
+      </w:r>
+      <w:r>
+        <w:rPr>
+          <w:rFonts w:hint="eastAsia"/>
+          <w:lang w:eastAsia="ja-JP"/>
+        </w:rPr>
+        <w:t>discussion</w:t>
+      </w:r>
+      <w:r>
+        <w:rPr>
+          <w:rFonts w:hint="eastAsia"/>
+          <w:lang w:eastAsia="ja-JP"/>
+        </w:rPr>
+        <w:t>または</w:t>
+      </w:r>
+      <w:r>
+        <w:rPr>
+          <w:rFonts w:hint="eastAsia"/>
+          <w:lang w:eastAsia="ja-JP"/>
+        </w:rPr>
+        <w:t>conclusion</w:t>
+      </w:r>
+      <w:r>
+        <w:rPr>
+          <w:rFonts w:hint="eastAsia"/>
+          <w:lang w:eastAsia="ja-JP"/>
+        </w:rPr>
+        <w:t>で強調してください。</w:t>
+      </w:r>
+    </w:p>
+  </w:comment>
+  <w:comment w:id="80" w:author="治輝 齋藤" w:date="2026-05-19T20:44:00Z" w:initials="治齋">
+    <w:p>
+      <w:pPr>
+        <w:pStyle w:val="af3"/>
+      </w:pPr>
+      <w:r>
+        <w:rPr>
+          <w:rStyle w:val="af2"/>
+        </w:rPr>
+        <w:annotationRef/>
+      </w:r>
+      <w:r>
+        <w:rPr>
+          <w:rFonts w:hint="eastAsia"/>
+          <w:lang w:eastAsia="ja-JP"/>
+        </w:rPr>
+        <w:t>（江口先生コメント①）</w:t>
+      </w:r>
+      <w:r>
+        <w:rPr>
+          <w:lang w:eastAsia="ja-JP"/>
+        </w:rPr>
+        <w:t>terrain–fracture relationship</w:t>
       </w:r>
       <w:r>
         <w:rPr>
@@ -12173,14 +13391,10 @@
         <w:t xml:space="preserve"> </w:t>
       </w:r>
       <w:r>
-        <w:t>forearm</w:t>
-      </w:r>
-      <w:r>
-        <w:rPr>
-          <w:rFonts w:hint="eastAsia"/>
-          <w:lang w:eastAsia="ja-JP"/>
-        </w:rPr>
-        <w:t xml:space="preserve"> fracture surgeries </w:t>
+        <w:rPr>
+          <w:lang w:eastAsia="ja-JP"/>
+        </w:rPr>
+        <w:t>terrain–fracture surgery relationship</w:t>
       </w:r>
       <w:r>
         <w:rPr>
@@ -12191,7 +13405,7 @@
       </w:r>
     </w:p>
   </w:comment>
-  <w:comment w:id="20" w:author="山岸良匡" w:date="2026-05-18T23:44:00Z" w:initials="山">
+  <w:comment w:id="82" w:author="治輝 齋藤" w:date="2026-05-19T20:47:00Z" w:initials="治齋">
     <w:p>
       <w:pPr>
         <w:pStyle w:val="af3"/>
@@ -12210,11 +13424,25 @@
           <w:rFonts w:hint="eastAsia"/>
           <w:lang w:eastAsia="ja-JP"/>
         </w:rPr>
-        <w:t>抄録の最後でこのようなことは言わない方がいい。重要なことは、「傾斜が強い県に住んでいる人では股関節骨折手術が多いが、それ以外の骨折は関係ない」ことが、明確に読者に伝わることです。それ以外の細かな情報は本文で議論すればよい。</w:t>
+        <w:t>（江口先生コメント①）</w:t>
+      </w:r>
+      <w:r>
+        <w:rPr>
+          <w:rFonts w:hint="eastAsia"/>
+          <w:lang w:eastAsia="ja-JP"/>
+        </w:rPr>
+        <w:t>骨折と骨折手術率の区別を整理</w:t>
+      </w:r>
+      <w:r>
+        <w:rPr>
+          <w:rFonts w:hint="eastAsia"/>
+          <w:lang w:eastAsia="ja-JP"/>
+        </w:rPr>
+        <w:t>する旨について、記載を修正しました。</w:t>
       </w:r>
     </w:p>
   </w:comment>
-  <w:comment w:id="23" w:author="山岸良匡" w:date="2026-05-18T19:10:00Z" w:initials="山">
+  <w:comment w:id="96" w:author="治輝 齋藤" w:date="2026-05-19T20:54:00Z" w:initials="治齋">
     <w:p>
       <w:pPr>
         <w:pStyle w:val="af3"/>
@@ -12233,11 +13461,32 @@
           <w:rFonts w:hint="eastAsia"/>
           <w:lang w:eastAsia="ja-JP"/>
         </w:rPr>
-        <w:t>なんとなく、傾斜地に住んでいる人の方が、坂を上ったり下りたりするので、足腰が鍛えられる気がしますが、どのようには考えられないですか？逆に傾斜地はしんどいので車を使う人が多いということもあるのでは？</w:t>
+        <w:t>（</w:t>
+      </w:r>
+      <w:r>
+        <w:rPr>
+          <w:rFonts w:hint="eastAsia"/>
+          <w:lang w:eastAsia="ja-JP"/>
+        </w:rPr>
+        <w:t>江口先生コメント①）</w:t>
+      </w:r>
+      <w:r>
+        <w:rPr>
+          <w:rFonts w:hint="eastAsia"/>
+          <w:lang w:eastAsia="ja-JP"/>
+        </w:rPr>
+        <w:t>大腿骨近位部骨折手術率データを用いて検討している</w:t>
+      </w:r>
+      <w:r>
+        <w:rPr>
+          <w:rFonts w:hint="eastAsia"/>
+          <w:lang w:eastAsia="ja-JP"/>
+        </w:rPr>
+        <w:t>旨について記載を加え、全体の表現を修正しました。</w:t>
       </w:r>
     </w:p>
   </w:comment>
-  <w:comment w:id="24" w:author="治輝 齋藤" w:date="2026-05-19T20:43:00Z" w:initials="治齋">
+  <w:comment w:id="122" w:author="山岸良匡" w:date="2026-05-18T19:19:00Z" w:initials="山">
     <w:p>
       <w:pPr>
         <w:pStyle w:val="af3"/>
@@ -12256,39 +13505,24 @@
           <w:rFonts w:hint="eastAsia"/>
           <w:lang w:eastAsia="ja-JP"/>
         </w:rPr>
-        <w:t>（江口先生コメント①）</w:t>
-      </w:r>
-      <w:r>
-        <w:rPr>
-          <w:rFonts w:hint="eastAsia"/>
-          <w:lang w:eastAsia="ja-JP"/>
-        </w:rPr>
-        <w:t xml:space="preserve">hip fracture rates </w:t>
-      </w:r>
-      <w:r>
-        <w:rPr>
-          <w:rFonts w:hint="eastAsia"/>
-          <w:lang w:eastAsia="ja-JP"/>
-        </w:rPr>
-        <w:t>→</w:t>
-      </w:r>
-      <w:r>
-        <w:rPr>
-          <w:rFonts w:hint="eastAsia"/>
-          <w:lang w:eastAsia="ja-JP"/>
-        </w:rPr>
-        <w:t xml:space="preserve"> hip fracture surgery rates </w:t>
-      </w:r>
-      <w:r>
-        <w:rPr>
-          <w:rFonts w:hint="eastAsia"/>
-          <w:lang w:eastAsia="ja-JP"/>
-        </w:rPr>
-        <w:t>に修正のうえ、本文の表現も修正しました。</w:t>
+        <w:t>老年人口割合のことですか？この書き方だと１年間にどれだけ高齢化が進んだかの指標のように見える。</w:t>
+      </w:r>
+      <w:r>
+        <w:rPr>
+          <w:lang w:eastAsia="ja-JP"/>
+        </w:rPr>
+        <w:t>proportion of individuals aged ≥65 years</w:t>
+      </w:r>
+      <w:r>
+        <w:rPr>
+          <w:rFonts w:hint="eastAsia"/>
+          <w:lang w:eastAsia="ja-JP"/>
+        </w:rPr>
+        <w:t>だけでいいのでは？</w:t>
       </w:r>
     </w:p>
   </w:comment>
-  <w:comment w:id="34" w:author="山岸良匡" w:date="2026-05-18T19:14:00Z" w:initials="山">
+  <w:comment w:id="125" w:author="治輝 齋藤" w:date="2026-04-30T18:01:00Z" w:initials="治齋">
     <w:p>
       <w:pPr>
         <w:pStyle w:val="af3"/>
@@ -12307,56 +13541,31 @@
           <w:rFonts w:hint="eastAsia"/>
           <w:lang w:eastAsia="ja-JP"/>
         </w:rPr>
-        <w:t>ここで県レベルというのがでてくるが、県レベルで十分なのですか？山の多い県でも実際に人々が多く住んでいるのは平野部で、山奥に住んでいる人はわずかですが、それでも代表性は担保できるのですか？</w:t>
-      </w:r>
-      <w:r>
-        <w:rPr>
-          <w:rFonts w:hint="eastAsia"/>
-          <w:lang w:eastAsia="ja-JP"/>
-        </w:rPr>
-        <w:t>limitation</w:t>
-      </w:r>
-      <w:r>
-        <w:rPr>
-          <w:rFonts w:hint="eastAsia"/>
-          <w:lang w:eastAsia="ja-JP"/>
-        </w:rPr>
-        <w:t>で少し述べられていますが、そのような欠点があっても、今回の研究を出す意義があることを</w:t>
-      </w:r>
-      <w:r>
-        <w:rPr>
-          <w:rFonts w:hint="eastAsia"/>
-          <w:lang w:eastAsia="ja-JP"/>
-        </w:rPr>
-        <w:t>discussion</w:t>
-      </w:r>
-      <w:r>
-        <w:rPr>
-          <w:rFonts w:hint="eastAsia"/>
-          <w:lang w:eastAsia="ja-JP"/>
-        </w:rPr>
-        <w:t>または</w:t>
-      </w:r>
-      <w:r>
-        <w:rPr>
-          <w:rFonts w:hint="eastAsia"/>
-          <w:lang w:eastAsia="ja-JP"/>
-        </w:rPr>
-        <w:t>conclusion</w:t>
-      </w:r>
-      <w:r>
-        <w:rPr>
-          <w:rFonts w:hint="eastAsia"/>
-          <w:lang w:eastAsia="ja-JP"/>
-        </w:rPr>
-        <w:t>で強調してください。</w:t>
+        <w:t>（佐藤先生コメント①）</w:t>
+      </w:r>
+      <w:r>
+        <w:rPr>
+          <w:rFonts w:hint="eastAsia"/>
+          <w:lang w:eastAsia="ja-JP"/>
+        </w:rPr>
+        <w:t>完全な媒介因子として考えることは難しいので、交絡因子として処理する</w:t>
+      </w:r>
+      <w:r>
+        <w:rPr>
+          <w:rFonts w:hint="eastAsia"/>
+          <w:lang w:eastAsia="ja-JP"/>
+        </w:rPr>
+        <w:t>旨を記載しました。</w:t>
       </w:r>
     </w:p>
   </w:comment>
-  <w:comment w:id="35" w:author="治輝 齋藤" w:date="2026-05-19T20:44:00Z" w:initials="治齋">
+  <w:comment w:id="128" w:author="治輝 齋藤" w:date="2026-04-30T18:02:00Z" w:initials="治齋">
     <w:p>
       <w:pPr>
         <w:pStyle w:val="af3"/>
+        <w:rPr>
+          <w:lang w:eastAsia="ja-JP"/>
+        </w:rPr>
       </w:pPr>
       <w:r>
         <w:rPr>
@@ -12369,51 +13578,53 @@
           <w:rFonts w:hint="eastAsia"/>
           <w:lang w:eastAsia="ja-JP"/>
         </w:rPr>
-        <w:t>（江口先生コメント①）</w:t>
-      </w:r>
-      <w:r>
-        <w:rPr>
-          <w:lang w:eastAsia="ja-JP"/>
-        </w:rPr>
-        <w:t>terrain–fracture relationship</w:t>
-      </w:r>
-      <w:r>
-        <w:rPr>
-          <w:rFonts w:hint="eastAsia"/>
-          <w:lang w:eastAsia="ja-JP"/>
-        </w:rPr>
-        <w:t xml:space="preserve"> </w:t>
-      </w:r>
-      <w:r>
-        <w:rPr>
-          <w:rFonts w:hint="eastAsia"/>
-          <w:lang w:eastAsia="ja-JP"/>
-        </w:rPr>
-        <w:t>→</w:t>
-      </w:r>
-      <w:r>
-        <w:rPr>
-          <w:rFonts w:hint="eastAsia"/>
-          <w:lang w:eastAsia="ja-JP"/>
-        </w:rPr>
-        <w:t xml:space="preserve"> </w:t>
-      </w:r>
-      <w:r>
-        <w:rPr>
-          <w:lang w:eastAsia="ja-JP"/>
-        </w:rPr>
-        <w:t>terrain–fracture surgery relationship</w:t>
-      </w:r>
-      <w:r>
-        <w:rPr>
-          <w:rFonts w:hint="eastAsia"/>
-          <w:lang w:eastAsia="ja-JP"/>
-        </w:rPr>
-        <w:t>に修正しました。</w:t>
+        <w:t>（</w:t>
+      </w:r>
+      <w:r>
+        <w:rPr>
+          <w:rFonts w:hint="eastAsia"/>
+          <w:lang w:eastAsia="ja-JP"/>
+        </w:rPr>
+        <w:t>佐藤先生コメント②）</w:t>
+      </w:r>
+      <w:r>
+        <w:rPr>
+          <w:rFonts w:hint="eastAsia"/>
+          <w:lang w:eastAsia="ja-JP"/>
+        </w:rPr>
+        <w:t>N=47</w:t>
+      </w:r>
+      <w:r>
+        <w:rPr>
+          <w:rFonts w:hint="eastAsia"/>
+          <w:lang w:eastAsia="ja-JP"/>
+        </w:rPr>
+        <w:t>での係数安定性・多重共線性診断を確認し</w:t>
+      </w:r>
+      <w:r>
+        <w:rPr>
+          <w:rFonts w:hint="eastAsia"/>
+          <w:lang w:eastAsia="ja-JP"/>
+        </w:rPr>
+        <w:t>、</w:t>
+      </w:r>
+      <w:r>
+        <w:rPr>
+          <w:rFonts w:hint="eastAsia"/>
+          <w:lang w:eastAsia="ja-JP"/>
+        </w:rPr>
+        <w:t>慎重解釈する旨を追記</w:t>
+      </w:r>
+      <w:r>
+        <w:rPr>
+          <w:rFonts w:hint="eastAsia"/>
+          <w:lang w:eastAsia="ja-JP"/>
+        </w:rPr>
+        <w:t>しました。</w:t>
       </w:r>
     </w:p>
   </w:comment>
-  <w:comment w:id="37" w:author="治輝 齋藤" w:date="2026-05-19T20:47:00Z" w:initials="治齋">
+  <w:comment w:id="130" w:author="治輝 齋藤" w:date="2026-04-30T20:24:00Z" w:initials="治齋">
     <w:p>
       <w:pPr>
         <w:pStyle w:val="af3"/>
@@ -12432,25 +13643,108 @@
           <w:rFonts w:hint="eastAsia"/>
           <w:lang w:eastAsia="ja-JP"/>
         </w:rPr>
-        <w:t>（江口先生コメント①）</w:t>
-      </w:r>
-      <w:r>
-        <w:rPr>
-          <w:rFonts w:hint="eastAsia"/>
-          <w:lang w:eastAsia="ja-JP"/>
-        </w:rPr>
-        <w:t>骨折と骨折手術率の区別を整理</w:t>
-      </w:r>
-      <w:r>
-        <w:rPr>
-          <w:rFonts w:hint="eastAsia"/>
-          <w:lang w:eastAsia="ja-JP"/>
-        </w:rPr>
-        <w:t>する旨について、記載を修正しました。</w:t>
+        <w:t>（</w:t>
+      </w:r>
+      <w:r>
+        <w:rPr>
+          <w:lang w:eastAsia="ja-JP"/>
+        </w:rPr>
+        <w:t>寳澤</w:t>
+      </w:r>
+      <w:r>
+        <w:rPr>
+          <w:rFonts w:hint="eastAsia"/>
+          <w:lang w:eastAsia="ja-JP"/>
+        </w:rPr>
+        <w:t>先生コメント）</w:t>
+      </w:r>
+      <w:r>
+        <w:rPr>
+          <w:rFonts w:hint="eastAsia"/>
+          <w:lang w:eastAsia="ja-JP"/>
+        </w:rPr>
+        <w:t>年齢階級別手術表</w:t>
+      </w:r>
+      <w:r>
+        <w:rPr>
+          <w:rFonts w:hint="eastAsia"/>
+          <w:lang w:eastAsia="ja-JP"/>
+        </w:rPr>
+        <w:t>データ、</w:t>
+      </w:r>
+      <w:r>
+        <w:rPr>
+          <w:rFonts w:hint="eastAsia"/>
+          <w:lang w:eastAsia="ja-JP"/>
+        </w:rPr>
+        <w:t>2020</w:t>
+      </w:r>
+      <w:r>
+        <w:rPr>
+          <w:rFonts w:hint="eastAsia"/>
+          <w:lang w:eastAsia="ja-JP"/>
+        </w:rPr>
+        <w:t>年国勢調査の</w:t>
+      </w:r>
+      <w:r>
+        <w:rPr>
+          <w:rFonts w:hint="eastAsia"/>
+          <w:lang w:eastAsia="ja-JP"/>
+        </w:rPr>
+        <w:t>人口</w:t>
+      </w:r>
+      <w:r>
+        <w:rPr>
+          <w:rFonts w:hint="eastAsia"/>
+          <w:lang w:eastAsia="ja-JP"/>
+        </w:rPr>
+        <w:t>データ</w:t>
+      </w:r>
+      <w:r>
+        <w:rPr>
+          <w:rFonts w:hint="eastAsia"/>
+          <w:lang w:eastAsia="ja-JP"/>
+        </w:rPr>
+        <w:t>を用いた間接法</w:t>
+      </w:r>
+      <w:r>
+        <w:rPr>
+          <w:rFonts w:hint="eastAsia"/>
+          <w:lang w:eastAsia="ja-JP"/>
+        </w:rPr>
+        <w:t>SIR/ISR</w:t>
+      </w:r>
+      <w:r>
+        <w:rPr>
+          <w:rFonts w:hint="eastAsia"/>
+          <w:lang w:eastAsia="ja-JP"/>
+        </w:rPr>
+        <w:t>の感度分析手順（</w:t>
+      </w:r>
+      <w:r>
+        <w:rPr>
+          <w:rFonts w:hint="eastAsia"/>
+          <w:lang w:eastAsia="ja-JP"/>
+        </w:rPr>
+        <w:t>`0/5/9`</w:t>
+      </w:r>
+      <w:r>
+        <w:rPr>
+          <w:rFonts w:hint="eastAsia"/>
+          <w:lang w:eastAsia="ja-JP"/>
+        </w:rPr>
+        <w:t>シナリオ）を追記</w:t>
+      </w:r>
+      <w:r>
+        <w:rPr>
+          <w:rFonts w:hint="eastAsia"/>
+          <w:lang w:eastAsia="ja-JP"/>
+        </w:rPr>
+        <w:t>しました。</w:t>
       </w:r>
     </w:p>
   </w:comment>
-  <w:comment w:id="51" w:author="治輝 齋藤" w:date="2026-05-19T20:54:00Z" w:initials="治齋">
+  <w:comment w:id="145" w:author="山岸良匡" w:date="2026-05-18T19:23:00Z" w:initials="山">
     <w:p>
       <w:pPr>
         <w:pStyle w:val="af3"/>
@@ -12469,25 +13763,11 @@
           <w:rFonts w:hint="eastAsia"/>
           <w:lang w:eastAsia="ja-JP"/>
         </w:rPr>
-        <w:t>（江口先生コメント①）</w:t>
-      </w:r>
-      <w:r>
-        <w:rPr>
-          <w:rFonts w:hint="eastAsia"/>
-          <w:lang w:eastAsia="ja-JP"/>
-        </w:rPr>
-        <w:t>大腿骨近位部骨折手術率データを用いて検討している</w:t>
-      </w:r>
-      <w:r>
-        <w:rPr>
-          <w:rFonts w:hint="eastAsia"/>
-          <w:lang w:eastAsia="ja-JP"/>
-        </w:rPr>
-        <w:t>旨について記載を加え、全体の表現を修正しました。</w:t>
+        <w:t>これは不要では？</w:t>
       </w:r>
     </w:p>
   </w:comment>
-  <w:comment w:id="77" w:author="山岸良匡" w:date="2026-05-18T19:19:00Z" w:initials="山">
+  <w:comment w:id="149" w:author="山岸良匡" w:date="2026-05-18T19:28:00Z" w:initials="山">
     <w:p>
       <w:pPr>
         <w:pStyle w:val="af3"/>
@@ -12503,27 +13783,35 @@
       </w:r>
       <w:r>
         <w:rPr>
-          <w:rFonts w:hint="eastAsia"/>
-          <w:lang w:eastAsia="ja-JP"/>
-        </w:rPr>
-        <w:t>老年人口割合のことですか？この書き方だと１年間にどれだけ高齢化が進んだかの指標のように見える。</w:t>
-      </w:r>
-      <w:r>
-        <w:rPr>
-          <w:lang w:eastAsia="ja-JP"/>
-        </w:rPr>
-        <w:t>proportion of individuals aged ≥65 years</w:t>
-      </w:r>
-      <w:r>
-        <w:rPr>
-          <w:rFonts w:hint="eastAsia"/>
-          <w:lang w:eastAsia="ja-JP"/>
-        </w:rPr>
-        <w:t>だけでいいのでは？</w:t>
+          <w:lang w:eastAsia="ja-JP"/>
+        </w:rPr>
+        <w:t>rate</w:t>
+      </w:r>
+      <w:r>
+        <w:rPr>
+          <w:rFonts w:hint="eastAsia"/>
+          <w:lang w:eastAsia="ja-JP"/>
+        </w:rPr>
+        <w:t>という単語は、疫学では、単位時間当たりを含む概念なので、単に割合を意味するなら</w:t>
+      </w:r>
+      <w:proofErr w:type="spellStart"/>
+      <w:r>
+        <w:rPr>
+          <w:lang w:eastAsia="ja-JP"/>
+        </w:rPr>
+        <w:t>proprotion</w:t>
+      </w:r>
+      <w:proofErr w:type="spellEnd"/>
+      <w:r>
+        <w:rPr>
+          <w:rFonts w:hint="eastAsia"/>
+          <w:lang w:eastAsia="ja-JP"/>
+        </w:rPr>
+        <w:t>の方がいい。ほかも同様です。</w:t>
       </w:r>
     </w:p>
   </w:comment>
-  <w:comment w:id="80" w:author="治輝 齋藤" w:date="2026-04-30T18:01:00Z" w:initials="治齋">
+  <w:comment w:id="150" w:author="山岸良匡" w:date="2026-05-18T19:31:00Z" w:initials="山">
     <w:p>
       <w:pPr>
         <w:pStyle w:val="af3"/>
@@ -12542,25 +13830,31 @@
           <w:rFonts w:hint="eastAsia"/>
           <w:lang w:eastAsia="ja-JP"/>
         </w:rPr>
-        <w:t>（佐藤先生コメント①）</w:t>
-      </w:r>
-      <w:r>
-        <w:rPr>
-          <w:rFonts w:hint="eastAsia"/>
-          <w:lang w:eastAsia="ja-JP"/>
-        </w:rPr>
-        <w:t>完全な媒介因子として考えることは難しいので、交絡因子として処理する</w:t>
-      </w:r>
-      <w:r>
-        <w:rPr>
-          <w:rFonts w:hint="eastAsia"/>
-          <w:lang w:eastAsia="ja-JP"/>
-        </w:rPr>
-        <w:t>旨を記載しました。</w:t>
+        <w:t>これは</w:t>
+      </w:r>
+      <w:r>
+        <w:rPr>
+          <w:rFonts w:hint="eastAsia"/>
+          <w:lang w:eastAsia="ja-JP"/>
+        </w:rPr>
+        <w:t>Table</w:t>
+      </w:r>
+      <w:r>
+        <w:rPr>
+          <w:lang w:eastAsia="ja-JP"/>
+        </w:rPr>
+        <w:t>2</w:t>
+      </w:r>
+      <w:r>
+        <w:rPr>
+          <w:rFonts w:hint="eastAsia"/>
+          <w:lang w:eastAsia="ja-JP"/>
+        </w:rPr>
+        <w:t>と何が違いますか？どちらかだけでいいのでは？</w:t>
       </w:r>
     </w:p>
   </w:comment>
-  <w:comment w:id="83" w:author="治輝 齋藤" w:date="2026-04-30T18:02:00Z" w:initials="治齋">
+  <w:comment w:id="153" w:author="山岸良匡" w:date="2026-05-18T19:35:00Z" w:initials="山">
     <w:p>
       <w:pPr>
         <w:pStyle w:val="af3"/>
@@ -12579,297 +13873,11 @@
           <w:rFonts w:hint="eastAsia"/>
           <w:lang w:eastAsia="ja-JP"/>
         </w:rPr>
-        <w:t>（佐藤先生コメント②）</w:t>
-      </w:r>
-      <w:r>
-        <w:rPr>
-          <w:rFonts w:hint="eastAsia"/>
-          <w:lang w:eastAsia="ja-JP"/>
-        </w:rPr>
-        <w:t>N=47</w:t>
-      </w:r>
-      <w:r>
-        <w:rPr>
-          <w:rFonts w:hint="eastAsia"/>
-          <w:lang w:eastAsia="ja-JP"/>
-        </w:rPr>
-        <w:t>での係数安定性・多重共線性診断を確認し</w:t>
-      </w:r>
-      <w:r>
-        <w:rPr>
-          <w:rFonts w:hint="eastAsia"/>
-          <w:lang w:eastAsia="ja-JP"/>
-        </w:rPr>
-        <w:t>、</w:t>
-      </w:r>
-      <w:r>
-        <w:rPr>
-          <w:rFonts w:hint="eastAsia"/>
-          <w:lang w:eastAsia="ja-JP"/>
-        </w:rPr>
-        <w:t>慎重解釈する旨を追記</w:t>
-      </w:r>
-      <w:r>
-        <w:rPr>
-          <w:rFonts w:hint="eastAsia"/>
-          <w:lang w:eastAsia="ja-JP"/>
-        </w:rPr>
-        <w:t>しました。</w:t>
+        <w:t>これは必要ですか？</w:t>
       </w:r>
     </w:p>
   </w:comment>
-  <w:comment w:id="85" w:author="治輝 齋藤" w:date="2026-04-30T20:24:00Z" w:initials="治齋">
-    <w:p>
-      <w:pPr>
-        <w:pStyle w:val="af3"/>
-        <w:rPr>
-          <w:lang w:eastAsia="ja-JP"/>
-        </w:rPr>
-      </w:pPr>
-      <w:r>
-        <w:rPr>
-          <w:rStyle w:val="af2"/>
-        </w:rPr>
-        <w:annotationRef/>
-      </w:r>
-      <w:r>
-        <w:rPr>
-          <w:rFonts w:hint="eastAsia"/>
-          <w:lang w:eastAsia="ja-JP"/>
-        </w:rPr>
-        <w:t>（</w:t>
-      </w:r>
-      <w:r>
-        <w:rPr>
-          <w:lang w:eastAsia="ja-JP"/>
-        </w:rPr>
-        <w:t>寳澤</w:t>
-      </w:r>
-      <w:r>
-        <w:rPr>
-          <w:rFonts w:hint="eastAsia"/>
-          <w:lang w:eastAsia="ja-JP"/>
-        </w:rPr>
-        <w:t>先生コメント）</w:t>
-      </w:r>
-      <w:r>
-        <w:rPr>
-          <w:rFonts w:hint="eastAsia"/>
-          <w:lang w:eastAsia="ja-JP"/>
-        </w:rPr>
-        <w:t>年齢階級別手術表</w:t>
-      </w:r>
-      <w:r>
-        <w:rPr>
-          <w:rFonts w:hint="eastAsia"/>
-          <w:lang w:eastAsia="ja-JP"/>
-        </w:rPr>
-        <w:t>データ、</w:t>
-      </w:r>
-      <w:r>
-        <w:rPr>
-          <w:rFonts w:hint="eastAsia"/>
-          <w:lang w:eastAsia="ja-JP"/>
-        </w:rPr>
-        <w:t>2020</w:t>
-      </w:r>
-      <w:r>
-        <w:rPr>
-          <w:rFonts w:hint="eastAsia"/>
-          <w:lang w:eastAsia="ja-JP"/>
-        </w:rPr>
-        <w:t>年国勢調査の</w:t>
-      </w:r>
-      <w:r>
-        <w:rPr>
-          <w:rFonts w:hint="eastAsia"/>
-          <w:lang w:eastAsia="ja-JP"/>
-        </w:rPr>
-        <w:t>人口</w:t>
-      </w:r>
-      <w:r>
-        <w:rPr>
-          <w:rFonts w:hint="eastAsia"/>
-          <w:lang w:eastAsia="ja-JP"/>
-        </w:rPr>
-        <w:t>データ</w:t>
-      </w:r>
-      <w:r>
-        <w:rPr>
-          <w:rFonts w:hint="eastAsia"/>
-          <w:lang w:eastAsia="ja-JP"/>
-        </w:rPr>
-        <w:t>を用いた間接法</w:t>
-      </w:r>
-      <w:r>
-        <w:rPr>
-          <w:rFonts w:hint="eastAsia"/>
-          <w:lang w:eastAsia="ja-JP"/>
-        </w:rPr>
-        <w:t>SIR/ISR</w:t>
-      </w:r>
-      <w:r>
-        <w:rPr>
-          <w:rFonts w:hint="eastAsia"/>
-          <w:lang w:eastAsia="ja-JP"/>
-        </w:rPr>
-        <w:t>の感度分析手順（</w:t>
-      </w:r>
-      <w:r>
-        <w:rPr>
-          <w:rFonts w:hint="eastAsia"/>
-          <w:lang w:eastAsia="ja-JP"/>
-        </w:rPr>
-        <w:t>`0/5/9`</w:t>
-      </w:r>
-      <w:r>
-        <w:rPr>
-          <w:rFonts w:hint="eastAsia"/>
-          <w:lang w:eastAsia="ja-JP"/>
-        </w:rPr>
-        <w:t>シナリオ）を追記</w:t>
-      </w:r>
-      <w:r>
-        <w:rPr>
-          <w:rFonts w:hint="eastAsia"/>
-          <w:lang w:eastAsia="ja-JP"/>
-        </w:rPr>
-        <w:t>しました。</w:t>
-      </w:r>
-    </w:p>
-  </w:comment>
-  <w:comment w:id="100" w:author="山岸良匡" w:date="2026-05-18T19:23:00Z" w:initials="山">
-    <w:p>
-      <w:pPr>
-        <w:pStyle w:val="af3"/>
-        <w:rPr>
-          <w:lang w:eastAsia="ja-JP"/>
-        </w:rPr>
-      </w:pPr>
-      <w:r>
-        <w:rPr>
-          <w:rStyle w:val="af2"/>
-        </w:rPr>
-        <w:annotationRef/>
-      </w:r>
-      <w:r>
-        <w:rPr>
-          <w:rFonts w:hint="eastAsia"/>
-          <w:lang w:eastAsia="ja-JP"/>
-        </w:rPr>
-        <w:t>これは不要では？</w:t>
-      </w:r>
-    </w:p>
-  </w:comment>
-  <w:comment w:id="104" w:author="山岸良匡" w:date="2026-05-18T19:28:00Z" w:initials="山">
-    <w:p>
-      <w:pPr>
-        <w:pStyle w:val="af3"/>
-        <w:rPr>
-          <w:lang w:eastAsia="ja-JP"/>
-        </w:rPr>
-      </w:pPr>
-      <w:r>
-        <w:rPr>
-          <w:rStyle w:val="af2"/>
-        </w:rPr>
-        <w:annotationRef/>
-      </w:r>
-      <w:r>
-        <w:rPr>
-          <w:lang w:eastAsia="ja-JP"/>
-        </w:rPr>
-        <w:t>rate</w:t>
-      </w:r>
-      <w:r>
-        <w:rPr>
-          <w:rFonts w:hint="eastAsia"/>
-          <w:lang w:eastAsia="ja-JP"/>
-        </w:rPr>
-        <w:t>という単語は、疫学では、単位時間当たりを含む概念なので、単に割合を意味するなら</w:t>
-      </w:r>
-      <w:r>
-        <w:rPr>
-          <w:lang w:eastAsia="ja-JP"/>
-        </w:rPr>
-        <w:t>proprotion</w:t>
-      </w:r>
-      <w:r>
-        <w:rPr>
-          <w:rFonts w:hint="eastAsia"/>
-          <w:lang w:eastAsia="ja-JP"/>
-        </w:rPr>
-        <w:t>の方がいい。ほかも同様です。</w:t>
-      </w:r>
-    </w:p>
-  </w:comment>
-  <w:comment w:id="105" w:author="山岸良匡" w:date="2026-05-18T19:31:00Z" w:initials="山">
-    <w:p>
-      <w:pPr>
-        <w:pStyle w:val="af3"/>
-        <w:rPr>
-          <w:lang w:eastAsia="ja-JP"/>
-        </w:rPr>
-      </w:pPr>
-      <w:r>
-        <w:rPr>
-          <w:rStyle w:val="af2"/>
-        </w:rPr>
-        <w:annotationRef/>
-      </w:r>
-      <w:r>
-        <w:rPr>
-          <w:rFonts w:hint="eastAsia"/>
-          <w:lang w:eastAsia="ja-JP"/>
-        </w:rPr>
-        <w:t>これは</w:t>
-      </w:r>
-      <w:r>
-        <w:rPr>
-          <w:rFonts w:hint="eastAsia"/>
-          <w:lang w:eastAsia="ja-JP"/>
-        </w:rPr>
-        <w:t>Table</w:t>
-      </w:r>
-      <w:r>
-        <w:rPr>
-          <w:lang w:eastAsia="ja-JP"/>
-        </w:rPr>
-        <w:t>2</w:t>
-      </w:r>
-      <w:r>
-        <w:rPr>
-          <w:rFonts w:hint="eastAsia"/>
-          <w:lang w:eastAsia="ja-JP"/>
-        </w:rPr>
-        <w:t>と何が違いますか？どちらかだけでいいのでは？</w:t>
-      </w:r>
-    </w:p>
-  </w:comment>
-  <w:comment w:id="108" w:author="山岸良匡" w:date="2026-05-18T19:35:00Z" w:initials="山">
-    <w:p>
-      <w:pPr>
-        <w:pStyle w:val="af3"/>
-        <w:rPr>
-          <w:lang w:eastAsia="ja-JP"/>
-        </w:rPr>
-      </w:pPr>
-      <w:r>
-        <w:rPr>
-          <w:rStyle w:val="af2"/>
-        </w:rPr>
-        <w:annotationRef/>
-      </w:r>
-      <w:r>
-        <w:rPr>
-          <w:rFonts w:hint="eastAsia"/>
-          <w:lang w:eastAsia="ja-JP"/>
-        </w:rPr>
-        <w:t>これは必要ですか？</w:t>
-      </w:r>
-    </w:p>
-  </w:comment>
-  <w:comment w:id="109" w:author="治輝 齋藤" w:date="2026-04-30T20:30:00Z" w:initials="治齋">
+  <w:comment w:id="154" w:author="治輝 齋藤" w:date="2026-04-30T20:30:00Z" w:initials="治齋">
     <w:p>
       <w:pPr>
         <w:pStyle w:val="af3"/>
@@ -12992,7 +14000,7 @@
       </w:r>
     </w:p>
   </w:comment>
-  <w:comment w:id="110" w:author="山岸良匡" w:date="2026-05-18T19:37:00Z" w:initials="山">
+  <w:comment w:id="155" w:author="山岸良匡" w:date="2026-05-18T19:37:00Z" w:initials="山">
     <w:p>
       <w:pPr>
         <w:pStyle w:val="af3"/>
@@ -13036,7 +14044,7 @@
       </w:r>
     </w:p>
   </w:comment>
-  <w:comment w:id="115" w:author="治輝 齋藤" w:date="2026-04-30T19:12:00Z" w:initials="治齋">
+  <w:comment w:id="160" w:author="治輝 齋藤" w:date="2026-04-30T19:12:00Z" w:initials="治齋">
     <w:p>
       <w:pPr>
         <w:pStyle w:val="af3"/>
@@ -13099,7 +14107,7 @@
       </w:r>
     </w:p>
   </w:comment>
-  <w:comment w:id="118" w:author="山岸良匡" w:date="2026-05-18T19:39:00Z" w:initials="山">
+  <w:comment w:id="163" w:author="山岸良匡" w:date="2026-05-18T19:39:00Z" w:initials="山">
     <w:p>
       <w:pPr>
         <w:pStyle w:val="af3"/>
@@ -13128,7 +14136,7 @@
       </w:r>
     </w:p>
   </w:comment>
-  <w:comment w:id="119" w:author="山岸良匡" w:date="2026-05-18T19:40:00Z" w:initials="山">
+  <w:comment w:id="164" w:author="山岸良匡" w:date="2026-05-18T19:40:00Z" w:initials="山">
     <w:p>
       <w:pPr>
         <w:pStyle w:val="af3"/>
@@ -13164,7 +14172,7 @@
       </w:r>
     </w:p>
   </w:comment>
-  <w:comment w:id="120" w:author="山岸良匡" w:date="2026-05-18T19:42:00Z" w:initials="山">
+  <w:comment w:id="165" w:author="山岸良匡" w:date="2026-05-18T19:42:00Z" w:initials="山">
     <w:p>
       <w:pPr>
         <w:pStyle w:val="af3"/>
@@ -13187,7 +14195,7 @@
       </w:r>
     </w:p>
   </w:comment>
-  <w:comment w:id="122" w:author="治輝 齋藤" w:date="2026-04-30T19:29:00Z" w:initials="治齋">
+  <w:comment w:id="167" w:author="治輝 齋藤" w:date="2026-04-30T19:29:00Z" w:initials="治齋">
     <w:p>
       <w:pPr>
         <w:pStyle w:val="af3"/>
@@ -13220,7 +14228,23 @@
           <w:rFonts w:hint="eastAsia"/>
           <w:lang w:eastAsia="ja-JP"/>
         </w:rPr>
-        <w:t xml:space="preserve">biological plausability </w:t>
+        <w:t xml:space="preserve">biological </w:t>
+      </w:r>
+      <w:proofErr w:type="spellStart"/>
+      <w:r>
+        <w:rPr>
+          <w:rFonts w:hint="eastAsia"/>
+          <w:lang w:eastAsia="ja-JP"/>
+        </w:rPr>
+        <w:t>plausability</w:t>
+      </w:r>
+      <w:proofErr w:type="spellEnd"/>
+      <w:r>
+        <w:rPr>
+          <w:rFonts w:hint="eastAsia"/>
+          <w:lang w:eastAsia="ja-JP"/>
+        </w:rPr>
+        <w:t xml:space="preserve"> </w:t>
       </w:r>
       <w:r>
         <w:rPr>
@@ -13238,7 +14262,7 @@
       </w:r>
     </w:p>
   </w:comment>
-  <w:comment w:id="137" w:author="治輝 齋藤" w:date="2026-04-30T20:52:00Z" w:initials="治齋">
+  <w:comment w:id="182" w:author="治輝 齋藤" w:date="2026-04-30T20:52:00Z" w:initials="治齋">
     <w:p>
       <w:pPr>
         <w:pStyle w:val="af3"/>
@@ -13289,7 +14313,7 @@
       </w:r>
     </w:p>
   </w:comment>
-  <w:comment w:id="148" w:author="治輝 齋藤" w:date="2026-04-30T20:56:00Z" w:initials="治齋">
+  <w:comment w:id="193" w:author="治輝 齋藤" w:date="2026-04-30T20:56:00Z" w:initials="治齋">
     <w:p>
       <w:pPr>
         <w:pStyle w:val="af3"/>
@@ -13333,7 +14357,7 @@
       </w:r>
     </w:p>
   </w:comment>
-  <w:comment w:id="156" w:author="治輝 齋藤" w:date="2026-04-30T21:00:00Z" w:initials="治齋">
+  <w:comment w:id="201" w:author="治輝 齋藤" w:date="2026-04-30T21:00:00Z" w:initials="治齋">
     <w:p>
       <w:pPr>
         <w:pStyle w:val="af3"/>
@@ -13370,7 +14394,7 @@
       </w:r>
     </w:p>
   </w:comment>
-  <w:comment w:id="174" w:author="治輝 齋藤" w:date="2026-04-30T20:33:00Z" w:initials="治齋">
+  <w:comment w:id="219" w:author="治輝 齋藤" w:date="2026-04-30T20:33:00Z" w:initials="治齋">
     <w:p>
       <w:pPr>
         <w:pStyle w:val="af3"/>
@@ -13449,7 +14473,7 @@
       </w:r>
     </w:p>
   </w:comment>
-  <w:comment w:id="177" w:author="山岸良匡" w:date="2026-05-18T19:51:00Z" w:initials="山">
+  <w:comment w:id="222" w:author="山岸良匡" w:date="2026-05-18T19:51:00Z" w:initials="山">
     <w:p>
       <w:pPr>
         <w:pStyle w:val="af3"/>
@@ -13468,11 +14492,43 @@
           <w:rFonts w:hint="eastAsia"/>
           <w:lang w:eastAsia="ja-JP"/>
         </w:rPr>
-        <w:t>車の影響が考察されていないのが気になります。地方で傾斜地で高齢者ならほぼ車を使う人ばかりと思います。</w:t>
+        <w:t>車の影響が考察されていないのが気になります。地方</w:t>
+      </w:r>
+      <w:proofErr w:type="gramStart"/>
+      <w:r>
+        <w:rPr>
+          <w:rFonts w:hint="eastAsia"/>
+          <w:lang w:eastAsia="ja-JP"/>
+        </w:rPr>
+        <w:t>で</w:t>
+      </w:r>
+      <w:proofErr w:type="gramEnd"/>
+      <w:r>
+        <w:rPr>
+          <w:rFonts w:hint="eastAsia"/>
+          <w:lang w:eastAsia="ja-JP"/>
+        </w:rPr>
+        <w:t>傾斜地</w:t>
+      </w:r>
+      <w:proofErr w:type="gramStart"/>
+      <w:r>
+        <w:rPr>
+          <w:rFonts w:hint="eastAsia"/>
+          <w:lang w:eastAsia="ja-JP"/>
+        </w:rPr>
+        <w:t>で</w:t>
+      </w:r>
+      <w:proofErr w:type="gramEnd"/>
+      <w:r>
+        <w:rPr>
+          <w:rFonts w:hint="eastAsia"/>
+          <w:lang w:eastAsia="ja-JP"/>
+        </w:rPr>
+        <w:t>高齢者ならほぼ車を使う人ばかりと思います。</w:t>
       </w:r>
     </w:p>
   </w:comment>
-  <w:comment w:id="180" w:author="治輝 齋藤" w:date="2026-04-30T18:41:00Z" w:initials="治齋">
+  <w:comment w:id="225" w:author="治輝 齋藤" w:date="2026-04-30T18:41:00Z" w:initials="治齋">
     <w:p>
       <w:pPr>
         <w:pStyle w:val="af3"/>
@@ -13571,7 +14627,7 @@
       </w:r>
     </w:p>
   </w:comment>
-  <w:comment w:id="183" w:author="山岸良匡" w:date="2026-05-18T19:56:00Z" w:initials="山">
+  <w:comment w:id="228" w:author="山岸良匡" w:date="2026-05-18T19:56:00Z" w:initials="山">
     <w:p>
       <w:pPr>
         <w:pStyle w:val="af3"/>
@@ -13594,7 +14650,7 @@
       </w:r>
     </w:p>
   </w:comment>
-  <w:comment w:id="187" w:author="治輝 齋藤" w:date="2026-04-30T18:04:00Z" w:initials="治齋">
+  <w:comment w:id="232" w:author="治輝 齋藤" w:date="2026-04-30T18:04:00Z" w:initials="治齋">
     <w:p>
       <w:pPr>
         <w:pStyle w:val="af3"/>
@@ -13687,7 +14743,7 @@
       </w:r>
     </w:p>
   </w:comment>
-  <w:comment w:id="192" w:author="治輝 齋藤" w:date="2026-04-30T18:09:00Z" w:initials="治齋">
+  <w:comment w:id="237" w:author="治輝 齋藤" w:date="2026-04-30T18:09:00Z" w:initials="治齋">
     <w:p>
       <w:pPr>
         <w:pStyle w:val="af3"/>
@@ -13738,7 +14794,7 @@
       </w:r>
     </w:p>
   </w:comment>
-  <w:comment w:id="194" w:author="治輝 齋藤" w:date="2026-04-30T20:37:00Z" w:initials="治齋">
+  <w:comment w:id="239" w:author="治輝 齋藤" w:date="2026-04-30T20:37:00Z" w:initials="治齋">
     <w:p>
       <w:pPr>
         <w:pStyle w:val="af3"/>
@@ -13796,7 +14852,7 @@
       </w:r>
     </w:p>
   </w:comment>
-  <w:comment w:id="200" w:author="治輝 齋藤" w:date="2026-04-30T18:46:00Z" w:initials="治齋">
+  <w:comment w:id="245" w:author="治輝 齋藤" w:date="2026-04-30T18:46:00Z" w:initials="治齋">
     <w:p>
       <w:pPr>
         <w:pStyle w:val="af3"/>
@@ -13861,7 +14917,7 @@
       </w:r>
     </w:p>
   </w:comment>
-  <w:comment w:id="207" w:author="治輝 齋藤" w:date="2026-05-01T13:08:00Z" w:initials="治齋">
+  <w:comment w:id="252" w:author="治輝 齋藤" w:date="2026-05-01T13:08:00Z" w:initials="治齋">
     <w:p>
       <w:pPr>
         <w:pStyle w:val="af3"/>
@@ -13912,7 +14968,7 @@
       </w:r>
     </w:p>
   </w:comment>
-  <w:comment w:id="219" w:author="治輝 齋藤" w:date="2026-04-30T19:20:00Z" w:initials="治齋">
+  <w:comment w:id="264" w:author="治輝 齋藤" w:date="2026-04-30T19:20:00Z" w:initials="治齋">
     <w:p>
       <w:pPr>
         <w:pStyle w:val="af3"/>
@@ -13963,7 +15019,7 @@
       </w:r>
     </w:p>
   </w:comment>
-  <w:comment w:id="223" w:author="治輝 齋藤" w:date="2026-05-01T13:12:00Z" w:initials="治齋">
+  <w:comment w:id="268" w:author="治輝 齋藤" w:date="2026-05-01T13:12:00Z" w:initials="治齋">
     <w:p>
       <w:pPr>
         <w:pStyle w:val="af3"/>
@@ -14042,7 +15098,7 @@
       </w:r>
     </w:p>
   </w:comment>
-  <w:comment w:id="237" w:author="治輝 齋藤" w:date="2026-05-01T14:29:00Z" w:initials="治齋">
+  <w:comment w:id="282" w:author="治輝 齋藤" w:date="2026-05-01T14:29:00Z" w:initials="治齋">
     <w:p>
       <w:pPr>
         <w:pStyle w:val="af3"/>
@@ -14112,6 +15168,7 @@
 <file path=word/commentsExtended.xml><?xml version="1.0" encoding="utf-8"?>
 <w15:commentsEx xmlns:wpc="http://schemas.microsoft.com/office/word/2010/wordprocessingCanvas" xmlns:cx="http://schemas.microsoft.com/office/drawing/2014/chartex" xmlns:cx1="http://schemas.microsoft.com/office/drawing/2015/9/8/chartex" xmlns:cx2="http://schemas.microsoft.com/office/drawing/2015/10/21/chartex" xmlns:cx3="http://schemas.microsoft.com/office/drawing/2016/5/9/chartex" xmlns:cx4="http://schemas.microsoft.com/office/drawing/2016/5/10/chartex" xmlns:cx5="http://schemas.microsoft.com/office/drawing/2016/5/11/chartex" xmlns:cx6="http://schemas.microsoft.com/office/drawing/2016/5/12/chartex" xmlns:cx7="http://schemas.microsoft.com/office/drawing/2016/5/13/chartex" xmlns:cx8="http://schemas.microsoft.com/office/drawing/2016/5/14/chartex" xmlns:mc="http://schemas.openxmlformats.org/markup-compatibility/2006" xmlns:aink="http://schemas.microsoft.com/office/drawing/2016/ink" xmlns:am3d="http://schemas.microsoft.com/office/drawing/2017/model3d" xmlns:o="urn:schemas-microsoft-com:office:office" xmlns:oel="http://schemas.microsoft.com/office/2019/extlst" xmlns:r="http://schemas.openxmlformats.org/officeDocument/2006/relationships" xmlns:m="http://schemas.openxmlformats.org/officeDocument/2006/math" xmlns:v="urn:schemas-microsoft-com:vml" xmlns:wp14="http://schemas.microsoft.com/office/word/2010/wordprocessingDrawing" xmlns:wp="http://schemas.openxmlformats.org/drawingml/2006/wordprocessingDrawing" xmlns:w10="urn:schemas-microsoft-com:office:word" xmlns:w="http://schemas.openxmlformats.org/wordprocessingml/2006/main" xmlns:w14="http://schemas.microsoft.com/office/word/2010/wordml" xmlns:w15="http://schemas.microsoft.com/office/word/2012/wordml" xmlns:w16cex="http://schemas.microsoft.com/office/word/2018/wordml/cex" xmlns:w16cid="http://schemas.microsoft.com/office/word/2016/wordml/cid" xmlns:w16="http://schemas.microsoft.com/office/word/2018/wordml" xmlns:w16du="http://schemas.microsoft.com/office/word/2023/wordml/word16du" xmlns:w16sdtdh="http://schemas.microsoft.com/office/word/2020/wordml/sdtdatahash" xmlns:w16sdtfl="http://schemas.microsoft.com/office/word/2024/wordml/sdtformatlock" xmlns:w16se="http://schemas.microsoft.com/office/word/2015/wordml/symex" xmlns:wpg="http://schemas.microsoft.com/office/word/2010/wordprocessingGroup" xmlns:wpi="http://schemas.microsoft.com/office/word/2010/wordprocessingInk" xmlns:wne="http://schemas.microsoft.com/office/word/2006/wordml" xmlns:wps="http://schemas.microsoft.com/office/word/2010/wordprocessingShape" mc:Ignorable="w14 w15 w16se w16cid w16 w16cex w16sdtdh w16sdtfl w16du wp14">
   <w15:commentEx w15:paraId="05635B02" w15:done="0"/>
+  <w15:commentEx w15:paraId="3FE47C04" w15:paraIdParent="05635B02" w15:done="0"/>
   <w15:commentEx w15:paraId="7A130A04" w15:done="0"/>
   <w15:commentEx w15:paraId="64DE3CDF" w15:done="0"/>
   <w15:commentEx w15:paraId="655C391B" w15:done="0"/>
@@ -14163,6 +15220,7 @@
 <file path=word/commentsExtensible.xml><?xml version="1.0" encoding="utf-8"?>
 <w16cex:commentsExtensible xmlns:wpc="http://schemas.microsoft.com/office/word/2010/wordprocessingCanvas" xmlns:cx="http://schemas.microsoft.com/office/drawing/2014/chartex" xmlns:cx1="http://schemas.microsoft.com/office/drawing/2015/9/8/chartex" xmlns:cx2="http://schemas.microsoft.com/office/drawing/2015/10/21/chartex" xmlns:cx3="http://schemas.microsoft.com/office/drawing/2016/5/9/chartex" xmlns:cx4="http://schemas.microsoft.com/office/drawing/2016/5/10/chartex" xmlns:cx5="http://schemas.microsoft.com/office/drawing/2016/5/11/chartex" xmlns:cx6="http://schemas.microsoft.com/office/drawing/2016/5/12/chartex" xmlns:cx7="http://schemas.microsoft.com/office/drawing/2016/5/13/chartex" xmlns:cx8="http://schemas.microsoft.com/office/drawing/2016/5/14/chartex" xmlns:cr="http://schemas.microsoft.com/office/comments/2020/reactions" xmlns:mc="http://schemas.openxmlformats.org/markup-compatibility/2006" xmlns:aink="http://schemas.microsoft.com/office/drawing/2016/ink" xmlns:am3d="http://schemas.microsoft.com/office/drawing/2017/model3d" xmlns:o="urn:schemas-microsoft-com:office:office" xmlns:oel="http://schemas.microsoft.com/office/2019/extlst" xmlns:r="http://schemas.openxmlformats.org/officeDocument/2006/relationships" xmlns:m="http://schemas.openxmlformats.org/officeDocument/2006/math" xmlns:v="urn:schemas-microsoft-com:vml" xmlns:wp14="http://schemas.microsoft.com/office/word/2010/wordprocessingDrawing" xmlns:wp="http://schemas.openxmlformats.org/drawingml/2006/wordprocessingDrawing" xmlns:w10="urn:schemas-microsoft-com:office:word" xmlns:w="http://schemas.openxmlformats.org/wordprocessingml/2006/main" xmlns:w14="http://schemas.microsoft.com/office/word/2010/wordml" xmlns:w15="http://schemas.microsoft.com/office/word/2012/wordml" xmlns:w16cex="http://schemas.microsoft.com/office/word/2018/wordml/cex" xmlns:w16cid="http://schemas.microsoft.com/office/word/2016/wordml/cid" xmlns:w16="http://schemas.microsoft.com/office/word/2018/wordml" xmlns:w16du="http://schemas.microsoft.com/office/word/2023/wordml/word16du" xmlns:w16sdtdh="http://schemas.microsoft.com/office/word/2020/wordml/sdtdatahash" xmlns:w16sdtfl="http://schemas.microsoft.com/office/word/2024/wordml/sdtformatlock" xmlns:w16se="http://schemas.microsoft.com/office/word/2015/wordml/symex" xmlns:wpg="http://schemas.microsoft.com/office/word/2010/wordprocessingGroup" xmlns:wpi="http://schemas.microsoft.com/office/word/2010/wordprocessingInk" xmlns:wne="http://schemas.microsoft.com/office/word/2006/wordml" xmlns:wps="http://schemas.microsoft.com/office/word/2010/wordprocessingShape" mc:Ignorable="w14 w15 w16se w16cid w16 w16cex w16sdtdh w16sdtfl cr w16du wp14">
   <w16cex:commentExtensible w16cex:durableId="0DE54D23" w16cex:dateUtc="2026-05-18T10:00:00Z"/>
+  <w16cex:commentExtensible w16cex:durableId="26A46C80" w16cex:dateUtc="2026-05-19T12:20:00Z"/>
   <w16cex:commentExtensible w16cex:durableId="7D263DA5" w16cex:dateUtc="2026-05-19T12:04:00Z"/>
   <w16cex:commentExtensible w16cex:durableId="65EFD729" w16cex:dateUtc="2026-05-18T14:39:00Z"/>
   <w16cex:commentExtensible w16cex:durableId="5E7D9E50" w16cex:dateUtc="2026-05-18T09:52:00Z"/>
@@ -14214,6 +15272,7 @@
 <file path=word/commentsIds.xml><?xml version="1.0" encoding="utf-8"?>
 <w16cid:commentsIds xmlns:wpc="http://schemas.microsoft.com/office/word/2010/wordprocessingCanvas" xmlns:cx="http://schemas.microsoft.com/office/drawing/2014/chartex" xmlns:cx1="http://schemas.microsoft.com/office/drawing/2015/9/8/chartex" xmlns:cx2="http://schemas.microsoft.com/office/drawing/2015/10/21/chartex" xmlns:cx3="http://schemas.microsoft.com/office/drawing/2016/5/9/chartex" xmlns:cx4="http://schemas.microsoft.com/office/drawing/2016/5/10/chartex" xmlns:cx5="http://schemas.microsoft.com/office/drawing/2016/5/11/chartex" xmlns:cx6="http://schemas.microsoft.com/office/drawing/2016/5/12/chartex" xmlns:cx7="http://schemas.microsoft.com/office/drawing/2016/5/13/chartex" xmlns:cx8="http://schemas.microsoft.com/office/drawing/2016/5/14/chartex" xmlns:mc="http://schemas.openxmlformats.org/markup-compatibility/2006" xmlns:aink="http://schemas.microsoft.com/office/drawing/2016/ink" xmlns:am3d="http://schemas.microsoft.com/office/drawing/2017/model3d" xmlns:o="urn:schemas-microsoft-com:office:office" xmlns:oel="http://schemas.microsoft.com/office/2019/extlst" xmlns:r="http://schemas.openxmlformats.org/officeDocument/2006/relationships" xmlns:m="http://schemas.openxmlformats.org/officeDocument/2006/math" xmlns:v="urn:schemas-microsoft-com:vml" xmlns:wp14="http://schemas.microsoft.com/office/word/2010/wordprocessingDrawing" xmlns:wp="http://schemas.openxmlformats.org/drawingml/2006/wordprocessingDrawing" xmlns:w10="urn:schemas-microsoft-com:office:word" xmlns:w="http://schemas.openxmlformats.org/wordprocessingml/2006/main" xmlns:w14="http://schemas.microsoft.com/office/word/2010/wordml" xmlns:w15="http://schemas.microsoft.com/office/word/2012/wordml" xmlns:w16cex="http://schemas.microsoft.com/office/word/2018/wordml/cex" xmlns:w16cid="http://schemas.microsoft.com/office/word/2016/wordml/cid" xmlns:w16="http://schemas.microsoft.com/office/word/2018/wordml" xmlns:w16du="http://schemas.microsoft.com/office/word/2023/wordml/word16du" xmlns:w16sdtdh="http://schemas.microsoft.com/office/word/2020/wordml/sdtdatahash" xmlns:w16sdtfl="http://schemas.microsoft.com/office/word/2024/wordml/sdtformatlock" xmlns:w16se="http://schemas.microsoft.com/office/word/2015/wordml/symex" xmlns:wpg="http://schemas.microsoft.com/office/word/2010/wordprocessingGroup" xmlns:wpi="http://schemas.microsoft.com/office/word/2010/wordprocessingInk" xmlns:wne="http://schemas.microsoft.com/office/word/2006/wordml" xmlns:wps="http://schemas.microsoft.com/office/word/2010/wordprocessingShape" mc:Ignorable="w14 w15 w16se w16cid w16 w16cex w16sdtdh w16sdtfl w16du wp14">
   <w16cid:commentId w16cid:paraId="05635B02" w16cid:durableId="0DE54D23"/>
+  <w16cid:commentId w16cid:paraId="3FE47C04" w16cid:durableId="26A46C80"/>
   <w16cid:commentId w16cid:paraId="7A130A04" w16cid:durableId="7D263DA5"/>
   <w16cid:commentId w16cid:paraId="64DE3CDF" w16cid:durableId="65EFD729"/>
   <w16cid:commentId w16cid:paraId="655C391B" w16cid:durableId="5E7D9E50"/>
@@ -14266,12 +15325,12 @@
 <w:numbering xmlns:wpc="http://schemas.microsoft.com/office/word/2010/wordprocessingCanvas" xmlns:cx="http://schemas.microsoft.com/office/drawing/2014/chartex" xmlns:cx1="http://schemas.microsoft.com/office/drawing/2015/9/8/chartex" xmlns:cx2="http://schemas.microsoft.com/office/drawing/2015/10/21/chartex" xmlns:cx3="http://schemas.microsoft.com/office/drawing/2016/5/9/chartex" xmlns:cx4="http://schemas.microsoft.com/office/drawing/2016/5/10/chartex" xmlns:cx5="http://schemas.microsoft.com/office/drawing/2016/5/11/chartex" xmlns:cx6="http://schemas.microsoft.com/office/drawing/2016/5/12/chartex" xmlns:cx7="http://schemas.microsoft.com/office/drawing/2016/5/13/chartex" xmlns:cx8="http://schemas.microsoft.com/office/drawing/2016/5/14/chartex" xmlns:mc="http://schemas.openxmlformats.org/markup-compatibility/2006" xmlns:aink="http://schemas.microsoft.com/office/drawing/2016/ink" xmlns:am3d="http://schemas.microsoft.com/office/drawing/2017/model3d" xmlns:o="urn:schemas-microsoft-com:office:office" xmlns:oel="http://schemas.microsoft.com/office/2019/extlst" xmlns:r="http://schemas.openxmlformats.org/officeDocument/2006/relationships" xmlns:m="http://schemas.openxmlformats.org/officeDocument/2006/math" xmlns:v="urn:schemas-microsoft-com:vml" xmlns:wp14="http://schemas.microsoft.com/office/word/2010/wordprocessingDrawing" xmlns:wp="http://schemas.openxmlformats.org/drawingml/2006/wordprocessingDrawing" xmlns:w10="urn:schemas-microsoft-com:office:word" xmlns:w="http://schemas.openxmlformats.org/wordprocessingml/2006/main" xmlns:w14="http://schemas.microsoft.com/office/word/2010/wordml" xmlns:w15="http://schemas.microsoft.com/office/word/2012/wordml" xmlns:w16cex="http://schemas.microsoft.com/office/word/2018/wordml/cex" xmlns:w16cid="http://schemas.microsoft.com/office/word/2016/wordml/cid" xmlns:w16="http://schemas.microsoft.com/office/word/2018/wordml" xmlns:w16du="http://schemas.microsoft.com/office/word/2023/wordml/word16du" xmlns:w16sdtdh="http://schemas.microsoft.com/office/word/2020/wordml/sdtdatahash" xmlns:w16sdtfl="http://schemas.microsoft.com/office/word/2024/wordml/sdtformatlock" xmlns:w16se="http://schemas.microsoft.com/office/word/2015/wordml/symex" xmlns:wpg="http://schemas.microsoft.com/office/word/2010/wordprocessingGroup" xmlns:wpi="http://schemas.microsoft.com/office/word/2010/wordprocessingInk" xmlns:wne="http://schemas.microsoft.com/office/word/2006/wordml" xmlns:wps="http://schemas.microsoft.com/office/word/2010/wordprocessingShape" mc:Ignorable="w14 w15 w16se w16cid w16 w16cex w16sdtdh w16sdtfl w16du wp14">
   <w:numPicBullet w:numPicBulletId="0">
     <w:pict>
-      <v:rect id="_x0000_i1036" style="width:0;height:1.5pt" o:hralign="center" o:bullet="t" o:hrstd="t" o:hr="t"/>
+      <v:rect id="_x0000_i1042" style="width:0;height:1.5pt" o:hralign="center" o:bullet="t" o:hrstd="t" o:hr="t"/>
     </w:pict>
   </w:numPicBullet>
   <w:numPicBullet w:numPicBulletId="1">
     <w:pict>
-      <v:rect id="_x0000_i1037" style="width:0;height:1.5pt" o:hralign="center" o:bullet="t" o:hrstd="t" o:hr="t"/>
+      <v:rect id="_x0000_i1043" style="width:0;height:1.5pt" o:hralign="center" o:bullet="t" o:hrstd="t" o:hr="t"/>
     </w:pict>
   </w:numPicBullet>
   <w:abstractNum w:abstractNumId="0" w15:restartNumberingAfterBreak="0">

--- a/04_Manuscripts/Manuscript_slope_fracture_20260425_saito0430-1_saito0519.docx
+++ b/04_Manuscripts/Manuscript_slope_fracture_20260425_saito0430-1_saito0519.docx
@@ -308,20 +308,88 @@
       <w:r>
         <w:t xml:space="preserve">ging rate and population density from the 2020 census. </w:t>
       </w:r>
-      <w:commentRangeStart w:id="28"/>
-      <w:ins w:id="29" w:author="治輝 齋藤" w:date="2026-05-19T21:02:00Z" w16du:dateUtc="2026-05-19T12:02:00Z">
+      <w:ins w:id="28" w:author="治輝 齋藤" w:date="2026-05-19T21:02:00Z" w16du:dateUtc="2026-05-19T12:02:00Z">
         <w:r>
           <w:t xml:space="preserve">We used multivariable linear regression to test whether terrain slope was independently associated with hip fracture surgery rates after adjustment for aging rate, fast walking rate, and population density. </w:t>
         </w:r>
       </w:ins>
-      <w:r>
-        <w:t xml:space="preserve">We fitted </w:t>
-      </w:r>
-      <w:r>
-        <w:lastRenderedPageBreak/>
-        <w:t>ordinary least squares (OLS) models</w:t>
-      </w:r>
-      <w:ins w:id="30" w:author="治輝 齋藤" w:date="2026-05-19T21:02:00Z" w16du:dateUtc="2026-05-19T12:02:00Z">
+      <w:del w:id="29" w:author="治輝 齋藤" w:date="2026-05-19T21:25:00Z" w16du:dateUtc="2026-05-19T12:25:00Z">
+        <w:r>
+          <w:delText xml:space="preserve">We fitted </w:delText>
+        </w:r>
+        <w:r>
+          <w:lastRenderedPageBreak/>
+          <w:delText>ordinary least squares (OLS) models with heteroskedasticity-robust (HC3) standard errors and nonparametric bootstrap resampling (</w:delText>
+        </w:r>
+        <w:r>
+          <w:rPr>
+            <w:i/>
+            <w:iCs/>
+          </w:rPr>
+          <w:delText>B</w:delText>
+        </w:r>
+        <w:r>
+          <w:delText xml:space="preserve"> = 5000)</w:delText>
+        </w:r>
+      </w:del>
+      <w:del w:id="30" w:author="治輝 齋藤" w:date="2026-05-19T21:04:00Z" w16du:dateUtc="2026-05-19T12:04:00Z">
+        <w:r>
+          <w:delText xml:space="preserve"> </w:delText>
+        </w:r>
+        <w:commentRangeStart w:id="31"/>
+        <w:commentRangeStart w:id="32"/>
+        <w:r>
+          <w:delText>as sensitivity analyses</w:delText>
+        </w:r>
+      </w:del>
+      <w:del w:id="33" w:author="治輝 齋藤" w:date="2026-05-19T21:25:00Z" w16du:dateUtc="2026-05-19T12:25:00Z">
+        <w:r>
+          <w:delText>.</w:delText>
+        </w:r>
+      </w:del>
+      <w:commentRangeEnd w:id="31"/>
+      <w:r>
+        <w:rPr>
+          <w:rStyle w:val="af2"/>
+          <w:sz w:val="24"/>
+          <w:szCs w:val="24"/>
+        </w:rPr>
+        <w:commentReference w:id="31"/>
+      </w:r>
+      <w:commentRangeEnd w:id="32"/>
+      <w:r>
+        <w:rPr>
+          <w:rStyle w:val="af2"/>
+        </w:rPr>
+        <w:commentReference w:id="32"/>
+      </w:r>
+      <w:r>
+        <w:t xml:space="preserve"> </w:t>
+      </w:r>
+      <w:ins w:id="34" w:author="治輝 齋藤" w:date="2026-05-19T21:17:00Z" w16du:dateUtc="2026-05-19T12:17:00Z">
+        <w:r>
+          <w:t xml:space="preserve">Across prefectures, </w:t>
+        </w:r>
+      </w:ins>
+      <w:commentRangeStart w:id="35"/>
+      <w:del w:id="36" w:author="治輝 齋藤" w:date="2026-05-19T21:17:00Z" w16du:dateUtc="2026-05-19T12:17:00Z">
+        <w:r>
+          <w:delText>M</w:delText>
+        </w:r>
+      </w:del>
+      <w:ins w:id="37" w:author="治輝 齋藤" w:date="2026-05-19T21:17:00Z" w16du:dateUtc="2026-05-19T12:17:00Z">
+        <w:r>
+          <w:rPr>
+            <w:rFonts w:hint="eastAsia"/>
+            <w:lang w:eastAsia="ja-JP"/>
+          </w:rPr>
+          <w:t>m</w:t>
+        </w:r>
+      </w:ins>
+      <w:r>
+        <w:t>ean slope was 8.57 degrees (SD 3.16)</w:t>
+      </w:r>
+      <w:ins w:id="38" w:author="治輝 齋藤" w:date="2026-05-19T21:18:00Z" w16du:dateUtc="2026-05-19T12:18:00Z">
         <w:r>
           <w:rPr>
             <w:rFonts w:hint="eastAsia"/>
@@ -330,7 +398,61 @@
           <w:t>.</w:t>
         </w:r>
       </w:ins>
-      <w:ins w:id="31" w:author="治輝 齋藤" w:date="2026-05-19T21:03:00Z" w16du:dateUtc="2026-05-19T12:03:00Z">
+      <w:del w:id="39" w:author="治輝 齋藤" w:date="2026-05-19T21:18:00Z" w16du:dateUtc="2026-05-19T12:18:00Z">
+        <w:r>
+          <w:delText xml:space="preserve"> and</w:delText>
+        </w:r>
+      </w:del>
+      <w:commentRangeEnd w:id="35"/>
+      <w:r>
+        <w:rPr>
+          <w:rStyle w:val="af2"/>
+          <w:sz w:val="24"/>
+          <w:szCs w:val="24"/>
+        </w:rPr>
+        <w:commentReference w:id="35"/>
+      </w:r>
+      <w:r>
+        <w:t xml:space="preserve"> </w:t>
+      </w:r>
+      <w:del w:id="40" w:author="治輝 齋藤" w:date="2026-05-19T21:18:00Z" w16du:dateUtc="2026-05-19T12:18:00Z">
+        <w:r>
+          <w:delText>m</w:delText>
+        </w:r>
+      </w:del>
+      <w:ins w:id="41" w:author="治輝 齋藤" w:date="2026-05-19T21:18:00Z" w16du:dateUtc="2026-05-19T12:18:00Z">
+        <w:r>
+          <w:rPr>
+            <w:rFonts w:hint="eastAsia"/>
+            <w:lang w:eastAsia="ja-JP"/>
+          </w:rPr>
+          <w:t>M</w:t>
+        </w:r>
+      </w:ins>
+      <w:r>
+        <w:t xml:space="preserve">ean hip fracture surgery rate was 254.0 per </w:t>
+      </w:r>
+      <w:commentRangeStart w:id="42"/>
+      <w:r>
+        <w:t>100,000</w:t>
+      </w:r>
+      <w:commentRangeEnd w:id="42"/>
+      <w:r>
+        <w:rPr>
+          <w:rStyle w:val="af2"/>
+          <w:sz w:val="24"/>
+          <w:szCs w:val="24"/>
+        </w:rPr>
+        <w:commentReference w:id="42"/>
+      </w:r>
+      <w:r>
+        <w:t xml:space="preserve"> (SD 37.6). Terrain slope was positively associated with </w:t>
+      </w:r>
+      <w:commentRangeStart w:id="43"/>
+      <w:r>
+        <w:t>hip fracture</w:t>
+      </w:r>
+      <w:ins w:id="44" w:author="治輝 齋藤" w:date="2026-05-19T20:36:00Z" w16du:dateUtc="2026-05-19T11:36:00Z">
         <w:r>
           <w:rPr>
             <w:rFonts w:hint="eastAsia"/>
@@ -339,98 +461,49 @@
           <w:t xml:space="preserve"> </w:t>
         </w:r>
         <w:r>
-          <w:rPr>
-            <w:lang w:eastAsia="ja-JP"/>
-          </w:rPr>
-          <w:t>We assessed robustness</w:t>
+          <w:t>surgery</w:t>
         </w:r>
       </w:ins>
       <w:r>
-        <w:t xml:space="preserve"> with heteroskedasticity-robust (HC3) standard errors and </w:t>
-      </w:r>
-      <w:ins w:id="32" w:author="治輝 齋藤" w:date="2026-05-19T21:03:00Z" w16du:dateUtc="2026-05-19T12:03:00Z">
-        <w:r>
-          <w:t xml:space="preserve">with </w:t>
-        </w:r>
-      </w:ins>
-      <w:r>
-        <w:t>nonparametric bootstrap resampling</w:t>
-      </w:r>
-      <w:ins w:id="33" w:author="治輝 齋藤" w:date="2026-05-19T21:03:00Z" w16du:dateUtc="2026-05-19T12:03:00Z">
-        <w:r>
-          <w:t xml:space="preserve"> of prefectures</w:t>
-        </w:r>
-      </w:ins>
-      <w:commentRangeEnd w:id="28"/>
-      <w:ins w:id="34" w:author="治輝 齋藤" w:date="2026-05-19T21:04:00Z" w16du:dateUtc="2026-05-19T12:04:00Z">
-        <w:r>
-          <w:rPr>
-            <w:rStyle w:val="af2"/>
-          </w:rPr>
-          <w:commentReference w:id="28"/>
-        </w:r>
-      </w:ins>
-      <w:r>
-        <w:t xml:space="preserve"> (</w:t>
-      </w:r>
-      <w:r>
-        <w:rPr>
-          <w:i/>
-          <w:iCs/>
-        </w:rPr>
-        <w:t>B</w:t>
-      </w:r>
-      <w:r>
-        <w:t xml:space="preserve"> = 5000)</w:t>
-      </w:r>
-      <w:del w:id="35" w:author="治輝 齋藤" w:date="2026-05-19T21:04:00Z" w16du:dateUtc="2026-05-19T12:04:00Z">
-        <w:r>
-          <w:delText xml:space="preserve"> </w:delText>
-        </w:r>
-        <w:commentRangeStart w:id="36"/>
-        <w:r>
-          <w:delText>as sensitivity analyses</w:delText>
-        </w:r>
-      </w:del>
-      <w:r>
-        <w:t>.</w:t>
-      </w:r>
-      <w:commentRangeEnd w:id="36"/>
+        <w:t xml:space="preserve"> rates</w:t>
+      </w:r>
+      <w:commentRangeEnd w:id="43"/>
+      <w:r>
+        <w:rPr>
+          <w:rStyle w:val="af2"/>
+        </w:rPr>
+        <w:commentReference w:id="43"/>
+      </w:r>
+      <w:r>
+        <w:t xml:space="preserve"> in unadjusted models (</w:t>
+      </w:r>
+      <w:commentRangeStart w:id="45"/>
+      <w:r>
+        <w:t>β = 5.65</w:t>
+      </w:r>
+      <w:commentRangeEnd w:id="45"/>
       <w:r>
         <w:rPr>
           <w:rStyle w:val="af2"/>
           <w:sz w:val="24"/>
           <w:szCs w:val="24"/>
         </w:rPr>
-        <w:commentReference w:id="36"/>
-      </w:r>
-      <w:r>
-        <w:t xml:space="preserve"> </w:t>
-      </w:r>
-      <w:ins w:id="37" w:author="治輝 齋藤" w:date="2026-05-19T21:17:00Z" w16du:dateUtc="2026-05-19T12:17:00Z">
-        <w:r>
-          <w:t xml:space="preserve">Across prefectures, </w:t>
-        </w:r>
-      </w:ins>
-      <w:commentRangeStart w:id="38"/>
-      <w:del w:id="39" w:author="治輝 齋藤" w:date="2026-05-19T21:17:00Z" w16du:dateUtc="2026-05-19T12:17:00Z">
-        <w:r>
-          <w:delText>M</w:delText>
-        </w:r>
-      </w:del>
-      <w:ins w:id="40" w:author="治輝 齋藤" w:date="2026-05-19T21:17:00Z" w16du:dateUtc="2026-05-19T12:17:00Z">
-        <w:r>
-          <w:rPr>
-            <w:rFonts w:hint="eastAsia"/>
-            <w:lang w:eastAsia="ja-JP"/>
-          </w:rPr>
-          <w:t>m</w:t>
-        </w:r>
-      </w:ins>
-      <w:r>
-        <w:t>ean slope was 8.57 degrees (SD 3.16)</w:t>
-      </w:r>
-      <w:ins w:id="41" w:author="治輝 齋藤" w:date="2026-05-19T21:18:00Z" w16du:dateUtc="2026-05-19T12:18:00Z">
+        <w:commentReference w:id="45"/>
+      </w:r>
+      <w:r>
+        <w:t xml:space="preserve">; 95% CI, 2.50–8.79; </w:t>
+      </w:r>
+      <w:r>
+        <w:rPr>
+          <w:i/>
+          <w:iCs/>
+        </w:rPr>
+        <w:t>p</w:t>
+      </w:r>
+      <w:r>
+        <w:t xml:space="preserve"> = 0.001)</w:t>
+      </w:r>
+      <w:ins w:id="46" w:author="治輝 齋藤" w:date="2026-05-19T21:18:00Z" w16du:dateUtc="2026-05-19T12:18:00Z">
         <w:r>
           <w:rPr>
             <w:rFonts w:hint="eastAsia"/>
@@ -439,61 +512,126 @@
           <w:t>.</w:t>
         </w:r>
       </w:ins>
-      <w:del w:id="42" w:author="治輝 齋藤" w:date="2026-05-19T21:18:00Z" w16du:dateUtc="2026-05-19T12:18:00Z">
+      <w:del w:id="47" w:author="治輝 齋藤" w:date="2026-05-19T21:18:00Z" w16du:dateUtc="2026-05-19T12:18:00Z">
         <w:r>
           <w:delText xml:space="preserve"> and</w:delText>
         </w:r>
       </w:del>
-      <w:commentRangeEnd w:id="38"/>
-      <w:r>
-        <w:rPr>
-          <w:rStyle w:val="af2"/>
-          <w:sz w:val="24"/>
-          <w:szCs w:val="24"/>
-        </w:rPr>
-        <w:commentReference w:id="38"/>
-      </w:r>
-      <w:r>
-        <w:t xml:space="preserve"> </w:t>
-      </w:r>
-      <w:del w:id="43" w:author="治輝 齋藤" w:date="2026-05-19T21:18:00Z" w16du:dateUtc="2026-05-19T12:18:00Z">
-        <w:r>
-          <w:delText>m</w:delText>
+      <w:ins w:id="48" w:author="治輝 齋藤" w:date="2026-05-19T21:18:00Z" w16du:dateUtc="2026-05-19T12:18:00Z">
+        <w:r>
+          <w:t>After covariate adjustment</w:t>
+        </w:r>
+      </w:ins>
+      <w:del w:id="49" w:author="治輝 齋藤" w:date="2026-05-19T21:19:00Z" w16du:dateUtc="2026-05-19T12:19:00Z">
+        <w:r>
+          <w:delText xml:space="preserve"> </w:delText>
+        </w:r>
+        <w:commentRangeStart w:id="50"/>
+        <w:r>
+          <w:delText>in adjusted models</w:delText>
         </w:r>
       </w:del>
-      <w:ins w:id="44" w:author="治輝 齋藤" w:date="2026-05-19T21:18:00Z" w16du:dateUtc="2026-05-19T12:18:00Z">
+      <w:ins w:id="51" w:author="治輝 齋藤" w:date="2026-05-19T21:19:00Z" w16du:dateUtc="2026-05-19T12:19:00Z">
         <w:r>
           <w:rPr>
             <w:rFonts w:hint="eastAsia"/>
             <w:lang w:eastAsia="ja-JP"/>
           </w:rPr>
-          <w:t>M</w:t>
+          <w:t xml:space="preserve">, </w:t>
+        </w:r>
+        <w:r>
+          <w:rPr>
+            <w:lang w:eastAsia="ja-JP"/>
+          </w:rPr>
+          <w:t>the association remained positive</w:t>
         </w:r>
       </w:ins>
       <w:r>
-        <w:t xml:space="preserve">ean hip fracture surgery rate was 254.0 per </w:t>
-      </w:r>
-      <w:commentRangeStart w:id="45"/>
-      <w:r>
-        <w:t>100,000</w:t>
-      </w:r>
-      <w:commentRangeEnd w:id="45"/>
+        <w:t xml:space="preserve"> with conventional standard errors</w:t>
+      </w:r>
+      <w:commentRangeEnd w:id="50"/>
       <w:r>
         <w:rPr>
           <w:rStyle w:val="af2"/>
           <w:sz w:val="24"/>
           <w:szCs w:val="24"/>
         </w:rPr>
-        <w:commentReference w:id="45"/>
-      </w:r>
-      <w:r>
-        <w:t xml:space="preserve"> (SD 37.6). Terrain slope was positively associated with </w:t>
-      </w:r>
-      <w:commentRangeStart w:id="46"/>
-      <w:r>
-        <w:t>hip fracture</w:t>
-      </w:r>
-      <w:ins w:id="47" w:author="治輝 齋藤" w:date="2026-05-19T20:36:00Z" w16du:dateUtc="2026-05-19T11:36:00Z">
+        <w:commentReference w:id="50"/>
+      </w:r>
+      <w:r>
+        <w:t xml:space="preserve"> (β = 3.49; 95% CI, 0.11–6.86; </w:t>
+      </w:r>
+      <w:r>
+        <w:rPr>
+          <w:i/>
+          <w:iCs/>
+        </w:rPr>
+        <w:t>p</w:t>
+      </w:r>
+      <w:r>
+        <w:t xml:space="preserve"> = 0.043)</w:t>
+      </w:r>
+      <w:ins w:id="52" w:author="治輝 齋藤" w:date="2026-05-19T21:19:00Z" w16du:dateUtc="2026-05-19T12:19:00Z">
+        <w:r>
+          <w:rPr>
+            <w:rFonts w:hint="eastAsia"/>
+            <w:lang w:eastAsia="ja-JP"/>
+          </w:rPr>
+          <w:t>.</w:t>
+        </w:r>
+      </w:ins>
+      <w:del w:id="53" w:author="治輝 齋藤" w:date="2026-05-19T21:19:00Z" w16du:dateUtc="2026-05-19T12:19:00Z">
+        <w:r>
+          <w:delText>;</w:delText>
+        </w:r>
+      </w:del>
+      <w:r>
+        <w:t xml:space="preserve"> HC3 and bootstrap intervals for the slope coefficient were borderline at N = 47. </w:t>
+      </w:r>
+      <w:ins w:id="54" w:author="治輝 齋藤" w:date="2026-05-19T21:20:00Z" w16du:dateUtc="2026-05-19T12:20:00Z">
+        <w:r>
+          <w:rPr>
+            <w:rFonts w:hint="eastAsia"/>
+            <w:lang w:eastAsia="ja-JP"/>
+          </w:rPr>
+          <w:t xml:space="preserve">We found </w:t>
+        </w:r>
+      </w:ins>
+      <w:del w:id="55" w:author="治輝 齋藤" w:date="2026-05-19T21:20:00Z" w16du:dateUtc="2026-05-19T12:20:00Z">
+        <w:r>
+          <w:delText>N</w:delText>
+        </w:r>
+      </w:del>
+      <w:ins w:id="56" w:author="治輝 齋藤" w:date="2026-05-19T21:20:00Z" w16du:dateUtc="2026-05-19T12:20:00Z">
+        <w:r>
+          <w:rPr>
+            <w:rFonts w:hint="eastAsia"/>
+            <w:lang w:eastAsia="ja-JP"/>
+          </w:rPr>
+          <w:t>n</w:t>
+        </w:r>
+      </w:ins>
+      <w:r>
+        <w:t xml:space="preserve">o associations </w:t>
+      </w:r>
+      <w:del w:id="57" w:author="治輝 齋藤" w:date="2026-05-19T21:20:00Z" w16du:dateUtc="2026-05-19T12:20:00Z">
+        <w:r>
+          <w:delText xml:space="preserve">were observed </w:delText>
+        </w:r>
+      </w:del>
+      <w:r>
+        <w:t xml:space="preserve">for humerus or </w:t>
+      </w:r>
+      <w:commentRangeStart w:id="58"/>
+      <w:r>
+        <w:t>forearm</w:t>
+      </w:r>
+      <w:del w:id="59" w:author="治輝 齋藤" w:date="2026-05-19T20:39:00Z" w16du:dateUtc="2026-05-19T11:39:00Z">
+        <w:r>
+          <w:delText xml:space="preserve"> fractures</w:delText>
+        </w:r>
+      </w:del>
+      <w:ins w:id="60" w:author="治輝 齋藤" w:date="2026-05-19T21:19:00Z" w16du:dateUtc="2026-05-19T12:19:00Z">
         <w:r>
           <w:rPr>
             <w:rFonts w:hint="eastAsia"/>
@@ -501,50 +639,665 @@
           </w:rPr>
           <w:t xml:space="preserve"> </w:t>
         </w:r>
-        <w:r>
-          <w:t>surgery</w:t>
-        </w:r>
       </w:ins>
-      <w:r>
-        <w:t xml:space="preserve"> rates</w:t>
-      </w:r>
-      <w:commentRangeEnd w:id="46"/>
-      <w:r>
-        <w:rPr>
-          <w:rStyle w:val="af2"/>
-        </w:rPr>
-        <w:commentReference w:id="46"/>
-      </w:r>
-      <w:r>
-        <w:t xml:space="preserve"> in unadjusted models (</w:t>
-      </w:r>
-      <w:commentRangeStart w:id="48"/>
-      <w:r>
-        <w:t>β = 5.65</w:t>
-      </w:r>
-      <w:commentRangeEnd w:id="48"/>
+      <w:ins w:id="61" w:author="治輝 齋藤" w:date="2026-05-19T20:39:00Z" w16du:dateUtc="2026-05-19T11:39:00Z">
+        <w:r>
+          <w:t>fracture surgeries</w:t>
+        </w:r>
+        <w:commentRangeEnd w:id="58"/>
+        <w:r>
+          <w:rPr>
+            <w:rStyle w:val="af2"/>
+          </w:rPr>
+          <w:commentReference w:id="58"/>
+        </w:r>
+      </w:ins>
+      <w:r>
+        <w:t>. Prefecture-level terrain slope showed a hip-specific signal consistent with lateral-fall mechanisms</w:t>
+      </w:r>
+      <w:commentRangeStart w:id="62"/>
+      <w:r>
+        <w:t>, but inferential sensitivity at small ecological N warrants cautious interpretation</w:t>
+      </w:r>
+      <w:commentRangeEnd w:id="62"/>
       <w:r>
         <w:rPr>
           <w:rStyle w:val="af2"/>
           <w:sz w:val="24"/>
           <w:szCs w:val="24"/>
         </w:rPr>
-        <w:commentReference w:id="48"/>
-      </w:r>
-      <w:r>
-        <w:t xml:space="preserve">; 95% CI, 2.50–8.79; </w:t>
-      </w:r>
-      <w:r>
-        <w:rPr>
-          <w:i/>
-          <w:iCs/>
-        </w:rPr>
-        <w:t>p</w:t>
-      </w:r>
-      <w:r>
-        <w:t xml:space="preserve"> = 0.001)</w:t>
-      </w:r>
-      <w:ins w:id="49" w:author="治輝 齋藤" w:date="2026-05-19T21:18:00Z" w16du:dateUtc="2026-05-19T12:18:00Z">
+        <w:commentReference w:id="62"/>
+      </w:r>
+      <w:r>
+        <w:t>.</w:t>
+      </w:r>
+      <w:bookmarkStart w:id="63" w:name="conclusions"/>
+    </w:p>
+    <w:p>
+      <w:pPr>
+        <w:pStyle w:val="a0"/>
+        <w:spacing w:line="360" w:lineRule="auto"/>
+        <w:rPr>
+          <w:lang w:eastAsia="ja-JP"/>
+        </w:rPr>
+      </w:pPr>
+      <w:r>
+        <w:rPr>
+          <w:b/>
+          <w:bCs/>
+        </w:rPr>
+        <w:t>Keywords</w:t>
+      </w:r>
+      <w:r>
+        <w:t>: terrain</w:t>
+      </w:r>
+      <w:r>
+        <w:rPr>
+          <w:rFonts w:hint="eastAsia"/>
+          <w:lang w:eastAsia="ja-JP"/>
+        </w:rPr>
+        <w:t>;</w:t>
+      </w:r>
+      <w:r>
+        <w:t xml:space="preserve"> slope; hip</w:t>
+      </w:r>
+      <w:r>
+        <w:rPr>
+          <w:rFonts w:hint="eastAsia"/>
+          <w:lang w:eastAsia="ja-JP"/>
+        </w:rPr>
+        <w:t>;</w:t>
+      </w:r>
+      <w:r>
+        <w:t xml:space="preserve"> fracture; ecolog</w:t>
+      </w:r>
+      <w:r>
+        <w:rPr>
+          <w:rFonts w:hint="eastAsia"/>
+          <w:lang w:eastAsia="ja-JP"/>
+        </w:rPr>
+        <w:t>y</w:t>
+      </w:r>
+      <w:r>
+        <w:t xml:space="preserve">; Japan; </w:t>
+      </w:r>
+      <w:r>
+        <w:rPr>
+          <w:rFonts w:hint="eastAsia"/>
+          <w:lang w:eastAsia="ja-JP"/>
+        </w:rPr>
+        <w:t>epidemiology</w:t>
+      </w:r>
+    </w:p>
+    <w:p>
+      <w:pPr>
+        <w:spacing w:line="360" w:lineRule="auto"/>
+      </w:pPr>
+      <w:r>
+        <w:pict w14:anchorId="0BC1EF66">
+          <v:rect id="_x0000_i1028" style="width:0;height:1.5pt" o:hralign="center" o:hrstd="t" o:hr="t"/>
+        </w:pict>
+      </w:r>
+    </w:p>
+    <w:p>
+      <w:pPr>
+        <w:pStyle w:val="1"/>
+        <w:spacing w:line="360" w:lineRule="auto"/>
+      </w:pPr>
+      <w:bookmarkStart w:id="64" w:name="introduction"/>
+      <w:bookmarkEnd w:id="0"/>
+      <w:bookmarkEnd w:id="63"/>
+      <w:r>
+        <w:t>Introduction</w:t>
+      </w:r>
+    </w:p>
+    <w:p>
+      <w:pPr>
+        <w:pStyle w:val="FirstParagraph"/>
+        <w:spacing w:line="360" w:lineRule="auto"/>
+      </w:pPr>
+      <w:r>
+        <w:t>Hip fracture is a serious public health problem among older adults worldwide. In Japan, approximately 200,000 hip fractures occur annually, and this number is projected to increase with the ongoing demographic shift toward an aging society.</w:t>
+      </w:r>
+      <w:r>
+        <w:t xml:space="preserve"> [1, 2]</w:t>
+      </w:r>
+      <w:r>
+        <w:t xml:space="preserve"> Hip fracture leads to prolonged hospitalization, functional decline, institutionalization, and increased mortality, imposing a substantial burden on both individuals and the healthcare </w:t>
+      </w:r>
+      <w:proofErr w:type="gramStart"/>
+      <w:r>
+        <w:t>system.</w:t>
+      </w:r>
+      <w:r>
+        <w:t>[</w:t>
+      </w:r>
+      <w:proofErr w:type="gramEnd"/>
+      <w:r>
+        <w:t>1, 3]</w:t>
+      </w:r>
+      <w:r>
+        <w:t xml:space="preserve"> The acute care costs of hip fracture treatment in Japan reached approximately 1,000 billion yen ($989 million) in 2021, and this burden continues to escalate.</w:t>
+      </w:r>
+      <w:r>
+        <w:t xml:space="preserve"> [4, 5]</w:t>
+      </w:r>
+    </w:p>
+    <w:p>
+      <w:pPr>
+        <w:pStyle w:val="a0"/>
+        <w:spacing w:line="360" w:lineRule="auto"/>
+        <w:rPr>
+          <w:lang w:eastAsia="ja-JP"/>
+        </w:rPr>
+      </w:pPr>
+      <w:r>
+        <w:lastRenderedPageBreak/>
+        <w:t>Falls are the primary cause of hip fractures, accounting for more than 90% of cases.</w:t>
+      </w:r>
+      <w:r>
+        <w:t xml:space="preserve"> [6]</w:t>
+      </w:r>
+      <w:r>
+        <w:t xml:space="preserve"> Multiple risk factors for falls have been identified, including muscle weakness, impaired gait and balance, polypharmacy, and visual impairment.</w:t>
+      </w:r>
+      <w:r>
+        <w:t xml:space="preserve"> [7]</w:t>
+      </w:r>
+      <w:r>
+        <w:t xml:space="preserve"> Among environmental factors, home hazards such as slippery floors, steps, and inadequate lighting are well recognized.</w:t>
+      </w:r>
+      <w:r>
+        <w:t xml:space="preserve"> [8]</w:t>
+      </w:r>
+      <w:r>
+        <w:t xml:space="preserve"> However, broader environmental determinants of fall risk at the community level, such as outdoor terrain characteristics, have received limited attention despite their potential population-level impact.</w:t>
+      </w:r>
+      <w:r>
+        <w:t xml:space="preserve"> [9]</w:t>
+      </w:r>
+      <w:r>
+        <w:rPr>
+          <w:rFonts w:hint="eastAsia"/>
+          <w:lang w:eastAsia="ja-JP"/>
+        </w:rPr>
+        <w:t xml:space="preserve"> </w:t>
+      </w:r>
+    </w:p>
+    <w:p>
+      <w:pPr>
+        <w:pStyle w:val="a0"/>
+        <w:spacing w:line="360" w:lineRule="auto"/>
+      </w:pPr>
+      <w:r>
+        <w:t>Terrain slope is a plausible environmental determinant of fall-related fractures. Walking on inclined surfaces requires greater neuromuscular effort and alters biomechanics, increasing instability, particularly among older adults with impaired balance and reduced muscle strength.</w:t>
+      </w:r>
+      <w:r>
+        <w:t xml:space="preserve"> [10, 11]</w:t>
+      </w:r>
+      <w:r>
+        <w:t xml:space="preserve"> The control of body center of mass (</w:t>
+      </w:r>
+      <w:proofErr w:type="spellStart"/>
+      <w:r>
+        <w:t>CoM</w:t>
+      </w:r>
+      <w:proofErr w:type="spellEnd"/>
+      <w:r>
+        <w:t>) during inclined walking becomes increasingly challenging with age, as margin of stability (MoS) decreases and required coefficient of friction (RCOF) changes unpredictably on uneven terrain.</w:t>
+      </w:r>
+      <w:r>
+        <w:t xml:space="preserve"> [12, 13]</w:t>
+      </w:r>
+      <w:r>
+        <w:t xml:space="preserve"> Regions with steeper terrain may expose residents to greater fall risk during daily outdoor activities, including commuting and shopping. Japan’s varied topography—ranging from flat coastal plains to steep mountain foothills—provides a natural laboratory to test this hypothesis at a nationwide scale.</w:t>
+      </w:r>
+    </w:p>
+    <w:p>
+      <w:pPr>
+        <w:pStyle w:val="a0"/>
+        <w:spacing w:line="360" w:lineRule="auto"/>
+      </w:pPr>
+      <w:r>
+        <w:t>Previous studies have demonstrated that environmental terrain features are associated with physical activity levels and walking speed in community-dwelling older adults.</w:t>
+      </w:r>
+      <w:r>
+        <w:t xml:space="preserve"> [14]</w:t>
+      </w:r>
+      <w:r>
+        <w:t xml:space="preserve"> Walking speed is itself a powerful predictor of fracture risk</w:t>
+      </w:r>
+      <w:r>
+        <w:rPr>
+          <w:rFonts w:hint="eastAsia"/>
+          <w:lang w:eastAsia="ja-JP"/>
+        </w:rPr>
+        <w:t xml:space="preserve"> </w:t>
+      </w:r>
+      <w:r>
+        <w:rPr>
+          <w:lang w:eastAsia="ja-JP"/>
+        </w:rPr>
+        <w:t>[15, 16]</w:t>
+      </w:r>
+      <w:r>
+        <w:t xml:space="preserve"> and has been designated the “sixth vital sign.”</w:t>
+      </w:r>
+      <w:r>
+        <w:t xml:space="preserve"> </w:t>
+      </w:r>
+      <w:r>
+        <w:rPr>
+          <w:lang w:eastAsia="ja-JP"/>
+        </w:rPr>
+        <w:t>[17]</w:t>
+      </w:r>
+      <w:r>
+        <w:t xml:space="preserve"> Older adults walking on complex outdoor terrain unconsciously adopt cautious gait strategies, reducing step length and cadence, </w:t>
+      </w:r>
+      <w:commentRangeStart w:id="65"/>
+      <w:r>
+        <w:t>which may lead to chronic deconditioning and increased frailty</w:t>
+      </w:r>
+      <w:commentRangeEnd w:id="65"/>
+      <w:r>
+        <w:rPr>
+          <w:rStyle w:val="af2"/>
+          <w:sz w:val="24"/>
+          <w:szCs w:val="24"/>
+        </w:rPr>
+        <w:commentReference w:id="65"/>
+      </w:r>
+      <w:r>
+        <w:t>.</w:t>
+      </w:r>
+      <w:r>
+        <w:t xml:space="preserve"> </w:t>
+      </w:r>
+      <w:r>
+        <w:rPr>
+          <w:lang w:eastAsia="ja-JP"/>
+        </w:rPr>
+        <w:t>[18, 19]</w:t>
+      </w:r>
+      <w:r>
+        <w:t xml:space="preserve"> </w:t>
+      </w:r>
+      <w:commentRangeStart w:id="66"/>
+      <w:r>
+        <w:t xml:space="preserve">We therefore hypothesized that </w:t>
+      </w:r>
+      <w:ins w:id="67" w:author="治輝 齋藤" w:date="2026-05-19T20:40:00Z" w16du:dateUtc="2026-05-19T11:40:00Z">
+        <w:r>
+          <w:t>steeper</w:t>
+        </w:r>
+        <w:r>
+          <w:rPr>
+            <w:rFonts w:hint="eastAsia"/>
+            <w:lang w:eastAsia="ja-JP"/>
+          </w:rPr>
+          <w:t xml:space="preserve"> </w:t>
+        </w:r>
+      </w:ins>
+      <w:r>
+        <w:t xml:space="preserve">terrain slope may </w:t>
+      </w:r>
+      <w:del w:id="68" w:author="治輝 齋藤" w:date="2026-05-19T20:41:00Z" w16du:dateUtc="2026-05-19T11:41:00Z">
+        <w:r>
+          <w:delText>influence</w:delText>
+        </w:r>
+      </w:del>
+      <w:ins w:id="69" w:author="治輝 齋藤" w:date="2026-05-19T20:41:00Z" w16du:dateUtc="2026-05-19T11:41:00Z">
+        <w:r>
+          <w:t>be associated with higher prefecture-level</w:t>
+        </w:r>
+      </w:ins>
+      <w:r>
+        <w:t xml:space="preserve"> hip fracture</w:t>
+      </w:r>
+      <w:ins w:id="70" w:author="治輝 齋藤" w:date="2026-05-19T20:41:00Z" w16du:dateUtc="2026-05-19T11:41:00Z">
+        <w:r>
+          <w:rPr>
+            <w:rFonts w:hint="eastAsia"/>
+            <w:lang w:eastAsia="ja-JP"/>
+          </w:rPr>
+          <w:t xml:space="preserve"> </w:t>
+        </w:r>
+        <w:r>
+          <w:t>surgery</w:t>
+        </w:r>
+      </w:ins>
+      <w:r>
+        <w:t xml:space="preserve"> rates</w:t>
+      </w:r>
+      <w:ins w:id="71" w:author="治輝 齋藤" w:date="2026-05-19T20:41:00Z" w16du:dateUtc="2026-05-19T11:41:00Z">
+        <w:r>
+          <w:rPr>
+            <w:lang w:eastAsia="ja-JP"/>
+          </w:rPr>
+          <w:t xml:space="preserve">. We treated these rates as administrative proxies for population-level surgical burden after hip and femoral </w:t>
+        </w:r>
+        <w:r>
+          <w:rPr>
+            <w:lang w:eastAsia="ja-JP"/>
+          </w:rPr>
+          <w:lastRenderedPageBreak/>
+          <w:t>fractures. The association may reflect</w:t>
+        </w:r>
+      </w:ins>
+      <w:del w:id="72" w:author="治輝 齋藤" w:date="2026-05-19T20:42:00Z" w16du:dateUtc="2026-05-19T11:42:00Z">
+        <w:r>
+          <w:delText xml:space="preserve"> through</w:delText>
+        </w:r>
+      </w:del>
+      <w:r>
+        <w:t xml:space="preserve"> direct mechanical effects of inclined walking (direct pathway)</w:t>
+      </w:r>
+      <w:ins w:id="73" w:author="治輝 齋藤" w:date="2026-05-19T20:42:00Z" w16du:dateUtc="2026-05-19T11:42:00Z">
+        <w:r>
+          <w:rPr>
+            <w:rFonts w:hint="eastAsia"/>
+            <w:lang w:eastAsia="ja-JP"/>
+          </w:rPr>
+          <w:t xml:space="preserve">. </w:t>
+        </w:r>
+      </w:ins>
+      <w:del w:id="74" w:author="治輝 齋藤" w:date="2026-05-19T20:42:00Z" w16du:dateUtc="2026-05-19T11:42:00Z">
+        <w:r>
+          <w:delText xml:space="preserve"> and through its effect on</w:delText>
+        </w:r>
+      </w:del>
+      <w:ins w:id="75" w:author="治輝 齋藤" w:date="2026-05-19T20:42:00Z" w16du:dateUtc="2026-05-19T11:42:00Z">
+        <w:r>
+          <w:t>It may also relate to</w:t>
+        </w:r>
+      </w:ins>
+      <w:r>
+        <w:t xml:space="preserve"> walking capacity (indirect pathway)</w:t>
+      </w:r>
+      <w:commentRangeEnd w:id="66"/>
+      <w:r>
+        <w:rPr>
+          <w:rStyle w:val="af2"/>
+        </w:rPr>
+        <w:commentReference w:id="66"/>
+      </w:r>
+      <w:r>
+        <w:t>.</w:t>
+      </w:r>
+    </w:p>
+    <w:p>
+      <w:pPr>
+        <w:pStyle w:val="a0"/>
+        <w:spacing w:line="360" w:lineRule="auto"/>
+      </w:pPr>
+      <w:r>
+        <w:t xml:space="preserve">Despite these theoretical considerations, no nationwide study has examined the association between </w:t>
+      </w:r>
+      <w:commentRangeStart w:id="76"/>
+      <w:r>
+        <w:t>prefectural-level</w:t>
+      </w:r>
+      <w:commentRangeEnd w:id="76"/>
+      <w:r>
+        <w:rPr>
+          <w:rStyle w:val="af2"/>
+          <w:sz w:val="24"/>
+          <w:szCs w:val="24"/>
+        </w:rPr>
+        <w:commentReference w:id="76"/>
+      </w:r>
+      <w:r>
+        <w:t xml:space="preserve"> terrain slope and fracture surgery rates using population-based administrative data. International ecological studies from Norway (NOREPOS) and China (CHARLS) have demonstrated significant associations between high elevation, complex terrain, and elevated hip fracture risk,</w:t>
+      </w:r>
+      <w:r>
+        <w:t xml:space="preserve"> </w:t>
+      </w:r>
+      <w:r>
+        <w:rPr>
+          <w:lang w:eastAsia="ja-JP"/>
+        </w:rPr>
+        <w:t>[20, 21]</w:t>
+      </w:r>
+      <w:r>
+        <w:t xml:space="preserve"> but Japan-specific nationwide evidence has been lacking. The National Database (NDB) of Health Insurance Claims, released as open data by Japan’s Ministry of Health, </w:t>
+      </w:r>
+      <w:proofErr w:type="spellStart"/>
+      <w:r>
+        <w:t>Labour</w:t>
+      </w:r>
+      <w:proofErr w:type="spellEnd"/>
+      <w:r>
+        <w:t xml:space="preserve"> and Welfare, provides a unique opportunity to assess fracture surgery rates across all 47 Japanese prefectures. Combined with digital elevation model (DEM) data from the Geospatial Information Authority of Japan, this ecological approach enables the first nationwide quantitative assessment of the </w:t>
+      </w:r>
+      <w:commentRangeStart w:id="77"/>
+      <w:r>
+        <w:t>terrain–fracture</w:t>
+      </w:r>
+      <w:ins w:id="78" w:author="治輝 齋藤" w:date="2026-05-19T20:43:00Z" w16du:dateUtc="2026-05-19T11:43:00Z">
+        <w:r>
+          <w:rPr>
+            <w:rFonts w:hint="eastAsia"/>
+            <w:lang w:eastAsia="ja-JP"/>
+          </w:rPr>
+          <w:t xml:space="preserve"> </w:t>
+        </w:r>
+        <w:r>
+          <w:rPr>
+            <w:lang w:eastAsia="ja-JP"/>
+          </w:rPr>
+          <w:t>surgery</w:t>
+        </w:r>
+      </w:ins>
+      <w:r>
+        <w:t xml:space="preserve"> relationship</w:t>
+      </w:r>
+      <w:commentRangeEnd w:id="77"/>
+      <w:r>
+        <w:rPr>
+          <w:rStyle w:val="af2"/>
+        </w:rPr>
+        <w:commentReference w:id="77"/>
+      </w:r>
+      <w:r>
+        <w:t xml:space="preserve"> in Japan.</w:t>
+      </w:r>
+    </w:p>
+    <w:p>
+      <w:pPr>
+        <w:pStyle w:val="a0"/>
+        <w:spacing w:line="360" w:lineRule="auto"/>
+      </w:pPr>
+      <w:commentRangeStart w:id="79"/>
+      <w:r>
+        <w:t xml:space="preserve">In this study, we examined whether terrain slope was associated with hip fracture surgery rates </w:t>
+      </w:r>
+      <w:del w:id="80" w:author="治輝 齋藤" w:date="2026-05-19T20:45:00Z" w16du:dateUtc="2026-05-19T11:45:00Z">
+        <w:r>
+          <w:delText>at the prefectural level, independent of</w:delText>
+        </w:r>
+      </w:del>
+      <w:ins w:id="81" w:author="治輝 齋藤" w:date="2026-05-19T20:45:00Z" w16du:dateUtc="2026-05-19T11:45:00Z">
+        <w:r>
+          <w:t>across prefectures. We adjusted for</w:t>
+        </w:r>
+      </w:ins>
+      <w:r>
+        <w:t xml:space="preserve"> aging rate</w:t>
+      </w:r>
+      <w:ins w:id="82" w:author="治輝 齋藤" w:date="2026-05-19T20:45:00Z" w16du:dateUtc="2026-05-19T11:45:00Z">
+        <w:r>
+          <w:rPr>
+            <w:rFonts w:hint="eastAsia"/>
+            <w:lang w:eastAsia="ja-JP"/>
+          </w:rPr>
+          <w:t>,</w:t>
+        </w:r>
+      </w:ins>
+      <w:r>
+        <w:t xml:space="preserve"> </w:t>
+      </w:r>
+      <w:del w:id="83" w:author="治輝 齋藤" w:date="2026-05-19T20:45:00Z" w16du:dateUtc="2026-05-19T11:45:00Z">
+        <w:r>
+          <w:delText>and</w:delText>
+        </w:r>
+      </w:del>
+      <w:ins w:id="84" w:author="治輝 齋藤" w:date="2026-05-19T20:45:00Z" w16du:dateUtc="2026-05-19T11:45:00Z">
+        <w:r>
+          <w:rPr>
+            <w:rFonts w:hint="eastAsia"/>
+            <w:lang w:eastAsia="ja-JP"/>
+          </w:rPr>
+          <w:t>fast</w:t>
+        </w:r>
+      </w:ins>
+      <w:r>
+        <w:t xml:space="preserve"> walking </w:t>
+      </w:r>
+      <w:del w:id="85" w:author="治輝 齋藤" w:date="2026-05-19T20:45:00Z" w16du:dateUtc="2026-05-19T11:45:00Z">
+        <w:r>
+          <w:delText>speed</w:delText>
+        </w:r>
+      </w:del>
+      <w:ins w:id="86" w:author="治輝 齋藤" w:date="2026-05-19T20:45:00Z" w16du:dateUtc="2026-05-19T11:45:00Z">
+        <w:r>
+          <w:rPr>
+            <w:rFonts w:hint="eastAsia"/>
+            <w:lang w:eastAsia="ja-JP"/>
+          </w:rPr>
+          <w:t>rate</w:t>
+        </w:r>
+      </w:ins>
+      <w:r>
+        <w:t xml:space="preserve">, </w:t>
+      </w:r>
+      <w:ins w:id="87" w:author="治輝 齋藤" w:date="2026-05-19T20:46:00Z" w16du:dateUtc="2026-05-19T11:46:00Z">
+        <w:r>
+          <w:t>and population density</w:t>
+        </w:r>
+        <w:r>
+          <w:rPr>
+            <w:rFonts w:hint="eastAsia"/>
+            <w:lang w:eastAsia="ja-JP"/>
+          </w:rPr>
+          <w:t xml:space="preserve"> </w:t>
+        </w:r>
+      </w:ins>
+      <w:r>
+        <w:t>using nationwide administrative and geospatial data.</w:t>
+      </w:r>
+      <w:ins w:id="88" w:author="治輝 齋藤" w:date="2026-05-19T20:46:00Z" w16du:dateUtc="2026-05-19T11:46:00Z">
+        <w:r>
+          <w:t xml:space="preserve"> NDB Open Data provide procedure counts, not fracture incidence. We therefore interpreted prefecture-level surgery rates as administrative proxies for fracture-related surgical burden. Not all fractures receive surgery, and operative thresholds may vary across regions.</w:t>
+        </w:r>
+      </w:ins>
+      <w:commentRangeEnd w:id="79"/>
+      <w:ins w:id="89" w:author="治輝 齋藤" w:date="2026-05-19T20:47:00Z" w16du:dateUtc="2026-05-19T11:47:00Z">
+        <w:r>
+          <w:rPr>
+            <w:rStyle w:val="af2"/>
+          </w:rPr>
+          <w:commentReference w:id="79"/>
+        </w:r>
+      </w:ins>
+    </w:p>
+    <w:p>
+      <w:pPr>
+        <w:spacing w:line="360" w:lineRule="auto"/>
+      </w:pPr>
+      <w:r>
+        <w:pict w14:anchorId="2A09CD22">
+          <v:rect id="_x0000_i1029" style="width:0;height:1.5pt" o:hralign="center" o:hrstd="t" o:hr="t"/>
+        </w:pict>
+      </w:r>
+    </w:p>
+    <w:p>
+      <w:pPr>
+        <w:pStyle w:val="1"/>
+        <w:spacing w:line="360" w:lineRule="auto"/>
+      </w:pPr>
+      <w:bookmarkStart w:id="90" w:name="methods-1"/>
+      <w:bookmarkEnd w:id="64"/>
+      <w:r>
+        <w:lastRenderedPageBreak/>
+        <w:t>Methods</w:t>
+      </w:r>
+    </w:p>
+    <w:p>
+      <w:pPr>
+        <w:pStyle w:val="2"/>
+        <w:spacing w:line="360" w:lineRule="auto"/>
+      </w:pPr>
+      <w:bookmarkStart w:id="91" w:name="study-design"/>
+      <w:r>
+        <w:t>1. Study Design</w:t>
+      </w:r>
+    </w:p>
+    <w:p>
+      <w:pPr>
+        <w:pStyle w:val="FirstParagraph"/>
+        <w:spacing w:line="360" w:lineRule="auto"/>
+      </w:pPr>
+      <w:r>
+        <w:t>We conducted a nationwide ecological study in which the Japanese prefecture (N = 47) served as the unit of analysis. Prefecture-level aggregate data were used because individual-level geospatial information is not available from NDB Open Data. The study period was fiscal year 2021 (April 2021 through March 2022).</w:t>
+      </w:r>
+    </w:p>
+    <w:p>
+      <w:pPr>
+        <w:pStyle w:val="2"/>
+        <w:spacing w:line="360" w:lineRule="auto"/>
+      </w:pPr>
+      <w:bookmarkStart w:id="92" w:name="outcome-fracture-surgery-rates"/>
+      <w:bookmarkEnd w:id="91"/>
+      <w:r>
+        <w:t>2. Outcome: Fracture Surgery Rates</w:t>
+      </w:r>
+    </w:p>
+    <w:p>
+      <w:pPr>
+        <w:pStyle w:val="FirstParagraph"/>
+        <w:spacing w:line="360" w:lineRule="auto"/>
+      </w:pPr>
+      <w:commentRangeStart w:id="93"/>
+      <w:del w:id="94" w:author="治輝 齋藤" w:date="2026-05-19T20:48:00Z" w16du:dateUtc="2026-05-19T11:48:00Z">
+        <w:r>
+          <w:delText>Fracture</w:delText>
+        </w:r>
+      </w:del>
+      <w:ins w:id="95" w:author="治輝 齋藤" w:date="2026-05-19T20:48:00Z" w16du:dateUtc="2026-05-19T11:48:00Z">
+        <w:r>
+          <w:t>We obtained fracture</w:t>
+        </w:r>
+      </w:ins>
+      <w:r>
+        <w:t xml:space="preserve"> surgery rates</w:t>
+      </w:r>
+      <w:del w:id="96" w:author="治輝 齋藤" w:date="2026-05-19T20:49:00Z" w16du:dateUtc="2026-05-19T11:49:00Z">
+        <w:r>
+          <w:delText xml:space="preserve"> were derived</w:delText>
+        </w:r>
+      </w:del>
+      <w:r>
+        <w:t xml:space="preserve"> from the 10th NDB Open Data (released </w:t>
+      </w:r>
+      <w:ins w:id="97" w:author="治輝 齋藤" w:date="2026-05-19T20:49:00Z" w16du:dateUtc="2026-05-19T11:49:00Z">
+        <w:r>
+          <w:rPr>
+            <w:rFonts w:hint="eastAsia"/>
+            <w:lang w:eastAsia="ja-JP"/>
+          </w:rPr>
+          <w:t>30 May 2025</w:t>
+        </w:r>
+      </w:ins>
+      <w:del w:id="98" w:author="治輝 齋藤" w:date="2026-05-19T20:49:00Z" w16du:dateUtc="2026-05-19T11:49:00Z">
+        <w:r>
+          <w:delText>2023</w:delText>
+        </w:r>
+      </w:del>
+      <w:r>
+        <w:t>)</w:t>
+      </w:r>
+      <w:ins w:id="99" w:author="治輝 齋藤" w:date="2026-05-19T20:49:00Z" w16du:dateUtc="2026-05-19T11:49:00Z">
         <w:r>
           <w:rPr>
             <w:rFonts w:hint="eastAsia"/>
@@ -553,66 +1306,82 @@
           <w:t>.</w:t>
         </w:r>
       </w:ins>
-      <w:del w:id="50" w:author="治輝 齋藤" w:date="2026-05-19T21:18:00Z" w16du:dateUtc="2026-05-19T12:18:00Z">
-        <w:r>
-          <w:delText xml:space="preserve"> and</w:delText>
+      <w:del w:id="100" w:author="治輝 齋藤" w:date="2026-05-19T20:49:00Z" w16du:dateUtc="2026-05-19T11:49:00Z">
+        <w:r>
+          <w:delText>,</w:delText>
         </w:r>
       </w:del>
-      <w:ins w:id="51" w:author="治輝 齋藤" w:date="2026-05-19T21:18:00Z" w16du:dateUtc="2026-05-19T12:18:00Z">
-        <w:r>
-          <w:t>After covariate adjustment</w:t>
+      <w:del w:id="101" w:author="治輝 齋藤" w:date="2026-05-19T20:50:00Z" w16du:dateUtc="2026-05-19T11:50:00Z">
+        <w:r>
+          <w:delText xml:space="preserve"> which contains</w:delText>
+        </w:r>
+      </w:del>
+      <w:ins w:id="102" w:author="治輝 齋藤" w:date="2026-05-19T20:50:00Z" w16du:dateUtc="2026-05-19T11:50:00Z">
+        <w:r>
+          <w:t xml:space="preserve"> This release reports</w:t>
         </w:r>
       </w:ins>
-      <w:del w:id="52" w:author="治輝 齋藤" w:date="2026-05-19T21:19:00Z" w16du:dateUtc="2026-05-19T12:19:00Z">
-        <w:r>
-          <w:delText xml:space="preserve"> </w:delText>
-        </w:r>
-        <w:commentRangeStart w:id="53"/>
-        <w:r>
-          <w:delText>in adjusted models</w:delText>
+      <w:r>
+        <w:t xml:space="preserve"> prefecture-level </w:t>
+      </w:r>
+      <w:del w:id="103" w:author="治輝 齋藤" w:date="2026-05-19T20:50:00Z" w16du:dateUtc="2026-05-19T11:50:00Z">
+        <w:r>
+          <w:delText>counts of medical procedures</w:delText>
         </w:r>
       </w:del>
-      <w:ins w:id="54" w:author="治輝 齋藤" w:date="2026-05-19T21:19:00Z" w16du:dateUtc="2026-05-19T12:19:00Z">
-        <w:r>
-          <w:rPr>
-            <w:rFonts w:hint="eastAsia"/>
-            <w:lang w:eastAsia="ja-JP"/>
-          </w:rPr>
-          <w:t xml:space="preserve">, </w:t>
-        </w:r>
-        <w:r>
-          <w:rPr>
-            <w:lang w:eastAsia="ja-JP"/>
-          </w:rPr>
-          <w:t>the association remained positive</w:t>
+      <w:ins w:id="104" w:author="治輝 齋藤" w:date="2026-05-19T20:50:00Z" w16du:dateUtc="2026-05-19T11:50:00Z">
+        <w:r>
+          <w:t>procedure counts</w:t>
         </w:r>
       </w:ins>
-      <w:r>
-        <w:t xml:space="preserve"> with conventional standard errors</w:t>
-      </w:r>
-      <w:commentRangeEnd w:id="53"/>
-      <w:r>
-        <w:rPr>
-          <w:rStyle w:val="af2"/>
-          <w:sz w:val="24"/>
-          <w:szCs w:val="24"/>
-        </w:rPr>
-        <w:commentReference w:id="53"/>
-      </w:r>
-      <w:r>
-        <w:t xml:space="preserve"> (β = 3.49; 95% CI, 0.11–6.86; </w:t>
-      </w:r>
-      <w:r>
-        <w:rPr>
-          <w:i/>
-          <w:iCs/>
-        </w:rPr>
-        <w:t>p</w:t>
-      </w:r>
-      <w:r>
-        <w:t xml:space="preserve"> = 0.043)</w:t>
-      </w:r>
-      <w:ins w:id="55" w:author="治輝 齋藤" w:date="2026-05-19T21:19:00Z" w16du:dateUtc="2026-05-19T12:19:00Z">
+      <w:del w:id="105" w:author="治輝 齋藤" w:date="2026-05-19T20:52:00Z" w16du:dateUtc="2026-05-19T11:52:00Z">
+        <w:r>
+          <w:delText xml:space="preserve"> claimed</w:delText>
+        </w:r>
+      </w:del>
+      <w:ins w:id="106" w:author="治輝 齋藤" w:date="2026-05-19T20:52:00Z" w16du:dateUtc="2026-05-19T11:52:00Z">
+        <w:r>
+          <w:t xml:space="preserve"> from Reiwa 5 fiscal year claims (April 2023 through March 2024)</w:t>
+        </w:r>
+      </w:ins>
+      <w:r>
+        <w:t xml:space="preserve"> under the national health insurance system. We extracted </w:t>
+      </w:r>
+      <w:del w:id="107" w:author="治輝 齋藤" w:date="2026-05-19T20:52:00Z" w16du:dateUtc="2026-05-19T11:52:00Z">
+        <w:r>
+          <w:delText xml:space="preserve">claims for </w:delText>
+        </w:r>
+      </w:del>
+      <w:r>
+        <w:t xml:space="preserve">three </w:t>
+      </w:r>
+      <w:ins w:id="108" w:author="治輝 齋藤" w:date="2026-05-19T20:52:00Z" w16du:dateUtc="2026-05-19T11:52:00Z">
+        <w:r>
+          <w:t>site-specific</w:t>
+        </w:r>
+      </w:ins>
+      <w:del w:id="109" w:author="治輝 齋藤" w:date="2026-05-19T20:52:00Z" w16du:dateUtc="2026-05-19T11:52:00Z">
+        <w:r>
+          <w:delText>fracture surgery</w:delText>
+        </w:r>
+      </w:del>
+      <w:r>
+        <w:t xml:space="preserve"> categories: (1) hip (femur) fracture surgery, (2) humerus fracture surgery, and (3) forearm fracture surgery. </w:t>
+      </w:r>
+      <w:ins w:id="110" w:author="治輝 齋藤" w:date="2026-05-19T20:53:00Z" w16du:dateUtc="2026-05-19T11:53:00Z">
+        <w:r>
+          <w:t>We defined total fracture surgery rate as the sum of these three site-specific counts</w:t>
+        </w:r>
+      </w:ins>
+      <w:del w:id="111" w:author="治輝 齋藤" w:date="2026-05-19T20:53:00Z" w16du:dateUtc="2026-05-19T11:53:00Z">
+        <w:r>
+          <w:delText>Rates were calculated</w:delText>
+        </w:r>
+      </w:del>
+      <w:r>
+        <w:t xml:space="preserve"> per 100,000 population</w:t>
+      </w:r>
+      <w:ins w:id="112" w:author="治輝 齋藤" w:date="2026-05-19T20:53:00Z" w16du:dateUtc="2026-05-19T11:53:00Z">
         <w:r>
           <w:rPr>
             <w:rFonts w:hint="eastAsia"/>
@@ -621,647 +1390,132 @@
           <w:t>.</w:t>
         </w:r>
       </w:ins>
-      <w:del w:id="56" w:author="治輝 齋藤" w:date="2026-05-19T21:19:00Z" w16du:dateUtc="2026-05-19T12:19:00Z">
-        <w:r>
-          <w:delText>;</w:delText>
+      <w:r>
+        <w:t xml:space="preserve"> </w:t>
+      </w:r>
+      <w:ins w:id="113" w:author="治輝 齋藤" w:date="2026-05-19T20:53:00Z" w16du:dateUtc="2026-05-19T11:53:00Z">
+        <w:r>
+          <w:t>We divided counts by</w:t>
+        </w:r>
+      </w:ins>
+      <w:del w:id="114" w:author="治輝 齋藤" w:date="2026-05-19T20:53:00Z" w16du:dateUtc="2026-05-19T11:53:00Z">
+        <w:r>
+          <w:delText>using population estimates from the</w:delText>
         </w:r>
       </w:del>
       <w:r>
-        <w:t xml:space="preserve"> HC3 and bootstrap intervals for the slope coefficient were borderline at N = 47. </w:t>
-      </w:r>
-      <w:ins w:id="57" w:author="治輝 齋藤" w:date="2026-05-19T21:20:00Z" w16du:dateUtc="2026-05-19T12:20:00Z">
-        <w:r>
-          <w:rPr>
-            <w:rFonts w:hint="eastAsia"/>
-            <w:lang w:eastAsia="ja-JP"/>
-          </w:rPr>
-          <w:t xml:space="preserve">We found </w:t>
-        </w:r>
-      </w:ins>
-      <w:del w:id="58" w:author="治輝 齋藤" w:date="2026-05-19T21:20:00Z" w16du:dateUtc="2026-05-19T12:20:00Z">
-        <w:r>
-          <w:delText>N</w:delText>
-        </w:r>
-      </w:del>
-      <w:ins w:id="59" w:author="治輝 齋藤" w:date="2026-05-19T21:20:00Z" w16du:dateUtc="2026-05-19T12:20:00Z">
-        <w:r>
-          <w:rPr>
-            <w:rFonts w:hint="eastAsia"/>
-            <w:lang w:eastAsia="ja-JP"/>
-          </w:rPr>
-          <w:t>n</w:t>
-        </w:r>
-      </w:ins>
-      <w:r>
-        <w:t xml:space="preserve">o associations </w:t>
-      </w:r>
-      <w:del w:id="60" w:author="治輝 齋藤" w:date="2026-05-19T21:20:00Z" w16du:dateUtc="2026-05-19T12:20:00Z">
-        <w:r>
-          <w:delText xml:space="preserve">were observed </w:delText>
-        </w:r>
-      </w:del>
-      <w:r>
-        <w:t xml:space="preserve">for humerus or </w:t>
-      </w:r>
-      <w:commentRangeStart w:id="61"/>
-      <w:r>
-        <w:t>forearm</w:t>
-      </w:r>
-      <w:del w:id="62" w:author="治輝 齋藤" w:date="2026-05-19T20:39:00Z" w16du:dateUtc="2026-05-19T11:39:00Z">
-        <w:r>
-          <w:delText xml:space="preserve"> fractures</w:delText>
-        </w:r>
-      </w:del>
-      <w:ins w:id="63" w:author="治輝 齋藤" w:date="2026-05-19T21:19:00Z" w16du:dateUtc="2026-05-19T12:19:00Z">
-        <w:r>
-          <w:rPr>
-            <w:rFonts w:hint="eastAsia"/>
-            <w:lang w:eastAsia="ja-JP"/>
-          </w:rPr>
-          <w:t xml:space="preserve"> </w:t>
-        </w:r>
-      </w:ins>
-      <w:ins w:id="64" w:author="治輝 齋藤" w:date="2026-05-19T20:39:00Z" w16du:dateUtc="2026-05-19T11:39:00Z">
-        <w:r>
-          <w:t>fracture surgeries</w:t>
-        </w:r>
-        <w:commentRangeEnd w:id="61"/>
+        <w:t xml:space="preserve"> 2020 National Census</w:t>
+      </w:r>
+      <w:ins w:id="115" w:author="治輝 齋藤" w:date="2026-05-19T20:54:00Z" w16du:dateUtc="2026-05-19T11:54:00Z">
+        <w:r>
+          <w:t xml:space="preserve"> population to obtain annual rates per 100,000. We interpreted these rates as administrative proxies for surgical burden rather than as unbiased measures of fracture incidence</w:t>
+        </w:r>
+        <w:commentRangeEnd w:id="93"/>
         <w:r>
           <w:rPr>
             <w:rStyle w:val="af2"/>
           </w:rPr>
-          <w:commentReference w:id="61"/>
+          <w:commentReference w:id="93"/>
         </w:r>
       </w:ins>
       <w:r>
-        <w:t>. Prefecture-level terrain slope showed a hip-specific signal consistent with lateral-fall mechanisms</w:t>
-      </w:r>
-      <w:commentRangeStart w:id="65"/>
-      <w:r>
-        <w:t>, but inferential sensitivity at small ecological N warrants cautious interpretation</w:t>
-      </w:r>
-      <w:commentRangeEnd w:id="65"/>
+        <w:t>.</w:t>
+      </w:r>
+    </w:p>
+    <w:p>
+      <w:pPr>
+        <w:pStyle w:val="2"/>
+        <w:spacing w:line="360" w:lineRule="auto"/>
+      </w:pPr>
+      <w:bookmarkStart w:id="116" w:name="exposure-terrain-slope"/>
+      <w:bookmarkEnd w:id="92"/>
+      <w:r>
+        <w:t>3. Exposure: Terrain Slope</w:t>
+      </w:r>
+    </w:p>
+    <w:p>
+      <w:pPr>
+        <w:pStyle w:val="FirstParagraph"/>
+        <w:spacing w:line="360" w:lineRule="auto"/>
+      </w:pPr>
+      <w:r>
+        <w:t xml:space="preserve">Terrain slope was calculated from a 10-m resolution digital elevation model (DEM) provided by the Geospatial Information Authority of Japan (Fundamental Geospatial Data). For each prefecture, the slope angle (degrees) was computed as the arctangent of the maximum rate of elevation change between each grid cell and its </w:t>
+      </w:r>
+      <w:r>
+        <w:lastRenderedPageBreak/>
+        <w:t>eight neighbors. We computed a habitable-area-weighted mean slope, in which each grid cell was weighted by an indicator of whether the land is classified as habitable (i.e., residential, agricultural, or commercial zones), following established methods for quantifying topographic exposure of residential populations.</w:t>
+      </w:r>
+      <w:r>
+        <w:t xml:space="preserve"> [10]</w:t>
+      </w:r>
+    </w:p>
+    <w:p>
+      <w:pPr>
+        <w:pStyle w:val="2"/>
+        <w:spacing w:line="360" w:lineRule="auto"/>
+      </w:pPr>
+      <w:bookmarkStart w:id="117" w:name="covariate-walking-speed"/>
+      <w:bookmarkEnd w:id="116"/>
+      <w:r>
+        <w:t>4. Covariate: Walking Speed</w:t>
+      </w:r>
+    </w:p>
+    <w:p>
+      <w:pPr>
+        <w:pStyle w:val="FirstParagraph"/>
+        <w:spacing w:line="360" w:lineRule="auto"/>
+      </w:pPr>
+      <w:r>
+        <w:t>The proportion of individuals who reported walking fast (fast walking rate, %) was derived from the NDB Specific Health Checkup (</w:t>
+      </w:r>
+      <w:proofErr w:type="spellStart"/>
+      <w:r>
+        <w:t>Tokutei</w:t>
+      </w:r>
+      <w:proofErr w:type="spellEnd"/>
+      <w:r>
+        <w:t xml:space="preserve"> Kenko </w:t>
+      </w:r>
+      <w:proofErr w:type="spellStart"/>
+      <w:r>
+        <w:t>Shinsa</w:t>
+      </w:r>
+      <w:proofErr w:type="spellEnd"/>
+      <w:r>
+        <w:t>) questionnaire administered as part of the national annual health screening program. Participants aged 40–74 years responded to a question on habitual walking speed, and we calculated the prefecture-level proportion of respondents who reported “fast” walking.</w:t>
+      </w:r>
+    </w:p>
+    <w:p>
+      <w:pPr>
+        <w:pStyle w:val="2"/>
+        <w:spacing w:line="360" w:lineRule="auto"/>
+      </w:pPr>
+      <w:bookmarkStart w:id="118" w:name="additional-covariates"/>
+      <w:bookmarkEnd w:id="117"/>
+      <w:r>
+        <w:t>5. Additional Covariates</w:t>
+      </w:r>
+    </w:p>
+    <w:p>
+      <w:pPr>
+        <w:pStyle w:val="FirstParagraph"/>
+        <w:spacing w:line="360" w:lineRule="auto"/>
+      </w:pPr>
+      <w:commentRangeStart w:id="119"/>
+      <w:r>
+        <w:t>Aging rate</w:t>
+      </w:r>
+      <w:commentRangeEnd w:id="119"/>
       <w:r>
         <w:rPr>
           <w:rStyle w:val="af2"/>
           <w:sz w:val="24"/>
           <w:szCs w:val="24"/>
         </w:rPr>
-        <w:commentReference w:id="65"/>
-      </w:r>
-      <w:r>
-        <w:t>.</w:t>
-      </w:r>
-      <w:bookmarkStart w:id="66" w:name="conclusions"/>
-    </w:p>
-    <w:p>
-      <w:pPr>
-        <w:pStyle w:val="a0"/>
-        <w:spacing w:line="360" w:lineRule="auto"/>
-        <w:rPr>
-          <w:lang w:eastAsia="ja-JP"/>
-        </w:rPr>
-      </w:pPr>
-      <w:r>
-        <w:rPr>
-          <w:b/>
-          <w:bCs/>
-        </w:rPr>
-        <w:t>Keywords</w:t>
-      </w:r>
-      <w:r>
-        <w:t>: terrain</w:t>
-      </w:r>
-      <w:r>
-        <w:rPr>
-          <w:rFonts w:hint="eastAsia"/>
-          <w:lang w:eastAsia="ja-JP"/>
-        </w:rPr>
-        <w:t>;</w:t>
-      </w:r>
-      <w:r>
-        <w:t xml:space="preserve"> slope; hip</w:t>
-      </w:r>
-      <w:r>
-        <w:rPr>
-          <w:rFonts w:hint="eastAsia"/>
-          <w:lang w:eastAsia="ja-JP"/>
-        </w:rPr>
-        <w:t>;</w:t>
-      </w:r>
-      <w:r>
-        <w:t xml:space="preserve"> fracture; ecolog</w:t>
-      </w:r>
-      <w:r>
-        <w:rPr>
-          <w:rFonts w:hint="eastAsia"/>
-          <w:lang w:eastAsia="ja-JP"/>
-        </w:rPr>
-        <w:t>y</w:t>
-      </w:r>
-      <w:r>
-        <w:t xml:space="preserve">; Japan; </w:t>
-      </w:r>
-      <w:r>
-        <w:rPr>
-          <w:rFonts w:hint="eastAsia"/>
-          <w:lang w:eastAsia="ja-JP"/>
-        </w:rPr>
-        <w:t>epidemiology</w:t>
-      </w:r>
-    </w:p>
-    <w:p>
-      <w:pPr>
-        <w:spacing w:line="360" w:lineRule="auto"/>
-      </w:pPr>
-      <w:r>
-        <w:pict w14:anchorId="0BC1EF66">
-          <v:rect id="_x0000_i1028" style="width:0;height:1.5pt" o:hralign="center" o:hrstd="t" o:hr="t"/>
-        </w:pict>
-      </w:r>
-    </w:p>
-    <w:p>
-      <w:pPr>
-        <w:pStyle w:val="1"/>
-        <w:spacing w:line="360" w:lineRule="auto"/>
-      </w:pPr>
-      <w:bookmarkStart w:id="67" w:name="introduction"/>
-      <w:bookmarkEnd w:id="0"/>
-      <w:bookmarkEnd w:id="66"/>
-      <w:r>
-        <w:t>Introduction</w:t>
-      </w:r>
-    </w:p>
-    <w:p>
-      <w:pPr>
-        <w:pStyle w:val="FirstParagraph"/>
-        <w:spacing w:line="360" w:lineRule="auto"/>
-      </w:pPr>
-      <w:r>
-        <w:t>Hip fracture is a serious public health problem among older adults worldwide. In Japan, approximately 200,000 hip fractures occur annually, and this number is projected to increase with the ongoing demographic shift toward an aging society.</w:t>
-      </w:r>
-      <w:r>
-        <w:t xml:space="preserve"> [1, 2]</w:t>
-      </w:r>
-      <w:r>
-        <w:t xml:space="preserve"> Hip fracture leads to prolonged hospitalization, functional decline, institutionalization, and increased mortality, imposing a substantial burden on both individuals and the healthcare </w:t>
-      </w:r>
-      <w:proofErr w:type="gramStart"/>
-      <w:r>
-        <w:t>system.</w:t>
-      </w:r>
-      <w:r>
-        <w:t>[</w:t>
-      </w:r>
-      <w:proofErr w:type="gramEnd"/>
-      <w:r>
-        <w:t>1, 3]</w:t>
-      </w:r>
-      <w:r>
-        <w:t xml:space="preserve"> The acute care costs of hip fracture treatment in Japan reached approximately 1,000 billion yen ($989 million) in 2021, and this burden continues to escalate.</w:t>
-      </w:r>
-      <w:r>
-        <w:t xml:space="preserve"> [4, 5]</w:t>
-      </w:r>
-    </w:p>
-    <w:p>
-      <w:pPr>
-        <w:pStyle w:val="a0"/>
-        <w:spacing w:line="360" w:lineRule="auto"/>
-        <w:rPr>
-          <w:lang w:eastAsia="ja-JP"/>
-        </w:rPr>
-      </w:pPr>
-      <w:r>
-        <w:lastRenderedPageBreak/>
-        <w:t>Falls are the primary cause of hip fractures, accounting for more than 90% of cases.</w:t>
-      </w:r>
-      <w:r>
-        <w:t xml:space="preserve"> [6]</w:t>
-      </w:r>
-      <w:r>
-        <w:t xml:space="preserve"> Multiple risk factors for falls have been identified, including muscle weakness, impaired gait and balance, polypharmacy, and visual impairment.</w:t>
-      </w:r>
-      <w:r>
-        <w:t xml:space="preserve"> [7]</w:t>
-      </w:r>
-      <w:r>
-        <w:t xml:space="preserve"> Among environmental factors, home hazards such as slippery floors, steps, and inadequate lighting are well recognized.</w:t>
-      </w:r>
-      <w:r>
-        <w:t xml:space="preserve"> [8]</w:t>
-      </w:r>
-      <w:r>
-        <w:t xml:space="preserve"> However, broader environmental determinants of fall risk at the community level, such as outdoor terrain characteristics, have received limited attention despite their potential population-level impact.</w:t>
-      </w:r>
-      <w:r>
-        <w:t xml:space="preserve"> [9]</w:t>
-      </w:r>
-      <w:r>
-        <w:rPr>
-          <w:rFonts w:hint="eastAsia"/>
-          <w:lang w:eastAsia="ja-JP"/>
-        </w:rPr>
-        <w:t xml:space="preserve"> </w:t>
-      </w:r>
-    </w:p>
-    <w:p>
-      <w:pPr>
-        <w:pStyle w:val="a0"/>
-        <w:spacing w:line="360" w:lineRule="auto"/>
-      </w:pPr>
-      <w:r>
-        <w:t>Terrain slope is a plausible environmental determinant of fall-related fractures. Walking on inclined surfaces requires greater neuromuscular effort and alters biomechanics, increasing instability, particularly among older adults with impaired balance and reduced muscle strength.</w:t>
-      </w:r>
-      <w:r>
-        <w:t xml:space="preserve"> [10, 11]</w:t>
-      </w:r>
-      <w:r>
-        <w:t xml:space="preserve"> The control of body center of mass (</w:t>
-      </w:r>
-      <w:proofErr w:type="spellStart"/>
-      <w:r>
-        <w:t>CoM</w:t>
-      </w:r>
-      <w:proofErr w:type="spellEnd"/>
-      <w:r>
-        <w:t>) during inclined walking becomes increasingly challenging with age, as margin of stability (MoS) decreases and required coefficient of friction (RCOF) changes unpredictably on uneven terrain.</w:t>
-      </w:r>
-      <w:r>
-        <w:t xml:space="preserve"> [12, 13]</w:t>
-      </w:r>
-      <w:r>
-        <w:t xml:space="preserve"> Regions with steeper terrain may expose residents to greater fall risk during daily outdoor activities, including commuting and shopping. Japan’s varied topography—ranging from flat coastal plains to steep mountain foothills—provides a natural laboratory to test this hypothesis at a nationwide scale.</w:t>
-      </w:r>
-    </w:p>
-    <w:p>
-      <w:pPr>
-        <w:pStyle w:val="a0"/>
-        <w:spacing w:line="360" w:lineRule="auto"/>
-      </w:pPr>
-      <w:r>
-        <w:t>Previous studies have demonstrated that environmental terrain features are associated with physical activity levels and walking speed in community-dwelling older adults.</w:t>
-      </w:r>
-      <w:r>
-        <w:t xml:space="preserve"> [14]</w:t>
-      </w:r>
-      <w:r>
-        <w:t xml:space="preserve"> Walking speed is itself a powerful predictor of fracture risk</w:t>
-      </w:r>
-      <w:r>
-        <w:rPr>
-          <w:rFonts w:hint="eastAsia"/>
-          <w:lang w:eastAsia="ja-JP"/>
-        </w:rPr>
-        <w:t xml:space="preserve"> </w:t>
-      </w:r>
-      <w:r>
-        <w:rPr>
-          <w:lang w:eastAsia="ja-JP"/>
-        </w:rPr>
-        <w:t>[15, 16]</w:t>
-      </w:r>
-      <w:r>
-        <w:t xml:space="preserve"> and has been designated the “sixth vital sign.”</w:t>
-      </w:r>
-      <w:r>
-        <w:t xml:space="preserve"> </w:t>
-      </w:r>
-      <w:r>
-        <w:rPr>
-          <w:lang w:eastAsia="ja-JP"/>
-        </w:rPr>
-        <w:t>[17]</w:t>
-      </w:r>
-      <w:r>
-        <w:t xml:space="preserve"> Older adults walking on complex outdoor terrain unconsciously adopt cautious gait strategies, reducing step length and cadence, </w:t>
-      </w:r>
-      <w:commentRangeStart w:id="68"/>
-      <w:r>
-        <w:t>which may lead to chronic deconditioning and increased frailty</w:t>
-      </w:r>
-      <w:commentRangeEnd w:id="68"/>
-      <w:r>
-        <w:rPr>
-          <w:rStyle w:val="af2"/>
-          <w:sz w:val="24"/>
-          <w:szCs w:val="24"/>
-        </w:rPr>
-        <w:commentReference w:id="68"/>
-      </w:r>
-      <w:r>
-        <w:t>.</w:t>
-      </w:r>
-      <w:r>
-        <w:t xml:space="preserve"> </w:t>
-      </w:r>
-      <w:r>
-        <w:rPr>
-          <w:lang w:eastAsia="ja-JP"/>
-        </w:rPr>
-        <w:t>[18, 19]</w:t>
-      </w:r>
-      <w:r>
-        <w:t xml:space="preserve"> </w:t>
-      </w:r>
-      <w:commentRangeStart w:id="69"/>
-      <w:r>
-        <w:t xml:space="preserve">We therefore hypothesized that </w:t>
-      </w:r>
-      <w:ins w:id="70" w:author="治輝 齋藤" w:date="2026-05-19T20:40:00Z" w16du:dateUtc="2026-05-19T11:40:00Z">
-        <w:r>
-          <w:t>steeper</w:t>
-        </w:r>
-        <w:r>
-          <w:rPr>
-            <w:rFonts w:hint="eastAsia"/>
-            <w:lang w:eastAsia="ja-JP"/>
-          </w:rPr>
-          <w:t xml:space="preserve"> </w:t>
-        </w:r>
-      </w:ins>
-      <w:r>
-        <w:t xml:space="preserve">terrain slope may </w:t>
-      </w:r>
-      <w:del w:id="71" w:author="治輝 齋藤" w:date="2026-05-19T20:41:00Z" w16du:dateUtc="2026-05-19T11:41:00Z">
-        <w:r>
-          <w:delText>influence</w:delText>
-        </w:r>
-      </w:del>
-      <w:ins w:id="72" w:author="治輝 齋藤" w:date="2026-05-19T20:41:00Z" w16du:dateUtc="2026-05-19T11:41:00Z">
-        <w:r>
-          <w:t>be associated with higher prefecture-level</w:t>
-        </w:r>
-      </w:ins>
-      <w:r>
-        <w:t xml:space="preserve"> hip fracture</w:t>
-      </w:r>
-      <w:ins w:id="73" w:author="治輝 齋藤" w:date="2026-05-19T20:41:00Z" w16du:dateUtc="2026-05-19T11:41:00Z">
-        <w:r>
-          <w:rPr>
-            <w:rFonts w:hint="eastAsia"/>
-            <w:lang w:eastAsia="ja-JP"/>
-          </w:rPr>
-          <w:t xml:space="preserve"> </w:t>
-        </w:r>
-        <w:r>
-          <w:t>surgery</w:t>
-        </w:r>
-      </w:ins>
-      <w:r>
-        <w:t xml:space="preserve"> rates</w:t>
-      </w:r>
-      <w:ins w:id="74" w:author="治輝 齋藤" w:date="2026-05-19T20:41:00Z" w16du:dateUtc="2026-05-19T11:41:00Z">
-        <w:r>
-          <w:rPr>
-            <w:lang w:eastAsia="ja-JP"/>
-          </w:rPr>
-          <w:t xml:space="preserve">. We treated these rates as administrative proxies for population-level surgical burden after hip and femoral </w:t>
-        </w:r>
-        <w:r>
-          <w:rPr>
-            <w:lang w:eastAsia="ja-JP"/>
-          </w:rPr>
-          <w:lastRenderedPageBreak/>
-          <w:t>fractures. The association may reflect</w:t>
-        </w:r>
-      </w:ins>
-      <w:del w:id="75" w:author="治輝 齋藤" w:date="2026-05-19T20:42:00Z" w16du:dateUtc="2026-05-19T11:42:00Z">
-        <w:r>
-          <w:delText xml:space="preserve"> through</w:delText>
-        </w:r>
-      </w:del>
-      <w:r>
-        <w:t xml:space="preserve"> direct mechanical effects of inclined walking (direct pathway)</w:t>
-      </w:r>
-      <w:ins w:id="76" w:author="治輝 齋藤" w:date="2026-05-19T20:42:00Z" w16du:dateUtc="2026-05-19T11:42:00Z">
-        <w:r>
-          <w:rPr>
-            <w:rFonts w:hint="eastAsia"/>
-            <w:lang w:eastAsia="ja-JP"/>
-          </w:rPr>
-          <w:t xml:space="preserve">. </w:t>
-        </w:r>
-      </w:ins>
-      <w:del w:id="77" w:author="治輝 齋藤" w:date="2026-05-19T20:42:00Z" w16du:dateUtc="2026-05-19T11:42:00Z">
-        <w:r>
-          <w:delText xml:space="preserve"> and through its effect on</w:delText>
-        </w:r>
-      </w:del>
-      <w:ins w:id="78" w:author="治輝 齋藤" w:date="2026-05-19T20:42:00Z" w16du:dateUtc="2026-05-19T11:42:00Z">
-        <w:r>
-          <w:t>It may also relate to</w:t>
-        </w:r>
-      </w:ins>
-      <w:r>
-        <w:t xml:space="preserve"> walking capacity (indirect pathway)</w:t>
-      </w:r>
-      <w:commentRangeEnd w:id="69"/>
-      <w:r>
-        <w:rPr>
-          <w:rStyle w:val="af2"/>
-        </w:rPr>
-        <w:commentReference w:id="69"/>
-      </w:r>
-      <w:r>
-        <w:t>.</w:t>
-      </w:r>
-    </w:p>
-    <w:p>
-      <w:pPr>
-        <w:pStyle w:val="a0"/>
-        <w:spacing w:line="360" w:lineRule="auto"/>
-      </w:pPr>
-      <w:r>
-        <w:t xml:space="preserve">Despite these theoretical considerations, no nationwide study has examined the association between </w:t>
-      </w:r>
-      <w:commentRangeStart w:id="79"/>
-      <w:r>
-        <w:t>prefectural-level</w:t>
-      </w:r>
-      <w:commentRangeEnd w:id="79"/>
-      <w:r>
-        <w:rPr>
-          <w:rStyle w:val="af2"/>
-          <w:sz w:val="24"/>
-          <w:szCs w:val="24"/>
-        </w:rPr>
-        <w:commentReference w:id="79"/>
-      </w:r>
-      <w:r>
-        <w:t xml:space="preserve"> terrain slope and fracture surgery rates using population-based administrative data. International ecological studies from Norway (NOREPOS) and China (CHARLS) have demonstrated significant associations between high elevation, complex terrain, and elevated hip fracture risk,</w:t>
-      </w:r>
-      <w:r>
-        <w:t xml:space="preserve"> </w:t>
-      </w:r>
-      <w:r>
-        <w:rPr>
-          <w:lang w:eastAsia="ja-JP"/>
-        </w:rPr>
-        <w:t>[20, 21]</w:t>
-      </w:r>
-      <w:r>
-        <w:t xml:space="preserve"> but Japan-specific nationwide evidence has been lacking. The National Database (NDB) of Health Insurance Claims, released as open data by Japan’s Ministry of Health, </w:t>
-      </w:r>
-      <w:proofErr w:type="spellStart"/>
-      <w:r>
-        <w:t>Labour</w:t>
-      </w:r>
-      <w:proofErr w:type="spellEnd"/>
-      <w:r>
-        <w:t xml:space="preserve"> and Welfare, provides a unique opportunity to assess fracture surgery rates across all 47 Japanese prefectures. Combined with digital elevation model (DEM) data from the Geospatial Information Authority of Japan, this ecological approach enables the first nationwide quantitative assessment of the </w:t>
-      </w:r>
-      <w:commentRangeStart w:id="80"/>
-      <w:r>
-        <w:t>terrain–fracture</w:t>
-      </w:r>
-      <w:ins w:id="81" w:author="治輝 齋藤" w:date="2026-05-19T20:43:00Z" w16du:dateUtc="2026-05-19T11:43:00Z">
-        <w:r>
-          <w:rPr>
-            <w:rFonts w:hint="eastAsia"/>
-            <w:lang w:eastAsia="ja-JP"/>
-          </w:rPr>
-          <w:t xml:space="preserve"> </w:t>
-        </w:r>
-        <w:r>
-          <w:rPr>
-            <w:lang w:eastAsia="ja-JP"/>
-          </w:rPr>
-          <w:t>surgery</w:t>
-        </w:r>
-      </w:ins>
-      <w:r>
-        <w:t xml:space="preserve"> relationship</w:t>
-      </w:r>
-      <w:commentRangeEnd w:id="80"/>
-      <w:r>
-        <w:rPr>
-          <w:rStyle w:val="af2"/>
-        </w:rPr>
-        <w:commentReference w:id="80"/>
-      </w:r>
-      <w:r>
-        <w:t xml:space="preserve"> in Japan.</w:t>
-      </w:r>
-    </w:p>
-    <w:p>
-      <w:pPr>
-        <w:pStyle w:val="a0"/>
-        <w:spacing w:line="360" w:lineRule="auto"/>
-      </w:pPr>
-      <w:commentRangeStart w:id="82"/>
-      <w:r>
-        <w:t xml:space="preserve">In this study, we examined whether terrain slope was associated with hip fracture surgery rates </w:t>
-      </w:r>
-      <w:del w:id="83" w:author="治輝 齋藤" w:date="2026-05-19T20:45:00Z" w16du:dateUtc="2026-05-19T11:45:00Z">
-        <w:r>
-          <w:delText>at the prefectural level, independent of</w:delText>
-        </w:r>
-      </w:del>
-      <w:ins w:id="84" w:author="治輝 齋藤" w:date="2026-05-19T20:45:00Z" w16du:dateUtc="2026-05-19T11:45:00Z">
-        <w:r>
-          <w:t>across prefectures. We adjusted for</w:t>
-        </w:r>
-      </w:ins>
-      <w:r>
-        <w:t xml:space="preserve"> aging rate</w:t>
-      </w:r>
-      <w:ins w:id="85" w:author="治輝 齋藤" w:date="2026-05-19T20:45:00Z" w16du:dateUtc="2026-05-19T11:45:00Z">
-        <w:r>
-          <w:rPr>
-            <w:rFonts w:hint="eastAsia"/>
-            <w:lang w:eastAsia="ja-JP"/>
-          </w:rPr>
-          <w:t>,</w:t>
-        </w:r>
-      </w:ins>
-      <w:r>
-        <w:t xml:space="preserve"> </w:t>
-      </w:r>
-      <w:del w:id="86" w:author="治輝 齋藤" w:date="2026-05-19T20:45:00Z" w16du:dateUtc="2026-05-19T11:45:00Z">
-        <w:r>
-          <w:delText>and</w:delText>
-        </w:r>
-      </w:del>
-      <w:ins w:id="87" w:author="治輝 齋藤" w:date="2026-05-19T20:45:00Z" w16du:dateUtc="2026-05-19T11:45:00Z">
-        <w:r>
-          <w:rPr>
-            <w:rFonts w:hint="eastAsia"/>
-            <w:lang w:eastAsia="ja-JP"/>
-          </w:rPr>
-          <w:t>fast</w:t>
-        </w:r>
-      </w:ins>
-      <w:r>
-        <w:t xml:space="preserve"> walking </w:t>
-      </w:r>
-      <w:del w:id="88" w:author="治輝 齋藤" w:date="2026-05-19T20:45:00Z" w16du:dateUtc="2026-05-19T11:45:00Z">
-        <w:r>
-          <w:delText>speed</w:delText>
-        </w:r>
-      </w:del>
-      <w:ins w:id="89" w:author="治輝 齋藤" w:date="2026-05-19T20:45:00Z" w16du:dateUtc="2026-05-19T11:45:00Z">
-        <w:r>
-          <w:rPr>
-            <w:rFonts w:hint="eastAsia"/>
-            <w:lang w:eastAsia="ja-JP"/>
-          </w:rPr>
-          <w:t>rate</w:t>
-        </w:r>
-      </w:ins>
-      <w:r>
-        <w:t xml:space="preserve">, </w:t>
-      </w:r>
-      <w:ins w:id="90" w:author="治輝 齋藤" w:date="2026-05-19T20:46:00Z" w16du:dateUtc="2026-05-19T11:46:00Z">
-        <w:r>
-          <w:t>and population density</w:t>
-        </w:r>
-        <w:r>
-          <w:rPr>
-            <w:rFonts w:hint="eastAsia"/>
-            <w:lang w:eastAsia="ja-JP"/>
-          </w:rPr>
-          <w:t xml:space="preserve"> </w:t>
-        </w:r>
-      </w:ins>
-      <w:r>
-        <w:t>using nationwide administrative and geospatial data.</w:t>
-      </w:r>
-      <w:ins w:id="91" w:author="治輝 齋藤" w:date="2026-05-19T20:46:00Z" w16du:dateUtc="2026-05-19T11:46:00Z">
-        <w:r>
-          <w:t xml:space="preserve"> NDB Open Data provide procedure counts, not fracture incidence. We therefore interpreted prefecture-level surgery rates as administrative proxies for fracture-related surgical burden. Not all fractures receive surgery, and operative thresholds may vary across regions.</w:t>
-        </w:r>
-      </w:ins>
-      <w:commentRangeEnd w:id="82"/>
-      <w:ins w:id="92" w:author="治輝 齋藤" w:date="2026-05-19T20:47:00Z" w16du:dateUtc="2026-05-19T11:47:00Z">
-        <w:r>
-          <w:rPr>
-            <w:rStyle w:val="af2"/>
-          </w:rPr>
-          <w:commentReference w:id="82"/>
-        </w:r>
-      </w:ins>
-    </w:p>
-    <w:p>
-      <w:pPr>
-        <w:spacing w:line="360" w:lineRule="auto"/>
-      </w:pPr>
-      <w:r>
-        <w:pict w14:anchorId="2A09CD22">
-          <v:rect id="_x0000_i1029" style="width:0;height:1.5pt" o:hralign="center" o:hrstd="t" o:hr="t"/>
-        </w:pict>
-      </w:r>
-    </w:p>
-    <w:p>
-      <w:pPr>
-        <w:pStyle w:val="1"/>
-        <w:spacing w:line="360" w:lineRule="auto"/>
-      </w:pPr>
-      <w:bookmarkStart w:id="93" w:name="methods-1"/>
-      <w:bookmarkEnd w:id="67"/>
-      <w:r>
-        <w:lastRenderedPageBreak/>
-        <w:t>Methods</w:t>
+        <w:commentReference w:id="119"/>
+      </w:r>
+      <w:r>
+        <w:t xml:space="preserve"> (proportion of individuals aged ≥65 years, %) was obtained from the 2020 National Census. Population density (persons per km²) was calculated as total population divided by prefecture area from the same source.</w:t>
       </w:r>
     </w:p>
     <w:p>
@@ -1269,303 +1523,8 @@
         <w:pStyle w:val="2"/>
         <w:spacing w:line="360" w:lineRule="auto"/>
       </w:pPr>
-      <w:bookmarkStart w:id="94" w:name="study-design"/>
-      <w:r>
-        <w:t>1. Study Design</w:t>
-      </w:r>
-    </w:p>
-    <w:p>
-      <w:pPr>
-        <w:pStyle w:val="FirstParagraph"/>
-        <w:spacing w:line="360" w:lineRule="auto"/>
-      </w:pPr>
-      <w:r>
-        <w:t>We conducted a nationwide ecological study in which the Japanese prefecture (N = 47) served as the unit of analysis. Prefecture-level aggregate data were used because individual-level geospatial information is not available from NDB Open Data. The study period was fiscal year 2021 (April 2021 through March 2022).</w:t>
-      </w:r>
-    </w:p>
-    <w:p>
-      <w:pPr>
-        <w:pStyle w:val="2"/>
-        <w:spacing w:line="360" w:lineRule="auto"/>
-      </w:pPr>
-      <w:bookmarkStart w:id="95" w:name="outcome-fracture-surgery-rates"/>
-      <w:bookmarkEnd w:id="94"/>
-      <w:r>
-        <w:t>2. Outcome: Fracture Surgery Rates</w:t>
-      </w:r>
-    </w:p>
-    <w:p>
-      <w:pPr>
-        <w:pStyle w:val="FirstParagraph"/>
-        <w:spacing w:line="360" w:lineRule="auto"/>
-      </w:pPr>
-      <w:commentRangeStart w:id="96"/>
-      <w:del w:id="97" w:author="治輝 齋藤" w:date="2026-05-19T20:48:00Z" w16du:dateUtc="2026-05-19T11:48:00Z">
-        <w:r>
-          <w:delText>Fracture</w:delText>
-        </w:r>
-      </w:del>
-      <w:ins w:id="98" w:author="治輝 齋藤" w:date="2026-05-19T20:48:00Z" w16du:dateUtc="2026-05-19T11:48:00Z">
-        <w:r>
-          <w:t>We obtained fracture</w:t>
-        </w:r>
-      </w:ins>
-      <w:r>
-        <w:t xml:space="preserve"> surgery rates</w:t>
-      </w:r>
-      <w:del w:id="99" w:author="治輝 齋藤" w:date="2026-05-19T20:49:00Z" w16du:dateUtc="2026-05-19T11:49:00Z">
-        <w:r>
-          <w:delText xml:space="preserve"> were derived</w:delText>
-        </w:r>
-      </w:del>
-      <w:r>
-        <w:t xml:space="preserve"> from the 10th NDB Open Data (released </w:t>
-      </w:r>
-      <w:ins w:id="100" w:author="治輝 齋藤" w:date="2026-05-19T20:49:00Z" w16du:dateUtc="2026-05-19T11:49:00Z">
-        <w:r>
-          <w:rPr>
-            <w:rFonts w:hint="eastAsia"/>
-            <w:lang w:eastAsia="ja-JP"/>
-          </w:rPr>
-          <w:t>30 May 2025</w:t>
-        </w:r>
-      </w:ins>
-      <w:del w:id="101" w:author="治輝 齋藤" w:date="2026-05-19T20:49:00Z" w16du:dateUtc="2026-05-19T11:49:00Z">
-        <w:r>
-          <w:delText>2023</w:delText>
-        </w:r>
-      </w:del>
-      <w:r>
-        <w:t>)</w:t>
-      </w:r>
-      <w:ins w:id="102" w:author="治輝 齋藤" w:date="2026-05-19T20:49:00Z" w16du:dateUtc="2026-05-19T11:49:00Z">
-        <w:r>
-          <w:rPr>
-            <w:rFonts w:hint="eastAsia"/>
-            <w:lang w:eastAsia="ja-JP"/>
-          </w:rPr>
-          <w:t>.</w:t>
-        </w:r>
-      </w:ins>
-      <w:del w:id="103" w:author="治輝 齋藤" w:date="2026-05-19T20:49:00Z" w16du:dateUtc="2026-05-19T11:49:00Z">
-        <w:r>
-          <w:delText>,</w:delText>
-        </w:r>
-      </w:del>
-      <w:del w:id="104" w:author="治輝 齋藤" w:date="2026-05-19T20:50:00Z" w16du:dateUtc="2026-05-19T11:50:00Z">
-        <w:r>
-          <w:delText xml:space="preserve"> which contains</w:delText>
-        </w:r>
-      </w:del>
-      <w:ins w:id="105" w:author="治輝 齋藤" w:date="2026-05-19T20:50:00Z" w16du:dateUtc="2026-05-19T11:50:00Z">
-        <w:r>
-          <w:t xml:space="preserve"> This release reports</w:t>
-        </w:r>
-      </w:ins>
-      <w:r>
-        <w:t xml:space="preserve"> prefecture-level </w:t>
-      </w:r>
-      <w:del w:id="106" w:author="治輝 齋藤" w:date="2026-05-19T20:50:00Z" w16du:dateUtc="2026-05-19T11:50:00Z">
-        <w:r>
-          <w:delText>counts of medical procedures</w:delText>
-        </w:r>
-      </w:del>
-      <w:ins w:id="107" w:author="治輝 齋藤" w:date="2026-05-19T20:50:00Z" w16du:dateUtc="2026-05-19T11:50:00Z">
-        <w:r>
-          <w:t>procedure counts</w:t>
-        </w:r>
-      </w:ins>
-      <w:del w:id="108" w:author="治輝 齋藤" w:date="2026-05-19T20:52:00Z" w16du:dateUtc="2026-05-19T11:52:00Z">
-        <w:r>
-          <w:delText xml:space="preserve"> claimed</w:delText>
-        </w:r>
-      </w:del>
-      <w:ins w:id="109" w:author="治輝 齋藤" w:date="2026-05-19T20:52:00Z" w16du:dateUtc="2026-05-19T11:52:00Z">
-        <w:r>
-          <w:t xml:space="preserve"> from Reiwa 5 fiscal year claims (April 2023 through March 2024)</w:t>
-        </w:r>
-      </w:ins>
-      <w:r>
-        <w:t xml:space="preserve"> under the national health insurance system. We extracted </w:t>
-      </w:r>
-      <w:del w:id="110" w:author="治輝 齋藤" w:date="2026-05-19T20:52:00Z" w16du:dateUtc="2026-05-19T11:52:00Z">
-        <w:r>
-          <w:delText xml:space="preserve">claims for </w:delText>
-        </w:r>
-      </w:del>
-      <w:r>
-        <w:t xml:space="preserve">three </w:t>
-      </w:r>
-      <w:ins w:id="111" w:author="治輝 齋藤" w:date="2026-05-19T20:52:00Z" w16du:dateUtc="2026-05-19T11:52:00Z">
-        <w:r>
-          <w:t>site-specific</w:t>
-        </w:r>
-      </w:ins>
-      <w:del w:id="112" w:author="治輝 齋藤" w:date="2026-05-19T20:52:00Z" w16du:dateUtc="2026-05-19T11:52:00Z">
-        <w:r>
-          <w:delText>fracture surgery</w:delText>
-        </w:r>
-      </w:del>
-      <w:r>
-        <w:t xml:space="preserve"> categories: (1) hip (femur) fracture surgery, (2) humerus fracture surgery, and (3) forearm fracture surgery. </w:t>
-      </w:r>
-      <w:ins w:id="113" w:author="治輝 齋藤" w:date="2026-05-19T20:53:00Z" w16du:dateUtc="2026-05-19T11:53:00Z">
-        <w:r>
-          <w:t>We defined total fracture surgery rate as the sum of these three site-specific counts</w:t>
-        </w:r>
-      </w:ins>
-      <w:del w:id="114" w:author="治輝 齋藤" w:date="2026-05-19T20:53:00Z" w16du:dateUtc="2026-05-19T11:53:00Z">
-        <w:r>
-          <w:delText>Rates were calculated</w:delText>
-        </w:r>
-      </w:del>
-      <w:r>
-        <w:t xml:space="preserve"> per 100,000 population</w:t>
-      </w:r>
-      <w:ins w:id="115" w:author="治輝 齋藤" w:date="2026-05-19T20:53:00Z" w16du:dateUtc="2026-05-19T11:53:00Z">
-        <w:r>
-          <w:rPr>
-            <w:rFonts w:hint="eastAsia"/>
-            <w:lang w:eastAsia="ja-JP"/>
-          </w:rPr>
-          <w:t>.</w:t>
-        </w:r>
-      </w:ins>
-      <w:r>
-        <w:t xml:space="preserve"> </w:t>
-      </w:r>
-      <w:ins w:id="116" w:author="治輝 齋藤" w:date="2026-05-19T20:53:00Z" w16du:dateUtc="2026-05-19T11:53:00Z">
-        <w:r>
-          <w:t>We divided counts by</w:t>
-        </w:r>
-      </w:ins>
-      <w:del w:id="117" w:author="治輝 齋藤" w:date="2026-05-19T20:53:00Z" w16du:dateUtc="2026-05-19T11:53:00Z">
-        <w:r>
-          <w:delText>using population estimates from the</w:delText>
-        </w:r>
-      </w:del>
-      <w:r>
-        <w:t xml:space="preserve"> 2020 National Census</w:t>
-      </w:r>
-      <w:ins w:id="118" w:author="治輝 齋藤" w:date="2026-05-19T20:54:00Z" w16du:dateUtc="2026-05-19T11:54:00Z">
-        <w:r>
-          <w:t xml:space="preserve"> population to obtain annual rates per 100,000. We interpreted these rates as administrative proxies for surgical burden rather than as unbiased measures of fracture incidence</w:t>
-        </w:r>
-        <w:commentRangeEnd w:id="96"/>
-        <w:r>
-          <w:rPr>
-            <w:rStyle w:val="af2"/>
-          </w:rPr>
-          <w:commentReference w:id="96"/>
-        </w:r>
-      </w:ins>
-      <w:r>
-        <w:t>.</w:t>
-      </w:r>
-    </w:p>
-    <w:p>
-      <w:pPr>
-        <w:pStyle w:val="2"/>
-        <w:spacing w:line="360" w:lineRule="auto"/>
-      </w:pPr>
-      <w:bookmarkStart w:id="119" w:name="exposure-terrain-slope"/>
-      <w:bookmarkEnd w:id="95"/>
-      <w:r>
-        <w:t>3. Exposure: Terrain Slope</w:t>
-      </w:r>
-    </w:p>
-    <w:p>
-      <w:pPr>
-        <w:pStyle w:val="FirstParagraph"/>
-        <w:spacing w:line="360" w:lineRule="auto"/>
-      </w:pPr>
-      <w:r>
-        <w:t xml:space="preserve">Terrain slope was calculated from a 10-m resolution digital elevation model (DEM) provided by the Geospatial Information Authority of Japan (Fundamental Geospatial Data). For each prefecture, the slope angle (degrees) was computed as the arctangent of the maximum rate of elevation change between each grid cell and its </w:t>
-      </w:r>
-      <w:r>
-        <w:lastRenderedPageBreak/>
-        <w:t>eight neighbors. We computed a habitable-area-weighted mean slope, in which each grid cell was weighted by an indicator of whether the land is classified as habitable (i.e., residential, agricultural, or commercial zones), following established methods for quantifying topographic exposure of residential populations.</w:t>
-      </w:r>
-      <w:r>
-        <w:t xml:space="preserve"> [10]</w:t>
-      </w:r>
-    </w:p>
-    <w:p>
-      <w:pPr>
-        <w:pStyle w:val="2"/>
-        <w:spacing w:line="360" w:lineRule="auto"/>
-      </w:pPr>
-      <w:bookmarkStart w:id="120" w:name="covariate-walking-speed"/>
-      <w:bookmarkEnd w:id="119"/>
-      <w:r>
-        <w:t>4. Covariate: Walking Speed</w:t>
-      </w:r>
-    </w:p>
-    <w:p>
-      <w:pPr>
-        <w:pStyle w:val="FirstParagraph"/>
-        <w:spacing w:line="360" w:lineRule="auto"/>
-      </w:pPr>
-      <w:r>
-        <w:t>The proportion of individuals who reported walking fast (fast walking rate, %) was derived from the NDB Specific Health Checkup (</w:t>
-      </w:r>
-      <w:proofErr w:type="spellStart"/>
-      <w:r>
-        <w:t>Tokutei</w:t>
-      </w:r>
-      <w:proofErr w:type="spellEnd"/>
-      <w:r>
-        <w:t xml:space="preserve"> Kenko </w:t>
-      </w:r>
-      <w:proofErr w:type="spellStart"/>
-      <w:r>
-        <w:t>Shinsa</w:t>
-      </w:r>
-      <w:proofErr w:type="spellEnd"/>
-      <w:r>
-        <w:t>) questionnaire administered as part of the national annual health screening program. Participants aged 40–74 years responded to a question on habitual walking speed, and we calculated the prefecture-level proportion of respondents who reported “fast” walking.</w:t>
-      </w:r>
-    </w:p>
-    <w:p>
-      <w:pPr>
-        <w:pStyle w:val="2"/>
-        <w:spacing w:line="360" w:lineRule="auto"/>
-      </w:pPr>
-      <w:bookmarkStart w:id="121" w:name="additional-covariates"/>
-      <w:bookmarkEnd w:id="120"/>
-      <w:r>
-        <w:t>5. Additional Covariates</w:t>
-      </w:r>
-    </w:p>
-    <w:p>
-      <w:pPr>
-        <w:pStyle w:val="FirstParagraph"/>
-        <w:spacing w:line="360" w:lineRule="auto"/>
-      </w:pPr>
-      <w:commentRangeStart w:id="122"/>
-      <w:r>
-        <w:t>Aging rate</w:t>
-      </w:r>
-      <w:commentRangeEnd w:id="122"/>
-      <w:r>
-        <w:rPr>
-          <w:rStyle w:val="af2"/>
-          <w:sz w:val="24"/>
-          <w:szCs w:val="24"/>
-        </w:rPr>
-        <w:commentReference w:id="122"/>
-      </w:r>
-      <w:r>
-        <w:t xml:space="preserve"> (proportion of individuals aged ≥65 years, %) was obtained from the 2020 National Census. Population density (persons per km²) was calculated as total population divided by prefecture area from the same source.</w:t>
-      </w:r>
-    </w:p>
-    <w:p>
-      <w:pPr>
-        <w:pStyle w:val="2"/>
-        <w:spacing w:line="360" w:lineRule="auto"/>
-      </w:pPr>
-      <w:bookmarkStart w:id="123" w:name="statistical-analysis"/>
-      <w:bookmarkEnd w:id="121"/>
+      <w:bookmarkStart w:id="120" w:name="statistical-analysis"/>
+      <w:bookmarkEnd w:id="118"/>
       <w:r>
         <w:t>6. Statistical Analysis</w:t>
       </w:r>
@@ -1635,16 +1594,174 @@
       <w:r>
         <w:t>: Multiple linear regression of fracture rate on terrain slope, aging rate, fast walking rate, and population density.</w:t>
       </w:r>
-      <w:ins w:id="124" w:author="治輝 齋藤" w:date="2026-04-30T18:01:00Z" w16du:dateUtc="2026-04-30T09:01:00Z">
+      <w:ins w:id="121" w:author="治輝 齋藤" w:date="2026-04-30T18:01:00Z" w16du:dateUtc="2026-04-30T09:01:00Z">
         <w:r>
           <w:rPr>
             <w:lang w:eastAsia="ja-JP"/>
           </w:rPr>
           <w:br/>
         </w:r>
-        <w:commentRangeStart w:id="125"/>
+        <w:commentRangeStart w:id="122"/>
         <w:r>
           <w:t>In the primary causal interpretation, aging rate and fast walking rate were treated as confounder-adjustment variables rather than formal mediators.</w:t>
+        </w:r>
+        <w:commentRangeEnd w:id="122"/>
+        <w:r>
+          <w:rPr>
+            <w:rStyle w:val="af2"/>
+            <w:sz w:val="24"/>
+            <w:szCs w:val="24"/>
+          </w:rPr>
+          <w:commentReference w:id="122"/>
+        </w:r>
+      </w:ins>
+    </w:p>
+    <w:p>
+      <w:pPr>
+        <w:pStyle w:val="FirstParagraph"/>
+        <w:spacing w:line="360" w:lineRule="auto"/>
+        <w:rPr>
+          <w:lang w:eastAsia="ja-JP"/>
+        </w:rPr>
+      </w:pPr>
+      <w:r>
+        <w:t xml:space="preserve">Model performance was assessed using the coefficient of determination (R²), adjusted R², and the F-statistic. Regression coefficients (β) and 95% confidence intervals (CIs) are reported. Statistical significance was defined as </w:t>
+      </w:r>
+      <w:r>
+        <w:rPr>
+          <w:i/>
+          <w:iCs/>
+        </w:rPr>
+        <w:t>p</w:t>
+      </w:r>
+      <w:r>
+        <w:t xml:space="preserve"> &lt; 0.05 (two-sided). All analyses were performed using Python (version 3.</w:t>
+      </w:r>
+      <w:r>
+        <w:rPr>
+          <w:rFonts w:hint="eastAsia"/>
+          <w:lang w:eastAsia="ja-JP"/>
+        </w:rPr>
+        <w:t>14</w:t>
+      </w:r>
+      <w:r>
+        <w:rPr>
+          <w:rFonts w:hint="eastAsia"/>
+          <w:lang w:eastAsia="ja-JP"/>
+        </w:rPr>
+        <w:t>.2</w:t>
+      </w:r>
+      <w:r>
+        <w:t xml:space="preserve">) with the </w:t>
+      </w:r>
+      <w:proofErr w:type="spellStart"/>
+      <w:r>
+        <w:t>statsmodels</w:t>
+      </w:r>
+      <w:proofErr w:type="spellEnd"/>
+      <w:r>
+        <w:rPr>
+          <w:rFonts w:hint="eastAsia"/>
+          <w:lang w:eastAsia="ja-JP"/>
+        </w:rPr>
+        <w:t xml:space="preserve"> </w:t>
+      </w:r>
+      <w:r>
+        <w:t>library (version 0.14</w:t>
+      </w:r>
+      <w:r>
+        <w:rPr>
+          <w:rFonts w:hint="eastAsia"/>
+          <w:lang w:eastAsia="ja-JP"/>
+        </w:rPr>
+        <w:t>.6</w:t>
+      </w:r>
+      <w:r>
+        <w:t>).</w:t>
+      </w:r>
+      <w:r>
+        <w:t xml:space="preserve"> Linear regression models were estimated by ordinary least squares (OLS) using the </w:t>
+      </w:r>
+      <w:proofErr w:type="spellStart"/>
+      <w:r>
+        <w:t>statsmodels</w:t>
+      </w:r>
+      <w:proofErr w:type="spellEnd"/>
+      <w:r>
+        <w:t xml:space="preserve"> formula interface</w:t>
+      </w:r>
+      <w:r>
+        <w:rPr>
+          <w:rFonts w:hint="eastAsia"/>
+          <w:lang w:eastAsia="ja-JP"/>
+        </w:rPr>
+        <w:t>.</w:t>
+      </w:r>
+    </w:p>
+    <w:p>
+      <w:pPr>
+        <w:pStyle w:val="a0"/>
+        <w:spacing w:line="360" w:lineRule="auto"/>
+        <w:rPr>
+          <w:ins w:id="123" w:author="治輝 齋藤" w:date="2026-04-30T19:43:00Z" w16du:dateUtc="2026-04-30T10:43:00Z"/>
+        </w:rPr>
+      </w:pPr>
+      <w:r>
+        <w:rPr>
+          <w:lang w:eastAsia="ja-JP"/>
+        </w:rPr>
+        <w:t>For the primary hip-fracture outcome (Model 2), we assessed linear model assumptions graphically using residuals-versus-fitted and normal quantile–quantile (Q–Q) plots of OLS residuals, and we report</w:t>
+      </w:r>
+      <w:ins w:id="124" w:author="山岸良匡" w:date="2026-05-18T19:21:00Z" w16du:dateUtc="2026-05-18T10:21:00Z">
+        <w:r>
+          <w:rPr>
+            <w:rFonts w:hint="eastAsia"/>
+            <w:lang w:eastAsia="ja-JP"/>
+          </w:rPr>
+          <w:t>ed</w:t>
+        </w:r>
+      </w:ins>
+      <w:r>
+        <w:rPr>
+          <w:lang w:eastAsia="ja-JP"/>
+        </w:rPr>
+        <w:t xml:space="preserve"> the Shapiro–Wilk test on residuals for descriptive completeness (small-N tests are interpreted cautiously). Because prefecture-level ecological analyses can exhibit heteroskedasticity and leverage from skewed covariates (notably population density), we conducted sensitivity analyses: (1) heteroskedasticity-robust standard errors (HC3) for two-sided </w:t>
+      </w:r>
+      <w:r>
+        <w:rPr>
+          <w:i/>
+          <w:iCs/>
+          <w:lang w:eastAsia="ja-JP"/>
+        </w:rPr>
+        <w:t>p</w:t>
+      </w:r>
+      <w:r>
+        <w:rPr>
+          <w:lang w:eastAsia="ja-JP"/>
+        </w:rPr>
+        <w:t xml:space="preserve"> values and CIs, and (2) a nonparametric bootstrap with </w:t>
+      </w:r>
+      <w:r>
+        <w:rPr>
+          <w:i/>
+          <w:iCs/>
+          <w:lang w:eastAsia="ja-JP"/>
+        </w:rPr>
+        <w:t>B</w:t>
+      </w:r>
+      <w:r>
+        <w:rPr>
+          <w:lang w:eastAsia="ja-JP"/>
+        </w:rPr>
+        <w:t xml:space="preserve"> = 5,000 resamples of prefectures (with replacement) to obtain a percentile 95% CI for the terrain slope coefficient.</w:t>
+      </w:r>
+      <w:commentRangeStart w:id="125"/>
+      <w:ins w:id="126" w:author="治輝 齋藤" w:date="2026-04-30T18:02:00Z" w16du:dateUtc="2026-04-30T09:02:00Z">
+        <w:r>
+          <w:rPr>
+            <w:lang w:eastAsia="ja-JP"/>
+          </w:rPr>
+          <w:t xml:space="preserve"> Given N = 47 with multiple covariates, we also checked coefficient stability and multicollinearity diagnostics (including model condition number) and interpreted estimates cautiously.</w:t>
         </w:r>
         <w:commentRangeEnd w:id="125"/>
         <w:r>
@@ -1659,172 +1776,14 @@
     </w:p>
     <w:p>
       <w:pPr>
-        <w:pStyle w:val="FirstParagraph"/>
-        <w:spacing w:line="360" w:lineRule="auto"/>
-        <w:rPr>
-          <w:lang w:eastAsia="ja-JP"/>
-        </w:rPr>
-      </w:pPr>
-      <w:r>
-        <w:t xml:space="preserve">Model performance was assessed using the coefficient of determination (R²), adjusted R², and the F-statistic. Regression coefficients (β) and 95% confidence intervals (CIs) are reported. Statistical significance was defined as </w:t>
-      </w:r>
-      <w:r>
-        <w:rPr>
-          <w:i/>
-          <w:iCs/>
-        </w:rPr>
-        <w:t>p</w:t>
-      </w:r>
-      <w:r>
-        <w:t xml:space="preserve"> &lt; 0.05 (two-sided). All analyses were performed using Python (version 3.</w:t>
-      </w:r>
-      <w:r>
-        <w:rPr>
-          <w:rFonts w:hint="eastAsia"/>
-          <w:lang w:eastAsia="ja-JP"/>
-        </w:rPr>
-        <w:t>14</w:t>
-      </w:r>
-      <w:r>
-        <w:rPr>
-          <w:rFonts w:hint="eastAsia"/>
-          <w:lang w:eastAsia="ja-JP"/>
-        </w:rPr>
-        <w:t>.2</w:t>
-      </w:r>
-      <w:r>
-        <w:t xml:space="preserve">) with the </w:t>
-      </w:r>
-      <w:proofErr w:type="spellStart"/>
-      <w:r>
-        <w:t>statsmodels</w:t>
-      </w:r>
-      <w:proofErr w:type="spellEnd"/>
-      <w:r>
-        <w:rPr>
-          <w:rFonts w:hint="eastAsia"/>
-          <w:lang w:eastAsia="ja-JP"/>
-        </w:rPr>
-        <w:t xml:space="preserve"> </w:t>
-      </w:r>
-      <w:r>
-        <w:t>library (version 0.14</w:t>
-      </w:r>
-      <w:r>
-        <w:rPr>
-          <w:rFonts w:hint="eastAsia"/>
-          <w:lang w:eastAsia="ja-JP"/>
-        </w:rPr>
-        <w:t>.6</w:t>
-      </w:r>
-      <w:r>
-        <w:t>).</w:t>
-      </w:r>
-      <w:r>
-        <w:t xml:space="preserve"> Linear regression models were estimated by ordinary least squares (OLS) using the </w:t>
-      </w:r>
-      <w:proofErr w:type="spellStart"/>
-      <w:r>
-        <w:t>statsmodels</w:t>
-      </w:r>
-      <w:proofErr w:type="spellEnd"/>
-      <w:r>
-        <w:t xml:space="preserve"> formula interface</w:t>
-      </w:r>
-      <w:r>
-        <w:rPr>
-          <w:rFonts w:hint="eastAsia"/>
-          <w:lang w:eastAsia="ja-JP"/>
-        </w:rPr>
-        <w:t>.</w:t>
-      </w:r>
-    </w:p>
-    <w:p>
-      <w:pPr>
         <w:pStyle w:val="a0"/>
         <w:spacing w:line="360" w:lineRule="auto"/>
         <w:rPr>
-          <w:ins w:id="126" w:author="治輝 齋藤" w:date="2026-04-30T19:43:00Z" w16du:dateUtc="2026-04-30T10:43:00Z"/>
-        </w:rPr>
-      </w:pPr>
-      <w:r>
-        <w:rPr>
-          <w:lang w:eastAsia="ja-JP"/>
-        </w:rPr>
-        <w:t>For the primary hip-fracture outcome (Model 2), we assessed linear model assumptions graphically using residuals-versus-fitted and normal quantile–quantile (Q–Q) plots of OLS residuals, and we report</w:t>
-      </w:r>
-      <w:ins w:id="127" w:author="山岸良匡" w:date="2026-05-18T19:21:00Z" w16du:dateUtc="2026-05-18T10:21:00Z">
-        <w:r>
-          <w:rPr>
-            <w:rFonts w:hint="eastAsia"/>
-            <w:lang w:eastAsia="ja-JP"/>
-          </w:rPr>
-          <w:t>ed</w:t>
-        </w:r>
-      </w:ins>
-      <w:r>
-        <w:rPr>
-          <w:lang w:eastAsia="ja-JP"/>
-        </w:rPr>
-        <w:t xml:space="preserve"> the Shapiro–Wilk test on residuals for descriptive completeness (small-N tests are interpreted cautiously). Because prefecture-level ecological analyses can exhibit heteroskedasticity and leverage from skewed covariates (notably population density), we conducted sensitivity analyses: (1) heteroskedasticity-robust standard errors (HC3) for two-sided </w:t>
-      </w:r>
-      <w:r>
-        <w:rPr>
-          <w:i/>
-          <w:iCs/>
-          <w:lang w:eastAsia="ja-JP"/>
-        </w:rPr>
-        <w:t>p</w:t>
-      </w:r>
-      <w:r>
-        <w:rPr>
-          <w:lang w:eastAsia="ja-JP"/>
-        </w:rPr>
-        <w:t xml:space="preserve"> values and CIs, and (2) a nonparametric bootstrap with </w:t>
-      </w:r>
-      <w:r>
-        <w:rPr>
-          <w:i/>
-          <w:iCs/>
-          <w:lang w:eastAsia="ja-JP"/>
-        </w:rPr>
-        <w:t>B</w:t>
-      </w:r>
-      <w:r>
-        <w:rPr>
-          <w:lang w:eastAsia="ja-JP"/>
-        </w:rPr>
-        <w:t xml:space="preserve"> = 5,000 resamples of prefectures (with replacement) to obtain a percentile 95% CI for the terrain slope coefficient.</w:t>
-      </w:r>
-      <w:commentRangeStart w:id="128"/>
-      <w:ins w:id="129" w:author="治輝 齋藤" w:date="2026-04-30T18:02:00Z" w16du:dateUtc="2026-04-30T09:02:00Z">
-        <w:r>
-          <w:rPr>
-            <w:lang w:eastAsia="ja-JP"/>
-          </w:rPr>
-          <w:t xml:space="preserve"> Given N = 47 with multiple covariates, we also checked coefficient stability and multicollinearity diagnostics (including model condition number) and interpreted estimates cautiously.</w:t>
-        </w:r>
-        <w:commentRangeEnd w:id="128"/>
-        <w:r>
-          <w:rPr>
-            <w:rStyle w:val="af2"/>
-            <w:sz w:val="24"/>
-            <w:szCs w:val="24"/>
-          </w:rPr>
-          <w:commentReference w:id="128"/>
-        </w:r>
-      </w:ins>
-    </w:p>
-    <w:p>
-      <w:pPr>
-        <w:pStyle w:val="a0"/>
-        <w:spacing w:line="360" w:lineRule="auto"/>
-        <w:rPr>
-          <w:lang w:eastAsia="ja-JP"/>
-        </w:rPr>
-      </w:pPr>
-      <w:commentRangeStart w:id="130"/>
-      <w:ins w:id="131" w:author="治輝 齋藤" w:date="2026-04-30T19:43:00Z" w16du:dateUtc="2026-04-30T10:43:00Z">
+          <w:lang w:eastAsia="ja-JP"/>
+        </w:rPr>
+      </w:pPr>
+      <w:commentRangeStart w:id="127"/>
+      <w:ins w:id="128" w:author="治輝 齋藤" w:date="2026-04-30T19:43:00Z" w16du:dateUtc="2026-04-30T10:43:00Z">
         <w:r>
           <w:rPr>
             <w:lang w:eastAsia="ja-JP"/>
@@ -1832,7 +1791,7 @@
           <w:t xml:space="preserve">As an additional sensitivity analysis for age-structure confounding, we </w:t>
         </w:r>
       </w:ins>
-      <w:ins w:id="132" w:author="治輝 齋藤" w:date="2026-04-30T20:48:00Z" w16du:dateUtc="2026-04-30T11:48:00Z">
+      <w:ins w:id="129" w:author="治輝 齋藤" w:date="2026-04-30T20:48:00Z" w16du:dateUtc="2026-04-30T11:48:00Z">
         <w:r>
           <w:rPr>
             <w:lang w:eastAsia="ja-JP"/>
@@ -1840,7 +1799,7 @@
           <w:t>performed</w:t>
         </w:r>
       </w:ins>
-      <w:ins w:id="133" w:author="治輝 齋藤" w:date="2026-04-30T19:43:00Z" w16du:dateUtc="2026-04-30T10:43:00Z">
+      <w:ins w:id="130" w:author="治輝 齋藤" w:date="2026-04-30T19:43:00Z" w16du:dateUtc="2026-04-30T10:43:00Z">
         <w:r>
           <w:rPr>
             <w:lang w:eastAsia="ja-JP"/>
@@ -1848,7 +1807,7 @@
           <w:t xml:space="preserve"> indirect</w:t>
         </w:r>
       </w:ins>
-      <w:ins w:id="134" w:author="治輝 齋藤" w:date="2026-04-30T20:49:00Z" w16du:dateUtc="2026-04-30T11:49:00Z">
+      <w:ins w:id="131" w:author="治輝 齋藤" w:date="2026-04-30T20:49:00Z" w16du:dateUtc="2026-04-30T11:49:00Z">
         <w:r>
           <w:rPr>
             <w:rFonts w:hint="eastAsia"/>
@@ -1857,7 +1816,7 @@
           <w:t xml:space="preserve"> </w:t>
         </w:r>
       </w:ins>
-      <w:ins w:id="135" w:author="治輝 齋藤" w:date="2026-04-30T19:43:00Z" w16du:dateUtc="2026-04-30T10:43:00Z">
+      <w:ins w:id="132" w:author="治輝 齋藤" w:date="2026-04-30T19:43:00Z" w16du:dateUtc="2026-04-30T10:43:00Z">
         <w:r>
           <w:rPr>
             <w:lang w:eastAsia="ja-JP"/>
@@ -1865,7 +1824,7 @@
           <w:t>standardization for the femur-surgery outcome</w:t>
         </w:r>
       </w:ins>
-      <w:ins w:id="136" w:author="治輝 齋藤" w:date="2026-04-30T20:49:00Z" w16du:dateUtc="2026-04-30T11:49:00Z">
+      <w:ins w:id="133" w:author="治輝 齋藤" w:date="2026-04-30T20:49:00Z" w16du:dateUtc="2026-04-30T11:49:00Z">
         <w:r>
           <w:rPr>
             <w:lang w:eastAsia="ja-JP"/>
@@ -1873,7 +1832,7 @@
           <w:t>. We combined</w:t>
         </w:r>
       </w:ins>
-      <w:ins w:id="137" w:author="治輝 齋藤" w:date="2026-04-30T19:43:00Z" w16du:dateUtc="2026-04-30T10:43:00Z">
+      <w:ins w:id="134" w:author="治輝 齋藤" w:date="2026-04-30T19:43:00Z" w16du:dateUtc="2026-04-30T10:43:00Z">
         <w:r>
           <w:rPr>
             <w:lang w:eastAsia="ja-JP"/>
@@ -1881,7 +1840,7 @@
           <w:t xml:space="preserve"> NDB age-stratified surgery tables </w:t>
         </w:r>
       </w:ins>
-      <w:ins w:id="138" w:author="治輝 齋藤" w:date="2026-04-30T20:49:00Z" w16du:dateUtc="2026-04-30T11:49:00Z">
+      <w:ins w:id="135" w:author="治輝 齋藤" w:date="2026-04-30T20:49:00Z" w16du:dateUtc="2026-04-30T11:49:00Z">
         <w:r>
           <w:rPr>
             <w:lang w:eastAsia="ja-JP"/>
@@ -1889,7 +1848,7 @@
           <w:t>with</w:t>
         </w:r>
       </w:ins>
-      <w:ins w:id="139" w:author="治輝 齋藤" w:date="2026-04-30T19:43:00Z" w16du:dateUtc="2026-04-30T10:43:00Z">
+      <w:ins w:id="136" w:author="治輝 齋藤" w:date="2026-04-30T19:43:00Z" w16du:dateUtc="2026-04-30T10:43:00Z">
         <w:r>
           <w:rPr>
             <w:lang w:eastAsia="ja-JP"/>
@@ -1904,7 +1863,7 @@
           <w:t>cells, we prespecified imputation scenarios (`"-" = 0`, `5`, or `9`) and repeated the SIR/ISR workflow for each scenario. For each scenario, we calculated national age-specific surgery rates, expected prefectural counts, SIR, and ISR (SIR × national crude rate)</w:t>
         </w:r>
       </w:ins>
-      <w:ins w:id="140" w:author="治輝 齋藤" w:date="2026-04-30T20:50:00Z" w16du:dateUtc="2026-04-30T11:50:00Z">
+      <w:ins w:id="137" w:author="治輝 齋藤" w:date="2026-04-30T20:50:00Z" w16du:dateUtc="2026-04-30T11:50:00Z">
         <w:r>
           <w:rPr>
             <w:lang w:eastAsia="ja-JP"/>
@@ -1912,7 +1871,7 @@
           <w:t>. We</w:t>
         </w:r>
       </w:ins>
-      <w:ins w:id="141" w:author="治輝 齋藤" w:date="2026-04-30T19:43:00Z" w16du:dateUtc="2026-04-30T10:43:00Z">
+      <w:ins w:id="138" w:author="治輝 齋藤" w:date="2026-04-30T19:43:00Z" w16du:dateUtc="2026-04-30T10:43:00Z">
         <w:r>
           <w:rPr>
             <w:lang w:eastAsia="ja-JP"/>
@@ -1920,7 +1879,7 @@
           <w:t xml:space="preserve"> then regressed ISR on terrain slope with and without covariate adjustment. </w:t>
         </w:r>
       </w:ins>
-      <w:ins w:id="142" w:author="治輝 齋藤" w:date="2026-04-30T20:50:00Z" w16du:dateUtc="2026-04-30T11:50:00Z">
+      <w:ins w:id="139" w:author="治輝 齋藤" w:date="2026-04-30T20:50:00Z" w16du:dateUtc="2026-04-30T11:50:00Z">
         <w:r>
           <w:rPr>
             <w:lang w:eastAsia="ja-JP"/>
@@ -1928,7 +1887,7 @@
           <w:t>These analyses were treated</w:t>
         </w:r>
       </w:ins>
-      <w:ins w:id="143" w:author="治輝 齋藤" w:date="2026-04-30T19:43:00Z" w16du:dateUtc="2026-04-30T10:43:00Z">
+      <w:ins w:id="140" w:author="治輝 齋藤" w:date="2026-04-30T19:43:00Z" w16du:dateUtc="2026-04-30T10:43:00Z">
         <w:r>
           <w:rPr>
             <w:lang w:eastAsia="ja-JP"/>
@@ -1936,8 +1895,8 @@
           <w:t xml:space="preserve"> as sensitivity analyses only (not primary inference), given potential secondary masking.</w:t>
         </w:r>
       </w:ins>
-      <w:commentRangeEnd w:id="130"/>
-      <w:ins w:id="144" w:author="治輝 齋藤" w:date="2026-04-30T20:24:00Z" w16du:dateUtc="2026-04-30T11:24:00Z">
+      <w:commentRangeEnd w:id="127"/>
+      <w:ins w:id="141" w:author="治輝 齋藤" w:date="2026-04-30T20:24:00Z" w16du:dateUtc="2026-04-30T11:24:00Z">
         <w:r>
           <w:rPr>
             <w:rStyle w:val="af2"/>
@@ -1945,7 +1904,7 @@
             <w:szCs w:val="24"/>
             <w:lang w:eastAsia="ja-JP"/>
           </w:rPr>
-          <w:commentReference w:id="130"/>
+          <w:commentReference w:id="127"/>
         </w:r>
       </w:ins>
     </w:p>
@@ -1963,14 +1922,14 @@
         </w:rPr>
         <w:t>All manuscript figures were generated programmatically from study data</w:t>
       </w:r>
-      <w:commentRangeStart w:id="145"/>
+      <w:commentRangeStart w:id="142"/>
       <w:r>
         <w:rPr>
           <w:lang w:eastAsia="ja-JP"/>
         </w:rPr>
         <w:t xml:space="preserve"> (not by image-generative AI tools) </w:t>
       </w:r>
-      <w:commentRangeEnd w:id="145"/>
+      <w:commentRangeEnd w:id="142"/>
       <w:r>
         <w:rPr>
           <w:rStyle w:val="af2"/>
@@ -1978,7 +1937,7 @@
           <w:szCs w:val="24"/>
           <w:lang w:eastAsia="ja-JP"/>
         </w:rPr>
-        <w:commentReference w:id="145"/>
+        <w:commentReference w:id="142"/>
       </w:r>
       <w:r>
         <w:rPr>
@@ -2074,9 +2033,9 @@
         <w:pStyle w:val="1"/>
         <w:spacing w:line="360" w:lineRule="auto"/>
       </w:pPr>
-      <w:bookmarkStart w:id="146" w:name="results-1"/>
-      <w:bookmarkEnd w:id="93"/>
-      <w:bookmarkEnd w:id="123"/>
+      <w:bookmarkStart w:id="143" w:name="results-1"/>
+      <w:bookmarkEnd w:id="90"/>
+      <w:bookmarkEnd w:id="120"/>
       <w:r>
         <w:t>Results</w:t>
       </w:r>
@@ -2086,7 +2045,7 @@
         <w:pStyle w:val="2"/>
         <w:spacing w:line="360" w:lineRule="auto"/>
       </w:pPr>
-      <w:bookmarkStart w:id="147" w:name="descriptive-statistics"/>
+      <w:bookmarkStart w:id="144" w:name="descriptive-statistics"/>
       <w:r>
         <w:t>1. Descriptive Statistics</w:t>
       </w:r>
@@ -2146,8 +2105,8 @@
         <w:pStyle w:val="2"/>
         <w:spacing w:line="360" w:lineRule="auto"/>
       </w:pPr>
-      <w:bookmarkStart w:id="148" w:name="correlation-analysis"/>
-      <w:bookmarkEnd w:id="147"/>
+      <w:bookmarkStart w:id="145" w:name="correlation-analysis"/>
+      <w:bookmarkEnd w:id="144"/>
       <w:r>
         <w:t>2. Correlation Analysis</w:t>
       </w:r>
@@ -2160,18 +2119,18 @@
       <w:r>
         <w:t xml:space="preserve">Terrain slope showed a moderate positive correlation with hip fracture surgery </w:t>
       </w:r>
-      <w:commentRangeStart w:id="149"/>
+      <w:commentRangeStart w:id="146"/>
       <w:r>
         <w:t>rate</w:t>
       </w:r>
-      <w:commentRangeEnd w:id="149"/>
+      <w:commentRangeEnd w:id="146"/>
       <w:r>
         <w:rPr>
           <w:rStyle w:val="af2"/>
           <w:sz w:val="24"/>
           <w:szCs w:val="24"/>
         </w:rPr>
-        <w:commentReference w:id="149"/>
+        <w:commentReference w:id="146"/>
       </w:r>
       <w:r>
         <w:t xml:space="preserve"> (r = 0.475, </w:t>
@@ -2199,18 +2158,18 @@
       <w:r>
         <w:t xml:space="preserve">Figure 1 illustrates the bivariate association between terrain slope and hip fracture surgery rate; </w:t>
       </w:r>
-      <w:commentRangeStart w:id="150"/>
+      <w:commentRangeStart w:id="147"/>
       <w:r>
         <w:t>Figure 2</w:t>
       </w:r>
-      <w:commentRangeEnd w:id="150"/>
+      <w:commentRangeEnd w:id="147"/>
       <w:r>
         <w:rPr>
           <w:rStyle w:val="af2"/>
           <w:sz w:val="24"/>
           <w:szCs w:val="24"/>
         </w:rPr>
-        <w:commentReference w:id="150"/>
+        <w:commentReference w:id="147"/>
       </w:r>
       <w:r>
         <w:t xml:space="preserve"> displays the correlation matrix.</w:t>
@@ -2241,8 +2200,8 @@
         <w:pStyle w:val="2"/>
         <w:spacing w:line="360" w:lineRule="auto"/>
       </w:pPr>
-      <w:bookmarkStart w:id="151" w:name="regression-analysis-hip-fracture"/>
-      <w:bookmarkEnd w:id="148"/>
+      <w:bookmarkStart w:id="148" w:name="regression-analysis-hip-fracture"/>
+      <w:bookmarkEnd w:id="145"/>
       <w:r>
         <w:t>3. Regression Analysis: Hip Fracture</w:t>
       </w:r>
@@ -2323,7 +2282,7 @@
         <w:pStyle w:val="a0"/>
         <w:spacing w:line="360" w:lineRule="auto"/>
         <w:rPr>
-          <w:ins w:id="152" w:author="治輝 齋藤" w:date="2026-04-30T20:30:00Z" w16du:dateUtc="2026-04-30T11:30:00Z"/>
+          <w:ins w:id="149" w:author="治輝 齋藤" w:date="2026-04-30T20:30:00Z" w16du:dateUtc="2026-04-30T11:30:00Z"/>
         </w:rPr>
       </w:pPr>
       <w:r>
@@ -2389,14 +2348,14 @@
         </w:rPr>
         <w:t xml:space="preserve"> = 5,000) was −0.03 to 7.09</w:t>
       </w:r>
-      <w:commentRangeStart w:id="153"/>
+      <w:commentRangeStart w:id="150"/>
       <w:r>
         <w:rPr>
           <w:lang w:eastAsia="ja-JP"/>
         </w:rPr>
         <w:t xml:space="preserve"> (both intervals include null)</w:t>
       </w:r>
-      <w:commentRangeEnd w:id="153"/>
+      <w:commentRangeEnd w:id="150"/>
       <w:r>
         <w:rPr>
           <w:rStyle w:val="af2"/>
@@ -2404,7 +2363,7 @@
           <w:szCs w:val="24"/>
           <w:lang w:eastAsia="ja-JP"/>
         </w:rPr>
-        <w:commentReference w:id="153"/>
+        <w:commentReference w:id="150"/>
       </w:r>
       <w:r>
         <w:rPr>
@@ -2421,9 +2380,9 @@
           <w:lang w:eastAsia="ja-JP"/>
         </w:rPr>
       </w:pPr>
-      <w:commentRangeStart w:id="154"/>
-      <w:commentRangeStart w:id="155"/>
-      <w:ins w:id="156" w:author="治輝 齋藤" w:date="2026-04-30T20:30:00Z" w16du:dateUtc="2026-04-30T11:30:00Z">
+      <w:commentRangeStart w:id="151"/>
+      <w:commentRangeStart w:id="152"/>
+      <w:ins w:id="153" w:author="治輝 齋藤" w:date="2026-04-30T20:30:00Z" w16du:dateUtc="2026-04-30T11:30:00Z">
         <w:r>
           <w:rPr>
             <w:lang w:eastAsia="ja-JP"/>
@@ -2486,7 +2445,7 @@
         </w:rPr>
         <w:t>.</w:t>
       </w:r>
-      <w:commentRangeEnd w:id="154"/>
+      <w:commentRangeEnd w:id="151"/>
       <w:r>
         <w:rPr>
           <w:rStyle w:val="af2"/>
@@ -2494,9 +2453,9 @@
           <w:szCs w:val="24"/>
           <w:lang w:eastAsia="ja-JP"/>
         </w:rPr>
-        <w:commentReference w:id="154"/>
-      </w:r>
-      <w:commentRangeEnd w:id="155"/>
+        <w:commentReference w:id="151"/>
+      </w:r>
+      <w:commentRangeEnd w:id="152"/>
       <w:r>
         <w:rPr>
           <w:rStyle w:val="af2"/>
@@ -2504,7 +2463,7 @@
           <w:szCs w:val="24"/>
           <w:lang w:eastAsia="ja-JP"/>
         </w:rPr>
-        <w:commentReference w:id="155"/>
+        <w:commentReference w:id="152"/>
       </w:r>
     </w:p>
     <w:p>
@@ -2512,8 +2471,8 @@
         <w:pStyle w:val="2"/>
         <w:spacing w:line="360" w:lineRule="auto"/>
       </w:pPr>
-      <w:bookmarkStart w:id="157" w:name="X19b7a829deade195ab8e30bfbfddb97c9ee92ae"/>
-      <w:bookmarkEnd w:id="151"/>
+      <w:bookmarkStart w:id="154" w:name="X19b7a829deade195ab8e30bfbfddb97c9ee92ae"/>
+      <w:bookmarkEnd w:id="148"/>
       <w:r>
         <w:t>4. Regression Analysis: Total, Humerus, and Forearm Fractures</w:t>
       </w:r>
@@ -2592,9 +2551,9 @@
         <w:pStyle w:val="1"/>
         <w:spacing w:line="360" w:lineRule="auto"/>
       </w:pPr>
-      <w:bookmarkStart w:id="158" w:name="discussion"/>
-      <w:bookmarkEnd w:id="146"/>
-      <w:bookmarkEnd w:id="157"/>
+      <w:bookmarkStart w:id="155" w:name="discussion"/>
+      <w:bookmarkEnd w:id="143"/>
+      <w:bookmarkEnd w:id="154"/>
       <w:r>
         <w:lastRenderedPageBreak/>
         <w:t>Discussion</w:t>
@@ -2605,7 +2564,7 @@
         <w:pStyle w:val="2"/>
         <w:spacing w:line="360" w:lineRule="auto"/>
       </w:pPr>
-      <w:bookmarkStart w:id="159" w:name="main-findings"/>
+      <w:bookmarkStart w:id="156" w:name="main-findings"/>
       <w:r>
         <w:t>1. Main Findings</w:t>
       </w:r>
@@ -2618,25 +2577,25 @@
       <w:r>
         <w:t xml:space="preserve">This ecological study </w:t>
       </w:r>
-      <w:commentRangeStart w:id="160"/>
-      <w:ins w:id="161" w:author="治輝 齋藤" w:date="2026-04-30T19:12:00Z" w16du:dateUtc="2026-04-30T10:12:00Z">
+      <w:commentRangeStart w:id="157"/>
+      <w:ins w:id="158" w:author="治輝 齋藤" w:date="2026-04-30T19:12:00Z" w16du:dateUtc="2026-04-30T10:12:00Z">
         <w:r>
           <w:t>showed</w:t>
         </w:r>
       </w:ins>
-      <w:del w:id="162" w:author="治輝 齋藤" w:date="2026-04-30T19:12:00Z" w16du:dateUtc="2026-04-30T10:12:00Z">
+      <w:del w:id="159" w:author="治輝 齋藤" w:date="2026-04-30T19:12:00Z" w16du:dateUtc="2026-04-30T10:12:00Z">
         <w:r>
           <w:delText>demonstrated</w:delText>
         </w:r>
       </w:del>
-      <w:commentRangeEnd w:id="160"/>
+      <w:commentRangeEnd w:id="157"/>
       <w:r>
         <w:rPr>
           <w:rStyle w:val="af2"/>
           <w:sz w:val="24"/>
           <w:szCs w:val="24"/>
         </w:rPr>
-        <w:commentReference w:id="160"/>
+        <w:commentReference w:id="157"/>
       </w:r>
       <w:r>
         <w:t xml:space="preserve"> </w:t>
@@ -2669,7 +2628,7 @@
       <w:r>
         <w:t xml:space="preserve">. </w:t>
       </w:r>
-      <w:commentRangeStart w:id="163"/>
+      <w:commentRangeStart w:id="160"/>
       <w:r>
         <w:t xml:space="preserve">Each additional degree of slope </w:t>
       </w:r>
@@ -2692,33 +2651,33 @@
       <w:r>
         <w:t>.</w:t>
       </w:r>
-      <w:commentRangeEnd w:id="163"/>
+      <w:commentRangeEnd w:id="160"/>
       <w:r>
         <w:rPr>
           <w:rStyle w:val="af2"/>
           <w:sz w:val="24"/>
           <w:szCs w:val="24"/>
         </w:rPr>
-        <w:commentReference w:id="163"/>
+        <w:commentReference w:id="160"/>
       </w:r>
       <w:r>
         <w:t xml:space="preserve"> </w:t>
       </w:r>
-      <w:commentRangeStart w:id="164"/>
+      <w:commentRangeStart w:id="161"/>
       <w:r>
         <w:t>The adjusted</w:t>
       </w:r>
       <w:r>
         <w:t xml:space="preserve"> association was specific to hip fractures and was not observed for humerus or forearm fractures.</w:t>
       </w:r>
-      <w:commentRangeEnd w:id="164"/>
+      <w:commentRangeEnd w:id="161"/>
       <w:r>
         <w:rPr>
           <w:rStyle w:val="af2"/>
           <w:sz w:val="24"/>
           <w:szCs w:val="24"/>
         </w:rPr>
-        <w:commentReference w:id="164"/>
+        <w:commentReference w:id="161"/>
       </w:r>
       <w:r>
         <w:t xml:space="preserve"> </w:t>
@@ -2733,18 +2692,18 @@
       <w:r>
         <w:t xml:space="preserve">hese findings suggest that, at the population level, </w:t>
       </w:r>
-      <w:commentRangeStart w:id="165"/>
+      <w:commentRangeStart w:id="162"/>
       <w:r>
         <w:t>steeper habitable terrain</w:t>
       </w:r>
-      <w:commentRangeEnd w:id="165"/>
+      <w:commentRangeEnd w:id="162"/>
       <w:r>
         <w:rPr>
           <w:rStyle w:val="af2"/>
           <w:sz w:val="24"/>
           <w:szCs w:val="24"/>
         </w:rPr>
-        <w:commentReference w:id="165"/>
+        <w:commentReference w:id="162"/>
       </w:r>
       <w:r>
         <w:t xml:space="preserve"> may track hip-specific surgical burden beyond compositional aging and self-reported walking pace</w:t>
@@ -2758,8 +2717,8 @@
         <w:pStyle w:val="2"/>
         <w:spacing w:line="360" w:lineRule="auto"/>
       </w:pPr>
-      <w:bookmarkStart w:id="166" w:name="biological-plausibility"/>
-      <w:bookmarkEnd w:id="159"/>
+      <w:bookmarkStart w:id="163" w:name="biological-plausibility"/>
+      <w:bookmarkEnd w:id="156"/>
       <w:r>
         <w:t>2. Biological Plausibility</w:t>
       </w:r>
@@ -2769,11 +2728,11 @@
         <w:pStyle w:val="FirstParagraph"/>
         <w:spacing w:line="360" w:lineRule="auto"/>
       </w:pPr>
-      <w:commentRangeStart w:id="167"/>
+      <w:commentRangeStart w:id="164"/>
       <w:r>
         <w:t xml:space="preserve">The </w:t>
       </w:r>
-      <w:del w:id="168" w:author="治輝 齋藤" w:date="2026-04-30T19:27:00Z" w16du:dateUtc="2026-04-30T10:27:00Z">
+      <w:del w:id="165" w:author="治輝 齋藤" w:date="2026-04-30T19:27:00Z" w16du:dateUtc="2026-04-30T10:27:00Z">
         <w:r>
           <w:delText xml:space="preserve">specificity of the </w:delText>
         </w:r>
@@ -2781,12 +2740,12 @@
       <w:r>
         <w:t xml:space="preserve">slope–fracture association </w:t>
       </w:r>
-      <w:ins w:id="169" w:author="治輝 齋藤" w:date="2026-04-30T19:27:00Z" w16du:dateUtc="2026-04-30T10:27:00Z">
+      <w:ins w:id="166" w:author="治輝 齋藤" w:date="2026-04-30T19:27:00Z" w16du:dateUtc="2026-04-30T10:27:00Z">
         <w:r>
           <w:t>observed for</w:t>
         </w:r>
       </w:ins>
-      <w:del w:id="170" w:author="治輝 齋藤" w:date="2026-04-30T19:27:00Z" w16du:dateUtc="2026-04-30T10:27:00Z">
+      <w:del w:id="167" w:author="治輝 齋藤" w:date="2026-04-30T19:27:00Z" w16du:dateUtc="2026-04-30T10:27:00Z">
         <w:r>
           <w:delText>to</w:delText>
         </w:r>
@@ -2794,7 +2753,7 @@
       <w:r>
         <w:t xml:space="preserve"> the hip </w:t>
       </w:r>
-      <w:ins w:id="171" w:author="治輝 齋藤" w:date="2026-04-30T19:27:00Z" w16du:dateUtc="2026-04-30T10:27:00Z">
+      <w:ins w:id="168" w:author="治輝 齋藤" w:date="2026-04-30T19:27:00Z" w16du:dateUtc="2026-04-30T10:27:00Z">
         <w:r>
           <w:rPr>
             <w:rFonts w:hint="eastAsia"/>
@@ -2803,7 +2762,7 @@
           <w:t>may be</w:t>
         </w:r>
       </w:ins>
-      <w:del w:id="172" w:author="治輝 齋藤" w:date="2026-04-30T19:27:00Z" w16du:dateUtc="2026-04-30T10:27:00Z">
+      <w:del w:id="169" w:author="治輝 齋藤" w:date="2026-04-30T19:27:00Z" w16du:dateUtc="2026-04-30T10:27:00Z">
         <w:r>
           <w:delText>is</w:delText>
         </w:r>
@@ -2811,7 +2770,7 @@
       <w:r>
         <w:t xml:space="preserve"> biologically plausible and </w:t>
       </w:r>
-      <w:ins w:id="173" w:author="治輝 齋藤" w:date="2026-04-30T19:28:00Z" w16du:dateUtc="2026-04-30T10:28:00Z">
+      <w:ins w:id="170" w:author="治輝 齋藤" w:date="2026-04-30T19:28:00Z" w16du:dateUtc="2026-04-30T10:28:00Z">
         <w:r>
           <w:t>may be partly</w:t>
         </w:r>
@@ -2826,7 +2785,7 @@
       <w:r>
         <w:t xml:space="preserve">supported by </w:t>
       </w:r>
-      <w:del w:id="174" w:author="治輝 齋藤" w:date="2026-04-30T19:28:00Z" w16du:dateUtc="2026-04-30T10:28:00Z">
+      <w:del w:id="171" w:author="治輝 齋藤" w:date="2026-04-30T19:28:00Z" w16du:dateUtc="2026-04-30T10:28:00Z">
         <w:r>
           <w:delText xml:space="preserve">extensive </w:delText>
         </w:r>
@@ -2846,12 +2805,12 @@
       <w:r>
         <w:t xml:space="preserve"> which are </w:t>
       </w:r>
-      <w:ins w:id="175" w:author="治輝 齋藤" w:date="2026-04-30T19:28:00Z" w16du:dateUtc="2026-04-30T10:28:00Z">
+      <w:ins w:id="172" w:author="治輝 齋藤" w:date="2026-04-30T19:28:00Z" w16du:dateUtc="2026-04-30T10:28:00Z">
         <w:r>
           <w:t>common</w:t>
         </w:r>
       </w:ins>
-      <w:del w:id="176" w:author="治輝 齋藤" w:date="2026-04-30T19:28:00Z" w16du:dateUtc="2026-04-30T10:28:00Z">
+      <w:del w:id="173" w:author="治輝 齋藤" w:date="2026-04-30T19:28:00Z" w16du:dateUtc="2026-04-30T10:28:00Z">
         <w:r>
           <w:delText>the predominant</w:delText>
         </w:r>
@@ -2859,7 +2818,7 @@
       <w:r>
         <w:t xml:space="preserve"> fall mechanism</w:t>
       </w:r>
-      <w:ins w:id="177" w:author="治輝 齋藤" w:date="2026-04-30T19:32:00Z" w16du:dateUtc="2026-04-30T10:32:00Z">
+      <w:ins w:id="174" w:author="治輝 齋藤" w:date="2026-04-30T19:32:00Z" w16du:dateUtc="2026-04-30T10:32:00Z">
         <w:r>
           <w:rPr>
             <w:rFonts w:hint="eastAsia"/>
@@ -2895,13 +2854,13 @@
       <w:r>
         <w:t xml:space="preserve"> Finite element method (FEM) simulations have further </w:t>
       </w:r>
-      <w:ins w:id="178" w:author="治輝 齋藤" w:date="2026-04-30T19:28:00Z" w16du:dateUtc="2026-04-30T10:28:00Z">
+      <w:ins w:id="175" w:author="治輝 齋藤" w:date="2026-04-30T19:28:00Z" w16du:dateUtc="2026-04-30T10:28:00Z">
         <w:r>
           <w:lastRenderedPageBreak/>
           <w:t>suggested</w:t>
         </w:r>
       </w:ins>
-      <w:del w:id="179" w:author="治輝 齋藤" w:date="2026-04-30T19:28:00Z" w16du:dateUtc="2026-04-30T10:28:00Z">
+      <w:del w:id="176" w:author="治輝 齋藤" w:date="2026-04-30T19:28:00Z" w16du:dateUtc="2026-04-30T10:28:00Z">
         <w:r>
           <w:delText>confirmed</w:delText>
         </w:r>
@@ -2909,12 +2868,12 @@
       <w:r>
         <w:t xml:space="preserve"> that posterolateral and lateral impacts generate maximum tensile and compressive stresses at the superior and inferior aspects of the femoral neck, </w:t>
       </w:r>
-      <w:ins w:id="180" w:author="治輝 齋藤" w:date="2026-04-30T19:29:00Z" w16du:dateUtc="2026-04-30T10:29:00Z">
+      <w:ins w:id="177" w:author="治輝 齋藤" w:date="2026-04-30T19:29:00Z" w16du:dateUtc="2026-04-30T10:29:00Z">
         <w:r>
           <w:t>potentially increasing</w:t>
         </w:r>
       </w:ins>
-      <w:del w:id="181" w:author="治輝 齋藤" w:date="2026-04-30T19:29:00Z" w16du:dateUtc="2026-04-30T10:29:00Z">
+      <w:del w:id="178" w:author="治輝 齋藤" w:date="2026-04-30T19:29:00Z" w16du:dateUtc="2026-04-30T10:29:00Z">
         <w:r>
           <w:delText>maximizing</w:delText>
         </w:r>
@@ -2931,14 +2890,14 @@
         </w:rPr>
         <w:t>[26]</w:t>
       </w:r>
-      <w:commentRangeEnd w:id="167"/>
+      <w:commentRangeEnd w:id="164"/>
       <w:r>
         <w:rPr>
           <w:rStyle w:val="af2"/>
           <w:sz w:val="24"/>
           <w:szCs w:val="24"/>
         </w:rPr>
-        <w:commentReference w:id="167"/>
+        <w:commentReference w:id="164"/>
       </w:r>
     </w:p>
     <w:p>
@@ -3084,8 +3043,8 @@
       <w:r>
         <w:t xml:space="preserve"> The fracture-site specificity observed in our data—significant association with hip fractures but not with humerus or forearm fractures—</w:t>
       </w:r>
-      <w:commentRangeStart w:id="182"/>
-      <w:del w:id="183" w:author="治輝 齋藤" w:date="2026-04-30T20:51:00Z" w16du:dateUtc="2026-04-30T11:51:00Z">
+      <w:commentRangeStart w:id="179"/>
+      <w:del w:id="180" w:author="治輝 齋藤" w:date="2026-04-30T20:51:00Z" w16du:dateUtc="2026-04-30T11:51:00Z">
         <w:r>
           <w:delText xml:space="preserve">thus </w:delText>
         </w:r>
@@ -3093,7 +3052,7 @@
       <w:r>
         <w:t xml:space="preserve">provides internal evidence </w:t>
       </w:r>
-      <w:ins w:id="184" w:author="治輝 齋藤" w:date="2026-04-30T20:52:00Z" w16du:dateUtc="2026-04-30T11:52:00Z">
+      <w:ins w:id="181" w:author="治輝 齋藤" w:date="2026-04-30T20:52:00Z" w16du:dateUtc="2026-04-30T11:52:00Z">
         <w:r>
           <w:t>that is</w:t>
         </w:r>
@@ -3108,12 +3067,12 @@
       <w:r>
         <w:t xml:space="preserve">consistent with </w:t>
       </w:r>
-      <w:del w:id="185" w:author="治輝 齋藤" w:date="2026-04-30T20:52:00Z" w16du:dateUtc="2026-04-30T11:52:00Z">
+      <w:del w:id="182" w:author="治輝 齋藤" w:date="2026-04-30T20:52:00Z" w16du:dateUtc="2026-04-30T11:52:00Z">
         <w:r>
           <w:delText xml:space="preserve">the </w:delText>
         </w:r>
       </w:del>
-      <w:ins w:id="186" w:author="治輝 齋藤" w:date="2026-04-30T20:52:00Z" w16du:dateUtc="2026-04-30T11:52:00Z">
+      <w:ins w:id="183" w:author="治輝 齋藤" w:date="2026-04-30T20:52:00Z" w16du:dateUtc="2026-04-30T11:52:00Z">
         <w:r>
           <w:rPr>
             <w:rFonts w:hint="eastAsia"/>
@@ -3128,12 +3087,12 @@
       <w:r>
         <w:t xml:space="preserve">biomechanical paradigm </w:t>
       </w:r>
-      <w:ins w:id="187" w:author="治輝 齋藤" w:date="2026-04-30T20:52:00Z" w16du:dateUtc="2026-04-30T11:52:00Z">
+      <w:ins w:id="184" w:author="治輝 齋藤" w:date="2026-04-30T20:52:00Z" w16du:dateUtc="2026-04-30T11:52:00Z">
         <w:r>
           <w:t>in which</w:t>
         </w:r>
       </w:ins>
-      <w:del w:id="188" w:author="治輝 齋藤" w:date="2026-04-30T20:52:00Z" w16du:dateUtc="2026-04-30T11:52:00Z">
+      <w:del w:id="185" w:author="治輝 齋藤" w:date="2026-04-30T20:52:00Z" w16du:dateUtc="2026-04-30T11:52:00Z">
         <w:r>
           <w:delText>that</w:delText>
         </w:r>
@@ -3141,7 +3100,7 @@
       <w:r>
         <w:t xml:space="preserve"> terrain slope </w:t>
       </w:r>
-      <w:ins w:id="189" w:author="治輝 齋藤" w:date="2026-04-30T20:52:00Z" w16du:dateUtc="2026-04-30T11:52:00Z">
+      <w:ins w:id="186" w:author="治輝 齋藤" w:date="2026-04-30T20:52:00Z" w16du:dateUtc="2026-04-30T11:52:00Z">
         <w:r>
           <w:rPr>
             <w:rFonts w:hint="eastAsia"/>
@@ -3153,7 +3112,7 @@
       <w:r>
         <w:t>specifically amplif</w:t>
       </w:r>
-      <w:ins w:id="190" w:author="治輝 齋藤" w:date="2026-04-30T20:52:00Z" w16du:dateUtc="2026-04-30T11:52:00Z">
+      <w:ins w:id="187" w:author="治輝 齋藤" w:date="2026-04-30T20:52:00Z" w16du:dateUtc="2026-04-30T11:52:00Z">
         <w:r>
           <w:rPr>
             <w:rFonts w:hint="eastAsia"/>
@@ -3162,7 +3121,7 @@
           <w:t>y</w:t>
         </w:r>
       </w:ins>
-      <w:del w:id="191" w:author="治輝 齋藤" w:date="2026-04-30T20:52:00Z" w16du:dateUtc="2026-04-30T11:52:00Z">
+      <w:del w:id="188" w:author="治輝 齋藤" w:date="2026-04-30T20:52:00Z" w16du:dateUtc="2026-04-30T11:52:00Z">
         <w:r>
           <w:delText>ies</w:delText>
         </w:r>
@@ -3170,14 +3129,14 @@
       <w:r>
         <w:t xml:space="preserve"> lateral fall risk.</w:t>
       </w:r>
-      <w:commentRangeEnd w:id="182"/>
+      <w:commentRangeEnd w:id="179"/>
       <w:r>
         <w:rPr>
           <w:rStyle w:val="af2"/>
           <w:sz w:val="24"/>
           <w:szCs w:val="24"/>
         </w:rPr>
-        <w:commentReference w:id="182"/>
+        <w:commentReference w:id="179"/>
       </w:r>
     </w:p>
     <w:p>
@@ -3185,8 +3144,8 @@
         <w:pStyle w:val="2"/>
         <w:spacing w:line="360" w:lineRule="auto"/>
       </w:pPr>
-      <w:bookmarkStart w:id="192" w:name="comparison-with-previous-studies"/>
-      <w:bookmarkEnd w:id="166"/>
+      <w:bookmarkStart w:id="189" w:name="comparison-with-previous-studies"/>
+      <w:bookmarkEnd w:id="163"/>
       <w:r>
         <w:lastRenderedPageBreak/>
         <w:t>3. Comparison with Previous Studies</w:t>
@@ -3287,16 +3246,16 @@
       <w:r>
         <w:t xml:space="preserve"> However, to our knowledge, no prior study has used nationwide DEM data linked to administrative fracture data to quantify the dose-response association between terrain slope and hip fracture rates at the population level in Japan. </w:t>
       </w:r>
-      <w:commentRangeStart w:id="193"/>
+      <w:commentRangeStart w:id="190"/>
       <w:r>
         <w:t xml:space="preserve">Our </w:t>
       </w:r>
-      <w:ins w:id="194" w:author="治輝 齋藤" w:date="2026-04-30T20:55:00Z" w16du:dateUtc="2026-04-30T11:55:00Z">
+      <w:ins w:id="191" w:author="治輝 齋藤" w:date="2026-04-30T20:55:00Z" w16du:dateUtc="2026-04-30T11:55:00Z">
         <w:r>
           <w:t>findings add</w:t>
         </w:r>
       </w:ins>
-      <w:del w:id="195" w:author="治輝 齋藤" w:date="2026-04-30T20:55:00Z" w16du:dateUtc="2026-04-30T11:55:00Z">
+      <w:del w:id="192" w:author="治輝 齋藤" w:date="2026-04-30T20:55:00Z" w16du:dateUtc="2026-04-30T11:55:00Z">
         <w:r>
           <w:delText>study provides the first</w:delText>
         </w:r>
@@ -3308,7 +3267,7 @@
         <w:lastRenderedPageBreak/>
         <w:t>evidence that each one-degree increase in terrain slope is associated with approximately 3.5 additional hip fracture surgeries per 100,000 population, independent of aging rate</w:t>
       </w:r>
-      <w:ins w:id="196" w:author="治輝 齋藤" w:date="2026-04-30T20:55:00Z" w16du:dateUtc="2026-04-30T11:55:00Z">
+      <w:ins w:id="193" w:author="治輝 齋藤" w:date="2026-04-30T20:55:00Z" w16du:dateUtc="2026-04-30T11:55:00Z">
         <w:r>
           <w:t xml:space="preserve"> in the primary model</w:t>
         </w:r>
@@ -3316,7 +3275,7 @@
       <w:r>
         <w:t xml:space="preserve">. This quantitative estimate </w:t>
       </w:r>
-      <w:del w:id="197" w:author="治輝 齋藤" w:date="2026-04-30T20:56:00Z" w16du:dateUtc="2026-04-30T11:56:00Z">
+      <w:del w:id="194" w:author="治輝 齋藤" w:date="2026-04-30T20:56:00Z" w16du:dateUtc="2026-04-30T11:56:00Z">
         <w:r>
           <w:delText xml:space="preserve">is novel and </w:delText>
         </w:r>
@@ -3331,12 +3290,12 @@
       <w:r>
         <w:t xml:space="preserve">contribute to the global evidence base for terrain as a modifiable environmental </w:t>
       </w:r>
-      <w:ins w:id="198" w:author="治輝 齋藤" w:date="2026-04-30T20:56:00Z" w16du:dateUtc="2026-04-30T11:56:00Z">
+      <w:ins w:id="195" w:author="治輝 齋藤" w:date="2026-04-30T20:56:00Z" w16du:dateUtc="2026-04-30T11:56:00Z">
         <w:r>
           <w:t>correlate of fracture burden</w:t>
         </w:r>
       </w:ins>
-      <w:del w:id="199" w:author="治輝 齋藤" w:date="2026-04-30T20:56:00Z" w16du:dateUtc="2026-04-30T11:56:00Z">
+      <w:del w:id="196" w:author="治輝 齋藤" w:date="2026-04-30T20:56:00Z" w16du:dateUtc="2026-04-30T11:56:00Z">
         <w:r>
           <w:delText>risk factor</w:delText>
         </w:r>
@@ -3344,14 +3303,14 @@
       <w:r>
         <w:t>.</w:t>
       </w:r>
-      <w:commentRangeEnd w:id="193"/>
+      <w:commentRangeEnd w:id="190"/>
       <w:r>
         <w:rPr>
           <w:rStyle w:val="af2"/>
           <w:sz w:val="24"/>
           <w:szCs w:val="24"/>
         </w:rPr>
-        <w:commentReference w:id="193"/>
+        <w:commentReference w:id="190"/>
       </w:r>
     </w:p>
     <w:p>
@@ -3359,8 +3318,8 @@
         <w:pStyle w:val="2"/>
         <w:spacing w:line="360" w:lineRule="auto"/>
       </w:pPr>
-      <w:bookmarkStart w:id="200" w:name="role-of-aging-rate"/>
-      <w:bookmarkEnd w:id="192"/>
+      <w:bookmarkStart w:id="197" w:name="role-of-aging-rate"/>
+      <w:bookmarkEnd w:id="189"/>
       <w:r>
         <w:t>4. Role of Aging Rate</w:t>
       </w:r>
@@ -3410,7 +3369,7 @@
         <w:pStyle w:val="a0"/>
         <w:spacing w:line="360" w:lineRule="auto"/>
       </w:pPr>
-      <w:commentRangeStart w:id="201"/>
+      <w:commentRangeStart w:id="198"/>
       <w:r>
         <w:t xml:space="preserve">The </w:t>
       </w:r>
@@ -3432,12 +3391,12 @@
       <w:r>
         <w:t xml:space="preserve"> a risk </w:t>
       </w:r>
-      <w:ins w:id="202" w:author="治輝 齋藤" w:date="2026-04-30T20:57:00Z" w16du:dateUtc="2026-04-30T11:57:00Z">
+      <w:ins w:id="199" w:author="治輝 齋藤" w:date="2026-04-30T20:57:00Z" w16du:dateUtc="2026-04-30T11:57:00Z">
         <w:r>
           <w:t>correlate</w:t>
         </w:r>
       </w:ins>
-      <w:del w:id="203" w:author="治輝 齋藤" w:date="2026-04-30T20:57:00Z" w16du:dateUtc="2026-04-30T11:57:00Z">
+      <w:del w:id="200" w:author="治輝 齋藤" w:date="2026-04-30T20:57:00Z" w16du:dateUtc="2026-04-30T11:57:00Z">
         <w:r>
           <w:delText>factor</w:delText>
         </w:r>
@@ -3451,7 +3410,7 @@
       <w:r>
         <w:t xml:space="preserve">. This finding has practical implications: even within the context of Japan’s nationwide aging, geographic topography </w:t>
       </w:r>
-      <w:ins w:id="204" w:author="治輝 齋藤" w:date="2026-04-30T20:58:00Z" w16du:dateUtc="2026-04-30T11:58:00Z">
+      <w:ins w:id="201" w:author="治輝 齋藤" w:date="2026-04-30T20:58:00Z" w16du:dateUtc="2026-04-30T11:58:00Z">
         <w:r>
           <w:rPr>
             <w:rFonts w:hint="eastAsia"/>
@@ -3463,7 +3422,7 @@
       <w:r>
         <w:t>represent</w:t>
       </w:r>
-      <w:del w:id="205" w:author="治輝 齋藤" w:date="2026-04-30T20:58:00Z" w16du:dateUtc="2026-04-30T11:58:00Z">
+      <w:del w:id="202" w:author="治輝 齋藤" w:date="2026-04-30T20:58:00Z" w16du:dateUtc="2026-04-30T11:58:00Z">
         <w:r>
           <w:delText>s</w:delText>
         </w:r>
@@ -3471,7 +3430,7 @@
       <w:r>
         <w:t xml:space="preserve"> an additional and </w:t>
       </w:r>
-      <w:ins w:id="206" w:author="治輝 齋藤" w:date="2026-04-30T20:58:00Z" w16du:dateUtc="2026-04-30T11:58:00Z">
+      <w:ins w:id="203" w:author="治輝 齋藤" w:date="2026-04-30T20:58:00Z" w16du:dateUtc="2026-04-30T11:58:00Z">
         <w:r>
           <w:t>potentially</w:t>
         </w:r>
@@ -3486,7 +3445,7 @@
       <w:r>
         <w:t xml:space="preserve">modifiable layer of fracture risk. Terrain slope </w:t>
       </w:r>
-      <w:ins w:id="207" w:author="治輝 齋藤" w:date="2026-04-30T20:58:00Z" w16du:dateUtc="2026-04-30T11:58:00Z">
+      <w:ins w:id="204" w:author="治輝 齋藤" w:date="2026-04-30T20:58:00Z" w16du:dateUtc="2026-04-30T11:58:00Z">
         <w:r>
           <w:rPr>
             <w:rFonts w:hint="eastAsia"/>
@@ -3495,7 +3454,7 @@
           <w:t>may</w:t>
         </w:r>
       </w:ins>
-      <w:del w:id="208" w:author="治輝 齋藤" w:date="2026-04-30T20:58:00Z" w16du:dateUtc="2026-04-30T11:58:00Z">
+      <w:del w:id="205" w:author="治輝 齋藤" w:date="2026-04-30T20:58:00Z" w16du:dateUtc="2026-04-30T11:58:00Z">
         <w:r>
           <w:delText>is</w:delText>
         </w:r>
@@ -3503,7 +3462,7 @@
       <w:r>
         <w:t xml:space="preserve"> not </w:t>
       </w:r>
-      <w:ins w:id="209" w:author="治輝 齋藤" w:date="2026-04-30T20:58:00Z" w16du:dateUtc="2026-04-30T11:58:00Z">
+      <w:ins w:id="206" w:author="治輝 齋藤" w:date="2026-04-30T20:58:00Z" w16du:dateUtc="2026-04-30T11:58:00Z">
         <w:r>
           <w:rPr>
             <w:rFonts w:hint="eastAsia"/>
@@ -3515,12 +3474,12 @@
       <w:r>
         <w:t>merely a proxy for aging</w:t>
       </w:r>
-      <w:ins w:id="210" w:author="治輝 齋藤" w:date="2026-04-30T20:59:00Z" w16du:dateUtc="2026-04-30T11:59:00Z">
+      <w:ins w:id="207" w:author="治輝 齋藤" w:date="2026-04-30T20:59:00Z" w16du:dateUtc="2026-04-30T11:59:00Z">
         <w:r>
           <w:t xml:space="preserve"> and may represent</w:t>
         </w:r>
       </w:ins>
-      <w:del w:id="211" w:author="治輝 齋藤" w:date="2026-04-30T20:59:00Z" w16du:dateUtc="2026-04-30T11:59:00Z">
+      <w:del w:id="208" w:author="治輝 齋藤" w:date="2026-04-30T20:59:00Z" w16du:dateUtc="2026-04-30T11:59:00Z">
         <w:r>
           <w:delText>, but</w:delText>
         </w:r>
@@ -3528,12 +3487,12 @@
       <w:r>
         <w:t xml:space="preserve"> an </w:t>
       </w:r>
-      <w:ins w:id="212" w:author="治輝 齋藤" w:date="2026-04-30T20:59:00Z" w16du:dateUtc="2026-04-30T11:59:00Z">
+      <w:ins w:id="209" w:author="治輝 齋藤" w:date="2026-04-30T20:59:00Z" w16du:dateUtc="2026-04-30T11:59:00Z">
         <w:r>
           <w:t>additional</w:t>
         </w:r>
       </w:ins>
-      <w:del w:id="213" w:author="治輝 齋藤" w:date="2026-04-30T20:59:00Z" w16du:dateUtc="2026-04-30T11:59:00Z">
+      <w:del w:id="210" w:author="治輝 齋藤" w:date="2026-04-30T20:59:00Z" w16du:dateUtc="2026-04-30T11:59:00Z">
         <w:r>
           <w:delText>independent</w:delText>
         </w:r>
@@ -3541,12 +3500,12 @@
       <w:r>
         <w:t xml:space="preserve"> environmental </w:t>
       </w:r>
-      <w:ins w:id="214" w:author="治輝 齋藤" w:date="2026-04-30T20:59:00Z" w16du:dateUtc="2026-04-30T11:59:00Z">
+      <w:ins w:id="211" w:author="治輝 齋藤" w:date="2026-04-30T20:59:00Z" w16du:dateUtc="2026-04-30T11:59:00Z">
         <w:r>
           <w:t>correlate</w:t>
         </w:r>
       </w:ins>
-      <w:del w:id="215" w:author="治輝 齋藤" w:date="2026-04-30T20:59:00Z" w16du:dateUtc="2026-04-30T11:59:00Z">
+      <w:del w:id="212" w:author="治輝 齋藤" w:date="2026-04-30T20:59:00Z" w16du:dateUtc="2026-04-30T11:59:00Z">
         <w:r>
           <w:delText>hazard</w:delText>
         </w:r>
@@ -3554,12 +3513,12 @@
       <w:r>
         <w:t xml:space="preserve"> that </w:t>
       </w:r>
-      <w:ins w:id="216" w:author="治輝 齋藤" w:date="2026-04-30T20:59:00Z" w16du:dateUtc="2026-04-30T11:59:00Z">
+      <w:ins w:id="213" w:author="治輝 齋藤" w:date="2026-04-30T20:59:00Z" w16du:dateUtc="2026-04-30T11:59:00Z">
         <w:r>
           <w:t>could contribute to functional decline</w:t>
         </w:r>
       </w:ins>
-      <w:del w:id="217" w:author="治輝 齋藤" w:date="2026-04-30T20:59:00Z" w16du:dateUtc="2026-04-30T11:59:00Z">
+      <w:del w:id="214" w:author="治輝 齋藤" w:date="2026-04-30T20:59:00Z" w16du:dateUtc="2026-04-30T11:59:00Z">
         <w:r>
           <w:delText>chronically erodes physical function</w:delText>
         </w:r>
@@ -3567,20 +3526,20 @@
       <w:r>
         <w:t xml:space="preserve"> among rural-dwelling older adults.</w:t>
       </w:r>
-      <w:commentRangeEnd w:id="201"/>
+      <w:commentRangeEnd w:id="198"/>
       <w:r>
         <w:rPr>
           <w:rStyle w:val="af2"/>
           <w:sz w:val="24"/>
           <w:szCs w:val="24"/>
         </w:rPr>
-        <w:commentReference w:id="201"/>
-      </w:r>
-      <w:ins w:id="218" w:author="治輝 齋藤" w:date="2026-04-30T20:32:00Z" w16du:dateUtc="2026-04-30T11:32:00Z">
+        <w:commentReference w:id="198"/>
+      </w:r>
+      <w:ins w:id="215" w:author="治輝 齋藤" w:date="2026-04-30T20:32:00Z" w16du:dateUtc="2026-04-30T11:32:00Z">
         <w:r>
           <w:t xml:space="preserve"> </w:t>
         </w:r>
-        <w:commentRangeStart w:id="219"/>
+        <w:commentRangeStart w:id="216"/>
         <w:r>
           <w:t xml:space="preserve">Given public-data masking in age-stratified surgery tables, we interpret age-structure robustness primarily from the consistency of adjusted ecological models and from imputation-based sensitivity analyses, while </w:t>
         </w:r>
@@ -3589,15 +3548,15 @@
           <w:t>acknowledging that full indirect standardization without imputation is not feasible with the current open dataset.</w:t>
         </w:r>
       </w:ins>
-      <w:commentRangeEnd w:id="219"/>
-      <w:ins w:id="220" w:author="治輝 齋藤" w:date="2026-04-30T20:33:00Z" w16du:dateUtc="2026-04-30T11:33:00Z">
+      <w:commentRangeEnd w:id="216"/>
+      <w:ins w:id="217" w:author="治輝 齋藤" w:date="2026-04-30T20:33:00Z" w16du:dateUtc="2026-04-30T11:33:00Z">
         <w:r>
           <w:rPr>
             <w:rStyle w:val="af2"/>
             <w:sz w:val="24"/>
             <w:szCs w:val="24"/>
           </w:rPr>
-          <w:commentReference w:id="219"/>
+          <w:commentReference w:id="216"/>
         </w:r>
       </w:ins>
     </w:p>
@@ -3606,8 +3565,8 @@
         <w:pStyle w:val="2"/>
         <w:spacing w:line="360" w:lineRule="auto"/>
       </w:pPr>
-      <w:bookmarkStart w:id="221" w:name="walking-speed-as-a-mediator"/>
-      <w:bookmarkEnd w:id="200"/>
+      <w:bookmarkStart w:id="218" w:name="walking-speed-as-a-mediator"/>
+      <w:bookmarkEnd w:id="197"/>
       <w:r>
         <w:t>5. Walking Speed as a Mediator</w:t>
       </w:r>
@@ -3698,18 +3657,18 @@
       <w:r>
         <w:t xml:space="preserve"> </w:t>
       </w:r>
-      <w:commentRangeStart w:id="222"/>
+      <w:commentRangeStart w:id="219"/>
       <w:r>
         <w:t>Older adults residing in high-slope regions are exposed to such challenging terrain daily during shopping and outdoor activities, leading to chronic fear of falling, reduced outdoor activity, and progressive deconditioning (disuse muscle atrophy).</w:t>
       </w:r>
-      <w:commentRangeEnd w:id="222"/>
+      <w:commentRangeEnd w:id="219"/>
       <w:r>
         <w:rPr>
           <w:rStyle w:val="af2"/>
           <w:sz w:val="24"/>
           <w:szCs w:val="24"/>
         </w:rPr>
-        <w:commentReference w:id="222"/>
+        <w:commentReference w:id="219"/>
       </w:r>
       <w:r>
         <w:t xml:space="preserve"> </w:t>
@@ -3732,7 +3691,7 @@
       <w:r>
         <w:t xml:space="preserve">the multivariable OLS coefficient for fast walking rate was </w:t>
       </w:r>
-      <w:del w:id="223" w:author="治輝 齋藤" w:date="2026-04-30T18:39:00Z" w16du:dateUtc="2026-04-30T09:39:00Z">
+      <w:del w:id="220" w:author="治輝 齋藤" w:date="2026-04-30T18:39:00Z" w16du:dateUtc="2026-04-30T09:39:00Z">
         <w:r>
           <w:delText>**</w:delText>
         </w:r>
@@ -3740,7 +3699,7 @@
       <w:r>
         <w:t>positive</w:t>
       </w:r>
-      <w:del w:id="224" w:author="治輝 齋藤" w:date="2026-04-30T18:39:00Z" w16du:dateUtc="2026-04-30T09:39:00Z">
+      <w:del w:id="221" w:author="治輝 齋藤" w:date="2026-04-30T18:39:00Z" w16du:dateUtc="2026-04-30T09:39:00Z">
         <w:r>
           <w:delText>**</w:delText>
         </w:r>
@@ -3768,8 +3727,8 @@
       <w:r>
         <w:t xml:space="preserve"> = 0.022). Plausible drivers include ecological bias, aggregation of a 40–74-year screening metric to represent regions where hip fractures concentrate among the oldest-old, and confounding by unmeasured healthcare and reporting behaviors. </w:t>
       </w:r>
-      <w:commentRangeStart w:id="225"/>
-      <w:ins w:id="226" w:author="治輝 齋藤" w:date="2026-04-30T18:41:00Z" w16du:dateUtc="2026-04-30T09:41:00Z">
+      <w:commentRangeStart w:id="222"/>
+      <w:ins w:id="223" w:author="治輝 齋藤" w:date="2026-04-30T18:41:00Z" w16du:dateUtc="2026-04-30T09:41:00Z">
         <w:r>
           <w:t xml:space="preserve">Because only the 40–74-year </w:t>
         </w:r>
@@ -3777,14 +3736,14 @@
           <w:lastRenderedPageBreak/>
           <w:t xml:space="preserve">questionnaire aggregate is publicly available, we treated this variable as a contextual covariate and not as a direct proxy for hip fracture risk in the oldest age groups. </w:t>
         </w:r>
-        <w:commentRangeEnd w:id="225"/>
+        <w:commentRangeEnd w:id="222"/>
         <w:r>
           <w:rPr>
             <w:rStyle w:val="af2"/>
             <w:sz w:val="24"/>
             <w:szCs w:val="24"/>
           </w:rPr>
-          <w:commentReference w:id="225"/>
+          <w:commentReference w:id="222"/>
         </w:r>
       </w:ins>
       <w:r>
@@ -3799,8 +3758,8 @@
         <w:pStyle w:val="2"/>
         <w:spacing w:line="360" w:lineRule="auto"/>
       </w:pPr>
-      <w:bookmarkStart w:id="227" w:name="policy-implications"/>
-      <w:bookmarkEnd w:id="221"/>
+      <w:bookmarkStart w:id="224" w:name="policy-implications"/>
+      <w:bookmarkEnd w:id="218"/>
       <w:r>
         <w:t>6. Policy Implications</w:t>
       </w:r>
@@ -3919,18 +3878,18 @@
       <w:r>
         <w:t xml:space="preserve">Second, housing modification subsidies targeting high-slope prefectures—such as installation of handrails on outdoor pathways and anti-slip surface materials—could reduce the environmental contribution to fall risk. Third, urban planning guidelines for mountainous communities should explicitly incorporate slope gradient as a factor in pedestrian infrastructure design, particularly in areas with high proportions of older residents. Given the irreversible demographic aging in rural Japan, these upstream environmental interventions represent </w:t>
       </w:r>
-      <w:commentRangeStart w:id="228"/>
+      <w:commentRangeStart w:id="225"/>
       <w:r>
         <w:t>cost-effective</w:t>
       </w:r>
-      <w:commentRangeEnd w:id="228"/>
+      <w:commentRangeEnd w:id="225"/>
       <w:r>
         <w:rPr>
           <w:rStyle w:val="af2"/>
           <w:sz w:val="24"/>
           <w:szCs w:val="24"/>
         </w:rPr>
-        <w:commentReference w:id="228"/>
+        <w:commentReference w:id="225"/>
       </w:r>
       <w:r>
         <w:t xml:space="preserve"> strategies to mitigate the downstream burden of fragility fractures.</w:t>
@@ -3941,8 +3900,8 @@
         <w:pStyle w:val="2"/>
         <w:spacing w:line="360" w:lineRule="auto"/>
       </w:pPr>
-      <w:bookmarkStart w:id="229" w:name="strengths"/>
-      <w:bookmarkEnd w:id="227"/>
+      <w:bookmarkStart w:id="226" w:name="strengths"/>
+      <w:bookmarkEnd w:id="224"/>
       <w:r>
         <w:t>7. Strengths</w:t>
       </w:r>
@@ -3961,8 +3920,8 @@
         <w:pStyle w:val="2"/>
         <w:spacing w:line="360" w:lineRule="auto"/>
       </w:pPr>
-      <w:bookmarkStart w:id="230" w:name="limitations"/>
-      <w:bookmarkEnd w:id="229"/>
+      <w:bookmarkStart w:id="227" w:name="limitations"/>
+      <w:bookmarkEnd w:id="226"/>
       <w:r>
         <w:t>8. Limitations</w:t>
       </w:r>
@@ -3997,36 +3956,36 @@
         <w:pStyle w:val="a0"/>
         <w:spacing w:line="360" w:lineRule="auto"/>
       </w:pPr>
-      <w:bookmarkStart w:id="231" w:name="_Hlk228469400"/>
+      <w:bookmarkStart w:id="228" w:name="_Hlk228469400"/>
       <w:r>
         <w:t xml:space="preserve">Second, </w:t>
       </w:r>
-      <w:commentRangeStart w:id="232"/>
-      <w:ins w:id="233" w:author="治輝 齋藤" w:date="2026-04-30T18:02:00Z" w16du:dateUtc="2026-04-30T09:02:00Z">
+      <w:commentRangeStart w:id="229"/>
+      <w:ins w:id="230" w:author="治輝 齋藤" w:date="2026-04-30T18:02:00Z" w16du:dateUtc="2026-04-30T09:02:00Z">
         <w:r>
           <w:t xml:space="preserve">our outcome reflects surgery rates rather than true fracture incidence. Although hip fractures are usually treated surgically, prefectural variation in treatment decisions, referral patterns, and access to operative care may influence observed rates independently of fracture occurrence. Third, </w:t>
         </w:r>
       </w:ins>
-      <w:commentRangeEnd w:id="232"/>
-      <w:ins w:id="234" w:author="治輝 齋藤" w:date="2026-04-30T18:04:00Z" w16du:dateUtc="2026-04-30T09:04:00Z">
+      <w:commentRangeEnd w:id="229"/>
+      <w:ins w:id="231" w:author="治輝 齋藤" w:date="2026-04-30T18:04:00Z" w16du:dateUtc="2026-04-30T09:04:00Z">
         <w:r>
           <w:rPr>
             <w:rStyle w:val="af2"/>
             <w:sz w:val="24"/>
             <w:szCs w:val="24"/>
           </w:rPr>
-          <w:commentReference w:id="232"/>
+          <w:commentReference w:id="229"/>
         </w:r>
       </w:ins>
       <w:r>
         <w:t xml:space="preserve">the cross-sectional design precludes causal inference. Although reverse causation is unlikely for a fixed environmental exposure such as terrain slope, residual confounding by unmeasured variables cannot be excluded. </w:t>
       </w:r>
-      <w:ins w:id="235" w:author="治輝 齋藤" w:date="2026-04-30T18:03:00Z" w16du:dateUtc="2026-04-30T09:03:00Z">
+      <w:ins w:id="232" w:author="治輝 齋藤" w:date="2026-04-30T18:03:00Z" w16du:dateUtc="2026-04-30T09:03:00Z">
         <w:r>
           <w:t>Fourth</w:t>
         </w:r>
       </w:ins>
-      <w:del w:id="236" w:author="治輝 齋藤" w:date="2026-04-30T18:03:00Z" w16du:dateUtc="2026-04-30T09:03:00Z">
+      <w:del w:id="233" w:author="治輝 齋藤" w:date="2026-04-30T18:03:00Z" w16du:dateUtc="2026-04-30T09:03:00Z">
         <w:r>
           <w:delText>Third</w:delText>
         </w:r>
@@ -4034,19 +3993,19 @@
       <w:r>
         <w:t xml:space="preserve">, important unmeasured confounders—including individual-level socioeconomic status, healthcare access (e.g., prefectural orthopedic surgeon density, distance to emergency hospitals), nutritional status (calcium and vitamin D intake), bone mineral density (BMD), </w:t>
       </w:r>
-      <w:commentRangeStart w:id="237"/>
-      <w:ins w:id="238" w:author="治輝 齋藤" w:date="2026-04-30T18:09:00Z" w16du:dateUtc="2026-04-30T09:09:00Z">
+      <w:commentRangeStart w:id="234"/>
+      <w:ins w:id="235" w:author="治輝 齋藤" w:date="2026-04-30T18:09:00Z" w16du:dateUtc="2026-04-30T09:09:00Z">
         <w:r>
           <w:t xml:space="preserve">climate (snowfall and icing), </w:t>
         </w:r>
-        <w:commentRangeEnd w:id="237"/>
+        <w:commentRangeEnd w:id="234"/>
         <w:r>
           <w:rPr>
             <w:rStyle w:val="af2"/>
             <w:sz w:val="24"/>
             <w:szCs w:val="24"/>
           </w:rPr>
-          <w:commentReference w:id="237"/>
+          <w:commentReference w:id="234"/>
         </w:r>
       </w:ins>
       <w:r>
@@ -4058,8 +4017,8 @@
         <w:pStyle w:val="a0"/>
         <w:spacing w:line="360" w:lineRule="auto"/>
       </w:pPr>
-      <w:commentRangeStart w:id="239"/>
-      <w:ins w:id="240" w:author="治輝 齋藤" w:date="2026-04-30T20:36:00Z" w16du:dateUtc="2026-04-30T11:36:00Z">
+      <w:commentRangeStart w:id="236"/>
+      <w:ins w:id="237" w:author="治輝 齋藤" w:date="2026-04-30T20:36:00Z" w16du:dateUtc="2026-04-30T11:36:00Z">
         <w:r>
           <w:rPr>
             <w:lang w:eastAsia="ja-JP"/>
@@ -4067,8 +4026,8 @@
           <w:t>Fifth, age-standardization sensitivity results relied on imputation of masked (`"-"`) cells in publicly released age-stratified surgery tables. Although directionality was robust across `0/5/9` scenarios, effect size depended on masking assumptions, and secondary masking rules imply that some masked cells may not correspond strictly to the nominal `&lt;10` range. Therefore, these SIR/ISR analyses should be interpreted as robustness checks rather than definitive age-standardized estimates.</w:t>
         </w:r>
       </w:ins>
-      <w:commentRangeEnd w:id="239"/>
-      <w:ins w:id="241" w:author="治輝 齋藤" w:date="2026-04-30T20:37:00Z" w16du:dateUtc="2026-04-30T11:37:00Z">
+      <w:commentRangeEnd w:id="236"/>
+      <w:ins w:id="238" w:author="治輝 齋藤" w:date="2026-04-30T20:37:00Z" w16du:dateUtc="2026-04-30T11:37:00Z">
         <w:r>
           <w:rPr>
             <w:rStyle w:val="af2"/>
@@ -4076,10 +4035,10 @@
             <w:szCs w:val="24"/>
             <w:lang w:eastAsia="ja-JP"/>
           </w:rPr>
-          <w:commentReference w:id="239"/>
+          <w:commentReference w:id="236"/>
         </w:r>
       </w:ins>
-      <w:ins w:id="242" w:author="治輝 齋藤" w:date="2026-04-30T20:36:00Z" w16du:dateUtc="2026-04-30T11:36:00Z">
+      <w:ins w:id="239" w:author="治輝 齋藤" w:date="2026-04-30T20:36:00Z" w16du:dateUtc="2026-04-30T11:36:00Z">
         <w:r>
           <w:rPr>
             <w:lang w:eastAsia="ja-JP"/>
@@ -4094,7 +4053,7 @@
           <w:t>Six</w:t>
         </w:r>
       </w:ins>
-      <w:ins w:id="243" w:author="治輝 齋藤" w:date="2026-04-30T18:04:00Z" w16du:dateUtc="2026-04-30T09:04:00Z">
+      <w:ins w:id="240" w:author="治輝 齋藤" w:date="2026-04-30T18:04:00Z" w16du:dateUtc="2026-04-30T09:04:00Z">
         <w:r>
           <w:rPr>
             <w:rFonts w:hint="eastAsia"/>
@@ -4103,7 +4062,7 @@
           <w:t>th</w:t>
         </w:r>
       </w:ins>
-      <w:del w:id="244" w:author="治輝 齋藤" w:date="2026-04-30T18:04:00Z" w16du:dateUtc="2026-04-30T09:04:00Z">
+      <w:del w:id="241" w:author="治輝 齋藤" w:date="2026-04-30T18:04:00Z" w16du:dateUtc="2026-04-30T09:04:00Z">
         <w:r>
           <w:delText>Fourth</w:delText>
         </w:r>
@@ -4111,8 +4070,8 @@
       <w:r>
         <w:t xml:space="preserve">, the walking speed variable was based on self-reported habitual walking speed in the Specific Health Checkup questionnaire, administered to individuals aged 40–74 years, </w:t>
       </w:r>
-      <w:commentRangeStart w:id="245"/>
-      <w:ins w:id="246" w:author="治輝 齋藤" w:date="2026-04-30T19:05:00Z" w16du:dateUtc="2026-04-30T10:05:00Z">
+      <w:commentRangeStart w:id="242"/>
+      <w:ins w:id="243" w:author="治輝 齋藤" w:date="2026-04-30T19:05:00Z" w16du:dateUtc="2026-04-30T10:05:00Z">
         <w:r>
           <w:rPr>
             <w:rFonts w:hint="eastAsia"/>
@@ -4121,7 +4080,7 @@
           <w:t>because</w:t>
         </w:r>
       </w:ins>
-      <w:ins w:id="247" w:author="治輝 齋藤" w:date="2026-04-30T19:04:00Z" w16du:dateUtc="2026-04-30T10:04:00Z">
+      <w:ins w:id="244" w:author="治輝 齋藤" w:date="2026-04-30T19:04:00Z" w16du:dateUtc="2026-04-30T10:04:00Z">
         <w:r>
           <w:t xml:space="preserve"> publicly available prefecture-level data were limited to individuals </w:t>
         </w:r>
@@ -4137,34 +4096,34 @@
           <w:t>.</w:t>
         </w:r>
       </w:ins>
-      <w:ins w:id="248" w:author="治輝 齋藤" w:date="2026-04-30T18:45:00Z" w16du:dateUtc="2026-04-30T09:45:00Z">
+      <w:ins w:id="245" w:author="治輝 齋藤" w:date="2026-04-30T18:45:00Z" w16du:dateUtc="2026-04-30T09:45:00Z">
         <w:r>
           <w:t xml:space="preserve"> This variable </w:t>
         </w:r>
       </w:ins>
-      <w:del w:id="249" w:author="治輝 齋藤" w:date="2026-04-30T18:45:00Z" w16du:dateUtc="2026-04-30T09:45:00Z">
+      <w:del w:id="246" w:author="治輝 齋藤" w:date="2026-04-30T18:45:00Z" w16du:dateUtc="2026-04-30T09:45:00Z">
         <w:r>
           <w:delText>which</w:delText>
         </w:r>
       </w:del>
-      <w:commentRangeEnd w:id="245"/>
+      <w:commentRangeEnd w:id="242"/>
       <w:r>
         <w:rPr>
           <w:rStyle w:val="af2"/>
           <w:sz w:val="24"/>
           <w:szCs w:val="24"/>
         </w:rPr>
-        <w:commentReference w:id="245"/>
+        <w:commentReference w:id="242"/>
       </w:r>
       <w:r>
         <w:t xml:space="preserve"> may not accurately represent the functional capacity of the oldest-old (≥75 years) at highest fracture risk</w:t>
       </w:r>
-      <w:ins w:id="250" w:author="治輝 齋藤" w:date="2026-04-30T18:45:00Z" w16du:dateUtc="2026-04-30T09:45:00Z">
+      <w:ins w:id="247" w:author="治輝 齋藤" w:date="2026-04-30T18:45:00Z" w16du:dateUtc="2026-04-30T09:45:00Z">
         <w:r>
           <w:t>, and its direct relevance to hip fracture occurrence is likely limited at this ecological resolution</w:t>
         </w:r>
       </w:ins>
-      <w:ins w:id="251" w:author="治輝 齋藤" w:date="2026-05-19T12:38:00Z" w16du:dateUtc="2026-05-19T03:38:00Z">
+      <w:ins w:id="248" w:author="治輝 齋藤" w:date="2026-05-19T12:38:00Z" w16du:dateUtc="2026-05-19T03:38:00Z">
         <w:r>
           <w:rPr>
             <w:rFonts w:hint="eastAsia"/>
@@ -4172,22 +4131,22 @@
           </w:rPr>
           <w:t xml:space="preserve">. </w:t>
         </w:r>
-        <w:commentRangeStart w:id="252"/>
+        <w:commentRangeStart w:id="249"/>
         <w:r>
           <w:t>Moreover, this self-reported fast-walking indicator primarily reflects perceived walking capacity rather than actual walking volume or direct slope-specific exposure in daily life</w:t>
         </w:r>
-        <w:commentRangeEnd w:id="252"/>
+        <w:commentRangeEnd w:id="249"/>
         <w:r>
           <w:rPr>
             <w:rStyle w:val="af2"/>
           </w:rPr>
-          <w:commentReference w:id="252"/>
+          <w:commentReference w:id="249"/>
         </w:r>
       </w:ins>
       <w:r>
         <w:t xml:space="preserve">. This self-reported measure may be subject to non-differential measurement error, biasing our estimates toward the null. </w:t>
       </w:r>
-      <w:ins w:id="253" w:author="治輝 齋藤" w:date="2026-04-30T18:04:00Z" w16du:dateUtc="2026-04-30T09:04:00Z">
+      <w:ins w:id="250" w:author="治輝 齋藤" w:date="2026-04-30T18:04:00Z" w16du:dateUtc="2026-04-30T09:04:00Z">
         <w:r>
           <w:rPr>
             <w:rFonts w:hint="eastAsia"/>
@@ -4196,7 +4155,7 @@
           <w:t>S</w:t>
         </w:r>
       </w:ins>
-      <w:ins w:id="254" w:author="治輝 齋藤" w:date="2026-04-30T20:36:00Z" w16du:dateUtc="2026-04-30T11:36:00Z">
+      <w:ins w:id="251" w:author="治輝 齋藤" w:date="2026-04-30T20:36:00Z" w16du:dateUtc="2026-04-30T11:36:00Z">
         <w:r>
           <w:rPr>
             <w:rFonts w:hint="eastAsia"/>
@@ -4205,7 +4164,7 @@
           <w:t>even</w:t>
         </w:r>
       </w:ins>
-      <w:ins w:id="255" w:author="治輝 齋藤" w:date="2026-04-30T18:04:00Z" w16du:dateUtc="2026-04-30T09:04:00Z">
+      <w:ins w:id="252" w:author="治輝 齋藤" w:date="2026-04-30T18:04:00Z" w16du:dateUtc="2026-04-30T09:04:00Z">
         <w:r>
           <w:rPr>
             <w:rFonts w:hint="eastAsia"/>
@@ -4214,7 +4173,7 @@
           <w:t>th</w:t>
         </w:r>
       </w:ins>
-      <w:del w:id="256" w:author="治輝 齋藤" w:date="2026-04-30T18:04:00Z" w16du:dateUtc="2026-04-30T09:04:00Z">
+      <w:del w:id="253" w:author="治輝 齋藤" w:date="2026-04-30T18:04:00Z" w16du:dateUtc="2026-04-30T09:04:00Z">
         <w:r>
           <w:delText>Fifth</w:delText>
         </w:r>
@@ -4228,7 +4187,7 @@
         <w:pStyle w:val="a0"/>
         <w:spacing w:line="360" w:lineRule="auto"/>
       </w:pPr>
-      <w:ins w:id="257" w:author="治輝 齋藤" w:date="2026-04-30T20:36:00Z" w16du:dateUtc="2026-04-30T11:36:00Z">
+      <w:ins w:id="254" w:author="治輝 齋藤" w:date="2026-04-30T20:36:00Z" w16du:dateUtc="2026-04-30T11:36:00Z">
         <w:r>
           <w:rPr>
             <w:rFonts w:hint="eastAsia"/>
@@ -4237,7 +4196,7 @@
           <w:t>Eigh</w:t>
         </w:r>
       </w:ins>
-      <w:ins w:id="258" w:author="治輝 齋藤" w:date="2026-04-30T18:04:00Z" w16du:dateUtc="2026-04-30T09:04:00Z">
+      <w:ins w:id="255" w:author="治輝 齋藤" w:date="2026-04-30T18:04:00Z" w16du:dateUtc="2026-04-30T09:04:00Z">
         <w:r>
           <w:rPr>
             <w:rFonts w:hint="eastAsia"/>
@@ -4246,7 +4205,7 @@
           <w:t>th</w:t>
         </w:r>
       </w:ins>
-      <w:del w:id="259" w:author="治輝 齋藤" w:date="2026-04-30T18:04:00Z" w16du:dateUtc="2026-04-30T09:04:00Z">
+      <w:del w:id="256" w:author="治輝 齋藤" w:date="2026-04-30T18:04:00Z" w16du:dateUtc="2026-04-30T09:04:00Z">
         <w:r>
           <w:delText>Sixth</w:delText>
         </w:r>
@@ -4271,7 +4230,7 @@
         </w:rPr>
         <w:t xml:space="preserve"> </w:t>
       </w:r>
-      <w:ins w:id="260" w:author="治輝 齋藤" w:date="2026-04-30T20:36:00Z" w16du:dateUtc="2026-04-30T11:36:00Z">
+      <w:ins w:id="257" w:author="治輝 齋藤" w:date="2026-04-30T20:36:00Z" w16du:dateUtc="2026-04-30T11:36:00Z">
         <w:r>
           <w:rPr>
             <w:rFonts w:hint="eastAsia"/>
@@ -4280,7 +4239,7 @@
           <w:t>Nin</w:t>
         </w:r>
       </w:ins>
-      <w:ins w:id="261" w:author="治輝 齋藤" w:date="2026-04-30T18:04:00Z" w16du:dateUtc="2026-04-30T09:04:00Z">
+      <w:ins w:id="258" w:author="治輝 齋藤" w:date="2026-04-30T18:04:00Z" w16du:dateUtc="2026-04-30T09:04:00Z">
         <w:r>
           <w:rPr>
             <w:rFonts w:hint="eastAsia"/>
@@ -4289,7 +4248,7 @@
           <w:t>th</w:t>
         </w:r>
       </w:ins>
-      <w:del w:id="262" w:author="治輝 齋藤" w:date="2026-04-30T18:04:00Z" w16du:dateUtc="2026-04-30T09:04:00Z">
+      <w:del w:id="259" w:author="治輝 齋藤" w:date="2026-04-30T18:04:00Z" w16du:dateUtc="2026-04-30T09:04:00Z">
         <w:r>
           <w:rPr>
             <w:rFonts w:hint="eastAsia"/>
@@ -4309,7 +4268,7 @@
         <w:t xml:space="preserve"> sex- and gender-stratified outcome tables were not available in the prefecture-level NDB Open Data extracts used here; findings therefore describe aggregate populations and should be interpreted with this limitation in mind.</w:t>
       </w:r>
     </w:p>
-    <w:bookmarkEnd w:id="231"/>
+    <w:bookmarkEnd w:id="228"/>
     <w:p>
       <w:pPr>
         <w:spacing w:line="360" w:lineRule="auto"/>
@@ -4325,9 +4284,9 @@
         <w:pStyle w:val="1"/>
         <w:spacing w:line="360" w:lineRule="auto"/>
       </w:pPr>
-      <w:bookmarkStart w:id="263" w:name="conclusions-1"/>
-      <w:bookmarkEnd w:id="158"/>
-      <w:bookmarkEnd w:id="230"/>
+      <w:bookmarkStart w:id="260" w:name="conclusions-1"/>
+      <w:bookmarkEnd w:id="155"/>
+      <w:bookmarkEnd w:id="227"/>
       <w:r>
         <w:t>Conclusions</w:t>
       </w:r>
@@ -4343,8 +4302,8 @@
       <w:r>
         <w:t xml:space="preserve"> slope </w:t>
       </w:r>
-      <w:commentRangeStart w:id="264"/>
-      <w:ins w:id="265" w:author="治輝 齋藤" w:date="2026-04-30T19:20:00Z" w16du:dateUtc="2026-04-30T10:20:00Z">
+      <w:commentRangeStart w:id="261"/>
+      <w:ins w:id="262" w:author="治輝 齋藤" w:date="2026-04-30T19:20:00Z" w16du:dateUtc="2026-04-30T10:20:00Z">
         <w:r>
           <w:rPr>
             <w:rFonts w:hint="eastAsia"/>
@@ -4353,19 +4312,19 @@
           <w:t>was</w:t>
         </w:r>
       </w:ins>
-      <w:del w:id="266" w:author="治輝 齋藤" w:date="2026-04-30T19:20:00Z" w16du:dateUtc="2026-04-30T10:20:00Z">
+      <w:del w:id="263" w:author="治輝 齋藤" w:date="2026-04-30T19:20:00Z" w16du:dateUtc="2026-04-30T10:20:00Z">
         <w:r>
           <w:delText>remained</w:delText>
         </w:r>
       </w:del>
-      <w:commentRangeEnd w:id="264"/>
+      <w:commentRangeEnd w:id="261"/>
       <w:r>
         <w:rPr>
           <w:rStyle w:val="af2"/>
           <w:sz w:val="24"/>
           <w:szCs w:val="24"/>
         </w:rPr>
-        <w:commentReference w:id="264"/>
+        <w:commentReference w:id="261"/>
       </w:r>
       <w:r>
         <w:t xml:space="preserve"> positively</w:t>
@@ -4386,7 +4345,7 @@
       <w:r>
         <w:t>; conventional *p* = 0.043)</w:t>
       </w:r>
-      <w:ins w:id="267" w:author="治輝 齋藤" w:date="2026-05-19T12:38:00Z" w16du:dateUtc="2026-05-19T03:38:00Z">
+      <w:ins w:id="264" w:author="治輝 齋藤" w:date="2026-05-19T12:38:00Z" w16du:dateUtc="2026-05-19T03:38:00Z">
         <w:r>
           <w:t>, whereas heteroskedasticity-robust and bootstrap uncertainty quantification yielded borderline support compatible with no association at α = 0.05</w:t>
         </w:r>
@@ -4401,8 +4360,8 @@
       <w:r>
         <w:t xml:space="preserve"> </w:t>
       </w:r>
-      <w:commentRangeStart w:id="268"/>
-      <w:ins w:id="269" w:author="治輝 齋藤" w:date="2026-05-19T12:39:00Z" w16du:dateUtc="2026-05-19T03:39:00Z">
+      <w:commentRangeStart w:id="265"/>
+      <w:ins w:id="266" w:author="治輝 齋藤" w:date="2026-05-19T12:39:00Z" w16du:dateUtc="2026-05-19T03:39:00Z">
         <w:r>
           <w:t>Given the limited ecological sample size (N = 47), these findings should be interpreted as suggestive rather than confirmatory.</w:t>
         </w:r>
@@ -4413,12 +4372,12 @@
           </w:rPr>
           <w:t xml:space="preserve"> </w:t>
         </w:r>
-        <w:commentRangeEnd w:id="268"/>
+        <w:commentRangeEnd w:id="265"/>
         <w:r>
           <w:rPr>
             <w:rStyle w:val="af2"/>
           </w:rPr>
-          <w:commentReference w:id="268"/>
+          <w:commentReference w:id="265"/>
         </w:r>
       </w:ins>
       <w:r>
@@ -4430,7 +4389,7 @@
       <w:r>
         <w:t xml:space="preserve"> was specific to hip fractures, with no significant relationship observed for humerus or forearm fractures</w:t>
       </w:r>
-      <w:ins w:id="270" w:author="治輝 齋藤" w:date="2026-05-19T12:39:00Z" w16du:dateUtc="2026-05-19T03:39:00Z">
+      <w:ins w:id="267" w:author="治輝 齋藤" w:date="2026-05-19T12:39:00Z" w16du:dateUtc="2026-05-19T03:39:00Z">
         <w:r>
           <w:t>, consistent with biomechanical hypotheses emphasizing lateral falls and trochanteric loading on sloped terrain</w:t>
         </w:r>
@@ -4590,8 +4549,8 @@
         <w:pStyle w:val="1"/>
         <w:spacing w:line="360" w:lineRule="auto"/>
       </w:pPr>
-      <w:bookmarkStart w:id="271" w:name="references"/>
-      <w:bookmarkEnd w:id="263"/>
+      <w:bookmarkStart w:id="268" w:name="references"/>
+      <w:bookmarkEnd w:id="260"/>
       <w:r>
         <w:t>References</w:t>
       </w:r>
@@ -5647,8 +5606,8 @@
           <w:szCs w:val="40"/>
         </w:rPr>
       </w:pPr>
-      <w:bookmarkStart w:id="272" w:name="tables-and-figures"/>
-      <w:bookmarkEnd w:id="271"/>
+      <w:bookmarkStart w:id="269" w:name="tables-and-figures"/>
+      <w:bookmarkEnd w:id="268"/>
       <w:r>
         <w:br w:type="page"/>
       </w:r>
@@ -5666,7 +5625,7 @@
       <w:pPr>
         <w:pStyle w:val="2"/>
       </w:pPr>
-      <w:bookmarkStart w:id="273" w:name="Xd12e5d2fabb7f7da04933f49b094ec2cca003f6"/>
+      <w:bookmarkStart w:id="270" w:name="Xd12e5d2fabb7f7da04933f49b094ec2cca003f6"/>
       <w:r>
         <w:t>Table 1. Descriptive Statistics of Prefecture-Level Variables (N = 47)</w:t>
       </w:r>
@@ -8686,8 +8645,8 @@
           <w:szCs w:val="32"/>
         </w:rPr>
       </w:pPr>
-      <w:bookmarkStart w:id="274" w:name="Xc4d8efe96bb5dc084b3a6055df59151a4b74ad0"/>
-      <w:bookmarkEnd w:id="273"/>
+      <w:bookmarkStart w:id="271" w:name="Xc4d8efe96bb5dc084b3a6055df59151a4b74ad0"/>
+      <w:bookmarkEnd w:id="270"/>
       <w:r>
         <w:br w:type="page"/>
       </w:r>
@@ -9832,8 +9791,8 @@
           <w:szCs w:val="32"/>
         </w:rPr>
       </w:pPr>
-      <w:bookmarkStart w:id="275" w:name="X6fac7f2e493ef5b618f5ac39729b4328cfa1bc7"/>
-      <w:bookmarkEnd w:id="274"/>
+      <w:bookmarkStart w:id="272" w:name="X6fac7f2e493ef5b618f5ac39729b4328cfa1bc7"/>
+      <w:bookmarkEnd w:id="271"/>
       <w:r>
         <w:br w:type="page"/>
       </w:r>
@@ -10651,8 +10610,8 @@
           <w:szCs w:val="32"/>
         </w:rPr>
       </w:pPr>
-      <w:bookmarkStart w:id="276" w:name="Xdeb87af7aa3e82ca70e47e493f4f841d319d1c1"/>
-      <w:bookmarkEnd w:id="275"/>
+      <w:bookmarkStart w:id="273" w:name="Xdeb87af7aa3e82ca70e47e493f4f841d319d1c1"/>
+      <w:bookmarkEnd w:id="272"/>
       <w:r>
         <w:br w:type="page"/>
       </w:r>
@@ -11278,7 +11237,7 @@
       <w:pPr>
         <w:pStyle w:val="a0"/>
         <w:rPr>
-          <w:ins w:id="277" w:author="治輝 齋藤" w:date="2026-05-19T12:41:00Z" w16du:dateUtc="2026-05-19T03:41:00Z"/>
+          <w:ins w:id="274" w:author="治輝 齋藤" w:date="2026-05-19T12:41:00Z" w16du:dateUtc="2026-05-19T03:41:00Z"/>
         </w:rPr>
       </w:pPr>
       <w:r>
@@ -11294,10 +11253,10 @@
     <w:p>
       <w:pPr>
         <w:rPr>
-          <w:ins w:id="278" w:author="治輝 齋藤" w:date="2026-05-19T12:41:00Z" w16du:dateUtc="2026-05-19T03:41:00Z"/>
-        </w:rPr>
-      </w:pPr>
-      <w:ins w:id="279" w:author="治輝 齋藤" w:date="2026-05-19T12:41:00Z" w16du:dateUtc="2026-05-19T03:41:00Z">
+          <w:ins w:id="275" w:author="治輝 齋藤" w:date="2026-05-19T12:41:00Z" w16du:dateUtc="2026-05-19T03:41:00Z"/>
+        </w:rPr>
+      </w:pPr>
+      <w:ins w:id="276" w:author="治輝 齋藤" w:date="2026-05-19T12:41:00Z" w16du:dateUtc="2026-05-19T03:41:00Z">
         <w:r>
           <w:pict w14:anchorId="14EA81B3">
             <v:rect id="_x0000_i1040" style="width:0;height:1.5pt" o:hralign="center" o:hrstd="t" o:hr="t"/>
@@ -11309,14 +11268,14 @@
       <w:pPr>
         <w:pStyle w:val="2"/>
         <w:rPr>
-          <w:ins w:id="280" w:author="治輝 齋藤" w:date="2026-05-19T12:41:00Z" w16du:dateUtc="2026-05-19T03:41:00Z"/>
-        </w:rPr>
-      </w:pPr>
-      <w:ins w:id="281" w:author="治輝 齋藤" w:date="2026-05-19T12:41:00Z" w16du:dateUtc="2026-05-19T03:41:00Z">
+          <w:ins w:id="277" w:author="治輝 齋藤" w:date="2026-05-19T12:41:00Z" w16du:dateUtc="2026-05-19T03:41:00Z"/>
+        </w:rPr>
+      </w:pPr>
+      <w:ins w:id="278" w:author="治輝 齋藤" w:date="2026-05-19T12:41:00Z" w16du:dateUtc="2026-05-19T03:41:00Z">
         <w:r>
           <w:br w:type="page"/>
         </w:r>
-        <w:commentRangeStart w:id="282"/>
+        <w:commentRangeStart w:id="279"/>
         <w:r>
           <w:lastRenderedPageBreak/>
           <w:t>Table 5. Indirect Standardization Sensitivity Analysis: Multivariable Linear Regression of Indirectly Standardized Hip (Femur) Surgery Rate on Terrain Slope (N = 47)</w:t>
@@ -11339,7 +11298,7 @@
         <w:trPr>
           <w:cnfStyle w:val="100000000000" w:firstRow="1" w:lastRow="0" w:firstColumn="0" w:lastColumn="0" w:oddVBand="0" w:evenVBand="0" w:oddHBand="0" w:evenHBand="0" w:firstRowFirstColumn="0" w:firstRowLastColumn="0" w:lastRowFirstColumn="0" w:lastRowLastColumn="0"/>
           <w:tblHeader/>
-          <w:ins w:id="283" w:author="治輝 齋藤" w:date="2026-05-19T12:41:00Z"/>
+          <w:ins w:id="280" w:author="治輝 齋藤" w:date="2026-05-19T12:41:00Z"/>
         </w:trPr>
         <w:tc>
           <w:tcPr>
@@ -11349,10 +11308,10 @@
             <w:pPr>
               <w:spacing w:before="36" w:after="36"/>
               <w:rPr>
-                <w:ins w:id="284" w:author="治輝 齋藤" w:date="2026-05-19T12:41:00Z" w16du:dateUtc="2026-05-19T03:41:00Z"/>
-              </w:rPr>
-            </w:pPr>
-            <w:ins w:id="285" w:author="治輝 齋藤" w:date="2026-05-19T12:41:00Z" w16du:dateUtc="2026-05-19T03:41:00Z">
+                <w:ins w:id="281" w:author="治輝 齋藤" w:date="2026-05-19T12:41:00Z" w16du:dateUtc="2026-05-19T03:41:00Z"/>
+              </w:rPr>
+            </w:pPr>
+            <w:ins w:id="282" w:author="治輝 齋藤" w:date="2026-05-19T12:41:00Z" w16du:dateUtc="2026-05-19T03:41:00Z">
               <w:r>
                 <w:rPr>
                   <w:b/>
@@ -11388,10 +11347,10 @@
             <w:pPr>
               <w:spacing w:before="36" w:after="36"/>
               <w:rPr>
-                <w:ins w:id="286" w:author="治輝 齋藤" w:date="2026-05-19T12:41:00Z" w16du:dateUtc="2026-05-19T03:41:00Z"/>
-              </w:rPr>
-            </w:pPr>
-            <w:ins w:id="287" w:author="治輝 齋藤" w:date="2026-05-19T12:41:00Z" w16du:dateUtc="2026-05-19T03:41:00Z">
+                <w:ins w:id="283" w:author="治輝 齋藤" w:date="2026-05-19T12:41:00Z" w16du:dateUtc="2026-05-19T03:41:00Z"/>
+              </w:rPr>
+            </w:pPr>
+            <w:ins w:id="284" w:author="治輝 齋藤" w:date="2026-05-19T12:41:00Z" w16du:dateUtc="2026-05-19T03:41:00Z">
               <w:r>
                 <w:rPr>
                   <w:b/>
@@ -11413,10 +11372,10 @@
             <w:pPr>
               <w:spacing w:before="36" w:after="36"/>
               <w:rPr>
-                <w:ins w:id="288" w:author="治輝 齋藤" w:date="2026-05-19T12:41:00Z" w16du:dateUtc="2026-05-19T03:41:00Z"/>
-              </w:rPr>
-            </w:pPr>
-            <w:ins w:id="289" w:author="治輝 齋藤" w:date="2026-05-19T12:41:00Z" w16du:dateUtc="2026-05-19T03:41:00Z">
+                <w:ins w:id="285" w:author="治輝 齋藤" w:date="2026-05-19T12:41:00Z" w16du:dateUtc="2026-05-19T03:41:00Z"/>
+              </w:rPr>
+            </w:pPr>
+            <w:ins w:id="286" w:author="治輝 齋藤" w:date="2026-05-19T12:41:00Z" w16du:dateUtc="2026-05-19T03:41:00Z">
               <w:r>
                 <w:rPr>
                   <w:b/>
@@ -11432,7 +11391,7 @@
       </w:tr>
       <w:tr>
         <w:trPr>
-          <w:ins w:id="290" w:author="治輝 齋藤" w:date="2026-05-19T12:41:00Z"/>
+          <w:ins w:id="287" w:author="治輝 齋藤" w:date="2026-05-19T12:41:00Z"/>
         </w:trPr>
         <w:tc>
           <w:tcPr>
@@ -11442,10 +11401,10 @@
             <w:pPr>
               <w:spacing w:before="36" w:after="36"/>
               <w:rPr>
-                <w:ins w:id="291" w:author="治輝 齋藤" w:date="2026-05-19T12:41:00Z" w16du:dateUtc="2026-05-19T03:41:00Z"/>
-              </w:rPr>
-            </w:pPr>
-            <w:ins w:id="292" w:author="治輝 齋藤" w:date="2026-05-19T12:41:00Z" w16du:dateUtc="2026-05-19T03:41:00Z">
+                <w:ins w:id="288" w:author="治輝 齋藤" w:date="2026-05-19T12:41:00Z" w16du:dateUtc="2026-05-19T03:41:00Z"/>
+              </w:rPr>
+            </w:pPr>
+            <w:ins w:id="289" w:author="治輝 齋藤" w:date="2026-05-19T12:41:00Z" w16du:dateUtc="2026-05-19T03:41:00Z">
               <w:r>
                 <w:rPr>
                   <w:rFonts w:ascii="Consolas" w:hAnsi="Consolas"/>
@@ -11468,10 +11427,10 @@
             <w:pPr>
               <w:spacing w:before="36" w:after="36"/>
               <w:rPr>
-                <w:ins w:id="293" w:author="治輝 齋藤" w:date="2026-05-19T12:41:00Z" w16du:dateUtc="2026-05-19T03:41:00Z"/>
-              </w:rPr>
-            </w:pPr>
-            <w:ins w:id="294" w:author="治輝 齋藤" w:date="2026-05-19T12:41:00Z" w16du:dateUtc="2026-05-19T03:41:00Z">
+                <w:ins w:id="290" w:author="治輝 齋藤" w:date="2026-05-19T12:41:00Z" w16du:dateUtc="2026-05-19T03:41:00Z"/>
+              </w:rPr>
+            </w:pPr>
+            <w:ins w:id="291" w:author="治輝 齋藤" w:date="2026-05-19T12:41:00Z" w16du:dateUtc="2026-05-19T03:41:00Z">
               <w:r>
                 <w:rPr>
                   <w:b/>
@@ -11490,10 +11449,10 @@
             <w:pPr>
               <w:spacing w:before="36" w:after="36"/>
               <w:rPr>
-                <w:ins w:id="295" w:author="治輝 齋藤" w:date="2026-05-19T12:41:00Z" w16du:dateUtc="2026-05-19T03:41:00Z"/>
-              </w:rPr>
-            </w:pPr>
-            <w:ins w:id="296" w:author="治輝 齋藤" w:date="2026-05-19T12:41:00Z" w16du:dateUtc="2026-05-19T03:41:00Z">
+                <w:ins w:id="292" w:author="治輝 齋藤" w:date="2026-05-19T12:41:00Z" w16du:dateUtc="2026-05-19T03:41:00Z"/>
+              </w:rPr>
+            </w:pPr>
+            <w:ins w:id="293" w:author="治輝 齋藤" w:date="2026-05-19T12:41:00Z" w16du:dateUtc="2026-05-19T03:41:00Z">
               <w:r>
                 <w:rPr>
                   <w:b/>
@@ -11507,7 +11466,7 @@
       </w:tr>
       <w:tr>
         <w:trPr>
-          <w:ins w:id="297" w:author="治輝 齋藤" w:date="2026-05-19T12:41:00Z"/>
+          <w:ins w:id="294" w:author="治輝 齋藤" w:date="2026-05-19T12:41:00Z"/>
         </w:trPr>
         <w:tc>
           <w:tcPr>
@@ -11517,10 +11476,10 @@
             <w:pPr>
               <w:spacing w:before="36" w:after="36"/>
               <w:rPr>
-                <w:ins w:id="298" w:author="治輝 齋藤" w:date="2026-05-19T12:41:00Z" w16du:dateUtc="2026-05-19T03:41:00Z"/>
-              </w:rPr>
-            </w:pPr>
-            <w:ins w:id="299" w:author="治輝 齋藤" w:date="2026-05-19T12:41:00Z" w16du:dateUtc="2026-05-19T03:41:00Z">
+                <w:ins w:id="295" w:author="治輝 齋藤" w:date="2026-05-19T12:41:00Z" w16du:dateUtc="2026-05-19T03:41:00Z"/>
+              </w:rPr>
+            </w:pPr>
+            <w:ins w:id="296" w:author="治輝 齋藤" w:date="2026-05-19T12:41:00Z" w16du:dateUtc="2026-05-19T03:41:00Z">
               <w:r>
                 <w:rPr>
                   <w:rFonts w:ascii="Consolas" w:hAnsi="Consolas"/>
@@ -11543,10 +11502,10 @@
             <w:pPr>
               <w:spacing w:before="36" w:after="36"/>
               <w:rPr>
-                <w:ins w:id="300" w:author="治輝 齋藤" w:date="2026-05-19T12:41:00Z" w16du:dateUtc="2026-05-19T03:41:00Z"/>
-              </w:rPr>
-            </w:pPr>
-            <w:ins w:id="301" w:author="治輝 齋藤" w:date="2026-05-19T12:41:00Z" w16du:dateUtc="2026-05-19T03:41:00Z">
+                <w:ins w:id="297" w:author="治輝 齋藤" w:date="2026-05-19T12:41:00Z" w16du:dateUtc="2026-05-19T03:41:00Z"/>
+              </w:rPr>
+            </w:pPr>
+            <w:ins w:id="298" w:author="治輝 齋藤" w:date="2026-05-19T12:41:00Z" w16du:dateUtc="2026-05-19T03:41:00Z">
               <w:r>
                 <w:rPr>
                   <w:b/>
@@ -11565,10 +11524,10 @@
             <w:pPr>
               <w:spacing w:before="36" w:after="36"/>
               <w:rPr>
-                <w:ins w:id="302" w:author="治輝 齋藤" w:date="2026-05-19T12:41:00Z" w16du:dateUtc="2026-05-19T03:41:00Z"/>
-              </w:rPr>
-            </w:pPr>
-            <w:ins w:id="303" w:author="治輝 齋藤" w:date="2026-05-19T12:41:00Z" w16du:dateUtc="2026-05-19T03:41:00Z">
+                <w:ins w:id="299" w:author="治輝 齋藤" w:date="2026-05-19T12:41:00Z" w16du:dateUtc="2026-05-19T03:41:00Z"/>
+              </w:rPr>
+            </w:pPr>
+            <w:ins w:id="300" w:author="治輝 齋藤" w:date="2026-05-19T12:41:00Z" w16du:dateUtc="2026-05-19T03:41:00Z">
               <w:r>
                 <w:rPr>
                   <w:b/>
@@ -11582,7 +11541,7 @@
       </w:tr>
       <w:tr>
         <w:trPr>
-          <w:ins w:id="304" w:author="治輝 齋藤" w:date="2026-05-19T12:41:00Z"/>
+          <w:ins w:id="301" w:author="治輝 齋藤" w:date="2026-05-19T12:41:00Z"/>
         </w:trPr>
         <w:tc>
           <w:tcPr>
@@ -11592,10 +11551,10 @@
             <w:pPr>
               <w:spacing w:before="36" w:after="36"/>
               <w:rPr>
-                <w:ins w:id="305" w:author="治輝 齋藤" w:date="2026-05-19T12:41:00Z" w16du:dateUtc="2026-05-19T03:41:00Z"/>
-              </w:rPr>
-            </w:pPr>
-            <w:ins w:id="306" w:author="治輝 齋藤" w:date="2026-05-19T12:41:00Z" w16du:dateUtc="2026-05-19T03:41:00Z">
+                <w:ins w:id="302" w:author="治輝 齋藤" w:date="2026-05-19T12:41:00Z" w16du:dateUtc="2026-05-19T03:41:00Z"/>
+              </w:rPr>
+            </w:pPr>
+            <w:ins w:id="303" w:author="治輝 齋藤" w:date="2026-05-19T12:41:00Z" w16du:dateUtc="2026-05-19T03:41:00Z">
               <w:r>
                 <w:rPr>
                   <w:rFonts w:ascii="Consolas" w:hAnsi="Consolas"/>
@@ -11618,10 +11577,10 @@
             <w:pPr>
               <w:spacing w:before="36" w:after="36"/>
               <w:rPr>
-                <w:ins w:id="307" w:author="治輝 齋藤" w:date="2026-05-19T12:41:00Z" w16du:dateUtc="2026-05-19T03:41:00Z"/>
-              </w:rPr>
-            </w:pPr>
-            <w:ins w:id="308" w:author="治輝 齋藤" w:date="2026-05-19T12:41:00Z" w16du:dateUtc="2026-05-19T03:41:00Z">
+                <w:ins w:id="304" w:author="治輝 齋藤" w:date="2026-05-19T12:41:00Z" w16du:dateUtc="2026-05-19T03:41:00Z"/>
+              </w:rPr>
+            </w:pPr>
+            <w:ins w:id="305" w:author="治輝 齋藤" w:date="2026-05-19T12:41:00Z" w16du:dateUtc="2026-05-19T03:41:00Z">
               <w:r>
                 <w:rPr>
                   <w:b/>
@@ -11640,10 +11599,10 @@
             <w:pPr>
               <w:spacing w:before="36" w:after="36"/>
               <w:rPr>
-                <w:ins w:id="309" w:author="治輝 齋藤" w:date="2026-05-19T12:41:00Z" w16du:dateUtc="2026-05-19T03:41:00Z"/>
-              </w:rPr>
-            </w:pPr>
-            <w:ins w:id="310" w:author="治輝 齋藤" w:date="2026-05-19T12:41:00Z" w16du:dateUtc="2026-05-19T03:41:00Z">
+                <w:ins w:id="306" w:author="治輝 齋藤" w:date="2026-05-19T12:41:00Z" w16du:dateUtc="2026-05-19T03:41:00Z"/>
+              </w:rPr>
+            </w:pPr>
+            <w:ins w:id="307" w:author="治輝 齋藤" w:date="2026-05-19T12:41:00Z" w16du:dateUtc="2026-05-19T03:41:00Z">
               <w:r>
                 <w:rPr>
                   <w:b/>
@@ -11660,10 +11619,10 @@
       <w:pPr>
         <w:pStyle w:val="2"/>
         <w:rPr>
-          <w:ins w:id="311" w:author="治輝 齋藤" w:date="2026-05-19T12:41:00Z" w16du:dateUtc="2026-05-19T03:41:00Z"/>
-        </w:rPr>
-      </w:pPr>
-      <w:ins w:id="312" w:author="治輝 齋藤" w:date="2026-05-19T12:41:00Z" w16du:dateUtc="2026-05-19T03:41:00Z">
+          <w:ins w:id="308" w:author="治輝 齋藤" w:date="2026-05-19T12:41:00Z" w16du:dateUtc="2026-05-19T03:41:00Z"/>
+        </w:rPr>
+      </w:pPr>
+      <w:ins w:id="309" w:author="治輝 齋藤" w:date="2026-05-19T12:41:00Z" w16du:dateUtc="2026-05-19T03:41:00Z">
         <w:r>
           <w:rPr>
             <w:rFonts w:asciiTheme="minorHAnsi" w:eastAsiaTheme="minorEastAsia" w:hAnsiTheme="minorHAnsi" w:cstheme="minorBidi"/>
@@ -11731,14 +11690,14 @@
           </w:rPr>
           <w:t xml:space="preserve"> &lt; 0.05 (conventional model-based standard errors). These results are sensitivity analyses only.</w:t>
         </w:r>
-        <w:commentRangeEnd w:id="282"/>
+        <w:commentRangeEnd w:id="279"/>
         <w:r>
           <w:rPr>
             <w:rStyle w:val="af2"/>
             <w:rFonts w:asciiTheme="minorHAnsi" w:eastAsiaTheme="minorEastAsia" w:hAnsiTheme="minorHAnsi" w:cstheme="minorBidi"/>
             <w:color w:val="auto"/>
           </w:rPr>
-          <w:commentReference w:id="282"/>
+          <w:commentReference w:id="279"/>
         </w:r>
       </w:ins>
     </w:p>
@@ -11746,7 +11705,7 @@
       <w:pPr>
         <w:pStyle w:val="a0"/>
         <w:rPr>
-          <w:del w:id="313" w:author="治輝 齋藤" w:date="2026-05-19T12:41:00Z" w16du:dateUtc="2026-05-19T03:41:00Z"/>
+          <w:del w:id="310" w:author="治輝 齋藤" w:date="2026-05-19T12:41:00Z" w16du:dateUtc="2026-05-19T03:41:00Z"/>
         </w:rPr>
       </w:pPr>
     </w:p>
@@ -11754,10 +11713,10 @@
       <w:pPr>
         <w:pStyle w:val="a0"/>
         <w:rPr>
-          <w:del w:id="314" w:author="治輝 齋藤" w:date="2026-05-19T12:41:00Z" w16du:dateUtc="2026-05-19T03:41:00Z"/>
-        </w:rPr>
-      </w:pPr>
-      <w:del w:id="315" w:author="治輝 齋藤" w:date="2026-05-19T12:41:00Z" w16du:dateUtc="2026-05-19T03:41:00Z">
+          <w:del w:id="311" w:author="治輝 齋藤" w:date="2026-05-19T12:41:00Z" w16du:dateUtc="2026-05-19T03:41:00Z"/>
+        </w:rPr>
+      </w:pPr>
+      <w:del w:id="312" w:author="治輝 齋藤" w:date="2026-05-19T12:41:00Z" w16du:dateUtc="2026-05-19T03:41:00Z">
         <w:r>
           <w:pict w14:anchorId="657FDAF1">
             <v:rect id="_x0000_i1041" style="width:0;height:1.5pt" o:hralign="center" o:hrstd="t" o:hr="t"/>
@@ -11774,8 +11733,8 @@
           <w:szCs w:val="32"/>
         </w:rPr>
       </w:pPr>
-      <w:bookmarkStart w:id="316" w:name="figure-legends"/>
-      <w:bookmarkEnd w:id="276"/>
+      <w:bookmarkStart w:id="313" w:name="figure-legends"/>
+      <w:bookmarkEnd w:id="273"/>
       <w:r>
         <w:br w:type="page"/>
       </w:r>
@@ -11977,8 +11936,8 @@
           <w:szCs w:val="32"/>
         </w:rPr>
       </w:pPr>
-      <w:bookmarkStart w:id="317" w:name="figure-1"/>
-      <w:bookmarkEnd w:id="316"/>
+      <w:bookmarkStart w:id="314" w:name="figure-1"/>
+      <w:bookmarkEnd w:id="313"/>
       <w:r>
         <w:br w:type="page"/>
       </w:r>
@@ -12081,8 +12040,8 @@
       <w:pPr>
         <w:pStyle w:val="2"/>
       </w:pPr>
-      <w:bookmarkStart w:id="318" w:name="figure-2"/>
-      <w:bookmarkEnd w:id="317"/>
+      <w:bookmarkStart w:id="315" w:name="figure-2"/>
+      <w:bookmarkEnd w:id="314"/>
       <w:r>
         <w:t>Figure 2</w:t>
       </w:r>
@@ -12093,8 +12052,8 @@
       </w:pPr>
     </w:p>
     <w:p>
-      <w:bookmarkStart w:id="319" w:name="figure-3"/>
-      <w:bookmarkEnd w:id="318"/>
+      <w:bookmarkStart w:id="316" w:name="figure-3"/>
+      <w:bookmarkEnd w:id="315"/>
       <w:r>
         <w:br w:type="page"/>
       </w:r>
@@ -12181,8 +12140,8 @@
           <w:szCs w:val="32"/>
         </w:rPr>
       </w:pPr>
-      <w:bookmarkStart w:id="320" w:name="figure-4"/>
-      <w:bookmarkEnd w:id="319"/>
+      <w:bookmarkStart w:id="317" w:name="figure-4"/>
+      <w:bookmarkEnd w:id="316"/>
       <w:r>
         <w:br w:type="page"/>
       </w:r>
@@ -12285,8 +12244,8 @@
       <w:pPr>
         <w:pStyle w:val="2"/>
       </w:pPr>
-      <w:bookmarkStart w:id="321" w:name="figure-5"/>
-      <w:bookmarkEnd w:id="320"/>
+      <w:bookmarkStart w:id="318" w:name="figure-5"/>
+      <w:bookmarkEnd w:id="317"/>
       <w:r>
         <w:t xml:space="preserve">Figure </w:t>
       </w:r>
@@ -12318,8 +12277,8 @@
       <w:pPr>
         <w:pStyle w:val="2"/>
       </w:pPr>
-      <w:bookmarkStart w:id="322" w:name="figure-6"/>
-      <w:bookmarkEnd w:id="321"/>
+      <w:bookmarkStart w:id="319" w:name="figure-6"/>
+      <w:bookmarkEnd w:id="318"/>
       <w:r>
         <w:t xml:space="preserve">Figure </w:t>
       </w:r>
@@ -12331,8 +12290,8 @@
         <w:t>5</w:t>
       </w:r>
     </w:p>
-    <w:bookmarkEnd w:id="272"/>
-    <w:bookmarkEnd w:id="322"/>
+    <w:bookmarkEnd w:id="269"/>
+    <w:bookmarkEnd w:id="319"/>
     <w:p>
       <w:pPr>
         <w:pStyle w:val="FirstParagraph"/>
@@ -12822,6 +12781,9 @@
     <w:p>
       <w:pPr>
         <w:pStyle w:val="af3"/>
+        <w:rPr>
+          <w:lang w:eastAsia="ja-JP"/>
+        </w:rPr>
       </w:pPr>
       <w:r>
         <w:rPr>
@@ -12838,7 +12800,7 @@
       </w:r>
     </w:p>
   </w:comment>
-  <w:comment w:id="28" w:author="治輝 齋藤" w:date="2026-05-19T21:04:00Z" w:initials="治齋">
+  <w:comment w:id="31" w:author="山岸良匡" w:date="2026-05-18T23:39:00Z" w:initials="山">
     <w:p>
       <w:pPr>
         <w:pStyle w:val="af3"/>
@@ -12857,6 +12819,126 @@
           <w:rFonts w:hint="eastAsia"/>
           <w:lang w:eastAsia="ja-JP"/>
         </w:rPr>
+        <w:t>感度分析の話は細かいので</w:t>
+      </w:r>
+      <w:r>
+        <w:rPr>
+          <w:lang w:eastAsia="ja-JP"/>
+        </w:rPr>
+        <w:t>abstract</w:t>
+      </w:r>
+      <w:r>
+        <w:rPr>
+          <w:rFonts w:hint="eastAsia"/>
+          <w:lang w:eastAsia="ja-JP"/>
+        </w:rPr>
+        <w:t>には不要ではないか。</w:t>
+      </w:r>
+    </w:p>
+  </w:comment>
+  <w:comment w:id="32" w:author="治輝 齋藤" w:date="2026-05-19T21:25:00Z" w:initials="治齋">
+    <w:p>
+      <w:pPr>
+        <w:pStyle w:val="af3"/>
+        <w:rPr>
+          <w:rFonts w:hint="eastAsia"/>
+          <w:lang w:eastAsia="ja-JP"/>
+        </w:rPr>
+      </w:pPr>
+      <w:r>
+        <w:rPr>
+          <w:rStyle w:val="af2"/>
+        </w:rPr>
+        <w:annotationRef/>
+      </w:r>
+      <w:r>
+        <w:rPr>
+          <w:rFonts w:hint="eastAsia"/>
+          <w:lang w:eastAsia="ja-JP"/>
+        </w:rPr>
+        <w:t>感度分析の内容について、</w:t>
+      </w:r>
+      <w:r>
+        <w:rPr>
+          <w:rFonts w:hint="eastAsia"/>
+          <w:lang w:eastAsia="ja-JP"/>
+        </w:rPr>
+        <w:t>abstract</w:t>
+      </w:r>
+      <w:r>
+        <w:rPr>
+          <w:rFonts w:hint="eastAsia"/>
+          <w:lang w:eastAsia="ja-JP"/>
+        </w:rPr>
+        <w:t>から削除しました。</w:t>
+      </w:r>
+    </w:p>
+  </w:comment>
+  <w:comment w:id="35" w:author="山岸良匡" w:date="2026-05-18T18:52:00Z" w:initials="山">
+    <w:p>
+      <w:pPr>
+        <w:pStyle w:val="af3"/>
+        <w:rPr>
+          <w:lang w:eastAsia="ja-JP"/>
+        </w:rPr>
+      </w:pPr>
+      <w:r>
+        <w:rPr>
+          <w:rStyle w:val="af2"/>
+        </w:rPr>
+        <w:annotationRef/>
+      </w:r>
+      <w:r>
+        <w:rPr>
+          <w:rFonts w:hint="eastAsia"/>
+          <w:lang w:eastAsia="ja-JP"/>
+        </w:rPr>
+        <w:t>これが何を意味するのかがわかりにくいので説明が必要と思います。</w:t>
+      </w:r>
+    </w:p>
+  </w:comment>
+  <w:comment w:id="42" w:author="山岸良匡" w:date="2026-05-18T18:52:00Z" w:initials="山">
+    <w:p>
+      <w:pPr>
+        <w:pStyle w:val="af3"/>
+        <w:rPr>
+          <w:lang w:eastAsia="ja-JP"/>
+        </w:rPr>
+      </w:pPr>
+      <w:r>
+        <w:rPr>
+          <w:rStyle w:val="af2"/>
+        </w:rPr>
+        <w:annotationRef/>
+      </w:r>
+      <w:r>
+        <w:rPr>
+          <w:rFonts w:hint="eastAsia"/>
+          <w:lang w:eastAsia="ja-JP"/>
+        </w:rPr>
+        <w:t>年間１０万人当たりという意味ですか？</w:t>
+      </w:r>
+    </w:p>
+  </w:comment>
+  <w:comment w:id="43" w:author="治輝 齋藤" w:date="2026-05-19T20:36:00Z" w:initials="治齋">
+    <w:p>
+      <w:pPr>
+        <w:pStyle w:val="af3"/>
+        <w:rPr>
+          <w:lang w:eastAsia="ja-JP"/>
+        </w:rPr>
+      </w:pPr>
+      <w:r>
+        <w:rPr>
+          <w:rStyle w:val="af2"/>
+        </w:rPr>
+        <w:annotationRef/>
+      </w:r>
+      <w:r>
+        <w:rPr>
+          <w:rFonts w:hint="eastAsia"/>
+          <w:lang w:eastAsia="ja-JP"/>
+        </w:rPr>
         <w:t>（</w:t>
       </w:r>
       <w:r>
@@ -12864,39 +12946,53 @@
           <w:rFonts w:hint="eastAsia"/>
           <w:lang w:eastAsia="ja-JP"/>
         </w:rPr>
-        <w:t>江口先生コメント②）</w:t>
-      </w:r>
-      <w:r>
-        <w:rPr>
-          <w:rFonts w:hint="eastAsia"/>
-          <w:lang w:eastAsia="ja-JP"/>
-        </w:rPr>
-        <w:t>抄録</w:t>
-      </w:r>
-      <w:r>
-        <w:rPr>
-          <w:rFonts w:hint="eastAsia"/>
-          <w:lang w:eastAsia="ja-JP"/>
-        </w:rPr>
-        <w:t>内の</w:t>
-      </w:r>
-      <w:r>
-        <w:rPr>
-          <w:rFonts w:hint="eastAsia"/>
-          <w:lang w:eastAsia="ja-JP"/>
-        </w:rPr>
-        <w:t>Methods</w:t>
-      </w:r>
-      <w:r>
-        <w:rPr>
-          <w:rFonts w:hint="eastAsia"/>
-          <w:lang w:eastAsia="ja-JP"/>
-        </w:rPr>
-        <w:t>に目的と手法に関する説明を追記しました。</w:t>
+        <w:t>江口</w:t>
+      </w:r>
+      <w:r>
+        <w:rPr>
+          <w:rFonts w:hint="eastAsia"/>
+          <w:lang w:eastAsia="ja-JP"/>
+        </w:rPr>
+        <w:t>先生コメント①）</w:t>
+      </w:r>
+      <w:r>
+        <w:rPr>
+          <w:rFonts w:hint="eastAsia"/>
+          <w:lang w:eastAsia="ja-JP"/>
+        </w:rPr>
+        <w:t xml:space="preserve">hip fracture rates </w:t>
+      </w:r>
+      <w:r>
+        <w:rPr>
+          <w:rFonts w:hint="eastAsia"/>
+          <w:lang w:eastAsia="ja-JP"/>
+        </w:rPr>
+        <w:t>→</w:t>
+      </w:r>
+      <w:r>
+        <w:rPr>
+          <w:rFonts w:hint="eastAsia"/>
+          <w:lang w:eastAsia="ja-JP"/>
+        </w:rPr>
+        <w:t xml:space="preserve"> hip fracture surgery rates </w:t>
+      </w:r>
+      <w:r>
+        <w:rPr>
+          <w:rFonts w:hint="eastAsia"/>
+          <w:lang w:eastAsia="ja-JP"/>
+        </w:rPr>
+        <w:t>に修正</w:t>
+      </w:r>
+      <w:r>
+        <w:rPr>
+          <w:rFonts w:hint="eastAsia"/>
+          <w:lang w:eastAsia="ja-JP"/>
+        </w:rPr>
+        <w:t>しました</w:t>
       </w:r>
     </w:p>
   </w:comment>
-  <w:comment w:id="36" w:author="山岸良匡" w:date="2026-05-18T23:39:00Z" w:initials="山">
+  <w:comment w:id="45" w:author="山岸良匡" w:date="2026-05-18T18:54:00Z" w:initials="山">
     <w:p>
       <w:pPr>
         <w:pStyle w:val="af3"/>
@@ -12915,24 +13011,24 @@
           <w:rFonts w:hint="eastAsia"/>
           <w:lang w:eastAsia="ja-JP"/>
         </w:rPr>
-        <w:t>感度分析の話は細かいので</w:t>
-      </w:r>
-      <w:r>
-        <w:rPr>
-          <w:lang w:eastAsia="ja-JP"/>
-        </w:rPr>
-        <w:t>abstract</w:t>
-      </w:r>
-      <w:r>
-        <w:rPr>
-          <w:rFonts w:hint="eastAsia"/>
-          <w:lang w:eastAsia="ja-JP"/>
-        </w:rPr>
-        <w:t>には不要ではないか。</w:t>
+        <w:t>これが何を意味するのかがよくわかりませんでした。</w:t>
+      </w:r>
+      <w:r>
+        <w:rPr>
+          <w:lang w:eastAsia="ja-JP"/>
+        </w:rPr>
+        <w:t>Discussion</w:t>
+      </w:r>
+      <w:r>
+        <w:rPr>
+          <w:rFonts w:hint="eastAsia"/>
+          <w:lang w:eastAsia="ja-JP"/>
+        </w:rPr>
+        <w:t>で使われている表現の方がわかりやすい。</w:t>
       </w:r>
     </w:p>
   </w:comment>
-  <w:comment w:id="38" w:author="山岸良匡" w:date="2026-05-18T18:52:00Z" w:initials="山">
+  <w:comment w:id="50" w:author="山岸良匡" w:date="2026-05-18T18:54:00Z" w:initials="山">
     <w:p>
       <w:pPr>
         <w:pStyle w:val="af3"/>
@@ -12951,11 +13047,11 @@
           <w:rFonts w:hint="eastAsia"/>
           <w:lang w:eastAsia="ja-JP"/>
         </w:rPr>
-        <w:t>これが何を意味するのかがわかりにくいので説明が必要と思います。</w:t>
+        <w:t>これもこれだけだと何かがよくわからないと思います。何で調整したのかも書く必要があります。</w:t>
       </w:r>
     </w:p>
   </w:comment>
-  <w:comment w:id="45" w:author="山岸良匡" w:date="2026-05-18T18:52:00Z" w:initials="山">
+  <w:comment w:id="58" w:author="治輝 齋藤" w:date="2026-05-19T20:39:00Z" w:initials="治齋">
     <w:p>
       <w:pPr>
         <w:pStyle w:val="af3"/>
@@ -12974,11 +13070,62 @@
           <w:rFonts w:hint="eastAsia"/>
           <w:lang w:eastAsia="ja-JP"/>
         </w:rPr>
-        <w:t>年間１０万人当たりという意味ですか？</w:t>
+        <w:t>（</w:t>
+      </w:r>
+      <w:r>
+        <w:rPr>
+          <w:rFonts w:hint="eastAsia"/>
+          <w:lang w:eastAsia="ja-JP"/>
+        </w:rPr>
+        <w:t>江口先生コメント①）</w:t>
+      </w:r>
+      <w:r>
+        <w:rPr>
+          <w:lang w:eastAsia="ja-JP"/>
+        </w:rPr>
+        <w:t>forearm fractures</w:t>
+      </w:r>
+      <w:r>
+        <w:rPr>
+          <w:rFonts w:hint="eastAsia"/>
+          <w:lang w:eastAsia="ja-JP"/>
+        </w:rPr>
+        <w:t xml:space="preserve"> </w:t>
+      </w:r>
+      <w:r>
+        <w:rPr>
+          <w:rFonts w:hint="eastAsia"/>
+          <w:lang w:eastAsia="ja-JP"/>
+        </w:rPr>
+        <w:t>→</w:t>
+      </w:r>
+      <w:r>
+        <w:rPr>
+          <w:rFonts w:hint="eastAsia"/>
+          <w:lang w:eastAsia="ja-JP"/>
+        </w:rPr>
+        <w:t xml:space="preserve"> </w:t>
+      </w:r>
+      <w:r>
+        <w:t>forearm</w:t>
+      </w:r>
+      <w:r>
+        <w:rPr>
+          <w:rFonts w:hint="eastAsia"/>
+          <w:lang w:eastAsia="ja-JP"/>
+        </w:rPr>
+        <w:t xml:space="preserve"> fracture surgeries </w:t>
+      </w:r>
+      <w:r>
+        <w:rPr>
+          <w:rFonts w:hint="eastAsia"/>
+          <w:lang w:eastAsia="ja-JP"/>
+        </w:rPr>
+        <w:t>に修正しました。</w:t>
       </w:r>
     </w:p>
   </w:comment>
-  <w:comment w:id="46" w:author="治輝 齋藤" w:date="2026-05-19T20:36:00Z" w:initials="治齋">
+  <w:comment w:id="62" w:author="山岸良匡" w:date="2026-05-18T23:44:00Z" w:initials="山">
     <w:p>
       <w:pPr>
         <w:pStyle w:val="af3"/>
@@ -12997,6 +13144,265 @@
           <w:rFonts w:hint="eastAsia"/>
           <w:lang w:eastAsia="ja-JP"/>
         </w:rPr>
+        <w:t>抄録の最後でこのようなことは言わない方がいい。重要なことは、「傾斜が強い県に住んでいる人では股関節骨折手術が多いが、それ以外の骨折は関係ない」ことが、明確に読者に伝わることです。それ以外の細かな情報は本文で議論すればよい。</w:t>
+      </w:r>
+    </w:p>
+  </w:comment>
+  <w:comment w:id="65" w:author="山岸良匡" w:date="2026-05-18T19:10:00Z" w:initials="山">
+    <w:p>
+      <w:pPr>
+        <w:pStyle w:val="af3"/>
+        <w:rPr>
+          <w:lang w:eastAsia="ja-JP"/>
+        </w:rPr>
+      </w:pPr>
+      <w:r>
+        <w:rPr>
+          <w:rStyle w:val="af2"/>
+        </w:rPr>
+        <w:annotationRef/>
+      </w:r>
+      <w:r>
+        <w:rPr>
+          <w:rFonts w:hint="eastAsia"/>
+          <w:lang w:eastAsia="ja-JP"/>
+        </w:rPr>
+        <w:t>なんとなく、傾斜地に住んでいる人の方が、坂を上ったり下りたりするので、足腰が鍛えられる気がしますが、どのようには考えられないですか？逆に傾斜地はしんどいので車を使う人が多いということもあるのでは？</w:t>
+      </w:r>
+    </w:p>
+  </w:comment>
+  <w:comment w:id="66" w:author="治輝 齋藤" w:date="2026-05-19T20:43:00Z" w:initials="治齋">
+    <w:p>
+      <w:pPr>
+        <w:pStyle w:val="af3"/>
+        <w:rPr>
+          <w:lang w:eastAsia="ja-JP"/>
+        </w:rPr>
+      </w:pPr>
+      <w:r>
+        <w:rPr>
+          <w:rStyle w:val="af2"/>
+        </w:rPr>
+        <w:annotationRef/>
+      </w:r>
+      <w:r>
+        <w:rPr>
+          <w:rFonts w:hint="eastAsia"/>
+          <w:lang w:eastAsia="ja-JP"/>
+        </w:rPr>
+        <w:t>（江口先生コメント①）</w:t>
+      </w:r>
+      <w:r>
+        <w:rPr>
+          <w:rFonts w:hint="eastAsia"/>
+          <w:lang w:eastAsia="ja-JP"/>
+        </w:rPr>
+        <w:t xml:space="preserve">hip fracture rates </w:t>
+      </w:r>
+      <w:r>
+        <w:rPr>
+          <w:rFonts w:hint="eastAsia"/>
+          <w:lang w:eastAsia="ja-JP"/>
+        </w:rPr>
+        <w:t>→</w:t>
+      </w:r>
+      <w:r>
+        <w:rPr>
+          <w:rFonts w:hint="eastAsia"/>
+          <w:lang w:eastAsia="ja-JP"/>
+        </w:rPr>
+        <w:t xml:space="preserve"> hip fracture surgery rates </w:t>
+      </w:r>
+      <w:r>
+        <w:rPr>
+          <w:rFonts w:hint="eastAsia"/>
+          <w:lang w:eastAsia="ja-JP"/>
+        </w:rPr>
+        <w:t>に修正のうえ、本文の表現も修正しました。</w:t>
+      </w:r>
+    </w:p>
+  </w:comment>
+  <w:comment w:id="76" w:author="山岸良匡" w:date="2026-05-18T19:14:00Z" w:initials="山">
+    <w:p>
+      <w:pPr>
+        <w:pStyle w:val="af3"/>
+        <w:rPr>
+          <w:lang w:eastAsia="ja-JP"/>
+        </w:rPr>
+      </w:pPr>
+      <w:r>
+        <w:rPr>
+          <w:rStyle w:val="af2"/>
+        </w:rPr>
+        <w:annotationRef/>
+      </w:r>
+      <w:r>
+        <w:rPr>
+          <w:rFonts w:hint="eastAsia"/>
+          <w:lang w:eastAsia="ja-JP"/>
+        </w:rPr>
+        <w:t>ここで県レベルというのがでてくるが、県レベルで十分なのですか？山の多い県でも実際に人々が多く住んでいるのは平野部で、山奥に住んでいる人はわずかですが、それでも代表性は担保できるのですか？</w:t>
+      </w:r>
+      <w:r>
+        <w:rPr>
+          <w:rFonts w:hint="eastAsia"/>
+          <w:lang w:eastAsia="ja-JP"/>
+        </w:rPr>
+        <w:t>limitation</w:t>
+      </w:r>
+      <w:r>
+        <w:rPr>
+          <w:rFonts w:hint="eastAsia"/>
+          <w:lang w:eastAsia="ja-JP"/>
+        </w:rPr>
+        <w:t>で少し述べられていますが、そのような欠点があっても、今回の研究を出す意義があることを</w:t>
+      </w:r>
+      <w:r>
+        <w:rPr>
+          <w:rFonts w:hint="eastAsia"/>
+          <w:lang w:eastAsia="ja-JP"/>
+        </w:rPr>
+        <w:t>discussion</w:t>
+      </w:r>
+      <w:r>
+        <w:rPr>
+          <w:rFonts w:hint="eastAsia"/>
+          <w:lang w:eastAsia="ja-JP"/>
+        </w:rPr>
+        <w:t>または</w:t>
+      </w:r>
+      <w:r>
+        <w:rPr>
+          <w:rFonts w:hint="eastAsia"/>
+          <w:lang w:eastAsia="ja-JP"/>
+        </w:rPr>
+        <w:t>conclusion</w:t>
+      </w:r>
+      <w:r>
+        <w:rPr>
+          <w:rFonts w:hint="eastAsia"/>
+          <w:lang w:eastAsia="ja-JP"/>
+        </w:rPr>
+        <w:t>で強調してください。</w:t>
+      </w:r>
+    </w:p>
+  </w:comment>
+  <w:comment w:id="77" w:author="治輝 齋藤" w:date="2026-05-19T20:44:00Z" w:initials="治齋">
+    <w:p>
+      <w:pPr>
+        <w:pStyle w:val="af3"/>
+      </w:pPr>
+      <w:r>
+        <w:rPr>
+          <w:rStyle w:val="af2"/>
+        </w:rPr>
+        <w:annotationRef/>
+      </w:r>
+      <w:r>
+        <w:rPr>
+          <w:rFonts w:hint="eastAsia"/>
+          <w:lang w:eastAsia="ja-JP"/>
+        </w:rPr>
+        <w:t>（江口先生コメント①）</w:t>
+      </w:r>
+      <w:r>
+        <w:rPr>
+          <w:lang w:eastAsia="ja-JP"/>
+        </w:rPr>
+        <w:t>terrain–fracture relationship</w:t>
+      </w:r>
+      <w:r>
+        <w:rPr>
+          <w:rFonts w:hint="eastAsia"/>
+          <w:lang w:eastAsia="ja-JP"/>
+        </w:rPr>
+        <w:t xml:space="preserve"> </w:t>
+      </w:r>
+      <w:r>
+        <w:rPr>
+          <w:rFonts w:hint="eastAsia"/>
+          <w:lang w:eastAsia="ja-JP"/>
+        </w:rPr>
+        <w:t>→</w:t>
+      </w:r>
+      <w:r>
+        <w:rPr>
+          <w:rFonts w:hint="eastAsia"/>
+          <w:lang w:eastAsia="ja-JP"/>
+        </w:rPr>
+        <w:t xml:space="preserve"> </w:t>
+      </w:r>
+      <w:r>
+        <w:rPr>
+          <w:lang w:eastAsia="ja-JP"/>
+        </w:rPr>
+        <w:t>terrain–fracture surgery relationship</w:t>
+      </w:r>
+      <w:r>
+        <w:rPr>
+          <w:rFonts w:hint="eastAsia"/>
+          <w:lang w:eastAsia="ja-JP"/>
+        </w:rPr>
+        <w:t>に修正しました。</w:t>
+      </w:r>
+    </w:p>
+  </w:comment>
+  <w:comment w:id="79" w:author="治輝 齋藤" w:date="2026-05-19T20:47:00Z" w:initials="治齋">
+    <w:p>
+      <w:pPr>
+        <w:pStyle w:val="af3"/>
+        <w:rPr>
+          <w:lang w:eastAsia="ja-JP"/>
+        </w:rPr>
+      </w:pPr>
+      <w:r>
+        <w:rPr>
+          <w:rStyle w:val="af2"/>
+        </w:rPr>
+        <w:annotationRef/>
+      </w:r>
+      <w:r>
+        <w:rPr>
+          <w:rFonts w:hint="eastAsia"/>
+          <w:lang w:eastAsia="ja-JP"/>
+        </w:rPr>
+        <w:t>（江口先生コメント①）</w:t>
+      </w:r>
+      <w:r>
+        <w:rPr>
+          <w:rFonts w:hint="eastAsia"/>
+          <w:lang w:eastAsia="ja-JP"/>
+        </w:rPr>
+        <w:t>骨折と骨折手術率の区別を整理</w:t>
+      </w:r>
+      <w:r>
+        <w:rPr>
+          <w:rFonts w:hint="eastAsia"/>
+          <w:lang w:eastAsia="ja-JP"/>
+        </w:rPr>
+        <w:t>する旨について、記載を修正しました。</w:t>
+      </w:r>
+    </w:p>
+  </w:comment>
+  <w:comment w:id="93" w:author="治輝 齋藤" w:date="2026-05-19T20:54:00Z" w:initials="治齋">
+    <w:p>
+      <w:pPr>
+        <w:pStyle w:val="af3"/>
+        <w:rPr>
+          <w:lang w:eastAsia="ja-JP"/>
+        </w:rPr>
+      </w:pPr>
+      <w:r>
+        <w:rPr>
+          <w:rStyle w:val="af2"/>
+        </w:rPr>
+        <w:annotationRef/>
+      </w:r>
+      <w:r>
+        <w:rPr>
+          <w:rFonts w:hint="eastAsia"/>
+          <w:lang w:eastAsia="ja-JP"/>
+        </w:rPr>
         <w:t>（</w:t>
       </w:r>
       <w:r>
@@ -13004,53 +13410,25 @@
           <w:rFonts w:hint="eastAsia"/>
           <w:lang w:eastAsia="ja-JP"/>
         </w:rPr>
-        <w:t>江口</w:t>
-      </w:r>
-      <w:r>
-        <w:rPr>
-          <w:rFonts w:hint="eastAsia"/>
-          <w:lang w:eastAsia="ja-JP"/>
-        </w:rPr>
-        <w:t>先生コメント①）</w:t>
-      </w:r>
-      <w:r>
-        <w:rPr>
-          <w:rFonts w:hint="eastAsia"/>
-          <w:lang w:eastAsia="ja-JP"/>
-        </w:rPr>
-        <w:t xml:space="preserve">hip fracture rates </w:t>
-      </w:r>
-      <w:r>
-        <w:rPr>
-          <w:rFonts w:hint="eastAsia"/>
-          <w:lang w:eastAsia="ja-JP"/>
-        </w:rPr>
-        <w:t>→</w:t>
-      </w:r>
-      <w:r>
-        <w:rPr>
-          <w:rFonts w:hint="eastAsia"/>
-          <w:lang w:eastAsia="ja-JP"/>
-        </w:rPr>
-        <w:t xml:space="preserve"> hip fracture surgery rates </w:t>
-      </w:r>
-      <w:r>
-        <w:rPr>
-          <w:rFonts w:hint="eastAsia"/>
-          <w:lang w:eastAsia="ja-JP"/>
-        </w:rPr>
-        <w:t>に修正</w:t>
-      </w:r>
-      <w:r>
-        <w:rPr>
-          <w:rFonts w:hint="eastAsia"/>
-          <w:lang w:eastAsia="ja-JP"/>
-        </w:rPr>
-        <w:t>しました</w:t>
+        <w:t>江口先生コメント①）</w:t>
+      </w:r>
+      <w:r>
+        <w:rPr>
+          <w:rFonts w:hint="eastAsia"/>
+          <w:lang w:eastAsia="ja-JP"/>
+        </w:rPr>
+        <w:t>大腿骨近位部骨折手術率データを用いて検討している</w:t>
+      </w:r>
+      <w:r>
+        <w:rPr>
+          <w:rFonts w:hint="eastAsia"/>
+          <w:lang w:eastAsia="ja-JP"/>
+        </w:rPr>
+        <w:t>旨について記載を加え、全体の表現を修正しました。</w:t>
       </w:r>
     </w:p>
   </w:comment>
-  <w:comment w:id="48" w:author="山岸良匡" w:date="2026-05-18T18:54:00Z" w:initials="山">
+  <w:comment w:id="119" w:author="山岸良匡" w:date="2026-05-18T19:19:00Z" w:initials="山">
     <w:p>
       <w:pPr>
         <w:pStyle w:val="af3"/>
@@ -13069,24 +13447,24 @@
           <w:rFonts w:hint="eastAsia"/>
           <w:lang w:eastAsia="ja-JP"/>
         </w:rPr>
-        <w:t>これが何を意味するのかがよくわかりませんでした。</w:t>
-      </w:r>
-      <w:r>
-        <w:rPr>
-          <w:lang w:eastAsia="ja-JP"/>
-        </w:rPr>
-        <w:t>Discussion</w:t>
-      </w:r>
-      <w:r>
-        <w:rPr>
-          <w:rFonts w:hint="eastAsia"/>
-          <w:lang w:eastAsia="ja-JP"/>
-        </w:rPr>
-        <w:t>で使われている表現の方がわかりやすい。</w:t>
+        <w:t>老年人口割合のことですか？この書き方だと１年間にどれだけ高齢化が進んだかの指標のように見える。</w:t>
+      </w:r>
+      <w:r>
+        <w:rPr>
+          <w:lang w:eastAsia="ja-JP"/>
+        </w:rPr>
+        <w:t>proportion of individuals aged ≥65 years</w:t>
+      </w:r>
+      <w:r>
+        <w:rPr>
+          <w:rFonts w:hint="eastAsia"/>
+          <w:lang w:eastAsia="ja-JP"/>
+        </w:rPr>
+        <w:t>だけでいいのでは？</w:t>
       </w:r>
     </w:p>
   </w:comment>
-  <w:comment w:id="53" w:author="山岸良匡" w:date="2026-05-18T18:54:00Z" w:initials="山">
+  <w:comment w:id="122" w:author="治輝 齋藤" w:date="2026-04-30T18:01:00Z" w:initials="治齋">
     <w:p>
       <w:pPr>
         <w:pStyle w:val="af3"/>
@@ -13105,11 +13483,25 @@
           <w:rFonts w:hint="eastAsia"/>
           <w:lang w:eastAsia="ja-JP"/>
         </w:rPr>
-        <w:t>これもこれだけだと何かがよくわからないと思います。何で調整したのかも書く必要があります。</w:t>
+        <w:t>（佐藤先生コメント①）</w:t>
+      </w:r>
+      <w:r>
+        <w:rPr>
+          <w:rFonts w:hint="eastAsia"/>
+          <w:lang w:eastAsia="ja-JP"/>
+        </w:rPr>
+        <w:t>完全な媒介因子として考えることは難しいので、交絡因子として処理する</w:t>
+      </w:r>
+      <w:r>
+        <w:rPr>
+          <w:rFonts w:hint="eastAsia"/>
+          <w:lang w:eastAsia="ja-JP"/>
+        </w:rPr>
+        <w:t>旨を記載しました。</w:t>
       </w:r>
     </w:p>
   </w:comment>
-  <w:comment w:id="61" w:author="治輝 齋藤" w:date="2026-05-19T20:39:00Z" w:initials="治齋">
+  <w:comment w:id="125" w:author="治輝 齋藤" w:date="2026-04-30T18:02:00Z" w:initials="治齋">
     <w:p>
       <w:pPr>
         <w:pStyle w:val="af3"/>
@@ -13135,55 +13527,46 @@
           <w:rFonts w:hint="eastAsia"/>
           <w:lang w:eastAsia="ja-JP"/>
         </w:rPr>
-        <w:t>江口先生コメント①）</w:t>
-      </w:r>
-      <w:r>
-        <w:rPr>
-          <w:lang w:eastAsia="ja-JP"/>
-        </w:rPr>
-        <w:t>forearm fractures</w:t>
-      </w:r>
-      <w:r>
-        <w:rPr>
-          <w:rFonts w:hint="eastAsia"/>
-          <w:lang w:eastAsia="ja-JP"/>
-        </w:rPr>
-        <w:t xml:space="preserve"> </w:t>
-      </w:r>
-      <w:r>
-        <w:rPr>
-          <w:rFonts w:hint="eastAsia"/>
-          <w:lang w:eastAsia="ja-JP"/>
-        </w:rPr>
-        <w:t>→</w:t>
-      </w:r>
-      <w:r>
-        <w:rPr>
-          <w:rFonts w:hint="eastAsia"/>
-          <w:lang w:eastAsia="ja-JP"/>
-        </w:rPr>
-        <w:t xml:space="preserve"> </w:t>
-      </w:r>
-      <w:r>
-        <w:t>forearm</w:t>
-      </w:r>
-      <w:r>
-        <w:rPr>
-          <w:rFonts w:hint="eastAsia"/>
-          <w:lang w:eastAsia="ja-JP"/>
-        </w:rPr>
-        <w:t xml:space="preserve"> fracture surgeries </w:t>
-      </w:r>
-      <w:r>
-        <w:rPr>
-          <w:rFonts w:hint="eastAsia"/>
-          <w:lang w:eastAsia="ja-JP"/>
-        </w:rPr>
-        <w:t>に修正しました。</w:t>
+        <w:t>佐藤先生コメント②）</w:t>
+      </w:r>
+      <w:r>
+        <w:rPr>
+          <w:rFonts w:hint="eastAsia"/>
+          <w:lang w:eastAsia="ja-JP"/>
+        </w:rPr>
+        <w:t>N=47</w:t>
+      </w:r>
+      <w:r>
+        <w:rPr>
+          <w:rFonts w:hint="eastAsia"/>
+          <w:lang w:eastAsia="ja-JP"/>
+        </w:rPr>
+        <w:t>での係数安定性・多重共線性診断を確認し</w:t>
+      </w:r>
+      <w:r>
+        <w:rPr>
+          <w:rFonts w:hint="eastAsia"/>
+          <w:lang w:eastAsia="ja-JP"/>
+        </w:rPr>
+        <w:t>、</w:t>
+      </w:r>
+      <w:r>
+        <w:rPr>
+          <w:rFonts w:hint="eastAsia"/>
+          <w:lang w:eastAsia="ja-JP"/>
+        </w:rPr>
+        <w:t>慎重解釈する旨を追記</w:t>
+      </w:r>
+      <w:r>
+        <w:rPr>
+          <w:rFonts w:hint="eastAsia"/>
+          <w:lang w:eastAsia="ja-JP"/>
+        </w:rPr>
+        <w:t>しました。</w:t>
       </w:r>
     </w:p>
   </w:comment>
-  <w:comment w:id="65" w:author="山岸良匡" w:date="2026-05-18T23:44:00Z" w:initials="山">
+  <w:comment w:id="127" w:author="治輝 齋藤" w:date="2026-04-30T20:24:00Z" w:initials="治齋">
     <w:p>
       <w:pPr>
         <w:pStyle w:val="af3"/>
@@ -13202,11 +13585,108 @@
           <w:rFonts w:hint="eastAsia"/>
           <w:lang w:eastAsia="ja-JP"/>
         </w:rPr>
-        <w:t>抄録の最後でこのようなことは言わない方がいい。重要なことは、「傾斜が強い県に住んでいる人では股関節骨折手術が多いが、それ以外の骨折は関係ない」ことが、明確に読者に伝わることです。それ以外の細かな情報は本文で議論すればよい。</w:t>
+        <w:t>（</w:t>
+      </w:r>
+      <w:r>
+        <w:rPr>
+          <w:lang w:eastAsia="ja-JP"/>
+        </w:rPr>
+        <w:t>寳澤</w:t>
+      </w:r>
+      <w:r>
+        <w:rPr>
+          <w:rFonts w:hint="eastAsia"/>
+          <w:lang w:eastAsia="ja-JP"/>
+        </w:rPr>
+        <w:t>先生コメント）</w:t>
+      </w:r>
+      <w:r>
+        <w:rPr>
+          <w:rFonts w:hint="eastAsia"/>
+          <w:lang w:eastAsia="ja-JP"/>
+        </w:rPr>
+        <w:t>年齢階級別手術表</w:t>
+      </w:r>
+      <w:r>
+        <w:rPr>
+          <w:rFonts w:hint="eastAsia"/>
+          <w:lang w:eastAsia="ja-JP"/>
+        </w:rPr>
+        <w:t>データ、</w:t>
+      </w:r>
+      <w:r>
+        <w:rPr>
+          <w:rFonts w:hint="eastAsia"/>
+          <w:lang w:eastAsia="ja-JP"/>
+        </w:rPr>
+        <w:t>2020</w:t>
+      </w:r>
+      <w:r>
+        <w:rPr>
+          <w:rFonts w:hint="eastAsia"/>
+          <w:lang w:eastAsia="ja-JP"/>
+        </w:rPr>
+        <w:t>年国勢調査の</w:t>
+      </w:r>
+      <w:r>
+        <w:rPr>
+          <w:rFonts w:hint="eastAsia"/>
+          <w:lang w:eastAsia="ja-JP"/>
+        </w:rPr>
+        <w:t>人口</w:t>
+      </w:r>
+      <w:r>
+        <w:rPr>
+          <w:rFonts w:hint="eastAsia"/>
+          <w:lang w:eastAsia="ja-JP"/>
+        </w:rPr>
+        <w:t>データ</w:t>
+      </w:r>
+      <w:r>
+        <w:rPr>
+          <w:rFonts w:hint="eastAsia"/>
+          <w:lang w:eastAsia="ja-JP"/>
+        </w:rPr>
+        <w:t>を用いた間接法</w:t>
+      </w:r>
+      <w:r>
+        <w:rPr>
+          <w:rFonts w:hint="eastAsia"/>
+          <w:lang w:eastAsia="ja-JP"/>
+        </w:rPr>
+        <w:t>SIR/ISR</w:t>
+      </w:r>
+      <w:r>
+        <w:rPr>
+          <w:rFonts w:hint="eastAsia"/>
+          <w:lang w:eastAsia="ja-JP"/>
+        </w:rPr>
+        <w:t>の感度分析手順（</w:t>
+      </w:r>
+      <w:r>
+        <w:rPr>
+          <w:rFonts w:hint="eastAsia"/>
+          <w:lang w:eastAsia="ja-JP"/>
+        </w:rPr>
+        <w:t>`0/5/9`</w:t>
+      </w:r>
+      <w:r>
+        <w:rPr>
+          <w:rFonts w:hint="eastAsia"/>
+          <w:lang w:eastAsia="ja-JP"/>
+        </w:rPr>
+        <w:t>シナリオ）を追記</w:t>
+      </w:r>
+      <w:r>
+        <w:rPr>
+          <w:rFonts w:hint="eastAsia"/>
+          <w:lang w:eastAsia="ja-JP"/>
+        </w:rPr>
+        <w:t>しました。</w:t>
       </w:r>
     </w:p>
   </w:comment>
-  <w:comment w:id="68" w:author="山岸良匡" w:date="2026-05-18T19:10:00Z" w:initials="山">
+  <w:comment w:id="142" w:author="山岸良匡" w:date="2026-05-18T19:23:00Z" w:initials="山">
     <w:p>
       <w:pPr>
         <w:pStyle w:val="af3"/>
@@ -13225,11 +13705,11 @@
           <w:rFonts w:hint="eastAsia"/>
           <w:lang w:eastAsia="ja-JP"/>
         </w:rPr>
-        <w:t>なんとなく、傾斜地に住んでいる人の方が、坂を上ったり下りたりするので、足腰が鍛えられる気がしますが、どのようには考えられないですか？逆に傾斜地はしんどいので車を使う人が多いということもあるのでは？</w:t>
+        <w:t>これは不要では？</w:t>
       </w:r>
     </w:p>
   </w:comment>
-  <w:comment w:id="69" w:author="治輝 齋藤" w:date="2026-05-19T20:43:00Z" w:initials="治齋">
+  <w:comment w:id="146" w:author="山岸良匡" w:date="2026-05-18T19:28:00Z" w:initials="山">
     <w:p>
       <w:pPr>
         <w:pStyle w:val="af3"/>
@@ -13245,42 +13725,35 @@
       </w:r>
       <w:r>
         <w:rPr>
-          <w:rFonts w:hint="eastAsia"/>
-          <w:lang w:eastAsia="ja-JP"/>
-        </w:rPr>
-        <w:t>（江口先生コメント①）</w:t>
-      </w:r>
-      <w:r>
-        <w:rPr>
-          <w:rFonts w:hint="eastAsia"/>
-          <w:lang w:eastAsia="ja-JP"/>
-        </w:rPr>
-        <w:t xml:space="preserve">hip fracture rates </w:t>
-      </w:r>
-      <w:r>
-        <w:rPr>
-          <w:rFonts w:hint="eastAsia"/>
-          <w:lang w:eastAsia="ja-JP"/>
-        </w:rPr>
-        <w:t>→</w:t>
-      </w:r>
-      <w:r>
-        <w:rPr>
-          <w:rFonts w:hint="eastAsia"/>
-          <w:lang w:eastAsia="ja-JP"/>
-        </w:rPr>
-        <w:t xml:space="preserve"> hip fracture surgery rates </w:t>
-      </w:r>
-      <w:r>
-        <w:rPr>
-          <w:rFonts w:hint="eastAsia"/>
-          <w:lang w:eastAsia="ja-JP"/>
-        </w:rPr>
-        <w:t>に修正のうえ、本文の表現も修正しました。</w:t>
+          <w:lang w:eastAsia="ja-JP"/>
+        </w:rPr>
+        <w:t>rate</w:t>
+      </w:r>
+      <w:r>
+        <w:rPr>
+          <w:rFonts w:hint="eastAsia"/>
+          <w:lang w:eastAsia="ja-JP"/>
+        </w:rPr>
+        <w:t>という単語は、疫学では、単位時間当たりを含む概念なので、単に割合を意味するなら</w:t>
+      </w:r>
+      <w:proofErr w:type="spellStart"/>
+      <w:r>
+        <w:rPr>
+          <w:lang w:eastAsia="ja-JP"/>
+        </w:rPr>
+        <w:t>proprotion</w:t>
+      </w:r>
+      <w:proofErr w:type="spellEnd"/>
+      <w:r>
+        <w:rPr>
+          <w:rFonts w:hint="eastAsia"/>
+          <w:lang w:eastAsia="ja-JP"/>
+        </w:rPr>
+        <w:t>の方がいい。ほかも同様です。</w:t>
       </w:r>
     </w:p>
   </w:comment>
-  <w:comment w:id="79" w:author="山岸良匡" w:date="2026-05-18T19:14:00Z" w:initials="山">
+  <w:comment w:id="147" w:author="山岸良匡" w:date="2026-05-18T19:31:00Z" w:initials="山">
     <w:p>
       <w:pPr>
         <w:pStyle w:val="af3"/>
@@ -13299,56 +13772,37 @@
           <w:rFonts w:hint="eastAsia"/>
           <w:lang w:eastAsia="ja-JP"/>
         </w:rPr>
-        <w:t>ここで県レベルというのがでてくるが、県レベルで十分なのですか？山の多い県でも実際に人々が多く住んでいるのは平野部で、山奥に住んでいる人はわずかですが、それでも代表性は担保できるのですか？</w:t>
-      </w:r>
-      <w:r>
-        <w:rPr>
-          <w:rFonts w:hint="eastAsia"/>
-          <w:lang w:eastAsia="ja-JP"/>
-        </w:rPr>
-        <w:t>limitation</w:t>
-      </w:r>
-      <w:r>
-        <w:rPr>
-          <w:rFonts w:hint="eastAsia"/>
-          <w:lang w:eastAsia="ja-JP"/>
-        </w:rPr>
-        <w:t>で少し述べられていますが、そのような欠点があっても、今回の研究を出す意義があることを</w:t>
-      </w:r>
-      <w:r>
-        <w:rPr>
-          <w:rFonts w:hint="eastAsia"/>
-          <w:lang w:eastAsia="ja-JP"/>
-        </w:rPr>
-        <w:t>discussion</w:t>
-      </w:r>
-      <w:r>
-        <w:rPr>
-          <w:rFonts w:hint="eastAsia"/>
-          <w:lang w:eastAsia="ja-JP"/>
-        </w:rPr>
-        <w:t>または</w:t>
-      </w:r>
-      <w:r>
-        <w:rPr>
-          <w:rFonts w:hint="eastAsia"/>
-          <w:lang w:eastAsia="ja-JP"/>
-        </w:rPr>
-        <w:t>conclusion</w:t>
-      </w:r>
-      <w:r>
-        <w:rPr>
-          <w:rFonts w:hint="eastAsia"/>
-          <w:lang w:eastAsia="ja-JP"/>
-        </w:rPr>
-        <w:t>で強調してください。</w:t>
+        <w:t>これは</w:t>
+      </w:r>
+      <w:r>
+        <w:rPr>
+          <w:rFonts w:hint="eastAsia"/>
+          <w:lang w:eastAsia="ja-JP"/>
+        </w:rPr>
+        <w:t>Table</w:t>
+      </w:r>
+      <w:r>
+        <w:rPr>
+          <w:lang w:eastAsia="ja-JP"/>
+        </w:rPr>
+        <w:t>2</w:t>
+      </w:r>
+      <w:r>
+        <w:rPr>
+          <w:rFonts w:hint="eastAsia"/>
+          <w:lang w:eastAsia="ja-JP"/>
+        </w:rPr>
+        <w:t>と何が違いますか？どちらかだけでいいのでは？</w:t>
       </w:r>
     </w:p>
   </w:comment>
-  <w:comment w:id="80" w:author="治輝 齋藤" w:date="2026-05-19T20:44:00Z" w:initials="治齋">
+  <w:comment w:id="150" w:author="山岸良匡" w:date="2026-05-18T19:35:00Z" w:initials="山">
     <w:p>
       <w:pPr>
         <w:pStyle w:val="af3"/>
+        <w:rPr>
+          <w:lang w:eastAsia="ja-JP"/>
+        </w:rPr>
       </w:pPr>
       <w:r>
         <w:rPr>
@@ -13361,523 +13815,11 @@
           <w:rFonts w:hint="eastAsia"/>
           <w:lang w:eastAsia="ja-JP"/>
         </w:rPr>
-        <w:t>（江口先生コメント①）</w:t>
-      </w:r>
-      <w:r>
-        <w:rPr>
-          <w:lang w:eastAsia="ja-JP"/>
-        </w:rPr>
-        <w:t>terrain–fracture relationship</w:t>
-      </w:r>
-      <w:r>
-        <w:rPr>
-          <w:rFonts w:hint="eastAsia"/>
-          <w:lang w:eastAsia="ja-JP"/>
-        </w:rPr>
-        <w:t xml:space="preserve"> </w:t>
-      </w:r>
-      <w:r>
-        <w:rPr>
-          <w:rFonts w:hint="eastAsia"/>
-          <w:lang w:eastAsia="ja-JP"/>
-        </w:rPr>
-        <w:t>→</w:t>
-      </w:r>
-      <w:r>
-        <w:rPr>
-          <w:rFonts w:hint="eastAsia"/>
-          <w:lang w:eastAsia="ja-JP"/>
-        </w:rPr>
-        <w:t xml:space="preserve"> </w:t>
-      </w:r>
-      <w:r>
-        <w:rPr>
-          <w:lang w:eastAsia="ja-JP"/>
-        </w:rPr>
-        <w:t>terrain–fracture surgery relationship</w:t>
-      </w:r>
-      <w:r>
-        <w:rPr>
-          <w:rFonts w:hint="eastAsia"/>
-          <w:lang w:eastAsia="ja-JP"/>
-        </w:rPr>
-        <w:t>に修正しました。</w:t>
+        <w:t>これは必要ですか？</w:t>
       </w:r>
     </w:p>
   </w:comment>
-  <w:comment w:id="82" w:author="治輝 齋藤" w:date="2026-05-19T20:47:00Z" w:initials="治齋">
-    <w:p>
-      <w:pPr>
-        <w:pStyle w:val="af3"/>
-        <w:rPr>
-          <w:lang w:eastAsia="ja-JP"/>
-        </w:rPr>
-      </w:pPr>
-      <w:r>
-        <w:rPr>
-          <w:rStyle w:val="af2"/>
-        </w:rPr>
-        <w:annotationRef/>
-      </w:r>
-      <w:r>
-        <w:rPr>
-          <w:rFonts w:hint="eastAsia"/>
-          <w:lang w:eastAsia="ja-JP"/>
-        </w:rPr>
-        <w:t>（江口先生コメント①）</w:t>
-      </w:r>
-      <w:r>
-        <w:rPr>
-          <w:rFonts w:hint="eastAsia"/>
-          <w:lang w:eastAsia="ja-JP"/>
-        </w:rPr>
-        <w:t>骨折と骨折手術率の区別を整理</w:t>
-      </w:r>
-      <w:r>
-        <w:rPr>
-          <w:rFonts w:hint="eastAsia"/>
-          <w:lang w:eastAsia="ja-JP"/>
-        </w:rPr>
-        <w:t>する旨について、記載を修正しました。</w:t>
-      </w:r>
-    </w:p>
-  </w:comment>
-  <w:comment w:id="96" w:author="治輝 齋藤" w:date="2026-05-19T20:54:00Z" w:initials="治齋">
-    <w:p>
-      <w:pPr>
-        <w:pStyle w:val="af3"/>
-        <w:rPr>
-          <w:lang w:eastAsia="ja-JP"/>
-        </w:rPr>
-      </w:pPr>
-      <w:r>
-        <w:rPr>
-          <w:rStyle w:val="af2"/>
-        </w:rPr>
-        <w:annotationRef/>
-      </w:r>
-      <w:r>
-        <w:rPr>
-          <w:rFonts w:hint="eastAsia"/>
-          <w:lang w:eastAsia="ja-JP"/>
-        </w:rPr>
-        <w:t>（</w:t>
-      </w:r>
-      <w:r>
-        <w:rPr>
-          <w:rFonts w:hint="eastAsia"/>
-          <w:lang w:eastAsia="ja-JP"/>
-        </w:rPr>
-        <w:t>江口先生コメント①）</w:t>
-      </w:r>
-      <w:r>
-        <w:rPr>
-          <w:rFonts w:hint="eastAsia"/>
-          <w:lang w:eastAsia="ja-JP"/>
-        </w:rPr>
-        <w:t>大腿骨近位部骨折手術率データを用いて検討している</w:t>
-      </w:r>
-      <w:r>
-        <w:rPr>
-          <w:rFonts w:hint="eastAsia"/>
-          <w:lang w:eastAsia="ja-JP"/>
-        </w:rPr>
-        <w:t>旨について記載を加え、全体の表現を修正しました。</w:t>
-      </w:r>
-    </w:p>
-  </w:comment>
-  <w:comment w:id="122" w:author="山岸良匡" w:date="2026-05-18T19:19:00Z" w:initials="山">
-    <w:p>
-      <w:pPr>
-        <w:pStyle w:val="af3"/>
-        <w:rPr>
-          <w:lang w:eastAsia="ja-JP"/>
-        </w:rPr>
-      </w:pPr>
-      <w:r>
-        <w:rPr>
-          <w:rStyle w:val="af2"/>
-        </w:rPr>
-        <w:annotationRef/>
-      </w:r>
-      <w:r>
-        <w:rPr>
-          <w:rFonts w:hint="eastAsia"/>
-          <w:lang w:eastAsia="ja-JP"/>
-        </w:rPr>
-        <w:t>老年人口割合のことですか？この書き方だと１年間にどれだけ高齢化が進んだかの指標のように見える。</w:t>
-      </w:r>
-      <w:r>
-        <w:rPr>
-          <w:lang w:eastAsia="ja-JP"/>
-        </w:rPr>
-        <w:t>proportion of individuals aged ≥65 years</w:t>
-      </w:r>
-      <w:r>
-        <w:rPr>
-          <w:rFonts w:hint="eastAsia"/>
-          <w:lang w:eastAsia="ja-JP"/>
-        </w:rPr>
-        <w:t>だけでいいのでは？</w:t>
-      </w:r>
-    </w:p>
-  </w:comment>
-  <w:comment w:id="125" w:author="治輝 齋藤" w:date="2026-04-30T18:01:00Z" w:initials="治齋">
-    <w:p>
-      <w:pPr>
-        <w:pStyle w:val="af3"/>
-        <w:rPr>
-          <w:lang w:eastAsia="ja-JP"/>
-        </w:rPr>
-      </w:pPr>
-      <w:r>
-        <w:rPr>
-          <w:rStyle w:val="af2"/>
-        </w:rPr>
-        <w:annotationRef/>
-      </w:r>
-      <w:r>
-        <w:rPr>
-          <w:rFonts w:hint="eastAsia"/>
-          <w:lang w:eastAsia="ja-JP"/>
-        </w:rPr>
-        <w:t>（佐藤先生コメント①）</w:t>
-      </w:r>
-      <w:r>
-        <w:rPr>
-          <w:rFonts w:hint="eastAsia"/>
-          <w:lang w:eastAsia="ja-JP"/>
-        </w:rPr>
-        <w:t>完全な媒介因子として考えることは難しいので、交絡因子として処理する</w:t>
-      </w:r>
-      <w:r>
-        <w:rPr>
-          <w:rFonts w:hint="eastAsia"/>
-          <w:lang w:eastAsia="ja-JP"/>
-        </w:rPr>
-        <w:t>旨を記載しました。</w:t>
-      </w:r>
-    </w:p>
-  </w:comment>
-  <w:comment w:id="128" w:author="治輝 齋藤" w:date="2026-04-30T18:02:00Z" w:initials="治齋">
-    <w:p>
-      <w:pPr>
-        <w:pStyle w:val="af3"/>
-        <w:rPr>
-          <w:lang w:eastAsia="ja-JP"/>
-        </w:rPr>
-      </w:pPr>
-      <w:r>
-        <w:rPr>
-          <w:rStyle w:val="af2"/>
-        </w:rPr>
-        <w:annotationRef/>
-      </w:r>
-      <w:r>
-        <w:rPr>
-          <w:rFonts w:hint="eastAsia"/>
-          <w:lang w:eastAsia="ja-JP"/>
-        </w:rPr>
-        <w:t>（</w:t>
-      </w:r>
-      <w:r>
-        <w:rPr>
-          <w:rFonts w:hint="eastAsia"/>
-          <w:lang w:eastAsia="ja-JP"/>
-        </w:rPr>
-        <w:t>佐藤先生コメント②）</w:t>
-      </w:r>
-      <w:r>
-        <w:rPr>
-          <w:rFonts w:hint="eastAsia"/>
-          <w:lang w:eastAsia="ja-JP"/>
-        </w:rPr>
-        <w:t>N=47</w:t>
-      </w:r>
-      <w:r>
-        <w:rPr>
-          <w:rFonts w:hint="eastAsia"/>
-          <w:lang w:eastAsia="ja-JP"/>
-        </w:rPr>
-        <w:t>での係数安定性・多重共線性診断を確認し</w:t>
-      </w:r>
-      <w:r>
-        <w:rPr>
-          <w:rFonts w:hint="eastAsia"/>
-          <w:lang w:eastAsia="ja-JP"/>
-        </w:rPr>
-        <w:t>、</w:t>
-      </w:r>
-      <w:r>
-        <w:rPr>
-          <w:rFonts w:hint="eastAsia"/>
-          <w:lang w:eastAsia="ja-JP"/>
-        </w:rPr>
-        <w:t>慎重解釈する旨を追記</w:t>
-      </w:r>
-      <w:r>
-        <w:rPr>
-          <w:rFonts w:hint="eastAsia"/>
-          <w:lang w:eastAsia="ja-JP"/>
-        </w:rPr>
-        <w:t>しました。</w:t>
-      </w:r>
-    </w:p>
-  </w:comment>
-  <w:comment w:id="130" w:author="治輝 齋藤" w:date="2026-04-30T20:24:00Z" w:initials="治齋">
-    <w:p>
-      <w:pPr>
-        <w:pStyle w:val="af3"/>
-        <w:rPr>
-          <w:lang w:eastAsia="ja-JP"/>
-        </w:rPr>
-      </w:pPr>
-      <w:r>
-        <w:rPr>
-          <w:rStyle w:val="af2"/>
-        </w:rPr>
-        <w:annotationRef/>
-      </w:r>
-      <w:r>
-        <w:rPr>
-          <w:rFonts w:hint="eastAsia"/>
-          <w:lang w:eastAsia="ja-JP"/>
-        </w:rPr>
-        <w:t>（</w:t>
-      </w:r>
-      <w:r>
-        <w:rPr>
-          <w:lang w:eastAsia="ja-JP"/>
-        </w:rPr>
-        <w:t>寳澤</w:t>
-      </w:r>
-      <w:r>
-        <w:rPr>
-          <w:rFonts w:hint="eastAsia"/>
-          <w:lang w:eastAsia="ja-JP"/>
-        </w:rPr>
-        <w:t>先生コメント）</w:t>
-      </w:r>
-      <w:r>
-        <w:rPr>
-          <w:rFonts w:hint="eastAsia"/>
-          <w:lang w:eastAsia="ja-JP"/>
-        </w:rPr>
-        <w:t>年齢階級別手術表</w:t>
-      </w:r>
-      <w:r>
-        <w:rPr>
-          <w:rFonts w:hint="eastAsia"/>
-          <w:lang w:eastAsia="ja-JP"/>
-        </w:rPr>
-        <w:t>データ、</w:t>
-      </w:r>
-      <w:r>
-        <w:rPr>
-          <w:rFonts w:hint="eastAsia"/>
-          <w:lang w:eastAsia="ja-JP"/>
-        </w:rPr>
-        <w:t>2020</w:t>
-      </w:r>
-      <w:r>
-        <w:rPr>
-          <w:rFonts w:hint="eastAsia"/>
-          <w:lang w:eastAsia="ja-JP"/>
-        </w:rPr>
-        <w:t>年国勢調査の</w:t>
-      </w:r>
-      <w:r>
-        <w:rPr>
-          <w:rFonts w:hint="eastAsia"/>
-          <w:lang w:eastAsia="ja-JP"/>
-        </w:rPr>
-        <w:t>人口</w:t>
-      </w:r>
-      <w:r>
-        <w:rPr>
-          <w:rFonts w:hint="eastAsia"/>
-          <w:lang w:eastAsia="ja-JP"/>
-        </w:rPr>
-        <w:t>データ</w:t>
-      </w:r>
-      <w:r>
-        <w:rPr>
-          <w:rFonts w:hint="eastAsia"/>
-          <w:lang w:eastAsia="ja-JP"/>
-        </w:rPr>
-        <w:t>を用いた間接法</w:t>
-      </w:r>
-      <w:r>
-        <w:rPr>
-          <w:rFonts w:hint="eastAsia"/>
-          <w:lang w:eastAsia="ja-JP"/>
-        </w:rPr>
-        <w:t>SIR/ISR</w:t>
-      </w:r>
-      <w:r>
-        <w:rPr>
-          <w:rFonts w:hint="eastAsia"/>
-          <w:lang w:eastAsia="ja-JP"/>
-        </w:rPr>
-        <w:t>の感度分析手順（</w:t>
-      </w:r>
-      <w:r>
-        <w:rPr>
-          <w:rFonts w:hint="eastAsia"/>
-          <w:lang w:eastAsia="ja-JP"/>
-        </w:rPr>
-        <w:t>`0/5/9`</w:t>
-      </w:r>
-      <w:r>
-        <w:rPr>
-          <w:rFonts w:hint="eastAsia"/>
-          <w:lang w:eastAsia="ja-JP"/>
-        </w:rPr>
-        <w:t>シナリオ）を追記</w:t>
-      </w:r>
-      <w:r>
-        <w:rPr>
-          <w:rFonts w:hint="eastAsia"/>
-          <w:lang w:eastAsia="ja-JP"/>
-        </w:rPr>
-        <w:t>しました。</w:t>
-      </w:r>
-    </w:p>
-  </w:comment>
-  <w:comment w:id="145" w:author="山岸良匡" w:date="2026-05-18T19:23:00Z" w:initials="山">
-    <w:p>
-      <w:pPr>
-        <w:pStyle w:val="af3"/>
-        <w:rPr>
-          <w:lang w:eastAsia="ja-JP"/>
-        </w:rPr>
-      </w:pPr>
-      <w:r>
-        <w:rPr>
-          <w:rStyle w:val="af2"/>
-        </w:rPr>
-        <w:annotationRef/>
-      </w:r>
-      <w:r>
-        <w:rPr>
-          <w:rFonts w:hint="eastAsia"/>
-          <w:lang w:eastAsia="ja-JP"/>
-        </w:rPr>
-        <w:t>これは不要では？</w:t>
-      </w:r>
-    </w:p>
-  </w:comment>
-  <w:comment w:id="149" w:author="山岸良匡" w:date="2026-05-18T19:28:00Z" w:initials="山">
-    <w:p>
-      <w:pPr>
-        <w:pStyle w:val="af3"/>
-        <w:rPr>
-          <w:lang w:eastAsia="ja-JP"/>
-        </w:rPr>
-      </w:pPr>
-      <w:r>
-        <w:rPr>
-          <w:rStyle w:val="af2"/>
-        </w:rPr>
-        <w:annotationRef/>
-      </w:r>
-      <w:r>
-        <w:rPr>
-          <w:lang w:eastAsia="ja-JP"/>
-        </w:rPr>
-        <w:t>rate</w:t>
-      </w:r>
-      <w:r>
-        <w:rPr>
-          <w:rFonts w:hint="eastAsia"/>
-          <w:lang w:eastAsia="ja-JP"/>
-        </w:rPr>
-        <w:t>という単語は、疫学では、単位時間当たりを含む概念なので、単に割合を意味するなら</w:t>
-      </w:r>
-      <w:proofErr w:type="spellStart"/>
-      <w:r>
-        <w:rPr>
-          <w:lang w:eastAsia="ja-JP"/>
-        </w:rPr>
-        <w:t>proprotion</w:t>
-      </w:r>
-      <w:proofErr w:type="spellEnd"/>
-      <w:r>
-        <w:rPr>
-          <w:rFonts w:hint="eastAsia"/>
-          <w:lang w:eastAsia="ja-JP"/>
-        </w:rPr>
-        <w:t>の方がいい。ほかも同様です。</w:t>
-      </w:r>
-    </w:p>
-  </w:comment>
-  <w:comment w:id="150" w:author="山岸良匡" w:date="2026-05-18T19:31:00Z" w:initials="山">
-    <w:p>
-      <w:pPr>
-        <w:pStyle w:val="af3"/>
-        <w:rPr>
-          <w:lang w:eastAsia="ja-JP"/>
-        </w:rPr>
-      </w:pPr>
-      <w:r>
-        <w:rPr>
-          <w:rStyle w:val="af2"/>
-        </w:rPr>
-        <w:annotationRef/>
-      </w:r>
-      <w:r>
-        <w:rPr>
-          <w:rFonts w:hint="eastAsia"/>
-          <w:lang w:eastAsia="ja-JP"/>
-        </w:rPr>
-        <w:t>これは</w:t>
-      </w:r>
-      <w:r>
-        <w:rPr>
-          <w:rFonts w:hint="eastAsia"/>
-          <w:lang w:eastAsia="ja-JP"/>
-        </w:rPr>
-        <w:t>Table</w:t>
-      </w:r>
-      <w:r>
-        <w:rPr>
-          <w:lang w:eastAsia="ja-JP"/>
-        </w:rPr>
-        <w:t>2</w:t>
-      </w:r>
-      <w:r>
-        <w:rPr>
-          <w:rFonts w:hint="eastAsia"/>
-          <w:lang w:eastAsia="ja-JP"/>
-        </w:rPr>
-        <w:t>と何が違いますか？どちらかだけでいいのでは？</w:t>
-      </w:r>
-    </w:p>
-  </w:comment>
-  <w:comment w:id="153" w:author="山岸良匡" w:date="2026-05-18T19:35:00Z" w:initials="山">
-    <w:p>
-      <w:pPr>
-        <w:pStyle w:val="af3"/>
-        <w:rPr>
-          <w:lang w:eastAsia="ja-JP"/>
-        </w:rPr>
-      </w:pPr>
-      <w:r>
-        <w:rPr>
-          <w:rStyle w:val="af2"/>
-        </w:rPr>
-        <w:annotationRef/>
-      </w:r>
-      <w:r>
-        <w:rPr>
-          <w:rFonts w:hint="eastAsia"/>
-          <w:lang w:eastAsia="ja-JP"/>
-        </w:rPr>
-        <w:t>これは必要ですか？</w:t>
-      </w:r>
-    </w:p>
-  </w:comment>
-  <w:comment w:id="154" w:author="治輝 齋藤" w:date="2026-04-30T20:30:00Z" w:initials="治齋">
+  <w:comment w:id="151" w:author="治輝 齋藤" w:date="2026-04-30T20:30:00Z" w:initials="治齋">
     <w:p>
       <w:pPr>
         <w:pStyle w:val="af3"/>
@@ -14000,7 +13942,7 @@
       </w:r>
     </w:p>
   </w:comment>
-  <w:comment w:id="155" w:author="山岸良匡" w:date="2026-05-18T19:37:00Z" w:initials="山">
+  <w:comment w:id="152" w:author="山岸良匡" w:date="2026-05-18T19:37:00Z" w:initials="山">
     <w:p>
       <w:pPr>
         <w:pStyle w:val="af3"/>
@@ -14044,7 +13986,7 @@
       </w:r>
     </w:p>
   </w:comment>
-  <w:comment w:id="160" w:author="治輝 齋藤" w:date="2026-04-30T19:12:00Z" w:initials="治齋">
+  <w:comment w:id="157" w:author="治輝 齋藤" w:date="2026-04-30T19:12:00Z" w:initials="治齋">
     <w:p>
       <w:pPr>
         <w:pStyle w:val="af3"/>
@@ -14107,7 +14049,7 @@
       </w:r>
     </w:p>
   </w:comment>
-  <w:comment w:id="163" w:author="山岸良匡" w:date="2026-05-18T19:39:00Z" w:initials="山">
+  <w:comment w:id="160" w:author="山岸良匡" w:date="2026-05-18T19:39:00Z" w:initials="山">
     <w:p>
       <w:pPr>
         <w:pStyle w:val="af3"/>
@@ -14136,7 +14078,7 @@
       </w:r>
     </w:p>
   </w:comment>
-  <w:comment w:id="164" w:author="山岸良匡" w:date="2026-05-18T19:40:00Z" w:initials="山">
+  <w:comment w:id="161" w:author="山岸良匡" w:date="2026-05-18T19:40:00Z" w:initials="山">
     <w:p>
       <w:pPr>
         <w:pStyle w:val="af3"/>
@@ -14172,7 +14114,7 @@
       </w:r>
     </w:p>
   </w:comment>
-  <w:comment w:id="165" w:author="山岸良匡" w:date="2026-05-18T19:42:00Z" w:initials="山">
+  <w:comment w:id="162" w:author="山岸良匡" w:date="2026-05-18T19:42:00Z" w:initials="山">
     <w:p>
       <w:pPr>
         <w:pStyle w:val="af3"/>
@@ -14195,7 +14137,7 @@
       </w:r>
     </w:p>
   </w:comment>
-  <w:comment w:id="167" w:author="治輝 齋藤" w:date="2026-04-30T19:29:00Z" w:initials="治齋">
+  <w:comment w:id="164" w:author="治輝 齋藤" w:date="2026-04-30T19:29:00Z" w:initials="治齋">
     <w:p>
       <w:pPr>
         <w:pStyle w:val="af3"/>
@@ -14262,7 +14204,7 @@
       </w:r>
     </w:p>
   </w:comment>
-  <w:comment w:id="182" w:author="治輝 齋藤" w:date="2026-04-30T20:52:00Z" w:initials="治齋">
+  <w:comment w:id="179" w:author="治輝 齋藤" w:date="2026-04-30T20:52:00Z" w:initials="治齋">
     <w:p>
       <w:pPr>
         <w:pStyle w:val="af3"/>
@@ -14313,7 +14255,7 @@
       </w:r>
     </w:p>
   </w:comment>
-  <w:comment w:id="193" w:author="治輝 齋藤" w:date="2026-04-30T20:56:00Z" w:initials="治齋">
+  <w:comment w:id="190" w:author="治輝 齋藤" w:date="2026-04-30T20:56:00Z" w:initials="治齋">
     <w:p>
       <w:pPr>
         <w:pStyle w:val="af3"/>
@@ -14357,7 +14299,7 @@
       </w:r>
     </w:p>
   </w:comment>
-  <w:comment w:id="201" w:author="治輝 齋藤" w:date="2026-04-30T21:00:00Z" w:initials="治齋">
+  <w:comment w:id="198" w:author="治輝 齋藤" w:date="2026-04-30T21:00:00Z" w:initials="治齋">
     <w:p>
       <w:pPr>
         <w:pStyle w:val="af3"/>
@@ -14394,7 +14336,7 @@
       </w:r>
     </w:p>
   </w:comment>
-  <w:comment w:id="219" w:author="治輝 齋藤" w:date="2026-04-30T20:33:00Z" w:initials="治齋">
+  <w:comment w:id="216" w:author="治輝 齋藤" w:date="2026-04-30T20:33:00Z" w:initials="治齋">
     <w:p>
       <w:pPr>
         <w:pStyle w:val="af3"/>
@@ -14473,7 +14415,7 @@
       </w:r>
     </w:p>
   </w:comment>
-  <w:comment w:id="222" w:author="山岸良匡" w:date="2026-05-18T19:51:00Z" w:initials="山">
+  <w:comment w:id="219" w:author="山岸良匡" w:date="2026-05-18T19:51:00Z" w:initials="山">
     <w:p>
       <w:pPr>
         <w:pStyle w:val="af3"/>
@@ -14528,7 +14470,7 @@
       </w:r>
     </w:p>
   </w:comment>
-  <w:comment w:id="225" w:author="治輝 齋藤" w:date="2026-04-30T18:41:00Z" w:initials="治齋">
+  <w:comment w:id="222" w:author="治輝 齋藤" w:date="2026-04-30T18:41:00Z" w:initials="治齋">
     <w:p>
       <w:pPr>
         <w:pStyle w:val="af3"/>
@@ -14627,7 +14569,7 @@
       </w:r>
     </w:p>
   </w:comment>
-  <w:comment w:id="228" w:author="山岸良匡" w:date="2026-05-18T19:56:00Z" w:initials="山">
+  <w:comment w:id="225" w:author="山岸良匡" w:date="2026-05-18T19:56:00Z" w:initials="山">
     <w:p>
       <w:pPr>
         <w:pStyle w:val="af3"/>
@@ -14650,7 +14592,7 @@
       </w:r>
     </w:p>
   </w:comment>
-  <w:comment w:id="232" w:author="治輝 齋藤" w:date="2026-04-30T18:04:00Z" w:initials="治齋">
+  <w:comment w:id="229" w:author="治輝 齋藤" w:date="2026-04-30T18:04:00Z" w:initials="治齋">
     <w:p>
       <w:pPr>
         <w:pStyle w:val="af3"/>
@@ -14743,7 +14685,7 @@
       </w:r>
     </w:p>
   </w:comment>
-  <w:comment w:id="237" w:author="治輝 齋藤" w:date="2026-04-30T18:09:00Z" w:initials="治齋">
+  <w:comment w:id="234" w:author="治輝 齋藤" w:date="2026-04-30T18:09:00Z" w:initials="治齋">
     <w:p>
       <w:pPr>
         <w:pStyle w:val="af3"/>
@@ -14794,7 +14736,7 @@
       </w:r>
     </w:p>
   </w:comment>
-  <w:comment w:id="239" w:author="治輝 齋藤" w:date="2026-04-30T20:37:00Z" w:initials="治齋">
+  <w:comment w:id="236" w:author="治輝 齋藤" w:date="2026-04-30T20:37:00Z" w:initials="治齋">
     <w:p>
       <w:pPr>
         <w:pStyle w:val="af3"/>
@@ -14852,7 +14794,7 @@
       </w:r>
     </w:p>
   </w:comment>
-  <w:comment w:id="245" w:author="治輝 齋藤" w:date="2026-04-30T18:46:00Z" w:initials="治齋">
+  <w:comment w:id="242" w:author="治輝 齋藤" w:date="2026-04-30T18:46:00Z" w:initials="治齋">
     <w:p>
       <w:pPr>
         <w:pStyle w:val="af3"/>
@@ -14917,7 +14859,7 @@
       </w:r>
     </w:p>
   </w:comment>
-  <w:comment w:id="252" w:author="治輝 齋藤" w:date="2026-05-01T13:08:00Z" w:initials="治齋">
+  <w:comment w:id="249" w:author="治輝 齋藤" w:date="2026-05-01T13:08:00Z" w:initials="治齋">
     <w:p>
       <w:pPr>
         <w:pStyle w:val="af3"/>
@@ -14968,7 +14910,7 @@
       </w:r>
     </w:p>
   </w:comment>
-  <w:comment w:id="264" w:author="治輝 齋藤" w:date="2026-04-30T19:20:00Z" w:initials="治齋">
+  <w:comment w:id="261" w:author="治輝 齋藤" w:date="2026-04-30T19:20:00Z" w:initials="治齋">
     <w:p>
       <w:pPr>
         <w:pStyle w:val="af3"/>
@@ -15019,7 +14961,7 @@
       </w:r>
     </w:p>
   </w:comment>
-  <w:comment w:id="268" w:author="治輝 齋藤" w:date="2026-05-01T13:12:00Z" w:initials="治齋">
+  <w:comment w:id="265" w:author="治輝 齋藤" w:date="2026-05-01T13:12:00Z" w:initials="治齋">
     <w:p>
       <w:pPr>
         <w:pStyle w:val="af3"/>
@@ -15098,7 +15040,7 @@
       </w:r>
     </w:p>
   </w:comment>
-  <w:comment w:id="282" w:author="治輝 齋藤" w:date="2026-05-01T14:29:00Z" w:initials="治齋">
+  <w:comment w:id="279" w:author="治輝 齋藤" w:date="2026-05-01T14:29:00Z" w:initials="治齋">
     <w:p>
       <w:pPr>
         <w:pStyle w:val="af3"/>
@@ -15169,8 +15111,8 @@
 <w15:commentsEx xmlns:wpc="http://schemas.microsoft.com/office/word/2010/wordprocessingCanvas" xmlns:cx="http://schemas.microsoft.com/office/drawing/2014/chartex" xmlns:cx1="http://schemas.microsoft.com/office/drawing/2015/9/8/chartex" xmlns:cx2="http://schemas.microsoft.com/office/drawing/2015/10/21/chartex" xmlns:cx3="http://schemas.microsoft.com/office/drawing/2016/5/9/chartex" xmlns:cx4="http://schemas.microsoft.com/office/drawing/2016/5/10/chartex" xmlns:cx5="http://schemas.microsoft.com/office/drawing/2016/5/11/chartex" xmlns:cx6="http://schemas.microsoft.com/office/drawing/2016/5/12/chartex" xmlns:cx7="http://schemas.microsoft.com/office/drawing/2016/5/13/chartex" xmlns:cx8="http://schemas.microsoft.com/office/drawing/2016/5/14/chartex" xmlns:mc="http://schemas.openxmlformats.org/markup-compatibility/2006" xmlns:aink="http://schemas.microsoft.com/office/drawing/2016/ink" xmlns:am3d="http://schemas.microsoft.com/office/drawing/2017/model3d" xmlns:o="urn:schemas-microsoft-com:office:office" xmlns:oel="http://schemas.microsoft.com/office/2019/extlst" xmlns:r="http://schemas.openxmlformats.org/officeDocument/2006/relationships" xmlns:m="http://schemas.openxmlformats.org/officeDocument/2006/math" xmlns:v="urn:schemas-microsoft-com:vml" xmlns:wp14="http://schemas.microsoft.com/office/word/2010/wordprocessingDrawing" xmlns:wp="http://schemas.openxmlformats.org/drawingml/2006/wordprocessingDrawing" xmlns:w10="urn:schemas-microsoft-com:office:word" xmlns:w="http://schemas.openxmlformats.org/wordprocessingml/2006/main" xmlns:w14="http://schemas.microsoft.com/office/word/2010/wordml" xmlns:w15="http://schemas.microsoft.com/office/word/2012/wordml" xmlns:w16cex="http://schemas.microsoft.com/office/word/2018/wordml/cex" xmlns:w16cid="http://schemas.microsoft.com/office/word/2016/wordml/cid" xmlns:w16="http://schemas.microsoft.com/office/word/2018/wordml" xmlns:w16du="http://schemas.microsoft.com/office/word/2023/wordml/word16du" xmlns:w16sdtdh="http://schemas.microsoft.com/office/word/2020/wordml/sdtdatahash" xmlns:w16sdtfl="http://schemas.microsoft.com/office/word/2024/wordml/sdtformatlock" xmlns:w16se="http://schemas.microsoft.com/office/word/2015/wordml/symex" xmlns:wpg="http://schemas.microsoft.com/office/word/2010/wordprocessingGroup" xmlns:wpi="http://schemas.microsoft.com/office/word/2010/wordprocessingInk" xmlns:wne="http://schemas.microsoft.com/office/word/2006/wordml" xmlns:wps="http://schemas.microsoft.com/office/word/2010/wordprocessingShape" mc:Ignorable="w14 w15 w16se w16cid w16 w16cex w16sdtdh w16sdtfl w16du wp14">
   <w15:commentEx w15:paraId="05635B02" w15:done="0"/>
   <w15:commentEx w15:paraId="3FE47C04" w15:paraIdParent="05635B02" w15:done="0"/>
-  <w15:commentEx w15:paraId="7A130A04" w15:done="0"/>
   <w15:commentEx w15:paraId="64DE3CDF" w15:done="0"/>
+  <w15:commentEx w15:paraId="190E9F48" w15:paraIdParent="64DE3CDF" w15:done="0"/>
   <w15:commentEx w15:paraId="655C391B" w15:done="0"/>
   <w15:commentEx w15:paraId="3C61C1A1" w15:done="0"/>
   <w15:commentEx w15:paraId="4CFF8D02" w15:done="0"/>
@@ -15221,8 +15163,8 @@
 <w16cex:commentsExtensible xmlns:wpc="http://schemas.microsoft.com/office/word/2010/wordprocessingCanvas" xmlns:cx="http://schemas.microsoft.com/office/drawing/2014/chartex" xmlns:cx1="http://schemas.microsoft.com/office/drawing/2015/9/8/chartex" xmlns:cx2="http://schemas.microsoft.com/office/drawing/2015/10/21/chartex" xmlns:cx3="http://schemas.microsoft.com/office/drawing/2016/5/9/chartex" xmlns:cx4="http://schemas.microsoft.com/office/drawing/2016/5/10/chartex" xmlns:cx5="http://schemas.microsoft.com/office/drawing/2016/5/11/chartex" xmlns:cx6="http://schemas.microsoft.com/office/drawing/2016/5/12/chartex" xmlns:cx7="http://schemas.microsoft.com/office/drawing/2016/5/13/chartex" xmlns:cx8="http://schemas.microsoft.com/office/drawing/2016/5/14/chartex" xmlns:cr="http://schemas.microsoft.com/office/comments/2020/reactions" xmlns:mc="http://schemas.openxmlformats.org/markup-compatibility/2006" xmlns:aink="http://schemas.microsoft.com/office/drawing/2016/ink" xmlns:am3d="http://schemas.microsoft.com/office/drawing/2017/model3d" xmlns:o="urn:schemas-microsoft-com:office:office" xmlns:oel="http://schemas.microsoft.com/office/2019/extlst" xmlns:r="http://schemas.openxmlformats.org/officeDocument/2006/relationships" xmlns:m="http://schemas.openxmlformats.org/officeDocument/2006/math" xmlns:v="urn:schemas-microsoft-com:vml" xmlns:wp14="http://schemas.microsoft.com/office/word/2010/wordprocessingDrawing" xmlns:wp="http://schemas.openxmlformats.org/drawingml/2006/wordprocessingDrawing" xmlns:w10="urn:schemas-microsoft-com:office:word" xmlns:w="http://schemas.openxmlformats.org/wordprocessingml/2006/main" xmlns:w14="http://schemas.microsoft.com/office/word/2010/wordml" xmlns:w15="http://schemas.microsoft.com/office/word/2012/wordml" xmlns:w16cex="http://schemas.microsoft.com/office/word/2018/wordml/cex" xmlns:w16cid="http://schemas.microsoft.com/office/word/2016/wordml/cid" xmlns:w16="http://schemas.microsoft.com/office/word/2018/wordml" xmlns:w16du="http://schemas.microsoft.com/office/word/2023/wordml/word16du" xmlns:w16sdtdh="http://schemas.microsoft.com/office/word/2020/wordml/sdtdatahash" xmlns:w16sdtfl="http://schemas.microsoft.com/office/word/2024/wordml/sdtformatlock" xmlns:w16se="http://schemas.microsoft.com/office/word/2015/wordml/symex" xmlns:wpg="http://schemas.microsoft.com/office/word/2010/wordprocessingGroup" xmlns:wpi="http://schemas.microsoft.com/office/word/2010/wordprocessingInk" xmlns:wne="http://schemas.microsoft.com/office/word/2006/wordml" xmlns:wps="http://schemas.microsoft.com/office/word/2010/wordprocessingShape" mc:Ignorable="w14 w15 w16se w16cid w16 w16cex w16sdtdh w16sdtfl cr w16du wp14">
   <w16cex:commentExtensible w16cex:durableId="0DE54D23" w16cex:dateUtc="2026-05-18T10:00:00Z"/>
   <w16cex:commentExtensible w16cex:durableId="26A46C80" w16cex:dateUtc="2026-05-19T12:20:00Z"/>
-  <w16cex:commentExtensible w16cex:durableId="7D263DA5" w16cex:dateUtc="2026-05-19T12:04:00Z"/>
   <w16cex:commentExtensible w16cex:durableId="65EFD729" w16cex:dateUtc="2026-05-18T14:39:00Z"/>
+  <w16cex:commentExtensible w16cex:durableId="049900C5" w16cex:dateUtc="2026-05-19T12:25:00Z"/>
   <w16cex:commentExtensible w16cex:durableId="5E7D9E50" w16cex:dateUtc="2026-05-18T09:52:00Z"/>
   <w16cex:commentExtensible w16cex:durableId="7F3AB1BB" w16cex:dateUtc="2026-05-18T09:52:00Z"/>
   <w16cex:commentExtensible w16cex:durableId="6714CD1B" w16cex:dateUtc="2026-05-19T11:36:00Z"/>
@@ -15273,8 +15215,8 @@
 <w16cid:commentsIds xmlns:wpc="http://schemas.microsoft.com/office/word/2010/wordprocessingCanvas" xmlns:cx="http://schemas.microsoft.com/office/drawing/2014/chartex" xmlns:cx1="http://schemas.microsoft.com/office/drawing/2015/9/8/chartex" xmlns:cx2="http://schemas.microsoft.com/office/drawing/2015/10/21/chartex" xmlns:cx3="http://schemas.microsoft.com/office/drawing/2016/5/9/chartex" xmlns:cx4="http://schemas.microsoft.com/office/drawing/2016/5/10/chartex" xmlns:cx5="http://schemas.microsoft.com/office/drawing/2016/5/11/chartex" xmlns:cx6="http://schemas.microsoft.com/office/drawing/2016/5/12/chartex" xmlns:cx7="http://schemas.microsoft.com/office/drawing/2016/5/13/chartex" xmlns:cx8="http://schemas.microsoft.com/office/drawing/2016/5/14/chartex" xmlns:mc="http://schemas.openxmlformats.org/markup-compatibility/2006" xmlns:aink="http://schemas.microsoft.com/office/drawing/2016/ink" xmlns:am3d="http://schemas.microsoft.com/office/drawing/2017/model3d" xmlns:o="urn:schemas-microsoft-com:office:office" xmlns:oel="http://schemas.microsoft.com/office/2019/extlst" xmlns:r="http://schemas.openxmlformats.org/officeDocument/2006/relationships" xmlns:m="http://schemas.openxmlformats.org/officeDocument/2006/math" xmlns:v="urn:schemas-microsoft-com:vml" xmlns:wp14="http://schemas.microsoft.com/office/word/2010/wordprocessingDrawing" xmlns:wp="http://schemas.openxmlformats.org/drawingml/2006/wordprocessingDrawing" xmlns:w10="urn:schemas-microsoft-com:office:word" xmlns:w="http://schemas.openxmlformats.org/wordprocessingml/2006/main" xmlns:w14="http://schemas.microsoft.com/office/word/2010/wordml" xmlns:w15="http://schemas.microsoft.com/office/word/2012/wordml" xmlns:w16cex="http://schemas.microsoft.com/office/word/2018/wordml/cex" xmlns:w16cid="http://schemas.microsoft.com/office/word/2016/wordml/cid" xmlns:w16="http://schemas.microsoft.com/office/word/2018/wordml" xmlns:w16du="http://schemas.microsoft.com/office/word/2023/wordml/word16du" xmlns:w16sdtdh="http://schemas.microsoft.com/office/word/2020/wordml/sdtdatahash" xmlns:w16sdtfl="http://schemas.microsoft.com/office/word/2024/wordml/sdtformatlock" xmlns:w16se="http://schemas.microsoft.com/office/word/2015/wordml/symex" xmlns:wpg="http://schemas.microsoft.com/office/word/2010/wordprocessingGroup" xmlns:wpi="http://schemas.microsoft.com/office/word/2010/wordprocessingInk" xmlns:wne="http://schemas.microsoft.com/office/word/2006/wordml" xmlns:wps="http://schemas.microsoft.com/office/word/2010/wordprocessingShape" mc:Ignorable="w14 w15 w16se w16cid w16 w16cex w16sdtdh w16sdtfl w16du wp14">
   <w16cid:commentId w16cid:paraId="05635B02" w16cid:durableId="0DE54D23"/>
   <w16cid:commentId w16cid:paraId="3FE47C04" w16cid:durableId="26A46C80"/>
-  <w16cid:commentId w16cid:paraId="7A130A04" w16cid:durableId="7D263DA5"/>
   <w16cid:commentId w16cid:paraId="64DE3CDF" w16cid:durableId="65EFD729"/>
+  <w16cid:commentId w16cid:paraId="190E9F48" w16cid:durableId="049900C5"/>
   <w16cid:commentId w16cid:paraId="655C391B" w16cid:durableId="5E7D9E50"/>
   <w16cid:commentId w16cid:paraId="3C61C1A1" w16cid:durableId="7F3AB1BB"/>
   <w16cid:commentId w16cid:paraId="4CFF8D02" w16cid:durableId="6714CD1B"/>
@@ -15325,12 +15267,12 @@
 <w:numbering xmlns:wpc="http://schemas.microsoft.com/office/word/2010/wordprocessingCanvas" xmlns:cx="http://schemas.microsoft.com/office/drawing/2014/chartex" xmlns:cx1="http://schemas.microsoft.com/office/drawing/2015/9/8/chartex" xmlns:cx2="http://schemas.microsoft.com/office/drawing/2015/10/21/chartex" xmlns:cx3="http://schemas.microsoft.com/office/drawing/2016/5/9/chartex" xmlns:cx4="http://schemas.microsoft.com/office/drawing/2016/5/10/chartex" xmlns:cx5="http://schemas.microsoft.com/office/drawing/2016/5/11/chartex" xmlns:cx6="http://schemas.microsoft.com/office/drawing/2016/5/12/chartex" xmlns:cx7="http://schemas.microsoft.com/office/drawing/2016/5/13/chartex" xmlns:cx8="http://schemas.microsoft.com/office/drawing/2016/5/14/chartex" xmlns:mc="http://schemas.openxmlformats.org/markup-compatibility/2006" xmlns:aink="http://schemas.microsoft.com/office/drawing/2016/ink" xmlns:am3d="http://schemas.microsoft.com/office/drawing/2017/model3d" xmlns:o="urn:schemas-microsoft-com:office:office" xmlns:oel="http://schemas.microsoft.com/office/2019/extlst" xmlns:r="http://schemas.openxmlformats.org/officeDocument/2006/relationships" xmlns:m="http://schemas.openxmlformats.org/officeDocument/2006/math" xmlns:v="urn:schemas-microsoft-com:vml" xmlns:wp14="http://schemas.microsoft.com/office/word/2010/wordprocessingDrawing" xmlns:wp="http://schemas.openxmlformats.org/drawingml/2006/wordprocessingDrawing" xmlns:w10="urn:schemas-microsoft-com:office:word" xmlns:w="http://schemas.openxmlformats.org/wordprocessingml/2006/main" xmlns:w14="http://schemas.microsoft.com/office/word/2010/wordml" xmlns:w15="http://schemas.microsoft.com/office/word/2012/wordml" xmlns:w16cex="http://schemas.microsoft.com/office/word/2018/wordml/cex" xmlns:w16cid="http://schemas.microsoft.com/office/word/2016/wordml/cid" xmlns:w16="http://schemas.microsoft.com/office/word/2018/wordml" xmlns:w16du="http://schemas.microsoft.com/office/word/2023/wordml/word16du" xmlns:w16sdtdh="http://schemas.microsoft.com/office/word/2020/wordml/sdtdatahash" xmlns:w16sdtfl="http://schemas.microsoft.com/office/word/2024/wordml/sdtformatlock" xmlns:w16se="http://schemas.microsoft.com/office/word/2015/wordml/symex" xmlns:wpg="http://schemas.microsoft.com/office/word/2010/wordprocessingGroup" xmlns:wpi="http://schemas.microsoft.com/office/word/2010/wordprocessingInk" xmlns:wne="http://schemas.microsoft.com/office/word/2006/wordml" xmlns:wps="http://schemas.microsoft.com/office/word/2010/wordprocessingShape" mc:Ignorable="w14 w15 w16se w16cid w16 w16cex w16sdtdh w16sdtfl w16du wp14">
   <w:numPicBullet w:numPicBulletId="0">
     <w:pict>
-      <v:rect id="_x0000_i1042" style="width:0;height:1.5pt" o:hralign="center" o:bullet="t" o:hrstd="t" o:hr="t"/>
+      <v:rect id="_x0000_i1048" style="width:0;height:1.5pt" o:hralign="center" o:bullet="t" o:hrstd="t" o:hr="t"/>
     </w:pict>
   </w:numPicBullet>
   <w:numPicBullet w:numPicBulletId="1">
     <w:pict>
-      <v:rect id="_x0000_i1043" style="width:0;height:1.5pt" o:hralign="center" o:bullet="t" o:hrstd="t" o:hr="t"/>
+      <v:rect id="_x0000_i1049" style="width:0;height:1.5pt" o:hralign="center" o:bullet="t" o:hrstd="t" o:hr="t"/>
     </w:pict>
   </w:numPicBullet>
   <w:abstractNum w:abstractNumId="0" w15:restartNumberingAfterBreak="0">

--- a/04_Manuscripts/Manuscript_slope_fracture_20260425_saito0430-1_saito0519.docx
+++ b/04_Manuscripts/Manuscript_slope_fracture_20260425_saito0430-1_saito0519.docx
@@ -291,12 +291,17 @@
       <w:r>
         <w:t xml:space="preserve"> </w:t>
       </w:r>
-      <w:del w:id="26" w:author="治輝 齋藤" w:date="2026-05-19T21:17:00Z" w16du:dateUtc="2026-05-19T12:17:00Z">
+      <w:ins w:id="26" w:author="治輝 齋藤" w:date="2026-05-19T22:02:00Z" w16du:dateUtc="2026-05-19T13:02:00Z">
+        <w:r>
+          <w:t xml:space="preserve">We calculated habitable-area-weighted mean terrain slope from national 10-m digital elevation models. </w:t>
+        </w:r>
+      </w:ins>
+      <w:del w:id="27" w:author="治輝 齋藤" w:date="2026-05-19T21:17:00Z" w16du:dateUtc="2026-05-19T12:17:00Z">
         <w:r>
           <w:delText>habitable-area-weighted terrain slope from national 10-m digital elevation models; a</w:delText>
         </w:r>
       </w:del>
-      <w:ins w:id="27" w:author="治輝 齋藤" w:date="2026-05-19T21:17:00Z" w16du:dateUtc="2026-05-19T12:17:00Z">
+      <w:ins w:id="28" w:author="治輝 齋藤" w:date="2026-05-19T21:17:00Z" w16du:dateUtc="2026-05-19T12:17:00Z">
         <w:r>
           <w:rPr>
             <w:rFonts w:hint="eastAsia"/>
@@ -308,18 +313,18 @@
       <w:r>
         <w:t xml:space="preserve">ging rate and population density from the 2020 census. </w:t>
       </w:r>
-      <w:ins w:id="28" w:author="治輝 齋藤" w:date="2026-05-19T21:02:00Z" w16du:dateUtc="2026-05-19T12:02:00Z">
-        <w:r>
-          <w:t xml:space="preserve">We used multivariable linear regression to test whether terrain slope was independently associated with hip fracture surgery rates after adjustment for aging rate, fast walking rate, and population density. </w:t>
+      <w:ins w:id="29" w:author="治輝 齋藤" w:date="2026-05-19T21:02:00Z" w16du:dateUtc="2026-05-19T12:02:00Z">
+        <w:r>
+          <w:t xml:space="preserve">We used multivariable linear regression to test whether terrain slope was independently associated with hip </w:t>
+        </w:r>
+        <w:r>
+          <w:lastRenderedPageBreak/>
+          <w:t xml:space="preserve">fracture surgery rates after adjustment for aging rate, fast walking rate, and population density. </w:t>
         </w:r>
       </w:ins>
-      <w:del w:id="29" w:author="治輝 齋藤" w:date="2026-05-19T21:25:00Z" w16du:dateUtc="2026-05-19T12:25:00Z">
-        <w:r>
-          <w:delText xml:space="preserve">We fitted </w:delText>
-        </w:r>
-        <w:r>
-          <w:lastRenderedPageBreak/>
-          <w:delText>ordinary least squares (OLS) models with heteroskedasticity-robust (HC3) standard errors and nonparametric bootstrap resampling (</w:delText>
+      <w:del w:id="30" w:author="治輝 齋藤" w:date="2026-05-19T21:25:00Z" w16du:dateUtc="2026-05-19T12:25:00Z">
+        <w:r>
+          <w:delText>We fitted ordinary least squares (OLS) models with heteroskedasticity-robust (HC3) standard errors and nonparametric bootstrap resampling (</w:delText>
         </w:r>
         <w:r>
           <w:rPr>
@@ -332,52 +337,62 @@
           <w:delText xml:space="preserve"> = 5000)</w:delText>
         </w:r>
       </w:del>
-      <w:del w:id="30" w:author="治輝 齋藤" w:date="2026-05-19T21:04:00Z" w16du:dateUtc="2026-05-19T12:04:00Z">
+      <w:del w:id="31" w:author="治輝 齋藤" w:date="2026-05-19T21:04:00Z" w16du:dateUtc="2026-05-19T12:04:00Z">
         <w:r>
           <w:delText xml:space="preserve"> </w:delText>
         </w:r>
-        <w:commentRangeStart w:id="31"/>
         <w:commentRangeStart w:id="32"/>
+        <w:commentRangeStart w:id="33"/>
         <w:r>
           <w:delText>as sensitivity analyses</w:delText>
         </w:r>
       </w:del>
-      <w:del w:id="33" w:author="治輝 齋藤" w:date="2026-05-19T21:25:00Z" w16du:dateUtc="2026-05-19T12:25:00Z">
+      <w:del w:id="34" w:author="治輝 齋藤" w:date="2026-05-19T21:25:00Z" w16du:dateUtc="2026-05-19T12:25:00Z">
         <w:r>
           <w:delText>.</w:delText>
         </w:r>
       </w:del>
-      <w:commentRangeEnd w:id="31"/>
+      <w:commentRangeEnd w:id="32"/>
       <w:r>
         <w:rPr>
           <w:rStyle w:val="af2"/>
           <w:sz w:val="24"/>
           <w:szCs w:val="24"/>
         </w:rPr>
-        <w:commentReference w:id="31"/>
-      </w:r>
-      <w:commentRangeEnd w:id="32"/>
+        <w:commentReference w:id="32"/>
+      </w:r>
+      <w:commentRangeEnd w:id="33"/>
       <w:r>
         <w:rPr>
           <w:rStyle w:val="af2"/>
         </w:rPr>
-        <w:commentReference w:id="32"/>
+        <w:commentReference w:id="33"/>
       </w:r>
       <w:r>
         <w:t xml:space="preserve"> </w:t>
       </w:r>
-      <w:ins w:id="34" w:author="治輝 齋藤" w:date="2026-05-19T21:17:00Z" w16du:dateUtc="2026-05-19T12:17:00Z">
+      <w:ins w:id="35" w:author="治輝 齋藤" w:date="2026-05-19T21:17:00Z" w16du:dateUtc="2026-05-19T12:17:00Z">
         <w:r>
           <w:t xml:space="preserve">Across prefectures, </w:t>
         </w:r>
       </w:ins>
-      <w:commentRangeStart w:id="35"/>
-      <w:del w:id="36" w:author="治輝 齋藤" w:date="2026-05-19T21:17:00Z" w16du:dateUtc="2026-05-19T12:17:00Z">
+      <w:ins w:id="36" w:author="治輝 齋藤" w:date="2026-05-19T22:05:00Z" w16du:dateUtc="2026-05-19T13:05:00Z">
+        <w:r>
+          <w:rPr>
+            <w:rFonts w:hint="eastAsia"/>
+            <w:lang w:eastAsia="ja-JP"/>
+          </w:rPr>
+          <w:t xml:space="preserve">the </w:t>
+        </w:r>
+      </w:ins>
+      <w:commentRangeStart w:id="37"/>
+      <w:commentRangeStart w:id="38"/>
+      <w:del w:id="39" w:author="治輝 齋藤" w:date="2026-05-19T21:17:00Z" w16du:dateUtc="2026-05-19T12:17:00Z">
         <w:r>
           <w:delText>M</w:delText>
         </w:r>
       </w:del>
-      <w:ins w:id="37" w:author="治輝 齋藤" w:date="2026-05-19T21:17:00Z" w16du:dateUtc="2026-05-19T12:17:00Z">
+      <w:ins w:id="40" w:author="治輝 齋藤" w:date="2026-05-19T21:17:00Z" w16du:dateUtc="2026-05-19T12:17:00Z">
         <w:r>
           <w:rPr>
             <w:rFonts w:hint="eastAsia"/>
@@ -387,9 +402,24 @@
         </w:r>
       </w:ins>
       <w:r>
-        <w:t>ean slope was 8.57 degrees (SD 3.16)</w:t>
-      </w:r>
-      <w:ins w:id="38" w:author="治輝 齋藤" w:date="2026-05-19T21:18:00Z" w16du:dateUtc="2026-05-19T12:18:00Z">
+        <w:t xml:space="preserve">ean </w:t>
+      </w:r>
+      <w:ins w:id="41" w:author="治輝 齋藤" w:date="2026-05-19T21:58:00Z" w16du:dateUtc="2026-05-19T12:58:00Z">
+        <w:r>
+          <w:t>terrain</w:t>
+        </w:r>
+        <w:r>
+          <w:rPr>
+            <w:rFonts w:hint="eastAsia"/>
+            <w:lang w:eastAsia="ja-JP"/>
+          </w:rPr>
+          <w:t xml:space="preserve"> </w:t>
+        </w:r>
+      </w:ins>
+      <w:r>
+        <w:t>slope was 8.57 degrees (SD 3.16)</w:t>
+      </w:r>
+      <w:ins w:id="42" w:author="治輝 齋藤" w:date="2026-05-19T21:18:00Z" w16du:dateUtc="2026-05-19T12:18:00Z">
         <w:r>
           <w:rPr>
             <w:rFonts w:hint="eastAsia"/>
@@ -398,29 +428,51 @@
           <w:t>.</w:t>
         </w:r>
       </w:ins>
-      <w:del w:id="39" w:author="治輝 齋藤" w:date="2026-05-19T21:18:00Z" w16du:dateUtc="2026-05-19T12:18:00Z">
+      <w:ins w:id="43" w:author="治輝 齋藤" w:date="2026-05-19T22:05:00Z" w16du:dateUtc="2026-05-19T13:05:00Z">
+        <w:r>
+          <w:rPr>
+            <w:rFonts w:hint="eastAsia"/>
+            <w:lang w:eastAsia="ja-JP"/>
+          </w:rPr>
+          <w:t xml:space="preserve"> </w:t>
+        </w:r>
+        <w:r>
+          <w:rPr>
+            <w:lang w:eastAsia="ja-JP"/>
+          </w:rPr>
+          <w:t>Slopes ranged from 1.81 to 15.43 degrees, reflecting how steep residential land is in each prefecture.</w:t>
+        </w:r>
+      </w:ins>
+      <w:del w:id="44" w:author="治輝 齋藤" w:date="2026-05-19T21:18:00Z" w16du:dateUtc="2026-05-19T12:18:00Z">
         <w:r>
           <w:delText xml:space="preserve"> and</w:delText>
         </w:r>
       </w:del>
-      <w:commentRangeEnd w:id="35"/>
+      <w:commentRangeEnd w:id="37"/>
       <w:r>
         <w:rPr>
           <w:rStyle w:val="af2"/>
           <w:sz w:val="24"/>
           <w:szCs w:val="24"/>
         </w:rPr>
-        <w:commentReference w:id="35"/>
+        <w:commentReference w:id="37"/>
+      </w:r>
+      <w:commentRangeEnd w:id="38"/>
+      <w:r>
+        <w:rPr>
+          <w:rStyle w:val="af2"/>
+        </w:rPr>
+        <w:commentReference w:id="38"/>
       </w:r>
       <w:r>
         <w:t xml:space="preserve"> </w:t>
       </w:r>
-      <w:del w:id="40" w:author="治輝 齋藤" w:date="2026-05-19T21:18:00Z" w16du:dateUtc="2026-05-19T12:18:00Z">
+      <w:del w:id="45" w:author="治輝 齋藤" w:date="2026-05-19T21:18:00Z" w16du:dateUtc="2026-05-19T12:18:00Z">
         <w:r>
           <w:delText>m</w:delText>
         </w:r>
       </w:del>
-      <w:ins w:id="41" w:author="治輝 齋藤" w:date="2026-05-19T21:18:00Z" w16du:dateUtc="2026-05-19T12:18:00Z">
+      <w:ins w:id="46" w:author="治輝 齋藤" w:date="2026-05-19T21:18:00Z" w16du:dateUtc="2026-05-19T12:18:00Z">
         <w:r>
           <w:rPr>
             <w:rFonts w:hint="eastAsia"/>
@@ -432,27 +484,27 @@
       <w:r>
         <w:t xml:space="preserve">ean hip fracture surgery rate was 254.0 per </w:t>
       </w:r>
-      <w:commentRangeStart w:id="42"/>
+      <w:commentRangeStart w:id="47"/>
       <w:r>
         <w:t>100,000</w:t>
       </w:r>
-      <w:commentRangeEnd w:id="42"/>
+      <w:commentRangeEnd w:id="47"/>
       <w:r>
         <w:rPr>
           <w:rStyle w:val="af2"/>
           <w:sz w:val="24"/>
           <w:szCs w:val="24"/>
         </w:rPr>
-        <w:commentReference w:id="42"/>
+        <w:commentReference w:id="47"/>
       </w:r>
       <w:r>
         <w:t xml:space="preserve"> (SD 37.6). Terrain slope was positively associated with </w:t>
       </w:r>
-      <w:commentRangeStart w:id="43"/>
+      <w:commentRangeStart w:id="48"/>
       <w:r>
         <w:t>hip fracture</w:t>
       </w:r>
-      <w:ins w:id="44" w:author="治輝 齋藤" w:date="2026-05-19T20:36:00Z" w16du:dateUtc="2026-05-19T11:36:00Z">
+      <w:ins w:id="49" w:author="治輝 齋藤" w:date="2026-05-19T20:36:00Z" w16du:dateUtc="2026-05-19T11:36:00Z">
         <w:r>
           <w:rPr>
             <w:rFonts w:hint="eastAsia"/>
@@ -467,28 +519,28 @@
       <w:r>
         <w:t xml:space="preserve"> rates</w:t>
       </w:r>
-      <w:commentRangeEnd w:id="43"/>
+      <w:commentRangeEnd w:id="48"/>
       <w:r>
         <w:rPr>
           <w:rStyle w:val="af2"/>
         </w:rPr>
-        <w:commentReference w:id="43"/>
+        <w:commentReference w:id="48"/>
       </w:r>
       <w:r>
         <w:t xml:space="preserve"> in unadjusted models (</w:t>
       </w:r>
-      <w:commentRangeStart w:id="45"/>
+      <w:commentRangeStart w:id="50"/>
       <w:r>
         <w:t>β = 5.65</w:t>
       </w:r>
-      <w:commentRangeEnd w:id="45"/>
+      <w:commentRangeEnd w:id="50"/>
       <w:r>
         <w:rPr>
           <w:rStyle w:val="af2"/>
           <w:sz w:val="24"/>
           <w:szCs w:val="24"/>
         </w:rPr>
-        <w:commentReference w:id="45"/>
+        <w:commentReference w:id="50"/>
       </w:r>
       <w:r>
         <w:t xml:space="preserve">; 95% CI, 2.50–8.79; </w:t>
@@ -503,7 +555,7 @@
       <w:r>
         <w:t xml:space="preserve"> = 0.001)</w:t>
       </w:r>
-      <w:ins w:id="46" w:author="治輝 齋藤" w:date="2026-05-19T21:18:00Z" w16du:dateUtc="2026-05-19T12:18:00Z">
+      <w:ins w:id="51" w:author="治輝 齋藤" w:date="2026-05-19T21:18:00Z" w16du:dateUtc="2026-05-19T12:18:00Z">
         <w:r>
           <w:rPr>
             <w:rFonts w:hint="eastAsia"/>
@@ -512,26 +564,26 @@
           <w:t>.</w:t>
         </w:r>
       </w:ins>
-      <w:del w:id="47" w:author="治輝 齋藤" w:date="2026-05-19T21:18:00Z" w16du:dateUtc="2026-05-19T12:18:00Z">
+      <w:del w:id="52" w:author="治輝 齋藤" w:date="2026-05-19T21:18:00Z" w16du:dateUtc="2026-05-19T12:18:00Z">
         <w:r>
           <w:delText xml:space="preserve"> and</w:delText>
         </w:r>
       </w:del>
-      <w:ins w:id="48" w:author="治輝 齋藤" w:date="2026-05-19T21:18:00Z" w16du:dateUtc="2026-05-19T12:18:00Z">
+      <w:ins w:id="53" w:author="治輝 齋藤" w:date="2026-05-19T21:18:00Z" w16du:dateUtc="2026-05-19T12:18:00Z">
         <w:r>
           <w:t>After covariate adjustment</w:t>
         </w:r>
       </w:ins>
-      <w:del w:id="49" w:author="治輝 齋藤" w:date="2026-05-19T21:19:00Z" w16du:dateUtc="2026-05-19T12:19:00Z">
+      <w:del w:id="54" w:author="治輝 齋藤" w:date="2026-05-19T21:19:00Z" w16du:dateUtc="2026-05-19T12:19:00Z">
         <w:r>
           <w:delText xml:space="preserve"> </w:delText>
         </w:r>
-        <w:commentRangeStart w:id="50"/>
+        <w:commentRangeStart w:id="55"/>
         <w:r>
           <w:delText>in adjusted models</w:delText>
         </w:r>
       </w:del>
-      <w:ins w:id="51" w:author="治輝 齋藤" w:date="2026-05-19T21:19:00Z" w16du:dateUtc="2026-05-19T12:19:00Z">
+      <w:ins w:id="56" w:author="治輝 齋藤" w:date="2026-05-19T21:19:00Z" w16du:dateUtc="2026-05-19T12:19:00Z">
         <w:r>
           <w:rPr>
             <w:rFonts w:hint="eastAsia"/>
@@ -549,14 +601,14 @@
       <w:r>
         <w:t xml:space="preserve"> with conventional standard errors</w:t>
       </w:r>
-      <w:commentRangeEnd w:id="50"/>
+      <w:commentRangeEnd w:id="55"/>
       <w:r>
         <w:rPr>
           <w:rStyle w:val="af2"/>
           <w:sz w:val="24"/>
           <w:szCs w:val="24"/>
         </w:rPr>
-        <w:commentReference w:id="50"/>
+        <w:commentReference w:id="55"/>
       </w:r>
       <w:r>
         <w:t xml:space="preserve"> (β = 3.49; 95% CI, 0.11–6.86; </w:t>
@@ -571,7 +623,7 @@
       <w:r>
         <w:t xml:space="preserve"> = 0.043)</w:t>
       </w:r>
-      <w:ins w:id="52" w:author="治輝 齋藤" w:date="2026-05-19T21:19:00Z" w16du:dateUtc="2026-05-19T12:19:00Z">
+      <w:ins w:id="57" w:author="治輝 齋藤" w:date="2026-05-19T21:19:00Z" w16du:dateUtc="2026-05-19T12:19:00Z">
         <w:r>
           <w:rPr>
             <w:rFonts w:hint="eastAsia"/>
@@ -580,7 +632,7 @@
           <w:t>.</w:t>
         </w:r>
       </w:ins>
-      <w:del w:id="53" w:author="治輝 齋藤" w:date="2026-05-19T21:19:00Z" w16du:dateUtc="2026-05-19T12:19:00Z">
+      <w:del w:id="58" w:author="治輝 齋藤" w:date="2026-05-19T21:19:00Z" w16du:dateUtc="2026-05-19T12:19:00Z">
         <w:r>
           <w:delText>;</w:delText>
         </w:r>
@@ -588,7 +640,7 @@
       <w:r>
         <w:t xml:space="preserve"> HC3 and bootstrap intervals for the slope coefficient were borderline at N = 47. </w:t>
       </w:r>
-      <w:ins w:id="54" w:author="治輝 齋藤" w:date="2026-05-19T21:20:00Z" w16du:dateUtc="2026-05-19T12:20:00Z">
+      <w:ins w:id="59" w:author="治輝 齋藤" w:date="2026-05-19T21:20:00Z" w16du:dateUtc="2026-05-19T12:20:00Z">
         <w:r>
           <w:rPr>
             <w:rFonts w:hint="eastAsia"/>
@@ -597,12 +649,12 @@
           <w:t xml:space="preserve">We found </w:t>
         </w:r>
       </w:ins>
-      <w:del w:id="55" w:author="治輝 齋藤" w:date="2026-05-19T21:20:00Z" w16du:dateUtc="2026-05-19T12:20:00Z">
+      <w:del w:id="60" w:author="治輝 齋藤" w:date="2026-05-19T21:20:00Z" w16du:dateUtc="2026-05-19T12:20:00Z">
         <w:r>
           <w:delText>N</w:delText>
         </w:r>
       </w:del>
-      <w:ins w:id="56" w:author="治輝 齋藤" w:date="2026-05-19T21:20:00Z" w16du:dateUtc="2026-05-19T12:20:00Z">
+      <w:ins w:id="61" w:author="治輝 齋藤" w:date="2026-05-19T21:20:00Z" w16du:dateUtc="2026-05-19T12:20:00Z">
         <w:r>
           <w:rPr>
             <w:rFonts w:hint="eastAsia"/>
@@ -614,7 +666,7 @@
       <w:r>
         <w:t xml:space="preserve">o associations </w:t>
       </w:r>
-      <w:del w:id="57" w:author="治輝 齋藤" w:date="2026-05-19T21:20:00Z" w16du:dateUtc="2026-05-19T12:20:00Z">
+      <w:del w:id="62" w:author="治輝 齋藤" w:date="2026-05-19T21:20:00Z" w16du:dateUtc="2026-05-19T12:20:00Z">
         <w:r>
           <w:delText xml:space="preserve">were observed </w:delText>
         </w:r>
@@ -622,16 +674,16 @@
       <w:r>
         <w:t xml:space="preserve">for humerus or </w:t>
       </w:r>
-      <w:commentRangeStart w:id="58"/>
+      <w:commentRangeStart w:id="63"/>
       <w:r>
         <w:t>forearm</w:t>
       </w:r>
-      <w:del w:id="59" w:author="治輝 齋藤" w:date="2026-05-19T20:39:00Z" w16du:dateUtc="2026-05-19T11:39:00Z">
+      <w:del w:id="64" w:author="治輝 齋藤" w:date="2026-05-19T20:39:00Z" w16du:dateUtc="2026-05-19T11:39:00Z">
         <w:r>
           <w:delText xml:space="preserve"> fractures</w:delText>
         </w:r>
       </w:del>
-      <w:ins w:id="60" w:author="治輝 齋藤" w:date="2026-05-19T21:19:00Z" w16du:dateUtc="2026-05-19T12:19:00Z">
+      <w:ins w:id="65" w:author="治輝 齋藤" w:date="2026-05-19T21:19:00Z" w16du:dateUtc="2026-05-19T12:19:00Z">
         <w:r>
           <w:rPr>
             <w:rFonts w:hint="eastAsia"/>
@@ -640,38 +692,38 @@
           <w:t xml:space="preserve"> </w:t>
         </w:r>
       </w:ins>
-      <w:ins w:id="61" w:author="治輝 齋藤" w:date="2026-05-19T20:39:00Z" w16du:dateUtc="2026-05-19T11:39:00Z">
+      <w:ins w:id="66" w:author="治輝 齋藤" w:date="2026-05-19T20:39:00Z" w16du:dateUtc="2026-05-19T11:39:00Z">
         <w:r>
           <w:t>fracture surgeries</w:t>
         </w:r>
-        <w:commentRangeEnd w:id="58"/>
+        <w:commentRangeEnd w:id="63"/>
         <w:r>
           <w:rPr>
             <w:rStyle w:val="af2"/>
           </w:rPr>
-          <w:commentReference w:id="58"/>
+          <w:commentReference w:id="63"/>
         </w:r>
       </w:ins>
       <w:r>
         <w:t>. Prefecture-level terrain slope showed a hip-specific signal consistent with lateral-fall mechanisms</w:t>
       </w:r>
-      <w:commentRangeStart w:id="62"/>
+      <w:commentRangeStart w:id="67"/>
       <w:r>
         <w:t>, but inferential sensitivity at small ecological N warrants cautious interpretation</w:t>
       </w:r>
-      <w:commentRangeEnd w:id="62"/>
+      <w:commentRangeEnd w:id="67"/>
       <w:r>
         <w:rPr>
           <w:rStyle w:val="af2"/>
           <w:sz w:val="24"/>
           <w:szCs w:val="24"/>
         </w:rPr>
-        <w:commentReference w:id="62"/>
+        <w:commentReference w:id="67"/>
       </w:r>
       <w:r>
         <w:t>.</w:t>
       </w:r>
-      <w:bookmarkStart w:id="63" w:name="conclusions"/>
+      <w:bookmarkStart w:id="68" w:name="conclusions"/>
     </w:p>
     <w:p>
       <w:pPr>
@@ -744,9 +796,9 @@
         <w:pStyle w:val="1"/>
         <w:spacing w:line="360" w:lineRule="auto"/>
       </w:pPr>
-      <w:bookmarkStart w:id="64" w:name="introduction"/>
+      <w:bookmarkStart w:id="69" w:name="introduction"/>
       <w:bookmarkEnd w:id="0"/>
-      <w:bookmarkEnd w:id="63"/>
+      <w:bookmarkEnd w:id="68"/>
       <w:r>
         <w:t>Introduction</w:t>
       </w:r>
@@ -777,7 +829,11 @@
         <w:t>1, 3]</w:t>
       </w:r>
       <w:r>
-        <w:t xml:space="preserve"> The acute care costs of hip fracture treatment in Japan reached approximately 1,000 billion yen ($989 million) in 2021, and this burden continues to escalate.</w:t>
+        <w:t xml:space="preserve"> The acute care costs of hip fracture </w:t>
+      </w:r>
+      <w:r>
+        <w:lastRenderedPageBreak/>
+        <w:t>treatment in Japan reached approximately 1,000 billion yen ($989 million) in 2021, and this burden continues to escalate.</w:t>
       </w:r>
       <w:r>
         <w:t xml:space="preserve"> [4, 5]</w:t>
@@ -792,7 +848,6 @@
         </w:rPr>
       </w:pPr>
       <w:r>
-        <w:lastRenderedPageBreak/>
         <w:t>Falls are the primary cause of hip fractures, accounting for more than 90% of cases.</w:t>
       </w:r>
       <w:r>
@@ -895,18 +950,18 @@
       <w:r>
         <w:t xml:space="preserve"> Older adults walking on complex outdoor terrain unconsciously adopt cautious gait strategies, reducing step length and cadence, </w:t>
       </w:r>
-      <w:commentRangeStart w:id="65"/>
+      <w:commentRangeStart w:id="70"/>
       <w:r>
         <w:t>which may lead to chronic deconditioning and increased frailty</w:t>
       </w:r>
-      <w:commentRangeEnd w:id="65"/>
+      <w:commentRangeEnd w:id="70"/>
       <w:r>
         <w:rPr>
           <w:rStyle w:val="af2"/>
           <w:sz w:val="24"/>
           <w:szCs w:val="24"/>
         </w:rPr>
-        <w:commentReference w:id="65"/>
+        <w:commentReference w:id="70"/>
       </w:r>
       <w:r>
         <w:t>.</w:t>
@@ -923,11 +978,12 @@
       <w:r>
         <w:t xml:space="preserve"> </w:t>
       </w:r>
-      <w:commentRangeStart w:id="66"/>
-      <w:r>
+      <w:commentRangeStart w:id="71"/>
+      <w:r>
+        <w:lastRenderedPageBreak/>
         <w:t xml:space="preserve">We therefore hypothesized that </w:t>
       </w:r>
-      <w:ins w:id="67" w:author="治輝 齋藤" w:date="2026-05-19T20:40:00Z" w16du:dateUtc="2026-05-19T11:40:00Z">
+      <w:ins w:id="72" w:author="治輝 齋藤" w:date="2026-05-19T20:40:00Z" w16du:dateUtc="2026-05-19T11:40:00Z">
         <w:r>
           <w:t>steeper</w:t>
         </w:r>
@@ -942,12 +998,12 @@
       <w:r>
         <w:t xml:space="preserve">terrain slope may </w:t>
       </w:r>
-      <w:del w:id="68" w:author="治輝 齋藤" w:date="2026-05-19T20:41:00Z" w16du:dateUtc="2026-05-19T11:41:00Z">
+      <w:del w:id="73" w:author="治輝 齋藤" w:date="2026-05-19T20:41:00Z" w16du:dateUtc="2026-05-19T11:41:00Z">
         <w:r>
           <w:delText>influence</w:delText>
         </w:r>
       </w:del>
-      <w:ins w:id="69" w:author="治輝 齋藤" w:date="2026-05-19T20:41:00Z" w16du:dateUtc="2026-05-19T11:41:00Z">
+      <w:ins w:id="74" w:author="治輝 齋藤" w:date="2026-05-19T20:41:00Z" w16du:dateUtc="2026-05-19T11:41:00Z">
         <w:r>
           <w:t>be associated with higher prefecture-level</w:t>
         </w:r>
@@ -955,7 +1011,7 @@
       <w:r>
         <w:t xml:space="preserve"> hip fracture</w:t>
       </w:r>
-      <w:ins w:id="70" w:author="治輝 齋藤" w:date="2026-05-19T20:41:00Z" w16du:dateUtc="2026-05-19T11:41:00Z">
+      <w:ins w:id="75" w:author="治輝 齋藤" w:date="2026-05-19T20:41:00Z" w16du:dateUtc="2026-05-19T11:41:00Z">
         <w:r>
           <w:rPr>
             <w:rFonts w:hint="eastAsia"/>
@@ -970,22 +1026,15 @@
       <w:r>
         <w:t xml:space="preserve"> rates</w:t>
       </w:r>
-      <w:ins w:id="71" w:author="治輝 齋藤" w:date="2026-05-19T20:41:00Z" w16du:dateUtc="2026-05-19T11:41:00Z">
+      <w:ins w:id="76" w:author="治輝 齋藤" w:date="2026-05-19T20:41:00Z" w16du:dateUtc="2026-05-19T11:41:00Z">
         <w:r>
           <w:rPr>
             <w:lang w:eastAsia="ja-JP"/>
           </w:rPr>
-          <w:t xml:space="preserve">. We treated these rates as administrative proxies for population-level surgical burden after hip and femoral </w:t>
-        </w:r>
-        <w:r>
-          <w:rPr>
-            <w:lang w:eastAsia="ja-JP"/>
-          </w:rPr>
-          <w:lastRenderedPageBreak/>
-          <w:t>fractures. The association may reflect</w:t>
+          <w:t>. We treated these rates as administrative proxies for population-level surgical burden after hip and femoral fractures. The association may reflect</w:t>
         </w:r>
       </w:ins>
-      <w:del w:id="72" w:author="治輝 齋藤" w:date="2026-05-19T20:42:00Z" w16du:dateUtc="2026-05-19T11:42:00Z">
+      <w:del w:id="77" w:author="治輝 齋藤" w:date="2026-05-19T20:42:00Z" w16du:dateUtc="2026-05-19T11:42:00Z">
         <w:r>
           <w:delText xml:space="preserve"> through</w:delText>
         </w:r>
@@ -993,7 +1042,7 @@
       <w:r>
         <w:t xml:space="preserve"> direct mechanical effects of inclined walking (direct pathway)</w:t>
       </w:r>
-      <w:ins w:id="73" w:author="治輝 齋藤" w:date="2026-05-19T20:42:00Z" w16du:dateUtc="2026-05-19T11:42:00Z">
+      <w:ins w:id="78" w:author="治輝 齋藤" w:date="2026-05-19T20:42:00Z" w16du:dateUtc="2026-05-19T11:42:00Z">
         <w:r>
           <w:rPr>
             <w:rFonts w:hint="eastAsia"/>
@@ -1002,12 +1051,12 @@
           <w:t xml:space="preserve">. </w:t>
         </w:r>
       </w:ins>
-      <w:del w:id="74" w:author="治輝 齋藤" w:date="2026-05-19T20:42:00Z" w16du:dateUtc="2026-05-19T11:42:00Z">
+      <w:del w:id="79" w:author="治輝 齋藤" w:date="2026-05-19T20:42:00Z" w16du:dateUtc="2026-05-19T11:42:00Z">
         <w:r>
           <w:delText xml:space="preserve"> and through its effect on</w:delText>
         </w:r>
       </w:del>
-      <w:ins w:id="75" w:author="治輝 齋藤" w:date="2026-05-19T20:42:00Z" w16du:dateUtc="2026-05-19T11:42:00Z">
+      <w:ins w:id="80" w:author="治輝 齋藤" w:date="2026-05-19T20:42:00Z" w16du:dateUtc="2026-05-19T11:42:00Z">
         <w:r>
           <w:t>It may also relate to</w:t>
         </w:r>
@@ -1015,12 +1064,12 @@
       <w:r>
         <w:t xml:space="preserve"> walking capacity (indirect pathway)</w:t>
       </w:r>
-      <w:commentRangeEnd w:id="66"/>
+      <w:commentRangeEnd w:id="71"/>
       <w:r>
         <w:rPr>
           <w:rStyle w:val="af2"/>
         </w:rPr>
-        <w:commentReference w:id="66"/>
+        <w:commentReference w:id="71"/>
       </w:r>
       <w:r>
         <w:t>.</w:t>
@@ -1034,18 +1083,18 @@
       <w:r>
         <w:t xml:space="preserve">Despite these theoretical considerations, no nationwide study has examined the association between </w:t>
       </w:r>
-      <w:commentRangeStart w:id="76"/>
+      <w:commentRangeStart w:id="81"/>
       <w:r>
         <w:t>prefectural-level</w:t>
       </w:r>
-      <w:commentRangeEnd w:id="76"/>
+      <w:commentRangeEnd w:id="81"/>
       <w:r>
         <w:rPr>
           <w:rStyle w:val="af2"/>
           <w:sz w:val="24"/>
           <w:szCs w:val="24"/>
         </w:rPr>
-        <w:commentReference w:id="76"/>
+        <w:commentReference w:id="81"/>
       </w:r>
       <w:r>
         <w:t xml:space="preserve"> terrain slope and fracture surgery rates using population-based administrative data. International ecological studies from Norway (NOREPOS) and China (CHARLS) have demonstrated significant associations between high elevation, complex terrain, and elevated hip fracture risk,</w:t>
@@ -1070,11 +1119,11 @@
       <w:r>
         <w:t xml:space="preserve"> and Welfare, provides a unique opportunity to assess fracture surgery rates across all 47 Japanese prefectures. Combined with digital elevation model (DEM) data from the Geospatial Information Authority of Japan, this ecological approach enables the first nationwide quantitative assessment of the </w:t>
       </w:r>
-      <w:commentRangeStart w:id="77"/>
+      <w:commentRangeStart w:id="82"/>
       <w:r>
         <w:t>terrain–fracture</w:t>
       </w:r>
-      <w:ins w:id="78" w:author="治輝 齋藤" w:date="2026-05-19T20:43:00Z" w16du:dateUtc="2026-05-19T11:43:00Z">
+      <w:ins w:id="83" w:author="治輝 齋藤" w:date="2026-05-19T20:43:00Z" w16du:dateUtc="2026-05-19T11:43:00Z">
         <w:r>
           <w:rPr>
             <w:rFonts w:hint="eastAsia"/>
@@ -1092,12 +1141,12 @@
       <w:r>
         <w:t xml:space="preserve"> relationship</w:t>
       </w:r>
-      <w:commentRangeEnd w:id="77"/>
+      <w:commentRangeEnd w:id="82"/>
       <w:r>
         <w:rPr>
           <w:rStyle w:val="af2"/>
         </w:rPr>
-        <w:commentReference w:id="77"/>
+        <w:commentReference w:id="82"/>
       </w:r>
       <w:r>
         <w:t xml:space="preserve"> in Japan.</w:t>
@@ -1108,16 +1157,16 @@
         <w:pStyle w:val="a0"/>
         <w:spacing w:line="360" w:lineRule="auto"/>
       </w:pPr>
-      <w:commentRangeStart w:id="79"/>
+      <w:commentRangeStart w:id="84"/>
       <w:r>
         <w:t xml:space="preserve">In this study, we examined whether terrain slope was associated with hip fracture surgery rates </w:t>
       </w:r>
-      <w:del w:id="80" w:author="治輝 齋藤" w:date="2026-05-19T20:45:00Z" w16du:dateUtc="2026-05-19T11:45:00Z">
+      <w:del w:id="85" w:author="治輝 齋藤" w:date="2026-05-19T20:45:00Z" w16du:dateUtc="2026-05-19T11:45:00Z">
         <w:r>
           <w:delText>at the prefectural level, independent of</w:delText>
         </w:r>
       </w:del>
-      <w:ins w:id="81" w:author="治輝 齋藤" w:date="2026-05-19T20:45:00Z" w16du:dateUtc="2026-05-19T11:45:00Z">
+      <w:ins w:id="86" w:author="治輝 齋藤" w:date="2026-05-19T20:45:00Z" w16du:dateUtc="2026-05-19T11:45:00Z">
         <w:r>
           <w:t>across prefectures. We adjusted for</w:t>
         </w:r>
@@ -1125,7 +1174,7 @@
       <w:r>
         <w:t xml:space="preserve"> aging rate</w:t>
       </w:r>
-      <w:ins w:id="82" w:author="治輝 齋藤" w:date="2026-05-19T20:45:00Z" w16du:dateUtc="2026-05-19T11:45:00Z">
+      <w:ins w:id="87" w:author="治輝 齋藤" w:date="2026-05-19T20:45:00Z" w16du:dateUtc="2026-05-19T11:45:00Z">
         <w:r>
           <w:rPr>
             <w:rFonts w:hint="eastAsia"/>
@@ -1137,12 +1186,12 @@
       <w:r>
         <w:t xml:space="preserve"> </w:t>
       </w:r>
-      <w:del w:id="83" w:author="治輝 齋藤" w:date="2026-05-19T20:45:00Z" w16du:dateUtc="2026-05-19T11:45:00Z">
+      <w:del w:id="88" w:author="治輝 齋藤" w:date="2026-05-19T20:45:00Z" w16du:dateUtc="2026-05-19T11:45:00Z">
         <w:r>
           <w:delText>and</w:delText>
         </w:r>
       </w:del>
-      <w:ins w:id="84" w:author="治輝 齋藤" w:date="2026-05-19T20:45:00Z" w16du:dateUtc="2026-05-19T11:45:00Z">
+      <w:ins w:id="89" w:author="治輝 齋藤" w:date="2026-05-19T20:45:00Z" w16du:dateUtc="2026-05-19T11:45:00Z">
         <w:r>
           <w:rPr>
             <w:rFonts w:hint="eastAsia"/>
@@ -1154,12 +1203,12 @@
       <w:r>
         <w:t xml:space="preserve"> walking </w:t>
       </w:r>
-      <w:del w:id="85" w:author="治輝 齋藤" w:date="2026-05-19T20:45:00Z" w16du:dateUtc="2026-05-19T11:45:00Z">
+      <w:del w:id="90" w:author="治輝 齋藤" w:date="2026-05-19T20:45:00Z" w16du:dateUtc="2026-05-19T11:45:00Z">
         <w:r>
           <w:delText>speed</w:delText>
         </w:r>
       </w:del>
-      <w:ins w:id="86" w:author="治輝 齋藤" w:date="2026-05-19T20:45:00Z" w16du:dateUtc="2026-05-19T11:45:00Z">
+      <w:ins w:id="91" w:author="治輝 齋藤" w:date="2026-05-19T20:45:00Z" w16du:dateUtc="2026-05-19T11:45:00Z">
         <w:r>
           <w:rPr>
             <w:rFonts w:hint="eastAsia"/>
@@ -1171,7 +1220,7 @@
       <w:r>
         <w:t xml:space="preserve">, </w:t>
       </w:r>
-      <w:ins w:id="87" w:author="治輝 齋藤" w:date="2026-05-19T20:46:00Z" w16du:dateUtc="2026-05-19T11:46:00Z">
+      <w:ins w:id="92" w:author="治輝 齋藤" w:date="2026-05-19T20:46:00Z" w16du:dateUtc="2026-05-19T11:46:00Z">
         <w:r>
           <w:t>and population density</w:t>
         </w:r>
@@ -1186,18 +1235,18 @@
       <w:r>
         <w:t>using nationwide administrative and geospatial data.</w:t>
       </w:r>
-      <w:ins w:id="88" w:author="治輝 齋藤" w:date="2026-05-19T20:46:00Z" w16du:dateUtc="2026-05-19T11:46:00Z">
+      <w:ins w:id="93" w:author="治輝 齋藤" w:date="2026-05-19T20:46:00Z" w16du:dateUtc="2026-05-19T11:46:00Z">
         <w:r>
           <w:t xml:space="preserve"> NDB Open Data provide procedure counts, not fracture incidence. We therefore interpreted prefecture-level surgery rates as administrative proxies for fracture-related surgical burden. Not all fractures receive surgery, and operative thresholds may vary across regions.</w:t>
         </w:r>
       </w:ins>
-      <w:commentRangeEnd w:id="79"/>
-      <w:ins w:id="89" w:author="治輝 齋藤" w:date="2026-05-19T20:47:00Z" w16du:dateUtc="2026-05-19T11:47:00Z">
+      <w:commentRangeEnd w:id="84"/>
+      <w:ins w:id="94" w:author="治輝 齋藤" w:date="2026-05-19T20:47:00Z" w16du:dateUtc="2026-05-19T11:47:00Z">
         <w:r>
           <w:rPr>
             <w:rStyle w:val="af2"/>
           </w:rPr>
-          <w:commentReference w:id="79"/>
+          <w:commentReference w:id="84"/>
         </w:r>
       </w:ins>
     </w:p>
@@ -1216,8 +1265,8 @@
         <w:pStyle w:val="1"/>
         <w:spacing w:line="360" w:lineRule="auto"/>
       </w:pPr>
-      <w:bookmarkStart w:id="90" w:name="methods-1"/>
-      <w:bookmarkEnd w:id="64"/>
+      <w:bookmarkStart w:id="95" w:name="methods-1"/>
+      <w:bookmarkEnd w:id="69"/>
       <w:r>
         <w:lastRenderedPageBreak/>
         <w:t>Methods</w:t>
@@ -1228,7 +1277,7 @@
         <w:pStyle w:val="2"/>
         <w:spacing w:line="360" w:lineRule="auto"/>
       </w:pPr>
-      <w:bookmarkStart w:id="91" w:name="study-design"/>
+      <w:bookmarkStart w:id="96" w:name="study-design"/>
       <w:r>
         <w:t>1. Study Design</w:t>
       </w:r>
@@ -1247,8 +1296,8 @@
         <w:pStyle w:val="2"/>
         <w:spacing w:line="360" w:lineRule="auto"/>
       </w:pPr>
-      <w:bookmarkStart w:id="92" w:name="outcome-fracture-surgery-rates"/>
-      <w:bookmarkEnd w:id="91"/>
+      <w:bookmarkStart w:id="97" w:name="outcome-fracture-surgery-rates"/>
+      <w:bookmarkEnd w:id="96"/>
       <w:r>
         <w:t>2. Outcome: Fracture Surgery Rates</w:t>
       </w:r>
@@ -1258,13 +1307,13 @@
         <w:pStyle w:val="FirstParagraph"/>
         <w:spacing w:line="360" w:lineRule="auto"/>
       </w:pPr>
-      <w:commentRangeStart w:id="93"/>
-      <w:del w:id="94" w:author="治輝 齋藤" w:date="2026-05-19T20:48:00Z" w16du:dateUtc="2026-05-19T11:48:00Z">
+      <w:commentRangeStart w:id="98"/>
+      <w:del w:id="99" w:author="治輝 齋藤" w:date="2026-05-19T20:48:00Z" w16du:dateUtc="2026-05-19T11:48:00Z">
         <w:r>
           <w:delText>Fracture</w:delText>
         </w:r>
       </w:del>
-      <w:ins w:id="95" w:author="治輝 齋藤" w:date="2026-05-19T20:48:00Z" w16du:dateUtc="2026-05-19T11:48:00Z">
+      <w:ins w:id="100" w:author="治輝 齋藤" w:date="2026-05-19T20:48:00Z" w16du:dateUtc="2026-05-19T11:48:00Z">
         <w:r>
           <w:t>We obtained fracture</w:t>
         </w:r>
@@ -1272,7 +1321,7 @@
       <w:r>
         <w:t xml:space="preserve"> surgery rates</w:t>
       </w:r>
-      <w:del w:id="96" w:author="治輝 齋藤" w:date="2026-05-19T20:49:00Z" w16du:dateUtc="2026-05-19T11:49:00Z">
+      <w:del w:id="101" w:author="治輝 齋藤" w:date="2026-05-19T20:49:00Z" w16du:dateUtc="2026-05-19T11:49:00Z">
         <w:r>
           <w:delText xml:space="preserve"> were derived</w:delText>
         </w:r>
@@ -1280,7 +1329,7 @@
       <w:r>
         <w:t xml:space="preserve"> from the 10th NDB Open Data (released </w:t>
       </w:r>
-      <w:ins w:id="97" w:author="治輝 齋藤" w:date="2026-05-19T20:49:00Z" w16du:dateUtc="2026-05-19T11:49:00Z">
+      <w:ins w:id="102" w:author="治輝 齋藤" w:date="2026-05-19T20:49:00Z" w16du:dateUtc="2026-05-19T11:49:00Z">
         <w:r>
           <w:rPr>
             <w:rFonts w:hint="eastAsia"/>
@@ -1289,7 +1338,7 @@
           <w:t>30 May 2025</w:t>
         </w:r>
       </w:ins>
-      <w:del w:id="98" w:author="治輝 齋藤" w:date="2026-05-19T20:49:00Z" w16du:dateUtc="2026-05-19T11:49:00Z">
+      <w:del w:id="103" w:author="治輝 齋藤" w:date="2026-05-19T20:49:00Z" w16du:dateUtc="2026-05-19T11:49:00Z">
         <w:r>
           <w:delText>2023</w:delText>
         </w:r>
@@ -1297,7 +1346,7 @@
       <w:r>
         <w:t>)</w:t>
       </w:r>
-      <w:ins w:id="99" w:author="治輝 齋藤" w:date="2026-05-19T20:49:00Z" w16du:dateUtc="2026-05-19T11:49:00Z">
+      <w:ins w:id="104" w:author="治輝 齋藤" w:date="2026-05-19T20:49:00Z" w16du:dateUtc="2026-05-19T11:49:00Z">
         <w:r>
           <w:rPr>
             <w:rFonts w:hint="eastAsia"/>
@@ -1306,17 +1355,17 @@
           <w:t>.</w:t>
         </w:r>
       </w:ins>
-      <w:del w:id="100" w:author="治輝 齋藤" w:date="2026-05-19T20:49:00Z" w16du:dateUtc="2026-05-19T11:49:00Z">
+      <w:del w:id="105" w:author="治輝 齋藤" w:date="2026-05-19T20:49:00Z" w16du:dateUtc="2026-05-19T11:49:00Z">
         <w:r>
           <w:delText>,</w:delText>
         </w:r>
       </w:del>
-      <w:del w:id="101" w:author="治輝 齋藤" w:date="2026-05-19T20:50:00Z" w16du:dateUtc="2026-05-19T11:50:00Z">
+      <w:del w:id="106" w:author="治輝 齋藤" w:date="2026-05-19T20:50:00Z" w16du:dateUtc="2026-05-19T11:50:00Z">
         <w:r>
           <w:delText xml:space="preserve"> which contains</w:delText>
         </w:r>
       </w:del>
-      <w:ins w:id="102" w:author="治輝 齋藤" w:date="2026-05-19T20:50:00Z" w16du:dateUtc="2026-05-19T11:50:00Z">
+      <w:ins w:id="107" w:author="治輝 齋藤" w:date="2026-05-19T20:50:00Z" w16du:dateUtc="2026-05-19T11:50:00Z">
         <w:r>
           <w:t xml:space="preserve"> This release reports</w:t>
         </w:r>
@@ -1324,22 +1373,22 @@
       <w:r>
         <w:t xml:space="preserve"> prefecture-level </w:t>
       </w:r>
-      <w:del w:id="103" w:author="治輝 齋藤" w:date="2026-05-19T20:50:00Z" w16du:dateUtc="2026-05-19T11:50:00Z">
+      <w:del w:id="108" w:author="治輝 齋藤" w:date="2026-05-19T20:50:00Z" w16du:dateUtc="2026-05-19T11:50:00Z">
         <w:r>
           <w:delText>counts of medical procedures</w:delText>
         </w:r>
       </w:del>
-      <w:ins w:id="104" w:author="治輝 齋藤" w:date="2026-05-19T20:50:00Z" w16du:dateUtc="2026-05-19T11:50:00Z">
+      <w:ins w:id="109" w:author="治輝 齋藤" w:date="2026-05-19T20:50:00Z" w16du:dateUtc="2026-05-19T11:50:00Z">
         <w:r>
           <w:t>procedure counts</w:t>
         </w:r>
       </w:ins>
-      <w:del w:id="105" w:author="治輝 齋藤" w:date="2026-05-19T20:52:00Z" w16du:dateUtc="2026-05-19T11:52:00Z">
+      <w:del w:id="110" w:author="治輝 齋藤" w:date="2026-05-19T20:52:00Z" w16du:dateUtc="2026-05-19T11:52:00Z">
         <w:r>
           <w:delText xml:space="preserve"> claimed</w:delText>
         </w:r>
       </w:del>
-      <w:ins w:id="106" w:author="治輝 齋藤" w:date="2026-05-19T20:52:00Z" w16du:dateUtc="2026-05-19T11:52:00Z">
+      <w:ins w:id="111" w:author="治輝 齋藤" w:date="2026-05-19T20:52:00Z" w16du:dateUtc="2026-05-19T11:52:00Z">
         <w:r>
           <w:t xml:space="preserve"> from Reiwa 5 fiscal year claims (April 2023 through March 2024)</w:t>
         </w:r>
@@ -1347,7 +1396,7 @@
       <w:r>
         <w:t xml:space="preserve"> under the national health insurance system. We extracted </w:t>
       </w:r>
-      <w:del w:id="107" w:author="治輝 齋藤" w:date="2026-05-19T20:52:00Z" w16du:dateUtc="2026-05-19T11:52:00Z">
+      <w:del w:id="112" w:author="治輝 齋藤" w:date="2026-05-19T20:52:00Z" w16du:dateUtc="2026-05-19T11:52:00Z">
         <w:r>
           <w:delText xml:space="preserve">claims for </w:delText>
         </w:r>
@@ -1355,12 +1404,12 @@
       <w:r>
         <w:t xml:space="preserve">three </w:t>
       </w:r>
-      <w:ins w:id="108" w:author="治輝 齋藤" w:date="2026-05-19T20:52:00Z" w16du:dateUtc="2026-05-19T11:52:00Z">
+      <w:ins w:id="113" w:author="治輝 齋藤" w:date="2026-05-19T20:52:00Z" w16du:dateUtc="2026-05-19T11:52:00Z">
         <w:r>
           <w:t>site-specific</w:t>
         </w:r>
       </w:ins>
-      <w:del w:id="109" w:author="治輝 齋藤" w:date="2026-05-19T20:52:00Z" w16du:dateUtc="2026-05-19T11:52:00Z">
+      <w:del w:id="114" w:author="治輝 齋藤" w:date="2026-05-19T20:52:00Z" w16du:dateUtc="2026-05-19T11:52:00Z">
         <w:r>
           <w:delText>fracture surgery</w:delText>
         </w:r>
@@ -1368,12 +1417,12 @@
       <w:r>
         <w:t xml:space="preserve"> categories: (1) hip (femur) fracture surgery, (2) humerus fracture surgery, and (3) forearm fracture surgery. </w:t>
       </w:r>
-      <w:ins w:id="110" w:author="治輝 齋藤" w:date="2026-05-19T20:53:00Z" w16du:dateUtc="2026-05-19T11:53:00Z">
+      <w:ins w:id="115" w:author="治輝 齋藤" w:date="2026-05-19T20:53:00Z" w16du:dateUtc="2026-05-19T11:53:00Z">
         <w:r>
           <w:t>We defined total fracture surgery rate as the sum of these three site-specific counts</w:t>
         </w:r>
       </w:ins>
-      <w:del w:id="111" w:author="治輝 齋藤" w:date="2026-05-19T20:53:00Z" w16du:dateUtc="2026-05-19T11:53:00Z">
+      <w:del w:id="116" w:author="治輝 齋藤" w:date="2026-05-19T20:53:00Z" w16du:dateUtc="2026-05-19T11:53:00Z">
         <w:r>
           <w:delText>Rates were calculated</w:delText>
         </w:r>
@@ -1381,7 +1430,7 @@
       <w:r>
         <w:t xml:space="preserve"> per 100,000 population</w:t>
       </w:r>
-      <w:ins w:id="112" w:author="治輝 齋藤" w:date="2026-05-19T20:53:00Z" w16du:dateUtc="2026-05-19T11:53:00Z">
+      <w:ins w:id="117" w:author="治輝 齋藤" w:date="2026-05-19T20:53:00Z" w16du:dateUtc="2026-05-19T11:53:00Z">
         <w:r>
           <w:rPr>
             <w:rFonts w:hint="eastAsia"/>
@@ -1393,12 +1442,12 @@
       <w:r>
         <w:t xml:space="preserve"> </w:t>
       </w:r>
-      <w:ins w:id="113" w:author="治輝 齋藤" w:date="2026-05-19T20:53:00Z" w16du:dateUtc="2026-05-19T11:53:00Z">
+      <w:ins w:id="118" w:author="治輝 齋藤" w:date="2026-05-19T20:53:00Z" w16du:dateUtc="2026-05-19T11:53:00Z">
         <w:r>
           <w:t>We divided counts by</w:t>
         </w:r>
       </w:ins>
-      <w:del w:id="114" w:author="治輝 齋藤" w:date="2026-05-19T20:53:00Z" w16du:dateUtc="2026-05-19T11:53:00Z">
+      <w:del w:id="119" w:author="治輝 齋藤" w:date="2026-05-19T20:53:00Z" w16du:dateUtc="2026-05-19T11:53:00Z">
         <w:r>
           <w:delText>using population estimates from the</w:delText>
         </w:r>
@@ -1406,16 +1455,16 @@
       <w:r>
         <w:t xml:space="preserve"> 2020 National Census</w:t>
       </w:r>
-      <w:ins w:id="115" w:author="治輝 齋藤" w:date="2026-05-19T20:54:00Z" w16du:dateUtc="2026-05-19T11:54:00Z">
+      <w:ins w:id="120" w:author="治輝 齋藤" w:date="2026-05-19T20:54:00Z" w16du:dateUtc="2026-05-19T11:54:00Z">
         <w:r>
           <w:t xml:space="preserve"> population to obtain annual rates per 100,000. We interpreted these rates as administrative proxies for surgical burden rather than as unbiased measures of fracture incidence</w:t>
         </w:r>
-        <w:commentRangeEnd w:id="93"/>
+        <w:commentRangeEnd w:id="98"/>
         <w:r>
           <w:rPr>
             <w:rStyle w:val="af2"/>
           </w:rPr>
-          <w:commentReference w:id="93"/>
+          <w:commentReference w:id="98"/>
         </w:r>
       </w:ins>
       <w:r>
@@ -1427,8 +1476,8 @@
         <w:pStyle w:val="2"/>
         <w:spacing w:line="360" w:lineRule="auto"/>
       </w:pPr>
-      <w:bookmarkStart w:id="116" w:name="exposure-terrain-slope"/>
-      <w:bookmarkEnd w:id="92"/>
+      <w:bookmarkStart w:id="121" w:name="exposure-terrain-slope"/>
+      <w:bookmarkEnd w:id="97"/>
       <w:r>
         <w:t>3. Exposure: Terrain Slope</w:t>
       </w:r>
@@ -1454,8 +1503,8 @@
         <w:pStyle w:val="2"/>
         <w:spacing w:line="360" w:lineRule="auto"/>
       </w:pPr>
-      <w:bookmarkStart w:id="117" w:name="covariate-walking-speed"/>
-      <w:bookmarkEnd w:id="116"/>
+      <w:bookmarkStart w:id="122" w:name="covariate-walking-speed"/>
+      <w:bookmarkEnd w:id="121"/>
       <w:r>
         <w:t>4. Covariate: Walking Speed</w:t>
       </w:r>
@@ -1490,8 +1539,8 @@
         <w:pStyle w:val="2"/>
         <w:spacing w:line="360" w:lineRule="auto"/>
       </w:pPr>
-      <w:bookmarkStart w:id="118" w:name="additional-covariates"/>
-      <w:bookmarkEnd w:id="117"/>
+      <w:bookmarkStart w:id="123" w:name="additional-covariates"/>
+      <w:bookmarkEnd w:id="122"/>
       <w:r>
         <w:t>5. Additional Covariates</w:t>
       </w:r>
@@ -1501,18 +1550,18 @@
         <w:pStyle w:val="FirstParagraph"/>
         <w:spacing w:line="360" w:lineRule="auto"/>
       </w:pPr>
-      <w:commentRangeStart w:id="119"/>
+      <w:commentRangeStart w:id="124"/>
       <w:r>
         <w:t>Aging rate</w:t>
       </w:r>
-      <w:commentRangeEnd w:id="119"/>
+      <w:commentRangeEnd w:id="124"/>
       <w:r>
         <w:rPr>
           <w:rStyle w:val="af2"/>
           <w:sz w:val="24"/>
           <w:szCs w:val="24"/>
         </w:rPr>
-        <w:commentReference w:id="119"/>
+        <w:commentReference w:id="124"/>
       </w:r>
       <w:r>
         <w:t xml:space="preserve"> (proportion of individuals aged ≥65 years, %) was obtained from the 2020 National Census. Population density (persons per km²) was calculated as total population divided by prefecture area from the same source.</w:t>
@@ -1523,8 +1572,8 @@
         <w:pStyle w:val="2"/>
         <w:spacing w:line="360" w:lineRule="auto"/>
       </w:pPr>
-      <w:bookmarkStart w:id="120" w:name="statistical-analysis"/>
-      <w:bookmarkEnd w:id="118"/>
+      <w:bookmarkStart w:id="125" w:name="statistical-analysis"/>
+      <w:bookmarkEnd w:id="123"/>
       <w:r>
         <w:t>6. Statistical Analysis</w:t>
       </w:r>
@@ -1594,25 +1643,25 @@
       <w:r>
         <w:t>: Multiple linear regression of fracture rate on terrain slope, aging rate, fast walking rate, and population density.</w:t>
       </w:r>
-      <w:ins w:id="121" w:author="治輝 齋藤" w:date="2026-04-30T18:01:00Z" w16du:dateUtc="2026-04-30T09:01:00Z">
+      <w:ins w:id="126" w:author="治輝 齋藤" w:date="2026-04-30T18:01:00Z" w16du:dateUtc="2026-04-30T09:01:00Z">
         <w:r>
           <w:rPr>
             <w:lang w:eastAsia="ja-JP"/>
           </w:rPr>
           <w:br/>
         </w:r>
-        <w:commentRangeStart w:id="122"/>
+        <w:commentRangeStart w:id="127"/>
         <w:r>
           <w:t>In the primary causal interpretation, aging rate and fast walking rate were treated as confounder-adjustment variables rather than formal mediators.</w:t>
         </w:r>
-        <w:commentRangeEnd w:id="122"/>
+        <w:commentRangeEnd w:id="127"/>
         <w:r>
           <w:rPr>
             <w:rStyle w:val="af2"/>
             <w:sz w:val="24"/>
             <w:szCs w:val="24"/>
           </w:rPr>
-          <w:commentReference w:id="122"/>
+          <w:commentReference w:id="127"/>
         </w:r>
       </w:ins>
     </w:p>
@@ -1703,7 +1752,7 @@
         <w:pStyle w:val="a0"/>
         <w:spacing w:line="360" w:lineRule="auto"/>
         <w:rPr>
-          <w:ins w:id="123" w:author="治輝 齋藤" w:date="2026-04-30T19:43:00Z" w16du:dateUtc="2026-04-30T10:43:00Z"/>
+          <w:ins w:id="128" w:author="治輝 齋藤" w:date="2026-04-30T19:43:00Z" w16du:dateUtc="2026-04-30T10:43:00Z"/>
         </w:rPr>
       </w:pPr>
       <w:r>
@@ -1712,7 +1761,7 @@
         </w:rPr>
         <w:t>For the primary hip-fracture outcome (Model 2), we assessed linear model assumptions graphically using residuals-versus-fitted and normal quantile–quantile (Q–Q) plots of OLS residuals, and we report</w:t>
       </w:r>
-      <w:ins w:id="124" w:author="山岸良匡" w:date="2026-05-18T19:21:00Z" w16du:dateUtc="2026-05-18T10:21:00Z">
+      <w:ins w:id="129" w:author="山岸良匡" w:date="2026-05-18T19:21:00Z" w16du:dateUtc="2026-05-18T10:21:00Z">
         <w:r>
           <w:rPr>
             <w:rFonts w:hint="eastAsia"/>
@@ -1755,22 +1804,22 @@
         </w:rPr>
         <w:t xml:space="preserve"> = 5,000 resamples of prefectures (with replacement) to obtain a percentile 95% CI for the terrain slope coefficient.</w:t>
       </w:r>
-      <w:commentRangeStart w:id="125"/>
-      <w:ins w:id="126" w:author="治輝 齋藤" w:date="2026-04-30T18:02:00Z" w16du:dateUtc="2026-04-30T09:02:00Z">
+      <w:commentRangeStart w:id="130"/>
+      <w:ins w:id="131" w:author="治輝 齋藤" w:date="2026-04-30T18:02:00Z" w16du:dateUtc="2026-04-30T09:02:00Z">
         <w:r>
           <w:rPr>
             <w:lang w:eastAsia="ja-JP"/>
           </w:rPr>
           <w:t xml:space="preserve"> Given N = 47 with multiple covariates, we also checked coefficient stability and multicollinearity diagnostics (including model condition number) and interpreted estimates cautiously.</w:t>
         </w:r>
-        <w:commentRangeEnd w:id="125"/>
+        <w:commentRangeEnd w:id="130"/>
         <w:r>
           <w:rPr>
             <w:rStyle w:val="af2"/>
             <w:sz w:val="24"/>
             <w:szCs w:val="24"/>
           </w:rPr>
-          <w:commentReference w:id="125"/>
+          <w:commentReference w:id="130"/>
         </w:r>
       </w:ins>
     </w:p>
@@ -1782,8 +1831,8 @@
           <w:lang w:eastAsia="ja-JP"/>
         </w:rPr>
       </w:pPr>
-      <w:commentRangeStart w:id="127"/>
-      <w:ins w:id="128" w:author="治輝 齋藤" w:date="2026-04-30T19:43:00Z" w16du:dateUtc="2026-04-30T10:43:00Z">
+      <w:commentRangeStart w:id="132"/>
+      <w:ins w:id="133" w:author="治輝 齋藤" w:date="2026-04-30T19:43:00Z" w16du:dateUtc="2026-04-30T10:43:00Z">
         <w:r>
           <w:rPr>
             <w:lang w:eastAsia="ja-JP"/>
@@ -1791,7 +1840,7 @@
           <w:t xml:space="preserve">As an additional sensitivity analysis for age-structure confounding, we </w:t>
         </w:r>
       </w:ins>
-      <w:ins w:id="129" w:author="治輝 齋藤" w:date="2026-04-30T20:48:00Z" w16du:dateUtc="2026-04-30T11:48:00Z">
+      <w:ins w:id="134" w:author="治輝 齋藤" w:date="2026-04-30T20:48:00Z" w16du:dateUtc="2026-04-30T11:48:00Z">
         <w:r>
           <w:rPr>
             <w:lang w:eastAsia="ja-JP"/>
@@ -1799,7 +1848,7 @@
           <w:t>performed</w:t>
         </w:r>
       </w:ins>
-      <w:ins w:id="130" w:author="治輝 齋藤" w:date="2026-04-30T19:43:00Z" w16du:dateUtc="2026-04-30T10:43:00Z">
+      <w:ins w:id="135" w:author="治輝 齋藤" w:date="2026-04-30T19:43:00Z" w16du:dateUtc="2026-04-30T10:43:00Z">
         <w:r>
           <w:rPr>
             <w:lang w:eastAsia="ja-JP"/>
@@ -1807,7 +1856,7 @@
           <w:t xml:space="preserve"> indirect</w:t>
         </w:r>
       </w:ins>
-      <w:ins w:id="131" w:author="治輝 齋藤" w:date="2026-04-30T20:49:00Z" w16du:dateUtc="2026-04-30T11:49:00Z">
+      <w:ins w:id="136" w:author="治輝 齋藤" w:date="2026-04-30T20:49:00Z" w16du:dateUtc="2026-04-30T11:49:00Z">
         <w:r>
           <w:rPr>
             <w:rFonts w:hint="eastAsia"/>
@@ -1816,7 +1865,7 @@
           <w:t xml:space="preserve"> </w:t>
         </w:r>
       </w:ins>
-      <w:ins w:id="132" w:author="治輝 齋藤" w:date="2026-04-30T19:43:00Z" w16du:dateUtc="2026-04-30T10:43:00Z">
+      <w:ins w:id="137" w:author="治輝 齋藤" w:date="2026-04-30T19:43:00Z" w16du:dateUtc="2026-04-30T10:43:00Z">
         <w:r>
           <w:rPr>
             <w:lang w:eastAsia="ja-JP"/>
@@ -1824,7 +1873,7 @@
           <w:t>standardization for the femur-surgery outcome</w:t>
         </w:r>
       </w:ins>
-      <w:ins w:id="133" w:author="治輝 齋藤" w:date="2026-04-30T20:49:00Z" w16du:dateUtc="2026-04-30T11:49:00Z">
+      <w:ins w:id="138" w:author="治輝 齋藤" w:date="2026-04-30T20:49:00Z" w16du:dateUtc="2026-04-30T11:49:00Z">
         <w:r>
           <w:rPr>
             <w:lang w:eastAsia="ja-JP"/>
@@ -1832,7 +1881,7 @@
           <w:t>. We combined</w:t>
         </w:r>
       </w:ins>
-      <w:ins w:id="134" w:author="治輝 齋藤" w:date="2026-04-30T19:43:00Z" w16du:dateUtc="2026-04-30T10:43:00Z">
+      <w:ins w:id="139" w:author="治輝 齋藤" w:date="2026-04-30T19:43:00Z" w16du:dateUtc="2026-04-30T10:43:00Z">
         <w:r>
           <w:rPr>
             <w:lang w:eastAsia="ja-JP"/>
@@ -1840,7 +1889,7 @@
           <w:t xml:space="preserve"> NDB age-stratified surgery tables </w:t>
         </w:r>
       </w:ins>
-      <w:ins w:id="135" w:author="治輝 齋藤" w:date="2026-04-30T20:49:00Z" w16du:dateUtc="2026-04-30T11:49:00Z">
+      <w:ins w:id="140" w:author="治輝 齋藤" w:date="2026-04-30T20:49:00Z" w16du:dateUtc="2026-04-30T11:49:00Z">
         <w:r>
           <w:rPr>
             <w:lang w:eastAsia="ja-JP"/>
@@ -1848,7 +1897,7 @@
           <w:t>with</w:t>
         </w:r>
       </w:ins>
-      <w:ins w:id="136" w:author="治輝 齋藤" w:date="2026-04-30T19:43:00Z" w16du:dateUtc="2026-04-30T10:43:00Z">
+      <w:ins w:id="141" w:author="治輝 齋藤" w:date="2026-04-30T19:43:00Z" w16du:dateUtc="2026-04-30T10:43:00Z">
         <w:r>
           <w:rPr>
             <w:lang w:eastAsia="ja-JP"/>
@@ -1863,7 +1912,7 @@
           <w:t>cells, we prespecified imputation scenarios (`"-" = 0`, `5`, or `9`) and repeated the SIR/ISR workflow for each scenario. For each scenario, we calculated national age-specific surgery rates, expected prefectural counts, SIR, and ISR (SIR × national crude rate)</w:t>
         </w:r>
       </w:ins>
-      <w:ins w:id="137" w:author="治輝 齋藤" w:date="2026-04-30T20:50:00Z" w16du:dateUtc="2026-04-30T11:50:00Z">
+      <w:ins w:id="142" w:author="治輝 齋藤" w:date="2026-04-30T20:50:00Z" w16du:dateUtc="2026-04-30T11:50:00Z">
         <w:r>
           <w:rPr>
             <w:lang w:eastAsia="ja-JP"/>
@@ -1871,7 +1920,7 @@
           <w:t>. We</w:t>
         </w:r>
       </w:ins>
-      <w:ins w:id="138" w:author="治輝 齋藤" w:date="2026-04-30T19:43:00Z" w16du:dateUtc="2026-04-30T10:43:00Z">
+      <w:ins w:id="143" w:author="治輝 齋藤" w:date="2026-04-30T19:43:00Z" w16du:dateUtc="2026-04-30T10:43:00Z">
         <w:r>
           <w:rPr>
             <w:lang w:eastAsia="ja-JP"/>
@@ -1879,7 +1928,7 @@
           <w:t xml:space="preserve"> then regressed ISR on terrain slope with and without covariate adjustment. </w:t>
         </w:r>
       </w:ins>
-      <w:ins w:id="139" w:author="治輝 齋藤" w:date="2026-04-30T20:50:00Z" w16du:dateUtc="2026-04-30T11:50:00Z">
+      <w:ins w:id="144" w:author="治輝 齋藤" w:date="2026-04-30T20:50:00Z" w16du:dateUtc="2026-04-30T11:50:00Z">
         <w:r>
           <w:rPr>
             <w:lang w:eastAsia="ja-JP"/>
@@ -1887,7 +1936,7 @@
           <w:t>These analyses were treated</w:t>
         </w:r>
       </w:ins>
-      <w:ins w:id="140" w:author="治輝 齋藤" w:date="2026-04-30T19:43:00Z" w16du:dateUtc="2026-04-30T10:43:00Z">
+      <w:ins w:id="145" w:author="治輝 齋藤" w:date="2026-04-30T19:43:00Z" w16du:dateUtc="2026-04-30T10:43:00Z">
         <w:r>
           <w:rPr>
             <w:lang w:eastAsia="ja-JP"/>
@@ -1895,8 +1944,8 @@
           <w:t xml:space="preserve"> as sensitivity analyses only (not primary inference), given potential secondary masking.</w:t>
         </w:r>
       </w:ins>
-      <w:commentRangeEnd w:id="127"/>
-      <w:ins w:id="141" w:author="治輝 齋藤" w:date="2026-04-30T20:24:00Z" w16du:dateUtc="2026-04-30T11:24:00Z">
+      <w:commentRangeEnd w:id="132"/>
+      <w:ins w:id="146" w:author="治輝 齋藤" w:date="2026-04-30T20:24:00Z" w16du:dateUtc="2026-04-30T11:24:00Z">
         <w:r>
           <w:rPr>
             <w:rStyle w:val="af2"/>
@@ -1904,7 +1953,7 @@
             <w:szCs w:val="24"/>
             <w:lang w:eastAsia="ja-JP"/>
           </w:rPr>
-          <w:commentReference w:id="127"/>
+          <w:commentReference w:id="132"/>
         </w:r>
       </w:ins>
     </w:p>
@@ -1922,14 +1971,14 @@
         </w:rPr>
         <w:t>All manuscript figures were generated programmatically from study data</w:t>
       </w:r>
-      <w:commentRangeStart w:id="142"/>
+      <w:commentRangeStart w:id="147"/>
       <w:r>
         <w:rPr>
           <w:lang w:eastAsia="ja-JP"/>
         </w:rPr>
         <w:t xml:space="preserve"> (not by image-generative AI tools) </w:t>
       </w:r>
-      <w:commentRangeEnd w:id="142"/>
+      <w:commentRangeEnd w:id="147"/>
       <w:r>
         <w:rPr>
           <w:rStyle w:val="af2"/>
@@ -1937,7 +1986,7 @@
           <w:szCs w:val="24"/>
           <w:lang w:eastAsia="ja-JP"/>
         </w:rPr>
-        <w:commentReference w:id="142"/>
+        <w:commentReference w:id="147"/>
       </w:r>
       <w:r>
         <w:rPr>
@@ -2033,9 +2082,9 @@
         <w:pStyle w:val="1"/>
         <w:spacing w:line="360" w:lineRule="auto"/>
       </w:pPr>
-      <w:bookmarkStart w:id="143" w:name="results-1"/>
-      <w:bookmarkEnd w:id="90"/>
-      <w:bookmarkEnd w:id="120"/>
+      <w:bookmarkStart w:id="148" w:name="results-1"/>
+      <w:bookmarkEnd w:id="95"/>
+      <w:bookmarkEnd w:id="125"/>
       <w:r>
         <w:t>Results</w:t>
       </w:r>
@@ -2045,7 +2094,7 @@
         <w:pStyle w:val="2"/>
         <w:spacing w:line="360" w:lineRule="auto"/>
       </w:pPr>
-      <w:bookmarkStart w:id="144" w:name="descriptive-statistics"/>
+      <w:bookmarkStart w:id="149" w:name="descriptive-statistics"/>
       <w:r>
         <w:t>1. Descriptive Statistics</w:t>
       </w:r>
@@ -2105,8 +2154,8 @@
         <w:pStyle w:val="2"/>
         <w:spacing w:line="360" w:lineRule="auto"/>
       </w:pPr>
-      <w:bookmarkStart w:id="145" w:name="correlation-analysis"/>
-      <w:bookmarkEnd w:id="144"/>
+      <w:bookmarkStart w:id="150" w:name="correlation-analysis"/>
+      <w:bookmarkEnd w:id="149"/>
       <w:r>
         <w:t>2. Correlation Analysis</w:t>
       </w:r>
@@ -2119,18 +2168,18 @@
       <w:r>
         <w:t xml:space="preserve">Terrain slope showed a moderate positive correlation with hip fracture surgery </w:t>
       </w:r>
-      <w:commentRangeStart w:id="146"/>
+      <w:commentRangeStart w:id="151"/>
       <w:r>
         <w:t>rate</w:t>
       </w:r>
-      <w:commentRangeEnd w:id="146"/>
+      <w:commentRangeEnd w:id="151"/>
       <w:r>
         <w:rPr>
           <w:rStyle w:val="af2"/>
           <w:sz w:val="24"/>
           <w:szCs w:val="24"/>
         </w:rPr>
-        <w:commentReference w:id="146"/>
+        <w:commentReference w:id="151"/>
       </w:r>
       <w:r>
         <w:t xml:space="preserve"> (r = 0.475, </w:t>
@@ -2158,18 +2207,18 @@
       <w:r>
         <w:t xml:space="preserve">Figure 1 illustrates the bivariate association between terrain slope and hip fracture surgery rate; </w:t>
       </w:r>
-      <w:commentRangeStart w:id="147"/>
+      <w:commentRangeStart w:id="152"/>
       <w:r>
         <w:t>Figure 2</w:t>
       </w:r>
-      <w:commentRangeEnd w:id="147"/>
+      <w:commentRangeEnd w:id="152"/>
       <w:r>
         <w:rPr>
           <w:rStyle w:val="af2"/>
           <w:sz w:val="24"/>
           <w:szCs w:val="24"/>
         </w:rPr>
-        <w:commentReference w:id="147"/>
+        <w:commentReference w:id="152"/>
       </w:r>
       <w:r>
         <w:t xml:space="preserve"> displays the correlation matrix.</w:t>
@@ -2200,8 +2249,8 @@
         <w:pStyle w:val="2"/>
         <w:spacing w:line="360" w:lineRule="auto"/>
       </w:pPr>
-      <w:bookmarkStart w:id="148" w:name="regression-analysis-hip-fracture"/>
-      <w:bookmarkEnd w:id="145"/>
+      <w:bookmarkStart w:id="153" w:name="regression-analysis-hip-fracture"/>
+      <w:bookmarkEnd w:id="150"/>
       <w:r>
         <w:t>3. Regression Analysis: Hip Fracture</w:t>
       </w:r>
@@ -2282,7 +2331,7 @@
         <w:pStyle w:val="a0"/>
         <w:spacing w:line="360" w:lineRule="auto"/>
         <w:rPr>
-          <w:ins w:id="149" w:author="治輝 齋藤" w:date="2026-04-30T20:30:00Z" w16du:dateUtc="2026-04-30T11:30:00Z"/>
+          <w:ins w:id="154" w:author="治輝 齋藤" w:date="2026-04-30T20:30:00Z" w16du:dateUtc="2026-04-30T11:30:00Z"/>
         </w:rPr>
       </w:pPr>
       <w:r>
@@ -2348,14 +2397,14 @@
         </w:rPr>
         <w:t xml:space="preserve"> = 5,000) was −0.03 to 7.09</w:t>
       </w:r>
-      <w:commentRangeStart w:id="150"/>
+      <w:commentRangeStart w:id="155"/>
       <w:r>
         <w:rPr>
           <w:lang w:eastAsia="ja-JP"/>
         </w:rPr>
         <w:t xml:space="preserve"> (both intervals include null)</w:t>
       </w:r>
-      <w:commentRangeEnd w:id="150"/>
+      <w:commentRangeEnd w:id="155"/>
       <w:r>
         <w:rPr>
           <w:rStyle w:val="af2"/>
@@ -2363,7 +2412,7 @@
           <w:szCs w:val="24"/>
           <w:lang w:eastAsia="ja-JP"/>
         </w:rPr>
-        <w:commentReference w:id="150"/>
+        <w:commentReference w:id="155"/>
       </w:r>
       <w:r>
         <w:rPr>
@@ -2380,9 +2429,9 @@
           <w:lang w:eastAsia="ja-JP"/>
         </w:rPr>
       </w:pPr>
-      <w:commentRangeStart w:id="151"/>
-      <w:commentRangeStart w:id="152"/>
-      <w:ins w:id="153" w:author="治輝 齋藤" w:date="2026-04-30T20:30:00Z" w16du:dateUtc="2026-04-30T11:30:00Z">
+      <w:commentRangeStart w:id="156"/>
+      <w:commentRangeStart w:id="157"/>
+      <w:ins w:id="158" w:author="治輝 齋藤" w:date="2026-04-30T20:30:00Z" w16du:dateUtc="2026-04-30T11:30:00Z">
         <w:r>
           <w:rPr>
             <w:lang w:eastAsia="ja-JP"/>
@@ -2445,7 +2494,7 @@
         </w:rPr>
         <w:t>.</w:t>
       </w:r>
-      <w:commentRangeEnd w:id="151"/>
+      <w:commentRangeEnd w:id="156"/>
       <w:r>
         <w:rPr>
           <w:rStyle w:val="af2"/>
@@ -2453,9 +2502,9 @@
           <w:szCs w:val="24"/>
           <w:lang w:eastAsia="ja-JP"/>
         </w:rPr>
-        <w:commentReference w:id="151"/>
-      </w:r>
-      <w:commentRangeEnd w:id="152"/>
+        <w:commentReference w:id="156"/>
+      </w:r>
+      <w:commentRangeEnd w:id="157"/>
       <w:r>
         <w:rPr>
           <w:rStyle w:val="af2"/>
@@ -2463,7 +2512,7 @@
           <w:szCs w:val="24"/>
           <w:lang w:eastAsia="ja-JP"/>
         </w:rPr>
-        <w:commentReference w:id="152"/>
+        <w:commentReference w:id="157"/>
       </w:r>
     </w:p>
     <w:p>
@@ -2471,8 +2520,8 @@
         <w:pStyle w:val="2"/>
         <w:spacing w:line="360" w:lineRule="auto"/>
       </w:pPr>
-      <w:bookmarkStart w:id="154" w:name="X19b7a829deade195ab8e30bfbfddb97c9ee92ae"/>
-      <w:bookmarkEnd w:id="148"/>
+      <w:bookmarkStart w:id="159" w:name="X19b7a829deade195ab8e30bfbfddb97c9ee92ae"/>
+      <w:bookmarkEnd w:id="153"/>
       <w:r>
         <w:t>4. Regression Analysis: Total, Humerus, and Forearm Fractures</w:t>
       </w:r>
@@ -2551,9 +2600,9 @@
         <w:pStyle w:val="1"/>
         <w:spacing w:line="360" w:lineRule="auto"/>
       </w:pPr>
-      <w:bookmarkStart w:id="155" w:name="discussion"/>
-      <w:bookmarkEnd w:id="143"/>
-      <w:bookmarkEnd w:id="154"/>
+      <w:bookmarkStart w:id="160" w:name="discussion"/>
+      <w:bookmarkEnd w:id="148"/>
+      <w:bookmarkEnd w:id="159"/>
       <w:r>
         <w:lastRenderedPageBreak/>
         <w:t>Discussion</w:t>
@@ -2564,7 +2613,7 @@
         <w:pStyle w:val="2"/>
         <w:spacing w:line="360" w:lineRule="auto"/>
       </w:pPr>
-      <w:bookmarkStart w:id="156" w:name="main-findings"/>
+      <w:bookmarkStart w:id="161" w:name="main-findings"/>
       <w:r>
         <w:t>1. Main Findings</w:t>
       </w:r>
@@ -2577,25 +2626,25 @@
       <w:r>
         <w:t xml:space="preserve">This ecological study </w:t>
       </w:r>
-      <w:commentRangeStart w:id="157"/>
-      <w:ins w:id="158" w:author="治輝 齋藤" w:date="2026-04-30T19:12:00Z" w16du:dateUtc="2026-04-30T10:12:00Z">
+      <w:commentRangeStart w:id="162"/>
+      <w:ins w:id="163" w:author="治輝 齋藤" w:date="2026-04-30T19:12:00Z" w16du:dateUtc="2026-04-30T10:12:00Z">
         <w:r>
           <w:t>showed</w:t>
         </w:r>
       </w:ins>
-      <w:del w:id="159" w:author="治輝 齋藤" w:date="2026-04-30T19:12:00Z" w16du:dateUtc="2026-04-30T10:12:00Z">
+      <w:del w:id="164" w:author="治輝 齋藤" w:date="2026-04-30T19:12:00Z" w16du:dateUtc="2026-04-30T10:12:00Z">
         <w:r>
           <w:delText>demonstrated</w:delText>
         </w:r>
       </w:del>
-      <w:commentRangeEnd w:id="157"/>
+      <w:commentRangeEnd w:id="162"/>
       <w:r>
         <w:rPr>
           <w:rStyle w:val="af2"/>
           <w:sz w:val="24"/>
           <w:szCs w:val="24"/>
         </w:rPr>
-        <w:commentReference w:id="157"/>
+        <w:commentReference w:id="162"/>
       </w:r>
       <w:r>
         <w:t xml:space="preserve"> </w:t>
@@ -2628,7 +2677,7 @@
       <w:r>
         <w:t xml:space="preserve">. </w:t>
       </w:r>
-      <w:commentRangeStart w:id="160"/>
+      <w:commentRangeStart w:id="165"/>
       <w:r>
         <w:t xml:space="preserve">Each additional degree of slope </w:t>
       </w:r>
@@ -2651,33 +2700,33 @@
       <w:r>
         <w:t>.</w:t>
       </w:r>
-      <w:commentRangeEnd w:id="160"/>
+      <w:commentRangeEnd w:id="165"/>
       <w:r>
         <w:rPr>
           <w:rStyle w:val="af2"/>
           <w:sz w:val="24"/>
           <w:szCs w:val="24"/>
         </w:rPr>
-        <w:commentReference w:id="160"/>
+        <w:commentReference w:id="165"/>
       </w:r>
       <w:r>
         <w:t xml:space="preserve"> </w:t>
       </w:r>
-      <w:commentRangeStart w:id="161"/>
+      <w:commentRangeStart w:id="166"/>
       <w:r>
         <w:t>The adjusted</w:t>
       </w:r>
       <w:r>
         <w:t xml:space="preserve"> association was specific to hip fractures and was not observed for humerus or forearm fractures.</w:t>
       </w:r>
-      <w:commentRangeEnd w:id="161"/>
+      <w:commentRangeEnd w:id="166"/>
       <w:r>
         <w:rPr>
           <w:rStyle w:val="af2"/>
           <w:sz w:val="24"/>
           <w:szCs w:val="24"/>
         </w:rPr>
-        <w:commentReference w:id="161"/>
+        <w:commentReference w:id="166"/>
       </w:r>
       <w:r>
         <w:t xml:space="preserve"> </w:t>
@@ -2692,18 +2741,18 @@
       <w:r>
         <w:t xml:space="preserve">hese findings suggest that, at the population level, </w:t>
       </w:r>
-      <w:commentRangeStart w:id="162"/>
+      <w:commentRangeStart w:id="167"/>
       <w:r>
         <w:t>steeper habitable terrain</w:t>
       </w:r>
-      <w:commentRangeEnd w:id="162"/>
+      <w:commentRangeEnd w:id="167"/>
       <w:r>
         <w:rPr>
           <w:rStyle w:val="af2"/>
           <w:sz w:val="24"/>
           <w:szCs w:val="24"/>
         </w:rPr>
-        <w:commentReference w:id="162"/>
+        <w:commentReference w:id="167"/>
       </w:r>
       <w:r>
         <w:t xml:space="preserve"> may track hip-specific surgical burden beyond compositional aging and self-reported walking pace</w:t>
@@ -2717,8 +2766,8 @@
         <w:pStyle w:val="2"/>
         <w:spacing w:line="360" w:lineRule="auto"/>
       </w:pPr>
-      <w:bookmarkStart w:id="163" w:name="biological-plausibility"/>
-      <w:bookmarkEnd w:id="156"/>
+      <w:bookmarkStart w:id="168" w:name="biological-plausibility"/>
+      <w:bookmarkEnd w:id="161"/>
       <w:r>
         <w:t>2. Biological Plausibility</w:t>
       </w:r>
@@ -2728,11 +2777,11 @@
         <w:pStyle w:val="FirstParagraph"/>
         <w:spacing w:line="360" w:lineRule="auto"/>
       </w:pPr>
-      <w:commentRangeStart w:id="164"/>
+      <w:commentRangeStart w:id="169"/>
       <w:r>
         <w:t xml:space="preserve">The </w:t>
       </w:r>
-      <w:del w:id="165" w:author="治輝 齋藤" w:date="2026-04-30T19:27:00Z" w16du:dateUtc="2026-04-30T10:27:00Z">
+      <w:del w:id="170" w:author="治輝 齋藤" w:date="2026-04-30T19:27:00Z" w16du:dateUtc="2026-04-30T10:27:00Z">
         <w:r>
           <w:delText xml:space="preserve">specificity of the </w:delText>
         </w:r>
@@ -2740,12 +2789,12 @@
       <w:r>
         <w:t xml:space="preserve">slope–fracture association </w:t>
       </w:r>
-      <w:ins w:id="166" w:author="治輝 齋藤" w:date="2026-04-30T19:27:00Z" w16du:dateUtc="2026-04-30T10:27:00Z">
+      <w:ins w:id="171" w:author="治輝 齋藤" w:date="2026-04-30T19:27:00Z" w16du:dateUtc="2026-04-30T10:27:00Z">
         <w:r>
           <w:t>observed for</w:t>
         </w:r>
       </w:ins>
-      <w:del w:id="167" w:author="治輝 齋藤" w:date="2026-04-30T19:27:00Z" w16du:dateUtc="2026-04-30T10:27:00Z">
+      <w:del w:id="172" w:author="治輝 齋藤" w:date="2026-04-30T19:27:00Z" w16du:dateUtc="2026-04-30T10:27:00Z">
         <w:r>
           <w:delText>to</w:delText>
         </w:r>
@@ -2753,7 +2802,7 @@
       <w:r>
         <w:t xml:space="preserve"> the hip </w:t>
       </w:r>
-      <w:ins w:id="168" w:author="治輝 齋藤" w:date="2026-04-30T19:27:00Z" w16du:dateUtc="2026-04-30T10:27:00Z">
+      <w:ins w:id="173" w:author="治輝 齋藤" w:date="2026-04-30T19:27:00Z" w16du:dateUtc="2026-04-30T10:27:00Z">
         <w:r>
           <w:rPr>
             <w:rFonts w:hint="eastAsia"/>
@@ -2762,7 +2811,7 @@
           <w:t>may be</w:t>
         </w:r>
       </w:ins>
-      <w:del w:id="169" w:author="治輝 齋藤" w:date="2026-04-30T19:27:00Z" w16du:dateUtc="2026-04-30T10:27:00Z">
+      <w:del w:id="174" w:author="治輝 齋藤" w:date="2026-04-30T19:27:00Z" w16du:dateUtc="2026-04-30T10:27:00Z">
         <w:r>
           <w:delText>is</w:delText>
         </w:r>
@@ -2770,7 +2819,7 @@
       <w:r>
         <w:t xml:space="preserve"> biologically plausible and </w:t>
       </w:r>
-      <w:ins w:id="170" w:author="治輝 齋藤" w:date="2026-04-30T19:28:00Z" w16du:dateUtc="2026-04-30T10:28:00Z">
+      <w:ins w:id="175" w:author="治輝 齋藤" w:date="2026-04-30T19:28:00Z" w16du:dateUtc="2026-04-30T10:28:00Z">
         <w:r>
           <w:t>may be partly</w:t>
         </w:r>
@@ -2785,7 +2834,7 @@
       <w:r>
         <w:t xml:space="preserve">supported by </w:t>
       </w:r>
-      <w:del w:id="171" w:author="治輝 齋藤" w:date="2026-04-30T19:28:00Z" w16du:dateUtc="2026-04-30T10:28:00Z">
+      <w:del w:id="176" w:author="治輝 齋藤" w:date="2026-04-30T19:28:00Z" w16du:dateUtc="2026-04-30T10:28:00Z">
         <w:r>
           <w:delText xml:space="preserve">extensive </w:delText>
         </w:r>
@@ -2805,12 +2854,12 @@
       <w:r>
         <w:t xml:space="preserve"> which are </w:t>
       </w:r>
-      <w:ins w:id="172" w:author="治輝 齋藤" w:date="2026-04-30T19:28:00Z" w16du:dateUtc="2026-04-30T10:28:00Z">
+      <w:ins w:id="177" w:author="治輝 齋藤" w:date="2026-04-30T19:28:00Z" w16du:dateUtc="2026-04-30T10:28:00Z">
         <w:r>
           <w:t>common</w:t>
         </w:r>
       </w:ins>
-      <w:del w:id="173" w:author="治輝 齋藤" w:date="2026-04-30T19:28:00Z" w16du:dateUtc="2026-04-30T10:28:00Z">
+      <w:del w:id="178" w:author="治輝 齋藤" w:date="2026-04-30T19:28:00Z" w16du:dateUtc="2026-04-30T10:28:00Z">
         <w:r>
           <w:delText>the predominant</w:delText>
         </w:r>
@@ -2818,7 +2867,7 @@
       <w:r>
         <w:t xml:space="preserve"> fall mechanism</w:t>
       </w:r>
-      <w:ins w:id="174" w:author="治輝 齋藤" w:date="2026-04-30T19:32:00Z" w16du:dateUtc="2026-04-30T10:32:00Z">
+      <w:ins w:id="179" w:author="治輝 齋藤" w:date="2026-04-30T19:32:00Z" w16du:dateUtc="2026-04-30T10:32:00Z">
         <w:r>
           <w:rPr>
             <w:rFonts w:hint="eastAsia"/>
@@ -2854,13 +2903,13 @@
       <w:r>
         <w:t xml:space="preserve"> Finite element method (FEM) simulations have further </w:t>
       </w:r>
-      <w:ins w:id="175" w:author="治輝 齋藤" w:date="2026-04-30T19:28:00Z" w16du:dateUtc="2026-04-30T10:28:00Z">
+      <w:ins w:id="180" w:author="治輝 齋藤" w:date="2026-04-30T19:28:00Z" w16du:dateUtc="2026-04-30T10:28:00Z">
         <w:r>
           <w:lastRenderedPageBreak/>
           <w:t>suggested</w:t>
         </w:r>
       </w:ins>
-      <w:del w:id="176" w:author="治輝 齋藤" w:date="2026-04-30T19:28:00Z" w16du:dateUtc="2026-04-30T10:28:00Z">
+      <w:del w:id="181" w:author="治輝 齋藤" w:date="2026-04-30T19:28:00Z" w16du:dateUtc="2026-04-30T10:28:00Z">
         <w:r>
           <w:delText>confirmed</w:delText>
         </w:r>
@@ -2868,12 +2917,12 @@
       <w:r>
         <w:t xml:space="preserve"> that posterolateral and lateral impacts generate maximum tensile and compressive stresses at the superior and inferior aspects of the femoral neck, </w:t>
       </w:r>
-      <w:ins w:id="177" w:author="治輝 齋藤" w:date="2026-04-30T19:29:00Z" w16du:dateUtc="2026-04-30T10:29:00Z">
+      <w:ins w:id="182" w:author="治輝 齋藤" w:date="2026-04-30T19:29:00Z" w16du:dateUtc="2026-04-30T10:29:00Z">
         <w:r>
           <w:t>potentially increasing</w:t>
         </w:r>
       </w:ins>
-      <w:del w:id="178" w:author="治輝 齋藤" w:date="2026-04-30T19:29:00Z" w16du:dateUtc="2026-04-30T10:29:00Z">
+      <w:del w:id="183" w:author="治輝 齋藤" w:date="2026-04-30T19:29:00Z" w16du:dateUtc="2026-04-30T10:29:00Z">
         <w:r>
           <w:delText>maximizing</w:delText>
         </w:r>
@@ -2890,14 +2939,14 @@
         </w:rPr>
         <w:t>[26]</w:t>
       </w:r>
-      <w:commentRangeEnd w:id="164"/>
+      <w:commentRangeEnd w:id="169"/>
       <w:r>
         <w:rPr>
           <w:rStyle w:val="af2"/>
           <w:sz w:val="24"/>
           <w:szCs w:val="24"/>
         </w:rPr>
-        <w:commentReference w:id="164"/>
+        <w:commentReference w:id="169"/>
       </w:r>
     </w:p>
     <w:p>
@@ -3043,8 +3092,8 @@
       <w:r>
         <w:t xml:space="preserve"> The fracture-site specificity observed in our data—significant association with hip fractures but not with humerus or forearm fractures—</w:t>
       </w:r>
-      <w:commentRangeStart w:id="179"/>
-      <w:del w:id="180" w:author="治輝 齋藤" w:date="2026-04-30T20:51:00Z" w16du:dateUtc="2026-04-30T11:51:00Z">
+      <w:commentRangeStart w:id="184"/>
+      <w:del w:id="185" w:author="治輝 齋藤" w:date="2026-04-30T20:51:00Z" w16du:dateUtc="2026-04-30T11:51:00Z">
         <w:r>
           <w:delText xml:space="preserve">thus </w:delText>
         </w:r>
@@ -3052,7 +3101,7 @@
       <w:r>
         <w:t xml:space="preserve">provides internal evidence </w:t>
       </w:r>
-      <w:ins w:id="181" w:author="治輝 齋藤" w:date="2026-04-30T20:52:00Z" w16du:dateUtc="2026-04-30T11:52:00Z">
+      <w:ins w:id="186" w:author="治輝 齋藤" w:date="2026-04-30T20:52:00Z" w16du:dateUtc="2026-04-30T11:52:00Z">
         <w:r>
           <w:t>that is</w:t>
         </w:r>
@@ -3067,12 +3116,12 @@
       <w:r>
         <w:t xml:space="preserve">consistent with </w:t>
       </w:r>
-      <w:del w:id="182" w:author="治輝 齋藤" w:date="2026-04-30T20:52:00Z" w16du:dateUtc="2026-04-30T11:52:00Z">
+      <w:del w:id="187" w:author="治輝 齋藤" w:date="2026-04-30T20:52:00Z" w16du:dateUtc="2026-04-30T11:52:00Z">
         <w:r>
           <w:delText xml:space="preserve">the </w:delText>
         </w:r>
       </w:del>
-      <w:ins w:id="183" w:author="治輝 齋藤" w:date="2026-04-30T20:52:00Z" w16du:dateUtc="2026-04-30T11:52:00Z">
+      <w:ins w:id="188" w:author="治輝 齋藤" w:date="2026-04-30T20:52:00Z" w16du:dateUtc="2026-04-30T11:52:00Z">
         <w:r>
           <w:rPr>
             <w:rFonts w:hint="eastAsia"/>
@@ -3087,12 +3136,12 @@
       <w:r>
         <w:t xml:space="preserve">biomechanical paradigm </w:t>
       </w:r>
-      <w:ins w:id="184" w:author="治輝 齋藤" w:date="2026-04-30T20:52:00Z" w16du:dateUtc="2026-04-30T11:52:00Z">
+      <w:ins w:id="189" w:author="治輝 齋藤" w:date="2026-04-30T20:52:00Z" w16du:dateUtc="2026-04-30T11:52:00Z">
         <w:r>
           <w:t>in which</w:t>
         </w:r>
       </w:ins>
-      <w:del w:id="185" w:author="治輝 齋藤" w:date="2026-04-30T20:52:00Z" w16du:dateUtc="2026-04-30T11:52:00Z">
+      <w:del w:id="190" w:author="治輝 齋藤" w:date="2026-04-30T20:52:00Z" w16du:dateUtc="2026-04-30T11:52:00Z">
         <w:r>
           <w:delText>that</w:delText>
         </w:r>
@@ -3100,7 +3149,7 @@
       <w:r>
         <w:t xml:space="preserve"> terrain slope </w:t>
       </w:r>
-      <w:ins w:id="186" w:author="治輝 齋藤" w:date="2026-04-30T20:52:00Z" w16du:dateUtc="2026-04-30T11:52:00Z">
+      <w:ins w:id="191" w:author="治輝 齋藤" w:date="2026-04-30T20:52:00Z" w16du:dateUtc="2026-04-30T11:52:00Z">
         <w:r>
           <w:rPr>
             <w:rFonts w:hint="eastAsia"/>
@@ -3112,7 +3161,7 @@
       <w:r>
         <w:t>specifically amplif</w:t>
       </w:r>
-      <w:ins w:id="187" w:author="治輝 齋藤" w:date="2026-04-30T20:52:00Z" w16du:dateUtc="2026-04-30T11:52:00Z">
+      <w:ins w:id="192" w:author="治輝 齋藤" w:date="2026-04-30T20:52:00Z" w16du:dateUtc="2026-04-30T11:52:00Z">
         <w:r>
           <w:rPr>
             <w:rFonts w:hint="eastAsia"/>
@@ -3121,7 +3170,7 @@
           <w:t>y</w:t>
         </w:r>
       </w:ins>
-      <w:del w:id="188" w:author="治輝 齋藤" w:date="2026-04-30T20:52:00Z" w16du:dateUtc="2026-04-30T11:52:00Z">
+      <w:del w:id="193" w:author="治輝 齋藤" w:date="2026-04-30T20:52:00Z" w16du:dateUtc="2026-04-30T11:52:00Z">
         <w:r>
           <w:delText>ies</w:delText>
         </w:r>
@@ -3129,14 +3178,14 @@
       <w:r>
         <w:t xml:space="preserve"> lateral fall risk.</w:t>
       </w:r>
-      <w:commentRangeEnd w:id="179"/>
+      <w:commentRangeEnd w:id="184"/>
       <w:r>
         <w:rPr>
           <w:rStyle w:val="af2"/>
           <w:sz w:val="24"/>
           <w:szCs w:val="24"/>
         </w:rPr>
-        <w:commentReference w:id="179"/>
+        <w:commentReference w:id="184"/>
       </w:r>
     </w:p>
     <w:p>
@@ -3144,8 +3193,8 @@
         <w:pStyle w:val="2"/>
         <w:spacing w:line="360" w:lineRule="auto"/>
       </w:pPr>
-      <w:bookmarkStart w:id="189" w:name="comparison-with-previous-studies"/>
-      <w:bookmarkEnd w:id="163"/>
+      <w:bookmarkStart w:id="194" w:name="comparison-with-previous-studies"/>
+      <w:bookmarkEnd w:id="168"/>
       <w:r>
         <w:lastRenderedPageBreak/>
         <w:t>3. Comparison with Previous Studies</w:t>
@@ -3246,16 +3295,16 @@
       <w:r>
         <w:t xml:space="preserve"> However, to our knowledge, no prior study has used nationwide DEM data linked to administrative fracture data to quantify the dose-response association between terrain slope and hip fracture rates at the population level in Japan. </w:t>
       </w:r>
-      <w:commentRangeStart w:id="190"/>
+      <w:commentRangeStart w:id="195"/>
       <w:r>
         <w:t xml:space="preserve">Our </w:t>
       </w:r>
-      <w:ins w:id="191" w:author="治輝 齋藤" w:date="2026-04-30T20:55:00Z" w16du:dateUtc="2026-04-30T11:55:00Z">
+      <w:ins w:id="196" w:author="治輝 齋藤" w:date="2026-04-30T20:55:00Z" w16du:dateUtc="2026-04-30T11:55:00Z">
         <w:r>
           <w:t>findings add</w:t>
         </w:r>
       </w:ins>
-      <w:del w:id="192" w:author="治輝 齋藤" w:date="2026-04-30T20:55:00Z" w16du:dateUtc="2026-04-30T11:55:00Z">
+      <w:del w:id="197" w:author="治輝 齋藤" w:date="2026-04-30T20:55:00Z" w16du:dateUtc="2026-04-30T11:55:00Z">
         <w:r>
           <w:delText>study provides the first</w:delText>
         </w:r>
@@ -3267,7 +3316,7 @@
         <w:lastRenderedPageBreak/>
         <w:t>evidence that each one-degree increase in terrain slope is associated with approximately 3.5 additional hip fracture surgeries per 100,000 population, independent of aging rate</w:t>
       </w:r>
-      <w:ins w:id="193" w:author="治輝 齋藤" w:date="2026-04-30T20:55:00Z" w16du:dateUtc="2026-04-30T11:55:00Z">
+      <w:ins w:id="198" w:author="治輝 齋藤" w:date="2026-04-30T20:55:00Z" w16du:dateUtc="2026-04-30T11:55:00Z">
         <w:r>
           <w:t xml:space="preserve"> in the primary model</w:t>
         </w:r>
@@ -3275,7 +3324,7 @@
       <w:r>
         <w:t xml:space="preserve">. This quantitative estimate </w:t>
       </w:r>
-      <w:del w:id="194" w:author="治輝 齋藤" w:date="2026-04-30T20:56:00Z" w16du:dateUtc="2026-04-30T11:56:00Z">
+      <w:del w:id="199" w:author="治輝 齋藤" w:date="2026-04-30T20:56:00Z" w16du:dateUtc="2026-04-30T11:56:00Z">
         <w:r>
           <w:delText xml:space="preserve">is novel and </w:delText>
         </w:r>
@@ -3290,12 +3339,12 @@
       <w:r>
         <w:t xml:space="preserve">contribute to the global evidence base for terrain as a modifiable environmental </w:t>
       </w:r>
-      <w:ins w:id="195" w:author="治輝 齋藤" w:date="2026-04-30T20:56:00Z" w16du:dateUtc="2026-04-30T11:56:00Z">
+      <w:ins w:id="200" w:author="治輝 齋藤" w:date="2026-04-30T20:56:00Z" w16du:dateUtc="2026-04-30T11:56:00Z">
         <w:r>
           <w:t>correlate of fracture burden</w:t>
         </w:r>
       </w:ins>
-      <w:del w:id="196" w:author="治輝 齋藤" w:date="2026-04-30T20:56:00Z" w16du:dateUtc="2026-04-30T11:56:00Z">
+      <w:del w:id="201" w:author="治輝 齋藤" w:date="2026-04-30T20:56:00Z" w16du:dateUtc="2026-04-30T11:56:00Z">
         <w:r>
           <w:delText>risk factor</w:delText>
         </w:r>
@@ -3303,14 +3352,14 @@
       <w:r>
         <w:t>.</w:t>
       </w:r>
-      <w:commentRangeEnd w:id="190"/>
+      <w:commentRangeEnd w:id="195"/>
       <w:r>
         <w:rPr>
           <w:rStyle w:val="af2"/>
           <w:sz w:val="24"/>
           <w:szCs w:val="24"/>
         </w:rPr>
-        <w:commentReference w:id="190"/>
+        <w:commentReference w:id="195"/>
       </w:r>
     </w:p>
     <w:p>
@@ -3318,8 +3367,8 @@
         <w:pStyle w:val="2"/>
         <w:spacing w:line="360" w:lineRule="auto"/>
       </w:pPr>
-      <w:bookmarkStart w:id="197" w:name="role-of-aging-rate"/>
-      <w:bookmarkEnd w:id="189"/>
+      <w:bookmarkStart w:id="202" w:name="role-of-aging-rate"/>
+      <w:bookmarkEnd w:id="194"/>
       <w:r>
         <w:t>4. Role of Aging Rate</w:t>
       </w:r>
@@ -3369,7 +3418,7 @@
         <w:pStyle w:val="a0"/>
         <w:spacing w:line="360" w:lineRule="auto"/>
       </w:pPr>
-      <w:commentRangeStart w:id="198"/>
+      <w:commentRangeStart w:id="203"/>
       <w:r>
         <w:t xml:space="preserve">The </w:t>
       </w:r>
@@ -3391,12 +3440,12 @@
       <w:r>
         <w:t xml:space="preserve"> a risk </w:t>
       </w:r>
-      <w:ins w:id="199" w:author="治輝 齋藤" w:date="2026-04-30T20:57:00Z" w16du:dateUtc="2026-04-30T11:57:00Z">
+      <w:ins w:id="204" w:author="治輝 齋藤" w:date="2026-04-30T20:57:00Z" w16du:dateUtc="2026-04-30T11:57:00Z">
         <w:r>
           <w:t>correlate</w:t>
         </w:r>
       </w:ins>
-      <w:del w:id="200" w:author="治輝 齋藤" w:date="2026-04-30T20:57:00Z" w16du:dateUtc="2026-04-30T11:57:00Z">
+      <w:del w:id="205" w:author="治輝 齋藤" w:date="2026-04-30T20:57:00Z" w16du:dateUtc="2026-04-30T11:57:00Z">
         <w:r>
           <w:delText>factor</w:delText>
         </w:r>
@@ -3410,7 +3459,7 @@
       <w:r>
         <w:t xml:space="preserve">. This finding has practical implications: even within the context of Japan’s nationwide aging, geographic topography </w:t>
       </w:r>
-      <w:ins w:id="201" w:author="治輝 齋藤" w:date="2026-04-30T20:58:00Z" w16du:dateUtc="2026-04-30T11:58:00Z">
+      <w:ins w:id="206" w:author="治輝 齋藤" w:date="2026-04-30T20:58:00Z" w16du:dateUtc="2026-04-30T11:58:00Z">
         <w:r>
           <w:rPr>
             <w:rFonts w:hint="eastAsia"/>
@@ -3422,7 +3471,7 @@
       <w:r>
         <w:t>represent</w:t>
       </w:r>
-      <w:del w:id="202" w:author="治輝 齋藤" w:date="2026-04-30T20:58:00Z" w16du:dateUtc="2026-04-30T11:58:00Z">
+      <w:del w:id="207" w:author="治輝 齋藤" w:date="2026-04-30T20:58:00Z" w16du:dateUtc="2026-04-30T11:58:00Z">
         <w:r>
           <w:delText>s</w:delText>
         </w:r>
@@ -3430,7 +3479,7 @@
       <w:r>
         <w:t xml:space="preserve"> an additional and </w:t>
       </w:r>
-      <w:ins w:id="203" w:author="治輝 齋藤" w:date="2026-04-30T20:58:00Z" w16du:dateUtc="2026-04-30T11:58:00Z">
+      <w:ins w:id="208" w:author="治輝 齋藤" w:date="2026-04-30T20:58:00Z" w16du:dateUtc="2026-04-30T11:58:00Z">
         <w:r>
           <w:t>potentially</w:t>
         </w:r>
@@ -3445,7 +3494,7 @@
       <w:r>
         <w:t xml:space="preserve">modifiable layer of fracture risk. Terrain slope </w:t>
       </w:r>
-      <w:ins w:id="204" w:author="治輝 齋藤" w:date="2026-04-30T20:58:00Z" w16du:dateUtc="2026-04-30T11:58:00Z">
+      <w:ins w:id="209" w:author="治輝 齋藤" w:date="2026-04-30T20:58:00Z" w16du:dateUtc="2026-04-30T11:58:00Z">
         <w:r>
           <w:rPr>
             <w:rFonts w:hint="eastAsia"/>
@@ -3454,7 +3503,7 @@
           <w:t>may</w:t>
         </w:r>
       </w:ins>
-      <w:del w:id="205" w:author="治輝 齋藤" w:date="2026-04-30T20:58:00Z" w16du:dateUtc="2026-04-30T11:58:00Z">
+      <w:del w:id="210" w:author="治輝 齋藤" w:date="2026-04-30T20:58:00Z" w16du:dateUtc="2026-04-30T11:58:00Z">
         <w:r>
           <w:delText>is</w:delText>
         </w:r>
@@ -3462,7 +3511,7 @@
       <w:r>
         <w:t xml:space="preserve"> not </w:t>
       </w:r>
-      <w:ins w:id="206" w:author="治輝 齋藤" w:date="2026-04-30T20:58:00Z" w16du:dateUtc="2026-04-30T11:58:00Z">
+      <w:ins w:id="211" w:author="治輝 齋藤" w:date="2026-04-30T20:58:00Z" w16du:dateUtc="2026-04-30T11:58:00Z">
         <w:r>
           <w:rPr>
             <w:rFonts w:hint="eastAsia"/>
@@ -3474,12 +3523,12 @@
       <w:r>
         <w:t>merely a proxy for aging</w:t>
       </w:r>
-      <w:ins w:id="207" w:author="治輝 齋藤" w:date="2026-04-30T20:59:00Z" w16du:dateUtc="2026-04-30T11:59:00Z">
+      <w:ins w:id="212" w:author="治輝 齋藤" w:date="2026-04-30T20:59:00Z" w16du:dateUtc="2026-04-30T11:59:00Z">
         <w:r>
           <w:t xml:space="preserve"> and may represent</w:t>
         </w:r>
       </w:ins>
-      <w:del w:id="208" w:author="治輝 齋藤" w:date="2026-04-30T20:59:00Z" w16du:dateUtc="2026-04-30T11:59:00Z">
+      <w:del w:id="213" w:author="治輝 齋藤" w:date="2026-04-30T20:59:00Z" w16du:dateUtc="2026-04-30T11:59:00Z">
         <w:r>
           <w:delText>, but</w:delText>
         </w:r>
@@ -3487,12 +3536,12 @@
       <w:r>
         <w:t xml:space="preserve"> an </w:t>
       </w:r>
-      <w:ins w:id="209" w:author="治輝 齋藤" w:date="2026-04-30T20:59:00Z" w16du:dateUtc="2026-04-30T11:59:00Z">
+      <w:ins w:id="214" w:author="治輝 齋藤" w:date="2026-04-30T20:59:00Z" w16du:dateUtc="2026-04-30T11:59:00Z">
         <w:r>
           <w:t>additional</w:t>
         </w:r>
       </w:ins>
-      <w:del w:id="210" w:author="治輝 齋藤" w:date="2026-04-30T20:59:00Z" w16du:dateUtc="2026-04-30T11:59:00Z">
+      <w:del w:id="215" w:author="治輝 齋藤" w:date="2026-04-30T20:59:00Z" w16du:dateUtc="2026-04-30T11:59:00Z">
         <w:r>
           <w:delText>independent</w:delText>
         </w:r>
@@ -3500,12 +3549,12 @@
       <w:r>
         <w:t xml:space="preserve"> environmental </w:t>
       </w:r>
-      <w:ins w:id="211" w:author="治輝 齋藤" w:date="2026-04-30T20:59:00Z" w16du:dateUtc="2026-04-30T11:59:00Z">
+      <w:ins w:id="216" w:author="治輝 齋藤" w:date="2026-04-30T20:59:00Z" w16du:dateUtc="2026-04-30T11:59:00Z">
         <w:r>
           <w:t>correlate</w:t>
         </w:r>
       </w:ins>
-      <w:del w:id="212" w:author="治輝 齋藤" w:date="2026-04-30T20:59:00Z" w16du:dateUtc="2026-04-30T11:59:00Z">
+      <w:del w:id="217" w:author="治輝 齋藤" w:date="2026-04-30T20:59:00Z" w16du:dateUtc="2026-04-30T11:59:00Z">
         <w:r>
           <w:delText>hazard</w:delText>
         </w:r>
@@ -3513,12 +3562,12 @@
       <w:r>
         <w:t xml:space="preserve"> that </w:t>
       </w:r>
-      <w:ins w:id="213" w:author="治輝 齋藤" w:date="2026-04-30T20:59:00Z" w16du:dateUtc="2026-04-30T11:59:00Z">
+      <w:ins w:id="218" w:author="治輝 齋藤" w:date="2026-04-30T20:59:00Z" w16du:dateUtc="2026-04-30T11:59:00Z">
         <w:r>
           <w:t>could contribute to functional decline</w:t>
         </w:r>
       </w:ins>
-      <w:del w:id="214" w:author="治輝 齋藤" w:date="2026-04-30T20:59:00Z" w16du:dateUtc="2026-04-30T11:59:00Z">
+      <w:del w:id="219" w:author="治輝 齋藤" w:date="2026-04-30T20:59:00Z" w16du:dateUtc="2026-04-30T11:59:00Z">
         <w:r>
           <w:delText>chronically erodes physical function</w:delText>
         </w:r>
@@ -3526,20 +3575,20 @@
       <w:r>
         <w:t xml:space="preserve"> among rural-dwelling older adults.</w:t>
       </w:r>
-      <w:commentRangeEnd w:id="198"/>
+      <w:commentRangeEnd w:id="203"/>
       <w:r>
         <w:rPr>
           <w:rStyle w:val="af2"/>
           <w:sz w:val="24"/>
           <w:szCs w:val="24"/>
         </w:rPr>
-        <w:commentReference w:id="198"/>
-      </w:r>
-      <w:ins w:id="215" w:author="治輝 齋藤" w:date="2026-04-30T20:32:00Z" w16du:dateUtc="2026-04-30T11:32:00Z">
+        <w:commentReference w:id="203"/>
+      </w:r>
+      <w:ins w:id="220" w:author="治輝 齋藤" w:date="2026-04-30T20:32:00Z" w16du:dateUtc="2026-04-30T11:32:00Z">
         <w:r>
           <w:t xml:space="preserve"> </w:t>
         </w:r>
-        <w:commentRangeStart w:id="216"/>
+        <w:commentRangeStart w:id="221"/>
         <w:r>
           <w:t xml:space="preserve">Given public-data masking in age-stratified surgery tables, we interpret age-structure robustness primarily from the consistency of adjusted ecological models and from imputation-based sensitivity analyses, while </w:t>
         </w:r>
@@ -3548,15 +3597,15 @@
           <w:t>acknowledging that full indirect standardization without imputation is not feasible with the current open dataset.</w:t>
         </w:r>
       </w:ins>
-      <w:commentRangeEnd w:id="216"/>
-      <w:ins w:id="217" w:author="治輝 齋藤" w:date="2026-04-30T20:33:00Z" w16du:dateUtc="2026-04-30T11:33:00Z">
+      <w:commentRangeEnd w:id="221"/>
+      <w:ins w:id="222" w:author="治輝 齋藤" w:date="2026-04-30T20:33:00Z" w16du:dateUtc="2026-04-30T11:33:00Z">
         <w:r>
           <w:rPr>
             <w:rStyle w:val="af2"/>
             <w:sz w:val="24"/>
             <w:szCs w:val="24"/>
           </w:rPr>
-          <w:commentReference w:id="216"/>
+          <w:commentReference w:id="221"/>
         </w:r>
       </w:ins>
     </w:p>
@@ -3565,8 +3614,8 @@
         <w:pStyle w:val="2"/>
         <w:spacing w:line="360" w:lineRule="auto"/>
       </w:pPr>
-      <w:bookmarkStart w:id="218" w:name="walking-speed-as-a-mediator"/>
-      <w:bookmarkEnd w:id="197"/>
+      <w:bookmarkStart w:id="223" w:name="walking-speed-as-a-mediator"/>
+      <w:bookmarkEnd w:id="202"/>
       <w:r>
         <w:t>5. Walking Speed as a Mediator</w:t>
       </w:r>
@@ -3657,18 +3706,18 @@
       <w:r>
         <w:t xml:space="preserve"> </w:t>
       </w:r>
-      <w:commentRangeStart w:id="219"/>
+      <w:commentRangeStart w:id="224"/>
       <w:r>
         <w:t>Older adults residing in high-slope regions are exposed to such challenging terrain daily during shopping and outdoor activities, leading to chronic fear of falling, reduced outdoor activity, and progressive deconditioning (disuse muscle atrophy).</w:t>
       </w:r>
-      <w:commentRangeEnd w:id="219"/>
+      <w:commentRangeEnd w:id="224"/>
       <w:r>
         <w:rPr>
           <w:rStyle w:val="af2"/>
           <w:sz w:val="24"/>
           <w:szCs w:val="24"/>
         </w:rPr>
-        <w:commentReference w:id="219"/>
+        <w:commentReference w:id="224"/>
       </w:r>
       <w:r>
         <w:t xml:space="preserve"> </w:t>
@@ -3691,7 +3740,7 @@
       <w:r>
         <w:t xml:space="preserve">the multivariable OLS coefficient for fast walking rate was </w:t>
       </w:r>
-      <w:del w:id="220" w:author="治輝 齋藤" w:date="2026-04-30T18:39:00Z" w16du:dateUtc="2026-04-30T09:39:00Z">
+      <w:del w:id="225" w:author="治輝 齋藤" w:date="2026-04-30T18:39:00Z" w16du:dateUtc="2026-04-30T09:39:00Z">
         <w:r>
           <w:delText>**</w:delText>
         </w:r>
@@ -3699,7 +3748,7 @@
       <w:r>
         <w:t>positive</w:t>
       </w:r>
-      <w:del w:id="221" w:author="治輝 齋藤" w:date="2026-04-30T18:39:00Z" w16du:dateUtc="2026-04-30T09:39:00Z">
+      <w:del w:id="226" w:author="治輝 齋藤" w:date="2026-04-30T18:39:00Z" w16du:dateUtc="2026-04-30T09:39:00Z">
         <w:r>
           <w:delText>**</w:delText>
         </w:r>
@@ -3727,8 +3776,8 @@
       <w:r>
         <w:t xml:space="preserve"> = 0.022). Plausible drivers include ecological bias, aggregation of a 40–74-year screening metric to represent regions where hip fractures concentrate among the oldest-old, and confounding by unmeasured healthcare and reporting behaviors. </w:t>
       </w:r>
-      <w:commentRangeStart w:id="222"/>
-      <w:ins w:id="223" w:author="治輝 齋藤" w:date="2026-04-30T18:41:00Z" w16du:dateUtc="2026-04-30T09:41:00Z">
+      <w:commentRangeStart w:id="227"/>
+      <w:ins w:id="228" w:author="治輝 齋藤" w:date="2026-04-30T18:41:00Z" w16du:dateUtc="2026-04-30T09:41:00Z">
         <w:r>
           <w:t xml:space="preserve">Because only the 40–74-year </w:t>
         </w:r>
@@ -3736,14 +3785,14 @@
           <w:lastRenderedPageBreak/>
           <w:t xml:space="preserve">questionnaire aggregate is publicly available, we treated this variable as a contextual covariate and not as a direct proxy for hip fracture risk in the oldest age groups. </w:t>
         </w:r>
-        <w:commentRangeEnd w:id="222"/>
+        <w:commentRangeEnd w:id="227"/>
         <w:r>
           <w:rPr>
             <w:rStyle w:val="af2"/>
             <w:sz w:val="24"/>
             <w:szCs w:val="24"/>
           </w:rPr>
-          <w:commentReference w:id="222"/>
+          <w:commentReference w:id="227"/>
         </w:r>
       </w:ins>
       <w:r>
@@ -3758,8 +3807,8 @@
         <w:pStyle w:val="2"/>
         <w:spacing w:line="360" w:lineRule="auto"/>
       </w:pPr>
-      <w:bookmarkStart w:id="224" w:name="policy-implications"/>
-      <w:bookmarkEnd w:id="218"/>
+      <w:bookmarkStart w:id="229" w:name="policy-implications"/>
+      <w:bookmarkEnd w:id="223"/>
       <w:r>
         <w:t>6. Policy Implications</w:t>
       </w:r>
@@ -3878,18 +3927,18 @@
       <w:r>
         <w:t xml:space="preserve">Second, housing modification subsidies targeting high-slope prefectures—such as installation of handrails on outdoor pathways and anti-slip surface materials—could reduce the environmental contribution to fall risk. Third, urban planning guidelines for mountainous communities should explicitly incorporate slope gradient as a factor in pedestrian infrastructure design, particularly in areas with high proportions of older residents. Given the irreversible demographic aging in rural Japan, these upstream environmental interventions represent </w:t>
       </w:r>
-      <w:commentRangeStart w:id="225"/>
+      <w:commentRangeStart w:id="230"/>
       <w:r>
         <w:t>cost-effective</w:t>
       </w:r>
-      <w:commentRangeEnd w:id="225"/>
+      <w:commentRangeEnd w:id="230"/>
       <w:r>
         <w:rPr>
           <w:rStyle w:val="af2"/>
           <w:sz w:val="24"/>
           <w:szCs w:val="24"/>
         </w:rPr>
-        <w:commentReference w:id="225"/>
+        <w:commentReference w:id="230"/>
       </w:r>
       <w:r>
         <w:t xml:space="preserve"> strategies to mitigate the downstream burden of fragility fractures.</w:t>
@@ -3900,8 +3949,8 @@
         <w:pStyle w:val="2"/>
         <w:spacing w:line="360" w:lineRule="auto"/>
       </w:pPr>
-      <w:bookmarkStart w:id="226" w:name="strengths"/>
-      <w:bookmarkEnd w:id="224"/>
+      <w:bookmarkStart w:id="231" w:name="strengths"/>
+      <w:bookmarkEnd w:id="229"/>
       <w:r>
         <w:t>7. Strengths</w:t>
       </w:r>
@@ -3920,8 +3969,8 @@
         <w:pStyle w:val="2"/>
         <w:spacing w:line="360" w:lineRule="auto"/>
       </w:pPr>
-      <w:bookmarkStart w:id="227" w:name="limitations"/>
-      <w:bookmarkEnd w:id="226"/>
+      <w:bookmarkStart w:id="232" w:name="limitations"/>
+      <w:bookmarkEnd w:id="231"/>
       <w:r>
         <w:t>8. Limitations</w:t>
       </w:r>
@@ -3956,49 +4005,18 @@
         <w:pStyle w:val="a0"/>
         <w:spacing w:line="360" w:lineRule="auto"/>
       </w:pPr>
-      <w:bookmarkStart w:id="228" w:name="_Hlk228469400"/>
+      <w:bookmarkStart w:id="233" w:name="_Hlk228469400"/>
       <w:r>
         <w:t xml:space="preserve">Second, </w:t>
       </w:r>
-      <w:commentRangeStart w:id="229"/>
-      <w:ins w:id="230" w:author="治輝 齋藤" w:date="2026-04-30T18:02:00Z" w16du:dateUtc="2026-04-30T09:02:00Z">
+      <w:commentRangeStart w:id="234"/>
+      <w:ins w:id="235" w:author="治輝 齋藤" w:date="2026-04-30T18:02:00Z" w16du:dateUtc="2026-04-30T09:02:00Z">
         <w:r>
           <w:t xml:space="preserve">our outcome reflects surgery rates rather than true fracture incidence. Although hip fractures are usually treated surgically, prefectural variation in treatment decisions, referral patterns, and access to operative care may influence observed rates independently of fracture occurrence. Third, </w:t>
         </w:r>
       </w:ins>
-      <w:commentRangeEnd w:id="229"/>
-      <w:ins w:id="231" w:author="治輝 齋藤" w:date="2026-04-30T18:04:00Z" w16du:dateUtc="2026-04-30T09:04:00Z">
-        <w:r>
-          <w:rPr>
-            <w:rStyle w:val="af2"/>
-            <w:sz w:val="24"/>
-            <w:szCs w:val="24"/>
-          </w:rPr>
-          <w:commentReference w:id="229"/>
-        </w:r>
-      </w:ins>
-      <w:r>
-        <w:t xml:space="preserve">the cross-sectional design precludes causal inference. Although reverse causation is unlikely for a fixed environmental exposure such as terrain slope, residual confounding by unmeasured variables cannot be excluded. </w:t>
-      </w:r>
-      <w:ins w:id="232" w:author="治輝 齋藤" w:date="2026-04-30T18:03:00Z" w16du:dateUtc="2026-04-30T09:03:00Z">
-        <w:r>
-          <w:t>Fourth</w:t>
-        </w:r>
-      </w:ins>
-      <w:del w:id="233" w:author="治輝 齋藤" w:date="2026-04-30T18:03:00Z" w16du:dateUtc="2026-04-30T09:03:00Z">
-        <w:r>
-          <w:delText>Third</w:delText>
-        </w:r>
-      </w:del>
-      <w:r>
-        <w:t xml:space="preserve">, important unmeasured confounders—including individual-level socioeconomic status, healthcare access (e.g., prefectural orthopedic surgeon density, distance to emergency hospitals), nutritional status (calcium and vitamin D intake), bone mineral density (BMD), </w:t>
-      </w:r>
-      <w:commentRangeStart w:id="234"/>
-      <w:ins w:id="235" w:author="治輝 齋藤" w:date="2026-04-30T18:09:00Z" w16du:dateUtc="2026-04-30T09:09:00Z">
-        <w:r>
-          <w:t xml:space="preserve">climate (snowfall and icing), </w:t>
-        </w:r>
-        <w:commentRangeEnd w:id="234"/>
+      <w:commentRangeEnd w:id="234"/>
+      <w:ins w:id="236" w:author="治輝 齋藤" w:date="2026-04-30T18:04:00Z" w16du:dateUtc="2026-04-30T09:04:00Z">
         <w:r>
           <w:rPr>
             <w:rStyle w:val="af2"/>
@@ -4009,6 +4027,37 @@
         </w:r>
       </w:ins>
       <w:r>
+        <w:t xml:space="preserve">the cross-sectional design precludes causal inference. Although reverse causation is unlikely for a fixed environmental exposure such as terrain slope, residual confounding by unmeasured variables cannot be excluded. </w:t>
+      </w:r>
+      <w:ins w:id="237" w:author="治輝 齋藤" w:date="2026-04-30T18:03:00Z" w16du:dateUtc="2026-04-30T09:03:00Z">
+        <w:r>
+          <w:t>Fourth</w:t>
+        </w:r>
+      </w:ins>
+      <w:del w:id="238" w:author="治輝 齋藤" w:date="2026-04-30T18:03:00Z" w16du:dateUtc="2026-04-30T09:03:00Z">
+        <w:r>
+          <w:delText>Third</w:delText>
+        </w:r>
+      </w:del>
+      <w:r>
+        <w:t xml:space="preserve">, important unmeasured confounders—including individual-level socioeconomic status, healthcare access (e.g., prefectural orthopedic surgeon density, distance to emergency hospitals), nutritional status (calcium and vitamin D intake), bone mineral density (BMD), </w:t>
+      </w:r>
+      <w:commentRangeStart w:id="239"/>
+      <w:ins w:id="240" w:author="治輝 齋藤" w:date="2026-04-30T18:09:00Z" w16du:dateUtc="2026-04-30T09:09:00Z">
+        <w:r>
+          <w:t xml:space="preserve">climate (snowfall and icing), </w:t>
+        </w:r>
+        <w:commentRangeEnd w:id="239"/>
+        <w:r>
+          <w:rPr>
+            <w:rStyle w:val="af2"/>
+            <w:sz w:val="24"/>
+            <w:szCs w:val="24"/>
+          </w:rPr>
+          <w:commentReference w:id="239"/>
+        </w:r>
+      </w:ins>
+      <w:r>
         <w:t>and medication use (bisphosphonates, vitamin D supplementation)—may account for part of the observed association. Future studies incorporating NDB prescription data and BMD screening results at finer geographic resolution would strengthen causal inference.</w:t>
       </w:r>
     </w:p>
@@ -4017,8 +4066,8 @@
         <w:pStyle w:val="a0"/>
         <w:spacing w:line="360" w:lineRule="auto"/>
       </w:pPr>
-      <w:commentRangeStart w:id="236"/>
-      <w:ins w:id="237" w:author="治輝 齋藤" w:date="2026-04-30T20:36:00Z" w16du:dateUtc="2026-04-30T11:36:00Z">
+      <w:commentRangeStart w:id="241"/>
+      <w:ins w:id="242" w:author="治輝 齋藤" w:date="2026-04-30T20:36:00Z" w16du:dateUtc="2026-04-30T11:36:00Z">
         <w:r>
           <w:rPr>
             <w:lang w:eastAsia="ja-JP"/>
@@ -4026,8 +4075,8 @@
           <w:t>Fifth, age-standardization sensitivity results relied on imputation of masked (`"-"`) cells in publicly released age-stratified surgery tables. Although directionality was robust across `0/5/9` scenarios, effect size depended on masking assumptions, and secondary masking rules imply that some masked cells may not correspond strictly to the nominal `&lt;10` range. Therefore, these SIR/ISR analyses should be interpreted as robustness checks rather than definitive age-standardized estimates.</w:t>
         </w:r>
       </w:ins>
-      <w:commentRangeEnd w:id="236"/>
-      <w:ins w:id="238" w:author="治輝 齋藤" w:date="2026-04-30T20:37:00Z" w16du:dateUtc="2026-04-30T11:37:00Z">
+      <w:commentRangeEnd w:id="241"/>
+      <w:ins w:id="243" w:author="治輝 齋藤" w:date="2026-04-30T20:37:00Z" w16du:dateUtc="2026-04-30T11:37:00Z">
         <w:r>
           <w:rPr>
             <w:rStyle w:val="af2"/>
@@ -4035,10 +4084,10 @@
             <w:szCs w:val="24"/>
             <w:lang w:eastAsia="ja-JP"/>
           </w:rPr>
-          <w:commentReference w:id="236"/>
+          <w:commentReference w:id="241"/>
         </w:r>
       </w:ins>
-      <w:ins w:id="239" w:author="治輝 齋藤" w:date="2026-04-30T20:36:00Z" w16du:dateUtc="2026-04-30T11:36:00Z">
+      <w:ins w:id="244" w:author="治輝 齋藤" w:date="2026-04-30T20:36:00Z" w16du:dateUtc="2026-04-30T11:36:00Z">
         <w:r>
           <w:rPr>
             <w:lang w:eastAsia="ja-JP"/>
@@ -4053,7 +4102,7 @@
           <w:t>Six</w:t>
         </w:r>
       </w:ins>
-      <w:ins w:id="240" w:author="治輝 齋藤" w:date="2026-04-30T18:04:00Z" w16du:dateUtc="2026-04-30T09:04:00Z">
+      <w:ins w:id="245" w:author="治輝 齋藤" w:date="2026-04-30T18:04:00Z" w16du:dateUtc="2026-04-30T09:04:00Z">
         <w:r>
           <w:rPr>
             <w:rFonts w:hint="eastAsia"/>
@@ -4062,7 +4111,7 @@
           <w:t>th</w:t>
         </w:r>
       </w:ins>
-      <w:del w:id="241" w:author="治輝 齋藤" w:date="2026-04-30T18:04:00Z" w16du:dateUtc="2026-04-30T09:04:00Z">
+      <w:del w:id="246" w:author="治輝 齋藤" w:date="2026-04-30T18:04:00Z" w16du:dateUtc="2026-04-30T09:04:00Z">
         <w:r>
           <w:delText>Fourth</w:delText>
         </w:r>
@@ -4070,8 +4119,8 @@
       <w:r>
         <w:t xml:space="preserve">, the walking speed variable was based on self-reported habitual walking speed in the Specific Health Checkup questionnaire, administered to individuals aged 40–74 years, </w:t>
       </w:r>
-      <w:commentRangeStart w:id="242"/>
-      <w:ins w:id="243" w:author="治輝 齋藤" w:date="2026-04-30T19:05:00Z" w16du:dateUtc="2026-04-30T10:05:00Z">
+      <w:commentRangeStart w:id="247"/>
+      <w:ins w:id="248" w:author="治輝 齋藤" w:date="2026-04-30T19:05:00Z" w16du:dateUtc="2026-04-30T10:05:00Z">
         <w:r>
           <w:rPr>
             <w:rFonts w:hint="eastAsia"/>
@@ -4080,7 +4129,7 @@
           <w:t>because</w:t>
         </w:r>
       </w:ins>
-      <w:ins w:id="244" w:author="治輝 齋藤" w:date="2026-04-30T19:04:00Z" w16du:dateUtc="2026-04-30T10:04:00Z">
+      <w:ins w:id="249" w:author="治輝 齋藤" w:date="2026-04-30T19:04:00Z" w16du:dateUtc="2026-04-30T10:04:00Z">
         <w:r>
           <w:t xml:space="preserve"> publicly available prefecture-level data were limited to individuals </w:t>
         </w:r>
@@ -4096,34 +4145,34 @@
           <w:t>.</w:t>
         </w:r>
       </w:ins>
-      <w:ins w:id="245" w:author="治輝 齋藤" w:date="2026-04-30T18:45:00Z" w16du:dateUtc="2026-04-30T09:45:00Z">
+      <w:ins w:id="250" w:author="治輝 齋藤" w:date="2026-04-30T18:45:00Z" w16du:dateUtc="2026-04-30T09:45:00Z">
         <w:r>
           <w:t xml:space="preserve"> This variable </w:t>
         </w:r>
       </w:ins>
-      <w:del w:id="246" w:author="治輝 齋藤" w:date="2026-04-30T18:45:00Z" w16du:dateUtc="2026-04-30T09:45:00Z">
+      <w:del w:id="251" w:author="治輝 齋藤" w:date="2026-04-30T18:45:00Z" w16du:dateUtc="2026-04-30T09:45:00Z">
         <w:r>
           <w:delText>which</w:delText>
         </w:r>
       </w:del>
-      <w:commentRangeEnd w:id="242"/>
+      <w:commentRangeEnd w:id="247"/>
       <w:r>
         <w:rPr>
           <w:rStyle w:val="af2"/>
           <w:sz w:val="24"/>
           <w:szCs w:val="24"/>
         </w:rPr>
-        <w:commentReference w:id="242"/>
+        <w:commentReference w:id="247"/>
       </w:r>
       <w:r>
         <w:t xml:space="preserve"> may not accurately represent the functional capacity of the oldest-old (≥75 years) at highest fracture risk</w:t>
       </w:r>
-      <w:ins w:id="247" w:author="治輝 齋藤" w:date="2026-04-30T18:45:00Z" w16du:dateUtc="2026-04-30T09:45:00Z">
+      <w:ins w:id="252" w:author="治輝 齋藤" w:date="2026-04-30T18:45:00Z" w16du:dateUtc="2026-04-30T09:45:00Z">
         <w:r>
           <w:t>, and its direct relevance to hip fracture occurrence is likely limited at this ecological resolution</w:t>
         </w:r>
       </w:ins>
-      <w:ins w:id="248" w:author="治輝 齋藤" w:date="2026-05-19T12:38:00Z" w16du:dateUtc="2026-05-19T03:38:00Z">
+      <w:ins w:id="253" w:author="治輝 齋藤" w:date="2026-05-19T12:38:00Z" w16du:dateUtc="2026-05-19T03:38:00Z">
         <w:r>
           <w:rPr>
             <w:rFonts w:hint="eastAsia"/>
@@ -4131,22 +4180,22 @@
           </w:rPr>
           <w:t xml:space="preserve">. </w:t>
         </w:r>
-        <w:commentRangeStart w:id="249"/>
+        <w:commentRangeStart w:id="254"/>
         <w:r>
           <w:t>Moreover, this self-reported fast-walking indicator primarily reflects perceived walking capacity rather than actual walking volume or direct slope-specific exposure in daily life</w:t>
         </w:r>
-        <w:commentRangeEnd w:id="249"/>
+        <w:commentRangeEnd w:id="254"/>
         <w:r>
           <w:rPr>
             <w:rStyle w:val="af2"/>
           </w:rPr>
-          <w:commentReference w:id="249"/>
+          <w:commentReference w:id="254"/>
         </w:r>
       </w:ins>
       <w:r>
         <w:t xml:space="preserve">. This self-reported measure may be subject to non-differential measurement error, biasing our estimates toward the null. </w:t>
       </w:r>
-      <w:ins w:id="250" w:author="治輝 齋藤" w:date="2026-04-30T18:04:00Z" w16du:dateUtc="2026-04-30T09:04:00Z">
+      <w:ins w:id="255" w:author="治輝 齋藤" w:date="2026-04-30T18:04:00Z" w16du:dateUtc="2026-04-30T09:04:00Z">
         <w:r>
           <w:rPr>
             <w:rFonts w:hint="eastAsia"/>
@@ -4155,7 +4204,7 @@
           <w:t>S</w:t>
         </w:r>
       </w:ins>
-      <w:ins w:id="251" w:author="治輝 齋藤" w:date="2026-04-30T20:36:00Z" w16du:dateUtc="2026-04-30T11:36:00Z">
+      <w:ins w:id="256" w:author="治輝 齋藤" w:date="2026-04-30T20:36:00Z" w16du:dateUtc="2026-04-30T11:36:00Z">
         <w:r>
           <w:rPr>
             <w:rFonts w:hint="eastAsia"/>
@@ -4164,7 +4213,7 @@
           <w:t>even</w:t>
         </w:r>
       </w:ins>
-      <w:ins w:id="252" w:author="治輝 齋藤" w:date="2026-04-30T18:04:00Z" w16du:dateUtc="2026-04-30T09:04:00Z">
+      <w:ins w:id="257" w:author="治輝 齋藤" w:date="2026-04-30T18:04:00Z" w16du:dateUtc="2026-04-30T09:04:00Z">
         <w:r>
           <w:rPr>
             <w:rFonts w:hint="eastAsia"/>
@@ -4173,7 +4222,7 @@
           <w:t>th</w:t>
         </w:r>
       </w:ins>
-      <w:del w:id="253" w:author="治輝 齋藤" w:date="2026-04-30T18:04:00Z" w16du:dateUtc="2026-04-30T09:04:00Z">
+      <w:del w:id="258" w:author="治輝 齋藤" w:date="2026-04-30T18:04:00Z" w16du:dateUtc="2026-04-30T09:04:00Z">
         <w:r>
           <w:delText>Fifth</w:delText>
         </w:r>
@@ -4187,7 +4236,7 @@
         <w:pStyle w:val="a0"/>
         <w:spacing w:line="360" w:lineRule="auto"/>
       </w:pPr>
-      <w:ins w:id="254" w:author="治輝 齋藤" w:date="2026-04-30T20:36:00Z" w16du:dateUtc="2026-04-30T11:36:00Z">
+      <w:ins w:id="259" w:author="治輝 齋藤" w:date="2026-04-30T20:36:00Z" w16du:dateUtc="2026-04-30T11:36:00Z">
         <w:r>
           <w:rPr>
             <w:rFonts w:hint="eastAsia"/>
@@ -4196,7 +4245,7 @@
           <w:t>Eigh</w:t>
         </w:r>
       </w:ins>
-      <w:ins w:id="255" w:author="治輝 齋藤" w:date="2026-04-30T18:04:00Z" w16du:dateUtc="2026-04-30T09:04:00Z">
+      <w:ins w:id="260" w:author="治輝 齋藤" w:date="2026-04-30T18:04:00Z" w16du:dateUtc="2026-04-30T09:04:00Z">
         <w:r>
           <w:rPr>
             <w:rFonts w:hint="eastAsia"/>
@@ -4205,7 +4254,7 @@
           <w:t>th</w:t>
         </w:r>
       </w:ins>
-      <w:del w:id="256" w:author="治輝 齋藤" w:date="2026-04-30T18:04:00Z" w16du:dateUtc="2026-04-30T09:04:00Z">
+      <w:del w:id="261" w:author="治輝 齋藤" w:date="2026-04-30T18:04:00Z" w16du:dateUtc="2026-04-30T09:04:00Z">
         <w:r>
           <w:delText>Sixth</w:delText>
         </w:r>
@@ -4230,7 +4279,7 @@
         </w:rPr>
         <w:t xml:space="preserve"> </w:t>
       </w:r>
-      <w:ins w:id="257" w:author="治輝 齋藤" w:date="2026-04-30T20:36:00Z" w16du:dateUtc="2026-04-30T11:36:00Z">
+      <w:ins w:id="262" w:author="治輝 齋藤" w:date="2026-04-30T20:36:00Z" w16du:dateUtc="2026-04-30T11:36:00Z">
         <w:r>
           <w:rPr>
             <w:rFonts w:hint="eastAsia"/>
@@ -4239,7 +4288,7 @@
           <w:t>Nin</w:t>
         </w:r>
       </w:ins>
-      <w:ins w:id="258" w:author="治輝 齋藤" w:date="2026-04-30T18:04:00Z" w16du:dateUtc="2026-04-30T09:04:00Z">
+      <w:ins w:id="263" w:author="治輝 齋藤" w:date="2026-04-30T18:04:00Z" w16du:dateUtc="2026-04-30T09:04:00Z">
         <w:r>
           <w:rPr>
             <w:rFonts w:hint="eastAsia"/>
@@ -4248,7 +4297,7 @@
           <w:t>th</w:t>
         </w:r>
       </w:ins>
-      <w:del w:id="259" w:author="治輝 齋藤" w:date="2026-04-30T18:04:00Z" w16du:dateUtc="2026-04-30T09:04:00Z">
+      <w:del w:id="264" w:author="治輝 齋藤" w:date="2026-04-30T18:04:00Z" w16du:dateUtc="2026-04-30T09:04:00Z">
         <w:r>
           <w:rPr>
             <w:rFonts w:hint="eastAsia"/>
@@ -4268,7 +4317,7 @@
         <w:t xml:space="preserve"> sex- and gender-stratified outcome tables were not available in the prefecture-level NDB Open Data extracts used here; findings therefore describe aggregate populations and should be interpreted with this limitation in mind.</w:t>
       </w:r>
     </w:p>
-    <w:bookmarkEnd w:id="228"/>
+    <w:bookmarkEnd w:id="233"/>
     <w:p>
       <w:pPr>
         <w:spacing w:line="360" w:lineRule="auto"/>
@@ -4284,9 +4333,9 @@
         <w:pStyle w:val="1"/>
         <w:spacing w:line="360" w:lineRule="auto"/>
       </w:pPr>
-      <w:bookmarkStart w:id="260" w:name="conclusions-1"/>
-      <w:bookmarkEnd w:id="155"/>
-      <w:bookmarkEnd w:id="227"/>
+      <w:bookmarkStart w:id="265" w:name="conclusions-1"/>
+      <w:bookmarkEnd w:id="160"/>
+      <w:bookmarkEnd w:id="232"/>
       <w:r>
         <w:t>Conclusions</w:t>
       </w:r>
@@ -4302,8 +4351,8 @@
       <w:r>
         <w:t xml:space="preserve"> slope </w:t>
       </w:r>
-      <w:commentRangeStart w:id="261"/>
-      <w:ins w:id="262" w:author="治輝 齋藤" w:date="2026-04-30T19:20:00Z" w16du:dateUtc="2026-04-30T10:20:00Z">
+      <w:commentRangeStart w:id="266"/>
+      <w:ins w:id="267" w:author="治輝 齋藤" w:date="2026-04-30T19:20:00Z" w16du:dateUtc="2026-04-30T10:20:00Z">
         <w:r>
           <w:rPr>
             <w:rFonts w:hint="eastAsia"/>
@@ -4312,19 +4361,19 @@
           <w:t>was</w:t>
         </w:r>
       </w:ins>
-      <w:del w:id="263" w:author="治輝 齋藤" w:date="2026-04-30T19:20:00Z" w16du:dateUtc="2026-04-30T10:20:00Z">
+      <w:del w:id="268" w:author="治輝 齋藤" w:date="2026-04-30T19:20:00Z" w16du:dateUtc="2026-04-30T10:20:00Z">
         <w:r>
           <w:delText>remained</w:delText>
         </w:r>
       </w:del>
-      <w:commentRangeEnd w:id="261"/>
+      <w:commentRangeEnd w:id="266"/>
       <w:r>
         <w:rPr>
           <w:rStyle w:val="af2"/>
           <w:sz w:val="24"/>
           <w:szCs w:val="24"/>
         </w:rPr>
-        <w:commentReference w:id="261"/>
+        <w:commentReference w:id="266"/>
       </w:r>
       <w:r>
         <w:t xml:space="preserve"> positively</w:t>
@@ -4345,7 +4394,7 @@
       <w:r>
         <w:t>; conventional *p* = 0.043)</w:t>
       </w:r>
-      <w:ins w:id="264" w:author="治輝 齋藤" w:date="2026-05-19T12:38:00Z" w16du:dateUtc="2026-05-19T03:38:00Z">
+      <w:ins w:id="269" w:author="治輝 齋藤" w:date="2026-05-19T12:38:00Z" w16du:dateUtc="2026-05-19T03:38:00Z">
         <w:r>
           <w:t>, whereas heteroskedasticity-robust and bootstrap uncertainty quantification yielded borderline support compatible with no association at α = 0.05</w:t>
         </w:r>
@@ -4360,8 +4409,8 @@
       <w:r>
         <w:t xml:space="preserve"> </w:t>
       </w:r>
-      <w:commentRangeStart w:id="265"/>
-      <w:ins w:id="266" w:author="治輝 齋藤" w:date="2026-05-19T12:39:00Z" w16du:dateUtc="2026-05-19T03:39:00Z">
+      <w:commentRangeStart w:id="270"/>
+      <w:ins w:id="271" w:author="治輝 齋藤" w:date="2026-05-19T12:39:00Z" w16du:dateUtc="2026-05-19T03:39:00Z">
         <w:r>
           <w:t>Given the limited ecological sample size (N = 47), these findings should be interpreted as suggestive rather than confirmatory.</w:t>
         </w:r>
@@ -4372,12 +4421,12 @@
           </w:rPr>
           <w:t xml:space="preserve"> </w:t>
         </w:r>
-        <w:commentRangeEnd w:id="265"/>
+        <w:commentRangeEnd w:id="270"/>
         <w:r>
           <w:rPr>
             <w:rStyle w:val="af2"/>
           </w:rPr>
-          <w:commentReference w:id="265"/>
+          <w:commentReference w:id="270"/>
         </w:r>
       </w:ins>
       <w:r>
@@ -4389,7 +4438,7 @@
       <w:r>
         <w:t xml:space="preserve"> was specific to hip fractures, with no significant relationship observed for humerus or forearm fractures</w:t>
       </w:r>
-      <w:ins w:id="267" w:author="治輝 齋藤" w:date="2026-05-19T12:39:00Z" w16du:dateUtc="2026-05-19T03:39:00Z">
+      <w:ins w:id="272" w:author="治輝 齋藤" w:date="2026-05-19T12:39:00Z" w16du:dateUtc="2026-05-19T03:39:00Z">
         <w:r>
           <w:t>, consistent with biomechanical hypotheses emphasizing lateral falls and trochanteric loading on sloped terrain</w:t>
         </w:r>
@@ -4549,8 +4598,8 @@
         <w:pStyle w:val="1"/>
         <w:spacing w:line="360" w:lineRule="auto"/>
       </w:pPr>
-      <w:bookmarkStart w:id="268" w:name="references"/>
-      <w:bookmarkEnd w:id="260"/>
+      <w:bookmarkStart w:id="273" w:name="references"/>
+      <w:bookmarkEnd w:id="265"/>
       <w:r>
         <w:t>References</w:t>
       </w:r>
@@ -5606,8 +5655,8 @@
           <w:szCs w:val="40"/>
         </w:rPr>
       </w:pPr>
-      <w:bookmarkStart w:id="269" w:name="tables-and-figures"/>
-      <w:bookmarkEnd w:id="268"/>
+      <w:bookmarkStart w:id="274" w:name="tables-and-figures"/>
+      <w:bookmarkEnd w:id="273"/>
       <w:r>
         <w:br w:type="page"/>
       </w:r>
@@ -5625,7 +5674,7 @@
       <w:pPr>
         <w:pStyle w:val="2"/>
       </w:pPr>
-      <w:bookmarkStart w:id="270" w:name="Xd12e5d2fabb7f7da04933f49b094ec2cca003f6"/>
+      <w:bookmarkStart w:id="275" w:name="Xd12e5d2fabb7f7da04933f49b094ec2cca003f6"/>
       <w:r>
         <w:t>Table 1. Descriptive Statistics of Prefecture-Level Variables (N = 47)</w:t>
       </w:r>
@@ -8645,8 +8694,8 @@
           <w:szCs w:val="32"/>
         </w:rPr>
       </w:pPr>
-      <w:bookmarkStart w:id="271" w:name="Xc4d8efe96bb5dc084b3a6055df59151a4b74ad0"/>
-      <w:bookmarkEnd w:id="270"/>
+      <w:bookmarkStart w:id="276" w:name="Xc4d8efe96bb5dc084b3a6055df59151a4b74ad0"/>
+      <w:bookmarkEnd w:id="275"/>
       <w:r>
         <w:br w:type="page"/>
       </w:r>
@@ -9791,8 +9840,8 @@
           <w:szCs w:val="32"/>
         </w:rPr>
       </w:pPr>
-      <w:bookmarkStart w:id="272" w:name="X6fac7f2e493ef5b618f5ac39729b4328cfa1bc7"/>
-      <w:bookmarkEnd w:id="271"/>
+      <w:bookmarkStart w:id="277" w:name="X6fac7f2e493ef5b618f5ac39729b4328cfa1bc7"/>
+      <w:bookmarkEnd w:id="276"/>
       <w:r>
         <w:br w:type="page"/>
       </w:r>
@@ -10610,8 +10659,8 @@
           <w:szCs w:val="32"/>
         </w:rPr>
       </w:pPr>
-      <w:bookmarkStart w:id="273" w:name="Xdeb87af7aa3e82ca70e47e493f4f841d319d1c1"/>
-      <w:bookmarkEnd w:id="272"/>
+      <w:bookmarkStart w:id="278" w:name="Xdeb87af7aa3e82ca70e47e493f4f841d319d1c1"/>
+      <w:bookmarkEnd w:id="277"/>
       <w:r>
         <w:br w:type="page"/>
       </w:r>
@@ -11237,7 +11286,7 @@
       <w:pPr>
         <w:pStyle w:val="a0"/>
         <w:rPr>
-          <w:ins w:id="274" w:author="治輝 齋藤" w:date="2026-05-19T12:41:00Z" w16du:dateUtc="2026-05-19T03:41:00Z"/>
+          <w:ins w:id="279" w:author="治輝 齋藤" w:date="2026-05-19T12:41:00Z" w16du:dateUtc="2026-05-19T03:41:00Z"/>
         </w:rPr>
       </w:pPr>
       <w:r>
@@ -11253,10 +11302,10 @@
     <w:p>
       <w:pPr>
         <w:rPr>
-          <w:ins w:id="275" w:author="治輝 齋藤" w:date="2026-05-19T12:41:00Z" w16du:dateUtc="2026-05-19T03:41:00Z"/>
-        </w:rPr>
-      </w:pPr>
-      <w:ins w:id="276" w:author="治輝 齋藤" w:date="2026-05-19T12:41:00Z" w16du:dateUtc="2026-05-19T03:41:00Z">
+          <w:ins w:id="280" w:author="治輝 齋藤" w:date="2026-05-19T12:41:00Z" w16du:dateUtc="2026-05-19T03:41:00Z"/>
+        </w:rPr>
+      </w:pPr>
+      <w:ins w:id="281" w:author="治輝 齋藤" w:date="2026-05-19T12:41:00Z" w16du:dateUtc="2026-05-19T03:41:00Z">
         <w:r>
           <w:pict w14:anchorId="14EA81B3">
             <v:rect id="_x0000_i1040" style="width:0;height:1.5pt" o:hralign="center" o:hrstd="t" o:hr="t"/>
@@ -11268,14 +11317,14 @@
       <w:pPr>
         <w:pStyle w:val="2"/>
         <w:rPr>
-          <w:ins w:id="277" w:author="治輝 齋藤" w:date="2026-05-19T12:41:00Z" w16du:dateUtc="2026-05-19T03:41:00Z"/>
-        </w:rPr>
-      </w:pPr>
-      <w:ins w:id="278" w:author="治輝 齋藤" w:date="2026-05-19T12:41:00Z" w16du:dateUtc="2026-05-19T03:41:00Z">
+          <w:ins w:id="282" w:author="治輝 齋藤" w:date="2026-05-19T12:41:00Z" w16du:dateUtc="2026-05-19T03:41:00Z"/>
+        </w:rPr>
+      </w:pPr>
+      <w:ins w:id="283" w:author="治輝 齋藤" w:date="2026-05-19T12:41:00Z" w16du:dateUtc="2026-05-19T03:41:00Z">
         <w:r>
           <w:br w:type="page"/>
         </w:r>
-        <w:commentRangeStart w:id="279"/>
+        <w:commentRangeStart w:id="284"/>
         <w:r>
           <w:lastRenderedPageBreak/>
           <w:t>Table 5. Indirect Standardization Sensitivity Analysis: Multivariable Linear Regression of Indirectly Standardized Hip (Femur) Surgery Rate on Terrain Slope (N = 47)</w:t>
@@ -11298,7 +11347,7 @@
         <w:trPr>
           <w:cnfStyle w:val="100000000000" w:firstRow="1" w:lastRow="0" w:firstColumn="0" w:lastColumn="0" w:oddVBand="0" w:evenVBand="0" w:oddHBand="0" w:evenHBand="0" w:firstRowFirstColumn="0" w:firstRowLastColumn="0" w:lastRowFirstColumn="0" w:lastRowLastColumn="0"/>
           <w:tblHeader/>
-          <w:ins w:id="280" w:author="治輝 齋藤" w:date="2026-05-19T12:41:00Z"/>
+          <w:ins w:id="285" w:author="治輝 齋藤" w:date="2026-05-19T12:41:00Z"/>
         </w:trPr>
         <w:tc>
           <w:tcPr>
@@ -11308,10 +11357,10 @@
             <w:pPr>
               <w:spacing w:before="36" w:after="36"/>
               <w:rPr>
-                <w:ins w:id="281" w:author="治輝 齋藤" w:date="2026-05-19T12:41:00Z" w16du:dateUtc="2026-05-19T03:41:00Z"/>
-              </w:rPr>
-            </w:pPr>
-            <w:ins w:id="282" w:author="治輝 齋藤" w:date="2026-05-19T12:41:00Z" w16du:dateUtc="2026-05-19T03:41:00Z">
+                <w:ins w:id="286" w:author="治輝 齋藤" w:date="2026-05-19T12:41:00Z" w16du:dateUtc="2026-05-19T03:41:00Z"/>
+              </w:rPr>
+            </w:pPr>
+            <w:ins w:id="287" w:author="治輝 齋藤" w:date="2026-05-19T12:41:00Z" w16du:dateUtc="2026-05-19T03:41:00Z">
               <w:r>
                 <w:rPr>
                   <w:b/>
@@ -11347,10 +11396,10 @@
             <w:pPr>
               <w:spacing w:before="36" w:after="36"/>
               <w:rPr>
-                <w:ins w:id="283" w:author="治輝 齋藤" w:date="2026-05-19T12:41:00Z" w16du:dateUtc="2026-05-19T03:41:00Z"/>
-              </w:rPr>
-            </w:pPr>
-            <w:ins w:id="284" w:author="治輝 齋藤" w:date="2026-05-19T12:41:00Z" w16du:dateUtc="2026-05-19T03:41:00Z">
+                <w:ins w:id="288" w:author="治輝 齋藤" w:date="2026-05-19T12:41:00Z" w16du:dateUtc="2026-05-19T03:41:00Z"/>
+              </w:rPr>
+            </w:pPr>
+            <w:ins w:id="289" w:author="治輝 齋藤" w:date="2026-05-19T12:41:00Z" w16du:dateUtc="2026-05-19T03:41:00Z">
               <w:r>
                 <w:rPr>
                   <w:b/>
@@ -11372,10 +11421,10 @@
             <w:pPr>
               <w:spacing w:before="36" w:after="36"/>
               <w:rPr>
-                <w:ins w:id="285" w:author="治輝 齋藤" w:date="2026-05-19T12:41:00Z" w16du:dateUtc="2026-05-19T03:41:00Z"/>
-              </w:rPr>
-            </w:pPr>
-            <w:ins w:id="286" w:author="治輝 齋藤" w:date="2026-05-19T12:41:00Z" w16du:dateUtc="2026-05-19T03:41:00Z">
+                <w:ins w:id="290" w:author="治輝 齋藤" w:date="2026-05-19T12:41:00Z" w16du:dateUtc="2026-05-19T03:41:00Z"/>
+              </w:rPr>
+            </w:pPr>
+            <w:ins w:id="291" w:author="治輝 齋藤" w:date="2026-05-19T12:41:00Z" w16du:dateUtc="2026-05-19T03:41:00Z">
               <w:r>
                 <w:rPr>
                   <w:b/>
@@ -11391,7 +11440,7 @@
       </w:tr>
       <w:tr>
         <w:trPr>
-          <w:ins w:id="287" w:author="治輝 齋藤" w:date="2026-05-19T12:41:00Z"/>
+          <w:ins w:id="292" w:author="治輝 齋藤" w:date="2026-05-19T12:41:00Z"/>
         </w:trPr>
         <w:tc>
           <w:tcPr>
@@ -11401,10 +11450,10 @@
             <w:pPr>
               <w:spacing w:before="36" w:after="36"/>
               <w:rPr>
-                <w:ins w:id="288" w:author="治輝 齋藤" w:date="2026-05-19T12:41:00Z" w16du:dateUtc="2026-05-19T03:41:00Z"/>
-              </w:rPr>
-            </w:pPr>
-            <w:ins w:id="289" w:author="治輝 齋藤" w:date="2026-05-19T12:41:00Z" w16du:dateUtc="2026-05-19T03:41:00Z">
+                <w:ins w:id="293" w:author="治輝 齋藤" w:date="2026-05-19T12:41:00Z" w16du:dateUtc="2026-05-19T03:41:00Z"/>
+              </w:rPr>
+            </w:pPr>
+            <w:ins w:id="294" w:author="治輝 齋藤" w:date="2026-05-19T12:41:00Z" w16du:dateUtc="2026-05-19T03:41:00Z">
               <w:r>
                 <w:rPr>
                   <w:rFonts w:ascii="Consolas" w:hAnsi="Consolas"/>
@@ -11427,10 +11476,10 @@
             <w:pPr>
               <w:spacing w:before="36" w:after="36"/>
               <w:rPr>
-                <w:ins w:id="290" w:author="治輝 齋藤" w:date="2026-05-19T12:41:00Z" w16du:dateUtc="2026-05-19T03:41:00Z"/>
-              </w:rPr>
-            </w:pPr>
-            <w:ins w:id="291" w:author="治輝 齋藤" w:date="2026-05-19T12:41:00Z" w16du:dateUtc="2026-05-19T03:41:00Z">
+                <w:ins w:id="295" w:author="治輝 齋藤" w:date="2026-05-19T12:41:00Z" w16du:dateUtc="2026-05-19T03:41:00Z"/>
+              </w:rPr>
+            </w:pPr>
+            <w:ins w:id="296" w:author="治輝 齋藤" w:date="2026-05-19T12:41:00Z" w16du:dateUtc="2026-05-19T03:41:00Z">
               <w:r>
                 <w:rPr>
                   <w:b/>
@@ -11449,10 +11498,10 @@
             <w:pPr>
               <w:spacing w:before="36" w:after="36"/>
               <w:rPr>
-                <w:ins w:id="292" w:author="治輝 齋藤" w:date="2026-05-19T12:41:00Z" w16du:dateUtc="2026-05-19T03:41:00Z"/>
-              </w:rPr>
-            </w:pPr>
-            <w:ins w:id="293" w:author="治輝 齋藤" w:date="2026-05-19T12:41:00Z" w16du:dateUtc="2026-05-19T03:41:00Z">
+                <w:ins w:id="297" w:author="治輝 齋藤" w:date="2026-05-19T12:41:00Z" w16du:dateUtc="2026-05-19T03:41:00Z"/>
+              </w:rPr>
+            </w:pPr>
+            <w:ins w:id="298" w:author="治輝 齋藤" w:date="2026-05-19T12:41:00Z" w16du:dateUtc="2026-05-19T03:41:00Z">
               <w:r>
                 <w:rPr>
                   <w:b/>
@@ -11466,7 +11515,7 @@
       </w:tr>
       <w:tr>
         <w:trPr>
-          <w:ins w:id="294" w:author="治輝 齋藤" w:date="2026-05-19T12:41:00Z"/>
+          <w:ins w:id="299" w:author="治輝 齋藤" w:date="2026-05-19T12:41:00Z"/>
         </w:trPr>
         <w:tc>
           <w:tcPr>
@@ -11476,10 +11525,10 @@
             <w:pPr>
               <w:spacing w:before="36" w:after="36"/>
               <w:rPr>
-                <w:ins w:id="295" w:author="治輝 齋藤" w:date="2026-05-19T12:41:00Z" w16du:dateUtc="2026-05-19T03:41:00Z"/>
-              </w:rPr>
-            </w:pPr>
-            <w:ins w:id="296" w:author="治輝 齋藤" w:date="2026-05-19T12:41:00Z" w16du:dateUtc="2026-05-19T03:41:00Z">
+                <w:ins w:id="300" w:author="治輝 齋藤" w:date="2026-05-19T12:41:00Z" w16du:dateUtc="2026-05-19T03:41:00Z"/>
+              </w:rPr>
+            </w:pPr>
+            <w:ins w:id="301" w:author="治輝 齋藤" w:date="2026-05-19T12:41:00Z" w16du:dateUtc="2026-05-19T03:41:00Z">
               <w:r>
                 <w:rPr>
                   <w:rFonts w:ascii="Consolas" w:hAnsi="Consolas"/>
@@ -11502,10 +11551,10 @@
             <w:pPr>
               <w:spacing w:before="36" w:after="36"/>
               <w:rPr>
-                <w:ins w:id="297" w:author="治輝 齋藤" w:date="2026-05-19T12:41:00Z" w16du:dateUtc="2026-05-19T03:41:00Z"/>
-              </w:rPr>
-            </w:pPr>
-            <w:ins w:id="298" w:author="治輝 齋藤" w:date="2026-05-19T12:41:00Z" w16du:dateUtc="2026-05-19T03:41:00Z">
+                <w:ins w:id="302" w:author="治輝 齋藤" w:date="2026-05-19T12:41:00Z" w16du:dateUtc="2026-05-19T03:41:00Z"/>
+              </w:rPr>
+            </w:pPr>
+            <w:ins w:id="303" w:author="治輝 齋藤" w:date="2026-05-19T12:41:00Z" w16du:dateUtc="2026-05-19T03:41:00Z">
               <w:r>
                 <w:rPr>
                   <w:b/>
@@ -11524,10 +11573,10 @@
             <w:pPr>
               <w:spacing w:before="36" w:after="36"/>
               <w:rPr>
-                <w:ins w:id="299" w:author="治輝 齋藤" w:date="2026-05-19T12:41:00Z" w16du:dateUtc="2026-05-19T03:41:00Z"/>
-              </w:rPr>
-            </w:pPr>
-            <w:ins w:id="300" w:author="治輝 齋藤" w:date="2026-05-19T12:41:00Z" w16du:dateUtc="2026-05-19T03:41:00Z">
+                <w:ins w:id="304" w:author="治輝 齋藤" w:date="2026-05-19T12:41:00Z" w16du:dateUtc="2026-05-19T03:41:00Z"/>
+              </w:rPr>
+            </w:pPr>
+            <w:ins w:id="305" w:author="治輝 齋藤" w:date="2026-05-19T12:41:00Z" w16du:dateUtc="2026-05-19T03:41:00Z">
               <w:r>
                 <w:rPr>
                   <w:b/>
@@ -11541,7 +11590,7 @@
       </w:tr>
       <w:tr>
         <w:trPr>
-          <w:ins w:id="301" w:author="治輝 齋藤" w:date="2026-05-19T12:41:00Z"/>
+          <w:ins w:id="306" w:author="治輝 齋藤" w:date="2026-05-19T12:41:00Z"/>
         </w:trPr>
         <w:tc>
           <w:tcPr>
@@ -11551,10 +11600,10 @@
             <w:pPr>
               <w:spacing w:before="36" w:after="36"/>
               <w:rPr>
-                <w:ins w:id="302" w:author="治輝 齋藤" w:date="2026-05-19T12:41:00Z" w16du:dateUtc="2026-05-19T03:41:00Z"/>
-              </w:rPr>
-            </w:pPr>
-            <w:ins w:id="303" w:author="治輝 齋藤" w:date="2026-05-19T12:41:00Z" w16du:dateUtc="2026-05-19T03:41:00Z">
+                <w:ins w:id="307" w:author="治輝 齋藤" w:date="2026-05-19T12:41:00Z" w16du:dateUtc="2026-05-19T03:41:00Z"/>
+              </w:rPr>
+            </w:pPr>
+            <w:ins w:id="308" w:author="治輝 齋藤" w:date="2026-05-19T12:41:00Z" w16du:dateUtc="2026-05-19T03:41:00Z">
               <w:r>
                 <w:rPr>
                   <w:rFonts w:ascii="Consolas" w:hAnsi="Consolas"/>
@@ -11577,10 +11626,10 @@
             <w:pPr>
               <w:spacing w:before="36" w:after="36"/>
               <w:rPr>
-                <w:ins w:id="304" w:author="治輝 齋藤" w:date="2026-05-19T12:41:00Z" w16du:dateUtc="2026-05-19T03:41:00Z"/>
-              </w:rPr>
-            </w:pPr>
-            <w:ins w:id="305" w:author="治輝 齋藤" w:date="2026-05-19T12:41:00Z" w16du:dateUtc="2026-05-19T03:41:00Z">
+                <w:ins w:id="309" w:author="治輝 齋藤" w:date="2026-05-19T12:41:00Z" w16du:dateUtc="2026-05-19T03:41:00Z"/>
+              </w:rPr>
+            </w:pPr>
+            <w:ins w:id="310" w:author="治輝 齋藤" w:date="2026-05-19T12:41:00Z" w16du:dateUtc="2026-05-19T03:41:00Z">
               <w:r>
                 <w:rPr>
                   <w:b/>
@@ -11599,10 +11648,10 @@
             <w:pPr>
               <w:spacing w:before="36" w:after="36"/>
               <w:rPr>
-                <w:ins w:id="306" w:author="治輝 齋藤" w:date="2026-05-19T12:41:00Z" w16du:dateUtc="2026-05-19T03:41:00Z"/>
-              </w:rPr>
-            </w:pPr>
-            <w:ins w:id="307" w:author="治輝 齋藤" w:date="2026-05-19T12:41:00Z" w16du:dateUtc="2026-05-19T03:41:00Z">
+                <w:ins w:id="311" w:author="治輝 齋藤" w:date="2026-05-19T12:41:00Z" w16du:dateUtc="2026-05-19T03:41:00Z"/>
+              </w:rPr>
+            </w:pPr>
+            <w:ins w:id="312" w:author="治輝 齋藤" w:date="2026-05-19T12:41:00Z" w16du:dateUtc="2026-05-19T03:41:00Z">
               <w:r>
                 <w:rPr>
                   <w:b/>
@@ -11619,10 +11668,10 @@
       <w:pPr>
         <w:pStyle w:val="2"/>
         <w:rPr>
-          <w:ins w:id="308" w:author="治輝 齋藤" w:date="2026-05-19T12:41:00Z" w16du:dateUtc="2026-05-19T03:41:00Z"/>
-        </w:rPr>
-      </w:pPr>
-      <w:ins w:id="309" w:author="治輝 齋藤" w:date="2026-05-19T12:41:00Z" w16du:dateUtc="2026-05-19T03:41:00Z">
+          <w:ins w:id="313" w:author="治輝 齋藤" w:date="2026-05-19T12:41:00Z" w16du:dateUtc="2026-05-19T03:41:00Z"/>
+        </w:rPr>
+      </w:pPr>
+      <w:ins w:id="314" w:author="治輝 齋藤" w:date="2026-05-19T12:41:00Z" w16du:dateUtc="2026-05-19T03:41:00Z">
         <w:r>
           <w:rPr>
             <w:rFonts w:asciiTheme="minorHAnsi" w:eastAsiaTheme="minorEastAsia" w:hAnsiTheme="minorHAnsi" w:cstheme="minorBidi"/>
@@ -11690,14 +11739,14 @@
           </w:rPr>
           <w:t xml:space="preserve"> &lt; 0.05 (conventional model-based standard errors). These results are sensitivity analyses only.</w:t>
         </w:r>
-        <w:commentRangeEnd w:id="279"/>
+        <w:commentRangeEnd w:id="284"/>
         <w:r>
           <w:rPr>
             <w:rStyle w:val="af2"/>
             <w:rFonts w:asciiTheme="minorHAnsi" w:eastAsiaTheme="minorEastAsia" w:hAnsiTheme="minorHAnsi" w:cstheme="minorBidi"/>
             <w:color w:val="auto"/>
           </w:rPr>
-          <w:commentReference w:id="279"/>
+          <w:commentReference w:id="284"/>
         </w:r>
       </w:ins>
     </w:p>
@@ -11705,7 +11754,7 @@
       <w:pPr>
         <w:pStyle w:val="a0"/>
         <w:rPr>
-          <w:del w:id="310" w:author="治輝 齋藤" w:date="2026-05-19T12:41:00Z" w16du:dateUtc="2026-05-19T03:41:00Z"/>
+          <w:del w:id="315" w:author="治輝 齋藤" w:date="2026-05-19T12:41:00Z" w16du:dateUtc="2026-05-19T03:41:00Z"/>
         </w:rPr>
       </w:pPr>
     </w:p>
@@ -11713,10 +11762,10 @@
       <w:pPr>
         <w:pStyle w:val="a0"/>
         <w:rPr>
-          <w:del w:id="311" w:author="治輝 齋藤" w:date="2026-05-19T12:41:00Z" w16du:dateUtc="2026-05-19T03:41:00Z"/>
-        </w:rPr>
-      </w:pPr>
-      <w:del w:id="312" w:author="治輝 齋藤" w:date="2026-05-19T12:41:00Z" w16du:dateUtc="2026-05-19T03:41:00Z">
+          <w:del w:id="316" w:author="治輝 齋藤" w:date="2026-05-19T12:41:00Z" w16du:dateUtc="2026-05-19T03:41:00Z"/>
+        </w:rPr>
+      </w:pPr>
+      <w:del w:id="317" w:author="治輝 齋藤" w:date="2026-05-19T12:41:00Z" w16du:dateUtc="2026-05-19T03:41:00Z">
         <w:r>
           <w:pict w14:anchorId="657FDAF1">
             <v:rect id="_x0000_i1041" style="width:0;height:1.5pt" o:hralign="center" o:hrstd="t" o:hr="t"/>
@@ -11733,8 +11782,8 @@
           <w:szCs w:val="32"/>
         </w:rPr>
       </w:pPr>
-      <w:bookmarkStart w:id="313" w:name="figure-legends"/>
-      <w:bookmarkEnd w:id="273"/>
+      <w:bookmarkStart w:id="318" w:name="figure-legends"/>
+      <w:bookmarkEnd w:id="278"/>
       <w:r>
         <w:br w:type="page"/>
       </w:r>
@@ -11936,8 +11985,8 @@
           <w:szCs w:val="32"/>
         </w:rPr>
       </w:pPr>
-      <w:bookmarkStart w:id="314" w:name="figure-1"/>
-      <w:bookmarkEnd w:id="313"/>
+      <w:bookmarkStart w:id="319" w:name="figure-1"/>
+      <w:bookmarkEnd w:id="318"/>
       <w:r>
         <w:br w:type="page"/>
       </w:r>
@@ -12040,8 +12089,8 @@
       <w:pPr>
         <w:pStyle w:val="2"/>
       </w:pPr>
-      <w:bookmarkStart w:id="315" w:name="figure-2"/>
-      <w:bookmarkEnd w:id="314"/>
+      <w:bookmarkStart w:id="320" w:name="figure-2"/>
+      <w:bookmarkEnd w:id="319"/>
       <w:r>
         <w:t>Figure 2</w:t>
       </w:r>
@@ -12052,8 +12101,8 @@
       </w:pPr>
     </w:p>
     <w:p>
-      <w:bookmarkStart w:id="316" w:name="figure-3"/>
-      <w:bookmarkEnd w:id="315"/>
+      <w:bookmarkStart w:id="321" w:name="figure-3"/>
+      <w:bookmarkEnd w:id="320"/>
       <w:r>
         <w:br w:type="page"/>
       </w:r>
@@ -12140,8 +12189,8 @@
           <w:szCs w:val="32"/>
         </w:rPr>
       </w:pPr>
-      <w:bookmarkStart w:id="317" w:name="figure-4"/>
-      <w:bookmarkEnd w:id="316"/>
+      <w:bookmarkStart w:id="322" w:name="figure-4"/>
+      <w:bookmarkEnd w:id="321"/>
       <w:r>
         <w:br w:type="page"/>
       </w:r>
@@ -12244,8 +12293,8 @@
       <w:pPr>
         <w:pStyle w:val="2"/>
       </w:pPr>
-      <w:bookmarkStart w:id="318" w:name="figure-5"/>
-      <w:bookmarkEnd w:id="317"/>
+      <w:bookmarkStart w:id="323" w:name="figure-5"/>
+      <w:bookmarkEnd w:id="322"/>
       <w:r>
         <w:t xml:space="preserve">Figure </w:t>
       </w:r>
@@ -12277,8 +12326,8 @@
       <w:pPr>
         <w:pStyle w:val="2"/>
       </w:pPr>
-      <w:bookmarkStart w:id="319" w:name="figure-6"/>
-      <w:bookmarkEnd w:id="318"/>
+      <w:bookmarkStart w:id="324" w:name="figure-6"/>
+      <w:bookmarkEnd w:id="323"/>
       <w:r>
         <w:t xml:space="preserve">Figure </w:t>
       </w:r>
@@ -12290,8 +12339,8 @@
         <w:t>5</w:t>
       </w:r>
     </w:p>
-    <w:bookmarkEnd w:id="269"/>
-    <w:bookmarkEnd w:id="319"/>
+    <w:bookmarkEnd w:id="274"/>
+    <w:bookmarkEnd w:id="324"/>
     <w:p>
       <w:pPr>
         <w:pStyle w:val="FirstParagraph"/>
@@ -12800,7 +12849,7 @@
       </w:r>
     </w:p>
   </w:comment>
-  <w:comment w:id="31" w:author="山岸良匡" w:date="2026-05-18T23:39:00Z" w:initials="山">
+  <w:comment w:id="32" w:author="山岸良匡" w:date="2026-05-18T23:39:00Z" w:initials="山">
     <w:p>
       <w:pPr>
         <w:pStyle w:val="af3"/>
@@ -12836,7 +12885,7 @@
       </w:r>
     </w:p>
   </w:comment>
-  <w:comment w:id="32" w:author="治輝 齋藤" w:date="2026-05-19T21:25:00Z" w:initials="治齋">
+  <w:comment w:id="33" w:author="治輝 齋藤" w:date="2026-05-19T21:25:00Z" w:initials="治齋">
     <w:p>
       <w:pPr>
         <w:pStyle w:val="af3"/>
@@ -12874,7 +12923,7 @@
       </w:r>
     </w:p>
   </w:comment>
-  <w:comment w:id="35" w:author="山岸良匡" w:date="2026-05-18T18:52:00Z" w:initials="山">
+  <w:comment w:id="37" w:author="山岸良匡" w:date="2026-05-18T18:52:00Z" w:initials="山">
     <w:p>
       <w:pPr>
         <w:pStyle w:val="af3"/>
@@ -12897,11 +12946,12 @@
       </w:r>
     </w:p>
   </w:comment>
-  <w:comment w:id="42" w:author="山岸良匡" w:date="2026-05-18T18:52:00Z" w:initials="山">
+  <w:comment w:id="38" w:author="治輝 齋藤" w:date="2026-05-19T22:06:00Z" w:initials="治齋">
     <w:p>
       <w:pPr>
         <w:pStyle w:val="af3"/>
         <w:rPr>
+          <w:rFonts w:hint="eastAsia"/>
           <w:lang w:eastAsia="ja-JP"/>
         </w:rPr>
       </w:pPr>
@@ -12916,11 +12966,132 @@
           <w:rFonts w:hint="eastAsia"/>
           <w:lang w:eastAsia="ja-JP"/>
         </w:rPr>
+        <w:t>47</w:t>
+      </w:r>
+      <w:r>
+        <w:rPr>
+          <w:rFonts w:hint="eastAsia"/>
+          <w:lang w:eastAsia="ja-JP"/>
+        </w:rPr>
+        <w:t>都道府県</w:t>
+      </w:r>
+      <w:r>
+        <w:rPr>
+          <w:rFonts w:hint="eastAsia"/>
+          <w:lang w:eastAsia="ja-JP"/>
+        </w:rPr>
+        <w:t>の傾斜度の平均が</w:t>
+      </w:r>
+      <w:r>
+        <w:rPr>
+          <w:rFonts w:hint="eastAsia"/>
+          <w:lang w:eastAsia="ja-JP"/>
+        </w:rPr>
+        <w:t>8.57</w:t>
+      </w:r>
+      <w:r>
+        <w:rPr>
+          <w:rFonts w:hint="eastAsia"/>
+          <w:lang w:eastAsia="ja-JP"/>
+        </w:rPr>
+        <w:t>度であり、</w:t>
+      </w:r>
+      <w:r>
+        <w:rPr>
+          <w:rFonts w:hint="eastAsia"/>
+          <w:lang w:eastAsia="ja-JP"/>
+        </w:rPr>
+        <w:t>全国でほぼ平坦な県</w:t>
+      </w:r>
+      <w:r>
+        <w:rPr>
+          <w:rFonts w:hint="eastAsia"/>
+          <w:lang w:eastAsia="ja-JP"/>
+        </w:rPr>
+        <w:t>（</w:t>
+      </w:r>
+      <w:r>
+        <w:rPr>
+          <w:rFonts w:hint="eastAsia"/>
+          <w:lang w:eastAsia="ja-JP"/>
+        </w:rPr>
+        <w:t>1.81</w:t>
+      </w:r>
+      <w:r>
+        <w:rPr>
+          <w:rFonts w:hint="eastAsia"/>
+          <w:lang w:eastAsia="ja-JP"/>
+        </w:rPr>
+        <w:t>度）</w:t>
+      </w:r>
+      <w:r>
+        <w:rPr>
+          <w:rFonts w:hint="eastAsia"/>
+          <w:lang w:eastAsia="ja-JP"/>
+        </w:rPr>
+        <w:t>から坂の多い県</w:t>
+      </w:r>
+      <w:r>
+        <w:rPr>
+          <w:rFonts w:hint="eastAsia"/>
+          <w:lang w:eastAsia="ja-JP"/>
+        </w:rPr>
+        <w:t>（</w:t>
+      </w:r>
+      <w:r>
+        <w:rPr>
+          <w:rFonts w:hint="eastAsia"/>
+          <w:lang w:eastAsia="ja-JP"/>
+        </w:rPr>
+        <w:t>15.43</w:t>
+      </w:r>
+      <w:r>
+        <w:rPr>
+          <w:rFonts w:hint="eastAsia"/>
+          <w:lang w:eastAsia="ja-JP"/>
+        </w:rPr>
+        <w:t>度）</w:t>
+      </w:r>
+      <w:r>
+        <w:rPr>
+          <w:rFonts w:hint="eastAsia"/>
+          <w:lang w:eastAsia="ja-JP"/>
+        </w:rPr>
+        <w:t>まで幅がある</w:t>
+      </w:r>
+      <w:r>
+        <w:rPr>
+          <w:rFonts w:hint="eastAsia"/>
+          <w:lang w:eastAsia="ja-JP"/>
+        </w:rPr>
+        <w:t>旨を記載しました。</w:t>
+      </w:r>
+    </w:p>
+  </w:comment>
+  <w:comment w:id="47" w:author="山岸良匡" w:date="2026-05-18T18:52:00Z" w:initials="山">
+    <w:p>
+      <w:pPr>
+        <w:pStyle w:val="af3"/>
+        <w:rPr>
+          <w:lang w:eastAsia="ja-JP"/>
+        </w:rPr>
+      </w:pPr>
+      <w:r>
+        <w:rPr>
+          <w:rStyle w:val="af2"/>
+        </w:rPr>
+        <w:annotationRef/>
+      </w:r>
+      <w:r>
+        <w:rPr>
+          <w:rFonts w:hint="eastAsia"/>
+          <w:lang w:eastAsia="ja-JP"/>
+        </w:rPr>
         <w:t>年間１０万人当たりという意味ですか？</w:t>
       </w:r>
     </w:p>
   </w:comment>
-  <w:comment w:id="43" w:author="治輝 齋藤" w:date="2026-05-19T20:36:00Z" w:initials="治齋">
+  <w:comment w:id="48" w:author="治輝 齋藤" w:date="2026-05-19T20:36:00Z" w:initials="治齋">
     <w:p>
       <w:pPr>
         <w:pStyle w:val="af3"/>
@@ -12989,42 +13160,6 @@
           <w:lang w:eastAsia="ja-JP"/>
         </w:rPr>
         <w:t>しました</w:t>
-      </w:r>
-    </w:p>
-  </w:comment>
-  <w:comment w:id="45" w:author="山岸良匡" w:date="2026-05-18T18:54:00Z" w:initials="山">
-    <w:p>
-      <w:pPr>
-        <w:pStyle w:val="af3"/>
-        <w:rPr>
-          <w:lang w:eastAsia="ja-JP"/>
-        </w:rPr>
-      </w:pPr>
-      <w:r>
-        <w:rPr>
-          <w:rStyle w:val="af2"/>
-        </w:rPr>
-        <w:annotationRef/>
-      </w:r>
-      <w:r>
-        <w:rPr>
-          <w:rFonts w:hint="eastAsia"/>
-          <w:lang w:eastAsia="ja-JP"/>
-        </w:rPr>
-        <w:t>これが何を意味するのかがよくわかりませんでした。</w:t>
-      </w:r>
-      <w:r>
-        <w:rPr>
-          <w:lang w:eastAsia="ja-JP"/>
-        </w:rPr>
-        <w:t>Discussion</w:t>
-      </w:r>
-      <w:r>
-        <w:rPr>
-          <w:rFonts w:hint="eastAsia"/>
-          <w:lang w:eastAsia="ja-JP"/>
-        </w:rPr>
-        <w:t>で使われている表現の方がわかりやすい。</w:t>
       </w:r>
     </w:p>
   </w:comment>
@@ -13047,11 +13182,47 @@
           <w:rFonts w:hint="eastAsia"/>
           <w:lang w:eastAsia="ja-JP"/>
         </w:rPr>
+        <w:t>これが何を意味するのかがよくわかりませんでした。</w:t>
+      </w:r>
+      <w:r>
+        <w:rPr>
+          <w:lang w:eastAsia="ja-JP"/>
+        </w:rPr>
+        <w:t>Discussion</w:t>
+      </w:r>
+      <w:r>
+        <w:rPr>
+          <w:rFonts w:hint="eastAsia"/>
+          <w:lang w:eastAsia="ja-JP"/>
+        </w:rPr>
+        <w:t>で使われている表現の方がわかりやすい。</w:t>
+      </w:r>
+    </w:p>
+  </w:comment>
+  <w:comment w:id="55" w:author="山岸良匡" w:date="2026-05-18T18:54:00Z" w:initials="山">
+    <w:p>
+      <w:pPr>
+        <w:pStyle w:val="af3"/>
+        <w:rPr>
+          <w:lang w:eastAsia="ja-JP"/>
+        </w:rPr>
+      </w:pPr>
+      <w:r>
+        <w:rPr>
+          <w:rStyle w:val="af2"/>
+        </w:rPr>
+        <w:annotationRef/>
+      </w:r>
+      <w:r>
+        <w:rPr>
+          <w:rFonts w:hint="eastAsia"/>
+          <w:lang w:eastAsia="ja-JP"/>
+        </w:rPr>
         <w:t>これもこれだけだと何かがよくわからないと思います。何で調整したのかも書く必要があります。</w:t>
       </w:r>
     </w:p>
   </w:comment>
-  <w:comment w:id="58" w:author="治輝 齋藤" w:date="2026-05-19T20:39:00Z" w:initials="治齋">
+  <w:comment w:id="63" w:author="治輝 齋藤" w:date="2026-05-19T20:39:00Z" w:initials="治齋">
     <w:p>
       <w:pPr>
         <w:pStyle w:val="af3"/>
@@ -13125,7 +13296,7 @@
       </w:r>
     </w:p>
   </w:comment>
-  <w:comment w:id="62" w:author="山岸良匡" w:date="2026-05-18T23:44:00Z" w:initials="山">
+  <w:comment w:id="67" w:author="山岸良匡" w:date="2026-05-18T23:44:00Z" w:initials="山">
     <w:p>
       <w:pPr>
         <w:pStyle w:val="af3"/>
@@ -13148,7 +13319,7 @@
       </w:r>
     </w:p>
   </w:comment>
-  <w:comment w:id="65" w:author="山岸良匡" w:date="2026-05-18T19:10:00Z" w:initials="山">
+  <w:comment w:id="70" w:author="山岸良匡" w:date="2026-05-18T19:10:00Z" w:initials="山">
     <w:p>
       <w:pPr>
         <w:pStyle w:val="af3"/>
@@ -13171,7 +13342,7 @@
       </w:r>
     </w:p>
   </w:comment>
-  <w:comment w:id="66" w:author="治輝 齋藤" w:date="2026-05-19T20:43:00Z" w:initials="治齋">
+  <w:comment w:id="71" w:author="治輝 齋藤" w:date="2026-05-19T20:43:00Z" w:initials="治齋">
     <w:p>
       <w:pPr>
         <w:pStyle w:val="af3"/>
@@ -13222,7 +13393,7 @@
       </w:r>
     </w:p>
   </w:comment>
-  <w:comment w:id="76" w:author="山岸良匡" w:date="2026-05-18T19:14:00Z" w:initials="山">
+  <w:comment w:id="81" w:author="山岸良匡" w:date="2026-05-18T19:14:00Z" w:initials="山">
     <w:p>
       <w:pPr>
         <w:pStyle w:val="af3"/>
@@ -13287,7 +13458,7 @@
       </w:r>
     </w:p>
   </w:comment>
-  <w:comment w:id="77" w:author="治輝 齋藤" w:date="2026-05-19T20:44:00Z" w:initials="治齋">
+  <w:comment w:id="82" w:author="治輝 齋藤" w:date="2026-05-19T20:44:00Z" w:initials="治齋">
     <w:p>
       <w:pPr>
         <w:pStyle w:val="af3"/>
@@ -13347,7 +13518,7 @@
       </w:r>
     </w:p>
   </w:comment>
-  <w:comment w:id="79" w:author="治輝 齋藤" w:date="2026-05-19T20:47:00Z" w:initials="治齋">
+  <w:comment w:id="84" w:author="治輝 齋藤" w:date="2026-05-19T20:47:00Z" w:initials="治齋">
     <w:p>
       <w:pPr>
         <w:pStyle w:val="af3"/>
@@ -13384,7 +13555,7 @@
       </w:r>
     </w:p>
   </w:comment>
-  <w:comment w:id="93" w:author="治輝 齋藤" w:date="2026-05-19T20:54:00Z" w:initials="治齋">
+  <w:comment w:id="98" w:author="治輝 齋藤" w:date="2026-05-19T20:54:00Z" w:initials="治齋">
     <w:p>
       <w:pPr>
         <w:pStyle w:val="af3"/>
@@ -13428,7 +13599,7 @@
       </w:r>
     </w:p>
   </w:comment>
-  <w:comment w:id="119" w:author="山岸良匡" w:date="2026-05-18T19:19:00Z" w:initials="山">
+  <w:comment w:id="124" w:author="山岸良匡" w:date="2026-05-18T19:19:00Z" w:initials="山">
     <w:p>
       <w:pPr>
         <w:pStyle w:val="af3"/>
@@ -13464,7 +13635,7 @@
       </w:r>
     </w:p>
   </w:comment>
-  <w:comment w:id="122" w:author="治輝 齋藤" w:date="2026-04-30T18:01:00Z" w:initials="治齋">
+  <w:comment w:id="127" w:author="治輝 齋藤" w:date="2026-04-30T18:01:00Z" w:initials="治齋">
     <w:p>
       <w:pPr>
         <w:pStyle w:val="af3"/>
@@ -13501,7 +13672,7 @@
       </w:r>
     </w:p>
   </w:comment>
-  <w:comment w:id="125" w:author="治輝 齋藤" w:date="2026-04-30T18:02:00Z" w:initials="治齋">
+  <w:comment w:id="130" w:author="治輝 齋藤" w:date="2026-04-30T18:02:00Z" w:initials="治齋">
     <w:p>
       <w:pPr>
         <w:pStyle w:val="af3"/>
@@ -13566,7 +13737,7 @@
       </w:r>
     </w:p>
   </w:comment>
-  <w:comment w:id="127" w:author="治輝 齋藤" w:date="2026-04-30T20:24:00Z" w:initials="治齋">
+  <w:comment w:id="132" w:author="治輝 齋藤" w:date="2026-04-30T20:24:00Z" w:initials="治齋">
     <w:p>
       <w:pPr>
         <w:pStyle w:val="af3"/>
@@ -13686,7 +13857,7 @@
       </w:r>
     </w:p>
   </w:comment>
-  <w:comment w:id="142" w:author="山岸良匡" w:date="2026-05-18T19:23:00Z" w:initials="山">
+  <w:comment w:id="147" w:author="山岸良匡" w:date="2026-05-18T19:23:00Z" w:initials="山">
     <w:p>
       <w:pPr>
         <w:pStyle w:val="af3"/>
@@ -13709,7 +13880,7 @@
       </w:r>
     </w:p>
   </w:comment>
-  <w:comment w:id="146" w:author="山岸良匡" w:date="2026-05-18T19:28:00Z" w:initials="山">
+  <w:comment w:id="151" w:author="山岸良匡" w:date="2026-05-18T19:28:00Z" w:initials="山">
     <w:p>
       <w:pPr>
         <w:pStyle w:val="af3"/>
@@ -13753,7 +13924,7 @@
       </w:r>
     </w:p>
   </w:comment>
-  <w:comment w:id="147" w:author="山岸良匡" w:date="2026-05-18T19:31:00Z" w:initials="山">
+  <w:comment w:id="152" w:author="山岸良匡" w:date="2026-05-18T19:31:00Z" w:initials="山">
     <w:p>
       <w:pPr>
         <w:pStyle w:val="af3"/>
@@ -13796,7 +13967,7 @@
       </w:r>
     </w:p>
   </w:comment>
-  <w:comment w:id="150" w:author="山岸良匡" w:date="2026-05-18T19:35:00Z" w:initials="山">
+  <w:comment w:id="155" w:author="山岸良匡" w:date="2026-05-18T19:35:00Z" w:initials="山">
     <w:p>
       <w:pPr>
         <w:pStyle w:val="af3"/>
@@ -13819,7 +13990,7 @@
       </w:r>
     </w:p>
   </w:comment>
-  <w:comment w:id="151" w:author="治輝 齋藤" w:date="2026-04-30T20:30:00Z" w:initials="治齋">
+  <w:comment w:id="156" w:author="治輝 齋藤" w:date="2026-04-30T20:30:00Z" w:initials="治齋">
     <w:p>
       <w:pPr>
         <w:pStyle w:val="af3"/>
@@ -13942,7 +14113,7 @@
       </w:r>
     </w:p>
   </w:comment>
-  <w:comment w:id="152" w:author="山岸良匡" w:date="2026-05-18T19:37:00Z" w:initials="山">
+  <w:comment w:id="157" w:author="山岸良匡" w:date="2026-05-18T19:37:00Z" w:initials="山">
     <w:p>
       <w:pPr>
         <w:pStyle w:val="af3"/>
@@ -13986,7 +14157,7 @@
       </w:r>
     </w:p>
   </w:comment>
-  <w:comment w:id="157" w:author="治輝 齋藤" w:date="2026-04-30T19:12:00Z" w:initials="治齋">
+  <w:comment w:id="162" w:author="治輝 齋藤" w:date="2026-04-30T19:12:00Z" w:initials="治齋">
     <w:p>
       <w:pPr>
         <w:pStyle w:val="af3"/>
@@ -14049,7 +14220,7 @@
       </w:r>
     </w:p>
   </w:comment>
-  <w:comment w:id="160" w:author="山岸良匡" w:date="2026-05-18T19:39:00Z" w:initials="山">
+  <w:comment w:id="165" w:author="山岸良匡" w:date="2026-05-18T19:39:00Z" w:initials="山">
     <w:p>
       <w:pPr>
         <w:pStyle w:val="af3"/>
@@ -14078,7 +14249,7 @@
       </w:r>
     </w:p>
   </w:comment>
-  <w:comment w:id="161" w:author="山岸良匡" w:date="2026-05-18T19:40:00Z" w:initials="山">
+  <w:comment w:id="166" w:author="山岸良匡" w:date="2026-05-18T19:40:00Z" w:initials="山">
     <w:p>
       <w:pPr>
         <w:pStyle w:val="af3"/>
@@ -14114,7 +14285,7 @@
       </w:r>
     </w:p>
   </w:comment>
-  <w:comment w:id="162" w:author="山岸良匡" w:date="2026-05-18T19:42:00Z" w:initials="山">
+  <w:comment w:id="167" w:author="山岸良匡" w:date="2026-05-18T19:42:00Z" w:initials="山">
     <w:p>
       <w:pPr>
         <w:pStyle w:val="af3"/>
@@ -14137,7 +14308,7 @@
       </w:r>
     </w:p>
   </w:comment>
-  <w:comment w:id="164" w:author="治輝 齋藤" w:date="2026-04-30T19:29:00Z" w:initials="治齋">
+  <w:comment w:id="169" w:author="治輝 齋藤" w:date="2026-04-30T19:29:00Z" w:initials="治齋">
     <w:p>
       <w:pPr>
         <w:pStyle w:val="af3"/>
@@ -14204,7 +14375,7 @@
       </w:r>
     </w:p>
   </w:comment>
-  <w:comment w:id="179" w:author="治輝 齋藤" w:date="2026-04-30T20:52:00Z" w:initials="治齋">
+  <w:comment w:id="184" w:author="治輝 齋藤" w:date="2026-04-30T20:52:00Z" w:initials="治齋">
     <w:p>
       <w:pPr>
         <w:pStyle w:val="af3"/>
@@ -14255,7 +14426,7 @@
       </w:r>
     </w:p>
   </w:comment>
-  <w:comment w:id="190" w:author="治輝 齋藤" w:date="2026-04-30T20:56:00Z" w:initials="治齋">
+  <w:comment w:id="195" w:author="治輝 齋藤" w:date="2026-04-30T20:56:00Z" w:initials="治齋">
     <w:p>
       <w:pPr>
         <w:pStyle w:val="af3"/>
@@ -14299,7 +14470,7 @@
       </w:r>
     </w:p>
   </w:comment>
-  <w:comment w:id="198" w:author="治輝 齋藤" w:date="2026-04-30T21:00:00Z" w:initials="治齋">
+  <w:comment w:id="203" w:author="治輝 齋藤" w:date="2026-04-30T21:00:00Z" w:initials="治齋">
     <w:p>
       <w:pPr>
         <w:pStyle w:val="af3"/>
@@ -14336,7 +14507,7 @@
       </w:r>
     </w:p>
   </w:comment>
-  <w:comment w:id="216" w:author="治輝 齋藤" w:date="2026-04-30T20:33:00Z" w:initials="治齋">
+  <w:comment w:id="221" w:author="治輝 齋藤" w:date="2026-04-30T20:33:00Z" w:initials="治齋">
     <w:p>
       <w:pPr>
         <w:pStyle w:val="af3"/>
@@ -14415,7 +14586,7 @@
       </w:r>
     </w:p>
   </w:comment>
-  <w:comment w:id="219" w:author="山岸良匡" w:date="2026-05-18T19:51:00Z" w:initials="山">
+  <w:comment w:id="224" w:author="山岸良匡" w:date="2026-05-18T19:51:00Z" w:initials="山">
     <w:p>
       <w:pPr>
         <w:pStyle w:val="af3"/>
@@ -14470,7 +14641,7 @@
       </w:r>
     </w:p>
   </w:comment>
-  <w:comment w:id="222" w:author="治輝 齋藤" w:date="2026-04-30T18:41:00Z" w:initials="治齋">
+  <w:comment w:id="227" w:author="治輝 齋藤" w:date="2026-04-30T18:41:00Z" w:initials="治齋">
     <w:p>
       <w:pPr>
         <w:pStyle w:val="af3"/>
@@ -14569,7 +14740,7 @@
       </w:r>
     </w:p>
   </w:comment>
-  <w:comment w:id="225" w:author="山岸良匡" w:date="2026-05-18T19:56:00Z" w:initials="山">
+  <w:comment w:id="230" w:author="山岸良匡" w:date="2026-05-18T19:56:00Z" w:initials="山">
     <w:p>
       <w:pPr>
         <w:pStyle w:val="af3"/>
@@ -14592,7 +14763,7 @@
       </w:r>
     </w:p>
   </w:comment>
-  <w:comment w:id="229" w:author="治輝 齋藤" w:date="2026-04-30T18:04:00Z" w:initials="治齋">
+  <w:comment w:id="234" w:author="治輝 齋藤" w:date="2026-04-30T18:04:00Z" w:initials="治齋">
     <w:p>
       <w:pPr>
         <w:pStyle w:val="af3"/>
@@ -14685,7 +14856,7 @@
       </w:r>
     </w:p>
   </w:comment>
-  <w:comment w:id="234" w:author="治輝 齋藤" w:date="2026-04-30T18:09:00Z" w:initials="治齋">
+  <w:comment w:id="239" w:author="治輝 齋藤" w:date="2026-04-30T18:09:00Z" w:initials="治齋">
     <w:p>
       <w:pPr>
         <w:pStyle w:val="af3"/>
@@ -14736,7 +14907,7 @@
       </w:r>
     </w:p>
   </w:comment>
-  <w:comment w:id="236" w:author="治輝 齋藤" w:date="2026-04-30T20:37:00Z" w:initials="治齋">
+  <w:comment w:id="241" w:author="治輝 齋藤" w:date="2026-04-30T20:37:00Z" w:initials="治齋">
     <w:p>
       <w:pPr>
         <w:pStyle w:val="af3"/>
@@ -14794,7 +14965,7 @@
       </w:r>
     </w:p>
   </w:comment>
-  <w:comment w:id="242" w:author="治輝 齋藤" w:date="2026-04-30T18:46:00Z" w:initials="治齋">
+  <w:comment w:id="247" w:author="治輝 齋藤" w:date="2026-04-30T18:46:00Z" w:initials="治齋">
     <w:p>
       <w:pPr>
         <w:pStyle w:val="af3"/>
@@ -14859,7 +15030,7 @@
       </w:r>
     </w:p>
   </w:comment>
-  <w:comment w:id="249" w:author="治輝 齋藤" w:date="2026-05-01T13:08:00Z" w:initials="治齋">
+  <w:comment w:id="254" w:author="治輝 齋藤" w:date="2026-05-01T13:08:00Z" w:initials="治齋">
     <w:p>
       <w:pPr>
         <w:pStyle w:val="af3"/>
@@ -14910,7 +15081,7 @@
       </w:r>
     </w:p>
   </w:comment>
-  <w:comment w:id="261" w:author="治輝 齋藤" w:date="2026-04-30T19:20:00Z" w:initials="治齋">
+  <w:comment w:id="266" w:author="治輝 齋藤" w:date="2026-04-30T19:20:00Z" w:initials="治齋">
     <w:p>
       <w:pPr>
         <w:pStyle w:val="af3"/>
@@ -14961,7 +15132,7 @@
       </w:r>
     </w:p>
   </w:comment>
-  <w:comment w:id="265" w:author="治輝 齋藤" w:date="2026-05-01T13:12:00Z" w:initials="治齋">
+  <w:comment w:id="270" w:author="治輝 齋藤" w:date="2026-05-01T13:12:00Z" w:initials="治齋">
     <w:p>
       <w:pPr>
         <w:pStyle w:val="af3"/>
@@ -15040,7 +15211,7 @@
       </w:r>
     </w:p>
   </w:comment>
-  <w:comment w:id="279" w:author="治輝 齋藤" w:date="2026-05-01T14:29:00Z" w:initials="治齋">
+  <w:comment w:id="284" w:author="治輝 齋藤" w:date="2026-05-01T14:29:00Z" w:initials="治齋">
     <w:p>
       <w:pPr>
         <w:pStyle w:val="af3"/>
@@ -15114,6 +15285,7 @@
   <w15:commentEx w15:paraId="64DE3CDF" w15:done="0"/>
   <w15:commentEx w15:paraId="190E9F48" w15:paraIdParent="64DE3CDF" w15:done="0"/>
   <w15:commentEx w15:paraId="655C391B" w15:done="0"/>
+  <w15:commentEx w15:paraId="75552070" w15:paraIdParent="655C391B" w15:done="0"/>
   <w15:commentEx w15:paraId="3C61C1A1" w15:done="0"/>
   <w15:commentEx w15:paraId="4CFF8D02" w15:done="0"/>
   <w15:commentEx w15:paraId="4FA4532D" w15:done="0"/>
@@ -15166,6 +15338,7 @@
   <w16cex:commentExtensible w16cex:durableId="65EFD729" w16cex:dateUtc="2026-05-18T14:39:00Z"/>
   <w16cex:commentExtensible w16cex:durableId="049900C5" w16cex:dateUtc="2026-05-19T12:25:00Z"/>
   <w16cex:commentExtensible w16cex:durableId="5E7D9E50" w16cex:dateUtc="2026-05-18T09:52:00Z"/>
+  <w16cex:commentExtensible w16cex:durableId="3DDE7CE7" w16cex:dateUtc="2026-05-19T13:06:00Z"/>
   <w16cex:commentExtensible w16cex:durableId="7F3AB1BB" w16cex:dateUtc="2026-05-18T09:52:00Z"/>
   <w16cex:commentExtensible w16cex:durableId="6714CD1B" w16cex:dateUtc="2026-05-19T11:36:00Z"/>
   <w16cex:commentExtensible w16cex:durableId="34ADD098" w16cex:dateUtc="2026-05-18T09:54:00Z"/>
@@ -15218,6 +15391,7 @@
   <w16cid:commentId w16cid:paraId="64DE3CDF" w16cid:durableId="65EFD729"/>
   <w16cid:commentId w16cid:paraId="190E9F48" w16cid:durableId="049900C5"/>
   <w16cid:commentId w16cid:paraId="655C391B" w16cid:durableId="5E7D9E50"/>
+  <w16cid:commentId w16cid:paraId="75552070" w16cid:durableId="3DDE7CE7"/>
   <w16cid:commentId w16cid:paraId="3C61C1A1" w16cid:durableId="7F3AB1BB"/>
   <w16cid:commentId w16cid:paraId="4CFF8D02" w16cid:durableId="6714CD1B"/>
   <w16cid:commentId w16cid:paraId="4FA4532D" w16cid:durableId="34ADD098"/>
@@ -15267,12 +15441,12 @@
 <w:numbering xmlns:wpc="http://schemas.microsoft.com/office/word/2010/wordprocessingCanvas" xmlns:cx="http://schemas.microsoft.com/office/drawing/2014/chartex" xmlns:cx1="http://schemas.microsoft.com/office/drawing/2015/9/8/chartex" xmlns:cx2="http://schemas.microsoft.com/office/drawing/2015/10/21/chartex" xmlns:cx3="http://schemas.microsoft.com/office/drawing/2016/5/9/chartex" xmlns:cx4="http://schemas.microsoft.com/office/drawing/2016/5/10/chartex" xmlns:cx5="http://schemas.microsoft.com/office/drawing/2016/5/11/chartex" xmlns:cx6="http://schemas.microsoft.com/office/drawing/2016/5/12/chartex" xmlns:cx7="http://schemas.microsoft.com/office/drawing/2016/5/13/chartex" xmlns:cx8="http://schemas.microsoft.com/office/drawing/2016/5/14/chartex" xmlns:mc="http://schemas.openxmlformats.org/markup-compatibility/2006" xmlns:aink="http://schemas.microsoft.com/office/drawing/2016/ink" xmlns:am3d="http://schemas.microsoft.com/office/drawing/2017/model3d" xmlns:o="urn:schemas-microsoft-com:office:office" xmlns:oel="http://schemas.microsoft.com/office/2019/extlst" xmlns:r="http://schemas.openxmlformats.org/officeDocument/2006/relationships" xmlns:m="http://schemas.openxmlformats.org/officeDocument/2006/math" xmlns:v="urn:schemas-microsoft-com:vml" xmlns:wp14="http://schemas.microsoft.com/office/word/2010/wordprocessingDrawing" xmlns:wp="http://schemas.openxmlformats.org/drawingml/2006/wordprocessingDrawing" xmlns:w10="urn:schemas-microsoft-com:office:word" xmlns:w="http://schemas.openxmlformats.org/wordprocessingml/2006/main" xmlns:w14="http://schemas.microsoft.com/office/word/2010/wordml" xmlns:w15="http://schemas.microsoft.com/office/word/2012/wordml" xmlns:w16cex="http://schemas.microsoft.com/office/word/2018/wordml/cex" xmlns:w16cid="http://schemas.microsoft.com/office/word/2016/wordml/cid" xmlns:w16="http://schemas.microsoft.com/office/word/2018/wordml" xmlns:w16du="http://schemas.microsoft.com/office/word/2023/wordml/word16du" xmlns:w16sdtdh="http://schemas.microsoft.com/office/word/2020/wordml/sdtdatahash" xmlns:w16sdtfl="http://schemas.microsoft.com/office/word/2024/wordml/sdtformatlock" xmlns:w16se="http://schemas.microsoft.com/office/word/2015/wordml/symex" xmlns:wpg="http://schemas.microsoft.com/office/word/2010/wordprocessingGroup" xmlns:wpi="http://schemas.microsoft.com/office/word/2010/wordprocessingInk" xmlns:wne="http://schemas.microsoft.com/office/word/2006/wordml" xmlns:wps="http://schemas.microsoft.com/office/word/2010/wordprocessingShape" mc:Ignorable="w14 w15 w16se w16cid w16 w16cex w16sdtdh w16sdtfl w16du wp14">
   <w:numPicBullet w:numPicBulletId="0">
     <w:pict>
-      <v:rect id="_x0000_i1048" style="width:0;height:1.5pt" o:hralign="center" o:bullet="t" o:hrstd="t" o:hr="t"/>
+      <v:rect id="_x0000_i1068" style="width:0;height:1.5pt" o:hralign="center" o:bullet="t" o:hrstd="t" o:hr="t"/>
     </w:pict>
   </w:numPicBullet>
   <w:numPicBullet w:numPicBulletId="1">
     <w:pict>
-      <v:rect id="_x0000_i1049" style="width:0;height:1.5pt" o:hralign="center" o:bullet="t" o:hrstd="t" o:hr="t"/>
+      <v:rect id="_x0000_i1069" style="width:0;height:1.5pt" o:hralign="center" o:bullet="t" o:hrstd="t" o:hr="t"/>
     </w:pict>
   </w:numPicBullet>
   <w:abstractNum w:abstractNumId="0" w15:restartNumberingAfterBreak="0">

--- a/04_Manuscripts/Manuscript_slope_fracture_20260425_saito0430-1_saito0519.docx
+++ b/04_Manuscripts/Manuscript_slope_fracture_20260425_saito0430-1_saito0519.docx
@@ -188,12 +188,34 @@
       <w:r>
         <w:t xml:space="preserve"> </w:t>
       </w:r>
-      <w:ins w:id="14" w:author="治輝 齋藤" w:date="2026-05-19T21:14:00Z" w16du:dateUtc="2026-05-19T12:14:00Z">
-        <w:r>
-          <w:t>Fracture surgery rates (per 100,000) came from</w:t>
+      <w:ins w:id="14" w:author="治輝 齋藤" w:date="2026-05-19T22:12:00Z" w16du:dateUtc="2026-05-19T13:12:00Z">
+        <w:r>
+          <w:t>Annual</w:t>
+        </w:r>
+        <w:r>
+          <w:rPr>
+            <w:rFonts w:hint="eastAsia"/>
+            <w:lang w:eastAsia="ja-JP"/>
+          </w:rPr>
+          <w:t xml:space="preserve"> f</w:t>
         </w:r>
       </w:ins>
-      <w:del w:id="15" w:author="治輝 齋藤" w:date="2026-05-19T21:15:00Z" w16du:dateUtc="2026-05-19T12:15:00Z">
+      <w:ins w:id="15" w:author="治輝 齋藤" w:date="2026-05-19T21:14:00Z" w16du:dateUtc="2026-05-19T12:14:00Z">
+        <w:r>
+          <w:t>racture surgery rates (per 100,000</w:t>
+        </w:r>
+      </w:ins>
+      <w:ins w:id="16" w:author="治輝 齋藤" w:date="2026-05-19T22:13:00Z" w16du:dateUtc="2026-05-19T13:13:00Z">
+        <w:r>
+          <w:t xml:space="preserve"> population per year</w:t>
+        </w:r>
+      </w:ins>
+      <w:ins w:id="17" w:author="治輝 齋藤" w:date="2026-05-19T21:14:00Z" w16du:dateUtc="2026-05-19T12:14:00Z">
+        <w:r>
+          <w:t>) came from</w:t>
+        </w:r>
+      </w:ins>
+      <w:del w:id="18" w:author="治輝 齋藤" w:date="2026-05-19T21:15:00Z" w16du:dateUtc="2026-05-19T12:15:00Z">
         <w:r>
           <w:delText>using</w:delText>
         </w:r>
@@ -201,17 +223,17 @@
       <w:r>
         <w:t xml:space="preserve"> the 10th National Database (NDB) Open Data</w:t>
       </w:r>
-      <w:ins w:id="16" w:author="治輝 齋藤" w:date="2026-05-19T21:15:00Z" w16du:dateUtc="2026-05-19T12:15:00Z">
+      <w:ins w:id="19" w:author="治輝 齋藤" w:date="2026-05-19T21:15:00Z" w16du:dateUtc="2026-05-19T12:15:00Z">
         <w:r>
           <w:t xml:space="preserve"> (Reiwa 5 health insurance claims, April 2023 through March 2024)</w:t>
         </w:r>
       </w:ins>
-      <w:del w:id="17" w:author="治輝 齋藤" w:date="2026-05-19T21:15:00Z" w16du:dateUtc="2026-05-19T12:15:00Z">
+      <w:del w:id="20" w:author="治輝 齋藤" w:date="2026-05-19T21:15:00Z" w16du:dateUtc="2026-05-19T12:15:00Z">
         <w:r>
           <w:delText>: fracture surgery rates (per 100,000) from Reiwa 5 health insurance claims (April 2023 through March 2024)</w:delText>
         </w:r>
       </w:del>
-      <w:ins w:id="18" w:author="治輝 齋藤" w:date="2026-05-19T21:15:00Z" w16du:dateUtc="2026-05-19T12:15:00Z">
+      <w:ins w:id="21" w:author="治輝 齋藤" w:date="2026-05-19T21:15:00Z" w16du:dateUtc="2026-05-19T12:15:00Z">
         <w:r>
           <w:rPr>
             <w:rFonts w:hint="eastAsia"/>
@@ -223,12 +245,12 @@
       <w:r>
         <w:t xml:space="preserve"> </w:t>
       </w:r>
-      <w:del w:id="19" w:author="治輝 齋藤" w:date="2026-05-19T21:15:00Z" w16du:dateUtc="2026-05-19T12:15:00Z">
+      <w:del w:id="22" w:author="治輝 齋藤" w:date="2026-05-19T21:15:00Z" w16du:dateUtc="2026-05-19T12:15:00Z">
         <w:r>
           <w:delText>and h</w:delText>
         </w:r>
       </w:del>
-      <w:ins w:id="20" w:author="治輝 齋藤" w:date="2026-05-19T21:15:00Z" w16du:dateUtc="2026-05-19T12:15:00Z">
+      <w:ins w:id="23" w:author="治輝 齋藤" w:date="2026-05-19T21:15:00Z" w16du:dateUtc="2026-05-19T12:15:00Z">
         <w:r>
           <w:rPr>
             <w:rFonts w:hint="eastAsia"/>
@@ -240,7 +262,7 @@
       <w:r>
         <w:t xml:space="preserve">abitual </w:t>
       </w:r>
-      <w:ins w:id="21" w:author="治輝 齋藤" w:date="2026-05-19T21:16:00Z" w16du:dateUtc="2026-05-19T12:16:00Z">
+      <w:ins w:id="24" w:author="治輝 齋藤" w:date="2026-05-19T21:16:00Z" w16du:dateUtc="2026-05-19T12:16:00Z">
         <w:r>
           <w:t>fast</w:t>
         </w:r>
@@ -256,12 +278,12 @@
       <w:r>
         <w:t>walking</w:t>
       </w:r>
-      <w:del w:id="22" w:author="治輝 齋藤" w:date="2026-05-19T21:16:00Z" w16du:dateUtc="2026-05-19T12:16:00Z">
+      <w:del w:id="25" w:author="治輝 齋藤" w:date="2026-05-19T21:16:00Z" w16du:dateUtc="2026-05-19T12:16:00Z">
         <w:r>
           <w:delText xml:space="preserve"> speed</w:delText>
         </w:r>
       </w:del>
-      <w:ins w:id="23" w:author="治輝 齋藤" w:date="2026-05-19T21:16:00Z" w16du:dateUtc="2026-05-19T12:16:00Z">
+      <w:ins w:id="26" w:author="治輝 齋藤" w:date="2026-05-19T21:16:00Z" w16du:dateUtc="2026-05-19T12:16:00Z">
         <w:r>
           <w:rPr>
             <w:rFonts w:hint="eastAsia"/>
@@ -274,7 +296,7 @@
       <w:r>
         <w:t xml:space="preserve"> from Reiwa 4 Specific Health Checkup tabulations (April 2022 through March 2023)</w:t>
       </w:r>
-      <w:ins w:id="24" w:author="治輝 齋藤" w:date="2026-05-19T21:16:00Z" w16du:dateUtc="2026-05-19T12:16:00Z">
+      <w:ins w:id="27" w:author="治輝 齋藤" w:date="2026-05-19T21:16:00Z" w16du:dateUtc="2026-05-19T12:16:00Z">
         <w:r>
           <w:rPr>
             <w:rFonts w:hint="eastAsia"/>
@@ -283,7 +305,7 @@
           <w:t>.</w:t>
         </w:r>
       </w:ins>
-      <w:del w:id="25" w:author="治輝 齋藤" w:date="2026-05-19T21:16:00Z" w16du:dateUtc="2026-05-19T12:16:00Z">
+      <w:del w:id="28" w:author="治輝 齋藤" w:date="2026-05-19T21:16:00Z" w16du:dateUtc="2026-05-19T12:16:00Z">
         <w:r>
           <w:delText>;</w:delText>
         </w:r>
@@ -291,17 +313,17 @@
       <w:r>
         <w:t xml:space="preserve"> </w:t>
       </w:r>
-      <w:ins w:id="26" w:author="治輝 齋藤" w:date="2026-05-19T22:02:00Z" w16du:dateUtc="2026-05-19T13:02:00Z">
+      <w:ins w:id="29" w:author="治輝 齋藤" w:date="2026-05-19T22:02:00Z" w16du:dateUtc="2026-05-19T13:02:00Z">
         <w:r>
           <w:t xml:space="preserve">We calculated habitable-area-weighted mean terrain slope from national 10-m digital elevation models. </w:t>
         </w:r>
       </w:ins>
-      <w:del w:id="27" w:author="治輝 齋藤" w:date="2026-05-19T21:17:00Z" w16du:dateUtc="2026-05-19T12:17:00Z">
+      <w:del w:id="30" w:author="治輝 齋藤" w:date="2026-05-19T21:17:00Z" w16du:dateUtc="2026-05-19T12:17:00Z">
         <w:r>
           <w:delText>habitable-area-weighted terrain slope from national 10-m digital elevation models; a</w:delText>
         </w:r>
       </w:del>
-      <w:ins w:id="28" w:author="治輝 齋藤" w:date="2026-05-19T21:17:00Z" w16du:dateUtc="2026-05-19T12:17:00Z">
+      <w:ins w:id="31" w:author="治輝 齋藤" w:date="2026-05-19T21:17:00Z" w16du:dateUtc="2026-05-19T12:17:00Z">
         <w:r>
           <w:rPr>
             <w:rFonts w:hint="eastAsia"/>
@@ -313,16 +335,16 @@
       <w:r>
         <w:t xml:space="preserve">ging rate and population density from the 2020 census. </w:t>
       </w:r>
-      <w:ins w:id="29" w:author="治輝 齋藤" w:date="2026-05-19T21:02:00Z" w16du:dateUtc="2026-05-19T12:02:00Z">
-        <w:r>
-          <w:t xml:space="preserve">We used multivariable linear regression to test whether terrain slope was independently associated with hip </w:t>
+      <w:ins w:id="32" w:author="治輝 齋藤" w:date="2026-05-19T21:02:00Z" w16du:dateUtc="2026-05-19T12:02:00Z">
+        <w:r>
+          <w:t xml:space="preserve">We used multivariable linear regression to test whether terrain slope </w:t>
         </w:r>
         <w:r>
           <w:lastRenderedPageBreak/>
-          <w:t xml:space="preserve">fracture surgery rates after adjustment for aging rate, fast walking rate, and population density. </w:t>
+          <w:t xml:space="preserve">was independently associated with hip fracture surgery rates after adjustment for aging rate, fast walking rate, and population density. </w:t>
         </w:r>
       </w:ins>
-      <w:del w:id="30" w:author="治輝 齋藤" w:date="2026-05-19T21:25:00Z" w16du:dateUtc="2026-05-19T12:25:00Z">
+      <w:del w:id="33" w:author="治輝 齋藤" w:date="2026-05-19T21:25:00Z" w16du:dateUtc="2026-05-19T12:25:00Z">
         <w:r>
           <w:delText>We fitted ordinary least squares (OLS) models with heteroskedasticity-robust (HC3) standard errors and nonparametric bootstrap resampling (</w:delText>
         </w:r>
@@ -337,46 +359,46 @@
           <w:delText xml:space="preserve"> = 5000)</w:delText>
         </w:r>
       </w:del>
-      <w:del w:id="31" w:author="治輝 齋藤" w:date="2026-05-19T21:04:00Z" w16du:dateUtc="2026-05-19T12:04:00Z">
+      <w:del w:id="34" w:author="治輝 齋藤" w:date="2026-05-19T21:04:00Z" w16du:dateUtc="2026-05-19T12:04:00Z">
         <w:r>
           <w:delText xml:space="preserve"> </w:delText>
         </w:r>
-        <w:commentRangeStart w:id="32"/>
-        <w:commentRangeStart w:id="33"/>
+        <w:commentRangeStart w:id="35"/>
+        <w:commentRangeStart w:id="36"/>
         <w:r>
           <w:delText>as sensitivity analyses</w:delText>
         </w:r>
       </w:del>
-      <w:del w:id="34" w:author="治輝 齋藤" w:date="2026-05-19T21:25:00Z" w16du:dateUtc="2026-05-19T12:25:00Z">
+      <w:del w:id="37" w:author="治輝 齋藤" w:date="2026-05-19T21:25:00Z" w16du:dateUtc="2026-05-19T12:25:00Z">
         <w:r>
           <w:delText>.</w:delText>
         </w:r>
       </w:del>
-      <w:commentRangeEnd w:id="32"/>
+      <w:commentRangeEnd w:id="35"/>
       <w:r>
         <w:rPr>
           <w:rStyle w:val="af2"/>
           <w:sz w:val="24"/>
           <w:szCs w:val="24"/>
         </w:rPr>
-        <w:commentReference w:id="32"/>
-      </w:r>
-      <w:commentRangeEnd w:id="33"/>
+        <w:commentReference w:id="35"/>
+      </w:r>
+      <w:commentRangeEnd w:id="36"/>
       <w:r>
         <w:rPr>
           <w:rStyle w:val="af2"/>
         </w:rPr>
-        <w:commentReference w:id="33"/>
+        <w:commentReference w:id="36"/>
       </w:r>
       <w:r>
         <w:t xml:space="preserve"> </w:t>
       </w:r>
-      <w:ins w:id="35" w:author="治輝 齋藤" w:date="2026-05-19T21:17:00Z" w16du:dateUtc="2026-05-19T12:17:00Z">
+      <w:ins w:id="38" w:author="治輝 齋藤" w:date="2026-05-19T21:17:00Z" w16du:dateUtc="2026-05-19T12:17:00Z">
         <w:r>
           <w:t xml:space="preserve">Across prefectures, </w:t>
         </w:r>
       </w:ins>
-      <w:ins w:id="36" w:author="治輝 齋藤" w:date="2026-05-19T22:05:00Z" w16du:dateUtc="2026-05-19T13:05:00Z">
+      <w:ins w:id="39" w:author="治輝 齋藤" w:date="2026-05-19T22:05:00Z" w16du:dateUtc="2026-05-19T13:05:00Z">
         <w:r>
           <w:rPr>
             <w:rFonts w:hint="eastAsia"/>
@@ -385,14 +407,14 @@
           <w:t xml:space="preserve">the </w:t>
         </w:r>
       </w:ins>
-      <w:commentRangeStart w:id="37"/>
-      <w:commentRangeStart w:id="38"/>
-      <w:del w:id="39" w:author="治輝 齋藤" w:date="2026-05-19T21:17:00Z" w16du:dateUtc="2026-05-19T12:17:00Z">
+      <w:commentRangeStart w:id="40"/>
+      <w:commentRangeStart w:id="41"/>
+      <w:del w:id="42" w:author="治輝 齋藤" w:date="2026-05-19T21:17:00Z" w16du:dateUtc="2026-05-19T12:17:00Z">
         <w:r>
           <w:delText>M</w:delText>
         </w:r>
       </w:del>
-      <w:ins w:id="40" w:author="治輝 齋藤" w:date="2026-05-19T21:17:00Z" w16du:dateUtc="2026-05-19T12:17:00Z">
+      <w:ins w:id="43" w:author="治輝 齋藤" w:date="2026-05-19T21:17:00Z" w16du:dateUtc="2026-05-19T12:17:00Z">
         <w:r>
           <w:rPr>
             <w:rFonts w:hint="eastAsia"/>
@@ -404,7 +426,7 @@
       <w:r>
         <w:t xml:space="preserve">ean </w:t>
       </w:r>
-      <w:ins w:id="41" w:author="治輝 齋藤" w:date="2026-05-19T21:58:00Z" w16du:dateUtc="2026-05-19T12:58:00Z">
+      <w:ins w:id="44" w:author="治輝 齋藤" w:date="2026-05-19T21:58:00Z" w16du:dateUtc="2026-05-19T12:58:00Z">
         <w:r>
           <w:t>terrain</w:t>
         </w:r>
@@ -419,7 +441,7 @@
       <w:r>
         <w:t>slope was 8.57 degrees (SD 3.16)</w:t>
       </w:r>
-      <w:ins w:id="42" w:author="治輝 齋藤" w:date="2026-05-19T21:18:00Z" w16du:dateUtc="2026-05-19T12:18:00Z">
+      <w:ins w:id="45" w:author="治輝 齋藤" w:date="2026-05-19T21:18:00Z" w16du:dateUtc="2026-05-19T12:18:00Z">
         <w:r>
           <w:rPr>
             <w:rFonts w:hint="eastAsia"/>
@@ -428,7 +450,7 @@
           <w:t>.</w:t>
         </w:r>
       </w:ins>
-      <w:ins w:id="43" w:author="治輝 齋藤" w:date="2026-05-19T22:05:00Z" w16du:dateUtc="2026-05-19T13:05:00Z">
+      <w:ins w:id="46" w:author="治輝 齋藤" w:date="2026-05-19T22:05:00Z" w16du:dateUtc="2026-05-19T13:05:00Z">
         <w:r>
           <w:rPr>
             <w:rFonts w:hint="eastAsia"/>
@@ -443,68 +465,93 @@
           <w:t>Slopes ranged from 1.81 to 15.43 degrees, reflecting how steep residential land is in each prefecture.</w:t>
         </w:r>
       </w:ins>
-      <w:del w:id="44" w:author="治輝 齋藤" w:date="2026-05-19T21:18:00Z" w16du:dateUtc="2026-05-19T12:18:00Z">
+      <w:del w:id="47" w:author="治輝 齋藤" w:date="2026-05-19T21:18:00Z" w16du:dateUtc="2026-05-19T12:18:00Z">
         <w:r>
           <w:delText xml:space="preserve"> and</w:delText>
         </w:r>
       </w:del>
-      <w:commentRangeEnd w:id="37"/>
+      <w:commentRangeEnd w:id="40"/>
       <w:r>
         <w:rPr>
           <w:rStyle w:val="af2"/>
           <w:sz w:val="24"/>
           <w:szCs w:val="24"/>
         </w:rPr>
-        <w:commentReference w:id="37"/>
-      </w:r>
-      <w:commentRangeEnd w:id="38"/>
+        <w:commentReference w:id="40"/>
+      </w:r>
+      <w:commentRangeEnd w:id="41"/>
       <w:r>
         <w:rPr>
           <w:rStyle w:val="af2"/>
         </w:rPr>
-        <w:commentReference w:id="38"/>
+        <w:commentReference w:id="41"/>
       </w:r>
       <w:r>
         <w:t xml:space="preserve"> </w:t>
       </w:r>
-      <w:del w:id="45" w:author="治輝 齋藤" w:date="2026-05-19T21:18:00Z" w16du:dateUtc="2026-05-19T12:18:00Z">
+      <w:del w:id="48" w:author="治輝 齋藤" w:date="2026-05-19T21:18:00Z" w16du:dateUtc="2026-05-19T12:18:00Z">
         <w:r>
           <w:delText>m</w:delText>
         </w:r>
       </w:del>
-      <w:ins w:id="46" w:author="治輝 齋藤" w:date="2026-05-19T21:18:00Z" w16du:dateUtc="2026-05-19T12:18:00Z">
+      <w:ins w:id="49" w:author="治輝 齋藤" w:date="2026-05-19T22:14:00Z" w16du:dateUtc="2026-05-19T13:14:00Z">
         <w:r>
           <w:rPr>
             <w:rFonts w:hint="eastAsia"/>
             <w:lang w:eastAsia="ja-JP"/>
           </w:rPr>
-          <w:t>M</w:t>
+          <w:t>The m</w:t>
         </w:r>
       </w:ins>
       <w:r>
-        <w:t xml:space="preserve">ean hip fracture surgery rate was 254.0 per </w:t>
-      </w:r>
-      <w:commentRangeStart w:id="47"/>
+        <w:t xml:space="preserve">ean </w:t>
+      </w:r>
+      <w:ins w:id="50" w:author="治輝 齋藤" w:date="2026-05-19T22:14:00Z" w16du:dateUtc="2026-05-19T13:14:00Z">
+        <w:r>
+          <w:rPr>
+            <w:rFonts w:hint="eastAsia"/>
+            <w:lang w:eastAsia="ja-JP"/>
+          </w:rPr>
+          <w:t xml:space="preserve">annual </w:t>
+        </w:r>
+      </w:ins>
+      <w:r>
+        <w:t xml:space="preserve">hip fracture surgery rate was 254.0 per </w:t>
+      </w:r>
+      <w:commentRangeStart w:id="51"/>
+      <w:commentRangeStart w:id="52"/>
       <w:r>
         <w:t>100,000</w:t>
       </w:r>
-      <w:commentRangeEnd w:id="47"/>
+      <w:commentRangeEnd w:id="51"/>
       <w:r>
         <w:rPr>
           <w:rStyle w:val="af2"/>
           <w:sz w:val="24"/>
           <w:szCs w:val="24"/>
         </w:rPr>
-        <w:commentReference w:id="47"/>
-      </w:r>
+        <w:commentReference w:id="51"/>
+      </w:r>
+      <w:commentRangeEnd w:id="52"/>
+      <w:r>
+        <w:rPr>
+          <w:rStyle w:val="af2"/>
+        </w:rPr>
+        <w:commentReference w:id="52"/>
+      </w:r>
+      <w:ins w:id="53" w:author="治輝 齋藤" w:date="2026-05-19T22:14:00Z" w16du:dateUtc="2026-05-19T13:14:00Z">
+        <w:r>
+          <w:t xml:space="preserve"> population</w:t>
+        </w:r>
+      </w:ins>
       <w:r>
         <w:t xml:space="preserve"> (SD 37.6). Terrain slope was positively associated with </w:t>
       </w:r>
-      <w:commentRangeStart w:id="48"/>
+      <w:commentRangeStart w:id="54"/>
       <w:r>
         <w:t>hip fracture</w:t>
       </w:r>
-      <w:ins w:id="49" w:author="治輝 齋藤" w:date="2026-05-19T20:36:00Z" w16du:dateUtc="2026-05-19T11:36:00Z">
+      <w:ins w:id="55" w:author="治輝 齋藤" w:date="2026-05-19T20:36:00Z" w16du:dateUtc="2026-05-19T11:36:00Z">
         <w:r>
           <w:rPr>
             <w:rFonts w:hint="eastAsia"/>
@@ -519,28 +566,28 @@
       <w:r>
         <w:t xml:space="preserve"> rates</w:t>
       </w:r>
-      <w:commentRangeEnd w:id="48"/>
+      <w:commentRangeEnd w:id="54"/>
       <w:r>
         <w:rPr>
           <w:rStyle w:val="af2"/>
         </w:rPr>
-        <w:commentReference w:id="48"/>
+        <w:commentReference w:id="54"/>
       </w:r>
       <w:r>
         <w:t xml:space="preserve"> in unadjusted models (</w:t>
       </w:r>
-      <w:commentRangeStart w:id="50"/>
+      <w:commentRangeStart w:id="56"/>
       <w:r>
         <w:t>β = 5.65</w:t>
       </w:r>
-      <w:commentRangeEnd w:id="50"/>
+      <w:commentRangeEnd w:id="56"/>
       <w:r>
         <w:rPr>
           <w:rStyle w:val="af2"/>
           <w:sz w:val="24"/>
           <w:szCs w:val="24"/>
         </w:rPr>
-        <w:commentReference w:id="50"/>
+        <w:commentReference w:id="56"/>
       </w:r>
       <w:r>
         <w:t xml:space="preserve">; 95% CI, 2.50–8.79; </w:t>
@@ -555,7 +602,7 @@
       <w:r>
         <w:t xml:space="preserve"> = 0.001)</w:t>
       </w:r>
-      <w:ins w:id="51" w:author="治輝 齋藤" w:date="2026-05-19T21:18:00Z" w16du:dateUtc="2026-05-19T12:18:00Z">
+      <w:ins w:id="57" w:author="治輝 齋藤" w:date="2026-05-19T21:18:00Z" w16du:dateUtc="2026-05-19T12:18:00Z">
         <w:r>
           <w:rPr>
             <w:rFonts w:hint="eastAsia"/>
@@ -564,26 +611,26 @@
           <w:t>.</w:t>
         </w:r>
       </w:ins>
-      <w:del w:id="52" w:author="治輝 齋藤" w:date="2026-05-19T21:18:00Z" w16du:dateUtc="2026-05-19T12:18:00Z">
+      <w:del w:id="58" w:author="治輝 齋藤" w:date="2026-05-19T21:18:00Z" w16du:dateUtc="2026-05-19T12:18:00Z">
         <w:r>
           <w:delText xml:space="preserve"> and</w:delText>
         </w:r>
       </w:del>
-      <w:ins w:id="53" w:author="治輝 齋藤" w:date="2026-05-19T21:18:00Z" w16du:dateUtc="2026-05-19T12:18:00Z">
+      <w:ins w:id="59" w:author="治輝 齋藤" w:date="2026-05-19T21:18:00Z" w16du:dateUtc="2026-05-19T12:18:00Z">
         <w:r>
           <w:t>After covariate adjustment</w:t>
         </w:r>
       </w:ins>
-      <w:del w:id="54" w:author="治輝 齋藤" w:date="2026-05-19T21:19:00Z" w16du:dateUtc="2026-05-19T12:19:00Z">
+      <w:del w:id="60" w:author="治輝 齋藤" w:date="2026-05-19T21:19:00Z" w16du:dateUtc="2026-05-19T12:19:00Z">
         <w:r>
           <w:delText xml:space="preserve"> </w:delText>
         </w:r>
-        <w:commentRangeStart w:id="55"/>
+        <w:commentRangeStart w:id="61"/>
         <w:r>
           <w:delText>in adjusted models</w:delText>
         </w:r>
       </w:del>
-      <w:ins w:id="56" w:author="治輝 齋藤" w:date="2026-05-19T21:19:00Z" w16du:dateUtc="2026-05-19T12:19:00Z">
+      <w:ins w:id="62" w:author="治輝 齋藤" w:date="2026-05-19T21:19:00Z" w16du:dateUtc="2026-05-19T12:19:00Z">
         <w:r>
           <w:rPr>
             <w:rFonts w:hint="eastAsia"/>
@@ -601,14 +648,14 @@
       <w:r>
         <w:t xml:space="preserve"> with conventional standard errors</w:t>
       </w:r>
-      <w:commentRangeEnd w:id="55"/>
+      <w:commentRangeEnd w:id="61"/>
       <w:r>
         <w:rPr>
           <w:rStyle w:val="af2"/>
           <w:sz w:val="24"/>
           <w:szCs w:val="24"/>
         </w:rPr>
-        <w:commentReference w:id="55"/>
+        <w:commentReference w:id="61"/>
       </w:r>
       <w:r>
         <w:t xml:space="preserve"> (β = 3.49; 95% CI, 0.11–6.86; </w:t>
@@ -623,7 +670,7 @@
       <w:r>
         <w:t xml:space="preserve"> = 0.043)</w:t>
       </w:r>
-      <w:ins w:id="57" w:author="治輝 齋藤" w:date="2026-05-19T21:19:00Z" w16du:dateUtc="2026-05-19T12:19:00Z">
+      <w:ins w:id="63" w:author="治輝 齋藤" w:date="2026-05-19T21:19:00Z" w16du:dateUtc="2026-05-19T12:19:00Z">
         <w:r>
           <w:rPr>
             <w:rFonts w:hint="eastAsia"/>
@@ -632,7 +679,7 @@
           <w:t>.</w:t>
         </w:r>
       </w:ins>
-      <w:del w:id="58" w:author="治輝 齋藤" w:date="2026-05-19T21:19:00Z" w16du:dateUtc="2026-05-19T12:19:00Z">
+      <w:del w:id="64" w:author="治輝 齋藤" w:date="2026-05-19T21:19:00Z" w16du:dateUtc="2026-05-19T12:19:00Z">
         <w:r>
           <w:delText>;</w:delText>
         </w:r>
@@ -640,7 +687,7 @@
       <w:r>
         <w:t xml:space="preserve"> HC3 and bootstrap intervals for the slope coefficient were borderline at N = 47. </w:t>
       </w:r>
-      <w:ins w:id="59" w:author="治輝 齋藤" w:date="2026-05-19T21:20:00Z" w16du:dateUtc="2026-05-19T12:20:00Z">
+      <w:ins w:id="65" w:author="治輝 齋藤" w:date="2026-05-19T21:20:00Z" w16du:dateUtc="2026-05-19T12:20:00Z">
         <w:r>
           <w:rPr>
             <w:rFonts w:hint="eastAsia"/>
@@ -649,12 +696,12 @@
           <w:t xml:space="preserve">We found </w:t>
         </w:r>
       </w:ins>
-      <w:del w:id="60" w:author="治輝 齋藤" w:date="2026-05-19T21:20:00Z" w16du:dateUtc="2026-05-19T12:20:00Z">
+      <w:del w:id="66" w:author="治輝 齋藤" w:date="2026-05-19T21:20:00Z" w16du:dateUtc="2026-05-19T12:20:00Z">
         <w:r>
           <w:delText>N</w:delText>
         </w:r>
       </w:del>
-      <w:ins w:id="61" w:author="治輝 齋藤" w:date="2026-05-19T21:20:00Z" w16du:dateUtc="2026-05-19T12:20:00Z">
+      <w:ins w:id="67" w:author="治輝 齋藤" w:date="2026-05-19T21:20:00Z" w16du:dateUtc="2026-05-19T12:20:00Z">
         <w:r>
           <w:rPr>
             <w:rFonts w:hint="eastAsia"/>
@@ -666,7 +713,7 @@
       <w:r>
         <w:t xml:space="preserve">o associations </w:t>
       </w:r>
-      <w:del w:id="62" w:author="治輝 齋藤" w:date="2026-05-19T21:20:00Z" w16du:dateUtc="2026-05-19T12:20:00Z">
+      <w:del w:id="68" w:author="治輝 齋藤" w:date="2026-05-19T21:20:00Z" w16du:dateUtc="2026-05-19T12:20:00Z">
         <w:r>
           <w:delText xml:space="preserve">were observed </w:delText>
         </w:r>
@@ -674,16 +721,16 @@
       <w:r>
         <w:t xml:space="preserve">for humerus or </w:t>
       </w:r>
-      <w:commentRangeStart w:id="63"/>
+      <w:commentRangeStart w:id="69"/>
       <w:r>
         <w:t>forearm</w:t>
       </w:r>
-      <w:del w:id="64" w:author="治輝 齋藤" w:date="2026-05-19T20:39:00Z" w16du:dateUtc="2026-05-19T11:39:00Z">
+      <w:del w:id="70" w:author="治輝 齋藤" w:date="2026-05-19T20:39:00Z" w16du:dateUtc="2026-05-19T11:39:00Z">
         <w:r>
           <w:delText xml:space="preserve"> fractures</w:delText>
         </w:r>
       </w:del>
-      <w:ins w:id="65" w:author="治輝 齋藤" w:date="2026-05-19T21:19:00Z" w16du:dateUtc="2026-05-19T12:19:00Z">
+      <w:ins w:id="71" w:author="治輝 齋藤" w:date="2026-05-19T21:19:00Z" w16du:dateUtc="2026-05-19T12:19:00Z">
         <w:r>
           <w:rPr>
             <w:rFonts w:hint="eastAsia"/>
@@ -692,38 +739,38 @@
           <w:t xml:space="preserve"> </w:t>
         </w:r>
       </w:ins>
-      <w:ins w:id="66" w:author="治輝 齋藤" w:date="2026-05-19T20:39:00Z" w16du:dateUtc="2026-05-19T11:39:00Z">
+      <w:ins w:id="72" w:author="治輝 齋藤" w:date="2026-05-19T20:39:00Z" w16du:dateUtc="2026-05-19T11:39:00Z">
         <w:r>
           <w:t>fracture surgeries</w:t>
         </w:r>
-        <w:commentRangeEnd w:id="63"/>
+        <w:commentRangeEnd w:id="69"/>
         <w:r>
           <w:rPr>
             <w:rStyle w:val="af2"/>
           </w:rPr>
-          <w:commentReference w:id="63"/>
+          <w:commentReference w:id="69"/>
         </w:r>
       </w:ins>
       <w:r>
         <w:t>. Prefecture-level terrain slope showed a hip-specific signal consistent with lateral-fall mechanisms</w:t>
       </w:r>
-      <w:commentRangeStart w:id="67"/>
+      <w:commentRangeStart w:id="73"/>
       <w:r>
         <w:t>, but inferential sensitivity at small ecological N warrants cautious interpretation</w:t>
       </w:r>
-      <w:commentRangeEnd w:id="67"/>
+      <w:commentRangeEnd w:id="73"/>
       <w:r>
         <w:rPr>
           <w:rStyle w:val="af2"/>
           <w:sz w:val="24"/>
           <w:szCs w:val="24"/>
         </w:rPr>
-        <w:commentReference w:id="67"/>
+        <w:commentReference w:id="73"/>
       </w:r>
       <w:r>
         <w:t>.</w:t>
       </w:r>
-      <w:bookmarkStart w:id="68" w:name="conclusions"/>
+      <w:bookmarkStart w:id="74" w:name="conclusions"/>
     </w:p>
     <w:p>
       <w:pPr>
@@ -796,9 +843,9 @@
         <w:pStyle w:val="1"/>
         <w:spacing w:line="360" w:lineRule="auto"/>
       </w:pPr>
-      <w:bookmarkStart w:id="69" w:name="introduction"/>
+      <w:bookmarkStart w:id="75" w:name="introduction"/>
       <w:bookmarkEnd w:id="0"/>
-      <w:bookmarkEnd w:id="68"/>
+      <w:bookmarkEnd w:id="74"/>
       <w:r>
         <w:t>Introduction</w:t>
       </w:r>
@@ -950,18 +997,18 @@
       <w:r>
         <w:t xml:space="preserve"> Older adults walking on complex outdoor terrain unconsciously adopt cautious gait strategies, reducing step length and cadence, </w:t>
       </w:r>
-      <w:commentRangeStart w:id="70"/>
+      <w:commentRangeStart w:id="76"/>
       <w:r>
         <w:t>which may lead to chronic deconditioning and increased frailty</w:t>
       </w:r>
-      <w:commentRangeEnd w:id="70"/>
+      <w:commentRangeEnd w:id="76"/>
       <w:r>
         <w:rPr>
           <w:rStyle w:val="af2"/>
           <w:sz w:val="24"/>
           <w:szCs w:val="24"/>
         </w:rPr>
-        <w:commentReference w:id="70"/>
+        <w:commentReference w:id="76"/>
       </w:r>
       <w:r>
         <w:t>.</w:t>
@@ -978,12 +1025,12 @@
       <w:r>
         <w:t xml:space="preserve"> </w:t>
       </w:r>
-      <w:commentRangeStart w:id="71"/>
+      <w:commentRangeStart w:id="77"/>
       <w:r>
         <w:lastRenderedPageBreak/>
         <w:t xml:space="preserve">We therefore hypothesized that </w:t>
       </w:r>
-      <w:ins w:id="72" w:author="治輝 齋藤" w:date="2026-05-19T20:40:00Z" w16du:dateUtc="2026-05-19T11:40:00Z">
+      <w:ins w:id="78" w:author="治輝 齋藤" w:date="2026-05-19T20:40:00Z" w16du:dateUtc="2026-05-19T11:40:00Z">
         <w:r>
           <w:t>steeper</w:t>
         </w:r>
@@ -998,12 +1045,12 @@
       <w:r>
         <w:t xml:space="preserve">terrain slope may </w:t>
       </w:r>
-      <w:del w:id="73" w:author="治輝 齋藤" w:date="2026-05-19T20:41:00Z" w16du:dateUtc="2026-05-19T11:41:00Z">
+      <w:del w:id="79" w:author="治輝 齋藤" w:date="2026-05-19T20:41:00Z" w16du:dateUtc="2026-05-19T11:41:00Z">
         <w:r>
           <w:delText>influence</w:delText>
         </w:r>
       </w:del>
-      <w:ins w:id="74" w:author="治輝 齋藤" w:date="2026-05-19T20:41:00Z" w16du:dateUtc="2026-05-19T11:41:00Z">
+      <w:ins w:id="80" w:author="治輝 齋藤" w:date="2026-05-19T20:41:00Z" w16du:dateUtc="2026-05-19T11:41:00Z">
         <w:r>
           <w:t>be associated with higher prefecture-level</w:t>
         </w:r>
@@ -1011,7 +1058,7 @@
       <w:r>
         <w:t xml:space="preserve"> hip fracture</w:t>
       </w:r>
-      <w:ins w:id="75" w:author="治輝 齋藤" w:date="2026-05-19T20:41:00Z" w16du:dateUtc="2026-05-19T11:41:00Z">
+      <w:ins w:id="81" w:author="治輝 齋藤" w:date="2026-05-19T20:41:00Z" w16du:dateUtc="2026-05-19T11:41:00Z">
         <w:r>
           <w:rPr>
             <w:rFonts w:hint="eastAsia"/>
@@ -1026,7 +1073,7 @@
       <w:r>
         <w:t xml:space="preserve"> rates</w:t>
       </w:r>
-      <w:ins w:id="76" w:author="治輝 齋藤" w:date="2026-05-19T20:41:00Z" w16du:dateUtc="2026-05-19T11:41:00Z">
+      <w:ins w:id="82" w:author="治輝 齋藤" w:date="2026-05-19T20:41:00Z" w16du:dateUtc="2026-05-19T11:41:00Z">
         <w:r>
           <w:rPr>
             <w:lang w:eastAsia="ja-JP"/>
@@ -1034,7 +1081,7 @@
           <w:t>. We treated these rates as administrative proxies for population-level surgical burden after hip and femoral fractures. The association may reflect</w:t>
         </w:r>
       </w:ins>
-      <w:del w:id="77" w:author="治輝 齋藤" w:date="2026-05-19T20:42:00Z" w16du:dateUtc="2026-05-19T11:42:00Z">
+      <w:del w:id="83" w:author="治輝 齋藤" w:date="2026-05-19T20:42:00Z" w16du:dateUtc="2026-05-19T11:42:00Z">
         <w:r>
           <w:delText xml:space="preserve"> through</w:delText>
         </w:r>
@@ -1042,7 +1089,7 @@
       <w:r>
         <w:t xml:space="preserve"> direct mechanical effects of inclined walking (direct pathway)</w:t>
       </w:r>
-      <w:ins w:id="78" w:author="治輝 齋藤" w:date="2026-05-19T20:42:00Z" w16du:dateUtc="2026-05-19T11:42:00Z">
+      <w:ins w:id="84" w:author="治輝 齋藤" w:date="2026-05-19T20:42:00Z" w16du:dateUtc="2026-05-19T11:42:00Z">
         <w:r>
           <w:rPr>
             <w:rFonts w:hint="eastAsia"/>
@@ -1051,12 +1098,12 @@
           <w:t xml:space="preserve">. </w:t>
         </w:r>
       </w:ins>
-      <w:del w:id="79" w:author="治輝 齋藤" w:date="2026-05-19T20:42:00Z" w16du:dateUtc="2026-05-19T11:42:00Z">
+      <w:del w:id="85" w:author="治輝 齋藤" w:date="2026-05-19T20:42:00Z" w16du:dateUtc="2026-05-19T11:42:00Z">
         <w:r>
           <w:delText xml:space="preserve"> and through its effect on</w:delText>
         </w:r>
       </w:del>
-      <w:ins w:id="80" w:author="治輝 齋藤" w:date="2026-05-19T20:42:00Z" w16du:dateUtc="2026-05-19T11:42:00Z">
+      <w:ins w:id="86" w:author="治輝 齋藤" w:date="2026-05-19T20:42:00Z" w16du:dateUtc="2026-05-19T11:42:00Z">
         <w:r>
           <w:t>It may also relate to</w:t>
         </w:r>
@@ -1064,12 +1111,12 @@
       <w:r>
         <w:t xml:space="preserve"> walking capacity (indirect pathway)</w:t>
       </w:r>
-      <w:commentRangeEnd w:id="71"/>
+      <w:commentRangeEnd w:id="77"/>
       <w:r>
         <w:rPr>
           <w:rStyle w:val="af2"/>
         </w:rPr>
-        <w:commentReference w:id="71"/>
+        <w:commentReference w:id="77"/>
       </w:r>
       <w:r>
         <w:t>.</w:t>
@@ -1083,18 +1130,18 @@
       <w:r>
         <w:t xml:space="preserve">Despite these theoretical considerations, no nationwide study has examined the association between </w:t>
       </w:r>
-      <w:commentRangeStart w:id="81"/>
+      <w:commentRangeStart w:id="87"/>
       <w:r>
         <w:t>prefectural-level</w:t>
       </w:r>
-      <w:commentRangeEnd w:id="81"/>
+      <w:commentRangeEnd w:id="87"/>
       <w:r>
         <w:rPr>
           <w:rStyle w:val="af2"/>
           <w:sz w:val="24"/>
           <w:szCs w:val="24"/>
         </w:rPr>
-        <w:commentReference w:id="81"/>
+        <w:commentReference w:id="87"/>
       </w:r>
       <w:r>
         <w:t xml:space="preserve"> terrain slope and fracture surgery rates using population-based administrative data. International ecological studies from Norway (NOREPOS) and China (CHARLS) have demonstrated significant associations between high elevation, complex terrain, and elevated hip fracture risk,</w:t>
@@ -1119,11 +1166,11 @@
       <w:r>
         <w:t xml:space="preserve"> and Welfare, provides a unique opportunity to assess fracture surgery rates across all 47 Japanese prefectures. Combined with digital elevation model (DEM) data from the Geospatial Information Authority of Japan, this ecological approach enables the first nationwide quantitative assessment of the </w:t>
       </w:r>
-      <w:commentRangeStart w:id="82"/>
+      <w:commentRangeStart w:id="88"/>
       <w:r>
         <w:t>terrain–fracture</w:t>
       </w:r>
-      <w:ins w:id="83" w:author="治輝 齋藤" w:date="2026-05-19T20:43:00Z" w16du:dateUtc="2026-05-19T11:43:00Z">
+      <w:ins w:id="89" w:author="治輝 齋藤" w:date="2026-05-19T20:43:00Z" w16du:dateUtc="2026-05-19T11:43:00Z">
         <w:r>
           <w:rPr>
             <w:rFonts w:hint="eastAsia"/>
@@ -1141,12 +1188,12 @@
       <w:r>
         <w:t xml:space="preserve"> relationship</w:t>
       </w:r>
-      <w:commentRangeEnd w:id="82"/>
+      <w:commentRangeEnd w:id="88"/>
       <w:r>
         <w:rPr>
           <w:rStyle w:val="af2"/>
         </w:rPr>
-        <w:commentReference w:id="82"/>
+        <w:commentReference w:id="88"/>
       </w:r>
       <w:r>
         <w:t xml:space="preserve"> in Japan.</w:t>
@@ -1157,16 +1204,16 @@
         <w:pStyle w:val="a0"/>
         <w:spacing w:line="360" w:lineRule="auto"/>
       </w:pPr>
-      <w:commentRangeStart w:id="84"/>
+      <w:commentRangeStart w:id="90"/>
       <w:r>
         <w:t xml:space="preserve">In this study, we examined whether terrain slope was associated with hip fracture surgery rates </w:t>
       </w:r>
-      <w:del w:id="85" w:author="治輝 齋藤" w:date="2026-05-19T20:45:00Z" w16du:dateUtc="2026-05-19T11:45:00Z">
+      <w:del w:id="91" w:author="治輝 齋藤" w:date="2026-05-19T20:45:00Z" w16du:dateUtc="2026-05-19T11:45:00Z">
         <w:r>
           <w:delText>at the prefectural level, independent of</w:delText>
         </w:r>
       </w:del>
-      <w:ins w:id="86" w:author="治輝 齋藤" w:date="2026-05-19T20:45:00Z" w16du:dateUtc="2026-05-19T11:45:00Z">
+      <w:ins w:id="92" w:author="治輝 齋藤" w:date="2026-05-19T20:45:00Z" w16du:dateUtc="2026-05-19T11:45:00Z">
         <w:r>
           <w:t>across prefectures. We adjusted for</w:t>
         </w:r>
@@ -1174,7 +1221,7 @@
       <w:r>
         <w:t xml:space="preserve"> aging rate</w:t>
       </w:r>
-      <w:ins w:id="87" w:author="治輝 齋藤" w:date="2026-05-19T20:45:00Z" w16du:dateUtc="2026-05-19T11:45:00Z">
+      <w:ins w:id="93" w:author="治輝 齋藤" w:date="2026-05-19T20:45:00Z" w16du:dateUtc="2026-05-19T11:45:00Z">
         <w:r>
           <w:rPr>
             <w:rFonts w:hint="eastAsia"/>
@@ -1186,12 +1233,12 @@
       <w:r>
         <w:t xml:space="preserve"> </w:t>
       </w:r>
-      <w:del w:id="88" w:author="治輝 齋藤" w:date="2026-05-19T20:45:00Z" w16du:dateUtc="2026-05-19T11:45:00Z">
+      <w:del w:id="94" w:author="治輝 齋藤" w:date="2026-05-19T20:45:00Z" w16du:dateUtc="2026-05-19T11:45:00Z">
         <w:r>
           <w:delText>and</w:delText>
         </w:r>
       </w:del>
-      <w:ins w:id="89" w:author="治輝 齋藤" w:date="2026-05-19T20:45:00Z" w16du:dateUtc="2026-05-19T11:45:00Z">
+      <w:ins w:id="95" w:author="治輝 齋藤" w:date="2026-05-19T20:45:00Z" w16du:dateUtc="2026-05-19T11:45:00Z">
         <w:r>
           <w:rPr>
             <w:rFonts w:hint="eastAsia"/>
@@ -1203,12 +1250,12 @@
       <w:r>
         <w:t xml:space="preserve"> walking </w:t>
       </w:r>
-      <w:del w:id="90" w:author="治輝 齋藤" w:date="2026-05-19T20:45:00Z" w16du:dateUtc="2026-05-19T11:45:00Z">
+      <w:del w:id="96" w:author="治輝 齋藤" w:date="2026-05-19T20:45:00Z" w16du:dateUtc="2026-05-19T11:45:00Z">
         <w:r>
           <w:delText>speed</w:delText>
         </w:r>
       </w:del>
-      <w:ins w:id="91" w:author="治輝 齋藤" w:date="2026-05-19T20:45:00Z" w16du:dateUtc="2026-05-19T11:45:00Z">
+      <w:ins w:id="97" w:author="治輝 齋藤" w:date="2026-05-19T20:45:00Z" w16du:dateUtc="2026-05-19T11:45:00Z">
         <w:r>
           <w:rPr>
             <w:rFonts w:hint="eastAsia"/>
@@ -1220,7 +1267,7 @@
       <w:r>
         <w:t xml:space="preserve">, </w:t>
       </w:r>
-      <w:ins w:id="92" w:author="治輝 齋藤" w:date="2026-05-19T20:46:00Z" w16du:dateUtc="2026-05-19T11:46:00Z">
+      <w:ins w:id="98" w:author="治輝 齋藤" w:date="2026-05-19T20:46:00Z" w16du:dateUtc="2026-05-19T11:46:00Z">
         <w:r>
           <w:t>and population density</w:t>
         </w:r>
@@ -1235,18 +1282,18 @@
       <w:r>
         <w:t>using nationwide administrative and geospatial data.</w:t>
       </w:r>
-      <w:ins w:id="93" w:author="治輝 齋藤" w:date="2026-05-19T20:46:00Z" w16du:dateUtc="2026-05-19T11:46:00Z">
+      <w:ins w:id="99" w:author="治輝 齋藤" w:date="2026-05-19T20:46:00Z" w16du:dateUtc="2026-05-19T11:46:00Z">
         <w:r>
           <w:t xml:space="preserve"> NDB Open Data provide procedure counts, not fracture incidence. We therefore interpreted prefecture-level surgery rates as administrative proxies for fracture-related surgical burden. Not all fractures receive surgery, and operative thresholds may vary across regions.</w:t>
         </w:r>
       </w:ins>
-      <w:commentRangeEnd w:id="84"/>
-      <w:ins w:id="94" w:author="治輝 齋藤" w:date="2026-05-19T20:47:00Z" w16du:dateUtc="2026-05-19T11:47:00Z">
+      <w:commentRangeEnd w:id="90"/>
+      <w:ins w:id="100" w:author="治輝 齋藤" w:date="2026-05-19T20:47:00Z" w16du:dateUtc="2026-05-19T11:47:00Z">
         <w:r>
           <w:rPr>
             <w:rStyle w:val="af2"/>
           </w:rPr>
-          <w:commentReference w:id="84"/>
+          <w:commentReference w:id="90"/>
         </w:r>
       </w:ins>
     </w:p>
@@ -1265,8 +1312,8 @@
         <w:pStyle w:val="1"/>
         <w:spacing w:line="360" w:lineRule="auto"/>
       </w:pPr>
-      <w:bookmarkStart w:id="95" w:name="methods-1"/>
-      <w:bookmarkEnd w:id="69"/>
+      <w:bookmarkStart w:id="101" w:name="methods-1"/>
+      <w:bookmarkEnd w:id="75"/>
       <w:r>
         <w:lastRenderedPageBreak/>
         <w:t>Methods</w:t>
@@ -1277,7 +1324,7 @@
         <w:pStyle w:val="2"/>
         <w:spacing w:line="360" w:lineRule="auto"/>
       </w:pPr>
-      <w:bookmarkStart w:id="96" w:name="study-design"/>
+      <w:bookmarkStart w:id="102" w:name="study-design"/>
       <w:r>
         <w:t>1. Study Design</w:t>
       </w:r>
@@ -1296,8 +1343,8 @@
         <w:pStyle w:val="2"/>
         <w:spacing w:line="360" w:lineRule="auto"/>
       </w:pPr>
-      <w:bookmarkStart w:id="97" w:name="outcome-fracture-surgery-rates"/>
-      <w:bookmarkEnd w:id="96"/>
+      <w:bookmarkStart w:id="103" w:name="outcome-fracture-surgery-rates"/>
+      <w:bookmarkEnd w:id="102"/>
       <w:r>
         <w:t>2. Outcome: Fracture Surgery Rates</w:t>
       </w:r>
@@ -1307,13 +1354,13 @@
         <w:pStyle w:val="FirstParagraph"/>
         <w:spacing w:line="360" w:lineRule="auto"/>
       </w:pPr>
-      <w:commentRangeStart w:id="98"/>
-      <w:del w:id="99" w:author="治輝 齋藤" w:date="2026-05-19T20:48:00Z" w16du:dateUtc="2026-05-19T11:48:00Z">
+      <w:commentRangeStart w:id="104"/>
+      <w:del w:id="105" w:author="治輝 齋藤" w:date="2026-05-19T20:48:00Z" w16du:dateUtc="2026-05-19T11:48:00Z">
         <w:r>
           <w:delText>Fracture</w:delText>
         </w:r>
       </w:del>
-      <w:ins w:id="100" w:author="治輝 齋藤" w:date="2026-05-19T20:48:00Z" w16du:dateUtc="2026-05-19T11:48:00Z">
+      <w:ins w:id="106" w:author="治輝 齋藤" w:date="2026-05-19T20:48:00Z" w16du:dateUtc="2026-05-19T11:48:00Z">
         <w:r>
           <w:t>We obtained fracture</w:t>
         </w:r>
@@ -1321,7 +1368,7 @@
       <w:r>
         <w:t xml:space="preserve"> surgery rates</w:t>
       </w:r>
-      <w:del w:id="101" w:author="治輝 齋藤" w:date="2026-05-19T20:49:00Z" w16du:dateUtc="2026-05-19T11:49:00Z">
+      <w:del w:id="107" w:author="治輝 齋藤" w:date="2026-05-19T20:49:00Z" w16du:dateUtc="2026-05-19T11:49:00Z">
         <w:r>
           <w:delText xml:space="preserve"> were derived</w:delText>
         </w:r>
@@ -1329,7 +1376,7 @@
       <w:r>
         <w:t xml:space="preserve"> from the 10th NDB Open Data (released </w:t>
       </w:r>
-      <w:ins w:id="102" w:author="治輝 齋藤" w:date="2026-05-19T20:49:00Z" w16du:dateUtc="2026-05-19T11:49:00Z">
+      <w:ins w:id="108" w:author="治輝 齋藤" w:date="2026-05-19T20:49:00Z" w16du:dateUtc="2026-05-19T11:49:00Z">
         <w:r>
           <w:rPr>
             <w:rFonts w:hint="eastAsia"/>
@@ -1338,7 +1385,7 @@
           <w:t>30 May 2025</w:t>
         </w:r>
       </w:ins>
-      <w:del w:id="103" w:author="治輝 齋藤" w:date="2026-05-19T20:49:00Z" w16du:dateUtc="2026-05-19T11:49:00Z">
+      <w:del w:id="109" w:author="治輝 齋藤" w:date="2026-05-19T20:49:00Z" w16du:dateUtc="2026-05-19T11:49:00Z">
         <w:r>
           <w:delText>2023</w:delText>
         </w:r>
@@ -1346,7 +1393,7 @@
       <w:r>
         <w:t>)</w:t>
       </w:r>
-      <w:ins w:id="104" w:author="治輝 齋藤" w:date="2026-05-19T20:49:00Z" w16du:dateUtc="2026-05-19T11:49:00Z">
+      <w:ins w:id="110" w:author="治輝 齋藤" w:date="2026-05-19T20:49:00Z" w16du:dateUtc="2026-05-19T11:49:00Z">
         <w:r>
           <w:rPr>
             <w:rFonts w:hint="eastAsia"/>
@@ -1355,17 +1402,17 @@
           <w:t>.</w:t>
         </w:r>
       </w:ins>
-      <w:del w:id="105" w:author="治輝 齋藤" w:date="2026-05-19T20:49:00Z" w16du:dateUtc="2026-05-19T11:49:00Z">
+      <w:del w:id="111" w:author="治輝 齋藤" w:date="2026-05-19T20:49:00Z" w16du:dateUtc="2026-05-19T11:49:00Z">
         <w:r>
           <w:delText>,</w:delText>
         </w:r>
       </w:del>
-      <w:del w:id="106" w:author="治輝 齋藤" w:date="2026-05-19T20:50:00Z" w16du:dateUtc="2026-05-19T11:50:00Z">
+      <w:del w:id="112" w:author="治輝 齋藤" w:date="2026-05-19T20:50:00Z" w16du:dateUtc="2026-05-19T11:50:00Z">
         <w:r>
           <w:delText xml:space="preserve"> which contains</w:delText>
         </w:r>
       </w:del>
-      <w:ins w:id="107" w:author="治輝 齋藤" w:date="2026-05-19T20:50:00Z" w16du:dateUtc="2026-05-19T11:50:00Z">
+      <w:ins w:id="113" w:author="治輝 齋藤" w:date="2026-05-19T20:50:00Z" w16du:dateUtc="2026-05-19T11:50:00Z">
         <w:r>
           <w:t xml:space="preserve"> This release reports</w:t>
         </w:r>
@@ -1373,22 +1420,22 @@
       <w:r>
         <w:t xml:space="preserve"> prefecture-level </w:t>
       </w:r>
-      <w:del w:id="108" w:author="治輝 齋藤" w:date="2026-05-19T20:50:00Z" w16du:dateUtc="2026-05-19T11:50:00Z">
+      <w:del w:id="114" w:author="治輝 齋藤" w:date="2026-05-19T20:50:00Z" w16du:dateUtc="2026-05-19T11:50:00Z">
         <w:r>
           <w:delText>counts of medical procedures</w:delText>
         </w:r>
       </w:del>
-      <w:ins w:id="109" w:author="治輝 齋藤" w:date="2026-05-19T20:50:00Z" w16du:dateUtc="2026-05-19T11:50:00Z">
+      <w:ins w:id="115" w:author="治輝 齋藤" w:date="2026-05-19T20:50:00Z" w16du:dateUtc="2026-05-19T11:50:00Z">
         <w:r>
           <w:t>procedure counts</w:t>
         </w:r>
       </w:ins>
-      <w:del w:id="110" w:author="治輝 齋藤" w:date="2026-05-19T20:52:00Z" w16du:dateUtc="2026-05-19T11:52:00Z">
+      <w:del w:id="116" w:author="治輝 齋藤" w:date="2026-05-19T20:52:00Z" w16du:dateUtc="2026-05-19T11:52:00Z">
         <w:r>
           <w:delText xml:space="preserve"> claimed</w:delText>
         </w:r>
       </w:del>
-      <w:ins w:id="111" w:author="治輝 齋藤" w:date="2026-05-19T20:52:00Z" w16du:dateUtc="2026-05-19T11:52:00Z">
+      <w:ins w:id="117" w:author="治輝 齋藤" w:date="2026-05-19T20:52:00Z" w16du:dateUtc="2026-05-19T11:52:00Z">
         <w:r>
           <w:t xml:space="preserve"> from Reiwa 5 fiscal year claims (April 2023 through March 2024)</w:t>
         </w:r>
@@ -1396,7 +1443,7 @@
       <w:r>
         <w:t xml:space="preserve"> under the national health insurance system. We extracted </w:t>
       </w:r>
-      <w:del w:id="112" w:author="治輝 齋藤" w:date="2026-05-19T20:52:00Z" w16du:dateUtc="2026-05-19T11:52:00Z">
+      <w:del w:id="118" w:author="治輝 齋藤" w:date="2026-05-19T20:52:00Z" w16du:dateUtc="2026-05-19T11:52:00Z">
         <w:r>
           <w:delText xml:space="preserve">claims for </w:delText>
         </w:r>
@@ -1404,12 +1451,12 @@
       <w:r>
         <w:t xml:space="preserve">three </w:t>
       </w:r>
-      <w:ins w:id="113" w:author="治輝 齋藤" w:date="2026-05-19T20:52:00Z" w16du:dateUtc="2026-05-19T11:52:00Z">
+      <w:ins w:id="119" w:author="治輝 齋藤" w:date="2026-05-19T20:52:00Z" w16du:dateUtc="2026-05-19T11:52:00Z">
         <w:r>
           <w:t>site-specific</w:t>
         </w:r>
       </w:ins>
-      <w:del w:id="114" w:author="治輝 齋藤" w:date="2026-05-19T20:52:00Z" w16du:dateUtc="2026-05-19T11:52:00Z">
+      <w:del w:id="120" w:author="治輝 齋藤" w:date="2026-05-19T20:52:00Z" w16du:dateUtc="2026-05-19T11:52:00Z">
         <w:r>
           <w:delText>fracture surgery</w:delText>
         </w:r>
@@ -1417,12 +1464,12 @@
       <w:r>
         <w:t xml:space="preserve"> categories: (1) hip (femur) fracture surgery, (2) humerus fracture surgery, and (3) forearm fracture surgery. </w:t>
       </w:r>
-      <w:ins w:id="115" w:author="治輝 齋藤" w:date="2026-05-19T20:53:00Z" w16du:dateUtc="2026-05-19T11:53:00Z">
+      <w:ins w:id="121" w:author="治輝 齋藤" w:date="2026-05-19T20:53:00Z" w16du:dateUtc="2026-05-19T11:53:00Z">
         <w:r>
           <w:t>We defined total fracture surgery rate as the sum of these three site-specific counts</w:t>
         </w:r>
       </w:ins>
-      <w:del w:id="116" w:author="治輝 齋藤" w:date="2026-05-19T20:53:00Z" w16du:dateUtc="2026-05-19T11:53:00Z">
+      <w:del w:id="122" w:author="治輝 齋藤" w:date="2026-05-19T20:53:00Z" w16du:dateUtc="2026-05-19T11:53:00Z">
         <w:r>
           <w:delText>Rates were calculated</w:delText>
         </w:r>
@@ -1430,7 +1477,7 @@
       <w:r>
         <w:t xml:space="preserve"> per 100,000 population</w:t>
       </w:r>
-      <w:ins w:id="117" w:author="治輝 齋藤" w:date="2026-05-19T20:53:00Z" w16du:dateUtc="2026-05-19T11:53:00Z">
+      <w:ins w:id="123" w:author="治輝 齋藤" w:date="2026-05-19T20:53:00Z" w16du:dateUtc="2026-05-19T11:53:00Z">
         <w:r>
           <w:rPr>
             <w:rFonts w:hint="eastAsia"/>
@@ -1442,12 +1489,12 @@
       <w:r>
         <w:t xml:space="preserve"> </w:t>
       </w:r>
-      <w:ins w:id="118" w:author="治輝 齋藤" w:date="2026-05-19T20:53:00Z" w16du:dateUtc="2026-05-19T11:53:00Z">
+      <w:ins w:id="124" w:author="治輝 齋藤" w:date="2026-05-19T20:53:00Z" w16du:dateUtc="2026-05-19T11:53:00Z">
         <w:r>
           <w:t>We divided counts by</w:t>
         </w:r>
       </w:ins>
-      <w:del w:id="119" w:author="治輝 齋藤" w:date="2026-05-19T20:53:00Z" w16du:dateUtc="2026-05-19T11:53:00Z">
+      <w:del w:id="125" w:author="治輝 齋藤" w:date="2026-05-19T20:53:00Z" w16du:dateUtc="2026-05-19T11:53:00Z">
         <w:r>
           <w:delText>using population estimates from the</w:delText>
         </w:r>
@@ -1455,16 +1502,16 @@
       <w:r>
         <w:t xml:space="preserve"> 2020 National Census</w:t>
       </w:r>
-      <w:ins w:id="120" w:author="治輝 齋藤" w:date="2026-05-19T20:54:00Z" w16du:dateUtc="2026-05-19T11:54:00Z">
+      <w:ins w:id="126" w:author="治輝 齋藤" w:date="2026-05-19T20:54:00Z" w16du:dateUtc="2026-05-19T11:54:00Z">
         <w:r>
           <w:t xml:space="preserve"> population to obtain annual rates per 100,000. We interpreted these rates as administrative proxies for surgical burden rather than as unbiased measures of fracture incidence</w:t>
         </w:r>
-        <w:commentRangeEnd w:id="98"/>
+        <w:commentRangeEnd w:id="104"/>
         <w:r>
           <w:rPr>
             <w:rStyle w:val="af2"/>
           </w:rPr>
-          <w:commentReference w:id="98"/>
+          <w:commentReference w:id="104"/>
         </w:r>
       </w:ins>
       <w:r>
@@ -1476,8 +1523,8 @@
         <w:pStyle w:val="2"/>
         <w:spacing w:line="360" w:lineRule="auto"/>
       </w:pPr>
-      <w:bookmarkStart w:id="121" w:name="exposure-terrain-slope"/>
-      <w:bookmarkEnd w:id="97"/>
+      <w:bookmarkStart w:id="127" w:name="exposure-terrain-slope"/>
+      <w:bookmarkEnd w:id="103"/>
       <w:r>
         <w:t>3. Exposure: Terrain Slope</w:t>
       </w:r>
@@ -1503,8 +1550,8 @@
         <w:pStyle w:val="2"/>
         <w:spacing w:line="360" w:lineRule="auto"/>
       </w:pPr>
-      <w:bookmarkStart w:id="122" w:name="covariate-walking-speed"/>
-      <w:bookmarkEnd w:id="121"/>
+      <w:bookmarkStart w:id="128" w:name="covariate-walking-speed"/>
+      <w:bookmarkEnd w:id="127"/>
       <w:r>
         <w:t>4. Covariate: Walking Speed</w:t>
       </w:r>
@@ -1539,8 +1586,8 @@
         <w:pStyle w:val="2"/>
         <w:spacing w:line="360" w:lineRule="auto"/>
       </w:pPr>
-      <w:bookmarkStart w:id="123" w:name="additional-covariates"/>
-      <w:bookmarkEnd w:id="122"/>
+      <w:bookmarkStart w:id="129" w:name="additional-covariates"/>
+      <w:bookmarkEnd w:id="128"/>
       <w:r>
         <w:t>5. Additional Covariates</w:t>
       </w:r>
@@ -1550,18 +1597,18 @@
         <w:pStyle w:val="FirstParagraph"/>
         <w:spacing w:line="360" w:lineRule="auto"/>
       </w:pPr>
-      <w:commentRangeStart w:id="124"/>
+      <w:commentRangeStart w:id="130"/>
       <w:r>
         <w:t>Aging rate</w:t>
       </w:r>
-      <w:commentRangeEnd w:id="124"/>
+      <w:commentRangeEnd w:id="130"/>
       <w:r>
         <w:rPr>
           <w:rStyle w:val="af2"/>
           <w:sz w:val="24"/>
           <w:szCs w:val="24"/>
         </w:rPr>
-        <w:commentReference w:id="124"/>
+        <w:commentReference w:id="130"/>
       </w:r>
       <w:r>
         <w:t xml:space="preserve"> (proportion of individuals aged ≥65 years, %) was obtained from the 2020 National Census. Population density (persons per km²) was calculated as total population divided by prefecture area from the same source.</w:t>
@@ -1572,8 +1619,8 @@
         <w:pStyle w:val="2"/>
         <w:spacing w:line="360" w:lineRule="auto"/>
       </w:pPr>
-      <w:bookmarkStart w:id="125" w:name="statistical-analysis"/>
-      <w:bookmarkEnd w:id="123"/>
+      <w:bookmarkStart w:id="131" w:name="statistical-analysis"/>
+      <w:bookmarkEnd w:id="129"/>
       <w:r>
         <w:t>6. Statistical Analysis</w:t>
       </w:r>
@@ -1643,25 +1690,25 @@
       <w:r>
         <w:t>: Multiple linear regression of fracture rate on terrain slope, aging rate, fast walking rate, and population density.</w:t>
       </w:r>
-      <w:ins w:id="126" w:author="治輝 齋藤" w:date="2026-04-30T18:01:00Z" w16du:dateUtc="2026-04-30T09:01:00Z">
+      <w:ins w:id="132" w:author="治輝 齋藤" w:date="2026-04-30T18:01:00Z" w16du:dateUtc="2026-04-30T09:01:00Z">
         <w:r>
           <w:rPr>
             <w:lang w:eastAsia="ja-JP"/>
           </w:rPr>
           <w:br/>
         </w:r>
-        <w:commentRangeStart w:id="127"/>
+        <w:commentRangeStart w:id="133"/>
         <w:r>
           <w:t>In the primary causal interpretation, aging rate and fast walking rate were treated as confounder-adjustment variables rather than formal mediators.</w:t>
         </w:r>
-        <w:commentRangeEnd w:id="127"/>
+        <w:commentRangeEnd w:id="133"/>
         <w:r>
           <w:rPr>
             <w:rStyle w:val="af2"/>
             <w:sz w:val="24"/>
             <w:szCs w:val="24"/>
           </w:rPr>
-          <w:commentReference w:id="127"/>
+          <w:commentReference w:id="133"/>
         </w:r>
       </w:ins>
     </w:p>
@@ -1752,7 +1799,7 @@
         <w:pStyle w:val="a0"/>
         <w:spacing w:line="360" w:lineRule="auto"/>
         <w:rPr>
-          <w:ins w:id="128" w:author="治輝 齋藤" w:date="2026-04-30T19:43:00Z" w16du:dateUtc="2026-04-30T10:43:00Z"/>
+          <w:ins w:id="134" w:author="治輝 齋藤" w:date="2026-04-30T19:43:00Z" w16du:dateUtc="2026-04-30T10:43:00Z"/>
         </w:rPr>
       </w:pPr>
       <w:r>
@@ -1761,7 +1808,7 @@
         </w:rPr>
         <w:t>For the primary hip-fracture outcome (Model 2), we assessed linear model assumptions graphically using residuals-versus-fitted and normal quantile–quantile (Q–Q) plots of OLS residuals, and we report</w:t>
       </w:r>
-      <w:ins w:id="129" w:author="山岸良匡" w:date="2026-05-18T19:21:00Z" w16du:dateUtc="2026-05-18T10:21:00Z">
+      <w:ins w:id="135" w:author="山岸良匡" w:date="2026-05-18T19:21:00Z" w16du:dateUtc="2026-05-18T10:21:00Z">
         <w:r>
           <w:rPr>
             <w:rFonts w:hint="eastAsia"/>
@@ -1804,22 +1851,22 @@
         </w:rPr>
         <w:t xml:space="preserve"> = 5,000 resamples of prefectures (with replacement) to obtain a percentile 95% CI for the terrain slope coefficient.</w:t>
       </w:r>
-      <w:commentRangeStart w:id="130"/>
-      <w:ins w:id="131" w:author="治輝 齋藤" w:date="2026-04-30T18:02:00Z" w16du:dateUtc="2026-04-30T09:02:00Z">
+      <w:commentRangeStart w:id="136"/>
+      <w:ins w:id="137" w:author="治輝 齋藤" w:date="2026-04-30T18:02:00Z" w16du:dateUtc="2026-04-30T09:02:00Z">
         <w:r>
           <w:rPr>
             <w:lang w:eastAsia="ja-JP"/>
           </w:rPr>
           <w:t xml:space="preserve"> Given N = 47 with multiple covariates, we also checked coefficient stability and multicollinearity diagnostics (including model condition number) and interpreted estimates cautiously.</w:t>
         </w:r>
-        <w:commentRangeEnd w:id="130"/>
+        <w:commentRangeEnd w:id="136"/>
         <w:r>
           <w:rPr>
             <w:rStyle w:val="af2"/>
             <w:sz w:val="24"/>
             <w:szCs w:val="24"/>
           </w:rPr>
-          <w:commentReference w:id="130"/>
+          <w:commentReference w:id="136"/>
         </w:r>
       </w:ins>
     </w:p>
@@ -1831,8 +1878,8 @@
           <w:lang w:eastAsia="ja-JP"/>
         </w:rPr>
       </w:pPr>
-      <w:commentRangeStart w:id="132"/>
-      <w:ins w:id="133" w:author="治輝 齋藤" w:date="2026-04-30T19:43:00Z" w16du:dateUtc="2026-04-30T10:43:00Z">
+      <w:commentRangeStart w:id="138"/>
+      <w:ins w:id="139" w:author="治輝 齋藤" w:date="2026-04-30T19:43:00Z" w16du:dateUtc="2026-04-30T10:43:00Z">
         <w:r>
           <w:rPr>
             <w:lang w:eastAsia="ja-JP"/>
@@ -1840,7 +1887,7 @@
           <w:t xml:space="preserve">As an additional sensitivity analysis for age-structure confounding, we </w:t>
         </w:r>
       </w:ins>
-      <w:ins w:id="134" w:author="治輝 齋藤" w:date="2026-04-30T20:48:00Z" w16du:dateUtc="2026-04-30T11:48:00Z">
+      <w:ins w:id="140" w:author="治輝 齋藤" w:date="2026-04-30T20:48:00Z" w16du:dateUtc="2026-04-30T11:48:00Z">
         <w:r>
           <w:rPr>
             <w:lang w:eastAsia="ja-JP"/>
@@ -1848,7 +1895,7 @@
           <w:t>performed</w:t>
         </w:r>
       </w:ins>
-      <w:ins w:id="135" w:author="治輝 齋藤" w:date="2026-04-30T19:43:00Z" w16du:dateUtc="2026-04-30T10:43:00Z">
+      <w:ins w:id="141" w:author="治輝 齋藤" w:date="2026-04-30T19:43:00Z" w16du:dateUtc="2026-04-30T10:43:00Z">
         <w:r>
           <w:rPr>
             <w:lang w:eastAsia="ja-JP"/>
@@ -1856,7 +1903,7 @@
           <w:t xml:space="preserve"> indirect</w:t>
         </w:r>
       </w:ins>
-      <w:ins w:id="136" w:author="治輝 齋藤" w:date="2026-04-30T20:49:00Z" w16du:dateUtc="2026-04-30T11:49:00Z">
+      <w:ins w:id="142" w:author="治輝 齋藤" w:date="2026-04-30T20:49:00Z" w16du:dateUtc="2026-04-30T11:49:00Z">
         <w:r>
           <w:rPr>
             <w:rFonts w:hint="eastAsia"/>
@@ -1865,7 +1912,7 @@
           <w:t xml:space="preserve"> </w:t>
         </w:r>
       </w:ins>
-      <w:ins w:id="137" w:author="治輝 齋藤" w:date="2026-04-30T19:43:00Z" w16du:dateUtc="2026-04-30T10:43:00Z">
+      <w:ins w:id="143" w:author="治輝 齋藤" w:date="2026-04-30T19:43:00Z" w16du:dateUtc="2026-04-30T10:43:00Z">
         <w:r>
           <w:rPr>
             <w:lang w:eastAsia="ja-JP"/>
@@ -1873,7 +1920,7 @@
           <w:t>standardization for the femur-surgery outcome</w:t>
         </w:r>
       </w:ins>
-      <w:ins w:id="138" w:author="治輝 齋藤" w:date="2026-04-30T20:49:00Z" w16du:dateUtc="2026-04-30T11:49:00Z">
+      <w:ins w:id="144" w:author="治輝 齋藤" w:date="2026-04-30T20:49:00Z" w16du:dateUtc="2026-04-30T11:49:00Z">
         <w:r>
           <w:rPr>
             <w:lang w:eastAsia="ja-JP"/>
@@ -1881,7 +1928,7 @@
           <w:t>. We combined</w:t>
         </w:r>
       </w:ins>
-      <w:ins w:id="139" w:author="治輝 齋藤" w:date="2026-04-30T19:43:00Z" w16du:dateUtc="2026-04-30T10:43:00Z">
+      <w:ins w:id="145" w:author="治輝 齋藤" w:date="2026-04-30T19:43:00Z" w16du:dateUtc="2026-04-30T10:43:00Z">
         <w:r>
           <w:rPr>
             <w:lang w:eastAsia="ja-JP"/>
@@ -1889,7 +1936,7 @@
           <w:t xml:space="preserve"> NDB age-stratified surgery tables </w:t>
         </w:r>
       </w:ins>
-      <w:ins w:id="140" w:author="治輝 齋藤" w:date="2026-04-30T20:49:00Z" w16du:dateUtc="2026-04-30T11:49:00Z">
+      <w:ins w:id="146" w:author="治輝 齋藤" w:date="2026-04-30T20:49:00Z" w16du:dateUtc="2026-04-30T11:49:00Z">
         <w:r>
           <w:rPr>
             <w:lang w:eastAsia="ja-JP"/>
@@ -1897,7 +1944,7 @@
           <w:t>with</w:t>
         </w:r>
       </w:ins>
-      <w:ins w:id="141" w:author="治輝 齋藤" w:date="2026-04-30T19:43:00Z" w16du:dateUtc="2026-04-30T10:43:00Z">
+      <w:ins w:id="147" w:author="治輝 齋藤" w:date="2026-04-30T19:43:00Z" w16du:dateUtc="2026-04-30T10:43:00Z">
         <w:r>
           <w:rPr>
             <w:lang w:eastAsia="ja-JP"/>
@@ -1912,7 +1959,7 @@
           <w:t>cells, we prespecified imputation scenarios (`"-" = 0`, `5`, or `9`) and repeated the SIR/ISR workflow for each scenario. For each scenario, we calculated national age-specific surgery rates, expected prefectural counts, SIR, and ISR (SIR × national crude rate)</w:t>
         </w:r>
       </w:ins>
-      <w:ins w:id="142" w:author="治輝 齋藤" w:date="2026-04-30T20:50:00Z" w16du:dateUtc="2026-04-30T11:50:00Z">
+      <w:ins w:id="148" w:author="治輝 齋藤" w:date="2026-04-30T20:50:00Z" w16du:dateUtc="2026-04-30T11:50:00Z">
         <w:r>
           <w:rPr>
             <w:lang w:eastAsia="ja-JP"/>
@@ -1920,7 +1967,7 @@
           <w:t>. We</w:t>
         </w:r>
       </w:ins>
-      <w:ins w:id="143" w:author="治輝 齋藤" w:date="2026-04-30T19:43:00Z" w16du:dateUtc="2026-04-30T10:43:00Z">
+      <w:ins w:id="149" w:author="治輝 齋藤" w:date="2026-04-30T19:43:00Z" w16du:dateUtc="2026-04-30T10:43:00Z">
         <w:r>
           <w:rPr>
             <w:lang w:eastAsia="ja-JP"/>
@@ -1928,7 +1975,7 @@
           <w:t xml:space="preserve"> then regressed ISR on terrain slope with and without covariate adjustment. </w:t>
         </w:r>
       </w:ins>
-      <w:ins w:id="144" w:author="治輝 齋藤" w:date="2026-04-30T20:50:00Z" w16du:dateUtc="2026-04-30T11:50:00Z">
+      <w:ins w:id="150" w:author="治輝 齋藤" w:date="2026-04-30T20:50:00Z" w16du:dateUtc="2026-04-30T11:50:00Z">
         <w:r>
           <w:rPr>
             <w:lang w:eastAsia="ja-JP"/>
@@ -1936,7 +1983,7 @@
           <w:t>These analyses were treated</w:t>
         </w:r>
       </w:ins>
-      <w:ins w:id="145" w:author="治輝 齋藤" w:date="2026-04-30T19:43:00Z" w16du:dateUtc="2026-04-30T10:43:00Z">
+      <w:ins w:id="151" w:author="治輝 齋藤" w:date="2026-04-30T19:43:00Z" w16du:dateUtc="2026-04-30T10:43:00Z">
         <w:r>
           <w:rPr>
             <w:lang w:eastAsia="ja-JP"/>
@@ -1944,8 +1991,8 @@
           <w:t xml:space="preserve"> as sensitivity analyses only (not primary inference), given potential secondary masking.</w:t>
         </w:r>
       </w:ins>
-      <w:commentRangeEnd w:id="132"/>
-      <w:ins w:id="146" w:author="治輝 齋藤" w:date="2026-04-30T20:24:00Z" w16du:dateUtc="2026-04-30T11:24:00Z">
+      <w:commentRangeEnd w:id="138"/>
+      <w:ins w:id="152" w:author="治輝 齋藤" w:date="2026-04-30T20:24:00Z" w16du:dateUtc="2026-04-30T11:24:00Z">
         <w:r>
           <w:rPr>
             <w:rStyle w:val="af2"/>
@@ -1953,7 +2000,7 @@
             <w:szCs w:val="24"/>
             <w:lang w:eastAsia="ja-JP"/>
           </w:rPr>
-          <w:commentReference w:id="132"/>
+          <w:commentReference w:id="138"/>
         </w:r>
       </w:ins>
     </w:p>
@@ -1971,14 +2018,14 @@
         </w:rPr>
         <w:t>All manuscript figures were generated programmatically from study data</w:t>
       </w:r>
-      <w:commentRangeStart w:id="147"/>
+      <w:commentRangeStart w:id="153"/>
       <w:r>
         <w:rPr>
           <w:lang w:eastAsia="ja-JP"/>
         </w:rPr>
         <w:t xml:space="preserve"> (not by image-generative AI tools) </w:t>
       </w:r>
-      <w:commentRangeEnd w:id="147"/>
+      <w:commentRangeEnd w:id="153"/>
       <w:r>
         <w:rPr>
           <w:rStyle w:val="af2"/>
@@ -1986,7 +2033,7 @@
           <w:szCs w:val="24"/>
           <w:lang w:eastAsia="ja-JP"/>
         </w:rPr>
-        <w:commentReference w:id="147"/>
+        <w:commentReference w:id="153"/>
       </w:r>
       <w:r>
         <w:rPr>
@@ -2082,9 +2129,9 @@
         <w:pStyle w:val="1"/>
         <w:spacing w:line="360" w:lineRule="auto"/>
       </w:pPr>
-      <w:bookmarkStart w:id="148" w:name="results-1"/>
-      <w:bookmarkEnd w:id="95"/>
-      <w:bookmarkEnd w:id="125"/>
+      <w:bookmarkStart w:id="154" w:name="results-1"/>
+      <w:bookmarkEnd w:id="101"/>
+      <w:bookmarkEnd w:id="131"/>
       <w:r>
         <w:t>Results</w:t>
       </w:r>
@@ -2094,7 +2141,7 @@
         <w:pStyle w:val="2"/>
         <w:spacing w:line="360" w:lineRule="auto"/>
       </w:pPr>
-      <w:bookmarkStart w:id="149" w:name="descriptive-statistics"/>
+      <w:bookmarkStart w:id="155" w:name="descriptive-statistics"/>
       <w:r>
         <w:t>1. Descriptive Statistics</w:t>
       </w:r>
@@ -2154,8 +2201,8 @@
         <w:pStyle w:val="2"/>
         <w:spacing w:line="360" w:lineRule="auto"/>
       </w:pPr>
-      <w:bookmarkStart w:id="150" w:name="correlation-analysis"/>
-      <w:bookmarkEnd w:id="149"/>
+      <w:bookmarkStart w:id="156" w:name="correlation-analysis"/>
+      <w:bookmarkEnd w:id="155"/>
       <w:r>
         <w:t>2. Correlation Analysis</w:t>
       </w:r>
@@ -2168,18 +2215,18 @@
       <w:r>
         <w:t xml:space="preserve">Terrain slope showed a moderate positive correlation with hip fracture surgery </w:t>
       </w:r>
-      <w:commentRangeStart w:id="151"/>
+      <w:commentRangeStart w:id="157"/>
       <w:r>
         <w:t>rate</w:t>
       </w:r>
-      <w:commentRangeEnd w:id="151"/>
+      <w:commentRangeEnd w:id="157"/>
       <w:r>
         <w:rPr>
           <w:rStyle w:val="af2"/>
           <w:sz w:val="24"/>
           <w:szCs w:val="24"/>
         </w:rPr>
-        <w:commentReference w:id="151"/>
+        <w:commentReference w:id="157"/>
       </w:r>
       <w:r>
         <w:t xml:space="preserve"> (r = 0.475, </w:t>
@@ -2207,18 +2254,18 @@
       <w:r>
         <w:t xml:space="preserve">Figure 1 illustrates the bivariate association between terrain slope and hip fracture surgery rate; </w:t>
       </w:r>
-      <w:commentRangeStart w:id="152"/>
+      <w:commentRangeStart w:id="158"/>
       <w:r>
         <w:t>Figure 2</w:t>
       </w:r>
-      <w:commentRangeEnd w:id="152"/>
+      <w:commentRangeEnd w:id="158"/>
       <w:r>
         <w:rPr>
           <w:rStyle w:val="af2"/>
           <w:sz w:val="24"/>
           <w:szCs w:val="24"/>
         </w:rPr>
-        <w:commentReference w:id="152"/>
+        <w:commentReference w:id="158"/>
       </w:r>
       <w:r>
         <w:t xml:space="preserve"> displays the correlation matrix.</w:t>
@@ -2249,8 +2296,8 @@
         <w:pStyle w:val="2"/>
         <w:spacing w:line="360" w:lineRule="auto"/>
       </w:pPr>
-      <w:bookmarkStart w:id="153" w:name="regression-analysis-hip-fracture"/>
-      <w:bookmarkEnd w:id="150"/>
+      <w:bookmarkStart w:id="159" w:name="regression-analysis-hip-fracture"/>
+      <w:bookmarkEnd w:id="156"/>
       <w:r>
         <w:t>3. Regression Analysis: Hip Fracture</w:t>
       </w:r>
@@ -2331,7 +2378,7 @@
         <w:pStyle w:val="a0"/>
         <w:spacing w:line="360" w:lineRule="auto"/>
         <w:rPr>
-          <w:ins w:id="154" w:author="治輝 齋藤" w:date="2026-04-30T20:30:00Z" w16du:dateUtc="2026-04-30T11:30:00Z"/>
+          <w:ins w:id="160" w:author="治輝 齋藤" w:date="2026-04-30T20:30:00Z" w16du:dateUtc="2026-04-30T11:30:00Z"/>
         </w:rPr>
       </w:pPr>
       <w:r>
@@ -2397,14 +2444,14 @@
         </w:rPr>
         <w:t xml:space="preserve"> = 5,000) was −0.03 to 7.09</w:t>
       </w:r>
-      <w:commentRangeStart w:id="155"/>
+      <w:commentRangeStart w:id="161"/>
       <w:r>
         <w:rPr>
           <w:lang w:eastAsia="ja-JP"/>
         </w:rPr>
         <w:t xml:space="preserve"> (both intervals include null)</w:t>
       </w:r>
-      <w:commentRangeEnd w:id="155"/>
+      <w:commentRangeEnd w:id="161"/>
       <w:r>
         <w:rPr>
           <w:rStyle w:val="af2"/>
@@ -2412,7 +2459,7 @@
           <w:szCs w:val="24"/>
           <w:lang w:eastAsia="ja-JP"/>
         </w:rPr>
-        <w:commentReference w:id="155"/>
+        <w:commentReference w:id="161"/>
       </w:r>
       <w:r>
         <w:rPr>
@@ -2429,9 +2476,9 @@
           <w:lang w:eastAsia="ja-JP"/>
         </w:rPr>
       </w:pPr>
-      <w:commentRangeStart w:id="156"/>
-      <w:commentRangeStart w:id="157"/>
-      <w:ins w:id="158" w:author="治輝 齋藤" w:date="2026-04-30T20:30:00Z" w16du:dateUtc="2026-04-30T11:30:00Z">
+      <w:commentRangeStart w:id="162"/>
+      <w:commentRangeStart w:id="163"/>
+      <w:ins w:id="164" w:author="治輝 齋藤" w:date="2026-04-30T20:30:00Z" w16du:dateUtc="2026-04-30T11:30:00Z">
         <w:r>
           <w:rPr>
             <w:lang w:eastAsia="ja-JP"/>
@@ -2494,7 +2541,7 @@
         </w:rPr>
         <w:t>.</w:t>
       </w:r>
-      <w:commentRangeEnd w:id="156"/>
+      <w:commentRangeEnd w:id="162"/>
       <w:r>
         <w:rPr>
           <w:rStyle w:val="af2"/>
@@ -2502,9 +2549,9 @@
           <w:szCs w:val="24"/>
           <w:lang w:eastAsia="ja-JP"/>
         </w:rPr>
-        <w:commentReference w:id="156"/>
-      </w:r>
-      <w:commentRangeEnd w:id="157"/>
+        <w:commentReference w:id="162"/>
+      </w:r>
+      <w:commentRangeEnd w:id="163"/>
       <w:r>
         <w:rPr>
           <w:rStyle w:val="af2"/>
@@ -2512,7 +2559,7 @@
           <w:szCs w:val="24"/>
           <w:lang w:eastAsia="ja-JP"/>
         </w:rPr>
-        <w:commentReference w:id="157"/>
+        <w:commentReference w:id="163"/>
       </w:r>
     </w:p>
     <w:p>
@@ -2520,8 +2567,8 @@
         <w:pStyle w:val="2"/>
         <w:spacing w:line="360" w:lineRule="auto"/>
       </w:pPr>
-      <w:bookmarkStart w:id="159" w:name="X19b7a829deade195ab8e30bfbfddb97c9ee92ae"/>
-      <w:bookmarkEnd w:id="153"/>
+      <w:bookmarkStart w:id="165" w:name="X19b7a829deade195ab8e30bfbfddb97c9ee92ae"/>
+      <w:bookmarkEnd w:id="159"/>
       <w:r>
         <w:t>4. Regression Analysis: Total, Humerus, and Forearm Fractures</w:t>
       </w:r>
@@ -2600,9 +2647,9 @@
         <w:pStyle w:val="1"/>
         <w:spacing w:line="360" w:lineRule="auto"/>
       </w:pPr>
-      <w:bookmarkStart w:id="160" w:name="discussion"/>
-      <w:bookmarkEnd w:id="148"/>
-      <w:bookmarkEnd w:id="159"/>
+      <w:bookmarkStart w:id="166" w:name="discussion"/>
+      <w:bookmarkEnd w:id="154"/>
+      <w:bookmarkEnd w:id="165"/>
       <w:r>
         <w:lastRenderedPageBreak/>
         <w:t>Discussion</w:t>
@@ -2613,7 +2660,7 @@
         <w:pStyle w:val="2"/>
         <w:spacing w:line="360" w:lineRule="auto"/>
       </w:pPr>
-      <w:bookmarkStart w:id="161" w:name="main-findings"/>
+      <w:bookmarkStart w:id="167" w:name="main-findings"/>
       <w:r>
         <w:t>1. Main Findings</w:t>
       </w:r>
@@ -2626,25 +2673,25 @@
       <w:r>
         <w:t xml:space="preserve">This ecological study </w:t>
       </w:r>
-      <w:commentRangeStart w:id="162"/>
-      <w:ins w:id="163" w:author="治輝 齋藤" w:date="2026-04-30T19:12:00Z" w16du:dateUtc="2026-04-30T10:12:00Z">
+      <w:commentRangeStart w:id="168"/>
+      <w:ins w:id="169" w:author="治輝 齋藤" w:date="2026-04-30T19:12:00Z" w16du:dateUtc="2026-04-30T10:12:00Z">
         <w:r>
           <w:t>showed</w:t>
         </w:r>
       </w:ins>
-      <w:del w:id="164" w:author="治輝 齋藤" w:date="2026-04-30T19:12:00Z" w16du:dateUtc="2026-04-30T10:12:00Z">
+      <w:del w:id="170" w:author="治輝 齋藤" w:date="2026-04-30T19:12:00Z" w16du:dateUtc="2026-04-30T10:12:00Z">
         <w:r>
           <w:delText>demonstrated</w:delText>
         </w:r>
       </w:del>
-      <w:commentRangeEnd w:id="162"/>
+      <w:commentRangeEnd w:id="168"/>
       <w:r>
         <w:rPr>
           <w:rStyle w:val="af2"/>
           <w:sz w:val="24"/>
           <w:szCs w:val="24"/>
         </w:rPr>
-        <w:commentReference w:id="162"/>
+        <w:commentReference w:id="168"/>
       </w:r>
       <w:r>
         <w:t xml:space="preserve"> </w:t>
@@ -2677,7 +2724,7 @@
       <w:r>
         <w:t xml:space="preserve">. </w:t>
       </w:r>
-      <w:commentRangeStart w:id="165"/>
+      <w:commentRangeStart w:id="171"/>
       <w:r>
         <w:t xml:space="preserve">Each additional degree of slope </w:t>
       </w:r>
@@ -2700,33 +2747,33 @@
       <w:r>
         <w:t>.</w:t>
       </w:r>
-      <w:commentRangeEnd w:id="165"/>
+      <w:commentRangeEnd w:id="171"/>
       <w:r>
         <w:rPr>
           <w:rStyle w:val="af2"/>
           <w:sz w:val="24"/>
           <w:szCs w:val="24"/>
         </w:rPr>
-        <w:commentReference w:id="165"/>
+        <w:commentReference w:id="171"/>
       </w:r>
       <w:r>
         <w:t xml:space="preserve"> </w:t>
       </w:r>
-      <w:commentRangeStart w:id="166"/>
+      <w:commentRangeStart w:id="172"/>
       <w:r>
         <w:t>The adjusted</w:t>
       </w:r>
       <w:r>
         <w:t xml:space="preserve"> association was specific to hip fractures and was not observed for humerus or forearm fractures.</w:t>
       </w:r>
-      <w:commentRangeEnd w:id="166"/>
+      <w:commentRangeEnd w:id="172"/>
       <w:r>
         <w:rPr>
           <w:rStyle w:val="af2"/>
           <w:sz w:val="24"/>
           <w:szCs w:val="24"/>
         </w:rPr>
-        <w:commentReference w:id="166"/>
+        <w:commentReference w:id="172"/>
       </w:r>
       <w:r>
         <w:t xml:space="preserve"> </w:t>
@@ -2741,18 +2788,18 @@
       <w:r>
         <w:t xml:space="preserve">hese findings suggest that, at the population level, </w:t>
       </w:r>
-      <w:commentRangeStart w:id="167"/>
+      <w:commentRangeStart w:id="173"/>
       <w:r>
         <w:t>steeper habitable terrain</w:t>
       </w:r>
-      <w:commentRangeEnd w:id="167"/>
+      <w:commentRangeEnd w:id="173"/>
       <w:r>
         <w:rPr>
           <w:rStyle w:val="af2"/>
           <w:sz w:val="24"/>
           <w:szCs w:val="24"/>
         </w:rPr>
-        <w:commentReference w:id="167"/>
+        <w:commentReference w:id="173"/>
       </w:r>
       <w:r>
         <w:t xml:space="preserve"> may track hip-specific surgical burden beyond compositional aging and self-reported walking pace</w:t>
@@ -2766,8 +2813,8 @@
         <w:pStyle w:val="2"/>
         <w:spacing w:line="360" w:lineRule="auto"/>
       </w:pPr>
-      <w:bookmarkStart w:id="168" w:name="biological-plausibility"/>
-      <w:bookmarkEnd w:id="161"/>
+      <w:bookmarkStart w:id="174" w:name="biological-plausibility"/>
+      <w:bookmarkEnd w:id="167"/>
       <w:r>
         <w:t>2. Biological Plausibility</w:t>
       </w:r>
@@ -2777,11 +2824,11 @@
         <w:pStyle w:val="FirstParagraph"/>
         <w:spacing w:line="360" w:lineRule="auto"/>
       </w:pPr>
-      <w:commentRangeStart w:id="169"/>
+      <w:commentRangeStart w:id="175"/>
       <w:r>
         <w:t xml:space="preserve">The </w:t>
       </w:r>
-      <w:del w:id="170" w:author="治輝 齋藤" w:date="2026-04-30T19:27:00Z" w16du:dateUtc="2026-04-30T10:27:00Z">
+      <w:del w:id="176" w:author="治輝 齋藤" w:date="2026-04-30T19:27:00Z" w16du:dateUtc="2026-04-30T10:27:00Z">
         <w:r>
           <w:delText xml:space="preserve">specificity of the </w:delText>
         </w:r>
@@ -2789,12 +2836,12 @@
       <w:r>
         <w:t xml:space="preserve">slope–fracture association </w:t>
       </w:r>
-      <w:ins w:id="171" w:author="治輝 齋藤" w:date="2026-04-30T19:27:00Z" w16du:dateUtc="2026-04-30T10:27:00Z">
+      <w:ins w:id="177" w:author="治輝 齋藤" w:date="2026-04-30T19:27:00Z" w16du:dateUtc="2026-04-30T10:27:00Z">
         <w:r>
           <w:t>observed for</w:t>
         </w:r>
       </w:ins>
-      <w:del w:id="172" w:author="治輝 齋藤" w:date="2026-04-30T19:27:00Z" w16du:dateUtc="2026-04-30T10:27:00Z">
+      <w:del w:id="178" w:author="治輝 齋藤" w:date="2026-04-30T19:27:00Z" w16du:dateUtc="2026-04-30T10:27:00Z">
         <w:r>
           <w:delText>to</w:delText>
         </w:r>
@@ -2802,7 +2849,7 @@
       <w:r>
         <w:t xml:space="preserve"> the hip </w:t>
       </w:r>
-      <w:ins w:id="173" w:author="治輝 齋藤" w:date="2026-04-30T19:27:00Z" w16du:dateUtc="2026-04-30T10:27:00Z">
+      <w:ins w:id="179" w:author="治輝 齋藤" w:date="2026-04-30T19:27:00Z" w16du:dateUtc="2026-04-30T10:27:00Z">
         <w:r>
           <w:rPr>
             <w:rFonts w:hint="eastAsia"/>
@@ -2811,7 +2858,7 @@
           <w:t>may be</w:t>
         </w:r>
       </w:ins>
-      <w:del w:id="174" w:author="治輝 齋藤" w:date="2026-04-30T19:27:00Z" w16du:dateUtc="2026-04-30T10:27:00Z">
+      <w:del w:id="180" w:author="治輝 齋藤" w:date="2026-04-30T19:27:00Z" w16du:dateUtc="2026-04-30T10:27:00Z">
         <w:r>
           <w:delText>is</w:delText>
         </w:r>
@@ -2819,7 +2866,7 @@
       <w:r>
         <w:t xml:space="preserve"> biologically plausible and </w:t>
       </w:r>
-      <w:ins w:id="175" w:author="治輝 齋藤" w:date="2026-04-30T19:28:00Z" w16du:dateUtc="2026-04-30T10:28:00Z">
+      <w:ins w:id="181" w:author="治輝 齋藤" w:date="2026-04-30T19:28:00Z" w16du:dateUtc="2026-04-30T10:28:00Z">
         <w:r>
           <w:t>may be partly</w:t>
         </w:r>
@@ -2834,7 +2881,7 @@
       <w:r>
         <w:t xml:space="preserve">supported by </w:t>
       </w:r>
-      <w:del w:id="176" w:author="治輝 齋藤" w:date="2026-04-30T19:28:00Z" w16du:dateUtc="2026-04-30T10:28:00Z">
+      <w:del w:id="182" w:author="治輝 齋藤" w:date="2026-04-30T19:28:00Z" w16du:dateUtc="2026-04-30T10:28:00Z">
         <w:r>
           <w:delText xml:space="preserve">extensive </w:delText>
         </w:r>
@@ -2854,12 +2901,12 @@
       <w:r>
         <w:t xml:space="preserve"> which are </w:t>
       </w:r>
-      <w:ins w:id="177" w:author="治輝 齋藤" w:date="2026-04-30T19:28:00Z" w16du:dateUtc="2026-04-30T10:28:00Z">
+      <w:ins w:id="183" w:author="治輝 齋藤" w:date="2026-04-30T19:28:00Z" w16du:dateUtc="2026-04-30T10:28:00Z">
         <w:r>
           <w:t>common</w:t>
         </w:r>
       </w:ins>
-      <w:del w:id="178" w:author="治輝 齋藤" w:date="2026-04-30T19:28:00Z" w16du:dateUtc="2026-04-30T10:28:00Z">
+      <w:del w:id="184" w:author="治輝 齋藤" w:date="2026-04-30T19:28:00Z" w16du:dateUtc="2026-04-30T10:28:00Z">
         <w:r>
           <w:delText>the predominant</w:delText>
         </w:r>
@@ -2867,7 +2914,7 @@
       <w:r>
         <w:t xml:space="preserve"> fall mechanism</w:t>
       </w:r>
-      <w:ins w:id="179" w:author="治輝 齋藤" w:date="2026-04-30T19:32:00Z" w16du:dateUtc="2026-04-30T10:32:00Z">
+      <w:ins w:id="185" w:author="治輝 齋藤" w:date="2026-04-30T19:32:00Z" w16du:dateUtc="2026-04-30T10:32:00Z">
         <w:r>
           <w:rPr>
             <w:rFonts w:hint="eastAsia"/>
@@ -2903,13 +2950,13 @@
       <w:r>
         <w:t xml:space="preserve"> Finite element method (FEM) simulations have further </w:t>
       </w:r>
-      <w:ins w:id="180" w:author="治輝 齋藤" w:date="2026-04-30T19:28:00Z" w16du:dateUtc="2026-04-30T10:28:00Z">
+      <w:ins w:id="186" w:author="治輝 齋藤" w:date="2026-04-30T19:28:00Z" w16du:dateUtc="2026-04-30T10:28:00Z">
         <w:r>
           <w:lastRenderedPageBreak/>
           <w:t>suggested</w:t>
         </w:r>
       </w:ins>
-      <w:del w:id="181" w:author="治輝 齋藤" w:date="2026-04-30T19:28:00Z" w16du:dateUtc="2026-04-30T10:28:00Z">
+      <w:del w:id="187" w:author="治輝 齋藤" w:date="2026-04-30T19:28:00Z" w16du:dateUtc="2026-04-30T10:28:00Z">
         <w:r>
           <w:delText>confirmed</w:delText>
         </w:r>
@@ -2917,12 +2964,12 @@
       <w:r>
         <w:t xml:space="preserve"> that posterolateral and lateral impacts generate maximum tensile and compressive stresses at the superior and inferior aspects of the femoral neck, </w:t>
       </w:r>
-      <w:ins w:id="182" w:author="治輝 齋藤" w:date="2026-04-30T19:29:00Z" w16du:dateUtc="2026-04-30T10:29:00Z">
+      <w:ins w:id="188" w:author="治輝 齋藤" w:date="2026-04-30T19:29:00Z" w16du:dateUtc="2026-04-30T10:29:00Z">
         <w:r>
           <w:t>potentially increasing</w:t>
         </w:r>
       </w:ins>
-      <w:del w:id="183" w:author="治輝 齋藤" w:date="2026-04-30T19:29:00Z" w16du:dateUtc="2026-04-30T10:29:00Z">
+      <w:del w:id="189" w:author="治輝 齋藤" w:date="2026-04-30T19:29:00Z" w16du:dateUtc="2026-04-30T10:29:00Z">
         <w:r>
           <w:delText>maximizing</w:delText>
         </w:r>
@@ -2939,14 +2986,14 @@
         </w:rPr>
         <w:t>[26]</w:t>
       </w:r>
-      <w:commentRangeEnd w:id="169"/>
+      <w:commentRangeEnd w:id="175"/>
       <w:r>
         <w:rPr>
           <w:rStyle w:val="af2"/>
           <w:sz w:val="24"/>
           <w:szCs w:val="24"/>
         </w:rPr>
-        <w:commentReference w:id="169"/>
+        <w:commentReference w:id="175"/>
       </w:r>
     </w:p>
     <w:p>
@@ -3092,8 +3139,8 @@
       <w:r>
         <w:t xml:space="preserve"> The fracture-site specificity observed in our data—significant association with hip fractures but not with humerus or forearm fractures—</w:t>
       </w:r>
-      <w:commentRangeStart w:id="184"/>
-      <w:del w:id="185" w:author="治輝 齋藤" w:date="2026-04-30T20:51:00Z" w16du:dateUtc="2026-04-30T11:51:00Z">
+      <w:commentRangeStart w:id="190"/>
+      <w:del w:id="191" w:author="治輝 齋藤" w:date="2026-04-30T20:51:00Z" w16du:dateUtc="2026-04-30T11:51:00Z">
         <w:r>
           <w:delText xml:space="preserve">thus </w:delText>
         </w:r>
@@ -3101,7 +3148,7 @@
       <w:r>
         <w:t xml:space="preserve">provides internal evidence </w:t>
       </w:r>
-      <w:ins w:id="186" w:author="治輝 齋藤" w:date="2026-04-30T20:52:00Z" w16du:dateUtc="2026-04-30T11:52:00Z">
+      <w:ins w:id="192" w:author="治輝 齋藤" w:date="2026-04-30T20:52:00Z" w16du:dateUtc="2026-04-30T11:52:00Z">
         <w:r>
           <w:t>that is</w:t>
         </w:r>
@@ -3116,12 +3163,12 @@
       <w:r>
         <w:t xml:space="preserve">consistent with </w:t>
       </w:r>
-      <w:del w:id="187" w:author="治輝 齋藤" w:date="2026-04-30T20:52:00Z" w16du:dateUtc="2026-04-30T11:52:00Z">
+      <w:del w:id="193" w:author="治輝 齋藤" w:date="2026-04-30T20:52:00Z" w16du:dateUtc="2026-04-30T11:52:00Z">
         <w:r>
           <w:delText xml:space="preserve">the </w:delText>
         </w:r>
       </w:del>
-      <w:ins w:id="188" w:author="治輝 齋藤" w:date="2026-04-30T20:52:00Z" w16du:dateUtc="2026-04-30T11:52:00Z">
+      <w:ins w:id="194" w:author="治輝 齋藤" w:date="2026-04-30T20:52:00Z" w16du:dateUtc="2026-04-30T11:52:00Z">
         <w:r>
           <w:rPr>
             <w:rFonts w:hint="eastAsia"/>
@@ -3136,12 +3183,12 @@
       <w:r>
         <w:t xml:space="preserve">biomechanical paradigm </w:t>
       </w:r>
-      <w:ins w:id="189" w:author="治輝 齋藤" w:date="2026-04-30T20:52:00Z" w16du:dateUtc="2026-04-30T11:52:00Z">
+      <w:ins w:id="195" w:author="治輝 齋藤" w:date="2026-04-30T20:52:00Z" w16du:dateUtc="2026-04-30T11:52:00Z">
         <w:r>
           <w:t>in which</w:t>
         </w:r>
       </w:ins>
-      <w:del w:id="190" w:author="治輝 齋藤" w:date="2026-04-30T20:52:00Z" w16du:dateUtc="2026-04-30T11:52:00Z">
+      <w:del w:id="196" w:author="治輝 齋藤" w:date="2026-04-30T20:52:00Z" w16du:dateUtc="2026-04-30T11:52:00Z">
         <w:r>
           <w:delText>that</w:delText>
         </w:r>
@@ -3149,7 +3196,7 @@
       <w:r>
         <w:t xml:space="preserve"> terrain slope </w:t>
       </w:r>
-      <w:ins w:id="191" w:author="治輝 齋藤" w:date="2026-04-30T20:52:00Z" w16du:dateUtc="2026-04-30T11:52:00Z">
+      <w:ins w:id="197" w:author="治輝 齋藤" w:date="2026-04-30T20:52:00Z" w16du:dateUtc="2026-04-30T11:52:00Z">
         <w:r>
           <w:rPr>
             <w:rFonts w:hint="eastAsia"/>
@@ -3161,7 +3208,7 @@
       <w:r>
         <w:t>specifically amplif</w:t>
       </w:r>
-      <w:ins w:id="192" w:author="治輝 齋藤" w:date="2026-04-30T20:52:00Z" w16du:dateUtc="2026-04-30T11:52:00Z">
+      <w:ins w:id="198" w:author="治輝 齋藤" w:date="2026-04-30T20:52:00Z" w16du:dateUtc="2026-04-30T11:52:00Z">
         <w:r>
           <w:rPr>
             <w:rFonts w:hint="eastAsia"/>
@@ -3170,7 +3217,7 @@
           <w:t>y</w:t>
         </w:r>
       </w:ins>
-      <w:del w:id="193" w:author="治輝 齋藤" w:date="2026-04-30T20:52:00Z" w16du:dateUtc="2026-04-30T11:52:00Z">
+      <w:del w:id="199" w:author="治輝 齋藤" w:date="2026-04-30T20:52:00Z" w16du:dateUtc="2026-04-30T11:52:00Z">
         <w:r>
           <w:delText>ies</w:delText>
         </w:r>
@@ -3178,14 +3225,14 @@
       <w:r>
         <w:t xml:space="preserve"> lateral fall risk.</w:t>
       </w:r>
-      <w:commentRangeEnd w:id="184"/>
+      <w:commentRangeEnd w:id="190"/>
       <w:r>
         <w:rPr>
           <w:rStyle w:val="af2"/>
           <w:sz w:val="24"/>
           <w:szCs w:val="24"/>
         </w:rPr>
-        <w:commentReference w:id="184"/>
+        <w:commentReference w:id="190"/>
       </w:r>
     </w:p>
     <w:p>
@@ -3193,8 +3240,8 @@
         <w:pStyle w:val="2"/>
         <w:spacing w:line="360" w:lineRule="auto"/>
       </w:pPr>
-      <w:bookmarkStart w:id="194" w:name="comparison-with-previous-studies"/>
-      <w:bookmarkEnd w:id="168"/>
+      <w:bookmarkStart w:id="200" w:name="comparison-with-previous-studies"/>
+      <w:bookmarkEnd w:id="174"/>
       <w:r>
         <w:lastRenderedPageBreak/>
         <w:t>3. Comparison with Previous Studies</w:t>
@@ -3295,16 +3342,16 @@
       <w:r>
         <w:t xml:space="preserve"> However, to our knowledge, no prior study has used nationwide DEM data linked to administrative fracture data to quantify the dose-response association between terrain slope and hip fracture rates at the population level in Japan. </w:t>
       </w:r>
-      <w:commentRangeStart w:id="195"/>
+      <w:commentRangeStart w:id="201"/>
       <w:r>
         <w:t xml:space="preserve">Our </w:t>
       </w:r>
-      <w:ins w:id="196" w:author="治輝 齋藤" w:date="2026-04-30T20:55:00Z" w16du:dateUtc="2026-04-30T11:55:00Z">
+      <w:ins w:id="202" w:author="治輝 齋藤" w:date="2026-04-30T20:55:00Z" w16du:dateUtc="2026-04-30T11:55:00Z">
         <w:r>
           <w:t>findings add</w:t>
         </w:r>
       </w:ins>
-      <w:del w:id="197" w:author="治輝 齋藤" w:date="2026-04-30T20:55:00Z" w16du:dateUtc="2026-04-30T11:55:00Z">
+      <w:del w:id="203" w:author="治輝 齋藤" w:date="2026-04-30T20:55:00Z" w16du:dateUtc="2026-04-30T11:55:00Z">
         <w:r>
           <w:delText>study provides the first</w:delText>
         </w:r>
@@ -3316,7 +3363,7 @@
         <w:lastRenderedPageBreak/>
         <w:t>evidence that each one-degree increase in terrain slope is associated with approximately 3.5 additional hip fracture surgeries per 100,000 population, independent of aging rate</w:t>
       </w:r>
-      <w:ins w:id="198" w:author="治輝 齋藤" w:date="2026-04-30T20:55:00Z" w16du:dateUtc="2026-04-30T11:55:00Z">
+      <w:ins w:id="204" w:author="治輝 齋藤" w:date="2026-04-30T20:55:00Z" w16du:dateUtc="2026-04-30T11:55:00Z">
         <w:r>
           <w:t xml:space="preserve"> in the primary model</w:t>
         </w:r>
@@ -3324,7 +3371,7 @@
       <w:r>
         <w:t xml:space="preserve">. This quantitative estimate </w:t>
       </w:r>
-      <w:del w:id="199" w:author="治輝 齋藤" w:date="2026-04-30T20:56:00Z" w16du:dateUtc="2026-04-30T11:56:00Z">
+      <w:del w:id="205" w:author="治輝 齋藤" w:date="2026-04-30T20:56:00Z" w16du:dateUtc="2026-04-30T11:56:00Z">
         <w:r>
           <w:delText xml:space="preserve">is novel and </w:delText>
         </w:r>
@@ -3339,12 +3386,12 @@
       <w:r>
         <w:t xml:space="preserve">contribute to the global evidence base for terrain as a modifiable environmental </w:t>
       </w:r>
-      <w:ins w:id="200" w:author="治輝 齋藤" w:date="2026-04-30T20:56:00Z" w16du:dateUtc="2026-04-30T11:56:00Z">
+      <w:ins w:id="206" w:author="治輝 齋藤" w:date="2026-04-30T20:56:00Z" w16du:dateUtc="2026-04-30T11:56:00Z">
         <w:r>
           <w:t>correlate of fracture burden</w:t>
         </w:r>
       </w:ins>
-      <w:del w:id="201" w:author="治輝 齋藤" w:date="2026-04-30T20:56:00Z" w16du:dateUtc="2026-04-30T11:56:00Z">
+      <w:del w:id="207" w:author="治輝 齋藤" w:date="2026-04-30T20:56:00Z" w16du:dateUtc="2026-04-30T11:56:00Z">
         <w:r>
           <w:delText>risk factor</w:delText>
         </w:r>
@@ -3352,14 +3399,14 @@
       <w:r>
         <w:t>.</w:t>
       </w:r>
-      <w:commentRangeEnd w:id="195"/>
+      <w:commentRangeEnd w:id="201"/>
       <w:r>
         <w:rPr>
           <w:rStyle w:val="af2"/>
           <w:sz w:val="24"/>
           <w:szCs w:val="24"/>
         </w:rPr>
-        <w:commentReference w:id="195"/>
+        <w:commentReference w:id="201"/>
       </w:r>
     </w:p>
     <w:p>
@@ -3367,8 +3414,8 @@
         <w:pStyle w:val="2"/>
         <w:spacing w:line="360" w:lineRule="auto"/>
       </w:pPr>
-      <w:bookmarkStart w:id="202" w:name="role-of-aging-rate"/>
-      <w:bookmarkEnd w:id="194"/>
+      <w:bookmarkStart w:id="208" w:name="role-of-aging-rate"/>
+      <w:bookmarkEnd w:id="200"/>
       <w:r>
         <w:t>4. Role of Aging Rate</w:t>
       </w:r>
@@ -3418,7 +3465,7 @@
         <w:pStyle w:val="a0"/>
         <w:spacing w:line="360" w:lineRule="auto"/>
       </w:pPr>
-      <w:commentRangeStart w:id="203"/>
+      <w:commentRangeStart w:id="209"/>
       <w:r>
         <w:t xml:space="preserve">The </w:t>
       </w:r>
@@ -3440,12 +3487,12 @@
       <w:r>
         <w:t xml:space="preserve"> a risk </w:t>
       </w:r>
-      <w:ins w:id="204" w:author="治輝 齋藤" w:date="2026-04-30T20:57:00Z" w16du:dateUtc="2026-04-30T11:57:00Z">
+      <w:ins w:id="210" w:author="治輝 齋藤" w:date="2026-04-30T20:57:00Z" w16du:dateUtc="2026-04-30T11:57:00Z">
         <w:r>
           <w:t>correlate</w:t>
         </w:r>
       </w:ins>
-      <w:del w:id="205" w:author="治輝 齋藤" w:date="2026-04-30T20:57:00Z" w16du:dateUtc="2026-04-30T11:57:00Z">
+      <w:del w:id="211" w:author="治輝 齋藤" w:date="2026-04-30T20:57:00Z" w16du:dateUtc="2026-04-30T11:57:00Z">
         <w:r>
           <w:delText>factor</w:delText>
         </w:r>
@@ -3459,7 +3506,7 @@
       <w:r>
         <w:t xml:space="preserve">. This finding has practical implications: even within the context of Japan’s nationwide aging, geographic topography </w:t>
       </w:r>
-      <w:ins w:id="206" w:author="治輝 齋藤" w:date="2026-04-30T20:58:00Z" w16du:dateUtc="2026-04-30T11:58:00Z">
+      <w:ins w:id="212" w:author="治輝 齋藤" w:date="2026-04-30T20:58:00Z" w16du:dateUtc="2026-04-30T11:58:00Z">
         <w:r>
           <w:rPr>
             <w:rFonts w:hint="eastAsia"/>
@@ -3471,7 +3518,7 @@
       <w:r>
         <w:t>represent</w:t>
       </w:r>
-      <w:del w:id="207" w:author="治輝 齋藤" w:date="2026-04-30T20:58:00Z" w16du:dateUtc="2026-04-30T11:58:00Z">
+      <w:del w:id="213" w:author="治輝 齋藤" w:date="2026-04-30T20:58:00Z" w16du:dateUtc="2026-04-30T11:58:00Z">
         <w:r>
           <w:delText>s</w:delText>
         </w:r>
@@ -3479,7 +3526,7 @@
       <w:r>
         <w:t xml:space="preserve"> an additional and </w:t>
       </w:r>
-      <w:ins w:id="208" w:author="治輝 齋藤" w:date="2026-04-30T20:58:00Z" w16du:dateUtc="2026-04-30T11:58:00Z">
+      <w:ins w:id="214" w:author="治輝 齋藤" w:date="2026-04-30T20:58:00Z" w16du:dateUtc="2026-04-30T11:58:00Z">
         <w:r>
           <w:t>potentially</w:t>
         </w:r>
@@ -3494,7 +3541,7 @@
       <w:r>
         <w:t xml:space="preserve">modifiable layer of fracture risk. Terrain slope </w:t>
       </w:r>
-      <w:ins w:id="209" w:author="治輝 齋藤" w:date="2026-04-30T20:58:00Z" w16du:dateUtc="2026-04-30T11:58:00Z">
+      <w:ins w:id="215" w:author="治輝 齋藤" w:date="2026-04-30T20:58:00Z" w16du:dateUtc="2026-04-30T11:58:00Z">
         <w:r>
           <w:rPr>
             <w:rFonts w:hint="eastAsia"/>
@@ -3503,7 +3550,7 @@
           <w:t>may</w:t>
         </w:r>
       </w:ins>
-      <w:del w:id="210" w:author="治輝 齋藤" w:date="2026-04-30T20:58:00Z" w16du:dateUtc="2026-04-30T11:58:00Z">
+      <w:del w:id="216" w:author="治輝 齋藤" w:date="2026-04-30T20:58:00Z" w16du:dateUtc="2026-04-30T11:58:00Z">
         <w:r>
           <w:delText>is</w:delText>
         </w:r>
@@ -3511,7 +3558,7 @@
       <w:r>
         <w:t xml:space="preserve"> not </w:t>
       </w:r>
-      <w:ins w:id="211" w:author="治輝 齋藤" w:date="2026-04-30T20:58:00Z" w16du:dateUtc="2026-04-30T11:58:00Z">
+      <w:ins w:id="217" w:author="治輝 齋藤" w:date="2026-04-30T20:58:00Z" w16du:dateUtc="2026-04-30T11:58:00Z">
         <w:r>
           <w:rPr>
             <w:rFonts w:hint="eastAsia"/>
@@ -3523,72 +3570,72 @@
       <w:r>
         <w:t>merely a proxy for aging</w:t>
       </w:r>
-      <w:ins w:id="212" w:author="治輝 齋藤" w:date="2026-04-30T20:59:00Z" w16du:dateUtc="2026-04-30T11:59:00Z">
+      <w:ins w:id="218" w:author="治輝 齋藤" w:date="2026-04-30T20:59:00Z" w16du:dateUtc="2026-04-30T11:59:00Z">
         <w:r>
           <w:t xml:space="preserve"> and may represent</w:t>
-        </w:r>
-      </w:ins>
-      <w:del w:id="213" w:author="治輝 齋藤" w:date="2026-04-30T20:59:00Z" w16du:dateUtc="2026-04-30T11:59:00Z">
-        <w:r>
-          <w:delText>, but</w:delText>
-        </w:r>
-      </w:del>
-      <w:r>
-        <w:t xml:space="preserve"> an </w:t>
-      </w:r>
-      <w:ins w:id="214" w:author="治輝 齋藤" w:date="2026-04-30T20:59:00Z" w16du:dateUtc="2026-04-30T11:59:00Z">
-        <w:r>
-          <w:t>additional</w:t>
-        </w:r>
-      </w:ins>
-      <w:del w:id="215" w:author="治輝 齋藤" w:date="2026-04-30T20:59:00Z" w16du:dateUtc="2026-04-30T11:59:00Z">
-        <w:r>
-          <w:delText>independent</w:delText>
-        </w:r>
-      </w:del>
-      <w:r>
-        <w:t xml:space="preserve"> environmental </w:t>
-      </w:r>
-      <w:ins w:id="216" w:author="治輝 齋藤" w:date="2026-04-30T20:59:00Z" w16du:dateUtc="2026-04-30T11:59:00Z">
-        <w:r>
-          <w:t>correlate</w:t>
-        </w:r>
-      </w:ins>
-      <w:del w:id="217" w:author="治輝 齋藤" w:date="2026-04-30T20:59:00Z" w16du:dateUtc="2026-04-30T11:59:00Z">
-        <w:r>
-          <w:delText>hazard</w:delText>
-        </w:r>
-      </w:del>
-      <w:r>
-        <w:t xml:space="preserve"> that </w:t>
-      </w:r>
-      <w:ins w:id="218" w:author="治輝 齋藤" w:date="2026-04-30T20:59:00Z" w16du:dateUtc="2026-04-30T11:59:00Z">
-        <w:r>
-          <w:t>could contribute to functional decline</w:t>
         </w:r>
       </w:ins>
       <w:del w:id="219" w:author="治輝 齋藤" w:date="2026-04-30T20:59:00Z" w16du:dateUtc="2026-04-30T11:59:00Z">
         <w:r>
+          <w:delText>, but</w:delText>
+        </w:r>
+      </w:del>
+      <w:r>
+        <w:t xml:space="preserve"> an </w:t>
+      </w:r>
+      <w:ins w:id="220" w:author="治輝 齋藤" w:date="2026-04-30T20:59:00Z" w16du:dateUtc="2026-04-30T11:59:00Z">
+        <w:r>
+          <w:t>additional</w:t>
+        </w:r>
+      </w:ins>
+      <w:del w:id="221" w:author="治輝 齋藤" w:date="2026-04-30T20:59:00Z" w16du:dateUtc="2026-04-30T11:59:00Z">
+        <w:r>
+          <w:delText>independent</w:delText>
+        </w:r>
+      </w:del>
+      <w:r>
+        <w:t xml:space="preserve"> environmental </w:t>
+      </w:r>
+      <w:ins w:id="222" w:author="治輝 齋藤" w:date="2026-04-30T20:59:00Z" w16du:dateUtc="2026-04-30T11:59:00Z">
+        <w:r>
+          <w:t>correlate</w:t>
+        </w:r>
+      </w:ins>
+      <w:del w:id="223" w:author="治輝 齋藤" w:date="2026-04-30T20:59:00Z" w16du:dateUtc="2026-04-30T11:59:00Z">
+        <w:r>
+          <w:delText>hazard</w:delText>
+        </w:r>
+      </w:del>
+      <w:r>
+        <w:t xml:space="preserve"> that </w:t>
+      </w:r>
+      <w:ins w:id="224" w:author="治輝 齋藤" w:date="2026-04-30T20:59:00Z" w16du:dateUtc="2026-04-30T11:59:00Z">
+        <w:r>
+          <w:t>could contribute to functional decline</w:t>
+        </w:r>
+      </w:ins>
+      <w:del w:id="225" w:author="治輝 齋藤" w:date="2026-04-30T20:59:00Z" w16du:dateUtc="2026-04-30T11:59:00Z">
+        <w:r>
           <w:delText>chronically erodes physical function</w:delText>
         </w:r>
       </w:del>
       <w:r>
         <w:t xml:space="preserve"> among rural-dwelling older adults.</w:t>
       </w:r>
-      <w:commentRangeEnd w:id="203"/>
+      <w:commentRangeEnd w:id="209"/>
       <w:r>
         <w:rPr>
           <w:rStyle w:val="af2"/>
           <w:sz w:val="24"/>
           <w:szCs w:val="24"/>
         </w:rPr>
-        <w:commentReference w:id="203"/>
-      </w:r>
-      <w:ins w:id="220" w:author="治輝 齋藤" w:date="2026-04-30T20:32:00Z" w16du:dateUtc="2026-04-30T11:32:00Z">
+        <w:commentReference w:id="209"/>
+      </w:r>
+      <w:ins w:id="226" w:author="治輝 齋藤" w:date="2026-04-30T20:32:00Z" w16du:dateUtc="2026-04-30T11:32:00Z">
         <w:r>
           <w:t xml:space="preserve"> </w:t>
         </w:r>
-        <w:commentRangeStart w:id="221"/>
+        <w:commentRangeStart w:id="227"/>
         <w:r>
           <w:t xml:space="preserve">Given public-data masking in age-stratified surgery tables, we interpret age-structure robustness primarily from the consistency of adjusted ecological models and from imputation-based sensitivity analyses, while </w:t>
         </w:r>
@@ -3597,195 +3644,8 @@
           <w:t>acknowledging that full indirect standardization without imputation is not feasible with the current open dataset.</w:t>
         </w:r>
       </w:ins>
-      <w:commentRangeEnd w:id="221"/>
-      <w:ins w:id="222" w:author="治輝 齋藤" w:date="2026-04-30T20:33:00Z" w16du:dateUtc="2026-04-30T11:33:00Z">
-        <w:r>
-          <w:rPr>
-            <w:rStyle w:val="af2"/>
-            <w:sz w:val="24"/>
-            <w:szCs w:val="24"/>
-          </w:rPr>
-          <w:commentReference w:id="221"/>
-        </w:r>
-      </w:ins>
-    </w:p>
-    <w:p>
-      <w:pPr>
-        <w:pStyle w:val="2"/>
-        <w:spacing w:line="360" w:lineRule="auto"/>
-      </w:pPr>
-      <w:bookmarkStart w:id="223" w:name="walking-speed-as-a-mediator"/>
-      <w:bookmarkEnd w:id="202"/>
-      <w:r>
-        <w:t>5. Walking Speed as a Mediator</w:t>
-      </w:r>
-    </w:p>
-    <w:p>
-      <w:pPr>
-        <w:pStyle w:val="FirstParagraph"/>
-        <w:spacing w:line="360" w:lineRule="auto"/>
-      </w:pPr>
-      <w:r>
-        <w:t>At the individual level, slower</w:t>
-      </w:r>
-      <w:r>
-        <w:t xml:space="preserve"> walking speed </w:t>
-      </w:r>
-      <w:r>
-        <w:t>is a well-established marker</w:t>
-      </w:r>
-      <w:r>
-        <w:t xml:space="preserve"> of fracture risk, sarcopenia, frailty, and mortality</w:t>
-      </w:r>
-      <w:r>
-        <w:t xml:space="preserve"> (often termed the "sixth vital sign")</w:t>
-      </w:r>
-      <w:r>
-        <w:t>.</w:t>
-      </w:r>
-      <w:r>
-        <w:t xml:space="preserve"> </w:t>
-      </w:r>
-      <w:r>
-        <w:rPr>
-          <w:lang w:eastAsia="ja-JP"/>
-        </w:rPr>
-        <w:t>[15, 16, 17]</w:t>
-      </w:r>
-      <w:r>
-        <w:t xml:space="preserve"> Prospective cohort studies in community-dwelling older adults have demonstrated that walking speeds below 0.8 m/s or 0.69 m/s significantly elevate hip fracture incidence.</w:t>
-      </w:r>
-      <w:r>
-        <w:t xml:space="preserve"> </w:t>
-      </w:r>
-      <w:r>
-        <w:rPr>
-          <w:lang w:eastAsia="ja-JP"/>
-        </w:rPr>
-        <w:t>[16]</w:t>
-      </w:r>
-      <w:r>
-        <w:t xml:space="preserve"> </w:t>
-      </w:r>
-      <w:r>
-        <w:t>Walking</w:t>
-      </w:r>
-      <w:r>
-        <w:t xml:space="preserve"> speed measured in clinical settings (flat 10-meter walk tests) may not accurately reflect real-world walking ability on complex outdoor terrain.</w:t>
-      </w:r>
-      <w:r>
-        <w:t xml:space="preserve"> </w:t>
-      </w:r>
-      <w:r>
-        <w:rPr>
-          <w:lang w:eastAsia="ja-JP"/>
-        </w:rPr>
-        <w:t>[18]</w:t>
-      </w:r>
-    </w:p>
-    <w:p>
-      <w:pPr>
-        <w:pStyle w:val="a0"/>
-        <w:spacing w:line="360" w:lineRule="auto"/>
-      </w:pPr>
-      <w:r>
-        <w:t xml:space="preserve">In our ecological data, terrain slope was negatively correlated with prefecture-level fast walking rate (r = −0.264), consistent with residents of steeper prefectures reporting slower habitual walking on average. </w:t>
-      </w:r>
-      <w:r>
-        <w:t>When confronted with uneven or sloped terrain, older adults unconsciously adopt cautious gait strategies, reducing step length and cadence to enhance stability, which results in substantially slower walking speeds.</w:t>
-      </w:r>
-      <w:r>
-        <w:t xml:space="preserve"> </w:t>
-      </w:r>
-      <w:r>
-        <w:rPr>
-          <w:lang w:eastAsia="ja-JP"/>
-        </w:rPr>
-        <w:t>[11, 18, 19]</w:t>
-      </w:r>
-      <w:r>
-        <w:t xml:space="preserve"> </w:t>
-      </w:r>
-      <w:commentRangeStart w:id="224"/>
-      <w:r>
-        <w:t>Older adults residing in high-slope regions are exposed to such challenging terrain daily during shopping and outdoor activities, leading to chronic fear of falling, reduced outdoor activity, and progressive deconditioning (disuse muscle atrophy).</w:t>
-      </w:r>
-      <w:commentRangeEnd w:id="224"/>
-      <w:r>
-        <w:rPr>
-          <w:rStyle w:val="af2"/>
-          <w:sz w:val="24"/>
-          <w:szCs w:val="24"/>
-        </w:rPr>
-        <w:commentReference w:id="224"/>
-      </w:r>
-      <w:r>
-        <w:t xml:space="preserve"> </w:t>
-      </w:r>
-      <w:r>
-        <w:rPr>
-          <w:lang w:eastAsia="ja-JP"/>
-        </w:rPr>
-        <w:t>[40, 41]</w:t>
-      </w:r>
-    </w:p>
-    <w:p>
-      <w:pPr>
-        <w:pStyle w:val="a0"/>
-        <w:spacing w:line="360" w:lineRule="auto"/>
-      </w:pPr>
-      <w:r>
-        <w:t xml:space="preserve">However, </w:t>
-      </w:r>
-      <w:r>
-        <w:t xml:space="preserve">the multivariable OLS coefficient for fast walking rate was </w:t>
-      </w:r>
-      <w:del w:id="225" w:author="治輝 齋藤" w:date="2026-04-30T18:39:00Z" w16du:dateUtc="2026-04-30T09:39:00Z">
-        <w:r>
-          <w:delText>**</w:delText>
-        </w:r>
-      </w:del>
-      <w:r>
-        <w:t>positive</w:t>
-      </w:r>
-      <w:del w:id="226" w:author="治輝 齋藤" w:date="2026-04-30T18:39:00Z" w16du:dateUtc="2026-04-30T09:39:00Z">
-        <w:r>
-          <w:delText>**</w:delText>
-        </w:r>
-      </w:del>
-      <w:r>
-        <w:t xml:space="preserve"> (β = 2.02 per 1 percentage-point increase in fast walking), which is difficult to interpret as a causal protective effect at prefecture resolution and is not the individual-level association described in cohort studies. Inference for this coefficient was sensitive to standard error choice (conventional </w:t>
-      </w:r>
-      <w:r>
-        <w:rPr>
-          <w:i/>
-          <w:iCs/>
-        </w:rPr>
-        <w:t>p</w:t>
-      </w:r>
-      <w:r>
-        <w:t xml:space="preserve"> = 0.091 versus HC3 </w:t>
-      </w:r>
-      <w:r>
-        <w:rPr>
-          <w:i/>
-          <w:iCs/>
-        </w:rPr>
-        <w:t>p</w:t>
-      </w:r>
-      <w:r>
-        <w:t xml:space="preserve"> = 0.022). Plausible drivers include ecological bias, aggregation of a 40–74-year screening metric to represent regions where hip fractures concentrate among the oldest-old, and confounding by unmeasured healthcare and reporting behaviors. </w:t>
-      </w:r>
-      <w:commentRangeStart w:id="227"/>
-      <w:ins w:id="228" w:author="治輝 齋藤" w:date="2026-04-30T18:41:00Z" w16du:dateUtc="2026-04-30T09:41:00Z">
-        <w:r>
-          <w:t xml:space="preserve">Because only the 40–74-year </w:t>
-        </w:r>
-        <w:r>
-          <w:lastRenderedPageBreak/>
-          <w:t xml:space="preserve">questionnaire aggregate is publicly available, we treated this variable as a contextual covariate and not as a direct proxy for hip fracture risk in the oldest age groups. </w:t>
-        </w:r>
-        <w:commentRangeEnd w:id="227"/>
+      <w:commentRangeEnd w:id="227"/>
+      <w:ins w:id="228" w:author="治輝 齋藤" w:date="2026-04-30T20:33:00Z" w16du:dateUtc="2026-04-30T11:33:00Z">
         <w:r>
           <w:rPr>
             <w:rStyle w:val="af2"/>
@@ -3795,22 +3655,16 @@
           <w:commentReference w:id="227"/>
         </w:r>
       </w:ins>
-      <w:r>
-        <w:t>We therefore did not treat walking speed as a statistically supported mediator of the slope–hip fracture association.</w:t>
-      </w:r>
-      <w:r>
-        <w:t xml:space="preserve"> Future studies using individual-level data (e.g., objectively measured gait speed, accelerometry) with formal causal mediation analysis are warranted to clarify whether terrain slope influences hip fracture risk partly through its chronic effect on habitual walking capacity.</w:t>
-      </w:r>
     </w:p>
     <w:p>
       <w:pPr>
         <w:pStyle w:val="2"/>
         <w:spacing w:line="360" w:lineRule="auto"/>
       </w:pPr>
-      <w:bookmarkStart w:id="229" w:name="policy-implications"/>
-      <w:bookmarkEnd w:id="223"/>
-      <w:r>
-        <w:t>6. Policy Implications</w:t>
+      <w:bookmarkStart w:id="229" w:name="walking-speed-as-a-mediator"/>
+      <w:bookmarkEnd w:id="208"/>
+      <w:r>
+        <w:t>5. Walking Speed as a Mediator</w:t>
       </w:r>
     </w:p>
     <w:p>
@@ -3819,17 +3673,22 @@
         <w:spacing w:line="360" w:lineRule="auto"/>
       </w:pPr>
       <w:r>
-        <w:t xml:space="preserve">Our findings </w:t>
-      </w:r>
-      <w:r>
-        <w:rPr>
-          <w:rFonts w:hint="eastAsia"/>
-          <w:lang w:eastAsia="ja-JP"/>
-        </w:rPr>
-        <w:t xml:space="preserve">may </w:t>
-      </w:r>
-      <w:r>
-        <w:t>have concrete policy implications in the context of Japan’s national health promotion strategies and the ongoing escalation of hip fracture healthcare costs. The NDB trends from 2012 to 2023 demonstrate that hip fracture incidence, which had plateaued temporarily, resumed an upward trajectory after 2021, likely reflecting COVID-19-related outdoor activity restrictions and accelerated frailty.</w:t>
+        <w:t>At the individual level, slower</w:t>
+      </w:r>
+      <w:r>
+        <w:t xml:space="preserve"> walking speed </w:t>
+      </w:r>
+      <w:r>
+        <w:t>is a well-established marker</w:t>
+      </w:r>
+      <w:r>
+        <w:t xml:space="preserve"> of fracture risk, sarcopenia, frailty, and mortality</w:t>
+      </w:r>
+      <w:r>
+        <w:t xml:space="preserve"> (often termed the "sixth vital sign")</w:t>
+      </w:r>
+      <w:r>
+        <w:t>.</w:t>
       </w:r>
       <w:r>
         <w:t xml:space="preserve"> </w:t>
@@ -3838,10 +3697,10 @@
         <w:rPr>
           <w:lang w:eastAsia="ja-JP"/>
         </w:rPr>
-        <w:t>[4, 42, 43]</w:t>
-      </w:r>
-      <w:r>
-        <w:t xml:space="preserve"> Acute care costs for hip fracture treatment reached approximately 1,000 billion yen in 2021,</w:t>
+        <w:t>[15, 16, 17]</w:t>
+      </w:r>
+      <w:r>
+        <w:t xml:space="preserve"> Prospective cohort studies in community-dwelling older adults have demonstrated that walking speeds below 0.8 m/s or 0.69 m/s significantly elevate hip fracture incidence.</w:t>
       </w:r>
       <w:r>
         <w:t xml:space="preserve"> </w:t>
@@ -3850,19 +3709,25 @@
         <w:rPr>
           <w:lang w:eastAsia="ja-JP"/>
         </w:rPr>
-        <w:t>[5]</w:t>
-      </w:r>
-      <w:r>
-        <w:t xml:space="preserve"> prompting the Japanese government to introduce a new reimbursement incentive in April 2022 for early surgery within 48 hours for patients aged ≥75 years.</w:t>
+        <w:t>[16]</w:t>
       </w:r>
       <w:r>
         <w:t xml:space="preserve"> </w:t>
       </w:r>
       <w:r>
-        <w:rPr>
-          <w:lang w:eastAsia="ja-JP"/>
-        </w:rPr>
-        <w:t>[44]</w:t>
+        <w:t>Walking</w:t>
+      </w:r>
+      <w:r>
+        <w:t xml:space="preserve"> speed measured in clinical settings (flat 10-meter walk tests) may not accurately reflect real-world walking ability on complex outdoor terrain.</w:t>
+      </w:r>
+      <w:r>
+        <w:t xml:space="preserve"> </w:t>
+      </w:r>
+      <w:r>
+        <w:rPr>
+          <w:lang w:eastAsia="ja-JP"/>
+        </w:rPr>
+        <w:t>[18]</w:t>
       </w:r>
     </w:p>
     <w:p>
@@ -3871,15 +3736,10 @@
         <w:spacing w:line="360" w:lineRule="auto"/>
       </w:pPr>
       <w:r>
-        <w:t xml:space="preserve">First, prefectures with steeper terrain should be prioritized in national fall prevention programs. Japan’s Ministry of Health, </w:t>
-      </w:r>
-      <w:proofErr w:type="spellStart"/>
-      <w:r>
-        <w:t>Labour</w:t>
-      </w:r>
-      <w:proofErr w:type="spellEnd"/>
-      <w:r>
-        <w:t xml:space="preserve"> and Welfare has promoted the “Active Guide” (Plus-Ten campaign: “add 10 minutes of physical activity daily”) under the Health Japan 21 (second edition) framework.</w:t>
+        <w:t xml:space="preserve">In our ecological data, terrain slope was negatively correlated with prefecture-level fast walking rate (r = −0.264), consistent with residents of steeper prefectures reporting slower habitual walking on average. </w:t>
+      </w:r>
+      <w:r>
+        <w:t>When confronted with uneven or sloped terrain, older adults unconsciously adopt cautious gait strategies, reducing step length and cadence to enhance stability, which results in substantially slower walking speeds.</w:t>
       </w:r>
       <w:r>
         <w:t xml:space="preserve"> </w:t>
@@ -3888,48 +3748,14 @@
         <w:rPr>
           <w:lang w:eastAsia="ja-JP"/>
         </w:rPr>
-        <w:t>[45, 46]</w:t>
-      </w:r>
-      <w:r>
-        <w:t xml:space="preserve"> However, research has shown that physical activity behavior is strongly dependent on neighborhood environmental features (sidewalk availability, safety, topography), not individual motivation alone.</w:t>
+        <w:t>[11, 18, 19]</w:t>
       </w:r>
       <w:r>
         <w:t xml:space="preserve"> </w:t>
       </w:r>
-      <w:r>
-        <w:rPr>
-          <w:lang w:eastAsia="ja-JP"/>
-        </w:rPr>
-        <w:t>[45]</w:t>
-      </w:r>
-      <w:r>
-        <w:t xml:space="preserve"> Recommending “10 additional minutes of outdoor walking” in mountainous prefectures with mean slopes exceeding 10 degrees (e.g., regions in Shikoku, Chugoku, inland Kyushu) may inadvertently increase lateral fall and hip fracture risk </w:t>
-      </w:r>
-      <w:r>
-        <w:lastRenderedPageBreak/>
-        <w:t>without concurrent environmental modifications. High-slope regions require environment-specific adaptations of the Active Guide, including balance and strength training programs, anti-slip footwear distribution, and handrail installation subsidies for outdoor pathways.</w:t>
-      </w:r>
-      <w:r>
-        <w:t xml:space="preserve"> </w:t>
-      </w:r>
-      <w:r>
-        <w:rPr>
-          <w:lang w:eastAsia="ja-JP"/>
-        </w:rPr>
-        <w:t>[47]</w:t>
-      </w:r>
-    </w:p>
-    <w:p>
-      <w:pPr>
-        <w:pStyle w:val="a0"/>
-        <w:spacing w:line="360" w:lineRule="auto"/>
-      </w:pPr>
-      <w:r>
-        <w:t xml:space="preserve">Second, housing modification subsidies targeting high-slope prefectures—such as installation of handrails on outdoor pathways and anti-slip surface materials—could reduce the environmental contribution to fall risk. Third, urban planning guidelines for mountainous communities should explicitly incorporate slope gradient as a factor in pedestrian infrastructure design, particularly in areas with high proportions of older residents. Given the irreversible demographic aging in rural Japan, these upstream environmental interventions represent </w:t>
-      </w:r>
       <w:commentRangeStart w:id="230"/>
       <w:r>
-        <w:t>cost-effective</w:t>
+        <w:t>Older adults residing in high-slope regions are exposed to such challenging terrain daily during shopping and outdoor activities, leading to chronic fear of falling, reduced outdoor activity, and progressive deconditioning (disuse muscle atrophy).</w:t>
       </w:r>
       <w:commentRangeEnd w:id="230"/>
       <w:r>
@@ -3941,63 +3767,13 @@
         <w:commentReference w:id="230"/>
       </w:r>
       <w:r>
-        <w:t xml:space="preserve"> strategies to mitigate the downstream burden of fragility fractures.</w:t>
-      </w:r>
-    </w:p>
-    <w:p>
-      <w:pPr>
-        <w:pStyle w:val="2"/>
-        <w:spacing w:line="360" w:lineRule="auto"/>
-      </w:pPr>
-      <w:bookmarkStart w:id="231" w:name="strengths"/>
-      <w:bookmarkEnd w:id="229"/>
-      <w:r>
-        <w:t>7. Strengths</w:t>
-      </w:r>
-    </w:p>
-    <w:p>
-      <w:pPr>
-        <w:pStyle w:val="FirstParagraph"/>
-        <w:spacing w:line="360" w:lineRule="auto"/>
-      </w:pPr>
-      <w:r>
-        <w:t>This study has several strengths. We used nationally representative administrative data covering all 47 Japanese prefectures, ensuring that results were not subject to selection bias affecting individual-level studies. The use of DEM-derived weighted slope measures provides an objective, reproducible quantification of terrain exposure. The fracture outcomes were ascertained from insurance claims, which are routinely recorded with high administrative accuracy. The fracture-site specificity observed (hip but not forearm or humerus) provides internal evidence consistent with the proposed biomechanical mechanism.</w:t>
-      </w:r>
-    </w:p>
-    <w:p>
-      <w:pPr>
-        <w:pStyle w:val="2"/>
-        <w:spacing w:line="360" w:lineRule="auto"/>
-      </w:pPr>
-      <w:bookmarkStart w:id="232" w:name="limitations"/>
-      <w:bookmarkEnd w:id="231"/>
-      <w:r>
-        <w:t>8. Limitations</w:t>
-      </w:r>
-    </w:p>
-    <w:p>
-      <w:pPr>
-        <w:pStyle w:val="FirstParagraph"/>
-        <w:spacing w:line="360" w:lineRule="auto"/>
-      </w:pPr>
-      <w:r>
-        <w:t>Several limitations should be considered. First, as an ecological study, our findings are subject to the ecological fallacy: associations observed at the prefecture level may not reflect individual-level relationships.</w:t>
-      </w:r>
-      <w:r>
         <w:t xml:space="preserve"> </w:t>
       </w:r>
       <w:r>
         <w:rPr>
           <w:lang w:eastAsia="ja-JP"/>
         </w:rPr>
-        <w:t>[48]</w:t>
-      </w:r>
-      <w:r>
-        <w:t xml:space="preserve"> We cannot establish whether </w:t>
-      </w:r>
-      <w:r>
-        <w:lastRenderedPageBreak/>
-        <w:t>individuals living in steeper terrain within a prefecture have higher fracture risk than those in flatter areas of the same prefecture. Individual-level studies with residential geocoding and objective measures of daily terrain exposure (e.g., GPS tracking, accelerometry) are necessary to confirm our prefecture-level findings.</w:t>
+        <w:t>[40, 41]</w:t>
       </w:r>
     </w:p>
     <w:p>
@@ -4005,56 +3781,327 @@
         <w:pStyle w:val="a0"/>
         <w:spacing w:line="360" w:lineRule="auto"/>
       </w:pPr>
-      <w:bookmarkStart w:id="233" w:name="_Hlk228469400"/>
-      <w:r>
-        <w:t xml:space="preserve">Second, </w:t>
-      </w:r>
-      <w:commentRangeStart w:id="234"/>
-      <w:ins w:id="235" w:author="治輝 齋藤" w:date="2026-04-30T18:02:00Z" w16du:dateUtc="2026-04-30T09:02:00Z">
-        <w:r>
-          <w:t xml:space="preserve">our outcome reflects surgery rates rather than true fracture incidence. Although hip fractures are usually treated surgically, prefectural variation in treatment decisions, referral patterns, and access to operative care may influence observed rates independently of fracture occurrence. Third, </w:t>
-        </w:r>
-      </w:ins>
-      <w:commentRangeEnd w:id="234"/>
-      <w:ins w:id="236" w:author="治輝 齋藤" w:date="2026-04-30T18:04:00Z" w16du:dateUtc="2026-04-30T09:04:00Z">
+      <w:r>
+        <w:t xml:space="preserve">However, </w:t>
+      </w:r>
+      <w:r>
+        <w:t xml:space="preserve">the multivariable OLS coefficient for fast walking rate was </w:t>
+      </w:r>
+      <w:del w:id="231" w:author="治輝 齋藤" w:date="2026-04-30T18:39:00Z" w16du:dateUtc="2026-04-30T09:39:00Z">
+        <w:r>
+          <w:delText>**</w:delText>
+        </w:r>
+      </w:del>
+      <w:r>
+        <w:t>positive</w:t>
+      </w:r>
+      <w:del w:id="232" w:author="治輝 齋藤" w:date="2026-04-30T18:39:00Z" w16du:dateUtc="2026-04-30T09:39:00Z">
+        <w:r>
+          <w:delText>**</w:delText>
+        </w:r>
+      </w:del>
+      <w:r>
+        <w:t xml:space="preserve"> (β = 2.02 per 1 percentage-point increase in fast walking), which is difficult to interpret as a causal protective effect at prefecture resolution and is not the individual-level association described in cohort studies. Inference for this coefficient was sensitive to standard error choice (conventional </w:t>
+      </w:r>
+      <w:r>
+        <w:rPr>
+          <w:i/>
+          <w:iCs/>
+        </w:rPr>
+        <w:t>p</w:t>
+      </w:r>
+      <w:r>
+        <w:t xml:space="preserve"> = 0.091 versus HC3 </w:t>
+      </w:r>
+      <w:r>
+        <w:rPr>
+          <w:i/>
+          <w:iCs/>
+        </w:rPr>
+        <w:t>p</w:t>
+      </w:r>
+      <w:r>
+        <w:t xml:space="preserve"> = 0.022). Plausible drivers include ecological bias, aggregation of a 40–74-year screening metric to represent regions where hip fractures concentrate among the oldest-old, and confounding by unmeasured healthcare and reporting behaviors. </w:t>
+      </w:r>
+      <w:commentRangeStart w:id="233"/>
+      <w:ins w:id="234" w:author="治輝 齋藤" w:date="2026-04-30T18:41:00Z" w16du:dateUtc="2026-04-30T09:41:00Z">
+        <w:r>
+          <w:t xml:space="preserve">Because only the 40–74-year </w:t>
+        </w:r>
+        <w:r>
+          <w:lastRenderedPageBreak/>
+          <w:t xml:space="preserve">questionnaire aggregate is publicly available, we treated this variable as a contextual covariate and not as a direct proxy for hip fracture risk in the oldest age groups. </w:t>
+        </w:r>
+        <w:commentRangeEnd w:id="233"/>
         <w:r>
           <w:rPr>
             <w:rStyle w:val="af2"/>
             <w:sz w:val="24"/>
             <w:szCs w:val="24"/>
           </w:rPr>
-          <w:commentReference w:id="234"/>
+          <w:commentReference w:id="233"/>
         </w:r>
       </w:ins>
       <w:r>
-        <w:t xml:space="preserve">the cross-sectional design precludes causal inference. Although reverse causation is unlikely for a fixed environmental exposure such as terrain slope, residual confounding by unmeasured variables cannot be excluded. </w:t>
-      </w:r>
-      <w:ins w:id="237" w:author="治輝 齋藤" w:date="2026-04-30T18:03:00Z" w16du:dateUtc="2026-04-30T09:03:00Z">
-        <w:r>
-          <w:t>Fourth</w:t>
+        <w:t>We therefore did not treat walking speed as a statistically supported mediator of the slope–hip fracture association.</w:t>
+      </w:r>
+      <w:r>
+        <w:t xml:space="preserve"> Future studies using individual-level data (e.g., objectively measured gait speed, accelerometry) with formal causal mediation analysis are warranted to clarify whether terrain slope influences hip fracture risk partly through its chronic effect on habitual walking capacity.</w:t>
+      </w:r>
+    </w:p>
+    <w:p>
+      <w:pPr>
+        <w:pStyle w:val="2"/>
+        <w:spacing w:line="360" w:lineRule="auto"/>
+      </w:pPr>
+      <w:bookmarkStart w:id="235" w:name="policy-implications"/>
+      <w:bookmarkEnd w:id="229"/>
+      <w:r>
+        <w:t>6. Policy Implications</w:t>
+      </w:r>
+    </w:p>
+    <w:p>
+      <w:pPr>
+        <w:pStyle w:val="FirstParagraph"/>
+        <w:spacing w:line="360" w:lineRule="auto"/>
+      </w:pPr>
+      <w:r>
+        <w:t xml:space="preserve">Our findings </w:t>
+      </w:r>
+      <w:r>
+        <w:rPr>
+          <w:rFonts w:hint="eastAsia"/>
+          <w:lang w:eastAsia="ja-JP"/>
+        </w:rPr>
+        <w:t xml:space="preserve">may </w:t>
+      </w:r>
+      <w:r>
+        <w:t>have concrete policy implications in the context of Japan’s national health promotion strategies and the ongoing escalation of hip fracture healthcare costs. The NDB trends from 2012 to 2023 demonstrate that hip fracture incidence, which had plateaued temporarily, resumed an upward trajectory after 2021, likely reflecting COVID-19-related outdoor activity restrictions and accelerated frailty.</w:t>
+      </w:r>
+      <w:r>
+        <w:t xml:space="preserve"> </w:t>
+      </w:r>
+      <w:r>
+        <w:rPr>
+          <w:lang w:eastAsia="ja-JP"/>
+        </w:rPr>
+        <w:t>[4, 42, 43]</w:t>
+      </w:r>
+      <w:r>
+        <w:t xml:space="preserve"> Acute care costs for hip fracture treatment reached approximately 1,000 billion yen in 2021,</w:t>
+      </w:r>
+      <w:r>
+        <w:t xml:space="preserve"> </w:t>
+      </w:r>
+      <w:r>
+        <w:rPr>
+          <w:lang w:eastAsia="ja-JP"/>
+        </w:rPr>
+        <w:t>[5]</w:t>
+      </w:r>
+      <w:r>
+        <w:t xml:space="preserve"> prompting the Japanese government to introduce a new reimbursement incentive in April 2022 for early surgery within 48 hours for patients aged ≥75 years.</w:t>
+      </w:r>
+      <w:r>
+        <w:t xml:space="preserve"> </w:t>
+      </w:r>
+      <w:r>
+        <w:rPr>
+          <w:lang w:eastAsia="ja-JP"/>
+        </w:rPr>
+        <w:t>[44]</w:t>
+      </w:r>
+    </w:p>
+    <w:p>
+      <w:pPr>
+        <w:pStyle w:val="a0"/>
+        <w:spacing w:line="360" w:lineRule="auto"/>
+      </w:pPr>
+      <w:r>
+        <w:t xml:space="preserve">First, prefectures with steeper terrain should be prioritized in national fall prevention programs. Japan’s Ministry of Health, </w:t>
+      </w:r>
+      <w:proofErr w:type="spellStart"/>
+      <w:r>
+        <w:t>Labour</w:t>
+      </w:r>
+      <w:proofErr w:type="spellEnd"/>
+      <w:r>
+        <w:t xml:space="preserve"> and Welfare has promoted the “Active Guide” (Plus-Ten campaign: “add 10 minutes of physical activity daily”) under the Health Japan 21 (second edition) framework.</w:t>
+      </w:r>
+      <w:r>
+        <w:t xml:space="preserve"> </w:t>
+      </w:r>
+      <w:r>
+        <w:rPr>
+          <w:lang w:eastAsia="ja-JP"/>
+        </w:rPr>
+        <w:t>[45, 46]</w:t>
+      </w:r>
+      <w:r>
+        <w:t xml:space="preserve"> However, research has shown that physical activity behavior is strongly dependent on neighborhood environmental features (sidewalk availability, safety, topography), not individual motivation alone.</w:t>
+      </w:r>
+      <w:r>
+        <w:t xml:space="preserve"> </w:t>
+      </w:r>
+      <w:r>
+        <w:rPr>
+          <w:lang w:eastAsia="ja-JP"/>
+        </w:rPr>
+        <w:t>[45]</w:t>
+      </w:r>
+      <w:r>
+        <w:t xml:space="preserve"> Recommending “10 additional minutes of outdoor walking” in mountainous prefectures with mean slopes exceeding 10 degrees (e.g., regions in Shikoku, Chugoku, inland Kyushu) may inadvertently increase lateral fall and hip fracture risk </w:t>
+      </w:r>
+      <w:r>
+        <w:lastRenderedPageBreak/>
+        <w:t>without concurrent environmental modifications. High-slope regions require environment-specific adaptations of the Active Guide, including balance and strength training programs, anti-slip footwear distribution, and handrail installation subsidies for outdoor pathways.</w:t>
+      </w:r>
+      <w:r>
+        <w:t xml:space="preserve"> </w:t>
+      </w:r>
+      <w:r>
+        <w:rPr>
+          <w:lang w:eastAsia="ja-JP"/>
+        </w:rPr>
+        <w:t>[47]</w:t>
+      </w:r>
+    </w:p>
+    <w:p>
+      <w:pPr>
+        <w:pStyle w:val="a0"/>
+        <w:spacing w:line="360" w:lineRule="auto"/>
+      </w:pPr>
+      <w:r>
+        <w:t xml:space="preserve">Second, housing modification subsidies targeting high-slope prefectures—such as installation of handrails on outdoor pathways and anti-slip surface materials—could reduce the environmental contribution to fall risk. Third, urban planning guidelines for mountainous communities should explicitly incorporate slope gradient as a factor in pedestrian infrastructure design, particularly in areas with high proportions of older residents. Given the irreversible demographic aging in rural Japan, these upstream environmental interventions represent </w:t>
+      </w:r>
+      <w:commentRangeStart w:id="236"/>
+      <w:r>
+        <w:t>cost-effective</w:t>
+      </w:r>
+      <w:commentRangeEnd w:id="236"/>
+      <w:r>
+        <w:rPr>
+          <w:rStyle w:val="af2"/>
+          <w:sz w:val="24"/>
+          <w:szCs w:val="24"/>
+        </w:rPr>
+        <w:commentReference w:id="236"/>
+      </w:r>
+      <w:r>
+        <w:t xml:space="preserve"> strategies to mitigate the downstream burden of fragility fractures.</w:t>
+      </w:r>
+    </w:p>
+    <w:p>
+      <w:pPr>
+        <w:pStyle w:val="2"/>
+        <w:spacing w:line="360" w:lineRule="auto"/>
+      </w:pPr>
+      <w:bookmarkStart w:id="237" w:name="strengths"/>
+      <w:bookmarkEnd w:id="235"/>
+      <w:r>
+        <w:t>7. Strengths</w:t>
+      </w:r>
+    </w:p>
+    <w:p>
+      <w:pPr>
+        <w:pStyle w:val="FirstParagraph"/>
+        <w:spacing w:line="360" w:lineRule="auto"/>
+      </w:pPr>
+      <w:r>
+        <w:t>This study has several strengths. We used nationally representative administrative data covering all 47 Japanese prefectures, ensuring that results were not subject to selection bias affecting individual-level studies. The use of DEM-derived weighted slope measures provides an objective, reproducible quantification of terrain exposure. The fracture outcomes were ascertained from insurance claims, which are routinely recorded with high administrative accuracy. The fracture-site specificity observed (hip but not forearm or humerus) provides internal evidence consistent with the proposed biomechanical mechanism.</w:t>
+      </w:r>
+    </w:p>
+    <w:p>
+      <w:pPr>
+        <w:pStyle w:val="2"/>
+        <w:spacing w:line="360" w:lineRule="auto"/>
+      </w:pPr>
+      <w:bookmarkStart w:id="238" w:name="limitations"/>
+      <w:bookmarkEnd w:id="237"/>
+      <w:r>
+        <w:t>8. Limitations</w:t>
+      </w:r>
+    </w:p>
+    <w:p>
+      <w:pPr>
+        <w:pStyle w:val="FirstParagraph"/>
+        <w:spacing w:line="360" w:lineRule="auto"/>
+      </w:pPr>
+      <w:r>
+        <w:t>Several limitations should be considered. First, as an ecological study, our findings are subject to the ecological fallacy: associations observed at the prefecture level may not reflect individual-level relationships.</w:t>
+      </w:r>
+      <w:r>
+        <w:t xml:space="preserve"> </w:t>
+      </w:r>
+      <w:r>
+        <w:rPr>
+          <w:lang w:eastAsia="ja-JP"/>
+        </w:rPr>
+        <w:t>[48]</w:t>
+      </w:r>
+      <w:r>
+        <w:t xml:space="preserve"> We cannot establish whether </w:t>
+      </w:r>
+      <w:r>
+        <w:lastRenderedPageBreak/>
+        <w:t>individuals living in steeper terrain within a prefecture have higher fracture risk than those in flatter areas of the same prefecture. Individual-level studies with residential geocoding and objective measures of daily terrain exposure (e.g., GPS tracking, accelerometry) are necessary to confirm our prefecture-level findings.</w:t>
+      </w:r>
+    </w:p>
+    <w:p>
+      <w:pPr>
+        <w:pStyle w:val="a0"/>
+        <w:spacing w:line="360" w:lineRule="auto"/>
+      </w:pPr>
+      <w:bookmarkStart w:id="239" w:name="_Hlk228469400"/>
+      <w:r>
+        <w:t xml:space="preserve">Second, </w:t>
+      </w:r>
+      <w:commentRangeStart w:id="240"/>
+      <w:ins w:id="241" w:author="治輝 齋藤" w:date="2026-04-30T18:02:00Z" w16du:dateUtc="2026-04-30T09:02:00Z">
+        <w:r>
+          <w:t xml:space="preserve">our outcome reflects surgery rates rather than true fracture incidence. Although hip fractures are usually treated surgically, prefectural variation in treatment decisions, referral patterns, and access to operative care may influence observed rates independently of fracture occurrence. Third, </w:t>
         </w:r>
       </w:ins>
-      <w:del w:id="238" w:author="治輝 齋藤" w:date="2026-04-30T18:03:00Z" w16du:dateUtc="2026-04-30T09:03:00Z">
-        <w:r>
-          <w:delText>Third</w:delText>
-        </w:r>
-      </w:del>
-      <w:r>
-        <w:t xml:space="preserve">, important unmeasured confounders—including individual-level socioeconomic status, healthcare access (e.g., prefectural orthopedic surgeon density, distance to emergency hospitals), nutritional status (calcium and vitamin D intake), bone mineral density (BMD), </w:t>
-      </w:r>
-      <w:commentRangeStart w:id="239"/>
-      <w:ins w:id="240" w:author="治輝 齋藤" w:date="2026-04-30T18:09:00Z" w16du:dateUtc="2026-04-30T09:09:00Z">
-        <w:r>
-          <w:t xml:space="preserve">climate (snowfall and icing), </w:t>
-        </w:r>
-        <w:commentRangeEnd w:id="239"/>
+      <w:commentRangeEnd w:id="240"/>
+      <w:ins w:id="242" w:author="治輝 齋藤" w:date="2026-04-30T18:04:00Z" w16du:dateUtc="2026-04-30T09:04:00Z">
         <w:r>
           <w:rPr>
             <w:rStyle w:val="af2"/>
             <w:sz w:val="24"/>
             <w:szCs w:val="24"/>
           </w:rPr>
-          <w:commentReference w:id="239"/>
+          <w:commentReference w:id="240"/>
+        </w:r>
+      </w:ins>
+      <w:r>
+        <w:t xml:space="preserve">the cross-sectional design precludes causal inference. Although reverse causation is unlikely for a fixed environmental exposure such as terrain slope, residual confounding by unmeasured variables cannot be excluded. </w:t>
+      </w:r>
+      <w:ins w:id="243" w:author="治輝 齋藤" w:date="2026-04-30T18:03:00Z" w16du:dateUtc="2026-04-30T09:03:00Z">
+        <w:r>
+          <w:t>Fourth</w:t>
+        </w:r>
+      </w:ins>
+      <w:del w:id="244" w:author="治輝 齋藤" w:date="2026-04-30T18:03:00Z" w16du:dateUtc="2026-04-30T09:03:00Z">
+        <w:r>
+          <w:delText>Third</w:delText>
+        </w:r>
+      </w:del>
+      <w:r>
+        <w:t xml:space="preserve">, important unmeasured confounders—including individual-level socioeconomic status, healthcare access (e.g., prefectural orthopedic surgeon density, distance to emergency hospitals), nutritional status (calcium and vitamin D intake), bone mineral density (BMD), </w:t>
+      </w:r>
+      <w:commentRangeStart w:id="245"/>
+      <w:ins w:id="246" w:author="治輝 齋藤" w:date="2026-04-30T18:09:00Z" w16du:dateUtc="2026-04-30T09:09:00Z">
+        <w:r>
+          <w:t xml:space="preserve">climate (snowfall and icing), </w:t>
+        </w:r>
+        <w:commentRangeEnd w:id="245"/>
+        <w:r>
+          <w:rPr>
+            <w:rStyle w:val="af2"/>
+            <w:sz w:val="24"/>
+            <w:szCs w:val="24"/>
+          </w:rPr>
+          <w:commentReference w:id="245"/>
         </w:r>
       </w:ins>
       <w:r>
@@ -4066,8 +4113,8 @@
         <w:pStyle w:val="a0"/>
         <w:spacing w:line="360" w:lineRule="auto"/>
       </w:pPr>
-      <w:commentRangeStart w:id="241"/>
-      <w:ins w:id="242" w:author="治輝 齋藤" w:date="2026-04-30T20:36:00Z" w16du:dateUtc="2026-04-30T11:36:00Z">
+      <w:commentRangeStart w:id="247"/>
+      <w:ins w:id="248" w:author="治輝 齋藤" w:date="2026-04-30T20:36:00Z" w16du:dateUtc="2026-04-30T11:36:00Z">
         <w:r>
           <w:rPr>
             <w:lang w:eastAsia="ja-JP"/>
@@ -4075,8 +4122,8 @@
           <w:t>Fifth, age-standardization sensitivity results relied on imputation of masked (`"-"`) cells in publicly released age-stratified surgery tables. Although directionality was robust across `0/5/9` scenarios, effect size depended on masking assumptions, and secondary masking rules imply that some masked cells may not correspond strictly to the nominal `&lt;10` range. Therefore, these SIR/ISR analyses should be interpreted as robustness checks rather than definitive age-standardized estimates.</w:t>
         </w:r>
       </w:ins>
-      <w:commentRangeEnd w:id="241"/>
-      <w:ins w:id="243" w:author="治輝 齋藤" w:date="2026-04-30T20:37:00Z" w16du:dateUtc="2026-04-30T11:37:00Z">
+      <w:commentRangeEnd w:id="247"/>
+      <w:ins w:id="249" w:author="治輝 齋藤" w:date="2026-04-30T20:37:00Z" w16du:dateUtc="2026-04-30T11:37:00Z">
         <w:r>
           <w:rPr>
             <w:rStyle w:val="af2"/>
@@ -4084,10 +4131,10 @@
             <w:szCs w:val="24"/>
             <w:lang w:eastAsia="ja-JP"/>
           </w:rPr>
-          <w:commentReference w:id="241"/>
+          <w:commentReference w:id="247"/>
         </w:r>
       </w:ins>
-      <w:ins w:id="244" w:author="治輝 齋藤" w:date="2026-04-30T20:36:00Z" w16du:dateUtc="2026-04-30T11:36:00Z">
+      <w:ins w:id="250" w:author="治輝 齋藤" w:date="2026-04-30T20:36:00Z" w16du:dateUtc="2026-04-30T11:36:00Z">
         <w:r>
           <w:rPr>
             <w:lang w:eastAsia="ja-JP"/>
@@ -4102,7 +4149,7 @@
           <w:t>Six</w:t>
         </w:r>
       </w:ins>
-      <w:ins w:id="245" w:author="治輝 齋藤" w:date="2026-04-30T18:04:00Z" w16du:dateUtc="2026-04-30T09:04:00Z">
+      <w:ins w:id="251" w:author="治輝 齋藤" w:date="2026-04-30T18:04:00Z" w16du:dateUtc="2026-04-30T09:04:00Z">
         <w:r>
           <w:rPr>
             <w:rFonts w:hint="eastAsia"/>
@@ -4111,7 +4158,7 @@
           <w:t>th</w:t>
         </w:r>
       </w:ins>
-      <w:del w:id="246" w:author="治輝 齋藤" w:date="2026-04-30T18:04:00Z" w16du:dateUtc="2026-04-30T09:04:00Z">
+      <w:del w:id="252" w:author="治輝 齋藤" w:date="2026-04-30T18:04:00Z" w16du:dateUtc="2026-04-30T09:04:00Z">
         <w:r>
           <w:delText>Fourth</w:delText>
         </w:r>
@@ -4119,8 +4166,8 @@
       <w:r>
         <w:t xml:space="preserve">, the walking speed variable was based on self-reported habitual walking speed in the Specific Health Checkup questionnaire, administered to individuals aged 40–74 years, </w:t>
       </w:r>
-      <w:commentRangeStart w:id="247"/>
-      <w:ins w:id="248" w:author="治輝 齋藤" w:date="2026-04-30T19:05:00Z" w16du:dateUtc="2026-04-30T10:05:00Z">
+      <w:commentRangeStart w:id="253"/>
+      <w:ins w:id="254" w:author="治輝 齋藤" w:date="2026-04-30T19:05:00Z" w16du:dateUtc="2026-04-30T10:05:00Z">
         <w:r>
           <w:rPr>
             <w:rFonts w:hint="eastAsia"/>
@@ -4129,7 +4176,7 @@
           <w:t>because</w:t>
         </w:r>
       </w:ins>
-      <w:ins w:id="249" w:author="治輝 齋藤" w:date="2026-04-30T19:04:00Z" w16du:dateUtc="2026-04-30T10:04:00Z">
+      <w:ins w:id="255" w:author="治輝 齋藤" w:date="2026-04-30T19:04:00Z" w16du:dateUtc="2026-04-30T10:04:00Z">
         <w:r>
           <w:t xml:space="preserve"> publicly available prefecture-level data were limited to individuals </w:t>
         </w:r>
@@ -4145,34 +4192,34 @@
           <w:t>.</w:t>
         </w:r>
       </w:ins>
-      <w:ins w:id="250" w:author="治輝 齋藤" w:date="2026-04-30T18:45:00Z" w16du:dateUtc="2026-04-30T09:45:00Z">
+      <w:ins w:id="256" w:author="治輝 齋藤" w:date="2026-04-30T18:45:00Z" w16du:dateUtc="2026-04-30T09:45:00Z">
         <w:r>
           <w:t xml:space="preserve"> This variable </w:t>
         </w:r>
       </w:ins>
-      <w:del w:id="251" w:author="治輝 齋藤" w:date="2026-04-30T18:45:00Z" w16du:dateUtc="2026-04-30T09:45:00Z">
+      <w:del w:id="257" w:author="治輝 齋藤" w:date="2026-04-30T18:45:00Z" w16du:dateUtc="2026-04-30T09:45:00Z">
         <w:r>
           <w:delText>which</w:delText>
         </w:r>
       </w:del>
-      <w:commentRangeEnd w:id="247"/>
+      <w:commentRangeEnd w:id="253"/>
       <w:r>
         <w:rPr>
           <w:rStyle w:val="af2"/>
           <w:sz w:val="24"/>
           <w:szCs w:val="24"/>
         </w:rPr>
-        <w:commentReference w:id="247"/>
+        <w:commentReference w:id="253"/>
       </w:r>
       <w:r>
         <w:t xml:space="preserve"> may not accurately represent the functional capacity of the oldest-old (≥75 years) at highest fracture risk</w:t>
       </w:r>
-      <w:ins w:id="252" w:author="治輝 齋藤" w:date="2026-04-30T18:45:00Z" w16du:dateUtc="2026-04-30T09:45:00Z">
+      <w:ins w:id="258" w:author="治輝 齋藤" w:date="2026-04-30T18:45:00Z" w16du:dateUtc="2026-04-30T09:45:00Z">
         <w:r>
           <w:t>, and its direct relevance to hip fracture occurrence is likely limited at this ecological resolution</w:t>
         </w:r>
       </w:ins>
-      <w:ins w:id="253" w:author="治輝 齋藤" w:date="2026-05-19T12:38:00Z" w16du:dateUtc="2026-05-19T03:38:00Z">
+      <w:ins w:id="259" w:author="治輝 齋藤" w:date="2026-05-19T12:38:00Z" w16du:dateUtc="2026-05-19T03:38:00Z">
         <w:r>
           <w:rPr>
             <w:rFonts w:hint="eastAsia"/>
@@ -4180,22 +4227,22 @@
           </w:rPr>
           <w:t xml:space="preserve">. </w:t>
         </w:r>
-        <w:commentRangeStart w:id="254"/>
+        <w:commentRangeStart w:id="260"/>
         <w:r>
           <w:t>Moreover, this self-reported fast-walking indicator primarily reflects perceived walking capacity rather than actual walking volume or direct slope-specific exposure in daily life</w:t>
         </w:r>
-        <w:commentRangeEnd w:id="254"/>
+        <w:commentRangeEnd w:id="260"/>
         <w:r>
           <w:rPr>
             <w:rStyle w:val="af2"/>
           </w:rPr>
-          <w:commentReference w:id="254"/>
+          <w:commentReference w:id="260"/>
         </w:r>
       </w:ins>
       <w:r>
         <w:t xml:space="preserve">. This self-reported measure may be subject to non-differential measurement error, biasing our estimates toward the null. </w:t>
       </w:r>
-      <w:ins w:id="255" w:author="治輝 齋藤" w:date="2026-04-30T18:04:00Z" w16du:dateUtc="2026-04-30T09:04:00Z">
+      <w:ins w:id="261" w:author="治輝 齋藤" w:date="2026-04-30T18:04:00Z" w16du:dateUtc="2026-04-30T09:04:00Z">
         <w:r>
           <w:rPr>
             <w:rFonts w:hint="eastAsia"/>
@@ -4204,7 +4251,7 @@
           <w:t>S</w:t>
         </w:r>
       </w:ins>
-      <w:ins w:id="256" w:author="治輝 齋藤" w:date="2026-04-30T20:36:00Z" w16du:dateUtc="2026-04-30T11:36:00Z">
+      <w:ins w:id="262" w:author="治輝 齋藤" w:date="2026-04-30T20:36:00Z" w16du:dateUtc="2026-04-30T11:36:00Z">
         <w:r>
           <w:rPr>
             <w:rFonts w:hint="eastAsia"/>
@@ -4213,7 +4260,7 @@
           <w:t>even</w:t>
         </w:r>
       </w:ins>
-      <w:ins w:id="257" w:author="治輝 齋藤" w:date="2026-04-30T18:04:00Z" w16du:dateUtc="2026-04-30T09:04:00Z">
+      <w:ins w:id="263" w:author="治輝 齋藤" w:date="2026-04-30T18:04:00Z" w16du:dateUtc="2026-04-30T09:04:00Z">
         <w:r>
           <w:rPr>
             <w:rFonts w:hint="eastAsia"/>
@@ -4222,7 +4269,7 @@
           <w:t>th</w:t>
         </w:r>
       </w:ins>
-      <w:del w:id="258" w:author="治輝 齋藤" w:date="2026-04-30T18:04:00Z" w16du:dateUtc="2026-04-30T09:04:00Z">
+      <w:del w:id="264" w:author="治輝 齋藤" w:date="2026-04-30T18:04:00Z" w16du:dateUtc="2026-04-30T09:04:00Z">
         <w:r>
           <w:delText>Fifth</w:delText>
         </w:r>
@@ -4236,7 +4283,7 @@
         <w:pStyle w:val="a0"/>
         <w:spacing w:line="360" w:lineRule="auto"/>
       </w:pPr>
-      <w:ins w:id="259" w:author="治輝 齋藤" w:date="2026-04-30T20:36:00Z" w16du:dateUtc="2026-04-30T11:36:00Z">
+      <w:ins w:id="265" w:author="治輝 齋藤" w:date="2026-04-30T20:36:00Z" w16du:dateUtc="2026-04-30T11:36:00Z">
         <w:r>
           <w:rPr>
             <w:rFonts w:hint="eastAsia"/>
@@ -4245,7 +4292,7 @@
           <w:t>Eigh</w:t>
         </w:r>
       </w:ins>
-      <w:ins w:id="260" w:author="治輝 齋藤" w:date="2026-04-30T18:04:00Z" w16du:dateUtc="2026-04-30T09:04:00Z">
+      <w:ins w:id="266" w:author="治輝 齋藤" w:date="2026-04-30T18:04:00Z" w16du:dateUtc="2026-04-30T09:04:00Z">
         <w:r>
           <w:rPr>
             <w:rFonts w:hint="eastAsia"/>
@@ -4254,7 +4301,7 @@
           <w:t>th</w:t>
         </w:r>
       </w:ins>
-      <w:del w:id="261" w:author="治輝 齋藤" w:date="2026-04-30T18:04:00Z" w16du:dateUtc="2026-04-30T09:04:00Z">
+      <w:del w:id="267" w:author="治輝 齋藤" w:date="2026-04-30T18:04:00Z" w16du:dateUtc="2026-04-30T09:04:00Z">
         <w:r>
           <w:delText>Sixth</w:delText>
         </w:r>
@@ -4279,7 +4326,7 @@
         </w:rPr>
         <w:t xml:space="preserve"> </w:t>
       </w:r>
-      <w:ins w:id="262" w:author="治輝 齋藤" w:date="2026-04-30T20:36:00Z" w16du:dateUtc="2026-04-30T11:36:00Z">
+      <w:ins w:id="268" w:author="治輝 齋藤" w:date="2026-04-30T20:36:00Z" w16du:dateUtc="2026-04-30T11:36:00Z">
         <w:r>
           <w:rPr>
             <w:rFonts w:hint="eastAsia"/>
@@ -4288,7 +4335,7 @@
           <w:t>Nin</w:t>
         </w:r>
       </w:ins>
-      <w:ins w:id="263" w:author="治輝 齋藤" w:date="2026-04-30T18:04:00Z" w16du:dateUtc="2026-04-30T09:04:00Z">
+      <w:ins w:id="269" w:author="治輝 齋藤" w:date="2026-04-30T18:04:00Z" w16du:dateUtc="2026-04-30T09:04:00Z">
         <w:r>
           <w:rPr>
             <w:rFonts w:hint="eastAsia"/>
@@ -4297,7 +4344,7 @@
           <w:t>th</w:t>
         </w:r>
       </w:ins>
-      <w:del w:id="264" w:author="治輝 齋藤" w:date="2026-04-30T18:04:00Z" w16du:dateUtc="2026-04-30T09:04:00Z">
+      <w:del w:id="270" w:author="治輝 齋藤" w:date="2026-04-30T18:04:00Z" w16du:dateUtc="2026-04-30T09:04:00Z">
         <w:r>
           <w:rPr>
             <w:rFonts w:hint="eastAsia"/>
@@ -4317,7 +4364,7 @@
         <w:t xml:space="preserve"> sex- and gender-stratified outcome tables were not available in the prefecture-level NDB Open Data extracts used here; findings therefore describe aggregate populations and should be interpreted with this limitation in mind.</w:t>
       </w:r>
     </w:p>
-    <w:bookmarkEnd w:id="233"/>
+    <w:bookmarkEnd w:id="239"/>
     <w:p>
       <w:pPr>
         <w:spacing w:line="360" w:lineRule="auto"/>
@@ -4333,9 +4380,9 @@
         <w:pStyle w:val="1"/>
         <w:spacing w:line="360" w:lineRule="auto"/>
       </w:pPr>
-      <w:bookmarkStart w:id="265" w:name="conclusions-1"/>
-      <w:bookmarkEnd w:id="160"/>
-      <w:bookmarkEnd w:id="232"/>
+      <w:bookmarkStart w:id="271" w:name="conclusions-1"/>
+      <w:bookmarkEnd w:id="166"/>
+      <w:bookmarkEnd w:id="238"/>
       <w:r>
         <w:t>Conclusions</w:t>
       </w:r>
@@ -4351,8 +4398,8 @@
       <w:r>
         <w:t xml:space="preserve"> slope </w:t>
       </w:r>
-      <w:commentRangeStart w:id="266"/>
-      <w:ins w:id="267" w:author="治輝 齋藤" w:date="2026-04-30T19:20:00Z" w16du:dateUtc="2026-04-30T10:20:00Z">
+      <w:commentRangeStart w:id="272"/>
+      <w:ins w:id="273" w:author="治輝 齋藤" w:date="2026-04-30T19:20:00Z" w16du:dateUtc="2026-04-30T10:20:00Z">
         <w:r>
           <w:rPr>
             <w:rFonts w:hint="eastAsia"/>
@@ -4361,19 +4408,19 @@
           <w:t>was</w:t>
         </w:r>
       </w:ins>
-      <w:del w:id="268" w:author="治輝 齋藤" w:date="2026-04-30T19:20:00Z" w16du:dateUtc="2026-04-30T10:20:00Z">
+      <w:del w:id="274" w:author="治輝 齋藤" w:date="2026-04-30T19:20:00Z" w16du:dateUtc="2026-04-30T10:20:00Z">
         <w:r>
           <w:delText>remained</w:delText>
         </w:r>
       </w:del>
-      <w:commentRangeEnd w:id="266"/>
+      <w:commentRangeEnd w:id="272"/>
       <w:r>
         <w:rPr>
           <w:rStyle w:val="af2"/>
           <w:sz w:val="24"/>
           <w:szCs w:val="24"/>
         </w:rPr>
-        <w:commentReference w:id="266"/>
+        <w:commentReference w:id="272"/>
       </w:r>
       <w:r>
         <w:t xml:space="preserve"> positively</w:t>
@@ -4394,7 +4441,7 @@
       <w:r>
         <w:t>; conventional *p* = 0.043)</w:t>
       </w:r>
-      <w:ins w:id="269" w:author="治輝 齋藤" w:date="2026-05-19T12:38:00Z" w16du:dateUtc="2026-05-19T03:38:00Z">
+      <w:ins w:id="275" w:author="治輝 齋藤" w:date="2026-05-19T12:38:00Z" w16du:dateUtc="2026-05-19T03:38:00Z">
         <w:r>
           <w:t>, whereas heteroskedasticity-robust and bootstrap uncertainty quantification yielded borderline support compatible with no association at α = 0.05</w:t>
         </w:r>
@@ -4409,8 +4456,8 @@
       <w:r>
         <w:t xml:space="preserve"> </w:t>
       </w:r>
-      <w:commentRangeStart w:id="270"/>
-      <w:ins w:id="271" w:author="治輝 齋藤" w:date="2026-05-19T12:39:00Z" w16du:dateUtc="2026-05-19T03:39:00Z">
+      <w:commentRangeStart w:id="276"/>
+      <w:ins w:id="277" w:author="治輝 齋藤" w:date="2026-05-19T12:39:00Z" w16du:dateUtc="2026-05-19T03:39:00Z">
         <w:r>
           <w:t>Given the limited ecological sample size (N = 47), these findings should be interpreted as suggestive rather than confirmatory.</w:t>
         </w:r>
@@ -4421,12 +4468,12 @@
           </w:rPr>
           <w:t xml:space="preserve"> </w:t>
         </w:r>
-        <w:commentRangeEnd w:id="270"/>
+        <w:commentRangeEnd w:id="276"/>
         <w:r>
           <w:rPr>
             <w:rStyle w:val="af2"/>
           </w:rPr>
-          <w:commentReference w:id="270"/>
+          <w:commentReference w:id="276"/>
         </w:r>
       </w:ins>
       <w:r>
@@ -4438,7 +4485,7 @@
       <w:r>
         <w:t xml:space="preserve"> was specific to hip fractures, with no significant relationship observed for humerus or forearm fractures</w:t>
       </w:r>
-      <w:ins w:id="272" w:author="治輝 齋藤" w:date="2026-05-19T12:39:00Z" w16du:dateUtc="2026-05-19T03:39:00Z">
+      <w:ins w:id="278" w:author="治輝 齋藤" w:date="2026-05-19T12:39:00Z" w16du:dateUtc="2026-05-19T03:39:00Z">
         <w:r>
           <w:t>, consistent with biomechanical hypotheses emphasizing lateral falls and trochanteric loading on sloped terrain</w:t>
         </w:r>
@@ -4598,8 +4645,8 @@
         <w:pStyle w:val="1"/>
         <w:spacing w:line="360" w:lineRule="auto"/>
       </w:pPr>
-      <w:bookmarkStart w:id="273" w:name="references"/>
-      <w:bookmarkEnd w:id="265"/>
+      <w:bookmarkStart w:id="279" w:name="references"/>
+      <w:bookmarkEnd w:id="271"/>
       <w:r>
         <w:t>References</w:t>
       </w:r>
@@ -5655,8 +5702,8 @@
           <w:szCs w:val="40"/>
         </w:rPr>
       </w:pPr>
-      <w:bookmarkStart w:id="274" w:name="tables-and-figures"/>
-      <w:bookmarkEnd w:id="273"/>
+      <w:bookmarkStart w:id="280" w:name="tables-and-figures"/>
+      <w:bookmarkEnd w:id="279"/>
       <w:r>
         <w:br w:type="page"/>
       </w:r>
@@ -5674,7 +5721,7 @@
       <w:pPr>
         <w:pStyle w:val="2"/>
       </w:pPr>
-      <w:bookmarkStart w:id="275" w:name="Xd12e5d2fabb7f7da04933f49b094ec2cca003f6"/>
+      <w:bookmarkStart w:id="281" w:name="Xd12e5d2fabb7f7da04933f49b094ec2cca003f6"/>
       <w:r>
         <w:t>Table 1. Descriptive Statistics of Prefecture-Level Variables (N = 47)</w:t>
       </w:r>
@@ -8694,8 +8741,8 @@
           <w:szCs w:val="32"/>
         </w:rPr>
       </w:pPr>
-      <w:bookmarkStart w:id="276" w:name="Xc4d8efe96bb5dc084b3a6055df59151a4b74ad0"/>
-      <w:bookmarkEnd w:id="275"/>
+      <w:bookmarkStart w:id="282" w:name="Xc4d8efe96bb5dc084b3a6055df59151a4b74ad0"/>
+      <w:bookmarkEnd w:id="281"/>
       <w:r>
         <w:br w:type="page"/>
       </w:r>
@@ -9840,8 +9887,8 @@
           <w:szCs w:val="32"/>
         </w:rPr>
       </w:pPr>
-      <w:bookmarkStart w:id="277" w:name="X6fac7f2e493ef5b618f5ac39729b4328cfa1bc7"/>
-      <w:bookmarkEnd w:id="276"/>
+      <w:bookmarkStart w:id="283" w:name="X6fac7f2e493ef5b618f5ac39729b4328cfa1bc7"/>
+      <w:bookmarkEnd w:id="282"/>
       <w:r>
         <w:br w:type="page"/>
       </w:r>
@@ -10659,8 +10706,8 @@
           <w:szCs w:val="32"/>
         </w:rPr>
       </w:pPr>
-      <w:bookmarkStart w:id="278" w:name="Xdeb87af7aa3e82ca70e47e493f4f841d319d1c1"/>
-      <w:bookmarkEnd w:id="277"/>
+      <w:bookmarkStart w:id="284" w:name="Xdeb87af7aa3e82ca70e47e493f4f841d319d1c1"/>
+      <w:bookmarkEnd w:id="283"/>
       <w:r>
         <w:br w:type="page"/>
       </w:r>
@@ -11286,7 +11333,7 @@
       <w:pPr>
         <w:pStyle w:val="a0"/>
         <w:rPr>
-          <w:ins w:id="279" w:author="治輝 齋藤" w:date="2026-05-19T12:41:00Z" w16du:dateUtc="2026-05-19T03:41:00Z"/>
+          <w:ins w:id="285" w:author="治輝 齋藤" w:date="2026-05-19T12:41:00Z" w16du:dateUtc="2026-05-19T03:41:00Z"/>
         </w:rPr>
       </w:pPr>
       <w:r>
@@ -11302,10 +11349,10 @@
     <w:p>
       <w:pPr>
         <w:rPr>
-          <w:ins w:id="280" w:author="治輝 齋藤" w:date="2026-05-19T12:41:00Z" w16du:dateUtc="2026-05-19T03:41:00Z"/>
-        </w:rPr>
-      </w:pPr>
-      <w:ins w:id="281" w:author="治輝 齋藤" w:date="2026-05-19T12:41:00Z" w16du:dateUtc="2026-05-19T03:41:00Z">
+          <w:ins w:id="286" w:author="治輝 齋藤" w:date="2026-05-19T12:41:00Z" w16du:dateUtc="2026-05-19T03:41:00Z"/>
+        </w:rPr>
+      </w:pPr>
+      <w:ins w:id="287" w:author="治輝 齋藤" w:date="2026-05-19T12:41:00Z" w16du:dateUtc="2026-05-19T03:41:00Z">
         <w:r>
           <w:pict w14:anchorId="14EA81B3">
             <v:rect id="_x0000_i1040" style="width:0;height:1.5pt" o:hralign="center" o:hrstd="t" o:hr="t"/>
@@ -11317,14 +11364,14 @@
       <w:pPr>
         <w:pStyle w:val="2"/>
         <w:rPr>
-          <w:ins w:id="282" w:author="治輝 齋藤" w:date="2026-05-19T12:41:00Z" w16du:dateUtc="2026-05-19T03:41:00Z"/>
-        </w:rPr>
-      </w:pPr>
-      <w:ins w:id="283" w:author="治輝 齋藤" w:date="2026-05-19T12:41:00Z" w16du:dateUtc="2026-05-19T03:41:00Z">
+          <w:ins w:id="288" w:author="治輝 齋藤" w:date="2026-05-19T12:41:00Z" w16du:dateUtc="2026-05-19T03:41:00Z"/>
+        </w:rPr>
+      </w:pPr>
+      <w:ins w:id="289" w:author="治輝 齋藤" w:date="2026-05-19T12:41:00Z" w16du:dateUtc="2026-05-19T03:41:00Z">
         <w:r>
           <w:br w:type="page"/>
         </w:r>
-        <w:commentRangeStart w:id="284"/>
+        <w:commentRangeStart w:id="290"/>
         <w:r>
           <w:lastRenderedPageBreak/>
           <w:t>Table 5. Indirect Standardization Sensitivity Analysis: Multivariable Linear Regression of Indirectly Standardized Hip (Femur) Surgery Rate on Terrain Slope (N = 47)</w:t>
@@ -11347,7 +11394,7 @@
         <w:trPr>
           <w:cnfStyle w:val="100000000000" w:firstRow="1" w:lastRow="0" w:firstColumn="0" w:lastColumn="0" w:oddVBand="0" w:evenVBand="0" w:oddHBand="0" w:evenHBand="0" w:firstRowFirstColumn="0" w:firstRowLastColumn="0" w:lastRowFirstColumn="0" w:lastRowLastColumn="0"/>
           <w:tblHeader/>
-          <w:ins w:id="285" w:author="治輝 齋藤" w:date="2026-05-19T12:41:00Z"/>
+          <w:ins w:id="291" w:author="治輝 齋藤" w:date="2026-05-19T12:41:00Z"/>
         </w:trPr>
         <w:tc>
           <w:tcPr>
@@ -11357,10 +11404,10 @@
             <w:pPr>
               <w:spacing w:before="36" w:after="36"/>
               <w:rPr>
-                <w:ins w:id="286" w:author="治輝 齋藤" w:date="2026-05-19T12:41:00Z" w16du:dateUtc="2026-05-19T03:41:00Z"/>
-              </w:rPr>
-            </w:pPr>
-            <w:ins w:id="287" w:author="治輝 齋藤" w:date="2026-05-19T12:41:00Z" w16du:dateUtc="2026-05-19T03:41:00Z">
+                <w:ins w:id="292" w:author="治輝 齋藤" w:date="2026-05-19T12:41:00Z" w16du:dateUtc="2026-05-19T03:41:00Z"/>
+              </w:rPr>
+            </w:pPr>
+            <w:ins w:id="293" w:author="治輝 齋藤" w:date="2026-05-19T12:41:00Z" w16du:dateUtc="2026-05-19T03:41:00Z">
               <w:r>
                 <w:rPr>
                   <w:b/>
@@ -11396,10 +11443,10 @@
             <w:pPr>
               <w:spacing w:before="36" w:after="36"/>
               <w:rPr>
-                <w:ins w:id="288" w:author="治輝 齋藤" w:date="2026-05-19T12:41:00Z" w16du:dateUtc="2026-05-19T03:41:00Z"/>
-              </w:rPr>
-            </w:pPr>
-            <w:ins w:id="289" w:author="治輝 齋藤" w:date="2026-05-19T12:41:00Z" w16du:dateUtc="2026-05-19T03:41:00Z">
+                <w:ins w:id="294" w:author="治輝 齋藤" w:date="2026-05-19T12:41:00Z" w16du:dateUtc="2026-05-19T03:41:00Z"/>
+              </w:rPr>
+            </w:pPr>
+            <w:ins w:id="295" w:author="治輝 齋藤" w:date="2026-05-19T12:41:00Z" w16du:dateUtc="2026-05-19T03:41:00Z">
               <w:r>
                 <w:rPr>
                   <w:b/>
@@ -11421,10 +11468,10 @@
             <w:pPr>
               <w:spacing w:before="36" w:after="36"/>
               <w:rPr>
-                <w:ins w:id="290" w:author="治輝 齋藤" w:date="2026-05-19T12:41:00Z" w16du:dateUtc="2026-05-19T03:41:00Z"/>
-              </w:rPr>
-            </w:pPr>
-            <w:ins w:id="291" w:author="治輝 齋藤" w:date="2026-05-19T12:41:00Z" w16du:dateUtc="2026-05-19T03:41:00Z">
+                <w:ins w:id="296" w:author="治輝 齋藤" w:date="2026-05-19T12:41:00Z" w16du:dateUtc="2026-05-19T03:41:00Z"/>
+              </w:rPr>
+            </w:pPr>
+            <w:ins w:id="297" w:author="治輝 齋藤" w:date="2026-05-19T12:41:00Z" w16du:dateUtc="2026-05-19T03:41:00Z">
               <w:r>
                 <w:rPr>
                   <w:b/>
@@ -11440,7 +11487,7 @@
       </w:tr>
       <w:tr>
         <w:trPr>
-          <w:ins w:id="292" w:author="治輝 齋藤" w:date="2026-05-19T12:41:00Z"/>
+          <w:ins w:id="298" w:author="治輝 齋藤" w:date="2026-05-19T12:41:00Z"/>
         </w:trPr>
         <w:tc>
           <w:tcPr>
@@ -11450,10 +11497,10 @@
             <w:pPr>
               <w:spacing w:before="36" w:after="36"/>
               <w:rPr>
-                <w:ins w:id="293" w:author="治輝 齋藤" w:date="2026-05-19T12:41:00Z" w16du:dateUtc="2026-05-19T03:41:00Z"/>
-              </w:rPr>
-            </w:pPr>
-            <w:ins w:id="294" w:author="治輝 齋藤" w:date="2026-05-19T12:41:00Z" w16du:dateUtc="2026-05-19T03:41:00Z">
+                <w:ins w:id="299" w:author="治輝 齋藤" w:date="2026-05-19T12:41:00Z" w16du:dateUtc="2026-05-19T03:41:00Z"/>
+              </w:rPr>
+            </w:pPr>
+            <w:ins w:id="300" w:author="治輝 齋藤" w:date="2026-05-19T12:41:00Z" w16du:dateUtc="2026-05-19T03:41:00Z">
               <w:r>
                 <w:rPr>
                   <w:rFonts w:ascii="Consolas" w:hAnsi="Consolas"/>
@@ -11476,10 +11523,10 @@
             <w:pPr>
               <w:spacing w:before="36" w:after="36"/>
               <w:rPr>
-                <w:ins w:id="295" w:author="治輝 齋藤" w:date="2026-05-19T12:41:00Z" w16du:dateUtc="2026-05-19T03:41:00Z"/>
-              </w:rPr>
-            </w:pPr>
-            <w:ins w:id="296" w:author="治輝 齋藤" w:date="2026-05-19T12:41:00Z" w16du:dateUtc="2026-05-19T03:41:00Z">
+                <w:ins w:id="301" w:author="治輝 齋藤" w:date="2026-05-19T12:41:00Z" w16du:dateUtc="2026-05-19T03:41:00Z"/>
+              </w:rPr>
+            </w:pPr>
+            <w:ins w:id="302" w:author="治輝 齋藤" w:date="2026-05-19T12:41:00Z" w16du:dateUtc="2026-05-19T03:41:00Z">
               <w:r>
                 <w:rPr>
                   <w:b/>
@@ -11498,10 +11545,10 @@
             <w:pPr>
               <w:spacing w:before="36" w:after="36"/>
               <w:rPr>
-                <w:ins w:id="297" w:author="治輝 齋藤" w:date="2026-05-19T12:41:00Z" w16du:dateUtc="2026-05-19T03:41:00Z"/>
-              </w:rPr>
-            </w:pPr>
-            <w:ins w:id="298" w:author="治輝 齋藤" w:date="2026-05-19T12:41:00Z" w16du:dateUtc="2026-05-19T03:41:00Z">
+                <w:ins w:id="303" w:author="治輝 齋藤" w:date="2026-05-19T12:41:00Z" w16du:dateUtc="2026-05-19T03:41:00Z"/>
+              </w:rPr>
+            </w:pPr>
+            <w:ins w:id="304" w:author="治輝 齋藤" w:date="2026-05-19T12:41:00Z" w16du:dateUtc="2026-05-19T03:41:00Z">
               <w:r>
                 <w:rPr>
                   <w:b/>
@@ -11515,7 +11562,7 @@
       </w:tr>
       <w:tr>
         <w:trPr>
-          <w:ins w:id="299" w:author="治輝 齋藤" w:date="2026-05-19T12:41:00Z"/>
+          <w:ins w:id="305" w:author="治輝 齋藤" w:date="2026-05-19T12:41:00Z"/>
         </w:trPr>
         <w:tc>
           <w:tcPr>
@@ -11525,10 +11572,10 @@
             <w:pPr>
               <w:spacing w:before="36" w:after="36"/>
               <w:rPr>
-                <w:ins w:id="300" w:author="治輝 齋藤" w:date="2026-05-19T12:41:00Z" w16du:dateUtc="2026-05-19T03:41:00Z"/>
-              </w:rPr>
-            </w:pPr>
-            <w:ins w:id="301" w:author="治輝 齋藤" w:date="2026-05-19T12:41:00Z" w16du:dateUtc="2026-05-19T03:41:00Z">
+                <w:ins w:id="306" w:author="治輝 齋藤" w:date="2026-05-19T12:41:00Z" w16du:dateUtc="2026-05-19T03:41:00Z"/>
+              </w:rPr>
+            </w:pPr>
+            <w:ins w:id="307" w:author="治輝 齋藤" w:date="2026-05-19T12:41:00Z" w16du:dateUtc="2026-05-19T03:41:00Z">
               <w:r>
                 <w:rPr>
                   <w:rFonts w:ascii="Consolas" w:hAnsi="Consolas"/>
@@ -11551,10 +11598,10 @@
             <w:pPr>
               <w:spacing w:before="36" w:after="36"/>
               <w:rPr>
-                <w:ins w:id="302" w:author="治輝 齋藤" w:date="2026-05-19T12:41:00Z" w16du:dateUtc="2026-05-19T03:41:00Z"/>
-              </w:rPr>
-            </w:pPr>
-            <w:ins w:id="303" w:author="治輝 齋藤" w:date="2026-05-19T12:41:00Z" w16du:dateUtc="2026-05-19T03:41:00Z">
+                <w:ins w:id="308" w:author="治輝 齋藤" w:date="2026-05-19T12:41:00Z" w16du:dateUtc="2026-05-19T03:41:00Z"/>
+              </w:rPr>
+            </w:pPr>
+            <w:ins w:id="309" w:author="治輝 齋藤" w:date="2026-05-19T12:41:00Z" w16du:dateUtc="2026-05-19T03:41:00Z">
               <w:r>
                 <w:rPr>
                   <w:b/>
@@ -11573,10 +11620,10 @@
             <w:pPr>
               <w:spacing w:before="36" w:after="36"/>
               <w:rPr>
-                <w:ins w:id="304" w:author="治輝 齋藤" w:date="2026-05-19T12:41:00Z" w16du:dateUtc="2026-05-19T03:41:00Z"/>
-              </w:rPr>
-            </w:pPr>
-            <w:ins w:id="305" w:author="治輝 齋藤" w:date="2026-05-19T12:41:00Z" w16du:dateUtc="2026-05-19T03:41:00Z">
+                <w:ins w:id="310" w:author="治輝 齋藤" w:date="2026-05-19T12:41:00Z" w16du:dateUtc="2026-05-19T03:41:00Z"/>
+              </w:rPr>
+            </w:pPr>
+            <w:ins w:id="311" w:author="治輝 齋藤" w:date="2026-05-19T12:41:00Z" w16du:dateUtc="2026-05-19T03:41:00Z">
               <w:r>
                 <w:rPr>
                   <w:b/>
@@ -11590,7 +11637,7 @@
       </w:tr>
       <w:tr>
         <w:trPr>
-          <w:ins w:id="306" w:author="治輝 齋藤" w:date="2026-05-19T12:41:00Z"/>
+          <w:ins w:id="312" w:author="治輝 齋藤" w:date="2026-05-19T12:41:00Z"/>
         </w:trPr>
         <w:tc>
           <w:tcPr>
@@ -11600,10 +11647,10 @@
             <w:pPr>
               <w:spacing w:before="36" w:after="36"/>
               <w:rPr>
-                <w:ins w:id="307" w:author="治輝 齋藤" w:date="2026-05-19T12:41:00Z" w16du:dateUtc="2026-05-19T03:41:00Z"/>
-              </w:rPr>
-            </w:pPr>
-            <w:ins w:id="308" w:author="治輝 齋藤" w:date="2026-05-19T12:41:00Z" w16du:dateUtc="2026-05-19T03:41:00Z">
+                <w:ins w:id="313" w:author="治輝 齋藤" w:date="2026-05-19T12:41:00Z" w16du:dateUtc="2026-05-19T03:41:00Z"/>
+              </w:rPr>
+            </w:pPr>
+            <w:ins w:id="314" w:author="治輝 齋藤" w:date="2026-05-19T12:41:00Z" w16du:dateUtc="2026-05-19T03:41:00Z">
               <w:r>
                 <w:rPr>
                   <w:rFonts w:ascii="Consolas" w:hAnsi="Consolas"/>
@@ -11626,10 +11673,10 @@
             <w:pPr>
               <w:spacing w:before="36" w:after="36"/>
               <w:rPr>
-                <w:ins w:id="309" w:author="治輝 齋藤" w:date="2026-05-19T12:41:00Z" w16du:dateUtc="2026-05-19T03:41:00Z"/>
-              </w:rPr>
-            </w:pPr>
-            <w:ins w:id="310" w:author="治輝 齋藤" w:date="2026-05-19T12:41:00Z" w16du:dateUtc="2026-05-19T03:41:00Z">
+                <w:ins w:id="315" w:author="治輝 齋藤" w:date="2026-05-19T12:41:00Z" w16du:dateUtc="2026-05-19T03:41:00Z"/>
+              </w:rPr>
+            </w:pPr>
+            <w:ins w:id="316" w:author="治輝 齋藤" w:date="2026-05-19T12:41:00Z" w16du:dateUtc="2026-05-19T03:41:00Z">
               <w:r>
                 <w:rPr>
                   <w:b/>
@@ -11648,10 +11695,10 @@
             <w:pPr>
               <w:spacing w:before="36" w:after="36"/>
               <w:rPr>
-                <w:ins w:id="311" w:author="治輝 齋藤" w:date="2026-05-19T12:41:00Z" w16du:dateUtc="2026-05-19T03:41:00Z"/>
-              </w:rPr>
-            </w:pPr>
-            <w:ins w:id="312" w:author="治輝 齋藤" w:date="2026-05-19T12:41:00Z" w16du:dateUtc="2026-05-19T03:41:00Z">
+                <w:ins w:id="317" w:author="治輝 齋藤" w:date="2026-05-19T12:41:00Z" w16du:dateUtc="2026-05-19T03:41:00Z"/>
+              </w:rPr>
+            </w:pPr>
+            <w:ins w:id="318" w:author="治輝 齋藤" w:date="2026-05-19T12:41:00Z" w16du:dateUtc="2026-05-19T03:41:00Z">
               <w:r>
                 <w:rPr>
                   <w:b/>
@@ -11668,10 +11715,10 @@
       <w:pPr>
         <w:pStyle w:val="2"/>
         <w:rPr>
-          <w:ins w:id="313" w:author="治輝 齋藤" w:date="2026-05-19T12:41:00Z" w16du:dateUtc="2026-05-19T03:41:00Z"/>
-        </w:rPr>
-      </w:pPr>
-      <w:ins w:id="314" w:author="治輝 齋藤" w:date="2026-05-19T12:41:00Z" w16du:dateUtc="2026-05-19T03:41:00Z">
+          <w:ins w:id="319" w:author="治輝 齋藤" w:date="2026-05-19T12:41:00Z" w16du:dateUtc="2026-05-19T03:41:00Z"/>
+        </w:rPr>
+      </w:pPr>
+      <w:ins w:id="320" w:author="治輝 齋藤" w:date="2026-05-19T12:41:00Z" w16du:dateUtc="2026-05-19T03:41:00Z">
         <w:r>
           <w:rPr>
             <w:rFonts w:asciiTheme="minorHAnsi" w:eastAsiaTheme="minorEastAsia" w:hAnsiTheme="minorHAnsi" w:cstheme="minorBidi"/>
@@ -11739,14 +11786,14 @@
           </w:rPr>
           <w:t xml:space="preserve"> &lt; 0.05 (conventional model-based standard errors). These results are sensitivity analyses only.</w:t>
         </w:r>
-        <w:commentRangeEnd w:id="284"/>
+        <w:commentRangeEnd w:id="290"/>
         <w:r>
           <w:rPr>
             <w:rStyle w:val="af2"/>
             <w:rFonts w:asciiTheme="minorHAnsi" w:eastAsiaTheme="minorEastAsia" w:hAnsiTheme="minorHAnsi" w:cstheme="minorBidi"/>
             <w:color w:val="auto"/>
           </w:rPr>
-          <w:commentReference w:id="284"/>
+          <w:commentReference w:id="290"/>
         </w:r>
       </w:ins>
     </w:p>
@@ -11754,7 +11801,7 @@
       <w:pPr>
         <w:pStyle w:val="a0"/>
         <w:rPr>
-          <w:del w:id="315" w:author="治輝 齋藤" w:date="2026-05-19T12:41:00Z" w16du:dateUtc="2026-05-19T03:41:00Z"/>
+          <w:del w:id="321" w:author="治輝 齋藤" w:date="2026-05-19T12:41:00Z" w16du:dateUtc="2026-05-19T03:41:00Z"/>
         </w:rPr>
       </w:pPr>
     </w:p>
@@ -11762,10 +11809,10 @@
       <w:pPr>
         <w:pStyle w:val="a0"/>
         <w:rPr>
-          <w:del w:id="316" w:author="治輝 齋藤" w:date="2026-05-19T12:41:00Z" w16du:dateUtc="2026-05-19T03:41:00Z"/>
-        </w:rPr>
-      </w:pPr>
-      <w:del w:id="317" w:author="治輝 齋藤" w:date="2026-05-19T12:41:00Z" w16du:dateUtc="2026-05-19T03:41:00Z">
+          <w:del w:id="322" w:author="治輝 齋藤" w:date="2026-05-19T12:41:00Z" w16du:dateUtc="2026-05-19T03:41:00Z"/>
+        </w:rPr>
+      </w:pPr>
+      <w:del w:id="323" w:author="治輝 齋藤" w:date="2026-05-19T12:41:00Z" w16du:dateUtc="2026-05-19T03:41:00Z">
         <w:r>
           <w:pict w14:anchorId="657FDAF1">
             <v:rect id="_x0000_i1041" style="width:0;height:1.5pt" o:hralign="center" o:hrstd="t" o:hr="t"/>
@@ -11782,8 +11829,8 @@
           <w:szCs w:val="32"/>
         </w:rPr>
       </w:pPr>
-      <w:bookmarkStart w:id="318" w:name="figure-legends"/>
-      <w:bookmarkEnd w:id="278"/>
+      <w:bookmarkStart w:id="324" w:name="figure-legends"/>
+      <w:bookmarkEnd w:id="284"/>
       <w:r>
         <w:br w:type="page"/>
       </w:r>
@@ -11985,8 +12032,8 @@
           <w:szCs w:val="32"/>
         </w:rPr>
       </w:pPr>
-      <w:bookmarkStart w:id="319" w:name="figure-1"/>
-      <w:bookmarkEnd w:id="318"/>
+      <w:bookmarkStart w:id="325" w:name="figure-1"/>
+      <w:bookmarkEnd w:id="324"/>
       <w:r>
         <w:br w:type="page"/>
       </w:r>
@@ -12089,8 +12136,8 @@
       <w:pPr>
         <w:pStyle w:val="2"/>
       </w:pPr>
-      <w:bookmarkStart w:id="320" w:name="figure-2"/>
-      <w:bookmarkEnd w:id="319"/>
+      <w:bookmarkStart w:id="326" w:name="figure-2"/>
+      <w:bookmarkEnd w:id="325"/>
       <w:r>
         <w:t>Figure 2</w:t>
       </w:r>
@@ -12101,8 +12148,8 @@
       </w:pPr>
     </w:p>
     <w:p>
-      <w:bookmarkStart w:id="321" w:name="figure-3"/>
-      <w:bookmarkEnd w:id="320"/>
+      <w:bookmarkStart w:id="327" w:name="figure-3"/>
+      <w:bookmarkEnd w:id="326"/>
       <w:r>
         <w:br w:type="page"/>
       </w:r>
@@ -12189,8 +12236,8 @@
           <w:szCs w:val="32"/>
         </w:rPr>
       </w:pPr>
-      <w:bookmarkStart w:id="322" w:name="figure-4"/>
-      <w:bookmarkEnd w:id="321"/>
+      <w:bookmarkStart w:id="328" w:name="figure-4"/>
+      <w:bookmarkEnd w:id="327"/>
       <w:r>
         <w:br w:type="page"/>
       </w:r>
@@ -12293,8 +12340,8 @@
       <w:pPr>
         <w:pStyle w:val="2"/>
       </w:pPr>
-      <w:bookmarkStart w:id="323" w:name="figure-5"/>
-      <w:bookmarkEnd w:id="322"/>
+      <w:bookmarkStart w:id="329" w:name="figure-5"/>
+      <w:bookmarkEnd w:id="328"/>
       <w:r>
         <w:t xml:space="preserve">Figure </w:t>
       </w:r>
@@ -12326,8 +12373,8 @@
       <w:pPr>
         <w:pStyle w:val="2"/>
       </w:pPr>
-      <w:bookmarkStart w:id="324" w:name="figure-6"/>
-      <w:bookmarkEnd w:id="323"/>
+      <w:bookmarkStart w:id="330" w:name="figure-6"/>
+      <w:bookmarkEnd w:id="329"/>
       <w:r>
         <w:t xml:space="preserve">Figure </w:t>
       </w:r>
@@ -12339,8 +12386,8 @@
         <w:t>5</w:t>
       </w:r>
     </w:p>
-    <w:bookmarkEnd w:id="274"/>
-    <w:bookmarkEnd w:id="324"/>
+    <w:bookmarkEnd w:id="280"/>
+    <w:bookmarkEnd w:id="330"/>
     <w:p>
       <w:pPr>
         <w:pStyle w:val="FirstParagraph"/>
@@ -12849,7 +12896,7 @@
       </w:r>
     </w:p>
   </w:comment>
-  <w:comment w:id="32" w:author="山岸良匡" w:date="2026-05-18T23:39:00Z" w:initials="山">
+  <w:comment w:id="35" w:author="山岸良匡" w:date="2026-05-18T23:39:00Z" w:initials="山">
     <w:p>
       <w:pPr>
         <w:pStyle w:val="af3"/>
@@ -12885,7 +12932,7 @@
       </w:r>
     </w:p>
   </w:comment>
-  <w:comment w:id="33" w:author="治輝 齋藤" w:date="2026-05-19T21:25:00Z" w:initials="治齋">
+  <w:comment w:id="36" w:author="治輝 齋藤" w:date="2026-05-19T21:25:00Z" w:initials="治齋">
     <w:p>
       <w:pPr>
         <w:pStyle w:val="af3"/>
@@ -12923,7 +12970,7 @@
       </w:r>
     </w:p>
   </w:comment>
-  <w:comment w:id="37" w:author="山岸良匡" w:date="2026-05-18T18:52:00Z" w:initials="山">
+  <w:comment w:id="40" w:author="山岸良匡" w:date="2026-05-18T18:52:00Z" w:initials="山">
     <w:p>
       <w:pPr>
         <w:pStyle w:val="af3"/>
@@ -12946,7 +12993,7 @@
       </w:r>
     </w:p>
   </w:comment>
-  <w:comment w:id="38" w:author="治輝 齋藤" w:date="2026-05-19T22:06:00Z" w:initials="治齋">
+  <w:comment w:id="41" w:author="治輝 齋藤" w:date="2026-05-19T22:06:00Z" w:initials="治齋">
     <w:p>
       <w:pPr>
         <w:pStyle w:val="af3"/>
@@ -13068,7 +13115,7 @@
       </w:r>
     </w:p>
   </w:comment>
-  <w:comment w:id="47" w:author="山岸良匡" w:date="2026-05-18T18:52:00Z" w:initials="山">
+  <w:comment w:id="51" w:author="山岸良匡" w:date="2026-05-18T18:52:00Z" w:initials="山">
     <w:p>
       <w:pPr>
         <w:pStyle w:val="af3"/>
@@ -13091,13 +13138,10 @@
       </w:r>
     </w:p>
   </w:comment>
-  <w:comment w:id="48" w:author="治輝 齋藤" w:date="2026-05-19T20:36:00Z" w:initials="治齋">
+  <w:comment w:id="52" w:author="治輝 齋藤" w:date="2026-05-19T22:15:00Z" w:initials="治齋">
     <w:p>
       <w:pPr>
         <w:pStyle w:val="af3"/>
-        <w:rPr>
-          <w:lang w:eastAsia="ja-JP"/>
-        </w:rPr>
       </w:pPr>
       <w:r>
         <w:rPr>
@@ -13110,6 +13154,43 @@
           <w:rFonts w:hint="eastAsia"/>
           <w:lang w:eastAsia="ja-JP"/>
         </w:rPr>
+        <w:t>年間</w:t>
+      </w:r>
+      <w:r>
+        <w:rPr>
+          <w:rFonts w:hint="eastAsia"/>
+          <w:lang w:eastAsia="ja-JP"/>
+        </w:rPr>
+        <w:t>10</w:t>
+      </w:r>
+      <w:r>
+        <w:rPr>
+          <w:rFonts w:hint="eastAsia"/>
+          <w:lang w:eastAsia="ja-JP"/>
+        </w:rPr>
+        <w:t>万人当たりという記載に修正しました。</w:t>
+      </w:r>
+    </w:p>
+  </w:comment>
+  <w:comment w:id="54" w:author="治輝 齋藤" w:date="2026-05-19T20:36:00Z" w:initials="治齋">
+    <w:p>
+      <w:pPr>
+        <w:pStyle w:val="af3"/>
+        <w:rPr>
+          <w:lang w:eastAsia="ja-JP"/>
+        </w:rPr>
+      </w:pPr>
+      <w:r>
+        <w:rPr>
+          <w:rStyle w:val="af2"/>
+        </w:rPr>
+        <w:annotationRef/>
+      </w:r>
+      <w:r>
+        <w:rPr>
+          <w:rFonts w:hint="eastAsia"/>
+          <w:lang w:eastAsia="ja-JP"/>
+        </w:rPr>
         <w:t>（</w:t>
       </w:r>
       <w:r>
@@ -13163,7 +13244,7 @@
       </w:r>
     </w:p>
   </w:comment>
-  <w:comment w:id="50" w:author="山岸良匡" w:date="2026-05-18T18:54:00Z" w:initials="山">
+  <w:comment w:id="56" w:author="山岸良匡" w:date="2026-05-18T18:54:00Z" w:initials="山">
     <w:p>
       <w:pPr>
         <w:pStyle w:val="af3"/>
@@ -13199,7 +13280,7 @@
       </w:r>
     </w:p>
   </w:comment>
-  <w:comment w:id="55" w:author="山岸良匡" w:date="2026-05-18T18:54:00Z" w:initials="山">
+  <w:comment w:id="61" w:author="山岸良匡" w:date="2026-05-18T18:54:00Z" w:initials="山">
     <w:p>
       <w:pPr>
         <w:pStyle w:val="af3"/>
@@ -13222,7 +13303,7 @@
       </w:r>
     </w:p>
   </w:comment>
-  <w:comment w:id="63" w:author="治輝 齋藤" w:date="2026-05-19T20:39:00Z" w:initials="治齋">
+  <w:comment w:id="69" w:author="治輝 齋藤" w:date="2026-05-19T20:39:00Z" w:initials="治齋">
     <w:p>
       <w:pPr>
         <w:pStyle w:val="af3"/>
@@ -13296,7 +13377,7 @@
       </w:r>
     </w:p>
   </w:comment>
-  <w:comment w:id="67" w:author="山岸良匡" w:date="2026-05-18T23:44:00Z" w:initials="山">
+  <w:comment w:id="73" w:author="山岸良匡" w:date="2026-05-18T23:44:00Z" w:initials="山">
     <w:p>
       <w:pPr>
         <w:pStyle w:val="af3"/>
@@ -13319,7 +13400,7 @@
       </w:r>
     </w:p>
   </w:comment>
-  <w:comment w:id="70" w:author="山岸良匡" w:date="2026-05-18T19:10:00Z" w:initials="山">
+  <w:comment w:id="76" w:author="山岸良匡" w:date="2026-05-18T19:10:00Z" w:initials="山">
     <w:p>
       <w:pPr>
         <w:pStyle w:val="af3"/>
@@ -13342,7 +13423,7 @@
       </w:r>
     </w:p>
   </w:comment>
-  <w:comment w:id="71" w:author="治輝 齋藤" w:date="2026-05-19T20:43:00Z" w:initials="治齋">
+  <w:comment w:id="77" w:author="治輝 齋藤" w:date="2026-05-19T20:43:00Z" w:initials="治齋">
     <w:p>
       <w:pPr>
         <w:pStyle w:val="af3"/>
@@ -13393,7 +13474,7 @@
       </w:r>
     </w:p>
   </w:comment>
-  <w:comment w:id="81" w:author="山岸良匡" w:date="2026-05-18T19:14:00Z" w:initials="山">
+  <w:comment w:id="87" w:author="山岸良匡" w:date="2026-05-18T19:14:00Z" w:initials="山">
     <w:p>
       <w:pPr>
         <w:pStyle w:val="af3"/>
@@ -13458,7 +13539,7 @@
       </w:r>
     </w:p>
   </w:comment>
-  <w:comment w:id="82" w:author="治輝 齋藤" w:date="2026-05-19T20:44:00Z" w:initials="治齋">
+  <w:comment w:id="88" w:author="治輝 齋藤" w:date="2026-05-19T20:44:00Z" w:initials="治齋">
     <w:p>
       <w:pPr>
         <w:pStyle w:val="af3"/>
@@ -13518,7 +13599,7 @@
       </w:r>
     </w:p>
   </w:comment>
-  <w:comment w:id="84" w:author="治輝 齋藤" w:date="2026-05-19T20:47:00Z" w:initials="治齋">
+  <w:comment w:id="90" w:author="治輝 齋藤" w:date="2026-05-19T20:47:00Z" w:initials="治齋">
     <w:p>
       <w:pPr>
         <w:pStyle w:val="af3"/>
@@ -13555,7 +13636,7 @@
       </w:r>
     </w:p>
   </w:comment>
-  <w:comment w:id="98" w:author="治輝 齋藤" w:date="2026-05-19T20:54:00Z" w:initials="治齋">
+  <w:comment w:id="104" w:author="治輝 齋藤" w:date="2026-05-19T20:54:00Z" w:initials="治齋">
     <w:p>
       <w:pPr>
         <w:pStyle w:val="af3"/>
@@ -13599,7 +13680,7 @@
       </w:r>
     </w:p>
   </w:comment>
-  <w:comment w:id="124" w:author="山岸良匡" w:date="2026-05-18T19:19:00Z" w:initials="山">
+  <w:comment w:id="130" w:author="山岸良匡" w:date="2026-05-18T19:19:00Z" w:initials="山">
     <w:p>
       <w:pPr>
         <w:pStyle w:val="af3"/>
@@ -13635,7 +13716,7 @@
       </w:r>
     </w:p>
   </w:comment>
-  <w:comment w:id="127" w:author="治輝 齋藤" w:date="2026-04-30T18:01:00Z" w:initials="治齋">
+  <w:comment w:id="133" w:author="治輝 齋藤" w:date="2026-04-30T18:01:00Z" w:initials="治齋">
     <w:p>
       <w:pPr>
         <w:pStyle w:val="af3"/>
@@ -13672,7 +13753,7 @@
       </w:r>
     </w:p>
   </w:comment>
-  <w:comment w:id="130" w:author="治輝 齋藤" w:date="2026-04-30T18:02:00Z" w:initials="治齋">
+  <w:comment w:id="136" w:author="治輝 齋藤" w:date="2026-04-30T18:02:00Z" w:initials="治齋">
     <w:p>
       <w:pPr>
         <w:pStyle w:val="af3"/>
@@ -13737,7 +13818,7 @@
       </w:r>
     </w:p>
   </w:comment>
-  <w:comment w:id="132" w:author="治輝 齋藤" w:date="2026-04-30T20:24:00Z" w:initials="治齋">
+  <w:comment w:id="138" w:author="治輝 齋藤" w:date="2026-04-30T20:24:00Z" w:initials="治齋">
     <w:p>
       <w:pPr>
         <w:pStyle w:val="af3"/>
@@ -13857,7 +13938,7 @@
       </w:r>
     </w:p>
   </w:comment>
-  <w:comment w:id="147" w:author="山岸良匡" w:date="2026-05-18T19:23:00Z" w:initials="山">
+  <w:comment w:id="153" w:author="山岸良匡" w:date="2026-05-18T19:23:00Z" w:initials="山">
     <w:p>
       <w:pPr>
         <w:pStyle w:val="af3"/>
@@ -13880,7 +13961,7 @@
       </w:r>
     </w:p>
   </w:comment>
-  <w:comment w:id="151" w:author="山岸良匡" w:date="2026-05-18T19:28:00Z" w:initials="山">
+  <w:comment w:id="157" w:author="山岸良匡" w:date="2026-05-18T19:28:00Z" w:initials="山">
     <w:p>
       <w:pPr>
         <w:pStyle w:val="af3"/>
@@ -13924,7 +14005,7 @@
       </w:r>
     </w:p>
   </w:comment>
-  <w:comment w:id="152" w:author="山岸良匡" w:date="2026-05-18T19:31:00Z" w:initials="山">
+  <w:comment w:id="158" w:author="山岸良匡" w:date="2026-05-18T19:31:00Z" w:initials="山">
     <w:p>
       <w:pPr>
         <w:pStyle w:val="af3"/>
@@ -13967,7 +14048,7 @@
       </w:r>
     </w:p>
   </w:comment>
-  <w:comment w:id="155" w:author="山岸良匡" w:date="2026-05-18T19:35:00Z" w:initials="山">
+  <w:comment w:id="161" w:author="山岸良匡" w:date="2026-05-18T19:35:00Z" w:initials="山">
     <w:p>
       <w:pPr>
         <w:pStyle w:val="af3"/>
@@ -13990,7 +14071,7 @@
       </w:r>
     </w:p>
   </w:comment>
-  <w:comment w:id="156" w:author="治輝 齋藤" w:date="2026-04-30T20:30:00Z" w:initials="治齋">
+  <w:comment w:id="162" w:author="治輝 齋藤" w:date="2026-04-30T20:30:00Z" w:initials="治齋">
     <w:p>
       <w:pPr>
         <w:pStyle w:val="af3"/>
@@ -14113,7 +14194,7 @@
       </w:r>
     </w:p>
   </w:comment>
-  <w:comment w:id="157" w:author="山岸良匡" w:date="2026-05-18T19:37:00Z" w:initials="山">
+  <w:comment w:id="163" w:author="山岸良匡" w:date="2026-05-18T19:37:00Z" w:initials="山">
     <w:p>
       <w:pPr>
         <w:pStyle w:val="af3"/>
@@ -14157,7 +14238,7 @@
       </w:r>
     </w:p>
   </w:comment>
-  <w:comment w:id="162" w:author="治輝 齋藤" w:date="2026-04-30T19:12:00Z" w:initials="治齋">
+  <w:comment w:id="168" w:author="治輝 齋藤" w:date="2026-04-30T19:12:00Z" w:initials="治齋">
     <w:p>
       <w:pPr>
         <w:pStyle w:val="af3"/>
@@ -14220,7 +14301,7 @@
       </w:r>
     </w:p>
   </w:comment>
-  <w:comment w:id="165" w:author="山岸良匡" w:date="2026-05-18T19:39:00Z" w:initials="山">
+  <w:comment w:id="171" w:author="山岸良匡" w:date="2026-05-18T19:39:00Z" w:initials="山">
     <w:p>
       <w:pPr>
         <w:pStyle w:val="af3"/>
@@ -14249,7 +14330,7 @@
       </w:r>
     </w:p>
   </w:comment>
-  <w:comment w:id="166" w:author="山岸良匡" w:date="2026-05-18T19:40:00Z" w:initials="山">
+  <w:comment w:id="172" w:author="山岸良匡" w:date="2026-05-18T19:40:00Z" w:initials="山">
     <w:p>
       <w:pPr>
         <w:pStyle w:val="af3"/>
@@ -14285,7 +14366,7 @@
       </w:r>
     </w:p>
   </w:comment>
-  <w:comment w:id="167" w:author="山岸良匡" w:date="2026-05-18T19:42:00Z" w:initials="山">
+  <w:comment w:id="173" w:author="山岸良匡" w:date="2026-05-18T19:42:00Z" w:initials="山">
     <w:p>
       <w:pPr>
         <w:pStyle w:val="af3"/>
@@ -14308,7 +14389,7 @@
       </w:r>
     </w:p>
   </w:comment>
-  <w:comment w:id="169" w:author="治輝 齋藤" w:date="2026-04-30T19:29:00Z" w:initials="治齋">
+  <w:comment w:id="175" w:author="治輝 齋藤" w:date="2026-04-30T19:29:00Z" w:initials="治齋">
     <w:p>
       <w:pPr>
         <w:pStyle w:val="af3"/>
@@ -14375,7 +14456,7 @@
       </w:r>
     </w:p>
   </w:comment>
-  <w:comment w:id="184" w:author="治輝 齋藤" w:date="2026-04-30T20:52:00Z" w:initials="治齋">
+  <w:comment w:id="190" w:author="治輝 齋藤" w:date="2026-04-30T20:52:00Z" w:initials="治齋">
     <w:p>
       <w:pPr>
         <w:pStyle w:val="af3"/>
@@ -14426,7 +14507,7 @@
       </w:r>
     </w:p>
   </w:comment>
-  <w:comment w:id="195" w:author="治輝 齋藤" w:date="2026-04-30T20:56:00Z" w:initials="治齋">
+  <w:comment w:id="201" w:author="治輝 齋藤" w:date="2026-04-30T20:56:00Z" w:initials="治齋">
     <w:p>
       <w:pPr>
         <w:pStyle w:val="af3"/>
@@ -14470,7 +14551,7 @@
       </w:r>
     </w:p>
   </w:comment>
-  <w:comment w:id="203" w:author="治輝 齋藤" w:date="2026-04-30T21:00:00Z" w:initials="治齋">
+  <w:comment w:id="209" w:author="治輝 齋藤" w:date="2026-04-30T21:00:00Z" w:initials="治齋">
     <w:p>
       <w:pPr>
         <w:pStyle w:val="af3"/>
@@ -14507,7 +14588,7 @@
       </w:r>
     </w:p>
   </w:comment>
-  <w:comment w:id="221" w:author="治輝 齋藤" w:date="2026-04-30T20:33:00Z" w:initials="治齋">
+  <w:comment w:id="227" w:author="治輝 齋藤" w:date="2026-04-30T20:33:00Z" w:initials="治齋">
     <w:p>
       <w:pPr>
         <w:pStyle w:val="af3"/>
@@ -14586,7 +14667,7 @@
       </w:r>
     </w:p>
   </w:comment>
-  <w:comment w:id="224" w:author="山岸良匡" w:date="2026-05-18T19:51:00Z" w:initials="山">
+  <w:comment w:id="230" w:author="山岸良匡" w:date="2026-05-18T19:51:00Z" w:initials="山">
     <w:p>
       <w:pPr>
         <w:pStyle w:val="af3"/>
@@ -14641,7 +14722,7 @@
       </w:r>
     </w:p>
   </w:comment>
-  <w:comment w:id="227" w:author="治輝 齋藤" w:date="2026-04-30T18:41:00Z" w:initials="治齋">
+  <w:comment w:id="233" w:author="治輝 齋藤" w:date="2026-04-30T18:41:00Z" w:initials="治齋">
     <w:p>
       <w:pPr>
         <w:pStyle w:val="af3"/>
@@ -14740,7 +14821,7 @@
       </w:r>
     </w:p>
   </w:comment>
-  <w:comment w:id="230" w:author="山岸良匡" w:date="2026-05-18T19:56:00Z" w:initials="山">
+  <w:comment w:id="236" w:author="山岸良匡" w:date="2026-05-18T19:56:00Z" w:initials="山">
     <w:p>
       <w:pPr>
         <w:pStyle w:val="af3"/>
@@ -14763,7 +14844,7 @@
       </w:r>
     </w:p>
   </w:comment>
-  <w:comment w:id="234" w:author="治輝 齋藤" w:date="2026-04-30T18:04:00Z" w:initials="治齋">
+  <w:comment w:id="240" w:author="治輝 齋藤" w:date="2026-04-30T18:04:00Z" w:initials="治齋">
     <w:p>
       <w:pPr>
         <w:pStyle w:val="af3"/>
@@ -14856,7 +14937,7 @@
       </w:r>
     </w:p>
   </w:comment>
-  <w:comment w:id="239" w:author="治輝 齋藤" w:date="2026-04-30T18:09:00Z" w:initials="治齋">
+  <w:comment w:id="245" w:author="治輝 齋藤" w:date="2026-04-30T18:09:00Z" w:initials="治齋">
     <w:p>
       <w:pPr>
         <w:pStyle w:val="af3"/>
@@ -14907,7 +14988,7 @@
       </w:r>
     </w:p>
   </w:comment>
-  <w:comment w:id="241" w:author="治輝 齋藤" w:date="2026-04-30T20:37:00Z" w:initials="治齋">
+  <w:comment w:id="247" w:author="治輝 齋藤" w:date="2026-04-30T20:37:00Z" w:initials="治齋">
     <w:p>
       <w:pPr>
         <w:pStyle w:val="af3"/>
@@ -14965,7 +15046,7 @@
       </w:r>
     </w:p>
   </w:comment>
-  <w:comment w:id="247" w:author="治輝 齋藤" w:date="2026-04-30T18:46:00Z" w:initials="治齋">
+  <w:comment w:id="253" w:author="治輝 齋藤" w:date="2026-04-30T18:46:00Z" w:initials="治齋">
     <w:p>
       <w:pPr>
         <w:pStyle w:val="af3"/>
@@ -15030,7 +15111,7 @@
       </w:r>
     </w:p>
   </w:comment>
-  <w:comment w:id="254" w:author="治輝 齋藤" w:date="2026-05-01T13:08:00Z" w:initials="治齋">
+  <w:comment w:id="260" w:author="治輝 齋藤" w:date="2026-05-01T13:08:00Z" w:initials="治齋">
     <w:p>
       <w:pPr>
         <w:pStyle w:val="af3"/>
@@ -15081,7 +15162,7 @@
       </w:r>
     </w:p>
   </w:comment>
-  <w:comment w:id="266" w:author="治輝 齋藤" w:date="2026-04-30T19:20:00Z" w:initials="治齋">
+  <w:comment w:id="272" w:author="治輝 齋藤" w:date="2026-04-30T19:20:00Z" w:initials="治齋">
     <w:p>
       <w:pPr>
         <w:pStyle w:val="af3"/>
@@ -15132,7 +15213,7 @@
       </w:r>
     </w:p>
   </w:comment>
-  <w:comment w:id="270" w:author="治輝 齋藤" w:date="2026-05-01T13:12:00Z" w:initials="治齋">
+  <w:comment w:id="276" w:author="治輝 齋藤" w:date="2026-05-01T13:12:00Z" w:initials="治齋">
     <w:p>
       <w:pPr>
         <w:pStyle w:val="af3"/>
@@ -15211,7 +15292,7 @@
       </w:r>
     </w:p>
   </w:comment>
-  <w:comment w:id="284" w:author="治輝 齋藤" w:date="2026-05-01T14:29:00Z" w:initials="治齋">
+  <w:comment w:id="290" w:author="治輝 齋藤" w:date="2026-05-01T14:29:00Z" w:initials="治齋">
     <w:p>
       <w:pPr>
         <w:pStyle w:val="af3"/>
@@ -15287,6 +15368,7 @@
   <w15:commentEx w15:paraId="655C391B" w15:done="0"/>
   <w15:commentEx w15:paraId="75552070" w15:paraIdParent="655C391B" w15:done="0"/>
   <w15:commentEx w15:paraId="3C61C1A1" w15:done="0"/>
+  <w15:commentEx w15:paraId="602C9FFE" w15:paraIdParent="3C61C1A1" w15:done="0"/>
   <w15:commentEx w15:paraId="4CFF8D02" w15:done="0"/>
   <w15:commentEx w15:paraId="4FA4532D" w15:done="0"/>
   <w15:commentEx w15:paraId="70789A25" w15:done="0"/>
@@ -15340,6 +15422,7 @@
   <w16cex:commentExtensible w16cex:durableId="5E7D9E50" w16cex:dateUtc="2026-05-18T09:52:00Z"/>
   <w16cex:commentExtensible w16cex:durableId="3DDE7CE7" w16cex:dateUtc="2026-05-19T13:06:00Z"/>
   <w16cex:commentExtensible w16cex:durableId="7F3AB1BB" w16cex:dateUtc="2026-05-18T09:52:00Z"/>
+  <w16cex:commentExtensible w16cex:durableId="289E2139" w16cex:dateUtc="2026-05-19T13:15:00Z"/>
   <w16cex:commentExtensible w16cex:durableId="6714CD1B" w16cex:dateUtc="2026-05-19T11:36:00Z"/>
   <w16cex:commentExtensible w16cex:durableId="34ADD098" w16cex:dateUtc="2026-05-18T09:54:00Z"/>
   <w16cex:commentExtensible w16cex:durableId="09ECE11A" w16cex:dateUtc="2026-05-18T09:54:00Z"/>
@@ -15393,6 +15476,7 @@
   <w16cid:commentId w16cid:paraId="655C391B" w16cid:durableId="5E7D9E50"/>
   <w16cid:commentId w16cid:paraId="75552070" w16cid:durableId="3DDE7CE7"/>
   <w16cid:commentId w16cid:paraId="3C61C1A1" w16cid:durableId="7F3AB1BB"/>
+  <w16cid:commentId w16cid:paraId="602C9FFE" w16cid:durableId="289E2139"/>
   <w16cid:commentId w16cid:paraId="4CFF8D02" w16cid:durableId="6714CD1B"/>
   <w16cid:commentId w16cid:paraId="4FA4532D" w16cid:durableId="34ADD098"/>
   <w16cid:commentId w16cid:paraId="70789A25" w16cid:durableId="09ECE11A"/>
@@ -15441,12 +15525,12 @@
 <w:numbering xmlns:wpc="http://schemas.microsoft.com/office/word/2010/wordprocessingCanvas" xmlns:cx="http://schemas.microsoft.com/office/drawing/2014/chartex" xmlns:cx1="http://schemas.microsoft.com/office/drawing/2015/9/8/chartex" xmlns:cx2="http://schemas.microsoft.com/office/drawing/2015/10/21/chartex" xmlns:cx3="http://schemas.microsoft.com/office/drawing/2016/5/9/chartex" xmlns:cx4="http://schemas.microsoft.com/office/drawing/2016/5/10/chartex" xmlns:cx5="http://schemas.microsoft.com/office/drawing/2016/5/11/chartex" xmlns:cx6="http://schemas.microsoft.com/office/drawing/2016/5/12/chartex" xmlns:cx7="http://schemas.microsoft.com/office/drawing/2016/5/13/chartex" xmlns:cx8="http://schemas.microsoft.com/office/drawing/2016/5/14/chartex" xmlns:mc="http://schemas.openxmlformats.org/markup-compatibility/2006" xmlns:aink="http://schemas.microsoft.com/office/drawing/2016/ink" xmlns:am3d="http://schemas.microsoft.com/office/drawing/2017/model3d" xmlns:o="urn:schemas-microsoft-com:office:office" xmlns:oel="http://schemas.microsoft.com/office/2019/extlst" xmlns:r="http://schemas.openxmlformats.org/officeDocument/2006/relationships" xmlns:m="http://schemas.openxmlformats.org/officeDocument/2006/math" xmlns:v="urn:schemas-microsoft-com:vml" xmlns:wp14="http://schemas.microsoft.com/office/word/2010/wordprocessingDrawing" xmlns:wp="http://schemas.openxmlformats.org/drawingml/2006/wordprocessingDrawing" xmlns:w10="urn:schemas-microsoft-com:office:word" xmlns:w="http://schemas.openxmlformats.org/wordprocessingml/2006/main" xmlns:w14="http://schemas.microsoft.com/office/word/2010/wordml" xmlns:w15="http://schemas.microsoft.com/office/word/2012/wordml" xmlns:w16cex="http://schemas.microsoft.com/office/word/2018/wordml/cex" xmlns:w16cid="http://schemas.microsoft.com/office/word/2016/wordml/cid" xmlns:w16="http://schemas.microsoft.com/office/word/2018/wordml" xmlns:w16du="http://schemas.microsoft.com/office/word/2023/wordml/word16du" xmlns:w16sdtdh="http://schemas.microsoft.com/office/word/2020/wordml/sdtdatahash" xmlns:w16sdtfl="http://schemas.microsoft.com/office/word/2024/wordml/sdtformatlock" xmlns:w16se="http://schemas.microsoft.com/office/word/2015/wordml/symex" xmlns:wpg="http://schemas.microsoft.com/office/word/2010/wordprocessingGroup" xmlns:wpi="http://schemas.microsoft.com/office/word/2010/wordprocessingInk" xmlns:wne="http://schemas.microsoft.com/office/word/2006/wordml" xmlns:wps="http://schemas.microsoft.com/office/word/2010/wordprocessingShape" mc:Ignorable="w14 w15 w16se w16cid w16 w16cex w16sdtdh w16sdtfl w16du wp14">
   <w:numPicBullet w:numPicBulletId="0">
     <w:pict>
-      <v:rect id="_x0000_i1068" style="width:0;height:1.5pt" o:hralign="center" o:bullet="t" o:hrstd="t" o:hr="t"/>
+      <v:rect id="_x0000_i1072" style="width:0;height:1.5pt" o:hralign="center" o:bullet="t" o:hrstd="t" o:hr="t"/>
     </w:pict>
   </w:numPicBullet>
   <w:numPicBullet w:numPicBulletId="1">
     <w:pict>
-      <v:rect id="_x0000_i1069" style="width:0;height:1.5pt" o:hralign="center" o:bullet="t" o:hrstd="t" o:hr="t"/>
+      <v:rect id="_x0000_i1073" style="width:0;height:1.5pt" o:hralign="center" o:bullet="t" o:hrstd="t" o:hr="t"/>
     </w:pict>
   </w:numPicBullet>
   <w:abstractNum w:abstractNumId="0" w15:restartNumberingAfterBreak="0">

--- a/04_Manuscripts/Manuscript_slope_fracture_20260425_saito0430-1_saito0519.docx
+++ b/04_Manuscripts/Manuscript_slope_fracture_20260425_saito0430-1_saito0519.docx
@@ -545,13 +545,12 @@
         </w:r>
       </w:ins>
       <w:r>
-        <w:t xml:space="preserve"> (SD 37.6). Terrain slope was positively associated with </w:t>
-      </w:r>
-      <w:commentRangeStart w:id="54"/>
-      <w:r>
-        <w:t>hip fracture</w:t>
-      </w:r>
-      <w:ins w:id="55" w:author="治輝 齋藤" w:date="2026-05-19T20:36:00Z" w16du:dateUtc="2026-05-19T11:36:00Z">
+        <w:t xml:space="preserve"> (SD 37.6). </w:t>
+      </w:r>
+      <w:ins w:id="54" w:author="治輝 齋藤" w:date="2026-05-19T22:18:00Z" w16du:dateUtc="2026-05-19T13:18:00Z">
+        <w:r>
+          <w:t>Steeper</w:t>
+        </w:r>
         <w:r>
           <w:rPr>
             <w:rFonts w:hint="eastAsia"/>
@@ -559,6 +558,60 @@
           </w:rPr>
           <w:t xml:space="preserve"> </w:t>
         </w:r>
+      </w:ins>
+      <w:del w:id="55" w:author="治輝 齋藤" w:date="2026-05-19T22:18:00Z" w16du:dateUtc="2026-05-19T13:18:00Z">
+        <w:r>
+          <w:delText>T</w:delText>
+        </w:r>
+      </w:del>
+      <w:ins w:id="56" w:author="治輝 齋藤" w:date="2026-05-19T22:18:00Z" w16du:dateUtc="2026-05-19T13:18:00Z">
+        <w:r>
+          <w:rPr>
+            <w:rFonts w:hint="eastAsia"/>
+            <w:lang w:eastAsia="ja-JP"/>
+          </w:rPr>
+          <w:t>t</w:t>
+        </w:r>
+      </w:ins>
+      <w:r>
+        <w:t>errain</w:t>
+      </w:r>
+      <w:del w:id="57" w:author="治輝 齋藤" w:date="2026-05-19T22:18:00Z" w16du:dateUtc="2026-05-19T13:18:00Z">
+        <w:r>
+          <w:delText xml:space="preserve"> slope</w:delText>
+        </w:r>
+      </w:del>
+      <w:r>
+        <w:t xml:space="preserve"> was </w:t>
+      </w:r>
+      <w:del w:id="58" w:author="治輝 齋藤" w:date="2026-05-19T22:18:00Z" w16du:dateUtc="2026-05-19T13:18:00Z">
+        <w:r>
+          <w:delText xml:space="preserve">positively </w:delText>
+        </w:r>
+      </w:del>
+      <w:r>
+        <w:t xml:space="preserve">associated with </w:t>
+      </w:r>
+      <w:ins w:id="59" w:author="治輝 齋藤" w:date="2026-05-19T22:18:00Z" w16du:dateUtc="2026-05-19T13:18:00Z">
+        <w:r>
+          <w:t>higher annual</w:t>
+        </w:r>
+        <w:r>
+          <w:t xml:space="preserve"> </w:t>
+        </w:r>
+      </w:ins>
+      <w:commentRangeStart w:id="60"/>
+      <w:r>
+        <w:t>hip fracture</w:t>
+      </w:r>
+      <w:ins w:id="61" w:author="治輝 齋藤" w:date="2026-05-19T20:36:00Z" w16du:dateUtc="2026-05-19T11:36:00Z">
+        <w:r>
+          <w:rPr>
+            <w:rFonts w:hint="eastAsia"/>
+            <w:lang w:eastAsia="ja-JP"/>
+          </w:rPr>
+          <w:t xml:space="preserve"> </w:t>
+        </w:r>
         <w:r>
           <w:t>surgery</w:t>
         </w:r>
@@ -566,29 +619,60 @@
       <w:r>
         <w:t xml:space="preserve"> rates</w:t>
       </w:r>
-      <w:commentRangeEnd w:id="54"/>
+      <w:commentRangeEnd w:id="60"/>
       <w:r>
         <w:rPr>
           <w:rStyle w:val="af2"/>
         </w:rPr>
-        <w:commentReference w:id="54"/>
-      </w:r>
-      <w:r>
-        <w:t xml:space="preserve"> in unadjusted models (</w:t>
-      </w:r>
-      <w:commentRangeStart w:id="56"/>
-      <w:r>
-        <w:t>β = 5.65</w:t>
-      </w:r>
-      <w:commentRangeEnd w:id="56"/>
+        <w:commentReference w:id="60"/>
+      </w:r>
+      <w:r>
+        <w:t xml:space="preserve"> </w:t>
+      </w:r>
+      <w:del w:id="62" w:author="治輝 齋藤" w:date="2026-05-19T22:19:00Z" w16du:dateUtc="2026-05-19T13:19:00Z">
+        <w:r>
+          <w:delText>in unadjusted models</w:delText>
+        </w:r>
+      </w:del>
+      <w:ins w:id="63" w:author="治輝 齋藤" w:date="2026-05-19T22:19:00Z" w16du:dateUtc="2026-05-19T13:19:00Z">
+        <w:r>
+          <w:t>before covariate adjustment</w:t>
+        </w:r>
+      </w:ins>
+      <w:r>
+        <w:t xml:space="preserve"> (</w:t>
+      </w:r>
+      <w:commentRangeStart w:id="64"/>
+      <w:commentRangeStart w:id="65"/>
+      <w:del w:id="66" w:author="治輝 齋藤" w:date="2026-05-19T22:19:00Z" w16du:dateUtc="2026-05-19T13:19:00Z">
+        <w:r>
+          <w:delText>β = 5.65</w:delText>
+        </w:r>
+      </w:del>
+      <w:commentRangeEnd w:id="64"/>
       <w:r>
         <w:rPr>
           <w:rStyle w:val="af2"/>
           <w:sz w:val="24"/>
           <w:szCs w:val="24"/>
         </w:rPr>
-        <w:commentReference w:id="56"/>
-      </w:r>
+        <w:commentReference w:id="64"/>
+      </w:r>
+      <w:commentRangeEnd w:id="65"/>
+      <w:r>
+        <w:rPr>
+          <w:rStyle w:val="af2"/>
+        </w:rPr>
+        <w:commentReference w:id="65"/>
+      </w:r>
+      <w:ins w:id="67" w:author="治輝 齋藤" w:date="2026-05-19T22:19:00Z" w16du:dateUtc="2026-05-19T13:19:00Z">
+        <w:r>
+          <w:t xml:space="preserve"> </w:t>
+        </w:r>
+        <w:r>
+          <w:t>approximately 5.7 additional surgeries per 100,000 population per one-degree increase in slope</w:t>
+        </w:r>
+      </w:ins>
       <w:r>
         <w:t xml:space="preserve">; 95% CI, 2.50–8.79; </w:t>
       </w:r>
@@ -602,7 +686,7 @@
       <w:r>
         <w:t xml:space="preserve"> = 0.001)</w:t>
       </w:r>
-      <w:ins w:id="57" w:author="治輝 齋藤" w:date="2026-05-19T21:18:00Z" w16du:dateUtc="2026-05-19T12:18:00Z">
+      <w:ins w:id="68" w:author="治輝 齋藤" w:date="2026-05-19T21:18:00Z" w16du:dateUtc="2026-05-19T12:18:00Z">
         <w:r>
           <w:rPr>
             <w:rFonts w:hint="eastAsia"/>
@@ -611,26 +695,26 @@
           <w:t>.</w:t>
         </w:r>
       </w:ins>
-      <w:del w:id="58" w:author="治輝 齋藤" w:date="2026-05-19T21:18:00Z" w16du:dateUtc="2026-05-19T12:18:00Z">
+      <w:del w:id="69" w:author="治輝 齋藤" w:date="2026-05-19T21:18:00Z" w16du:dateUtc="2026-05-19T12:18:00Z">
         <w:r>
           <w:delText xml:space="preserve"> and</w:delText>
         </w:r>
       </w:del>
-      <w:ins w:id="59" w:author="治輝 齋藤" w:date="2026-05-19T21:18:00Z" w16du:dateUtc="2026-05-19T12:18:00Z">
+      <w:ins w:id="70" w:author="治輝 齋藤" w:date="2026-05-19T21:18:00Z" w16du:dateUtc="2026-05-19T12:18:00Z">
         <w:r>
           <w:t>After covariate adjustment</w:t>
         </w:r>
       </w:ins>
-      <w:del w:id="60" w:author="治輝 齋藤" w:date="2026-05-19T21:19:00Z" w16du:dateUtc="2026-05-19T12:19:00Z">
+      <w:del w:id="71" w:author="治輝 齋藤" w:date="2026-05-19T21:19:00Z" w16du:dateUtc="2026-05-19T12:19:00Z">
         <w:r>
           <w:delText xml:space="preserve"> </w:delText>
         </w:r>
-        <w:commentRangeStart w:id="61"/>
+        <w:commentRangeStart w:id="72"/>
         <w:r>
           <w:delText>in adjusted models</w:delText>
         </w:r>
       </w:del>
-      <w:ins w:id="62" w:author="治輝 齋藤" w:date="2026-05-19T21:19:00Z" w16du:dateUtc="2026-05-19T12:19:00Z">
+      <w:ins w:id="73" w:author="治輝 齋藤" w:date="2026-05-19T21:19:00Z" w16du:dateUtc="2026-05-19T12:19:00Z">
         <w:r>
           <w:rPr>
             <w:rFonts w:hint="eastAsia"/>
@@ -638,27 +722,39 @@
           </w:rPr>
           <w:t xml:space="preserve">, </w:t>
         </w:r>
+      </w:ins>
+      <w:ins w:id="74" w:author="治輝 齋藤" w:date="2026-05-19T22:21:00Z" w16du:dateUtc="2026-05-19T13:21:00Z">
         <w:r>
           <w:rPr>
             <w:lang w:eastAsia="ja-JP"/>
           </w:rPr>
-          <w:t>the association remained positive</w:t>
+          <w:t>each additional degree of slope corresponded to approximately 3.5 additional hip fracture surgeries per 100,000 population</w:t>
         </w:r>
       </w:ins>
-      <w:r>
-        <w:t xml:space="preserve"> with conventional standard errors</w:t>
-      </w:r>
-      <w:commentRangeEnd w:id="61"/>
-      <w:r>
-        <w:rPr>
-          <w:rStyle w:val="af2"/>
-          <w:sz w:val="24"/>
-          <w:szCs w:val="24"/>
-        </w:rPr>
-        <w:commentReference w:id="61"/>
-      </w:r>
-      <w:r>
-        <w:t xml:space="preserve"> (β = 3.49; 95% CI, 0.11–6.86; </w:t>
+      <w:del w:id="75" w:author="治輝 齋藤" w:date="2026-05-19T22:21:00Z" w16du:dateUtc="2026-05-19T13:21:00Z">
+        <w:r>
+          <w:delText xml:space="preserve"> with conventional standard errors</w:delText>
+        </w:r>
+        <w:commentRangeEnd w:id="72"/>
+        <w:r>
+          <w:rPr>
+            <w:rStyle w:val="af2"/>
+            <w:sz w:val="24"/>
+            <w:szCs w:val="24"/>
+          </w:rPr>
+          <w:commentReference w:id="72"/>
+        </w:r>
+      </w:del>
+      <w:r>
+        <w:t xml:space="preserve"> (</w:t>
+      </w:r>
+      <w:del w:id="76" w:author="治輝 齋藤" w:date="2026-05-19T22:21:00Z" w16du:dateUtc="2026-05-19T13:21:00Z">
+        <w:r>
+          <w:delText xml:space="preserve">β = 3.49; </w:delText>
+        </w:r>
+      </w:del>
+      <w:r>
+        <w:t xml:space="preserve">95% CI, 0.11–6.86; </w:t>
       </w:r>
       <w:r>
         <w:rPr>
@@ -670,7 +766,7 @@
       <w:r>
         <w:t xml:space="preserve"> = 0.043)</w:t>
       </w:r>
-      <w:ins w:id="63" w:author="治輝 齋藤" w:date="2026-05-19T21:19:00Z" w16du:dateUtc="2026-05-19T12:19:00Z">
+      <w:ins w:id="77" w:author="治輝 齋藤" w:date="2026-05-19T21:19:00Z" w16du:dateUtc="2026-05-19T12:19:00Z">
         <w:r>
           <w:rPr>
             <w:rFonts w:hint="eastAsia"/>
@@ -679,15 +775,20 @@
           <w:t>.</w:t>
         </w:r>
       </w:ins>
-      <w:del w:id="64" w:author="治輝 齋藤" w:date="2026-05-19T21:19:00Z" w16du:dateUtc="2026-05-19T12:19:00Z">
+      <w:del w:id="78" w:author="治輝 齋藤" w:date="2026-05-19T21:19:00Z" w16du:dateUtc="2026-05-19T12:19:00Z">
         <w:r>
           <w:delText>;</w:delText>
         </w:r>
       </w:del>
-      <w:r>
-        <w:t xml:space="preserve"> HC3 and bootstrap intervals for the slope coefficient were borderline at N = 47. </w:t>
-      </w:r>
-      <w:ins w:id="65" w:author="治輝 齋藤" w:date="2026-05-19T21:20:00Z" w16du:dateUtc="2026-05-19T12:20:00Z">
+      <w:del w:id="79" w:author="治輝 齋藤" w:date="2026-05-19T22:22:00Z" w16du:dateUtc="2026-05-19T13:22:00Z">
+        <w:r>
+          <w:delText xml:space="preserve"> HC3 and bootstrap intervals for the slope coefficient were borderline at N = 47.</w:delText>
+        </w:r>
+      </w:del>
+      <w:r>
+        <w:t xml:space="preserve"> </w:t>
+      </w:r>
+      <w:ins w:id="80" w:author="治輝 齋藤" w:date="2026-05-19T21:20:00Z" w16du:dateUtc="2026-05-19T12:20:00Z">
         <w:r>
           <w:rPr>
             <w:rFonts w:hint="eastAsia"/>
@@ -696,12 +797,12 @@
           <w:t xml:space="preserve">We found </w:t>
         </w:r>
       </w:ins>
-      <w:del w:id="66" w:author="治輝 齋藤" w:date="2026-05-19T21:20:00Z" w16du:dateUtc="2026-05-19T12:20:00Z">
+      <w:del w:id="81" w:author="治輝 齋藤" w:date="2026-05-19T21:20:00Z" w16du:dateUtc="2026-05-19T12:20:00Z">
         <w:r>
           <w:delText>N</w:delText>
         </w:r>
       </w:del>
-      <w:ins w:id="67" w:author="治輝 齋藤" w:date="2026-05-19T21:20:00Z" w16du:dateUtc="2026-05-19T12:20:00Z">
+      <w:ins w:id="82" w:author="治輝 齋藤" w:date="2026-05-19T21:20:00Z" w16du:dateUtc="2026-05-19T12:20:00Z">
         <w:r>
           <w:rPr>
             <w:rFonts w:hint="eastAsia"/>
@@ -713,7 +814,7 @@
       <w:r>
         <w:t xml:space="preserve">o associations </w:t>
       </w:r>
-      <w:del w:id="68" w:author="治輝 齋藤" w:date="2026-05-19T21:20:00Z" w16du:dateUtc="2026-05-19T12:20:00Z">
+      <w:del w:id="83" w:author="治輝 齋藤" w:date="2026-05-19T21:20:00Z" w16du:dateUtc="2026-05-19T12:20:00Z">
         <w:r>
           <w:delText xml:space="preserve">were observed </w:delText>
         </w:r>
@@ -721,16 +822,16 @@
       <w:r>
         <w:t xml:space="preserve">for humerus or </w:t>
       </w:r>
-      <w:commentRangeStart w:id="69"/>
+      <w:commentRangeStart w:id="84"/>
       <w:r>
         <w:t>forearm</w:t>
       </w:r>
-      <w:del w:id="70" w:author="治輝 齋藤" w:date="2026-05-19T20:39:00Z" w16du:dateUtc="2026-05-19T11:39:00Z">
+      <w:del w:id="85" w:author="治輝 齋藤" w:date="2026-05-19T20:39:00Z" w16du:dateUtc="2026-05-19T11:39:00Z">
         <w:r>
           <w:delText xml:space="preserve"> fractures</w:delText>
         </w:r>
       </w:del>
-      <w:ins w:id="71" w:author="治輝 齋藤" w:date="2026-05-19T21:19:00Z" w16du:dateUtc="2026-05-19T12:19:00Z">
+      <w:ins w:id="86" w:author="治輝 齋藤" w:date="2026-05-19T21:19:00Z" w16du:dateUtc="2026-05-19T12:19:00Z">
         <w:r>
           <w:rPr>
             <w:rFonts w:hint="eastAsia"/>
@@ -739,38 +840,38 @@
           <w:t xml:space="preserve"> </w:t>
         </w:r>
       </w:ins>
-      <w:ins w:id="72" w:author="治輝 齋藤" w:date="2026-05-19T20:39:00Z" w16du:dateUtc="2026-05-19T11:39:00Z">
+      <w:ins w:id="87" w:author="治輝 齋藤" w:date="2026-05-19T20:39:00Z" w16du:dateUtc="2026-05-19T11:39:00Z">
         <w:r>
           <w:t>fracture surgeries</w:t>
         </w:r>
-        <w:commentRangeEnd w:id="69"/>
+        <w:commentRangeEnd w:id="84"/>
         <w:r>
           <w:rPr>
             <w:rStyle w:val="af2"/>
           </w:rPr>
-          <w:commentReference w:id="69"/>
+          <w:commentReference w:id="84"/>
         </w:r>
       </w:ins>
       <w:r>
         <w:t>. Prefecture-level terrain slope showed a hip-specific signal consistent with lateral-fall mechanisms</w:t>
       </w:r>
-      <w:commentRangeStart w:id="73"/>
+      <w:commentRangeStart w:id="88"/>
       <w:r>
         <w:t>, but inferential sensitivity at small ecological N warrants cautious interpretation</w:t>
       </w:r>
-      <w:commentRangeEnd w:id="73"/>
+      <w:commentRangeEnd w:id="88"/>
       <w:r>
         <w:rPr>
           <w:rStyle w:val="af2"/>
           <w:sz w:val="24"/>
           <w:szCs w:val="24"/>
         </w:rPr>
-        <w:commentReference w:id="73"/>
+        <w:commentReference w:id="88"/>
       </w:r>
       <w:r>
         <w:t>.</w:t>
       </w:r>
-      <w:bookmarkStart w:id="74" w:name="conclusions"/>
+      <w:bookmarkStart w:id="89" w:name="conclusions"/>
     </w:p>
     <w:p>
       <w:pPr>
@@ -843,9 +944,9 @@
         <w:pStyle w:val="1"/>
         <w:spacing w:line="360" w:lineRule="auto"/>
       </w:pPr>
-      <w:bookmarkStart w:id="75" w:name="introduction"/>
+      <w:bookmarkStart w:id="90" w:name="introduction"/>
       <w:bookmarkEnd w:id="0"/>
-      <w:bookmarkEnd w:id="74"/>
+      <w:bookmarkEnd w:id="89"/>
       <w:r>
         <w:t>Introduction</w:t>
       </w:r>
@@ -862,7 +963,11 @@
         <w:t xml:space="preserve"> [1, 2]</w:t>
       </w:r>
       <w:r>
-        <w:t xml:space="preserve"> Hip fracture leads to prolonged hospitalization, functional decline, institutionalization, and increased mortality, imposing a substantial burden on both individuals and the healthcare </w:t>
+        <w:t xml:space="preserve"> Hip fracture leads to prolonged hospitalization, functional decline, </w:t>
+      </w:r>
+      <w:r>
+        <w:lastRenderedPageBreak/>
+        <w:t xml:space="preserve">institutionalization, and increased mortality, imposing a substantial burden on both individuals and the healthcare </w:t>
       </w:r>
       <w:proofErr w:type="gramStart"/>
       <w:r>
@@ -876,11 +981,7 @@
         <w:t>1, 3]</w:t>
       </w:r>
       <w:r>
-        <w:t xml:space="preserve"> The acute care costs of hip fracture </w:t>
-      </w:r>
-      <w:r>
-        <w:lastRenderedPageBreak/>
-        <w:t>treatment in Japan reached approximately 1,000 billion yen ($989 million) in 2021, and this burden continues to escalate.</w:t>
+        <w:t xml:space="preserve"> The acute care costs of hip fracture treatment in Japan reached approximately 1,000 billion yen ($989 million) in 2021, and this burden continues to escalate.</w:t>
       </w:r>
       <w:r>
         <w:t xml:space="preserve"> [4, 5]</w:t>
@@ -995,20 +1096,24 @@
         <w:t>[17]</w:t>
       </w:r>
       <w:r>
-        <w:t xml:space="preserve"> Older adults walking on complex outdoor terrain unconsciously adopt cautious gait strategies, reducing step length and cadence, </w:t>
-      </w:r>
-      <w:commentRangeStart w:id="76"/>
+        <w:t xml:space="preserve"> Older adults walking on complex </w:t>
+      </w:r>
+      <w:r>
+        <w:lastRenderedPageBreak/>
+        <w:t xml:space="preserve">outdoor terrain unconsciously adopt cautious gait strategies, reducing step length and cadence, </w:t>
+      </w:r>
+      <w:commentRangeStart w:id="91"/>
       <w:r>
         <w:t>which may lead to chronic deconditioning and increased frailty</w:t>
       </w:r>
-      <w:commentRangeEnd w:id="76"/>
+      <w:commentRangeEnd w:id="91"/>
       <w:r>
         <w:rPr>
           <w:rStyle w:val="af2"/>
           <w:sz w:val="24"/>
           <w:szCs w:val="24"/>
         </w:rPr>
-        <w:commentReference w:id="76"/>
+        <w:commentReference w:id="91"/>
       </w:r>
       <w:r>
         <w:t>.</w:t>
@@ -1025,12 +1130,11 @@
       <w:r>
         <w:t xml:space="preserve"> </w:t>
       </w:r>
-      <w:commentRangeStart w:id="77"/>
-      <w:r>
-        <w:lastRenderedPageBreak/>
+      <w:commentRangeStart w:id="92"/>
+      <w:r>
         <w:t xml:space="preserve">We therefore hypothesized that </w:t>
       </w:r>
-      <w:ins w:id="78" w:author="治輝 齋藤" w:date="2026-05-19T20:40:00Z" w16du:dateUtc="2026-05-19T11:40:00Z">
+      <w:ins w:id="93" w:author="治輝 齋藤" w:date="2026-05-19T20:40:00Z" w16du:dateUtc="2026-05-19T11:40:00Z">
         <w:r>
           <w:t>steeper</w:t>
         </w:r>
@@ -1045,12 +1149,12 @@
       <w:r>
         <w:t xml:space="preserve">terrain slope may </w:t>
       </w:r>
-      <w:del w:id="79" w:author="治輝 齋藤" w:date="2026-05-19T20:41:00Z" w16du:dateUtc="2026-05-19T11:41:00Z">
+      <w:del w:id="94" w:author="治輝 齋藤" w:date="2026-05-19T20:41:00Z" w16du:dateUtc="2026-05-19T11:41:00Z">
         <w:r>
           <w:delText>influence</w:delText>
         </w:r>
       </w:del>
-      <w:ins w:id="80" w:author="治輝 齋藤" w:date="2026-05-19T20:41:00Z" w16du:dateUtc="2026-05-19T11:41:00Z">
+      <w:ins w:id="95" w:author="治輝 齋藤" w:date="2026-05-19T20:41:00Z" w16du:dateUtc="2026-05-19T11:41:00Z">
         <w:r>
           <w:t>be associated with higher prefecture-level</w:t>
         </w:r>
@@ -1058,7 +1162,7 @@
       <w:r>
         <w:t xml:space="preserve"> hip fracture</w:t>
       </w:r>
-      <w:ins w:id="81" w:author="治輝 齋藤" w:date="2026-05-19T20:41:00Z" w16du:dateUtc="2026-05-19T11:41:00Z">
+      <w:ins w:id="96" w:author="治輝 齋藤" w:date="2026-05-19T20:41:00Z" w16du:dateUtc="2026-05-19T11:41:00Z">
         <w:r>
           <w:rPr>
             <w:rFonts w:hint="eastAsia"/>
@@ -1073,7 +1177,7 @@
       <w:r>
         <w:t xml:space="preserve"> rates</w:t>
       </w:r>
-      <w:ins w:id="82" w:author="治輝 齋藤" w:date="2026-05-19T20:41:00Z" w16du:dateUtc="2026-05-19T11:41:00Z">
+      <w:ins w:id="97" w:author="治輝 齋藤" w:date="2026-05-19T20:41:00Z" w16du:dateUtc="2026-05-19T11:41:00Z">
         <w:r>
           <w:rPr>
             <w:lang w:eastAsia="ja-JP"/>
@@ -1081,7 +1185,7 @@
           <w:t>. We treated these rates as administrative proxies for population-level surgical burden after hip and femoral fractures. The association may reflect</w:t>
         </w:r>
       </w:ins>
-      <w:del w:id="83" w:author="治輝 齋藤" w:date="2026-05-19T20:42:00Z" w16du:dateUtc="2026-05-19T11:42:00Z">
+      <w:del w:id="98" w:author="治輝 齋藤" w:date="2026-05-19T20:42:00Z" w16du:dateUtc="2026-05-19T11:42:00Z">
         <w:r>
           <w:delText xml:space="preserve"> through</w:delText>
         </w:r>
@@ -1089,7 +1193,7 @@
       <w:r>
         <w:t xml:space="preserve"> direct mechanical effects of inclined walking (direct pathway)</w:t>
       </w:r>
-      <w:ins w:id="84" w:author="治輝 齋藤" w:date="2026-05-19T20:42:00Z" w16du:dateUtc="2026-05-19T11:42:00Z">
+      <w:ins w:id="99" w:author="治輝 齋藤" w:date="2026-05-19T20:42:00Z" w16du:dateUtc="2026-05-19T11:42:00Z">
         <w:r>
           <w:rPr>
             <w:rFonts w:hint="eastAsia"/>
@@ -1098,12 +1202,12 @@
           <w:t xml:space="preserve">. </w:t>
         </w:r>
       </w:ins>
-      <w:del w:id="85" w:author="治輝 齋藤" w:date="2026-05-19T20:42:00Z" w16du:dateUtc="2026-05-19T11:42:00Z">
+      <w:del w:id="100" w:author="治輝 齋藤" w:date="2026-05-19T20:42:00Z" w16du:dateUtc="2026-05-19T11:42:00Z">
         <w:r>
           <w:delText xml:space="preserve"> and through its effect on</w:delText>
         </w:r>
       </w:del>
-      <w:ins w:id="86" w:author="治輝 齋藤" w:date="2026-05-19T20:42:00Z" w16du:dateUtc="2026-05-19T11:42:00Z">
+      <w:ins w:id="101" w:author="治輝 齋藤" w:date="2026-05-19T20:42:00Z" w16du:dateUtc="2026-05-19T11:42:00Z">
         <w:r>
           <w:t>It may also relate to</w:t>
         </w:r>
@@ -1111,12 +1215,12 @@
       <w:r>
         <w:t xml:space="preserve"> walking capacity (indirect pathway)</w:t>
       </w:r>
-      <w:commentRangeEnd w:id="77"/>
+      <w:commentRangeEnd w:id="92"/>
       <w:r>
         <w:rPr>
           <w:rStyle w:val="af2"/>
         </w:rPr>
-        <w:commentReference w:id="77"/>
+        <w:commentReference w:id="92"/>
       </w:r>
       <w:r>
         <w:t>.</w:t>
@@ -1130,18 +1234,18 @@
       <w:r>
         <w:t xml:space="preserve">Despite these theoretical considerations, no nationwide study has examined the association between </w:t>
       </w:r>
-      <w:commentRangeStart w:id="87"/>
+      <w:commentRangeStart w:id="102"/>
       <w:r>
         <w:t>prefectural-level</w:t>
       </w:r>
-      <w:commentRangeEnd w:id="87"/>
+      <w:commentRangeEnd w:id="102"/>
       <w:r>
         <w:rPr>
           <w:rStyle w:val="af2"/>
           <w:sz w:val="24"/>
           <w:szCs w:val="24"/>
         </w:rPr>
-        <w:commentReference w:id="87"/>
+        <w:commentReference w:id="102"/>
       </w:r>
       <w:r>
         <w:t xml:space="preserve"> terrain slope and fracture surgery rates using population-based administrative data. International ecological studies from Norway (NOREPOS) and China (CHARLS) have demonstrated significant associations between high elevation, complex terrain, and elevated hip fracture risk,</w:t>
@@ -1166,11 +1270,11 @@
       <w:r>
         <w:t xml:space="preserve"> and Welfare, provides a unique opportunity to assess fracture surgery rates across all 47 Japanese prefectures. Combined with digital elevation model (DEM) data from the Geospatial Information Authority of Japan, this ecological approach enables the first nationwide quantitative assessment of the </w:t>
       </w:r>
-      <w:commentRangeStart w:id="88"/>
+      <w:commentRangeStart w:id="103"/>
       <w:r>
         <w:t>terrain–fracture</w:t>
       </w:r>
-      <w:ins w:id="89" w:author="治輝 齋藤" w:date="2026-05-19T20:43:00Z" w16du:dateUtc="2026-05-19T11:43:00Z">
+      <w:ins w:id="104" w:author="治輝 齋藤" w:date="2026-05-19T20:43:00Z" w16du:dateUtc="2026-05-19T11:43:00Z">
         <w:r>
           <w:rPr>
             <w:rFonts w:hint="eastAsia"/>
@@ -1188,12 +1292,12 @@
       <w:r>
         <w:t xml:space="preserve"> relationship</w:t>
       </w:r>
-      <w:commentRangeEnd w:id="88"/>
+      <w:commentRangeEnd w:id="103"/>
       <w:r>
         <w:rPr>
           <w:rStyle w:val="af2"/>
         </w:rPr>
-        <w:commentReference w:id="88"/>
+        <w:commentReference w:id="103"/>
       </w:r>
       <w:r>
         <w:t xml:space="preserve"> in Japan.</w:t>
@@ -1204,16 +1308,16 @@
         <w:pStyle w:val="a0"/>
         <w:spacing w:line="360" w:lineRule="auto"/>
       </w:pPr>
-      <w:commentRangeStart w:id="90"/>
+      <w:commentRangeStart w:id="105"/>
       <w:r>
         <w:t xml:space="preserve">In this study, we examined whether terrain slope was associated with hip fracture surgery rates </w:t>
       </w:r>
-      <w:del w:id="91" w:author="治輝 齋藤" w:date="2026-05-19T20:45:00Z" w16du:dateUtc="2026-05-19T11:45:00Z">
+      <w:del w:id="106" w:author="治輝 齋藤" w:date="2026-05-19T20:45:00Z" w16du:dateUtc="2026-05-19T11:45:00Z">
         <w:r>
           <w:delText>at the prefectural level, independent of</w:delText>
         </w:r>
       </w:del>
-      <w:ins w:id="92" w:author="治輝 齋藤" w:date="2026-05-19T20:45:00Z" w16du:dateUtc="2026-05-19T11:45:00Z">
+      <w:ins w:id="107" w:author="治輝 齋藤" w:date="2026-05-19T20:45:00Z" w16du:dateUtc="2026-05-19T11:45:00Z">
         <w:r>
           <w:t>across prefectures. We adjusted for</w:t>
         </w:r>
@@ -1221,7 +1325,7 @@
       <w:r>
         <w:t xml:space="preserve"> aging rate</w:t>
       </w:r>
-      <w:ins w:id="93" w:author="治輝 齋藤" w:date="2026-05-19T20:45:00Z" w16du:dateUtc="2026-05-19T11:45:00Z">
+      <w:ins w:id="108" w:author="治輝 齋藤" w:date="2026-05-19T20:45:00Z" w16du:dateUtc="2026-05-19T11:45:00Z">
         <w:r>
           <w:rPr>
             <w:rFonts w:hint="eastAsia"/>
@@ -1233,12 +1337,12 @@
       <w:r>
         <w:t xml:space="preserve"> </w:t>
       </w:r>
-      <w:del w:id="94" w:author="治輝 齋藤" w:date="2026-05-19T20:45:00Z" w16du:dateUtc="2026-05-19T11:45:00Z">
+      <w:del w:id="109" w:author="治輝 齋藤" w:date="2026-05-19T20:45:00Z" w16du:dateUtc="2026-05-19T11:45:00Z">
         <w:r>
           <w:delText>and</w:delText>
         </w:r>
       </w:del>
-      <w:ins w:id="95" w:author="治輝 齋藤" w:date="2026-05-19T20:45:00Z" w16du:dateUtc="2026-05-19T11:45:00Z">
+      <w:ins w:id="110" w:author="治輝 齋藤" w:date="2026-05-19T20:45:00Z" w16du:dateUtc="2026-05-19T11:45:00Z">
         <w:r>
           <w:rPr>
             <w:rFonts w:hint="eastAsia"/>
@@ -1250,12 +1354,12 @@
       <w:r>
         <w:t xml:space="preserve"> walking </w:t>
       </w:r>
-      <w:del w:id="96" w:author="治輝 齋藤" w:date="2026-05-19T20:45:00Z" w16du:dateUtc="2026-05-19T11:45:00Z">
+      <w:del w:id="111" w:author="治輝 齋藤" w:date="2026-05-19T20:45:00Z" w16du:dateUtc="2026-05-19T11:45:00Z">
         <w:r>
           <w:delText>speed</w:delText>
         </w:r>
       </w:del>
-      <w:ins w:id="97" w:author="治輝 齋藤" w:date="2026-05-19T20:45:00Z" w16du:dateUtc="2026-05-19T11:45:00Z">
+      <w:ins w:id="112" w:author="治輝 齋藤" w:date="2026-05-19T20:45:00Z" w16du:dateUtc="2026-05-19T11:45:00Z">
         <w:r>
           <w:rPr>
             <w:rFonts w:hint="eastAsia"/>
@@ -1267,7 +1371,7 @@
       <w:r>
         <w:t xml:space="preserve">, </w:t>
       </w:r>
-      <w:ins w:id="98" w:author="治輝 齋藤" w:date="2026-05-19T20:46:00Z" w16du:dateUtc="2026-05-19T11:46:00Z">
+      <w:ins w:id="113" w:author="治輝 齋藤" w:date="2026-05-19T20:46:00Z" w16du:dateUtc="2026-05-19T11:46:00Z">
         <w:r>
           <w:t>and population density</w:t>
         </w:r>
@@ -1282,18 +1386,18 @@
       <w:r>
         <w:t>using nationwide administrative and geospatial data.</w:t>
       </w:r>
-      <w:ins w:id="99" w:author="治輝 齋藤" w:date="2026-05-19T20:46:00Z" w16du:dateUtc="2026-05-19T11:46:00Z">
+      <w:ins w:id="114" w:author="治輝 齋藤" w:date="2026-05-19T20:46:00Z" w16du:dateUtc="2026-05-19T11:46:00Z">
         <w:r>
           <w:t xml:space="preserve"> NDB Open Data provide procedure counts, not fracture incidence. We therefore interpreted prefecture-level surgery rates as administrative proxies for fracture-related surgical burden. Not all fractures receive surgery, and operative thresholds may vary across regions.</w:t>
         </w:r>
       </w:ins>
-      <w:commentRangeEnd w:id="90"/>
-      <w:ins w:id="100" w:author="治輝 齋藤" w:date="2026-05-19T20:47:00Z" w16du:dateUtc="2026-05-19T11:47:00Z">
+      <w:commentRangeEnd w:id="105"/>
+      <w:ins w:id="115" w:author="治輝 齋藤" w:date="2026-05-19T20:47:00Z" w16du:dateUtc="2026-05-19T11:47:00Z">
         <w:r>
           <w:rPr>
             <w:rStyle w:val="af2"/>
           </w:rPr>
-          <w:commentReference w:id="90"/>
+          <w:commentReference w:id="105"/>
         </w:r>
       </w:ins>
     </w:p>
@@ -1302,6 +1406,7 @@
         <w:spacing w:line="360" w:lineRule="auto"/>
       </w:pPr>
       <w:r>
+        <w:lastRenderedPageBreak/>
         <w:pict w14:anchorId="2A09CD22">
           <v:rect id="_x0000_i1029" style="width:0;height:1.5pt" o:hralign="center" o:hrstd="t" o:hr="t"/>
         </w:pict>
@@ -1312,10 +1417,9 @@
         <w:pStyle w:val="1"/>
         <w:spacing w:line="360" w:lineRule="auto"/>
       </w:pPr>
-      <w:bookmarkStart w:id="101" w:name="methods-1"/>
-      <w:bookmarkEnd w:id="75"/>
-      <w:r>
-        <w:lastRenderedPageBreak/>
+      <w:bookmarkStart w:id="116" w:name="methods-1"/>
+      <w:bookmarkEnd w:id="90"/>
+      <w:r>
         <w:t>Methods</w:t>
       </w:r>
     </w:p>
@@ -1324,7 +1428,7 @@
         <w:pStyle w:val="2"/>
         <w:spacing w:line="360" w:lineRule="auto"/>
       </w:pPr>
-      <w:bookmarkStart w:id="102" w:name="study-design"/>
+      <w:bookmarkStart w:id="117" w:name="study-design"/>
       <w:r>
         <w:t>1. Study Design</w:t>
       </w:r>
@@ -1343,8 +1447,8 @@
         <w:pStyle w:val="2"/>
         <w:spacing w:line="360" w:lineRule="auto"/>
       </w:pPr>
-      <w:bookmarkStart w:id="103" w:name="outcome-fracture-surgery-rates"/>
-      <w:bookmarkEnd w:id="102"/>
+      <w:bookmarkStart w:id="118" w:name="outcome-fracture-surgery-rates"/>
+      <w:bookmarkEnd w:id="117"/>
       <w:r>
         <w:t>2. Outcome: Fracture Surgery Rates</w:t>
       </w:r>
@@ -1354,13 +1458,13 @@
         <w:pStyle w:val="FirstParagraph"/>
         <w:spacing w:line="360" w:lineRule="auto"/>
       </w:pPr>
-      <w:commentRangeStart w:id="104"/>
-      <w:del w:id="105" w:author="治輝 齋藤" w:date="2026-05-19T20:48:00Z" w16du:dateUtc="2026-05-19T11:48:00Z">
+      <w:commentRangeStart w:id="119"/>
+      <w:del w:id="120" w:author="治輝 齋藤" w:date="2026-05-19T20:48:00Z" w16du:dateUtc="2026-05-19T11:48:00Z">
         <w:r>
           <w:delText>Fracture</w:delText>
         </w:r>
       </w:del>
-      <w:ins w:id="106" w:author="治輝 齋藤" w:date="2026-05-19T20:48:00Z" w16du:dateUtc="2026-05-19T11:48:00Z">
+      <w:ins w:id="121" w:author="治輝 齋藤" w:date="2026-05-19T20:48:00Z" w16du:dateUtc="2026-05-19T11:48:00Z">
         <w:r>
           <w:t>We obtained fracture</w:t>
         </w:r>
@@ -1368,7 +1472,7 @@
       <w:r>
         <w:t xml:space="preserve"> surgery rates</w:t>
       </w:r>
-      <w:del w:id="107" w:author="治輝 齋藤" w:date="2026-05-19T20:49:00Z" w16du:dateUtc="2026-05-19T11:49:00Z">
+      <w:del w:id="122" w:author="治輝 齋藤" w:date="2026-05-19T20:49:00Z" w16du:dateUtc="2026-05-19T11:49:00Z">
         <w:r>
           <w:delText xml:space="preserve"> were derived</w:delText>
         </w:r>
@@ -1376,7 +1480,7 @@
       <w:r>
         <w:t xml:space="preserve"> from the 10th NDB Open Data (released </w:t>
       </w:r>
-      <w:ins w:id="108" w:author="治輝 齋藤" w:date="2026-05-19T20:49:00Z" w16du:dateUtc="2026-05-19T11:49:00Z">
+      <w:ins w:id="123" w:author="治輝 齋藤" w:date="2026-05-19T20:49:00Z" w16du:dateUtc="2026-05-19T11:49:00Z">
         <w:r>
           <w:rPr>
             <w:rFonts w:hint="eastAsia"/>
@@ -1385,7 +1489,7 @@
           <w:t>30 May 2025</w:t>
         </w:r>
       </w:ins>
-      <w:del w:id="109" w:author="治輝 齋藤" w:date="2026-05-19T20:49:00Z" w16du:dateUtc="2026-05-19T11:49:00Z">
+      <w:del w:id="124" w:author="治輝 齋藤" w:date="2026-05-19T20:49:00Z" w16du:dateUtc="2026-05-19T11:49:00Z">
         <w:r>
           <w:delText>2023</w:delText>
         </w:r>
@@ -1393,7 +1497,7 @@
       <w:r>
         <w:t>)</w:t>
       </w:r>
-      <w:ins w:id="110" w:author="治輝 齋藤" w:date="2026-05-19T20:49:00Z" w16du:dateUtc="2026-05-19T11:49:00Z">
+      <w:ins w:id="125" w:author="治輝 齋藤" w:date="2026-05-19T20:49:00Z" w16du:dateUtc="2026-05-19T11:49:00Z">
         <w:r>
           <w:rPr>
             <w:rFonts w:hint="eastAsia"/>
@@ -1402,17 +1506,17 @@
           <w:t>.</w:t>
         </w:r>
       </w:ins>
-      <w:del w:id="111" w:author="治輝 齋藤" w:date="2026-05-19T20:49:00Z" w16du:dateUtc="2026-05-19T11:49:00Z">
+      <w:del w:id="126" w:author="治輝 齋藤" w:date="2026-05-19T20:49:00Z" w16du:dateUtc="2026-05-19T11:49:00Z">
         <w:r>
           <w:delText>,</w:delText>
         </w:r>
       </w:del>
-      <w:del w:id="112" w:author="治輝 齋藤" w:date="2026-05-19T20:50:00Z" w16du:dateUtc="2026-05-19T11:50:00Z">
+      <w:del w:id="127" w:author="治輝 齋藤" w:date="2026-05-19T20:50:00Z" w16du:dateUtc="2026-05-19T11:50:00Z">
         <w:r>
           <w:delText xml:space="preserve"> which contains</w:delText>
         </w:r>
       </w:del>
-      <w:ins w:id="113" w:author="治輝 齋藤" w:date="2026-05-19T20:50:00Z" w16du:dateUtc="2026-05-19T11:50:00Z">
+      <w:ins w:id="128" w:author="治輝 齋藤" w:date="2026-05-19T20:50:00Z" w16du:dateUtc="2026-05-19T11:50:00Z">
         <w:r>
           <w:t xml:space="preserve"> This release reports</w:t>
         </w:r>
@@ -1420,22 +1524,22 @@
       <w:r>
         <w:t xml:space="preserve"> prefecture-level </w:t>
       </w:r>
-      <w:del w:id="114" w:author="治輝 齋藤" w:date="2026-05-19T20:50:00Z" w16du:dateUtc="2026-05-19T11:50:00Z">
+      <w:del w:id="129" w:author="治輝 齋藤" w:date="2026-05-19T20:50:00Z" w16du:dateUtc="2026-05-19T11:50:00Z">
         <w:r>
           <w:delText>counts of medical procedures</w:delText>
         </w:r>
       </w:del>
-      <w:ins w:id="115" w:author="治輝 齋藤" w:date="2026-05-19T20:50:00Z" w16du:dateUtc="2026-05-19T11:50:00Z">
+      <w:ins w:id="130" w:author="治輝 齋藤" w:date="2026-05-19T20:50:00Z" w16du:dateUtc="2026-05-19T11:50:00Z">
         <w:r>
           <w:t>procedure counts</w:t>
         </w:r>
       </w:ins>
-      <w:del w:id="116" w:author="治輝 齋藤" w:date="2026-05-19T20:52:00Z" w16du:dateUtc="2026-05-19T11:52:00Z">
+      <w:del w:id="131" w:author="治輝 齋藤" w:date="2026-05-19T20:52:00Z" w16du:dateUtc="2026-05-19T11:52:00Z">
         <w:r>
           <w:delText xml:space="preserve"> claimed</w:delText>
         </w:r>
       </w:del>
-      <w:ins w:id="117" w:author="治輝 齋藤" w:date="2026-05-19T20:52:00Z" w16du:dateUtc="2026-05-19T11:52:00Z">
+      <w:ins w:id="132" w:author="治輝 齋藤" w:date="2026-05-19T20:52:00Z" w16du:dateUtc="2026-05-19T11:52:00Z">
         <w:r>
           <w:t xml:space="preserve"> from Reiwa 5 fiscal year claims (April 2023 through March 2024)</w:t>
         </w:r>
@@ -1443,7 +1547,7 @@
       <w:r>
         <w:t xml:space="preserve"> under the national health insurance system. We extracted </w:t>
       </w:r>
-      <w:del w:id="118" w:author="治輝 齋藤" w:date="2026-05-19T20:52:00Z" w16du:dateUtc="2026-05-19T11:52:00Z">
+      <w:del w:id="133" w:author="治輝 齋藤" w:date="2026-05-19T20:52:00Z" w16du:dateUtc="2026-05-19T11:52:00Z">
         <w:r>
           <w:delText xml:space="preserve">claims for </w:delText>
         </w:r>
@@ -1451,12 +1555,12 @@
       <w:r>
         <w:t xml:space="preserve">three </w:t>
       </w:r>
-      <w:ins w:id="119" w:author="治輝 齋藤" w:date="2026-05-19T20:52:00Z" w16du:dateUtc="2026-05-19T11:52:00Z">
+      <w:ins w:id="134" w:author="治輝 齋藤" w:date="2026-05-19T20:52:00Z" w16du:dateUtc="2026-05-19T11:52:00Z">
         <w:r>
           <w:t>site-specific</w:t>
         </w:r>
       </w:ins>
-      <w:del w:id="120" w:author="治輝 齋藤" w:date="2026-05-19T20:52:00Z" w16du:dateUtc="2026-05-19T11:52:00Z">
+      <w:del w:id="135" w:author="治輝 齋藤" w:date="2026-05-19T20:52:00Z" w16du:dateUtc="2026-05-19T11:52:00Z">
         <w:r>
           <w:delText>fracture surgery</w:delText>
         </w:r>
@@ -1464,12 +1568,12 @@
       <w:r>
         <w:t xml:space="preserve"> categories: (1) hip (femur) fracture surgery, (2) humerus fracture surgery, and (3) forearm fracture surgery. </w:t>
       </w:r>
-      <w:ins w:id="121" w:author="治輝 齋藤" w:date="2026-05-19T20:53:00Z" w16du:dateUtc="2026-05-19T11:53:00Z">
+      <w:ins w:id="136" w:author="治輝 齋藤" w:date="2026-05-19T20:53:00Z" w16du:dateUtc="2026-05-19T11:53:00Z">
         <w:r>
           <w:t>We defined total fracture surgery rate as the sum of these three site-specific counts</w:t>
         </w:r>
       </w:ins>
-      <w:del w:id="122" w:author="治輝 齋藤" w:date="2026-05-19T20:53:00Z" w16du:dateUtc="2026-05-19T11:53:00Z">
+      <w:del w:id="137" w:author="治輝 齋藤" w:date="2026-05-19T20:53:00Z" w16du:dateUtc="2026-05-19T11:53:00Z">
         <w:r>
           <w:delText>Rates were calculated</w:delText>
         </w:r>
@@ -1477,7 +1581,7 @@
       <w:r>
         <w:t xml:space="preserve"> per 100,000 population</w:t>
       </w:r>
-      <w:ins w:id="123" w:author="治輝 齋藤" w:date="2026-05-19T20:53:00Z" w16du:dateUtc="2026-05-19T11:53:00Z">
+      <w:ins w:id="138" w:author="治輝 齋藤" w:date="2026-05-19T20:53:00Z" w16du:dateUtc="2026-05-19T11:53:00Z">
         <w:r>
           <w:rPr>
             <w:rFonts w:hint="eastAsia"/>
@@ -1489,12 +1593,12 @@
       <w:r>
         <w:t xml:space="preserve"> </w:t>
       </w:r>
-      <w:ins w:id="124" w:author="治輝 齋藤" w:date="2026-05-19T20:53:00Z" w16du:dateUtc="2026-05-19T11:53:00Z">
+      <w:ins w:id="139" w:author="治輝 齋藤" w:date="2026-05-19T20:53:00Z" w16du:dateUtc="2026-05-19T11:53:00Z">
         <w:r>
           <w:t>We divided counts by</w:t>
         </w:r>
       </w:ins>
-      <w:del w:id="125" w:author="治輝 齋藤" w:date="2026-05-19T20:53:00Z" w16du:dateUtc="2026-05-19T11:53:00Z">
+      <w:del w:id="140" w:author="治輝 齋藤" w:date="2026-05-19T20:53:00Z" w16du:dateUtc="2026-05-19T11:53:00Z">
         <w:r>
           <w:delText>using population estimates from the</w:delText>
         </w:r>
@@ -1502,16 +1606,16 @@
       <w:r>
         <w:t xml:space="preserve"> 2020 National Census</w:t>
       </w:r>
-      <w:ins w:id="126" w:author="治輝 齋藤" w:date="2026-05-19T20:54:00Z" w16du:dateUtc="2026-05-19T11:54:00Z">
+      <w:ins w:id="141" w:author="治輝 齋藤" w:date="2026-05-19T20:54:00Z" w16du:dateUtc="2026-05-19T11:54:00Z">
         <w:r>
           <w:t xml:space="preserve"> population to obtain annual rates per 100,000. We interpreted these rates as administrative proxies for surgical burden rather than as unbiased measures of fracture incidence</w:t>
         </w:r>
-        <w:commentRangeEnd w:id="104"/>
+        <w:commentRangeEnd w:id="119"/>
         <w:r>
           <w:rPr>
             <w:rStyle w:val="af2"/>
           </w:rPr>
-          <w:commentReference w:id="104"/>
+          <w:commentReference w:id="119"/>
         </w:r>
       </w:ins>
       <w:r>
@@ -1523,8 +1627,8 @@
         <w:pStyle w:val="2"/>
         <w:spacing w:line="360" w:lineRule="auto"/>
       </w:pPr>
-      <w:bookmarkStart w:id="127" w:name="exposure-terrain-slope"/>
-      <w:bookmarkEnd w:id="103"/>
+      <w:bookmarkStart w:id="142" w:name="exposure-terrain-slope"/>
+      <w:bookmarkEnd w:id="118"/>
       <w:r>
         <w:t>3. Exposure: Terrain Slope</w:t>
       </w:r>
@@ -1535,11 +1639,11 @@
         <w:spacing w:line="360" w:lineRule="auto"/>
       </w:pPr>
       <w:r>
-        <w:t xml:space="preserve">Terrain slope was calculated from a 10-m resolution digital elevation model (DEM) provided by the Geospatial Information Authority of Japan (Fundamental Geospatial Data). For each prefecture, the slope angle (degrees) was computed as the arctangent of the maximum rate of elevation change between each grid cell and its </w:t>
+        <w:t xml:space="preserve">Terrain slope was calculated from a 10-m resolution digital elevation model (DEM) provided by the Geospatial Information Authority of Japan (Fundamental Geospatial Data). For each prefecture, the slope angle (degrees) was computed as the </w:t>
       </w:r>
       <w:r>
         <w:lastRenderedPageBreak/>
-        <w:t>eight neighbors. We computed a habitable-area-weighted mean slope, in which each grid cell was weighted by an indicator of whether the land is classified as habitable (i.e., residential, agricultural, or commercial zones), following established methods for quantifying topographic exposure of residential populations.</w:t>
+        <w:t>arctangent of the maximum rate of elevation change between each grid cell and its eight neighbors. We computed a habitable-area-weighted mean slope, in which each grid cell was weighted by an indicator of whether the land is classified as habitable (i.e., residential, agricultural, or commercial zones), following established methods for quantifying topographic exposure of residential populations.</w:t>
       </w:r>
       <w:r>
         <w:t xml:space="preserve"> [10]</w:t>
@@ -1550,8 +1654,8 @@
         <w:pStyle w:val="2"/>
         <w:spacing w:line="360" w:lineRule="auto"/>
       </w:pPr>
-      <w:bookmarkStart w:id="128" w:name="covariate-walking-speed"/>
-      <w:bookmarkEnd w:id="127"/>
+      <w:bookmarkStart w:id="143" w:name="covariate-walking-speed"/>
+      <w:bookmarkEnd w:id="142"/>
       <w:r>
         <w:t>4. Covariate: Walking Speed</w:t>
       </w:r>
@@ -1586,8 +1690,8 @@
         <w:pStyle w:val="2"/>
         <w:spacing w:line="360" w:lineRule="auto"/>
       </w:pPr>
-      <w:bookmarkStart w:id="129" w:name="additional-covariates"/>
-      <w:bookmarkEnd w:id="128"/>
+      <w:bookmarkStart w:id="144" w:name="additional-covariates"/>
+      <w:bookmarkEnd w:id="143"/>
       <w:r>
         <w:t>5. Additional Covariates</w:t>
       </w:r>
@@ -1597,18 +1701,18 @@
         <w:pStyle w:val="FirstParagraph"/>
         <w:spacing w:line="360" w:lineRule="auto"/>
       </w:pPr>
-      <w:commentRangeStart w:id="130"/>
+      <w:commentRangeStart w:id="145"/>
       <w:r>
         <w:t>Aging rate</w:t>
       </w:r>
-      <w:commentRangeEnd w:id="130"/>
+      <w:commentRangeEnd w:id="145"/>
       <w:r>
         <w:rPr>
           <w:rStyle w:val="af2"/>
           <w:sz w:val="24"/>
           <w:szCs w:val="24"/>
         </w:rPr>
-        <w:commentReference w:id="130"/>
+        <w:commentReference w:id="145"/>
       </w:r>
       <w:r>
         <w:t xml:space="preserve"> (proportion of individuals aged ≥65 years, %) was obtained from the 2020 National Census. Population density (persons per km²) was calculated as total population divided by prefecture area from the same source.</w:t>
@@ -1619,8 +1723,8 @@
         <w:pStyle w:val="2"/>
         <w:spacing w:line="360" w:lineRule="auto"/>
       </w:pPr>
-      <w:bookmarkStart w:id="131" w:name="statistical-analysis"/>
-      <w:bookmarkEnd w:id="129"/>
+      <w:bookmarkStart w:id="146" w:name="statistical-analysis"/>
+      <w:bookmarkEnd w:id="144"/>
       <w:r>
         <w:t>6. Statistical Analysis</w:t>
       </w:r>
@@ -1690,25 +1794,25 @@
       <w:r>
         <w:t>: Multiple linear regression of fracture rate on terrain slope, aging rate, fast walking rate, and population density.</w:t>
       </w:r>
-      <w:ins w:id="132" w:author="治輝 齋藤" w:date="2026-04-30T18:01:00Z" w16du:dateUtc="2026-04-30T09:01:00Z">
+      <w:ins w:id="147" w:author="治輝 齋藤" w:date="2026-04-30T18:01:00Z" w16du:dateUtc="2026-04-30T09:01:00Z">
         <w:r>
           <w:rPr>
             <w:lang w:eastAsia="ja-JP"/>
           </w:rPr>
           <w:br/>
         </w:r>
-        <w:commentRangeStart w:id="133"/>
+        <w:commentRangeStart w:id="148"/>
         <w:r>
           <w:t>In the primary causal interpretation, aging rate and fast walking rate were treated as confounder-adjustment variables rather than formal mediators.</w:t>
         </w:r>
-        <w:commentRangeEnd w:id="133"/>
+        <w:commentRangeEnd w:id="148"/>
         <w:r>
           <w:rPr>
             <w:rStyle w:val="af2"/>
             <w:sz w:val="24"/>
             <w:szCs w:val="24"/>
           </w:rPr>
-          <w:commentReference w:id="133"/>
+          <w:commentReference w:id="148"/>
         </w:r>
       </w:ins>
     </w:p>
@@ -1799,7 +1903,7 @@
         <w:pStyle w:val="a0"/>
         <w:spacing w:line="360" w:lineRule="auto"/>
         <w:rPr>
-          <w:ins w:id="134" w:author="治輝 齋藤" w:date="2026-04-30T19:43:00Z" w16du:dateUtc="2026-04-30T10:43:00Z"/>
+          <w:ins w:id="149" w:author="治輝 齋藤" w:date="2026-04-30T19:43:00Z" w16du:dateUtc="2026-04-30T10:43:00Z"/>
         </w:rPr>
       </w:pPr>
       <w:r>
@@ -1808,7 +1912,7 @@
         </w:rPr>
         <w:t>For the primary hip-fracture outcome (Model 2), we assessed linear model assumptions graphically using residuals-versus-fitted and normal quantile–quantile (Q–Q) plots of OLS residuals, and we report</w:t>
       </w:r>
-      <w:ins w:id="135" w:author="山岸良匡" w:date="2026-05-18T19:21:00Z" w16du:dateUtc="2026-05-18T10:21:00Z">
+      <w:ins w:id="150" w:author="山岸良匡" w:date="2026-05-18T19:21:00Z" w16du:dateUtc="2026-05-18T10:21:00Z">
         <w:r>
           <w:rPr>
             <w:rFonts w:hint="eastAsia"/>
@@ -1851,22 +1955,22 @@
         </w:rPr>
         <w:t xml:space="preserve"> = 5,000 resamples of prefectures (with replacement) to obtain a percentile 95% CI for the terrain slope coefficient.</w:t>
       </w:r>
-      <w:commentRangeStart w:id="136"/>
-      <w:ins w:id="137" w:author="治輝 齋藤" w:date="2026-04-30T18:02:00Z" w16du:dateUtc="2026-04-30T09:02:00Z">
+      <w:commentRangeStart w:id="151"/>
+      <w:ins w:id="152" w:author="治輝 齋藤" w:date="2026-04-30T18:02:00Z" w16du:dateUtc="2026-04-30T09:02:00Z">
         <w:r>
           <w:rPr>
             <w:lang w:eastAsia="ja-JP"/>
           </w:rPr>
           <w:t xml:space="preserve"> Given N = 47 with multiple covariates, we also checked coefficient stability and multicollinearity diagnostics (including model condition number) and interpreted estimates cautiously.</w:t>
         </w:r>
-        <w:commentRangeEnd w:id="136"/>
+        <w:commentRangeEnd w:id="151"/>
         <w:r>
           <w:rPr>
             <w:rStyle w:val="af2"/>
             <w:sz w:val="24"/>
             <w:szCs w:val="24"/>
           </w:rPr>
-          <w:commentReference w:id="136"/>
+          <w:commentReference w:id="151"/>
         </w:r>
       </w:ins>
     </w:p>
@@ -1878,8 +1982,8 @@
           <w:lang w:eastAsia="ja-JP"/>
         </w:rPr>
       </w:pPr>
-      <w:commentRangeStart w:id="138"/>
-      <w:ins w:id="139" w:author="治輝 齋藤" w:date="2026-04-30T19:43:00Z" w16du:dateUtc="2026-04-30T10:43:00Z">
+      <w:commentRangeStart w:id="153"/>
+      <w:ins w:id="154" w:author="治輝 齋藤" w:date="2026-04-30T19:43:00Z" w16du:dateUtc="2026-04-30T10:43:00Z">
         <w:r>
           <w:rPr>
             <w:lang w:eastAsia="ja-JP"/>
@@ -1887,7 +1991,7 @@
           <w:t xml:space="preserve">As an additional sensitivity analysis for age-structure confounding, we </w:t>
         </w:r>
       </w:ins>
-      <w:ins w:id="140" w:author="治輝 齋藤" w:date="2026-04-30T20:48:00Z" w16du:dateUtc="2026-04-30T11:48:00Z">
+      <w:ins w:id="155" w:author="治輝 齋藤" w:date="2026-04-30T20:48:00Z" w16du:dateUtc="2026-04-30T11:48:00Z">
         <w:r>
           <w:rPr>
             <w:lang w:eastAsia="ja-JP"/>
@@ -1895,7 +1999,7 @@
           <w:t>performed</w:t>
         </w:r>
       </w:ins>
-      <w:ins w:id="141" w:author="治輝 齋藤" w:date="2026-04-30T19:43:00Z" w16du:dateUtc="2026-04-30T10:43:00Z">
+      <w:ins w:id="156" w:author="治輝 齋藤" w:date="2026-04-30T19:43:00Z" w16du:dateUtc="2026-04-30T10:43:00Z">
         <w:r>
           <w:rPr>
             <w:lang w:eastAsia="ja-JP"/>
@@ -1903,7 +2007,7 @@
           <w:t xml:space="preserve"> indirect</w:t>
         </w:r>
       </w:ins>
-      <w:ins w:id="142" w:author="治輝 齋藤" w:date="2026-04-30T20:49:00Z" w16du:dateUtc="2026-04-30T11:49:00Z">
+      <w:ins w:id="157" w:author="治輝 齋藤" w:date="2026-04-30T20:49:00Z" w16du:dateUtc="2026-04-30T11:49:00Z">
         <w:r>
           <w:rPr>
             <w:rFonts w:hint="eastAsia"/>
@@ -1912,7 +2016,7 @@
           <w:t xml:space="preserve"> </w:t>
         </w:r>
       </w:ins>
-      <w:ins w:id="143" w:author="治輝 齋藤" w:date="2026-04-30T19:43:00Z" w16du:dateUtc="2026-04-30T10:43:00Z">
+      <w:ins w:id="158" w:author="治輝 齋藤" w:date="2026-04-30T19:43:00Z" w16du:dateUtc="2026-04-30T10:43:00Z">
         <w:r>
           <w:rPr>
             <w:lang w:eastAsia="ja-JP"/>
@@ -1920,7 +2024,7 @@
           <w:t>standardization for the femur-surgery outcome</w:t>
         </w:r>
       </w:ins>
-      <w:ins w:id="144" w:author="治輝 齋藤" w:date="2026-04-30T20:49:00Z" w16du:dateUtc="2026-04-30T11:49:00Z">
+      <w:ins w:id="159" w:author="治輝 齋藤" w:date="2026-04-30T20:49:00Z" w16du:dateUtc="2026-04-30T11:49:00Z">
         <w:r>
           <w:rPr>
             <w:lang w:eastAsia="ja-JP"/>
@@ -1928,7 +2032,7 @@
           <w:t>. We combined</w:t>
         </w:r>
       </w:ins>
-      <w:ins w:id="145" w:author="治輝 齋藤" w:date="2026-04-30T19:43:00Z" w16du:dateUtc="2026-04-30T10:43:00Z">
+      <w:ins w:id="160" w:author="治輝 齋藤" w:date="2026-04-30T19:43:00Z" w16du:dateUtc="2026-04-30T10:43:00Z">
         <w:r>
           <w:rPr>
             <w:lang w:eastAsia="ja-JP"/>
@@ -1936,7 +2040,7 @@
           <w:t xml:space="preserve"> NDB age-stratified surgery tables </w:t>
         </w:r>
       </w:ins>
-      <w:ins w:id="146" w:author="治輝 齋藤" w:date="2026-04-30T20:49:00Z" w16du:dateUtc="2026-04-30T11:49:00Z">
+      <w:ins w:id="161" w:author="治輝 齋藤" w:date="2026-04-30T20:49:00Z" w16du:dateUtc="2026-04-30T11:49:00Z">
         <w:r>
           <w:rPr>
             <w:lang w:eastAsia="ja-JP"/>
@@ -1944,7 +2048,7 @@
           <w:t>with</w:t>
         </w:r>
       </w:ins>
-      <w:ins w:id="147" w:author="治輝 齋藤" w:date="2026-04-30T19:43:00Z" w16du:dateUtc="2026-04-30T10:43:00Z">
+      <w:ins w:id="162" w:author="治輝 齋藤" w:date="2026-04-30T19:43:00Z" w16du:dateUtc="2026-04-30T10:43:00Z">
         <w:r>
           <w:rPr>
             <w:lang w:eastAsia="ja-JP"/>
@@ -1959,7 +2063,7 @@
           <w:t>cells, we prespecified imputation scenarios (`"-" = 0`, `5`, or `9`) and repeated the SIR/ISR workflow for each scenario. For each scenario, we calculated national age-specific surgery rates, expected prefectural counts, SIR, and ISR (SIR × national crude rate)</w:t>
         </w:r>
       </w:ins>
-      <w:ins w:id="148" w:author="治輝 齋藤" w:date="2026-04-30T20:50:00Z" w16du:dateUtc="2026-04-30T11:50:00Z">
+      <w:ins w:id="163" w:author="治輝 齋藤" w:date="2026-04-30T20:50:00Z" w16du:dateUtc="2026-04-30T11:50:00Z">
         <w:r>
           <w:rPr>
             <w:lang w:eastAsia="ja-JP"/>
@@ -1967,7 +2071,7 @@
           <w:t>. We</w:t>
         </w:r>
       </w:ins>
-      <w:ins w:id="149" w:author="治輝 齋藤" w:date="2026-04-30T19:43:00Z" w16du:dateUtc="2026-04-30T10:43:00Z">
+      <w:ins w:id="164" w:author="治輝 齋藤" w:date="2026-04-30T19:43:00Z" w16du:dateUtc="2026-04-30T10:43:00Z">
         <w:r>
           <w:rPr>
             <w:lang w:eastAsia="ja-JP"/>
@@ -1975,7 +2079,7 @@
           <w:t xml:space="preserve"> then regressed ISR on terrain slope with and without covariate adjustment. </w:t>
         </w:r>
       </w:ins>
-      <w:ins w:id="150" w:author="治輝 齋藤" w:date="2026-04-30T20:50:00Z" w16du:dateUtc="2026-04-30T11:50:00Z">
+      <w:ins w:id="165" w:author="治輝 齋藤" w:date="2026-04-30T20:50:00Z" w16du:dateUtc="2026-04-30T11:50:00Z">
         <w:r>
           <w:rPr>
             <w:lang w:eastAsia="ja-JP"/>
@@ -1983,7 +2087,7 @@
           <w:t>These analyses were treated</w:t>
         </w:r>
       </w:ins>
-      <w:ins w:id="151" w:author="治輝 齋藤" w:date="2026-04-30T19:43:00Z" w16du:dateUtc="2026-04-30T10:43:00Z">
+      <w:ins w:id="166" w:author="治輝 齋藤" w:date="2026-04-30T19:43:00Z" w16du:dateUtc="2026-04-30T10:43:00Z">
         <w:r>
           <w:rPr>
             <w:lang w:eastAsia="ja-JP"/>
@@ -1991,8 +2095,8 @@
           <w:t xml:space="preserve"> as sensitivity analyses only (not primary inference), given potential secondary masking.</w:t>
         </w:r>
       </w:ins>
-      <w:commentRangeEnd w:id="138"/>
-      <w:ins w:id="152" w:author="治輝 齋藤" w:date="2026-04-30T20:24:00Z" w16du:dateUtc="2026-04-30T11:24:00Z">
+      <w:commentRangeEnd w:id="153"/>
+      <w:ins w:id="167" w:author="治輝 齋藤" w:date="2026-04-30T20:24:00Z" w16du:dateUtc="2026-04-30T11:24:00Z">
         <w:r>
           <w:rPr>
             <w:rStyle w:val="af2"/>
@@ -2000,7 +2104,7 @@
             <w:szCs w:val="24"/>
             <w:lang w:eastAsia="ja-JP"/>
           </w:rPr>
-          <w:commentReference w:id="138"/>
+          <w:commentReference w:id="153"/>
         </w:r>
       </w:ins>
     </w:p>
@@ -2018,14 +2122,14 @@
         </w:rPr>
         <w:t>All manuscript figures were generated programmatically from study data</w:t>
       </w:r>
-      <w:commentRangeStart w:id="153"/>
+      <w:commentRangeStart w:id="168"/>
       <w:r>
         <w:rPr>
           <w:lang w:eastAsia="ja-JP"/>
         </w:rPr>
         <w:t xml:space="preserve"> (not by image-generative AI tools) </w:t>
       </w:r>
-      <w:commentRangeEnd w:id="153"/>
+      <w:commentRangeEnd w:id="168"/>
       <w:r>
         <w:rPr>
           <w:rStyle w:val="af2"/>
@@ -2033,7 +2137,7 @@
           <w:szCs w:val="24"/>
           <w:lang w:eastAsia="ja-JP"/>
         </w:rPr>
-        <w:commentReference w:id="153"/>
+        <w:commentReference w:id="168"/>
       </w:r>
       <w:r>
         <w:rPr>
@@ -2129,9 +2233,9 @@
         <w:pStyle w:val="1"/>
         <w:spacing w:line="360" w:lineRule="auto"/>
       </w:pPr>
-      <w:bookmarkStart w:id="154" w:name="results-1"/>
-      <w:bookmarkEnd w:id="101"/>
-      <w:bookmarkEnd w:id="131"/>
+      <w:bookmarkStart w:id="169" w:name="results-1"/>
+      <w:bookmarkEnd w:id="116"/>
+      <w:bookmarkEnd w:id="146"/>
       <w:r>
         <w:t>Results</w:t>
       </w:r>
@@ -2141,7 +2245,7 @@
         <w:pStyle w:val="2"/>
         <w:spacing w:line="360" w:lineRule="auto"/>
       </w:pPr>
-      <w:bookmarkStart w:id="155" w:name="descriptive-statistics"/>
+      <w:bookmarkStart w:id="170" w:name="descriptive-statistics"/>
       <w:r>
         <w:t>1. Descriptive Statistics</w:t>
       </w:r>
@@ -2201,8 +2305,8 @@
         <w:pStyle w:val="2"/>
         <w:spacing w:line="360" w:lineRule="auto"/>
       </w:pPr>
-      <w:bookmarkStart w:id="156" w:name="correlation-analysis"/>
-      <w:bookmarkEnd w:id="155"/>
+      <w:bookmarkStart w:id="171" w:name="correlation-analysis"/>
+      <w:bookmarkEnd w:id="170"/>
       <w:r>
         <w:t>2. Correlation Analysis</w:t>
       </w:r>
@@ -2215,18 +2319,18 @@
       <w:r>
         <w:t xml:space="preserve">Terrain slope showed a moderate positive correlation with hip fracture surgery </w:t>
       </w:r>
-      <w:commentRangeStart w:id="157"/>
+      <w:commentRangeStart w:id="172"/>
       <w:r>
         <w:t>rate</w:t>
       </w:r>
-      <w:commentRangeEnd w:id="157"/>
+      <w:commentRangeEnd w:id="172"/>
       <w:r>
         <w:rPr>
           <w:rStyle w:val="af2"/>
           <w:sz w:val="24"/>
           <w:szCs w:val="24"/>
         </w:rPr>
-        <w:commentReference w:id="157"/>
+        <w:commentReference w:id="172"/>
       </w:r>
       <w:r>
         <w:t xml:space="preserve"> (r = 0.475, </w:t>
@@ -2254,18 +2358,18 @@
       <w:r>
         <w:t xml:space="preserve">Figure 1 illustrates the bivariate association between terrain slope and hip fracture surgery rate; </w:t>
       </w:r>
-      <w:commentRangeStart w:id="158"/>
+      <w:commentRangeStart w:id="173"/>
       <w:r>
         <w:t>Figure 2</w:t>
       </w:r>
-      <w:commentRangeEnd w:id="158"/>
+      <w:commentRangeEnd w:id="173"/>
       <w:r>
         <w:rPr>
           <w:rStyle w:val="af2"/>
           <w:sz w:val="24"/>
           <w:szCs w:val="24"/>
         </w:rPr>
-        <w:commentReference w:id="158"/>
+        <w:commentReference w:id="173"/>
       </w:r>
       <w:r>
         <w:t xml:space="preserve"> displays the correlation matrix.</w:t>
@@ -2296,8 +2400,8 @@
         <w:pStyle w:val="2"/>
         <w:spacing w:line="360" w:lineRule="auto"/>
       </w:pPr>
-      <w:bookmarkStart w:id="159" w:name="regression-analysis-hip-fracture"/>
-      <w:bookmarkEnd w:id="156"/>
+      <w:bookmarkStart w:id="174" w:name="regression-analysis-hip-fracture"/>
+      <w:bookmarkEnd w:id="171"/>
       <w:r>
         <w:t>3. Regression Analysis: Hip Fracture</w:t>
       </w:r>
@@ -2378,7 +2482,7 @@
         <w:pStyle w:val="a0"/>
         <w:spacing w:line="360" w:lineRule="auto"/>
         <w:rPr>
-          <w:ins w:id="160" w:author="治輝 齋藤" w:date="2026-04-30T20:30:00Z" w16du:dateUtc="2026-04-30T11:30:00Z"/>
+          <w:ins w:id="175" w:author="治輝 齋藤" w:date="2026-04-30T20:30:00Z" w16du:dateUtc="2026-04-30T11:30:00Z"/>
         </w:rPr>
       </w:pPr>
       <w:r>
@@ -2444,14 +2548,14 @@
         </w:rPr>
         <w:t xml:space="preserve"> = 5,000) was −0.03 to 7.09</w:t>
       </w:r>
-      <w:commentRangeStart w:id="161"/>
+      <w:commentRangeStart w:id="176"/>
       <w:r>
         <w:rPr>
           <w:lang w:eastAsia="ja-JP"/>
         </w:rPr>
         <w:t xml:space="preserve"> (both intervals include null)</w:t>
       </w:r>
-      <w:commentRangeEnd w:id="161"/>
+      <w:commentRangeEnd w:id="176"/>
       <w:r>
         <w:rPr>
           <w:rStyle w:val="af2"/>
@@ -2459,7 +2563,7 @@
           <w:szCs w:val="24"/>
           <w:lang w:eastAsia="ja-JP"/>
         </w:rPr>
-        <w:commentReference w:id="161"/>
+        <w:commentReference w:id="176"/>
       </w:r>
       <w:r>
         <w:rPr>
@@ -2476,9 +2580,9 @@
           <w:lang w:eastAsia="ja-JP"/>
         </w:rPr>
       </w:pPr>
-      <w:commentRangeStart w:id="162"/>
-      <w:commentRangeStart w:id="163"/>
-      <w:ins w:id="164" w:author="治輝 齋藤" w:date="2026-04-30T20:30:00Z" w16du:dateUtc="2026-04-30T11:30:00Z">
+      <w:commentRangeStart w:id="177"/>
+      <w:commentRangeStart w:id="178"/>
+      <w:ins w:id="179" w:author="治輝 齋藤" w:date="2026-04-30T20:30:00Z" w16du:dateUtc="2026-04-30T11:30:00Z">
         <w:r>
           <w:rPr>
             <w:lang w:eastAsia="ja-JP"/>
@@ -2541,7 +2645,7 @@
         </w:rPr>
         <w:t>.</w:t>
       </w:r>
-      <w:commentRangeEnd w:id="162"/>
+      <w:commentRangeEnd w:id="177"/>
       <w:r>
         <w:rPr>
           <w:rStyle w:val="af2"/>
@@ -2549,9 +2653,9 @@
           <w:szCs w:val="24"/>
           <w:lang w:eastAsia="ja-JP"/>
         </w:rPr>
-        <w:commentReference w:id="162"/>
-      </w:r>
-      <w:commentRangeEnd w:id="163"/>
+        <w:commentReference w:id="177"/>
+      </w:r>
+      <w:commentRangeEnd w:id="178"/>
       <w:r>
         <w:rPr>
           <w:rStyle w:val="af2"/>
@@ -2559,7 +2663,7 @@
           <w:szCs w:val="24"/>
           <w:lang w:eastAsia="ja-JP"/>
         </w:rPr>
-        <w:commentReference w:id="163"/>
+        <w:commentReference w:id="178"/>
       </w:r>
     </w:p>
     <w:p>
@@ -2567,8 +2671,8 @@
         <w:pStyle w:val="2"/>
         <w:spacing w:line="360" w:lineRule="auto"/>
       </w:pPr>
-      <w:bookmarkStart w:id="165" w:name="X19b7a829deade195ab8e30bfbfddb97c9ee92ae"/>
-      <w:bookmarkEnd w:id="159"/>
+      <w:bookmarkStart w:id="180" w:name="X19b7a829deade195ab8e30bfbfddb97c9ee92ae"/>
+      <w:bookmarkEnd w:id="174"/>
       <w:r>
         <w:t>4. Regression Analysis: Total, Humerus, and Forearm Fractures</w:t>
       </w:r>
@@ -2647,9 +2751,9 @@
         <w:pStyle w:val="1"/>
         <w:spacing w:line="360" w:lineRule="auto"/>
       </w:pPr>
-      <w:bookmarkStart w:id="166" w:name="discussion"/>
-      <w:bookmarkEnd w:id="154"/>
-      <w:bookmarkEnd w:id="165"/>
+      <w:bookmarkStart w:id="181" w:name="discussion"/>
+      <w:bookmarkEnd w:id="169"/>
+      <w:bookmarkEnd w:id="180"/>
       <w:r>
         <w:lastRenderedPageBreak/>
         <w:t>Discussion</w:t>
@@ -2660,7 +2764,7 @@
         <w:pStyle w:val="2"/>
         <w:spacing w:line="360" w:lineRule="auto"/>
       </w:pPr>
-      <w:bookmarkStart w:id="167" w:name="main-findings"/>
+      <w:bookmarkStart w:id="182" w:name="main-findings"/>
       <w:r>
         <w:t>1. Main Findings</w:t>
       </w:r>
@@ -2673,25 +2777,25 @@
       <w:r>
         <w:t xml:space="preserve">This ecological study </w:t>
       </w:r>
-      <w:commentRangeStart w:id="168"/>
-      <w:ins w:id="169" w:author="治輝 齋藤" w:date="2026-04-30T19:12:00Z" w16du:dateUtc="2026-04-30T10:12:00Z">
+      <w:commentRangeStart w:id="183"/>
+      <w:ins w:id="184" w:author="治輝 齋藤" w:date="2026-04-30T19:12:00Z" w16du:dateUtc="2026-04-30T10:12:00Z">
         <w:r>
           <w:t>showed</w:t>
         </w:r>
       </w:ins>
-      <w:del w:id="170" w:author="治輝 齋藤" w:date="2026-04-30T19:12:00Z" w16du:dateUtc="2026-04-30T10:12:00Z">
+      <w:del w:id="185" w:author="治輝 齋藤" w:date="2026-04-30T19:12:00Z" w16du:dateUtc="2026-04-30T10:12:00Z">
         <w:r>
           <w:delText>demonstrated</w:delText>
         </w:r>
       </w:del>
-      <w:commentRangeEnd w:id="168"/>
+      <w:commentRangeEnd w:id="183"/>
       <w:r>
         <w:rPr>
           <w:rStyle w:val="af2"/>
           <w:sz w:val="24"/>
           <w:szCs w:val="24"/>
         </w:rPr>
-        <w:commentReference w:id="168"/>
+        <w:commentReference w:id="183"/>
       </w:r>
       <w:r>
         <w:t xml:space="preserve"> </w:t>
@@ -2724,7 +2828,7 @@
       <w:r>
         <w:t xml:space="preserve">. </w:t>
       </w:r>
-      <w:commentRangeStart w:id="171"/>
+      <w:commentRangeStart w:id="186"/>
       <w:r>
         <w:t xml:space="preserve">Each additional degree of slope </w:t>
       </w:r>
@@ -2747,33 +2851,33 @@
       <w:r>
         <w:t>.</w:t>
       </w:r>
-      <w:commentRangeEnd w:id="171"/>
+      <w:commentRangeEnd w:id="186"/>
       <w:r>
         <w:rPr>
           <w:rStyle w:val="af2"/>
           <w:sz w:val="24"/>
           <w:szCs w:val="24"/>
         </w:rPr>
-        <w:commentReference w:id="171"/>
+        <w:commentReference w:id="186"/>
       </w:r>
       <w:r>
         <w:t xml:space="preserve"> </w:t>
       </w:r>
-      <w:commentRangeStart w:id="172"/>
+      <w:commentRangeStart w:id="187"/>
       <w:r>
         <w:t>The adjusted</w:t>
       </w:r>
       <w:r>
         <w:t xml:space="preserve"> association was specific to hip fractures and was not observed for humerus or forearm fractures.</w:t>
       </w:r>
-      <w:commentRangeEnd w:id="172"/>
+      <w:commentRangeEnd w:id="187"/>
       <w:r>
         <w:rPr>
           <w:rStyle w:val="af2"/>
           <w:sz w:val="24"/>
           <w:szCs w:val="24"/>
         </w:rPr>
-        <w:commentReference w:id="172"/>
+        <w:commentReference w:id="187"/>
       </w:r>
       <w:r>
         <w:t xml:space="preserve"> </w:t>
@@ -2788,18 +2892,18 @@
       <w:r>
         <w:t xml:space="preserve">hese findings suggest that, at the population level, </w:t>
       </w:r>
-      <w:commentRangeStart w:id="173"/>
+      <w:commentRangeStart w:id="188"/>
       <w:r>
         <w:t>steeper habitable terrain</w:t>
       </w:r>
-      <w:commentRangeEnd w:id="173"/>
+      <w:commentRangeEnd w:id="188"/>
       <w:r>
         <w:rPr>
           <w:rStyle w:val="af2"/>
           <w:sz w:val="24"/>
           <w:szCs w:val="24"/>
         </w:rPr>
-        <w:commentReference w:id="173"/>
+        <w:commentReference w:id="188"/>
       </w:r>
       <w:r>
         <w:t xml:space="preserve"> may track hip-specific surgical burden beyond compositional aging and self-reported walking pace</w:t>
@@ -2813,8 +2917,8 @@
         <w:pStyle w:val="2"/>
         <w:spacing w:line="360" w:lineRule="auto"/>
       </w:pPr>
-      <w:bookmarkStart w:id="174" w:name="biological-plausibility"/>
-      <w:bookmarkEnd w:id="167"/>
+      <w:bookmarkStart w:id="189" w:name="biological-plausibility"/>
+      <w:bookmarkEnd w:id="182"/>
       <w:r>
         <w:t>2. Biological Plausibility</w:t>
       </w:r>
@@ -2824,11 +2928,11 @@
         <w:pStyle w:val="FirstParagraph"/>
         <w:spacing w:line="360" w:lineRule="auto"/>
       </w:pPr>
-      <w:commentRangeStart w:id="175"/>
+      <w:commentRangeStart w:id="190"/>
       <w:r>
         <w:t xml:space="preserve">The </w:t>
       </w:r>
-      <w:del w:id="176" w:author="治輝 齋藤" w:date="2026-04-30T19:27:00Z" w16du:dateUtc="2026-04-30T10:27:00Z">
+      <w:del w:id="191" w:author="治輝 齋藤" w:date="2026-04-30T19:27:00Z" w16du:dateUtc="2026-04-30T10:27:00Z">
         <w:r>
           <w:delText xml:space="preserve">specificity of the </w:delText>
         </w:r>
@@ -2836,12 +2940,12 @@
       <w:r>
         <w:t xml:space="preserve">slope–fracture association </w:t>
       </w:r>
-      <w:ins w:id="177" w:author="治輝 齋藤" w:date="2026-04-30T19:27:00Z" w16du:dateUtc="2026-04-30T10:27:00Z">
+      <w:ins w:id="192" w:author="治輝 齋藤" w:date="2026-04-30T19:27:00Z" w16du:dateUtc="2026-04-30T10:27:00Z">
         <w:r>
           <w:t>observed for</w:t>
         </w:r>
       </w:ins>
-      <w:del w:id="178" w:author="治輝 齋藤" w:date="2026-04-30T19:27:00Z" w16du:dateUtc="2026-04-30T10:27:00Z">
+      <w:del w:id="193" w:author="治輝 齋藤" w:date="2026-04-30T19:27:00Z" w16du:dateUtc="2026-04-30T10:27:00Z">
         <w:r>
           <w:delText>to</w:delText>
         </w:r>
@@ -2849,7 +2953,7 @@
       <w:r>
         <w:t xml:space="preserve"> the hip </w:t>
       </w:r>
-      <w:ins w:id="179" w:author="治輝 齋藤" w:date="2026-04-30T19:27:00Z" w16du:dateUtc="2026-04-30T10:27:00Z">
+      <w:ins w:id="194" w:author="治輝 齋藤" w:date="2026-04-30T19:27:00Z" w16du:dateUtc="2026-04-30T10:27:00Z">
         <w:r>
           <w:rPr>
             <w:rFonts w:hint="eastAsia"/>
@@ -2858,7 +2962,7 @@
           <w:t>may be</w:t>
         </w:r>
       </w:ins>
-      <w:del w:id="180" w:author="治輝 齋藤" w:date="2026-04-30T19:27:00Z" w16du:dateUtc="2026-04-30T10:27:00Z">
+      <w:del w:id="195" w:author="治輝 齋藤" w:date="2026-04-30T19:27:00Z" w16du:dateUtc="2026-04-30T10:27:00Z">
         <w:r>
           <w:delText>is</w:delText>
         </w:r>
@@ -2866,7 +2970,7 @@
       <w:r>
         <w:t xml:space="preserve"> biologically plausible and </w:t>
       </w:r>
-      <w:ins w:id="181" w:author="治輝 齋藤" w:date="2026-04-30T19:28:00Z" w16du:dateUtc="2026-04-30T10:28:00Z">
+      <w:ins w:id="196" w:author="治輝 齋藤" w:date="2026-04-30T19:28:00Z" w16du:dateUtc="2026-04-30T10:28:00Z">
         <w:r>
           <w:t>may be partly</w:t>
         </w:r>
@@ -2881,7 +2985,7 @@
       <w:r>
         <w:t xml:space="preserve">supported by </w:t>
       </w:r>
-      <w:del w:id="182" w:author="治輝 齋藤" w:date="2026-04-30T19:28:00Z" w16du:dateUtc="2026-04-30T10:28:00Z">
+      <w:del w:id="197" w:author="治輝 齋藤" w:date="2026-04-30T19:28:00Z" w16du:dateUtc="2026-04-30T10:28:00Z">
         <w:r>
           <w:delText xml:space="preserve">extensive </w:delText>
         </w:r>
@@ -2901,12 +3005,12 @@
       <w:r>
         <w:t xml:space="preserve"> which are </w:t>
       </w:r>
-      <w:ins w:id="183" w:author="治輝 齋藤" w:date="2026-04-30T19:28:00Z" w16du:dateUtc="2026-04-30T10:28:00Z">
+      <w:ins w:id="198" w:author="治輝 齋藤" w:date="2026-04-30T19:28:00Z" w16du:dateUtc="2026-04-30T10:28:00Z">
         <w:r>
           <w:t>common</w:t>
         </w:r>
       </w:ins>
-      <w:del w:id="184" w:author="治輝 齋藤" w:date="2026-04-30T19:28:00Z" w16du:dateUtc="2026-04-30T10:28:00Z">
+      <w:del w:id="199" w:author="治輝 齋藤" w:date="2026-04-30T19:28:00Z" w16du:dateUtc="2026-04-30T10:28:00Z">
         <w:r>
           <w:delText>the predominant</w:delText>
         </w:r>
@@ -2914,7 +3018,7 @@
       <w:r>
         <w:t xml:space="preserve"> fall mechanism</w:t>
       </w:r>
-      <w:ins w:id="185" w:author="治輝 齋藤" w:date="2026-04-30T19:32:00Z" w16du:dateUtc="2026-04-30T10:32:00Z">
+      <w:ins w:id="200" w:author="治輝 齋藤" w:date="2026-04-30T19:32:00Z" w16du:dateUtc="2026-04-30T10:32:00Z">
         <w:r>
           <w:rPr>
             <w:rFonts w:hint="eastAsia"/>
@@ -2950,13 +3054,13 @@
       <w:r>
         <w:t xml:space="preserve"> Finite element method (FEM) simulations have further </w:t>
       </w:r>
-      <w:ins w:id="186" w:author="治輝 齋藤" w:date="2026-04-30T19:28:00Z" w16du:dateUtc="2026-04-30T10:28:00Z">
+      <w:ins w:id="201" w:author="治輝 齋藤" w:date="2026-04-30T19:28:00Z" w16du:dateUtc="2026-04-30T10:28:00Z">
         <w:r>
           <w:lastRenderedPageBreak/>
           <w:t>suggested</w:t>
         </w:r>
       </w:ins>
-      <w:del w:id="187" w:author="治輝 齋藤" w:date="2026-04-30T19:28:00Z" w16du:dateUtc="2026-04-30T10:28:00Z">
+      <w:del w:id="202" w:author="治輝 齋藤" w:date="2026-04-30T19:28:00Z" w16du:dateUtc="2026-04-30T10:28:00Z">
         <w:r>
           <w:delText>confirmed</w:delText>
         </w:r>
@@ -2964,12 +3068,12 @@
       <w:r>
         <w:t xml:space="preserve"> that posterolateral and lateral impacts generate maximum tensile and compressive stresses at the superior and inferior aspects of the femoral neck, </w:t>
       </w:r>
-      <w:ins w:id="188" w:author="治輝 齋藤" w:date="2026-04-30T19:29:00Z" w16du:dateUtc="2026-04-30T10:29:00Z">
+      <w:ins w:id="203" w:author="治輝 齋藤" w:date="2026-04-30T19:29:00Z" w16du:dateUtc="2026-04-30T10:29:00Z">
         <w:r>
           <w:t>potentially increasing</w:t>
         </w:r>
       </w:ins>
-      <w:del w:id="189" w:author="治輝 齋藤" w:date="2026-04-30T19:29:00Z" w16du:dateUtc="2026-04-30T10:29:00Z">
+      <w:del w:id="204" w:author="治輝 齋藤" w:date="2026-04-30T19:29:00Z" w16du:dateUtc="2026-04-30T10:29:00Z">
         <w:r>
           <w:delText>maximizing</w:delText>
         </w:r>
@@ -2986,14 +3090,14 @@
         </w:rPr>
         <w:t>[26]</w:t>
       </w:r>
-      <w:commentRangeEnd w:id="175"/>
+      <w:commentRangeEnd w:id="190"/>
       <w:r>
         <w:rPr>
           <w:rStyle w:val="af2"/>
           <w:sz w:val="24"/>
           <w:szCs w:val="24"/>
         </w:rPr>
-        <w:commentReference w:id="175"/>
+        <w:commentReference w:id="190"/>
       </w:r>
     </w:p>
     <w:p>
@@ -3139,8 +3243,8 @@
       <w:r>
         <w:t xml:space="preserve"> The fracture-site specificity observed in our data—significant association with hip fractures but not with humerus or forearm fractures—</w:t>
       </w:r>
-      <w:commentRangeStart w:id="190"/>
-      <w:del w:id="191" w:author="治輝 齋藤" w:date="2026-04-30T20:51:00Z" w16du:dateUtc="2026-04-30T11:51:00Z">
+      <w:commentRangeStart w:id="205"/>
+      <w:del w:id="206" w:author="治輝 齋藤" w:date="2026-04-30T20:51:00Z" w16du:dateUtc="2026-04-30T11:51:00Z">
         <w:r>
           <w:delText xml:space="preserve">thus </w:delText>
         </w:r>
@@ -3148,7 +3252,7 @@
       <w:r>
         <w:t xml:space="preserve">provides internal evidence </w:t>
       </w:r>
-      <w:ins w:id="192" w:author="治輝 齋藤" w:date="2026-04-30T20:52:00Z" w16du:dateUtc="2026-04-30T11:52:00Z">
+      <w:ins w:id="207" w:author="治輝 齋藤" w:date="2026-04-30T20:52:00Z" w16du:dateUtc="2026-04-30T11:52:00Z">
         <w:r>
           <w:t>that is</w:t>
         </w:r>
@@ -3163,12 +3267,12 @@
       <w:r>
         <w:t xml:space="preserve">consistent with </w:t>
       </w:r>
-      <w:del w:id="193" w:author="治輝 齋藤" w:date="2026-04-30T20:52:00Z" w16du:dateUtc="2026-04-30T11:52:00Z">
+      <w:del w:id="208" w:author="治輝 齋藤" w:date="2026-04-30T20:52:00Z" w16du:dateUtc="2026-04-30T11:52:00Z">
         <w:r>
           <w:delText xml:space="preserve">the </w:delText>
         </w:r>
       </w:del>
-      <w:ins w:id="194" w:author="治輝 齋藤" w:date="2026-04-30T20:52:00Z" w16du:dateUtc="2026-04-30T11:52:00Z">
+      <w:ins w:id="209" w:author="治輝 齋藤" w:date="2026-04-30T20:52:00Z" w16du:dateUtc="2026-04-30T11:52:00Z">
         <w:r>
           <w:rPr>
             <w:rFonts w:hint="eastAsia"/>
@@ -3183,12 +3287,12 @@
       <w:r>
         <w:t xml:space="preserve">biomechanical paradigm </w:t>
       </w:r>
-      <w:ins w:id="195" w:author="治輝 齋藤" w:date="2026-04-30T20:52:00Z" w16du:dateUtc="2026-04-30T11:52:00Z">
+      <w:ins w:id="210" w:author="治輝 齋藤" w:date="2026-04-30T20:52:00Z" w16du:dateUtc="2026-04-30T11:52:00Z">
         <w:r>
           <w:t>in which</w:t>
         </w:r>
       </w:ins>
-      <w:del w:id="196" w:author="治輝 齋藤" w:date="2026-04-30T20:52:00Z" w16du:dateUtc="2026-04-30T11:52:00Z">
+      <w:del w:id="211" w:author="治輝 齋藤" w:date="2026-04-30T20:52:00Z" w16du:dateUtc="2026-04-30T11:52:00Z">
         <w:r>
           <w:delText>that</w:delText>
         </w:r>
@@ -3196,7 +3300,7 @@
       <w:r>
         <w:t xml:space="preserve"> terrain slope </w:t>
       </w:r>
-      <w:ins w:id="197" w:author="治輝 齋藤" w:date="2026-04-30T20:52:00Z" w16du:dateUtc="2026-04-30T11:52:00Z">
+      <w:ins w:id="212" w:author="治輝 齋藤" w:date="2026-04-30T20:52:00Z" w16du:dateUtc="2026-04-30T11:52:00Z">
         <w:r>
           <w:rPr>
             <w:rFonts w:hint="eastAsia"/>
@@ -3208,7 +3312,7 @@
       <w:r>
         <w:t>specifically amplif</w:t>
       </w:r>
-      <w:ins w:id="198" w:author="治輝 齋藤" w:date="2026-04-30T20:52:00Z" w16du:dateUtc="2026-04-30T11:52:00Z">
+      <w:ins w:id="213" w:author="治輝 齋藤" w:date="2026-04-30T20:52:00Z" w16du:dateUtc="2026-04-30T11:52:00Z">
         <w:r>
           <w:rPr>
             <w:rFonts w:hint="eastAsia"/>
@@ -3217,7 +3321,7 @@
           <w:t>y</w:t>
         </w:r>
       </w:ins>
-      <w:del w:id="199" w:author="治輝 齋藤" w:date="2026-04-30T20:52:00Z" w16du:dateUtc="2026-04-30T11:52:00Z">
+      <w:del w:id="214" w:author="治輝 齋藤" w:date="2026-04-30T20:52:00Z" w16du:dateUtc="2026-04-30T11:52:00Z">
         <w:r>
           <w:delText>ies</w:delText>
         </w:r>
@@ -3225,14 +3329,14 @@
       <w:r>
         <w:t xml:space="preserve"> lateral fall risk.</w:t>
       </w:r>
-      <w:commentRangeEnd w:id="190"/>
+      <w:commentRangeEnd w:id="205"/>
       <w:r>
         <w:rPr>
           <w:rStyle w:val="af2"/>
           <w:sz w:val="24"/>
           <w:szCs w:val="24"/>
         </w:rPr>
-        <w:commentReference w:id="190"/>
+        <w:commentReference w:id="205"/>
       </w:r>
     </w:p>
     <w:p>
@@ -3240,8 +3344,8 @@
         <w:pStyle w:val="2"/>
         <w:spacing w:line="360" w:lineRule="auto"/>
       </w:pPr>
-      <w:bookmarkStart w:id="200" w:name="comparison-with-previous-studies"/>
-      <w:bookmarkEnd w:id="174"/>
+      <w:bookmarkStart w:id="215" w:name="comparison-with-previous-studies"/>
+      <w:bookmarkEnd w:id="189"/>
       <w:r>
         <w:lastRenderedPageBreak/>
         <w:t>3. Comparison with Previous Studies</w:t>
@@ -3342,16 +3446,16 @@
       <w:r>
         <w:t xml:space="preserve"> However, to our knowledge, no prior study has used nationwide DEM data linked to administrative fracture data to quantify the dose-response association between terrain slope and hip fracture rates at the population level in Japan. </w:t>
       </w:r>
-      <w:commentRangeStart w:id="201"/>
+      <w:commentRangeStart w:id="216"/>
       <w:r>
         <w:t xml:space="preserve">Our </w:t>
       </w:r>
-      <w:ins w:id="202" w:author="治輝 齋藤" w:date="2026-04-30T20:55:00Z" w16du:dateUtc="2026-04-30T11:55:00Z">
+      <w:ins w:id="217" w:author="治輝 齋藤" w:date="2026-04-30T20:55:00Z" w16du:dateUtc="2026-04-30T11:55:00Z">
         <w:r>
           <w:t>findings add</w:t>
         </w:r>
       </w:ins>
-      <w:del w:id="203" w:author="治輝 齋藤" w:date="2026-04-30T20:55:00Z" w16du:dateUtc="2026-04-30T11:55:00Z">
+      <w:del w:id="218" w:author="治輝 齋藤" w:date="2026-04-30T20:55:00Z" w16du:dateUtc="2026-04-30T11:55:00Z">
         <w:r>
           <w:delText>study provides the first</w:delText>
         </w:r>
@@ -3363,7 +3467,7 @@
         <w:lastRenderedPageBreak/>
         <w:t>evidence that each one-degree increase in terrain slope is associated with approximately 3.5 additional hip fracture surgeries per 100,000 population, independent of aging rate</w:t>
       </w:r>
-      <w:ins w:id="204" w:author="治輝 齋藤" w:date="2026-04-30T20:55:00Z" w16du:dateUtc="2026-04-30T11:55:00Z">
+      <w:ins w:id="219" w:author="治輝 齋藤" w:date="2026-04-30T20:55:00Z" w16du:dateUtc="2026-04-30T11:55:00Z">
         <w:r>
           <w:t xml:space="preserve"> in the primary model</w:t>
         </w:r>
@@ -3371,7 +3475,7 @@
       <w:r>
         <w:t xml:space="preserve">. This quantitative estimate </w:t>
       </w:r>
-      <w:del w:id="205" w:author="治輝 齋藤" w:date="2026-04-30T20:56:00Z" w16du:dateUtc="2026-04-30T11:56:00Z">
+      <w:del w:id="220" w:author="治輝 齋藤" w:date="2026-04-30T20:56:00Z" w16du:dateUtc="2026-04-30T11:56:00Z">
         <w:r>
           <w:delText xml:space="preserve">is novel and </w:delText>
         </w:r>
@@ -3386,12 +3490,12 @@
       <w:r>
         <w:t xml:space="preserve">contribute to the global evidence base for terrain as a modifiable environmental </w:t>
       </w:r>
-      <w:ins w:id="206" w:author="治輝 齋藤" w:date="2026-04-30T20:56:00Z" w16du:dateUtc="2026-04-30T11:56:00Z">
+      <w:ins w:id="221" w:author="治輝 齋藤" w:date="2026-04-30T20:56:00Z" w16du:dateUtc="2026-04-30T11:56:00Z">
         <w:r>
           <w:t>correlate of fracture burden</w:t>
         </w:r>
       </w:ins>
-      <w:del w:id="207" w:author="治輝 齋藤" w:date="2026-04-30T20:56:00Z" w16du:dateUtc="2026-04-30T11:56:00Z">
+      <w:del w:id="222" w:author="治輝 齋藤" w:date="2026-04-30T20:56:00Z" w16du:dateUtc="2026-04-30T11:56:00Z">
         <w:r>
           <w:delText>risk factor</w:delText>
         </w:r>
@@ -3399,14 +3503,14 @@
       <w:r>
         <w:t>.</w:t>
       </w:r>
-      <w:commentRangeEnd w:id="201"/>
+      <w:commentRangeEnd w:id="216"/>
       <w:r>
         <w:rPr>
           <w:rStyle w:val="af2"/>
           <w:sz w:val="24"/>
           <w:szCs w:val="24"/>
         </w:rPr>
-        <w:commentReference w:id="201"/>
+        <w:commentReference w:id="216"/>
       </w:r>
     </w:p>
     <w:p>
@@ -3414,8 +3518,8 @@
         <w:pStyle w:val="2"/>
         <w:spacing w:line="360" w:lineRule="auto"/>
       </w:pPr>
-      <w:bookmarkStart w:id="208" w:name="role-of-aging-rate"/>
-      <w:bookmarkEnd w:id="200"/>
+      <w:bookmarkStart w:id="223" w:name="role-of-aging-rate"/>
+      <w:bookmarkEnd w:id="215"/>
       <w:r>
         <w:t>4. Role of Aging Rate</w:t>
       </w:r>
@@ -3465,7 +3569,7 @@
         <w:pStyle w:val="a0"/>
         <w:spacing w:line="360" w:lineRule="auto"/>
       </w:pPr>
-      <w:commentRangeStart w:id="209"/>
+      <w:commentRangeStart w:id="224"/>
       <w:r>
         <w:t xml:space="preserve">The </w:t>
       </w:r>
@@ -3487,12 +3591,12 @@
       <w:r>
         <w:t xml:space="preserve"> a risk </w:t>
       </w:r>
-      <w:ins w:id="210" w:author="治輝 齋藤" w:date="2026-04-30T20:57:00Z" w16du:dateUtc="2026-04-30T11:57:00Z">
+      <w:ins w:id="225" w:author="治輝 齋藤" w:date="2026-04-30T20:57:00Z" w16du:dateUtc="2026-04-30T11:57:00Z">
         <w:r>
           <w:t>correlate</w:t>
         </w:r>
       </w:ins>
-      <w:del w:id="211" w:author="治輝 齋藤" w:date="2026-04-30T20:57:00Z" w16du:dateUtc="2026-04-30T11:57:00Z">
+      <w:del w:id="226" w:author="治輝 齋藤" w:date="2026-04-30T20:57:00Z" w16du:dateUtc="2026-04-30T11:57:00Z">
         <w:r>
           <w:delText>factor</w:delText>
         </w:r>
@@ -3506,7 +3610,7 @@
       <w:r>
         <w:t xml:space="preserve">. This finding has practical implications: even within the context of Japan’s nationwide aging, geographic topography </w:t>
       </w:r>
-      <w:ins w:id="212" w:author="治輝 齋藤" w:date="2026-04-30T20:58:00Z" w16du:dateUtc="2026-04-30T11:58:00Z">
+      <w:ins w:id="227" w:author="治輝 齋藤" w:date="2026-04-30T20:58:00Z" w16du:dateUtc="2026-04-30T11:58:00Z">
         <w:r>
           <w:rPr>
             <w:rFonts w:hint="eastAsia"/>
@@ -3518,7 +3622,7 @@
       <w:r>
         <w:t>represent</w:t>
       </w:r>
-      <w:del w:id="213" w:author="治輝 齋藤" w:date="2026-04-30T20:58:00Z" w16du:dateUtc="2026-04-30T11:58:00Z">
+      <w:del w:id="228" w:author="治輝 齋藤" w:date="2026-04-30T20:58:00Z" w16du:dateUtc="2026-04-30T11:58:00Z">
         <w:r>
           <w:delText>s</w:delText>
         </w:r>
@@ -3526,7 +3630,7 @@
       <w:r>
         <w:t xml:space="preserve"> an additional and </w:t>
       </w:r>
-      <w:ins w:id="214" w:author="治輝 齋藤" w:date="2026-04-30T20:58:00Z" w16du:dateUtc="2026-04-30T11:58:00Z">
+      <w:ins w:id="229" w:author="治輝 齋藤" w:date="2026-04-30T20:58:00Z" w16du:dateUtc="2026-04-30T11:58:00Z">
         <w:r>
           <w:t>potentially</w:t>
         </w:r>
@@ -3541,7 +3645,7 @@
       <w:r>
         <w:t xml:space="preserve">modifiable layer of fracture risk. Terrain slope </w:t>
       </w:r>
-      <w:ins w:id="215" w:author="治輝 齋藤" w:date="2026-04-30T20:58:00Z" w16du:dateUtc="2026-04-30T11:58:00Z">
+      <w:ins w:id="230" w:author="治輝 齋藤" w:date="2026-04-30T20:58:00Z" w16du:dateUtc="2026-04-30T11:58:00Z">
         <w:r>
           <w:rPr>
             <w:rFonts w:hint="eastAsia"/>
@@ -3550,7 +3654,7 @@
           <w:t>may</w:t>
         </w:r>
       </w:ins>
-      <w:del w:id="216" w:author="治輝 齋藤" w:date="2026-04-30T20:58:00Z" w16du:dateUtc="2026-04-30T11:58:00Z">
+      <w:del w:id="231" w:author="治輝 齋藤" w:date="2026-04-30T20:58:00Z" w16du:dateUtc="2026-04-30T11:58:00Z">
         <w:r>
           <w:delText>is</w:delText>
         </w:r>
@@ -3558,7 +3662,7 @@
       <w:r>
         <w:t xml:space="preserve"> not </w:t>
       </w:r>
-      <w:ins w:id="217" w:author="治輝 齋藤" w:date="2026-04-30T20:58:00Z" w16du:dateUtc="2026-04-30T11:58:00Z">
+      <w:ins w:id="232" w:author="治輝 齋藤" w:date="2026-04-30T20:58:00Z" w16du:dateUtc="2026-04-30T11:58:00Z">
         <w:r>
           <w:rPr>
             <w:rFonts w:hint="eastAsia"/>
@@ -3570,12 +3674,12 @@
       <w:r>
         <w:t>merely a proxy for aging</w:t>
       </w:r>
-      <w:ins w:id="218" w:author="治輝 齋藤" w:date="2026-04-30T20:59:00Z" w16du:dateUtc="2026-04-30T11:59:00Z">
+      <w:ins w:id="233" w:author="治輝 齋藤" w:date="2026-04-30T20:59:00Z" w16du:dateUtc="2026-04-30T11:59:00Z">
         <w:r>
           <w:t xml:space="preserve"> and may represent</w:t>
         </w:r>
       </w:ins>
-      <w:del w:id="219" w:author="治輝 齋藤" w:date="2026-04-30T20:59:00Z" w16du:dateUtc="2026-04-30T11:59:00Z">
+      <w:del w:id="234" w:author="治輝 齋藤" w:date="2026-04-30T20:59:00Z" w16du:dateUtc="2026-04-30T11:59:00Z">
         <w:r>
           <w:delText>, but</w:delText>
         </w:r>
@@ -3583,12 +3687,12 @@
       <w:r>
         <w:t xml:space="preserve"> an </w:t>
       </w:r>
-      <w:ins w:id="220" w:author="治輝 齋藤" w:date="2026-04-30T20:59:00Z" w16du:dateUtc="2026-04-30T11:59:00Z">
+      <w:ins w:id="235" w:author="治輝 齋藤" w:date="2026-04-30T20:59:00Z" w16du:dateUtc="2026-04-30T11:59:00Z">
         <w:r>
           <w:t>additional</w:t>
         </w:r>
       </w:ins>
-      <w:del w:id="221" w:author="治輝 齋藤" w:date="2026-04-30T20:59:00Z" w16du:dateUtc="2026-04-30T11:59:00Z">
+      <w:del w:id="236" w:author="治輝 齋藤" w:date="2026-04-30T20:59:00Z" w16du:dateUtc="2026-04-30T11:59:00Z">
         <w:r>
           <w:delText>independent</w:delText>
         </w:r>
@@ -3596,12 +3700,12 @@
       <w:r>
         <w:t xml:space="preserve"> environmental </w:t>
       </w:r>
-      <w:ins w:id="222" w:author="治輝 齋藤" w:date="2026-04-30T20:59:00Z" w16du:dateUtc="2026-04-30T11:59:00Z">
+      <w:ins w:id="237" w:author="治輝 齋藤" w:date="2026-04-30T20:59:00Z" w16du:dateUtc="2026-04-30T11:59:00Z">
         <w:r>
           <w:t>correlate</w:t>
         </w:r>
       </w:ins>
-      <w:del w:id="223" w:author="治輝 齋藤" w:date="2026-04-30T20:59:00Z" w16du:dateUtc="2026-04-30T11:59:00Z">
+      <w:del w:id="238" w:author="治輝 齋藤" w:date="2026-04-30T20:59:00Z" w16du:dateUtc="2026-04-30T11:59:00Z">
         <w:r>
           <w:delText>hazard</w:delText>
         </w:r>
@@ -3609,12 +3713,12 @@
       <w:r>
         <w:t xml:space="preserve"> that </w:t>
       </w:r>
-      <w:ins w:id="224" w:author="治輝 齋藤" w:date="2026-04-30T20:59:00Z" w16du:dateUtc="2026-04-30T11:59:00Z">
+      <w:ins w:id="239" w:author="治輝 齋藤" w:date="2026-04-30T20:59:00Z" w16du:dateUtc="2026-04-30T11:59:00Z">
         <w:r>
           <w:t>could contribute to functional decline</w:t>
         </w:r>
       </w:ins>
-      <w:del w:id="225" w:author="治輝 齋藤" w:date="2026-04-30T20:59:00Z" w16du:dateUtc="2026-04-30T11:59:00Z">
+      <w:del w:id="240" w:author="治輝 齋藤" w:date="2026-04-30T20:59:00Z" w16du:dateUtc="2026-04-30T11:59:00Z">
         <w:r>
           <w:delText>chronically erodes physical function</w:delText>
         </w:r>
@@ -3622,20 +3726,20 @@
       <w:r>
         <w:t xml:space="preserve"> among rural-dwelling older adults.</w:t>
       </w:r>
-      <w:commentRangeEnd w:id="209"/>
+      <w:commentRangeEnd w:id="224"/>
       <w:r>
         <w:rPr>
           <w:rStyle w:val="af2"/>
           <w:sz w:val="24"/>
           <w:szCs w:val="24"/>
         </w:rPr>
-        <w:commentReference w:id="209"/>
-      </w:r>
-      <w:ins w:id="226" w:author="治輝 齋藤" w:date="2026-04-30T20:32:00Z" w16du:dateUtc="2026-04-30T11:32:00Z">
+        <w:commentReference w:id="224"/>
+      </w:r>
+      <w:ins w:id="241" w:author="治輝 齋藤" w:date="2026-04-30T20:32:00Z" w16du:dateUtc="2026-04-30T11:32:00Z">
         <w:r>
           <w:t xml:space="preserve"> </w:t>
         </w:r>
-        <w:commentRangeStart w:id="227"/>
+        <w:commentRangeStart w:id="242"/>
         <w:r>
           <w:t xml:space="preserve">Given public-data masking in age-stratified surgery tables, we interpret age-structure robustness primarily from the consistency of adjusted ecological models and from imputation-based sensitivity analyses, while </w:t>
         </w:r>
@@ -3644,15 +3748,15 @@
           <w:t>acknowledging that full indirect standardization without imputation is not feasible with the current open dataset.</w:t>
         </w:r>
       </w:ins>
-      <w:commentRangeEnd w:id="227"/>
-      <w:ins w:id="228" w:author="治輝 齋藤" w:date="2026-04-30T20:33:00Z" w16du:dateUtc="2026-04-30T11:33:00Z">
+      <w:commentRangeEnd w:id="242"/>
+      <w:ins w:id="243" w:author="治輝 齋藤" w:date="2026-04-30T20:33:00Z" w16du:dateUtc="2026-04-30T11:33:00Z">
         <w:r>
           <w:rPr>
             <w:rStyle w:val="af2"/>
             <w:sz w:val="24"/>
             <w:szCs w:val="24"/>
           </w:rPr>
-          <w:commentReference w:id="227"/>
+          <w:commentReference w:id="242"/>
         </w:r>
       </w:ins>
     </w:p>
@@ -3661,8 +3765,8 @@
         <w:pStyle w:val="2"/>
         <w:spacing w:line="360" w:lineRule="auto"/>
       </w:pPr>
-      <w:bookmarkStart w:id="229" w:name="walking-speed-as-a-mediator"/>
-      <w:bookmarkEnd w:id="208"/>
+      <w:bookmarkStart w:id="244" w:name="walking-speed-as-a-mediator"/>
+      <w:bookmarkEnd w:id="223"/>
       <w:r>
         <w:t>5. Walking Speed as a Mediator</w:t>
       </w:r>
@@ -3753,18 +3857,18 @@
       <w:r>
         <w:t xml:space="preserve"> </w:t>
       </w:r>
-      <w:commentRangeStart w:id="230"/>
+      <w:commentRangeStart w:id="245"/>
       <w:r>
         <w:t>Older adults residing in high-slope regions are exposed to such challenging terrain daily during shopping and outdoor activities, leading to chronic fear of falling, reduced outdoor activity, and progressive deconditioning (disuse muscle atrophy).</w:t>
       </w:r>
-      <w:commentRangeEnd w:id="230"/>
+      <w:commentRangeEnd w:id="245"/>
       <w:r>
         <w:rPr>
           <w:rStyle w:val="af2"/>
           <w:sz w:val="24"/>
           <w:szCs w:val="24"/>
         </w:rPr>
-        <w:commentReference w:id="230"/>
+        <w:commentReference w:id="245"/>
       </w:r>
       <w:r>
         <w:t xml:space="preserve"> </w:t>
@@ -3787,7 +3891,7 @@
       <w:r>
         <w:t xml:space="preserve">the multivariable OLS coefficient for fast walking rate was </w:t>
       </w:r>
-      <w:del w:id="231" w:author="治輝 齋藤" w:date="2026-04-30T18:39:00Z" w16du:dateUtc="2026-04-30T09:39:00Z">
+      <w:del w:id="246" w:author="治輝 齋藤" w:date="2026-04-30T18:39:00Z" w16du:dateUtc="2026-04-30T09:39:00Z">
         <w:r>
           <w:delText>**</w:delText>
         </w:r>
@@ -3795,7 +3899,7 @@
       <w:r>
         <w:t>positive</w:t>
       </w:r>
-      <w:del w:id="232" w:author="治輝 齋藤" w:date="2026-04-30T18:39:00Z" w16du:dateUtc="2026-04-30T09:39:00Z">
+      <w:del w:id="247" w:author="治輝 齋藤" w:date="2026-04-30T18:39:00Z" w16du:dateUtc="2026-04-30T09:39:00Z">
         <w:r>
           <w:delText>**</w:delText>
         </w:r>
@@ -3823,8 +3927,8 @@
       <w:r>
         <w:t xml:space="preserve"> = 0.022). Plausible drivers include ecological bias, aggregation of a 40–74-year screening metric to represent regions where hip fractures concentrate among the oldest-old, and confounding by unmeasured healthcare and reporting behaviors. </w:t>
       </w:r>
-      <w:commentRangeStart w:id="233"/>
-      <w:ins w:id="234" w:author="治輝 齋藤" w:date="2026-04-30T18:41:00Z" w16du:dateUtc="2026-04-30T09:41:00Z">
+      <w:commentRangeStart w:id="248"/>
+      <w:ins w:id="249" w:author="治輝 齋藤" w:date="2026-04-30T18:41:00Z" w16du:dateUtc="2026-04-30T09:41:00Z">
         <w:r>
           <w:t xml:space="preserve">Because only the 40–74-year </w:t>
         </w:r>
@@ -3832,14 +3936,14 @@
           <w:lastRenderedPageBreak/>
           <w:t xml:space="preserve">questionnaire aggregate is publicly available, we treated this variable as a contextual covariate and not as a direct proxy for hip fracture risk in the oldest age groups. </w:t>
         </w:r>
-        <w:commentRangeEnd w:id="233"/>
+        <w:commentRangeEnd w:id="248"/>
         <w:r>
           <w:rPr>
             <w:rStyle w:val="af2"/>
             <w:sz w:val="24"/>
             <w:szCs w:val="24"/>
           </w:rPr>
-          <w:commentReference w:id="233"/>
+          <w:commentReference w:id="248"/>
         </w:r>
       </w:ins>
       <w:r>
@@ -3854,8 +3958,8 @@
         <w:pStyle w:val="2"/>
         <w:spacing w:line="360" w:lineRule="auto"/>
       </w:pPr>
-      <w:bookmarkStart w:id="235" w:name="policy-implications"/>
-      <w:bookmarkEnd w:id="229"/>
+      <w:bookmarkStart w:id="250" w:name="policy-implications"/>
+      <w:bookmarkEnd w:id="244"/>
       <w:r>
         <w:t>6. Policy Implications</w:t>
       </w:r>
@@ -3974,18 +4078,18 @@
       <w:r>
         <w:t xml:space="preserve">Second, housing modification subsidies targeting high-slope prefectures—such as installation of handrails on outdoor pathways and anti-slip surface materials—could reduce the environmental contribution to fall risk. Third, urban planning guidelines for mountainous communities should explicitly incorporate slope gradient as a factor in pedestrian infrastructure design, particularly in areas with high proportions of older residents. Given the irreversible demographic aging in rural Japan, these upstream environmental interventions represent </w:t>
       </w:r>
-      <w:commentRangeStart w:id="236"/>
+      <w:commentRangeStart w:id="251"/>
       <w:r>
         <w:t>cost-effective</w:t>
       </w:r>
-      <w:commentRangeEnd w:id="236"/>
+      <w:commentRangeEnd w:id="251"/>
       <w:r>
         <w:rPr>
           <w:rStyle w:val="af2"/>
           <w:sz w:val="24"/>
           <w:szCs w:val="24"/>
         </w:rPr>
-        <w:commentReference w:id="236"/>
+        <w:commentReference w:id="251"/>
       </w:r>
       <w:r>
         <w:t xml:space="preserve"> strategies to mitigate the downstream burden of fragility fractures.</w:t>
@@ -3996,8 +4100,8 @@
         <w:pStyle w:val="2"/>
         <w:spacing w:line="360" w:lineRule="auto"/>
       </w:pPr>
-      <w:bookmarkStart w:id="237" w:name="strengths"/>
-      <w:bookmarkEnd w:id="235"/>
+      <w:bookmarkStart w:id="252" w:name="strengths"/>
+      <w:bookmarkEnd w:id="250"/>
       <w:r>
         <w:t>7. Strengths</w:t>
       </w:r>
@@ -4016,8 +4120,8 @@
         <w:pStyle w:val="2"/>
         <w:spacing w:line="360" w:lineRule="auto"/>
       </w:pPr>
-      <w:bookmarkStart w:id="238" w:name="limitations"/>
-      <w:bookmarkEnd w:id="237"/>
+      <w:bookmarkStart w:id="253" w:name="limitations"/>
+      <w:bookmarkEnd w:id="252"/>
       <w:r>
         <w:t>8. Limitations</w:t>
       </w:r>
@@ -4052,36 +4156,36 @@
         <w:pStyle w:val="a0"/>
         <w:spacing w:line="360" w:lineRule="auto"/>
       </w:pPr>
-      <w:bookmarkStart w:id="239" w:name="_Hlk228469400"/>
+      <w:bookmarkStart w:id="254" w:name="_Hlk228469400"/>
       <w:r>
         <w:t xml:space="preserve">Second, </w:t>
       </w:r>
-      <w:commentRangeStart w:id="240"/>
-      <w:ins w:id="241" w:author="治輝 齋藤" w:date="2026-04-30T18:02:00Z" w16du:dateUtc="2026-04-30T09:02:00Z">
+      <w:commentRangeStart w:id="255"/>
+      <w:ins w:id="256" w:author="治輝 齋藤" w:date="2026-04-30T18:02:00Z" w16du:dateUtc="2026-04-30T09:02:00Z">
         <w:r>
           <w:t xml:space="preserve">our outcome reflects surgery rates rather than true fracture incidence. Although hip fractures are usually treated surgically, prefectural variation in treatment decisions, referral patterns, and access to operative care may influence observed rates independently of fracture occurrence. Third, </w:t>
         </w:r>
       </w:ins>
-      <w:commentRangeEnd w:id="240"/>
-      <w:ins w:id="242" w:author="治輝 齋藤" w:date="2026-04-30T18:04:00Z" w16du:dateUtc="2026-04-30T09:04:00Z">
+      <w:commentRangeEnd w:id="255"/>
+      <w:ins w:id="257" w:author="治輝 齋藤" w:date="2026-04-30T18:04:00Z" w16du:dateUtc="2026-04-30T09:04:00Z">
         <w:r>
           <w:rPr>
             <w:rStyle w:val="af2"/>
             <w:sz w:val="24"/>
             <w:szCs w:val="24"/>
           </w:rPr>
-          <w:commentReference w:id="240"/>
+          <w:commentReference w:id="255"/>
         </w:r>
       </w:ins>
       <w:r>
         <w:t xml:space="preserve">the cross-sectional design precludes causal inference. Although reverse causation is unlikely for a fixed environmental exposure such as terrain slope, residual confounding by unmeasured variables cannot be excluded. </w:t>
       </w:r>
-      <w:ins w:id="243" w:author="治輝 齋藤" w:date="2026-04-30T18:03:00Z" w16du:dateUtc="2026-04-30T09:03:00Z">
+      <w:ins w:id="258" w:author="治輝 齋藤" w:date="2026-04-30T18:03:00Z" w16du:dateUtc="2026-04-30T09:03:00Z">
         <w:r>
           <w:t>Fourth</w:t>
         </w:r>
       </w:ins>
-      <w:del w:id="244" w:author="治輝 齋藤" w:date="2026-04-30T18:03:00Z" w16du:dateUtc="2026-04-30T09:03:00Z">
+      <w:del w:id="259" w:author="治輝 齋藤" w:date="2026-04-30T18:03:00Z" w16du:dateUtc="2026-04-30T09:03:00Z">
         <w:r>
           <w:delText>Third</w:delText>
         </w:r>
@@ -4089,19 +4193,19 @@
       <w:r>
         <w:t xml:space="preserve">, important unmeasured confounders—including individual-level socioeconomic status, healthcare access (e.g., prefectural orthopedic surgeon density, distance to emergency hospitals), nutritional status (calcium and vitamin D intake), bone mineral density (BMD), </w:t>
       </w:r>
-      <w:commentRangeStart w:id="245"/>
-      <w:ins w:id="246" w:author="治輝 齋藤" w:date="2026-04-30T18:09:00Z" w16du:dateUtc="2026-04-30T09:09:00Z">
+      <w:commentRangeStart w:id="260"/>
+      <w:ins w:id="261" w:author="治輝 齋藤" w:date="2026-04-30T18:09:00Z" w16du:dateUtc="2026-04-30T09:09:00Z">
         <w:r>
           <w:t xml:space="preserve">climate (snowfall and icing), </w:t>
         </w:r>
-        <w:commentRangeEnd w:id="245"/>
+        <w:commentRangeEnd w:id="260"/>
         <w:r>
           <w:rPr>
             <w:rStyle w:val="af2"/>
             <w:sz w:val="24"/>
             <w:szCs w:val="24"/>
           </w:rPr>
-          <w:commentReference w:id="245"/>
+          <w:commentReference w:id="260"/>
         </w:r>
       </w:ins>
       <w:r>
@@ -4113,8 +4217,8 @@
         <w:pStyle w:val="a0"/>
         <w:spacing w:line="360" w:lineRule="auto"/>
       </w:pPr>
-      <w:commentRangeStart w:id="247"/>
-      <w:ins w:id="248" w:author="治輝 齋藤" w:date="2026-04-30T20:36:00Z" w16du:dateUtc="2026-04-30T11:36:00Z">
+      <w:commentRangeStart w:id="262"/>
+      <w:ins w:id="263" w:author="治輝 齋藤" w:date="2026-04-30T20:36:00Z" w16du:dateUtc="2026-04-30T11:36:00Z">
         <w:r>
           <w:rPr>
             <w:lang w:eastAsia="ja-JP"/>
@@ -4122,8 +4226,8 @@
           <w:t>Fifth, age-standardization sensitivity results relied on imputation of masked (`"-"`) cells in publicly released age-stratified surgery tables. Although directionality was robust across `0/5/9` scenarios, effect size depended on masking assumptions, and secondary masking rules imply that some masked cells may not correspond strictly to the nominal `&lt;10` range. Therefore, these SIR/ISR analyses should be interpreted as robustness checks rather than definitive age-standardized estimates.</w:t>
         </w:r>
       </w:ins>
-      <w:commentRangeEnd w:id="247"/>
-      <w:ins w:id="249" w:author="治輝 齋藤" w:date="2026-04-30T20:37:00Z" w16du:dateUtc="2026-04-30T11:37:00Z">
+      <w:commentRangeEnd w:id="262"/>
+      <w:ins w:id="264" w:author="治輝 齋藤" w:date="2026-04-30T20:37:00Z" w16du:dateUtc="2026-04-30T11:37:00Z">
         <w:r>
           <w:rPr>
             <w:rStyle w:val="af2"/>
@@ -4131,10 +4235,10 @@
             <w:szCs w:val="24"/>
             <w:lang w:eastAsia="ja-JP"/>
           </w:rPr>
-          <w:commentReference w:id="247"/>
+          <w:commentReference w:id="262"/>
         </w:r>
       </w:ins>
-      <w:ins w:id="250" w:author="治輝 齋藤" w:date="2026-04-30T20:36:00Z" w16du:dateUtc="2026-04-30T11:36:00Z">
+      <w:ins w:id="265" w:author="治輝 齋藤" w:date="2026-04-30T20:36:00Z" w16du:dateUtc="2026-04-30T11:36:00Z">
         <w:r>
           <w:rPr>
             <w:lang w:eastAsia="ja-JP"/>
@@ -4149,7 +4253,7 @@
           <w:t>Six</w:t>
         </w:r>
       </w:ins>
-      <w:ins w:id="251" w:author="治輝 齋藤" w:date="2026-04-30T18:04:00Z" w16du:dateUtc="2026-04-30T09:04:00Z">
+      <w:ins w:id="266" w:author="治輝 齋藤" w:date="2026-04-30T18:04:00Z" w16du:dateUtc="2026-04-30T09:04:00Z">
         <w:r>
           <w:rPr>
             <w:rFonts w:hint="eastAsia"/>
@@ -4158,7 +4262,7 @@
           <w:t>th</w:t>
         </w:r>
       </w:ins>
-      <w:del w:id="252" w:author="治輝 齋藤" w:date="2026-04-30T18:04:00Z" w16du:dateUtc="2026-04-30T09:04:00Z">
+      <w:del w:id="267" w:author="治輝 齋藤" w:date="2026-04-30T18:04:00Z" w16du:dateUtc="2026-04-30T09:04:00Z">
         <w:r>
           <w:delText>Fourth</w:delText>
         </w:r>
@@ -4166,8 +4270,8 @@
       <w:r>
         <w:t xml:space="preserve">, the walking speed variable was based on self-reported habitual walking speed in the Specific Health Checkup questionnaire, administered to individuals aged 40–74 years, </w:t>
       </w:r>
-      <w:commentRangeStart w:id="253"/>
-      <w:ins w:id="254" w:author="治輝 齋藤" w:date="2026-04-30T19:05:00Z" w16du:dateUtc="2026-04-30T10:05:00Z">
+      <w:commentRangeStart w:id="268"/>
+      <w:ins w:id="269" w:author="治輝 齋藤" w:date="2026-04-30T19:05:00Z" w16du:dateUtc="2026-04-30T10:05:00Z">
         <w:r>
           <w:rPr>
             <w:rFonts w:hint="eastAsia"/>
@@ -4176,7 +4280,7 @@
           <w:t>because</w:t>
         </w:r>
       </w:ins>
-      <w:ins w:id="255" w:author="治輝 齋藤" w:date="2026-04-30T19:04:00Z" w16du:dateUtc="2026-04-30T10:04:00Z">
+      <w:ins w:id="270" w:author="治輝 齋藤" w:date="2026-04-30T19:04:00Z" w16du:dateUtc="2026-04-30T10:04:00Z">
         <w:r>
           <w:t xml:space="preserve"> publicly available prefecture-level data were limited to individuals </w:t>
         </w:r>
@@ -4192,34 +4296,34 @@
           <w:t>.</w:t>
         </w:r>
       </w:ins>
-      <w:ins w:id="256" w:author="治輝 齋藤" w:date="2026-04-30T18:45:00Z" w16du:dateUtc="2026-04-30T09:45:00Z">
+      <w:ins w:id="271" w:author="治輝 齋藤" w:date="2026-04-30T18:45:00Z" w16du:dateUtc="2026-04-30T09:45:00Z">
         <w:r>
           <w:t xml:space="preserve"> This variable </w:t>
         </w:r>
       </w:ins>
-      <w:del w:id="257" w:author="治輝 齋藤" w:date="2026-04-30T18:45:00Z" w16du:dateUtc="2026-04-30T09:45:00Z">
+      <w:del w:id="272" w:author="治輝 齋藤" w:date="2026-04-30T18:45:00Z" w16du:dateUtc="2026-04-30T09:45:00Z">
         <w:r>
           <w:delText>which</w:delText>
         </w:r>
       </w:del>
-      <w:commentRangeEnd w:id="253"/>
+      <w:commentRangeEnd w:id="268"/>
       <w:r>
         <w:rPr>
           <w:rStyle w:val="af2"/>
           <w:sz w:val="24"/>
           <w:szCs w:val="24"/>
         </w:rPr>
-        <w:commentReference w:id="253"/>
+        <w:commentReference w:id="268"/>
       </w:r>
       <w:r>
         <w:t xml:space="preserve"> may not accurately represent the functional capacity of the oldest-old (≥75 years) at highest fracture risk</w:t>
       </w:r>
-      <w:ins w:id="258" w:author="治輝 齋藤" w:date="2026-04-30T18:45:00Z" w16du:dateUtc="2026-04-30T09:45:00Z">
+      <w:ins w:id="273" w:author="治輝 齋藤" w:date="2026-04-30T18:45:00Z" w16du:dateUtc="2026-04-30T09:45:00Z">
         <w:r>
           <w:t>, and its direct relevance to hip fracture occurrence is likely limited at this ecological resolution</w:t>
         </w:r>
       </w:ins>
-      <w:ins w:id="259" w:author="治輝 齋藤" w:date="2026-05-19T12:38:00Z" w16du:dateUtc="2026-05-19T03:38:00Z">
+      <w:ins w:id="274" w:author="治輝 齋藤" w:date="2026-05-19T12:38:00Z" w16du:dateUtc="2026-05-19T03:38:00Z">
         <w:r>
           <w:rPr>
             <w:rFonts w:hint="eastAsia"/>
@@ -4227,22 +4331,22 @@
           </w:rPr>
           <w:t xml:space="preserve">. </w:t>
         </w:r>
-        <w:commentRangeStart w:id="260"/>
+        <w:commentRangeStart w:id="275"/>
         <w:r>
           <w:t>Moreover, this self-reported fast-walking indicator primarily reflects perceived walking capacity rather than actual walking volume or direct slope-specific exposure in daily life</w:t>
         </w:r>
-        <w:commentRangeEnd w:id="260"/>
+        <w:commentRangeEnd w:id="275"/>
         <w:r>
           <w:rPr>
             <w:rStyle w:val="af2"/>
           </w:rPr>
-          <w:commentReference w:id="260"/>
+          <w:commentReference w:id="275"/>
         </w:r>
       </w:ins>
       <w:r>
         <w:t xml:space="preserve">. This self-reported measure may be subject to non-differential measurement error, biasing our estimates toward the null. </w:t>
       </w:r>
-      <w:ins w:id="261" w:author="治輝 齋藤" w:date="2026-04-30T18:04:00Z" w16du:dateUtc="2026-04-30T09:04:00Z">
+      <w:ins w:id="276" w:author="治輝 齋藤" w:date="2026-04-30T18:04:00Z" w16du:dateUtc="2026-04-30T09:04:00Z">
         <w:r>
           <w:rPr>
             <w:rFonts w:hint="eastAsia"/>
@@ -4251,7 +4355,7 @@
           <w:t>S</w:t>
         </w:r>
       </w:ins>
-      <w:ins w:id="262" w:author="治輝 齋藤" w:date="2026-04-30T20:36:00Z" w16du:dateUtc="2026-04-30T11:36:00Z">
+      <w:ins w:id="277" w:author="治輝 齋藤" w:date="2026-04-30T20:36:00Z" w16du:dateUtc="2026-04-30T11:36:00Z">
         <w:r>
           <w:rPr>
             <w:rFonts w:hint="eastAsia"/>
@@ -4260,7 +4364,7 @@
           <w:t>even</w:t>
         </w:r>
       </w:ins>
-      <w:ins w:id="263" w:author="治輝 齋藤" w:date="2026-04-30T18:04:00Z" w16du:dateUtc="2026-04-30T09:04:00Z">
+      <w:ins w:id="278" w:author="治輝 齋藤" w:date="2026-04-30T18:04:00Z" w16du:dateUtc="2026-04-30T09:04:00Z">
         <w:r>
           <w:rPr>
             <w:rFonts w:hint="eastAsia"/>
@@ -4269,7 +4373,7 @@
           <w:t>th</w:t>
         </w:r>
       </w:ins>
-      <w:del w:id="264" w:author="治輝 齋藤" w:date="2026-04-30T18:04:00Z" w16du:dateUtc="2026-04-30T09:04:00Z">
+      <w:del w:id="279" w:author="治輝 齋藤" w:date="2026-04-30T18:04:00Z" w16du:dateUtc="2026-04-30T09:04:00Z">
         <w:r>
           <w:delText>Fifth</w:delText>
         </w:r>
@@ -4283,7 +4387,7 @@
         <w:pStyle w:val="a0"/>
         <w:spacing w:line="360" w:lineRule="auto"/>
       </w:pPr>
-      <w:ins w:id="265" w:author="治輝 齋藤" w:date="2026-04-30T20:36:00Z" w16du:dateUtc="2026-04-30T11:36:00Z">
+      <w:ins w:id="280" w:author="治輝 齋藤" w:date="2026-04-30T20:36:00Z" w16du:dateUtc="2026-04-30T11:36:00Z">
         <w:r>
           <w:rPr>
             <w:rFonts w:hint="eastAsia"/>
@@ -4292,7 +4396,7 @@
           <w:t>Eigh</w:t>
         </w:r>
       </w:ins>
-      <w:ins w:id="266" w:author="治輝 齋藤" w:date="2026-04-30T18:04:00Z" w16du:dateUtc="2026-04-30T09:04:00Z">
+      <w:ins w:id="281" w:author="治輝 齋藤" w:date="2026-04-30T18:04:00Z" w16du:dateUtc="2026-04-30T09:04:00Z">
         <w:r>
           <w:rPr>
             <w:rFonts w:hint="eastAsia"/>
@@ -4301,7 +4405,7 @@
           <w:t>th</w:t>
         </w:r>
       </w:ins>
-      <w:del w:id="267" w:author="治輝 齋藤" w:date="2026-04-30T18:04:00Z" w16du:dateUtc="2026-04-30T09:04:00Z">
+      <w:del w:id="282" w:author="治輝 齋藤" w:date="2026-04-30T18:04:00Z" w16du:dateUtc="2026-04-30T09:04:00Z">
         <w:r>
           <w:delText>Sixth</w:delText>
         </w:r>
@@ -4326,7 +4430,7 @@
         </w:rPr>
         <w:t xml:space="preserve"> </w:t>
       </w:r>
-      <w:ins w:id="268" w:author="治輝 齋藤" w:date="2026-04-30T20:36:00Z" w16du:dateUtc="2026-04-30T11:36:00Z">
+      <w:ins w:id="283" w:author="治輝 齋藤" w:date="2026-04-30T20:36:00Z" w16du:dateUtc="2026-04-30T11:36:00Z">
         <w:r>
           <w:rPr>
             <w:rFonts w:hint="eastAsia"/>
@@ -4335,7 +4439,7 @@
           <w:t>Nin</w:t>
         </w:r>
       </w:ins>
-      <w:ins w:id="269" w:author="治輝 齋藤" w:date="2026-04-30T18:04:00Z" w16du:dateUtc="2026-04-30T09:04:00Z">
+      <w:ins w:id="284" w:author="治輝 齋藤" w:date="2026-04-30T18:04:00Z" w16du:dateUtc="2026-04-30T09:04:00Z">
         <w:r>
           <w:rPr>
             <w:rFonts w:hint="eastAsia"/>
@@ -4344,7 +4448,7 @@
           <w:t>th</w:t>
         </w:r>
       </w:ins>
-      <w:del w:id="270" w:author="治輝 齋藤" w:date="2026-04-30T18:04:00Z" w16du:dateUtc="2026-04-30T09:04:00Z">
+      <w:del w:id="285" w:author="治輝 齋藤" w:date="2026-04-30T18:04:00Z" w16du:dateUtc="2026-04-30T09:04:00Z">
         <w:r>
           <w:rPr>
             <w:rFonts w:hint="eastAsia"/>
@@ -4364,7 +4468,7 @@
         <w:t xml:space="preserve"> sex- and gender-stratified outcome tables were not available in the prefecture-level NDB Open Data extracts used here; findings therefore describe aggregate populations and should be interpreted with this limitation in mind.</w:t>
       </w:r>
     </w:p>
-    <w:bookmarkEnd w:id="239"/>
+    <w:bookmarkEnd w:id="254"/>
     <w:p>
       <w:pPr>
         <w:spacing w:line="360" w:lineRule="auto"/>
@@ -4380,9 +4484,9 @@
         <w:pStyle w:val="1"/>
         <w:spacing w:line="360" w:lineRule="auto"/>
       </w:pPr>
-      <w:bookmarkStart w:id="271" w:name="conclusions-1"/>
-      <w:bookmarkEnd w:id="166"/>
-      <w:bookmarkEnd w:id="238"/>
+      <w:bookmarkStart w:id="286" w:name="conclusions-1"/>
+      <w:bookmarkEnd w:id="181"/>
+      <w:bookmarkEnd w:id="253"/>
       <w:r>
         <w:t>Conclusions</w:t>
       </w:r>
@@ -4398,8 +4502,8 @@
       <w:r>
         <w:t xml:space="preserve"> slope </w:t>
       </w:r>
-      <w:commentRangeStart w:id="272"/>
-      <w:ins w:id="273" w:author="治輝 齋藤" w:date="2026-04-30T19:20:00Z" w16du:dateUtc="2026-04-30T10:20:00Z">
+      <w:commentRangeStart w:id="287"/>
+      <w:ins w:id="288" w:author="治輝 齋藤" w:date="2026-04-30T19:20:00Z" w16du:dateUtc="2026-04-30T10:20:00Z">
         <w:r>
           <w:rPr>
             <w:rFonts w:hint="eastAsia"/>
@@ -4408,19 +4512,19 @@
           <w:t>was</w:t>
         </w:r>
       </w:ins>
-      <w:del w:id="274" w:author="治輝 齋藤" w:date="2026-04-30T19:20:00Z" w16du:dateUtc="2026-04-30T10:20:00Z">
+      <w:del w:id="289" w:author="治輝 齋藤" w:date="2026-04-30T19:20:00Z" w16du:dateUtc="2026-04-30T10:20:00Z">
         <w:r>
           <w:delText>remained</w:delText>
         </w:r>
       </w:del>
-      <w:commentRangeEnd w:id="272"/>
+      <w:commentRangeEnd w:id="287"/>
       <w:r>
         <w:rPr>
           <w:rStyle w:val="af2"/>
           <w:sz w:val="24"/>
           <w:szCs w:val="24"/>
         </w:rPr>
-        <w:commentReference w:id="272"/>
+        <w:commentReference w:id="287"/>
       </w:r>
       <w:r>
         <w:t xml:space="preserve"> positively</w:t>
@@ -4441,7 +4545,7 @@
       <w:r>
         <w:t>; conventional *p* = 0.043)</w:t>
       </w:r>
-      <w:ins w:id="275" w:author="治輝 齋藤" w:date="2026-05-19T12:38:00Z" w16du:dateUtc="2026-05-19T03:38:00Z">
+      <w:ins w:id="290" w:author="治輝 齋藤" w:date="2026-05-19T12:38:00Z" w16du:dateUtc="2026-05-19T03:38:00Z">
         <w:r>
           <w:t>, whereas heteroskedasticity-robust and bootstrap uncertainty quantification yielded borderline support compatible with no association at α = 0.05</w:t>
         </w:r>
@@ -4456,8 +4560,8 @@
       <w:r>
         <w:t xml:space="preserve"> </w:t>
       </w:r>
-      <w:commentRangeStart w:id="276"/>
-      <w:ins w:id="277" w:author="治輝 齋藤" w:date="2026-05-19T12:39:00Z" w16du:dateUtc="2026-05-19T03:39:00Z">
+      <w:commentRangeStart w:id="291"/>
+      <w:ins w:id="292" w:author="治輝 齋藤" w:date="2026-05-19T12:39:00Z" w16du:dateUtc="2026-05-19T03:39:00Z">
         <w:r>
           <w:t>Given the limited ecological sample size (N = 47), these findings should be interpreted as suggestive rather than confirmatory.</w:t>
         </w:r>
@@ -4468,12 +4572,12 @@
           </w:rPr>
           <w:t xml:space="preserve"> </w:t>
         </w:r>
-        <w:commentRangeEnd w:id="276"/>
+        <w:commentRangeEnd w:id="291"/>
         <w:r>
           <w:rPr>
             <w:rStyle w:val="af2"/>
           </w:rPr>
-          <w:commentReference w:id="276"/>
+          <w:commentReference w:id="291"/>
         </w:r>
       </w:ins>
       <w:r>
@@ -4485,7 +4589,7 @@
       <w:r>
         <w:t xml:space="preserve"> was specific to hip fractures, with no significant relationship observed for humerus or forearm fractures</w:t>
       </w:r>
-      <w:ins w:id="278" w:author="治輝 齋藤" w:date="2026-05-19T12:39:00Z" w16du:dateUtc="2026-05-19T03:39:00Z">
+      <w:ins w:id="293" w:author="治輝 齋藤" w:date="2026-05-19T12:39:00Z" w16du:dateUtc="2026-05-19T03:39:00Z">
         <w:r>
           <w:t>, consistent with biomechanical hypotheses emphasizing lateral falls and trochanteric loading on sloped terrain</w:t>
         </w:r>
@@ -4645,8 +4749,8 @@
         <w:pStyle w:val="1"/>
         <w:spacing w:line="360" w:lineRule="auto"/>
       </w:pPr>
-      <w:bookmarkStart w:id="279" w:name="references"/>
-      <w:bookmarkEnd w:id="271"/>
+      <w:bookmarkStart w:id="294" w:name="references"/>
+      <w:bookmarkEnd w:id="286"/>
       <w:r>
         <w:t>References</w:t>
       </w:r>
@@ -5702,8 +5806,8 @@
           <w:szCs w:val="40"/>
         </w:rPr>
       </w:pPr>
-      <w:bookmarkStart w:id="280" w:name="tables-and-figures"/>
-      <w:bookmarkEnd w:id="279"/>
+      <w:bookmarkStart w:id="295" w:name="tables-and-figures"/>
+      <w:bookmarkEnd w:id="294"/>
       <w:r>
         <w:br w:type="page"/>
       </w:r>
@@ -5721,7 +5825,7 @@
       <w:pPr>
         <w:pStyle w:val="2"/>
       </w:pPr>
-      <w:bookmarkStart w:id="281" w:name="Xd12e5d2fabb7f7da04933f49b094ec2cca003f6"/>
+      <w:bookmarkStart w:id="296" w:name="Xd12e5d2fabb7f7da04933f49b094ec2cca003f6"/>
       <w:r>
         <w:t>Table 1. Descriptive Statistics of Prefecture-Level Variables (N = 47)</w:t>
       </w:r>
@@ -8741,8 +8845,8 @@
           <w:szCs w:val="32"/>
         </w:rPr>
       </w:pPr>
-      <w:bookmarkStart w:id="282" w:name="Xc4d8efe96bb5dc084b3a6055df59151a4b74ad0"/>
-      <w:bookmarkEnd w:id="281"/>
+      <w:bookmarkStart w:id="297" w:name="Xc4d8efe96bb5dc084b3a6055df59151a4b74ad0"/>
+      <w:bookmarkEnd w:id="296"/>
       <w:r>
         <w:br w:type="page"/>
       </w:r>
@@ -9887,8 +9991,8 @@
           <w:szCs w:val="32"/>
         </w:rPr>
       </w:pPr>
-      <w:bookmarkStart w:id="283" w:name="X6fac7f2e493ef5b618f5ac39729b4328cfa1bc7"/>
-      <w:bookmarkEnd w:id="282"/>
+      <w:bookmarkStart w:id="298" w:name="X6fac7f2e493ef5b618f5ac39729b4328cfa1bc7"/>
+      <w:bookmarkEnd w:id="297"/>
       <w:r>
         <w:br w:type="page"/>
       </w:r>
@@ -10706,8 +10810,8 @@
           <w:szCs w:val="32"/>
         </w:rPr>
       </w:pPr>
-      <w:bookmarkStart w:id="284" w:name="Xdeb87af7aa3e82ca70e47e493f4f841d319d1c1"/>
-      <w:bookmarkEnd w:id="283"/>
+      <w:bookmarkStart w:id="299" w:name="Xdeb87af7aa3e82ca70e47e493f4f841d319d1c1"/>
+      <w:bookmarkEnd w:id="298"/>
       <w:r>
         <w:br w:type="page"/>
       </w:r>
@@ -11333,7 +11437,7 @@
       <w:pPr>
         <w:pStyle w:val="a0"/>
         <w:rPr>
-          <w:ins w:id="285" w:author="治輝 齋藤" w:date="2026-05-19T12:41:00Z" w16du:dateUtc="2026-05-19T03:41:00Z"/>
+          <w:ins w:id="300" w:author="治輝 齋藤" w:date="2026-05-19T12:41:00Z" w16du:dateUtc="2026-05-19T03:41:00Z"/>
         </w:rPr>
       </w:pPr>
       <w:r>
@@ -11349,10 +11453,10 @@
     <w:p>
       <w:pPr>
         <w:rPr>
-          <w:ins w:id="286" w:author="治輝 齋藤" w:date="2026-05-19T12:41:00Z" w16du:dateUtc="2026-05-19T03:41:00Z"/>
-        </w:rPr>
-      </w:pPr>
-      <w:ins w:id="287" w:author="治輝 齋藤" w:date="2026-05-19T12:41:00Z" w16du:dateUtc="2026-05-19T03:41:00Z">
+          <w:ins w:id="301" w:author="治輝 齋藤" w:date="2026-05-19T12:41:00Z" w16du:dateUtc="2026-05-19T03:41:00Z"/>
+        </w:rPr>
+      </w:pPr>
+      <w:ins w:id="302" w:author="治輝 齋藤" w:date="2026-05-19T12:41:00Z" w16du:dateUtc="2026-05-19T03:41:00Z">
         <w:r>
           <w:pict w14:anchorId="14EA81B3">
             <v:rect id="_x0000_i1040" style="width:0;height:1.5pt" o:hralign="center" o:hrstd="t" o:hr="t"/>
@@ -11364,14 +11468,14 @@
       <w:pPr>
         <w:pStyle w:val="2"/>
         <w:rPr>
-          <w:ins w:id="288" w:author="治輝 齋藤" w:date="2026-05-19T12:41:00Z" w16du:dateUtc="2026-05-19T03:41:00Z"/>
-        </w:rPr>
-      </w:pPr>
-      <w:ins w:id="289" w:author="治輝 齋藤" w:date="2026-05-19T12:41:00Z" w16du:dateUtc="2026-05-19T03:41:00Z">
+          <w:ins w:id="303" w:author="治輝 齋藤" w:date="2026-05-19T12:41:00Z" w16du:dateUtc="2026-05-19T03:41:00Z"/>
+        </w:rPr>
+      </w:pPr>
+      <w:ins w:id="304" w:author="治輝 齋藤" w:date="2026-05-19T12:41:00Z" w16du:dateUtc="2026-05-19T03:41:00Z">
         <w:r>
           <w:br w:type="page"/>
         </w:r>
-        <w:commentRangeStart w:id="290"/>
+        <w:commentRangeStart w:id="305"/>
         <w:r>
           <w:lastRenderedPageBreak/>
           <w:t>Table 5. Indirect Standardization Sensitivity Analysis: Multivariable Linear Regression of Indirectly Standardized Hip (Femur) Surgery Rate on Terrain Slope (N = 47)</w:t>
@@ -11394,7 +11498,7 @@
         <w:trPr>
           <w:cnfStyle w:val="100000000000" w:firstRow="1" w:lastRow="0" w:firstColumn="0" w:lastColumn="0" w:oddVBand="0" w:evenVBand="0" w:oddHBand="0" w:evenHBand="0" w:firstRowFirstColumn="0" w:firstRowLastColumn="0" w:lastRowFirstColumn="0" w:lastRowLastColumn="0"/>
           <w:tblHeader/>
-          <w:ins w:id="291" w:author="治輝 齋藤" w:date="2026-05-19T12:41:00Z"/>
+          <w:ins w:id="306" w:author="治輝 齋藤" w:date="2026-05-19T12:41:00Z"/>
         </w:trPr>
         <w:tc>
           <w:tcPr>
@@ -11404,10 +11508,10 @@
             <w:pPr>
               <w:spacing w:before="36" w:after="36"/>
               <w:rPr>
-                <w:ins w:id="292" w:author="治輝 齋藤" w:date="2026-05-19T12:41:00Z" w16du:dateUtc="2026-05-19T03:41:00Z"/>
-              </w:rPr>
-            </w:pPr>
-            <w:ins w:id="293" w:author="治輝 齋藤" w:date="2026-05-19T12:41:00Z" w16du:dateUtc="2026-05-19T03:41:00Z">
+                <w:ins w:id="307" w:author="治輝 齋藤" w:date="2026-05-19T12:41:00Z" w16du:dateUtc="2026-05-19T03:41:00Z"/>
+              </w:rPr>
+            </w:pPr>
+            <w:ins w:id="308" w:author="治輝 齋藤" w:date="2026-05-19T12:41:00Z" w16du:dateUtc="2026-05-19T03:41:00Z">
               <w:r>
                 <w:rPr>
                   <w:b/>
@@ -11443,10 +11547,10 @@
             <w:pPr>
               <w:spacing w:before="36" w:after="36"/>
               <w:rPr>
-                <w:ins w:id="294" w:author="治輝 齋藤" w:date="2026-05-19T12:41:00Z" w16du:dateUtc="2026-05-19T03:41:00Z"/>
-              </w:rPr>
-            </w:pPr>
-            <w:ins w:id="295" w:author="治輝 齋藤" w:date="2026-05-19T12:41:00Z" w16du:dateUtc="2026-05-19T03:41:00Z">
+                <w:ins w:id="309" w:author="治輝 齋藤" w:date="2026-05-19T12:41:00Z" w16du:dateUtc="2026-05-19T03:41:00Z"/>
+              </w:rPr>
+            </w:pPr>
+            <w:ins w:id="310" w:author="治輝 齋藤" w:date="2026-05-19T12:41:00Z" w16du:dateUtc="2026-05-19T03:41:00Z">
               <w:r>
                 <w:rPr>
                   <w:b/>
@@ -11468,10 +11572,10 @@
             <w:pPr>
               <w:spacing w:before="36" w:after="36"/>
               <w:rPr>
-                <w:ins w:id="296" w:author="治輝 齋藤" w:date="2026-05-19T12:41:00Z" w16du:dateUtc="2026-05-19T03:41:00Z"/>
-              </w:rPr>
-            </w:pPr>
-            <w:ins w:id="297" w:author="治輝 齋藤" w:date="2026-05-19T12:41:00Z" w16du:dateUtc="2026-05-19T03:41:00Z">
+                <w:ins w:id="311" w:author="治輝 齋藤" w:date="2026-05-19T12:41:00Z" w16du:dateUtc="2026-05-19T03:41:00Z"/>
+              </w:rPr>
+            </w:pPr>
+            <w:ins w:id="312" w:author="治輝 齋藤" w:date="2026-05-19T12:41:00Z" w16du:dateUtc="2026-05-19T03:41:00Z">
               <w:r>
                 <w:rPr>
                   <w:b/>
@@ -11487,7 +11591,7 @@
       </w:tr>
       <w:tr>
         <w:trPr>
-          <w:ins w:id="298" w:author="治輝 齋藤" w:date="2026-05-19T12:41:00Z"/>
+          <w:ins w:id="313" w:author="治輝 齋藤" w:date="2026-05-19T12:41:00Z"/>
         </w:trPr>
         <w:tc>
           <w:tcPr>
@@ -11497,10 +11601,10 @@
             <w:pPr>
               <w:spacing w:before="36" w:after="36"/>
               <w:rPr>
-                <w:ins w:id="299" w:author="治輝 齋藤" w:date="2026-05-19T12:41:00Z" w16du:dateUtc="2026-05-19T03:41:00Z"/>
-              </w:rPr>
-            </w:pPr>
-            <w:ins w:id="300" w:author="治輝 齋藤" w:date="2026-05-19T12:41:00Z" w16du:dateUtc="2026-05-19T03:41:00Z">
+                <w:ins w:id="314" w:author="治輝 齋藤" w:date="2026-05-19T12:41:00Z" w16du:dateUtc="2026-05-19T03:41:00Z"/>
+              </w:rPr>
+            </w:pPr>
+            <w:ins w:id="315" w:author="治輝 齋藤" w:date="2026-05-19T12:41:00Z" w16du:dateUtc="2026-05-19T03:41:00Z">
               <w:r>
                 <w:rPr>
                   <w:rFonts w:ascii="Consolas" w:hAnsi="Consolas"/>
@@ -11523,10 +11627,10 @@
             <w:pPr>
               <w:spacing w:before="36" w:after="36"/>
               <w:rPr>
-                <w:ins w:id="301" w:author="治輝 齋藤" w:date="2026-05-19T12:41:00Z" w16du:dateUtc="2026-05-19T03:41:00Z"/>
-              </w:rPr>
-            </w:pPr>
-            <w:ins w:id="302" w:author="治輝 齋藤" w:date="2026-05-19T12:41:00Z" w16du:dateUtc="2026-05-19T03:41:00Z">
+                <w:ins w:id="316" w:author="治輝 齋藤" w:date="2026-05-19T12:41:00Z" w16du:dateUtc="2026-05-19T03:41:00Z"/>
+              </w:rPr>
+            </w:pPr>
+            <w:ins w:id="317" w:author="治輝 齋藤" w:date="2026-05-19T12:41:00Z" w16du:dateUtc="2026-05-19T03:41:00Z">
               <w:r>
                 <w:rPr>
                   <w:b/>
@@ -11545,10 +11649,10 @@
             <w:pPr>
               <w:spacing w:before="36" w:after="36"/>
               <w:rPr>
-                <w:ins w:id="303" w:author="治輝 齋藤" w:date="2026-05-19T12:41:00Z" w16du:dateUtc="2026-05-19T03:41:00Z"/>
-              </w:rPr>
-            </w:pPr>
-            <w:ins w:id="304" w:author="治輝 齋藤" w:date="2026-05-19T12:41:00Z" w16du:dateUtc="2026-05-19T03:41:00Z">
+                <w:ins w:id="318" w:author="治輝 齋藤" w:date="2026-05-19T12:41:00Z" w16du:dateUtc="2026-05-19T03:41:00Z"/>
+              </w:rPr>
+            </w:pPr>
+            <w:ins w:id="319" w:author="治輝 齋藤" w:date="2026-05-19T12:41:00Z" w16du:dateUtc="2026-05-19T03:41:00Z">
               <w:r>
                 <w:rPr>
                   <w:b/>
@@ -11562,7 +11666,7 @@
       </w:tr>
       <w:tr>
         <w:trPr>
-          <w:ins w:id="305" w:author="治輝 齋藤" w:date="2026-05-19T12:41:00Z"/>
+          <w:ins w:id="320" w:author="治輝 齋藤" w:date="2026-05-19T12:41:00Z"/>
         </w:trPr>
         <w:tc>
           <w:tcPr>
@@ -11572,10 +11676,10 @@
             <w:pPr>
               <w:spacing w:before="36" w:after="36"/>
               <w:rPr>
-                <w:ins w:id="306" w:author="治輝 齋藤" w:date="2026-05-19T12:41:00Z" w16du:dateUtc="2026-05-19T03:41:00Z"/>
-              </w:rPr>
-            </w:pPr>
-            <w:ins w:id="307" w:author="治輝 齋藤" w:date="2026-05-19T12:41:00Z" w16du:dateUtc="2026-05-19T03:41:00Z">
+                <w:ins w:id="321" w:author="治輝 齋藤" w:date="2026-05-19T12:41:00Z" w16du:dateUtc="2026-05-19T03:41:00Z"/>
+              </w:rPr>
+            </w:pPr>
+            <w:ins w:id="322" w:author="治輝 齋藤" w:date="2026-05-19T12:41:00Z" w16du:dateUtc="2026-05-19T03:41:00Z">
               <w:r>
                 <w:rPr>
                   <w:rFonts w:ascii="Consolas" w:hAnsi="Consolas"/>
@@ -11598,10 +11702,10 @@
             <w:pPr>
               <w:spacing w:before="36" w:after="36"/>
               <w:rPr>
-                <w:ins w:id="308" w:author="治輝 齋藤" w:date="2026-05-19T12:41:00Z" w16du:dateUtc="2026-05-19T03:41:00Z"/>
-              </w:rPr>
-            </w:pPr>
-            <w:ins w:id="309" w:author="治輝 齋藤" w:date="2026-05-19T12:41:00Z" w16du:dateUtc="2026-05-19T03:41:00Z">
+                <w:ins w:id="323" w:author="治輝 齋藤" w:date="2026-05-19T12:41:00Z" w16du:dateUtc="2026-05-19T03:41:00Z"/>
+              </w:rPr>
+            </w:pPr>
+            <w:ins w:id="324" w:author="治輝 齋藤" w:date="2026-05-19T12:41:00Z" w16du:dateUtc="2026-05-19T03:41:00Z">
               <w:r>
                 <w:rPr>
                   <w:b/>
@@ -11620,10 +11724,10 @@
             <w:pPr>
               <w:spacing w:before="36" w:after="36"/>
               <w:rPr>
-                <w:ins w:id="310" w:author="治輝 齋藤" w:date="2026-05-19T12:41:00Z" w16du:dateUtc="2026-05-19T03:41:00Z"/>
-              </w:rPr>
-            </w:pPr>
-            <w:ins w:id="311" w:author="治輝 齋藤" w:date="2026-05-19T12:41:00Z" w16du:dateUtc="2026-05-19T03:41:00Z">
+                <w:ins w:id="325" w:author="治輝 齋藤" w:date="2026-05-19T12:41:00Z" w16du:dateUtc="2026-05-19T03:41:00Z"/>
+              </w:rPr>
+            </w:pPr>
+            <w:ins w:id="326" w:author="治輝 齋藤" w:date="2026-05-19T12:41:00Z" w16du:dateUtc="2026-05-19T03:41:00Z">
               <w:r>
                 <w:rPr>
                   <w:b/>
@@ -11637,7 +11741,7 @@
       </w:tr>
       <w:tr>
         <w:trPr>
-          <w:ins w:id="312" w:author="治輝 齋藤" w:date="2026-05-19T12:41:00Z"/>
+          <w:ins w:id="327" w:author="治輝 齋藤" w:date="2026-05-19T12:41:00Z"/>
         </w:trPr>
         <w:tc>
           <w:tcPr>
@@ -11647,10 +11751,10 @@
             <w:pPr>
               <w:spacing w:before="36" w:after="36"/>
               <w:rPr>
-                <w:ins w:id="313" w:author="治輝 齋藤" w:date="2026-05-19T12:41:00Z" w16du:dateUtc="2026-05-19T03:41:00Z"/>
-              </w:rPr>
-            </w:pPr>
-            <w:ins w:id="314" w:author="治輝 齋藤" w:date="2026-05-19T12:41:00Z" w16du:dateUtc="2026-05-19T03:41:00Z">
+                <w:ins w:id="328" w:author="治輝 齋藤" w:date="2026-05-19T12:41:00Z" w16du:dateUtc="2026-05-19T03:41:00Z"/>
+              </w:rPr>
+            </w:pPr>
+            <w:ins w:id="329" w:author="治輝 齋藤" w:date="2026-05-19T12:41:00Z" w16du:dateUtc="2026-05-19T03:41:00Z">
               <w:r>
                 <w:rPr>
                   <w:rFonts w:ascii="Consolas" w:hAnsi="Consolas"/>
@@ -11673,10 +11777,10 @@
             <w:pPr>
               <w:spacing w:before="36" w:after="36"/>
               <w:rPr>
-                <w:ins w:id="315" w:author="治輝 齋藤" w:date="2026-05-19T12:41:00Z" w16du:dateUtc="2026-05-19T03:41:00Z"/>
-              </w:rPr>
-            </w:pPr>
-            <w:ins w:id="316" w:author="治輝 齋藤" w:date="2026-05-19T12:41:00Z" w16du:dateUtc="2026-05-19T03:41:00Z">
+                <w:ins w:id="330" w:author="治輝 齋藤" w:date="2026-05-19T12:41:00Z" w16du:dateUtc="2026-05-19T03:41:00Z"/>
+              </w:rPr>
+            </w:pPr>
+            <w:ins w:id="331" w:author="治輝 齋藤" w:date="2026-05-19T12:41:00Z" w16du:dateUtc="2026-05-19T03:41:00Z">
               <w:r>
                 <w:rPr>
                   <w:b/>
@@ -11695,10 +11799,10 @@
             <w:pPr>
               <w:spacing w:before="36" w:after="36"/>
               <w:rPr>
-                <w:ins w:id="317" w:author="治輝 齋藤" w:date="2026-05-19T12:41:00Z" w16du:dateUtc="2026-05-19T03:41:00Z"/>
-              </w:rPr>
-            </w:pPr>
-            <w:ins w:id="318" w:author="治輝 齋藤" w:date="2026-05-19T12:41:00Z" w16du:dateUtc="2026-05-19T03:41:00Z">
+                <w:ins w:id="332" w:author="治輝 齋藤" w:date="2026-05-19T12:41:00Z" w16du:dateUtc="2026-05-19T03:41:00Z"/>
+              </w:rPr>
+            </w:pPr>
+            <w:ins w:id="333" w:author="治輝 齋藤" w:date="2026-05-19T12:41:00Z" w16du:dateUtc="2026-05-19T03:41:00Z">
               <w:r>
                 <w:rPr>
                   <w:b/>
@@ -11715,10 +11819,10 @@
       <w:pPr>
         <w:pStyle w:val="2"/>
         <w:rPr>
-          <w:ins w:id="319" w:author="治輝 齋藤" w:date="2026-05-19T12:41:00Z" w16du:dateUtc="2026-05-19T03:41:00Z"/>
-        </w:rPr>
-      </w:pPr>
-      <w:ins w:id="320" w:author="治輝 齋藤" w:date="2026-05-19T12:41:00Z" w16du:dateUtc="2026-05-19T03:41:00Z">
+          <w:ins w:id="334" w:author="治輝 齋藤" w:date="2026-05-19T12:41:00Z" w16du:dateUtc="2026-05-19T03:41:00Z"/>
+        </w:rPr>
+      </w:pPr>
+      <w:ins w:id="335" w:author="治輝 齋藤" w:date="2026-05-19T12:41:00Z" w16du:dateUtc="2026-05-19T03:41:00Z">
         <w:r>
           <w:rPr>
             <w:rFonts w:asciiTheme="minorHAnsi" w:eastAsiaTheme="minorEastAsia" w:hAnsiTheme="minorHAnsi" w:cstheme="minorBidi"/>
@@ -11786,14 +11890,14 @@
           </w:rPr>
           <w:t xml:space="preserve"> &lt; 0.05 (conventional model-based standard errors). These results are sensitivity analyses only.</w:t>
         </w:r>
-        <w:commentRangeEnd w:id="290"/>
+        <w:commentRangeEnd w:id="305"/>
         <w:r>
           <w:rPr>
             <w:rStyle w:val="af2"/>
             <w:rFonts w:asciiTheme="minorHAnsi" w:eastAsiaTheme="minorEastAsia" w:hAnsiTheme="minorHAnsi" w:cstheme="minorBidi"/>
             <w:color w:val="auto"/>
           </w:rPr>
-          <w:commentReference w:id="290"/>
+          <w:commentReference w:id="305"/>
         </w:r>
       </w:ins>
     </w:p>
@@ -11801,7 +11905,7 @@
       <w:pPr>
         <w:pStyle w:val="a0"/>
         <w:rPr>
-          <w:del w:id="321" w:author="治輝 齋藤" w:date="2026-05-19T12:41:00Z" w16du:dateUtc="2026-05-19T03:41:00Z"/>
+          <w:del w:id="336" w:author="治輝 齋藤" w:date="2026-05-19T12:41:00Z" w16du:dateUtc="2026-05-19T03:41:00Z"/>
         </w:rPr>
       </w:pPr>
     </w:p>
@@ -11809,10 +11913,10 @@
       <w:pPr>
         <w:pStyle w:val="a0"/>
         <w:rPr>
-          <w:del w:id="322" w:author="治輝 齋藤" w:date="2026-05-19T12:41:00Z" w16du:dateUtc="2026-05-19T03:41:00Z"/>
-        </w:rPr>
-      </w:pPr>
-      <w:del w:id="323" w:author="治輝 齋藤" w:date="2026-05-19T12:41:00Z" w16du:dateUtc="2026-05-19T03:41:00Z">
+          <w:del w:id="337" w:author="治輝 齋藤" w:date="2026-05-19T12:41:00Z" w16du:dateUtc="2026-05-19T03:41:00Z"/>
+        </w:rPr>
+      </w:pPr>
+      <w:del w:id="338" w:author="治輝 齋藤" w:date="2026-05-19T12:41:00Z" w16du:dateUtc="2026-05-19T03:41:00Z">
         <w:r>
           <w:pict w14:anchorId="657FDAF1">
             <v:rect id="_x0000_i1041" style="width:0;height:1.5pt" o:hralign="center" o:hrstd="t" o:hr="t"/>
@@ -11829,8 +11933,8 @@
           <w:szCs w:val="32"/>
         </w:rPr>
       </w:pPr>
-      <w:bookmarkStart w:id="324" w:name="figure-legends"/>
-      <w:bookmarkEnd w:id="284"/>
+      <w:bookmarkStart w:id="339" w:name="figure-legends"/>
+      <w:bookmarkEnd w:id="299"/>
       <w:r>
         <w:br w:type="page"/>
       </w:r>
@@ -12032,8 +12136,8 @@
           <w:szCs w:val="32"/>
         </w:rPr>
       </w:pPr>
-      <w:bookmarkStart w:id="325" w:name="figure-1"/>
-      <w:bookmarkEnd w:id="324"/>
+      <w:bookmarkStart w:id="340" w:name="figure-1"/>
+      <w:bookmarkEnd w:id="339"/>
       <w:r>
         <w:br w:type="page"/>
       </w:r>
@@ -12136,8 +12240,8 @@
       <w:pPr>
         <w:pStyle w:val="2"/>
       </w:pPr>
-      <w:bookmarkStart w:id="326" w:name="figure-2"/>
-      <w:bookmarkEnd w:id="325"/>
+      <w:bookmarkStart w:id="341" w:name="figure-2"/>
+      <w:bookmarkEnd w:id="340"/>
       <w:r>
         <w:t>Figure 2</w:t>
       </w:r>
@@ -12148,8 +12252,8 @@
       </w:pPr>
     </w:p>
     <w:p>
-      <w:bookmarkStart w:id="327" w:name="figure-3"/>
-      <w:bookmarkEnd w:id="326"/>
+      <w:bookmarkStart w:id="342" w:name="figure-3"/>
+      <w:bookmarkEnd w:id="341"/>
       <w:r>
         <w:br w:type="page"/>
       </w:r>
@@ -12236,8 +12340,8 @@
           <w:szCs w:val="32"/>
         </w:rPr>
       </w:pPr>
-      <w:bookmarkStart w:id="328" w:name="figure-4"/>
-      <w:bookmarkEnd w:id="327"/>
+      <w:bookmarkStart w:id="343" w:name="figure-4"/>
+      <w:bookmarkEnd w:id="342"/>
       <w:r>
         <w:br w:type="page"/>
       </w:r>
@@ -12340,8 +12444,8 @@
       <w:pPr>
         <w:pStyle w:val="2"/>
       </w:pPr>
-      <w:bookmarkStart w:id="329" w:name="figure-5"/>
-      <w:bookmarkEnd w:id="328"/>
+      <w:bookmarkStart w:id="344" w:name="figure-5"/>
+      <w:bookmarkEnd w:id="343"/>
       <w:r>
         <w:t xml:space="preserve">Figure </w:t>
       </w:r>
@@ -12373,8 +12477,8 @@
       <w:pPr>
         <w:pStyle w:val="2"/>
       </w:pPr>
-      <w:bookmarkStart w:id="330" w:name="figure-6"/>
-      <w:bookmarkEnd w:id="329"/>
+      <w:bookmarkStart w:id="345" w:name="figure-6"/>
+      <w:bookmarkEnd w:id="344"/>
       <w:r>
         <w:t xml:space="preserve">Figure </w:t>
       </w:r>
@@ -12386,8 +12490,8 @@
         <w:t>5</w:t>
       </w:r>
     </w:p>
-    <w:bookmarkEnd w:id="280"/>
-    <w:bookmarkEnd w:id="330"/>
+    <w:bookmarkEnd w:id="295"/>
+    <w:bookmarkEnd w:id="345"/>
     <w:p>
       <w:pPr>
         <w:pStyle w:val="FirstParagraph"/>
@@ -13172,7 +13276,7 @@
       </w:r>
     </w:p>
   </w:comment>
-  <w:comment w:id="54" w:author="治輝 齋藤" w:date="2026-05-19T20:36:00Z" w:initials="治齋">
+  <w:comment w:id="60" w:author="治輝 齋藤" w:date="2026-05-19T20:36:00Z" w:initials="治齋">
     <w:p>
       <w:pPr>
         <w:pStyle w:val="af3"/>
@@ -13244,7 +13348,7 @@
       </w:r>
     </w:p>
   </w:comment>
-  <w:comment w:id="56" w:author="山岸良匡" w:date="2026-05-18T18:54:00Z" w:initials="山">
+  <w:comment w:id="64" w:author="山岸良匡" w:date="2026-05-18T18:54:00Z" w:initials="山">
     <w:p>
       <w:pPr>
         <w:pStyle w:val="af3"/>
@@ -13280,7 +13384,7 @@
       </w:r>
     </w:p>
   </w:comment>
-  <w:comment w:id="61" w:author="山岸良匡" w:date="2026-05-18T18:54:00Z" w:initials="山">
+  <w:comment w:id="65" w:author="治輝 齋藤" w:date="2026-05-19T22:21:00Z" w:initials="治齋">
     <w:p>
       <w:pPr>
         <w:pStyle w:val="af3"/>
@@ -13299,11 +13403,55 @@
           <w:rFonts w:hint="eastAsia"/>
           <w:lang w:eastAsia="ja-JP"/>
         </w:rPr>
+        <w:t>Discussion</w:t>
+      </w:r>
+      <w:r>
+        <w:rPr>
+          <w:rFonts w:hint="eastAsia"/>
+          <w:lang w:eastAsia="ja-JP"/>
+        </w:rPr>
+        <w:t xml:space="preserve"> </w:t>
+      </w:r>
+      <w:r>
+        <w:rPr>
+          <w:rFonts w:hint="eastAsia"/>
+          <w:lang w:eastAsia="ja-JP"/>
+        </w:rPr>
+        <w:t>で使われている表現</w:t>
+      </w:r>
+      <w:r>
+        <w:rPr>
+          <w:rFonts w:hint="eastAsia"/>
+          <w:lang w:eastAsia="ja-JP"/>
+        </w:rPr>
+        <w:t>に倣い、該当箇所の記載を修正しました。</w:t>
+      </w:r>
+    </w:p>
+  </w:comment>
+  <w:comment w:id="72" w:author="山岸良匡" w:date="2026-05-18T18:54:00Z" w:initials="山">
+    <w:p>
+      <w:pPr>
+        <w:pStyle w:val="af3"/>
+        <w:rPr>
+          <w:lang w:eastAsia="ja-JP"/>
+        </w:rPr>
+      </w:pPr>
+      <w:r>
+        <w:rPr>
+          <w:rStyle w:val="af2"/>
+        </w:rPr>
+        <w:annotationRef/>
+      </w:r>
+      <w:r>
+        <w:rPr>
+          <w:rFonts w:hint="eastAsia"/>
+          <w:lang w:eastAsia="ja-JP"/>
+        </w:rPr>
         <w:t>これもこれだけだと何かがよくわからないと思います。何で調整したのかも書く必要があります。</w:t>
       </w:r>
     </w:p>
   </w:comment>
-  <w:comment w:id="69" w:author="治輝 齋藤" w:date="2026-05-19T20:39:00Z" w:initials="治齋">
+  <w:comment w:id="84" w:author="治輝 齋藤" w:date="2026-05-19T20:39:00Z" w:initials="治齋">
     <w:p>
       <w:pPr>
         <w:pStyle w:val="af3"/>
@@ -13377,7 +13525,7 @@
       </w:r>
     </w:p>
   </w:comment>
-  <w:comment w:id="73" w:author="山岸良匡" w:date="2026-05-18T23:44:00Z" w:initials="山">
+  <w:comment w:id="88" w:author="山岸良匡" w:date="2026-05-18T23:44:00Z" w:initials="山">
     <w:p>
       <w:pPr>
         <w:pStyle w:val="af3"/>
@@ -13400,7 +13548,7 @@
       </w:r>
     </w:p>
   </w:comment>
-  <w:comment w:id="76" w:author="山岸良匡" w:date="2026-05-18T19:10:00Z" w:initials="山">
+  <w:comment w:id="91" w:author="山岸良匡" w:date="2026-05-18T19:10:00Z" w:initials="山">
     <w:p>
       <w:pPr>
         <w:pStyle w:val="af3"/>
@@ -13423,7 +13571,7 @@
       </w:r>
     </w:p>
   </w:comment>
-  <w:comment w:id="77" w:author="治輝 齋藤" w:date="2026-05-19T20:43:00Z" w:initials="治齋">
+  <w:comment w:id="92" w:author="治輝 齋藤" w:date="2026-05-19T20:43:00Z" w:initials="治齋">
     <w:p>
       <w:pPr>
         <w:pStyle w:val="af3"/>
@@ -13474,7 +13622,7 @@
       </w:r>
     </w:p>
   </w:comment>
-  <w:comment w:id="87" w:author="山岸良匡" w:date="2026-05-18T19:14:00Z" w:initials="山">
+  <w:comment w:id="102" w:author="山岸良匡" w:date="2026-05-18T19:14:00Z" w:initials="山">
     <w:p>
       <w:pPr>
         <w:pStyle w:val="af3"/>
@@ -13539,7 +13687,7 @@
       </w:r>
     </w:p>
   </w:comment>
-  <w:comment w:id="88" w:author="治輝 齋藤" w:date="2026-05-19T20:44:00Z" w:initials="治齋">
+  <w:comment w:id="103" w:author="治輝 齋藤" w:date="2026-05-19T20:44:00Z" w:initials="治齋">
     <w:p>
       <w:pPr>
         <w:pStyle w:val="af3"/>
@@ -13599,7 +13747,7 @@
       </w:r>
     </w:p>
   </w:comment>
-  <w:comment w:id="90" w:author="治輝 齋藤" w:date="2026-05-19T20:47:00Z" w:initials="治齋">
+  <w:comment w:id="105" w:author="治輝 齋藤" w:date="2026-05-19T20:47:00Z" w:initials="治齋">
     <w:p>
       <w:pPr>
         <w:pStyle w:val="af3"/>
@@ -13636,7 +13784,7 @@
       </w:r>
     </w:p>
   </w:comment>
-  <w:comment w:id="104" w:author="治輝 齋藤" w:date="2026-05-19T20:54:00Z" w:initials="治齋">
+  <w:comment w:id="119" w:author="治輝 齋藤" w:date="2026-05-19T20:54:00Z" w:initials="治齋">
     <w:p>
       <w:pPr>
         <w:pStyle w:val="af3"/>
@@ -13680,7 +13828,7 @@
       </w:r>
     </w:p>
   </w:comment>
-  <w:comment w:id="130" w:author="山岸良匡" w:date="2026-05-18T19:19:00Z" w:initials="山">
+  <w:comment w:id="145" w:author="山岸良匡" w:date="2026-05-18T19:19:00Z" w:initials="山">
     <w:p>
       <w:pPr>
         <w:pStyle w:val="af3"/>
@@ -13716,7 +13864,7 @@
       </w:r>
     </w:p>
   </w:comment>
-  <w:comment w:id="133" w:author="治輝 齋藤" w:date="2026-04-30T18:01:00Z" w:initials="治齋">
+  <w:comment w:id="148" w:author="治輝 齋藤" w:date="2026-04-30T18:01:00Z" w:initials="治齋">
     <w:p>
       <w:pPr>
         <w:pStyle w:val="af3"/>
@@ -13753,7 +13901,7 @@
       </w:r>
     </w:p>
   </w:comment>
-  <w:comment w:id="136" w:author="治輝 齋藤" w:date="2026-04-30T18:02:00Z" w:initials="治齋">
+  <w:comment w:id="151" w:author="治輝 齋藤" w:date="2026-04-30T18:02:00Z" w:initials="治齋">
     <w:p>
       <w:pPr>
         <w:pStyle w:val="af3"/>
@@ -13818,7 +13966,7 @@
       </w:r>
     </w:p>
   </w:comment>
-  <w:comment w:id="138" w:author="治輝 齋藤" w:date="2026-04-30T20:24:00Z" w:initials="治齋">
+  <w:comment w:id="153" w:author="治輝 齋藤" w:date="2026-04-30T20:24:00Z" w:initials="治齋">
     <w:p>
       <w:pPr>
         <w:pStyle w:val="af3"/>
@@ -13938,7 +14086,7 @@
       </w:r>
     </w:p>
   </w:comment>
-  <w:comment w:id="153" w:author="山岸良匡" w:date="2026-05-18T19:23:00Z" w:initials="山">
+  <w:comment w:id="168" w:author="山岸良匡" w:date="2026-05-18T19:23:00Z" w:initials="山">
     <w:p>
       <w:pPr>
         <w:pStyle w:val="af3"/>
@@ -13961,7 +14109,7 @@
       </w:r>
     </w:p>
   </w:comment>
-  <w:comment w:id="157" w:author="山岸良匡" w:date="2026-05-18T19:28:00Z" w:initials="山">
+  <w:comment w:id="172" w:author="山岸良匡" w:date="2026-05-18T19:28:00Z" w:initials="山">
     <w:p>
       <w:pPr>
         <w:pStyle w:val="af3"/>
@@ -14005,7 +14153,7 @@
       </w:r>
     </w:p>
   </w:comment>
-  <w:comment w:id="158" w:author="山岸良匡" w:date="2026-05-18T19:31:00Z" w:initials="山">
+  <w:comment w:id="173" w:author="山岸良匡" w:date="2026-05-18T19:31:00Z" w:initials="山">
     <w:p>
       <w:pPr>
         <w:pStyle w:val="af3"/>
@@ -14048,7 +14196,7 @@
       </w:r>
     </w:p>
   </w:comment>
-  <w:comment w:id="161" w:author="山岸良匡" w:date="2026-05-18T19:35:00Z" w:initials="山">
+  <w:comment w:id="176" w:author="山岸良匡" w:date="2026-05-18T19:35:00Z" w:initials="山">
     <w:p>
       <w:pPr>
         <w:pStyle w:val="af3"/>
@@ -14071,7 +14219,7 @@
       </w:r>
     </w:p>
   </w:comment>
-  <w:comment w:id="162" w:author="治輝 齋藤" w:date="2026-04-30T20:30:00Z" w:initials="治齋">
+  <w:comment w:id="177" w:author="治輝 齋藤" w:date="2026-04-30T20:30:00Z" w:initials="治齋">
     <w:p>
       <w:pPr>
         <w:pStyle w:val="af3"/>
@@ -14194,7 +14342,7 @@
       </w:r>
     </w:p>
   </w:comment>
-  <w:comment w:id="163" w:author="山岸良匡" w:date="2026-05-18T19:37:00Z" w:initials="山">
+  <w:comment w:id="178" w:author="山岸良匡" w:date="2026-05-18T19:37:00Z" w:initials="山">
     <w:p>
       <w:pPr>
         <w:pStyle w:val="af3"/>
@@ -14238,7 +14386,7 @@
       </w:r>
     </w:p>
   </w:comment>
-  <w:comment w:id="168" w:author="治輝 齋藤" w:date="2026-04-30T19:12:00Z" w:initials="治齋">
+  <w:comment w:id="183" w:author="治輝 齋藤" w:date="2026-04-30T19:12:00Z" w:initials="治齋">
     <w:p>
       <w:pPr>
         <w:pStyle w:val="af3"/>
@@ -14301,7 +14449,7 @@
       </w:r>
     </w:p>
   </w:comment>
-  <w:comment w:id="171" w:author="山岸良匡" w:date="2026-05-18T19:39:00Z" w:initials="山">
+  <w:comment w:id="186" w:author="山岸良匡" w:date="2026-05-18T19:39:00Z" w:initials="山">
     <w:p>
       <w:pPr>
         <w:pStyle w:val="af3"/>
@@ -14330,7 +14478,7 @@
       </w:r>
     </w:p>
   </w:comment>
-  <w:comment w:id="172" w:author="山岸良匡" w:date="2026-05-18T19:40:00Z" w:initials="山">
+  <w:comment w:id="187" w:author="山岸良匡" w:date="2026-05-18T19:40:00Z" w:initials="山">
     <w:p>
       <w:pPr>
         <w:pStyle w:val="af3"/>
@@ -14366,7 +14514,7 @@
       </w:r>
     </w:p>
   </w:comment>
-  <w:comment w:id="173" w:author="山岸良匡" w:date="2026-05-18T19:42:00Z" w:initials="山">
+  <w:comment w:id="188" w:author="山岸良匡" w:date="2026-05-18T19:42:00Z" w:initials="山">
     <w:p>
       <w:pPr>
         <w:pStyle w:val="af3"/>
@@ -14389,7 +14537,7 @@
       </w:r>
     </w:p>
   </w:comment>
-  <w:comment w:id="175" w:author="治輝 齋藤" w:date="2026-04-30T19:29:00Z" w:initials="治齋">
+  <w:comment w:id="190" w:author="治輝 齋藤" w:date="2026-04-30T19:29:00Z" w:initials="治齋">
     <w:p>
       <w:pPr>
         <w:pStyle w:val="af3"/>
@@ -14456,7 +14604,7 @@
       </w:r>
     </w:p>
   </w:comment>
-  <w:comment w:id="190" w:author="治輝 齋藤" w:date="2026-04-30T20:52:00Z" w:initials="治齋">
+  <w:comment w:id="205" w:author="治輝 齋藤" w:date="2026-04-30T20:52:00Z" w:initials="治齋">
     <w:p>
       <w:pPr>
         <w:pStyle w:val="af3"/>
@@ -14507,7 +14655,7 @@
       </w:r>
     </w:p>
   </w:comment>
-  <w:comment w:id="201" w:author="治輝 齋藤" w:date="2026-04-30T20:56:00Z" w:initials="治齋">
+  <w:comment w:id="216" w:author="治輝 齋藤" w:date="2026-04-30T20:56:00Z" w:initials="治齋">
     <w:p>
       <w:pPr>
         <w:pStyle w:val="af3"/>
@@ -14551,7 +14699,7 @@
       </w:r>
     </w:p>
   </w:comment>
-  <w:comment w:id="209" w:author="治輝 齋藤" w:date="2026-04-30T21:00:00Z" w:initials="治齋">
+  <w:comment w:id="224" w:author="治輝 齋藤" w:date="2026-04-30T21:00:00Z" w:initials="治齋">
     <w:p>
       <w:pPr>
         <w:pStyle w:val="af3"/>
@@ -14588,7 +14736,7 @@
       </w:r>
     </w:p>
   </w:comment>
-  <w:comment w:id="227" w:author="治輝 齋藤" w:date="2026-04-30T20:33:00Z" w:initials="治齋">
+  <w:comment w:id="242" w:author="治輝 齋藤" w:date="2026-04-30T20:33:00Z" w:initials="治齋">
     <w:p>
       <w:pPr>
         <w:pStyle w:val="af3"/>
@@ -14667,7 +14815,7 @@
       </w:r>
     </w:p>
   </w:comment>
-  <w:comment w:id="230" w:author="山岸良匡" w:date="2026-05-18T19:51:00Z" w:initials="山">
+  <w:comment w:id="245" w:author="山岸良匡" w:date="2026-05-18T19:51:00Z" w:initials="山">
     <w:p>
       <w:pPr>
         <w:pStyle w:val="af3"/>
@@ -14722,7 +14870,7 @@
       </w:r>
     </w:p>
   </w:comment>
-  <w:comment w:id="233" w:author="治輝 齋藤" w:date="2026-04-30T18:41:00Z" w:initials="治齋">
+  <w:comment w:id="248" w:author="治輝 齋藤" w:date="2026-04-30T18:41:00Z" w:initials="治齋">
     <w:p>
       <w:pPr>
         <w:pStyle w:val="af3"/>
@@ -14821,7 +14969,7 @@
       </w:r>
     </w:p>
   </w:comment>
-  <w:comment w:id="236" w:author="山岸良匡" w:date="2026-05-18T19:56:00Z" w:initials="山">
+  <w:comment w:id="251" w:author="山岸良匡" w:date="2026-05-18T19:56:00Z" w:initials="山">
     <w:p>
       <w:pPr>
         <w:pStyle w:val="af3"/>
@@ -14844,7 +14992,7 @@
       </w:r>
     </w:p>
   </w:comment>
-  <w:comment w:id="240" w:author="治輝 齋藤" w:date="2026-04-30T18:04:00Z" w:initials="治齋">
+  <w:comment w:id="255" w:author="治輝 齋藤" w:date="2026-04-30T18:04:00Z" w:initials="治齋">
     <w:p>
       <w:pPr>
         <w:pStyle w:val="af3"/>
@@ -14937,7 +15085,7 @@
       </w:r>
     </w:p>
   </w:comment>
-  <w:comment w:id="245" w:author="治輝 齋藤" w:date="2026-04-30T18:09:00Z" w:initials="治齋">
+  <w:comment w:id="260" w:author="治輝 齋藤" w:date="2026-04-30T18:09:00Z" w:initials="治齋">
     <w:p>
       <w:pPr>
         <w:pStyle w:val="af3"/>
@@ -14988,7 +15136,7 @@
       </w:r>
     </w:p>
   </w:comment>
-  <w:comment w:id="247" w:author="治輝 齋藤" w:date="2026-04-30T20:37:00Z" w:initials="治齋">
+  <w:comment w:id="262" w:author="治輝 齋藤" w:date="2026-04-30T20:37:00Z" w:initials="治齋">
     <w:p>
       <w:pPr>
         <w:pStyle w:val="af3"/>
@@ -15046,7 +15194,7 @@
       </w:r>
     </w:p>
   </w:comment>
-  <w:comment w:id="253" w:author="治輝 齋藤" w:date="2026-04-30T18:46:00Z" w:initials="治齋">
+  <w:comment w:id="268" w:author="治輝 齋藤" w:date="2026-04-30T18:46:00Z" w:initials="治齋">
     <w:p>
       <w:pPr>
         <w:pStyle w:val="af3"/>
@@ -15111,7 +15259,7 @@
       </w:r>
     </w:p>
   </w:comment>
-  <w:comment w:id="260" w:author="治輝 齋藤" w:date="2026-05-01T13:08:00Z" w:initials="治齋">
+  <w:comment w:id="275" w:author="治輝 齋藤" w:date="2026-05-01T13:08:00Z" w:initials="治齋">
     <w:p>
       <w:pPr>
         <w:pStyle w:val="af3"/>
@@ -15162,7 +15310,7 @@
       </w:r>
     </w:p>
   </w:comment>
-  <w:comment w:id="272" w:author="治輝 齋藤" w:date="2026-04-30T19:20:00Z" w:initials="治齋">
+  <w:comment w:id="287" w:author="治輝 齋藤" w:date="2026-04-30T19:20:00Z" w:initials="治齋">
     <w:p>
       <w:pPr>
         <w:pStyle w:val="af3"/>
@@ -15213,7 +15361,7 @@
       </w:r>
     </w:p>
   </w:comment>
-  <w:comment w:id="276" w:author="治輝 齋藤" w:date="2026-05-01T13:12:00Z" w:initials="治齋">
+  <w:comment w:id="291" w:author="治輝 齋藤" w:date="2026-05-01T13:12:00Z" w:initials="治齋">
     <w:p>
       <w:pPr>
         <w:pStyle w:val="af3"/>
@@ -15292,7 +15440,7 @@
       </w:r>
     </w:p>
   </w:comment>
-  <w:comment w:id="290" w:author="治輝 齋藤" w:date="2026-05-01T14:29:00Z" w:initials="治齋">
+  <w:comment w:id="305" w:author="治輝 齋藤" w:date="2026-05-01T14:29:00Z" w:initials="治齋">
     <w:p>
       <w:pPr>
         <w:pStyle w:val="af3"/>
@@ -15371,6 +15519,7 @@
   <w15:commentEx w15:paraId="602C9FFE" w15:paraIdParent="3C61C1A1" w15:done="0"/>
   <w15:commentEx w15:paraId="4CFF8D02" w15:done="0"/>
   <w15:commentEx w15:paraId="4FA4532D" w15:done="0"/>
+  <w15:commentEx w15:paraId="514C5BEC" w15:paraIdParent="4FA4532D" w15:done="0"/>
   <w15:commentEx w15:paraId="70789A25" w15:done="0"/>
   <w15:commentEx w15:paraId="3ACBC0AD" w15:done="0"/>
   <w15:commentEx w15:paraId="50E41A7C" w15:done="0"/>
@@ -15425,6 +15574,7 @@
   <w16cex:commentExtensible w16cex:durableId="289E2139" w16cex:dateUtc="2026-05-19T13:15:00Z"/>
   <w16cex:commentExtensible w16cex:durableId="6714CD1B" w16cex:dateUtc="2026-05-19T11:36:00Z"/>
   <w16cex:commentExtensible w16cex:durableId="34ADD098" w16cex:dateUtc="2026-05-18T09:54:00Z"/>
+  <w16cex:commentExtensible w16cex:durableId="2791D779" w16cex:dateUtc="2026-05-19T13:21:00Z"/>
   <w16cex:commentExtensible w16cex:durableId="09ECE11A" w16cex:dateUtc="2026-05-18T09:54:00Z"/>
   <w16cex:commentExtensible w16cex:durableId="12C676FC" w16cex:dateUtc="2026-05-19T11:39:00Z"/>
   <w16cex:commentExtensible w16cex:durableId="3C2E0BEC" w16cex:dateUtc="2026-05-18T14:44:00Z"/>
@@ -15479,6 +15629,7 @@
   <w16cid:commentId w16cid:paraId="602C9FFE" w16cid:durableId="289E2139"/>
   <w16cid:commentId w16cid:paraId="4CFF8D02" w16cid:durableId="6714CD1B"/>
   <w16cid:commentId w16cid:paraId="4FA4532D" w16cid:durableId="34ADD098"/>
+  <w16cid:commentId w16cid:paraId="514C5BEC" w16cid:durableId="2791D779"/>
   <w16cid:commentId w16cid:paraId="70789A25" w16cid:durableId="09ECE11A"/>
   <w16cid:commentId w16cid:paraId="3ACBC0AD" w16cid:durableId="12C676FC"/>
   <w16cid:commentId w16cid:paraId="50E41A7C" w16cid:durableId="3C2E0BEC"/>
@@ -15525,12 +15676,12 @@
 <w:numbering xmlns:wpc="http://schemas.microsoft.com/office/word/2010/wordprocessingCanvas" xmlns:cx="http://schemas.microsoft.com/office/drawing/2014/chartex" xmlns:cx1="http://schemas.microsoft.com/office/drawing/2015/9/8/chartex" xmlns:cx2="http://schemas.microsoft.com/office/drawing/2015/10/21/chartex" xmlns:cx3="http://schemas.microsoft.com/office/drawing/2016/5/9/chartex" xmlns:cx4="http://schemas.microsoft.com/office/drawing/2016/5/10/chartex" xmlns:cx5="http://schemas.microsoft.com/office/drawing/2016/5/11/chartex" xmlns:cx6="http://schemas.microsoft.com/office/drawing/2016/5/12/chartex" xmlns:cx7="http://schemas.microsoft.com/office/drawing/2016/5/13/chartex" xmlns:cx8="http://schemas.microsoft.com/office/drawing/2016/5/14/chartex" xmlns:mc="http://schemas.openxmlformats.org/markup-compatibility/2006" xmlns:aink="http://schemas.microsoft.com/office/drawing/2016/ink" xmlns:am3d="http://schemas.microsoft.com/office/drawing/2017/model3d" xmlns:o="urn:schemas-microsoft-com:office:office" xmlns:oel="http://schemas.microsoft.com/office/2019/extlst" xmlns:r="http://schemas.openxmlformats.org/officeDocument/2006/relationships" xmlns:m="http://schemas.openxmlformats.org/officeDocument/2006/math" xmlns:v="urn:schemas-microsoft-com:vml" xmlns:wp14="http://schemas.microsoft.com/office/word/2010/wordprocessingDrawing" xmlns:wp="http://schemas.openxmlformats.org/drawingml/2006/wordprocessingDrawing" xmlns:w10="urn:schemas-microsoft-com:office:word" xmlns:w="http://schemas.openxmlformats.org/wordprocessingml/2006/main" xmlns:w14="http://schemas.microsoft.com/office/word/2010/wordml" xmlns:w15="http://schemas.microsoft.com/office/word/2012/wordml" xmlns:w16cex="http://schemas.microsoft.com/office/word/2018/wordml/cex" xmlns:w16cid="http://schemas.microsoft.com/office/word/2016/wordml/cid" xmlns:w16="http://schemas.microsoft.com/office/word/2018/wordml" xmlns:w16du="http://schemas.microsoft.com/office/word/2023/wordml/word16du" xmlns:w16sdtdh="http://schemas.microsoft.com/office/word/2020/wordml/sdtdatahash" xmlns:w16sdtfl="http://schemas.microsoft.com/office/word/2024/wordml/sdtformatlock" xmlns:w16se="http://schemas.microsoft.com/office/word/2015/wordml/symex" xmlns:wpg="http://schemas.microsoft.com/office/word/2010/wordprocessingGroup" xmlns:wpi="http://schemas.microsoft.com/office/word/2010/wordprocessingInk" xmlns:wne="http://schemas.microsoft.com/office/word/2006/wordml" xmlns:wps="http://schemas.microsoft.com/office/word/2010/wordprocessingShape" mc:Ignorable="w14 w15 w16se w16cid w16 w16cex w16sdtdh w16sdtfl w16du wp14">
   <w:numPicBullet w:numPicBulletId="0">
     <w:pict>
-      <v:rect id="_x0000_i1072" style="width:0;height:1.5pt" o:hralign="center" o:bullet="t" o:hrstd="t" o:hr="t"/>
+      <v:rect id="_x0000_i1076" style="width:0;height:1.5pt" o:hralign="center" o:bullet="t" o:hrstd="t" o:hr="t"/>
     </w:pict>
   </w:numPicBullet>
   <w:numPicBullet w:numPicBulletId="1">
     <w:pict>
-      <v:rect id="_x0000_i1073" style="width:0;height:1.5pt" o:hralign="center" o:bullet="t" o:hrstd="t" o:hr="t"/>
+      <v:rect id="_x0000_i1077" style="width:0;height:1.5pt" o:hralign="center" o:bullet="t" o:hrstd="t" o:hr="t"/>
     </w:pict>
   </w:numPicBullet>
   <w:abstractNum w:abstractNumId="0" w15:restartNumberingAfterBreak="0">

--- a/04_Manuscripts/Manuscript_slope_fracture_20260425_saito0430-1_saito0519.docx
+++ b/04_Manuscripts/Manuscript_slope_fracture_20260425_saito0430-1_saito0519.docx
@@ -702,7 +702,11 @@
       </w:del>
       <w:ins w:id="70" w:author="治輝 齋藤" w:date="2026-05-19T21:18:00Z" w16du:dateUtc="2026-05-19T12:18:00Z">
         <w:r>
-          <w:t>After covariate adjustment</w:t>
+          <w:t xml:space="preserve">After </w:t>
+        </w:r>
+        <w:proofErr w:type="spellStart"/>
+        <w:r>
+          <w:t>adjustment</w:t>
         </w:r>
       </w:ins>
       <w:del w:id="71" w:author="治輝 齋藤" w:date="2026-05-19T21:19:00Z" w16du:dateUtc="2026-05-19T12:19:00Z">
@@ -710,11 +714,21 @@
           <w:delText xml:space="preserve"> </w:delText>
         </w:r>
         <w:commentRangeStart w:id="72"/>
+        <w:commentRangeStart w:id="73"/>
         <w:r>
           <w:delText>in adjusted models</w:delText>
         </w:r>
       </w:del>
-      <w:ins w:id="73" w:author="治輝 齋藤" w:date="2026-05-19T21:19:00Z" w16du:dateUtc="2026-05-19T12:19:00Z">
+      <w:ins w:id="74" w:author="治輝 齋藤" w:date="2026-05-19T22:30:00Z" w16du:dateUtc="2026-05-19T13:30:00Z">
+        <w:r>
+          <w:t>for</w:t>
+        </w:r>
+        <w:proofErr w:type="spellEnd"/>
+        <w:r>
+          <w:t xml:space="preserve"> aging rate, fast walking rate, and population density</w:t>
+        </w:r>
+      </w:ins>
+      <w:ins w:id="75" w:author="治輝 齋藤" w:date="2026-05-19T21:19:00Z" w16du:dateUtc="2026-05-19T12:19:00Z">
         <w:r>
           <w:rPr>
             <w:rFonts w:hint="eastAsia"/>
@@ -723,7 +737,7 @@
           <w:t xml:space="preserve">, </w:t>
         </w:r>
       </w:ins>
-      <w:ins w:id="74" w:author="治輝 齋藤" w:date="2026-05-19T22:21:00Z" w16du:dateUtc="2026-05-19T13:21:00Z">
+      <w:ins w:id="76" w:author="治輝 齋藤" w:date="2026-05-19T22:21:00Z" w16du:dateUtc="2026-05-19T13:21:00Z">
         <w:r>
           <w:rPr>
             <w:lang w:eastAsia="ja-JP"/>
@@ -731,7 +745,7 @@
           <w:t>each additional degree of slope corresponded to approximately 3.5 additional hip fracture surgeries per 100,000 population</w:t>
         </w:r>
       </w:ins>
-      <w:del w:id="75" w:author="治輝 齋藤" w:date="2026-05-19T22:21:00Z" w16du:dateUtc="2026-05-19T13:21:00Z">
+      <w:del w:id="77" w:author="治輝 齋藤" w:date="2026-05-19T22:21:00Z" w16du:dateUtc="2026-05-19T13:21:00Z">
         <w:r>
           <w:delText xml:space="preserve"> with conventional standard errors</w:delText>
         </w:r>
@@ -745,10 +759,17 @@
           <w:commentReference w:id="72"/>
         </w:r>
       </w:del>
+      <w:commentRangeEnd w:id="73"/>
+      <w:r>
+        <w:rPr>
+          <w:rStyle w:val="af2"/>
+        </w:rPr>
+        <w:commentReference w:id="73"/>
+      </w:r>
       <w:r>
         <w:t xml:space="preserve"> (</w:t>
       </w:r>
-      <w:del w:id="76" w:author="治輝 齋藤" w:date="2026-05-19T22:21:00Z" w16du:dateUtc="2026-05-19T13:21:00Z">
+      <w:del w:id="78" w:author="治輝 齋藤" w:date="2026-05-19T22:21:00Z" w16du:dateUtc="2026-05-19T13:21:00Z">
         <w:r>
           <w:delText xml:space="preserve">β = 3.49; </w:delText>
         </w:r>
@@ -766,7 +787,7 @@
       <w:r>
         <w:t xml:space="preserve"> = 0.043)</w:t>
       </w:r>
-      <w:ins w:id="77" w:author="治輝 齋藤" w:date="2026-05-19T21:19:00Z" w16du:dateUtc="2026-05-19T12:19:00Z">
+      <w:ins w:id="79" w:author="治輝 齋藤" w:date="2026-05-19T21:19:00Z" w16du:dateUtc="2026-05-19T12:19:00Z">
         <w:r>
           <w:rPr>
             <w:rFonts w:hint="eastAsia"/>
@@ -775,12 +796,12 @@
           <w:t>.</w:t>
         </w:r>
       </w:ins>
-      <w:del w:id="78" w:author="治輝 齋藤" w:date="2026-05-19T21:19:00Z" w16du:dateUtc="2026-05-19T12:19:00Z">
+      <w:del w:id="80" w:author="治輝 齋藤" w:date="2026-05-19T21:19:00Z" w16du:dateUtc="2026-05-19T12:19:00Z">
         <w:r>
           <w:delText>;</w:delText>
         </w:r>
       </w:del>
-      <w:del w:id="79" w:author="治輝 齋藤" w:date="2026-05-19T22:22:00Z" w16du:dateUtc="2026-05-19T13:22:00Z">
+      <w:del w:id="81" w:author="治輝 齋藤" w:date="2026-05-19T22:22:00Z" w16du:dateUtc="2026-05-19T13:22:00Z">
         <w:r>
           <w:delText xml:space="preserve"> HC3 and bootstrap intervals for the slope coefficient were borderline at N = 47.</w:delText>
         </w:r>
@@ -788,7 +809,7 @@
       <w:r>
         <w:t xml:space="preserve"> </w:t>
       </w:r>
-      <w:ins w:id="80" w:author="治輝 齋藤" w:date="2026-05-19T21:20:00Z" w16du:dateUtc="2026-05-19T12:20:00Z">
+      <w:ins w:id="82" w:author="治輝 齋藤" w:date="2026-05-19T21:20:00Z" w16du:dateUtc="2026-05-19T12:20:00Z">
         <w:r>
           <w:rPr>
             <w:rFonts w:hint="eastAsia"/>
@@ -797,12 +818,12 @@
           <w:t xml:space="preserve">We found </w:t>
         </w:r>
       </w:ins>
-      <w:del w:id="81" w:author="治輝 齋藤" w:date="2026-05-19T21:20:00Z" w16du:dateUtc="2026-05-19T12:20:00Z">
+      <w:del w:id="83" w:author="治輝 齋藤" w:date="2026-05-19T21:20:00Z" w16du:dateUtc="2026-05-19T12:20:00Z">
         <w:r>
           <w:delText>N</w:delText>
         </w:r>
       </w:del>
-      <w:ins w:id="82" w:author="治輝 齋藤" w:date="2026-05-19T21:20:00Z" w16du:dateUtc="2026-05-19T12:20:00Z">
+      <w:ins w:id="84" w:author="治輝 齋藤" w:date="2026-05-19T21:20:00Z" w16du:dateUtc="2026-05-19T12:20:00Z">
         <w:r>
           <w:rPr>
             <w:rFonts w:hint="eastAsia"/>
@@ -814,7 +835,7 @@
       <w:r>
         <w:t xml:space="preserve">o associations </w:t>
       </w:r>
-      <w:del w:id="83" w:author="治輝 齋藤" w:date="2026-05-19T21:20:00Z" w16du:dateUtc="2026-05-19T12:20:00Z">
+      <w:del w:id="85" w:author="治輝 齋藤" w:date="2026-05-19T21:20:00Z" w16du:dateUtc="2026-05-19T12:20:00Z">
         <w:r>
           <w:delText xml:space="preserve">were observed </w:delText>
         </w:r>
@@ -822,16 +843,16 @@
       <w:r>
         <w:t xml:space="preserve">for humerus or </w:t>
       </w:r>
-      <w:commentRangeStart w:id="84"/>
+      <w:commentRangeStart w:id="86"/>
       <w:r>
         <w:t>forearm</w:t>
       </w:r>
-      <w:del w:id="85" w:author="治輝 齋藤" w:date="2026-05-19T20:39:00Z" w16du:dateUtc="2026-05-19T11:39:00Z">
+      <w:del w:id="87" w:author="治輝 齋藤" w:date="2026-05-19T20:39:00Z" w16du:dateUtc="2026-05-19T11:39:00Z">
         <w:r>
           <w:delText xml:space="preserve"> fractures</w:delText>
         </w:r>
       </w:del>
-      <w:ins w:id="86" w:author="治輝 齋藤" w:date="2026-05-19T21:19:00Z" w16du:dateUtc="2026-05-19T12:19:00Z">
+      <w:ins w:id="88" w:author="治輝 齋藤" w:date="2026-05-19T21:19:00Z" w16du:dateUtc="2026-05-19T12:19:00Z">
         <w:r>
           <w:rPr>
             <w:rFonts w:hint="eastAsia"/>
@@ -840,38 +861,38 @@
           <w:t xml:space="preserve"> </w:t>
         </w:r>
       </w:ins>
-      <w:ins w:id="87" w:author="治輝 齋藤" w:date="2026-05-19T20:39:00Z" w16du:dateUtc="2026-05-19T11:39:00Z">
+      <w:ins w:id="89" w:author="治輝 齋藤" w:date="2026-05-19T20:39:00Z" w16du:dateUtc="2026-05-19T11:39:00Z">
         <w:r>
           <w:t>fracture surgeries</w:t>
         </w:r>
-        <w:commentRangeEnd w:id="84"/>
+        <w:commentRangeEnd w:id="86"/>
         <w:r>
           <w:rPr>
             <w:rStyle w:val="af2"/>
           </w:rPr>
-          <w:commentReference w:id="84"/>
+          <w:commentReference w:id="86"/>
         </w:r>
       </w:ins>
       <w:r>
         <w:t>. Prefecture-level terrain slope showed a hip-specific signal consistent with lateral-fall mechanisms</w:t>
       </w:r>
-      <w:commentRangeStart w:id="88"/>
+      <w:commentRangeStart w:id="90"/>
       <w:r>
         <w:t>, but inferential sensitivity at small ecological N warrants cautious interpretation</w:t>
       </w:r>
-      <w:commentRangeEnd w:id="88"/>
+      <w:commentRangeEnd w:id="90"/>
       <w:r>
         <w:rPr>
           <w:rStyle w:val="af2"/>
           <w:sz w:val="24"/>
           <w:szCs w:val="24"/>
         </w:rPr>
-        <w:commentReference w:id="88"/>
+        <w:commentReference w:id="90"/>
       </w:r>
       <w:r>
         <w:t>.</w:t>
       </w:r>
-      <w:bookmarkStart w:id="89" w:name="conclusions"/>
+      <w:bookmarkStart w:id="91" w:name="conclusions"/>
     </w:p>
     <w:p>
       <w:pPr>
@@ -944,9 +965,9 @@
         <w:pStyle w:val="1"/>
         <w:spacing w:line="360" w:lineRule="auto"/>
       </w:pPr>
-      <w:bookmarkStart w:id="90" w:name="introduction"/>
+      <w:bookmarkStart w:id="92" w:name="introduction"/>
       <w:bookmarkEnd w:id="0"/>
-      <w:bookmarkEnd w:id="89"/>
+      <w:bookmarkEnd w:id="91"/>
       <w:r>
         <w:t>Introduction</w:t>
       </w:r>
@@ -960,14 +981,14 @@
         <w:t>Hip fracture is a serious public health problem among older adults worldwide. In Japan, approximately 200,000 hip fractures occur annually, and this number is projected to increase with the ongoing demographic shift toward an aging society.</w:t>
       </w:r>
       <w:r>
-        <w:t xml:space="preserve"> [1, 2]</w:t>
-      </w:r>
-      <w:r>
-        <w:t xml:space="preserve"> Hip fracture leads to prolonged hospitalization, functional decline, </w:t>
+        <w:t xml:space="preserve"> [1, </w:t>
       </w:r>
       <w:r>
         <w:lastRenderedPageBreak/>
-        <w:t xml:space="preserve">institutionalization, and increased mortality, imposing a substantial burden on both individuals and the healthcare </w:t>
+        <w:t>2]</w:t>
+      </w:r>
+      <w:r>
+        <w:t xml:space="preserve"> Hip fracture leads to prolonged hospitalization, functional decline, institutionalization, and increased mortality, imposing a substantial burden on both individuals and the healthcare </w:t>
       </w:r>
       <w:proofErr w:type="gramStart"/>
       <w:r>
@@ -1084,36 +1105,36 @@
         <w:t>[15, 16]</w:t>
       </w:r>
       <w:r>
-        <w:t xml:space="preserve"> and has been designated the “sixth vital sign.”</w:t>
-      </w:r>
-      <w:r>
         <w:t xml:space="preserve"> </w:t>
       </w:r>
       <w:r>
+        <w:lastRenderedPageBreak/>
+        <w:t>and has been designated the “sixth vital sign.”</w:t>
+      </w:r>
+      <w:r>
+        <w:t xml:space="preserve"> </w:t>
+      </w:r>
+      <w:r>
         <w:rPr>
           <w:lang w:eastAsia="ja-JP"/>
         </w:rPr>
         <w:t>[17]</w:t>
       </w:r>
       <w:r>
-        <w:t xml:space="preserve"> Older adults walking on complex </w:t>
-      </w:r>
-      <w:r>
-        <w:lastRenderedPageBreak/>
-        <w:t xml:space="preserve">outdoor terrain unconsciously adopt cautious gait strategies, reducing step length and cadence, </w:t>
-      </w:r>
-      <w:commentRangeStart w:id="91"/>
+        <w:t xml:space="preserve"> Older adults walking on complex outdoor terrain unconsciously adopt cautious gait strategies, reducing step length and cadence, </w:t>
+      </w:r>
+      <w:commentRangeStart w:id="93"/>
       <w:r>
         <w:t>which may lead to chronic deconditioning and increased frailty</w:t>
       </w:r>
-      <w:commentRangeEnd w:id="91"/>
+      <w:commentRangeEnd w:id="93"/>
       <w:r>
         <w:rPr>
           <w:rStyle w:val="af2"/>
           <w:sz w:val="24"/>
           <w:szCs w:val="24"/>
         </w:rPr>
-        <w:commentReference w:id="91"/>
+        <w:commentReference w:id="93"/>
       </w:r>
       <w:r>
         <w:t>.</w:t>
@@ -1130,11 +1151,11 @@
       <w:r>
         <w:t xml:space="preserve"> </w:t>
       </w:r>
-      <w:commentRangeStart w:id="92"/>
+      <w:commentRangeStart w:id="94"/>
       <w:r>
         <w:t xml:space="preserve">We therefore hypothesized that </w:t>
       </w:r>
-      <w:ins w:id="93" w:author="治輝 齋藤" w:date="2026-05-19T20:40:00Z" w16du:dateUtc="2026-05-19T11:40:00Z">
+      <w:ins w:id="95" w:author="治輝 齋藤" w:date="2026-05-19T20:40:00Z" w16du:dateUtc="2026-05-19T11:40:00Z">
         <w:r>
           <w:t>steeper</w:t>
         </w:r>
@@ -1149,12 +1170,12 @@
       <w:r>
         <w:t xml:space="preserve">terrain slope may </w:t>
       </w:r>
-      <w:del w:id="94" w:author="治輝 齋藤" w:date="2026-05-19T20:41:00Z" w16du:dateUtc="2026-05-19T11:41:00Z">
+      <w:del w:id="96" w:author="治輝 齋藤" w:date="2026-05-19T20:41:00Z" w16du:dateUtc="2026-05-19T11:41:00Z">
         <w:r>
           <w:delText>influence</w:delText>
         </w:r>
       </w:del>
-      <w:ins w:id="95" w:author="治輝 齋藤" w:date="2026-05-19T20:41:00Z" w16du:dateUtc="2026-05-19T11:41:00Z">
+      <w:ins w:id="97" w:author="治輝 齋藤" w:date="2026-05-19T20:41:00Z" w16du:dateUtc="2026-05-19T11:41:00Z">
         <w:r>
           <w:t>be associated with higher prefecture-level</w:t>
         </w:r>
@@ -1162,7 +1183,7 @@
       <w:r>
         <w:t xml:space="preserve"> hip fracture</w:t>
       </w:r>
-      <w:ins w:id="96" w:author="治輝 齋藤" w:date="2026-05-19T20:41:00Z" w16du:dateUtc="2026-05-19T11:41:00Z">
+      <w:ins w:id="98" w:author="治輝 齋藤" w:date="2026-05-19T20:41:00Z" w16du:dateUtc="2026-05-19T11:41:00Z">
         <w:r>
           <w:rPr>
             <w:rFonts w:hint="eastAsia"/>
@@ -1177,7 +1198,7 @@
       <w:r>
         <w:t xml:space="preserve"> rates</w:t>
       </w:r>
-      <w:ins w:id="97" w:author="治輝 齋藤" w:date="2026-05-19T20:41:00Z" w16du:dateUtc="2026-05-19T11:41:00Z">
+      <w:ins w:id="99" w:author="治輝 齋藤" w:date="2026-05-19T20:41:00Z" w16du:dateUtc="2026-05-19T11:41:00Z">
         <w:r>
           <w:rPr>
             <w:lang w:eastAsia="ja-JP"/>
@@ -1185,7 +1206,7 @@
           <w:t>. We treated these rates as administrative proxies for population-level surgical burden after hip and femoral fractures. The association may reflect</w:t>
         </w:r>
       </w:ins>
-      <w:del w:id="98" w:author="治輝 齋藤" w:date="2026-05-19T20:42:00Z" w16du:dateUtc="2026-05-19T11:42:00Z">
+      <w:del w:id="100" w:author="治輝 齋藤" w:date="2026-05-19T20:42:00Z" w16du:dateUtc="2026-05-19T11:42:00Z">
         <w:r>
           <w:delText xml:space="preserve"> through</w:delText>
         </w:r>
@@ -1193,7 +1214,7 @@
       <w:r>
         <w:t xml:space="preserve"> direct mechanical effects of inclined walking (direct pathway)</w:t>
       </w:r>
-      <w:ins w:id="99" w:author="治輝 齋藤" w:date="2026-05-19T20:42:00Z" w16du:dateUtc="2026-05-19T11:42:00Z">
+      <w:ins w:id="101" w:author="治輝 齋藤" w:date="2026-05-19T20:42:00Z" w16du:dateUtc="2026-05-19T11:42:00Z">
         <w:r>
           <w:rPr>
             <w:rFonts w:hint="eastAsia"/>
@@ -1202,12 +1223,12 @@
           <w:t xml:space="preserve">. </w:t>
         </w:r>
       </w:ins>
-      <w:del w:id="100" w:author="治輝 齋藤" w:date="2026-05-19T20:42:00Z" w16du:dateUtc="2026-05-19T11:42:00Z">
+      <w:del w:id="102" w:author="治輝 齋藤" w:date="2026-05-19T20:42:00Z" w16du:dateUtc="2026-05-19T11:42:00Z">
         <w:r>
           <w:delText xml:space="preserve"> and through its effect on</w:delText>
         </w:r>
       </w:del>
-      <w:ins w:id="101" w:author="治輝 齋藤" w:date="2026-05-19T20:42:00Z" w16du:dateUtc="2026-05-19T11:42:00Z">
+      <w:ins w:id="103" w:author="治輝 齋藤" w:date="2026-05-19T20:42:00Z" w16du:dateUtc="2026-05-19T11:42:00Z">
         <w:r>
           <w:t>It may also relate to</w:t>
         </w:r>
@@ -1215,12 +1236,12 @@
       <w:r>
         <w:t xml:space="preserve"> walking capacity (indirect pathway)</w:t>
       </w:r>
-      <w:commentRangeEnd w:id="92"/>
+      <w:commentRangeEnd w:id="94"/>
       <w:r>
         <w:rPr>
           <w:rStyle w:val="af2"/>
         </w:rPr>
-        <w:commentReference w:id="92"/>
+        <w:commentReference w:id="94"/>
       </w:r>
       <w:r>
         <w:t>.</w:t>
@@ -1234,18 +1255,18 @@
       <w:r>
         <w:t xml:space="preserve">Despite these theoretical considerations, no nationwide study has examined the association between </w:t>
       </w:r>
-      <w:commentRangeStart w:id="102"/>
+      <w:commentRangeStart w:id="104"/>
       <w:r>
         <w:t>prefectural-level</w:t>
       </w:r>
-      <w:commentRangeEnd w:id="102"/>
+      <w:commentRangeEnd w:id="104"/>
       <w:r>
         <w:rPr>
           <w:rStyle w:val="af2"/>
           <w:sz w:val="24"/>
           <w:szCs w:val="24"/>
         </w:rPr>
-        <w:commentReference w:id="102"/>
+        <w:commentReference w:id="104"/>
       </w:r>
       <w:r>
         <w:t xml:space="preserve"> terrain slope and fracture surgery rates using population-based administrative data. International ecological studies from Norway (NOREPOS) and China (CHARLS) have demonstrated significant associations between high elevation, complex terrain, and elevated hip fracture risk,</w:t>
@@ -1270,11 +1291,11 @@
       <w:r>
         <w:t xml:space="preserve"> and Welfare, provides a unique opportunity to assess fracture surgery rates across all 47 Japanese prefectures. Combined with digital elevation model (DEM) data from the Geospatial Information Authority of Japan, this ecological approach enables the first nationwide quantitative assessment of the </w:t>
       </w:r>
-      <w:commentRangeStart w:id="103"/>
+      <w:commentRangeStart w:id="105"/>
       <w:r>
         <w:t>terrain–fracture</w:t>
       </w:r>
-      <w:ins w:id="104" w:author="治輝 齋藤" w:date="2026-05-19T20:43:00Z" w16du:dateUtc="2026-05-19T11:43:00Z">
+      <w:ins w:id="106" w:author="治輝 齋藤" w:date="2026-05-19T20:43:00Z" w16du:dateUtc="2026-05-19T11:43:00Z">
         <w:r>
           <w:rPr>
             <w:rFonts w:hint="eastAsia"/>
@@ -1292,12 +1313,12 @@
       <w:r>
         <w:t xml:space="preserve"> relationship</w:t>
       </w:r>
-      <w:commentRangeEnd w:id="103"/>
+      <w:commentRangeEnd w:id="105"/>
       <w:r>
         <w:rPr>
           <w:rStyle w:val="af2"/>
         </w:rPr>
-        <w:commentReference w:id="103"/>
+        <w:commentReference w:id="105"/>
       </w:r>
       <w:r>
         <w:t xml:space="preserve"> in Japan.</w:t>
@@ -1308,16 +1329,16 @@
         <w:pStyle w:val="a0"/>
         <w:spacing w:line="360" w:lineRule="auto"/>
       </w:pPr>
-      <w:commentRangeStart w:id="105"/>
+      <w:commentRangeStart w:id="107"/>
       <w:r>
         <w:t xml:space="preserve">In this study, we examined whether terrain slope was associated with hip fracture surgery rates </w:t>
       </w:r>
-      <w:del w:id="106" w:author="治輝 齋藤" w:date="2026-05-19T20:45:00Z" w16du:dateUtc="2026-05-19T11:45:00Z">
+      <w:del w:id="108" w:author="治輝 齋藤" w:date="2026-05-19T20:45:00Z" w16du:dateUtc="2026-05-19T11:45:00Z">
         <w:r>
           <w:delText>at the prefectural level, independent of</w:delText>
         </w:r>
       </w:del>
-      <w:ins w:id="107" w:author="治輝 齋藤" w:date="2026-05-19T20:45:00Z" w16du:dateUtc="2026-05-19T11:45:00Z">
+      <w:ins w:id="109" w:author="治輝 齋藤" w:date="2026-05-19T20:45:00Z" w16du:dateUtc="2026-05-19T11:45:00Z">
         <w:r>
           <w:t>across prefectures. We adjusted for</w:t>
         </w:r>
@@ -1325,7 +1346,7 @@
       <w:r>
         <w:t xml:space="preserve"> aging rate</w:t>
       </w:r>
-      <w:ins w:id="108" w:author="治輝 齋藤" w:date="2026-05-19T20:45:00Z" w16du:dateUtc="2026-05-19T11:45:00Z">
+      <w:ins w:id="110" w:author="治輝 齋藤" w:date="2026-05-19T20:45:00Z" w16du:dateUtc="2026-05-19T11:45:00Z">
         <w:r>
           <w:rPr>
             <w:rFonts w:hint="eastAsia"/>
@@ -1337,12 +1358,12 @@
       <w:r>
         <w:t xml:space="preserve"> </w:t>
       </w:r>
-      <w:del w:id="109" w:author="治輝 齋藤" w:date="2026-05-19T20:45:00Z" w16du:dateUtc="2026-05-19T11:45:00Z">
+      <w:del w:id="111" w:author="治輝 齋藤" w:date="2026-05-19T20:45:00Z" w16du:dateUtc="2026-05-19T11:45:00Z">
         <w:r>
           <w:delText>and</w:delText>
         </w:r>
       </w:del>
-      <w:ins w:id="110" w:author="治輝 齋藤" w:date="2026-05-19T20:45:00Z" w16du:dateUtc="2026-05-19T11:45:00Z">
+      <w:ins w:id="112" w:author="治輝 齋藤" w:date="2026-05-19T20:45:00Z" w16du:dateUtc="2026-05-19T11:45:00Z">
         <w:r>
           <w:rPr>
             <w:rFonts w:hint="eastAsia"/>
@@ -1354,12 +1375,12 @@
       <w:r>
         <w:t xml:space="preserve"> walking </w:t>
       </w:r>
-      <w:del w:id="111" w:author="治輝 齋藤" w:date="2026-05-19T20:45:00Z" w16du:dateUtc="2026-05-19T11:45:00Z">
+      <w:del w:id="113" w:author="治輝 齋藤" w:date="2026-05-19T20:45:00Z" w16du:dateUtc="2026-05-19T11:45:00Z">
         <w:r>
           <w:delText>speed</w:delText>
         </w:r>
       </w:del>
-      <w:ins w:id="112" w:author="治輝 齋藤" w:date="2026-05-19T20:45:00Z" w16du:dateUtc="2026-05-19T11:45:00Z">
+      <w:ins w:id="114" w:author="治輝 齋藤" w:date="2026-05-19T20:45:00Z" w16du:dateUtc="2026-05-19T11:45:00Z">
         <w:r>
           <w:rPr>
             <w:rFonts w:hint="eastAsia"/>
@@ -1371,7 +1392,7 @@
       <w:r>
         <w:t xml:space="preserve">, </w:t>
       </w:r>
-      <w:ins w:id="113" w:author="治輝 齋藤" w:date="2026-05-19T20:46:00Z" w16du:dateUtc="2026-05-19T11:46:00Z">
+      <w:ins w:id="115" w:author="治輝 齋藤" w:date="2026-05-19T20:46:00Z" w16du:dateUtc="2026-05-19T11:46:00Z">
         <w:r>
           <w:t>and population density</w:t>
         </w:r>
@@ -1386,18 +1407,22 @@
       <w:r>
         <w:t>using nationwide administrative and geospatial data.</w:t>
       </w:r>
-      <w:ins w:id="114" w:author="治輝 齋藤" w:date="2026-05-19T20:46:00Z" w16du:dateUtc="2026-05-19T11:46:00Z">
-        <w:r>
-          <w:t xml:space="preserve"> NDB Open Data provide procedure counts, not fracture incidence. We therefore interpreted prefecture-level surgery rates as administrative proxies for fracture-related surgical burden. Not all fractures receive surgery, and operative thresholds may vary across regions.</w:t>
+      <w:ins w:id="116" w:author="治輝 齋藤" w:date="2026-05-19T20:46:00Z" w16du:dateUtc="2026-05-19T11:46:00Z">
+        <w:r>
+          <w:t xml:space="preserve"> NDB Open Data provide procedure counts, not fracture incidence. We therefore interpreted prefecture-level surgery rates as </w:t>
+        </w:r>
+        <w:r>
+          <w:lastRenderedPageBreak/>
+          <w:t>administrative proxies for fracture-related surgical burden. Not all fractures receive surgery, and operative thresholds may vary across regions.</w:t>
         </w:r>
       </w:ins>
-      <w:commentRangeEnd w:id="105"/>
-      <w:ins w:id="115" w:author="治輝 齋藤" w:date="2026-05-19T20:47:00Z" w16du:dateUtc="2026-05-19T11:47:00Z">
+      <w:commentRangeEnd w:id="107"/>
+      <w:ins w:id="117" w:author="治輝 齋藤" w:date="2026-05-19T20:47:00Z" w16du:dateUtc="2026-05-19T11:47:00Z">
         <w:r>
           <w:rPr>
             <w:rStyle w:val="af2"/>
           </w:rPr>
-          <w:commentReference w:id="105"/>
+          <w:commentReference w:id="107"/>
         </w:r>
       </w:ins>
     </w:p>
@@ -1406,7 +1431,6 @@
         <w:spacing w:line="360" w:lineRule="auto"/>
       </w:pPr>
       <w:r>
-        <w:lastRenderedPageBreak/>
         <w:pict w14:anchorId="2A09CD22">
           <v:rect id="_x0000_i1029" style="width:0;height:1.5pt" o:hralign="center" o:hrstd="t" o:hr="t"/>
         </w:pict>
@@ -1417,8 +1441,8 @@
         <w:pStyle w:val="1"/>
         <w:spacing w:line="360" w:lineRule="auto"/>
       </w:pPr>
-      <w:bookmarkStart w:id="116" w:name="methods-1"/>
-      <w:bookmarkEnd w:id="90"/>
+      <w:bookmarkStart w:id="118" w:name="methods-1"/>
+      <w:bookmarkEnd w:id="92"/>
       <w:r>
         <w:t>Methods</w:t>
       </w:r>
@@ -1428,7 +1452,7 @@
         <w:pStyle w:val="2"/>
         <w:spacing w:line="360" w:lineRule="auto"/>
       </w:pPr>
-      <w:bookmarkStart w:id="117" w:name="study-design"/>
+      <w:bookmarkStart w:id="119" w:name="study-design"/>
       <w:r>
         <w:t>1. Study Design</w:t>
       </w:r>
@@ -1447,8 +1471,8 @@
         <w:pStyle w:val="2"/>
         <w:spacing w:line="360" w:lineRule="auto"/>
       </w:pPr>
-      <w:bookmarkStart w:id="118" w:name="outcome-fracture-surgery-rates"/>
-      <w:bookmarkEnd w:id="117"/>
+      <w:bookmarkStart w:id="120" w:name="outcome-fracture-surgery-rates"/>
+      <w:bookmarkEnd w:id="119"/>
       <w:r>
         <w:t>2. Outcome: Fracture Surgery Rates</w:t>
       </w:r>
@@ -1458,13 +1482,13 @@
         <w:pStyle w:val="FirstParagraph"/>
         <w:spacing w:line="360" w:lineRule="auto"/>
       </w:pPr>
-      <w:commentRangeStart w:id="119"/>
-      <w:del w:id="120" w:author="治輝 齋藤" w:date="2026-05-19T20:48:00Z" w16du:dateUtc="2026-05-19T11:48:00Z">
+      <w:commentRangeStart w:id="121"/>
+      <w:del w:id="122" w:author="治輝 齋藤" w:date="2026-05-19T20:48:00Z" w16du:dateUtc="2026-05-19T11:48:00Z">
         <w:r>
           <w:delText>Fracture</w:delText>
         </w:r>
       </w:del>
-      <w:ins w:id="121" w:author="治輝 齋藤" w:date="2026-05-19T20:48:00Z" w16du:dateUtc="2026-05-19T11:48:00Z">
+      <w:ins w:id="123" w:author="治輝 齋藤" w:date="2026-05-19T20:48:00Z" w16du:dateUtc="2026-05-19T11:48:00Z">
         <w:r>
           <w:t>We obtained fracture</w:t>
         </w:r>
@@ -1472,7 +1496,7 @@
       <w:r>
         <w:t xml:space="preserve"> surgery rates</w:t>
       </w:r>
-      <w:del w:id="122" w:author="治輝 齋藤" w:date="2026-05-19T20:49:00Z" w16du:dateUtc="2026-05-19T11:49:00Z">
+      <w:del w:id="124" w:author="治輝 齋藤" w:date="2026-05-19T20:49:00Z" w16du:dateUtc="2026-05-19T11:49:00Z">
         <w:r>
           <w:delText xml:space="preserve"> were derived</w:delText>
         </w:r>
@@ -1480,7 +1504,7 @@
       <w:r>
         <w:t xml:space="preserve"> from the 10th NDB Open Data (released </w:t>
       </w:r>
-      <w:ins w:id="123" w:author="治輝 齋藤" w:date="2026-05-19T20:49:00Z" w16du:dateUtc="2026-05-19T11:49:00Z">
+      <w:ins w:id="125" w:author="治輝 齋藤" w:date="2026-05-19T20:49:00Z" w16du:dateUtc="2026-05-19T11:49:00Z">
         <w:r>
           <w:rPr>
             <w:rFonts w:hint="eastAsia"/>
@@ -1489,7 +1513,7 @@
           <w:t>30 May 2025</w:t>
         </w:r>
       </w:ins>
-      <w:del w:id="124" w:author="治輝 齋藤" w:date="2026-05-19T20:49:00Z" w16du:dateUtc="2026-05-19T11:49:00Z">
+      <w:del w:id="126" w:author="治輝 齋藤" w:date="2026-05-19T20:49:00Z" w16du:dateUtc="2026-05-19T11:49:00Z">
         <w:r>
           <w:delText>2023</w:delText>
         </w:r>
@@ -1497,7 +1521,7 @@
       <w:r>
         <w:t>)</w:t>
       </w:r>
-      <w:ins w:id="125" w:author="治輝 齋藤" w:date="2026-05-19T20:49:00Z" w16du:dateUtc="2026-05-19T11:49:00Z">
+      <w:ins w:id="127" w:author="治輝 齋藤" w:date="2026-05-19T20:49:00Z" w16du:dateUtc="2026-05-19T11:49:00Z">
         <w:r>
           <w:rPr>
             <w:rFonts w:hint="eastAsia"/>
@@ -1506,40 +1530,40 @@
           <w:t>.</w:t>
         </w:r>
       </w:ins>
-      <w:del w:id="126" w:author="治輝 齋藤" w:date="2026-05-19T20:49:00Z" w16du:dateUtc="2026-05-19T11:49:00Z">
+      <w:del w:id="128" w:author="治輝 齋藤" w:date="2026-05-19T20:49:00Z" w16du:dateUtc="2026-05-19T11:49:00Z">
         <w:r>
           <w:delText>,</w:delText>
         </w:r>
       </w:del>
-      <w:del w:id="127" w:author="治輝 齋藤" w:date="2026-05-19T20:50:00Z" w16du:dateUtc="2026-05-19T11:50:00Z">
+      <w:del w:id="129" w:author="治輝 齋藤" w:date="2026-05-19T20:50:00Z" w16du:dateUtc="2026-05-19T11:50:00Z">
         <w:r>
           <w:delText xml:space="preserve"> which contains</w:delText>
-        </w:r>
-      </w:del>
-      <w:ins w:id="128" w:author="治輝 齋藤" w:date="2026-05-19T20:50:00Z" w16du:dateUtc="2026-05-19T11:50:00Z">
-        <w:r>
-          <w:t xml:space="preserve"> This release reports</w:t>
-        </w:r>
-      </w:ins>
-      <w:r>
-        <w:t xml:space="preserve"> prefecture-level </w:t>
-      </w:r>
-      <w:del w:id="129" w:author="治輝 齋藤" w:date="2026-05-19T20:50:00Z" w16du:dateUtc="2026-05-19T11:50:00Z">
-        <w:r>
-          <w:delText>counts of medical procedures</w:delText>
         </w:r>
       </w:del>
       <w:ins w:id="130" w:author="治輝 齋藤" w:date="2026-05-19T20:50:00Z" w16du:dateUtc="2026-05-19T11:50:00Z">
         <w:r>
+          <w:t xml:space="preserve"> This release reports</w:t>
+        </w:r>
+      </w:ins>
+      <w:r>
+        <w:t xml:space="preserve"> prefecture-level </w:t>
+      </w:r>
+      <w:del w:id="131" w:author="治輝 齋藤" w:date="2026-05-19T20:50:00Z" w16du:dateUtc="2026-05-19T11:50:00Z">
+        <w:r>
+          <w:delText>counts of medical procedures</w:delText>
+        </w:r>
+      </w:del>
+      <w:ins w:id="132" w:author="治輝 齋藤" w:date="2026-05-19T20:50:00Z" w16du:dateUtc="2026-05-19T11:50:00Z">
+        <w:r>
           <w:t>procedure counts</w:t>
         </w:r>
       </w:ins>
-      <w:del w:id="131" w:author="治輝 齋藤" w:date="2026-05-19T20:52:00Z" w16du:dateUtc="2026-05-19T11:52:00Z">
+      <w:del w:id="133" w:author="治輝 齋藤" w:date="2026-05-19T20:52:00Z" w16du:dateUtc="2026-05-19T11:52:00Z">
         <w:r>
           <w:delText xml:space="preserve"> claimed</w:delText>
         </w:r>
       </w:del>
-      <w:ins w:id="132" w:author="治輝 齋藤" w:date="2026-05-19T20:52:00Z" w16du:dateUtc="2026-05-19T11:52:00Z">
+      <w:ins w:id="134" w:author="治輝 齋藤" w:date="2026-05-19T20:52:00Z" w16du:dateUtc="2026-05-19T11:52:00Z">
         <w:r>
           <w:t xml:space="preserve"> from Reiwa 5 fiscal year claims (April 2023 through March 2024)</w:t>
         </w:r>
@@ -1547,7 +1571,7 @@
       <w:r>
         <w:t xml:space="preserve"> under the national health insurance system. We extracted </w:t>
       </w:r>
-      <w:del w:id="133" w:author="治輝 齋藤" w:date="2026-05-19T20:52:00Z" w16du:dateUtc="2026-05-19T11:52:00Z">
+      <w:del w:id="135" w:author="治輝 齋藤" w:date="2026-05-19T20:52:00Z" w16du:dateUtc="2026-05-19T11:52:00Z">
         <w:r>
           <w:delText xml:space="preserve">claims for </w:delText>
         </w:r>
@@ -1555,12 +1579,12 @@
       <w:r>
         <w:t xml:space="preserve">three </w:t>
       </w:r>
-      <w:ins w:id="134" w:author="治輝 齋藤" w:date="2026-05-19T20:52:00Z" w16du:dateUtc="2026-05-19T11:52:00Z">
+      <w:ins w:id="136" w:author="治輝 齋藤" w:date="2026-05-19T20:52:00Z" w16du:dateUtc="2026-05-19T11:52:00Z">
         <w:r>
           <w:t>site-specific</w:t>
         </w:r>
       </w:ins>
-      <w:del w:id="135" w:author="治輝 齋藤" w:date="2026-05-19T20:52:00Z" w16du:dateUtc="2026-05-19T11:52:00Z">
+      <w:del w:id="137" w:author="治輝 齋藤" w:date="2026-05-19T20:52:00Z" w16du:dateUtc="2026-05-19T11:52:00Z">
         <w:r>
           <w:delText>fracture surgery</w:delText>
         </w:r>
@@ -1568,12 +1592,12 @@
       <w:r>
         <w:t xml:space="preserve"> categories: (1) hip (femur) fracture surgery, (2) humerus fracture surgery, and (3) forearm fracture surgery. </w:t>
       </w:r>
-      <w:ins w:id="136" w:author="治輝 齋藤" w:date="2026-05-19T20:53:00Z" w16du:dateUtc="2026-05-19T11:53:00Z">
+      <w:ins w:id="138" w:author="治輝 齋藤" w:date="2026-05-19T20:53:00Z" w16du:dateUtc="2026-05-19T11:53:00Z">
         <w:r>
           <w:t>We defined total fracture surgery rate as the sum of these three site-specific counts</w:t>
         </w:r>
       </w:ins>
-      <w:del w:id="137" w:author="治輝 齋藤" w:date="2026-05-19T20:53:00Z" w16du:dateUtc="2026-05-19T11:53:00Z">
+      <w:del w:id="139" w:author="治輝 齋藤" w:date="2026-05-19T20:53:00Z" w16du:dateUtc="2026-05-19T11:53:00Z">
         <w:r>
           <w:delText>Rates were calculated</w:delText>
         </w:r>
@@ -1581,7 +1605,7 @@
       <w:r>
         <w:t xml:space="preserve"> per 100,000 population</w:t>
       </w:r>
-      <w:ins w:id="138" w:author="治輝 齋藤" w:date="2026-05-19T20:53:00Z" w16du:dateUtc="2026-05-19T11:53:00Z">
+      <w:ins w:id="140" w:author="治輝 齋藤" w:date="2026-05-19T20:53:00Z" w16du:dateUtc="2026-05-19T11:53:00Z">
         <w:r>
           <w:rPr>
             <w:rFonts w:hint="eastAsia"/>
@@ -1593,12 +1617,12 @@
       <w:r>
         <w:t xml:space="preserve"> </w:t>
       </w:r>
-      <w:ins w:id="139" w:author="治輝 齋藤" w:date="2026-05-19T20:53:00Z" w16du:dateUtc="2026-05-19T11:53:00Z">
+      <w:ins w:id="141" w:author="治輝 齋藤" w:date="2026-05-19T20:53:00Z" w16du:dateUtc="2026-05-19T11:53:00Z">
         <w:r>
           <w:t>We divided counts by</w:t>
         </w:r>
       </w:ins>
-      <w:del w:id="140" w:author="治輝 齋藤" w:date="2026-05-19T20:53:00Z" w16du:dateUtc="2026-05-19T11:53:00Z">
+      <w:del w:id="142" w:author="治輝 齋藤" w:date="2026-05-19T20:53:00Z" w16du:dateUtc="2026-05-19T11:53:00Z">
         <w:r>
           <w:delText>using population estimates from the</w:delText>
         </w:r>
@@ -1606,16 +1630,16 @@
       <w:r>
         <w:t xml:space="preserve"> 2020 National Census</w:t>
       </w:r>
-      <w:ins w:id="141" w:author="治輝 齋藤" w:date="2026-05-19T20:54:00Z" w16du:dateUtc="2026-05-19T11:54:00Z">
+      <w:ins w:id="143" w:author="治輝 齋藤" w:date="2026-05-19T20:54:00Z" w16du:dateUtc="2026-05-19T11:54:00Z">
         <w:r>
           <w:t xml:space="preserve"> population to obtain annual rates per 100,000. We interpreted these rates as administrative proxies for surgical burden rather than as unbiased measures of fracture incidence</w:t>
         </w:r>
-        <w:commentRangeEnd w:id="119"/>
+        <w:commentRangeEnd w:id="121"/>
         <w:r>
           <w:rPr>
             <w:rStyle w:val="af2"/>
           </w:rPr>
-          <w:commentReference w:id="119"/>
+          <w:commentReference w:id="121"/>
         </w:r>
       </w:ins>
       <w:r>
@@ -1627,9 +1651,10 @@
         <w:pStyle w:val="2"/>
         <w:spacing w:line="360" w:lineRule="auto"/>
       </w:pPr>
-      <w:bookmarkStart w:id="142" w:name="exposure-terrain-slope"/>
-      <w:bookmarkEnd w:id="118"/>
-      <w:r>
+      <w:bookmarkStart w:id="144" w:name="exposure-terrain-slope"/>
+      <w:bookmarkEnd w:id="120"/>
+      <w:r>
+        <w:lastRenderedPageBreak/>
         <w:t>3. Exposure: Terrain Slope</w:t>
       </w:r>
     </w:p>
@@ -1639,11 +1664,7 @@
         <w:spacing w:line="360" w:lineRule="auto"/>
       </w:pPr>
       <w:r>
-        <w:t xml:space="preserve">Terrain slope was calculated from a 10-m resolution digital elevation model (DEM) provided by the Geospatial Information Authority of Japan (Fundamental Geospatial Data). For each prefecture, the slope angle (degrees) was computed as the </w:t>
-      </w:r>
-      <w:r>
-        <w:lastRenderedPageBreak/>
-        <w:t>arctangent of the maximum rate of elevation change between each grid cell and its eight neighbors. We computed a habitable-area-weighted mean slope, in which each grid cell was weighted by an indicator of whether the land is classified as habitable (i.e., residential, agricultural, or commercial zones), following established methods for quantifying topographic exposure of residential populations.</w:t>
+        <w:t>Terrain slope was calculated from a 10-m resolution digital elevation model (DEM) provided by the Geospatial Information Authority of Japan (Fundamental Geospatial Data). For each prefecture, the slope angle (degrees) was computed as the arctangent of the maximum rate of elevation change between each grid cell and its eight neighbors. We computed a habitable-area-weighted mean slope, in which each grid cell was weighted by an indicator of whether the land is classified as habitable (i.e., residential, agricultural, or commercial zones), following established methods for quantifying topographic exposure of residential populations.</w:t>
       </w:r>
       <w:r>
         <w:t xml:space="preserve"> [10]</w:t>
@@ -1654,8 +1675,8 @@
         <w:pStyle w:val="2"/>
         <w:spacing w:line="360" w:lineRule="auto"/>
       </w:pPr>
-      <w:bookmarkStart w:id="143" w:name="covariate-walking-speed"/>
-      <w:bookmarkEnd w:id="142"/>
+      <w:bookmarkStart w:id="145" w:name="covariate-walking-speed"/>
+      <w:bookmarkEnd w:id="144"/>
       <w:r>
         <w:t>4. Covariate: Walking Speed</w:t>
       </w:r>
@@ -1690,8 +1711,8 @@
         <w:pStyle w:val="2"/>
         <w:spacing w:line="360" w:lineRule="auto"/>
       </w:pPr>
-      <w:bookmarkStart w:id="144" w:name="additional-covariates"/>
-      <w:bookmarkEnd w:id="143"/>
+      <w:bookmarkStart w:id="146" w:name="additional-covariates"/>
+      <w:bookmarkEnd w:id="145"/>
       <w:r>
         <w:t>5. Additional Covariates</w:t>
       </w:r>
@@ -1701,18 +1722,18 @@
         <w:pStyle w:val="FirstParagraph"/>
         <w:spacing w:line="360" w:lineRule="auto"/>
       </w:pPr>
-      <w:commentRangeStart w:id="145"/>
+      <w:commentRangeStart w:id="147"/>
       <w:r>
         <w:t>Aging rate</w:t>
       </w:r>
-      <w:commentRangeEnd w:id="145"/>
+      <w:commentRangeEnd w:id="147"/>
       <w:r>
         <w:rPr>
           <w:rStyle w:val="af2"/>
           <w:sz w:val="24"/>
           <w:szCs w:val="24"/>
         </w:rPr>
-        <w:commentReference w:id="145"/>
+        <w:commentReference w:id="147"/>
       </w:r>
       <w:r>
         <w:t xml:space="preserve"> (proportion of individuals aged ≥65 years, %) was obtained from the 2020 National Census. Population density (persons per km²) was calculated as total population divided by prefecture area from the same source.</w:t>
@@ -1723,8 +1744,8 @@
         <w:pStyle w:val="2"/>
         <w:spacing w:line="360" w:lineRule="auto"/>
       </w:pPr>
-      <w:bookmarkStart w:id="146" w:name="statistical-analysis"/>
-      <w:bookmarkEnd w:id="144"/>
+      <w:bookmarkStart w:id="148" w:name="statistical-analysis"/>
+      <w:bookmarkEnd w:id="146"/>
       <w:r>
         <w:t>6. Statistical Analysis</w:t>
       </w:r>
@@ -1751,7 +1772,11 @@
         <w:t>minimum, and maximum</w:t>
       </w:r>
       <w:r>
-        <w:t>. Pearson correlation coefficients were computed between terrain slope and each outcome and covariate variable. We fit two regression models for each fracture outcome:</w:t>
+        <w:t xml:space="preserve">. Pearson correlation coefficients were </w:t>
+      </w:r>
+      <w:r>
+        <w:lastRenderedPageBreak/>
+        <w:t>computed between terrain slope and each outcome and covariate variable. We fit two regression models for each fracture outcome:</w:t>
       </w:r>
     </w:p>
     <w:p>
@@ -1788,31 +1813,30 @@
           <w:b/>
           <w:bCs/>
         </w:rPr>
-        <w:lastRenderedPageBreak/>
         <w:t>Model 2 (multivariable)</w:t>
       </w:r>
       <w:r>
         <w:t>: Multiple linear regression of fracture rate on terrain slope, aging rate, fast walking rate, and population density.</w:t>
       </w:r>
-      <w:ins w:id="147" w:author="治輝 齋藤" w:date="2026-04-30T18:01:00Z" w16du:dateUtc="2026-04-30T09:01:00Z">
+      <w:ins w:id="149" w:author="治輝 齋藤" w:date="2026-04-30T18:01:00Z" w16du:dateUtc="2026-04-30T09:01:00Z">
         <w:r>
           <w:rPr>
             <w:lang w:eastAsia="ja-JP"/>
           </w:rPr>
           <w:br/>
         </w:r>
-        <w:commentRangeStart w:id="148"/>
+        <w:commentRangeStart w:id="150"/>
         <w:r>
           <w:t>In the primary causal interpretation, aging rate and fast walking rate were treated as confounder-adjustment variables rather than formal mediators.</w:t>
         </w:r>
-        <w:commentRangeEnd w:id="148"/>
+        <w:commentRangeEnd w:id="150"/>
         <w:r>
           <w:rPr>
             <w:rStyle w:val="af2"/>
             <w:sz w:val="24"/>
             <w:szCs w:val="24"/>
           </w:rPr>
-          <w:commentReference w:id="148"/>
+          <w:commentReference w:id="150"/>
         </w:r>
       </w:ins>
     </w:p>
@@ -1903,7 +1927,7 @@
         <w:pStyle w:val="a0"/>
         <w:spacing w:line="360" w:lineRule="auto"/>
         <w:rPr>
-          <w:ins w:id="149" w:author="治輝 齋藤" w:date="2026-04-30T19:43:00Z" w16du:dateUtc="2026-04-30T10:43:00Z"/>
+          <w:ins w:id="151" w:author="治輝 齋藤" w:date="2026-04-30T19:43:00Z" w16du:dateUtc="2026-04-30T10:43:00Z"/>
         </w:rPr>
       </w:pPr>
       <w:r>
@@ -1912,7 +1936,7 @@
         </w:rPr>
         <w:t>For the primary hip-fracture outcome (Model 2), we assessed linear model assumptions graphically using residuals-versus-fitted and normal quantile–quantile (Q–Q) plots of OLS residuals, and we report</w:t>
       </w:r>
-      <w:ins w:id="150" w:author="山岸良匡" w:date="2026-05-18T19:21:00Z" w16du:dateUtc="2026-05-18T10:21:00Z">
+      <w:ins w:id="152" w:author="山岸良匡" w:date="2026-05-18T19:21:00Z" w16du:dateUtc="2026-05-18T10:21:00Z">
         <w:r>
           <w:rPr>
             <w:rFonts w:hint="eastAsia"/>
@@ -1955,22 +1979,22 @@
         </w:rPr>
         <w:t xml:space="preserve"> = 5,000 resamples of prefectures (with replacement) to obtain a percentile 95% CI for the terrain slope coefficient.</w:t>
       </w:r>
-      <w:commentRangeStart w:id="151"/>
-      <w:ins w:id="152" w:author="治輝 齋藤" w:date="2026-04-30T18:02:00Z" w16du:dateUtc="2026-04-30T09:02:00Z">
+      <w:commentRangeStart w:id="153"/>
+      <w:ins w:id="154" w:author="治輝 齋藤" w:date="2026-04-30T18:02:00Z" w16du:dateUtc="2026-04-30T09:02:00Z">
         <w:r>
           <w:rPr>
             <w:lang w:eastAsia="ja-JP"/>
           </w:rPr>
           <w:t xml:space="preserve"> Given N = 47 with multiple covariates, we also checked coefficient stability and multicollinearity diagnostics (including model condition number) and interpreted estimates cautiously.</w:t>
         </w:r>
-        <w:commentRangeEnd w:id="151"/>
+        <w:commentRangeEnd w:id="153"/>
         <w:r>
           <w:rPr>
             <w:rStyle w:val="af2"/>
             <w:sz w:val="24"/>
             <w:szCs w:val="24"/>
           </w:rPr>
-          <w:commentReference w:id="151"/>
+          <w:commentReference w:id="153"/>
         </w:r>
       </w:ins>
     </w:p>
@@ -1982,16 +2006,17 @@
           <w:lang w:eastAsia="ja-JP"/>
         </w:rPr>
       </w:pPr>
-      <w:commentRangeStart w:id="153"/>
-      <w:ins w:id="154" w:author="治輝 齋藤" w:date="2026-04-30T19:43:00Z" w16du:dateUtc="2026-04-30T10:43:00Z">
+      <w:commentRangeStart w:id="155"/>
+      <w:ins w:id="156" w:author="治輝 齋藤" w:date="2026-04-30T19:43:00Z" w16du:dateUtc="2026-04-30T10:43:00Z">
         <w:r>
           <w:rPr>
             <w:lang w:eastAsia="ja-JP"/>
           </w:rPr>
+          <w:lastRenderedPageBreak/>
           <w:t xml:space="preserve">As an additional sensitivity analysis for age-structure confounding, we </w:t>
         </w:r>
       </w:ins>
-      <w:ins w:id="155" w:author="治輝 齋藤" w:date="2026-04-30T20:48:00Z" w16du:dateUtc="2026-04-30T11:48:00Z">
+      <w:ins w:id="157" w:author="治輝 齋藤" w:date="2026-04-30T20:48:00Z" w16du:dateUtc="2026-04-30T11:48:00Z">
         <w:r>
           <w:rPr>
             <w:lang w:eastAsia="ja-JP"/>
@@ -1999,7 +2024,7 @@
           <w:t>performed</w:t>
         </w:r>
       </w:ins>
-      <w:ins w:id="156" w:author="治輝 齋藤" w:date="2026-04-30T19:43:00Z" w16du:dateUtc="2026-04-30T10:43:00Z">
+      <w:ins w:id="158" w:author="治輝 齋藤" w:date="2026-04-30T19:43:00Z" w16du:dateUtc="2026-04-30T10:43:00Z">
         <w:r>
           <w:rPr>
             <w:lang w:eastAsia="ja-JP"/>
@@ -2007,7 +2032,7 @@
           <w:t xml:space="preserve"> indirect</w:t>
         </w:r>
       </w:ins>
-      <w:ins w:id="157" w:author="治輝 齋藤" w:date="2026-04-30T20:49:00Z" w16du:dateUtc="2026-04-30T11:49:00Z">
+      <w:ins w:id="159" w:author="治輝 齋藤" w:date="2026-04-30T20:49:00Z" w16du:dateUtc="2026-04-30T11:49:00Z">
         <w:r>
           <w:rPr>
             <w:rFonts w:hint="eastAsia"/>
@@ -2016,7 +2041,7 @@
           <w:t xml:space="preserve"> </w:t>
         </w:r>
       </w:ins>
-      <w:ins w:id="158" w:author="治輝 齋藤" w:date="2026-04-30T19:43:00Z" w16du:dateUtc="2026-04-30T10:43:00Z">
+      <w:ins w:id="160" w:author="治輝 齋藤" w:date="2026-04-30T19:43:00Z" w16du:dateUtc="2026-04-30T10:43:00Z">
         <w:r>
           <w:rPr>
             <w:lang w:eastAsia="ja-JP"/>
@@ -2024,7 +2049,7 @@
           <w:t>standardization for the femur-surgery outcome</w:t>
         </w:r>
       </w:ins>
-      <w:ins w:id="159" w:author="治輝 齋藤" w:date="2026-04-30T20:49:00Z" w16du:dateUtc="2026-04-30T11:49:00Z">
+      <w:ins w:id="161" w:author="治輝 齋藤" w:date="2026-04-30T20:49:00Z" w16du:dateUtc="2026-04-30T11:49:00Z">
         <w:r>
           <w:rPr>
             <w:lang w:eastAsia="ja-JP"/>
@@ -2032,7 +2057,7 @@
           <w:t>. We combined</w:t>
         </w:r>
       </w:ins>
-      <w:ins w:id="160" w:author="治輝 齋藤" w:date="2026-04-30T19:43:00Z" w16du:dateUtc="2026-04-30T10:43:00Z">
+      <w:ins w:id="162" w:author="治輝 齋藤" w:date="2026-04-30T19:43:00Z" w16du:dateUtc="2026-04-30T10:43:00Z">
         <w:r>
           <w:rPr>
             <w:lang w:eastAsia="ja-JP"/>
@@ -2040,7 +2065,7 @@
           <w:t xml:space="preserve"> NDB age-stratified surgery tables </w:t>
         </w:r>
       </w:ins>
-      <w:ins w:id="161" w:author="治輝 齋藤" w:date="2026-04-30T20:49:00Z" w16du:dateUtc="2026-04-30T11:49:00Z">
+      <w:ins w:id="163" w:author="治輝 齋藤" w:date="2026-04-30T20:49:00Z" w16du:dateUtc="2026-04-30T11:49:00Z">
         <w:r>
           <w:rPr>
             <w:lang w:eastAsia="ja-JP"/>
@@ -2048,22 +2073,15 @@
           <w:t>with</w:t>
         </w:r>
       </w:ins>
-      <w:ins w:id="162" w:author="治輝 齋藤" w:date="2026-04-30T19:43:00Z" w16du:dateUtc="2026-04-30T10:43:00Z">
+      <w:ins w:id="164" w:author="治輝 齋藤" w:date="2026-04-30T19:43:00Z" w16du:dateUtc="2026-04-30T10:43:00Z">
         <w:r>
           <w:rPr>
             <w:lang w:eastAsia="ja-JP"/>
           </w:rPr>
-          <w:t xml:space="preserve"> 2020 census 5-year age-group population counts from e-Stat. Because disclosure-control masking (`"-"`) was present in age-stratified surgery </w:t>
-        </w:r>
-        <w:r>
-          <w:rPr>
-            <w:lang w:eastAsia="ja-JP"/>
-          </w:rPr>
-          <w:lastRenderedPageBreak/>
-          <w:t>cells, we prespecified imputation scenarios (`"-" = 0`, `5`, or `9`) and repeated the SIR/ISR workflow for each scenario. For each scenario, we calculated national age-specific surgery rates, expected prefectural counts, SIR, and ISR (SIR × national crude rate)</w:t>
+          <w:t xml:space="preserve"> 2020 census 5-year age-group population counts from e-Stat. Because disclosure-control masking (`"-"`) was present in age-stratified surgery cells, we prespecified imputation scenarios (`"-" = 0`, `5`, or `9`) and repeated the SIR/ISR workflow for each scenario. For each scenario, we calculated national age-specific surgery rates, expected prefectural counts, SIR, and ISR (SIR × national crude rate)</w:t>
         </w:r>
       </w:ins>
-      <w:ins w:id="163" w:author="治輝 齋藤" w:date="2026-04-30T20:50:00Z" w16du:dateUtc="2026-04-30T11:50:00Z">
+      <w:ins w:id="165" w:author="治輝 齋藤" w:date="2026-04-30T20:50:00Z" w16du:dateUtc="2026-04-30T11:50:00Z">
         <w:r>
           <w:rPr>
             <w:lang w:eastAsia="ja-JP"/>
@@ -2071,7 +2089,7 @@
           <w:t>. We</w:t>
         </w:r>
       </w:ins>
-      <w:ins w:id="164" w:author="治輝 齋藤" w:date="2026-04-30T19:43:00Z" w16du:dateUtc="2026-04-30T10:43:00Z">
+      <w:ins w:id="166" w:author="治輝 齋藤" w:date="2026-04-30T19:43:00Z" w16du:dateUtc="2026-04-30T10:43:00Z">
         <w:r>
           <w:rPr>
             <w:lang w:eastAsia="ja-JP"/>
@@ -2079,7 +2097,7 @@
           <w:t xml:space="preserve"> then regressed ISR on terrain slope with and without covariate adjustment. </w:t>
         </w:r>
       </w:ins>
-      <w:ins w:id="165" w:author="治輝 齋藤" w:date="2026-04-30T20:50:00Z" w16du:dateUtc="2026-04-30T11:50:00Z">
+      <w:ins w:id="167" w:author="治輝 齋藤" w:date="2026-04-30T20:50:00Z" w16du:dateUtc="2026-04-30T11:50:00Z">
         <w:r>
           <w:rPr>
             <w:lang w:eastAsia="ja-JP"/>
@@ -2087,7 +2105,7 @@
           <w:t>These analyses were treated</w:t>
         </w:r>
       </w:ins>
-      <w:ins w:id="166" w:author="治輝 齋藤" w:date="2026-04-30T19:43:00Z" w16du:dateUtc="2026-04-30T10:43:00Z">
+      <w:ins w:id="168" w:author="治輝 齋藤" w:date="2026-04-30T19:43:00Z" w16du:dateUtc="2026-04-30T10:43:00Z">
         <w:r>
           <w:rPr>
             <w:lang w:eastAsia="ja-JP"/>
@@ -2095,8 +2113,8 @@
           <w:t xml:space="preserve"> as sensitivity analyses only (not primary inference), given potential secondary masking.</w:t>
         </w:r>
       </w:ins>
-      <w:commentRangeEnd w:id="153"/>
-      <w:ins w:id="167" w:author="治輝 齋藤" w:date="2026-04-30T20:24:00Z" w16du:dateUtc="2026-04-30T11:24:00Z">
+      <w:commentRangeEnd w:id="155"/>
+      <w:ins w:id="169" w:author="治輝 齋藤" w:date="2026-04-30T20:24:00Z" w16du:dateUtc="2026-04-30T11:24:00Z">
         <w:r>
           <w:rPr>
             <w:rStyle w:val="af2"/>
@@ -2104,7 +2122,7 @@
             <w:szCs w:val="24"/>
             <w:lang w:eastAsia="ja-JP"/>
           </w:rPr>
-          <w:commentReference w:id="153"/>
+          <w:commentReference w:id="155"/>
         </w:r>
       </w:ins>
     </w:p>
@@ -2122,14 +2140,14 @@
         </w:rPr>
         <w:t>All manuscript figures were generated programmatically from study data</w:t>
       </w:r>
-      <w:commentRangeStart w:id="168"/>
+      <w:commentRangeStart w:id="170"/>
       <w:r>
         <w:rPr>
           <w:lang w:eastAsia="ja-JP"/>
         </w:rPr>
         <w:t xml:space="preserve"> (not by image-generative AI tools) </w:t>
       </w:r>
-      <w:commentRangeEnd w:id="168"/>
+      <w:commentRangeEnd w:id="170"/>
       <w:r>
         <w:rPr>
           <w:rStyle w:val="af2"/>
@@ -2137,7 +2155,7 @@
           <w:szCs w:val="24"/>
           <w:lang w:eastAsia="ja-JP"/>
         </w:rPr>
-        <w:commentReference w:id="168"/>
+        <w:commentReference w:id="170"/>
       </w:r>
       <w:r>
         <w:rPr>
@@ -2233,10 +2251,11 @@
         <w:pStyle w:val="1"/>
         <w:spacing w:line="360" w:lineRule="auto"/>
       </w:pPr>
-      <w:bookmarkStart w:id="169" w:name="results-1"/>
-      <w:bookmarkEnd w:id="116"/>
-      <w:bookmarkEnd w:id="146"/>
-      <w:r>
+      <w:bookmarkStart w:id="171" w:name="results-1"/>
+      <w:bookmarkEnd w:id="118"/>
+      <w:bookmarkEnd w:id="148"/>
+      <w:r>
+        <w:lastRenderedPageBreak/>
         <w:t>Results</w:t>
       </w:r>
     </w:p>
@@ -2245,7 +2264,7 @@
         <w:pStyle w:val="2"/>
         <w:spacing w:line="360" w:lineRule="auto"/>
       </w:pPr>
-      <w:bookmarkStart w:id="170" w:name="descriptive-statistics"/>
+      <w:bookmarkStart w:id="172" w:name="descriptive-statistics"/>
       <w:r>
         <w:t>1. Descriptive Statistics</w:t>
       </w:r>
@@ -2278,11 +2297,7 @@
         <w:t>range 167.6–329.6), and the mean total fracture surgery rate was 352.8 ± 54.9 per 100,000</w:t>
       </w:r>
       <w:r>
-        <w:t xml:space="preserve"> (median 356.1; IQR </w:t>
-      </w:r>
-      <w:r>
-        <w:lastRenderedPageBreak/>
-        <w:t>306.4–397.1)</w:t>
+        <w:t xml:space="preserve"> (median 356.1; IQR 306.4–397.1)</w:t>
       </w:r>
       <w:r>
         <w:t>. The mean aging rate was 30.7 ± 3.1%</w:t>
@@ -2305,8 +2320,8 @@
         <w:pStyle w:val="2"/>
         <w:spacing w:line="360" w:lineRule="auto"/>
       </w:pPr>
-      <w:bookmarkStart w:id="171" w:name="correlation-analysis"/>
-      <w:bookmarkEnd w:id="170"/>
+      <w:bookmarkStart w:id="173" w:name="correlation-analysis"/>
+      <w:bookmarkEnd w:id="172"/>
       <w:r>
         <w:t>2. Correlation Analysis</w:t>
       </w:r>
@@ -2319,18 +2334,18 @@
       <w:r>
         <w:t xml:space="preserve">Terrain slope showed a moderate positive correlation with hip fracture surgery </w:t>
       </w:r>
-      <w:commentRangeStart w:id="172"/>
+      <w:commentRangeStart w:id="174"/>
       <w:r>
         <w:t>rate</w:t>
       </w:r>
-      <w:commentRangeEnd w:id="172"/>
+      <w:commentRangeEnd w:id="174"/>
       <w:r>
         <w:rPr>
           <w:rStyle w:val="af2"/>
           <w:sz w:val="24"/>
           <w:szCs w:val="24"/>
         </w:rPr>
-        <w:commentReference w:id="172"/>
+        <w:commentReference w:id="174"/>
       </w:r>
       <w:r>
         <w:t xml:space="preserve"> (r = 0.475, </w:t>
@@ -2358,18 +2373,18 @@
       <w:r>
         <w:t xml:space="preserve">Figure 1 illustrates the bivariate association between terrain slope and hip fracture surgery rate; </w:t>
       </w:r>
-      <w:commentRangeStart w:id="173"/>
+      <w:commentRangeStart w:id="175"/>
       <w:r>
         <w:t>Figure 2</w:t>
       </w:r>
-      <w:commentRangeEnd w:id="173"/>
+      <w:commentRangeEnd w:id="175"/>
       <w:r>
         <w:rPr>
           <w:rStyle w:val="af2"/>
           <w:sz w:val="24"/>
           <w:szCs w:val="24"/>
         </w:rPr>
-        <w:commentReference w:id="173"/>
+        <w:commentReference w:id="175"/>
       </w:r>
       <w:r>
         <w:t xml:space="preserve"> displays the correlation matrix.</w:t>
@@ -2400,8 +2415,8 @@
         <w:pStyle w:val="2"/>
         <w:spacing w:line="360" w:lineRule="auto"/>
       </w:pPr>
-      <w:bookmarkStart w:id="174" w:name="regression-analysis-hip-fracture"/>
-      <w:bookmarkEnd w:id="171"/>
+      <w:bookmarkStart w:id="176" w:name="regression-analysis-hip-fracture"/>
+      <w:bookmarkEnd w:id="173"/>
       <w:r>
         <w:t>3. Regression Analysis: Hip Fracture</w:t>
       </w:r>
@@ -2422,7 +2437,11 @@
         <w:t>p</w:t>
       </w:r>
       <w:r>
-        <w:t xml:space="preserve"> = 0.001). After adjustment for aging rate, fast walking rate, and population density (Model 2), </w:t>
+        <w:t xml:space="preserve"> = </w:t>
+      </w:r>
+      <w:r>
+        <w:lastRenderedPageBreak/>
+        <w:t xml:space="preserve">0.001). After adjustment for aging rate, fast walking rate, and population density (Model 2), </w:t>
       </w:r>
       <w:r>
         <w:t xml:space="preserve">the slope coefficient was 3.49 (95% CI, 0.11–6.86; R² = 0.385; </w:t>
@@ -2482,14 +2501,13 @@
         <w:pStyle w:val="a0"/>
         <w:spacing w:line="360" w:lineRule="auto"/>
         <w:rPr>
-          <w:ins w:id="175" w:author="治輝 齋藤" w:date="2026-04-30T20:30:00Z" w16du:dateUtc="2026-04-30T11:30:00Z"/>
-        </w:rPr>
-      </w:pPr>
-      <w:r>
-        <w:rPr>
-          <w:lang w:eastAsia="ja-JP"/>
-        </w:rPr>
-        <w:lastRenderedPageBreak/>
+          <w:ins w:id="177" w:author="治輝 齋藤" w:date="2026-04-30T20:30:00Z" w16du:dateUtc="2026-04-30T11:30:00Z"/>
+        </w:rPr>
+      </w:pPr>
+      <w:r>
+        <w:rPr>
+          <w:lang w:eastAsia="ja-JP"/>
+        </w:rPr>
         <w:t xml:space="preserve">Residual diagnostics for Model 2 did not indicate gross deviations from linearity in residuals versus fitted values. The Shapiro–Wilk test on OLS residuals was </w:t>
       </w:r>
       <w:r>
@@ -2548,14 +2566,14 @@
         </w:rPr>
         <w:t xml:space="preserve"> = 5,000) was −0.03 to 7.09</w:t>
       </w:r>
-      <w:commentRangeStart w:id="176"/>
+      <w:commentRangeStart w:id="178"/>
       <w:r>
         <w:rPr>
           <w:lang w:eastAsia="ja-JP"/>
         </w:rPr>
         <w:t xml:space="preserve"> (both intervals include null)</w:t>
       </w:r>
-      <w:commentRangeEnd w:id="176"/>
+      <w:commentRangeEnd w:id="178"/>
       <w:r>
         <w:rPr>
           <w:rStyle w:val="af2"/>
@@ -2563,7 +2581,7 @@
           <w:szCs w:val="24"/>
           <w:lang w:eastAsia="ja-JP"/>
         </w:rPr>
-        <w:commentReference w:id="176"/>
+        <w:commentReference w:id="178"/>
       </w:r>
       <w:r>
         <w:rPr>
@@ -2580,9 +2598,9 @@
           <w:lang w:eastAsia="ja-JP"/>
         </w:rPr>
       </w:pPr>
-      <w:commentRangeStart w:id="177"/>
-      <w:commentRangeStart w:id="178"/>
-      <w:ins w:id="179" w:author="治輝 齋藤" w:date="2026-04-30T20:30:00Z" w16du:dateUtc="2026-04-30T11:30:00Z">
+      <w:commentRangeStart w:id="179"/>
+      <w:commentRangeStart w:id="180"/>
+      <w:ins w:id="181" w:author="治輝 齋藤" w:date="2026-04-30T20:30:00Z" w16du:dateUtc="2026-04-30T11:30:00Z">
         <w:r>
           <w:rPr>
             <w:lang w:eastAsia="ja-JP"/>
@@ -2645,7 +2663,7 @@
         </w:rPr>
         <w:t>.</w:t>
       </w:r>
-      <w:commentRangeEnd w:id="177"/>
+      <w:commentRangeEnd w:id="179"/>
       <w:r>
         <w:rPr>
           <w:rStyle w:val="af2"/>
@@ -2653,9 +2671,9 @@
           <w:szCs w:val="24"/>
           <w:lang w:eastAsia="ja-JP"/>
         </w:rPr>
-        <w:commentReference w:id="177"/>
-      </w:r>
-      <w:commentRangeEnd w:id="178"/>
+        <w:commentReference w:id="179"/>
+      </w:r>
+      <w:commentRangeEnd w:id="180"/>
       <w:r>
         <w:rPr>
           <w:rStyle w:val="af2"/>
@@ -2663,7 +2681,7 @@
           <w:szCs w:val="24"/>
           <w:lang w:eastAsia="ja-JP"/>
         </w:rPr>
-        <w:commentReference w:id="178"/>
+        <w:commentReference w:id="180"/>
       </w:r>
     </w:p>
     <w:p>
@@ -2671,8 +2689,8 @@
         <w:pStyle w:val="2"/>
         <w:spacing w:line="360" w:lineRule="auto"/>
       </w:pPr>
-      <w:bookmarkStart w:id="180" w:name="X19b7a829deade195ab8e30bfbfddb97c9ee92ae"/>
-      <w:bookmarkEnd w:id="174"/>
+      <w:bookmarkStart w:id="182" w:name="X19b7a829deade195ab8e30bfbfddb97c9ee92ae"/>
+      <w:bookmarkEnd w:id="176"/>
       <w:r>
         <w:t>4. Regression Analysis: Total, Humerus, and Forearm Fractures</w:t>
       </w:r>
@@ -2723,7 +2741,11 @@
         <w:t>p</w:t>
       </w:r>
       <w:r>
-        <w:t xml:space="preserve"> = 0.355; Model 2: R² = 0.107) nor forearm fracture rate (Model 1: </w:t>
+        <w:t xml:space="preserve"> = 0.355; Model 2: R² = </w:t>
+      </w:r>
+      <w:r>
+        <w:lastRenderedPageBreak/>
+        <w:t xml:space="preserve">0.107) nor forearm fracture rate (Model 1: </w:t>
       </w:r>
       <w:r>
         <w:rPr>
@@ -2751,11 +2773,10 @@
         <w:pStyle w:val="1"/>
         <w:spacing w:line="360" w:lineRule="auto"/>
       </w:pPr>
-      <w:bookmarkStart w:id="181" w:name="discussion"/>
-      <w:bookmarkEnd w:id="169"/>
-      <w:bookmarkEnd w:id="180"/>
-      <w:r>
-        <w:lastRenderedPageBreak/>
+      <w:bookmarkStart w:id="183" w:name="discussion"/>
+      <w:bookmarkEnd w:id="171"/>
+      <w:bookmarkEnd w:id="182"/>
+      <w:r>
         <w:t>Discussion</w:t>
       </w:r>
     </w:p>
@@ -2764,7 +2785,7 @@
         <w:pStyle w:val="2"/>
         <w:spacing w:line="360" w:lineRule="auto"/>
       </w:pPr>
-      <w:bookmarkStart w:id="182" w:name="main-findings"/>
+      <w:bookmarkStart w:id="184" w:name="main-findings"/>
       <w:r>
         <w:t>1. Main Findings</w:t>
       </w:r>
@@ -2777,25 +2798,25 @@
       <w:r>
         <w:t xml:space="preserve">This ecological study </w:t>
       </w:r>
-      <w:commentRangeStart w:id="183"/>
-      <w:ins w:id="184" w:author="治輝 齋藤" w:date="2026-04-30T19:12:00Z" w16du:dateUtc="2026-04-30T10:12:00Z">
+      <w:commentRangeStart w:id="185"/>
+      <w:ins w:id="186" w:author="治輝 齋藤" w:date="2026-04-30T19:12:00Z" w16du:dateUtc="2026-04-30T10:12:00Z">
         <w:r>
           <w:t>showed</w:t>
         </w:r>
       </w:ins>
-      <w:del w:id="185" w:author="治輝 齋藤" w:date="2026-04-30T19:12:00Z" w16du:dateUtc="2026-04-30T10:12:00Z">
+      <w:del w:id="187" w:author="治輝 齋藤" w:date="2026-04-30T19:12:00Z" w16du:dateUtc="2026-04-30T10:12:00Z">
         <w:r>
           <w:delText>demonstrated</w:delText>
         </w:r>
       </w:del>
-      <w:commentRangeEnd w:id="183"/>
+      <w:commentRangeEnd w:id="185"/>
       <w:r>
         <w:rPr>
           <w:rStyle w:val="af2"/>
           <w:sz w:val="24"/>
           <w:szCs w:val="24"/>
         </w:rPr>
-        <w:commentReference w:id="183"/>
+        <w:commentReference w:id="185"/>
       </w:r>
       <w:r>
         <w:t xml:space="preserve"> </w:t>
@@ -2828,7 +2849,7 @@
       <w:r>
         <w:t xml:space="preserve">. </w:t>
       </w:r>
-      <w:commentRangeStart w:id="186"/>
+      <w:commentRangeStart w:id="188"/>
       <w:r>
         <w:t xml:space="preserve">Each additional degree of slope </w:t>
       </w:r>
@@ -2851,33 +2872,33 @@
       <w:r>
         <w:t>.</w:t>
       </w:r>
-      <w:commentRangeEnd w:id="186"/>
+      <w:commentRangeEnd w:id="188"/>
       <w:r>
         <w:rPr>
           <w:rStyle w:val="af2"/>
           <w:sz w:val="24"/>
           <w:szCs w:val="24"/>
         </w:rPr>
-        <w:commentReference w:id="186"/>
+        <w:commentReference w:id="188"/>
       </w:r>
       <w:r>
         <w:t xml:space="preserve"> </w:t>
       </w:r>
-      <w:commentRangeStart w:id="187"/>
+      <w:commentRangeStart w:id="189"/>
       <w:r>
         <w:t>The adjusted</w:t>
       </w:r>
       <w:r>
         <w:t xml:space="preserve"> association was specific to hip fractures and was not observed for humerus or forearm fractures.</w:t>
       </w:r>
-      <w:commentRangeEnd w:id="187"/>
+      <w:commentRangeEnd w:id="189"/>
       <w:r>
         <w:rPr>
           <w:rStyle w:val="af2"/>
           <w:sz w:val="24"/>
           <w:szCs w:val="24"/>
         </w:rPr>
-        <w:commentReference w:id="187"/>
+        <w:commentReference w:id="189"/>
       </w:r>
       <w:r>
         <w:t xml:space="preserve"> </w:t>
@@ -2892,18 +2913,18 @@
       <w:r>
         <w:t xml:space="preserve">hese findings suggest that, at the population level, </w:t>
       </w:r>
-      <w:commentRangeStart w:id="188"/>
+      <w:commentRangeStart w:id="190"/>
       <w:r>
         <w:t>steeper habitable terrain</w:t>
       </w:r>
-      <w:commentRangeEnd w:id="188"/>
+      <w:commentRangeEnd w:id="190"/>
       <w:r>
         <w:rPr>
           <w:rStyle w:val="af2"/>
           <w:sz w:val="24"/>
           <w:szCs w:val="24"/>
         </w:rPr>
-        <w:commentReference w:id="188"/>
+        <w:commentReference w:id="190"/>
       </w:r>
       <w:r>
         <w:t xml:space="preserve"> may track hip-specific surgical burden beyond compositional aging and self-reported walking pace</w:t>
@@ -2917,8 +2938,8 @@
         <w:pStyle w:val="2"/>
         <w:spacing w:line="360" w:lineRule="auto"/>
       </w:pPr>
-      <w:bookmarkStart w:id="189" w:name="biological-plausibility"/>
-      <w:bookmarkEnd w:id="182"/>
+      <w:bookmarkStart w:id="191" w:name="biological-plausibility"/>
+      <w:bookmarkEnd w:id="184"/>
       <w:r>
         <w:t>2. Biological Plausibility</w:t>
       </w:r>
@@ -2928,11 +2949,11 @@
         <w:pStyle w:val="FirstParagraph"/>
         <w:spacing w:line="360" w:lineRule="auto"/>
       </w:pPr>
-      <w:commentRangeStart w:id="190"/>
+      <w:commentRangeStart w:id="192"/>
       <w:r>
         <w:t xml:space="preserve">The </w:t>
       </w:r>
-      <w:del w:id="191" w:author="治輝 齋藤" w:date="2026-04-30T19:27:00Z" w16du:dateUtc="2026-04-30T10:27:00Z">
+      <w:del w:id="193" w:author="治輝 齋藤" w:date="2026-04-30T19:27:00Z" w16du:dateUtc="2026-04-30T10:27:00Z">
         <w:r>
           <w:delText xml:space="preserve">specificity of the </w:delText>
         </w:r>
@@ -2940,12 +2961,12 @@
       <w:r>
         <w:t xml:space="preserve">slope–fracture association </w:t>
       </w:r>
-      <w:ins w:id="192" w:author="治輝 齋藤" w:date="2026-04-30T19:27:00Z" w16du:dateUtc="2026-04-30T10:27:00Z">
+      <w:ins w:id="194" w:author="治輝 齋藤" w:date="2026-04-30T19:27:00Z" w16du:dateUtc="2026-04-30T10:27:00Z">
         <w:r>
           <w:t>observed for</w:t>
         </w:r>
       </w:ins>
-      <w:del w:id="193" w:author="治輝 齋藤" w:date="2026-04-30T19:27:00Z" w16du:dateUtc="2026-04-30T10:27:00Z">
+      <w:del w:id="195" w:author="治輝 齋藤" w:date="2026-04-30T19:27:00Z" w16du:dateUtc="2026-04-30T10:27:00Z">
         <w:r>
           <w:delText>to</w:delText>
         </w:r>
@@ -2953,7 +2974,7 @@
       <w:r>
         <w:t xml:space="preserve"> the hip </w:t>
       </w:r>
-      <w:ins w:id="194" w:author="治輝 齋藤" w:date="2026-04-30T19:27:00Z" w16du:dateUtc="2026-04-30T10:27:00Z">
+      <w:ins w:id="196" w:author="治輝 齋藤" w:date="2026-04-30T19:27:00Z" w16du:dateUtc="2026-04-30T10:27:00Z">
         <w:r>
           <w:rPr>
             <w:rFonts w:hint="eastAsia"/>
@@ -2962,7 +2983,7 @@
           <w:t>may be</w:t>
         </w:r>
       </w:ins>
-      <w:del w:id="195" w:author="治輝 齋藤" w:date="2026-04-30T19:27:00Z" w16du:dateUtc="2026-04-30T10:27:00Z">
+      <w:del w:id="197" w:author="治輝 齋藤" w:date="2026-04-30T19:27:00Z" w16du:dateUtc="2026-04-30T10:27:00Z">
         <w:r>
           <w:delText>is</w:delText>
         </w:r>
@@ -2970,7 +2991,7 @@
       <w:r>
         <w:t xml:space="preserve"> biologically plausible and </w:t>
       </w:r>
-      <w:ins w:id="196" w:author="治輝 齋藤" w:date="2026-04-30T19:28:00Z" w16du:dateUtc="2026-04-30T10:28:00Z">
+      <w:ins w:id="198" w:author="治輝 齋藤" w:date="2026-04-30T19:28:00Z" w16du:dateUtc="2026-04-30T10:28:00Z">
         <w:r>
           <w:t>may be partly</w:t>
         </w:r>
@@ -2985,7 +3006,7 @@
       <w:r>
         <w:t xml:space="preserve">supported by </w:t>
       </w:r>
-      <w:del w:id="197" w:author="治輝 齋藤" w:date="2026-04-30T19:28:00Z" w16du:dateUtc="2026-04-30T10:28:00Z">
+      <w:del w:id="199" w:author="治輝 齋藤" w:date="2026-04-30T19:28:00Z" w16du:dateUtc="2026-04-30T10:28:00Z">
         <w:r>
           <w:delText xml:space="preserve">extensive </w:delText>
         </w:r>
@@ -3005,12 +3026,12 @@
       <w:r>
         <w:t xml:space="preserve"> which are </w:t>
       </w:r>
-      <w:ins w:id="198" w:author="治輝 齋藤" w:date="2026-04-30T19:28:00Z" w16du:dateUtc="2026-04-30T10:28:00Z">
+      <w:ins w:id="200" w:author="治輝 齋藤" w:date="2026-04-30T19:28:00Z" w16du:dateUtc="2026-04-30T10:28:00Z">
         <w:r>
           <w:t>common</w:t>
         </w:r>
       </w:ins>
-      <w:del w:id="199" w:author="治輝 齋藤" w:date="2026-04-30T19:28:00Z" w16du:dateUtc="2026-04-30T10:28:00Z">
+      <w:del w:id="201" w:author="治輝 齋藤" w:date="2026-04-30T19:28:00Z" w16du:dateUtc="2026-04-30T10:28:00Z">
         <w:r>
           <w:delText>the predominant</w:delText>
         </w:r>
@@ -3018,7 +3039,7 @@
       <w:r>
         <w:t xml:space="preserve"> fall mechanism</w:t>
       </w:r>
-      <w:ins w:id="200" w:author="治輝 齋藤" w:date="2026-04-30T19:32:00Z" w16du:dateUtc="2026-04-30T10:32:00Z">
+      <w:ins w:id="202" w:author="治輝 齋藤" w:date="2026-04-30T19:32:00Z" w16du:dateUtc="2026-04-30T10:32:00Z">
         <w:r>
           <w:rPr>
             <w:rFonts w:hint="eastAsia"/>
@@ -3028,7 +3049,11 @@
         </w:r>
       </w:ins>
       <w:r>
-        <w:t xml:space="preserve"> on inclined surfaces. Real-world video-capture studies of falls in long-term care facilities have demonstrated that lateral landing configuration increases hip fracture risk by 5.5 to 6-fold compared to forward or backward falls, and direct impact to the greater trochanter elevates fracture risk by up to 30-fold.</w:t>
+        <w:t xml:space="preserve"> on inclined surfaces. Real-world video-capture studies of falls in long-term care facilities have demonstrated that lateral </w:t>
+      </w:r>
+      <w:r>
+        <w:lastRenderedPageBreak/>
+        <w:t>landing configuration increases hip fracture risk by 5.5 to 6-fold compared to forward or backward falls, and direct impact to the greater trochanter elevates fracture risk by up to 30-fold.</w:t>
       </w:r>
       <w:r>
         <w:t xml:space="preserve"> </w:t>
@@ -3054,13 +3079,12 @@
       <w:r>
         <w:t xml:space="preserve"> Finite element method (FEM) simulations have further </w:t>
       </w:r>
-      <w:ins w:id="201" w:author="治輝 齋藤" w:date="2026-04-30T19:28:00Z" w16du:dateUtc="2026-04-30T10:28:00Z">
-        <w:r>
-          <w:lastRenderedPageBreak/>
+      <w:ins w:id="203" w:author="治輝 齋藤" w:date="2026-04-30T19:28:00Z" w16du:dateUtc="2026-04-30T10:28:00Z">
+        <w:r>
           <w:t>suggested</w:t>
         </w:r>
       </w:ins>
-      <w:del w:id="202" w:author="治輝 齋藤" w:date="2026-04-30T19:28:00Z" w16du:dateUtc="2026-04-30T10:28:00Z">
+      <w:del w:id="204" w:author="治輝 齋藤" w:date="2026-04-30T19:28:00Z" w16du:dateUtc="2026-04-30T10:28:00Z">
         <w:r>
           <w:delText>confirmed</w:delText>
         </w:r>
@@ -3068,12 +3092,12 @@
       <w:r>
         <w:t xml:space="preserve"> that posterolateral and lateral impacts generate maximum tensile and compressive stresses at the superior and inferior aspects of the femoral neck, </w:t>
       </w:r>
-      <w:ins w:id="203" w:author="治輝 齋藤" w:date="2026-04-30T19:29:00Z" w16du:dateUtc="2026-04-30T10:29:00Z">
+      <w:ins w:id="205" w:author="治輝 齋藤" w:date="2026-04-30T19:29:00Z" w16du:dateUtc="2026-04-30T10:29:00Z">
         <w:r>
           <w:t>potentially increasing</w:t>
         </w:r>
       </w:ins>
-      <w:del w:id="204" w:author="治輝 齋藤" w:date="2026-04-30T19:29:00Z" w16du:dateUtc="2026-04-30T10:29:00Z">
+      <w:del w:id="206" w:author="治輝 齋藤" w:date="2026-04-30T19:29:00Z" w16du:dateUtc="2026-04-30T10:29:00Z">
         <w:r>
           <w:delText>maximizing</w:delText>
         </w:r>
@@ -3090,14 +3114,14 @@
         </w:rPr>
         <w:t>[26]</w:t>
       </w:r>
-      <w:commentRangeEnd w:id="190"/>
+      <w:commentRangeEnd w:id="192"/>
       <w:r>
         <w:rPr>
           <w:rStyle w:val="af2"/>
           <w:sz w:val="24"/>
           <w:szCs w:val="24"/>
         </w:rPr>
-        <w:commentReference w:id="190"/>
+        <w:commentReference w:id="192"/>
       </w:r>
     </w:p>
     <w:p>
@@ -3229,7 +3253,11 @@
         <w:t>[31]</w:t>
       </w:r>
       <w:r>
-        <w:t xml:space="preserve"> Similarly, humerus fractures in older adults often result from low-energy obliquely forward falls on level ground and occur in relatively younger, more ambulatory individuals who retain arm-protective reflexes.</w:t>
+        <w:t xml:space="preserve"> Similarly, humerus fractures in older adults often result from low-energy obliquely forward falls on level ground and occur in relatively </w:t>
+      </w:r>
+      <w:r>
+        <w:lastRenderedPageBreak/>
+        <w:t>younger, more ambulatory individuals who retain arm-protective reflexes.</w:t>
       </w:r>
       <w:r>
         <w:t xml:space="preserve"> </w:t>
@@ -3243,8 +3271,8 @@
       <w:r>
         <w:t xml:space="preserve"> The fracture-site specificity observed in our data—significant association with hip fractures but not with humerus or forearm fractures—</w:t>
       </w:r>
-      <w:commentRangeStart w:id="205"/>
-      <w:del w:id="206" w:author="治輝 齋藤" w:date="2026-04-30T20:51:00Z" w16du:dateUtc="2026-04-30T11:51:00Z">
+      <w:commentRangeStart w:id="207"/>
+      <w:del w:id="208" w:author="治輝 齋藤" w:date="2026-04-30T20:51:00Z" w16du:dateUtc="2026-04-30T11:51:00Z">
         <w:r>
           <w:delText xml:space="preserve">thus </w:delText>
         </w:r>
@@ -3252,7 +3280,7 @@
       <w:r>
         <w:t xml:space="preserve">provides internal evidence </w:t>
       </w:r>
-      <w:ins w:id="207" w:author="治輝 齋藤" w:date="2026-04-30T20:52:00Z" w16du:dateUtc="2026-04-30T11:52:00Z">
+      <w:ins w:id="209" w:author="治輝 齋藤" w:date="2026-04-30T20:52:00Z" w16du:dateUtc="2026-04-30T11:52:00Z">
         <w:r>
           <w:t>that is</w:t>
         </w:r>
@@ -3267,12 +3295,12 @@
       <w:r>
         <w:t xml:space="preserve">consistent with </w:t>
       </w:r>
-      <w:del w:id="208" w:author="治輝 齋藤" w:date="2026-04-30T20:52:00Z" w16du:dateUtc="2026-04-30T11:52:00Z">
+      <w:del w:id="210" w:author="治輝 齋藤" w:date="2026-04-30T20:52:00Z" w16du:dateUtc="2026-04-30T11:52:00Z">
         <w:r>
           <w:delText xml:space="preserve">the </w:delText>
         </w:r>
       </w:del>
-      <w:ins w:id="209" w:author="治輝 齋藤" w:date="2026-04-30T20:52:00Z" w16du:dateUtc="2026-04-30T11:52:00Z">
+      <w:ins w:id="211" w:author="治輝 齋藤" w:date="2026-04-30T20:52:00Z" w16du:dateUtc="2026-04-30T11:52:00Z">
         <w:r>
           <w:rPr>
             <w:rFonts w:hint="eastAsia"/>
@@ -3287,12 +3315,12 @@
       <w:r>
         <w:t xml:space="preserve">biomechanical paradigm </w:t>
       </w:r>
-      <w:ins w:id="210" w:author="治輝 齋藤" w:date="2026-04-30T20:52:00Z" w16du:dateUtc="2026-04-30T11:52:00Z">
+      <w:ins w:id="212" w:author="治輝 齋藤" w:date="2026-04-30T20:52:00Z" w16du:dateUtc="2026-04-30T11:52:00Z">
         <w:r>
           <w:t>in which</w:t>
         </w:r>
       </w:ins>
-      <w:del w:id="211" w:author="治輝 齋藤" w:date="2026-04-30T20:52:00Z" w16du:dateUtc="2026-04-30T11:52:00Z">
+      <w:del w:id="213" w:author="治輝 齋藤" w:date="2026-04-30T20:52:00Z" w16du:dateUtc="2026-04-30T11:52:00Z">
         <w:r>
           <w:delText>that</w:delText>
         </w:r>
@@ -3300,7 +3328,7 @@
       <w:r>
         <w:t xml:space="preserve"> terrain slope </w:t>
       </w:r>
-      <w:ins w:id="212" w:author="治輝 齋藤" w:date="2026-04-30T20:52:00Z" w16du:dateUtc="2026-04-30T11:52:00Z">
+      <w:ins w:id="214" w:author="治輝 齋藤" w:date="2026-04-30T20:52:00Z" w16du:dateUtc="2026-04-30T11:52:00Z">
         <w:r>
           <w:rPr>
             <w:rFonts w:hint="eastAsia"/>
@@ -3312,7 +3340,7 @@
       <w:r>
         <w:t>specifically amplif</w:t>
       </w:r>
-      <w:ins w:id="213" w:author="治輝 齋藤" w:date="2026-04-30T20:52:00Z" w16du:dateUtc="2026-04-30T11:52:00Z">
+      <w:ins w:id="215" w:author="治輝 齋藤" w:date="2026-04-30T20:52:00Z" w16du:dateUtc="2026-04-30T11:52:00Z">
         <w:r>
           <w:rPr>
             <w:rFonts w:hint="eastAsia"/>
@@ -3321,7 +3349,7 @@
           <w:t>y</w:t>
         </w:r>
       </w:ins>
-      <w:del w:id="214" w:author="治輝 齋藤" w:date="2026-04-30T20:52:00Z" w16du:dateUtc="2026-04-30T11:52:00Z">
+      <w:del w:id="216" w:author="治輝 齋藤" w:date="2026-04-30T20:52:00Z" w16du:dateUtc="2026-04-30T11:52:00Z">
         <w:r>
           <w:delText>ies</w:delText>
         </w:r>
@@ -3329,14 +3357,14 @@
       <w:r>
         <w:t xml:space="preserve"> lateral fall risk.</w:t>
       </w:r>
-      <w:commentRangeEnd w:id="205"/>
+      <w:commentRangeEnd w:id="207"/>
       <w:r>
         <w:rPr>
           <w:rStyle w:val="af2"/>
           <w:sz w:val="24"/>
           <w:szCs w:val="24"/>
         </w:rPr>
-        <w:commentReference w:id="205"/>
+        <w:commentReference w:id="207"/>
       </w:r>
     </w:p>
     <w:p>
@@ -3344,10 +3372,9 @@
         <w:pStyle w:val="2"/>
         <w:spacing w:line="360" w:lineRule="auto"/>
       </w:pPr>
-      <w:bookmarkStart w:id="215" w:name="comparison-with-previous-studies"/>
-      <w:bookmarkEnd w:id="189"/>
-      <w:r>
-        <w:lastRenderedPageBreak/>
+      <w:bookmarkStart w:id="217" w:name="comparison-with-previous-studies"/>
+      <w:bookmarkEnd w:id="191"/>
+      <w:r>
         <w:t>3. Comparison with Previous Studies</w:t>
       </w:r>
     </w:p>
@@ -3423,7 +3450,11 @@
         <w:t>[34]</w:t>
       </w:r>
       <w:r>
-        <w:t xml:space="preserve"> In Japan, Nakamura et al. reported that </w:t>
+        <w:t xml:space="preserve"> In Japan, Nakamura et </w:t>
+      </w:r>
+      <w:r>
+        <w:lastRenderedPageBreak/>
+        <w:t xml:space="preserve">al. reported that </w:t>
       </w:r>
       <w:r>
         <w:t xml:space="preserve">frequent </w:t>
@@ -3446,28 +3477,24 @@
       <w:r>
         <w:t xml:space="preserve"> However, to our knowledge, no prior study has used nationwide DEM data linked to administrative fracture data to quantify the dose-response association between terrain slope and hip fracture rates at the population level in Japan. </w:t>
       </w:r>
-      <w:commentRangeStart w:id="216"/>
+      <w:commentRangeStart w:id="218"/>
       <w:r>
         <w:t xml:space="preserve">Our </w:t>
       </w:r>
-      <w:ins w:id="217" w:author="治輝 齋藤" w:date="2026-04-30T20:55:00Z" w16du:dateUtc="2026-04-30T11:55:00Z">
+      <w:ins w:id="219" w:author="治輝 齋藤" w:date="2026-04-30T20:55:00Z" w16du:dateUtc="2026-04-30T11:55:00Z">
         <w:r>
           <w:t>findings add</w:t>
         </w:r>
       </w:ins>
-      <w:del w:id="218" w:author="治輝 齋藤" w:date="2026-04-30T20:55:00Z" w16du:dateUtc="2026-04-30T11:55:00Z">
+      <w:del w:id="220" w:author="治輝 齋藤" w:date="2026-04-30T20:55:00Z" w16du:dateUtc="2026-04-30T11:55:00Z">
         <w:r>
           <w:delText>study provides the first</w:delText>
         </w:r>
       </w:del>
       <w:r>
-        <w:t xml:space="preserve"> nationwide quantitative </w:t>
-      </w:r>
-      <w:r>
-        <w:lastRenderedPageBreak/>
-        <w:t>evidence that each one-degree increase in terrain slope is associated with approximately 3.5 additional hip fracture surgeries per 100,000 population, independent of aging rate</w:t>
-      </w:r>
-      <w:ins w:id="219" w:author="治輝 齋藤" w:date="2026-04-30T20:55:00Z" w16du:dateUtc="2026-04-30T11:55:00Z">
+        <w:t xml:space="preserve"> nationwide quantitative evidence that each one-degree increase in terrain slope is associated with approximately 3.5 additional hip fracture surgeries per 100,000 population, independent of aging rate</w:t>
+      </w:r>
+      <w:ins w:id="221" w:author="治輝 齋藤" w:date="2026-04-30T20:55:00Z" w16du:dateUtc="2026-04-30T11:55:00Z">
         <w:r>
           <w:t xml:space="preserve"> in the primary model</w:t>
         </w:r>
@@ -3475,7 +3502,7 @@
       <w:r>
         <w:t xml:space="preserve">. This quantitative estimate </w:t>
       </w:r>
-      <w:del w:id="220" w:author="治輝 齋藤" w:date="2026-04-30T20:56:00Z" w16du:dateUtc="2026-04-30T11:56:00Z">
+      <w:del w:id="222" w:author="治輝 齋藤" w:date="2026-04-30T20:56:00Z" w16du:dateUtc="2026-04-30T11:56:00Z">
         <w:r>
           <w:delText xml:space="preserve">is novel and </w:delText>
         </w:r>
@@ -3490,12 +3517,12 @@
       <w:r>
         <w:t xml:space="preserve">contribute to the global evidence base for terrain as a modifiable environmental </w:t>
       </w:r>
-      <w:ins w:id="221" w:author="治輝 齋藤" w:date="2026-04-30T20:56:00Z" w16du:dateUtc="2026-04-30T11:56:00Z">
+      <w:ins w:id="223" w:author="治輝 齋藤" w:date="2026-04-30T20:56:00Z" w16du:dateUtc="2026-04-30T11:56:00Z">
         <w:r>
           <w:t>correlate of fracture burden</w:t>
         </w:r>
       </w:ins>
-      <w:del w:id="222" w:author="治輝 齋藤" w:date="2026-04-30T20:56:00Z" w16du:dateUtc="2026-04-30T11:56:00Z">
+      <w:del w:id="224" w:author="治輝 齋藤" w:date="2026-04-30T20:56:00Z" w16du:dateUtc="2026-04-30T11:56:00Z">
         <w:r>
           <w:delText>risk factor</w:delText>
         </w:r>
@@ -3503,14 +3530,14 @@
       <w:r>
         <w:t>.</w:t>
       </w:r>
-      <w:commentRangeEnd w:id="216"/>
+      <w:commentRangeEnd w:id="218"/>
       <w:r>
         <w:rPr>
           <w:rStyle w:val="af2"/>
           <w:sz w:val="24"/>
           <w:szCs w:val="24"/>
         </w:rPr>
-        <w:commentReference w:id="216"/>
+        <w:commentReference w:id="218"/>
       </w:r>
     </w:p>
     <w:p>
@@ -3518,8 +3545,8 @@
         <w:pStyle w:val="2"/>
         <w:spacing w:line="360" w:lineRule="auto"/>
       </w:pPr>
-      <w:bookmarkStart w:id="223" w:name="role-of-aging-rate"/>
-      <w:bookmarkEnd w:id="215"/>
+      <w:bookmarkStart w:id="225" w:name="role-of-aging-rate"/>
+      <w:bookmarkEnd w:id="217"/>
       <w:r>
         <w:t>4. Role of Aging Rate</w:t>
       </w:r>
@@ -3569,7 +3596,7 @@
         <w:pStyle w:val="a0"/>
         <w:spacing w:line="360" w:lineRule="auto"/>
       </w:pPr>
-      <w:commentRangeStart w:id="224"/>
+      <w:commentRangeStart w:id="226"/>
       <w:r>
         <w:t xml:space="preserve">The </w:t>
       </w:r>
@@ -3591,12 +3618,12 @@
       <w:r>
         <w:t xml:space="preserve"> a risk </w:t>
       </w:r>
-      <w:ins w:id="225" w:author="治輝 齋藤" w:date="2026-04-30T20:57:00Z" w16du:dateUtc="2026-04-30T11:57:00Z">
+      <w:ins w:id="227" w:author="治輝 齋藤" w:date="2026-04-30T20:57:00Z" w16du:dateUtc="2026-04-30T11:57:00Z">
         <w:r>
           <w:t>correlate</w:t>
         </w:r>
       </w:ins>
-      <w:del w:id="226" w:author="治輝 齋藤" w:date="2026-04-30T20:57:00Z" w16du:dateUtc="2026-04-30T11:57:00Z">
+      <w:del w:id="228" w:author="治輝 齋藤" w:date="2026-04-30T20:57:00Z" w16du:dateUtc="2026-04-30T11:57:00Z">
         <w:r>
           <w:delText>factor</w:delText>
         </w:r>
@@ -3610,7 +3637,7 @@
       <w:r>
         <w:t xml:space="preserve">. This finding has practical implications: even within the context of Japan’s nationwide aging, geographic topography </w:t>
       </w:r>
-      <w:ins w:id="227" w:author="治輝 齋藤" w:date="2026-04-30T20:58:00Z" w16du:dateUtc="2026-04-30T11:58:00Z">
+      <w:ins w:id="229" w:author="治輝 齋藤" w:date="2026-04-30T20:58:00Z" w16du:dateUtc="2026-04-30T11:58:00Z">
         <w:r>
           <w:rPr>
             <w:rFonts w:hint="eastAsia"/>
@@ -3622,7 +3649,7 @@
       <w:r>
         <w:t>represent</w:t>
       </w:r>
-      <w:del w:id="228" w:author="治輝 齋藤" w:date="2026-04-30T20:58:00Z" w16du:dateUtc="2026-04-30T11:58:00Z">
+      <w:del w:id="230" w:author="治輝 齋藤" w:date="2026-04-30T20:58:00Z" w16du:dateUtc="2026-04-30T11:58:00Z">
         <w:r>
           <w:delText>s</w:delText>
         </w:r>
@@ -3630,7 +3657,7 @@
       <w:r>
         <w:t xml:space="preserve"> an additional and </w:t>
       </w:r>
-      <w:ins w:id="229" w:author="治輝 齋藤" w:date="2026-04-30T20:58:00Z" w16du:dateUtc="2026-04-30T11:58:00Z">
+      <w:ins w:id="231" w:author="治輝 齋藤" w:date="2026-04-30T20:58:00Z" w16du:dateUtc="2026-04-30T11:58:00Z">
         <w:r>
           <w:t>potentially</w:t>
         </w:r>
@@ -3645,7 +3672,7 @@
       <w:r>
         <w:t xml:space="preserve">modifiable layer of fracture risk. Terrain slope </w:t>
       </w:r>
-      <w:ins w:id="230" w:author="治輝 齋藤" w:date="2026-04-30T20:58:00Z" w16du:dateUtc="2026-04-30T11:58:00Z">
+      <w:ins w:id="232" w:author="治輝 齋藤" w:date="2026-04-30T20:58:00Z" w16du:dateUtc="2026-04-30T11:58:00Z">
         <w:r>
           <w:rPr>
             <w:rFonts w:hint="eastAsia"/>
@@ -3654,7 +3681,7 @@
           <w:t>may</w:t>
         </w:r>
       </w:ins>
-      <w:del w:id="231" w:author="治輝 齋藤" w:date="2026-04-30T20:58:00Z" w16du:dateUtc="2026-04-30T11:58:00Z">
+      <w:del w:id="233" w:author="治輝 齋藤" w:date="2026-04-30T20:58:00Z" w16du:dateUtc="2026-04-30T11:58:00Z">
         <w:r>
           <w:delText>is</w:delText>
         </w:r>
@@ -3662,7 +3689,7 @@
       <w:r>
         <w:t xml:space="preserve"> not </w:t>
       </w:r>
-      <w:ins w:id="232" w:author="治輝 齋藤" w:date="2026-04-30T20:58:00Z" w16du:dateUtc="2026-04-30T11:58:00Z">
+      <w:ins w:id="234" w:author="治輝 齋藤" w:date="2026-04-30T20:58:00Z" w16du:dateUtc="2026-04-30T11:58:00Z">
         <w:r>
           <w:rPr>
             <w:rFonts w:hint="eastAsia"/>
@@ -3674,89 +3701,86 @@
       <w:r>
         <w:t>merely a proxy for aging</w:t>
       </w:r>
-      <w:ins w:id="233" w:author="治輝 齋藤" w:date="2026-04-30T20:59:00Z" w16du:dateUtc="2026-04-30T11:59:00Z">
+      <w:ins w:id="235" w:author="治輝 齋藤" w:date="2026-04-30T20:59:00Z" w16du:dateUtc="2026-04-30T11:59:00Z">
         <w:r>
           <w:t xml:space="preserve"> and may represent</w:t>
-        </w:r>
-      </w:ins>
-      <w:del w:id="234" w:author="治輝 齋藤" w:date="2026-04-30T20:59:00Z" w16du:dateUtc="2026-04-30T11:59:00Z">
-        <w:r>
-          <w:delText>, but</w:delText>
-        </w:r>
-      </w:del>
-      <w:r>
-        <w:t xml:space="preserve"> an </w:t>
-      </w:r>
-      <w:ins w:id="235" w:author="治輝 齋藤" w:date="2026-04-30T20:59:00Z" w16du:dateUtc="2026-04-30T11:59:00Z">
-        <w:r>
-          <w:t>additional</w:t>
         </w:r>
       </w:ins>
       <w:del w:id="236" w:author="治輝 齋藤" w:date="2026-04-30T20:59:00Z" w16du:dateUtc="2026-04-30T11:59:00Z">
         <w:r>
-          <w:delText>independent</w:delText>
+          <w:delText>, but</w:delText>
         </w:r>
       </w:del>
       <w:r>
-        <w:t xml:space="preserve"> environmental </w:t>
+        <w:t xml:space="preserve"> an </w:t>
       </w:r>
       <w:ins w:id="237" w:author="治輝 齋藤" w:date="2026-04-30T20:59:00Z" w16du:dateUtc="2026-04-30T11:59:00Z">
         <w:r>
-          <w:t>correlate</w:t>
+          <w:t>additional</w:t>
         </w:r>
       </w:ins>
       <w:del w:id="238" w:author="治輝 齋藤" w:date="2026-04-30T20:59:00Z" w16du:dateUtc="2026-04-30T11:59:00Z">
         <w:r>
-          <w:delText>hazard</w:delText>
+          <w:delText>independent</w:delText>
         </w:r>
       </w:del>
       <w:r>
-        <w:t xml:space="preserve"> that </w:t>
+        <w:t xml:space="preserve"> environmental </w:t>
       </w:r>
       <w:ins w:id="239" w:author="治輝 齋藤" w:date="2026-04-30T20:59:00Z" w16du:dateUtc="2026-04-30T11:59:00Z">
         <w:r>
-          <w:t>could contribute to functional decline</w:t>
+          <w:t>correlate</w:t>
         </w:r>
       </w:ins>
       <w:del w:id="240" w:author="治輝 齋藤" w:date="2026-04-30T20:59:00Z" w16du:dateUtc="2026-04-30T11:59:00Z">
         <w:r>
+          <w:delText>hazard</w:delText>
+        </w:r>
+      </w:del>
+      <w:r>
+        <w:t xml:space="preserve"> that </w:t>
+      </w:r>
+      <w:ins w:id="241" w:author="治輝 齋藤" w:date="2026-04-30T20:59:00Z" w16du:dateUtc="2026-04-30T11:59:00Z">
+        <w:r>
+          <w:lastRenderedPageBreak/>
+          <w:t>could contribute to functional decline</w:t>
+        </w:r>
+      </w:ins>
+      <w:del w:id="242" w:author="治輝 齋藤" w:date="2026-04-30T20:59:00Z" w16du:dateUtc="2026-04-30T11:59:00Z">
+        <w:r>
           <w:delText>chronically erodes physical function</w:delText>
         </w:r>
       </w:del>
       <w:r>
         <w:t xml:space="preserve"> among rural-dwelling older adults.</w:t>
       </w:r>
-      <w:commentRangeEnd w:id="224"/>
+      <w:commentRangeEnd w:id="226"/>
       <w:r>
         <w:rPr>
           <w:rStyle w:val="af2"/>
           <w:sz w:val="24"/>
           <w:szCs w:val="24"/>
         </w:rPr>
-        <w:commentReference w:id="224"/>
-      </w:r>
-      <w:ins w:id="241" w:author="治輝 齋藤" w:date="2026-04-30T20:32:00Z" w16du:dateUtc="2026-04-30T11:32:00Z">
+        <w:commentReference w:id="226"/>
+      </w:r>
+      <w:ins w:id="243" w:author="治輝 齋藤" w:date="2026-04-30T20:32:00Z" w16du:dateUtc="2026-04-30T11:32:00Z">
         <w:r>
           <w:t xml:space="preserve"> </w:t>
         </w:r>
-        <w:commentRangeStart w:id="242"/>
-        <w:r>
-          <w:t xml:space="preserve">Given public-data masking in age-stratified surgery tables, we interpret age-structure robustness primarily from the consistency of adjusted ecological models and from imputation-based sensitivity analyses, while </w:t>
-        </w:r>
-        <w:r>
-          <w:lastRenderedPageBreak/>
-          <w:t>acknowledging that full indirect standardization without imputation is not feasible with the current open dataset.</w:t>
+        <w:commentRangeStart w:id="244"/>
+        <w:r>
+          <w:t>Given public-data masking in age-stratified surgery tables, we interpret age-structure robustness primarily from the consistency of adjusted ecological models and from imputation-based sensitivity analyses, while acknowledging that full indirect standardization without imputation is not feasible with the current open dataset.</w:t>
         </w:r>
       </w:ins>
-      <w:commentRangeEnd w:id="242"/>
-      <w:ins w:id="243" w:author="治輝 齋藤" w:date="2026-04-30T20:33:00Z" w16du:dateUtc="2026-04-30T11:33:00Z">
+      <w:commentRangeEnd w:id="244"/>
+      <w:ins w:id="245" w:author="治輝 齋藤" w:date="2026-04-30T20:33:00Z" w16du:dateUtc="2026-04-30T11:33:00Z">
         <w:r>
           <w:rPr>
             <w:rStyle w:val="af2"/>
             <w:sz w:val="24"/>
             <w:szCs w:val="24"/>
           </w:rPr>
-          <w:commentReference w:id="242"/>
+          <w:commentReference w:id="244"/>
         </w:r>
       </w:ins>
     </w:p>
@@ -3765,8 +3789,8 @@
         <w:pStyle w:val="2"/>
         <w:spacing w:line="360" w:lineRule="auto"/>
       </w:pPr>
-      <w:bookmarkStart w:id="244" w:name="walking-speed-as-a-mediator"/>
-      <w:bookmarkEnd w:id="223"/>
+      <w:bookmarkStart w:id="246" w:name="walking-speed-as-a-mediator"/>
+      <w:bookmarkEnd w:id="225"/>
       <w:r>
         <w:t>5. Walking Speed as a Mediator</w:t>
       </w:r>
@@ -3857,18 +3881,18 @@
       <w:r>
         <w:t xml:space="preserve"> </w:t>
       </w:r>
-      <w:commentRangeStart w:id="245"/>
+      <w:commentRangeStart w:id="247"/>
       <w:r>
         <w:t>Older adults residing in high-slope regions are exposed to such challenging terrain daily during shopping and outdoor activities, leading to chronic fear of falling, reduced outdoor activity, and progressive deconditioning (disuse muscle atrophy).</w:t>
       </w:r>
-      <w:commentRangeEnd w:id="245"/>
+      <w:commentRangeEnd w:id="247"/>
       <w:r>
         <w:rPr>
           <w:rStyle w:val="af2"/>
           <w:sz w:val="24"/>
           <w:szCs w:val="24"/>
         </w:rPr>
-        <w:commentReference w:id="245"/>
+        <w:commentReference w:id="247"/>
       </w:r>
       <w:r>
         <w:t xml:space="preserve"> </w:t>
@@ -3891,7 +3915,7 @@
       <w:r>
         <w:t xml:space="preserve">the multivariable OLS coefficient for fast walking rate was </w:t>
       </w:r>
-      <w:del w:id="246" w:author="治輝 齋藤" w:date="2026-04-30T18:39:00Z" w16du:dateUtc="2026-04-30T09:39:00Z">
+      <w:del w:id="248" w:author="治輝 齋藤" w:date="2026-04-30T18:39:00Z" w16du:dateUtc="2026-04-30T09:39:00Z">
         <w:r>
           <w:delText>**</w:delText>
         </w:r>
@@ -3899,13 +3923,17 @@
       <w:r>
         <w:t>positive</w:t>
       </w:r>
-      <w:del w:id="247" w:author="治輝 齋藤" w:date="2026-04-30T18:39:00Z" w16du:dateUtc="2026-04-30T09:39:00Z">
+      <w:del w:id="249" w:author="治輝 齋藤" w:date="2026-04-30T18:39:00Z" w16du:dateUtc="2026-04-30T09:39:00Z">
         <w:r>
           <w:delText>**</w:delText>
         </w:r>
       </w:del>
       <w:r>
-        <w:t xml:space="preserve"> (β = 2.02 per 1 percentage-point increase in fast walking), which is difficult to interpret as a causal protective effect at prefecture resolution and is not the individual-level association described in cohort studies. Inference for this coefficient was sensitive to standard error choice (conventional </w:t>
+        <w:t xml:space="preserve"> (β = 2.02 per 1 percentage-point increase in fast walking), which is difficult to interpret as a causal protective effect at prefecture resolution and is not the individual-level association described in cohort studies. Inference for this coefficient was sensitive to </w:t>
+      </w:r>
+      <w:r>
+        <w:lastRenderedPageBreak/>
+        <w:t xml:space="preserve">standard error choice (conventional </w:t>
       </w:r>
       <w:r>
         <w:rPr>
@@ -3927,23 +3955,19 @@
       <w:r>
         <w:t xml:space="preserve"> = 0.022). Plausible drivers include ecological bias, aggregation of a 40–74-year screening metric to represent regions where hip fractures concentrate among the oldest-old, and confounding by unmeasured healthcare and reporting behaviors. </w:t>
       </w:r>
-      <w:commentRangeStart w:id="248"/>
-      <w:ins w:id="249" w:author="治輝 齋藤" w:date="2026-04-30T18:41:00Z" w16du:dateUtc="2026-04-30T09:41:00Z">
-        <w:r>
-          <w:t xml:space="preserve">Because only the 40–74-year </w:t>
-        </w:r>
-        <w:r>
-          <w:lastRenderedPageBreak/>
-          <w:t xml:space="preserve">questionnaire aggregate is publicly available, we treated this variable as a contextual covariate and not as a direct proxy for hip fracture risk in the oldest age groups. </w:t>
-        </w:r>
-        <w:commentRangeEnd w:id="248"/>
+      <w:commentRangeStart w:id="250"/>
+      <w:ins w:id="251" w:author="治輝 齋藤" w:date="2026-04-30T18:41:00Z" w16du:dateUtc="2026-04-30T09:41:00Z">
+        <w:r>
+          <w:t xml:space="preserve">Because only the 40–74-year questionnaire aggregate is publicly available, we treated this variable as a contextual covariate and not as a direct proxy for hip fracture risk in the oldest age groups. </w:t>
+        </w:r>
+        <w:commentRangeEnd w:id="250"/>
         <w:r>
           <w:rPr>
             <w:rStyle w:val="af2"/>
             <w:sz w:val="24"/>
             <w:szCs w:val="24"/>
           </w:rPr>
-          <w:commentReference w:id="248"/>
+          <w:commentReference w:id="250"/>
         </w:r>
       </w:ins>
       <w:r>
@@ -3958,8 +3982,8 @@
         <w:pStyle w:val="2"/>
         <w:spacing w:line="360" w:lineRule="auto"/>
       </w:pPr>
-      <w:bookmarkStart w:id="250" w:name="policy-implications"/>
-      <w:bookmarkEnd w:id="244"/>
+      <w:bookmarkStart w:id="252" w:name="policy-implications"/>
+      <w:bookmarkEnd w:id="246"/>
       <w:r>
         <w:t>6. Policy Implications</w:t>
       </w:r>
@@ -4042,7 +4066,11 @@
         <w:t>[45, 46]</w:t>
       </w:r>
       <w:r>
-        <w:t xml:space="preserve"> However, research has shown that physical activity behavior is strongly dependent on neighborhood environmental features (sidewalk availability, safety, topography), not individual motivation alone.</w:t>
+        <w:t xml:space="preserve"> However, research has shown that physical activity behavior is strongly dependent on neighborhood environmental </w:t>
+      </w:r>
+      <w:r>
+        <w:lastRenderedPageBreak/>
+        <w:t>features (sidewalk availability, safety, topography), not individual motivation alone.</w:t>
       </w:r>
       <w:r>
         <w:t xml:space="preserve"> </w:t>
@@ -4054,11 +4082,7 @@
         <w:t>[45]</w:t>
       </w:r>
       <w:r>
-        <w:t xml:space="preserve"> Recommending “10 additional minutes of outdoor walking” in mountainous prefectures with mean slopes exceeding 10 degrees (e.g., regions in Shikoku, Chugoku, inland Kyushu) may inadvertently increase lateral fall and hip fracture risk </w:t>
-      </w:r>
-      <w:r>
-        <w:lastRenderedPageBreak/>
-        <w:t>without concurrent environmental modifications. High-slope regions require environment-specific adaptations of the Active Guide, including balance and strength training programs, anti-slip footwear distribution, and handrail installation subsidies for outdoor pathways.</w:t>
+        <w:t xml:space="preserve"> Recommending “10 additional minutes of outdoor walking” in mountainous prefectures with mean slopes exceeding 10 degrees (e.g., regions in Shikoku, Chugoku, inland Kyushu) may inadvertently increase lateral fall and hip fracture risk without concurrent environmental modifications. High-slope regions require environment-specific adaptations of the Active Guide, including balance and strength training programs, anti-slip footwear distribution, and handrail installation subsidies for outdoor pathways.</w:t>
       </w:r>
       <w:r>
         <w:t xml:space="preserve"> </w:t>
@@ -4078,18 +4102,18 @@
       <w:r>
         <w:t xml:space="preserve">Second, housing modification subsidies targeting high-slope prefectures—such as installation of handrails on outdoor pathways and anti-slip surface materials—could reduce the environmental contribution to fall risk. Third, urban planning guidelines for mountainous communities should explicitly incorporate slope gradient as a factor in pedestrian infrastructure design, particularly in areas with high proportions of older residents. Given the irreversible demographic aging in rural Japan, these upstream environmental interventions represent </w:t>
       </w:r>
-      <w:commentRangeStart w:id="251"/>
+      <w:commentRangeStart w:id="253"/>
       <w:r>
         <w:t>cost-effective</w:t>
       </w:r>
-      <w:commentRangeEnd w:id="251"/>
+      <w:commentRangeEnd w:id="253"/>
       <w:r>
         <w:rPr>
           <w:rStyle w:val="af2"/>
           <w:sz w:val="24"/>
           <w:szCs w:val="24"/>
         </w:rPr>
-        <w:commentReference w:id="251"/>
+        <w:commentReference w:id="253"/>
       </w:r>
       <w:r>
         <w:t xml:space="preserve"> strategies to mitigate the downstream burden of fragility fractures.</w:t>
@@ -4100,8 +4124,8 @@
         <w:pStyle w:val="2"/>
         <w:spacing w:line="360" w:lineRule="auto"/>
       </w:pPr>
-      <w:bookmarkStart w:id="252" w:name="strengths"/>
-      <w:bookmarkEnd w:id="250"/>
+      <w:bookmarkStart w:id="254" w:name="strengths"/>
+      <w:bookmarkEnd w:id="252"/>
       <w:r>
         <w:t>7. Strengths</w:t>
       </w:r>
@@ -4120,9 +4144,10 @@
         <w:pStyle w:val="2"/>
         <w:spacing w:line="360" w:lineRule="auto"/>
       </w:pPr>
-      <w:bookmarkStart w:id="253" w:name="limitations"/>
-      <w:bookmarkEnd w:id="252"/>
-      <w:r>
+      <w:bookmarkStart w:id="255" w:name="limitations"/>
+      <w:bookmarkEnd w:id="254"/>
+      <w:r>
+        <w:lastRenderedPageBreak/>
         <w:t>8. Limitations</w:t>
       </w:r>
     </w:p>
@@ -4144,11 +4169,7 @@
         <w:t>[48]</w:t>
       </w:r>
       <w:r>
-        <w:t xml:space="preserve"> We cannot establish whether </w:t>
-      </w:r>
-      <w:r>
-        <w:lastRenderedPageBreak/>
-        <w:t>individuals living in steeper terrain within a prefecture have higher fracture risk than those in flatter areas of the same prefecture. Individual-level studies with residential geocoding and objective measures of daily terrain exposure (e.g., GPS tracking, accelerometry) are necessary to confirm our prefecture-level findings.</w:t>
+        <w:t xml:space="preserve"> We cannot establish whether individuals living in steeper terrain within a prefecture have higher fracture risk than those in flatter areas of the same prefecture. Individual-level studies with residential geocoding and objective measures of daily terrain exposure (e.g., GPS tracking, accelerometry) are necessary to confirm our prefecture-level findings.</w:t>
       </w:r>
     </w:p>
     <w:p>
@@ -4156,36 +4177,36 @@
         <w:pStyle w:val="a0"/>
         <w:spacing w:line="360" w:lineRule="auto"/>
       </w:pPr>
-      <w:bookmarkStart w:id="254" w:name="_Hlk228469400"/>
+      <w:bookmarkStart w:id="256" w:name="_Hlk228469400"/>
       <w:r>
         <w:t xml:space="preserve">Second, </w:t>
       </w:r>
-      <w:commentRangeStart w:id="255"/>
-      <w:ins w:id="256" w:author="治輝 齋藤" w:date="2026-04-30T18:02:00Z" w16du:dateUtc="2026-04-30T09:02:00Z">
+      <w:commentRangeStart w:id="257"/>
+      <w:ins w:id="258" w:author="治輝 齋藤" w:date="2026-04-30T18:02:00Z" w16du:dateUtc="2026-04-30T09:02:00Z">
         <w:r>
           <w:t xml:space="preserve">our outcome reflects surgery rates rather than true fracture incidence. Although hip fractures are usually treated surgically, prefectural variation in treatment decisions, referral patterns, and access to operative care may influence observed rates independently of fracture occurrence. Third, </w:t>
         </w:r>
       </w:ins>
-      <w:commentRangeEnd w:id="255"/>
-      <w:ins w:id="257" w:author="治輝 齋藤" w:date="2026-04-30T18:04:00Z" w16du:dateUtc="2026-04-30T09:04:00Z">
+      <w:commentRangeEnd w:id="257"/>
+      <w:ins w:id="259" w:author="治輝 齋藤" w:date="2026-04-30T18:04:00Z" w16du:dateUtc="2026-04-30T09:04:00Z">
         <w:r>
           <w:rPr>
             <w:rStyle w:val="af2"/>
             <w:sz w:val="24"/>
             <w:szCs w:val="24"/>
           </w:rPr>
-          <w:commentReference w:id="255"/>
+          <w:commentReference w:id="257"/>
         </w:r>
       </w:ins>
       <w:r>
         <w:t xml:space="preserve">the cross-sectional design precludes causal inference. Although reverse causation is unlikely for a fixed environmental exposure such as terrain slope, residual confounding by unmeasured variables cannot be excluded. </w:t>
       </w:r>
-      <w:ins w:id="258" w:author="治輝 齋藤" w:date="2026-04-30T18:03:00Z" w16du:dateUtc="2026-04-30T09:03:00Z">
+      <w:ins w:id="260" w:author="治輝 齋藤" w:date="2026-04-30T18:03:00Z" w16du:dateUtc="2026-04-30T09:03:00Z">
         <w:r>
           <w:t>Fourth</w:t>
         </w:r>
       </w:ins>
-      <w:del w:id="259" w:author="治輝 齋藤" w:date="2026-04-30T18:03:00Z" w16du:dateUtc="2026-04-30T09:03:00Z">
+      <w:del w:id="261" w:author="治輝 齋藤" w:date="2026-04-30T18:03:00Z" w16du:dateUtc="2026-04-30T09:03:00Z">
         <w:r>
           <w:delText>Third</w:delText>
         </w:r>
@@ -4193,19 +4214,19 @@
       <w:r>
         <w:t xml:space="preserve">, important unmeasured confounders—including individual-level socioeconomic status, healthcare access (e.g., prefectural orthopedic surgeon density, distance to emergency hospitals), nutritional status (calcium and vitamin D intake), bone mineral density (BMD), </w:t>
       </w:r>
-      <w:commentRangeStart w:id="260"/>
-      <w:ins w:id="261" w:author="治輝 齋藤" w:date="2026-04-30T18:09:00Z" w16du:dateUtc="2026-04-30T09:09:00Z">
+      <w:commentRangeStart w:id="262"/>
+      <w:ins w:id="263" w:author="治輝 齋藤" w:date="2026-04-30T18:09:00Z" w16du:dateUtc="2026-04-30T09:09:00Z">
         <w:r>
           <w:t xml:space="preserve">climate (snowfall and icing), </w:t>
         </w:r>
-        <w:commentRangeEnd w:id="260"/>
+        <w:commentRangeEnd w:id="262"/>
         <w:r>
           <w:rPr>
             <w:rStyle w:val="af2"/>
             <w:sz w:val="24"/>
             <w:szCs w:val="24"/>
           </w:rPr>
-          <w:commentReference w:id="260"/>
+          <w:commentReference w:id="262"/>
         </w:r>
       </w:ins>
       <w:r>
@@ -4217,17 +4238,24 @@
         <w:pStyle w:val="a0"/>
         <w:spacing w:line="360" w:lineRule="auto"/>
       </w:pPr>
-      <w:commentRangeStart w:id="262"/>
-      <w:ins w:id="263" w:author="治輝 齋藤" w:date="2026-04-30T20:36:00Z" w16du:dateUtc="2026-04-30T11:36:00Z">
+      <w:commentRangeStart w:id="264"/>
+      <w:ins w:id="265" w:author="治輝 齋藤" w:date="2026-04-30T20:36:00Z" w16du:dateUtc="2026-04-30T11:36:00Z">
         <w:r>
           <w:rPr>
             <w:lang w:eastAsia="ja-JP"/>
           </w:rPr>
-          <w:t>Fifth, age-standardization sensitivity results relied on imputation of masked (`"-"`) cells in publicly released age-stratified surgery tables. Although directionality was robust across `0/5/9` scenarios, effect size depended on masking assumptions, and secondary masking rules imply that some masked cells may not correspond strictly to the nominal `&lt;10` range. Therefore, these SIR/ISR analyses should be interpreted as robustness checks rather than definitive age-standardized estimates.</w:t>
+          <w:t xml:space="preserve">Fifth, age-standardization sensitivity results relied on imputation of masked (`"-"`) cells in publicly released age-stratified surgery tables. Although directionality was robust across `0/5/9` scenarios, effect size depended on masking assumptions, and secondary masking rules imply that some masked cells may not correspond strictly </w:t>
+        </w:r>
+        <w:r>
+          <w:rPr>
+            <w:lang w:eastAsia="ja-JP"/>
+          </w:rPr>
+          <w:lastRenderedPageBreak/>
+          <w:t>to the nominal `&lt;10` range. Therefore, these SIR/ISR analyses should be interpreted as robustness checks rather than definitive age-standardized estimates.</w:t>
         </w:r>
       </w:ins>
-      <w:commentRangeEnd w:id="262"/>
-      <w:ins w:id="264" w:author="治輝 齋藤" w:date="2026-04-30T20:37:00Z" w16du:dateUtc="2026-04-30T11:37:00Z">
+      <w:commentRangeEnd w:id="264"/>
+      <w:ins w:id="266" w:author="治輝 齋藤" w:date="2026-04-30T20:37:00Z" w16du:dateUtc="2026-04-30T11:37:00Z">
         <w:r>
           <w:rPr>
             <w:rStyle w:val="af2"/>
@@ -4235,10 +4263,10 @@
             <w:szCs w:val="24"/>
             <w:lang w:eastAsia="ja-JP"/>
           </w:rPr>
-          <w:commentReference w:id="262"/>
+          <w:commentReference w:id="264"/>
         </w:r>
       </w:ins>
-      <w:ins w:id="265" w:author="治輝 齋藤" w:date="2026-04-30T20:36:00Z" w16du:dateUtc="2026-04-30T11:36:00Z">
+      <w:ins w:id="267" w:author="治輝 齋藤" w:date="2026-04-30T20:36:00Z" w16du:dateUtc="2026-04-30T11:36:00Z">
         <w:r>
           <w:rPr>
             <w:lang w:eastAsia="ja-JP"/>
@@ -4253,7 +4281,7 @@
           <w:t>Six</w:t>
         </w:r>
       </w:ins>
-      <w:ins w:id="266" w:author="治輝 齋藤" w:date="2026-04-30T18:04:00Z" w16du:dateUtc="2026-04-30T09:04:00Z">
+      <w:ins w:id="268" w:author="治輝 齋藤" w:date="2026-04-30T18:04:00Z" w16du:dateUtc="2026-04-30T09:04:00Z">
         <w:r>
           <w:rPr>
             <w:rFonts w:hint="eastAsia"/>
@@ -4262,7 +4290,7 @@
           <w:t>th</w:t>
         </w:r>
       </w:ins>
-      <w:del w:id="267" w:author="治輝 齋藤" w:date="2026-04-30T18:04:00Z" w16du:dateUtc="2026-04-30T09:04:00Z">
+      <w:del w:id="269" w:author="治輝 齋藤" w:date="2026-04-30T18:04:00Z" w16du:dateUtc="2026-04-30T09:04:00Z">
         <w:r>
           <w:delText>Fourth</w:delText>
         </w:r>
@@ -4270,8 +4298,8 @@
       <w:r>
         <w:t xml:space="preserve">, the walking speed variable was based on self-reported habitual walking speed in the Specific Health Checkup questionnaire, administered to individuals aged 40–74 years, </w:t>
       </w:r>
-      <w:commentRangeStart w:id="268"/>
-      <w:ins w:id="269" w:author="治輝 齋藤" w:date="2026-04-30T19:05:00Z" w16du:dateUtc="2026-04-30T10:05:00Z">
+      <w:commentRangeStart w:id="270"/>
+      <w:ins w:id="271" w:author="治輝 齋藤" w:date="2026-04-30T19:05:00Z" w16du:dateUtc="2026-04-30T10:05:00Z">
         <w:r>
           <w:rPr>
             <w:rFonts w:hint="eastAsia"/>
@@ -4280,13 +4308,9 @@
           <w:t>because</w:t>
         </w:r>
       </w:ins>
-      <w:ins w:id="270" w:author="治輝 齋藤" w:date="2026-04-30T19:04:00Z" w16du:dateUtc="2026-04-30T10:04:00Z">
-        <w:r>
-          <w:t xml:space="preserve"> publicly available prefecture-level data were limited to individuals </w:t>
-        </w:r>
-        <w:r>
-          <w:lastRenderedPageBreak/>
-          <w:t>aged 40–74 years in the current NDB Open Data</w:t>
+      <w:ins w:id="272" w:author="治輝 齋藤" w:date="2026-04-30T19:04:00Z" w16du:dateUtc="2026-04-30T10:04:00Z">
+        <w:r>
+          <w:t xml:space="preserve"> publicly available prefecture-level data were limited to individuals aged 40–74 years in the current NDB Open Data</w:t>
         </w:r>
         <w:r>
           <w:rPr>
@@ -4296,34 +4320,34 @@
           <w:t>.</w:t>
         </w:r>
       </w:ins>
-      <w:ins w:id="271" w:author="治輝 齋藤" w:date="2026-04-30T18:45:00Z" w16du:dateUtc="2026-04-30T09:45:00Z">
+      <w:ins w:id="273" w:author="治輝 齋藤" w:date="2026-04-30T18:45:00Z" w16du:dateUtc="2026-04-30T09:45:00Z">
         <w:r>
           <w:t xml:space="preserve"> This variable </w:t>
         </w:r>
       </w:ins>
-      <w:del w:id="272" w:author="治輝 齋藤" w:date="2026-04-30T18:45:00Z" w16du:dateUtc="2026-04-30T09:45:00Z">
+      <w:del w:id="274" w:author="治輝 齋藤" w:date="2026-04-30T18:45:00Z" w16du:dateUtc="2026-04-30T09:45:00Z">
         <w:r>
           <w:delText>which</w:delText>
         </w:r>
       </w:del>
-      <w:commentRangeEnd w:id="268"/>
+      <w:commentRangeEnd w:id="270"/>
       <w:r>
         <w:rPr>
           <w:rStyle w:val="af2"/>
           <w:sz w:val="24"/>
           <w:szCs w:val="24"/>
         </w:rPr>
-        <w:commentReference w:id="268"/>
+        <w:commentReference w:id="270"/>
       </w:r>
       <w:r>
         <w:t xml:space="preserve"> may not accurately represent the functional capacity of the oldest-old (≥75 years) at highest fracture risk</w:t>
       </w:r>
-      <w:ins w:id="273" w:author="治輝 齋藤" w:date="2026-04-30T18:45:00Z" w16du:dateUtc="2026-04-30T09:45:00Z">
+      <w:ins w:id="275" w:author="治輝 齋藤" w:date="2026-04-30T18:45:00Z" w16du:dateUtc="2026-04-30T09:45:00Z">
         <w:r>
           <w:t>, and its direct relevance to hip fracture occurrence is likely limited at this ecological resolution</w:t>
         </w:r>
       </w:ins>
-      <w:ins w:id="274" w:author="治輝 齋藤" w:date="2026-05-19T12:38:00Z" w16du:dateUtc="2026-05-19T03:38:00Z">
+      <w:ins w:id="276" w:author="治輝 齋藤" w:date="2026-05-19T12:38:00Z" w16du:dateUtc="2026-05-19T03:38:00Z">
         <w:r>
           <w:rPr>
             <w:rFonts w:hint="eastAsia"/>
@@ -4331,22 +4355,22 @@
           </w:rPr>
           <w:t xml:space="preserve">. </w:t>
         </w:r>
-        <w:commentRangeStart w:id="275"/>
+        <w:commentRangeStart w:id="277"/>
         <w:r>
           <w:t>Moreover, this self-reported fast-walking indicator primarily reflects perceived walking capacity rather than actual walking volume or direct slope-specific exposure in daily life</w:t>
         </w:r>
-        <w:commentRangeEnd w:id="275"/>
+        <w:commentRangeEnd w:id="277"/>
         <w:r>
           <w:rPr>
             <w:rStyle w:val="af2"/>
           </w:rPr>
-          <w:commentReference w:id="275"/>
+          <w:commentReference w:id="277"/>
         </w:r>
       </w:ins>
       <w:r>
         <w:t xml:space="preserve">. This self-reported measure may be subject to non-differential measurement error, biasing our estimates toward the null. </w:t>
       </w:r>
-      <w:ins w:id="276" w:author="治輝 齋藤" w:date="2026-04-30T18:04:00Z" w16du:dateUtc="2026-04-30T09:04:00Z">
+      <w:ins w:id="278" w:author="治輝 齋藤" w:date="2026-04-30T18:04:00Z" w16du:dateUtc="2026-04-30T09:04:00Z">
         <w:r>
           <w:rPr>
             <w:rFonts w:hint="eastAsia"/>
@@ -4355,7 +4379,7 @@
           <w:t>S</w:t>
         </w:r>
       </w:ins>
-      <w:ins w:id="277" w:author="治輝 齋藤" w:date="2026-04-30T20:36:00Z" w16du:dateUtc="2026-04-30T11:36:00Z">
+      <w:ins w:id="279" w:author="治輝 齋藤" w:date="2026-04-30T20:36:00Z" w16du:dateUtc="2026-04-30T11:36:00Z">
         <w:r>
           <w:rPr>
             <w:rFonts w:hint="eastAsia"/>
@@ -4364,7 +4388,7 @@
           <w:t>even</w:t>
         </w:r>
       </w:ins>
-      <w:ins w:id="278" w:author="治輝 齋藤" w:date="2026-04-30T18:04:00Z" w16du:dateUtc="2026-04-30T09:04:00Z">
+      <w:ins w:id="280" w:author="治輝 齋藤" w:date="2026-04-30T18:04:00Z" w16du:dateUtc="2026-04-30T09:04:00Z">
         <w:r>
           <w:rPr>
             <w:rFonts w:hint="eastAsia"/>
@@ -4373,7 +4397,7 @@
           <w:t>th</w:t>
         </w:r>
       </w:ins>
-      <w:del w:id="279" w:author="治輝 齋藤" w:date="2026-04-30T18:04:00Z" w16du:dateUtc="2026-04-30T09:04:00Z">
+      <w:del w:id="281" w:author="治輝 齋藤" w:date="2026-04-30T18:04:00Z" w16du:dateUtc="2026-04-30T09:04:00Z">
         <w:r>
           <w:delText>Fifth</w:delText>
         </w:r>
@@ -4387,7 +4411,7 @@
         <w:pStyle w:val="a0"/>
         <w:spacing w:line="360" w:lineRule="auto"/>
       </w:pPr>
-      <w:ins w:id="280" w:author="治輝 齋藤" w:date="2026-04-30T20:36:00Z" w16du:dateUtc="2026-04-30T11:36:00Z">
+      <w:ins w:id="282" w:author="治輝 齋藤" w:date="2026-04-30T20:36:00Z" w16du:dateUtc="2026-04-30T11:36:00Z">
         <w:r>
           <w:rPr>
             <w:rFonts w:hint="eastAsia"/>
@@ -4396,7 +4420,7 @@
           <w:t>Eigh</w:t>
         </w:r>
       </w:ins>
-      <w:ins w:id="281" w:author="治輝 齋藤" w:date="2026-04-30T18:04:00Z" w16du:dateUtc="2026-04-30T09:04:00Z">
+      <w:ins w:id="283" w:author="治輝 齋藤" w:date="2026-04-30T18:04:00Z" w16du:dateUtc="2026-04-30T09:04:00Z">
         <w:r>
           <w:rPr>
             <w:rFonts w:hint="eastAsia"/>
@@ -4405,7 +4429,7 @@
           <w:t>th</w:t>
         </w:r>
       </w:ins>
-      <w:del w:id="282" w:author="治輝 齋藤" w:date="2026-04-30T18:04:00Z" w16du:dateUtc="2026-04-30T09:04:00Z">
+      <w:del w:id="284" w:author="治輝 齋藤" w:date="2026-04-30T18:04:00Z" w16du:dateUtc="2026-04-30T09:04:00Z">
         <w:r>
           <w:delText>Sixth</w:delText>
         </w:r>
@@ -4430,7 +4454,7 @@
         </w:rPr>
         <w:t xml:space="preserve"> </w:t>
       </w:r>
-      <w:ins w:id="283" w:author="治輝 齋藤" w:date="2026-04-30T20:36:00Z" w16du:dateUtc="2026-04-30T11:36:00Z">
+      <w:ins w:id="285" w:author="治輝 齋藤" w:date="2026-04-30T20:36:00Z" w16du:dateUtc="2026-04-30T11:36:00Z">
         <w:r>
           <w:rPr>
             <w:rFonts w:hint="eastAsia"/>
@@ -4439,7 +4463,7 @@
           <w:t>Nin</w:t>
         </w:r>
       </w:ins>
-      <w:ins w:id="284" w:author="治輝 齋藤" w:date="2026-04-30T18:04:00Z" w16du:dateUtc="2026-04-30T09:04:00Z">
+      <w:ins w:id="286" w:author="治輝 齋藤" w:date="2026-04-30T18:04:00Z" w16du:dateUtc="2026-04-30T09:04:00Z">
         <w:r>
           <w:rPr>
             <w:rFonts w:hint="eastAsia"/>
@@ -4448,7 +4472,7 @@
           <w:t>th</w:t>
         </w:r>
       </w:ins>
-      <w:del w:id="285" w:author="治輝 齋藤" w:date="2026-04-30T18:04:00Z" w16du:dateUtc="2026-04-30T09:04:00Z">
+      <w:del w:id="287" w:author="治輝 齋藤" w:date="2026-04-30T18:04:00Z" w16du:dateUtc="2026-04-30T09:04:00Z">
         <w:r>
           <w:rPr>
             <w:rFonts w:hint="eastAsia"/>
@@ -4468,7 +4492,7 @@
         <w:t xml:space="preserve"> sex- and gender-stratified outcome tables were not available in the prefecture-level NDB Open Data extracts used here; findings therefore describe aggregate populations and should be interpreted with this limitation in mind.</w:t>
       </w:r>
     </w:p>
-    <w:bookmarkEnd w:id="254"/>
+    <w:bookmarkEnd w:id="256"/>
     <w:p>
       <w:pPr>
         <w:spacing w:line="360" w:lineRule="auto"/>
@@ -4484,10 +4508,11 @@
         <w:pStyle w:val="1"/>
         <w:spacing w:line="360" w:lineRule="auto"/>
       </w:pPr>
-      <w:bookmarkStart w:id="286" w:name="conclusions-1"/>
-      <w:bookmarkEnd w:id="181"/>
-      <w:bookmarkEnd w:id="253"/>
-      <w:r>
+      <w:bookmarkStart w:id="288" w:name="conclusions-1"/>
+      <w:bookmarkEnd w:id="183"/>
+      <w:bookmarkEnd w:id="255"/>
+      <w:r>
+        <w:lastRenderedPageBreak/>
         <w:t>Conclusions</w:t>
       </w:r>
     </w:p>
@@ -4502,8 +4527,8 @@
       <w:r>
         <w:t xml:space="preserve"> slope </w:t>
       </w:r>
-      <w:commentRangeStart w:id="287"/>
-      <w:ins w:id="288" w:author="治輝 齋藤" w:date="2026-04-30T19:20:00Z" w16du:dateUtc="2026-04-30T10:20:00Z">
+      <w:commentRangeStart w:id="289"/>
+      <w:ins w:id="290" w:author="治輝 齋藤" w:date="2026-04-30T19:20:00Z" w16du:dateUtc="2026-04-30T10:20:00Z">
         <w:r>
           <w:rPr>
             <w:rFonts w:hint="eastAsia"/>
@@ -4512,29 +4537,25 @@
           <w:t>was</w:t>
         </w:r>
       </w:ins>
-      <w:del w:id="289" w:author="治輝 齋藤" w:date="2026-04-30T19:20:00Z" w16du:dateUtc="2026-04-30T10:20:00Z">
+      <w:del w:id="291" w:author="治輝 齋藤" w:date="2026-04-30T19:20:00Z" w16du:dateUtc="2026-04-30T10:20:00Z">
         <w:r>
           <w:delText>remained</w:delText>
         </w:r>
       </w:del>
-      <w:commentRangeEnd w:id="287"/>
+      <w:commentRangeEnd w:id="289"/>
       <w:r>
         <w:rPr>
           <w:rStyle w:val="af2"/>
           <w:sz w:val="24"/>
           <w:szCs w:val="24"/>
         </w:rPr>
-        <w:commentReference w:id="287"/>
+        <w:commentReference w:id="289"/>
       </w:r>
       <w:r>
         <w:t xml:space="preserve"> positively</w:t>
       </w:r>
       <w:r>
-        <w:t xml:space="preserve"> associated with hip fracture surgery rates after adjustment </w:t>
-      </w:r>
-      <w:r>
-        <w:lastRenderedPageBreak/>
-        <w:t>for aging rate, walking speed, and population density</w:t>
+        <w:t xml:space="preserve"> associated with hip fracture surgery rates after adjustment for aging rate, walking speed, and population density</w:t>
       </w:r>
       <w:r>
         <w:t xml:space="preserve"> (β ≈ 3.5 additional surgeries per 100,000 per</w:t>
@@ -4545,7 +4566,7 @@
       <w:r>
         <w:t>; conventional *p* = 0.043)</w:t>
       </w:r>
-      <w:ins w:id="290" w:author="治輝 齋藤" w:date="2026-05-19T12:38:00Z" w16du:dateUtc="2026-05-19T03:38:00Z">
+      <w:ins w:id="292" w:author="治輝 齋藤" w:date="2026-05-19T12:38:00Z" w16du:dateUtc="2026-05-19T03:38:00Z">
         <w:r>
           <w:t>, whereas heteroskedasticity-robust and bootstrap uncertainty quantification yielded borderline support compatible with no association at α = 0.05</w:t>
         </w:r>
@@ -4560,8 +4581,8 @@
       <w:r>
         <w:t xml:space="preserve"> </w:t>
       </w:r>
-      <w:commentRangeStart w:id="291"/>
-      <w:ins w:id="292" w:author="治輝 齋藤" w:date="2026-05-19T12:39:00Z" w16du:dateUtc="2026-05-19T03:39:00Z">
+      <w:commentRangeStart w:id="293"/>
+      <w:ins w:id="294" w:author="治輝 齋藤" w:date="2026-05-19T12:39:00Z" w16du:dateUtc="2026-05-19T03:39:00Z">
         <w:r>
           <w:t>Given the limited ecological sample size (N = 47), these findings should be interpreted as suggestive rather than confirmatory.</w:t>
         </w:r>
@@ -4572,12 +4593,12 @@
           </w:rPr>
           <w:t xml:space="preserve"> </w:t>
         </w:r>
-        <w:commentRangeEnd w:id="291"/>
+        <w:commentRangeEnd w:id="293"/>
         <w:r>
           <w:rPr>
             <w:rStyle w:val="af2"/>
           </w:rPr>
-          <w:commentReference w:id="291"/>
+          <w:commentReference w:id="293"/>
         </w:r>
       </w:ins>
       <w:r>
@@ -4589,7 +4610,7 @@
       <w:r>
         <w:t xml:space="preserve"> was specific to hip fractures, with no significant relationship observed for humerus or forearm fractures</w:t>
       </w:r>
-      <w:ins w:id="293" w:author="治輝 齋藤" w:date="2026-05-19T12:39:00Z" w16du:dateUtc="2026-05-19T03:39:00Z">
+      <w:ins w:id="295" w:author="治輝 齋藤" w:date="2026-05-19T12:39:00Z" w16du:dateUtc="2026-05-19T03:39:00Z">
         <w:r>
           <w:t>, consistent with biomechanical hypotheses emphasizing lateral falls and trochanteric loading on sloped terrain</w:t>
         </w:r>
@@ -4654,7 +4675,11 @@
       </w:r>
       <w:proofErr w:type="spellEnd"/>
       <w:r>
-        <w:t xml:space="preserve"> and Welfare distribution rules, individual-level claims and identifiable records cannot be shared. Prefecture-level values supporting this analysis can be reproduced from those public sources using the procedures described. We encourage deposition of analysis code and derived prefecture-level tables in a public repository (e.g., </w:t>
+        <w:t xml:space="preserve"> and Welfare distribution rules, individual-level claims and identifiable records cannot be shared. Prefecture-level values supporting this analysis can be reproduced from those public sources using the procedures described. We encourage deposition of analysis code and derived prefecture-level tables in a public </w:t>
+      </w:r>
+      <w:r>
+        <w:lastRenderedPageBreak/>
+        <w:t xml:space="preserve">repository (e.g., </w:t>
       </w:r>
       <w:proofErr w:type="spellStart"/>
       <w:r>
@@ -4681,7 +4706,6 @@
         <w:spacing w:line="360" w:lineRule="auto"/>
       </w:pPr>
       <w:r>
-        <w:lastRenderedPageBreak/>
         <w:pict w14:anchorId="0AA4F1B8">
           <v:rect id="_x0000_i1034" style="width:0;height:1.5pt" o:hralign="center" o:hrstd="t" o:hr="t"/>
         </w:pict>
@@ -4749,9 +4773,10 @@
         <w:pStyle w:val="1"/>
         <w:spacing w:line="360" w:lineRule="auto"/>
       </w:pPr>
-      <w:bookmarkStart w:id="294" w:name="references"/>
-      <w:bookmarkEnd w:id="286"/>
-      <w:r>
+      <w:bookmarkStart w:id="296" w:name="references"/>
+      <w:bookmarkEnd w:id="288"/>
+      <w:r>
+        <w:lastRenderedPageBreak/>
         <w:t>References</w:t>
       </w:r>
     </w:p>
@@ -4787,7 +4812,6 @@
       </w:pPr>
       <w:proofErr w:type="spellStart"/>
       <w:r>
-        <w:lastRenderedPageBreak/>
         <w:t>Orimo</w:t>
       </w:r>
       <w:proofErr w:type="spellEnd"/>
@@ -4970,6 +4994,7 @@
         <w:spacing w:line="360" w:lineRule="auto"/>
       </w:pPr>
       <w:r>
+        <w:lastRenderedPageBreak/>
         <w:t>Franz JR, Kram R. Advanced age affects the individual leg mechanics of level, uphill, and downhill walking. J Biomech. 2013;46(3):535-540.</w:t>
       </w:r>
     </w:p>
@@ -5012,7 +5037,6 @@
         <w:spacing w:line="360" w:lineRule="auto"/>
       </w:pPr>
       <w:r>
-        <w:lastRenderedPageBreak/>
         <w:t xml:space="preserve">Marigold DS, Patla AE. Strategies for dynamic stability during locomotion on a slippery surface: effects of prior experience and knowledge. J </w:t>
       </w:r>
       <w:proofErr w:type="spellStart"/>
@@ -5149,7 +5173,11 @@
       </w:r>
       <w:proofErr w:type="spellEnd"/>
       <w:r>
-        <w:t xml:space="preserve"> TK, Søgaard AJ, Tell GS, Holvik K, Meyer HE. Contribution of elevation and residential proximity to the coast in explaining geographic variations in hip fracture incidence. A Norwegian Epidemiologic Osteoporosis Studies (NOREPOS) study. </w:t>
+        <w:t xml:space="preserve"> TK, Søgaard AJ, Tell GS, Holvik K, Meyer HE. Contribution of elevation and residential proximity to the coast in explaining geographic variations in hip fracture incidence. A Norwegian Epidemiologic </w:t>
+      </w:r>
+      <w:r>
+        <w:lastRenderedPageBreak/>
+        <w:t xml:space="preserve">Osteoporosis Studies (NOREPOS) study. </w:t>
       </w:r>
       <w:proofErr w:type="spellStart"/>
       <w:r>
@@ -5191,7 +5219,6 @@
         <w:spacing w:line="360" w:lineRule="auto"/>
       </w:pPr>
       <w:r>
-        <w:lastRenderedPageBreak/>
         <w:t xml:space="preserve">Nevitt MC, Cummings SR. Type of fall and risk of hip and wrist fractures: the study of osteoporotic fractures. J Am </w:t>
       </w:r>
       <w:proofErr w:type="spellStart"/>
@@ -5368,6 +5395,7 @@
         <w:spacing w:line="360" w:lineRule="auto"/>
       </w:pPr>
       <w:r>
+        <w:lastRenderedPageBreak/>
         <w:t xml:space="preserve">Kim KJ, Ashton-Miller JA. Biomechanics of fall arrest using the upper extremity: age differences. Clin </w:t>
       </w:r>
       <w:proofErr w:type="spellStart"/>
@@ -5423,7 +5451,6 @@
         <w:spacing w:line="360" w:lineRule="auto"/>
       </w:pPr>
       <w:r>
-        <w:lastRenderedPageBreak/>
         <w:t xml:space="preserve">Dahl C, Madsen C, </w:t>
       </w:r>
       <w:proofErr w:type="spellStart"/>
@@ -5513,6 +5540,7 @@
         <w:spacing w:line="360" w:lineRule="auto"/>
       </w:pPr>
       <w:r>
+        <w:lastRenderedPageBreak/>
         <w:t>Kobayashi K, Nishida T, Sakakibara H. Factors associated with low albumin in community-dwelling older adults aged 75 years and above. Int J Environ Res Public Health. 2023;20(21):6994.</w:t>
       </w:r>
     </w:p>
@@ -5548,7 +5576,6 @@
       </w:pPr>
       <w:proofErr w:type="spellStart"/>
       <w:r>
-        <w:lastRenderedPageBreak/>
         <w:t>Delbaere</w:t>
       </w:r>
       <w:proofErr w:type="spellEnd"/>
@@ -5732,6 +5759,7 @@
         <w:spacing w:line="360" w:lineRule="auto"/>
       </w:pPr>
       <w:r>
+        <w:lastRenderedPageBreak/>
         <w:t xml:space="preserve">Murakami H, </w:t>
       </w:r>
       <w:proofErr w:type="spellStart"/>
@@ -5782,7 +5810,6 @@
         <w:spacing w:line="360" w:lineRule="auto"/>
       </w:pPr>
       <w:r>
-        <w:lastRenderedPageBreak/>
         <w:t>Rothman KJ, Greenland S, Lash TL. Modern Epidemiology. 3rd ed. Philadelphia: Lippincott Williams &amp; Wilkins; 2008.</w:t>
       </w:r>
     </w:p>
@@ -5806,8 +5833,8 @@
           <w:szCs w:val="40"/>
         </w:rPr>
       </w:pPr>
-      <w:bookmarkStart w:id="295" w:name="tables-and-figures"/>
-      <w:bookmarkEnd w:id="294"/>
+      <w:bookmarkStart w:id="297" w:name="tables-and-figures"/>
+      <w:bookmarkEnd w:id="296"/>
       <w:r>
         <w:br w:type="page"/>
       </w:r>
@@ -5825,7 +5852,7 @@
       <w:pPr>
         <w:pStyle w:val="2"/>
       </w:pPr>
-      <w:bookmarkStart w:id="296" w:name="Xd12e5d2fabb7f7da04933f49b094ec2cca003f6"/>
+      <w:bookmarkStart w:id="298" w:name="Xd12e5d2fabb7f7da04933f49b094ec2cca003f6"/>
       <w:r>
         <w:t>Table 1. Descriptive Statistics of Prefecture-Level Variables (N = 47)</w:t>
       </w:r>
@@ -8845,8 +8872,8 @@
           <w:szCs w:val="32"/>
         </w:rPr>
       </w:pPr>
-      <w:bookmarkStart w:id="297" w:name="Xc4d8efe96bb5dc084b3a6055df59151a4b74ad0"/>
-      <w:bookmarkEnd w:id="296"/>
+      <w:bookmarkStart w:id="299" w:name="Xc4d8efe96bb5dc084b3a6055df59151a4b74ad0"/>
+      <w:bookmarkEnd w:id="298"/>
       <w:r>
         <w:br w:type="page"/>
       </w:r>
@@ -9991,8 +10018,8 @@
           <w:szCs w:val="32"/>
         </w:rPr>
       </w:pPr>
-      <w:bookmarkStart w:id="298" w:name="X6fac7f2e493ef5b618f5ac39729b4328cfa1bc7"/>
-      <w:bookmarkEnd w:id="297"/>
+      <w:bookmarkStart w:id="300" w:name="X6fac7f2e493ef5b618f5ac39729b4328cfa1bc7"/>
+      <w:bookmarkEnd w:id="299"/>
       <w:r>
         <w:br w:type="page"/>
       </w:r>
@@ -10810,8 +10837,8 @@
           <w:szCs w:val="32"/>
         </w:rPr>
       </w:pPr>
-      <w:bookmarkStart w:id="299" w:name="Xdeb87af7aa3e82ca70e47e493f4f841d319d1c1"/>
-      <w:bookmarkEnd w:id="298"/>
+      <w:bookmarkStart w:id="301" w:name="Xdeb87af7aa3e82ca70e47e493f4f841d319d1c1"/>
+      <w:bookmarkEnd w:id="300"/>
       <w:r>
         <w:br w:type="page"/>
       </w:r>
@@ -11437,7 +11464,7 @@
       <w:pPr>
         <w:pStyle w:val="a0"/>
         <w:rPr>
-          <w:ins w:id="300" w:author="治輝 齋藤" w:date="2026-05-19T12:41:00Z" w16du:dateUtc="2026-05-19T03:41:00Z"/>
+          <w:ins w:id="302" w:author="治輝 齋藤" w:date="2026-05-19T12:41:00Z" w16du:dateUtc="2026-05-19T03:41:00Z"/>
         </w:rPr>
       </w:pPr>
       <w:r>
@@ -11453,10 +11480,10 @@
     <w:p>
       <w:pPr>
         <w:rPr>
-          <w:ins w:id="301" w:author="治輝 齋藤" w:date="2026-05-19T12:41:00Z" w16du:dateUtc="2026-05-19T03:41:00Z"/>
-        </w:rPr>
-      </w:pPr>
-      <w:ins w:id="302" w:author="治輝 齋藤" w:date="2026-05-19T12:41:00Z" w16du:dateUtc="2026-05-19T03:41:00Z">
+          <w:ins w:id="303" w:author="治輝 齋藤" w:date="2026-05-19T12:41:00Z" w16du:dateUtc="2026-05-19T03:41:00Z"/>
+        </w:rPr>
+      </w:pPr>
+      <w:ins w:id="304" w:author="治輝 齋藤" w:date="2026-05-19T12:41:00Z" w16du:dateUtc="2026-05-19T03:41:00Z">
         <w:r>
           <w:pict w14:anchorId="14EA81B3">
             <v:rect id="_x0000_i1040" style="width:0;height:1.5pt" o:hralign="center" o:hrstd="t" o:hr="t"/>
@@ -11468,14 +11495,14 @@
       <w:pPr>
         <w:pStyle w:val="2"/>
         <w:rPr>
-          <w:ins w:id="303" w:author="治輝 齋藤" w:date="2026-05-19T12:41:00Z" w16du:dateUtc="2026-05-19T03:41:00Z"/>
-        </w:rPr>
-      </w:pPr>
-      <w:ins w:id="304" w:author="治輝 齋藤" w:date="2026-05-19T12:41:00Z" w16du:dateUtc="2026-05-19T03:41:00Z">
+          <w:ins w:id="305" w:author="治輝 齋藤" w:date="2026-05-19T12:41:00Z" w16du:dateUtc="2026-05-19T03:41:00Z"/>
+        </w:rPr>
+      </w:pPr>
+      <w:ins w:id="306" w:author="治輝 齋藤" w:date="2026-05-19T12:41:00Z" w16du:dateUtc="2026-05-19T03:41:00Z">
         <w:r>
           <w:br w:type="page"/>
         </w:r>
-        <w:commentRangeStart w:id="305"/>
+        <w:commentRangeStart w:id="307"/>
         <w:r>
           <w:lastRenderedPageBreak/>
           <w:t>Table 5. Indirect Standardization Sensitivity Analysis: Multivariable Linear Regression of Indirectly Standardized Hip (Femur) Surgery Rate on Terrain Slope (N = 47)</w:t>
@@ -11498,7 +11525,7 @@
         <w:trPr>
           <w:cnfStyle w:val="100000000000" w:firstRow="1" w:lastRow="0" w:firstColumn="0" w:lastColumn="0" w:oddVBand="0" w:evenVBand="0" w:oddHBand="0" w:evenHBand="0" w:firstRowFirstColumn="0" w:firstRowLastColumn="0" w:lastRowFirstColumn="0" w:lastRowLastColumn="0"/>
           <w:tblHeader/>
-          <w:ins w:id="306" w:author="治輝 齋藤" w:date="2026-05-19T12:41:00Z"/>
+          <w:ins w:id="308" w:author="治輝 齋藤" w:date="2026-05-19T12:41:00Z"/>
         </w:trPr>
         <w:tc>
           <w:tcPr>
@@ -11508,10 +11535,10 @@
             <w:pPr>
               <w:spacing w:before="36" w:after="36"/>
               <w:rPr>
-                <w:ins w:id="307" w:author="治輝 齋藤" w:date="2026-05-19T12:41:00Z" w16du:dateUtc="2026-05-19T03:41:00Z"/>
-              </w:rPr>
-            </w:pPr>
-            <w:ins w:id="308" w:author="治輝 齋藤" w:date="2026-05-19T12:41:00Z" w16du:dateUtc="2026-05-19T03:41:00Z">
+                <w:ins w:id="309" w:author="治輝 齋藤" w:date="2026-05-19T12:41:00Z" w16du:dateUtc="2026-05-19T03:41:00Z"/>
+              </w:rPr>
+            </w:pPr>
+            <w:ins w:id="310" w:author="治輝 齋藤" w:date="2026-05-19T12:41:00Z" w16du:dateUtc="2026-05-19T03:41:00Z">
               <w:r>
                 <w:rPr>
                   <w:b/>
@@ -11547,10 +11574,10 @@
             <w:pPr>
               <w:spacing w:before="36" w:after="36"/>
               <w:rPr>
-                <w:ins w:id="309" w:author="治輝 齋藤" w:date="2026-05-19T12:41:00Z" w16du:dateUtc="2026-05-19T03:41:00Z"/>
-              </w:rPr>
-            </w:pPr>
-            <w:ins w:id="310" w:author="治輝 齋藤" w:date="2026-05-19T12:41:00Z" w16du:dateUtc="2026-05-19T03:41:00Z">
+                <w:ins w:id="311" w:author="治輝 齋藤" w:date="2026-05-19T12:41:00Z" w16du:dateUtc="2026-05-19T03:41:00Z"/>
+              </w:rPr>
+            </w:pPr>
+            <w:ins w:id="312" w:author="治輝 齋藤" w:date="2026-05-19T12:41:00Z" w16du:dateUtc="2026-05-19T03:41:00Z">
               <w:r>
                 <w:rPr>
                   <w:b/>
@@ -11572,10 +11599,10 @@
             <w:pPr>
               <w:spacing w:before="36" w:after="36"/>
               <w:rPr>
-                <w:ins w:id="311" w:author="治輝 齋藤" w:date="2026-05-19T12:41:00Z" w16du:dateUtc="2026-05-19T03:41:00Z"/>
-              </w:rPr>
-            </w:pPr>
-            <w:ins w:id="312" w:author="治輝 齋藤" w:date="2026-05-19T12:41:00Z" w16du:dateUtc="2026-05-19T03:41:00Z">
+                <w:ins w:id="313" w:author="治輝 齋藤" w:date="2026-05-19T12:41:00Z" w16du:dateUtc="2026-05-19T03:41:00Z"/>
+              </w:rPr>
+            </w:pPr>
+            <w:ins w:id="314" w:author="治輝 齋藤" w:date="2026-05-19T12:41:00Z" w16du:dateUtc="2026-05-19T03:41:00Z">
               <w:r>
                 <w:rPr>
                   <w:b/>
@@ -11591,7 +11618,7 @@
       </w:tr>
       <w:tr>
         <w:trPr>
-          <w:ins w:id="313" w:author="治輝 齋藤" w:date="2026-05-19T12:41:00Z"/>
+          <w:ins w:id="315" w:author="治輝 齋藤" w:date="2026-05-19T12:41:00Z"/>
         </w:trPr>
         <w:tc>
           <w:tcPr>
@@ -11601,10 +11628,10 @@
             <w:pPr>
               <w:spacing w:before="36" w:after="36"/>
               <w:rPr>
-                <w:ins w:id="314" w:author="治輝 齋藤" w:date="2026-05-19T12:41:00Z" w16du:dateUtc="2026-05-19T03:41:00Z"/>
-              </w:rPr>
-            </w:pPr>
-            <w:ins w:id="315" w:author="治輝 齋藤" w:date="2026-05-19T12:41:00Z" w16du:dateUtc="2026-05-19T03:41:00Z">
+                <w:ins w:id="316" w:author="治輝 齋藤" w:date="2026-05-19T12:41:00Z" w16du:dateUtc="2026-05-19T03:41:00Z"/>
+              </w:rPr>
+            </w:pPr>
+            <w:ins w:id="317" w:author="治輝 齋藤" w:date="2026-05-19T12:41:00Z" w16du:dateUtc="2026-05-19T03:41:00Z">
               <w:r>
                 <w:rPr>
                   <w:rFonts w:ascii="Consolas" w:hAnsi="Consolas"/>
@@ -11627,10 +11654,10 @@
             <w:pPr>
               <w:spacing w:before="36" w:after="36"/>
               <w:rPr>
-                <w:ins w:id="316" w:author="治輝 齋藤" w:date="2026-05-19T12:41:00Z" w16du:dateUtc="2026-05-19T03:41:00Z"/>
-              </w:rPr>
-            </w:pPr>
-            <w:ins w:id="317" w:author="治輝 齋藤" w:date="2026-05-19T12:41:00Z" w16du:dateUtc="2026-05-19T03:41:00Z">
+                <w:ins w:id="318" w:author="治輝 齋藤" w:date="2026-05-19T12:41:00Z" w16du:dateUtc="2026-05-19T03:41:00Z"/>
+              </w:rPr>
+            </w:pPr>
+            <w:ins w:id="319" w:author="治輝 齋藤" w:date="2026-05-19T12:41:00Z" w16du:dateUtc="2026-05-19T03:41:00Z">
               <w:r>
                 <w:rPr>
                   <w:b/>
@@ -11649,10 +11676,10 @@
             <w:pPr>
               <w:spacing w:before="36" w:after="36"/>
               <w:rPr>
-                <w:ins w:id="318" w:author="治輝 齋藤" w:date="2026-05-19T12:41:00Z" w16du:dateUtc="2026-05-19T03:41:00Z"/>
-              </w:rPr>
-            </w:pPr>
-            <w:ins w:id="319" w:author="治輝 齋藤" w:date="2026-05-19T12:41:00Z" w16du:dateUtc="2026-05-19T03:41:00Z">
+                <w:ins w:id="320" w:author="治輝 齋藤" w:date="2026-05-19T12:41:00Z" w16du:dateUtc="2026-05-19T03:41:00Z"/>
+              </w:rPr>
+            </w:pPr>
+            <w:ins w:id="321" w:author="治輝 齋藤" w:date="2026-05-19T12:41:00Z" w16du:dateUtc="2026-05-19T03:41:00Z">
               <w:r>
                 <w:rPr>
                   <w:b/>
@@ -11666,7 +11693,7 @@
       </w:tr>
       <w:tr>
         <w:trPr>
-          <w:ins w:id="320" w:author="治輝 齋藤" w:date="2026-05-19T12:41:00Z"/>
+          <w:ins w:id="322" w:author="治輝 齋藤" w:date="2026-05-19T12:41:00Z"/>
         </w:trPr>
         <w:tc>
           <w:tcPr>
@@ -11676,10 +11703,10 @@
             <w:pPr>
               <w:spacing w:before="36" w:after="36"/>
               <w:rPr>
-                <w:ins w:id="321" w:author="治輝 齋藤" w:date="2026-05-19T12:41:00Z" w16du:dateUtc="2026-05-19T03:41:00Z"/>
-              </w:rPr>
-            </w:pPr>
-            <w:ins w:id="322" w:author="治輝 齋藤" w:date="2026-05-19T12:41:00Z" w16du:dateUtc="2026-05-19T03:41:00Z">
+                <w:ins w:id="323" w:author="治輝 齋藤" w:date="2026-05-19T12:41:00Z" w16du:dateUtc="2026-05-19T03:41:00Z"/>
+              </w:rPr>
+            </w:pPr>
+            <w:ins w:id="324" w:author="治輝 齋藤" w:date="2026-05-19T12:41:00Z" w16du:dateUtc="2026-05-19T03:41:00Z">
               <w:r>
                 <w:rPr>
                   <w:rFonts w:ascii="Consolas" w:hAnsi="Consolas"/>
@@ -11702,10 +11729,10 @@
             <w:pPr>
               <w:spacing w:before="36" w:after="36"/>
               <w:rPr>
-                <w:ins w:id="323" w:author="治輝 齋藤" w:date="2026-05-19T12:41:00Z" w16du:dateUtc="2026-05-19T03:41:00Z"/>
-              </w:rPr>
-            </w:pPr>
-            <w:ins w:id="324" w:author="治輝 齋藤" w:date="2026-05-19T12:41:00Z" w16du:dateUtc="2026-05-19T03:41:00Z">
+                <w:ins w:id="325" w:author="治輝 齋藤" w:date="2026-05-19T12:41:00Z" w16du:dateUtc="2026-05-19T03:41:00Z"/>
+              </w:rPr>
+            </w:pPr>
+            <w:ins w:id="326" w:author="治輝 齋藤" w:date="2026-05-19T12:41:00Z" w16du:dateUtc="2026-05-19T03:41:00Z">
               <w:r>
                 <w:rPr>
                   <w:b/>
@@ -11724,10 +11751,10 @@
             <w:pPr>
               <w:spacing w:before="36" w:after="36"/>
               <w:rPr>
-                <w:ins w:id="325" w:author="治輝 齋藤" w:date="2026-05-19T12:41:00Z" w16du:dateUtc="2026-05-19T03:41:00Z"/>
-              </w:rPr>
-            </w:pPr>
-            <w:ins w:id="326" w:author="治輝 齋藤" w:date="2026-05-19T12:41:00Z" w16du:dateUtc="2026-05-19T03:41:00Z">
+                <w:ins w:id="327" w:author="治輝 齋藤" w:date="2026-05-19T12:41:00Z" w16du:dateUtc="2026-05-19T03:41:00Z"/>
+              </w:rPr>
+            </w:pPr>
+            <w:ins w:id="328" w:author="治輝 齋藤" w:date="2026-05-19T12:41:00Z" w16du:dateUtc="2026-05-19T03:41:00Z">
               <w:r>
                 <w:rPr>
                   <w:b/>
@@ -11741,7 +11768,7 @@
       </w:tr>
       <w:tr>
         <w:trPr>
-          <w:ins w:id="327" w:author="治輝 齋藤" w:date="2026-05-19T12:41:00Z"/>
+          <w:ins w:id="329" w:author="治輝 齋藤" w:date="2026-05-19T12:41:00Z"/>
         </w:trPr>
         <w:tc>
           <w:tcPr>
@@ -11751,10 +11778,10 @@
             <w:pPr>
               <w:spacing w:before="36" w:after="36"/>
               <w:rPr>
-                <w:ins w:id="328" w:author="治輝 齋藤" w:date="2026-05-19T12:41:00Z" w16du:dateUtc="2026-05-19T03:41:00Z"/>
-              </w:rPr>
-            </w:pPr>
-            <w:ins w:id="329" w:author="治輝 齋藤" w:date="2026-05-19T12:41:00Z" w16du:dateUtc="2026-05-19T03:41:00Z">
+                <w:ins w:id="330" w:author="治輝 齋藤" w:date="2026-05-19T12:41:00Z" w16du:dateUtc="2026-05-19T03:41:00Z"/>
+              </w:rPr>
+            </w:pPr>
+            <w:ins w:id="331" w:author="治輝 齋藤" w:date="2026-05-19T12:41:00Z" w16du:dateUtc="2026-05-19T03:41:00Z">
               <w:r>
                 <w:rPr>
                   <w:rFonts w:ascii="Consolas" w:hAnsi="Consolas"/>
@@ -11777,10 +11804,10 @@
             <w:pPr>
               <w:spacing w:before="36" w:after="36"/>
               <w:rPr>
-                <w:ins w:id="330" w:author="治輝 齋藤" w:date="2026-05-19T12:41:00Z" w16du:dateUtc="2026-05-19T03:41:00Z"/>
-              </w:rPr>
-            </w:pPr>
-            <w:ins w:id="331" w:author="治輝 齋藤" w:date="2026-05-19T12:41:00Z" w16du:dateUtc="2026-05-19T03:41:00Z">
+                <w:ins w:id="332" w:author="治輝 齋藤" w:date="2026-05-19T12:41:00Z" w16du:dateUtc="2026-05-19T03:41:00Z"/>
+              </w:rPr>
+            </w:pPr>
+            <w:ins w:id="333" w:author="治輝 齋藤" w:date="2026-05-19T12:41:00Z" w16du:dateUtc="2026-05-19T03:41:00Z">
               <w:r>
                 <w:rPr>
                   <w:b/>
@@ -11799,10 +11826,10 @@
             <w:pPr>
               <w:spacing w:before="36" w:after="36"/>
               <w:rPr>
-                <w:ins w:id="332" w:author="治輝 齋藤" w:date="2026-05-19T12:41:00Z" w16du:dateUtc="2026-05-19T03:41:00Z"/>
-              </w:rPr>
-            </w:pPr>
-            <w:ins w:id="333" w:author="治輝 齋藤" w:date="2026-05-19T12:41:00Z" w16du:dateUtc="2026-05-19T03:41:00Z">
+                <w:ins w:id="334" w:author="治輝 齋藤" w:date="2026-05-19T12:41:00Z" w16du:dateUtc="2026-05-19T03:41:00Z"/>
+              </w:rPr>
+            </w:pPr>
+            <w:ins w:id="335" w:author="治輝 齋藤" w:date="2026-05-19T12:41:00Z" w16du:dateUtc="2026-05-19T03:41:00Z">
               <w:r>
                 <w:rPr>
                   <w:b/>
@@ -11819,10 +11846,10 @@
       <w:pPr>
         <w:pStyle w:val="2"/>
         <w:rPr>
-          <w:ins w:id="334" w:author="治輝 齋藤" w:date="2026-05-19T12:41:00Z" w16du:dateUtc="2026-05-19T03:41:00Z"/>
-        </w:rPr>
-      </w:pPr>
-      <w:ins w:id="335" w:author="治輝 齋藤" w:date="2026-05-19T12:41:00Z" w16du:dateUtc="2026-05-19T03:41:00Z">
+          <w:ins w:id="336" w:author="治輝 齋藤" w:date="2026-05-19T12:41:00Z" w16du:dateUtc="2026-05-19T03:41:00Z"/>
+        </w:rPr>
+      </w:pPr>
+      <w:ins w:id="337" w:author="治輝 齋藤" w:date="2026-05-19T12:41:00Z" w16du:dateUtc="2026-05-19T03:41:00Z">
         <w:r>
           <w:rPr>
             <w:rFonts w:asciiTheme="minorHAnsi" w:eastAsiaTheme="minorEastAsia" w:hAnsiTheme="minorHAnsi" w:cstheme="minorBidi"/>
@@ -11890,14 +11917,14 @@
           </w:rPr>
           <w:t xml:space="preserve"> &lt; 0.05 (conventional model-based standard errors). These results are sensitivity analyses only.</w:t>
         </w:r>
-        <w:commentRangeEnd w:id="305"/>
+        <w:commentRangeEnd w:id="307"/>
         <w:r>
           <w:rPr>
             <w:rStyle w:val="af2"/>
             <w:rFonts w:asciiTheme="minorHAnsi" w:eastAsiaTheme="minorEastAsia" w:hAnsiTheme="minorHAnsi" w:cstheme="minorBidi"/>
             <w:color w:val="auto"/>
           </w:rPr>
-          <w:commentReference w:id="305"/>
+          <w:commentReference w:id="307"/>
         </w:r>
       </w:ins>
     </w:p>
@@ -11905,7 +11932,7 @@
       <w:pPr>
         <w:pStyle w:val="a0"/>
         <w:rPr>
-          <w:del w:id="336" w:author="治輝 齋藤" w:date="2026-05-19T12:41:00Z" w16du:dateUtc="2026-05-19T03:41:00Z"/>
+          <w:del w:id="338" w:author="治輝 齋藤" w:date="2026-05-19T12:41:00Z" w16du:dateUtc="2026-05-19T03:41:00Z"/>
         </w:rPr>
       </w:pPr>
     </w:p>
@@ -11913,10 +11940,10 @@
       <w:pPr>
         <w:pStyle w:val="a0"/>
         <w:rPr>
-          <w:del w:id="337" w:author="治輝 齋藤" w:date="2026-05-19T12:41:00Z" w16du:dateUtc="2026-05-19T03:41:00Z"/>
-        </w:rPr>
-      </w:pPr>
-      <w:del w:id="338" w:author="治輝 齋藤" w:date="2026-05-19T12:41:00Z" w16du:dateUtc="2026-05-19T03:41:00Z">
+          <w:del w:id="339" w:author="治輝 齋藤" w:date="2026-05-19T12:41:00Z" w16du:dateUtc="2026-05-19T03:41:00Z"/>
+        </w:rPr>
+      </w:pPr>
+      <w:del w:id="340" w:author="治輝 齋藤" w:date="2026-05-19T12:41:00Z" w16du:dateUtc="2026-05-19T03:41:00Z">
         <w:r>
           <w:pict w14:anchorId="657FDAF1">
             <v:rect id="_x0000_i1041" style="width:0;height:1.5pt" o:hralign="center" o:hrstd="t" o:hr="t"/>
@@ -11933,8 +11960,8 @@
           <w:szCs w:val="32"/>
         </w:rPr>
       </w:pPr>
-      <w:bookmarkStart w:id="339" w:name="figure-legends"/>
-      <w:bookmarkEnd w:id="299"/>
+      <w:bookmarkStart w:id="341" w:name="figure-legends"/>
+      <w:bookmarkEnd w:id="301"/>
       <w:r>
         <w:br w:type="page"/>
       </w:r>
@@ -12136,8 +12163,8 @@
           <w:szCs w:val="32"/>
         </w:rPr>
       </w:pPr>
-      <w:bookmarkStart w:id="340" w:name="figure-1"/>
-      <w:bookmarkEnd w:id="339"/>
+      <w:bookmarkStart w:id="342" w:name="figure-1"/>
+      <w:bookmarkEnd w:id="341"/>
       <w:r>
         <w:br w:type="page"/>
       </w:r>
@@ -12240,8 +12267,8 @@
       <w:pPr>
         <w:pStyle w:val="2"/>
       </w:pPr>
-      <w:bookmarkStart w:id="341" w:name="figure-2"/>
-      <w:bookmarkEnd w:id="340"/>
+      <w:bookmarkStart w:id="343" w:name="figure-2"/>
+      <w:bookmarkEnd w:id="342"/>
       <w:r>
         <w:t>Figure 2</w:t>
       </w:r>
@@ -12252,8 +12279,8 @@
       </w:pPr>
     </w:p>
     <w:p>
-      <w:bookmarkStart w:id="342" w:name="figure-3"/>
-      <w:bookmarkEnd w:id="341"/>
+      <w:bookmarkStart w:id="344" w:name="figure-3"/>
+      <w:bookmarkEnd w:id="343"/>
       <w:r>
         <w:br w:type="page"/>
       </w:r>
@@ -12340,8 +12367,8 @@
           <w:szCs w:val="32"/>
         </w:rPr>
       </w:pPr>
-      <w:bookmarkStart w:id="343" w:name="figure-4"/>
-      <w:bookmarkEnd w:id="342"/>
+      <w:bookmarkStart w:id="345" w:name="figure-4"/>
+      <w:bookmarkEnd w:id="344"/>
       <w:r>
         <w:br w:type="page"/>
       </w:r>
@@ -12444,8 +12471,8 @@
       <w:pPr>
         <w:pStyle w:val="2"/>
       </w:pPr>
-      <w:bookmarkStart w:id="344" w:name="figure-5"/>
-      <w:bookmarkEnd w:id="343"/>
+      <w:bookmarkStart w:id="346" w:name="figure-5"/>
+      <w:bookmarkEnd w:id="345"/>
       <w:r>
         <w:t xml:space="preserve">Figure </w:t>
       </w:r>
@@ -12477,8 +12504,8 @@
       <w:pPr>
         <w:pStyle w:val="2"/>
       </w:pPr>
-      <w:bookmarkStart w:id="345" w:name="figure-6"/>
-      <w:bookmarkEnd w:id="344"/>
+      <w:bookmarkStart w:id="347" w:name="figure-6"/>
+      <w:bookmarkEnd w:id="346"/>
       <w:r>
         <w:t xml:space="preserve">Figure </w:t>
       </w:r>
@@ -12490,8 +12517,8 @@
         <w:t>5</w:t>
       </w:r>
     </w:p>
-    <w:bookmarkEnd w:id="295"/>
-    <w:bookmarkEnd w:id="345"/>
+    <w:bookmarkEnd w:id="297"/>
+    <w:bookmarkEnd w:id="347"/>
     <w:p>
       <w:pPr>
         <w:pStyle w:val="FirstParagraph"/>
@@ -13451,7 +13478,7 @@
       </w:r>
     </w:p>
   </w:comment>
-  <w:comment w:id="84" w:author="治輝 齋藤" w:date="2026-05-19T20:39:00Z" w:initials="治齋">
+  <w:comment w:id="73" w:author="治輝 齋藤" w:date="2026-05-19T22:31:00Z" w:initials="治齋">
     <w:p>
       <w:pPr>
         <w:pStyle w:val="af3"/>
@@ -13470,6 +13497,29 @@
           <w:rFonts w:hint="eastAsia"/>
           <w:lang w:eastAsia="ja-JP"/>
         </w:rPr>
+        <w:t>何で調整したかの要素について、記載を修正しました。</w:t>
+      </w:r>
+    </w:p>
+  </w:comment>
+  <w:comment w:id="86" w:author="治輝 齋藤" w:date="2026-05-19T20:39:00Z" w:initials="治齋">
+    <w:p>
+      <w:pPr>
+        <w:pStyle w:val="af3"/>
+        <w:rPr>
+          <w:lang w:eastAsia="ja-JP"/>
+        </w:rPr>
+      </w:pPr>
+      <w:r>
+        <w:rPr>
+          <w:rStyle w:val="af2"/>
+        </w:rPr>
+        <w:annotationRef/>
+      </w:r>
+      <w:r>
+        <w:rPr>
+          <w:rFonts w:hint="eastAsia"/>
+          <w:lang w:eastAsia="ja-JP"/>
+        </w:rPr>
         <w:t>（</w:t>
       </w:r>
       <w:r>
@@ -13525,7 +13575,7 @@
       </w:r>
     </w:p>
   </w:comment>
-  <w:comment w:id="88" w:author="山岸良匡" w:date="2026-05-18T23:44:00Z" w:initials="山">
+  <w:comment w:id="90" w:author="山岸良匡" w:date="2026-05-18T23:44:00Z" w:initials="山">
     <w:p>
       <w:pPr>
         <w:pStyle w:val="af3"/>
@@ -13548,7 +13598,7 @@
       </w:r>
     </w:p>
   </w:comment>
-  <w:comment w:id="91" w:author="山岸良匡" w:date="2026-05-18T19:10:00Z" w:initials="山">
+  <w:comment w:id="93" w:author="山岸良匡" w:date="2026-05-18T19:10:00Z" w:initials="山">
     <w:p>
       <w:pPr>
         <w:pStyle w:val="af3"/>
@@ -13571,7 +13621,7 @@
       </w:r>
     </w:p>
   </w:comment>
-  <w:comment w:id="92" w:author="治輝 齋藤" w:date="2026-05-19T20:43:00Z" w:initials="治齋">
+  <w:comment w:id="94" w:author="治輝 齋藤" w:date="2026-05-19T20:43:00Z" w:initials="治齋">
     <w:p>
       <w:pPr>
         <w:pStyle w:val="af3"/>
@@ -13622,7 +13672,7 @@
       </w:r>
     </w:p>
   </w:comment>
-  <w:comment w:id="102" w:author="山岸良匡" w:date="2026-05-18T19:14:00Z" w:initials="山">
+  <w:comment w:id="104" w:author="山岸良匡" w:date="2026-05-18T19:14:00Z" w:initials="山">
     <w:p>
       <w:pPr>
         <w:pStyle w:val="af3"/>
@@ -13687,7 +13737,7 @@
       </w:r>
     </w:p>
   </w:comment>
-  <w:comment w:id="103" w:author="治輝 齋藤" w:date="2026-05-19T20:44:00Z" w:initials="治齋">
+  <w:comment w:id="105" w:author="治輝 齋藤" w:date="2026-05-19T20:44:00Z" w:initials="治齋">
     <w:p>
       <w:pPr>
         <w:pStyle w:val="af3"/>
@@ -13747,7 +13797,7 @@
       </w:r>
     </w:p>
   </w:comment>
-  <w:comment w:id="105" w:author="治輝 齋藤" w:date="2026-05-19T20:47:00Z" w:initials="治齋">
+  <w:comment w:id="107" w:author="治輝 齋藤" w:date="2026-05-19T20:47:00Z" w:initials="治齋">
     <w:p>
       <w:pPr>
         <w:pStyle w:val="af3"/>
@@ -13784,7 +13834,7 @@
       </w:r>
     </w:p>
   </w:comment>
-  <w:comment w:id="119" w:author="治輝 齋藤" w:date="2026-05-19T20:54:00Z" w:initials="治齋">
+  <w:comment w:id="121" w:author="治輝 齋藤" w:date="2026-05-19T20:54:00Z" w:initials="治齋">
     <w:p>
       <w:pPr>
         <w:pStyle w:val="af3"/>
@@ -13828,7 +13878,7 @@
       </w:r>
     </w:p>
   </w:comment>
-  <w:comment w:id="145" w:author="山岸良匡" w:date="2026-05-18T19:19:00Z" w:initials="山">
+  <w:comment w:id="147" w:author="山岸良匡" w:date="2026-05-18T19:19:00Z" w:initials="山">
     <w:p>
       <w:pPr>
         <w:pStyle w:val="af3"/>
@@ -13864,7 +13914,7 @@
       </w:r>
     </w:p>
   </w:comment>
-  <w:comment w:id="148" w:author="治輝 齋藤" w:date="2026-04-30T18:01:00Z" w:initials="治齋">
+  <w:comment w:id="150" w:author="治輝 齋藤" w:date="2026-04-30T18:01:00Z" w:initials="治齋">
     <w:p>
       <w:pPr>
         <w:pStyle w:val="af3"/>
@@ -13901,7 +13951,7 @@
       </w:r>
     </w:p>
   </w:comment>
-  <w:comment w:id="151" w:author="治輝 齋藤" w:date="2026-04-30T18:02:00Z" w:initials="治齋">
+  <w:comment w:id="153" w:author="治輝 齋藤" w:date="2026-04-30T18:02:00Z" w:initials="治齋">
     <w:p>
       <w:pPr>
         <w:pStyle w:val="af3"/>
@@ -13966,7 +14016,7 @@
       </w:r>
     </w:p>
   </w:comment>
-  <w:comment w:id="153" w:author="治輝 齋藤" w:date="2026-04-30T20:24:00Z" w:initials="治齋">
+  <w:comment w:id="155" w:author="治輝 齋藤" w:date="2026-04-30T20:24:00Z" w:initials="治齋">
     <w:p>
       <w:pPr>
         <w:pStyle w:val="af3"/>
@@ -14086,7 +14136,7 @@
       </w:r>
     </w:p>
   </w:comment>
-  <w:comment w:id="168" w:author="山岸良匡" w:date="2026-05-18T19:23:00Z" w:initials="山">
+  <w:comment w:id="170" w:author="山岸良匡" w:date="2026-05-18T19:23:00Z" w:initials="山">
     <w:p>
       <w:pPr>
         <w:pStyle w:val="af3"/>
@@ -14109,7 +14159,7 @@
       </w:r>
     </w:p>
   </w:comment>
-  <w:comment w:id="172" w:author="山岸良匡" w:date="2026-05-18T19:28:00Z" w:initials="山">
+  <w:comment w:id="174" w:author="山岸良匡" w:date="2026-05-18T19:28:00Z" w:initials="山">
     <w:p>
       <w:pPr>
         <w:pStyle w:val="af3"/>
@@ -14153,7 +14203,7 @@
       </w:r>
     </w:p>
   </w:comment>
-  <w:comment w:id="173" w:author="山岸良匡" w:date="2026-05-18T19:31:00Z" w:initials="山">
+  <w:comment w:id="175" w:author="山岸良匡" w:date="2026-05-18T19:31:00Z" w:initials="山">
     <w:p>
       <w:pPr>
         <w:pStyle w:val="af3"/>
@@ -14196,7 +14246,7 @@
       </w:r>
     </w:p>
   </w:comment>
-  <w:comment w:id="176" w:author="山岸良匡" w:date="2026-05-18T19:35:00Z" w:initials="山">
+  <w:comment w:id="178" w:author="山岸良匡" w:date="2026-05-18T19:35:00Z" w:initials="山">
     <w:p>
       <w:pPr>
         <w:pStyle w:val="af3"/>
@@ -14219,7 +14269,7 @@
       </w:r>
     </w:p>
   </w:comment>
-  <w:comment w:id="177" w:author="治輝 齋藤" w:date="2026-04-30T20:30:00Z" w:initials="治齋">
+  <w:comment w:id="179" w:author="治輝 齋藤" w:date="2026-04-30T20:30:00Z" w:initials="治齋">
     <w:p>
       <w:pPr>
         <w:pStyle w:val="af3"/>
@@ -14342,7 +14392,7 @@
       </w:r>
     </w:p>
   </w:comment>
-  <w:comment w:id="178" w:author="山岸良匡" w:date="2026-05-18T19:37:00Z" w:initials="山">
+  <w:comment w:id="180" w:author="山岸良匡" w:date="2026-05-18T19:37:00Z" w:initials="山">
     <w:p>
       <w:pPr>
         <w:pStyle w:val="af3"/>
@@ -14386,7 +14436,7 @@
       </w:r>
     </w:p>
   </w:comment>
-  <w:comment w:id="183" w:author="治輝 齋藤" w:date="2026-04-30T19:12:00Z" w:initials="治齋">
+  <w:comment w:id="185" w:author="治輝 齋藤" w:date="2026-04-30T19:12:00Z" w:initials="治齋">
     <w:p>
       <w:pPr>
         <w:pStyle w:val="af3"/>
@@ -14449,7 +14499,7 @@
       </w:r>
     </w:p>
   </w:comment>
-  <w:comment w:id="186" w:author="山岸良匡" w:date="2026-05-18T19:39:00Z" w:initials="山">
+  <w:comment w:id="188" w:author="山岸良匡" w:date="2026-05-18T19:39:00Z" w:initials="山">
     <w:p>
       <w:pPr>
         <w:pStyle w:val="af3"/>
@@ -14478,7 +14528,7 @@
       </w:r>
     </w:p>
   </w:comment>
-  <w:comment w:id="187" w:author="山岸良匡" w:date="2026-05-18T19:40:00Z" w:initials="山">
+  <w:comment w:id="189" w:author="山岸良匡" w:date="2026-05-18T19:40:00Z" w:initials="山">
     <w:p>
       <w:pPr>
         <w:pStyle w:val="af3"/>
@@ -14514,7 +14564,7 @@
       </w:r>
     </w:p>
   </w:comment>
-  <w:comment w:id="188" w:author="山岸良匡" w:date="2026-05-18T19:42:00Z" w:initials="山">
+  <w:comment w:id="190" w:author="山岸良匡" w:date="2026-05-18T19:42:00Z" w:initials="山">
     <w:p>
       <w:pPr>
         <w:pStyle w:val="af3"/>
@@ -14537,7 +14587,7 @@
       </w:r>
     </w:p>
   </w:comment>
-  <w:comment w:id="190" w:author="治輝 齋藤" w:date="2026-04-30T19:29:00Z" w:initials="治齋">
+  <w:comment w:id="192" w:author="治輝 齋藤" w:date="2026-04-30T19:29:00Z" w:initials="治齋">
     <w:p>
       <w:pPr>
         <w:pStyle w:val="af3"/>
@@ -14604,7 +14654,7 @@
       </w:r>
     </w:p>
   </w:comment>
-  <w:comment w:id="205" w:author="治輝 齋藤" w:date="2026-04-30T20:52:00Z" w:initials="治齋">
+  <w:comment w:id="207" w:author="治輝 齋藤" w:date="2026-04-30T20:52:00Z" w:initials="治齋">
     <w:p>
       <w:pPr>
         <w:pStyle w:val="af3"/>
@@ -14655,7 +14705,7 @@
       </w:r>
     </w:p>
   </w:comment>
-  <w:comment w:id="216" w:author="治輝 齋藤" w:date="2026-04-30T20:56:00Z" w:initials="治齋">
+  <w:comment w:id="218" w:author="治輝 齋藤" w:date="2026-04-30T20:56:00Z" w:initials="治齋">
     <w:p>
       <w:pPr>
         <w:pStyle w:val="af3"/>
@@ -14699,7 +14749,7 @@
       </w:r>
     </w:p>
   </w:comment>
-  <w:comment w:id="224" w:author="治輝 齋藤" w:date="2026-04-30T21:00:00Z" w:initials="治齋">
+  <w:comment w:id="226" w:author="治輝 齋藤" w:date="2026-04-30T21:00:00Z" w:initials="治齋">
     <w:p>
       <w:pPr>
         <w:pStyle w:val="af3"/>
@@ -14736,7 +14786,7 @@
       </w:r>
     </w:p>
   </w:comment>
-  <w:comment w:id="242" w:author="治輝 齋藤" w:date="2026-04-30T20:33:00Z" w:initials="治齋">
+  <w:comment w:id="244" w:author="治輝 齋藤" w:date="2026-04-30T20:33:00Z" w:initials="治齋">
     <w:p>
       <w:pPr>
         <w:pStyle w:val="af3"/>
@@ -14815,7 +14865,7 @@
       </w:r>
     </w:p>
   </w:comment>
-  <w:comment w:id="245" w:author="山岸良匡" w:date="2026-05-18T19:51:00Z" w:initials="山">
+  <w:comment w:id="247" w:author="山岸良匡" w:date="2026-05-18T19:51:00Z" w:initials="山">
     <w:p>
       <w:pPr>
         <w:pStyle w:val="af3"/>
@@ -14870,7 +14920,7 @@
       </w:r>
     </w:p>
   </w:comment>
-  <w:comment w:id="248" w:author="治輝 齋藤" w:date="2026-04-30T18:41:00Z" w:initials="治齋">
+  <w:comment w:id="250" w:author="治輝 齋藤" w:date="2026-04-30T18:41:00Z" w:initials="治齋">
     <w:p>
       <w:pPr>
         <w:pStyle w:val="af3"/>
@@ -14969,7 +15019,7 @@
       </w:r>
     </w:p>
   </w:comment>
-  <w:comment w:id="251" w:author="山岸良匡" w:date="2026-05-18T19:56:00Z" w:initials="山">
+  <w:comment w:id="253" w:author="山岸良匡" w:date="2026-05-18T19:56:00Z" w:initials="山">
     <w:p>
       <w:pPr>
         <w:pStyle w:val="af3"/>
@@ -14992,7 +15042,7 @@
       </w:r>
     </w:p>
   </w:comment>
-  <w:comment w:id="255" w:author="治輝 齋藤" w:date="2026-04-30T18:04:00Z" w:initials="治齋">
+  <w:comment w:id="257" w:author="治輝 齋藤" w:date="2026-04-30T18:04:00Z" w:initials="治齋">
     <w:p>
       <w:pPr>
         <w:pStyle w:val="af3"/>
@@ -15085,7 +15135,7 @@
       </w:r>
     </w:p>
   </w:comment>
-  <w:comment w:id="260" w:author="治輝 齋藤" w:date="2026-04-30T18:09:00Z" w:initials="治齋">
+  <w:comment w:id="262" w:author="治輝 齋藤" w:date="2026-04-30T18:09:00Z" w:initials="治齋">
     <w:p>
       <w:pPr>
         <w:pStyle w:val="af3"/>
@@ -15136,7 +15186,7 @@
       </w:r>
     </w:p>
   </w:comment>
-  <w:comment w:id="262" w:author="治輝 齋藤" w:date="2026-04-30T20:37:00Z" w:initials="治齋">
+  <w:comment w:id="264" w:author="治輝 齋藤" w:date="2026-04-30T20:37:00Z" w:initials="治齋">
     <w:p>
       <w:pPr>
         <w:pStyle w:val="af3"/>
@@ -15194,7 +15244,7 @@
       </w:r>
     </w:p>
   </w:comment>
-  <w:comment w:id="268" w:author="治輝 齋藤" w:date="2026-04-30T18:46:00Z" w:initials="治齋">
+  <w:comment w:id="270" w:author="治輝 齋藤" w:date="2026-04-30T18:46:00Z" w:initials="治齋">
     <w:p>
       <w:pPr>
         <w:pStyle w:val="af3"/>
@@ -15259,7 +15309,7 @@
       </w:r>
     </w:p>
   </w:comment>
-  <w:comment w:id="275" w:author="治輝 齋藤" w:date="2026-05-01T13:08:00Z" w:initials="治齋">
+  <w:comment w:id="277" w:author="治輝 齋藤" w:date="2026-05-01T13:08:00Z" w:initials="治齋">
     <w:p>
       <w:pPr>
         <w:pStyle w:val="af3"/>
@@ -15310,7 +15360,7 @@
       </w:r>
     </w:p>
   </w:comment>
-  <w:comment w:id="287" w:author="治輝 齋藤" w:date="2026-04-30T19:20:00Z" w:initials="治齋">
+  <w:comment w:id="289" w:author="治輝 齋藤" w:date="2026-04-30T19:20:00Z" w:initials="治齋">
     <w:p>
       <w:pPr>
         <w:pStyle w:val="af3"/>
@@ -15361,7 +15411,7 @@
       </w:r>
     </w:p>
   </w:comment>
-  <w:comment w:id="291" w:author="治輝 齋藤" w:date="2026-05-01T13:12:00Z" w:initials="治齋">
+  <w:comment w:id="293" w:author="治輝 齋藤" w:date="2026-05-01T13:12:00Z" w:initials="治齋">
     <w:p>
       <w:pPr>
         <w:pStyle w:val="af3"/>
@@ -15440,7 +15490,7 @@
       </w:r>
     </w:p>
   </w:comment>
-  <w:comment w:id="305" w:author="治輝 齋藤" w:date="2026-05-01T14:29:00Z" w:initials="治齋">
+  <w:comment w:id="307" w:author="治輝 齋藤" w:date="2026-05-01T14:29:00Z" w:initials="治齋">
     <w:p>
       <w:pPr>
         <w:pStyle w:val="af3"/>
@@ -15521,6 +15571,7 @@
   <w15:commentEx w15:paraId="4FA4532D" w15:done="0"/>
   <w15:commentEx w15:paraId="514C5BEC" w15:paraIdParent="4FA4532D" w15:done="0"/>
   <w15:commentEx w15:paraId="70789A25" w15:done="0"/>
+  <w15:commentEx w15:paraId="0A45A31D" w15:paraIdParent="70789A25" w15:done="0"/>
   <w15:commentEx w15:paraId="3ACBC0AD" w15:done="0"/>
   <w15:commentEx w15:paraId="50E41A7C" w15:done="0"/>
   <w15:commentEx w15:paraId="513FFDD6" w15:done="0"/>
@@ -15576,6 +15627,7 @@
   <w16cex:commentExtensible w16cex:durableId="34ADD098" w16cex:dateUtc="2026-05-18T09:54:00Z"/>
   <w16cex:commentExtensible w16cex:durableId="2791D779" w16cex:dateUtc="2026-05-19T13:21:00Z"/>
   <w16cex:commentExtensible w16cex:durableId="09ECE11A" w16cex:dateUtc="2026-05-18T09:54:00Z"/>
+  <w16cex:commentExtensible w16cex:durableId="3924E452" w16cex:dateUtc="2026-05-19T13:31:00Z"/>
   <w16cex:commentExtensible w16cex:durableId="12C676FC" w16cex:dateUtc="2026-05-19T11:39:00Z"/>
   <w16cex:commentExtensible w16cex:durableId="3C2E0BEC" w16cex:dateUtc="2026-05-18T14:44:00Z"/>
   <w16cex:commentExtensible w16cex:durableId="4E153F6A" w16cex:dateUtc="2026-05-18T10:10:00Z"/>
@@ -15631,6 +15683,7 @@
   <w16cid:commentId w16cid:paraId="4FA4532D" w16cid:durableId="34ADD098"/>
   <w16cid:commentId w16cid:paraId="514C5BEC" w16cid:durableId="2791D779"/>
   <w16cid:commentId w16cid:paraId="70789A25" w16cid:durableId="09ECE11A"/>
+  <w16cid:commentId w16cid:paraId="0A45A31D" w16cid:durableId="3924E452"/>
   <w16cid:commentId w16cid:paraId="3ACBC0AD" w16cid:durableId="12C676FC"/>
   <w16cid:commentId w16cid:paraId="50E41A7C" w16cid:durableId="3C2E0BEC"/>
   <w16cid:commentId w16cid:paraId="513FFDD6" w16cid:durableId="4E153F6A"/>
@@ -15676,12 +15729,12 @@
 <w:numbering xmlns:wpc="http://schemas.microsoft.com/office/word/2010/wordprocessingCanvas" xmlns:cx="http://schemas.microsoft.com/office/drawing/2014/chartex" xmlns:cx1="http://schemas.microsoft.com/office/drawing/2015/9/8/chartex" xmlns:cx2="http://schemas.microsoft.com/office/drawing/2015/10/21/chartex" xmlns:cx3="http://schemas.microsoft.com/office/drawing/2016/5/9/chartex" xmlns:cx4="http://schemas.microsoft.com/office/drawing/2016/5/10/chartex" xmlns:cx5="http://schemas.microsoft.com/office/drawing/2016/5/11/chartex" xmlns:cx6="http://schemas.microsoft.com/office/drawing/2016/5/12/chartex" xmlns:cx7="http://schemas.microsoft.com/office/drawing/2016/5/13/chartex" xmlns:cx8="http://schemas.microsoft.com/office/drawing/2016/5/14/chartex" xmlns:mc="http://schemas.openxmlformats.org/markup-compatibility/2006" xmlns:aink="http://schemas.microsoft.com/office/drawing/2016/ink" xmlns:am3d="http://schemas.microsoft.com/office/drawing/2017/model3d" xmlns:o="urn:schemas-microsoft-com:office:office" xmlns:oel="http://schemas.microsoft.com/office/2019/extlst" xmlns:r="http://schemas.openxmlformats.org/officeDocument/2006/relationships" xmlns:m="http://schemas.openxmlformats.org/officeDocument/2006/math" xmlns:v="urn:schemas-microsoft-com:vml" xmlns:wp14="http://schemas.microsoft.com/office/word/2010/wordprocessingDrawing" xmlns:wp="http://schemas.openxmlformats.org/drawingml/2006/wordprocessingDrawing" xmlns:w10="urn:schemas-microsoft-com:office:word" xmlns:w="http://schemas.openxmlformats.org/wordprocessingml/2006/main" xmlns:w14="http://schemas.microsoft.com/office/word/2010/wordml" xmlns:w15="http://schemas.microsoft.com/office/word/2012/wordml" xmlns:w16cex="http://schemas.microsoft.com/office/word/2018/wordml/cex" xmlns:w16cid="http://schemas.microsoft.com/office/word/2016/wordml/cid" xmlns:w16="http://schemas.microsoft.com/office/word/2018/wordml" xmlns:w16du="http://schemas.microsoft.com/office/word/2023/wordml/word16du" xmlns:w16sdtdh="http://schemas.microsoft.com/office/word/2020/wordml/sdtdatahash" xmlns:w16sdtfl="http://schemas.microsoft.com/office/word/2024/wordml/sdtformatlock" xmlns:w16se="http://schemas.microsoft.com/office/word/2015/wordml/symex" xmlns:wpg="http://schemas.microsoft.com/office/word/2010/wordprocessingGroup" xmlns:wpi="http://schemas.microsoft.com/office/word/2010/wordprocessingInk" xmlns:wne="http://schemas.microsoft.com/office/word/2006/wordml" xmlns:wps="http://schemas.microsoft.com/office/word/2010/wordprocessingShape" mc:Ignorable="w14 w15 w16se w16cid w16 w16cex w16sdtdh w16sdtfl w16du wp14">
   <w:numPicBullet w:numPicBulletId="0">
     <w:pict>
-      <v:rect id="_x0000_i1076" style="width:0;height:1.5pt" o:hralign="center" o:bullet="t" o:hrstd="t" o:hr="t"/>
+      <v:rect id="_x0000_i1080" style="width:0;height:1.5pt" o:hralign="center" o:bullet="t" o:hrstd="t" o:hr="t"/>
     </w:pict>
   </w:numPicBullet>
   <w:numPicBullet w:numPicBulletId="1">
     <w:pict>
-      <v:rect id="_x0000_i1077" style="width:0;height:1.5pt" o:hralign="center" o:bullet="t" o:hrstd="t" o:hr="t"/>
+      <v:rect id="_x0000_i1081" style="width:0;height:1.5pt" o:hralign="center" o:bullet="t" o:hrstd="t" o:hr="t"/>
     </w:pict>
   </w:numPicBullet>
   <w:abstractNum w:abstractNumId="0" w15:restartNumberingAfterBreak="0">

--- a/04_Manuscripts/Manuscript_slope_fracture_20260425_saito0430-1_saito0519.docx
+++ b/04_Manuscripts/Manuscript_slope_fracture_20260425_saito0430-1_saito0519.docx
@@ -809,50 +809,337 @@
       <w:r>
         <w:t xml:space="preserve"> </w:t>
       </w:r>
-      <w:ins w:id="82" w:author="治輝 齋藤" w:date="2026-05-19T21:20:00Z" w16du:dateUtc="2026-05-19T12:20:00Z">
+      <w:del w:id="82" w:author="治輝 齋藤" w:date="2026-05-19T21:20:00Z" w16du:dateUtc="2026-05-19T12:20:00Z">
+        <w:r>
+          <w:delText>N</w:delText>
+        </w:r>
+      </w:del>
+      <w:del w:id="83" w:author="治輝 齋藤" w:date="2026-05-19T22:43:00Z" w16du:dateUtc="2026-05-19T13:43:00Z">
+        <w:r>
+          <w:delText xml:space="preserve">o associations </w:delText>
+        </w:r>
+      </w:del>
+      <w:del w:id="84" w:author="治輝 齋藤" w:date="2026-05-19T21:20:00Z" w16du:dateUtc="2026-05-19T12:20:00Z">
+        <w:r>
+          <w:delText xml:space="preserve">were observed </w:delText>
+        </w:r>
+      </w:del>
+      <w:del w:id="85" w:author="治輝 齋藤" w:date="2026-05-19T22:43:00Z" w16du:dateUtc="2026-05-19T13:43:00Z">
+        <w:r>
+          <w:delText>for humerus or forearm</w:delText>
+        </w:r>
+      </w:del>
+      <w:del w:id="86" w:author="治輝 齋藤" w:date="2026-05-19T20:39:00Z" w16du:dateUtc="2026-05-19T11:39:00Z">
+        <w:r>
+          <w:delText xml:space="preserve"> fractures</w:delText>
+        </w:r>
+      </w:del>
+      <w:del w:id="87" w:author="治輝 齋藤" w:date="2026-05-19T22:43:00Z" w16du:dateUtc="2026-05-19T13:43:00Z">
+        <w:r>
+          <w:delText xml:space="preserve">. </w:delText>
+        </w:r>
+      </w:del>
+      <w:ins w:id="88" w:author="治輝 齋藤" w:date="2026-05-19T22:44:00Z" w16du:dateUtc="2026-05-19T13:44:00Z">
+        <w:r>
+          <w:t>The association was specific to hip fracture surgery rates and was not observed for humerus or forearm fracture surgeries</w:t>
+        </w:r>
+      </w:ins>
+      <w:del w:id="89" w:author="治輝 齋藤" w:date="2026-05-19T22:44:00Z" w16du:dateUtc="2026-05-19T13:44:00Z">
+        <w:r>
+          <w:delText>Prefecture-level terrain slope showed a hip-specific signal consistent with lateral-fall mechanisms</w:delText>
+        </w:r>
+        <w:commentRangeStart w:id="90"/>
+        <w:commentRangeStart w:id="91"/>
+        <w:r>
+          <w:delText>, but inferential sensitivity at small ecological N warrants cautious interpretation</w:delText>
+        </w:r>
+        <w:commentRangeEnd w:id="90"/>
         <w:r>
           <w:rPr>
-            <w:rFonts w:hint="eastAsia"/>
-            <w:lang w:eastAsia="ja-JP"/>
+            <w:rStyle w:val="af2"/>
+            <w:sz w:val="24"/>
+            <w:szCs w:val="24"/>
           </w:rPr>
-          <w:t xml:space="preserve">We found </w:t>
-        </w:r>
-      </w:ins>
-      <w:del w:id="83" w:author="治輝 齋藤" w:date="2026-05-19T21:20:00Z" w16du:dateUtc="2026-05-19T12:20:00Z">
-        <w:r>
-          <w:delText>N</w:delText>
+          <w:commentReference w:id="90"/>
         </w:r>
       </w:del>
-      <w:ins w:id="84" w:author="治輝 齋藤" w:date="2026-05-19T21:20:00Z" w16du:dateUtc="2026-05-19T12:20:00Z">
-        <w:r>
-          <w:rPr>
-            <w:rFonts w:hint="eastAsia"/>
-            <w:lang w:eastAsia="ja-JP"/>
-          </w:rPr>
-          <w:t>n</w:t>
-        </w:r>
-      </w:ins>
-      <w:r>
-        <w:t xml:space="preserve">o associations </w:t>
-      </w:r>
-      <w:del w:id="85" w:author="治輝 齋藤" w:date="2026-05-19T21:20:00Z" w16du:dateUtc="2026-05-19T12:20:00Z">
-        <w:r>
-          <w:delText xml:space="preserve">were observed </w:delText>
-        </w:r>
-      </w:del>
-      <w:r>
-        <w:t xml:space="preserve">for humerus or </w:t>
-      </w:r>
-      <w:commentRangeStart w:id="86"/>
-      <w:r>
-        <w:t>forearm</w:t>
-      </w:r>
-      <w:del w:id="87" w:author="治輝 齋藤" w:date="2026-05-19T20:39:00Z" w16du:dateUtc="2026-05-19T11:39:00Z">
-        <w:r>
-          <w:delText xml:space="preserve"> fractures</w:delText>
-        </w:r>
-      </w:del>
-      <w:ins w:id="88" w:author="治輝 齋藤" w:date="2026-05-19T21:19:00Z" w16du:dateUtc="2026-05-19T12:19:00Z">
+      <w:commentRangeEnd w:id="91"/>
+      <w:r>
+        <w:rPr>
+          <w:rStyle w:val="af2"/>
+        </w:rPr>
+        <w:commentReference w:id="91"/>
+      </w:r>
+      <w:r>
+        <w:t>.</w:t>
+      </w:r>
+      <w:bookmarkStart w:id="92" w:name="conclusions"/>
+    </w:p>
+    <w:p>
+      <w:pPr>
+        <w:pStyle w:val="a0"/>
+        <w:spacing w:line="360" w:lineRule="auto"/>
+        <w:rPr>
+          <w:lang w:eastAsia="ja-JP"/>
+        </w:rPr>
+      </w:pPr>
+      <w:r>
+        <w:rPr>
+          <w:b/>
+          <w:bCs/>
+        </w:rPr>
+        <w:t>Keywords</w:t>
+      </w:r>
+      <w:r>
+        <w:t>: terrain</w:t>
+      </w:r>
+      <w:r>
+        <w:rPr>
+          <w:rFonts w:hint="eastAsia"/>
+          <w:lang w:eastAsia="ja-JP"/>
+        </w:rPr>
+        <w:t>;</w:t>
+      </w:r>
+      <w:r>
+        <w:t xml:space="preserve"> slope; hip</w:t>
+      </w:r>
+      <w:r>
+        <w:rPr>
+          <w:rFonts w:hint="eastAsia"/>
+          <w:lang w:eastAsia="ja-JP"/>
+        </w:rPr>
+        <w:t>;</w:t>
+      </w:r>
+      <w:r>
+        <w:t xml:space="preserve"> fracture; ecolog</w:t>
+      </w:r>
+      <w:r>
+        <w:rPr>
+          <w:rFonts w:hint="eastAsia"/>
+          <w:lang w:eastAsia="ja-JP"/>
+        </w:rPr>
+        <w:t>y</w:t>
+      </w:r>
+      <w:r>
+        <w:t xml:space="preserve">; Japan; </w:t>
+      </w:r>
+      <w:r>
+        <w:rPr>
+          <w:rFonts w:hint="eastAsia"/>
+          <w:lang w:eastAsia="ja-JP"/>
+        </w:rPr>
+        <w:t>epidemiology</w:t>
+      </w:r>
+    </w:p>
+    <w:p>
+      <w:pPr>
+        <w:spacing w:line="360" w:lineRule="auto"/>
+      </w:pPr>
+      <w:r>
+        <w:pict w14:anchorId="0BC1EF66">
+          <v:rect id="_x0000_i1028" style="width:0;height:1.5pt" o:hralign="center" o:hrstd="t" o:hr="t"/>
+        </w:pict>
+      </w:r>
+    </w:p>
+    <w:p>
+      <w:pPr>
+        <w:pStyle w:val="1"/>
+        <w:spacing w:line="360" w:lineRule="auto"/>
+      </w:pPr>
+      <w:bookmarkStart w:id="93" w:name="introduction"/>
+      <w:bookmarkEnd w:id="0"/>
+      <w:bookmarkEnd w:id="92"/>
+      <w:r>
+        <w:t>Introduction</w:t>
+      </w:r>
+    </w:p>
+    <w:p>
+      <w:pPr>
+        <w:pStyle w:val="FirstParagraph"/>
+        <w:spacing w:line="360" w:lineRule="auto"/>
+      </w:pPr>
+      <w:r>
+        <w:t xml:space="preserve">Hip fracture is a serious public health problem among older adults worldwide. In Japan, approximately 200,000 hip fractures occur annually, and this number is </w:t>
+      </w:r>
+      <w:r>
+        <w:lastRenderedPageBreak/>
+        <w:t>projected to increase with the ongoing demographic shift toward an aging society.</w:t>
+      </w:r>
+      <w:r>
+        <w:t xml:space="preserve"> [1, 2]</w:t>
+      </w:r>
+      <w:r>
+        <w:t xml:space="preserve"> Hip fracture leads to prolonged hospitalization, functional decline, institutionalization, and increased mortality, imposing a substantial burden on both individuals and the healthcare </w:t>
+      </w:r>
+      <w:proofErr w:type="gramStart"/>
+      <w:r>
+        <w:t>system.</w:t>
+      </w:r>
+      <w:r>
+        <w:t>[</w:t>
+      </w:r>
+      <w:proofErr w:type="gramEnd"/>
+      <w:r>
+        <w:t>1, 3]</w:t>
+      </w:r>
+      <w:r>
+        <w:t xml:space="preserve"> The acute care costs of hip fracture treatment in Japan reached approximately 1,000 billion yen ($989 million) in 2021, and this burden continues to escalate.</w:t>
+      </w:r>
+      <w:r>
+        <w:t xml:space="preserve"> [4, 5]</w:t>
+      </w:r>
+    </w:p>
+    <w:p>
+      <w:pPr>
+        <w:pStyle w:val="a0"/>
+        <w:spacing w:line="360" w:lineRule="auto"/>
+        <w:rPr>
+          <w:lang w:eastAsia="ja-JP"/>
+        </w:rPr>
+      </w:pPr>
+      <w:r>
+        <w:t>Falls are the primary cause of hip fractures, accounting for more than 90% of cases.</w:t>
+      </w:r>
+      <w:r>
+        <w:t xml:space="preserve"> [6]</w:t>
+      </w:r>
+      <w:r>
+        <w:t xml:space="preserve"> Multiple risk factors for falls have been identified, including muscle weakness, impaired gait and balance, polypharmacy, and visual impairment.</w:t>
+      </w:r>
+      <w:r>
+        <w:t xml:space="preserve"> [7]</w:t>
+      </w:r>
+      <w:r>
+        <w:t xml:space="preserve"> Among environmental factors, home hazards such as slippery floors, steps, and inadequate lighting are well recognized.</w:t>
+      </w:r>
+      <w:r>
+        <w:t xml:space="preserve"> [8]</w:t>
+      </w:r>
+      <w:r>
+        <w:t xml:space="preserve"> However, broader environmental determinants of fall risk at the community level, such as outdoor terrain characteristics, have received limited attention despite their potential population-level impact.</w:t>
+      </w:r>
+      <w:r>
+        <w:t xml:space="preserve"> [9]</w:t>
+      </w:r>
+      <w:r>
+        <w:rPr>
+          <w:rFonts w:hint="eastAsia"/>
+          <w:lang w:eastAsia="ja-JP"/>
+        </w:rPr>
+        <w:t xml:space="preserve"> </w:t>
+      </w:r>
+    </w:p>
+    <w:p>
+      <w:pPr>
+        <w:pStyle w:val="a0"/>
+        <w:spacing w:line="360" w:lineRule="auto"/>
+      </w:pPr>
+      <w:r>
+        <w:t>Terrain slope is a plausible environmental determinant of fall-related fractures. Walking on inclined surfaces requires greater neuromuscular effort and alters biomechanics, increasing instability, particularly among older adults with impaired balance and reduced muscle strength.</w:t>
+      </w:r>
+      <w:r>
+        <w:t xml:space="preserve"> [10, 11]</w:t>
+      </w:r>
+      <w:r>
+        <w:t xml:space="preserve"> The control of body center of mass (</w:t>
+      </w:r>
+      <w:proofErr w:type="spellStart"/>
+      <w:r>
+        <w:t>CoM</w:t>
+      </w:r>
+      <w:proofErr w:type="spellEnd"/>
+      <w:r>
+        <w:t>) during inclined walking becomes increasingly challenging with age, as margin of stability (MoS) decreases and required coefficient of friction (RCOF) changes unpredictably on uneven terrain.</w:t>
+      </w:r>
+      <w:r>
+        <w:t xml:space="preserve"> [12, 13]</w:t>
+      </w:r>
+      <w:r>
+        <w:t xml:space="preserve"> Regions with steeper terrain may expose residents to greater fall risk during daily outdoor activities, including commuting and shopping. Japan’s varied topography—ranging from flat coastal plains to steep mountain foothills—provides a natural laboratory to test this hypothesis at a nationwide scale.</w:t>
+      </w:r>
+    </w:p>
+    <w:p>
+      <w:pPr>
+        <w:pStyle w:val="a0"/>
+        <w:spacing w:line="360" w:lineRule="auto"/>
+      </w:pPr>
+      <w:r>
+        <w:t xml:space="preserve">Previous studies have demonstrated that environmental terrain features are associated with physical activity levels and walking speed in community-dwelling </w:t>
+      </w:r>
+      <w:r>
+        <w:lastRenderedPageBreak/>
+        <w:t>older adults.</w:t>
+      </w:r>
+      <w:r>
+        <w:t xml:space="preserve"> [14]</w:t>
+      </w:r>
+      <w:r>
+        <w:t xml:space="preserve"> Walking speed is itself a powerful predictor of fracture risk</w:t>
+      </w:r>
+      <w:r>
+        <w:rPr>
+          <w:rFonts w:hint="eastAsia"/>
+          <w:lang w:eastAsia="ja-JP"/>
+        </w:rPr>
+        <w:t xml:space="preserve"> </w:t>
+      </w:r>
+      <w:r>
+        <w:rPr>
+          <w:lang w:eastAsia="ja-JP"/>
+        </w:rPr>
+        <w:t>[15, 16]</w:t>
+      </w:r>
+      <w:r>
+        <w:t xml:space="preserve"> and has been designated the “sixth vital sign.”</w:t>
+      </w:r>
+      <w:r>
+        <w:t xml:space="preserve"> </w:t>
+      </w:r>
+      <w:r>
+        <w:rPr>
+          <w:lang w:eastAsia="ja-JP"/>
+        </w:rPr>
+        <w:t>[17]</w:t>
+      </w:r>
+      <w:r>
+        <w:t xml:space="preserve"> Older adults walking on complex outdoor terrain unconsciously adopt cautious gait strategies, reducing step length and cadence, </w:t>
+      </w:r>
+      <w:commentRangeStart w:id="94"/>
+      <w:r>
+        <w:t>which may lead to chronic deconditioning and increased frailty</w:t>
+      </w:r>
+      <w:commentRangeEnd w:id="94"/>
+      <w:r>
+        <w:rPr>
+          <w:rStyle w:val="af2"/>
+          <w:sz w:val="24"/>
+          <w:szCs w:val="24"/>
+        </w:rPr>
+        <w:commentReference w:id="94"/>
+      </w:r>
+      <w:r>
+        <w:t>.</w:t>
+      </w:r>
+      <w:r>
+        <w:t xml:space="preserve"> </w:t>
+      </w:r>
+      <w:r>
+        <w:rPr>
+          <w:lang w:eastAsia="ja-JP"/>
+        </w:rPr>
+        <w:t>[18, 19]</w:t>
+      </w:r>
+      <w:r>
+        <w:t xml:space="preserve"> </w:t>
+      </w:r>
+      <w:commentRangeStart w:id="95"/>
+      <w:r>
+        <w:t xml:space="preserve">We therefore hypothesized that </w:t>
+      </w:r>
+      <w:ins w:id="96" w:author="治輝 齋藤" w:date="2026-05-19T20:40:00Z" w16du:dateUtc="2026-05-19T11:40:00Z">
+        <w:r>
+          <w:t>steeper</w:t>
+        </w:r>
         <w:r>
           <w:rPr>
             <w:rFonts w:hint="eastAsia"/>
@@ -861,304 +1148,23 @@
           <w:t xml:space="preserve"> </w:t>
         </w:r>
       </w:ins>
-      <w:ins w:id="89" w:author="治輝 齋藤" w:date="2026-05-19T20:39:00Z" w16du:dateUtc="2026-05-19T11:39:00Z">
-        <w:r>
-          <w:t>fracture surgeries</w:t>
-        </w:r>
-        <w:commentRangeEnd w:id="86"/>
-        <w:r>
-          <w:rPr>
-            <w:rStyle w:val="af2"/>
-          </w:rPr>
-          <w:commentReference w:id="86"/>
+      <w:r>
+        <w:t xml:space="preserve">terrain slope may </w:t>
+      </w:r>
+      <w:del w:id="97" w:author="治輝 齋藤" w:date="2026-05-19T20:41:00Z" w16du:dateUtc="2026-05-19T11:41:00Z">
+        <w:r>
+          <w:delText>influence</w:delText>
+        </w:r>
+      </w:del>
+      <w:ins w:id="98" w:author="治輝 齋藤" w:date="2026-05-19T20:41:00Z" w16du:dateUtc="2026-05-19T11:41:00Z">
+        <w:r>
+          <w:t>be associated with higher prefecture-level</w:t>
         </w:r>
       </w:ins>
       <w:r>
-        <w:t>. Prefecture-level terrain slope showed a hip-specific signal consistent with lateral-fall mechanisms</w:t>
-      </w:r>
-      <w:commentRangeStart w:id="90"/>
-      <w:r>
-        <w:t>, but inferential sensitivity at small ecological N warrants cautious interpretation</w:t>
-      </w:r>
-      <w:commentRangeEnd w:id="90"/>
-      <w:r>
-        <w:rPr>
-          <w:rStyle w:val="af2"/>
-          <w:sz w:val="24"/>
-          <w:szCs w:val="24"/>
-        </w:rPr>
-        <w:commentReference w:id="90"/>
-      </w:r>
-      <w:r>
-        <w:t>.</w:t>
-      </w:r>
-      <w:bookmarkStart w:id="91" w:name="conclusions"/>
-    </w:p>
-    <w:p>
-      <w:pPr>
-        <w:pStyle w:val="a0"/>
-        <w:spacing w:line="360" w:lineRule="auto"/>
-        <w:rPr>
-          <w:lang w:eastAsia="ja-JP"/>
-        </w:rPr>
-      </w:pPr>
-      <w:r>
-        <w:rPr>
-          <w:b/>
-          <w:bCs/>
-        </w:rPr>
-        <w:t>Keywords</w:t>
-      </w:r>
-      <w:r>
-        <w:t>: terrain</w:t>
-      </w:r>
-      <w:r>
-        <w:rPr>
-          <w:rFonts w:hint="eastAsia"/>
-          <w:lang w:eastAsia="ja-JP"/>
-        </w:rPr>
-        <w:t>;</w:t>
-      </w:r>
-      <w:r>
-        <w:t xml:space="preserve"> slope; hip</w:t>
-      </w:r>
-      <w:r>
-        <w:rPr>
-          <w:rFonts w:hint="eastAsia"/>
-          <w:lang w:eastAsia="ja-JP"/>
-        </w:rPr>
-        <w:t>;</w:t>
-      </w:r>
-      <w:r>
-        <w:t xml:space="preserve"> fracture; ecolog</w:t>
-      </w:r>
-      <w:r>
-        <w:rPr>
-          <w:rFonts w:hint="eastAsia"/>
-          <w:lang w:eastAsia="ja-JP"/>
-        </w:rPr>
-        <w:t>y</w:t>
-      </w:r>
-      <w:r>
-        <w:t xml:space="preserve">; Japan; </w:t>
-      </w:r>
-      <w:r>
-        <w:rPr>
-          <w:rFonts w:hint="eastAsia"/>
-          <w:lang w:eastAsia="ja-JP"/>
-        </w:rPr>
-        <w:t>epidemiology</w:t>
-      </w:r>
-    </w:p>
-    <w:p>
-      <w:pPr>
-        <w:spacing w:line="360" w:lineRule="auto"/>
-      </w:pPr>
-      <w:r>
-        <w:pict w14:anchorId="0BC1EF66">
-          <v:rect id="_x0000_i1028" style="width:0;height:1.5pt" o:hralign="center" o:hrstd="t" o:hr="t"/>
-        </w:pict>
-      </w:r>
-    </w:p>
-    <w:p>
-      <w:pPr>
-        <w:pStyle w:val="1"/>
-        <w:spacing w:line="360" w:lineRule="auto"/>
-      </w:pPr>
-      <w:bookmarkStart w:id="92" w:name="introduction"/>
-      <w:bookmarkEnd w:id="0"/>
-      <w:bookmarkEnd w:id="91"/>
-      <w:r>
-        <w:t>Introduction</w:t>
-      </w:r>
-    </w:p>
-    <w:p>
-      <w:pPr>
-        <w:pStyle w:val="FirstParagraph"/>
-        <w:spacing w:line="360" w:lineRule="auto"/>
-      </w:pPr>
-      <w:r>
-        <w:t>Hip fracture is a serious public health problem among older adults worldwide. In Japan, approximately 200,000 hip fractures occur annually, and this number is projected to increase with the ongoing demographic shift toward an aging society.</w:t>
-      </w:r>
-      <w:r>
-        <w:t xml:space="preserve"> [1, </w:t>
-      </w:r>
-      <w:r>
-        <w:lastRenderedPageBreak/>
-        <w:t>2]</w:t>
-      </w:r>
-      <w:r>
-        <w:t xml:space="preserve"> Hip fracture leads to prolonged hospitalization, functional decline, institutionalization, and increased mortality, imposing a substantial burden on both individuals and the healthcare </w:t>
-      </w:r>
-      <w:proofErr w:type="gramStart"/>
-      <w:r>
-        <w:t>system.</w:t>
-      </w:r>
-      <w:r>
-        <w:t>[</w:t>
-      </w:r>
-      <w:proofErr w:type="gramEnd"/>
-      <w:r>
-        <w:t>1, 3]</w:t>
-      </w:r>
-      <w:r>
-        <w:t xml:space="preserve"> The acute care costs of hip fracture treatment in Japan reached approximately 1,000 billion yen ($989 million) in 2021, and this burden continues to escalate.</w:t>
-      </w:r>
-      <w:r>
-        <w:t xml:space="preserve"> [4, 5]</w:t>
-      </w:r>
-    </w:p>
-    <w:p>
-      <w:pPr>
-        <w:pStyle w:val="a0"/>
-        <w:spacing w:line="360" w:lineRule="auto"/>
-        <w:rPr>
-          <w:lang w:eastAsia="ja-JP"/>
-        </w:rPr>
-      </w:pPr>
-      <w:r>
-        <w:t>Falls are the primary cause of hip fractures, accounting for more than 90% of cases.</w:t>
-      </w:r>
-      <w:r>
-        <w:t xml:space="preserve"> [6]</w:t>
-      </w:r>
-      <w:r>
-        <w:t xml:space="preserve"> Multiple risk factors for falls have been identified, including muscle weakness, impaired gait and balance, polypharmacy, and visual impairment.</w:t>
-      </w:r>
-      <w:r>
-        <w:t xml:space="preserve"> [7]</w:t>
-      </w:r>
-      <w:r>
-        <w:t xml:space="preserve"> Among environmental factors, home hazards such as slippery floors, steps, and inadequate lighting are well recognized.</w:t>
-      </w:r>
-      <w:r>
-        <w:t xml:space="preserve"> [8]</w:t>
-      </w:r>
-      <w:r>
-        <w:t xml:space="preserve"> However, broader environmental determinants of fall risk at the community level, such as outdoor terrain characteristics, have received limited attention despite their potential population-level impact.</w:t>
-      </w:r>
-      <w:r>
-        <w:t xml:space="preserve"> [9]</w:t>
-      </w:r>
-      <w:r>
-        <w:rPr>
-          <w:rFonts w:hint="eastAsia"/>
-          <w:lang w:eastAsia="ja-JP"/>
-        </w:rPr>
-        <w:t xml:space="preserve"> </w:t>
-      </w:r>
-    </w:p>
-    <w:p>
-      <w:pPr>
-        <w:pStyle w:val="a0"/>
-        <w:spacing w:line="360" w:lineRule="auto"/>
-      </w:pPr>
-      <w:r>
-        <w:t>Terrain slope is a plausible environmental determinant of fall-related fractures. Walking on inclined surfaces requires greater neuromuscular effort and alters biomechanics, increasing instability, particularly among older adults with impaired balance and reduced muscle strength.</w:t>
-      </w:r>
-      <w:r>
-        <w:t xml:space="preserve"> [10, 11]</w:t>
-      </w:r>
-      <w:r>
-        <w:t xml:space="preserve"> The control of body center of mass (</w:t>
-      </w:r>
-      <w:proofErr w:type="spellStart"/>
-      <w:r>
-        <w:t>CoM</w:t>
-      </w:r>
-      <w:proofErr w:type="spellEnd"/>
-      <w:r>
-        <w:t>) during inclined walking becomes increasingly challenging with age, as margin of stability (MoS) decreases and required coefficient of friction (RCOF) changes unpredictably on uneven terrain.</w:t>
-      </w:r>
-      <w:r>
-        <w:t xml:space="preserve"> [12, 13]</w:t>
-      </w:r>
-      <w:r>
-        <w:t xml:space="preserve"> Regions with steeper terrain may expose residents to greater fall risk during daily outdoor activities, including commuting and shopping. Japan’s varied topography—ranging from flat coastal plains to steep mountain foothills—provides a natural laboratory to test this hypothesis at a nationwide scale.</w:t>
-      </w:r>
-    </w:p>
-    <w:p>
-      <w:pPr>
-        <w:pStyle w:val="a0"/>
-        <w:spacing w:line="360" w:lineRule="auto"/>
-      </w:pPr>
-      <w:r>
-        <w:t>Previous studies have demonstrated that environmental terrain features are associated with physical activity levels and walking speed in community-dwelling older adults.</w:t>
-      </w:r>
-      <w:r>
-        <w:t xml:space="preserve"> [14]</w:t>
-      </w:r>
-      <w:r>
-        <w:t xml:space="preserve"> Walking speed is itself a powerful predictor of fracture risk</w:t>
-      </w:r>
-      <w:r>
-        <w:rPr>
-          <w:rFonts w:hint="eastAsia"/>
-          <w:lang w:eastAsia="ja-JP"/>
-        </w:rPr>
-        <w:t xml:space="preserve"> </w:t>
-      </w:r>
-      <w:r>
-        <w:rPr>
-          <w:lang w:eastAsia="ja-JP"/>
-        </w:rPr>
-        <w:t>[15, 16]</w:t>
-      </w:r>
-      <w:r>
-        <w:t xml:space="preserve"> </w:t>
-      </w:r>
-      <w:r>
-        <w:lastRenderedPageBreak/>
-        <w:t>and has been designated the “sixth vital sign.”</w:t>
-      </w:r>
-      <w:r>
-        <w:t xml:space="preserve"> </w:t>
-      </w:r>
-      <w:r>
-        <w:rPr>
-          <w:lang w:eastAsia="ja-JP"/>
-        </w:rPr>
-        <w:t>[17]</w:t>
-      </w:r>
-      <w:r>
-        <w:t xml:space="preserve"> Older adults walking on complex outdoor terrain unconsciously adopt cautious gait strategies, reducing step length and cadence, </w:t>
-      </w:r>
-      <w:commentRangeStart w:id="93"/>
-      <w:r>
-        <w:t>which may lead to chronic deconditioning and increased frailty</w:t>
-      </w:r>
-      <w:commentRangeEnd w:id="93"/>
-      <w:r>
-        <w:rPr>
-          <w:rStyle w:val="af2"/>
-          <w:sz w:val="24"/>
-          <w:szCs w:val="24"/>
-        </w:rPr>
-        <w:commentReference w:id="93"/>
-      </w:r>
-      <w:r>
-        <w:t>.</w:t>
-      </w:r>
-      <w:r>
-        <w:t xml:space="preserve"> </w:t>
-      </w:r>
-      <w:r>
-        <w:rPr>
-          <w:lang w:eastAsia="ja-JP"/>
-        </w:rPr>
-        <w:t>[18, 19]</w:t>
-      </w:r>
-      <w:r>
-        <w:t xml:space="preserve"> </w:t>
-      </w:r>
-      <w:commentRangeStart w:id="94"/>
-      <w:r>
-        <w:t xml:space="preserve">We therefore hypothesized that </w:t>
-      </w:r>
-      <w:ins w:id="95" w:author="治輝 齋藤" w:date="2026-05-19T20:40:00Z" w16du:dateUtc="2026-05-19T11:40:00Z">
-        <w:r>
-          <w:t>steeper</w:t>
-        </w:r>
+        <w:t xml:space="preserve"> hip fracture</w:t>
+      </w:r>
+      <w:ins w:id="99" w:author="治輝 齋藤" w:date="2026-05-19T20:41:00Z" w16du:dateUtc="2026-05-19T11:41:00Z">
         <w:r>
           <w:rPr>
             <w:rFonts w:hint="eastAsia"/>
@@ -1166,24 +1172,111 @@
           </w:rPr>
           <w:t xml:space="preserve"> </w:t>
         </w:r>
+        <w:r>
+          <w:t>surgery</w:t>
+        </w:r>
       </w:ins>
       <w:r>
-        <w:t xml:space="preserve">terrain slope may </w:t>
-      </w:r>
-      <w:del w:id="96" w:author="治輝 齋藤" w:date="2026-05-19T20:41:00Z" w16du:dateUtc="2026-05-19T11:41:00Z">
-        <w:r>
-          <w:delText>influence</w:delText>
+        <w:t xml:space="preserve"> rates</w:t>
+      </w:r>
+      <w:ins w:id="100" w:author="治輝 齋藤" w:date="2026-05-19T20:41:00Z" w16du:dateUtc="2026-05-19T11:41:00Z">
+        <w:r>
+          <w:rPr>
+            <w:lang w:eastAsia="ja-JP"/>
+          </w:rPr>
+          <w:t>. We treated these rates as administrative proxies for population-level surgical burden after hip and femoral fractures. The association may reflect</w:t>
+        </w:r>
+      </w:ins>
+      <w:del w:id="101" w:author="治輝 齋藤" w:date="2026-05-19T20:42:00Z" w16du:dateUtc="2026-05-19T11:42:00Z">
+        <w:r>
+          <w:delText xml:space="preserve"> through</w:delText>
         </w:r>
       </w:del>
-      <w:ins w:id="97" w:author="治輝 齋藤" w:date="2026-05-19T20:41:00Z" w16du:dateUtc="2026-05-19T11:41:00Z">
-        <w:r>
-          <w:t>be associated with higher prefecture-level</w:t>
+      <w:r>
+        <w:t xml:space="preserve"> direct mechanical effects of inclined walking (direct pathway)</w:t>
+      </w:r>
+      <w:ins w:id="102" w:author="治輝 齋藤" w:date="2026-05-19T20:42:00Z" w16du:dateUtc="2026-05-19T11:42:00Z">
+        <w:r>
+          <w:rPr>
+            <w:rFonts w:hint="eastAsia"/>
+            <w:lang w:eastAsia="ja-JP"/>
+          </w:rPr>
+          <w:t xml:space="preserve">. </w:t>
         </w:r>
       </w:ins>
-      <w:r>
-        <w:t xml:space="preserve"> hip fracture</w:t>
-      </w:r>
-      <w:ins w:id="98" w:author="治輝 齋藤" w:date="2026-05-19T20:41:00Z" w16du:dateUtc="2026-05-19T11:41:00Z">
+      <w:del w:id="103" w:author="治輝 齋藤" w:date="2026-05-19T20:42:00Z" w16du:dateUtc="2026-05-19T11:42:00Z">
+        <w:r>
+          <w:delText xml:space="preserve"> and through its effect on</w:delText>
+        </w:r>
+      </w:del>
+      <w:ins w:id="104" w:author="治輝 齋藤" w:date="2026-05-19T20:42:00Z" w16du:dateUtc="2026-05-19T11:42:00Z">
+        <w:r>
+          <w:t>It may also relate to</w:t>
+        </w:r>
+      </w:ins>
+      <w:r>
+        <w:t xml:space="preserve"> walking capacity (indirect pathway)</w:t>
+      </w:r>
+      <w:commentRangeEnd w:id="95"/>
+      <w:r>
+        <w:rPr>
+          <w:rStyle w:val="af2"/>
+        </w:rPr>
+        <w:commentReference w:id="95"/>
+      </w:r>
+      <w:r>
+        <w:t>.</w:t>
+      </w:r>
+    </w:p>
+    <w:p>
+      <w:pPr>
+        <w:pStyle w:val="a0"/>
+        <w:spacing w:line="360" w:lineRule="auto"/>
+      </w:pPr>
+      <w:r>
+        <w:t xml:space="preserve">Despite these theoretical considerations, no nationwide study has examined the association between </w:t>
+      </w:r>
+      <w:commentRangeStart w:id="105"/>
+      <w:r>
+        <w:t>prefectural-level</w:t>
+      </w:r>
+      <w:commentRangeEnd w:id="105"/>
+      <w:r>
+        <w:rPr>
+          <w:rStyle w:val="af2"/>
+          <w:sz w:val="24"/>
+          <w:szCs w:val="24"/>
+        </w:rPr>
+        <w:commentReference w:id="105"/>
+      </w:r>
+      <w:r>
+        <w:t xml:space="preserve"> terrain slope and fracture surgery rates using population-based administrative data. International ecological studies from Norway (NOREPOS) and China (CHARLS) have demonstrated significant associations between high elevation, complex terrain, and elevated hip fracture risk,</w:t>
+      </w:r>
+      <w:r>
+        <w:t xml:space="preserve"> </w:t>
+      </w:r>
+      <w:r>
+        <w:rPr>
+          <w:lang w:eastAsia="ja-JP"/>
+        </w:rPr>
+        <w:t>[20, 21]</w:t>
+      </w:r>
+      <w:r>
+        <w:t xml:space="preserve"> but Japan-specific nationwide evidence has been lacking. The National Database (NDB) of Health Insurance Claims, released as open data by Japan’s Ministry of Health, </w:t>
+      </w:r>
+      <w:proofErr w:type="spellStart"/>
+      <w:r>
+        <w:t>Labour</w:t>
+      </w:r>
+      <w:proofErr w:type="spellEnd"/>
+      <w:r>
+        <w:t xml:space="preserve"> and Welfare, provides a unique opportunity to assess fracture surgery rates across all 47 Japanese prefectures. Combined with digital elevation model (DEM) data from the Geospatial Information Authority of Japan, this ecological approach enables the first nationwide quantitative assessment of the </w:t>
+      </w:r>
+      <w:commentRangeStart w:id="106"/>
+      <w:r>
+        <w:t>terrain–fracture</w:t>
+      </w:r>
+      <w:ins w:id="107" w:author="治輝 齋藤" w:date="2026-05-19T20:43:00Z" w16du:dateUtc="2026-05-19T11:43:00Z">
         <w:r>
           <w:rPr>
             <w:rFonts w:hint="eastAsia"/>
@@ -1192,110 +1285,98 @@
           <w:t xml:space="preserve"> </w:t>
         </w:r>
         <w:r>
-          <w:t>surgery</w:t>
-        </w:r>
-      </w:ins>
-      <w:r>
-        <w:t xml:space="preserve"> rates</w:t>
-      </w:r>
-      <w:ins w:id="99" w:author="治輝 齋藤" w:date="2026-05-19T20:41:00Z" w16du:dateUtc="2026-05-19T11:41:00Z">
-        <w:r>
           <w:rPr>
             <w:lang w:eastAsia="ja-JP"/>
           </w:rPr>
-          <w:t>. We treated these rates as administrative proxies for population-level surgical burden after hip and femoral fractures. The association may reflect</w:t>
+          <w:t>surgery</w:t>
         </w:r>
       </w:ins>
-      <w:del w:id="100" w:author="治輝 齋藤" w:date="2026-05-19T20:42:00Z" w16du:dateUtc="2026-05-19T11:42:00Z">
-        <w:r>
-          <w:delText xml:space="preserve"> through</w:delText>
+      <w:r>
+        <w:t xml:space="preserve"> relationship</w:t>
+      </w:r>
+      <w:commentRangeEnd w:id="106"/>
+      <w:r>
+        <w:rPr>
+          <w:rStyle w:val="af2"/>
+        </w:rPr>
+        <w:commentReference w:id="106"/>
+      </w:r>
+      <w:r>
+        <w:t xml:space="preserve"> in Japan.</w:t>
+      </w:r>
+    </w:p>
+    <w:p>
+      <w:pPr>
+        <w:pStyle w:val="a0"/>
+        <w:spacing w:line="360" w:lineRule="auto"/>
+      </w:pPr>
+      <w:commentRangeStart w:id="108"/>
+      <w:r>
+        <w:t xml:space="preserve">In this study, we examined whether terrain slope was associated with hip fracture surgery rates </w:t>
+      </w:r>
+      <w:del w:id="109" w:author="治輝 齋藤" w:date="2026-05-19T20:45:00Z" w16du:dateUtc="2026-05-19T11:45:00Z">
+        <w:r>
+          <w:delText>at the prefectural level, independent of</w:delText>
         </w:r>
       </w:del>
-      <w:r>
-        <w:t xml:space="preserve"> direct mechanical effects of inclined walking (direct pathway)</w:t>
-      </w:r>
-      <w:ins w:id="101" w:author="治輝 齋藤" w:date="2026-05-19T20:42:00Z" w16du:dateUtc="2026-05-19T11:42:00Z">
+      <w:ins w:id="110" w:author="治輝 齋藤" w:date="2026-05-19T20:45:00Z" w16du:dateUtc="2026-05-19T11:45:00Z">
+        <w:r>
+          <w:t>across prefectures. We adjusted for</w:t>
+        </w:r>
+      </w:ins>
+      <w:r>
+        <w:t xml:space="preserve"> aging rate</w:t>
+      </w:r>
+      <w:ins w:id="111" w:author="治輝 齋藤" w:date="2026-05-19T20:45:00Z" w16du:dateUtc="2026-05-19T11:45:00Z">
         <w:r>
           <w:rPr>
             <w:rFonts w:hint="eastAsia"/>
             <w:lang w:eastAsia="ja-JP"/>
           </w:rPr>
-          <w:t xml:space="preserve">. </w:t>
+          <w:t>,</w:t>
         </w:r>
       </w:ins>
-      <w:del w:id="102" w:author="治輝 齋藤" w:date="2026-05-19T20:42:00Z" w16du:dateUtc="2026-05-19T11:42:00Z">
-        <w:r>
-          <w:delText xml:space="preserve"> and through its effect on</w:delText>
+      <w:r>
+        <w:t xml:space="preserve"> </w:t>
+      </w:r>
+      <w:del w:id="112" w:author="治輝 齋藤" w:date="2026-05-19T20:45:00Z" w16du:dateUtc="2026-05-19T11:45:00Z">
+        <w:r>
+          <w:delText>and</w:delText>
         </w:r>
       </w:del>
-      <w:ins w:id="103" w:author="治輝 齋藤" w:date="2026-05-19T20:42:00Z" w16du:dateUtc="2026-05-19T11:42:00Z">
-        <w:r>
-          <w:t>It may also relate to</w:t>
+      <w:ins w:id="113" w:author="治輝 齋藤" w:date="2026-05-19T20:45:00Z" w16du:dateUtc="2026-05-19T11:45:00Z">
+        <w:r>
+          <w:rPr>
+            <w:rFonts w:hint="eastAsia"/>
+            <w:lang w:eastAsia="ja-JP"/>
+          </w:rPr>
+          <w:t>fast</w:t>
         </w:r>
       </w:ins>
       <w:r>
-        <w:t xml:space="preserve"> walking capacity (indirect pathway)</w:t>
-      </w:r>
-      <w:commentRangeEnd w:id="94"/>
-      <w:r>
-        <w:rPr>
-          <w:rStyle w:val="af2"/>
-        </w:rPr>
-        <w:commentReference w:id="94"/>
-      </w:r>
-      <w:r>
-        <w:t>.</w:t>
-      </w:r>
-    </w:p>
-    <w:p>
-      <w:pPr>
-        <w:pStyle w:val="a0"/>
-        <w:spacing w:line="360" w:lineRule="auto"/>
-      </w:pPr>
-      <w:r>
-        <w:t xml:space="preserve">Despite these theoretical considerations, no nationwide study has examined the association between </w:t>
-      </w:r>
-      <w:commentRangeStart w:id="104"/>
-      <w:r>
-        <w:t>prefectural-level</w:t>
-      </w:r>
-      <w:commentRangeEnd w:id="104"/>
-      <w:r>
-        <w:rPr>
-          <w:rStyle w:val="af2"/>
-          <w:sz w:val="24"/>
-          <w:szCs w:val="24"/>
-        </w:rPr>
-        <w:commentReference w:id="104"/>
-      </w:r>
-      <w:r>
-        <w:t xml:space="preserve"> terrain slope and fracture surgery rates using population-based administrative data. International ecological studies from Norway (NOREPOS) and China (CHARLS) have demonstrated significant associations between high elevation, complex terrain, and elevated hip fracture risk,</w:t>
-      </w:r>
-      <w:r>
-        <w:t xml:space="preserve"> </w:t>
-      </w:r>
-      <w:r>
-        <w:rPr>
-          <w:lang w:eastAsia="ja-JP"/>
-        </w:rPr>
-        <w:t>[20, 21]</w:t>
-      </w:r>
-      <w:r>
-        <w:t xml:space="preserve"> but Japan-specific nationwide evidence has been lacking. The National Database (NDB) of Health Insurance Claims, released as open data by Japan’s Ministry of Health, </w:t>
-      </w:r>
-      <w:proofErr w:type="spellStart"/>
-      <w:r>
-        <w:t>Labour</w:t>
-      </w:r>
-      <w:proofErr w:type="spellEnd"/>
-      <w:r>
-        <w:t xml:space="preserve"> and Welfare, provides a unique opportunity to assess fracture surgery rates across all 47 Japanese prefectures. Combined with digital elevation model (DEM) data from the Geospatial Information Authority of Japan, this ecological approach enables the first nationwide quantitative assessment of the </w:t>
-      </w:r>
-      <w:commentRangeStart w:id="105"/>
-      <w:r>
-        <w:t>terrain–fracture</w:t>
-      </w:r>
-      <w:ins w:id="106" w:author="治輝 齋藤" w:date="2026-05-19T20:43:00Z" w16du:dateUtc="2026-05-19T11:43:00Z">
+        <w:t xml:space="preserve"> walking </w:t>
+      </w:r>
+      <w:del w:id="114" w:author="治輝 齋藤" w:date="2026-05-19T20:45:00Z" w16du:dateUtc="2026-05-19T11:45:00Z">
+        <w:r>
+          <w:delText>speed</w:delText>
+        </w:r>
+      </w:del>
+      <w:ins w:id="115" w:author="治輝 齋藤" w:date="2026-05-19T20:45:00Z" w16du:dateUtc="2026-05-19T11:45:00Z">
+        <w:r>
+          <w:rPr>
+            <w:rFonts w:hint="eastAsia"/>
+            <w:lang w:eastAsia="ja-JP"/>
+          </w:rPr>
+          <w:t>rate</w:t>
+        </w:r>
+      </w:ins>
+      <w:r>
+        <w:t xml:space="preserve">, </w:t>
+      </w:r>
+      <w:ins w:id="116" w:author="治輝 齋藤" w:date="2026-05-19T20:46:00Z" w16du:dateUtc="2026-05-19T11:46:00Z">
+        <w:r>
+          <w:t>and population density</w:t>
+        </w:r>
         <w:r>
           <w:rPr>
             <w:rFonts w:hint="eastAsia"/>
@@ -1303,111 +1384,11 @@
           </w:rPr>
           <w:t xml:space="preserve"> </w:t>
         </w:r>
-        <w:r>
-          <w:rPr>
-            <w:lang w:eastAsia="ja-JP"/>
-          </w:rPr>
-          <w:t>surgery</w:t>
-        </w:r>
       </w:ins>
       <w:r>
-        <w:t xml:space="preserve"> relationship</w:t>
-      </w:r>
-      <w:commentRangeEnd w:id="105"/>
-      <w:r>
-        <w:rPr>
-          <w:rStyle w:val="af2"/>
-        </w:rPr>
-        <w:commentReference w:id="105"/>
-      </w:r>
-      <w:r>
-        <w:t xml:space="preserve"> in Japan.</w:t>
-      </w:r>
-    </w:p>
-    <w:p>
-      <w:pPr>
-        <w:pStyle w:val="a0"/>
-        <w:spacing w:line="360" w:lineRule="auto"/>
-      </w:pPr>
-      <w:commentRangeStart w:id="107"/>
-      <w:r>
-        <w:t xml:space="preserve">In this study, we examined whether terrain slope was associated with hip fracture surgery rates </w:t>
-      </w:r>
-      <w:del w:id="108" w:author="治輝 齋藤" w:date="2026-05-19T20:45:00Z" w16du:dateUtc="2026-05-19T11:45:00Z">
-        <w:r>
-          <w:delText>at the prefectural level, independent of</w:delText>
-        </w:r>
-      </w:del>
-      <w:ins w:id="109" w:author="治輝 齋藤" w:date="2026-05-19T20:45:00Z" w16du:dateUtc="2026-05-19T11:45:00Z">
-        <w:r>
-          <w:t>across prefectures. We adjusted for</w:t>
-        </w:r>
-      </w:ins>
-      <w:r>
-        <w:t xml:space="preserve"> aging rate</w:t>
-      </w:r>
-      <w:ins w:id="110" w:author="治輝 齋藤" w:date="2026-05-19T20:45:00Z" w16du:dateUtc="2026-05-19T11:45:00Z">
-        <w:r>
-          <w:rPr>
-            <w:rFonts w:hint="eastAsia"/>
-            <w:lang w:eastAsia="ja-JP"/>
-          </w:rPr>
-          <w:t>,</w:t>
-        </w:r>
-      </w:ins>
-      <w:r>
-        <w:t xml:space="preserve"> </w:t>
-      </w:r>
-      <w:del w:id="111" w:author="治輝 齋藤" w:date="2026-05-19T20:45:00Z" w16du:dateUtc="2026-05-19T11:45:00Z">
-        <w:r>
-          <w:delText>and</w:delText>
-        </w:r>
-      </w:del>
-      <w:ins w:id="112" w:author="治輝 齋藤" w:date="2026-05-19T20:45:00Z" w16du:dateUtc="2026-05-19T11:45:00Z">
-        <w:r>
-          <w:rPr>
-            <w:rFonts w:hint="eastAsia"/>
-            <w:lang w:eastAsia="ja-JP"/>
-          </w:rPr>
-          <w:t>fast</w:t>
-        </w:r>
-      </w:ins>
-      <w:r>
-        <w:t xml:space="preserve"> walking </w:t>
-      </w:r>
-      <w:del w:id="113" w:author="治輝 齋藤" w:date="2026-05-19T20:45:00Z" w16du:dateUtc="2026-05-19T11:45:00Z">
-        <w:r>
-          <w:delText>speed</w:delText>
-        </w:r>
-      </w:del>
-      <w:ins w:id="114" w:author="治輝 齋藤" w:date="2026-05-19T20:45:00Z" w16du:dateUtc="2026-05-19T11:45:00Z">
-        <w:r>
-          <w:rPr>
-            <w:rFonts w:hint="eastAsia"/>
-            <w:lang w:eastAsia="ja-JP"/>
-          </w:rPr>
-          <w:t>rate</w:t>
-        </w:r>
-      </w:ins>
-      <w:r>
-        <w:t xml:space="preserve">, </w:t>
-      </w:r>
-      <w:ins w:id="115" w:author="治輝 齋藤" w:date="2026-05-19T20:46:00Z" w16du:dateUtc="2026-05-19T11:46:00Z">
-        <w:r>
-          <w:t>and population density</w:t>
-        </w:r>
-        <w:r>
-          <w:rPr>
-            <w:rFonts w:hint="eastAsia"/>
-            <w:lang w:eastAsia="ja-JP"/>
-          </w:rPr>
-          <w:t xml:space="preserve"> </w:t>
-        </w:r>
-      </w:ins>
-      <w:r>
         <w:t>using nationwide administrative and geospatial data.</w:t>
       </w:r>
-      <w:ins w:id="116" w:author="治輝 齋藤" w:date="2026-05-19T20:46:00Z" w16du:dateUtc="2026-05-19T11:46:00Z">
+      <w:ins w:id="117" w:author="治輝 齋藤" w:date="2026-05-19T20:46:00Z" w16du:dateUtc="2026-05-19T11:46:00Z">
         <w:r>
           <w:t xml:space="preserve"> NDB Open Data provide procedure counts, not fracture incidence. We therefore interpreted prefecture-level surgery rates as </w:t>
         </w:r>
@@ -1416,13 +1397,13 @@
           <w:t>administrative proxies for fracture-related surgical burden. Not all fractures receive surgery, and operative thresholds may vary across regions.</w:t>
         </w:r>
       </w:ins>
-      <w:commentRangeEnd w:id="107"/>
-      <w:ins w:id="117" w:author="治輝 齋藤" w:date="2026-05-19T20:47:00Z" w16du:dateUtc="2026-05-19T11:47:00Z">
+      <w:commentRangeEnd w:id="108"/>
+      <w:ins w:id="118" w:author="治輝 齋藤" w:date="2026-05-19T20:47:00Z" w16du:dateUtc="2026-05-19T11:47:00Z">
         <w:r>
           <w:rPr>
             <w:rStyle w:val="af2"/>
           </w:rPr>
-          <w:commentReference w:id="107"/>
+          <w:commentReference w:id="108"/>
         </w:r>
       </w:ins>
     </w:p>
@@ -1441,8 +1422,8 @@
         <w:pStyle w:val="1"/>
         <w:spacing w:line="360" w:lineRule="auto"/>
       </w:pPr>
-      <w:bookmarkStart w:id="118" w:name="methods-1"/>
-      <w:bookmarkEnd w:id="92"/>
+      <w:bookmarkStart w:id="119" w:name="methods-1"/>
+      <w:bookmarkEnd w:id="93"/>
       <w:r>
         <w:t>Methods</w:t>
       </w:r>
@@ -1452,7 +1433,7 @@
         <w:pStyle w:val="2"/>
         <w:spacing w:line="360" w:lineRule="auto"/>
       </w:pPr>
-      <w:bookmarkStart w:id="119" w:name="study-design"/>
+      <w:bookmarkStart w:id="120" w:name="study-design"/>
       <w:r>
         <w:t>1. Study Design</w:t>
       </w:r>
@@ -1471,8 +1452,8 @@
         <w:pStyle w:val="2"/>
         <w:spacing w:line="360" w:lineRule="auto"/>
       </w:pPr>
-      <w:bookmarkStart w:id="120" w:name="outcome-fracture-surgery-rates"/>
-      <w:bookmarkEnd w:id="119"/>
+      <w:bookmarkStart w:id="121" w:name="outcome-fracture-surgery-rates"/>
+      <w:bookmarkEnd w:id="120"/>
       <w:r>
         <w:t>2. Outcome: Fracture Surgery Rates</w:t>
       </w:r>
@@ -1482,13 +1463,13 @@
         <w:pStyle w:val="FirstParagraph"/>
         <w:spacing w:line="360" w:lineRule="auto"/>
       </w:pPr>
-      <w:commentRangeStart w:id="121"/>
-      <w:del w:id="122" w:author="治輝 齋藤" w:date="2026-05-19T20:48:00Z" w16du:dateUtc="2026-05-19T11:48:00Z">
+      <w:commentRangeStart w:id="122"/>
+      <w:del w:id="123" w:author="治輝 齋藤" w:date="2026-05-19T20:48:00Z" w16du:dateUtc="2026-05-19T11:48:00Z">
         <w:r>
           <w:delText>Fracture</w:delText>
         </w:r>
       </w:del>
-      <w:ins w:id="123" w:author="治輝 齋藤" w:date="2026-05-19T20:48:00Z" w16du:dateUtc="2026-05-19T11:48:00Z">
+      <w:ins w:id="124" w:author="治輝 齋藤" w:date="2026-05-19T20:48:00Z" w16du:dateUtc="2026-05-19T11:48:00Z">
         <w:r>
           <w:t>We obtained fracture</w:t>
         </w:r>
@@ -1496,7 +1477,7 @@
       <w:r>
         <w:t xml:space="preserve"> surgery rates</w:t>
       </w:r>
-      <w:del w:id="124" w:author="治輝 齋藤" w:date="2026-05-19T20:49:00Z" w16du:dateUtc="2026-05-19T11:49:00Z">
+      <w:del w:id="125" w:author="治輝 齋藤" w:date="2026-05-19T20:49:00Z" w16du:dateUtc="2026-05-19T11:49:00Z">
         <w:r>
           <w:delText xml:space="preserve"> were derived</w:delText>
         </w:r>
@@ -1504,7 +1485,7 @@
       <w:r>
         <w:t xml:space="preserve"> from the 10th NDB Open Data (released </w:t>
       </w:r>
-      <w:ins w:id="125" w:author="治輝 齋藤" w:date="2026-05-19T20:49:00Z" w16du:dateUtc="2026-05-19T11:49:00Z">
+      <w:ins w:id="126" w:author="治輝 齋藤" w:date="2026-05-19T20:49:00Z" w16du:dateUtc="2026-05-19T11:49:00Z">
         <w:r>
           <w:rPr>
             <w:rFonts w:hint="eastAsia"/>
@@ -1513,7 +1494,7 @@
           <w:t>30 May 2025</w:t>
         </w:r>
       </w:ins>
-      <w:del w:id="126" w:author="治輝 齋藤" w:date="2026-05-19T20:49:00Z" w16du:dateUtc="2026-05-19T11:49:00Z">
+      <w:del w:id="127" w:author="治輝 齋藤" w:date="2026-05-19T20:49:00Z" w16du:dateUtc="2026-05-19T11:49:00Z">
         <w:r>
           <w:delText>2023</w:delText>
         </w:r>
@@ -1521,7 +1502,7 @@
       <w:r>
         <w:t>)</w:t>
       </w:r>
-      <w:ins w:id="127" w:author="治輝 齋藤" w:date="2026-05-19T20:49:00Z" w16du:dateUtc="2026-05-19T11:49:00Z">
+      <w:ins w:id="128" w:author="治輝 齋藤" w:date="2026-05-19T20:49:00Z" w16du:dateUtc="2026-05-19T11:49:00Z">
         <w:r>
           <w:rPr>
             <w:rFonts w:hint="eastAsia"/>
@@ -1530,17 +1511,17 @@
           <w:t>.</w:t>
         </w:r>
       </w:ins>
-      <w:del w:id="128" w:author="治輝 齋藤" w:date="2026-05-19T20:49:00Z" w16du:dateUtc="2026-05-19T11:49:00Z">
+      <w:del w:id="129" w:author="治輝 齋藤" w:date="2026-05-19T20:49:00Z" w16du:dateUtc="2026-05-19T11:49:00Z">
         <w:r>
           <w:delText>,</w:delText>
         </w:r>
       </w:del>
-      <w:del w:id="129" w:author="治輝 齋藤" w:date="2026-05-19T20:50:00Z" w16du:dateUtc="2026-05-19T11:50:00Z">
+      <w:del w:id="130" w:author="治輝 齋藤" w:date="2026-05-19T20:50:00Z" w16du:dateUtc="2026-05-19T11:50:00Z">
         <w:r>
           <w:delText xml:space="preserve"> which contains</w:delText>
         </w:r>
       </w:del>
-      <w:ins w:id="130" w:author="治輝 齋藤" w:date="2026-05-19T20:50:00Z" w16du:dateUtc="2026-05-19T11:50:00Z">
+      <w:ins w:id="131" w:author="治輝 齋藤" w:date="2026-05-19T20:50:00Z" w16du:dateUtc="2026-05-19T11:50:00Z">
         <w:r>
           <w:t xml:space="preserve"> This release reports</w:t>
         </w:r>
@@ -1548,22 +1529,22 @@
       <w:r>
         <w:t xml:space="preserve"> prefecture-level </w:t>
       </w:r>
-      <w:del w:id="131" w:author="治輝 齋藤" w:date="2026-05-19T20:50:00Z" w16du:dateUtc="2026-05-19T11:50:00Z">
+      <w:del w:id="132" w:author="治輝 齋藤" w:date="2026-05-19T20:50:00Z" w16du:dateUtc="2026-05-19T11:50:00Z">
         <w:r>
           <w:delText>counts of medical procedures</w:delText>
         </w:r>
       </w:del>
-      <w:ins w:id="132" w:author="治輝 齋藤" w:date="2026-05-19T20:50:00Z" w16du:dateUtc="2026-05-19T11:50:00Z">
+      <w:ins w:id="133" w:author="治輝 齋藤" w:date="2026-05-19T20:50:00Z" w16du:dateUtc="2026-05-19T11:50:00Z">
         <w:r>
           <w:t>procedure counts</w:t>
         </w:r>
       </w:ins>
-      <w:del w:id="133" w:author="治輝 齋藤" w:date="2026-05-19T20:52:00Z" w16du:dateUtc="2026-05-19T11:52:00Z">
+      <w:del w:id="134" w:author="治輝 齋藤" w:date="2026-05-19T20:52:00Z" w16du:dateUtc="2026-05-19T11:52:00Z">
         <w:r>
           <w:delText xml:space="preserve"> claimed</w:delText>
         </w:r>
       </w:del>
-      <w:ins w:id="134" w:author="治輝 齋藤" w:date="2026-05-19T20:52:00Z" w16du:dateUtc="2026-05-19T11:52:00Z">
+      <w:ins w:id="135" w:author="治輝 齋藤" w:date="2026-05-19T20:52:00Z" w16du:dateUtc="2026-05-19T11:52:00Z">
         <w:r>
           <w:t xml:space="preserve"> from Reiwa 5 fiscal year claims (April 2023 through March 2024)</w:t>
         </w:r>
@@ -1571,7 +1552,7 @@
       <w:r>
         <w:t xml:space="preserve"> under the national health insurance system. We extracted </w:t>
       </w:r>
-      <w:del w:id="135" w:author="治輝 齋藤" w:date="2026-05-19T20:52:00Z" w16du:dateUtc="2026-05-19T11:52:00Z">
+      <w:del w:id="136" w:author="治輝 齋藤" w:date="2026-05-19T20:52:00Z" w16du:dateUtc="2026-05-19T11:52:00Z">
         <w:r>
           <w:delText xml:space="preserve">claims for </w:delText>
         </w:r>
@@ -1579,12 +1560,12 @@
       <w:r>
         <w:t xml:space="preserve">three </w:t>
       </w:r>
-      <w:ins w:id="136" w:author="治輝 齋藤" w:date="2026-05-19T20:52:00Z" w16du:dateUtc="2026-05-19T11:52:00Z">
+      <w:ins w:id="137" w:author="治輝 齋藤" w:date="2026-05-19T20:52:00Z" w16du:dateUtc="2026-05-19T11:52:00Z">
         <w:r>
           <w:t>site-specific</w:t>
         </w:r>
       </w:ins>
-      <w:del w:id="137" w:author="治輝 齋藤" w:date="2026-05-19T20:52:00Z" w16du:dateUtc="2026-05-19T11:52:00Z">
+      <w:del w:id="138" w:author="治輝 齋藤" w:date="2026-05-19T20:52:00Z" w16du:dateUtc="2026-05-19T11:52:00Z">
         <w:r>
           <w:delText>fracture surgery</w:delText>
         </w:r>
@@ -1592,12 +1573,12 @@
       <w:r>
         <w:t xml:space="preserve"> categories: (1) hip (femur) fracture surgery, (2) humerus fracture surgery, and (3) forearm fracture surgery. </w:t>
       </w:r>
-      <w:ins w:id="138" w:author="治輝 齋藤" w:date="2026-05-19T20:53:00Z" w16du:dateUtc="2026-05-19T11:53:00Z">
+      <w:ins w:id="139" w:author="治輝 齋藤" w:date="2026-05-19T20:53:00Z" w16du:dateUtc="2026-05-19T11:53:00Z">
         <w:r>
           <w:t>We defined total fracture surgery rate as the sum of these three site-specific counts</w:t>
         </w:r>
       </w:ins>
-      <w:del w:id="139" w:author="治輝 齋藤" w:date="2026-05-19T20:53:00Z" w16du:dateUtc="2026-05-19T11:53:00Z">
+      <w:del w:id="140" w:author="治輝 齋藤" w:date="2026-05-19T20:53:00Z" w16du:dateUtc="2026-05-19T11:53:00Z">
         <w:r>
           <w:delText>Rates were calculated</w:delText>
         </w:r>
@@ -1605,7 +1586,7 @@
       <w:r>
         <w:t xml:space="preserve"> per 100,000 population</w:t>
       </w:r>
-      <w:ins w:id="140" w:author="治輝 齋藤" w:date="2026-05-19T20:53:00Z" w16du:dateUtc="2026-05-19T11:53:00Z">
+      <w:ins w:id="141" w:author="治輝 齋藤" w:date="2026-05-19T20:53:00Z" w16du:dateUtc="2026-05-19T11:53:00Z">
         <w:r>
           <w:rPr>
             <w:rFonts w:hint="eastAsia"/>
@@ -1617,12 +1598,12 @@
       <w:r>
         <w:t xml:space="preserve"> </w:t>
       </w:r>
-      <w:ins w:id="141" w:author="治輝 齋藤" w:date="2026-05-19T20:53:00Z" w16du:dateUtc="2026-05-19T11:53:00Z">
+      <w:ins w:id="142" w:author="治輝 齋藤" w:date="2026-05-19T20:53:00Z" w16du:dateUtc="2026-05-19T11:53:00Z">
         <w:r>
           <w:t>We divided counts by</w:t>
         </w:r>
       </w:ins>
-      <w:del w:id="142" w:author="治輝 齋藤" w:date="2026-05-19T20:53:00Z" w16du:dateUtc="2026-05-19T11:53:00Z">
+      <w:del w:id="143" w:author="治輝 齋藤" w:date="2026-05-19T20:53:00Z" w16du:dateUtc="2026-05-19T11:53:00Z">
         <w:r>
           <w:delText>using population estimates from the</w:delText>
         </w:r>
@@ -1630,16 +1611,16 @@
       <w:r>
         <w:t xml:space="preserve"> 2020 National Census</w:t>
       </w:r>
-      <w:ins w:id="143" w:author="治輝 齋藤" w:date="2026-05-19T20:54:00Z" w16du:dateUtc="2026-05-19T11:54:00Z">
+      <w:ins w:id="144" w:author="治輝 齋藤" w:date="2026-05-19T20:54:00Z" w16du:dateUtc="2026-05-19T11:54:00Z">
         <w:r>
           <w:t xml:space="preserve"> population to obtain annual rates per 100,000. We interpreted these rates as administrative proxies for surgical burden rather than as unbiased measures of fracture incidence</w:t>
         </w:r>
-        <w:commentRangeEnd w:id="121"/>
+        <w:commentRangeEnd w:id="122"/>
         <w:r>
           <w:rPr>
             <w:rStyle w:val="af2"/>
           </w:rPr>
-          <w:commentReference w:id="121"/>
+          <w:commentReference w:id="122"/>
         </w:r>
       </w:ins>
       <w:r>
@@ -1651,8 +1632,8 @@
         <w:pStyle w:val="2"/>
         <w:spacing w:line="360" w:lineRule="auto"/>
       </w:pPr>
-      <w:bookmarkStart w:id="144" w:name="exposure-terrain-slope"/>
-      <w:bookmarkEnd w:id="120"/>
+      <w:bookmarkStart w:id="145" w:name="exposure-terrain-slope"/>
+      <w:bookmarkEnd w:id="121"/>
       <w:r>
         <w:lastRenderedPageBreak/>
         <w:t>3. Exposure: Terrain Slope</w:t>
@@ -1675,8 +1656,8 @@
         <w:pStyle w:val="2"/>
         <w:spacing w:line="360" w:lineRule="auto"/>
       </w:pPr>
-      <w:bookmarkStart w:id="145" w:name="covariate-walking-speed"/>
-      <w:bookmarkEnd w:id="144"/>
+      <w:bookmarkStart w:id="146" w:name="covariate-walking-speed"/>
+      <w:bookmarkEnd w:id="145"/>
       <w:r>
         <w:t>4. Covariate: Walking Speed</w:t>
       </w:r>
@@ -1711,8 +1692,8 @@
         <w:pStyle w:val="2"/>
         <w:spacing w:line="360" w:lineRule="auto"/>
       </w:pPr>
-      <w:bookmarkStart w:id="146" w:name="additional-covariates"/>
-      <w:bookmarkEnd w:id="145"/>
+      <w:bookmarkStart w:id="147" w:name="additional-covariates"/>
+      <w:bookmarkEnd w:id="146"/>
       <w:r>
         <w:t>5. Additional Covariates</w:t>
       </w:r>
@@ -1722,18 +1703,18 @@
         <w:pStyle w:val="FirstParagraph"/>
         <w:spacing w:line="360" w:lineRule="auto"/>
       </w:pPr>
-      <w:commentRangeStart w:id="147"/>
+      <w:commentRangeStart w:id="148"/>
       <w:r>
         <w:t>Aging rate</w:t>
       </w:r>
-      <w:commentRangeEnd w:id="147"/>
+      <w:commentRangeEnd w:id="148"/>
       <w:r>
         <w:rPr>
           <w:rStyle w:val="af2"/>
           <w:sz w:val="24"/>
           <w:szCs w:val="24"/>
         </w:rPr>
-        <w:commentReference w:id="147"/>
+        <w:commentReference w:id="148"/>
       </w:r>
       <w:r>
         <w:t xml:space="preserve"> (proportion of individuals aged ≥65 years, %) was obtained from the 2020 National Census. Population density (persons per km²) was calculated as total population divided by prefecture area from the same source.</w:t>
@@ -1744,8 +1725,8 @@
         <w:pStyle w:val="2"/>
         <w:spacing w:line="360" w:lineRule="auto"/>
       </w:pPr>
-      <w:bookmarkStart w:id="148" w:name="statistical-analysis"/>
-      <w:bookmarkEnd w:id="146"/>
+      <w:bookmarkStart w:id="149" w:name="statistical-analysis"/>
+      <w:bookmarkEnd w:id="147"/>
       <w:r>
         <w:t>6. Statistical Analysis</w:t>
       </w:r>
@@ -1818,25 +1799,25 @@
       <w:r>
         <w:t>: Multiple linear regression of fracture rate on terrain slope, aging rate, fast walking rate, and population density.</w:t>
       </w:r>
-      <w:ins w:id="149" w:author="治輝 齋藤" w:date="2026-04-30T18:01:00Z" w16du:dateUtc="2026-04-30T09:01:00Z">
+      <w:ins w:id="150" w:author="治輝 齋藤" w:date="2026-04-30T18:01:00Z" w16du:dateUtc="2026-04-30T09:01:00Z">
         <w:r>
           <w:rPr>
             <w:lang w:eastAsia="ja-JP"/>
           </w:rPr>
           <w:br/>
         </w:r>
-        <w:commentRangeStart w:id="150"/>
+        <w:commentRangeStart w:id="151"/>
         <w:r>
           <w:t>In the primary causal interpretation, aging rate and fast walking rate were treated as confounder-adjustment variables rather than formal mediators.</w:t>
         </w:r>
-        <w:commentRangeEnd w:id="150"/>
+        <w:commentRangeEnd w:id="151"/>
         <w:r>
           <w:rPr>
             <w:rStyle w:val="af2"/>
             <w:sz w:val="24"/>
             <w:szCs w:val="24"/>
           </w:rPr>
-          <w:commentReference w:id="150"/>
+          <w:commentReference w:id="151"/>
         </w:r>
       </w:ins>
     </w:p>
@@ -1927,7 +1908,7 @@
         <w:pStyle w:val="a0"/>
         <w:spacing w:line="360" w:lineRule="auto"/>
         <w:rPr>
-          <w:ins w:id="151" w:author="治輝 齋藤" w:date="2026-04-30T19:43:00Z" w16du:dateUtc="2026-04-30T10:43:00Z"/>
+          <w:ins w:id="152" w:author="治輝 齋藤" w:date="2026-04-30T19:43:00Z" w16du:dateUtc="2026-04-30T10:43:00Z"/>
         </w:rPr>
       </w:pPr>
       <w:r>
@@ -1936,7 +1917,7 @@
         </w:rPr>
         <w:t>For the primary hip-fracture outcome (Model 2), we assessed linear model assumptions graphically using residuals-versus-fitted and normal quantile–quantile (Q–Q) plots of OLS residuals, and we report</w:t>
       </w:r>
-      <w:ins w:id="152" w:author="山岸良匡" w:date="2026-05-18T19:21:00Z" w16du:dateUtc="2026-05-18T10:21:00Z">
+      <w:ins w:id="153" w:author="山岸良匡" w:date="2026-05-18T19:21:00Z" w16du:dateUtc="2026-05-18T10:21:00Z">
         <w:r>
           <w:rPr>
             <w:rFonts w:hint="eastAsia"/>
@@ -1979,22 +1960,22 @@
         </w:rPr>
         <w:t xml:space="preserve"> = 5,000 resamples of prefectures (with replacement) to obtain a percentile 95% CI for the terrain slope coefficient.</w:t>
       </w:r>
-      <w:commentRangeStart w:id="153"/>
-      <w:ins w:id="154" w:author="治輝 齋藤" w:date="2026-04-30T18:02:00Z" w16du:dateUtc="2026-04-30T09:02:00Z">
+      <w:commentRangeStart w:id="154"/>
+      <w:ins w:id="155" w:author="治輝 齋藤" w:date="2026-04-30T18:02:00Z" w16du:dateUtc="2026-04-30T09:02:00Z">
         <w:r>
           <w:rPr>
             <w:lang w:eastAsia="ja-JP"/>
           </w:rPr>
           <w:t xml:space="preserve"> Given N = 47 with multiple covariates, we also checked coefficient stability and multicollinearity diagnostics (including model condition number) and interpreted estimates cautiously.</w:t>
         </w:r>
-        <w:commentRangeEnd w:id="153"/>
+        <w:commentRangeEnd w:id="154"/>
         <w:r>
           <w:rPr>
             <w:rStyle w:val="af2"/>
             <w:sz w:val="24"/>
             <w:szCs w:val="24"/>
           </w:rPr>
-          <w:commentReference w:id="153"/>
+          <w:commentReference w:id="154"/>
         </w:r>
       </w:ins>
     </w:p>
@@ -2006,8 +1987,8 @@
           <w:lang w:eastAsia="ja-JP"/>
         </w:rPr>
       </w:pPr>
-      <w:commentRangeStart w:id="155"/>
-      <w:ins w:id="156" w:author="治輝 齋藤" w:date="2026-04-30T19:43:00Z" w16du:dateUtc="2026-04-30T10:43:00Z">
+      <w:commentRangeStart w:id="156"/>
+      <w:ins w:id="157" w:author="治輝 齋藤" w:date="2026-04-30T19:43:00Z" w16du:dateUtc="2026-04-30T10:43:00Z">
         <w:r>
           <w:rPr>
             <w:lang w:eastAsia="ja-JP"/>
@@ -2016,7 +1997,7 @@
           <w:t xml:space="preserve">As an additional sensitivity analysis for age-structure confounding, we </w:t>
         </w:r>
       </w:ins>
-      <w:ins w:id="157" w:author="治輝 齋藤" w:date="2026-04-30T20:48:00Z" w16du:dateUtc="2026-04-30T11:48:00Z">
+      <w:ins w:id="158" w:author="治輝 齋藤" w:date="2026-04-30T20:48:00Z" w16du:dateUtc="2026-04-30T11:48:00Z">
         <w:r>
           <w:rPr>
             <w:lang w:eastAsia="ja-JP"/>
@@ -2024,7 +2005,7 @@
           <w:t>performed</w:t>
         </w:r>
       </w:ins>
-      <w:ins w:id="158" w:author="治輝 齋藤" w:date="2026-04-30T19:43:00Z" w16du:dateUtc="2026-04-30T10:43:00Z">
+      <w:ins w:id="159" w:author="治輝 齋藤" w:date="2026-04-30T19:43:00Z" w16du:dateUtc="2026-04-30T10:43:00Z">
         <w:r>
           <w:rPr>
             <w:lang w:eastAsia="ja-JP"/>
@@ -2032,7 +2013,7 @@
           <w:t xml:space="preserve"> indirect</w:t>
         </w:r>
       </w:ins>
-      <w:ins w:id="159" w:author="治輝 齋藤" w:date="2026-04-30T20:49:00Z" w16du:dateUtc="2026-04-30T11:49:00Z">
+      <w:ins w:id="160" w:author="治輝 齋藤" w:date="2026-04-30T20:49:00Z" w16du:dateUtc="2026-04-30T11:49:00Z">
         <w:r>
           <w:rPr>
             <w:rFonts w:hint="eastAsia"/>
@@ -2041,7 +2022,7 @@
           <w:t xml:space="preserve"> </w:t>
         </w:r>
       </w:ins>
-      <w:ins w:id="160" w:author="治輝 齋藤" w:date="2026-04-30T19:43:00Z" w16du:dateUtc="2026-04-30T10:43:00Z">
+      <w:ins w:id="161" w:author="治輝 齋藤" w:date="2026-04-30T19:43:00Z" w16du:dateUtc="2026-04-30T10:43:00Z">
         <w:r>
           <w:rPr>
             <w:lang w:eastAsia="ja-JP"/>
@@ -2049,7 +2030,7 @@
           <w:t>standardization for the femur-surgery outcome</w:t>
         </w:r>
       </w:ins>
-      <w:ins w:id="161" w:author="治輝 齋藤" w:date="2026-04-30T20:49:00Z" w16du:dateUtc="2026-04-30T11:49:00Z">
+      <w:ins w:id="162" w:author="治輝 齋藤" w:date="2026-04-30T20:49:00Z" w16du:dateUtc="2026-04-30T11:49:00Z">
         <w:r>
           <w:rPr>
             <w:lang w:eastAsia="ja-JP"/>
@@ -2057,7 +2038,7 @@
           <w:t>. We combined</w:t>
         </w:r>
       </w:ins>
-      <w:ins w:id="162" w:author="治輝 齋藤" w:date="2026-04-30T19:43:00Z" w16du:dateUtc="2026-04-30T10:43:00Z">
+      <w:ins w:id="163" w:author="治輝 齋藤" w:date="2026-04-30T19:43:00Z" w16du:dateUtc="2026-04-30T10:43:00Z">
         <w:r>
           <w:rPr>
             <w:lang w:eastAsia="ja-JP"/>
@@ -2065,7 +2046,7 @@
           <w:t xml:space="preserve"> NDB age-stratified surgery tables </w:t>
         </w:r>
       </w:ins>
-      <w:ins w:id="163" w:author="治輝 齋藤" w:date="2026-04-30T20:49:00Z" w16du:dateUtc="2026-04-30T11:49:00Z">
+      <w:ins w:id="164" w:author="治輝 齋藤" w:date="2026-04-30T20:49:00Z" w16du:dateUtc="2026-04-30T11:49:00Z">
         <w:r>
           <w:rPr>
             <w:lang w:eastAsia="ja-JP"/>
@@ -2073,7 +2054,7 @@
           <w:t>with</w:t>
         </w:r>
       </w:ins>
-      <w:ins w:id="164" w:author="治輝 齋藤" w:date="2026-04-30T19:43:00Z" w16du:dateUtc="2026-04-30T10:43:00Z">
+      <w:ins w:id="165" w:author="治輝 齋藤" w:date="2026-04-30T19:43:00Z" w16du:dateUtc="2026-04-30T10:43:00Z">
         <w:r>
           <w:rPr>
             <w:lang w:eastAsia="ja-JP"/>
@@ -2081,7 +2062,7 @@
           <w:t xml:space="preserve"> 2020 census 5-year age-group population counts from e-Stat. Because disclosure-control masking (`"-"`) was present in age-stratified surgery cells, we prespecified imputation scenarios (`"-" = 0`, `5`, or `9`) and repeated the SIR/ISR workflow for each scenario. For each scenario, we calculated national age-specific surgery rates, expected prefectural counts, SIR, and ISR (SIR × national crude rate)</w:t>
         </w:r>
       </w:ins>
-      <w:ins w:id="165" w:author="治輝 齋藤" w:date="2026-04-30T20:50:00Z" w16du:dateUtc="2026-04-30T11:50:00Z">
+      <w:ins w:id="166" w:author="治輝 齋藤" w:date="2026-04-30T20:50:00Z" w16du:dateUtc="2026-04-30T11:50:00Z">
         <w:r>
           <w:rPr>
             <w:lang w:eastAsia="ja-JP"/>
@@ -2089,7 +2070,7 @@
           <w:t>. We</w:t>
         </w:r>
       </w:ins>
-      <w:ins w:id="166" w:author="治輝 齋藤" w:date="2026-04-30T19:43:00Z" w16du:dateUtc="2026-04-30T10:43:00Z">
+      <w:ins w:id="167" w:author="治輝 齋藤" w:date="2026-04-30T19:43:00Z" w16du:dateUtc="2026-04-30T10:43:00Z">
         <w:r>
           <w:rPr>
             <w:lang w:eastAsia="ja-JP"/>
@@ -2097,7 +2078,7 @@
           <w:t xml:space="preserve"> then regressed ISR on terrain slope with and without covariate adjustment. </w:t>
         </w:r>
       </w:ins>
-      <w:ins w:id="167" w:author="治輝 齋藤" w:date="2026-04-30T20:50:00Z" w16du:dateUtc="2026-04-30T11:50:00Z">
+      <w:ins w:id="168" w:author="治輝 齋藤" w:date="2026-04-30T20:50:00Z" w16du:dateUtc="2026-04-30T11:50:00Z">
         <w:r>
           <w:rPr>
             <w:lang w:eastAsia="ja-JP"/>
@@ -2105,7 +2086,7 @@
           <w:t>These analyses were treated</w:t>
         </w:r>
       </w:ins>
-      <w:ins w:id="168" w:author="治輝 齋藤" w:date="2026-04-30T19:43:00Z" w16du:dateUtc="2026-04-30T10:43:00Z">
+      <w:ins w:id="169" w:author="治輝 齋藤" w:date="2026-04-30T19:43:00Z" w16du:dateUtc="2026-04-30T10:43:00Z">
         <w:r>
           <w:rPr>
             <w:lang w:eastAsia="ja-JP"/>
@@ -2113,8 +2094,8 @@
           <w:t xml:space="preserve"> as sensitivity analyses only (not primary inference), given potential secondary masking.</w:t>
         </w:r>
       </w:ins>
-      <w:commentRangeEnd w:id="155"/>
-      <w:ins w:id="169" w:author="治輝 齋藤" w:date="2026-04-30T20:24:00Z" w16du:dateUtc="2026-04-30T11:24:00Z">
+      <w:commentRangeEnd w:id="156"/>
+      <w:ins w:id="170" w:author="治輝 齋藤" w:date="2026-04-30T20:24:00Z" w16du:dateUtc="2026-04-30T11:24:00Z">
         <w:r>
           <w:rPr>
             <w:rStyle w:val="af2"/>
@@ -2122,7 +2103,7 @@
             <w:szCs w:val="24"/>
             <w:lang w:eastAsia="ja-JP"/>
           </w:rPr>
-          <w:commentReference w:id="155"/>
+          <w:commentReference w:id="156"/>
         </w:r>
       </w:ins>
     </w:p>
@@ -2140,14 +2121,14 @@
         </w:rPr>
         <w:t>All manuscript figures were generated programmatically from study data</w:t>
       </w:r>
-      <w:commentRangeStart w:id="170"/>
+      <w:commentRangeStart w:id="171"/>
       <w:r>
         <w:rPr>
           <w:lang w:eastAsia="ja-JP"/>
         </w:rPr>
         <w:t xml:space="preserve"> (not by image-generative AI tools) </w:t>
       </w:r>
-      <w:commentRangeEnd w:id="170"/>
+      <w:commentRangeEnd w:id="171"/>
       <w:r>
         <w:rPr>
           <w:rStyle w:val="af2"/>
@@ -2155,7 +2136,7 @@
           <w:szCs w:val="24"/>
           <w:lang w:eastAsia="ja-JP"/>
         </w:rPr>
-        <w:commentReference w:id="170"/>
+        <w:commentReference w:id="171"/>
       </w:r>
       <w:r>
         <w:rPr>
@@ -2251,9 +2232,9 @@
         <w:pStyle w:val="1"/>
         <w:spacing w:line="360" w:lineRule="auto"/>
       </w:pPr>
-      <w:bookmarkStart w:id="171" w:name="results-1"/>
-      <w:bookmarkEnd w:id="118"/>
-      <w:bookmarkEnd w:id="148"/>
+      <w:bookmarkStart w:id="172" w:name="results-1"/>
+      <w:bookmarkEnd w:id="119"/>
+      <w:bookmarkEnd w:id="149"/>
       <w:r>
         <w:lastRenderedPageBreak/>
         <w:t>Results</w:t>
@@ -2264,7 +2245,7 @@
         <w:pStyle w:val="2"/>
         <w:spacing w:line="360" w:lineRule="auto"/>
       </w:pPr>
-      <w:bookmarkStart w:id="172" w:name="descriptive-statistics"/>
+      <w:bookmarkStart w:id="173" w:name="descriptive-statistics"/>
       <w:r>
         <w:t>1. Descriptive Statistics</w:t>
       </w:r>
@@ -2320,8 +2301,8 @@
         <w:pStyle w:val="2"/>
         <w:spacing w:line="360" w:lineRule="auto"/>
       </w:pPr>
-      <w:bookmarkStart w:id="173" w:name="correlation-analysis"/>
-      <w:bookmarkEnd w:id="172"/>
+      <w:bookmarkStart w:id="174" w:name="correlation-analysis"/>
+      <w:bookmarkEnd w:id="173"/>
       <w:r>
         <w:t>2. Correlation Analysis</w:t>
       </w:r>
@@ -2334,18 +2315,18 @@
       <w:r>
         <w:t xml:space="preserve">Terrain slope showed a moderate positive correlation with hip fracture surgery </w:t>
       </w:r>
-      <w:commentRangeStart w:id="174"/>
+      <w:commentRangeStart w:id="175"/>
       <w:r>
         <w:t>rate</w:t>
       </w:r>
-      <w:commentRangeEnd w:id="174"/>
+      <w:commentRangeEnd w:id="175"/>
       <w:r>
         <w:rPr>
           <w:rStyle w:val="af2"/>
           <w:sz w:val="24"/>
           <w:szCs w:val="24"/>
         </w:rPr>
-        <w:commentReference w:id="174"/>
+        <w:commentReference w:id="175"/>
       </w:r>
       <w:r>
         <w:t xml:space="preserve"> (r = 0.475, </w:t>
@@ -2373,18 +2354,18 @@
       <w:r>
         <w:t xml:space="preserve">Figure 1 illustrates the bivariate association between terrain slope and hip fracture surgery rate; </w:t>
       </w:r>
-      <w:commentRangeStart w:id="175"/>
+      <w:commentRangeStart w:id="176"/>
       <w:r>
         <w:t>Figure 2</w:t>
       </w:r>
-      <w:commentRangeEnd w:id="175"/>
+      <w:commentRangeEnd w:id="176"/>
       <w:r>
         <w:rPr>
           <w:rStyle w:val="af2"/>
           <w:sz w:val="24"/>
           <w:szCs w:val="24"/>
         </w:rPr>
-        <w:commentReference w:id="175"/>
+        <w:commentReference w:id="176"/>
       </w:r>
       <w:r>
         <w:t xml:space="preserve"> displays the correlation matrix.</w:t>
@@ -2415,8 +2396,8 @@
         <w:pStyle w:val="2"/>
         <w:spacing w:line="360" w:lineRule="auto"/>
       </w:pPr>
-      <w:bookmarkStart w:id="176" w:name="regression-analysis-hip-fracture"/>
-      <w:bookmarkEnd w:id="173"/>
+      <w:bookmarkStart w:id="177" w:name="regression-analysis-hip-fracture"/>
+      <w:bookmarkEnd w:id="174"/>
       <w:r>
         <w:t>3. Regression Analysis: Hip Fracture</w:t>
       </w:r>
@@ -2501,7 +2482,7 @@
         <w:pStyle w:val="a0"/>
         <w:spacing w:line="360" w:lineRule="auto"/>
         <w:rPr>
-          <w:ins w:id="177" w:author="治輝 齋藤" w:date="2026-04-30T20:30:00Z" w16du:dateUtc="2026-04-30T11:30:00Z"/>
+          <w:ins w:id="178" w:author="治輝 齋藤" w:date="2026-04-30T20:30:00Z" w16du:dateUtc="2026-04-30T11:30:00Z"/>
         </w:rPr>
       </w:pPr>
       <w:r>
@@ -2566,14 +2547,14 @@
         </w:rPr>
         <w:t xml:space="preserve"> = 5,000) was −0.03 to 7.09</w:t>
       </w:r>
-      <w:commentRangeStart w:id="178"/>
+      <w:commentRangeStart w:id="179"/>
       <w:r>
         <w:rPr>
           <w:lang w:eastAsia="ja-JP"/>
         </w:rPr>
         <w:t xml:space="preserve"> (both intervals include null)</w:t>
       </w:r>
-      <w:commentRangeEnd w:id="178"/>
+      <w:commentRangeEnd w:id="179"/>
       <w:r>
         <w:rPr>
           <w:rStyle w:val="af2"/>
@@ -2581,7 +2562,7 @@
           <w:szCs w:val="24"/>
           <w:lang w:eastAsia="ja-JP"/>
         </w:rPr>
-        <w:commentReference w:id="178"/>
+        <w:commentReference w:id="179"/>
       </w:r>
       <w:r>
         <w:rPr>
@@ -2598,9 +2579,9 @@
           <w:lang w:eastAsia="ja-JP"/>
         </w:rPr>
       </w:pPr>
-      <w:commentRangeStart w:id="179"/>
       <w:commentRangeStart w:id="180"/>
-      <w:ins w:id="181" w:author="治輝 齋藤" w:date="2026-04-30T20:30:00Z" w16du:dateUtc="2026-04-30T11:30:00Z">
+      <w:commentRangeStart w:id="181"/>
+      <w:ins w:id="182" w:author="治輝 齋藤" w:date="2026-04-30T20:30:00Z" w16du:dateUtc="2026-04-30T11:30:00Z">
         <w:r>
           <w:rPr>
             <w:lang w:eastAsia="ja-JP"/>
@@ -2663,7 +2644,7 @@
         </w:rPr>
         <w:t>.</w:t>
       </w:r>
-      <w:commentRangeEnd w:id="179"/>
+      <w:commentRangeEnd w:id="180"/>
       <w:r>
         <w:rPr>
           <w:rStyle w:val="af2"/>
@@ -2671,9 +2652,9 @@
           <w:szCs w:val="24"/>
           <w:lang w:eastAsia="ja-JP"/>
         </w:rPr>
-        <w:commentReference w:id="179"/>
-      </w:r>
-      <w:commentRangeEnd w:id="180"/>
+        <w:commentReference w:id="180"/>
+      </w:r>
+      <w:commentRangeEnd w:id="181"/>
       <w:r>
         <w:rPr>
           <w:rStyle w:val="af2"/>
@@ -2681,7 +2662,7 @@
           <w:szCs w:val="24"/>
           <w:lang w:eastAsia="ja-JP"/>
         </w:rPr>
-        <w:commentReference w:id="180"/>
+        <w:commentReference w:id="181"/>
       </w:r>
     </w:p>
     <w:p>
@@ -2689,8 +2670,8 @@
         <w:pStyle w:val="2"/>
         <w:spacing w:line="360" w:lineRule="auto"/>
       </w:pPr>
-      <w:bookmarkStart w:id="182" w:name="X19b7a829deade195ab8e30bfbfddb97c9ee92ae"/>
-      <w:bookmarkEnd w:id="176"/>
+      <w:bookmarkStart w:id="183" w:name="X19b7a829deade195ab8e30bfbfddb97c9ee92ae"/>
+      <w:bookmarkEnd w:id="177"/>
       <w:r>
         <w:t>4. Regression Analysis: Total, Humerus, and Forearm Fractures</w:t>
       </w:r>
@@ -2773,9 +2754,9 @@
         <w:pStyle w:val="1"/>
         <w:spacing w:line="360" w:lineRule="auto"/>
       </w:pPr>
-      <w:bookmarkStart w:id="183" w:name="discussion"/>
-      <w:bookmarkEnd w:id="171"/>
-      <w:bookmarkEnd w:id="182"/>
+      <w:bookmarkStart w:id="184" w:name="discussion"/>
+      <w:bookmarkEnd w:id="172"/>
+      <w:bookmarkEnd w:id="183"/>
       <w:r>
         <w:t>Discussion</w:t>
       </w:r>
@@ -2785,7 +2766,7 @@
         <w:pStyle w:val="2"/>
         <w:spacing w:line="360" w:lineRule="auto"/>
       </w:pPr>
-      <w:bookmarkStart w:id="184" w:name="main-findings"/>
+      <w:bookmarkStart w:id="185" w:name="main-findings"/>
       <w:r>
         <w:t>1. Main Findings</w:t>
       </w:r>
@@ -2798,25 +2779,25 @@
       <w:r>
         <w:t xml:space="preserve">This ecological study </w:t>
       </w:r>
-      <w:commentRangeStart w:id="185"/>
-      <w:ins w:id="186" w:author="治輝 齋藤" w:date="2026-04-30T19:12:00Z" w16du:dateUtc="2026-04-30T10:12:00Z">
+      <w:commentRangeStart w:id="186"/>
+      <w:ins w:id="187" w:author="治輝 齋藤" w:date="2026-04-30T19:12:00Z" w16du:dateUtc="2026-04-30T10:12:00Z">
         <w:r>
           <w:t>showed</w:t>
         </w:r>
       </w:ins>
-      <w:del w:id="187" w:author="治輝 齋藤" w:date="2026-04-30T19:12:00Z" w16du:dateUtc="2026-04-30T10:12:00Z">
+      <w:del w:id="188" w:author="治輝 齋藤" w:date="2026-04-30T19:12:00Z" w16du:dateUtc="2026-04-30T10:12:00Z">
         <w:r>
           <w:delText>demonstrated</w:delText>
         </w:r>
       </w:del>
-      <w:commentRangeEnd w:id="185"/>
+      <w:commentRangeEnd w:id="186"/>
       <w:r>
         <w:rPr>
           <w:rStyle w:val="af2"/>
           <w:sz w:val="24"/>
           <w:szCs w:val="24"/>
         </w:rPr>
-        <w:commentReference w:id="185"/>
+        <w:commentReference w:id="186"/>
       </w:r>
       <w:r>
         <w:t xml:space="preserve"> </w:t>
@@ -2849,7 +2830,7 @@
       <w:r>
         <w:t xml:space="preserve">. </w:t>
       </w:r>
-      <w:commentRangeStart w:id="188"/>
+      <w:commentRangeStart w:id="189"/>
       <w:r>
         <w:t xml:space="preserve">Each additional degree of slope </w:t>
       </w:r>
@@ -2872,33 +2853,33 @@
       <w:r>
         <w:t>.</w:t>
       </w:r>
-      <w:commentRangeEnd w:id="188"/>
+      <w:commentRangeEnd w:id="189"/>
       <w:r>
         <w:rPr>
           <w:rStyle w:val="af2"/>
           <w:sz w:val="24"/>
           <w:szCs w:val="24"/>
         </w:rPr>
-        <w:commentReference w:id="188"/>
+        <w:commentReference w:id="189"/>
       </w:r>
       <w:r>
         <w:t xml:space="preserve"> </w:t>
       </w:r>
-      <w:commentRangeStart w:id="189"/>
+      <w:commentRangeStart w:id="190"/>
       <w:r>
         <w:t>The adjusted</w:t>
       </w:r>
       <w:r>
         <w:t xml:space="preserve"> association was specific to hip fractures and was not observed for humerus or forearm fractures.</w:t>
       </w:r>
-      <w:commentRangeEnd w:id="189"/>
+      <w:commentRangeEnd w:id="190"/>
       <w:r>
         <w:rPr>
           <w:rStyle w:val="af2"/>
           <w:sz w:val="24"/>
           <w:szCs w:val="24"/>
         </w:rPr>
-        <w:commentReference w:id="189"/>
+        <w:commentReference w:id="190"/>
       </w:r>
       <w:r>
         <w:t xml:space="preserve"> </w:t>
@@ -2913,18 +2894,18 @@
       <w:r>
         <w:t xml:space="preserve">hese findings suggest that, at the population level, </w:t>
       </w:r>
-      <w:commentRangeStart w:id="190"/>
+      <w:commentRangeStart w:id="191"/>
       <w:r>
         <w:t>steeper habitable terrain</w:t>
       </w:r>
-      <w:commentRangeEnd w:id="190"/>
+      <w:commentRangeEnd w:id="191"/>
       <w:r>
         <w:rPr>
           <w:rStyle w:val="af2"/>
           <w:sz w:val="24"/>
           <w:szCs w:val="24"/>
         </w:rPr>
-        <w:commentReference w:id="190"/>
+        <w:commentReference w:id="191"/>
       </w:r>
       <w:r>
         <w:t xml:space="preserve"> may track hip-specific surgical burden beyond compositional aging and self-reported walking pace</w:t>
@@ -2938,8 +2919,8 @@
         <w:pStyle w:val="2"/>
         <w:spacing w:line="360" w:lineRule="auto"/>
       </w:pPr>
-      <w:bookmarkStart w:id="191" w:name="biological-plausibility"/>
-      <w:bookmarkEnd w:id="184"/>
+      <w:bookmarkStart w:id="192" w:name="biological-plausibility"/>
+      <w:bookmarkEnd w:id="185"/>
       <w:r>
         <w:t>2. Biological Plausibility</w:t>
       </w:r>
@@ -2949,11 +2930,11 @@
         <w:pStyle w:val="FirstParagraph"/>
         <w:spacing w:line="360" w:lineRule="auto"/>
       </w:pPr>
-      <w:commentRangeStart w:id="192"/>
+      <w:commentRangeStart w:id="193"/>
       <w:r>
         <w:t xml:space="preserve">The </w:t>
       </w:r>
-      <w:del w:id="193" w:author="治輝 齋藤" w:date="2026-04-30T19:27:00Z" w16du:dateUtc="2026-04-30T10:27:00Z">
+      <w:del w:id="194" w:author="治輝 齋藤" w:date="2026-04-30T19:27:00Z" w16du:dateUtc="2026-04-30T10:27:00Z">
         <w:r>
           <w:delText xml:space="preserve">specificity of the </w:delText>
         </w:r>
@@ -2961,12 +2942,12 @@
       <w:r>
         <w:t xml:space="preserve">slope–fracture association </w:t>
       </w:r>
-      <w:ins w:id="194" w:author="治輝 齋藤" w:date="2026-04-30T19:27:00Z" w16du:dateUtc="2026-04-30T10:27:00Z">
+      <w:ins w:id="195" w:author="治輝 齋藤" w:date="2026-04-30T19:27:00Z" w16du:dateUtc="2026-04-30T10:27:00Z">
         <w:r>
           <w:t>observed for</w:t>
         </w:r>
       </w:ins>
-      <w:del w:id="195" w:author="治輝 齋藤" w:date="2026-04-30T19:27:00Z" w16du:dateUtc="2026-04-30T10:27:00Z">
+      <w:del w:id="196" w:author="治輝 齋藤" w:date="2026-04-30T19:27:00Z" w16du:dateUtc="2026-04-30T10:27:00Z">
         <w:r>
           <w:delText>to</w:delText>
         </w:r>
@@ -2974,7 +2955,7 @@
       <w:r>
         <w:t xml:space="preserve"> the hip </w:t>
       </w:r>
-      <w:ins w:id="196" w:author="治輝 齋藤" w:date="2026-04-30T19:27:00Z" w16du:dateUtc="2026-04-30T10:27:00Z">
+      <w:ins w:id="197" w:author="治輝 齋藤" w:date="2026-04-30T19:27:00Z" w16du:dateUtc="2026-04-30T10:27:00Z">
         <w:r>
           <w:rPr>
             <w:rFonts w:hint="eastAsia"/>
@@ -2983,7 +2964,7 @@
           <w:t>may be</w:t>
         </w:r>
       </w:ins>
-      <w:del w:id="197" w:author="治輝 齋藤" w:date="2026-04-30T19:27:00Z" w16du:dateUtc="2026-04-30T10:27:00Z">
+      <w:del w:id="198" w:author="治輝 齋藤" w:date="2026-04-30T19:27:00Z" w16du:dateUtc="2026-04-30T10:27:00Z">
         <w:r>
           <w:delText>is</w:delText>
         </w:r>
@@ -2991,7 +2972,7 @@
       <w:r>
         <w:t xml:space="preserve"> biologically plausible and </w:t>
       </w:r>
-      <w:ins w:id="198" w:author="治輝 齋藤" w:date="2026-04-30T19:28:00Z" w16du:dateUtc="2026-04-30T10:28:00Z">
+      <w:ins w:id="199" w:author="治輝 齋藤" w:date="2026-04-30T19:28:00Z" w16du:dateUtc="2026-04-30T10:28:00Z">
         <w:r>
           <w:t>may be partly</w:t>
         </w:r>
@@ -3006,7 +2987,7 @@
       <w:r>
         <w:t xml:space="preserve">supported by </w:t>
       </w:r>
-      <w:del w:id="199" w:author="治輝 齋藤" w:date="2026-04-30T19:28:00Z" w16du:dateUtc="2026-04-30T10:28:00Z">
+      <w:del w:id="200" w:author="治輝 齋藤" w:date="2026-04-30T19:28:00Z" w16du:dateUtc="2026-04-30T10:28:00Z">
         <w:r>
           <w:delText xml:space="preserve">extensive </w:delText>
         </w:r>
@@ -3026,12 +3007,12 @@
       <w:r>
         <w:t xml:space="preserve"> which are </w:t>
       </w:r>
-      <w:ins w:id="200" w:author="治輝 齋藤" w:date="2026-04-30T19:28:00Z" w16du:dateUtc="2026-04-30T10:28:00Z">
+      <w:ins w:id="201" w:author="治輝 齋藤" w:date="2026-04-30T19:28:00Z" w16du:dateUtc="2026-04-30T10:28:00Z">
         <w:r>
           <w:t>common</w:t>
         </w:r>
       </w:ins>
-      <w:del w:id="201" w:author="治輝 齋藤" w:date="2026-04-30T19:28:00Z" w16du:dateUtc="2026-04-30T10:28:00Z">
+      <w:del w:id="202" w:author="治輝 齋藤" w:date="2026-04-30T19:28:00Z" w16du:dateUtc="2026-04-30T10:28:00Z">
         <w:r>
           <w:delText>the predominant</w:delText>
         </w:r>
@@ -3039,7 +3020,7 @@
       <w:r>
         <w:t xml:space="preserve"> fall mechanism</w:t>
       </w:r>
-      <w:ins w:id="202" w:author="治輝 齋藤" w:date="2026-04-30T19:32:00Z" w16du:dateUtc="2026-04-30T10:32:00Z">
+      <w:ins w:id="203" w:author="治輝 齋藤" w:date="2026-04-30T19:32:00Z" w16du:dateUtc="2026-04-30T10:32:00Z">
         <w:r>
           <w:rPr>
             <w:rFonts w:hint="eastAsia"/>
@@ -3079,12 +3060,12 @@
       <w:r>
         <w:t xml:space="preserve"> Finite element method (FEM) simulations have further </w:t>
       </w:r>
-      <w:ins w:id="203" w:author="治輝 齋藤" w:date="2026-04-30T19:28:00Z" w16du:dateUtc="2026-04-30T10:28:00Z">
+      <w:ins w:id="204" w:author="治輝 齋藤" w:date="2026-04-30T19:28:00Z" w16du:dateUtc="2026-04-30T10:28:00Z">
         <w:r>
           <w:t>suggested</w:t>
         </w:r>
       </w:ins>
-      <w:del w:id="204" w:author="治輝 齋藤" w:date="2026-04-30T19:28:00Z" w16du:dateUtc="2026-04-30T10:28:00Z">
+      <w:del w:id="205" w:author="治輝 齋藤" w:date="2026-04-30T19:28:00Z" w16du:dateUtc="2026-04-30T10:28:00Z">
         <w:r>
           <w:delText>confirmed</w:delText>
         </w:r>
@@ -3092,12 +3073,12 @@
       <w:r>
         <w:t xml:space="preserve"> that posterolateral and lateral impacts generate maximum tensile and compressive stresses at the superior and inferior aspects of the femoral neck, </w:t>
       </w:r>
-      <w:ins w:id="205" w:author="治輝 齋藤" w:date="2026-04-30T19:29:00Z" w16du:dateUtc="2026-04-30T10:29:00Z">
+      <w:ins w:id="206" w:author="治輝 齋藤" w:date="2026-04-30T19:29:00Z" w16du:dateUtc="2026-04-30T10:29:00Z">
         <w:r>
           <w:t>potentially increasing</w:t>
         </w:r>
       </w:ins>
-      <w:del w:id="206" w:author="治輝 齋藤" w:date="2026-04-30T19:29:00Z" w16du:dateUtc="2026-04-30T10:29:00Z">
+      <w:del w:id="207" w:author="治輝 齋藤" w:date="2026-04-30T19:29:00Z" w16du:dateUtc="2026-04-30T10:29:00Z">
         <w:r>
           <w:delText>maximizing</w:delText>
         </w:r>
@@ -3114,14 +3095,14 @@
         </w:rPr>
         <w:t>[26]</w:t>
       </w:r>
-      <w:commentRangeEnd w:id="192"/>
+      <w:commentRangeEnd w:id="193"/>
       <w:r>
         <w:rPr>
           <w:rStyle w:val="af2"/>
           <w:sz w:val="24"/>
           <w:szCs w:val="24"/>
         </w:rPr>
-        <w:commentReference w:id="192"/>
+        <w:commentReference w:id="193"/>
       </w:r>
     </w:p>
     <w:p>
@@ -3271,8 +3252,8 @@
       <w:r>
         <w:t xml:space="preserve"> The fracture-site specificity observed in our data—significant association with hip fractures but not with humerus or forearm fractures—</w:t>
       </w:r>
-      <w:commentRangeStart w:id="207"/>
-      <w:del w:id="208" w:author="治輝 齋藤" w:date="2026-04-30T20:51:00Z" w16du:dateUtc="2026-04-30T11:51:00Z">
+      <w:commentRangeStart w:id="208"/>
+      <w:del w:id="209" w:author="治輝 齋藤" w:date="2026-04-30T20:51:00Z" w16du:dateUtc="2026-04-30T11:51:00Z">
         <w:r>
           <w:delText xml:space="preserve">thus </w:delText>
         </w:r>
@@ -3280,7 +3261,7 @@
       <w:r>
         <w:t xml:space="preserve">provides internal evidence </w:t>
       </w:r>
-      <w:ins w:id="209" w:author="治輝 齋藤" w:date="2026-04-30T20:52:00Z" w16du:dateUtc="2026-04-30T11:52:00Z">
+      <w:ins w:id="210" w:author="治輝 齋藤" w:date="2026-04-30T20:52:00Z" w16du:dateUtc="2026-04-30T11:52:00Z">
         <w:r>
           <w:t>that is</w:t>
         </w:r>
@@ -3295,12 +3276,12 @@
       <w:r>
         <w:t xml:space="preserve">consistent with </w:t>
       </w:r>
-      <w:del w:id="210" w:author="治輝 齋藤" w:date="2026-04-30T20:52:00Z" w16du:dateUtc="2026-04-30T11:52:00Z">
+      <w:del w:id="211" w:author="治輝 齋藤" w:date="2026-04-30T20:52:00Z" w16du:dateUtc="2026-04-30T11:52:00Z">
         <w:r>
           <w:delText xml:space="preserve">the </w:delText>
         </w:r>
       </w:del>
-      <w:ins w:id="211" w:author="治輝 齋藤" w:date="2026-04-30T20:52:00Z" w16du:dateUtc="2026-04-30T11:52:00Z">
+      <w:ins w:id="212" w:author="治輝 齋藤" w:date="2026-04-30T20:52:00Z" w16du:dateUtc="2026-04-30T11:52:00Z">
         <w:r>
           <w:rPr>
             <w:rFonts w:hint="eastAsia"/>
@@ -3315,12 +3296,12 @@
       <w:r>
         <w:t xml:space="preserve">biomechanical paradigm </w:t>
       </w:r>
-      <w:ins w:id="212" w:author="治輝 齋藤" w:date="2026-04-30T20:52:00Z" w16du:dateUtc="2026-04-30T11:52:00Z">
+      <w:ins w:id="213" w:author="治輝 齋藤" w:date="2026-04-30T20:52:00Z" w16du:dateUtc="2026-04-30T11:52:00Z">
         <w:r>
           <w:t>in which</w:t>
         </w:r>
       </w:ins>
-      <w:del w:id="213" w:author="治輝 齋藤" w:date="2026-04-30T20:52:00Z" w16du:dateUtc="2026-04-30T11:52:00Z">
+      <w:del w:id="214" w:author="治輝 齋藤" w:date="2026-04-30T20:52:00Z" w16du:dateUtc="2026-04-30T11:52:00Z">
         <w:r>
           <w:delText>that</w:delText>
         </w:r>
@@ -3328,7 +3309,7 @@
       <w:r>
         <w:t xml:space="preserve"> terrain slope </w:t>
       </w:r>
-      <w:ins w:id="214" w:author="治輝 齋藤" w:date="2026-04-30T20:52:00Z" w16du:dateUtc="2026-04-30T11:52:00Z">
+      <w:ins w:id="215" w:author="治輝 齋藤" w:date="2026-04-30T20:52:00Z" w16du:dateUtc="2026-04-30T11:52:00Z">
         <w:r>
           <w:rPr>
             <w:rFonts w:hint="eastAsia"/>
@@ -3340,7 +3321,7 @@
       <w:r>
         <w:t>specifically amplif</w:t>
       </w:r>
-      <w:ins w:id="215" w:author="治輝 齋藤" w:date="2026-04-30T20:52:00Z" w16du:dateUtc="2026-04-30T11:52:00Z">
+      <w:ins w:id="216" w:author="治輝 齋藤" w:date="2026-04-30T20:52:00Z" w16du:dateUtc="2026-04-30T11:52:00Z">
         <w:r>
           <w:rPr>
             <w:rFonts w:hint="eastAsia"/>
@@ -3349,7 +3330,7 @@
           <w:t>y</w:t>
         </w:r>
       </w:ins>
-      <w:del w:id="216" w:author="治輝 齋藤" w:date="2026-04-30T20:52:00Z" w16du:dateUtc="2026-04-30T11:52:00Z">
+      <w:del w:id="217" w:author="治輝 齋藤" w:date="2026-04-30T20:52:00Z" w16du:dateUtc="2026-04-30T11:52:00Z">
         <w:r>
           <w:delText>ies</w:delText>
         </w:r>
@@ -3357,14 +3338,14 @@
       <w:r>
         <w:t xml:space="preserve"> lateral fall risk.</w:t>
       </w:r>
-      <w:commentRangeEnd w:id="207"/>
+      <w:commentRangeEnd w:id="208"/>
       <w:r>
         <w:rPr>
           <w:rStyle w:val="af2"/>
           <w:sz w:val="24"/>
           <w:szCs w:val="24"/>
         </w:rPr>
-        <w:commentReference w:id="207"/>
+        <w:commentReference w:id="208"/>
       </w:r>
     </w:p>
     <w:p>
@@ -3372,8 +3353,8 @@
         <w:pStyle w:val="2"/>
         <w:spacing w:line="360" w:lineRule="auto"/>
       </w:pPr>
-      <w:bookmarkStart w:id="217" w:name="comparison-with-previous-studies"/>
-      <w:bookmarkEnd w:id="191"/>
+      <w:bookmarkStart w:id="218" w:name="comparison-with-previous-studies"/>
+      <w:bookmarkEnd w:id="192"/>
       <w:r>
         <w:t>3. Comparison with Previous Studies</w:t>
       </w:r>
@@ -3477,16 +3458,16 @@
       <w:r>
         <w:t xml:space="preserve"> However, to our knowledge, no prior study has used nationwide DEM data linked to administrative fracture data to quantify the dose-response association between terrain slope and hip fracture rates at the population level in Japan. </w:t>
       </w:r>
-      <w:commentRangeStart w:id="218"/>
+      <w:commentRangeStart w:id="219"/>
       <w:r>
         <w:t xml:space="preserve">Our </w:t>
       </w:r>
-      <w:ins w:id="219" w:author="治輝 齋藤" w:date="2026-04-30T20:55:00Z" w16du:dateUtc="2026-04-30T11:55:00Z">
+      <w:ins w:id="220" w:author="治輝 齋藤" w:date="2026-04-30T20:55:00Z" w16du:dateUtc="2026-04-30T11:55:00Z">
         <w:r>
           <w:t>findings add</w:t>
         </w:r>
       </w:ins>
-      <w:del w:id="220" w:author="治輝 齋藤" w:date="2026-04-30T20:55:00Z" w16du:dateUtc="2026-04-30T11:55:00Z">
+      <w:del w:id="221" w:author="治輝 齋藤" w:date="2026-04-30T20:55:00Z" w16du:dateUtc="2026-04-30T11:55:00Z">
         <w:r>
           <w:delText>study provides the first</w:delText>
         </w:r>
@@ -3494,7 +3475,7 @@
       <w:r>
         <w:t xml:space="preserve"> nationwide quantitative evidence that each one-degree increase in terrain slope is associated with approximately 3.5 additional hip fracture surgeries per 100,000 population, independent of aging rate</w:t>
       </w:r>
-      <w:ins w:id="221" w:author="治輝 齋藤" w:date="2026-04-30T20:55:00Z" w16du:dateUtc="2026-04-30T11:55:00Z">
+      <w:ins w:id="222" w:author="治輝 齋藤" w:date="2026-04-30T20:55:00Z" w16du:dateUtc="2026-04-30T11:55:00Z">
         <w:r>
           <w:t xml:space="preserve"> in the primary model</w:t>
         </w:r>
@@ -3502,7 +3483,7 @@
       <w:r>
         <w:t xml:space="preserve">. This quantitative estimate </w:t>
       </w:r>
-      <w:del w:id="222" w:author="治輝 齋藤" w:date="2026-04-30T20:56:00Z" w16du:dateUtc="2026-04-30T11:56:00Z">
+      <w:del w:id="223" w:author="治輝 齋藤" w:date="2026-04-30T20:56:00Z" w16du:dateUtc="2026-04-30T11:56:00Z">
         <w:r>
           <w:delText xml:space="preserve">is novel and </w:delText>
         </w:r>
@@ -3517,12 +3498,12 @@
       <w:r>
         <w:t xml:space="preserve">contribute to the global evidence base for terrain as a modifiable environmental </w:t>
       </w:r>
-      <w:ins w:id="223" w:author="治輝 齋藤" w:date="2026-04-30T20:56:00Z" w16du:dateUtc="2026-04-30T11:56:00Z">
+      <w:ins w:id="224" w:author="治輝 齋藤" w:date="2026-04-30T20:56:00Z" w16du:dateUtc="2026-04-30T11:56:00Z">
         <w:r>
           <w:t>correlate of fracture burden</w:t>
         </w:r>
       </w:ins>
-      <w:del w:id="224" w:author="治輝 齋藤" w:date="2026-04-30T20:56:00Z" w16du:dateUtc="2026-04-30T11:56:00Z">
+      <w:del w:id="225" w:author="治輝 齋藤" w:date="2026-04-30T20:56:00Z" w16du:dateUtc="2026-04-30T11:56:00Z">
         <w:r>
           <w:delText>risk factor</w:delText>
         </w:r>
@@ -3530,14 +3511,14 @@
       <w:r>
         <w:t>.</w:t>
       </w:r>
-      <w:commentRangeEnd w:id="218"/>
+      <w:commentRangeEnd w:id="219"/>
       <w:r>
         <w:rPr>
           <w:rStyle w:val="af2"/>
           <w:sz w:val="24"/>
           <w:szCs w:val="24"/>
         </w:rPr>
-        <w:commentReference w:id="218"/>
+        <w:commentReference w:id="219"/>
       </w:r>
     </w:p>
     <w:p>
@@ -3545,8 +3526,8 @@
         <w:pStyle w:val="2"/>
         <w:spacing w:line="360" w:lineRule="auto"/>
       </w:pPr>
-      <w:bookmarkStart w:id="225" w:name="role-of-aging-rate"/>
-      <w:bookmarkEnd w:id="217"/>
+      <w:bookmarkStart w:id="226" w:name="role-of-aging-rate"/>
+      <w:bookmarkEnd w:id="218"/>
       <w:r>
         <w:t>4. Role of Aging Rate</w:t>
       </w:r>
@@ -3596,7 +3577,7 @@
         <w:pStyle w:val="a0"/>
         <w:spacing w:line="360" w:lineRule="auto"/>
       </w:pPr>
-      <w:commentRangeStart w:id="226"/>
+      <w:commentRangeStart w:id="227"/>
       <w:r>
         <w:t xml:space="preserve">The </w:t>
       </w:r>
@@ -3618,12 +3599,12 @@
       <w:r>
         <w:t xml:space="preserve"> a risk </w:t>
       </w:r>
-      <w:ins w:id="227" w:author="治輝 齋藤" w:date="2026-04-30T20:57:00Z" w16du:dateUtc="2026-04-30T11:57:00Z">
+      <w:ins w:id="228" w:author="治輝 齋藤" w:date="2026-04-30T20:57:00Z" w16du:dateUtc="2026-04-30T11:57:00Z">
         <w:r>
           <w:t>correlate</w:t>
         </w:r>
       </w:ins>
-      <w:del w:id="228" w:author="治輝 齋藤" w:date="2026-04-30T20:57:00Z" w16du:dateUtc="2026-04-30T11:57:00Z">
+      <w:del w:id="229" w:author="治輝 齋藤" w:date="2026-04-30T20:57:00Z" w16du:dateUtc="2026-04-30T11:57:00Z">
         <w:r>
           <w:delText>factor</w:delText>
         </w:r>
@@ -3637,7 +3618,7 @@
       <w:r>
         <w:t xml:space="preserve">. This finding has practical implications: even within the context of Japan’s nationwide aging, geographic topography </w:t>
       </w:r>
-      <w:ins w:id="229" w:author="治輝 齋藤" w:date="2026-04-30T20:58:00Z" w16du:dateUtc="2026-04-30T11:58:00Z">
+      <w:ins w:id="230" w:author="治輝 齋藤" w:date="2026-04-30T20:58:00Z" w16du:dateUtc="2026-04-30T11:58:00Z">
         <w:r>
           <w:rPr>
             <w:rFonts w:hint="eastAsia"/>
@@ -3649,7 +3630,7 @@
       <w:r>
         <w:t>represent</w:t>
       </w:r>
-      <w:del w:id="230" w:author="治輝 齋藤" w:date="2026-04-30T20:58:00Z" w16du:dateUtc="2026-04-30T11:58:00Z">
+      <w:del w:id="231" w:author="治輝 齋藤" w:date="2026-04-30T20:58:00Z" w16du:dateUtc="2026-04-30T11:58:00Z">
         <w:r>
           <w:delText>s</w:delText>
         </w:r>
@@ -3657,7 +3638,7 @@
       <w:r>
         <w:t xml:space="preserve"> an additional and </w:t>
       </w:r>
-      <w:ins w:id="231" w:author="治輝 齋藤" w:date="2026-04-30T20:58:00Z" w16du:dateUtc="2026-04-30T11:58:00Z">
+      <w:ins w:id="232" w:author="治輝 齋藤" w:date="2026-04-30T20:58:00Z" w16du:dateUtc="2026-04-30T11:58:00Z">
         <w:r>
           <w:t>potentially</w:t>
         </w:r>
@@ -3672,7 +3653,7 @@
       <w:r>
         <w:t xml:space="preserve">modifiable layer of fracture risk. Terrain slope </w:t>
       </w:r>
-      <w:ins w:id="232" w:author="治輝 齋藤" w:date="2026-04-30T20:58:00Z" w16du:dateUtc="2026-04-30T11:58:00Z">
+      <w:ins w:id="233" w:author="治輝 齋藤" w:date="2026-04-30T20:58:00Z" w16du:dateUtc="2026-04-30T11:58:00Z">
         <w:r>
           <w:rPr>
             <w:rFonts w:hint="eastAsia"/>
@@ -3681,7 +3662,7 @@
           <w:t>may</w:t>
         </w:r>
       </w:ins>
-      <w:del w:id="233" w:author="治輝 齋藤" w:date="2026-04-30T20:58:00Z" w16du:dateUtc="2026-04-30T11:58:00Z">
+      <w:del w:id="234" w:author="治輝 齋藤" w:date="2026-04-30T20:58:00Z" w16du:dateUtc="2026-04-30T11:58:00Z">
         <w:r>
           <w:delText>is</w:delText>
         </w:r>
@@ -3689,7 +3670,7 @@
       <w:r>
         <w:t xml:space="preserve"> not </w:t>
       </w:r>
-      <w:ins w:id="234" w:author="治輝 齋藤" w:date="2026-04-30T20:58:00Z" w16du:dateUtc="2026-04-30T11:58:00Z">
+      <w:ins w:id="235" w:author="治輝 齋藤" w:date="2026-04-30T20:58:00Z" w16du:dateUtc="2026-04-30T11:58:00Z">
         <w:r>
           <w:rPr>
             <w:rFonts w:hint="eastAsia"/>
@@ -3701,12 +3682,12 @@
       <w:r>
         <w:t>merely a proxy for aging</w:t>
       </w:r>
-      <w:ins w:id="235" w:author="治輝 齋藤" w:date="2026-04-30T20:59:00Z" w16du:dateUtc="2026-04-30T11:59:00Z">
+      <w:ins w:id="236" w:author="治輝 齋藤" w:date="2026-04-30T20:59:00Z" w16du:dateUtc="2026-04-30T11:59:00Z">
         <w:r>
           <w:t xml:space="preserve"> and may represent</w:t>
         </w:r>
       </w:ins>
-      <w:del w:id="236" w:author="治輝 齋藤" w:date="2026-04-30T20:59:00Z" w16du:dateUtc="2026-04-30T11:59:00Z">
+      <w:del w:id="237" w:author="治輝 齋藤" w:date="2026-04-30T20:59:00Z" w16du:dateUtc="2026-04-30T11:59:00Z">
         <w:r>
           <w:delText>, but</w:delText>
         </w:r>
@@ -3714,12 +3695,12 @@
       <w:r>
         <w:t xml:space="preserve"> an </w:t>
       </w:r>
-      <w:ins w:id="237" w:author="治輝 齋藤" w:date="2026-04-30T20:59:00Z" w16du:dateUtc="2026-04-30T11:59:00Z">
+      <w:ins w:id="238" w:author="治輝 齋藤" w:date="2026-04-30T20:59:00Z" w16du:dateUtc="2026-04-30T11:59:00Z">
         <w:r>
           <w:t>additional</w:t>
         </w:r>
       </w:ins>
-      <w:del w:id="238" w:author="治輝 齋藤" w:date="2026-04-30T20:59:00Z" w16du:dateUtc="2026-04-30T11:59:00Z">
+      <w:del w:id="239" w:author="治輝 齋藤" w:date="2026-04-30T20:59:00Z" w16du:dateUtc="2026-04-30T11:59:00Z">
         <w:r>
           <w:delText>independent</w:delText>
         </w:r>
@@ -3727,12 +3708,12 @@
       <w:r>
         <w:t xml:space="preserve"> environmental </w:t>
       </w:r>
-      <w:ins w:id="239" w:author="治輝 齋藤" w:date="2026-04-30T20:59:00Z" w16du:dateUtc="2026-04-30T11:59:00Z">
+      <w:ins w:id="240" w:author="治輝 齋藤" w:date="2026-04-30T20:59:00Z" w16du:dateUtc="2026-04-30T11:59:00Z">
         <w:r>
           <w:t>correlate</w:t>
         </w:r>
       </w:ins>
-      <w:del w:id="240" w:author="治輝 齋藤" w:date="2026-04-30T20:59:00Z" w16du:dateUtc="2026-04-30T11:59:00Z">
+      <w:del w:id="241" w:author="治輝 齋藤" w:date="2026-04-30T20:59:00Z" w16du:dateUtc="2026-04-30T11:59:00Z">
         <w:r>
           <w:delText>hazard</w:delText>
         </w:r>
@@ -3740,13 +3721,13 @@
       <w:r>
         <w:t xml:space="preserve"> that </w:t>
       </w:r>
-      <w:ins w:id="241" w:author="治輝 齋藤" w:date="2026-04-30T20:59:00Z" w16du:dateUtc="2026-04-30T11:59:00Z">
+      <w:ins w:id="242" w:author="治輝 齋藤" w:date="2026-04-30T20:59:00Z" w16du:dateUtc="2026-04-30T11:59:00Z">
         <w:r>
           <w:lastRenderedPageBreak/>
           <w:t>could contribute to functional decline</w:t>
         </w:r>
       </w:ins>
-      <w:del w:id="242" w:author="治輝 齋藤" w:date="2026-04-30T20:59:00Z" w16du:dateUtc="2026-04-30T11:59:00Z">
+      <w:del w:id="243" w:author="治輝 齋藤" w:date="2026-04-30T20:59:00Z" w16du:dateUtc="2026-04-30T11:59:00Z">
         <w:r>
           <w:delText>chronically erodes physical function</w:delText>
         </w:r>
@@ -3754,33 +3735,33 @@
       <w:r>
         <w:t xml:space="preserve"> among rural-dwelling older adults.</w:t>
       </w:r>
-      <w:commentRangeEnd w:id="226"/>
+      <w:commentRangeEnd w:id="227"/>
       <w:r>
         <w:rPr>
           <w:rStyle w:val="af2"/>
           <w:sz w:val="24"/>
           <w:szCs w:val="24"/>
         </w:rPr>
-        <w:commentReference w:id="226"/>
-      </w:r>
-      <w:ins w:id="243" w:author="治輝 齋藤" w:date="2026-04-30T20:32:00Z" w16du:dateUtc="2026-04-30T11:32:00Z">
+        <w:commentReference w:id="227"/>
+      </w:r>
+      <w:ins w:id="244" w:author="治輝 齋藤" w:date="2026-04-30T20:32:00Z" w16du:dateUtc="2026-04-30T11:32:00Z">
         <w:r>
           <w:t xml:space="preserve"> </w:t>
         </w:r>
-        <w:commentRangeStart w:id="244"/>
+        <w:commentRangeStart w:id="245"/>
         <w:r>
           <w:t>Given public-data masking in age-stratified surgery tables, we interpret age-structure robustness primarily from the consistency of adjusted ecological models and from imputation-based sensitivity analyses, while acknowledging that full indirect standardization without imputation is not feasible with the current open dataset.</w:t>
         </w:r>
       </w:ins>
-      <w:commentRangeEnd w:id="244"/>
-      <w:ins w:id="245" w:author="治輝 齋藤" w:date="2026-04-30T20:33:00Z" w16du:dateUtc="2026-04-30T11:33:00Z">
+      <w:commentRangeEnd w:id="245"/>
+      <w:ins w:id="246" w:author="治輝 齋藤" w:date="2026-04-30T20:33:00Z" w16du:dateUtc="2026-04-30T11:33:00Z">
         <w:r>
           <w:rPr>
             <w:rStyle w:val="af2"/>
             <w:sz w:val="24"/>
             <w:szCs w:val="24"/>
           </w:rPr>
-          <w:commentReference w:id="244"/>
+          <w:commentReference w:id="245"/>
         </w:r>
       </w:ins>
     </w:p>
@@ -3789,8 +3770,8 @@
         <w:pStyle w:val="2"/>
         <w:spacing w:line="360" w:lineRule="auto"/>
       </w:pPr>
-      <w:bookmarkStart w:id="246" w:name="walking-speed-as-a-mediator"/>
-      <w:bookmarkEnd w:id="225"/>
+      <w:bookmarkStart w:id="247" w:name="walking-speed-as-a-mediator"/>
+      <w:bookmarkEnd w:id="226"/>
       <w:r>
         <w:t>5. Walking Speed as a Mediator</w:t>
       </w:r>
@@ -3881,18 +3862,18 @@
       <w:r>
         <w:t xml:space="preserve"> </w:t>
       </w:r>
-      <w:commentRangeStart w:id="247"/>
+      <w:commentRangeStart w:id="248"/>
       <w:r>
         <w:t>Older adults residing in high-slope regions are exposed to such challenging terrain daily during shopping and outdoor activities, leading to chronic fear of falling, reduced outdoor activity, and progressive deconditioning (disuse muscle atrophy).</w:t>
       </w:r>
-      <w:commentRangeEnd w:id="247"/>
+      <w:commentRangeEnd w:id="248"/>
       <w:r>
         <w:rPr>
           <w:rStyle w:val="af2"/>
           <w:sz w:val="24"/>
           <w:szCs w:val="24"/>
         </w:rPr>
-        <w:commentReference w:id="247"/>
+        <w:commentReference w:id="248"/>
       </w:r>
       <w:r>
         <w:t xml:space="preserve"> </w:t>
@@ -3915,7 +3896,7 @@
       <w:r>
         <w:t xml:space="preserve">the multivariable OLS coefficient for fast walking rate was </w:t>
       </w:r>
-      <w:del w:id="248" w:author="治輝 齋藤" w:date="2026-04-30T18:39:00Z" w16du:dateUtc="2026-04-30T09:39:00Z">
+      <w:del w:id="249" w:author="治輝 齋藤" w:date="2026-04-30T18:39:00Z" w16du:dateUtc="2026-04-30T09:39:00Z">
         <w:r>
           <w:delText>**</w:delText>
         </w:r>
@@ -3923,7 +3904,7 @@
       <w:r>
         <w:t>positive</w:t>
       </w:r>
-      <w:del w:id="249" w:author="治輝 齋藤" w:date="2026-04-30T18:39:00Z" w16du:dateUtc="2026-04-30T09:39:00Z">
+      <w:del w:id="250" w:author="治輝 齋藤" w:date="2026-04-30T18:39:00Z" w16du:dateUtc="2026-04-30T09:39:00Z">
         <w:r>
           <w:delText>**</w:delText>
         </w:r>
@@ -3955,19 +3936,19 @@
       <w:r>
         <w:t xml:space="preserve"> = 0.022). Plausible drivers include ecological bias, aggregation of a 40–74-year screening metric to represent regions where hip fractures concentrate among the oldest-old, and confounding by unmeasured healthcare and reporting behaviors. </w:t>
       </w:r>
-      <w:commentRangeStart w:id="250"/>
-      <w:ins w:id="251" w:author="治輝 齋藤" w:date="2026-04-30T18:41:00Z" w16du:dateUtc="2026-04-30T09:41:00Z">
+      <w:commentRangeStart w:id="251"/>
+      <w:ins w:id="252" w:author="治輝 齋藤" w:date="2026-04-30T18:41:00Z" w16du:dateUtc="2026-04-30T09:41:00Z">
         <w:r>
           <w:t xml:space="preserve">Because only the 40–74-year questionnaire aggregate is publicly available, we treated this variable as a contextual covariate and not as a direct proxy for hip fracture risk in the oldest age groups. </w:t>
         </w:r>
-        <w:commentRangeEnd w:id="250"/>
+        <w:commentRangeEnd w:id="251"/>
         <w:r>
           <w:rPr>
             <w:rStyle w:val="af2"/>
             <w:sz w:val="24"/>
             <w:szCs w:val="24"/>
           </w:rPr>
-          <w:commentReference w:id="250"/>
+          <w:commentReference w:id="251"/>
         </w:r>
       </w:ins>
       <w:r>
@@ -3982,8 +3963,8 @@
         <w:pStyle w:val="2"/>
         <w:spacing w:line="360" w:lineRule="auto"/>
       </w:pPr>
-      <w:bookmarkStart w:id="252" w:name="policy-implications"/>
-      <w:bookmarkEnd w:id="246"/>
+      <w:bookmarkStart w:id="253" w:name="policy-implications"/>
+      <w:bookmarkEnd w:id="247"/>
       <w:r>
         <w:t>6. Policy Implications</w:t>
       </w:r>
@@ -4102,18 +4083,18 @@
       <w:r>
         <w:t xml:space="preserve">Second, housing modification subsidies targeting high-slope prefectures—such as installation of handrails on outdoor pathways and anti-slip surface materials—could reduce the environmental contribution to fall risk. Third, urban planning guidelines for mountainous communities should explicitly incorporate slope gradient as a factor in pedestrian infrastructure design, particularly in areas with high proportions of older residents. Given the irreversible demographic aging in rural Japan, these upstream environmental interventions represent </w:t>
       </w:r>
-      <w:commentRangeStart w:id="253"/>
+      <w:commentRangeStart w:id="254"/>
       <w:r>
         <w:t>cost-effective</w:t>
       </w:r>
-      <w:commentRangeEnd w:id="253"/>
+      <w:commentRangeEnd w:id="254"/>
       <w:r>
         <w:rPr>
           <w:rStyle w:val="af2"/>
           <w:sz w:val="24"/>
           <w:szCs w:val="24"/>
         </w:rPr>
-        <w:commentReference w:id="253"/>
+        <w:commentReference w:id="254"/>
       </w:r>
       <w:r>
         <w:t xml:space="preserve"> strategies to mitigate the downstream burden of fragility fractures.</w:t>
@@ -4124,8 +4105,8 @@
         <w:pStyle w:val="2"/>
         <w:spacing w:line="360" w:lineRule="auto"/>
       </w:pPr>
-      <w:bookmarkStart w:id="254" w:name="strengths"/>
-      <w:bookmarkEnd w:id="252"/>
+      <w:bookmarkStart w:id="255" w:name="strengths"/>
+      <w:bookmarkEnd w:id="253"/>
       <w:r>
         <w:t>7. Strengths</w:t>
       </w:r>
@@ -4144,8 +4125,8 @@
         <w:pStyle w:val="2"/>
         <w:spacing w:line="360" w:lineRule="auto"/>
       </w:pPr>
-      <w:bookmarkStart w:id="255" w:name="limitations"/>
-      <w:bookmarkEnd w:id="254"/>
+      <w:bookmarkStart w:id="256" w:name="limitations"/>
+      <w:bookmarkEnd w:id="255"/>
       <w:r>
         <w:lastRenderedPageBreak/>
         <w:t>8. Limitations</w:t>
@@ -4177,36 +4158,36 @@
         <w:pStyle w:val="a0"/>
         <w:spacing w:line="360" w:lineRule="auto"/>
       </w:pPr>
-      <w:bookmarkStart w:id="256" w:name="_Hlk228469400"/>
+      <w:bookmarkStart w:id="257" w:name="_Hlk228469400"/>
       <w:r>
         <w:t xml:space="preserve">Second, </w:t>
       </w:r>
-      <w:commentRangeStart w:id="257"/>
-      <w:ins w:id="258" w:author="治輝 齋藤" w:date="2026-04-30T18:02:00Z" w16du:dateUtc="2026-04-30T09:02:00Z">
+      <w:commentRangeStart w:id="258"/>
+      <w:ins w:id="259" w:author="治輝 齋藤" w:date="2026-04-30T18:02:00Z" w16du:dateUtc="2026-04-30T09:02:00Z">
         <w:r>
           <w:t xml:space="preserve">our outcome reflects surgery rates rather than true fracture incidence. Although hip fractures are usually treated surgically, prefectural variation in treatment decisions, referral patterns, and access to operative care may influence observed rates independently of fracture occurrence. Third, </w:t>
         </w:r>
       </w:ins>
-      <w:commentRangeEnd w:id="257"/>
-      <w:ins w:id="259" w:author="治輝 齋藤" w:date="2026-04-30T18:04:00Z" w16du:dateUtc="2026-04-30T09:04:00Z">
+      <w:commentRangeEnd w:id="258"/>
+      <w:ins w:id="260" w:author="治輝 齋藤" w:date="2026-04-30T18:04:00Z" w16du:dateUtc="2026-04-30T09:04:00Z">
         <w:r>
           <w:rPr>
             <w:rStyle w:val="af2"/>
             <w:sz w:val="24"/>
             <w:szCs w:val="24"/>
           </w:rPr>
-          <w:commentReference w:id="257"/>
+          <w:commentReference w:id="258"/>
         </w:r>
       </w:ins>
       <w:r>
         <w:t xml:space="preserve">the cross-sectional design precludes causal inference. Although reverse causation is unlikely for a fixed environmental exposure such as terrain slope, residual confounding by unmeasured variables cannot be excluded. </w:t>
       </w:r>
-      <w:ins w:id="260" w:author="治輝 齋藤" w:date="2026-04-30T18:03:00Z" w16du:dateUtc="2026-04-30T09:03:00Z">
+      <w:ins w:id="261" w:author="治輝 齋藤" w:date="2026-04-30T18:03:00Z" w16du:dateUtc="2026-04-30T09:03:00Z">
         <w:r>
           <w:t>Fourth</w:t>
         </w:r>
       </w:ins>
-      <w:del w:id="261" w:author="治輝 齋藤" w:date="2026-04-30T18:03:00Z" w16du:dateUtc="2026-04-30T09:03:00Z">
+      <w:del w:id="262" w:author="治輝 齋藤" w:date="2026-04-30T18:03:00Z" w16du:dateUtc="2026-04-30T09:03:00Z">
         <w:r>
           <w:delText>Third</w:delText>
         </w:r>
@@ -4214,19 +4195,19 @@
       <w:r>
         <w:t xml:space="preserve">, important unmeasured confounders—including individual-level socioeconomic status, healthcare access (e.g., prefectural orthopedic surgeon density, distance to emergency hospitals), nutritional status (calcium and vitamin D intake), bone mineral density (BMD), </w:t>
       </w:r>
-      <w:commentRangeStart w:id="262"/>
-      <w:ins w:id="263" w:author="治輝 齋藤" w:date="2026-04-30T18:09:00Z" w16du:dateUtc="2026-04-30T09:09:00Z">
+      <w:commentRangeStart w:id="263"/>
+      <w:ins w:id="264" w:author="治輝 齋藤" w:date="2026-04-30T18:09:00Z" w16du:dateUtc="2026-04-30T09:09:00Z">
         <w:r>
           <w:t xml:space="preserve">climate (snowfall and icing), </w:t>
         </w:r>
-        <w:commentRangeEnd w:id="262"/>
+        <w:commentRangeEnd w:id="263"/>
         <w:r>
           <w:rPr>
             <w:rStyle w:val="af2"/>
             <w:sz w:val="24"/>
             <w:szCs w:val="24"/>
           </w:rPr>
-          <w:commentReference w:id="262"/>
+          <w:commentReference w:id="263"/>
         </w:r>
       </w:ins>
       <w:r>
@@ -4238,8 +4219,8 @@
         <w:pStyle w:val="a0"/>
         <w:spacing w:line="360" w:lineRule="auto"/>
       </w:pPr>
-      <w:commentRangeStart w:id="264"/>
-      <w:ins w:id="265" w:author="治輝 齋藤" w:date="2026-04-30T20:36:00Z" w16du:dateUtc="2026-04-30T11:36:00Z">
+      <w:commentRangeStart w:id="265"/>
+      <w:ins w:id="266" w:author="治輝 齋藤" w:date="2026-04-30T20:36:00Z" w16du:dateUtc="2026-04-30T11:36:00Z">
         <w:r>
           <w:rPr>
             <w:lang w:eastAsia="ja-JP"/>
@@ -4254,8 +4235,8 @@
           <w:t>to the nominal `&lt;10` range. Therefore, these SIR/ISR analyses should be interpreted as robustness checks rather than definitive age-standardized estimates.</w:t>
         </w:r>
       </w:ins>
-      <w:commentRangeEnd w:id="264"/>
-      <w:ins w:id="266" w:author="治輝 齋藤" w:date="2026-04-30T20:37:00Z" w16du:dateUtc="2026-04-30T11:37:00Z">
+      <w:commentRangeEnd w:id="265"/>
+      <w:ins w:id="267" w:author="治輝 齋藤" w:date="2026-04-30T20:37:00Z" w16du:dateUtc="2026-04-30T11:37:00Z">
         <w:r>
           <w:rPr>
             <w:rStyle w:val="af2"/>
@@ -4263,10 +4244,10 @@
             <w:szCs w:val="24"/>
             <w:lang w:eastAsia="ja-JP"/>
           </w:rPr>
-          <w:commentReference w:id="264"/>
+          <w:commentReference w:id="265"/>
         </w:r>
       </w:ins>
-      <w:ins w:id="267" w:author="治輝 齋藤" w:date="2026-04-30T20:36:00Z" w16du:dateUtc="2026-04-30T11:36:00Z">
+      <w:ins w:id="268" w:author="治輝 齋藤" w:date="2026-04-30T20:36:00Z" w16du:dateUtc="2026-04-30T11:36:00Z">
         <w:r>
           <w:rPr>
             <w:lang w:eastAsia="ja-JP"/>
@@ -4281,7 +4262,7 @@
           <w:t>Six</w:t>
         </w:r>
       </w:ins>
-      <w:ins w:id="268" w:author="治輝 齋藤" w:date="2026-04-30T18:04:00Z" w16du:dateUtc="2026-04-30T09:04:00Z">
+      <w:ins w:id="269" w:author="治輝 齋藤" w:date="2026-04-30T18:04:00Z" w16du:dateUtc="2026-04-30T09:04:00Z">
         <w:r>
           <w:rPr>
             <w:rFonts w:hint="eastAsia"/>
@@ -4290,7 +4271,7 @@
           <w:t>th</w:t>
         </w:r>
       </w:ins>
-      <w:del w:id="269" w:author="治輝 齋藤" w:date="2026-04-30T18:04:00Z" w16du:dateUtc="2026-04-30T09:04:00Z">
+      <w:del w:id="270" w:author="治輝 齋藤" w:date="2026-04-30T18:04:00Z" w16du:dateUtc="2026-04-30T09:04:00Z">
         <w:r>
           <w:delText>Fourth</w:delText>
         </w:r>
@@ -4298,8 +4279,8 @@
       <w:r>
         <w:t xml:space="preserve">, the walking speed variable was based on self-reported habitual walking speed in the Specific Health Checkup questionnaire, administered to individuals aged 40–74 years, </w:t>
       </w:r>
-      <w:commentRangeStart w:id="270"/>
-      <w:ins w:id="271" w:author="治輝 齋藤" w:date="2026-04-30T19:05:00Z" w16du:dateUtc="2026-04-30T10:05:00Z">
+      <w:commentRangeStart w:id="271"/>
+      <w:ins w:id="272" w:author="治輝 齋藤" w:date="2026-04-30T19:05:00Z" w16du:dateUtc="2026-04-30T10:05:00Z">
         <w:r>
           <w:rPr>
             <w:rFonts w:hint="eastAsia"/>
@@ -4308,7 +4289,7 @@
           <w:t>because</w:t>
         </w:r>
       </w:ins>
-      <w:ins w:id="272" w:author="治輝 齋藤" w:date="2026-04-30T19:04:00Z" w16du:dateUtc="2026-04-30T10:04:00Z">
+      <w:ins w:id="273" w:author="治輝 齋藤" w:date="2026-04-30T19:04:00Z" w16du:dateUtc="2026-04-30T10:04:00Z">
         <w:r>
           <w:t xml:space="preserve"> publicly available prefecture-level data were limited to individuals aged 40–74 years in the current NDB Open Data</w:t>
         </w:r>
@@ -4320,34 +4301,34 @@
           <w:t>.</w:t>
         </w:r>
       </w:ins>
-      <w:ins w:id="273" w:author="治輝 齋藤" w:date="2026-04-30T18:45:00Z" w16du:dateUtc="2026-04-30T09:45:00Z">
+      <w:ins w:id="274" w:author="治輝 齋藤" w:date="2026-04-30T18:45:00Z" w16du:dateUtc="2026-04-30T09:45:00Z">
         <w:r>
           <w:t xml:space="preserve"> This variable </w:t>
         </w:r>
       </w:ins>
-      <w:del w:id="274" w:author="治輝 齋藤" w:date="2026-04-30T18:45:00Z" w16du:dateUtc="2026-04-30T09:45:00Z">
+      <w:del w:id="275" w:author="治輝 齋藤" w:date="2026-04-30T18:45:00Z" w16du:dateUtc="2026-04-30T09:45:00Z">
         <w:r>
           <w:delText>which</w:delText>
         </w:r>
       </w:del>
-      <w:commentRangeEnd w:id="270"/>
+      <w:commentRangeEnd w:id="271"/>
       <w:r>
         <w:rPr>
           <w:rStyle w:val="af2"/>
           <w:sz w:val="24"/>
           <w:szCs w:val="24"/>
         </w:rPr>
-        <w:commentReference w:id="270"/>
+        <w:commentReference w:id="271"/>
       </w:r>
       <w:r>
         <w:t xml:space="preserve"> may not accurately represent the functional capacity of the oldest-old (≥75 years) at highest fracture risk</w:t>
       </w:r>
-      <w:ins w:id="275" w:author="治輝 齋藤" w:date="2026-04-30T18:45:00Z" w16du:dateUtc="2026-04-30T09:45:00Z">
+      <w:ins w:id="276" w:author="治輝 齋藤" w:date="2026-04-30T18:45:00Z" w16du:dateUtc="2026-04-30T09:45:00Z">
         <w:r>
           <w:t>, and its direct relevance to hip fracture occurrence is likely limited at this ecological resolution</w:t>
         </w:r>
       </w:ins>
-      <w:ins w:id="276" w:author="治輝 齋藤" w:date="2026-05-19T12:38:00Z" w16du:dateUtc="2026-05-19T03:38:00Z">
+      <w:ins w:id="277" w:author="治輝 齋藤" w:date="2026-05-19T12:38:00Z" w16du:dateUtc="2026-05-19T03:38:00Z">
         <w:r>
           <w:rPr>
             <w:rFonts w:hint="eastAsia"/>
@@ -4355,22 +4336,22 @@
           </w:rPr>
           <w:t xml:space="preserve">. </w:t>
         </w:r>
-        <w:commentRangeStart w:id="277"/>
+        <w:commentRangeStart w:id="278"/>
         <w:r>
           <w:t>Moreover, this self-reported fast-walking indicator primarily reflects perceived walking capacity rather than actual walking volume or direct slope-specific exposure in daily life</w:t>
         </w:r>
-        <w:commentRangeEnd w:id="277"/>
+        <w:commentRangeEnd w:id="278"/>
         <w:r>
           <w:rPr>
             <w:rStyle w:val="af2"/>
           </w:rPr>
-          <w:commentReference w:id="277"/>
+          <w:commentReference w:id="278"/>
         </w:r>
       </w:ins>
       <w:r>
         <w:t xml:space="preserve">. This self-reported measure may be subject to non-differential measurement error, biasing our estimates toward the null. </w:t>
       </w:r>
-      <w:ins w:id="278" w:author="治輝 齋藤" w:date="2026-04-30T18:04:00Z" w16du:dateUtc="2026-04-30T09:04:00Z">
+      <w:ins w:id="279" w:author="治輝 齋藤" w:date="2026-04-30T18:04:00Z" w16du:dateUtc="2026-04-30T09:04:00Z">
         <w:r>
           <w:rPr>
             <w:rFonts w:hint="eastAsia"/>
@@ -4379,7 +4360,7 @@
           <w:t>S</w:t>
         </w:r>
       </w:ins>
-      <w:ins w:id="279" w:author="治輝 齋藤" w:date="2026-04-30T20:36:00Z" w16du:dateUtc="2026-04-30T11:36:00Z">
+      <w:ins w:id="280" w:author="治輝 齋藤" w:date="2026-04-30T20:36:00Z" w16du:dateUtc="2026-04-30T11:36:00Z">
         <w:r>
           <w:rPr>
             <w:rFonts w:hint="eastAsia"/>
@@ -4388,7 +4369,7 @@
           <w:t>even</w:t>
         </w:r>
       </w:ins>
-      <w:ins w:id="280" w:author="治輝 齋藤" w:date="2026-04-30T18:04:00Z" w16du:dateUtc="2026-04-30T09:04:00Z">
+      <w:ins w:id="281" w:author="治輝 齋藤" w:date="2026-04-30T18:04:00Z" w16du:dateUtc="2026-04-30T09:04:00Z">
         <w:r>
           <w:rPr>
             <w:rFonts w:hint="eastAsia"/>
@@ -4397,7 +4378,7 @@
           <w:t>th</w:t>
         </w:r>
       </w:ins>
-      <w:del w:id="281" w:author="治輝 齋藤" w:date="2026-04-30T18:04:00Z" w16du:dateUtc="2026-04-30T09:04:00Z">
+      <w:del w:id="282" w:author="治輝 齋藤" w:date="2026-04-30T18:04:00Z" w16du:dateUtc="2026-04-30T09:04:00Z">
         <w:r>
           <w:delText>Fifth</w:delText>
         </w:r>
@@ -4411,7 +4392,7 @@
         <w:pStyle w:val="a0"/>
         <w:spacing w:line="360" w:lineRule="auto"/>
       </w:pPr>
-      <w:ins w:id="282" w:author="治輝 齋藤" w:date="2026-04-30T20:36:00Z" w16du:dateUtc="2026-04-30T11:36:00Z">
+      <w:ins w:id="283" w:author="治輝 齋藤" w:date="2026-04-30T20:36:00Z" w16du:dateUtc="2026-04-30T11:36:00Z">
         <w:r>
           <w:rPr>
             <w:rFonts w:hint="eastAsia"/>
@@ -4420,7 +4401,7 @@
           <w:t>Eigh</w:t>
         </w:r>
       </w:ins>
-      <w:ins w:id="283" w:author="治輝 齋藤" w:date="2026-04-30T18:04:00Z" w16du:dateUtc="2026-04-30T09:04:00Z">
+      <w:ins w:id="284" w:author="治輝 齋藤" w:date="2026-04-30T18:04:00Z" w16du:dateUtc="2026-04-30T09:04:00Z">
         <w:r>
           <w:rPr>
             <w:rFonts w:hint="eastAsia"/>
@@ -4429,7 +4410,7 @@
           <w:t>th</w:t>
         </w:r>
       </w:ins>
-      <w:del w:id="284" w:author="治輝 齋藤" w:date="2026-04-30T18:04:00Z" w16du:dateUtc="2026-04-30T09:04:00Z">
+      <w:del w:id="285" w:author="治輝 齋藤" w:date="2026-04-30T18:04:00Z" w16du:dateUtc="2026-04-30T09:04:00Z">
         <w:r>
           <w:delText>Sixth</w:delText>
         </w:r>
@@ -4454,7 +4435,7 @@
         </w:rPr>
         <w:t xml:space="preserve"> </w:t>
       </w:r>
-      <w:ins w:id="285" w:author="治輝 齋藤" w:date="2026-04-30T20:36:00Z" w16du:dateUtc="2026-04-30T11:36:00Z">
+      <w:ins w:id="286" w:author="治輝 齋藤" w:date="2026-04-30T20:36:00Z" w16du:dateUtc="2026-04-30T11:36:00Z">
         <w:r>
           <w:rPr>
             <w:rFonts w:hint="eastAsia"/>
@@ -4463,7 +4444,7 @@
           <w:t>Nin</w:t>
         </w:r>
       </w:ins>
-      <w:ins w:id="286" w:author="治輝 齋藤" w:date="2026-04-30T18:04:00Z" w16du:dateUtc="2026-04-30T09:04:00Z">
+      <w:ins w:id="287" w:author="治輝 齋藤" w:date="2026-04-30T18:04:00Z" w16du:dateUtc="2026-04-30T09:04:00Z">
         <w:r>
           <w:rPr>
             <w:rFonts w:hint="eastAsia"/>
@@ -4472,7 +4453,7 @@
           <w:t>th</w:t>
         </w:r>
       </w:ins>
-      <w:del w:id="287" w:author="治輝 齋藤" w:date="2026-04-30T18:04:00Z" w16du:dateUtc="2026-04-30T09:04:00Z">
+      <w:del w:id="288" w:author="治輝 齋藤" w:date="2026-04-30T18:04:00Z" w16du:dateUtc="2026-04-30T09:04:00Z">
         <w:r>
           <w:rPr>
             <w:rFonts w:hint="eastAsia"/>
@@ -4492,7 +4473,7 @@
         <w:t xml:space="preserve"> sex- and gender-stratified outcome tables were not available in the prefecture-level NDB Open Data extracts used here; findings therefore describe aggregate populations and should be interpreted with this limitation in mind.</w:t>
       </w:r>
     </w:p>
-    <w:bookmarkEnd w:id="256"/>
+    <w:bookmarkEnd w:id="257"/>
     <w:p>
       <w:pPr>
         <w:spacing w:line="360" w:lineRule="auto"/>
@@ -4508,9 +4489,9 @@
         <w:pStyle w:val="1"/>
         <w:spacing w:line="360" w:lineRule="auto"/>
       </w:pPr>
-      <w:bookmarkStart w:id="288" w:name="conclusions-1"/>
-      <w:bookmarkEnd w:id="183"/>
-      <w:bookmarkEnd w:id="255"/>
+      <w:bookmarkStart w:id="289" w:name="conclusions-1"/>
+      <w:bookmarkEnd w:id="184"/>
+      <w:bookmarkEnd w:id="256"/>
       <w:r>
         <w:lastRenderedPageBreak/>
         <w:t>Conclusions</w:t>
@@ -4527,8 +4508,8 @@
       <w:r>
         <w:t xml:space="preserve"> slope </w:t>
       </w:r>
-      <w:commentRangeStart w:id="289"/>
-      <w:ins w:id="290" w:author="治輝 齋藤" w:date="2026-04-30T19:20:00Z" w16du:dateUtc="2026-04-30T10:20:00Z">
+      <w:commentRangeStart w:id="290"/>
+      <w:ins w:id="291" w:author="治輝 齋藤" w:date="2026-04-30T19:20:00Z" w16du:dateUtc="2026-04-30T10:20:00Z">
         <w:r>
           <w:rPr>
             <w:rFonts w:hint="eastAsia"/>
@@ -4537,19 +4518,19 @@
           <w:t>was</w:t>
         </w:r>
       </w:ins>
-      <w:del w:id="291" w:author="治輝 齋藤" w:date="2026-04-30T19:20:00Z" w16du:dateUtc="2026-04-30T10:20:00Z">
+      <w:del w:id="292" w:author="治輝 齋藤" w:date="2026-04-30T19:20:00Z" w16du:dateUtc="2026-04-30T10:20:00Z">
         <w:r>
           <w:delText>remained</w:delText>
         </w:r>
       </w:del>
-      <w:commentRangeEnd w:id="289"/>
+      <w:commentRangeEnd w:id="290"/>
       <w:r>
         <w:rPr>
           <w:rStyle w:val="af2"/>
           <w:sz w:val="24"/>
           <w:szCs w:val="24"/>
         </w:rPr>
-        <w:commentReference w:id="289"/>
+        <w:commentReference w:id="290"/>
       </w:r>
       <w:r>
         <w:t xml:space="preserve"> positively</w:t>
@@ -4566,7 +4547,7 @@
       <w:r>
         <w:t>; conventional *p* = 0.043)</w:t>
       </w:r>
-      <w:ins w:id="292" w:author="治輝 齋藤" w:date="2026-05-19T12:38:00Z" w16du:dateUtc="2026-05-19T03:38:00Z">
+      <w:ins w:id="293" w:author="治輝 齋藤" w:date="2026-05-19T12:38:00Z" w16du:dateUtc="2026-05-19T03:38:00Z">
         <w:r>
           <w:t>, whereas heteroskedasticity-robust and bootstrap uncertainty quantification yielded borderline support compatible with no association at α = 0.05</w:t>
         </w:r>
@@ -4581,8 +4562,8 @@
       <w:r>
         <w:t xml:space="preserve"> </w:t>
       </w:r>
-      <w:commentRangeStart w:id="293"/>
-      <w:ins w:id="294" w:author="治輝 齋藤" w:date="2026-05-19T12:39:00Z" w16du:dateUtc="2026-05-19T03:39:00Z">
+      <w:commentRangeStart w:id="294"/>
+      <w:ins w:id="295" w:author="治輝 齋藤" w:date="2026-05-19T12:39:00Z" w16du:dateUtc="2026-05-19T03:39:00Z">
         <w:r>
           <w:t>Given the limited ecological sample size (N = 47), these findings should be interpreted as suggestive rather than confirmatory.</w:t>
         </w:r>
@@ -4593,12 +4574,12 @@
           </w:rPr>
           <w:t xml:space="preserve"> </w:t>
         </w:r>
-        <w:commentRangeEnd w:id="293"/>
+        <w:commentRangeEnd w:id="294"/>
         <w:r>
           <w:rPr>
             <w:rStyle w:val="af2"/>
           </w:rPr>
-          <w:commentReference w:id="293"/>
+          <w:commentReference w:id="294"/>
         </w:r>
       </w:ins>
       <w:r>
@@ -4610,7 +4591,7 @@
       <w:r>
         <w:t xml:space="preserve"> was specific to hip fractures, with no significant relationship observed for humerus or forearm fractures</w:t>
       </w:r>
-      <w:ins w:id="295" w:author="治輝 齋藤" w:date="2026-05-19T12:39:00Z" w16du:dateUtc="2026-05-19T03:39:00Z">
+      <w:ins w:id="296" w:author="治輝 齋藤" w:date="2026-05-19T12:39:00Z" w16du:dateUtc="2026-05-19T03:39:00Z">
         <w:r>
           <w:t>, consistent with biomechanical hypotheses emphasizing lateral falls and trochanteric loading on sloped terrain</w:t>
         </w:r>
@@ -4773,8 +4754,8 @@
         <w:pStyle w:val="1"/>
         <w:spacing w:line="360" w:lineRule="auto"/>
       </w:pPr>
-      <w:bookmarkStart w:id="296" w:name="references"/>
-      <w:bookmarkEnd w:id="288"/>
+      <w:bookmarkStart w:id="297" w:name="references"/>
+      <w:bookmarkEnd w:id="289"/>
       <w:r>
         <w:lastRenderedPageBreak/>
         <w:t>References</w:t>
@@ -5833,8 +5814,8 @@
           <w:szCs w:val="40"/>
         </w:rPr>
       </w:pPr>
-      <w:bookmarkStart w:id="297" w:name="tables-and-figures"/>
-      <w:bookmarkEnd w:id="296"/>
+      <w:bookmarkStart w:id="298" w:name="tables-and-figures"/>
+      <w:bookmarkEnd w:id="297"/>
       <w:r>
         <w:br w:type="page"/>
       </w:r>
@@ -5852,7 +5833,7 @@
       <w:pPr>
         <w:pStyle w:val="2"/>
       </w:pPr>
-      <w:bookmarkStart w:id="298" w:name="Xd12e5d2fabb7f7da04933f49b094ec2cca003f6"/>
+      <w:bookmarkStart w:id="299" w:name="Xd12e5d2fabb7f7da04933f49b094ec2cca003f6"/>
       <w:r>
         <w:t>Table 1. Descriptive Statistics of Prefecture-Level Variables (N = 47)</w:t>
       </w:r>
@@ -8872,8 +8853,8 @@
           <w:szCs w:val="32"/>
         </w:rPr>
       </w:pPr>
-      <w:bookmarkStart w:id="299" w:name="Xc4d8efe96bb5dc084b3a6055df59151a4b74ad0"/>
-      <w:bookmarkEnd w:id="298"/>
+      <w:bookmarkStart w:id="300" w:name="Xc4d8efe96bb5dc084b3a6055df59151a4b74ad0"/>
+      <w:bookmarkEnd w:id="299"/>
       <w:r>
         <w:br w:type="page"/>
       </w:r>
@@ -10018,8 +9999,8 @@
           <w:szCs w:val="32"/>
         </w:rPr>
       </w:pPr>
-      <w:bookmarkStart w:id="300" w:name="X6fac7f2e493ef5b618f5ac39729b4328cfa1bc7"/>
-      <w:bookmarkEnd w:id="299"/>
+      <w:bookmarkStart w:id="301" w:name="X6fac7f2e493ef5b618f5ac39729b4328cfa1bc7"/>
+      <w:bookmarkEnd w:id="300"/>
       <w:r>
         <w:br w:type="page"/>
       </w:r>
@@ -10837,8 +10818,8 @@
           <w:szCs w:val="32"/>
         </w:rPr>
       </w:pPr>
-      <w:bookmarkStart w:id="301" w:name="Xdeb87af7aa3e82ca70e47e493f4f841d319d1c1"/>
-      <w:bookmarkEnd w:id="300"/>
+      <w:bookmarkStart w:id="302" w:name="Xdeb87af7aa3e82ca70e47e493f4f841d319d1c1"/>
+      <w:bookmarkEnd w:id="301"/>
       <w:r>
         <w:br w:type="page"/>
       </w:r>
@@ -11464,7 +11445,7 @@
       <w:pPr>
         <w:pStyle w:val="a0"/>
         <w:rPr>
-          <w:ins w:id="302" w:author="治輝 齋藤" w:date="2026-05-19T12:41:00Z" w16du:dateUtc="2026-05-19T03:41:00Z"/>
+          <w:ins w:id="303" w:author="治輝 齋藤" w:date="2026-05-19T12:41:00Z" w16du:dateUtc="2026-05-19T03:41:00Z"/>
         </w:rPr>
       </w:pPr>
       <w:r>
@@ -11480,10 +11461,10 @@
     <w:p>
       <w:pPr>
         <w:rPr>
-          <w:ins w:id="303" w:author="治輝 齋藤" w:date="2026-05-19T12:41:00Z" w16du:dateUtc="2026-05-19T03:41:00Z"/>
-        </w:rPr>
-      </w:pPr>
-      <w:ins w:id="304" w:author="治輝 齋藤" w:date="2026-05-19T12:41:00Z" w16du:dateUtc="2026-05-19T03:41:00Z">
+          <w:ins w:id="304" w:author="治輝 齋藤" w:date="2026-05-19T12:41:00Z" w16du:dateUtc="2026-05-19T03:41:00Z"/>
+        </w:rPr>
+      </w:pPr>
+      <w:ins w:id="305" w:author="治輝 齋藤" w:date="2026-05-19T12:41:00Z" w16du:dateUtc="2026-05-19T03:41:00Z">
         <w:r>
           <w:pict w14:anchorId="14EA81B3">
             <v:rect id="_x0000_i1040" style="width:0;height:1.5pt" o:hralign="center" o:hrstd="t" o:hr="t"/>
@@ -11495,14 +11476,14 @@
       <w:pPr>
         <w:pStyle w:val="2"/>
         <w:rPr>
-          <w:ins w:id="305" w:author="治輝 齋藤" w:date="2026-05-19T12:41:00Z" w16du:dateUtc="2026-05-19T03:41:00Z"/>
-        </w:rPr>
-      </w:pPr>
-      <w:ins w:id="306" w:author="治輝 齋藤" w:date="2026-05-19T12:41:00Z" w16du:dateUtc="2026-05-19T03:41:00Z">
+          <w:ins w:id="306" w:author="治輝 齋藤" w:date="2026-05-19T12:41:00Z" w16du:dateUtc="2026-05-19T03:41:00Z"/>
+        </w:rPr>
+      </w:pPr>
+      <w:ins w:id="307" w:author="治輝 齋藤" w:date="2026-05-19T12:41:00Z" w16du:dateUtc="2026-05-19T03:41:00Z">
         <w:r>
           <w:br w:type="page"/>
         </w:r>
-        <w:commentRangeStart w:id="307"/>
+        <w:commentRangeStart w:id="308"/>
         <w:r>
           <w:lastRenderedPageBreak/>
           <w:t>Table 5. Indirect Standardization Sensitivity Analysis: Multivariable Linear Regression of Indirectly Standardized Hip (Femur) Surgery Rate on Terrain Slope (N = 47)</w:t>
@@ -11525,7 +11506,7 @@
         <w:trPr>
           <w:cnfStyle w:val="100000000000" w:firstRow="1" w:lastRow="0" w:firstColumn="0" w:lastColumn="0" w:oddVBand="0" w:evenVBand="0" w:oddHBand="0" w:evenHBand="0" w:firstRowFirstColumn="0" w:firstRowLastColumn="0" w:lastRowFirstColumn="0" w:lastRowLastColumn="0"/>
           <w:tblHeader/>
-          <w:ins w:id="308" w:author="治輝 齋藤" w:date="2026-05-19T12:41:00Z"/>
+          <w:ins w:id="309" w:author="治輝 齋藤" w:date="2026-05-19T12:41:00Z"/>
         </w:trPr>
         <w:tc>
           <w:tcPr>
@@ -11535,10 +11516,10 @@
             <w:pPr>
               <w:spacing w:before="36" w:after="36"/>
               <w:rPr>
-                <w:ins w:id="309" w:author="治輝 齋藤" w:date="2026-05-19T12:41:00Z" w16du:dateUtc="2026-05-19T03:41:00Z"/>
-              </w:rPr>
-            </w:pPr>
-            <w:ins w:id="310" w:author="治輝 齋藤" w:date="2026-05-19T12:41:00Z" w16du:dateUtc="2026-05-19T03:41:00Z">
+                <w:ins w:id="310" w:author="治輝 齋藤" w:date="2026-05-19T12:41:00Z" w16du:dateUtc="2026-05-19T03:41:00Z"/>
+              </w:rPr>
+            </w:pPr>
+            <w:ins w:id="311" w:author="治輝 齋藤" w:date="2026-05-19T12:41:00Z" w16du:dateUtc="2026-05-19T03:41:00Z">
               <w:r>
                 <w:rPr>
                   <w:b/>
@@ -11574,10 +11555,10 @@
             <w:pPr>
               <w:spacing w:before="36" w:after="36"/>
               <w:rPr>
-                <w:ins w:id="311" w:author="治輝 齋藤" w:date="2026-05-19T12:41:00Z" w16du:dateUtc="2026-05-19T03:41:00Z"/>
-              </w:rPr>
-            </w:pPr>
-            <w:ins w:id="312" w:author="治輝 齋藤" w:date="2026-05-19T12:41:00Z" w16du:dateUtc="2026-05-19T03:41:00Z">
+                <w:ins w:id="312" w:author="治輝 齋藤" w:date="2026-05-19T12:41:00Z" w16du:dateUtc="2026-05-19T03:41:00Z"/>
+              </w:rPr>
+            </w:pPr>
+            <w:ins w:id="313" w:author="治輝 齋藤" w:date="2026-05-19T12:41:00Z" w16du:dateUtc="2026-05-19T03:41:00Z">
               <w:r>
                 <w:rPr>
                   <w:b/>
@@ -11599,10 +11580,10 @@
             <w:pPr>
               <w:spacing w:before="36" w:after="36"/>
               <w:rPr>
-                <w:ins w:id="313" w:author="治輝 齋藤" w:date="2026-05-19T12:41:00Z" w16du:dateUtc="2026-05-19T03:41:00Z"/>
-              </w:rPr>
-            </w:pPr>
-            <w:ins w:id="314" w:author="治輝 齋藤" w:date="2026-05-19T12:41:00Z" w16du:dateUtc="2026-05-19T03:41:00Z">
+                <w:ins w:id="314" w:author="治輝 齋藤" w:date="2026-05-19T12:41:00Z" w16du:dateUtc="2026-05-19T03:41:00Z"/>
+              </w:rPr>
+            </w:pPr>
+            <w:ins w:id="315" w:author="治輝 齋藤" w:date="2026-05-19T12:41:00Z" w16du:dateUtc="2026-05-19T03:41:00Z">
               <w:r>
                 <w:rPr>
                   <w:b/>
@@ -11618,7 +11599,7 @@
       </w:tr>
       <w:tr>
         <w:trPr>
-          <w:ins w:id="315" w:author="治輝 齋藤" w:date="2026-05-19T12:41:00Z"/>
+          <w:ins w:id="316" w:author="治輝 齋藤" w:date="2026-05-19T12:41:00Z"/>
         </w:trPr>
         <w:tc>
           <w:tcPr>
@@ -11628,10 +11609,10 @@
             <w:pPr>
               <w:spacing w:before="36" w:after="36"/>
               <w:rPr>
-                <w:ins w:id="316" w:author="治輝 齋藤" w:date="2026-05-19T12:41:00Z" w16du:dateUtc="2026-05-19T03:41:00Z"/>
-              </w:rPr>
-            </w:pPr>
-            <w:ins w:id="317" w:author="治輝 齋藤" w:date="2026-05-19T12:41:00Z" w16du:dateUtc="2026-05-19T03:41:00Z">
+                <w:ins w:id="317" w:author="治輝 齋藤" w:date="2026-05-19T12:41:00Z" w16du:dateUtc="2026-05-19T03:41:00Z"/>
+              </w:rPr>
+            </w:pPr>
+            <w:ins w:id="318" w:author="治輝 齋藤" w:date="2026-05-19T12:41:00Z" w16du:dateUtc="2026-05-19T03:41:00Z">
               <w:r>
                 <w:rPr>
                   <w:rFonts w:ascii="Consolas" w:hAnsi="Consolas"/>
@@ -11654,10 +11635,10 @@
             <w:pPr>
               <w:spacing w:before="36" w:after="36"/>
               <w:rPr>
-                <w:ins w:id="318" w:author="治輝 齋藤" w:date="2026-05-19T12:41:00Z" w16du:dateUtc="2026-05-19T03:41:00Z"/>
-              </w:rPr>
-            </w:pPr>
-            <w:ins w:id="319" w:author="治輝 齋藤" w:date="2026-05-19T12:41:00Z" w16du:dateUtc="2026-05-19T03:41:00Z">
+                <w:ins w:id="319" w:author="治輝 齋藤" w:date="2026-05-19T12:41:00Z" w16du:dateUtc="2026-05-19T03:41:00Z"/>
+              </w:rPr>
+            </w:pPr>
+            <w:ins w:id="320" w:author="治輝 齋藤" w:date="2026-05-19T12:41:00Z" w16du:dateUtc="2026-05-19T03:41:00Z">
               <w:r>
                 <w:rPr>
                   <w:b/>
@@ -11676,10 +11657,10 @@
             <w:pPr>
               <w:spacing w:before="36" w:after="36"/>
               <w:rPr>
-                <w:ins w:id="320" w:author="治輝 齋藤" w:date="2026-05-19T12:41:00Z" w16du:dateUtc="2026-05-19T03:41:00Z"/>
-              </w:rPr>
-            </w:pPr>
-            <w:ins w:id="321" w:author="治輝 齋藤" w:date="2026-05-19T12:41:00Z" w16du:dateUtc="2026-05-19T03:41:00Z">
+                <w:ins w:id="321" w:author="治輝 齋藤" w:date="2026-05-19T12:41:00Z" w16du:dateUtc="2026-05-19T03:41:00Z"/>
+              </w:rPr>
+            </w:pPr>
+            <w:ins w:id="322" w:author="治輝 齋藤" w:date="2026-05-19T12:41:00Z" w16du:dateUtc="2026-05-19T03:41:00Z">
               <w:r>
                 <w:rPr>
                   <w:b/>
@@ -11693,7 +11674,7 @@
       </w:tr>
       <w:tr>
         <w:trPr>
-          <w:ins w:id="322" w:author="治輝 齋藤" w:date="2026-05-19T12:41:00Z"/>
+          <w:ins w:id="323" w:author="治輝 齋藤" w:date="2026-05-19T12:41:00Z"/>
         </w:trPr>
         <w:tc>
           <w:tcPr>
@@ -11703,10 +11684,10 @@
             <w:pPr>
               <w:spacing w:before="36" w:after="36"/>
               <w:rPr>
-                <w:ins w:id="323" w:author="治輝 齋藤" w:date="2026-05-19T12:41:00Z" w16du:dateUtc="2026-05-19T03:41:00Z"/>
-              </w:rPr>
-            </w:pPr>
-            <w:ins w:id="324" w:author="治輝 齋藤" w:date="2026-05-19T12:41:00Z" w16du:dateUtc="2026-05-19T03:41:00Z">
+                <w:ins w:id="324" w:author="治輝 齋藤" w:date="2026-05-19T12:41:00Z" w16du:dateUtc="2026-05-19T03:41:00Z"/>
+              </w:rPr>
+            </w:pPr>
+            <w:ins w:id="325" w:author="治輝 齋藤" w:date="2026-05-19T12:41:00Z" w16du:dateUtc="2026-05-19T03:41:00Z">
               <w:r>
                 <w:rPr>
                   <w:rFonts w:ascii="Consolas" w:hAnsi="Consolas"/>
@@ -11729,10 +11710,10 @@
             <w:pPr>
               <w:spacing w:before="36" w:after="36"/>
               <w:rPr>
-                <w:ins w:id="325" w:author="治輝 齋藤" w:date="2026-05-19T12:41:00Z" w16du:dateUtc="2026-05-19T03:41:00Z"/>
-              </w:rPr>
-            </w:pPr>
-            <w:ins w:id="326" w:author="治輝 齋藤" w:date="2026-05-19T12:41:00Z" w16du:dateUtc="2026-05-19T03:41:00Z">
+                <w:ins w:id="326" w:author="治輝 齋藤" w:date="2026-05-19T12:41:00Z" w16du:dateUtc="2026-05-19T03:41:00Z"/>
+              </w:rPr>
+            </w:pPr>
+            <w:ins w:id="327" w:author="治輝 齋藤" w:date="2026-05-19T12:41:00Z" w16du:dateUtc="2026-05-19T03:41:00Z">
               <w:r>
                 <w:rPr>
                   <w:b/>
@@ -11751,10 +11732,10 @@
             <w:pPr>
               <w:spacing w:before="36" w:after="36"/>
               <w:rPr>
-                <w:ins w:id="327" w:author="治輝 齋藤" w:date="2026-05-19T12:41:00Z" w16du:dateUtc="2026-05-19T03:41:00Z"/>
-              </w:rPr>
-            </w:pPr>
-            <w:ins w:id="328" w:author="治輝 齋藤" w:date="2026-05-19T12:41:00Z" w16du:dateUtc="2026-05-19T03:41:00Z">
+                <w:ins w:id="328" w:author="治輝 齋藤" w:date="2026-05-19T12:41:00Z" w16du:dateUtc="2026-05-19T03:41:00Z"/>
+              </w:rPr>
+            </w:pPr>
+            <w:ins w:id="329" w:author="治輝 齋藤" w:date="2026-05-19T12:41:00Z" w16du:dateUtc="2026-05-19T03:41:00Z">
               <w:r>
                 <w:rPr>
                   <w:b/>
@@ -11768,7 +11749,7 @@
       </w:tr>
       <w:tr>
         <w:trPr>
-          <w:ins w:id="329" w:author="治輝 齋藤" w:date="2026-05-19T12:41:00Z"/>
+          <w:ins w:id="330" w:author="治輝 齋藤" w:date="2026-05-19T12:41:00Z"/>
         </w:trPr>
         <w:tc>
           <w:tcPr>
@@ -11778,10 +11759,10 @@
             <w:pPr>
               <w:spacing w:before="36" w:after="36"/>
               <w:rPr>
-                <w:ins w:id="330" w:author="治輝 齋藤" w:date="2026-05-19T12:41:00Z" w16du:dateUtc="2026-05-19T03:41:00Z"/>
-              </w:rPr>
-            </w:pPr>
-            <w:ins w:id="331" w:author="治輝 齋藤" w:date="2026-05-19T12:41:00Z" w16du:dateUtc="2026-05-19T03:41:00Z">
+                <w:ins w:id="331" w:author="治輝 齋藤" w:date="2026-05-19T12:41:00Z" w16du:dateUtc="2026-05-19T03:41:00Z"/>
+              </w:rPr>
+            </w:pPr>
+            <w:ins w:id="332" w:author="治輝 齋藤" w:date="2026-05-19T12:41:00Z" w16du:dateUtc="2026-05-19T03:41:00Z">
               <w:r>
                 <w:rPr>
                   <w:rFonts w:ascii="Consolas" w:hAnsi="Consolas"/>
@@ -11804,10 +11785,10 @@
             <w:pPr>
               <w:spacing w:before="36" w:after="36"/>
               <w:rPr>
-                <w:ins w:id="332" w:author="治輝 齋藤" w:date="2026-05-19T12:41:00Z" w16du:dateUtc="2026-05-19T03:41:00Z"/>
-              </w:rPr>
-            </w:pPr>
-            <w:ins w:id="333" w:author="治輝 齋藤" w:date="2026-05-19T12:41:00Z" w16du:dateUtc="2026-05-19T03:41:00Z">
+                <w:ins w:id="333" w:author="治輝 齋藤" w:date="2026-05-19T12:41:00Z" w16du:dateUtc="2026-05-19T03:41:00Z"/>
+              </w:rPr>
+            </w:pPr>
+            <w:ins w:id="334" w:author="治輝 齋藤" w:date="2026-05-19T12:41:00Z" w16du:dateUtc="2026-05-19T03:41:00Z">
               <w:r>
                 <w:rPr>
                   <w:b/>
@@ -11826,10 +11807,10 @@
             <w:pPr>
               <w:spacing w:before="36" w:after="36"/>
               <w:rPr>
-                <w:ins w:id="334" w:author="治輝 齋藤" w:date="2026-05-19T12:41:00Z" w16du:dateUtc="2026-05-19T03:41:00Z"/>
-              </w:rPr>
-            </w:pPr>
-            <w:ins w:id="335" w:author="治輝 齋藤" w:date="2026-05-19T12:41:00Z" w16du:dateUtc="2026-05-19T03:41:00Z">
+                <w:ins w:id="335" w:author="治輝 齋藤" w:date="2026-05-19T12:41:00Z" w16du:dateUtc="2026-05-19T03:41:00Z"/>
+              </w:rPr>
+            </w:pPr>
+            <w:ins w:id="336" w:author="治輝 齋藤" w:date="2026-05-19T12:41:00Z" w16du:dateUtc="2026-05-19T03:41:00Z">
               <w:r>
                 <w:rPr>
                   <w:b/>
@@ -11846,10 +11827,10 @@
       <w:pPr>
         <w:pStyle w:val="2"/>
         <w:rPr>
-          <w:ins w:id="336" w:author="治輝 齋藤" w:date="2026-05-19T12:41:00Z" w16du:dateUtc="2026-05-19T03:41:00Z"/>
-        </w:rPr>
-      </w:pPr>
-      <w:ins w:id="337" w:author="治輝 齋藤" w:date="2026-05-19T12:41:00Z" w16du:dateUtc="2026-05-19T03:41:00Z">
+          <w:ins w:id="337" w:author="治輝 齋藤" w:date="2026-05-19T12:41:00Z" w16du:dateUtc="2026-05-19T03:41:00Z"/>
+        </w:rPr>
+      </w:pPr>
+      <w:ins w:id="338" w:author="治輝 齋藤" w:date="2026-05-19T12:41:00Z" w16du:dateUtc="2026-05-19T03:41:00Z">
         <w:r>
           <w:rPr>
             <w:rFonts w:asciiTheme="minorHAnsi" w:eastAsiaTheme="minorEastAsia" w:hAnsiTheme="minorHAnsi" w:cstheme="minorBidi"/>
@@ -11917,14 +11898,14 @@
           </w:rPr>
           <w:t xml:space="preserve"> &lt; 0.05 (conventional model-based standard errors). These results are sensitivity analyses only.</w:t>
         </w:r>
-        <w:commentRangeEnd w:id="307"/>
+        <w:commentRangeEnd w:id="308"/>
         <w:r>
           <w:rPr>
             <w:rStyle w:val="af2"/>
             <w:rFonts w:asciiTheme="minorHAnsi" w:eastAsiaTheme="minorEastAsia" w:hAnsiTheme="minorHAnsi" w:cstheme="minorBidi"/>
             <w:color w:val="auto"/>
           </w:rPr>
-          <w:commentReference w:id="307"/>
+          <w:commentReference w:id="308"/>
         </w:r>
       </w:ins>
     </w:p>
@@ -11932,7 +11913,7 @@
       <w:pPr>
         <w:pStyle w:val="a0"/>
         <w:rPr>
-          <w:del w:id="338" w:author="治輝 齋藤" w:date="2026-05-19T12:41:00Z" w16du:dateUtc="2026-05-19T03:41:00Z"/>
+          <w:del w:id="339" w:author="治輝 齋藤" w:date="2026-05-19T12:41:00Z" w16du:dateUtc="2026-05-19T03:41:00Z"/>
         </w:rPr>
       </w:pPr>
     </w:p>
@@ -11940,10 +11921,10 @@
       <w:pPr>
         <w:pStyle w:val="a0"/>
         <w:rPr>
-          <w:del w:id="339" w:author="治輝 齋藤" w:date="2026-05-19T12:41:00Z" w16du:dateUtc="2026-05-19T03:41:00Z"/>
-        </w:rPr>
-      </w:pPr>
-      <w:del w:id="340" w:author="治輝 齋藤" w:date="2026-05-19T12:41:00Z" w16du:dateUtc="2026-05-19T03:41:00Z">
+          <w:del w:id="340" w:author="治輝 齋藤" w:date="2026-05-19T12:41:00Z" w16du:dateUtc="2026-05-19T03:41:00Z"/>
+        </w:rPr>
+      </w:pPr>
+      <w:del w:id="341" w:author="治輝 齋藤" w:date="2026-05-19T12:41:00Z" w16du:dateUtc="2026-05-19T03:41:00Z">
         <w:r>
           <w:pict w14:anchorId="657FDAF1">
             <v:rect id="_x0000_i1041" style="width:0;height:1.5pt" o:hralign="center" o:hrstd="t" o:hr="t"/>
@@ -11960,8 +11941,8 @@
           <w:szCs w:val="32"/>
         </w:rPr>
       </w:pPr>
-      <w:bookmarkStart w:id="341" w:name="figure-legends"/>
-      <w:bookmarkEnd w:id="301"/>
+      <w:bookmarkStart w:id="342" w:name="figure-legends"/>
+      <w:bookmarkEnd w:id="302"/>
       <w:r>
         <w:br w:type="page"/>
       </w:r>
@@ -12163,8 +12144,8 @@
           <w:szCs w:val="32"/>
         </w:rPr>
       </w:pPr>
-      <w:bookmarkStart w:id="342" w:name="figure-1"/>
-      <w:bookmarkEnd w:id="341"/>
+      <w:bookmarkStart w:id="343" w:name="figure-1"/>
+      <w:bookmarkEnd w:id="342"/>
       <w:r>
         <w:br w:type="page"/>
       </w:r>
@@ -12267,8 +12248,8 @@
       <w:pPr>
         <w:pStyle w:val="2"/>
       </w:pPr>
-      <w:bookmarkStart w:id="343" w:name="figure-2"/>
-      <w:bookmarkEnd w:id="342"/>
+      <w:bookmarkStart w:id="344" w:name="figure-2"/>
+      <w:bookmarkEnd w:id="343"/>
       <w:r>
         <w:t>Figure 2</w:t>
       </w:r>
@@ -12279,8 +12260,8 @@
       </w:pPr>
     </w:p>
     <w:p>
-      <w:bookmarkStart w:id="344" w:name="figure-3"/>
-      <w:bookmarkEnd w:id="343"/>
+      <w:bookmarkStart w:id="345" w:name="figure-3"/>
+      <w:bookmarkEnd w:id="344"/>
       <w:r>
         <w:br w:type="page"/>
       </w:r>
@@ -12367,8 +12348,8 @@
           <w:szCs w:val="32"/>
         </w:rPr>
       </w:pPr>
-      <w:bookmarkStart w:id="345" w:name="figure-4"/>
-      <w:bookmarkEnd w:id="344"/>
+      <w:bookmarkStart w:id="346" w:name="figure-4"/>
+      <w:bookmarkEnd w:id="345"/>
       <w:r>
         <w:br w:type="page"/>
       </w:r>
@@ -12471,8 +12452,8 @@
       <w:pPr>
         <w:pStyle w:val="2"/>
       </w:pPr>
-      <w:bookmarkStart w:id="346" w:name="figure-5"/>
-      <w:bookmarkEnd w:id="345"/>
+      <w:bookmarkStart w:id="347" w:name="figure-5"/>
+      <w:bookmarkEnd w:id="346"/>
       <w:r>
         <w:t xml:space="preserve">Figure </w:t>
       </w:r>
@@ -12504,8 +12485,8 @@
       <w:pPr>
         <w:pStyle w:val="2"/>
       </w:pPr>
-      <w:bookmarkStart w:id="347" w:name="figure-6"/>
-      <w:bookmarkEnd w:id="346"/>
+      <w:bookmarkStart w:id="348" w:name="figure-6"/>
+      <w:bookmarkEnd w:id="347"/>
       <w:r>
         <w:t xml:space="preserve">Figure </w:t>
       </w:r>
@@ -12517,8 +12498,8 @@
         <w:t>5</w:t>
       </w:r>
     </w:p>
-    <w:bookmarkEnd w:id="297"/>
-    <w:bookmarkEnd w:id="347"/>
+    <w:bookmarkEnd w:id="298"/>
+    <w:bookmarkEnd w:id="348"/>
     <w:p>
       <w:pPr>
         <w:pStyle w:val="FirstParagraph"/>
@@ -13501,7 +13482,7 @@
       </w:r>
     </w:p>
   </w:comment>
-  <w:comment w:id="86" w:author="治輝 齋藤" w:date="2026-05-19T20:39:00Z" w:initials="治齋">
+  <w:comment w:id="90" w:author="山岸良匡" w:date="2026-05-18T23:44:00Z" w:initials="山">
     <w:p>
       <w:pPr>
         <w:pStyle w:val="af3"/>
@@ -13520,6 +13501,302 @@
           <w:rFonts w:hint="eastAsia"/>
           <w:lang w:eastAsia="ja-JP"/>
         </w:rPr>
+        <w:t>抄録の最後でこのようなことは言わない方がいい。重要なことは、「傾斜が強い県に住んでいる人では股関節骨折手術が多いが、それ以外の骨折は関係ない」ことが、明確に読者に伝わることです。それ以外の細かな情報は本文で議論すればよい。</w:t>
+      </w:r>
+    </w:p>
+  </w:comment>
+  <w:comment w:id="91" w:author="治輝 齋藤" w:date="2026-05-19T22:44:00Z" w:initials="治齋">
+    <w:p>
+      <w:pPr>
+        <w:pStyle w:val="af3"/>
+        <w:rPr>
+          <w:lang w:eastAsia="ja-JP"/>
+        </w:rPr>
+      </w:pPr>
+      <w:r>
+        <w:rPr>
+          <w:rStyle w:val="af2"/>
+        </w:rPr>
+        <w:annotationRef/>
+      </w:r>
+      <w:r>
+        <w:rPr>
+          <w:rFonts w:hint="eastAsia"/>
+          <w:lang w:eastAsia="ja-JP"/>
+        </w:rPr>
+        <w:t>抄録の最後について、</w:t>
+      </w:r>
+      <w:r>
+        <w:rPr>
+          <w:rFonts w:hint="eastAsia"/>
+          <w:lang w:eastAsia="ja-JP"/>
+        </w:rPr>
+        <w:t>「傾斜が強い県に住んでいる人では股関節骨折手術が多いが、それ以外の骨折は関係ない」</w:t>
+      </w:r>
+      <w:r>
+        <w:rPr>
+          <w:rFonts w:hint="eastAsia"/>
+          <w:lang w:eastAsia="ja-JP"/>
+        </w:rPr>
+        <w:t>旨に記載を修正しました。</w:t>
+      </w:r>
+    </w:p>
+  </w:comment>
+  <w:comment w:id="94" w:author="山岸良匡" w:date="2026-05-18T19:10:00Z" w:initials="山">
+    <w:p>
+      <w:pPr>
+        <w:pStyle w:val="af3"/>
+        <w:rPr>
+          <w:lang w:eastAsia="ja-JP"/>
+        </w:rPr>
+      </w:pPr>
+      <w:r>
+        <w:rPr>
+          <w:rStyle w:val="af2"/>
+        </w:rPr>
+        <w:annotationRef/>
+      </w:r>
+      <w:r>
+        <w:rPr>
+          <w:rFonts w:hint="eastAsia"/>
+          <w:lang w:eastAsia="ja-JP"/>
+        </w:rPr>
+        <w:t>なんとなく、傾斜地に住んでいる人の方が、坂を上ったり下りたりするので、足腰が鍛えられる気がしますが、どのようには考えられないですか？逆に傾斜地はしんどいので車を使う人が多いということもあるのでは？</w:t>
+      </w:r>
+    </w:p>
+  </w:comment>
+  <w:comment w:id="95" w:author="治輝 齋藤" w:date="2026-05-19T20:43:00Z" w:initials="治齋">
+    <w:p>
+      <w:pPr>
+        <w:pStyle w:val="af3"/>
+        <w:rPr>
+          <w:lang w:eastAsia="ja-JP"/>
+        </w:rPr>
+      </w:pPr>
+      <w:r>
+        <w:rPr>
+          <w:rStyle w:val="af2"/>
+        </w:rPr>
+        <w:annotationRef/>
+      </w:r>
+      <w:r>
+        <w:rPr>
+          <w:rFonts w:hint="eastAsia"/>
+          <w:lang w:eastAsia="ja-JP"/>
+        </w:rPr>
+        <w:t>（江口先生コメント①）</w:t>
+      </w:r>
+      <w:r>
+        <w:rPr>
+          <w:rFonts w:hint="eastAsia"/>
+          <w:lang w:eastAsia="ja-JP"/>
+        </w:rPr>
+        <w:t xml:space="preserve">hip fracture rates </w:t>
+      </w:r>
+      <w:r>
+        <w:rPr>
+          <w:rFonts w:hint="eastAsia"/>
+          <w:lang w:eastAsia="ja-JP"/>
+        </w:rPr>
+        <w:t>→</w:t>
+      </w:r>
+      <w:r>
+        <w:rPr>
+          <w:rFonts w:hint="eastAsia"/>
+          <w:lang w:eastAsia="ja-JP"/>
+        </w:rPr>
+        <w:t xml:space="preserve"> hip fracture surgery rates </w:t>
+      </w:r>
+      <w:r>
+        <w:rPr>
+          <w:rFonts w:hint="eastAsia"/>
+          <w:lang w:eastAsia="ja-JP"/>
+        </w:rPr>
+        <w:t>に修正のうえ、本文の表現も修正しました。</w:t>
+      </w:r>
+    </w:p>
+  </w:comment>
+  <w:comment w:id="105" w:author="山岸良匡" w:date="2026-05-18T19:14:00Z" w:initials="山">
+    <w:p>
+      <w:pPr>
+        <w:pStyle w:val="af3"/>
+        <w:rPr>
+          <w:lang w:eastAsia="ja-JP"/>
+        </w:rPr>
+      </w:pPr>
+      <w:r>
+        <w:rPr>
+          <w:rStyle w:val="af2"/>
+        </w:rPr>
+        <w:annotationRef/>
+      </w:r>
+      <w:r>
+        <w:rPr>
+          <w:rFonts w:hint="eastAsia"/>
+          <w:lang w:eastAsia="ja-JP"/>
+        </w:rPr>
+        <w:t>ここで県レベルというのがでてくるが、県レベルで十分なのですか？山の多い県でも実際に人々が多く住んでいるのは平野部で、山奥に住んでいる人はわずかですが、それでも代表性は担保できるのですか？</w:t>
+      </w:r>
+      <w:r>
+        <w:rPr>
+          <w:rFonts w:hint="eastAsia"/>
+          <w:lang w:eastAsia="ja-JP"/>
+        </w:rPr>
+        <w:t>limitation</w:t>
+      </w:r>
+      <w:r>
+        <w:rPr>
+          <w:rFonts w:hint="eastAsia"/>
+          <w:lang w:eastAsia="ja-JP"/>
+        </w:rPr>
+        <w:t>で少し述べられていますが、そのような欠点があっても、今回の研究を出す意義があることを</w:t>
+      </w:r>
+      <w:r>
+        <w:rPr>
+          <w:rFonts w:hint="eastAsia"/>
+          <w:lang w:eastAsia="ja-JP"/>
+        </w:rPr>
+        <w:t>discussion</w:t>
+      </w:r>
+      <w:r>
+        <w:rPr>
+          <w:rFonts w:hint="eastAsia"/>
+          <w:lang w:eastAsia="ja-JP"/>
+        </w:rPr>
+        <w:t>または</w:t>
+      </w:r>
+      <w:r>
+        <w:rPr>
+          <w:rFonts w:hint="eastAsia"/>
+          <w:lang w:eastAsia="ja-JP"/>
+        </w:rPr>
+        <w:t>conclusion</w:t>
+      </w:r>
+      <w:r>
+        <w:rPr>
+          <w:rFonts w:hint="eastAsia"/>
+          <w:lang w:eastAsia="ja-JP"/>
+        </w:rPr>
+        <w:t>で強調してください。</w:t>
+      </w:r>
+    </w:p>
+  </w:comment>
+  <w:comment w:id="106" w:author="治輝 齋藤" w:date="2026-05-19T20:44:00Z" w:initials="治齋">
+    <w:p>
+      <w:pPr>
+        <w:pStyle w:val="af3"/>
+      </w:pPr>
+      <w:r>
+        <w:rPr>
+          <w:rStyle w:val="af2"/>
+        </w:rPr>
+        <w:annotationRef/>
+      </w:r>
+      <w:r>
+        <w:rPr>
+          <w:rFonts w:hint="eastAsia"/>
+          <w:lang w:eastAsia="ja-JP"/>
+        </w:rPr>
+        <w:t>（江口先生コメント①）</w:t>
+      </w:r>
+      <w:r>
+        <w:rPr>
+          <w:lang w:eastAsia="ja-JP"/>
+        </w:rPr>
+        <w:t>terrain–fracture relationship</w:t>
+      </w:r>
+      <w:r>
+        <w:rPr>
+          <w:rFonts w:hint="eastAsia"/>
+          <w:lang w:eastAsia="ja-JP"/>
+        </w:rPr>
+        <w:t xml:space="preserve"> </w:t>
+      </w:r>
+      <w:r>
+        <w:rPr>
+          <w:rFonts w:hint="eastAsia"/>
+          <w:lang w:eastAsia="ja-JP"/>
+        </w:rPr>
+        <w:t>→</w:t>
+      </w:r>
+      <w:r>
+        <w:rPr>
+          <w:rFonts w:hint="eastAsia"/>
+          <w:lang w:eastAsia="ja-JP"/>
+        </w:rPr>
+        <w:t xml:space="preserve"> </w:t>
+      </w:r>
+      <w:r>
+        <w:rPr>
+          <w:lang w:eastAsia="ja-JP"/>
+        </w:rPr>
+        <w:t>terrain–fracture surgery relationship</w:t>
+      </w:r>
+      <w:r>
+        <w:rPr>
+          <w:rFonts w:hint="eastAsia"/>
+          <w:lang w:eastAsia="ja-JP"/>
+        </w:rPr>
+        <w:t>に修正しました。</w:t>
+      </w:r>
+    </w:p>
+  </w:comment>
+  <w:comment w:id="108" w:author="治輝 齋藤" w:date="2026-05-19T20:47:00Z" w:initials="治齋">
+    <w:p>
+      <w:pPr>
+        <w:pStyle w:val="af3"/>
+        <w:rPr>
+          <w:lang w:eastAsia="ja-JP"/>
+        </w:rPr>
+      </w:pPr>
+      <w:r>
+        <w:rPr>
+          <w:rStyle w:val="af2"/>
+        </w:rPr>
+        <w:annotationRef/>
+      </w:r>
+      <w:r>
+        <w:rPr>
+          <w:rFonts w:hint="eastAsia"/>
+          <w:lang w:eastAsia="ja-JP"/>
+        </w:rPr>
+        <w:t>（江口先生コメント①）</w:t>
+      </w:r>
+      <w:r>
+        <w:rPr>
+          <w:rFonts w:hint="eastAsia"/>
+          <w:lang w:eastAsia="ja-JP"/>
+        </w:rPr>
+        <w:t>骨折と骨折手術率の区別を整理</w:t>
+      </w:r>
+      <w:r>
+        <w:rPr>
+          <w:rFonts w:hint="eastAsia"/>
+          <w:lang w:eastAsia="ja-JP"/>
+        </w:rPr>
+        <w:t>する旨について、記載を修正しました。</w:t>
+      </w:r>
+    </w:p>
+  </w:comment>
+  <w:comment w:id="122" w:author="治輝 齋藤" w:date="2026-05-19T20:54:00Z" w:initials="治齋">
+    <w:p>
+      <w:pPr>
+        <w:pStyle w:val="af3"/>
+        <w:rPr>
+          <w:lang w:eastAsia="ja-JP"/>
+        </w:rPr>
+      </w:pPr>
+      <w:r>
+        <w:rPr>
+          <w:rStyle w:val="af2"/>
+        </w:rPr>
+        <w:annotationRef/>
+      </w:r>
+      <w:r>
+        <w:rPr>
+          <w:rFonts w:hint="eastAsia"/>
+          <w:lang w:eastAsia="ja-JP"/>
+        </w:rPr>
         <w:t>（</w:t>
       </w:r>
       <w:r>
@@ -13531,51 +13808,21 @@
       </w:r>
       <w:r>
         <w:rPr>
-          <w:lang w:eastAsia="ja-JP"/>
-        </w:rPr>
-        <w:t>forearm fractures</w:t>
-      </w:r>
-      <w:r>
-        <w:rPr>
-          <w:rFonts w:hint="eastAsia"/>
-          <w:lang w:eastAsia="ja-JP"/>
-        </w:rPr>
-        <w:t xml:space="preserve"> </w:t>
-      </w:r>
-      <w:r>
-        <w:rPr>
-          <w:rFonts w:hint="eastAsia"/>
-          <w:lang w:eastAsia="ja-JP"/>
-        </w:rPr>
-        <w:t>→</w:t>
-      </w:r>
-      <w:r>
-        <w:rPr>
-          <w:rFonts w:hint="eastAsia"/>
-          <w:lang w:eastAsia="ja-JP"/>
-        </w:rPr>
-        <w:t xml:space="preserve"> </w:t>
-      </w:r>
-      <w:r>
-        <w:t>forearm</w:t>
-      </w:r>
-      <w:r>
-        <w:rPr>
-          <w:rFonts w:hint="eastAsia"/>
-          <w:lang w:eastAsia="ja-JP"/>
-        </w:rPr>
-        <w:t xml:space="preserve"> fracture surgeries </w:t>
-      </w:r>
-      <w:r>
-        <w:rPr>
-          <w:rFonts w:hint="eastAsia"/>
-          <w:lang w:eastAsia="ja-JP"/>
-        </w:rPr>
-        <w:t>に修正しました。</w:t>
+          <w:rFonts w:hint="eastAsia"/>
+          <w:lang w:eastAsia="ja-JP"/>
+        </w:rPr>
+        <w:t>大腿骨近位部骨折手術率データを用いて検討している</w:t>
+      </w:r>
+      <w:r>
+        <w:rPr>
+          <w:rFonts w:hint="eastAsia"/>
+          <w:lang w:eastAsia="ja-JP"/>
+        </w:rPr>
+        <w:t>旨について記載を加え、全体の表現を修正しました。</w:t>
       </w:r>
     </w:p>
   </w:comment>
-  <w:comment w:id="90" w:author="山岸良匡" w:date="2026-05-18T23:44:00Z" w:initials="山">
+  <w:comment w:id="148" w:author="山岸良匡" w:date="2026-05-18T19:19:00Z" w:initials="山">
     <w:p>
       <w:pPr>
         <w:pStyle w:val="af3"/>
@@ -13594,11 +13841,24 @@
           <w:rFonts w:hint="eastAsia"/>
           <w:lang w:eastAsia="ja-JP"/>
         </w:rPr>
-        <w:t>抄録の最後でこのようなことは言わない方がいい。重要なことは、「傾斜が強い県に住んでいる人では股関節骨折手術が多いが、それ以外の骨折は関係ない」ことが、明確に読者に伝わることです。それ以外の細かな情報は本文で議論すればよい。</w:t>
+        <w:t>老年人口割合のことですか？この書き方だと１年間にどれだけ高齢化が進んだかの指標のように見える。</w:t>
+      </w:r>
+      <w:r>
+        <w:rPr>
+          <w:lang w:eastAsia="ja-JP"/>
+        </w:rPr>
+        <w:t>proportion of individuals aged ≥65 years</w:t>
+      </w:r>
+      <w:r>
+        <w:rPr>
+          <w:rFonts w:hint="eastAsia"/>
+          <w:lang w:eastAsia="ja-JP"/>
+        </w:rPr>
+        <w:t>だけでいいのでは？</w:t>
       </w:r>
     </w:p>
   </w:comment>
-  <w:comment w:id="93" w:author="山岸良匡" w:date="2026-05-18T19:10:00Z" w:initials="山">
+  <w:comment w:id="151" w:author="治輝 齋藤" w:date="2026-04-30T18:01:00Z" w:initials="治齋">
     <w:p>
       <w:pPr>
         <w:pStyle w:val="af3"/>
@@ -13617,11 +13877,25 @@
           <w:rFonts w:hint="eastAsia"/>
           <w:lang w:eastAsia="ja-JP"/>
         </w:rPr>
-        <w:t>なんとなく、傾斜地に住んでいる人の方が、坂を上ったり下りたりするので、足腰が鍛えられる気がしますが、どのようには考えられないですか？逆に傾斜地はしんどいので車を使う人が多いということもあるのでは？</w:t>
+        <w:t>（佐藤先生コメント①）</w:t>
+      </w:r>
+      <w:r>
+        <w:rPr>
+          <w:rFonts w:hint="eastAsia"/>
+          <w:lang w:eastAsia="ja-JP"/>
+        </w:rPr>
+        <w:t>完全な媒介因子として考えることは難しいので、交絡因子として処理する</w:t>
+      </w:r>
+      <w:r>
+        <w:rPr>
+          <w:rFonts w:hint="eastAsia"/>
+          <w:lang w:eastAsia="ja-JP"/>
+        </w:rPr>
+        <w:t>旨を記載しました。</w:t>
       </w:r>
     </w:p>
   </w:comment>
-  <w:comment w:id="94" w:author="治輝 齋藤" w:date="2026-05-19T20:43:00Z" w:initials="治齋">
+  <w:comment w:id="154" w:author="治輝 齋藤" w:date="2026-04-30T18:02:00Z" w:initials="治齋">
     <w:p>
       <w:pPr>
         <w:pStyle w:val="af3"/>
@@ -13640,39 +13914,53 @@
           <w:rFonts w:hint="eastAsia"/>
           <w:lang w:eastAsia="ja-JP"/>
         </w:rPr>
-        <w:t>（江口先生コメント①）</w:t>
-      </w:r>
-      <w:r>
-        <w:rPr>
-          <w:rFonts w:hint="eastAsia"/>
-          <w:lang w:eastAsia="ja-JP"/>
-        </w:rPr>
-        <w:t xml:space="preserve">hip fracture rates </w:t>
-      </w:r>
-      <w:r>
-        <w:rPr>
-          <w:rFonts w:hint="eastAsia"/>
-          <w:lang w:eastAsia="ja-JP"/>
-        </w:rPr>
-        <w:t>→</w:t>
-      </w:r>
-      <w:r>
-        <w:rPr>
-          <w:rFonts w:hint="eastAsia"/>
-          <w:lang w:eastAsia="ja-JP"/>
-        </w:rPr>
-        <w:t xml:space="preserve"> hip fracture surgery rates </w:t>
-      </w:r>
-      <w:r>
-        <w:rPr>
-          <w:rFonts w:hint="eastAsia"/>
-          <w:lang w:eastAsia="ja-JP"/>
-        </w:rPr>
-        <w:t>に修正のうえ、本文の表現も修正しました。</w:t>
+        <w:t>（</w:t>
+      </w:r>
+      <w:r>
+        <w:rPr>
+          <w:rFonts w:hint="eastAsia"/>
+          <w:lang w:eastAsia="ja-JP"/>
+        </w:rPr>
+        <w:t>佐藤先生コメント②）</w:t>
+      </w:r>
+      <w:r>
+        <w:rPr>
+          <w:rFonts w:hint="eastAsia"/>
+          <w:lang w:eastAsia="ja-JP"/>
+        </w:rPr>
+        <w:t>N=47</w:t>
+      </w:r>
+      <w:r>
+        <w:rPr>
+          <w:rFonts w:hint="eastAsia"/>
+          <w:lang w:eastAsia="ja-JP"/>
+        </w:rPr>
+        <w:t>での係数安定性・多重共線性診断を確認し</w:t>
+      </w:r>
+      <w:r>
+        <w:rPr>
+          <w:rFonts w:hint="eastAsia"/>
+          <w:lang w:eastAsia="ja-JP"/>
+        </w:rPr>
+        <w:t>、</w:t>
+      </w:r>
+      <w:r>
+        <w:rPr>
+          <w:rFonts w:hint="eastAsia"/>
+          <w:lang w:eastAsia="ja-JP"/>
+        </w:rPr>
+        <w:t>慎重解釈する旨を追記</w:t>
+      </w:r>
+      <w:r>
+        <w:rPr>
+          <w:rFonts w:hint="eastAsia"/>
+          <w:lang w:eastAsia="ja-JP"/>
+        </w:rPr>
+        <w:t>しました。</w:t>
       </w:r>
     </w:p>
   </w:comment>
-  <w:comment w:id="104" w:author="山岸良匡" w:date="2026-05-18T19:14:00Z" w:initials="山">
+  <w:comment w:id="156" w:author="治輝 齋藤" w:date="2026-04-30T20:24:00Z" w:initials="治齋">
     <w:p>
       <w:pPr>
         <w:pStyle w:val="af3"/>
@@ -13691,56 +13979,114 @@
           <w:rFonts w:hint="eastAsia"/>
           <w:lang w:eastAsia="ja-JP"/>
         </w:rPr>
-        <w:t>ここで県レベルというのがでてくるが、県レベルで十分なのですか？山の多い県でも実際に人々が多く住んでいるのは平野部で、山奥に住んでいる人はわずかですが、それでも代表性は担保できるのですか？</w:t>
-      </w:r>
-      <w:r>
-        <w:rPr>
-          <w:rFonts w:hint="eastAsia"/>
-          <w:lang w:eastAsia="ja-JP"/>
-        </w:rPr>
-        <w:t>limitation</w:t>
-      </w:r>
-      <w:r>
-        <w:rPr>
-          <w:rFonts w:hint="eastAsia"/>
-          <w:lang w:eastAsia="ja-JP"/>
-        </w:rPr>
-        <w:t>で少し述べられていますが、そのような欠点があっても、今回の研究を出す意義があることを</w:t>
-      </w:r>
-      <w:r>
-        <w:rPr>
-          <w:rFonts w:hint="eastAsia"/>
-          <w:lang w:eastAsia="ja-JP"/>
-        </w:rPr>
-        <w:t>discussion</w:t>
-      </w:r>
-      <w:r>
-        <w:rPr>
-          <w:rFonts w:hint="eastAsia"/>
-          <w:lang w:eastAsia="ja-JP"/>
-        </w:rPr>
-        <w:t>または</w:t>
-      </w:r>
-      <w:r>
-        <w:rPr>
-          <w:rFonts w:hint="eastAsia"/>
-          <w:lang w:eastAsia="ja-JP"/>
-        </w:rPr>
-        <w:t>conclusion</w:t>
-      </w:r>
-      <w:r>
-        <w:rPr>
-          <w:rFonts w:hint="eastAsia"/>
-          <w:lang w:eastAsia="ja-JP"/>
-        </w:rPr>
-        <w:t>で強調してください。</w:t>
+        <w:t>（</w:t>
+      </w:r>
+      <w:r>
+        <w:rPr>
+          <w:lang w:eastAsia="ja-JP"/>
+        </w:rPr>
+        <w:t>寳澤</w:t>
+      </w:r>
+      <w:r>
+        <w:rPr>
+          <w:rFonts w:hint="eastAsia"/>
+          <w:lang w:eastAsia="ja-JP"/>
+        </w:rPr>
+        <w:t>先生コメント）</w:t>
+      </w:r>
+      <w:r>
+        <w:rPr>
+          <w:rFonts w:hint="eastAsia"/>
+          <w:lang w:eastAsia="ja-JP"/>
+        </w:rPr>
+        <w:t>年齢階級別手術表</w:t>
+      </w:r>
+      <w:r>
+        <w:rPr>
+          <w:rFonts w:hint="eastAsia"/>
+          <w:lang w:eastAsia="ja-JP"/>
+        </w:rPr>
+        <w:t>データ、</w:t>
+      </w:r>
+      <w:r>
+        <w:rPr>
+          <w:rFonts w:hint="eastAsia"/>
+          <w:lang w:eastAsia="ja-JP"/>
+        </w:rPr>
+        <w:t>2020</w:t>
+      </w:r>
+      <w:r>
+        <w:rPr>
+          <w:rFonts w:hint="eastAsia"/>
+          <w:lang w:eastAsia="ja-JP"/>
+        </w:rPr>
+        <w:t>年国勢調査の</w:t>
+      </w:r>
+      <w:r>
+        <w:rPr>
+          <w:rFonts w:hint="eastAsia"/>
+          <w:lang w:eastAsia="ja-JP"/>
+        </w:rPr>
+        <w:t>人口</w:t>
+      </w:r>
+      <w:r>
+        <w:rPr>
+          <w:rFonts w:hint="eastAsia"/>
+          <w:lang w:eastAsia="ja-JP"/>
+        </w:rPr>
+        <w:t>データ</w:t>
+      </w:r>
+      <w:r>
+        <w:rPr>
+          <w:rFonts w:hint="eastAsia"/>
+          <w:lang w:eastAsia="ja-JP"/>
+        </w:rPr>
+        <w:t>を用いた間接法</w:t>
+      </w:r>
+      <w:r>
+        <w:rPr>
+          <w:rFonts w:hint="eastAsia"/>
+          <w:lang w:eastAsia="ja-JP"/>
+        </w:rPr>
+        <w:t>SIR/ISR</w:t>
+      </w:r>
+      <w:r>
+        <w:rPr>
+          <w:rFonts w:hint="eastAsia"/>
+          <w:lang w:eastAsia="ja-JP"/>
+        </w:rPr>
+        <w:t>の感度分析手順（</w:t>
+      </w:r>
+      <w:r>
+        <w:rPr>
+          <w:rFonts w:hint="eastAsia"/>
+          <w:lang w:eastAsia="ja-JP"/>
+        </w:rPr>
+        <w:t>`0/5/9`</w:t>
+      </w:r>
+      <w:r>
+        <w:rPr>
+          <w:rFonts w:hint="eastAsia"/>
+          <w:lang w:eastAsia="ja-JP"/>
+        </w:rPr>
+        <w:t>シナリオ）を追記</w:t>
+      </w:r>
+      <w:r>
+        <w:rPr>
+          <w:rFonts w:hint="eastAsia"/>
+          <w:lang w:eastAsia="ja-JP"/>
+        </w:rPr>
+        <w:t>しました。</w:t>
       </w:r>
     </w:p>
   </w:comment>
-  <w:comment w:id="105" w:author="治輝 齋藤" w:date="2026-05-19T20:44:00Z" w:initials="治齋">
+  <w:comment w:id="171" w:author="山岸良匡" w:date="2026-05-18T19:23:00Z" w:initials="山">
     <w:p>
       <w:pPr>
         <w:pStyle w:val="af3"/>
+        <w:rPr>
+          <w:lang w:eastAsia="ja-JP"/>
+        </w:rPr>
       </w:pPr>
       <w:r>
         <w:rPr>
@@ -13753,51 +14099,11 @@
           <w:rFonts w:hint="eastAsia"/>
           <w:lang w:eastAsia="ja-JP"/>
         </w:rPr>
-        <w:t>（江口先生コメント①）</w:t>
-      </w:r>
-      <w:r>
-        <w:rPr>
-          <w:lang w:eastAsia="ja-JP"/>
-        </w:rPr>
-        <w:t>terrain–fracture relationship</w:t>
-      </w:r>
-      <w:r>
-        <w:rPr>
-          <w:rFonts w:hint="eastAsia"/>
-          <w:lang w:eastAsia="ja-JP"/>
-        </w:rPr>
-        <w:t xml:space="preserve"> </w:t>
-      </w:r>
-      <w:r>
-        <w:rPr>
-          <w:rFonts w:hint="eastAsia"/>
-          <w:lang w:eastAsia="ja-JP"/>
-        </w:rPr>
-        <w:t>→</w:t>
-      </w:r>
-      <w:r>
-        <w:rPr>
-          <w:rFonts w:hint="eastAsia"/>
-          <w:lang w:eastAsia="ja-JP"/>
-        </w:rPr>
-        <w:t xml:space="preserve"> </w:t>
-      </w:r>
-      <w:r>
-        <w:rPr>
-          <w:lang w:eastAsia="ja-JP"/>
-        </w:rPr>
-        <w:t>terrain–fracture surgery relationship</w:t>
-      </w:r>
-      <w:r>
-        <w:rPr>
-          <w:rFonts w:hint="eastAsia"/>
-          <w:lang w:eastAsia="ja-JP"/>
-        </w:rPr>
-        <w:t>に修正しました。</w:t>
+        <w:t>これは不要では？</w:t>
       </w:r>
     </w:p>
   </w:comment>
-  <w:comment w:id="107" w:author="治輝 齋藤" w:date="2026-05-19T20:47:00Z" w:initials="治齋">
+  <w:comment w:id="175" w:author="山岸良匡" w:date="2026-05-18T19:28:00Z" w:initials="山">
     <w:p>
       <w:pPr>
         <w:pStyle w:val="af3"/>
@@ -13813,28 +14119,35 @@
       </w:r>
       <w:r>
         <w:rPr>
-          <w:rFonts w:hint="eastAsia"/>
-          <w:lang w:eastAsia="ja-JP"/>
-        </w:rPr>
-        <w:t>（江口先生コメント①）</w:t>
-      </w:r>
-      <w:r>
-        <w:rPr>
-          <w:rFonts w:hint="eastAsia"/>
-          <w:lang w:eastAsia="ja-JP"/>
-        </w:rPr>
-        <w:t>骨折と骨折手術率の区別を整理</w:t>
-      </w:r>
-      <w:r>
-        <w:rPr>
-          <w:rFonts w:hint="eastAsia"/>
-          <w:lang w:eastAsia="ja-JP"/>
-        </w:rPr>
-        <w:t>する旨について、記載を修正しました。</w:t>
+          <w:lang w:eastAsia="ja-JP"/>
+        </w:rPr>
+        <w:t>rate</w:t>
+      </w:r>
+      <w:r>
+        <w:rPr>
+          <w:rFonts w:hint="eastAsia"/>
+          <w:lang w:eastAsia="ja-JP"/>
+        </w:rPr>
+        <w:t>という単語は、疫学では、単位時間当たりを含む概念なので、単に割合を意味するなら</w:t>
+      </w:r>
+      <w:proofErr w:type="spellStart"/>
+      <w:r>
+        <w:rPr>
+          <w:lang w:eastAsia="ja-JP"/>
+        </w:rPr>
+        <w:t>proprotion</w:t>
+      </w:r>
+      <w:proofErr w:type="spellEnd"/>
+      <w:r>
+        <w:rPr>
+          <w:rFonts w:hint="eastAsia"/>
+          <w:lang w:eastAsia="ja-JP"/>
+        </w:rPr>
+        <w:t>の方がいい。ほかも同様です。</w:t>
       </w:r>
     </w:p>
   </w:comment>
-  <w:comment w:id="121" w:author="治輝 齋藤" w:date="2026-05-19T20:54:00Z" w:initials="治齋">
+  <w:comment w:id="176" w:author="山岸良匡" w:date="2026-05-18T19:31:00Z" w:initials="山">
     <w:p>
       <w:pPr>
         <w:pStyle w:val="af3"/>
@@ -13853,32 +14166,31 @@
           <w:rFonts w:hint="eastAsia"/>
           <w:lang w:eastAsia="ja-JP"/>
         </w:rPr>
-        <w:t>（</w:t>
-      </w:r>
-      <w:r>
-        <w:rPr>
-          <w:rFonts w:hint="eastAsia"/>
-          <w:lang w:eastAsia="ja-JP"/>
-        </w:rPr>
-        <w:t>江口先生コメント①）</w:t>
-      </w:r>
-      <w:r>
-        <w:rPr>
-          <w:rFonts w:hint="eastAsia"/>
-          <w:lang w:eastAsia="ja-JP"/>
-        </w:rPr>
-        <w:t>大腿骨近位部骨折手術率データを用いて検討している</w:t>
-      </w:r>
-      <w:r>
-        <w:rPr>
-          <w:rFonts w:hint="eastAsia"/>
-          <w:lang w:eastAsia="ja-JP"/>
-        </w:rPr>
-        <w:t>旨について記載を加え、全体の表現を修正しました。</w:t>
+        <w:t>これは</w:t>
+      </w:r>
+      <w:r>
+        <w:rPr>
+          <w:rFonts w:hint="eastAsia"/>
+          <w:lang w:eastAsia="ja-JP"/>
+        </w:rPr>
+        <w:t>Table</w:t>
+      </w:r>
+      <w:r>
+        <w:rPr>
+          <w:lang w:eastAsia="ja-JP"/>
+        </w:rPr>
+        <w:t>2</w:t>
+      </w:r>
+      <w:r>
+        <w:rPr>
+          <w:rFonts w:hint="eastAsia"/>
+          <w:lang w:eastAsia="ja-JP"/>
+        </w:rPr>
+        <w:t>と何が違いますか？どちらかだけでいいのでは？</w:t>
       </w:r>
     </w:p>
   </w:comment>
-  <w:comment w:id="147" w:author="山岸良匡" w:date="2026-05-18T19:19:00Z" w:initials="山">
+  <w:comment w:id="179" w:author="山岸良匡" w:date="2026-05-18T19:35:00Z" w:initials="山">
     <w:p>
       <w:pPr>
         <w:pStyle w:val="af3"/>
@@ -13897,379 +14209,11 @@
           <w:rFonts w:hint="eastAsia"/>
           <w:lang w:eastAsia="ja-JP"/>
         </w:rPr>
-        <w:t>老年人口割合のことですか？この書き方だと１年間にどれだけ高齢化が進んだかの指標のように見える。</w:t>
-      </w:r>
-      <w:r>
-        <w:rPr>
-          <w:lang w:eastAsia="ja-JP"/>
-        </w:rPr>
-        <w:t>proportion of individuals aged ≥65 years</w:t>
-      </w:r>
-      <w:r>
-        <w:rPr>
-          <w:rFonts w:hint="eastAsia"/>
-          <w:lang w:eastAsia="ja-JP"/>
-        </w:rPr>
-        <w:t>だけでいいのでは？</w:t>
+        <w:t>これは必要ですか？</w:t>
       </w:r>
     </w:p>
   </w:comment>
-  <w:comment w:id="150" w:author="治輝 齋藤" w:date="2026-04-30T18:01:00Z" w:initials="治齋">
-    <w:p>
-      <w:pPr>
-        <w:pStyle w:val="af3"/>
-        <w:rPr>
-          <w:lang w:eastAsia="ja-JP"/>
-        </w:rPr>
-      </w:pPr>
-      <w:r>
-        <w:rPr>
-          <w:rStyle w:val="af2"/>
-        </w:rPr>
-        <w:annotationRef/>
-      </w:r>
-      <w:r>
-        <w:rPr>
-          <w:rFonts w:hint="eastAsia"/>
-          <w:lang w:eastAsia="ja-JP"/>
-        </w:rPr>
-        <w:t>（佐藤先生コメント①）</w:t>
-      </w:r>
-      <w:r>
-        <w:rPr>
-          <w:rFonts w:hint="eastAsia"/>
-          <w:lang w:eastAsia="ja-JP"/>
-        </w:rPr>
-        <w:t>完全な媒介因子として考えることは難しいので、交絡因子として処理する</w:t>
-      </w:r>
-      <w:r>
-        <w:rPr>
-          <w:rFonts w:hint="eastAsia"/>
-          <w:lang w:eastAsia="ja-JP"/>
-        </w:rPr>
-        <w:t>旨を記載しました。</w:t>
-      </w:r>
-    </w:p>
-  </w:comment>
-  <w:comment w:id="153" w:author="治輝 齋藤" w:date="2026-04-30T18:02:00Z" w:initials="治齋">
-    <w:p>
-      <w:pPr>
-        <w:pStyle w:val="af3"/>
-        <w:rPr>
-          <w:lang w:eastAsia="ja-JP"/>
-        </w:rPr>
-      </w:pPr>
-      <w:r>
-        <w:rPr>
-          <w:rStyle w:val="af2"/>
-        </w:rPr>
-        <w:annotationRef/>
-      </w:r>
-      <w:r>
-        <w:rPr>
-          <w:rFonts w:hint="eastAsia"/>
-          <w:lang w:eastAsia="ja-JP"/>
-        </w:rPr>
-        <w:t>（</w:t>
-      </w:r>
-      <w:r>
-        <w:rPr>
-          <w:rFonts w:hint="eastAsia"/>
-          <w:lang w:eastAsia="ja-JP"/>
-        </w:rPr>
-        <w:t>佐藤先生コメント②）</w:t>
-      </w:r>
-      <w:r>
-        <w:rPr>
-          <w:rFonts w:hint="eastAsia"/>
-          <w:lang w:eastAsia="ja-JP"/>
-        </w:rPr>
-        <w:t>N=47</w:t>
-      </w:r>
-      <w:r>
-        <w:rPr>
-          <w:rFonts w:hint="eastAsia"/>
-          <w:lang w:eastAsia="ja-JP"/>
-        </w:rPr>
-        <w:t>での係数安定性・多重共線性診断を確認し</w:t>
-      </w:r>
-      <w:r>
-        <w:rPr>
-          <w:rFonts w:hint="eastAsia"/>
-          <w:lang w:eastAsia="ja-JP"/>
-        </w:rPr>
-        <w:t>、</w:t>
-      </w:r>
-      <w:r>
-        <w:rPr>
-          <w:rFonts w:hint="eastAsia"/>
-          <w:lang w:eastAsia="ja-JP"/>
-        </w:rPr>
-        <w:t>慎重解釈する旨を追記</w:t>
-      </w:r>
-      <w:r>
-        <w:rPr>
-          <w:rFonts w:hint="eastAsia"/>
-          <w:lang w:eastAsia="ja-JP"/>
-        </w:rPr>
-        <w:t>しました。</w:t>
-      </w:r>
-    </w:p>
-  </w:comment>
-  <w:comment w:id="155" w:author="治輝 齋藤" w:date="2026-04-30T20:24:00Z" w:initials="治齋">
-    <w:p>
-      <w:pPr>
-        <w:pStyle w:val="af3"/>
-        <w:rPr>
-          <w:lang w:eastAsia="ja-JP"/>
-        </w:rPr>
-      </w:pPr>
-      <w:r>
-        <w:rPr>
-          <w:rStyle w:val="af2"/>
-        </w:rPr>
-        <w:annotationRef/>
-      </w:r>
-      <w:r>
-        <w:rPr>
-          <w:rFonts w:hint="eastAsia"/>
-          <w:lang w:eastAsia="ja-JP"/>
-        </w:rPr>
-        <w:t>（</w:t>
-      </w:r>
-      <w:r>
-        <w:rPr>
-          <w:lang w:eastAsia="ja-JP"/>
-        </w:rPr>
-        <w:t>寳澤</w:t>
-      </w:r>
-      <w:r>
-        <w:rPr>
-          <w:rFonts w:hint="eastAsia"/>
-          <w:lang w:eastAsia="ja-JP"/>
-        </w:rPr>
-        <w:t>先生コメント）</w:t>
-      </w:r>
-      <w:r>
-        <w:rPr>
-          <w:rFonts w:hint="eastAsia"/>
-          <w:lang w:eastAsia="ja-JP"/>
-        </w:rPr>
-        <w:t>年齢階級別手術表</w:t>
-      </w:r>
-      <w:r>
-        <w:rPr>
-          <w:rFonts w:hint="eastAsia"/>
-          <w:lang w:eastAsia="ja-JP"/>
-        </w:rPr>
-        <w:t>データ、</w:t>
-      </w:r>
-      <w:r>
-        <w:rPr>
-          <w:rFonts w:hint="eastAsia"/>
-          <w:lang w:eastAsia="ja-JP"/>
-        </w:rPr>
-        <w:t>2020</w:t>
-      </w:r>
-      <w:r>
-        <w:rPr>
-          <w:rFonts w:hint="eastAsia"/>
-          <w:lang w:eastAsia="ja-JP"/>
-        </w:rPr>
-        <w:t>年国勢調査の</w:t>
-      </w:r>
-      <w:r>
-        <w:rPr>
-          <w:rFonts w:hint="eastAsia"/>
-          <w:lang w:eastAsia="ja-JP"/>
-        </w:rPr>
-        <w:t>人口</w:t>
-      </w:r>
-      <w:r>
-        <w:rPr>
-          <w:rFonts w:hint="eastAsia"/>
-          <w:lang w:eastAsia="ja-JP"/>
-        </w:rPr>
-        <w:t>データ</w:t>
-      </w:r>
-      <w:r>
-        <w:rPr>
-          <w:rFonts w:hint="eastAsia"/>
-          <w:lang w:eastAsia="ja-JP"/>
-        </w:rPr>
-        <w:t>を用いた間接法</w:t>
-      </w:r>
-      <w:r>
-        <w:rPr>
-          <w:rFonts w:hint="eastAsia"/>
-          <w:lang w:eastAsia="ja-JP"/>
-        </w:rPr>
-        <w:t>SIR/ISR</w:t>
-      </w:r>
-      <w:r>
-        <w:rPr>
-          <w:rFonts w:hint="eastAsia"/>
-          <w:lang w:eastAsia="ja-JP"/>
-        </w:rPr>
-        <w:t>の感度分析手順（</w:t>
-      </w:r>
-      <w:r>
-        <w:rPr>
-          <w:rFonts w:hint="eastAsia"/>
-          <w:lang w:eastAsia="ja-JP"/>
-        </w:rPr>
-        <w:t>`0/5/9`</w:t>
-      </w:r>
-      <w:r>
-        <w:rPr>
-          <w:rFonts w:hint="eastAsia"/>
-          <w:lang w:eastAsia="ja-JP"/>
-        </w:rPr>
-        <w:t>シナリオ）を追記</w:t>
-      </w:r>
-      <w:r>
-        <w:rPr>
-          <w:rFonts w:hint="eastAsia"/>
-          <w:lang w:eastAsia="ja-JP"/>
-        </w:rPr>
-        <w:t>しました。</w:t>
-      </w:r>
-    </w:p>
-  </w:comment>
-  <w:comment w:id="170" w:author="山岸良匡" w:date="2026-05-18T19:23:00Z" w:initials="山">
-    <w:p>
-      <w:pPr>
-        <w:pStyle w:val="af3"/>
-        <w:rPr>
-          <w:lang w:eastAsia="ja-JP"/>
-        </w:rPr>
-      </w:pPr>
-      <w:r>
-        <w:rPr>
-          <w:rStyle w:val="af2"/>
-        </w:rPr>
-        <w:annotationRef/>
-      </w:r>
-      <w:r>
-        <w:rPr>
-          <w:rFonts w:hint="eastAsia"/>
-          <w:lang w:eastAsia="ja-JP"/>
-        </w:rPr>
-        <w:t>これは不要では？</w:t>
-      </w:r>
-    </w:p>
-  </w:comment>
-  <w:comment w:id="174" w:author="山岸良匡" w:date="2026-05-18T19:28:00Z" w:initials="山">
-    <w:p>
-      <w:pPr>
-        <w:pStyle w:val="af3"/>
-        <w:rPr>
-          <w:lang w:eastAsia="ja-JP"/>
-        </w:rPr>
-      </w:pPr>
-      <w:r>
-        <w:rPr>
-          <w:rStyle w:val="af2"/>
-        </w:rPr>
-        <w:annotationRef/>
-      </w:r>
-      <w:r>
-        <w:rPr>
-          <w:lang w:eastAsia="ja-JP"/>
-        </w:rPr>
-        <w:t>rate</w:t>
-      </w:r>
-      <w:r>
-        <w:rPr>
-          <w:rFonts w:hint="eastAsia"/>
-          <w:lang w:eastAsia="ja-JP"/>
-        </w:rPr>
-        <w:t>という単語は、疫学では、単位時間当たりを含む概念なので、単に割合を意味するなら</w:t>
-      </w:r>
-      <w:proofErr w:type="spellStart"/>
-      <w:r>
-        <w:rPr>
-          <w:lang w:eastAsia="ja-JP"/>
-        </w:rPr>
-        <w:t>proprotion</w:t>
-      </w:r>
-      <w:proofErr w:type="spellEnd"/>
-      <w:r>
-        <w:rPr>
-          <w:rFonts w:hint="eastAsia"/>
-          <w:lang w:eastAsia="ja-JP"/>
-        </w:rPr>
-        <w:t>の方がいい。ほかも同様です。</w:t>
-      </w:r>
-    </w:p>
-  </w:comment>
-  <w:comment w:id="175" w:author="山岸良匡" w:date="2026-05-18T19:31:00Z" w:initials="山">
-    <w:p>
-      <w:pPr>
-        <w:pStyle w:val="af3"/>
-        <w:rPr>
-          <w:lang w:eastAsia="ja-JP"/>
-        </w:rPr>
-      </w:pPr>
-      <w:r>
-        <w:rPr>
-          <w:rStyle w:val="af2"/>
-        </w:rPr>
-        <w:annotationRef/>
-      </w:r>
-      <w:r>
-        <w:rPr>
-          <w:rFonts w:hint="eastAsia"/>
-          <w:lang w:eastAsia="ja-JP"/>
-        </w:rPr>
-        <w:t>これは</w:t>
-      </w:r>
-      <w:r>
-        <w:rPr>
-          <w:rFonts w:hint="eastAsia"/>
-          <w:lang w:eastAsia="ja-JP"/>
-        </w:rPr>
-        <w:t>Table</w:t>
-      </w:r>
-      <w:r>
-        <w:rPr>
-          <w:lang w:eastAsia="ja-JP"/>
-        </w:rPr>
-        <w:t>2</w:t>
-      </w:r>
-      <w:r>
-        <w:rPr>
-          <w:rFonts w:hint="eastAsia"/>
-          <w:lang w:eastAsia="ja-JP"/>
-        </w:rPr>
-        <w:t>と何が違いますか？どちらかだけでいいのでは？</w:t>
-      </w:r>
-    </w:p>
-  </w:comment>
-  <w:comment w:id="178" w:author="山岸良匡" w:date="2026-05-18T19:35:00Z" w:initials="山">
-    <w:p>
-      <w:pPr>
-        <w:pStyle w:val="af3"/>
-        <w:rPr>
-          <w:lang w:eastAsia="ja-JP"/>
-        </w:rPr>
-      </w:pPr>
-      <w:r>
-        <w:rPr>
-          <w:rStyle w:val="af2"/>
-        </w:rPr>
-        <w:annotationRef/>
-      </w:r>
-      <w:r>
-        <w:rPr>
-          <w:rFonts w:hint="eastAsia"/>
-          <w:lang w:eastAsia="ja-JP"/>
-        </w:rPr>
-        <w:t>これは必要ですか？</w:t>
-      </w:r>
-    </w:p>
-  </w:comment>
-  <w:comment w:id="179" w:author="治輝 齋藤" w:date="2026-04-30T20:30:00Z" w:initials="治齋">
+  <w:comment w:id="180" w:author="治輝 齋藤" w:date="2026-04-30T20:30:00Z" w:initials="治齋">
     <w:p>
       <w:pPr>
         <w:pStyle w:val="af3"/>
@@ -14392,7 +14336,7 @@
       </w:r>
     </w:p>
   </w:comment>
-  <w:comment w:id="180" w:author="山岸良匡" w:date="2026-05-18T19:37:00Z" w:initials="山">
+  <w:comment w:id="181" w:author="山岸良匡" w:date="2026-05-18T19:37:00Z" w:initials="山">
     <w:p>
       <w:pPr>
         <w:pStyle w:val="af3"/>
@@ -14436,7 +14380,7 @@
       </w:r>
     </w:p>
   </w:comment>
-  <w:comment w:id="185" w:author="治輝 齋藤" w:date="2026-04-30T19:12:00Z" w:initials="治齋">
+  <w:comment w:id="186" w:author="治輝 齋藤" w:date="2026-04-30T19:12:00Z" w:initials="治齋">
     <w:p>
       <w:pPr>
         <w:pStyle w:val="af3"/>
@@ -14499,7 +14443,7 @@
       </w:r>
     </w:p>
   </w:comment>
-  <w:comment w:id="188" w:author="山岸良匡" w:date="2026-05-18T19:39:00Z" w:initials="山">
+  <w:comment w:id="189" w:author="山岸良匡" w:date="2026-05-18T19:39:00Z" w:initials="山">
     <w:p>
       <w:pPr>
         <w:pStyle w:val="af3"/>
@@ -14528,7 +14472,7 @@
       </w:r>
     </w:p>
   </w:comment>
-  <w:comment w:id="189" w:author="山岸良匡" w:date="2026-05-18T19:40:00Z" w:initials="山">
+  <w:comment w:id="190" w:author="山岸良匡" w:date="2026-05-18T19:40:00Z" w:initials="山">
     <w:p>
       <w:pPr>
         <w:pStyle w:val="af3"/>
@@ -14564,7 +14508,7 @@
       </w:r>
     </w:p>
   </w:comment>
-  <w:comment w:id="190" w:author="山岸良匡" w:date="2026-05-18T19:42:00Z" w:initials="山">
+  <w:comment w:id="191" w:author="山岸良匡" w:date="2026-05-18T19:42:00Z" w:initials="山">
     <w:p>
       <w:pPr>
         <w:pStyle w:val="af3"/>
@@ -14587,7 +14531,7 @@
       </w:r>
     </w:p>
   </w:comment>
-  <w:comment w:id="192" w:author="治輝 齋藤" w:date="2026-04-30T19:29:00Z" w:initials="治齋">
+  <w:comment w:id="193" w:author="治輝 齋藤" w:date="2026-04-30T19:29:00Z" w:initials="治齋">
     <w:p>
       <w:pPr>
         <w:pStyle w:val="af3"/>
@@ -14654,7 +14598,7 @@
       </w:r>
     </w:p>
   </w:comment>
-  <w:comment w:id="207" w:author="治輝 齋藤" w:date="2026-04-30T20:52:00Z" w:initials="治齋">
+  <w:comment w:id="208" w:author="治輝 齋藤" w:date="2026-04-30T20:52:00Z" w:initials="治齋">
     <w:p>
       <w:pPr>
         <w:pStyle w:val="af3"/>
@@ -14705,7 +14649,7 @@
       </w:r>
     </w:p>
   </w:comment>
-  <w:comment w:id="218" w:author="治輝 齋藤" w:date="2026-04-30T20:56:00Z" w:initials="治齋">
+  <w:comment w:id="219" w:author="治輝 齋藤" w:date="2026-04-30T20:56:00Z" w:initials="治齋">
     <w:p>
       <w:pPr>
         <w:pStyle w:val="af3"/>
@@ -14749,7 +14693,7 @@
       </w:r>
     </w:p>
   </w:comment>
-  <w:comment w:id="226" w:author="治輝 齋藤" w:date="2026-04-30T21:00:00Z" w:initials="治齋">
+  <w:comment w:id="227" w:author="治輝 齋藤" w:date="2026-04-30T21:00:00Z" w:initials="治齋">
     <w:p>
       <w:pPr>
         <w:pStyle w:val="af3"/>
@@ -14786,7 +14730,7 @@
       </w:r>
     </w:p>
   </w:comment>
-  <w:comment w:id="244" w:author="治輝 齋藤" w:date="2026-04-30T20:33:00Z" w:initials="治齋">
+  <w:comment w:id="245" w:author="治輝 齋藤" w:date="2026-04-30T20:33:00Z" w:initials="治齋">
     <w:p>
       <w:pPr>
         <w:pStyle w:val="af3"/>
@@ -14865,7 +14809,7 @@
       </w:r>
     </w:p>
   </w:comment>
-  <w:comment w:id="247" w:author="山岸良匡" w:date="2026-05-18T19:51:00Z" w:initials="山">
+  <w:comment w:id="248" w:author="山岸良匡" w:date="2026-05-18T19:51:00Z" w:initials="山">
     <w:p>
       <w:pPr>
         <w:pStyle w:val="af3"/>
@@ -14920,7 +14864,7 @@
       </w:r>
     </w:p>
   </w:comment>
-  <w:comment w:id="250" w:author="治輝 齋藤" w:date="2026-04-30T18:41:00Z" w:initials="治齋">
+  <w:comment w:id="251" w:author="治輝 齋藤" w:date="2026-04-30T18:41:00Z" w:initials="治齋">
     <w:p>
       <w:pPr>
         <w:pStyle w:val="af3"/>
@@ -15019,7 +14963,7 @@
       </w:r>
     </w:p>
   </w:comment>
-  <w:comment w:id="253" w:author="山岸良匡" w:date="2026-05-18T19:56:00Z" w:initials="山">
+  <w:comment w:id="254" w:author="山岸良匡" w:date="2026-05-18T19:56:00Z" w:initials="山">
     <w:p>
       <w:pPr>
         <w:pStyle w:val="af3"/>
@@ -15042,7 +14986,7 @@
       </w:r>
     </w:p>
   </w:comment>
-  <w:comment w:id="257" w:author="治輝 齋藤" w:date="2026-04-30T18:04:00Z" w:initials="治齋">
+  <w:comment w:id="258" w:author="治輝 齋藤" w:date="2026-04-30T18:04:00Z" w:initials="治齋">
     <w:p>
       <w:pPr>
         <w:pStyle w:val="af3"/>
@@ -15135,7 +15079,7 @@
       </w:r>
     </w:p>
   </w:comment>
-  <w:comment w:id="262" w:author="治輝 齋藤" w:date="2026-04-30T18:09:00Z" w:initials="治齋">
+  <w:comment w:id="263" w:author="治輝 齋藤" w:date="2026-04-30T18:09:00Z" w:initials="治齋">
     <w:p>
       <w:pPr>
         <w:pStyle w:val="af3"/>
@@ -15186,7 +15130,7 @@
       </w:r>
     </w:p>
   </w:comment>
-  <w:comment w:id="264" w:author="治輝 齋藤" w:date="2026-04-30T20:37:00Z" w:initials="治齋">
+  <w:comment w:id="265" w:author="治輝 齋藤" w:date="2026-04-30T20:37:00Z" w:initials="治齋">
     <w:p>
       <w:pPr>
         <w:pStyle w:val="af3"/>
@@ -15244,7 +15188,7 @@
       </w:r>
     </w:p>
   </w:comment>
-  <w:comment w:id="270" w:author="治輝 齋藤" w:date="2026-04-30T18:46:00Z" w:initials="治齋">
+  <w:comment w:id="271" w:author="治輝 齋藤" w:date="2026-04-30T18:46:00Z" w:initials="治齋">
     <w:p>
       <w:pPr>
         <w:pStyle w:val="af3"/>
@@ -15309,7 +15253,7 @@
       </w:r>
     </w:p>
   </w:comment>
-  <w:comment w:id="277" w:author="治輝 齋藤" w:date="2026-05-01T13:08:00Z" w:initials="治齋">
+  <w:comment w:id="278" w:author="治輝 齋藤" w:date="2026-05-01T13:08:00Z" w:initials="治齋">
     <w:p>
       <w:pPr>
         <w:pStyle w:val="af3"/>
@@ -15360,7 +15304,7 @@
       </w:r>
     </w:p>
   </w:comment>
-  <w:comment w:id="289" w:author="治輝 齋藤" w:date="2026-04-30T19:20:00Z" w:initials="治齋">
+  <w:comment w:id="290" w:author="治輝 齋藤" w:date="2026-04-30T19:20:00Z" w:initials="治齋">
     <w:p>
       <w:pPr>
         <w:pStyle w:val="af3"/>
@@ -15411,7 +15355,7 @@
       </w:r>
     </w:p>
   </w:comment>
-  <w:comment w:id="293" w:author="治輝 齋藤" w:date="2026-05-01T13:12:00Z" w:initials="治齋">
+  <w:comment w:id="294" w:author="治輝 齋藤" w:date="2026-05-01T13:12:00Z" w:initials="治齋">
     <w:p>
       <w:pPr>
         <w:pStyle w:val="af3"/>
@@ -15490,7 +15434,7 @@
       </w:r>
     </w:p>
   </w:comment>
-  <w:comment w:id="307" w:author="治輝 齋藤" w:date="2026-05-01T14:29:00Z" w:initials="治齋">
+  <w:comment w:id="308" w:author="治輝 齋藤" w:date="2026-05-01T14:29:00Z" w:initials="治齋">
     <w:p>
       <w:pPr>
         <w:pStyle w:val="af3"/>
@@ -15572,8 +15516,8 @@
   <w15:commentEx w15:paraId="514C5BEC" w15:paraIdParent="4FA4532D" w15:done="0"/>
   <w15:commentEx w15:paraId="70789A25" w15:done="0"/>
   <w15:commentEx w15:paraId="0A45A31D" w15:paraIdParent="70789A25" w15:done="0"/>
-  <w15:commentEx w15:paraId="3ACBC0AD" w15:done="0"/>
   <w15:commentEx w15:paraId="50E41A7C" w15:done="0"/>
+  <w15:commentEx w15:paraId="34F6716C" w15:paraIdParent="50E41A7C" w15:done="0"/>
   <w15:commentEx w15:paraId="513FFDD6" w15:done="0"/>
   <w15:commentEx w15:paraId="1006C1C6" w15:done="0"/>
   <w15:commentEx w15:paraId="24FC57F2" w15:done="0"/>
@@ -15628,8 +15572,8 @@
   <w16cex:commentExtensible w16cex:durableId="2791D779" w16cex:dateUtc="2026-05-19T13:21:00Z"/>
   <w16cex:commentExtensible w16cex:durableId="09ECE11A" w16cex:dateUtc="2026-05-18T09:54:00Z"/>
   <w16cex:commentExtensible w16cex:durableId="3924E452" w16cex:dateUtc="2026-05-19T13:31:00Z"/>
-  <w16cex:commentExtensible w16cex:durableId="12C676FC" w16cex:dateUtc="2026-05-19T11:39:00Z"/>
   <w16cex:commentExtensible w16cex:durableId="3C2E0BEC" w16cex:dateUtc="2026-05-18T14:44:00Z"/>
+  <w16cex:commentExtensible w16cex:durableId="34170C4A" w16cex:dateUtc="2026-05-19T13:44:00Z"/>
   <w16cex:commentExtensible w16cex:durableId="4E153F6A" w16cex:dateUtc="2026-05-18T10:10:00Z"/>
   <w16cex:commentExtensible w16cex:durableId="6BD3D7E3" w16cex:dateUtc="2026-05-19T11:43:00Z"/>
   <w16cex:commentExtensible w16cex:durableId="18C949AC" w16cex:dateUtc="2026-05-18T10:14:00Z"/>
@@ -15684,8 +15628,8 @@
   <w16cid:commentId w16cid:paraId="514C5BEC" w16cid:durableId="2791D779"/>
   <w16cid:commentId w16cid:paraId="70789A25" w16cid:durableId="09ECE11A"/>
   <w16cid:commentId w16cid:paraId="0A45A31D" w16cid:durableId="3924E452"/>
-  <w16cid:commentId w16cid:paraId="3ACBC0AD" w16cid:durableId="12C676FC"/>
   <w16cid:commentId w16cid:paraId="50E41A7C" w16cid:durableId="3C2E0BEC"/>
+  <w16cid:commentId w16cid:paraId="34F6716C" w16cid:durableId="34170C4A"/>
   <w16cid:commentId w16cid:paraId="513FFDD6" w16cid:durableId="4E153F6A"/>
   <w16cid:commentId w16cid:paraId="1006C1C6" w16cid:durableId="6BD3D7E3"/>
   <w16cid:commentId w16cid:paraId="24FC57F2" w16cid:durableId="18C949AC"/>
@@ -15729,12 +15673,12 @@
 <w:numbering xmlns:wpc="http://schemas.microsoft.com/office/word/2010/wordprocessingCanvas" xmlns:cx="http://schemas.microsoft.com/office/drawing/2014/chartex" xmlns:cx1="http://schemas.microsoft.com/office/drawing/2015/9/8/chartex" xmlns:cx2="http://schemas.microsoft.com/office/drawing/2015/10/21/chartex" xmlns:cx3="http://schemas.microsoft.com/office/drawing/2016/5/9/chartex" xmlns:cx4="http://schemas.microsoft.com/office/drawing/2016/5/10/chartex" xmlns:cx5="http://schemas.microsoft.com/office/drawing/2016/5/11/chartex" xmlns:cx6="http://schemas.microsoft.com/office/drawing/2016/5/12/chartex" xmlns:cx7="http://schemas.microsoft.com/office/drawing/2016/5/13/chartex" xmlns:cx8="http://schemas.microsoft.com/office/drawing/2016/5/14/chartex" xmlns:mc="http://schemas.openxmlformats.org/markup-compatibility/2006" xmlns:aink="http://schemas.microsoft.com/office/drawing/2016/ink" xmlns:am3d="http://schemas.microsoft.com/office/drawing/2017/model3d" xmlns:o="urn:schemas-microsoft-com:office:office" xmlns:oel="http://schemas.microsoft.com/office/2019/extlst" xmlns:r="http://schemas.openxmlformats.org/officeDocument/2006/relationships" xmlns:m="http://schemas.openxmlformats.org/officeDocument/2006/math" xmlns:v="urn:schemas-microsoft-com:vml" xmlns:wp14="http://schemas.microsoft.com/office/word/2010/wordprocessingDrawing" xmlns:wp="http://schemas.openxmlformats.org/drawingml/2006/wordprocessingDrawing" xmlns:w10="urn:schemas-microsoft-com:office:word" xmlns:w="http://schemas.openxmlformats.org/wordprocessingml/2006/main" xmlns:w14="http://schemas.microsoft.com/office/word/2010/wordml" xmlns:w15="http://schemas.microsoft.com/office/word/2012/wordml" xmlns:w16cex="http://schemas.microsoft.com/office/word/2018/wordml/cex" xmlns:w16cid="http://schemas.microsoft.com/office/word/2016/wordml/cid" xmlns:w16="http://schemas.microsoft.com/office/word/2018/wordml" xmlns:w16du="http://schemas.microsoft.com/office/word/2023/wordml/word16du" xmlns:w16sdtdh="http://schemas.microsoft.com/office/word/2020/wordml/sdtdatahash" xmlns:w16sdtfl="http://schemas.microsoft.com/office/word/2024/wordml/sdtformatlock" xmlns:w16se="http://schemas.microsoft.com/office/word/2015/wordml/symex" xmlns:wpg="http://schemas.microsoft.com/office/word/2010/wordprocessingGroup" xmlns:wpi="http://schemas.microsoft.com/office/word/2010/wordprocessingInk" xmlns:wne="http://schemas.microsoft.com/office/word/2006/wordml" xmlns:wps="http://schemas.microsoft.com/office/word/2010/wordprocessingShape" mc:Ignorable="w14 w15 w16se w16cid w16 w16cex w16sdtdh w16sdtfl w16du wp14">
   <w:numPicBullet w:numPicBulletId="0">
     <w:pict>
-      <v:rect id="_x0000_i1080" style="width:0;height:1.5pt" o:hralign="center" o:bullet="t" o:hrstd="t" o:hr="t"/>
+      <v:rect id="_x0000_i1084" style="width:0;height:1.5pt" o:hralign="center" o:bullet="t" o:hrstd="t" o:hr="t"/>
     </w:pict>
   </w:numPicBullet>
   <w:numPicBullet w:numPicBulletId="1">
     <w:pict>
-      <v:rect id="_x0000_i1081" style="width:0;height:1.5pt" o:hralign="center" o:bullet="t" o:hrstd="t" o:hr="t"/>
+      <v:rect id="_x0000_i1085" style="width:0;height:1.5pt" o:hralign="center" o:bullet="t" o:hrstd="t" o:hr="t"/>
     </w:pict>
   </w:numPicBullet>
   <w:abstractNum w:abstractNumId="0" w15:restartNumberingAfterBreak="0">

--- a/04_Manuscripts/Manuscript_slope_fracture_20260425_saito0430-1_saito0519.docx
+++ b/04_Manuscripts/Manuscript_slope_fracture_20260425_saito0430-1_saito0519.docx
@@ -547,9 +547,567 @@
       <w:r>
         <w:t xml:space="preserve"> (SD 37.6). </w:t>
       </w:r>
-      <w:ins w:id="54" w:author="治輝 齋藤" w:date="2026-05-19T22:18:00Z" w16du:dateUtc="2026-05-19T13:18:00Z">
-        <w:r>
-          <w:t>Steeper</w:t>
+      <w:ins w:id="54" w:author="治輝 齋藤" w:date="2026-05-19T22:50:00Z" w16du:dateUtc="2026-05-19T13:50:00Z">
+        <w:r>
+          <w:t>Before adjustment for aging rate, fast walking rate, and population density, each additional degree of slope corresponded to approximately 5.7 additional hip fracture surgeries per 100,000 population</w:t>
+        </w:r>
+      </w:ins>
+      <w:del w:id="55" w:author="治輝 齋藤" w:date="2026-05-19T22:18:00Z" w16du:dateUtc="2026-05-19T13:18:00Z">
+        <w:r>
+          <w:delText>T</w:delText>
+        </w:r>
+      </w:del>
+      <w:del w:id="56" w:author="治輝 齋藤" w:date="2026-05-19T22:50:00Z" w16du:dateUtc="2026-05-19T13:50:00Z">
+        <w:r>
+          <w:delText>errain</w:delText>
+        </w:r>
+      </w:del>
+      <w:del w:id="57" w:author="治輝 齋藤" w:date="2026-05-19T22:18:00Z" w16du:dateUtc="2026-05-19T13:18:00Z">
+        <w:r>
+          <w:delText xml:space="preserve"> slope</w:delText>
+        </w:r>
+      </w:del>
+      <w:del w:id="58" w:author="治輝 齋藤" w:date="2026-05-19T22:50:00Z" w16du:dateUtc="2026-05-19T13:50:00Z">
+        <w:r>
+          <w:delText xml:space="preserve"> was </w:delText>
+        </w:r>
+      </w:del>
+      <w:del w:id="59" w:author="治輝 齋藤" w:date="2026-05-19T22:18:00Z" w16du:dateUtc="2026-05-19T13:18:00Z">
+        <w:r>
+          <w:delText xml:space="preserve">positively </w:delText>
+        </w:r>
+      </w:del>
+      <w:del w:id="60" w:author="治輝 齋藤" w:date="2026-05-19T22:50:00Z" w16du:dateUtc="2026-05-19T13:50:00Z">
+        <w:r>
+          <w:delText xml:space="preserve">associated with </w:delText>
+        </w:r>
+        <w:commentRangeStart w:id="61"/>
+        <w:r>
+          <w:delText>hip fracture rates</w:delText>
+        </w:r>
+        <w:commentRangeEnd w:id="61"/>
+        <w:r>
+          <w:rPr>
+            <w:rStyle w:val="af2"/>
+          </w:rPr>
+          <w:commentReference w:id="61"/>
+        </w:r>
+        <w:r>
+          <w:delText xml:space="preserve"> </w:delText>
+        </w:r>
+      </w:del>
+      <w:del w:id="62" w:author="治輝 齋藤" w:date="2026-05-19T22:19:00Z" w16du:dateUtc="2026-05-19T13:19:00Z">
+        <w:r>
+          <w:delText>in unadjusted models</w:delText>
+        </w:r>
+      </w:del>
+      <w:r>
+        <w:t xml:space="preserve"> (</w:t>
+      </w:r>
+      <w:commentRangeStart w:id="63"/>
+      <w:commentRangeStart w:id="64"/>
+      <w:del w:id="65" w:author="治輝 齋藤" w:date="2026-05-19T22:19:00Z" w16du:dateUtc="2026-05-19T13:19:00Z">
+        <w:r>
+          <w:delText>β = 5.65</w:delText>
+        </w:r>
+      </w:del>
+      <w:commentRangeEnd w:id="63"/>
+      <w:r>
+        <w:rPr>
+          <w:rStyle w:val="af2"/>
+          <w:sz w:val="24"/>
+          <w:szCs w:val="24"/>
+        </w:rPr>
+        <w:commentReference w:id="63"/>
+      </w:r>
+      <w:commentRangeEnd w:id="64"/>
+      <w:r>
+        <w:rPr>
+          <w:rStyle w:val="af2"/>
+        </w:rPr>
+        <w:commentReference w:id="64"/>
+      </w:r>
+      <w:del w:id="66" w:author="治輝 齋藤" w:date="2026-05-19T22:50:00Z" w16du:dateUtc="2026-05-19T13:50:00Z">
+        <w:r>
+          <w:delText xml:space="preserve">; </w:delText>
+        </w:r>
+      </w:del>
+      <w:r>
+        <w:t xml:space="preserve">95% CI, 2.50–8.79; </w:t>
+      </w:r>
+      <w:r>
+        <w:rPr>
+          <w:i/>
+          <w:iCs/>
+        </w:rPr>
+        <w:t>p</w:t>
+      </w:r>
+      <w:r>
+        <w:t xml:space="preserve"> = 0.001)</w:t>
+      </w:r>
+      <w:ins w:id="67" w:author="治輝 齋藤" w:date="2026-05-19T21:18:00Z" w16du:dateUtc="2026-05-19T12:18:00Z">
+        <w:r>
+          <w:rPr>
+            <w:rFonts w:hint="eastAsia"/>
+            <w:lang w:eastAsia="ja-JP"/>
+          </w:rPr>
+          <w:t>.</w:t>
+        </w:r>
+      </w:ins>
+      <w:del w:id="68" w:author="治輝 齋藤" w:date="2026-05-19T21:18:00Z" w16du:dateUtc="2026-05-19T12:18:00Z">
+        <w:r>
+          <w:delText xml:space="preserve"> and</w:delText>
+        </w:r>
+      </w:del>
+      <w:ins w:id="69" w:author="治輝 齋藤" w:date="2026-05-19T21:18:00Z" w16du:dateUtc="2026-05-19T12:18:00Z">
+        <w:r>
+          <w:t xml:space="preserve">After </w:t>
+        </w:r>
+        <w:proofErr w:type="spellStart"/>
+        <w:r>
+          <w:t>adjustment</w:t>
+        </w:r>
+      </w:ins>
+      <w:del w:id="70" w:author="治輝 齋藤" w:date="2026-05-19T21:19:00Z" w16du:dateUtc="2026-05-19T12:19:00Z">
+        <w:r>
+          <w:delText xml:space="preserve"> </w:delText>
+        </w:r>
+        <w:commentRangeStart w:id="71"/>
+        <w:commentRangeStart w:id="72"/>
+        <w:r>
+          <w:delText>in adjusted models</w:delText>
+        </w:r>
+      </w:del>
+      <w:ins w:id="73" w:author="治輝 齋藤" w:date="2026-05-19T22:30:00Z" w16du:dateUtc="2026-05-19T13:30:00Z">
+        <w:r>
+          <w:t>for</w:t>
+        </w:r>
+        <w:proofErr w:type="spellEnd"/>
+        <w:r>
+          <w:t xml:space="preserve"> </w:t>
+        </w:r>
+      </w:ins>
+      <w:ins w:id="74" w:author="治輝 齋藤" w:date="2026-05-19T22:50:00Z" w16du:dateUtc="2026-05-19T13:50:00Z">
+        <w:r>
+          <w:t>those covariates</w:t>
+        </w:r>
+      </w:ins>
+      <w:ins w:id="75" w:author="治輝 齋藤" w:date="2026-05-19T21:19:00Z" w16du:dateUtc="2026-05-19T12:19:00Z">
+        <w:r>
+          <w:rPr>
+            <w:rFonts w:hint="eastAsia"/>
+            <w:lang w:eastAsia="ja-JP"/>
+          </w:rPr>
+          <w:t xml:space="preserve">, </w:t>
+        </w:r>
+      </w:ins>
+      <w:ins w:id="76" w:author="治輝 齋藤" w:date="2026-05-19T22:51:00Z" w16du:dateUtc="2026-05-19T13:51:00Z">
+        <w:r>
+          <w:rPr>
+            <w:lang w:eastAsia="ja-JP"/>
+          </w:rPr>
+          <w:t>terrain slope was positively associated with annual hip fracture surgery rates. E</w:t>
+        </w:r>
+      </w:ins>
+      <w:ins w:id="77" w:author="治輝 齋藤" w:date="2026-05-19T22:21:00Z" w16du:dateUtc="2026-05-19T13:21:00Z">
+        <w:r>
+          <w:rPr>
+            <w:lang w:eastAsia="ja-JP"/>
+          </w:rPr>
+          <w:t>ach additional degree of slope corresponded to approximately 3.5 additional hip fracture surgeries per 100,000 population</w:t>
+        </w:r>
+      </w:ins>
+      <w:del w:id="78" w:author="治輝 齋藤" w:date="2026-05-19T22:21:00Z" w16du:dateUtc="2026-05-19T13:21:00Z">
+        <w:r>
+          <w:delText xml:space="preserve"> with conventional standard errors</w:delText>
+        </w:r>
+        <w:commentRangeEnd w:id="71"/>
+        <w:r>
+          <w:rPr>
+            <w:rStyle w:val="af2"/>
+            <w:sz w:val="24"/>
+            <w:szCs w:val="24"/>
+          </w:rPr>
+          <w:commentReference w:id="71"/>
+        </w:r>
+      </w:del>
+      <w:commentRangeEnd w:id="72"/>
+      <w:r>
+        <w:rPr>
+          <w:rStyle w:val="af2"/>
+        </w:rPr>
+        <w:commentReference w:id="72"/>
+      </w:r>
+      <w:r>
+        <w:t xml:space="preserve"> (</w:t>
+      </w:r>
+      <w:del w:id="79" w:author="治輝 齋藤" w:date="2026-05-19T22:21:00Z" w16du:dateUtc="2026-05-19T13:21:00Z">
+        <w:r>
+          <w:delText xml:space="preserve">β = 3.49; </w:delText>
+        </w:r>
+      </w:del>
+      <w:r>
+        <w:t xml:space="preserve">95% CI, 0.11–6.86; </w:t>
+      </w:r>
+      <w:r>
+        <w:rPr>
+          <w:i/>
+          <w:iCs/>
+        </w:rPr>
+        <w:t>p</w:t>
+      </w:r>
+      <w:r>
+        <w:t xml:space="preserve"> = 0.043)</w:t>
+      </w:r>
+      <w:ins w:id="80" w:author="治輝 齋藤" w:date="2026-05-19T21:19:00Z" w16du:dateUtc="2026-05-19T12:19:00Z">
+        <w:r>
+          <w:rPr>
+            <w:rFonts w:hint="eastAsia"/>
+            <w:lang w:eastAsia="ja-JP"/>
+          </w:rPr>
+          <w:t>.</w:t>
+        </w:r>
+      </w:ins>
+      <w:del w:id="81" w:author="治輝 齋藤" w:date="2026-05-19T21:19:00Z" w16du:dateUtc="2026-05-19T12:19:00Z">
+        <w:r>
+          <w:delText>;</w:delText>
+        </w:r>
+      </w:del>
+      <w:del w:id="82" w:author="治輝 齋藤" w:date="2026-05-19T22:22:00Z" w16du:dateUtc="2026-05-19T13:22:00Z">
+        <w:r>
+          <w:delText xml:space="preserve"> HC3 and bootstrap intervals for the slope coefficient were borderline at N = 47.</w:delText>
+        </w:r>
+      </w:del>
+      <w:r>
+        <w:t xml:space="preserve"> </w:t>
+      </w:r>
+      <w:del w:id="83" w:author="治輝 齋藤" w:date="2026-05-19T21:20:00Z" w16du:dateUtc="2026-05-19T12:20:00Z">
+        <w:r>
+          <w:delText>N</w:delText>
+        </w:r>
+      </w:del>
+      <w:del w:id="84" w:author="治輝 齋藤" w:date="2026-05-19T22:43:00Z" w16du:dateUtc="2026-05-19T13:43:00Z">
+        <w:r>
+          <w:delText xml:space="preserve">o associations </w:delText>
+        </w:r>
+      </w:del>
+      <w:del w:id="85" w:author="治輝 齋藤" w:date="2026-05-19T21:20:00Z" w16du:dateUtc="2026-05-19T12:20:00Z">
+        <w:r>
+          <w:delText xml:space="preserve">were observed </w:delText>
+        </w:r>
+      </w:del>
+      <w:del w:id="86" w:author="治輝 齋藤" w:date="2026-05-19T22:43:00Z" w16du:dateUtc="2026-05-19T13:43:00Z">
+        <w:r>
+          <w:delText>for humerus or forearm</w:delText>
+        </w:r>
+      </w:del>
+      <w:del w:id="87" w:author="治輝 齋藤" w:date="2026-05-19T20:39:00Z" w16du:dateUtc="2026-05-19T11:39:00Z">
+        <w:r>
+          <w:delText xml:space="preserve"> fractures</w:delText>
+        </w:r>
+      </w:del>
+      <w:del w:id="88" w:author="治輝 齋藤" w:date="2026-05-19T22:43:00Z" w16du:dateUtc="2026-05-19T13:43:00Z">
+        <w:r>
+          <w:delText xml:space="preserve">. </w:delText>
+        </w:r>
+      </w:del>
+      <w:ins w:id="89" w:author="治輝 齋藤" w:date="2026-05-19T22:44:00Z" w16du:dateUtc="2026-05-19T13:44:00Z">
+        <w:r>
+          <w:t>The association was specific to hip fracture surgery rates and was not observed for humerus or forearm fracture surgeries</w:t>
+        </w:r>
+      </w:ins>
+      <w:del w:id="90" w:author="治輝 齋藤" w:date="2026-05-19T22:44:00Z" w16du:dateUtc="2026-05-19T13:44:00Z">
+        <w:r>
+          <w:delText>Prefecture-level terrain slope showed a hip-specific signal consistent with lateral-fall mechanisms</w:delText>
+        </w:r>
+        <w:commentRangeStart w:id="91"/>
+        <w:commentRangeStart w:id="92"/>
+        <w:r>
+          <w:delText>, but inferential sensitivity at small ecological N warrants cautious interpretation</w:delText>
+        </w:r>
+        <w:commentRangeEnd w:id="91"/>
+        <w:r>
+          <w:rPr>
+            <w:rStyle w:val="af2"/>
+            <w:sz w:val="24"/>
+            <w:szCs w:val="24"/>
+          </w:rPr>
+          <w:commentReference w:id="91"/>
+        </w:r>
+      </w:del>
+      <w:commentRangeEnd w:id="92"/>
+      <w:r>
+        <w:rPr>
+          <w:rStyle w:val="af2"/>
+        </w:rPr>
+        <w:commentReference w:id="92"/>
+      </w:r>
+      <w:r>
+        <w:t>.</w:t>
+      </w:r>
+      <w:bookmarkStart w:id="93" w:name="conclusions"/>
+    </w:p>
+    <w:p>
+      <w:pPr>
+        <w:pStyle w:val="a0"/>
+        <w:spacing w:line="360" w:lineRule="auto"/>
+        <w:rPr>
+          <w:lang w:eastAsia="ja-JP"/>
+        </w:rPr>
+      </w:pPr>
+      <w:r>
+        <w:rPr>
+          <w:b/>
+          <w:bCs/>
+        </w:rPr>
+        <w:t>Keywords</w:t>
+      </w:r>
+      <w:r>
+        <w:t>: terrain</w:t>
+      </w:r>
+      <w:r>
+        <w:rPr>
+          <w:rFonts w:hint="eastAsia"/>
+          <w:lang w:eastAsia="ja-JP"/>
+        </w:rPr>
+        <w:t>;</w:t>
+      </w:r>
+      <w:r>
+        <w:t xml:space="preserve"> slope; hip</w:t>
+      </w:r>
+      <w:r>
+        <w:rPr>
+          <w:rFonts w:hint="eastAsia"/>
+          <w:lang w:eastAsia="ja-JP"/>
+        </w:rPr>
+        <w:t>;</w:t>
+      </w:r>
+      <w:r>
+        <w:t xml:space="preserve"> fracture; ecolog</w:t>
+      </w:r>
+      <w:r>
+        <w:rPr>
+          <w:rFonts w:hint="eastAsia"/>
+          <w:lang w:eastAsia="ja-JP"/>
+        </w:rPr>
+        <w:t>y</w:t>
+      </w:r>
+      <w:r>
+        <w:t xml:space="preserve">; Japan; </w:t>
+      </w:r>
+      <w:r>
+        <w:rPr>
+          <w:rFonts w:hint="eastAsia"/>
+          <w:lang w:eastAsia="ja-JP"/>
+        </w:rPr>
+        <w:t>epidemiology</w:t>
+      </w:r>
+    </w:p>
+    <w:p>
+      <w:pPr>
+        <w:spacing w:line="360" w:lineRule="auto"/>
+      </w:pPr>
+      <w:r>
+        <w:pict w14:anchorId="0BC1EF66">
+          <v:rect id="_x0000_i1028" style="width:0;height:1.5pt" o:hralign="center" o:hrstd="t" o:hr="t"/>
+        </w:pict>
+      </w:r>
+    </w:p>
+    <w:p>
+      <w:pPr>
+        <w:pStyle w:val="1"/>
+        <w:spacing w:line="360" w:lineRule="auto"/>
+      </w:pPr>
+      <w:bookmarkStart w:id="94" w:name="introduction"/>
+      <w:bookmarkEnd w:id="0"/>
+      <w:bookmarkEnd w:id="93"/>
+      <w:r>
+        <w:lastRenderedPageBreak/>
+        <w:t>Introduction</w:t>
+      </w:r>
+    </w:p>
+    <w:p>
+      <w:pPr>
+        <w:pStyle w:val="FirstParagraph"/>
+        <w:spacing w:line="360" w:lineRule="auto"/>
+      </w:pPr>
+      <w:r>
+        <w:t>Hip fracture is a serious public health problem among older adults worldwide. In Japan, approximately 200,000 hip fractures occur annually, and this number is projected to increase with the ongoing demographic shift toward an aging society.</w:t>
+      </w:r>
+      <w:r>
+        <w:t xml:space="preserve"> [1, 2]</w:t>
+      </w:r>
+      <w:r>
+        <w:t xml:space="preserve"> Hip fracture leads to prolonged hospitalization, functional decline, institutionalization, and increased mortality, imposing a substantial burden on both individuals and the healthcare </w:t>
+      </w:r>
+      <w:proofErr w:type="gramStart"/>
+      <w:r>
+        <w:t>system.</w:t>
+      </w:r>
+      <w:r>
+        <w:t>[</w:t>
+      </w:r>
+      <w:proofErr w:type="gramEnd"/>
+      <w:r>
+        <w:t>1, 3]</w:t>
+      </w:r>
+      <w:r>
+        <w:t xml:space="preserve"> The acute care costs of hip fracture treatment in Japan reached approximately 1,000 billion yen ($989 million) in 2021, and this burden continues to escalate.</w:t>
+      </w:r>
+      <w:r>
+        <w:t xml:space="preserve"> [4, 5]</w:t>
+      </w:r>
+    </w:p>
+    <w:p>
+      <w:pPr>
+        <w:pStyle w:val="a0"/>
+        <w:spacing w:line="360" w:lineRule="auto"/>
+        <w:rPr>
+          <w:lang w:eastAsia="ja-JP"/>
+        </w:rPr>
+      </w:pPr>
+      <w:r>
+        <w:t>Falls are the primary cause of hip fractures, accounting for more than 90% of cases.</w:t>
+      </w:r>
+      <w:r>
+        <w:t xml:space="preserve"> [6]</w:t>
+      </w:r>
+      <w:r>
+        <w:t xml:space="preserve"> Multiple risk factors for falls have been identified, including muscle weakness, impaired gait and balance, polypharmacy, and visual impairment.</w:t>
+      </w:r>
+      <w:r>
+        <w:t xml:space="preserve"> [7]</w:t>
+      </w:r>
+      <w:r>
+        <w:t xml:space="preserve"> Among environmental factors, home hazards such as slippery floors, steps, and inadequate lighting are well recognized.</w:t>
+      </w:r>
+      <w:r>
+        <w:t xml:space="preserve"> [8]</w:t>
+      </w:r>
+      <w:r>
+        <w:t xml:space="preserve"> However, broader environmental determinants of fall risk at the community level, such as outdoor terrain characteristics, have received limited attention despite their potential population-level impact.</w:t>
+      </w:r>
+      <w:r>
+        <w:t xml:space="preserve"> [9]</w:t>
+      </w:r>
+      <w:r>
+        <w:rPr>
+          <w:rFonts w:hint="eastAsia"/>
+          <w:lang w:eastAsia="ja-JP"/>
+        </w:rPr>
+        <w:t xml:space="preserve"> </w:t>
+      </w:r>
+    </w:p>
+    <w:p>
+      <w:pPr>
+        <w:pStyle w:val="a0"/>
+        <w:spacing w:line="360" w:lineRule="auto"/>
+      </w:pPr>
+      <w:r>
+        <w:t>Terrain slope is a plausible environmental determinant of fall-related fractures. Walking on inclined surfaces requires greater neuromuscular effort and alters biomechanics, increasing instability, particularly among older adults with impaired balance and reduced muscle strength.</w:t>
+      </w:r>
+      <w:r>
+        <w:t xml:space="preserve"> [10, 11]</w:t>
+      </w:r>
+      <w:r>
+        <w:t xml:space="preserve"> The control of body center of mass (</w:t>
+      </w:r>
+      <w:proofErr w:type="spellStart"/>
+      <w:r>
+        <w:t>CoM</w:t>
+      </w:r>
+      <w:proofErr w:type="spellEnd"/>
+      <w:r>
+        <w:t>) during inclined walking becomes increasingly challenging with age, as margin of stability (MoS) decreases and required coefficient of friction (RCOF) changes unpredictably on uneven terrain.</w:t>
+      </w:r>
+      <w:r>
+        <w:t xml:space="preserve"> [12, 13]</w:t>
+      </w:r>
+      <w:r>
+        <w:t xml:space="preserve"> Regions with steeper terrain may expose residents to greater fall risk during daily outdoor activities, including commuting and shopping. Japan’s varied topography—ranging from flat coastal plains to steep </w:t>
+      </w:r>
+      <w:r>
+        <w:lastRenderedPageBreak/>
+        <w:t>mountain foothills—provides a natural laboratory to test this hypothesis at a nationwide scale.</w:t>
+      </w:r>
+    </w:p>
+    <w:p>
+      <w:pPr>
+        <w:pStyle w:val="a0"/>
+        <w:spacing w:line="360" w:lineRule="auto"/>
+      </w:pPr>
+      <w:r>
+        <w:t>Previous studies have demonstrated that environmental terrain features are associated with physical activity levels and walking speed in community-dwelling older adults.</w:t>
+      </w:r>
+      <w:r>
+        <w:t xml:space="preserve"> [14]</w:t>
+      </w:r>
+      <w:r>
+        <w:t xml:space="preserve"> Walking speed is itself a powerful predictor of fracture risk</w:t>
+      </w:r>
+      <w:r>
+        <w:rPr>
+          <w:rFonts w:hint="eastAsia"/>
+          <w:lang w:eastAsia="ja-JP"/>
+        </w:rPr>
+        <w:t xml:space="preserve"> </w:t>
+      </w:r>
+      <w:r>
+        <w:rPr>
+          <w:lang w:eastAsia="ja-JP"/>
+        </w:rPr>
+        <w:t>[15, 16]</w:t>
+      </w:r>
+      <w:r>
+        <w:t xml:space="preserve"> and has been designated the “sixth vital sign.”</w:t>
+      </w:r>
+      <w:r>
+        <w:t xml:space="preserve"> </w:t>
+      </w:r>
+      <w:r>
+        <w:rPr>
+          <w:lang w:eastAsia="ja-JP"/>
+        </w:rPr>
+        <w:t>[17]</w:t>
+      </w:r>
+      <w:r>
+        <w:t xml:space="preserve"> Older adults walking on complex outdoor terrain unconsciously adopt cautious gait strategies, reducing step length and cadence, </w:t>
+      </w:r>
+      <w:commentRangeStart w:id="95"/>
+      <w:r>
+        <w:t>which may lead to chronic deconditioning and increased frailty</w:t>
+      </w:r>
+      <w:commentRangeEnd w:id="95"/>
+      <w:r>
+        <w:rPr>
+          <w:rStyle w:val="af2"/>
+          <w:sz w:val="24"/>
+          <w:szCs w:val="24"/>
+        </w:rPr>
+        <w:commentReference w:id="95"/>
+      </w:r>
+      <w:r>
+        <w:t>.</w:t>
+      </w:r>
+      <w:r>
+        <w:t xml:space="preserve"> </w:t>
+      </w:r>
+      <w:r>
+        <w:rPr>
+          <w:lang w:eastAsia="ja-JP"/>
+        </w:rPr>
+        <w:t>[18, 19]</w:t>
+      </w:r>
+      <w:r>
+        <w:t xml:space="preserve"> </w:t>
+      </w:r>
+      <w:commentRangeStart w:id="96"/>
+      <w:r>
+        <w:t xml:space="preserve">We therefore hypothesized that </w:t>
+      </w:r>
+      <w:ins w:id="97" w:author="治輝 齋藤" w:date="2026-05-19T20:40:00Z" w16du:dateUtc="2026-05-19T11:40:00Z">
+        <w:r>
+          <w:t>steeper</w:t>
         </w:r>
         <w:r>
           <w:rPr>
@@ -559,52 +1117,23 @@
           <w:t xml:space="preserve"> </w:t>
         </w:r>
       </w:ins>
-      <w:del w:id="55" w:author="治輝 齋藤" w:date="2026-05-19T22:18:00Z" w16du:dateUtc="2026-05-19T13:18:00Z">
-        <w:r>
-          <w:delText>T</w:delText>
+      <w:r>
+        <w:t xml:space="preserve">terrain slope may </w:t>
+      </w:r>
+      <w:del w:id="98" w:author="治輝 齋藤" w:date="2026-05-19T20:41:00Z" w16du:dateUtc="2026-05-19T11:41:00Z">
+        <w:r>
+          <w:delText>influence</w:delText>
         </w:r>
       </w:del>
-      <w:ins w:id="56" w:author="治輝 齋藤" w:date="2026-05-19T22:18:00Z" w16du:dateUtc="2026-05-19T13:18:00Z">
-        <w:r>
-          <w:rPr>
-            <w:rFonts w:hint="eastAsia"/>
-            <w:lang w:eastAsia="ja-JP"/>
-          </w:rPr>
-          <w:t>t</w:t>
+      <w:ins w:id="99" w:author="治輝 齋藤" w:date="2026-05-19T20:41:00Z" w16du:dateUtc="2026-05-19T11:41:00Z">
+        <w:r>
+          <w:t>be associated with higher prefecture-level</w:t>
         </w:r>
       </w:ins>
       <w:r>
-        <w:t>errain</w:t>
-      </w:r>
-      <w:del w:id="57" w:author="治輝 齋藤" w:date="2026-05-19T22:18:00Z" w16du:dateUtc="2026-05-19T13:18:00Z">
-        <w:r>
-          <w:delText xml:space="preserve"> slope</w:delText>
-        </w:r>
-      </w:del>
-      <w:r>
-        <w:t xml:space="preserve"> was </w:t>
-      </w:r>
-      <w:del w:id="58" w:author="治輝 齋藤" w:date="2026-05-19T22:18:00Z" w16du:dateUtc="2026-05-19T13:18:00Z">
-        <w:r>
-          <w:delText xml:space="preserve">positively </w:delText>
-        </w:r>
-      </w:del>
-      <w:r>
-        <w:t xml:space="preserve">associated with </w:t>
-      </w:r>
-      <w:ins w:id="59" w:author="治輝 齋藤" w:date="2026-05-19T22:18:00Z" w16du:dateUtc="2026-05-19T13:18:00Z">
-        <w:r>
-          <w:t>higher annual</w:t>
-        </w:r>
-        <w:r>
-          <w:t xml:space="preserve"> </w:t>
-        </w:r>
-      </w:ins>
-      <w:commentRangeStart w:id="60"/>
-      <w:r>
-        <w:t>hip fracture</w:t>
-      </w:r>
-      <w:ins w:id="61" w:author="治輝 齋藤" w:date="2026-05-19T20:36:00Z" w16du:dateUtc="2026-05-19T11:36:00Z">
+        <w:t xml:space="preserve"> hip fracture</w:t>
+      </w:r>
+      <w:ins w:id="100" w:author="治輝 齋藤" w:date="2026-05-19T20:41:00Z" w16du:dateUtc="2026-05-19T11:41:00Z">
         <w:r>
           <w:rPr>
             <w:rFonts w:hint="eastAsia"/>
@@ -619,74 +1148,327 @@
       <w:r>
         <w:t xml:space="preserve"> rates</w:t>
       </w:r>
-      <w:commentRangeEnd w:id="60"/>
+      <w:ins w:id="101" w:author="治輝 齋藤" w:date="2026-05-19T20:41:00Z" w16du:dateUtc="2026-05-19T11:41:00Z">
+        <w:r>
+          <w:rPr>
+            <w:lang w:eastAsia="ja-JP"/>
+          </w:rPr>
+          <w:t>. We treated these rates as administrative proxies for population-level surgical burden after hip and femoral fractures. The association may reflect</w:t>
+        </w:r>
+      </w:ins>
+      <w:del w:id="102" w:author="治輝 齋藤" w:date="2026-05-19T20:42:00Z" w16du:dateUtc="2026-05-19T11:42:00Z">
+        <w:r>
+          <w:delText xml:space="preserve"> through</w:delText>
+        </w:r>
+      </w:del>
+      <w:r>
+        <w:t xml:space="preserve"> direct mechanical effects of inclined walking (direct pathway)</w:t>
+      </w:r>
+      <w:ins w:id="103" w:author="治輝 齋藤" w:date="2026-05-19T20:42:00Z" w16du:dateUtc="2026-05-19T11:42:00Z">
+        <w:r>
+          <w:rPr>
+            <w:rFonts w:hint="eastAsia"/>
+            <w:lang w:eastAsia="ja-JP"/>
+          </w:rPr>
+          <w:t xml:space="preserve">. </w:t>
+        </w:r>
+      </w:ins>
+      <w:del w:id="104" w:author="治輝 齋藤" w:date="2026-05-19T20:42:00Z" w16du:dateUtc="2026-05-19T11:42:00Z">
+        <w:r>
+          <w:delText xml:space="preserve"> and through its effect on</w:delText>
+        </w:r>
+      </w:del>
+      <w:ins w:id="105" w:author="治輝 齋藤" w:date="2026-05-19T20:42:00Z" w16du:dateUtc="2026-05-19T11:42:00Z">
+        <w:r>
+          <w:t>It may also relate to</w:t>
+        </w:r>
+      </w:ins>
+      <w:r>
+        <w:t xml:space="preserve"> walking capacity (indirect pathway)</w:t>
+      </w:r>
+      <w:commentRangeEnd w:id="96"/>
       <w:r>
         <w:rPr>
           <w:rStyle w:val="af2"/>
         </w:rPr>
-        <w:commentReference w:id="60"/>
-      </w:r>
-      <w:r>
-        <w:t xml:space="preserve"> </w:t>
-      </w:r>
-      <w:del w:id="62" w:author="治輝 齋藤" w:date="2026-05-19T22:19:00Z" w16du:dateUtc="2026-05-19T13:19:00Z">
-        <w:r>
-          <w:delText>in unadjusted models</w:delText>
-        </w:r>
-      </w:del>
-      <w:ins w:id="63" w:author="治輝 齋藤" w:date="2026-05-19T22:19:00Z" w16du:dateUtc="2026-05-19T13:19:00Z">
-        <w:r>
-          <w:t>before covariate adjustment</w:t>
-        </w:r>
-      </w:ins>
-      <w:r>
-        <w:t xml:space="preserve"> (</w:t>
-      </w:r>
-      <w:commentRangeStart w:id="64"/>
-      <w:commentRangeStart w:id="65"/>
-      <w:del w:id="66" w:author="治輝 齋藤" w:date="2026-05-19T22:19:00Z" w16du:dateUtc="2026-05-19T13:19:00Z">
-        <w:r>
-          <w:delText>β = 5.65</w:delText>
-        </w:r>
-      </w:del>
-      <w:commentRangeEnd w:id="64"/>
+        <w:commentReference w:id="96"/>
+      </w:r>
+      <w:r>
+        <w:t>.</w:t>
+      </w:r>
+    </w:p>
+    <w:p>
+      <w:pPr>
+        <w:pStyle w:val="a0"/>
+        <w:spacing w:line="360" w:lineRule="auto"/>
+      </w:pPr>
+      <w:r>
+        <w:t xml:space="preserve">Despite these theoretical considerations, no nationwide study has examined the association between </w:t>
+      </w:r>
+      <w:commentRangeStart w:id="106"/>
+      <w:r>
+        <w:t>prefectural-level</w:t>
+      </w:r>
+      <w:commentRangeEnd w:id="106"/>
       <w:r>
         <w:rPr>
           <w:rStyle w:val="af2"/>
           <w:sz w:val="24"/>
           <w:szCs w:val="24"/>
         </w:rPr>
-        <w:commentReference w:id="64"/>
-      </w:r>
-      <w:commentRangeEnd w:id="65"/>
+        <w:commentReference w:id="106"/>
+      </w:r>
+      <w:r>
+        <w:t xml:space="preserve"> terrain slope and fracture surgery rates using population-based administrative data. International ecological studies from Norway (NOREPOS) and China (CHARLS) have demonstrated significant associations between high elevation, complex terrain, and elevated hip fracture risk,</w:t>
+      </w:r>
+      <w:r>
+        <w:t xml:space="preserve"> </w:t>
+      </w:r>
+      <w:r>
+        <w:rPr>
+          <w:lang w:eastAsia="ja-JP"/>
+        </w:rPr>
+        <w:t>[20, 21]</w:t>
+      </w:r>
+      <w:r>
+        <w:t xml:space="preserve"> but Japan-specific nationwide evidence has been lacking. The National Database (NDB) of Health Insurance Claims, released as open data by Japan’s Ministry of Health, </w:t>
+      </w:r>
+      <w:proofErr w:type="spellStart"/>
+      <w:r>
+        <w:t>Labour</w:t>
+      </w:r>
+      <w:proofErr w:type="spellEnd"/>
+      <w:r>
+        <w:t xml:space="preserve"> and Welfare, provides a unique opportunity to assess fracture surgery rates across all 47 Japanese prefectures. Combined with digital elevation model (DEM) data from the Geospatial Information Authority of Japan, this ecological approach enables the first nationwide quantitative assessment of the </w:t>
+      </w:r>
+      <w:commentRangeStart w:id="107"/>
+      <w:r>
+        <w:t>terrain–fracture</w:t>
+      </w:r>
+      <w:ins w:id="108" w:author="治輝 齋藤" w:date="2026-05-19T20:43:00Z" w16du:dateUtc="2026-05-19T11:43:00Z">
+        <w:r>
+          <w:rPr>
+            <w:rFonts w:hint="eastAsia"/>
+            <w:lang w:eastAsia="ja-JP"/>
+          </w:rPr>
+          <w:t xml:space="preserve"> </w:t>
+        </w:r>
+        <w:r>
+          <w:rPr>
+            <w:lang w:eastAsia="ja-JP"/>
+          </w:rPr>
+          <w:t>surgery</w:t>
+        </w:r>
+      </w:ins>
+      <w:r>
+        <w:t xml:space="preserve"> relationship</w:t>
+      </w:r>
+      <w:commentRangeEnd w:id="107"/>
       <w:r>
         <w:rPr>
           <w:rStyle w:val="af2"/>
         </w:rPr>
-        <w:commentReference w:id="65"/>
-      </w:r>
-      <w:ins w:id="67" w:author="治輝 齋藤" w:date="2026-05-19T22:19:00Z" w16du:dateUtc="2026-05-19T13:19:00Z">
-        <w:r>
+        <w:commentReference w:id="107"/>
+      </w:r>
+      <w:r>
+        <w:t xml:space="preserve"> in Japan.</w:t>
+      </w:r>
+    </w:p>
+    <w:p>
+      <w:pPr>
+        <w:pStyle w:val="a0"/>
+        <w:spacing w:line="360" w:lineRule="auto"/>
+      </w:pPr>
+      <w:commentRangeStart w:id="109"/>
+      <w:r>
+        <w:lastRenderedPageBreak/>
+        <w:t xml:space="preserve">In this study, we examined whether terrain slope was associated with hip fracture surgery rates </w:t>
+      </w:r>
+      <w:del w:id="110" w:author="治輝 齋藤" w:date="2026-05-19T20:45:00Z" w16du:dateUtc="2026-05-19T11:45:00Z">
+        <w:r>
+          <w:delText>at the prefectural level, independent of</w:delText>
+        </w:r>
+      </w:del>
+      <w:ins w:id="111" w:author="治輝 齋藤" w:date="2026-05-19T20:45:00Z" w16du:dateUtc="2026-05-19T11:45:00Z">
+        <w:r>
+          <w:t>across prefectures. We adjusted for</w:t>
+        </w:r>
+      </w:ins>
+      <w:r>
+        <w:t xml:space="preserve"> aging rate</w:t>
+      </w:r>
+      <w:ins w:id="112" w:author="治輝 齋藤" w:date="2026-05-19T20:45:00Z" w16du:dateUtc="2026-05-19T11:45:00Z">
+        <w:r>
+          <w:rPr>
+            <w:rFonts w:hint="eastAsia"/>
+            <w:lang w:eastAsia="ja-JP"/>
+          </w:rPr>
+          <w:t>,</w:t>
+        </w:r>
+      </w:ins>
+      <w:r>
+        <w:t xml:space="preserve"> </w:t>
+      </w:r>
+      <w:del w:id="113" w:author="治輝 齋藤" w:date="2026-05-19T20:45:00Z" w16du:dateUtc="2026-05-19T11:45:00Z">
+        <w:r>
+          <w:delText>and</w:delText>
+        </w:r>
+      </w:del>
+      <w:ins w:id="114" w:author="治輝 齋藤" w:date="2026-05-19T20:45:00Z" w16du:dateUtc="2026-05-19T11:45:00Z">
+        <w:r>
+          <w:rPr>
+            <w:rFonts w:hint="eastAsia"/>
+            <w:lang w:eastAsia="ja-JP"/>
+          </w:rPr>
+          <w:t>fast</w:t>
+        </w:r>
+      </w:ins>
+      <w:r>
+        <w:t xml:space="preserve"> walking </w:t>
+      </w:r>
+      <w:del w:id="115" w:author="治輝 齋藤" w:date="2026-05-19T20:45:00Z" w16du:dateUtc="2026-05-19T11:45:00Z">
+        <w:r>
+          <w:delText>speed</w:delText>
+        </w:r>
+      </w:del>
+      <w:ins w:id="116" w:author="治輝 齋藤" w:date="2026-05-19T20:45:00Z" w16du:dateUtc="2026-05-19T11:45:00Z">
+        <w:r>
+          <w:rPr>
+            <w:rFonts w:hint="eastAsia"/>
+            <w:lang w:eastAsia="ja-JP"/>
+          </w:rPr>
+          <w:t>rate</w:t>
+        </w:r>
+      </w:ins>
+      <w:r>
+        <w:t xml:space="preserve">, </w:t>
+      </w:r>
+      <w:ins w:id="117" w:author="治輝 齋藤" w:date="2026-05-19T20:46:00Z" w16du:dateUtc="2026-05-19T11:46:00Z">
+        <w:r>
+          <w:t>and population density</w:t>
+        </w:r>
+        <w:r>
+          <w:rPr>
+            <w:rFonts w:hint="eastAsia"/>
+            <w:lang w:eastAsia="ja-JP"/>
+          </w:rPr>
           <w:t xml:space="preserve"> </w:t>
         </w:r>
-        <w:r>
-          <w:t>approximately 5.7 additional surgeries per 100,000 population per one-degree increase in slope</w:t>
-        </w:r>
       </w:ins>
       <w:r>
-        <w:t xml:space="preserve">; 95% CI, 2.50–8.79; </w:t>
-      </w:r>
-      <w:r>
-        <w:rPr>
-          <w:i/>
-          <w:iCs/>
-        </w:rPr>
-        <w:t>p</w:t>
-      </w:r>
-      <w:r>
-        <w:t xml:space="preserve"> = 0.001)</w:t>
-      </w:r>
-      <w:ins w:id="68" w:author="治輝 齋藤" w:date="2026-05-19T21:18:00Z" w16du:dateUtc="2026-05-19T12:18:00Z">
+        <w:t>using nationwide administrative and geospatial data.</w:t>
+      </w:r>
+      <w:ins w:id="118" w:author="治輝 齋藤" w:date="2026-05-19T20:46:00Z" w16du:dateUtc="2026-05-19T11:46:00Z">
+        <w:r>
+          <w:t xml:space="preserve"> NDB Open Data provide procedure counts, not fracture incidence. We therefore interpreted prefecture-level surgery rates as administrative proxies for fracture-related surgical burden. Not all fractures receive surgery, and operative thresholds may vary across regions.</w:t>
+        </w:r>
+      </w:ins>
+      <w:commentRangeEnd w:id="109"/>
+      <w:ins w:id="119" w:author="治輝 齋藤" w:date="2026-05-19T20:47:00Z" w16du:dateUtc="2026-05-19T11:47:00Z">
+        <w:r>
+          <w:rPr>
+            <w:rStyle w:val="af2"/>
+          </w:rPr>
+          <w:commentReference w:id="109"/>
+        </w:r>
+      </w:ins>
+    </w:p>
+    <w:p>
+      <w:pPr>
+        <w:spacing w:line="360" w:lineRule="auto"/>
+      </w:pPr>
+      <w:r>
+        <w:pict w14:anchorId="2A09CD22">
+          <v:rect id="_x0000_i1029" style="width:0;height:1.5pt" o:hralign="center" o:hrstd="t" o:hr="t"/>
+        </w:pict>
+      </w:r>
+    </w:p>
+    <w:p>
+      <w:pPr>
+        <w:pStyle w:val="1"/>
+        <w:spacing w:line="360" w:lineRule="auto"/>
+      </w:pPr>
+      <w:bookmarkStart w:id="120" w:name="methods-1"/>
+      <w:bookmarkEnd w:id="94"/>
+      <w:r>
+        <w:t>Methods</w:t>
+      </w:r>
+    </w:p>
+    <w:p>
+      <w:pPr>
+        <w:pStyle w:val="2"/>
+        <w:spacing w:line="360" w:lineRule="auto"/>
+      </w:pPr>
+      <w:bookmarkStart w:id="121" w:name="study-design"/>
+      <w:r>
+        <w:t>1. Study Design</w:t>
+      </w:r>
+    </w:p>
+    <w:p>
+      <w:pPr>
+        <w:pStyle w:val="FirstParagraph"/>
+        <w:spacing w:line="360" w:lineRule="auto"/>
+      </w:pPr>
+      <w:r>
+        <w:t>We conducted a nationwide ecological study in which the Japanese prefecture (N = 47) served as the unit of analysis. Prefecture-level aggregate data were used because individual-level geospatial information is not available from NDB Open Data. The study period was fiscal year 2021 (April 2021 through March 2022).</w:t>
+      </w:r>
+    </w:p>
+    <w:p>
+      <w:pPr>
+        <w:pStyle w:val="2"/>
+        <w:spacing w:line="360" w:lineRule="auto"/>
+      </w:pPr>
+      <w:bookmarkStart w:id="122" w:name="outcome-fracture-surgery-rates"/>
+      <w:bookmarkEnd w:id="121"/>
+      <w:r>
+        <w:t>2. Outcome: Fracture Surgery Rates</w:t>
+      </w:r>
+    </w:p>
+    <w:p>
+      <w:pPr>
+        <w:pStyle w:val="FirstParagraph"/>
+        <w:spacing w:line="360" w:lineRule="auto"/>
+      </w:pPr>
+      <w:commentRangeStart w:id="123"/>
+      <w:del w:id="124" w:author="治輝 齋藤" w:date="2026-05-19T20:48:00Z" w16du:dateUtc="2026-05-19T11:48:00Z">
+        <w:r>
+          <w:delText>Fracture</w:delText>
+        </w:r>
+      </w:del>
+      <w:ins w:id="125" w:author="治輝 齋藤" w:date="2026-05-19T20:48:00Z" w16du:dateUtc="2026-05-19T11:48:00Z">
+        <w:r>
+          <w:t>We obtained fracture</w:t>
+        </w:r>
+      </w:ins>
+      <w:r>
+        <w:t xml:space="preserve"> surgery rates</w:t>
+      </w:r>
+      <w:del w:id="126" w:author="治輝 齋藤" w:date="2026-05-19T20:49:00Z" w16du:dateUtc="2026-05-19T11:49:00Z">
+        <w:r>
+          <w:delText xml:space="preserve"> were derived</w:delText>
+        </w:r>
+      </w:del>
+      <w:r>
+        <w:t xml:space="preserve"> from the 10th NDB Open Data (released </w:t>
+      </w:r>
+      <w:ins w:id="127" w:author="治輝 齋藤" w:date="2026-05-19T20:49:00Z" w16du:dateUtc="2026-05-19T11:49:00Z">
+        <w:r>
+          <w:rPr>
+            <w:rFonts w:hint="eastAsia"/>
+            <w:lang w:eastAsia="ja-JP"/>
+          </w:rPr>
+          <w:t>30 May 2025</w:t>
+        </w:r>
+      </w:ins>
+      <w:del w:id="128" w:author="治輝 齋藤" w:date="2026-05-19T20:49:00Z" w16du:dateUtc="2026-05-19T11:49:00Z">
+        <w:r>
+          <w:delText>2023</w:delText>
+        </w:r>
+      </w:del>
+      <w:r>
+        <w:t>)</w:t>
+      </w:r>
+      <w:ins w:id="129" w:author="治輝 齋藤" w:date="2026-05-19T20:49:00Z" w16du:dateUtc="2026-05-19T11:49:00Z">
         <w:r>
           <w:rPr>
             <w:rFonts w:hint="eastAsia"/>
@@ -695,99 +1477,82 @@
           <w:t>.</w:t>
         </w:r>
       </w:ins>
-      <w:del w:id="69" w:author="治輝 齋藤" w:date="2026-05-19T21:18:00Z" w16du:dateUtc="2026-05-19T12:18:00Z">
-        <w:r>
-          <w:delText xml:space="preserve"> and</w:delText>
+      <w:del w:id="130" w:author="治輝 齋藤" w:date="2026-05-19T20:49:00Z" w16du:dateUtc="2026-05-19T11:49:00Z">
+        <w:r>
+          <w:delText>,</w:delText>
         </w:r>
       </w:del>
-      <w:ins w:id="70" w:author="治輝 齋藤" w:date="2026-05-19T21:18:00Z" w16du:dateUtc="2026-05-19T12:18:00Z">
-        <w:r>
-          <w:t xml:space="preserve">After </w:t>
-        </w:r>
-        <w:proofErr w:type="spellStart"/>
-        <w:r>
-          <w:t>adjustment</w:t>
+      <w:del w:id="131" w:author="治輝 齋藤" w:date="2026-05-19T20:50:00Z" w16du:dateUtc="2026-05-19T11:50:00Z">
+        <w:r>
+          <w:delText xml:space="preserve"> which contains</w:delText>
+        </w:r>
+      </w:del>
+      <w:ins w:id="132" w:author="治輝 齋藤" w:date="2026-05-19T20:50:00Z" w16du:dateUtc="2026-05-19T11:50:00Z">
+        <w:r>
+          <w:t xml:space="preserve"> This release reports</w:t>
         </w:r>
       </w:ins>
-      <w:del w:id="71" w:author="治輝 齋藤" w:date="2026-05-19T21:19:00Z" w16du:dateUtc="2026-05-19T12:19:00Z">
-        <w:r>
-          <w:delText xml:space="preserve"> </w:delText>
-        </w:r>
-        <w:commentRangeStart w:id="72"/>
-        <w:commentRangeStart w:id="73"/>
-        <w:r>
-          <w:delText>in adjusted models</w:delText>
+      <w:r>
+        <w:t xml:space="preserve"> prefecture-level </w:t>
+      </w:r>
+      <w:del w:id="133" w:author="治輝 齋藤" w:date="2026-05-19T20:50:00Z" w16du:dateUtc="2026-05-19T11:50:00Z">
+        <w:r>
+          <w:delText>counts of medical procedures</w:delText>
         </w:r>
       </w:del>
-      <w:ins w:id="74" w:author="治輝 齋藤" w:date="2026-05-19T22:30:00Z" w16du:dateUtc="2026-05-19T13:30:00Z">
-        <w:r>
-          <w:t>for</w:t>
-        </w:r>
-        <w:proofErr w:type="spellEnd"/>
-        <w:r>
-          <w:t xml:space="preserve"> aging rate, fast walking rate, and population density</w:t>
+      <w:ins w:id="134" w:author="治輝 齋藤" w:date="2026-05-19T20:50:00Z" w16du:dateUtc="2026-05-19T11:50:00Z">
+        <w:r>
+          <w:t>procedure counts</w:t>
         </w:r>
       </w:ins>
-      <w:ins w:id="75" w:author="治輝 齋藤" w:date="2026-05-19T21:19:00Z" w16du:dateUtc="2026-05-19T12:19:00Z">
-        <w:r>
-          <w:rPr>
-            <w:rFonts w:hint="eastAsia"/>
-            <w:lang w:eastAsia="ja-JP"/>
-          </w:rPr>
-          <w:t xml:space="preserve">, </w:t>
+      <w:del w:id="135" w:author="治輝 齋藤" w:date="2026-05-19T20:52:00Z" w16du:dateUtc="2026-05-19T11:52:00Z">
+        <w:r>
+          <w:delText xml:space="preserve"> claimed</w:delText>
+        </w:r>
+      </w:del>
+      <w:ins w:id="136" w:author="治輝 齋藤" w:date="2026-05-19T20:52:00Z" w16du:dateUtc="2026-05-19T11:52:00Z">
+        <w:r>
+          <w:t xml:space="preserve"> from Reiwa 5 fiscal year claims (April 2023 through March 2024)</w:t>
         </w:r>
       </w:ins>
-      <w:ins w:id="76" w:author="治輝 齋藤" w:date="2026-05-19T22:21:00Z" w16du:dateUtc="2026-05-19T13:21:00Z">
-        <w:r>
-          <w:rPr>
-            <w:lang w:eastAsia="ja-JP"/>
-          </w:rPr>
-          <w:t>each additional degree of slope corresponded to approximately 3.5 additional hip fracture surgeries per 100,000 population</w:t>
+      <w:r>
+        <w:t xml:space="preserve"> under the national health insurance system. We extracted </w:t>
+      </w:r>
+      <w:del w:id="137" w:author="治輝 齋藤" w:date="2026-05-19T20:52:00Z" w16du:dateUtc="2026-05-19T11:52:00Z">
+        <w:r>
+          <w:delText xml:space="preserve">claims for </w:delText>
+        </w:r>
+      </w:del>
+      <w:r>
+        <w:t xml:space="preserve">three </w:t>
+      </w:r>
+      <w:ins w:id="138" w:author="治輝 齋藤" w:date="2026-05-19T20:52:00Z" w16du:dateUtc="2026-05-19T11:52:00Z">
+        <w:r>
+          <w:t>site-specific</w:t>
         </w:r>
       </w:ins>
-      <w:del w:id="77" w:author="治輝 齋藤" w:date="2026-05-19T22:21:00Z" w16du:dateUtc="2026-05-19T13:21:00Z">
-        <w:r>
-          <w:delText xml:space="preserve"> with conventional standard errors</w:delText>
-        </w:r>
-        <w:commentRangeEnd w:id="72"/>
-        <w:r>
-          <w:rPr>
-            <w:rStyle w:val="af2"/>
-            <w:sz w:val="24"/>
-            <w:szCs w:val="24"/>
-          </w:rPr>
-          <w:commentReference w:id="72"/>
+      <w:del w:id="139" w:author="治輝 齋藤" w:date="2026-05-19T20:52:00Z" w16du:dateUtc="2026-05-19T11:52:00Z">
+        <w:r>
+          <w:delText>fracture surgery</w:delText>
         </w:r>
       </w:del>
-      <w:commentRangeEnd w:id="73"/>
-      <w:r>
-        <w:rPr>
-          <w:rStyle w:val="af2"/>
-        </w:rPr>
-        <w:commentReference w:id="73"/>
-      </w:r>
-      <w:r>
-        <w:t xml:space="preserve"> (</w:t>
-      </w:r>
-      <w:del w:id="78" w:author="治輝 齋藤" w:date="2026-05-19T22:21:00Z" w16du:dateUtc="2026-05-19T13:21:00Z">
-        <w:r>
-          <w:delText xml:space="preserve">β = 3.49; </w:delText>
+      <w:r>
+        <w:t xml:space="preserve"> categories: (1) hip (femur) fracture surgery, (2) humerus fracture surgery, and (3) forearm fracture surgery. </w:t>
+      </w:r>
+      <w:ins w:id="140" w:author="治輝 齋藤" w:date="2026-05-19T20:53:00Z" w16du:dateUtc="2026-05-19T11:53:00Z">
+        <w:r>
+          <w:t>We defined total fracture surgery rate as the sum of these three site-specific counts</w:t>
+        </w:r>
+      </w:ins>
+      <w:del w:id="141" w:author="治輝 齋藤" w:date="2026-05-19T20:53:00Z" w16du:dateUtc="2026-05-19T11:53:00Z">
+        <w:r>
+          <w:delText>Rates were calculated</w:delText>
         </w:r>
       </w:del>
       <w:r>
-        <w:t xml:space="preserve">95% CI, 0.11–6.86; </w:t>
-      </w:r>
-      <w:r>
-        <w:rPr>
-          <w:i/>
-          <w:iCs/>
-        </w:rPr>
-        <w:t>p</w:t>
-      </w:r>
-      <w:r>
-        <w:t xml:space="preserve"> = 0.043)</w:t>
-      </w:r>
-      <w:ins w:id="79" w:author="治輝 齋藤" w:date="2026-05-19T21:19:00Z" w16du:dateUtc="2026-05-19T12:19:00Z">
+        <w:t xml:space="preserve"> per 100,000 population</w:t>
+      </w:r>
+      <w:ins w:id="142" w:author="治輝 齋藤" w:date="2026-05-19T20:53:00Z" w16du:dateUtc="2026-05-19T11:53:00Z">
         <w:r>
           <w:rPr>
             <w:rFonts w:hint="eastAsia"/>
@@ -796,161 +1561,51 @@
           <w:t>.</w:t>
         </w:r>
       </w:ins>
-      <w:del w:id="80" w:author="治輝 齋藤" w:date="2026-05-19T21:19:00Z" w16du:dateUtc="2026-05-19T12:19:00Z">
-        <w:r>
-          <w:delText>;</w:delText>
+      <w:r>
+        <w:t xml:space="preserve"> </w:t>
+      </w:r>
+      <w:ins w:id="143" w:author="治輝 齋藤" w:date="2026-05-19T20:53:00Z" w16du:dateUtc="2026-05-19T11:53:00Z">
+        <w:r>
+          <w:t>We divided counts by</w:t>
+        </w:r>
+      </w:ins>
+      <w:del w:id="144" w:author="治輝 齋藤" w:date="2026-05-19T20:53:00Z" w16du:dateUtc="2026-05-19T11:53:00Z">
+        <w:r>
+          <w:delText xml:space="preserve">using </w:delText>
+        </w:r>
+        <w:r>
+          <w:lastRenderedPageBreak/>
+          <w:delText>population estimates from the</w:delText>
         </w:r>
       </w:del>
-      <w:del w:id="81" w:author="治輝 齋藤" w:date="2026-05-19T22:22:00Z" w16du:dateUtc="2026-05-19T13:22:00Z">
-        <w:r>
-          <w:delText xml:space="preserve"> HC3 and bootstrap intervals for the slope coefficient were borderline at N = 47.</w:delText>
-        </w:r>
-      </w:del>
-      <w:r>
-        <w:t xml:space="preserve"> </w:t>
-      </w:r>
-      <w:del w:id="82" w:author="治輝 齋藤" w:date="2026-05-19T21:20:00Z" w16du:dateUtc="2026-05-19T12:20:00Z">
-        <w:r>
-          <w:delText>N</w:delText>
-        </w:r>
-      </w:del>
-      <w:del w:id="83" w:author="治輝 齋藤" w:date="2026-05-19T22:43:00Z" w16du:dateUtc="2026-05-19T13:43:00Z">
-        <w:r>
-          <w:delText xml:space="preserve">o associations </w:delText>
-        </w:r>
-      </w:del>
-      <w:del w:id="84" w:author="治輝 齋藤" w:date="2026-05-19T21:20:00Z" w16du:dateUtc="2026-05-19T12:20:00Z">
-        <w:r>
-          <w:delText xml:space="preserve">were observed </w:delText>
-        </w:r>
-      </w:del>
-      <w:del w:id="85" w:author="治輝 齋藤" w:date="2026-05-19T22:43:00Z" w16du:dateUtc="2026-05-19T13:43:00Z">
-        <w:r>
-          <w:delText>for humerus or forearm</w:delText>
-        </w:r>
-      </w:del>
-      <w:del w:id="86" w:author="治輝 齋藤" w:date="2026-05-19T20:39:00Z" w16du:dateUtc="2026-05-19T11:39:00Z">
-        <w:r>
-          <w:delText xml:space="preserve"> fractures</w:delText>
-        </w:r>
-      </w:del>
-      <w:del w:id="87" w:author="治輝 齋藤" w:date="2026-05-19T22:43:00Z" w16du:dateUtc="2026-05-19T13:43:00Z">
-        <w:r>
-          <w:delText xml:space="preserve">. </w:delText>
-        </w:r>
-      </w:del>
-      <w:ins w:id="88" w:author="治輝 齋藤" w:date="2026-05-19T22:44:00Z" w16du:dateUtc="2026-05-19T13:44:00Z">
-        <w:r>
-          <w:t>The association was specific to hip fracture surgery rates and was not observed for humerus or forearm fracture surgeries</w:t>
-        </w:r>
-      </w:ins>
-      <w:del w:id="89" w:author="治輝 齋藤" w:date="2026-05-19T22:44:00Z" w16du:dateUtc="2026-05-19T13:44:00Z">
-        <w:r>
-          <w:delText>Prefecture-level terrain slope showed a hip-specific signal consistent with lateral-fall mechanisms</w:delText>
-        </w:r>
-        <w:commentRangeStart w:id="90"/>
-        <w:commentRangeStart w:id="91"/>
-        <w:r>
-          <w:delText>, but inferential sensitivity at small ecological N warrants cautious interpretation</w:delText>
-        </w:r>
-        <w:commentRangeEnd w:id="90"/>
+      <w:r>
+        <w:t xml:space="preserve"> 2020 National Census</w:t>
+      </w:r>
+      <w:ins w:id="145" w:author="治輝 齋藤" w:date="2026-05-19T20:54:00Z" w16du:dateUtc="2026-05-19T11:54:00Z">
+        <w:r>
+          <w:t xml:space="preserve"> population to obtain annual rates per 100,000. We interpreted these rates as administrative proxies for surgical burden rather than as unbiased measures of fracture incidence</w:t>
+        </w:r>
+        <w:commentRangeEnd w:id="123"/>
         <w:r>
           <w:rPr>
             <w:rStyle w:val="af2"/>
-            <w:sz w:val="24"/>
-            <w:szCs w:val="24"/>
           </w:rPr>
-          <w:commentReference w:id="90"/>
-        </w:r>
-      </w:del>
-      <w:commentRangeEnd w:id="91"/>
-      <w:r>
-        <w:rPr>
-          <w:rStyle w:val="af2"/>
-        </w:rPr>
-        <w:commentReference w:id="91"/>
-      </w:r>
+          <w:commentReference w:id="123"/>
+        </w:r>
+      </w:ins>
       <w:r>
         <w:t>.</w:t>
       </w:r>
-      <w:bookmarkStart w:id="92" w:name="conclusions"/>
-    </w:p>
-    <w:p>
-      <w:pPr>
-        <w:pStyle w:val="a0"/>
+    </w:p>
+    <w:p>
+      <w:pPr>
+        <w:pStyle w:val="2"/>
         <w:spacing w:line="360" w:lineRule="auto"/>
-        <w:rPr>
-          <w:lang w:eastAsia="ja-JP"/>
-        </w:rPr>
-      </w:pPr>
-      <w:r>
-        <w:rPr>
-          <w:b/>
-          <w:bCs/>
-        </w:rPr>
-        <w:t>Keywords</w:t>
-      </w:r>
-      <w:r>
-        <w:t>: terrain</w:t>
-      </w:r>
-      <w:r>
-        <w:rPr>
-          <w:rFonts w:hint="eastAsia"/>
-          <w:lang w:eastAsia="ja-JP"/>
-        </w:rPr>
-        <w:t>;</w:t>
-      </w:r>
-      <w:r>
-        <w:t xml:space="preserve"> slope; hip</w:t>
-      </w:r>
-      <w:r>
-        <w:rPr>
-          <w:rFonts w:hint="eastAsia"/>
-          <w:lang w:eastAsia="ja-JP"/>
-        </w:rPr>
-        <w:t>;</w:t>
-      </w:r>
-      <w:r>
-        <w:t xml:space="preserve"> fracture; ecolog</w:t>
-      </w:r>
-      <w:r>
-        <w:rPr>
-          <w:rFonts w:hint="eastAsia"/>
-          <w:lang w:eastAsia="ja-JP"/>
-        </w:rPr>
-        <w:t>y</w:t>
-      </w:r>
-      <w:r>
-        <w:t xml:space="preserve">; Japan; </w:t>
-      </w:r>
-      <w:r>
-        <w:rPr>
-          <w:rFonts w:hint="eastAsia"/>
-          <w:lang w:eastAsia="ja-JP"/>
-        </w:rPr>
-        <w:t>epidemiology</w:t>
-      </w:r>
-    </w:p>
-    <w:p>
-      <w:pPr>
-        <w:spacing w:line="360" w:lineRule="auto"/>
-      </w:pPr>
-      <w:r>
-        <w:pict w14:anchorId="0BC1EF66">
-          <v:rect id="_x0000_i1028" style="width:0;height:1.5pt" o:hralign="center" o:hrstd="t" o:hr="t"/>
-        </w:pict>
-      </w:r>
-    </w:p>
-    <w:p>
-      <w:pPr>
-        <w:pStyle w:val="1"/>
-        <w:spacing w:line="360" w:lineRule="auto"/>
-      </w:pPr>
-      <w:bookmarkStart w:id="93" w:name="introduction"/>
-      <w:bookmarkEnd w:id="0"/>
-      <w:bookmarkEnd w:id="92"/>
-      <w:r>
-        <w:t>Introduction</w:t>
+      </w:pPr>
+      <w:bookmarkStart w:id="146" w:name="exposure-terrain-slope"/>
+      <w:bookmarkEnd w:id="122"/>
+      <w:r>
+        <w:t>3. Exposure: Terrain Slope</w:t>
       </w:r>
     </w:p>
     <w:p>
@@ -959,473 +1614,79 @@
         <w:spacing w:line="360" w:lineRule="auto"/>
       </w:pPr>
       <w:r>
-        <w:t xml:space="preserve">Hip fracture is a serious public health problem among older adults worldwide. In Japan, approximately 200,000 hip fractures occur annually, and this number is </w:t>
-      </w:r>
-      <w:r>
-        <w:lastRenderedPageBreak/>
-        <w:t>projected to increase with the ongoing demographic shift toward an aging society.</w:t>
-      </w:r>
-      <w:r>
-        <w:t xml:space="preserve"> [1, 2]</w:t>
-      </w:r>
-      <w:r>
-        <w:t xml:space="preserve"> Hip fracture leads to prolonged hospitalization, functional decline, institutionalization, and increased mortality, imposing a substantial burden on both individuals and the healthcare </w:t>
-      </w:r>
-      <w:proofErr w:type="gramStart"/>
-      <w:r>
-        <w:t>system.</w:t>
-      </w:r>
-      <w:r>
-        <w:t>[</w:t>
-      </w:r>
-      <w:proofErr w:type="gramEnd"/>
-      <w:r>
-        <w:t>1, 3]</w:t>
-      </w:r>
-      <w:r>
-        <w:t xml:space="preserve"> The acute care costs of hip fracture treatment in Japan reached approximately 1,000 billion yen ($989 million) in 2021, and this burden continues to escalate.</w:t>
-      </w:r>
-      <w:r>
-        <w:t xml:space="preserve"> [4, 5]</w:t>
-      </w:r>
-    </w:p>
-    <w:p>
-      <w:pPr>
-        <w:pStyle w:val="a0"/>
+        <w:t>Terrain slope was calculated from a 10-m resolution digital elevation model (DEM) provided by the Geospatial Information Authority of Japan (Fundamental Geospatial Data). For each prefecture, the slope angle (degrees) was computed as the arctangent of the maximum rate of elevation change between each grid cell and its eight neighbors. We computed a habitable-area-weighted mean slope, in which each grid cell was weighted by an indicator of whether the land is classified as habitable (i.e., residential, agricultural, or commercial zones), following established methods for quantifying topographic exposure of residential populations.</w:t>
+      </w:r>
+      <w:r>
+        <w:t xml:space="preserve"> [10]</w:t>
+      </w:r>
+    </w:p>
+    <w:p>
+      <w:pPr>
+        <w:pStyle w:val="2"/>
         <w:spacing w:line="360" w:lineRule="auto"/>
-        <w:rPr>
-          <w:lang w:eastAsia="ja-JP"/>
-        </w:rPr>
-      </w:pPr>
-      <w:r>
-        <w:t>Falls are the primary cause of hip fractures, accounting for more than 90% of cases.</w:t>
-      </w:r>
-      <w:r>
-        <w:t xml:space="preserve"> [6]</w:t>
-      </w:r>
-      <w:r>
-        <w:t xml:space="preserve"> Multiple risk factors for falls have been identified, including muscle weakness, impaired gait and balance, polypharmacy, and visual impairment.</w:t>
-      </w:r>
-      <w:r>
-        <w:t xml:space="preserve"> [7]</w:t>
-      </w:r>
-      <w:r>
-        <w:t xml:space="preserve"> Among environmental factors, home hazards such as slippery floors, steps, and inadequate lighting are well recognized.</w:t>
-      </w:r>
-      <w:r>
-        <w:t xml:space="preserve"> [8]</w:t>
-      </w:r>
-      <w:r>
-        <w:t xml:space="preserve"> However, broader environmental determinants of fall risk at the community level, such as outdoor terrain characteristics, have received limited attention despite their potential population-level impact.</w:t>
-      </w:r>
-      <w:r>
-        <w:t xml:space="preserve"> [9]</w:t>
-      </w:r>
-      <w:r>
-        <w:rPr>
-          <w:rFonts w:hint="eastAsia"/>
-          <w:lang w:eastAsia="ja-JP"/>
-        </w:rPr>
-        <w:t xml:space="preserve"> </w:t>
-      </w:r>
-    </w:p>
-    <w:p>
-      <w:pPr>
-        <w:pStyle w:val="a0"/>
+      </w:pPr>
+      <w:bookmarkStart w:id="147" w:name="covariate-walking-speed"/>
+      <w:bookmarkEnd w:id="146"/>
+      <w:r>
+        <w:t>4. Covariate: Walking Speed</w:t>
+      </w:r>
+    </w:p>
+    <w:p>
+      <w:pPr>
+        <w:pStyle w:val="FirstParagraph"/>
         <w:spacing w:line="360" w:lineRule="auto"/>
       </w:pPr>
       <w:r>
-        <w:t>Terrain slope is a plausible environmental determinant of fall-related fractures. Walking on inclined surfaces requires greater neuromuscular effort and alters biomechanics, increasing instability, particularly among older adults with impaired balance and reduced muscle strength.</w:t>
-      </w:r>
-      <w:r>
-        <w:t xml:space="preserve"> [10, 11]</w:t>
-      </w:r>
-      <w:r>
-        <w:t xml:space="preserve"> The control of body center of mass (</w:t>
+        <w:t>The proportion of individuals who reported walking fast (fast walking rate, %) was derived from the NDB Specific Health Checkup (</w:t>
       </w:r>
       <w:proofErr w:type="spellStart"/>
       <w:r>
-        <w:t>CoM</w:t>
+        <w:t>Tokutei</w:t>
       </w:r>
       <w:proofErr w:type="spellEnd"/>
       <w:r>
-        <w:t>) during inclined walking becomes increasingly challenging with age, as margin of stability (MoS) decreases and required coefficient of friction (RCOF) changes unpredictably on uneven terrain.</w:t>
-      </w:r>
-      <w:r>
-        <w:t xml:space="preserve"> [12, 13]</w:t>
-      </w:r>
-      <w:r>
-        <w:t xml:space="preserve"> Regions with steeper terrain may expose residents to greater fall risk during daily outdoor activities, including commuting and shopping. Japan’s varied topography—ranging from flat coastal plains to steep mountain foothills—provides a natural laboratory to test this hypothesis at a nationwide scale.</w:t>
-      </w:r>
-    </w:p>
-    <w:p>
-      <w:pPr>
-        <w:pStyle w:val="a0"/>
+        <w:t xml:space="preserve"> Kenko </w:t>
+      </w:r>
+      <w:proofErr w:type="spellStart"/>
+      <w:r>
+        <w:t>Shinsa</w:t>
+      </w:r>
+      <w:proofErr w:type="spellEnd"/>
+      <w:r>
+        <w:t>) questionnaire administered as part of the national annual health screening program. Participants aged 40–74 years responded to a question on habitual walking speed, and we calculated the prefecture-level proportion of respondents who reported “fast” walking.</w:t>
+      </w:r>
+    </w:p>
+    <w:p>
+      <w:pPr>
+        <w:pStyle w:val="2"/>
         <w:spacing w:line="360" w:lineRule="auto"/>
       </w:pPr>
-      <w:r>
-        <w:t xml:space="preserve">Previous studies have demonstrated that environmental terrain features are associated with physical activity levels and walking speed in community-dwelling </w:t>
-      </w:r>
-      <w:r>
-        <w:lastRenderedPageBreak/>
-        <w:t>older adults.</w:t>
-      </w:r>
-      <w:r>
-        <w:t xml:space="preserve"> [14]</w:t>
-      </w:r>
-      <w:r>
-        <w:t xml:space="preserve"> Walking speed is itself a powerful predictor of fracture risk</w:t>
-      </w:r>
-      <w:r>
-        <w:rPr>
-          <w:rFonts w:hint="eastAsia"/>
-          <w:lang w:eastAsia="ja-JP"/>
-        </w:rPr>
-        <w:t xml:space="preserve"> </w:t>
-      </w:r>
-      <w:r>
-        <w:rPr>
-          <w:lang w:eastAsia="ja-JP"/>
-        </w:rPr>
-        <w:t>[15, 16]</w:t>
-      </w:r>
-      <w:r>
-        <w:t xml:space="preserve"> and has been designated the “sixth vital sign.”</w:t>
-      </w:r>
-      <w:r>
-        <w:t xml:space="preserve"> </w:t>
-      </w:r>
-      <w:r>
-        <w:rPr>
-          <w:lang w:eastAsia="ja-JP"/>
-        </w:rPr>
-        <w:t>[17]</w:t>
-      </w:r>
-      <w:r>
-        <w:t xml:space="preserve"> Older adults walking on complex outdoor terrain unconsciously adopt cautious gait strategies, reducing step length and cadence, </w:t>
-      </w:r>
-      <w:commentRangeStart w:id="94"/>
-      <w:r>
-        <w:t>which may lead to chronic deconditioning and increased frailty</w:t>
-      </w:r>
-      <w:commentRangeEnd w:id="94"/>
+      <w:bookmarkStart w:id="148" w:name="additional-covariates"/>
+      <w:bookmarkEnd w:id="147"/>
+      <w:r>
+        <w:t>5. Additional Covariates</w:t>
+      </w:r>
+    </w:p>
+    <w:p>
+      <w:pPr>
+        <w:pStyle w:val="FirstParagraph"/>
+        <w:spacing w:line="360" w:lineRule="auto"/>
+      </w:pPr>
+      <w:commentRangeStart w:id="149"/>
+      <w:r>
+        <w:t>Aging rate</w:t>
+      </w:r>
+      <w:commentRangeEnd w:id="149"/>
       <w:r>
         <w:rPr>
           <w:rStyle w:val="af2"/>
           <w:sz w:val="24"/>
           <w:szCs w:val="24"/>
         </w:rPr>
-        <w:commentReference w:id="94"/>
-      </w:r>
-      <w:r>
-        <w:t>.</w:t>
-      </w:r>
-      <w:r>
-        <w:t xml:space="preserve"> </w:t>
-      </w:r>
-      <w:r>
-        <w:rPr>
-          <w:lang w:eastAsia="ja-JP"/>
-        </w:rPr>
-        <w:t>[18, 19]</w:t>
-      </w:r>
-      <w:r>
-        <w:t xml:space="preserve"> </w:t>
-      </w:r>
-      <w:commentRangeStart w:id="95"/>
-      <w:r>
-        <w:t xml:space="preserve">We therefore hypothesized that </w:t>
-      </w:r>
-      <w:ins w:id="96" w:author="治輝 齋藤" w:date="2026-05-19T20:40:00Z" w16du:dateUtc="2026-05-19T11:40:00Z">
-        <w:r>
-          <w:t>steeper</w:t>
-        </w:r>
-        <w:r>
-          <w:rPr>
-            <w:rFonts w:hint="eastAsia"/>
-            <w:lang w:eastAsia="ja-JP"/>
-          </w:rPr>
-          <w:t xml:space="preserve"> </w:t>
-        </w:r>
-      </w:ins>
-      <w:r>
-        <w:t xml:space="preserve">terrain slope may </w:t>
-      </w:r>
-      <w:del w:id="97" w:author="治輝 齋藤" w:date="2026-05-19T20:41:00Z" w16du:dateUtc="2026-05-19T11:41:00Z">
-        <w:r>
-          <w:delText>influence</w:delText>
-        </w:r>
-      </w:del>
-      <w:ins w:id="98" w:author="治輝 齋藤" w:date="2026-05-19T20:41:00Z" w16du:dateUtc="2026-05-19T11:41:00Z">
-        <w:r>
-          <w:t>be associated with higher prefecture-level</w:t>
-        </w:r>
-      </w:ins>
-      <w:r>
-        <w:t xml:space="preserve"> hip fracture</w:t>
-      </w:r>
-      <w:ins w:id="99" w:author="治輝 齋藤" w:date="2026-05-19T20:41:00Z" w16du:dateUtc="2026-05-19T11:41:00Z">
-        <w:r>
-          <w:rPr>
-            <w:rFonts w:hint="eastAsia"/>
-            <w:lang w:eastAsia="ja-JP"/>
-          </w:rPr>
-          <w:t xml:space="preserve"> </w:t>
-        </w:r>
-        <w:r>
-          <w:t>surgery</w:t>
-        </w:r>
-      </w:ins>
-      <w:r>
-        <w:t xml:space="preserve"> rates</w:t>
-      </w:r>
-      <w:ins w:id="100" w:author="治輝 齋藤" w:date="2026-05-19T20:41:00Z" w16du:dateUtc="2026-05-19T11:41:00Z">
-        <w:r>
-          <w:rPr>
-            <w:lang w:eastAsia="ja-JP"/>
-          </w:rPr>
-          <w:t>. We treated these rates as administrative proxies for population-level surgical burden after hip and femoral fractures. The association may reflect</w:t>
-        </w:r>
-      </w:ins>
-      <w:del w:id="101" w:author="治輝 齋藤" w:date="2026-05-19T20:42:00Z" w16du:dateUtc="2026-05-19T11:42:00Z">
-        <w:r>
-          <w:delText xml:space="preserve"> through</w:delText>
-        </w:r>
-      </w:del>
-      <w:r>
-        <w:t xml:space="preserve"> direct mechanical effects of inclined walking (direct pathway)</w:t>
-      </w:r>
-      <w:ins w:id="102" w:author="治輝 齋藤" w:date="2026-05-19T20:42:00Z" w16du:dateUtc="2026-05-19T11:42:00Z">
-        <w:r>
-          <w:rPr>
-            <w:rFonts w:hint="eastAsia"/>
-            <w:lang w:eastAsia="ja-JP"/>
-          </w:rPr>
-          <w:t xml:space="preserve">. </w:t>
-        </w:r>
-      </w:ins>
-      <w:del w:id="103" w:author="治輝 齋藤" w:date="2026-05-19T20:42:00Z" w16du:dateUtc="2026-05-19T11:42:00Z">
-        <w:r>
-          <w:delText xml:space="preserve"> and through its effect on</w:delText>
-        </w:r>
-      </w:del>
-      <w:ins w:id="104" w:author="治輝 齋藤" w:date="2026-05-19T20:42:00Z" w16du:dateUtc="2026-05-19T11:42:00Z">
-        <w:r>
-          <w:t>It may also relate to</w:t>
-        </w:r>
-      </w:ins>
-      <w:r>
-        <w:t xml:space="preserve"> walking capacity (indirect pathway)</w:t>
-      </w:r>
-      <w:commentRangeEnd w:id="95"/>
-      <w:r>
-        <w:rPr>
-          <w:rStyle w:val="af2"/>
-        </w:rPr>
-        <w:commentReference w:id="95"/>
-      </w:r>
-      <w:r>
-        <w:t>.</w:t>
-      </w:r>
-    </w:p>
-    <w:p>
-      <w:pPr>
-        <w:pStyle w:val="a0"/>
-        <w:spacing w:line="360" w:lineRule="auto"/>
-      </w:pPr>
-      <w:r>
-        <w:t xml:space="preserve">Despite these theoretical considerations, no nationwide study has examined the association between </w:t>
-      </w:r>
-      <w:commentRangeStart w:id="105"/>
-      <w:r>
-        <w:t>prefectural-level</w:t>
-      </w:r>
-      <w:commentRangeEnd w:id="105"/>
-      <w:r>
-        <w:rPr>
-          <w:rStyle w:val="af2"/>
-          <w:sz w:val="24"/>
-          <w:szCs w:val="24"/>
-        </w:rPr>
-        <w:commentReference w:id="105"/>
-      </w:r>
-      <w:r>
-        <w:t xml:space="preserve"> terrain slope and fracture surgery rates using population-based administrative data. International ecological studies from Norway (NOREPOS) and China (CHARLS) have demonstrated significant associations between high elevation, complex terrain, and elevated hip fracture risk,</w:t>
-      </w:r>
-      <w:r>
-        <w:t xml:space="preserve"> </w:t>
-      </w:r>
-      <w:r>
-        <w:rPr>
-          <w:lang w:eastAsia="ja-JP"/>
-        </w:rPr>
-        <w:t>[20, 21]</w:t>
-      </w:r>
-      <w:r>
-        <w:t xml:space="preserve"> but Japan-specific nationwide evidence has been lacking. The National Database (NDB) of Health Insurance Claims, released as open data by Japan’s Ministry of Health, </w:t>
-      </w:r>
-      <w:proofErr w:type="spellStart"/>
-      <w:r>
-        <w:t>Labour</w:t>
-      </w:r>
-      <w:proofErr w:type="spellEnd"/>
-      <w:r>
-        <w:t xml:space="preserve"> and Welfare, provides a unique opportunity to assess fracture surgery rates across all 47 Japanese prefectures. Combined with digital elevation model (DEM) data from the Geospatial Information Authority of Japan, this ecological approach enables the first nationwide quantitative assessment of the </w:t>
-      </w:r>
-      <w:commentRangeStart w:id="106"/>
-      <w:r>
-        <w:t>terrain–fracture</w:t>
-      </w:r>
-      <w:ins w:id="107" w:author="治輝 齋藤" w:date="2026-05-19T20:43:00Z" w16du:dateUtc="2026-05-19T11:43:00Z">
-        <w:r>
-          <w:rPr>
-            <w:rFonts w:hint="eastAsia"/>
-            <w:lang w:eastAsia="ja-JP"/>
-          </w:rPr>
-          <w:t xml:space="preserve"> </w:t>
-        </w:r>
-        <w:r>
-          <w:rPr>
-            <w:lang w:eastAsia="ja-JP"/>
-          </w:rPr>
-          <w:t>surgery</w:t>
-        </w:r>
-      </w:ins>
-      <w:r>
-        <w:t xml:space="preserve"> relationship</w:t>
-      </w:r>
-      <w:commentRangeEnd w:id="106"/>
-      <w:r>
-        <w:rPr>
-          <w:rStyle w:val="af2"/>
-        </w:rPr>
-        <w:commentReference w:id="106"/>
-      </w:r>
-      <w:r>
-        <w:t xml:space="preserve"> in Japan.</w:t>
-      </w:r>
-    </w:p>
-    <w:p>
-      <w:pPr>
-        <w:pStyle w:val="a0"/>
-        <w:spacing w:line="360" w:lineRule="auto"/>
-      </w:pPr>
-      <w:commentRangeStart w:id="108"/>
-      <w:r>
-        <w:t xml:space="preserve">In this study, we examined whether terrain slope was associated with hip fracture surgery rates </w:t>
-      </w:r>
-      <w:del w:id="109" w:author="治輝 齋藤" w:date="2026-05-19T20:45:00Z" w16du:dateUtc="2026-05-19T11:45:00Z">
-        <w:r>
-          <w:delText>at the prefectural level, independent of</w:delText>
-        </w:r>
-      </w:del>
-      <w:ins w:id="110" w:author="治輝 齋藤" w:date="2026-05-19T20:45:00Z" w16du:dateUtc="2026-05-19T11:45:00Z">
-        <w:r>
-          <w:t>across prefectures. We adjusted for</w:t>
-        </w:r>
-      </w:ins>
-      <w:r>
-        <w:t xml:space="preserve"> aging rate</w:t>
-      </w:r>
-      <w:ins w:id="111" w:author="治輝 齋藤" w:date="2026-05-19T20:45:00Z" w16du:dateUtc="2026-05-19T11:45:00Z">
-        <w:r>
-          <w:rPr>
-            <w:rFonts w:hint="eastAsia"/>
-            <w:lang w:eastAsia="ja-JP"/>
-          </w:rPr>
-          <w:t>,</w:t>
-        </w:r>
-      </w:ins>
-      <w:r>
-        <w:t xml:space="preserve"> </w:t>
-      </w:r>
-      <w:del w:id="112" w:author="治輝 齋藤" w:date="2026-05-19T20:45:00Z" w16du:dateUtc="2026-05-19T11:45:00Z">
-        <w:r>
-          <w:delText>and</w:delText>
-        </w:r>
-      </w:del>
-      <w:ins w:id="113" w:author="治輝 齋藤" w:date="2026-05-19T20:45:00Z" w16du:dateUtc="2026-05-19T11:45:00Z">
-        <w:r>
-          <w:rPr>
-            <w:rFonts w:hint="eastAsia"/>
-            <w:lang w:eastAsia="ja-JP"/>
-          </w:rPr>
-          <w:t>fast</w:t>
-        </w:r>
-      </w:ins>
-      <w:r>
-        <w:t xml:space="preserve"> walking </w:t>
-      </w:r>
-      <w:del w:id="114" w:author="治輝 齋藤" w:date="2026-05-19T20:45:00Z" w16du:dateUtc="2026-05-19T11:45:00Z">
-        <w:r>
-          <w:delText>speed</w:delText>
-        </w:r>
-      </w:del>
-      <w:ins w:id="115" w:author="治輝 齋藤" w:date="2026-05-19T20:45:00Z" w16du:dateUtc="2026-05-19T11:45:00Z">
-        <w:r>
-          <w:rPr>
-            <w:rFonts w:hint="eastAsia"/>
-            <w:lang w:eastAsia="ja-JP"/>
-          </w:rPr>
-          <w:t>rate</w:t>
-        </w:r>
-      </w:ins>
-      <w:r>
-        <w:t xml:space="preserve">, </w:t>
-      </w:r>
-      <w:ins w:id="116" w:author="治輝 齋藤" w:date="2026-05-19T20:46:00Z" w16du:dateUtc="2026-05-19T11:46:00Z">
-        <w:r>
-          <w:t>and population density</w:t>
-        </w:r>
-        <w:r>
-          <w:rPr>
-            <w:rFonts w:hint="eastAsia"/>
-            <w:lang w:eastAsia="ja-JP"/>
-          </w:rPr>
-          <w:t xml:space="preserve"> </w:t>
-        </w:r>
-      </w:ins>
-      <w:r>
-        <w:t>using nationwide administrative and geospatial data.</w:t>
-      </w:r>
-      <w:ins w:id="117" w:author="治輝 齋藤" w:date="2026-05-19T20:46:00Z" w16du:dateUtc="2026-05-19T11:46:00Z">
-        <w:r>
-          <w:t xml:space="preserve"> NDB Open Data provide procedure counts, not fracture incidence. We therefore interpreted prefecture-level surgery rates as </w:t>
-        </w:r>
-        <w:r>
-          <w:lastRenderedPageBreak/>
-          <w:t>administrative proxies for fracture-related surgical burden. Not all fractures receive surgery, and operative thresholds may vary across regions.</w:t>
-        </w:r>
-      </w:ins>
-      <w:commentRangeEnd w:id="108"/>
-      <w:ins w:id="118" w:author="治輝 齋藤" w:date="2026-05-19T20:47:00Z" w16du:dateUtc="2026-05-19T11:47:00Z">
-        <w:r>
-          <w:rPr>
-            <w:rStyle w:val="af2"/>
-          </w:rPr>
-          <w:commentReference w:id="108"/>
-        </w:r>
-      </w:ins>
-    </w:p>
-    <w:p>
-      <w:pPr>
-        <w:spacing w:line="360" w:lineRule="auto"/>
-      </w:pPr>
-      <w:r>
-        <w:pict w14:anchorId="2A09CD22">
-          <v:rect id="_x0000_i1029" style="width:0;height:1.5pt" o:hralign="center" o:hrstd="t" o:hr="t"/>
-        </w:pict>
-      </w:r>
-    </w:p>
-    <w:p>
-      <w:pPr>
-        <w:pStyle w:val="1"/>
-        <w:spacing w:line="360" w:lineRule="auto"/>
-      </w:pPr>
-      <w:bookmarkStart w:id="119" w:name="methods-1"/>
-      <w:bookmarkEnd w:id="93"/>
-      <w:r>
-        <w:t>Methods</w:t>
+        <w:commentReference w:id="149"/>
+      </w:r>
+      <w:r>
+        <w:t xml:space="preserve"> (proportion of individuals aged ≥65 years, %) was obtained from the 2020 National Census. Population density (persons per km²) was calculated as total population divided by prefecture area from the same source.</w:t>
       </w:r>
     </w:p>
     <w:p>
@@ -1433,9 +1694,11 @@
         <w:pStyle w:val="2"/>
         <w:spacing w:line="360" w:lineRule="auto"/>
       </w:pPr>
-      <w:bookmarkStart w:id="120" w:name="study-design"/>
-      <w:r>
-        <w:t>1. Study Design</w:t>
+      <w:bookmarkStart w:id="150" w:name="statistical-analysis"/>
+      <w:bookmarkEnd w:id="148"/>
+      <w:r>
+        <w:lastRenderedPageBreak/>
+        <w:t>6. Statistical Analysis</w:t>
       </w:r>
     </w:p>
     <w:p>
@@ -1444,299 +1707,6 @@
         <w:spacing w:line="360" w:lineRule="auto"/>
       </w:pPr>
       <w:r>
-        <w:t>We conducted a nationwide ecological study in which the Japanese prefecture (N = 47) served as the unit of analysis. Prefecture-level aggregate data were used because individual-level geospatial information is not available from NDB Open Data. The study period was fiscal year 2021 (April 2021 through March 2022).</w:t>
-      </w:r>
-    </w:p>
-    <w:p>
-      <w:pPr>
-        <w:pStyle w:val="2"/>
-        <w:spacing w:line="360" w:lineRule="auto"/>
-      </w:pPr>
-      <w:bookmarkStart w:id="121" w:name="outcome-fracture-surgery-rates"/>
-      <w:bookmarkEnd w:id="120"/>
-      <w:r>
-        <w:t>2. Outcome: Fracture Surgery Rates</w:t>
-      </w:r>
-    </w:p>
-    <w:p>
-      <w:pPr>
-        <w:pStyle w:val="FirstParagraph"/>
-        <w:spacing w:line="360" w:lineRule="auto"/>
-      </w:pPr>
-      <w:commentRangeStart w:id="122"/>
-      <w:del w:id="123" w:author="治輝 齋藤" w:date="2026-05-19T20:48:00Z" w16du:dateUtc="2026-05-19T11:48:00Z">
-        <w:r>
-          <w:delText>Fracture</w:delText>
-        </w:r>
-      </w:del>
-      <w:ins w:id="124" w:author="治輝 齋藤" w:date="2026-05-19T20:48:00Z" w16du:dateUtc="2026-05-19T11:48:00Z">
-        <w:r>
-          <w:t>We obtained fracture</w:t>
-        </w:r>
-      </w:ins>
-      <w:r>
-        <w:t xml:space="preserve"> surgery rates</w:t>
-      </w:r>
-      <w:del w:id="125" w:author="治輝 齋藤" w:date="2026-05-19T20:49:00Z" w16du:dateUtc="2026-05-19T11:49:00Z">
-        <w:r>
-          <w:delText xml:space="preserve"> were derived</w:delText>
-        </w:r>
-      </w:del>
-      <w:r>
-        <w:t xml:space="preserve"> from the 10th NDB Open Data (released </w:t>
-      </w:r>
-      <w:ins w:id="126" w:author="治輝 齋藤" w:date="2026-05-19T20:49:00Z" w16du:dateUtc="2026-05-19T11:49:00Z">
-        <w:r>
-          <w:rPr>
-            <w:rFonts w:hint="eastAsia"/>
-            <w:lang w:eastAsia="ja-JP"/>
-          </w:rPr>
-          <w:t>30 May 2025</w:t>
-        </w:r>
-      </w:ins>
-      <w:del w:id="127" w:author="治輝 齋藤" w:date="2026-05-19T20:49:00Z" w16du:dateUtc="2026-05-19T11:49:00Z">
-        <w:r>
-          <w:delText>2023</w:delText>
-        </w:r>
-      </w:del>
-      <w:r>
-        <w:t>)</w:t>
-      </w:r>
-      <w:ins w:id="128" w:author="治輝 齋藤" w:date="2026-05-19T20:49:00Z" w16du:dateUtc="2026-05-19T11:49:00Z">
-        <w:r>
-          <w:rPr>
-            <w:rFonts w:hint="eastAsia"/>
-            <w:lang w:eastAsia="ja-JP"/>
-          </w:rPr>
-          <w:t>.</w:t>
-        </w:r>
-      </w:ins>
-      <w:del w:id="129" w:author="治輝 齋藤" w:date="2026-05-19T20:49:00Z" w16du:dateUtc="2026-05-19T11:49:00Z">
-        <w:r>
-          <w:delText>,</w:delText>
-        </w:r>
-      </w:del>
-      <w:del w:id="130" w:author="治輝 齋藤" w:date="2026-05-19T20:50:00Z" w16du:dateUtc="2026-05-19T11:50:00Z">
-        <w:r>
-          <w:delText xml:space="preserve"> which contains</w:delText>
-        </w:r>
-      </w:del>
-      <w:ins w:id="131" w:author="治輝 齋藤" w:date="2026-05-19T20:50:00Z" w16du:dateUtc="2026-05-19T11:50:00Z">
-        <w:r>
-          <w:t xml:space="preserve"> This release reports</w:t>
-        </w:r>
-      </w:ins>
-      <w:r>
-        <w:t xml:space="preserve"> prefecture-level </w:t>
-      </w:r>
-      <w:del w:id="132" w:author="治輝 齋藤" w:date="2026-05-19T20:50:00Z" w16du:dateUtc="2026-05-19T11:50:00Z">
-        <w:r>
-          <w:delText>counts of medical procedures</w:delText>
-        </w:r>
-      </w:del>
-      <w:ins w:id="133" w:author="治輝 齋藤" w:date="2026-05-19T20:50:00Z" w16du:dateUtc="2026-05-19T11:50:00Z">
-        <w:r>
-          <w:t>procedure counts</w:t>
-        </w:r>
-      </w:ins>
-      <w:del w:id="134" w:author="治輝 齋藤" w:date="2026-05-19T20:52:00Z" w16du:dateUtc="2026-05-19T11:52:00Z">
-        <w:r>
-          <w:delText xml:space="preserve"> claimed</w:delText>
-        </w:r>
-      </w:del>
-      <w:ins w:id="135" w:author="治輝 齋藤" w:date="2026-05-19T20:52:00Z" w16du:dateUtc="2026-05-19T11:52:00Z">
-        <w:r>
-          <w:t xml:space="preserve"> from Reiwa 5 fiscal year claims (April 2023 through March 2024)</w:t>
-        </w:r>
-      </w:ins>
-      <w:r>
-        <w:t xml:space="preserve"> under the national health insurance system. We extracted </w:t>
-      </w:r>
-      <w:del w:id="136" w:author="治輝 齋藤" w:date="2026-05-19T20:52:00Z" w16du:dateUtc="2026-05-19T11:52:00Z">
-        <w:r>
-          <w:delText xml:space="preserve">claims for </w:delText>
-        </w:r>
-      </w:del>
-      <w:r>
-        <w:t xml:space="preserve">three </w:t>
-      </w:r>
-      <w:ins w:id="137" w:author="治輝 齋藤" w:date="2026-05-19T20:52:00Z" w16du:dateUtc="2026-05-19T11:52:00Z">
-        <w:r>
-          <w:t>site-specific</w:t>
-        </w:r>
-      </w:ins>
-      <w:del w:id="138" w:author="治輝 齋藤" w:date="2026-05-19T20:52:00Z" w16du:dateUtc="2026-05-19T11:52:00Z">
-        <w:r>
-          <w:delText>fracture surgery</w:delText>
-        </w:r>
-      </w:del>
-      <w:r>
-        <w:t xml:space="preserve"> categories: (1) hip (femur) fracture surgery, (2) humerus fracture surgery, and (3) forearm fracture surgery. </w:t>
-      </w:r>
-      <w:ins w:id="139" w:author="治輝 齋藤" w:date="2026-05-19T20:53:00Z" w16du:dateUtc="2026-05-19T11:53:00Z">
-        <w:r>
-          <w:t>We defined total fracture surgery rate as the sum of these three site-specific counts</w:t>
-        </w:r>
-      </w:ins>
-      <w:del w:id="140" w:author="治輝 齋藤" w:date="2026-05-19T20:53:00Z" w16du:dateUtc="2026-05-19T11:53:00Z">
-        <w:r>
-          <w:delText>Rates were calculated</w:delText>
-        </w:r>
-      </w:del>
-      <w:r>
-        <w:t xml:space="preserve"> per 100,000 population</w:t>
-      </w:r>
-      <w:ins w:id="141" w:author="治輝 齋藤" w:date="2026-05-19T20:53:00Z" w16du:dateUtc="2026-05-19T11:53:00Z">
-        <w:r>
-          <w:rPr>
-            <w:rFonts w:hint="eastAsia"/>
-            <w:lang w:eastAsia="ja-JP"/>
-          </w:rPr>
-          <w:t>.</w:t>
-        </w:r>
-      </w:ins>
-      <w:r>
-        <w:t xml:space="preserve"> </w:t>
-      </w:r>
-      <w:ins w:id="142" w:author="治輝 齋藤" w:date="2026-05-19T20:53:00Z" w16du:dateUtc="2026-05-19T11:53:00Z">
-        <w:r>
-          <w:t>We divided counts by</w:t>
-        </w:r>
-      </w:ins>
-      <w:del w:id="143" w:author="治輝 齋藤" w:date="2026-05-19T20:53:00Z" w16du:dateUtc="2026-05-19T11:53:00Z">
-        <w:r>
-          <w:delText>using population estimates from the</w:delText>
-        </w:r>
-      </w:del>
-      <w:r>
-        <w:t xml:space="preserve"> 2020 National Census</w:t>
-      </w:r>
-      <w:ins w:id="144" w:author="治輝 齋藤" w:date="2026-05-19T20:54:00Z" w16du:dateUtc="2026-05-19T11:54:00Z">
-        <w:r>
-          <w:t xml:space="preserve"> population to obtain annual rates per 100,000. We interpreted these rates as administrative proxies for surgical burden rather than as unbiased measures of fracture incidence</w:t>
-        </w:r>
-        <w:commentRangeEnd w:id="122"/>
-        <w:r>
-          <w:rPr>
-            <w:rStyle w:val="af2"/>
-          </w:rPr>
-          <w:commentReference w:id="122"/>
-        </w:r>
-      </w:ins>
-      <w:r>
-        <w:t>.</w:t>
-      </w:r>
-    </w:p>
-    <w:p>
-      <w:pPr>
-        <w:pStyle w:val="2"/>
-        <w:spacing w:line="360" w:lineRule="auto"/>
-      </w:pPr>
-      <w:bookmarkStart w:id="145" w:name="exposure-terrain-slope"/>
-      <w:bookmarkEnd w:id="121"/>
-      <w:r>
-        <w:lastRenderedPageBreak/>
-        <w:t>3. Exposure: Terrain Slope</w:t>
-      </w:r>
-    </w:p>
-    <w:p>
-      <w:pPr>
-        <w:pStyle w:val="FirstParagraph"/>
-        <w:spacing w:line="360" w:lineRule="auto"/>
-      </w:pPr>
-      <w:r>
-        <w:t>Terrain slope was calculated from a 10-m resolution digital elevation model (DEM) provided by the Geospatial Information Authority of Japan (Fundamental Geospatial Data). For each prefecture, the slope angle (degrees) was computed as the arctangent of the maximum rate of elevation change between each grid cell and its eight neighbors. We computed a habitable-area-weighted mean slope, in which each grid cell was weighted by an indicator of whether the land is classified as habitable (i.e., residential, agricultural, or commercial zones), following established methods for quantifying topographic exposure of residential populations.</w:t>
-      </w:r>
-      <w:r>
-        <w:t xml:space="preserve"> [10]</w:t>
-      </w:r>
-    </w:p>
-    <w:p>
-      <w:pPr>
-        <w:pStyle w:val="2"/>
-        <w:spacing w:line="360" w:lineRule="auto"/>
-      </w:pPr>
-      <w:bookmarkStart w:id="146" w:name="covariate-walking-speed"/>
-      <w:bookmarkEnd w:id="145"/>
-      <w:r>
-        <w:t>4. Covariate: Walking Speed</w:t>
-      </w:r>
-    </w:p>
-    <w:p>
-      <w:pPr>
-        <w:pStyle w:val="FirstParagraph"/>
-        <w:spacing w:line="360" w:lineRule="auto"/>
-      </w:pPr>
-      <w:r>
-        <w:t>The proportion of individuals who reported walking fast (fast walking rate, %) was derived from the NDB Specific Health Checkup (</w:t>
-      </w:r>
-      <w:proofErr w:type="spellStart"/>
-      <w:r>
-        <w:t>Tokutei</w:t>
-      </w:r>
-      <w:proofErr w:type="spellEnd"/>
-      <w:r>
-        <w:t xml:space="preserve"> Kenko </w:t>
-      </w:r>
-      <w:proofErr w:type="spellStart"/>
-      <w:r>
-        <w:t>Shinsa</w:t>
-      </w:r>
-      <w:proofErr w:type="spellEnd"/>
-      <w:r>
-        <w:t>) questionnaire administered as part of the national annual health screening program. Participants aged 40–74 years responded to a question on habitual walking speed, and we calculated the prefecture-level proportion of respondents who reported “fast” walking.</w:t>
-      </w:r>
-    </w:p>
-    <w:p>
-      <w:pPr>
-        <w:pStyle w:val="2"/>
-        <w:spacing w:line="360" w:lineRule="auto"/>
-      </w:pPr>
-      <w:bookmarkStart w:id="147" w:name="additional-covariates"/>
-      <w:bookmarkEnd w:id="146"/>
-      <w:r>
-        <w:t>5. Additional Covariates</w:t>
-      </w:r>
-    </w:p>
-    <w:p>
-      <w:pPr>
-        <w:pStyle w:val="FirstParagraph"/>
-        <w:spacing w:line="360" w:lineRule="auto"/>
-      </w:pPr>
-      <w:commentRangeStart w:id="148"/>
-      <w:r>
-        <w:t>Aging rate</w:t>
-      </w:r>
-      <w:commentRangeEnd w:id="148"/>
-      <w:r>
-        <w:rPr>
-          <w:rStyle w:val="af2"/>
-          <w:sz w:val="24"/>
-          <w:szCs w:val="24"/>
-        </w:rPr>
-        <w:commentReference w:id="148"/>
-      </w:r>
-      <w:r>
-        <w:t xml:space="preserve"> (proportion of individuals aged ≥65 years, %) was obtained from the 2020 National Census. Population density (persons per km²) was calculated as total population divided by prefecture area from the same source.</w:t>
-      </w:r>
-    </w:p>
-    <w:p>
-      <w:pPr>
-        <w:pStyle w:val="2"/>
-        <w:spacing w:line="360" w:lineRule="auto"/>
-      </w:pPr>
-      <w:bookmarkStart w:id="149" w:name="statistical-analysis"/>
-      <w:bookmarkEnd w:id="147"/>
-      <w:r>
-        <w:t>6. Statistical Analysis</w:t>
-      </w:r>
-    </w:p>
-    <w:p>
-      <w:pPr>
-        <w:pStyle w:val="FirstParagraph"/>
-        <w:spacing w:line="360" w:lineRule="auto"/>
-      </w:pPr>
-      <w:r>
         <w:t xml:space="preserve">We </w:t>
       </w:r>
       <w:r>
@@ -1753,11 +1723,7 @@
         <w:t>minimum, and maximum</w:t>
       </w:r>
       <w:r>
-        <w:t xml:space="preserve">. Pearson correlation coefficients were </w:t>
-      </w:r>
-      <w:r>
-        <w:lastRenderedPageBreak/>
-        <w:t>computed between terrain slope and each outcome and covariate variable. We fit two regression models for each fracture outcome:</w:t>
+        <w:t>. Pearson correlation coefficients were computed between terrain slope and each outcome and covariate variable. We fit two regression models for each fracture outcome:</w:t>
       </w:r>
     </w:p>
     <w:p>
@@ -1799,25 +1765,25 @@
       <w:r>
         <w:t>: Multiple linear regression of fracture rate on terrain slope, aging rate, fast walking rate, and population density.</w:t>
       </w:r>
-      <w:ins w:id="150" w:author="治輝 齋藤" w:date="2026-04-30T18:01:00Z" w16du:dateUtc="2026-04-30T09:01:00Z">
+      <w:ins w:id="151" w:author="治輝 齋藤" w:date="2026-04-30T18:01:00Z" w16du:dateUtc="2026-04-30T09:01:00Z">
         <w:r>
           <w:rPr>
             <w:lang w:eastAsia="ja-JP"/>
           </w:rPr>
           <w:br/>
         </w:r>
-        <w:commentRangeStart w:id="151"/>
+        <w:commentRangeStart w:id="152"/>
         <w:r>
           <w:t>In the primary causal interpretation, aging rate and fast walking rate were treated as confounder-adjustment variables rather than formal mediators.</w:t>
         </w:r>
-        <w:commentRangeEnd w:id="151"/>
+        <w:commentRangeEnd w:id="152"/>
         <w:r>
           <w:rPr>
             <w:rStyle w:val="af2"/>
             <w:sz w:val="24"/>
             <w:szCs w:val="24"/>
           </w:rPr>
-          <w:commentReference w:id="151"/>
+          <w:commentReference w:id="152"/>
         </w:r>
       </w:ins>
     </w:p>
@@ -1908,7 +1874,7 @@
         <w:pStyle w:val="a0"/>
         <w:spacing w:line="360" w:lineRule="auto"/>
         <w:rPr>
-          <w:ins w:id="152" w:author="治輝 齋藤" w:date="2026-04-30T19:43:00Z" w16du:dateUtc="2026-04-30T10:43:00Z"/>
+          <w:ins w:id="153" w:author="治輝 齋藤" w:date="2026-04-30T19:43:00Z" w16du:dateUtc="2026-04-30T10:43:00Z"/>
         </w:rPr>
       </w:pPr>
       <w:r>
@@ -1917,7 +1883,7 @@
         </w:rPr>
         <w:t>For the primary hip-fracture outcome (Model 2), we assessed linear model assumptions graphically using residuals-versus-fitted and normal quantile–quantile (Q–Q) plots of OLS residuals, and we report</w:t>
       </w:r>
-      <w:ins w:id="153" w:author="山岸良匡" w:date="2026-05-18T19:21:00Z" w16du:dateUtc="2026-05-18T10:21:00Z">
+      <w:ins w:id="154" w:author="山岸良匡" w:date="2026-05-18T19:21:00Z" w16du:dateUtc="2026-05-18T10:21:00Z">
         <w:r>
           <w:rPr>
             <w:rFonts w:hint="eastAsia"/>
@@ -1958,24 +1924,31 @@
         <w:rPr>
           <w:lang w:eastAsia="ja-JP"/>
         </w:rPr>
-        <w:t xml:space="preserve"> = 5,000 resamples of prefectures (with replacement) to obtain a percentile 95% CI for the terrain slope coefficient.</w:t>
-      </w:r>
-      <w:commentRangeStart w:id="154"/>
-      <w:ins w:id="155" w:author="治輝 齋藤" w:date="2026-04-30T18:02:00Z" w16du:dateUtc="2026-04-30T09:02:00Z">
+        <w:t xml:space="preserve"> = 5,000 resamples of prefectures (with </w:t>
+      </w:r>
+      <w:r>
+        <w:rPr>
+          <w:lang w:eastAsia="ja-JP"/>
+        </w:rPr>
+        <w:lastRenderedPageBreak/>
+        <w:t>replacement) to obtain a percentile 95% CI for the terrain slope coefficient.</w:t>
+      </w:r>
+      <w:commentRangeStart w:id="155"/>
+      <w:ins w:id="156" w:author="治輝 齋藤" w:date="2026-04-30T18:02:00Z" w16du:dateUtc="2026-04-30T09:02:00Z">
         <w:r>
           <w:rPr>
             <w:lang w:eastAsia="ja-JP"/>
           </w:rPr>
           <w:t xml:space="preserve"> Given N = 47 with multiple covariates, we also checked coefficient stability and multicollinearity diagnostics (including model condition number) and interpreted estimates cautiously.</w:t>
         </w:r>
-        <w:commentRangeEnd w:id="154"/>
+        <w:commentRangeEnd w:id="155"/>
         <w:r>
           <w:rPr>
             <w:rStyle w:val="af2"/>
             <w:sz w:val="24"/>
             <w:szCs w:val="24"/>
           </w:rPr>
-          <w:commentReference w:id="154"/>
+          <w:commentReference w:id="155"/>
         </w:r>
       </w:ins>
     </w:p>
@@ -1987,17 +1960,16 @@
           <w:lang w:eastAsia="ja-JP"/>
         </w:rPr>
       </w:pPr>
-      <w:commentRangeStart w:id="156"/>
-      <w:ins w:id="157" w:author="治輝 齋藤" w:date="2026-04-30T19:43:00Z" w16du:dateUtc="2026-04-30T10:43:00Z">
+      <w:commentRangeStart w:id="157"/>
+      <w:ins w:id="158" w:author="治輝 齋藤" w:date="2026-04-30T19:43:00Z" w16du:dateUtc="2026-04-30T10:43:00Z">
         <w:r>
           <w:rPr>
             <w:lang w:eastAsia="ja-JP"/>
           </w:rPr>
-          <w:lastRenderedPageBreak/>
           <w:t xml:space="preserve">As an additional sensitivity analysis for age-structure confounding, we </w:t>
         </w:r>
       </w:ins>
-      <w:ins w:id="158" w:author="治輝 齋藤" w:date="2026-04-30T20:48:00Z" w16du:dateUtc="2026-04-30T11:48:00Z">
+      <w:ins w:id="159" w:author="治輝 齋藤" w:date="2026-04-30T20:48:00Z" w16du:dateUtc="2026-04-30T11:48:00Z">
         <w:r>
           <w:rPr>
             <w:lang w:eastAsia="ja-JP"/>
@@ -2005,7 +1977,7 @@
           <w:t>performed</w:t>
         </w:r>
       </w:ins>
-      <w:ins w:id="159" w:author="治輝 齋藤" w:date="2026-04-30T19:43:00Z" w16du:dateUtc="2026-04-30T10:43:00Z">
+      <w:ins w:id="160" w:author="治輝 齋藤" w:date="2026-04-30T19:43:00Z" w16du:dateUtc="2026-04-30T10:43:00Z">
         <w:r>
           <w:rPr>
             <w:lang w:eastAsia="ja-JP"/>
@@ -2013,7 +1985,7 @@
           <w:t xml:space="preserve"> indirect</w:t>
         </w:r>
       </w:ins>
-      <w:ins w:id="160" w:author="治輝 齋藤" w:date="2026-04-30T20:49:00Z" w16du:dateUtc="2026-04-30T11:49:00Z">
+      <w:ins w:id="161" w:author="治輝 齋藤" w:date="2026-04-30T20:49:00Z" w16du:dateUtc="2026-04-30T11:49:00Z">
         <w:r>
           <w:rPr>
             <w:rFonts w:hint="eastAsia"/>
@@ -2022,7 +1994,7 @@
           <w:t xml:space="preserve"> </w:t>
         </w:r>
       </w:ins>
-      <w:ins w:id="161" w:author="治輝 齋藤" w:date="2026-04-30T19:43:00Z" w16du:dateUtc="2026-04-30T10:43:00Z">
+      <w:ins w:id="162" w:author="治輝 齋藤" w:date="2026-04-30T19:43:00Z" w16du:dateUtc="2026-04-30T10:43:00Z">
         <w:r>
           <w:rPr>
             <w:lang w:eastAsia="ja-JP"/>
@@ -2030,7 +2002,7 @@
           <w:t>standardization for the femur-surgery outcome</w:t>
         </w:r>
       </w:ins>
-      <w:ins w:id="162" w:author="治輝 齋藤" w:date="2026-04-30T20:49:00Z" w16du:dateUtc="2026-04-30T11:49:00Z">
+      <w:ins w:id="163" w:author="治輝 齋藤" w:date="2026-04-30T20:49:00Z" w16du:dateUtc="2026-04-30T11:49:00Z">
         <w:r>
           <w:rPr>
             <w:lang w:eastAsia="ja-JP"/>
@@ -2038,7 +2010,7 @@
           <w:t>. We combined</w:t>
         </w:r>
       </w:ins>
-      <w:ins w:id="163" w:author="治輝 齋藤" w:date="2026-04-30T19:43:00Z" w16du:dateUtc="2026-04-30T10:43:00Z">
+      <w:ins w:id="164" w:author="治輝 齋藤" w:date="2026-04-30T19:43:00Z" w16du:dateUtc="2026-04-30T10:43:00Z">
         <w:r>
           <w:rPr>
             <w:lang w:eastAsia="ja-JP"/>
@@ -2046,7 +2018,7 @@
           <w:t xml:space="preserve"> NDB age-stratified surgery tables </w:t>
         </w:r>
       </w:ins>
-      <w:ins w:id="164" w:author="治輝 齋藤" w:date="2026-04-30T20:49:00Z" w16du:dateUtc="2026-04-30T11:49:00Z">
+      <w:ins w:id="165" w:author="治輝 齋藤" w:date="2026-04-30T20:49:00Z" w16du:dateUtc="2026-04-30T11:49:00Z">
         <w:r>
           <w:rPr>
             <w:lang w:eastAsia="ja-JP"/>
@@ -2054,7 +2026,7 @@
           <w:t>with</w:t>
         </w:r>
       </w:ins>
-      <w:ins w:id="165" w:author="治輝 齋藤" w:date="2026-04-30T19:43:00Z" w16du:dateUtc="2026-04-30T10:43:00Z">
+      <w:ins w:id="166" w:author="治輝 齋藤" w:date="2026-04-30T19:43:00Z" w16du:dateUtc="2026-04-30T10:43:00Z">
         <w:r>
           <w:rPr>
             <w:lang w:eastAsia="ja-JP"/>
@@ -2062,7 +2034,7 @@
           <w:t xml:space="preserve"> 2020 census 5-year age-group population counts from e-Stat. Because disclosure-control masking (`"-"`) was present in age-stratified surgery cells, we prespecified imputation scenarios (`"-" = 0`, `5`, or `9`) and repeated the SIR/ISR workflow for each scenario. For each scenario, we calculated national age-specific surgery rates, expected prefectural counts, SIR, and ISR (SIR × national crude rate)</w:t>
         </w:r>
       </w:ins>
-      <w:ins w:id="166" w:author="治輝 齋藤" w:date="2026-04-30T20:50:00Z" w16du:dateUtc="2026-04-30T11:50:00Z">
+      <w:ins w:id="167" w:author="治輝 齋藤" w:date="2026-04-30T20:50:00Z" w16du:dateUtc="2026-04-30T11:50:00Z">
         <w:r>
           <w:rPr>
             <w:lang w:eastAsia="ja-JP"/>
@@ -2070,7 +2042,7 @@
           <w:t>. We</w:t>
         </w:r>
       </w:ins>
-      <w:ins w:id="167" w:author="治輝 齋藤" w:date="2026-04-30T19:43:00Z" w16du:dateUtc="2026-04-30T10:43:00Z">
+      <w:ins w:id="168" w:author="治輝 齋藤" w:date="2026-04-30T19:43:00Z" w16du:dateUtc="2026-04-30T10:43:00Z">
         <w:r>
           <w:rPr>
             <w:lang w:eastAsia="ja-JP"/>
@@ -2078,7 +2050,7 @@
           <w:t xml:space="preserve"> then regressed ISR on terrain slope with and without covariate adjustment. </w:t>
         </w:r>
       </w:ins>
-      <w:ins w:id="168" w:author="治輝 齋藤" w:date="2026-04-30T20:50:00Z" w16du:dateUtc="2026-04-30T11:50:00Z">
+      <w:ins w:id="169" w:author="治輝 齋藤" w:date="2026-04-30T20:50:00Z" w16du:dateUtc="2026-04-30T11:50:00Z">
         <w:r>
           <w:rPr>
             <w:lang w:eastAsia="ja-JP"/>
@@ -2086,7 +2058,7 @@
           <w:t>These analyses were treated</w:t>
         </w:r>
       </w:ins>
-      <w:ins w:id="169" w:author="治輝 齋藤" w:date="2026-04-30T19:43:00Z" w16du:dateUtc="2026-04-30T10:43:00Z">
+      <w:ins w:id="170" w:author="治輝 齋藤" w:date="2026-04-30T19:43:00Z" w16du:dateUtc="2026-04-30T10:43:00Z">
         <w:r>
           <w:rPr>
             <w:lang w:eastAsia="ja-JP"/>
@@ -2094,8 +2066,8 @@
           <w:t xml:space="preserve"> as sensitivity analyses only (not primary inference), given potential secondary masking.</w:t>
         </w:r>
       </w:ins>
-      <w:commentRangeEnd w:id="156"/>
-      <w:ins w:id="170" w:author="治輝 齋藤" w:date="2026-04-30T20:24:00Z" w16du:dateUtc="2026-04-30T11:24:00Z">
+      <w:commentRangeEnd w:id="157"/>
+      <w:ins w:id="171" w:author="治輝 齋藤" w:date="2026-04-30T20:24:00Z" w16du:dateUtc="2026-04-30T11:24:00Z">
         <w:r>
           <w:rPr>
             <w:rStyle w:val="af2"/>
@@ -2103,7 +2075,7 @@
             <w:szCs w:val="24"/>
             <w:lang w:eastAsia="ja-JP"/>
           </w:rPr>
-          <w:commentReference w:id="156"/>
+          <w:commentReference w:id="157"/>
         </w:r>
       </w:ins>
     </w:p>
@@ -2121,14 +2093,14 @@
         </w:rPr>
         <w:t>All manuscript figures were generated programmatically from study data</w:t>
       </w:r>
-      <w:commentRangeStart w:id="171"/>
+      <w:commentRangeStart w:id="172"/>
       <w:r>
         <w:rPr>
           <w:lang w:eastAsia="ja-JP"/>
         </w:rPr>
         <w:t xml:space="preserve"> (not by image-generative AI tools) </w:t>
       </w:r>
-      <w:commentRangeEnd w:id="171"/>
+      <w:commentRangeEnd w:id="172"/>
       <w:r>
         <w:rPr>
           <w:rStyle w:val="af2"/>
@@ -2136,7 +2108,7 @@
           <w:szCs w:val="24"/>
           <w:lang w:eastAsia="ja-JP"/>
         </w:rPr>
-        <w:commentReference w:id="171"/>
+        <w:commentReference w:id="172"/>
       </w:r>
       <w:r>
         <w:rPr>
@@ -2232,9 +2204,9 @@
         <w:pStyle w:val="1"/>
         <w:spacing w:line="360" w:lineRule="auto"/>
       </w:pPr>
-      <w:bookmarkStart w:id="172" w:name="results-1"/>
-      <w:bookmarkEnd w:id="119"/>
-      <w:bookmarkEnd w:id="149"/>
+      <w:bookmarkStart w:id="173" w:name="results-1"/>
+      <w:bookmarkEnd w:id="120"/>
+      <w:bookmarkEnd w:id="150"/>
       <w:r>
         <w:lastRenderedPageBreak/>
         <w:t>Results</w:t>
@@ -2245,7 +2217,7 @@
         <w:pStyle w:val="2"/>
         <w:spacing w:line="360" w:lineRule="auto"/>
       </w:pPr>
-      <w:bookmarkStart w:id="173" w:name="descriptive-statistics"/>
+      <w:bookmarkStart w:id="174" w:name="descriptive-statistics"/>
       <w:r>
         <w:t>1. Descriptive Statistics</w:t>
       </w:r>
@@ -2301,8 +2273,8 @@
         <w:pStyle w:val="2"/>
         <w:spacing w:line="360" w:lineRule="auto"/>
       </w:pPr>
-      <w:bookmarkStart w:id="174" w:name="correlation-analysis"/>
-      <w:bookmarkEnd w:id="173"/>
+      <w:bookmarkStart w:id="175" w:name="correlation-analysis"/>
+      <w:bookmarkEnd w:id="174"/>
       <w:r>
         <w:t>2. Correlation Analysis</w:t>
       </w:r>
@@ -2315,18 +2287,18 @@
       <w:r>
         <w:t xml:space="preserve">Terrain slope showed a moderate positive correlation with hip fracture surgery </w:t>
       </w:r>
-      <w:commentRangeStart w:id="175"/>
+      <w:commentRangeStart w:id="176"/>
       <w:r>
         <w:t>rate</w:t>
       </w:r>
-      <w:commentRangeEnd w:id="175"/>
+      <w:commentRangeEnd w:id="176"/>
       <w:r>
         <w:rPr>
           <w:rStyle w:val="af2"/>
           <w:sz w:val="24"/>
           <w:szCs w:val="24"/>
         </w:rPr>
-        <w:commentReference w:id="175"/>
+        <w:commentReference w:id="176"/>
       </w:r>
       <w:r>
         <w:t xml:space="preserve"> (r = 0.475, </w:t>
@@ -2354,18 +2326,18 @@
       <w:r>
         <w:t xml:space="preserve">Figure 1 illustrates the bivariate association between terrain slope and hip fracture surgery rate; </w:t>
       </w:r>
-      <w:commentRangeStart w:id="176"/>
+      <w:commentRangeStart w:id="177"/>
       <w:r>
         <w:t>Figure 2</w:t>
       </w:r>
-      <w:commentRangeEnd w:id="176"/>
+      <w:commentRangeEnd w:id="177"/>
       <w:r>
         <w:rPr>
           <w:rStyle w:val="af2"/>
           <w:sz w:val="24"/>
           <w:szCs w:val="24"/>
         </w:rPr>
-        <w:commentReference w:id="176"/>
+        <w:commentReference w:id="177"/>
       </w:r>
       <w:r>
         <w:t xml:space="preserve"> displays the correlation matrix.</w:t>
@@ -2396,8 +2368,8 @@
         <w:pStyle w:val="2"/>
         <w:spacing w:line="360" w:lineRule="auto"/>
       </w:pPr>
-      <w:bookmarkStart w:id="177" w:name="regression-analysis-hip-fracture"/>
-      <w:bookmarkEnd w:id="174"/>
+      <w:bookmarkStart w:id="178" w:name="regression-analysis-hip-fracture"/>
+      <w:bookmarkEnd w:id="175"/>
       <w:r>
         <w:t>3. Regression Analysis: Hip Fracture</w:t>
       </w:r>
@@ -2482,7 +2454,7 @@
         <w:pStyle w:val="a0"/>
         <w:spacing w:line="360" w:lineRule="auto"/>
         <w:rPr>
-          <w:ins w:id="178" w:author="治輝 齋藤" w:date="2026-04-30T20:30:00Z" w16du:dateUtc="2026-04-30T11:30:00Z"/>
+          <w:ins w:id="179" w:author="治輝 齋藤" w:date="2026-04-30T20:30:00Z" w16du:dateUtc="2026-04-30T11:30:00Z"/>
         </w:rPr>
       </w:pPr>
       <w:r>
@@ -2547,14 +2519,14 @@
         </w:rPr>
         <w:t xml:space="preserve"> = 5,000) was −0.03 to 7.09</w:t>
       </w:r>
-      <w:commentRangeStart w:id="179"/>
+      <w:commentRangeStart w:id="180"/>
       <w:r>
         <w:rPr>
           <w:lang w:eastAsia="ja-JP"/>
         </w:rPr>
         <w:t xml:space="preserve"> (both intervals include null)</w:t>
       </w:r>
-      <w:commentRangeEnd w:id="179"/>
+      <w:commentRangeEnd w:id="180"/>
       <w:r>
         <w:rPr>
           <w:rStyle w:val="af2"/>
@@ -2562,7 +2534,7 @@
           <w:szCs w:val="24"/>
           <w:lang w:eastAsia="ja-JP"/>
         </w:rPr>
-        <w:commentReference w:id="179"/>
+        <w:commentReference w:id="180"/>
       </w:r>
       <w:r>
         <w:rPr>
@@ -2579,9 +2551,9 @@
           <w:lang w:eastAsia="ja-JP"/>
         </w:rPr>
       </w:pPr>
-      <w:commentRangeStart w:id="180"/>
       <w:commentRangeStart w:id="181"/>
-      <w:ins w:id="182" w:author="治輝 齋藤" w:date="2026-04-30T20:30:00Z" w16du:dateUtc="2026-04-30T11:30:00Z">
+      <w:commentRangeStart w:id="182"/>
+      <w:ins w:id="183" w:author="治輝 齋藤" w:date="2026-04-30T20:30:00Z" w16du:dateUtc="2026-04-30T11:30:00Z">
         <w:r>
           <w:rPr>
             <w:lang w:eastAsia="ja-JP"/>
@@ -2644,7 +2616,7 @@
         </w:rPr>
         <w:t>.</w:t>
       </w:r>
-      <w:commentRangeEnd w:id="180"/>
+      <w:commentRangeEnd w:id="181"/>
       <w:r>
         <w:rPr>
           <w:rStyle w:val="af2"/>
@@ -2652,9 +2624,9 @@
           <w:szCs w:val="24"/>
           <w:lang w:eastAsia="ja-JP"/>
         </w:rPr>
-        <w:commentReference w:id="180"/>
-      </w:r>
-      <w:commentRangeEnd w:id="181"/>
+        <w:commentReference w:id="181"/>
+      </w:r>
+      <w:commentRangeEnd w:id="182"/>
       <w:r>
         <w:rPr>
           <w:rStyle w:val="af2"/>
@@ -2662,7 +2634,7 @@
           <w:szCs w:val="24"/>
           <w:lang w:eastAsia="ja-JP"/>
         </w:rPr>
-        <w:commentReference w:id="181"/>
+        <w:commentReference w:id="182"/>
       </w:r>
     </w:p>
     <w:p>
@@ -2670,8 +2642,8 @@
         <w:pStyle w:val="2"/>
         <w:spacing w:line="360" w:lineRule="auto"/>
       </w:pPr>
-      <w:bookmarkStart w:id="183" w:name="X19b7a829deade195ab8e30bfbfddb97c9ee92ae"/>
-      <w:bookmarkEnd w:id="177"/>
+      <w:bookmarkStart w:id="184" w:name="X19b7a829deade195ab8e30bfbfddb97c9ee92ae"/>
+      <w:bookmarkEnd w:id="178"/>
       <w:r>
         <w:t>4. Regression Analysis: Total, Humerus, and Forearm Fractures</w:t>
       </w:r>
@@ -2754,9 +2726,9 @@
         <w:pStyle w:val="1"/>
         <w:spacing w:line="360" w:lineRule="auto"/>
       </w:pPr>
-      <w:bookmarkStart w:id="184" w:name="discussion"/>
-      <w:bookmarkEnd w:id="172"/>
-      <w:bookmarkEnd w:id="183"/>
+      <w:bookmarkStart w:id="185" w:name="discussion"/>
+      <w:bookmarkEnd w:id="173"/>
+      <w:bookmarkEnd w:id="184"/>
       <w:r>
         <w:t>Discussion</w:t>
       </w:r>
@@ -2766,7 +2738,7 @@
         <w:pStyle w:val="2"/>
         <w:spacing w:line="360" w:lineRule="auto"/>
       </w:pPr>
-      <w:bookmarkStart w:id="185" w:name="main-findings"/>
+      <w:bookmarkStart w:id="186" w:name="main-findings"/>
       <w:r>
         <w:t>1. Main Findings</w:t>
       </w:r>
@@ -2779,25 +2751,25 @@
       <w:r>
         <w:t xml:space="preserve">This ecological study </w:t>
       </w:r>
-      <w:commentRangeStart w:id="186"/>
-      <w:ins w:id="187" w:author="治輝 齋藤" w:date="2026-04-30T19:12:00Z" w16du:dateUtc="2026-04-30T10:12:00Z">
+      <w:commentRangeStart w:id="187"/>
+      <w:ins w:id="188" w:author="治輝 齋藤" w:date="2026-04-30T19:12:00Z" w16du:dateUtc="2026-04-30T10:12:00Z">
         <w:r>
           <w:t>showed</w:t>
         </w:r>
       </w:ins>
-      <w:del w:id="188" w:author="治輝 齋藤" w:date="2026-04-30T19:12:00Z" w16du:dateUtc="2026-04-30T10:12:00Z">
+      <w:del w:id="189" w:author="治輝 齋藤" w:date="2026-04-30T19:12:00Z" w16du:dateUtc="2026-04-30T10:12:00Z">
         <w:r>
           <w:delText>demonstrated</w:delText>
         </w:r>
       </w:del>
-      <w:commentRangeEnd w:id="186"/>
+      <w:commentRangeEnd w:id="187"/>
       <w:r>
         <w:rPr>
           <w:rStyle w:val="af2"/>
           <w:sz w:val="24"/>
           <w:szCs w:val="24"/>
         </w:rPr>
-        <w:commentReference w:id="186"/>
+        <w:commentReference w:id="187"/>
       </w:r>
       <w:r>
         <w:t xml:space="preserve"> </w:t>
@@ -2830,7 +2802,8 @@
       <w:r>
         <w:t xml:space="preserve">. </w:t>
       </w:r>
-      <w:commentRangeStart w:id="189"/>
+      <w:commentRangeStart w:id="190"/>
+      <w:commentRangeStart w:id="191"/>
       <w:r>
         <w:t xml:space="preserve">Each additional degree of slope </w:t>
       </w:r>
@@ -2853,33 +2826,40 @@
       <w:r>
         <w:t>.</w:t>
       </w:r>
-      <w:commentRangeEnd w:id="189"/>
+      <w:commentRangeEnd w:id="190"/>
       <w:r>
         <w:rPr>
           <w:rStyle w:val="af2"/>
           <w:sz w:val="24"/>
           <w:szCs w:val="24"/>
         </w:rPr>
-        <w:commentReference w:id="189"/>
+        <w:commentReference w:id="190"/>
+      </w:r>
+      <w:commentRangeEnd w:id="191"/>
+      <w:r>
+        <w:rPr>
+          <w:rStyle w:val="af2"/>
+        </w:rPr>
+        <w:commentReference w:id="191"/>
       </w:r>
       <w:r>
         <w:t xml:space="preserve"> </w:t>
       </w:r>
-      <w:commentRangeStart w:id="190"/>
+      <w:commentRangeStart w:id="192"/>
       <w:r>
         <w:t>The adjusted</w:t>
       </w:r>
       <w:r>
         <w:t xml:space="preserve"> association was specific to hip fractures and was not observed for humerus or forearm fractures.</w:t>
       </w:r>
-      <w:commentRangeEnd w:id="190"/>
+      <w:commentRangeEnd w:id="192"/>
       <w:r>
         <w:rPr>
           <w:rStyle w:val="af2"/>
           <w:sz w:val="24"/>
           <w:szCs w:val="24"/>
         </w:rPr>
-        <w:commentReference w:id="190"/>
+        <w:commentReference w:id="192"/>
       </w:r>
       <w:r>
         <w:t xml:space="preserve"> </w:t>
@@ -2894,18 +2874,18 @@
       <w:r>
         <w:t xml:space="preserve">hese findings suggest that, at the population level, </w:t>
       </w:r>
-      <w:commentRangeStart w:id="191"/>
+      <w:commentRangeStart w:id="193"/>
       <w:r>
         <w:t>steeper habitable terrain</w:t>
       </w:r>
-      <w:commentRangeEnd w:id="191"/>
+      <w:commentRangeEnd w:id="193"/>
       <w:r>
         <w:rPr>
           <w:rStyle w:val="af2"/>
           <w:sz w:val="24"/>
           <w:szCs w:val="24"/>
         </w:rPr>
-        <w:commentReference w:id="191"/>
+        <w:commentReference w:id="193"/>
       </w:r>
       <w:r>
         <w:t xml:space="preserve"> may track hip-specific surgical burden beyond compositional aging and self-reported walking pace</w:t>
@@ -2919,8 +2899,8 @@
         <w:pStyle w:val="2"/>
         <w:spacing w:line="360" w:lineRule="auto"/>
       </w:pPr>
-      <w:bookmarkStart w:id="192" w:name="biological-plausibility"/>
-      <w:bookmarkEnd w:id="185"/>
+      <w:bookmarkStart w:id="194" w:name="biological-plausibility"/>
+      <w:bookmarkEnd w:id="186"/>
       <w:r>
         <w:t>2. Biological Plausibility</w:t>
       </w:r>
@@ -2930,11 +2910,11 @@
         <w:pStyle w:val="FirstParagraph"/>
         <w:spacing w:line="360" w:lineRule="auto"/>
       </w:pPr>
-      <w:commentRangeStart w:id="193"/>
+      <w:commentRangeStart w:id="195"/>
       <w:r>
         <w:t xml:space="preserve">The </w:t>
       </w:r>
-      <w:del w:id="194" w:author="治輝 齋藤" w:date="2026-04-30T19:27:00Z" w16du:dateUtc="2026-04-30T10:27:00Z">
+      <w:del w:id="196" w:author="治輝 齋藤" w:date="2026-04-30T19:27:00Z" w16du:dateUtc="2026-04-30T10:27:00Z">
         <w:r>
           <w:delText xml:space="preserve">specificity of the </w:delText>
         </w:r>
@@ -2942,12 +2922,12 @@
       <w:r>
         <w:t xml:space="preserve">slope–fracture association </w:t>
       </w:r>
-      <w:ins w:id="195" w:author="治輝 齋藤" w:date="2026-04-30T19:27:00Z" w16du:dateUtc="2026-04-30T10:27:00Z">
+      <w:ins w:id="197" w:author="治輝 齋藤" w:date="2026-04-30T19:27:00Z" w16du:dateUtc="2026-04-30T10:27:00Z">
         <w:r>
           <w:t>observed for</w:t>
         </w:r>
       </w:ins>
-      <w:del w:id="196" w:author="治輝 齋藤" w:date="2026-04-30T19:27:00Z" w16du:dateUtc="2026-04-30T10:27:00Z">
+      <w:del w:id="198" w:author="治輝 齋藤" w:date="2026-04-30T19:27:00Z" w16du:dateUtc="2026-04-30T10:27:00Z">
         <w:r>
           <w:delText>to</w:delText>
         </w:r>
@@ -2955,7 +2935,7 @@
       <w:r>
         <w:t xml:space="preserve"> the hip </w:t>
       </w:r>
-      <w:ins w:id="197" w:author="治輝 齋藤" w:date="2026-04-30T19:27:00Z" w16du:dateUtc="2026-04-30T10:27:00Z">
+      <w:ins w:id="199" w:author="治輝 齋藤" w:date="2026-04-30T19:27:00Z" w16du:dateUtc="2026-04-30T10:27:00Z">
         <w:r>
           <w:rPr>
             <w:rFonts w:hint="eastAsia"/>
@@ -2964,7 +2944,7 @@
           <w:t>may be</w:t>
         </w:r>
       </w:ins>
-      <w:del w:id="198" w:author="治輝 齋藤" w:date="2026-04-30T19:27:00Z" w16du:dateUtc="2026-04-30T10:27:00Z">
+      <w:del w:id="200" w:author="治輝 齋藤" w:date="2026-04-30T19:27:00Z" w16du:dateUtc="2026-04-30T10:27:00Z">
         <w:r>
           <w:delText>is</w:delText>
         </w:r>
@@ -2972,7 +2952,7 @@
       <w:r>
         <w:t xml:space="preserve"> biologically plausible and </w:t>
       </w:r>
-      <w:ins w:id="199" w:author="治輝 齋藤" w:date="2026-04-30T19:28:00Z" w16du:dateUtc="2026-04-30T10:28:00Z">
+      <w:ins w:id="201" w:author="治輝 齋藤" w:date="2026-04-30T19:28:00Z" w16du:dateUtc="2026-04-30T10:28:00Z">
         <w:r>
           <w:t>may be partly</w:t>
         </w:r>
@@ -2987,7 +2967,7 @@
       <w:r>
         <w:t xml:space="preserve">supported by </w:t>
       </w:r>
-      <w:del w:id="200" w:author="治輝 齋藤" w:date="2026-04-30T19:28:00Z" w16du:dateUtc="2026-04-30T10:28:00Z">
+      <w:del w:id="202" w:author="治輝 齋藤" w:date="2026-04-30T19:28:00Z" w16du:dateUtc="2026-04-30T10:28:00Z">
         <w:r>
           <w:delText xml:space="preserve">extensive </w:delText>
         </w:r>
@@ -3007,12 +2987,12 @@
       <w:r>
         <w:t xml:space="preserve"> which are </w:t>
       </w:r>
-      <w:ins w:id="201" w:author="治輝 齋藤" w:date="2026-04-30T19:28:00Z" w16du:dateUtc="2026-04-30T10:28:00Z">
+      <w:ins w:id="203" w:author="治輝 齋藤" w:date="2026-04-30T19:28:00Z" w16du:dateUtc="2026-04-30T10:28:00Z">
         <w:r>
           <w:t>common</w:t>
         </w:r>
       </w:ins>
-      <w:del w:id="202" w:author="治輝 齋藤" w:date="2026-04-30T19:28:00Z" w16du:dateUtc="2026-04-30T10:28:00Z">
+      <w:del w:id="204" w:author="治輝 齋藤" w:date="2026-04-30T19:28:00Z" w16du:dateUtc="2026-04-30T10:28:00Z">
         <w:r>
           <w:delText>the predominant</w:delText>
         </w:r>
@@ -3020,7 +3000,7 @@
       <w:r>
         <w:t xml:space="preserve"> fall mechanism</w:t>
       </w:r>
-      <w:ins w:id="203" w:author="治輝 齋藤" w:date="2026-04-30T19:32:00Z" w16du:dateUtc="2026-04-30T10:32:00Z">
+      <w:ins w:id="205" w:author="治輝 齋藤" w:date="2026-04-30T19:32:00Z" w16du:dateUtc="2026-04-30T10:32:00Z">
         <w:r>
           <w:rPr>
             <w:rFonts w:hint="eastAsia"/>
@@ -3060,12 +3040,12 @@
       <w:r>
         <w:t xml:space="preserve"> Finite element method (FEM) simulations have further </w:t>
       </w:r>
-      <w:ins w:id="204" w:author="治輝 齋藤" w:date="2026-04-30T19:28:00Z" w16du:dateUtc="2026-04-30T10:28:00Z">
+      <w:ins w:id="206" w:author="治輝 齋藤" w:date="2026-04-30T19:28:00Z" w16du:dateUtc="2026-04-30T10:28:00Z">
         <w:r>
           <w:t>suggested</w:t>
         </w:r>
       </w:ins>
-      <w:del w:id="205" w:author="治輝 齋藤" w:date="2026-04-30T19:28:00Z" w16du:dateUtc="2026-04-30T10:28:00Z">
+      <w:del w:id="207" w:author="治輝 齋藤" w:date="2026-04-30T19:28:00Z" w16du:dateUtc="2026-04-30T10:28:00Z">
         <w:r>
           <w:delText>confirmed</w:delText>
         </w:r>
@@ -3073,12 +3053,12 @@
       <w:r>
         <w:t xml:space="preserve"> that posterolateral and lateral impacts generate maximum tensile and compressive stresses at the superior and inferior aspects of the femoral neck, </w:t>
       </w:r>
-      <w:ins w:id="206" w:author="治輝 齋藤" w:date="2026-04-30T19:29:00Z" w16du:dateUtc="2026-04-30T10:29:00Z">
+      <w:ins w:id="208" w:author="治輝 齋藤" w:date="2026-04-30T19:29:00Z" w16du:dateUtc="2026-04-30T10:29:00Z">
         <w:r>
           <w:t>potentially increasing</w:t>
         </w:r>
       </w:ins>
-      <w:del w:id="207" w:author="治輝 齋藤" w:date="2026-04-30T19:29:00Z" w16du:dateUtc="2026-04-30T10:29:00Z">
+      <w:del w:id="209" w:author="治輝 齋藤" w:date="2026-04-30T19:29:00Z" w16du:dateUtc="2026-04-30T10:29:00Z">
         <w:r>
           <w:delText>maximizing</w:delText>
         </w:r>
@@ -3095,14 +3075,14 @@
         </w:rPr>
         <w:t>[26]</w:t>
       </w:r>
-      <w:commentRangeEnd w:id="193"/>
+      <w:commentRangeEnd w:id="195"/>
       <w:r>
         <w:rPr>
           <w:rStyle w:val="af2"/>
           <w:sz w:val="24"/>
           <w:szCs w:val="24"/>
         </w:rPr>
-        <w:commentReference w:id="193"/>
+        <w:commentReference w:id="195"/>
       </w:r>
     </w:p>
     <w:p>
@@ -3252,8 +3232,8 @@
       <w:r>
         <w:t xml:space="preserve"> The fracture-site specificity observed in our data—significant association with hip fractures but not with humerus or forearm fractures—</w:t>
       </w:r>
-      <w:commentRangeStart w:id="208"/>
-      <w:del w:id="209" w:author="治輝 齋藤" w:date="2026-04-30T20:51:00Z" w16du:dateUtc="2026-04-30T11:51:00Z">
+      <w:commentRangeStart w:id="210"/>
+      <w:del w:id="211" w:author="治輝 齋藤" w:date="2026-04-30T20:51:00Z" w16du:dateUtc="2026-04-30T11:51:00Z">
         <w:r>
           <w:delText xml:space="preserve">thus </w:delText>
         </w:r>
@@ -3261,7 +3241,7 @@
       <w:r>
         <w:t xml:space="preserve">provides internal evidence </w:t>
       </w:r>
-      <w:ins w:id="210" w:author="治輝 齋藤" w:date="2026-04-30T20:52:00Z" w16du:dateUtc="2026-04-30T11:52:00Z">
+      <w:ins w:id="212" w:author="治輝 齋藤" w:date="2026-04-30T20:52:00Z" w16du:dateUtc="2026-04-30T11:52:00Z">
         <w:r>
           <w:t>that is</w:t>
         </w:r>
@@ -3276,12 +3256,12 @@
       <w:r>
         <w:t xml:space="preserve">consistent with </w:t>
       </w:r>
-      <w:del w:id="211" w:author="治輝 齋藤" w:date="2026-04-30T20:52:00Z" w16du:dateUtc="2026-04-30T11:52:00Z">
+      <w:del w:id="213" w:author="治輝 齋藤" w:date="2026-04-30T20:52:00Z" w16du:dateUtc="2026-04-30T11:52:00Z">
         <w:r>
           <w:delText xml:space="preserve">the </w:delText>
         </w:r>
       </w:del>
-      <w:ins w:id="212" w:author="治輝 齋藤" w:date="2026-04-30T20:52:00Z" w16du:dateUtc="2026-04-30T11:52:00Z">
+      <w:ins w:id="214" w:author="治輝 齋藤" w:date="2026-04-30T20:52:00Z" w16du:dateUtc="2026-04-30T11:52:00Z">
         <w:r>
           <w:rPr>
             <w:rFonts w:hint="eastAsia"/>
@@ -3296,12 +3276,12 @@
       <w:r>
         <w:t xml:space="preserve">biomechanical paradigm </w:t>
       </w:r>
-      <w:ins w:id="213" w:author="治輝 齋藤" w:date="2026-04-30T20:52:00Z" w16du:dateUtc="2026-04-30T11:52:00Z">
+      <w:ins w:id="215" w:author="治輝 齋藤" w:date="2026-04-30T20:52:00Z" w16du:dateUtc="2026-04-30T11:52:00Z">
         <w:r>
           <w:t>in which</w:t>
         </w:r>
       </w:ins>
-      <w:del w:id="214" w:author="治輝 齋藤" w:date="2026-04-30T20:52:00Z" w16du:dateUtc="2026-04-30T11:52:00Z">
+      <w:del w:id="216" w:author="治輝 齋藤" w:date="2026-04-30T20:52:00Z" w16du:dateUtc="2026-04-30T11:52:00Z">
         <w:r>
           <w:delText>that</w:delText>
         </w:r>
@@ -3309,7 +3289,7 @@
       <w:r>
         <w:t xml:space="preserve"> terrain slope </w:t>
       </w:r>
-      <w:ins w:id="215" w:author="治輝 齋藤" w:date="2026-04-30T20:52:00Z" w16du:dateUtc="2026-04-30T11:52:00Z">
+      <w:ins w:id="217" w:author="治輝 齋藤" w:date="2026-04-30T20:52:00Z" w16du:dateUtc="2026-04-30T11:52:00Z">
         <w:r>
           <w:rPr>
             <w:rFonts w:hint="eastAsia"/>
@@ -3321,7 +3301,7 @@
       <w:r>
         <w:t>specifically amplif</w:t>
       </w:r>
-      <w:ins w:id="216" w:author="治輝 齋藤" w:date="2026-04-30T20:52:00Z" w16du:dateUtc="2026-04-30T11:52:00Z">
+      <w:ins w:id="218" w:author="治輝 齋藤" w:date="2026-04-30T20:52:00Z" w16du:dateUtc="2026-04-30T11:52:00Z">
         <w:r>
           <w:rPr>
             <w:rFonts w:hint="eastAsia"/>
@@ -3330,7 +3310,7 @@
           <w:t>y</w:t>
         </w:r>
       </w:ins>
-      <w:del w:id="217" w:author="治輝 齋藤" w:date="2026-04-30T20:52:00Z" w16du:dateUtc="2026-04-30T11:52:00Z">
+      <w:del w:id="219" w:author="治輝 齋藤" w:date="2026-04-30T20:52:00Z" w16du:dateUtc="2026-04-30T11:52:00Z">
         <w:r>
           <w:delText>ies</w:delText>
         </w:r>
@@ -3338,14 +3318,14 @@
       <w:r>
         <w:t xml:space="preserve"> lateral fall risk.</w:t>
       </w:r>
-      <w:commentRangeEnd w:id="208"/>
+      <w:commentRangeEnd w:id="210"/>
       <w:r>
         <w:rPr>
           <w:rStyle w:val="af2"/>
           <w:sz w:val="24"/>
           <w:szCs w:val="24"/>
         </w:rPr>
-        <w:commentReference w:id="208"/>
+        <w:commentReference w:id="210"/>
       </w:r>
     </w:p>
     <w:p>
@@ -3353,8 +3333,8 @@
         <w:pStyle w:val="2"/>
         <w:spacing w:line="360" w:lineRule="auto"/>
       </w:pPr>
-      <w:bookmarkStart w:id="218" w:name="comparison-with-previous-studies"/>
-      <w:bookmarkEnd w:id="192"/>
+      <w:bookmarkStart w:id="220" w:name="comparison-with-previous-studies"/>
+      <w:bookmarkEnd w:id="194"/>
       <w:r>
         <w:t>3. Comparison with Previous Studies</w:t>
       </w:r>
@@ -3458,16 +3438,16 @@
       <w:r>
         <w:t xml:space="preserve"> However, to our knowledge, no prior study has used nationwide DEM data linked to administrative fracture data to quantify the dose-response association between terrain slope and hip fracture rates at the population level in Japan. </w:t>
       </w:r>
-      <w:commentRangeStart w:id="219"/>
+      <w:commentRangeStart w:id="221"/>
       <w:r>
         <w:t xml:space="preserve">Our </w:t>
       </w:r>
-      <w:ins w:id="220" w:author="治輝 齋藤" w:date="2026-04-30T20:55:00Z" w16du:dateUtc="2026-04-30T11:55:00Z">
+      <w:ins w:id="222" w:author="治輝 齋藤" w:date="2026-04-30T20:55:00Z" w16du:dateUtc="2026-04-30T11:55:00Z">
         <w:r>
           <w:t>findings add</w:t>
         </w:r>
       </w:ins>
-      <w:del w:id="221" w:author="治輝 齋藤" w:date="2026-04-30T20:55:00Z" w16du:dateUtc="2026-04-30T11:55:00Z">
+      <w:del w:id="223" w:author="治輝 齋藤" w:date="2026-04-30T20:55:00Z" w16du:dateUtc="2026-04-30T11:55:00Z">
         <w:r>
           <w:delText>study provides the first</w:delText>
         </w:r>
@@ -3475,7 +3455,7 @@
       <w:r>
         <w:t xml:space="preserve"> nationwide quantitative evidence that each one-degree increase in terrain slope is associated with approximately 3.5 additional hip fracture surgeries per 100,000 population, independent of aging rate</w:t>
       </w:r>
-      <w:ins w:id="222" w:author="治輝 齋藤" w:date="2026-04-30T20:55:00Z" w16du:dateUtc="2026-04-30T11:55:00Z">
+      <w:ins w:id="224" w:author="治輝 齋藤" w:date="2026-04-30T20:55:00Z" w16du:dateUtc="2026-04-30T11:55:00Z">
         <w:r>
           <w:t xml:space="preserve"> in the primary model</w:t>
         </w:r>
@@ -3483,7 +3463,7 @@
       <w:r>
         <w:t xml:space="preserve">. This quantitative estimate </w:t>
       </w:r>
-      <w:del w:id="223" w:author="治輝 齋藤" w:date="2026-04-30T20:56:00Z" w16du:dateUtc="2026-04-30T11:56:00Z">
+      <w:del w:id="225" w:author="治輝 齋藤" w:date="2026-04-30T20:56:00Z" w16du:dateUtc="2026-04-30T11:56:00Z">
         <w:r>
           <w:delText xml:space="preserve">is novel and </w:delText>
         </w:r>
@@ -3498,12 +3478,12 @@
       <w:r>
         <w:t xml:space="preserve">contribute to the global evidence base for terrain as a modifiable environmental </w:t>
       </w:r>
-      <w:ins w:id="224" w:author="治輝 齋藤" w:date="2026-04-30T20:56:00Z" w16du:dateUtc="2026-04-30T11:56:00Z">
+      <w:ins w:id="226" w:author="治輝 齋藤" w:date="2026-04-30T20:56:00Z" w16du:dateUtc="2026-04-30T11:56:00Z">
         <w:r>
           <w:t>correlate of fracture burden</w:t>
         </w:r>
       </w:ins>
-      <w:del w:id="225" w:author="治輝 齋藤" w:date="2026-04-30T20:56:00Z" w16du:dateUtc="2026-04-30T11:56:00Z">
+      <w:del w:id="227" w:author="治輝 齋藤" w:date="2026-04-30T20:56:00Z" w16du:dateUtc="2026-04-30T11:56:00Z">
         <w:r>
           <w:delText>risk factor</w:delText>
         </w:r>
@@ -3511,14 +3491,14 @@
       <w:r>
         <w:t>.</w:t>
       </w:r>
-      <w:commentRangeEnd w:id="219"/>
+      <w:commentRangeEnd w:id="221"/>
       <w:r>
         <w:rPr>
           <w:rStyle w:val="af2"/>
           <w:sz w:val="24"/>
           <w:szCs w:val="24"/>
         </w:rPr>
-        <w:commentReference w:id="219"/>
+        <w:commentReference w:id="221"/>
       </w:r>
     </w:p>
     <w:p>
@@ -3526,8 +3506,8 @@
         <w:pStyle w:val="2"/>
         <w:spacing w:line="360" w:lineRule="auto"/>
       </w:pPr>
-      <w:bookmarkStart w:id="226" w:name="role-of-aging-rate"/>
-      <w:bookmarkEnd w:id="218"/>
+      <w:bookmarkStart w:id="228" w:name="role-of-aging-rate"/>
+      <w:bookmarkEnd w:id="220"/>
       <w:r>
         <w:t>4. Role of Aging Rate</w:t>
       </w:r>
@@ -3577,7 +3557,7 @@
         <w:pStyle w:val="a0"/>
         <w:spacing w:line="360" w:lineRule="auto"/>
       </w:pPr>
-      <w:commentRangeStart w:id="227"/>
+      <w:commentRangeStart w:id="229"/>
       <w:r>
         <w:t xml:space="preserve">The </w:t>
       </w:r>
@@ -3599,12 +3579,12 @@
       <w:r>
         <w:t xml:space="preserve"> a risk </w:t>
       </w:r>
-      <w:ins w:id="228" w:author="治輝 齋藤" w:date="2026-04-30T20:57:00Z" w16du:dateUtc="2026-04-30T11:57:00Z">
+      <w:ins w:id="230" w:author="治輝 齋藤" w:date="2026-04-30T20:57:00Z" w16du:dateUtc="2026-04-30T11:57:00Z">
         <w:r>
           <w:t>correlate</w:t>
         </w:r>
       </w:ins>
-      <w:del w:id="229" w:author="治輝 齋藤" w:date="2026-04-30T20:57:00Z" w16du:dateUtc="2026-04-30T11:57:00Z">
+      <w:del w:id="231" w:author="治輝 齋藤" w:date="2026-04-30T20:57:00Z" w16du:dateUtc="2026-04-30T11:57:00Z">
         <w:r>
           <w:delText>factor</w:delText>
         </w:r>
@@ -3618,7 +3598,7 @@
       <w:r>
         <w:t xml:space="preserve">. This finding has practical implications: even within the context of Japan’s nationwide aging, geographic topography </w:t>
       </w:r>
-      <w:ins w:id="230" w:author="治輝 齋藤" w:date="2026-04-30T20:58:00Z" w16du:dateUtc="2026-04-30T11:58:00Z">
+      <w:ins w:id="232" w:author="治輝 齋藤" w:date="2026-04-30T20:58:00Z" w16du:dateUtc="2026-04-30T11:58:00Z">
         <w:r>
           <w:rPr>
             <w:rFonts w:hint="eastAsia"/>
@@ -3630,7 +3610,7 @@
       <w:r>
         <w:t>represent</w:t>
       </w:r>
-      <w:del w:id="231" w:author="治輝 齋藤" w:date="2026-04-30T20:58:00Z" w16du:dateUtc="2026-04-30T11:58:00Z">
+      <w:del w:id="233" w:author="治輝 齋藤" w:date="2026-04-30T20:58:00Z" w16du:dateUtc="2026-04-30T11:58:00Z">
         <w:r>
           <w:delText>s</w:delText>
         </w:r>
@@ -3638,7 +3618,7 @@
       <w:r>
         <w:t xml:space="preserve"> an additional and </w:t>
       </w:r>
-      <w:ins w:id="232" w:author="治輝 齋藤" w:date="2026-04-30T20:58:00Z" w16du:dateUtc="2026-04-30T11:58:00Z">
+      <w:ins w:id="234" w:author="治輝 齋藤" w:date="2026-04-30T20:58:00Z" w16du:dateUtc="2026-04-30T11:58:00Z">
         <w:r>
           <w:t>potentially</w:t>
         </w:r>
@@ -3653,7 +3633,7 @@
       <w:r>
         <w:t xml:space="preserve">modifiable layer of fracture risk. Terrain slope </w:t>
       </w:r>
-      <w:ins w:id="233" w:author="治輝 齋藤" w:date="2026-04-30T20:58:00Z" w16du:dateUtc="2026-04-30T11:58:00Z">
+      <w:ins w:id="235" w:author="治輝 齋藤" w:date="2026-04-30T20:58:00Z" w16du:dateUtc="2026-04-30T11:58:00Z">
         <w:r>
           <w:rPr>
             <w:rFonts w:hint="eastAsia"/>
@@ -3662,7 +3642,7 @@
           <w:t>may</w:t>
         </w:r>
       </w:ins>
-      <w:del w:id="234" w:author="治輝 齋藤" w:date="2026-04-30T20:58:00Z" w16du:dateUtc="2026-04-30T11:58:00Z">
+      <w:del w:id="236" w:author="治輝 齋藤" w:date="2026-04-30T20:58:00Z" w16du:dateUtc="2026-04-30T11:58:00Z">
         <w:r>
           <w:delText>is</w:delText>
         </w:r>
@@ -3670,7 +3650,7 @@
       <w:r>
         <w:t xml:space="preserve"> not </w:t>
       </w:r>
-      <w:ins w:id="235" w:author="治輝 齋藤" w:date="2026-04-30T20:58:00Z" w16du:dateUtc="2026-04-30T11:58:00Z">
+      <w:ins w:id="237" w:author="治輝 齋藤" w:date="2026-04-30T20:58:00Z" w16du:dateUtc="2026-04-30T11:58:00Z">
         <w:r>
           <w:rPr>
             <w:rFonts w:hint="eastAsia"/>
@@ -3682,52 +3662,52 @@
       <w:r>
         <w:t>merely a proxy for aging</w:t>
       </w:r>
-      <w:ins w:id="236" w:author="治輝 齋藤" w:date="2026-04-30T20:59:00Z" w16du:dateUtc="2026-04-30T11:59:00Z">
+      <w:ins w:id="238" w:author="治輝 齋藤" w:date="2026-04-30T20:59:00Z" w16du:dateUtc="2026-04-30T11:59:00Z">
         <w:r>
           <w:t xml:space="preserve"> and may represent</w:t>
-        </w:r>
-      </w:ins>
-      <w:del w:id="237" w:author="治輝 齋藤" w:date="2026-04-30T20:59:00Z" w16du:dateUtc="2026-04-30T11:59:00Z">
-        <w:r>
-          <w:delText>, but</w:delText>
-        </w:r>
-      </w:del>
-      <w:r>
-        <w:t xml:space="preserve"> an </w:t>
-      </w:r>
-      <w:ins w:id="238" w:author="治輝 齋藤" w:date="2026-04-30T20:59:00Z" w16du:dateUtc="2026-04-30T11:59:00Z">
-        <w:r>
-          <w:t>additional</w:t>
         </w:r>
       </w:ins>
       <w:del w:id="239" w:author="治輝 齋藤" w:date="2026-04-30T20:59:00Z" w16du:dateUtc="2026-04-30T11:59:00Z">
         <w:r>
-          <w:delText>independent</w:delText>
+          <w:delText>, but</w:delText>
         </w:r>
       </w:del>
       <w:r>
-        <w:t xml:space="preserve"> environmental </w:t>
+        <w:t xml:space="preserve"> an </w:t>
       </w:r>
       <w:ins w:id="240" w:author="治輝 齋藤" w:date="2026-04-30T20:59:00Z" w16du:dateUtc="2026-04-30T11:59:00Z">
         <w:r>
-          <w:t>correlate</w:t>
+          <w:t>additional</w:t>
         </w:r>
       </w:ins>
       <w:del w:id="241" w:author="治輝 齋藤" w:date="2026-04-30T20:59:00Z" w16du:dateUtc="2026-04-30T11:59:00Z">
         <w:r>
+          <w:delText>independent</w:delText>
+        </w:r>
+      </w:del>
+      <w:r>
+        <w:t xml:space="preserve"> environmental </w:t>
+      </w:r>
+      <w:ins w:id="242" w:author="治輝 齋藤" w:date="2026-04-30T20:59:00Z" w16du:dateUtc="2026-04-30T11:59:00Z">
+        <w:r>
+          <w:t>correlate</w:t>
+        </w:r>
+      </w:ins>
+      <w:del w:id="243" w:author="治輝 齋藤" w:date="2026-04-30T20:59:00Z" w16du:dateUtc="2026-04-30T11:59:00Z">
+        <w:r>
           <w:delText>hazard</w:delText>
         </w:r>
       </w:del>
       <w:r>
         <w:t xml:space="preserve"> that </w:t>
       </w:r>
-      <w:ins w:id="242" w:author="治輝 齋藤" w:date="2026-04-30T20:59:00Z" w16du:dateUtc="2026-04-30T11:59:00Z">
+      <w:ins w:id="244" w:author="治輝 齋藤" w:date="2026-04-30T20:59:00Z" w16du:dateUtc="2026-04-30T11:59:00Z">
         <w:r>
           <w:lastRenderedPageBreak/>
           <w:t>could contribute to functional decline</w:t>
         </w:r>
       </w:ins>
-      <w:del w:id="243" w:author="治輝 齋藤" w:date="2026-04-30T20:59:00Z" w16du:dateUtc="2026-04-30T11:59:00Z">
+      <w:del w:id="245" w:author="治輝 齋藤" w:date="2026-04-30T20:59:00Z" w16du:dateUtc="2026-04-30T11:59:00Z">
         <w:r>
           <w:delText>chronically erodes physical function</w:delText>
         </w:r>
@@ -3735,33 +3715,33 @@
       <w:r>
         <w:t xml:space="preserve"> among rural-dwelling older adults.</w:t>
       </w:r>
-      <w:commentRangeEnd w:id="227"/>
+      <w:commentRangeEnd w:id="229"/>
       <w:r>
         <w:rPr>
           <w:rStyle w:val="af2"/>
           <w:sz w:val="24"/>
           <w:szCs w:val="24"/>
         </w:rPr>
-        <w:commentReference w:id="227"/>
-      </w:r>
-      <w:ins w:id="244" w:author="治輝 齋藤" w:date="2026-04-30T20:32:00Z" w16du:dateUtc="2026-04-30T11:32:00Z">
+        <w:commentReference w:id="229"/>
+      </w:r>
+      <w:ins w:id="246" w:author="治輝 齋藤" w:date="2026-04-30T20:32:00Z" w16du:dateUtc="2026-04-30T11:32:00Z">
         <w:r>
           <w:t xml:space="preserve"> </w:t>
         </w:r>
-        <w:commentRangeStart w:id="245"/>
+        <w:commentRangeStart w:id="247"/>
         <w:r>
           <w:t>Given public-data masking in age-stratified surgery tables, we interpret age-structure robustness primarily from the consistency of adjusted ecological models and from imputation-based sensitivity analyses, while acknowledging that full indirect standardization without imputation is not feasible with the current open dataset.</w:t>
         </w:r>
       </w:ins>
-      <w:commentRangeEnd w:id="245"/>
-      <w:ins w:id="246" w:author="治輝 齋藤" w:date="2026-04-30T20:33:00Z" w16du:dateUtc="2026-04-30T11:33:00Z">
+      <w:commentRangeEnd w:id="247"/>
+      <w:ins w:id="248" w:author="治輝 齋藤" w:date="2026-04-30T20:33:00Z" w16du:dateUtc="2026-04-30T11:33:00Z">
         <w:r>
           <w:rPr>
             <w:rStyle w:val="af2"/>
             <w:sz w:val="24"/>
             <w:szCs w:val="24"/>
           </w:rPr>
-          <w:commentReference w:id="245"/>
+          <w:commentReference w:id="247"/>
         </w:r>
       </w:ins>
     </w:p>
@@ -3770,8 +3750,8 @@
         <w:pStyle w:val="2"/>
         <w:spacing w:line="360" w:lineRule="auto"/>
       </w:pPr>
-      <w:bookmarkStart w:id="247" w:name="walking-speed-as-a-mediator"/>
-      <w:bookmarkEnd w:id="226"/>
+      <w:bookmarkStart w:id="249" w:name="walking-speed-as-a-mediator"/>
+      <w:bookmarkEnd w:id="228"/>
       <w:r>
         <w:t>5. Walking Speed as a Mediator</w:t>
       </w:r>
@@ -3862,18 +3842,18 @@
       <w:r>
         <w:t xml:space="preserve"> </w:t>
       </w:r>
-      <w:commentRangeStart w:id="248"/>
+      <w:commentRangeStart w:id="250"/>
       <w:r>
         <w:t>Older adults residing in high-slope regions are exposed to such challenging terrain daily during shopping and outdoor activities, leading to chronic fear of falling, reduced outdoor activity, and progressive deconditioning (disuse muscle atrophy).</w:t>
       </w:r>
-      <w:commentRangeEnd w:id="248"/>
+      <w:commentRangeEnd w:id="250"/>
       <w:r>
         <w:rPr>
           <w:rStyle w:val="af2"/>
           <w:sz w:val="24"/>
           <w:szCs w:val="24"/>
         </w:rPr>
-        <w:commentReference w:id="248"/>
+        <w:commentReference w:id="250"/>
       </w:r>
       <w:r>
         <w:t xml:space="preserve"> </w:t>
@@ -3896,7 +3876,7 @@
       <w:r>
         <w:t xml:space="preserve">the multivariable OLS coefficient for fast walking rate was </w:t>
       </w:r>
-      <w:del w:id="249" w:author="治輝 齋藤" w:date="2026-04-30T18:39:00Z" w16du:dateUtc="2026-04-30T09:39:00Z">
+      <w:del w:id="251" w:author="治輝 齋藤" w:date="2026-04-30T18:39:00Z" w16du:dateUtc="2026-04-30T09:39:00Z">
         <w:r>
           <w:delText>**</w:delText>
         </w:r>
@@ -3904,7 +3884,7 @@
       <w:r>
         <w:t>positive</w:t>
       </w:r>
-      <w:del w:id="250" w:author="治輝 齋藤" w:date="2026-04-30T18:39:00Z" w16du:dateUtc="2026-04-30T09:39:00Z">
+      <w:del w:id="252" w:author="治輝 齋藤" w:date="2026-04-30T18:39:00Z" w16du:dateUtc="2026-04-30T09:39:00Z">
         <w:r>
           <w:delText>**</w:delText>
         </w:r>
@@ -3936,19 +3916,19 @@
       <w:r>
         <w:t xml:space="preserve"> = 0.022). Plausible drivers include ecological bias, aggregation of a 40–74-year screening metric to represent regions where hip fractures concentrate among the oldest-old, and confounding by unmeasured healthcare and reporting behaviors. </w:t>
       </w:r>
-      <w:commentRangeStart w:id="251"/>
-      <w:ins w:id="252" w:author="治輝 齋藤" w:date="2026-04-30T18:41:00Z" w16du:dateUtc="2026-04-30T09:41:00Z">
+      <w:commentRangeStart w:id="253"/>
+      <w:ins w:id="254" w:author="治輝 齋藤" w:date="2026-04-30T18:41:00Z" w16du:dateUtc="2026-04-30T09:41:00Z">
         <w:r>
           <w:t xml:space="preserve">Because only the 40–74-year questionnaire aggregate is publicly available, we treated this variable as a contextual covariate and not as a direct proxy for hip fracture risk in the oldest age groups. </w:t>
         </w:r>
-        <w:commentRangeEnd w:id="251"/>
+        <w:commentRangeEnd w:id="253"/>
         <w:r>
           <w:rPr>
             <w:rStyle w:val="af2"/>
             <w:sz w:val="24"/>
             <w:szCs w:val="24"/>
           </w:rPr>
-          <w:commentReference w:id="251"/>
+          <w:commentReference w:id="253"/>
         </w:r>
       </w:ins>
       <w:r>
@@ -3963,8 +3943,8 @@
         <w:pStyle w:val="2"/>
         <w:spacing w:line="360" w:lineRule="auto"/>
       </w:pPr>
-      <w:bookmarkStart w:id="253" w:name="policy-implications"/>
-      <w:bookmarkEnd w:id="247"/>
+      <w:bookmarkStart w:id="255" w:name="policy-implications"/>
+      <w:bookmarkEnd w:id="249"/>
       <w:r>
         <w:t>6. Policy Implications</w:t>
       </w:r>
@@ -4083,18 +4063,18 @@
       <w:r>
         <w:t xml:space="preserve">Second, housing modification subsidies targeting high-slope prefectures—such as installation of handrails on outdoor pathways and anti-slip surface materials—could reduce the environmental contribution to fall risk. Third, urban planning guidelines for mountainous communities should explicitly incorporate slope gradient as a factor in pedestrian infrastructure design, particularly in areas with high proportions of older residents. Given the irreversible demographic aging in rural Japan, these upstream environmental interventions represent </w:t>
       </w:r>
-      <w:commentRangeStart w:id="254"/>
+      <w:commentRangeStart w:id="256"/>
       <w:r>
         <w:t>cost-effective</w:t>
       </w:r>
-      <w:commentRangeEnd w:id="254"/>
+      <w:commentRangeEnd w:id="256"/>
       <w:r>
         <w:rPr>
           <w:rStyle w:val="af2"/>
           <w:sz w:val="24"/>
           <w:szCs w:val="24"/>
         </w:rPr>
-        <w:commentReference w:id="254"/>
+        <w:commentReference w:id="256"/>
       </w:r>
       <w:r>
         <w:t xml:space="preserve"> strategies to mitigate the downstream burden of fragility fractures.</w:t>
@@ -4105,8 +4085,8 @@
         <w:pStyle w:val="2"/>
         <w:spacing w:line="360" w:lineRule="auto"/>
       </w:pPr>
-      <w:bookmarkStart w:id="255" w:name="strengths"/>
-      <w:bookmarkEnd w:id="253"/>
+      <w:bookmarkStart w:id="257" w:name="strengths"/>
+      <w:bookmarkEnd w:id="255"/>
       <w:r>
         <w:t>7. Strengths</w:t>
       </w:r>
@@ -4125,8 +4105,8 @@
         <w:pStyle w:val="2"/>
         <w:spacing w:line="360" w:lineRule="auto"/>
       </w:pPr>
-      <w:bookmarkStart w:id="256" w:name="limitations"/>
-      <w:bookmarkEnd w:id="255"/>
+      <w:bookmarkStart w:id="258" w:name="limitations"/>
+      <w:bookmarkEnd w:id="257"/>
       <w:r>
         <w:lastRenderedPageBreak/>
         <w:t>8. Limitations</w:t>
@@ -4158,36 +4138,36 @@
         <w:pStyle w:val="a0"/>
         <w:spacing w:line="360" w:lineRule="auto"/>
       </w:pPr>
-      <w:bookmarkStart w:id="257" w:name="_Hlk228469400"/>
+      <w:bookmarkStart w:id="259" w:name="_Hlk228469400"/>
       <w:r>
         <w:t xml:space="preserve">Second, </w:t>
       </w:r>
-      <w:commentRangeStart w:id="258"/>
-      <w:ins w:id="259" w:author="治輝 齋藤" w:date="2026-04-30T18:02:00Z" w16du:dateUtc="2026-04-30T09:02:00Z">
+      <w:commentRangeStart w:id="260"/>
+      <w:ins w:id="261" w:author="治輝 齋藤" w:date="2026-04-30T18:02:00Z" w16du:dateUtc="2026-04-30T09:02:00Z">
         <w:r>
           <w:t xml:space="preserve">our outcome reflects surgery rates rather than true fracture incidence. Although hip fractures are usually treated surgically, prefectural variation in treatment decisions, referral patterns, and access to operative care may influence observed rates independently of fracture occurrence. Third, </w:t>
         </w:r>
       </w:ins>
-      <w:commentRangeEnd w:id="258"/>
-      <w:ins w:id="260" w:author="治輝 齋藤" w:date="2026-04-30T18:04:00Z" w16du:dateUtc="2026-04-30T09:04:00Z">
+      <w:commentRangeEnd w:id="260"/>
+      <w:ins w:id="262" w:author="治輝 齋藤" w:date="2026-04-30T18:04:00Z" w16du:dateUtc="2026-04-30T09:04:00Z">
         <w:r>
           <w:rPr>
             <w:rStyle w:val="af2"/>
             <w:sz w:val="24"/>
             <w:szCs w:val="24"/>
           </w:rPr>
-          <w:commentReference w:id="258"/>
+          <w:commentReference w:id="260"/>
         </w:r>
       </w:ins>
       <w:r>
         <w:t xml:space="preserve">the cross-sectional design precludes causal inference. Although reverse causation is unlikely for a fixed environmental exposure such as terrain slope, residual confounding by unmeasured variables cannot be excluded. </w:t>
       </w:r>
-      <w:ins w:id="261" w:author="治輝 齋藤" w:date="2026-04-30T18:03:00Z" w16du:dateUtc="2026-04-30T09:03:00Z">
+      <w:ins w:id="263" w:author="治輝 齋藤" w:date="2026-04-30T18:03:00Z" w16du:dateUtc="2026-04-30T09:03:00Z">
         <w:r>
           <w:t>Fourth</w:t>
         </w:r>
       </w:ins>
-      <w:del w:id="262" w:author="治輝 齋藤" w:date="2026-04-30T18:03:00Z" w16du:dateUtc="2026-04-30T09:03:00Z">
+      <w:del w:id="264" w:author="治輝 齋藤" w:date="2026-04-30T18:03:00Z" w16du:dateUtc="2026-04-30T09:03:00Z">
         <w:r>
           <w:delText>Third</w:delText>
         </w:r>
@@ -4195,19 +4175,19 @@
       <w:r>
         <w:t xml:space="preserve">, important unmeasured confounders—including individual-level socioeconomic status, healthcare access (e.g., prefectural orthopedic surgeon density, distance to emergency hospitals), nutritional status (calcium and vitamin D intake), bone mineral density (BMD), </w:t>
       </w:r>
-      <w:commentRangeStart w:id="263"/>
-      <w:ins w:id="264" w:author="治輝 齋藤" w:date="2026-04-30T18:09:00Z" w16du:dateUtc="2026-04-30T09:09:00Z">
+      <w:commentRangeStart w:id="265"/>
+      <w:ins w:id="266" w:author="治輝 齋藤" w:date="2026-04-30T18:09:00Z" w16du:dateUtc="2026-04-30T09:09:00Z">
         <w:r>
           <w:t xml:space="preserve">climate (snowfall and icing), </w:t>
         </w:r>
-        <w:commentRangeEnd w:id="263"/>
+        <w:commentRangeEnd w:id="265"/>
         <w:r>
           <w:rPr>
             <w:rStyle w:val="af2"/>
             <w:sz w:val="24"/>
             <w:szCs w:val="24"/>
           </w:rPr>
-          <w:commentReference w:id="263"/>
+          <w:commentReference w:id="265"/>
         </w:r>
       </w:ins>
       <w:r>
@@ -4219,8 +4199,8 @@
         <w:pStyle w:val="a0"/>
         <w:spacing w:line="360" w:lineRule="auto"/>
       </w:pPr>
-      <w:commentRangeStart w:id="265"/>
-      <w:ins w:id="266" w:author="治輝 齋藤" w:date="2026-04-30T20:36:00Z" w16du:dateUtc="2026-04-30T11:36:00Z">
+      <w:commentRangeStart w:id="267"/>
+      <w:ins w:id="268" w:author="治輝 齋藤" w:date="2026-04-30T20:36:00Z" w16du:dateUtc="2026-04-30T11:36:00Z">
         <w:r>
           <w:rPr>
             <w:lang w:eastAsia="ja-JP"/>
@@ -4235,8 +4215,8 @@
           <w:t>to the nominal `&lt;10` range. Therefore, these SIR/ISR analyses should be interpreted as robustness checks rather than definitive age-standardized estimates.</w:t>
         </w:r>
       </w:ins>
-      <w:commentRangeEnd w:id="265"/>
-      <w:ins w:id="267" w:author="治輝 齋藤" w:date="2026-04-30T20:37:00Z" w16du:dateUtc="2026-04-30T11:37:00Z">
+      <w:commentRangeEnd w:id="267"/>
+      <w:ins w:id="269" w:author="治輝 齋藤" w:date="2026-04-30T20:37:00Z" w16du:dateUtc="2026-04-30T11:37:00Z">
         <w:r>
           <w:rPr>
             <w:rStyle w:val="af2"/>
@@ -4244,10 +4224,10 @@
             <w:szCs w:val="24"/>
             <w:lang w:eastAsia="ja-JP"/>
           </w:rPr>
-          <w:commentReference w:id="265"/>
+          <w:commentReference w:id="267"/>
         </w:r>
       </w:ins>
-      <w:ins w:id="268" w:author="治輝 齋藤" w:date="2026-04-30T20:36:00Z" w16du:dateUtc="2026-04-30T11:36:00Z">
+      <w:ins w:id="270" w:author="治輝 齋藤" w:date="2026-04-30T20:36:00Z" w16du:dateUtc="2026-04-30T11:36:00Z">
         <w:r>
           <w:rPr>
             <w:lang w:eastAsia="ja-JP"/>
@@ -4262,7 +4242,7 @@
           <w:t>Six</w:t>
         </w:r>
       </w:ins>
-      <w:ins w:id="269" w:author="治輝 齋藤" w:date="2026-04-30T18:04:00Z" w16du:dateUtc="2026-04-30T09:04:00Z">
+      <w:ins w:id="271" w:author="治輝 齋藤" w:date="2026-04-30T18:04:00Z" w16du:dateUtc="2026-04-30T09:04:00Z">
         <w:r>
           <w:rPr>
             <w:rFonts w:hint="eastAsia"/>
@@ -4271,7 +4251,7 @@
           <w:t>th</w:t>
         </w:r>
       </w:ins>
-      <w:del w:id="270" w:author="治輝 齋藤" w:date="2026-04-30T18:04:00Z" w16du:dateUtc="2026-04-30T09:04:00Z">
+      <w:del w:id="272" w:author="治輝 齋藤" w:date="2026-04-30T18:04:00Z" w16du:dateUtc="2026-04-30T09:04:00Z">
         <w:r>
           <w:delText>Fourth</w:delText>
         </w:r>
@@ -4279,8 +4259,8 @@
       <w:r>
         <w:t xml:space="preserve">, the walking speed variable was based on self-reported habitual walking speed in the Specific Health Checkup questionnaire, administered to individuals aged 40–74 years, </w:t>
       </w:r>
-      <w:commentRangeStart w:id="271"/>
-      <w:ins w:id="272" w:author="治輝 齋藤" w:date="2026-04-30T19:05:00Z" w16du:dateUtc="2026-04-30T10:05:00Z">
+      <w:commentRangeStart w:id="273"/>
+      <w:ins w:id="274" w:author="治輝 齋藤" w:date="2026-04-30T19:05:00Z" w16du:dateUtc="2026-04-30T10:05:00Z">
         <w:r>
           <w:rPr>
             <w:rFonts w:hint="eastAsia"/>
@@ -4289,7 +4269,7 @@
           <w:t>because</w:t>
         </w:r>
       </w:ins>
-      <w:ins w:id="273" w:author="治輝 齋藤" w:date="2026-04-30T19:04:00Z" w16du:dateUtc="2026-04-30T10:04:00Z">
+      <w:ins w:id="275" w:author="治輝 齋藤" w:date="2026-04-30T19:04:00Z" w16du:dateUtc="2026-04-30T10:04:00Z">
         <w:r>
           <w:t xml:space="preserve"> publicly available prefecture-level data were limited to individuals aged 40–74 years in the current NDB Open Data</w:t>
         </w:r>
@@ -4301,34 +4281,34 @@
           <w:t>.</w:t>
         </w:r>
       </w:ins>
-      <w:ins w:id="274" w:author="治輝 齋藤" w:date="2026-04-30T18:45:00Z" w16du:dateUtc="2026-04-30T09:45:00Z">
+      <w:ins w:id="276" w:author="治輝 齋藤" w:date="2026-04-30T18:45:00Z" w16du:dateUtc="2026-04-30T09:45:00Z">
         <w:r>
           <w:t xml:space="preserve"> This variable </w:t>
         </w:r>
       </w:ins>
-      <w:del w:id="275" w:author="治輝 齋藤" w:date="2026-04-30T18:45:00Z" w16du:dateUtc="2026-04-30T09:45:00Z">
+      <w:del w:id="277" w:author="治輝 齋藤" w:date="2026-04-30T18:45:00Z" w16du:dateUtc="2026-04-30T09:45:00Z">
         <w:r>
           <w:delText>which</w:delText>
         </w:r>
       </w:del>
-      <w:commentRangeEnd w:id="271"/>
+      <w:commentRangeEnd w:id="273"/>
       <w:r>
         <w:rPr>
           <w:rStyle w:val="af2"/>
           <w:sz w:val="24"/>
           <w:szCs w:val="24"/>
         </w:rPr>
-        <w:commentReference w:id="271"/>
+        <w:commentReference w:id="273"/>
       </w:r>
       <w:r>
         <w:t xml:space="preserve"> may not accurately represent the functional capacity of the oldest-old (≥75 years) at highest fracture risk</w:t>
       </w:r>
-      <w:ins w:id="276" w:author="治輝 齋藤" w:date="2026-04-30T18:45:00Z" w16du:dateUtc="2026-04-30T09:45:00Z">
+      <w:ins w:id="278" w:author="治輝 齋藤" w:date="2026-04-30T18:45:00Z" w16du:dateUtc="2026-04-30T09:45:00Z">
         <w:r>
           <w:t>, and its direct relevance to hip fracture occurrence is likely limited at this ecological resolution</w:t>
         </w:r>
       </w:ins>
-      <w:ins w:id="277" w:author="治輝 齋藤" w:date="2026-05-19T12:38:00Z" w16du:dateUtc="2026-05-19T03:38:00Z">
+      <w:ins w:id="279" w:author="治輝 齋藤" w:date="2026-05-19T12:38:00Z" w16du:dateUtc="2026-05-19T03:38:00Z">
         <w:r>
           <w:rPr>
             <w:rFonts w:hint="eastAsia"/>
@@ -4336,22 +4316,22 @@
           </w:rPr>
           <w:t xml:space="preserve">. </w:t>
         </w:r>
-        <w:commentRangeStart w:id="278"/>
+        <w:commentRangeStart w:id="280"/>
         <w:r>
           <w:t>Moreover, this self-reported fast-walking indicator primarily reflects perceived walking capacity rather than actual walking volume or direct slope-specific exposure in daily life</w:t>
         </w:r>
-        <w:commentRangeEnd w:id="278"/>
+        <w:commentRangeEnd w:id="280"/>
         <w:r>
           <w:rPr>
             <w:rStyle w:val="af2"/>
           </w:rPr>
-          <w:commentReference w:id="278"/>
+          <w:commentReference w:id="280"/>
         </w:r>
       </w:ins>
       <w:r>
         <w:t xml:space="preserve">. This self-reported measure may be subject to non-differential measurement error, biasing our estimates toward the null. </w:t>
       </w:r>
-      <w:ins w:id="279" w:author="治輝 齋藤" w:date="2026-04-30T18:04:00Z" w16du:dateUtc="2026-04-30T09:04:00Z">
+      <w:ins w:id="281" w:author="治輝 齋藤" w:date="2026-04-30T18:04:00Z" w16du:dateUtc="2026-04-30T09:04:00Z">
         <w:r>
           <w:rPr>
             <w:rFonts w:hint="eastAsia"/>
@@ -4360,7 +4340,7 @@
           <w:t>S</w:t>
         </w:r>
       </w:ins>
-      <w:ins w:id="280" w:author="治輝 齋藤" w:date="2026-04-30T20:36:00Z" w16du:dateUtc="2026-04-30T11:36:00Z">
+      <w:ins w:id="282" w:author="治輝 齋藤" w:date="2026-04-30T20:36:00Z" w16du:dateUtc="2026-04-30T11:36:00Z">
         <w:r>
           <w:rPr>
             <w:rFonts w:hint="eastAsia"/>
@@ -4369,7 +4349,7 @@
           <w:t>even</w:t>
         </w:r>
       </w:ins>
-      <w:ins w:id="281" w:author="治輝 齋藤" w:date="2026-04-30T18:04:00Z" w16du:dateUtc="2026-04-30T09:04:00Z">
+      <w:ins w:id="283" w:author="治輝 齋藤" w:date="2026-04-30T18:04:00Z" w16du:dateUtc="2026-04-30T09:04:00Z">
         <w:r>
           <w:rPr>
             <w:rFonts w:hint="eastAsia"/>
@@ -4378,7 +4358,7 @@
           <w:t>th</w:t>
         </w:r>
       </w:ins>
-      <w:del w:id="282" w:author="治輝 齋藤" w:date="2026-04-30T18:04:00Z" w16du:dateUtc="2026-04-30T09:04:00Z">
+      <w:del w:id="284" w:author="治輝 齋藤" w:date="2026-04-30T18:04:00Z" w16du:dateUtc="2026-04-30T09:04:00Z">
         <w:r>
           <w:delText>Fifth</w:delText>
         </w:r>
@@ -4392,7 +4372,7 @@
         <w:pStyle w:val="a0"/>
         <w:spacing w:line="360" w:lineRule="auto"/>
       </w:pPr>
-      <w:ins w:id="283" w:author="治輝 齋藤" w:date="2026-04-30T20:36:00Z" w16du:dateUtc="2026-04-30T11:36:00Z">
+      <w:ins w:id="285" w:author="治輝 齋藤" w:date="2026-04-30T20:36:00Z" w16du:dateUtc="2026-04-30T11:36:00Z">
         <w:r>
           <w:rPr>
             <w:rFonts w:hint="eastAsia"/>
@@ -4401,7 +4381,7 @@
           <w:t>Eigh</w:t>
         </w:r>
       </w:ins>
-      <w:ins w:id="284" w:author="治輝 齋藤" w:date="2026-04-30T18:04:00Z" w16du:dateUtc="2026-04-30T09:04:00Z">
+      <w:ins w:id="286" w:author="治輝 齋藤" w:date="2026-04-30T18:04:00Z" w16du:dateUtc="2026-04-30T09:04:00Z">
         <w:r>
           <w:rPr>
             <w:rFonts w:hint="eastAsia"/>
@@ -4410,7 +4390,7 @@
           <w:t>th</w:t>
         </w:r>
       </w:ins>
-      <w:del w:id="285" w:author="治輝 齋藤" w:date="2026-04-30T18:04:00Z" w16du:dateUtc="2026-04-30T09:04:00Z">
+      <w:del w:id="287" w:author="治輝 齋藤" w:date="2026-04-30T18:04:00Z" w16du:dateUtc="2026-04-30T09:04:00Z">
         <w:r>
           <w:delText>Sixth</w:delText>
         </w:r>
@@ -4435,7 +4415,7 @@
         </w:rPr>
         <w:t xml:space="preserve"> </w:t>
       </w:r>
-      <w:ins w:id="286" w:author="治輝 齋藤" w:date="2026-04-30T20:36:00Z" w16du:dateUtc="2026-04-30T11:36:00Z">
+      <w:ins w:id="288" w:author="治輝 齋藤" w:date="2026-04-30T20:36:00Z" w16du:dateUtc="2026-04-30T11:36:00Z">
         <w:r>
           <w:rPr>
             <w:rFonts w:hint="eastAsia"/>
@@ -4444,7 +4424,7 @@
           <w:t>Nin</w:t>
         </w:r>
       </w:ins>
-      <w:ins w:id="287" w:author="治輝 齋藤" w:date="2026-04-30T18:04:00Z" w16du:dateUtc="2026-04-30T09:04:00Z">
+      <w:ins w:id="289" w:author="治輝 齋藤" w:date="2026-04-30T18:04:00Z" w16du:dateUtc="2026-04-30T09:04:00Z">
         <w:r>
           <w:rPr>
             <w:rFonts w:hint="eastAsia"/>
@@ -4453,7 +4433,7 @@
           <w:t>th</w:t>
         </w:r>
       </w:ins>
-      <w:del w:id="288" w:author="治輝 齋藤" w:date="2026-04-30T18:04:00Z" w16du:dateUtc="2026-04-30T09:04:00Z">
+      <w:del w:id="290" w:author="治輝 齋藤" w:date="2026-04-30T18:04:00Z" w16du:dateUtc="2026-04-30T09:04:00Z">
         <w:r>
           <w:rPr>
             <w:rFonts w:hint="eastAsia"/>
@@ -4473,7 +4453,7 @@
         <w:t xml:space="preserve"> sex- and gender-stratified outcome tables were not available in the prefecture-level NDB Open Data extracts used here; findings therefore describe aggregate populations and should be interpreted with this limitation in mind.</w:t>
       </w:r>
     </w:p>
-    <w:bookmarkEnd w:id="257"/>
+    <w:bookmarkEnd w:id="259"/>
     <w:p>
       <w:pPr>
         <w:spacing w:line="360" w:lineRule="auto"/>
@@ -4489,9 +4469,9 @@
         <w:pStyle w:val="1"/>
         <w:spacing w:line="360" w:lineRule="auto"/>
       </w:pPr>
-      <w:bookmarkStart w:id="289" w:name="conclusions-1"/>
-      <w:bookmarkEnd w:id="184"/>
-      <w:bookmarkEnd w:id="256"/>
+      <w:bookmarkStart w:id="291" w:name="conclusions-1"/>
+      <w:bookmarkEnd w:id="185"/>
+      <w:bookmarkEnd w:id="258"/>
       <w:r>
         <w:lastRenderedPageBreak/>
         <w:t>Conclusions</w:t>
@@ -4508,8 +4488,8 @@
       <w:r>
         <w:t xml:space="preserve"> slope </w:t>
       </w:r>
-      <w:commentRangeStart w:id="290"/>
-      <w:ins w:id="291" w:author="治輝 齋藤" w:date="2026-04-30T19:20:00Z" w16du:dateUtc="2026-04-30T10:20:00Z">
+      <w:commentRangeStart w:id="292"/>
+      <w:ins w:id="293" w:author="治輝 齋藤" w:date="2026-04-30T19:20:00Z" w16du:dateUtc="2026-04-30T10:20:00Z">
         <w:r>
           <w:rPr>
             <w:rFonts w:hint="eastAsia"/>
@@ -4518,19 +4498,19 @@
           <w:t>was</w:t>
         </w:r>
       </w:ins>
-      <w:del w:id="292" w:author="治輝 齋藤" w:date="2026-04-30T19:20:00Z" w16du:dateUtc="2026-04-30T10:20:00Z">
+      <w:del w:id="294" w:author="治輝 齋藤" w:date="2026-04-30T19:20:00Z" w16du:dateUtc="2026-04-30T10:20:00Z">
         <w:r>
           <w:delText>remained</w:delText>
         </w:r>
       </w:del>
-      <w:commentRangeEnd w:id="290"/>
+      <w:commentRangeEnd w:id="292"/>
       <w:r>
         <w:rPr>
           <w:rStyle w:val="af2"/>
           <w:sz w:val="24"/>
           <w:szCs w:val="24"/>
         </w:rPr>
-        <w:commentReference w:id="290"/>
+        <w:commentReference w:id="292"/>
       </w:r>
       <w:r>
         <w:t xml:space="preserve"> positively</w:t>
@@ -4547,7 +4527,7 @@
       <w:r>
         <w:t>; conventional *p* = 0.043)</w:t>
       </w:r>
-      <w:ins w:id="293" w:author="治輝 齋藤" w:date="2026-05-19T12:38:00Z" w16du:dateUtc="2026-05-19T03:38:00Z">
+      <w:ins w:id="295" w:author="治輝 齋藤" w:date="2026-05-19T12:38:00Z" w16du:dateUtc="2026-05-19T03:38:00Z">
         <w:r>
           <w:t>, whereas heteroskedasticity-robust and bootstrap uncertainty quantification yielded borderline support compatible with no association at α = 0.05</w:t>
         </w:r>
@@ -4562,8 +4542,8 @@
       <w:r>
         <w:t xml:space="preserve"> </w:t>
       </w:r>
-      <w:commentRangeStart w:id="294"/>
-      <w:ins w:id="295" w:author="治輝 齋藤" w:date="2026-05-19T12:39:00Z" w16du:dateUtc="2026-05-19T03:39:00Z">
+      <w:commentRangeStart w:id="296"/>
+      <w:ins w:id="297" w:author="治輝 齋藤" w:date="2026-05-19T12:39:00Z" w16du:dateUtc="2026-05-19T03:39:00Z">
         <w:r>
           <w:t>Given the limited ecological sample size (N = 47), these findings should be interpreted as suggestive rather than confirmatory.</w:t>
         </w:r>
@@ -4574,12 +4554,12 @@
           </w:rPr>
           <w:t xml:space="preserve"> </w:t>
         </w:r>
-        <w:commentRangeEnd w:id="294"/>
+        <w:commentRangeEnd w:id="296"/>
         <w:r>
           <w:rPr>
             <w:rStyle w:val="af2"/>
           </w:rPr>
-          <w:commentReference w:id="294"/>
+          <w:commentReference w:id="296"/>
         </w:r>
       </w:ins>
       <w:r>
@@ -4591,7 +4571,7 @@
       <w:r>
         <w:t xml:space="preserve"> was specific to hip fractures, with no significant relationship observed for humerus or forearm fractures</w:t>
       </w:r>
-      <w:ins w:id="296" w:author="治輝 齋藤" w:date="2026-05-19T12:39:00Z" w16du:dateUtc="2026-05-19T03:39:00Z">
+      <w:ins w:id="298" w:author="治輝 齋藤" w:date="2026-05-19T12:39:00Z" w16du:dateUtc="2026-05-19T03:39:00Z">
         <w:r>
           <w:t>, consistent with biomechanical hypotheses emphasizing lateral falls and trochanteric loading on sloped terrain</w:t>
         </w:r>
@@ -4754,8 +4734,8 @@
         <w:pStyle w:val="1"/>
         <w:spacing w:line="360" w:lineRule="auto"/>
       </w:pPr>
-      <w:bookmarkStart w:id="297" w:name="references"/>
-      <w:bookmarkEnd w:id="289"/>
+      <w:bookmarkStart w:id="299" w:name="references"/>
+      <w:bookmarkEnd w:id="291"/>
       <w:r>
         <w:lastRenderedPageBreak/>
         <w:t>References</w:t>
@@ -5814,8 +5794,8 @@
           <w:szCs w:val="40"/>
         </w:rPr>
       </w:pPr>
-      <w:bookmarkStart w:id="298" w:name="tables-and-figures"/>
-      <w:bookmarkEnd w:id="297"/>
+      <w:bookmarkStart w:id="300" w:name="tables-and-figures"/>
+      <w:bookmarkEnd w:id="299"/>
       <w:r>
         <w:br w:type="page"/>
       </w:r>
@@ -5833,7 +5813,7 @@
       <w:pPr>
         <w:pStyle w:val="2"/>
       </w:pPr>
-      <w:bookmarkStart w:id="299" w:name="Xd12e5d2fabb7f7da04933f49b094ec2cca003f6"/>
+      <w:bookmarkStart w:id="301" w:name="Xd12e5d2fabb7f7da04933f49b094ec2cca003f6"/>
       <w:r>
         <w:t>Table 1. Descriptive Statistics of Prefecture-Level Variables (N = 47)</w:t>
       </w:r>
@@ -8853,8 +8833,8 @@
           <w:szCs w:val="32"/>
         </w:rPr>
       </w:pPr>
-      <w:bookmarkStart w:id="300" w:name="Xc4d8efe96bb5dc084b3a6055df59151a4b74ad0"/>
-      <w:bookmarkEnd w:id="299"/>
+      <w:bookmarkStart w:id="302" w:name="Xc4d8efe96bb5dc084b3a6055df59151a4b74ad0"/>
+      <w:bookmarkEnd w:id="301"/>
       <w:r>
         <w:br w:type="page"/>
       </w:r>
@@ -9999,8 +9979,8 @@
           <w:szCs w:val="32"/>
         </w:rPr>
       </w:pPr>
-      <w:bookmarkStart w:id="301" w:name="X6fac7f2e493ef5b618f5ac39729b4328cfa1bc7"/>
-      <w:bookmarkEnd w:id="300"/>
+      <w:bookmarkStart w:id="303" w:name="X6fac7f2e493ef5b618f5ac39729b4328cfa1bc7"/>
+      <w:bookmarkEnd w:id="302"/>
       <w:r>
         <w:br w:type="page"/>
       </w:r>
@@ -10818,8 +10798,8 @@
           <w:szCs w:val="32"/>
         </w:rPr>
       </w:pPr>
-      <w:bookmarkStart w:id="302" w:name="Xdeb87af7aa3e82ca70e47e493f4f841d319d1c1"/>
-      <w:bookmarkEnd w:id="301"/>
+      <w:bookmarkStart w:id="304" w:name="Xdeb87af7aa3e82ca70e47e493f4f841d319d1c1"/>
+      <w:bookmarkEnd w:id="303"/>
       <w:r>
         <w:br w:type="page"/>
       </w:r>
@@ -11445,7 +11425,7 @@
       <w:pPr>
         <w:pStyle w:val="a0"/>
         <w:rPr>
-          <w:ins w:id="303" w:author="治輝 齋藤" w:date="2026-05-19T12:41:00Z" w16du:dateUtc="2026-05-19T03:41:00Z"/>
+          <w:ins w:id="305" w:author="治輝 齋藤" w:date="2026-05-19T12:41:00Z" w16du:dateUtc="2026-05-19T03:41:00Z"/>
         </w:rPr>
       </w:pPr>
       <w:r>
@@ -11461,10 +11441,10 @@
     <w:p>
       <w:pPr>
         <w:rPr>
-          <w:ins w:id="304" w:author="治輝 齋藤" w:date="2026-05-19T12:41:00Z" w16du:dateUtc="2026-05-19T03:41:00Z"/>
-        </w:rPr>
-      </w:pPr>
-      <w:ins w:id="305" w:author="治輝 齋藤" w:date="2026-05-19T12:41:00Z" w16du:dateUtc="2026-05-19T03:41:00Z">
+          <w:ins w:id="306" w:author="治輝 齋藤" w:date="2026-05-19T12:41:00Z" w16du:dateUtc="2026-05-19T03:41:00Z"/>
+        </w:rPr>
+      </w:pPr>
+      <w:ins w:id="307" w:author="治輝 齋藤" w:date="2026-05-19T12:41:00Z" w16du:dateUtc="2026-05-19T03:41:00Z">
         <w:r>
           <w:pict w14:anchorId="14EA81B3">
             <v:rect id="_x0000_i1040" style="width:0;height:1.5pt" o:hralign="center" o:hrstd="t" o:hr="t"/>
@@ -11476,14 +11456,14 @@
       <w:pPr>
         <w:pStyle w:val="2"/>
         <w:rPr>
-          <w:ins w:id="306" w:author="治輝 齋藤" w:date="2026-05-19T12:41:00Z" w16du:dateUtc="2026-05-19T03:41:00Z"/>
-        </w:rPr>
-      </w:pPr>
-      <w:ins w:id="307" w:author="治輝 齋藤" w:date="2026-05-19T12:41:00Z" w16du:dateUtc="2026-05-19T03:41:00Z">
+          <w:ins w:id="308" w:author="治輝 齋藤" w:date="2026-05-19T12:41:00Z" w16du:dateUtc="2026-05-19T03:41:00Z"/>
+        </w:rPr>
+      </w:pPr>
+      <w:ins w:id="309" w:author="治輝 齋藤" w:date="2026-05-19T12:41:00Z" w16du:dateUtc="2026-05-19T03:41:00Z">
         <w:r>
           <w:br w:type="page"/>
         </w:r>
-        <w:commentRangeStart w:id="308"/>
+        <w:commentRangeStart w:id="310"/>
         <w:r>
           <w:lastRenderedPageBreak/>
           <w:t>Table 5. Indirect Standardization Sensitivity Analysis: Multivariable Linear Regression of Indirectly Standardized Hip (Femur) Surgery Rate on Terrain Slope (N = 47)</w:t>
@@ -11506,7 +11486,7 @@
         <w:trPr>
           <w:cnfStyle w:val="100000000000" w:firstRow="1" w:lastRow="0" w:firstColumn="0" w:lastColumn="0" w:oddVBand="0" w:evenVBand="0" w:oddHBand="0" w:evenHBand="0" w:firstRowFirstColumn="0" w:firstRowLastColumn="0" w:lastRowFirstColumn="0" w:lastRowLastColumn="0"/>
           <w:tblHeader/>
-          <w:ins w:id="309" w:author="治輝 齋藤" w:date="2026-05-19T12:41:00Z"/>
+          <w:ins w:id="311" w:author="治輝 齋藤" w:date="2026-05-19T12:41:00Z"/>
         </w:trPr>
         <w:tc>
           <w:tcPr>
@@ -11516,10 +11496,10 @@
             <w:pPr>
               <w:spacing w:before="36" w:after="36"/>
               <w:rPr>
-                <w:ins w:id="310" w:author="治輝 齋藤" w:date="2026-05-19T12:41:00Z" w16du:dateUtc="2026-05-19T03:41:00Z"/>
-              </w:rPr>
-            </w:pPr>
-            <w:ins w:id="311" w:author="治輝 齋藤" w:date="2026-05-19T12:41:00Z" w16du:dateUtc="2026-05-19T03:41:00Z">
+                <w:ins w:id="312" w:author="治輝 齋藤" w:date="2026-05-19T12:41:00Z" w16du:dateUtc="2026-05-19T03:41:00Z"/>
+              </w:rPr>
+            </w:pPr>
+            <w:ins w:id="313" w:author="治輝 齋藤" w:date="2026-05-19T12:41:00Z" w16du:dateUtc="2026-05-19T03:41:00Z">
               <w:r>
                 <w:rPr>
                   <w:b/>
@@ -11555,10 +11535,10 @@
             <w:pPr>
               <w:spacing w:before="36" w:after="36"/>
               <w:rPr>
-                <w:ins w:id="312" w:author="治輝 齋藤" w:date="2026-05-19T12:41:00Z" w16du:dateUtc="2026-05-19T03:41:00Z"/>
-              </w:rPr>
-            </w:pPr>
-            <w:ins w:id="313" w:author="治輝 齋藤" w:date="2026-05-19T12:41:00Z" w16du:dateUtc="2026-05-19T03:41:00Z">
+                <w:ins w:id="314" w:author="治輝 齋藤" w:date="2026-05-19T12:41:00Z" w16du:dateUtc="2026-05-19T03:41:00Z"/>
+              </w:rPr>
+            </w:pPr>
+            <w:ins w:id="315" w:author="治輝 齋藤" w:date="2026-05-19T12:41:00Z" w16du:dateUtc="2026-05-19T03:41:00Z">
               <w:r>
                 <w:rPr>
                   <w:b/>
@@ -11580,10 +11560,10 @@
             <w:pPr>
               <w:spacing w:before="36" w:after="36"/>
               <w:rPr>
-                <w:ins w:id="314" w:author="治輝 齋藤" w:date="2026-05-19T12:41:00Z" w16du:dateUtc="2026-05-19T03:41:00Z"/>
-              </w:rPr>
-            </w:pPr>
-            <w:ins w:id="315" w:author="治輝 齋藤" w:date="2026-05-19T12:41:00Z" w16du:dateUtc="2026-05-19T03:41:00Z">
+                <w:ins w:id="316" w:author="治輝 齋藤" w:date="2026-05-19T12:41:00Z" w16du:dateUtc="2026-05-19T03:41:00Z"/>
+              </w:rPr>
+            </w:pPr>
+            <w:ins w:id="317" w:author="治輝 齋藤" w:date="2026-05-19T12:41:00Z" w16du:dateUtc="2026-05-19T03:41:00Z">
               <w:r>
                 <w:rPr>
                   <w:b/>
@@ -11599,7 +11579,7 @@
       </w:tr>
       <w:tr>
         <w:trPr>
-          <w:ins w:id="316" w:author="治輝 齋藤" w:date="2026-05-19T12:41:00Z"/>
+          <w:ins w:id="318" w:author="治輝 齋藤" w:date="2026-05-19T12:41:00Z"/>
         </w:trPr>
         <w:tc>
           <w:tcPr>
@@ -11609,10 +11589,10 @@
             <w:pPr>
               <w:spacing w:before="36" w:after="36"/>
               <w:rPr>
-                <w:ins w:id="317" w:author="治輝 齋藤" w:date="2026-05-19T12:41:00Z" w16du:dateUtc="2026-05-19T03:41:00Z"/>
-              </w:rPr>
-            </w:pPr>
-            <w:ins w:id="318" w:author="治輝 齋藤" w:date="2026-05-19T12:41:00Z" w16du:dateUtc="2026-05-19T03:41:00Z">
+                <w:ins w:id="319" w:author="治輝 齋藤" w:date="2026-05-19T12:41:00Z" w16du:dateUtc="2026-05-19T03:41:00Z"/>
+              </w:rPr>
+            </w:pPr>
+            <w:ins w:id="320" w:author="治輝 齋藤" w:date="2026-05-19T12:41:00Z" w16du:dateUtc="2026-05-19T03:41:00Z">
               <w:r>
                 <w:rPr>
                   <w:rFonts w:ascii="Consolas" w:hAnsi="Consolas"/>
@@ -11635,10 +11615,10 @@
             <w:pPr>
               <w:spacing w:before="36" w:after="36"/>
               <w:rPr>
-                <w:ins w:id="319" w:author="治輝 齋藤" w:date="2026-05-19T12:41:00Z" w16du:dateUtc="2026-05-19T03:41:00Z"/>
-              </w:rPr>
-            </w:pPr>
-            <w:ins w:id="320" w:author="治輝 齋藤" w:date="2026-05-19T12:41:00Z" w16du:dateUtc="2026-05-19T03:41:00Z">
+                <w:ins w:id="321" w:author="治輝 齋藤" w:date="2026-05-19T12:41:00Z" w16du:dateUtc="2026-05-19T03:41:00Z"/>
+              </w:rPr>
+            </w:pPr>
+            <w:ins w:id="322" w:author="治輝 齋藤" w:date="2026-05-19T12:41:00Z" w16du:dateUtc="2026-05-19T03:41:00Z">
               <w:r>
                 <w:rPr>
                   <w:b/>
@@ -11657,10 +11637,10 @@
             <w:pPr>
               <w:spacing w:before="36" w:after="36"/>
               <w:rPr>
-                <w:ins w:id="321" w:author="治輝 齋藤" w:date="2026-05-19T12:41:00Z" w16du:dateUtc="2026-05-19T03:41:00Z"/>
-              </w:rPr>
-            </w:pPr>
-            <w:ins w:id="322" w:author="治輝 齋藤" w:date="2026-05-19T12:41:00Z" w16du:dateUtc="2026-05-19T03:41:00Z">
+                <w:ins w:id="323" w:author="治輝 齋藤" w:date="2026-05-19T12:41:00Z" w16du:dateUtc="2026-05-19T03:41:00Z"/>
+              </w:rPr>
+            </w:pPr>
+            <w:ins w:id="324" w:author="治輝 齋藤" w:date="2026-05-19T12:41:00Z" w16du:dateUtc="2026-05-19T03:41:00Z">
               <w:r>
                 <w:rPr>
                   <w:b/>
@@ -11674,7 +11654,7 @@
       </w:tr>
       <w:tr>
         <w:trPr>
-          <w:ins w:id="323" w:author="治輝 齋藤" w:date="2026-05-19T12:41:00Z"/>
+          <w:ins w:id="325" w:author="治輝 齋藤" w:date="2026-05-19T12:41:00Z"/>
         </w:trPr>
         <w:tc>
           <w:tcPr>
@@ -11684,10 +11664,10 @@
             <w:pPr>
               <w:spacing w:before="36" w:after="36"/>
               <w:rPr>
-                <w:ins w:id="324" w:author="治輝 齋藤" w:date="2026-05-19T12:41:00Z" w16du:dateUtc="2026-05-19T03:41:00Z"/>
-              </w:rPr>
-            </w:pPr>
-            <w:ins w:id="325" w:author="治輝 齋藤" w:date="2026-05-19T12:41:00Z" w16du:dateUtc="2026-05-19T03:41:00Z">
+                <w:ins w:id="326" w:author="治輝 齋藤" w:date="2026-05-19T12:41:00Z" w16du:dateUtc="2026-05-19T03:41:00Z"/>
+              </w:rPr>
+            </w:pPr>
+            <w:ins w:id="327" w:author="治輝 齋藤" w:date="2026-05-19T12:41:00Z" w16du:dateUtc="2026-05-19T03:41:00Z">
               <w:r>
                 <w:rPr>
                   <w:rFonts w:ascii="Consolas" w:hAnsi="Consolas"/>
@@ -11710,10 +11690,10 @@
             <w:pPr>
               <w:spacing w:before="36" w:after="36"/>
               <w:rPr>
-                <w:ins w:id="326" w:author="治輝 齋藤" w:date="2026-05-19T12:41:00Z" w16du:dateUtc="2026-05-19T03:41:00Z"/>
-              </w:rPr>
-            </w:pPr>
-            <w:ins w:id="327" w:author="治輝 齋藤" w:date="2026-05-19T12:41:00Z" w16du:dateUtc="2026-05-19T03:41:00Z">
+                <w:ins w:id="328" w:author="治輝 齋藤" w:date="2026-05-19T12:41:00Z" w16du:dateUtc="2026-05-19T03:41:00Z"/>
+              </w:rPr>
+            </w:pPr>
+            <w:ins w:id="329" w:author="治輝 齋藤" w:date="2026-05-19T12:41:00Z" w16du:dateUtc="2026-05-19T03:41:00Z">
               <w:r>
                 <w:rPr>
                   <w:b/>
@@ -11732,10 +11712,10 @@
             <w:pPr>
               <w:spacing w:before="36" w:after="36"/>
               <w:rPr>
-                <w:ins w:id="328" w:author="治輝 齋藤" w:date="2026-05-19T12:41:00Z" w16du:dateUtc="2026-05-19T03:41:00Z"/>
-              </w:rPr>
-            </w:pPr>
-            <w:ins w:id="329" w:author="治輝 齋藤" w:date="2026-05-19T12:41:00Z" w16du:dateUtc="2026-05-19T03:41:00Z">
+                <w:ins w:id="330" w:author="治輝 齋藤" w:date="2026-05-19T12:41:00Z" w16du:dateUtc="2026-05-19T03:41:00Z"/>
+              </w:rPr>
+            </w:pPr>
+            <w:ins w:id="331" w:author="治輝 齋藤" w:date="2026-05-19T12:41:00Z" w16du:dateUtc="2026-05-19T03:41:00Z">
               <w:r>
                 <w:rPr>
                   <w:b/>
@@ -11749,7 +11729,7 @@
       </w:tr>
       <w:tr>
         <w:trPr>
-          <w:ins w:id="330" w:author="治輝 齋藤" w:date="2026-05-19T12:41:00Z"/>
+          <w:ins w:id="332" w:author="治輝 齋藤" w:date="2026-05-19T12:41:00Z"/>
         </w:trPr>
         <w:tc>
           <w:tcPr>
@@ -11759,10 +11739,10 @@
             <w:pPr>
               <w:spacing w:before="36" w:after="36"/>
               <w:rPr>
-                <w:ins w:id="331" w:author="治輝 齋藤" w:date="2026-05-19T12:41:00Z" w16du:dateUtc="2026-05-19T03:41:00Z"/>
-              </w:rPr>
-            </w:pPr>
-            <w:ins w:id="332" w:author="治輝 齋藤" w:date="2026-05-19T12:41:00Z" w16du:dateUtc="2026-05-19T03:41:00Z">
+                <w:ins w:id="333" w:author="治輝 齋藤" w:date="2026-05-19T12:41:00Z" w16du:dateUtc="2026-05-19T03:41:00Z"/>
+              </w:rPr>
+            </w:pPr>
+            <w:ins w:id="334" w:author="治輝 齋藤" w:date="2026-05-19T12:41:00Z" w16du:dateUtc="2026-05-19T03:41:00Z">
               <w:r>
                 <w:rPr>
                   <w:rFonts w:ascii="Consolas" w:hAnsi="Consolas"/>
@@ -11785,10 +11765,10 @@
             <w:pPr>
               <w:spacing w:before="36" w:after="36"/>
               <w:rPr>
-                <w:ins w:id="333" w:author="治輝 齋藤" w:date="2026-05-19T12:41:00Z" w16du:dateUtc="2026-05-19T03:41:00Z"/>
-              </w:rPr>
-            </w:pPr>
-            <w:ins w:id="334" w:author="治輝 齋藤" w:date="2026-05-19T12:41:00Z" w16du:dateUtc="2026-05-19T03:41:00Z">
+                <w:ins w:id="335" w:author="治輝 齋藤" w:date="2026-05-19T12:41:00Z" w16du:dateUtc="2026-05-19T03:41:00Z"/>
+              </w:rPr>
+            </w:pPr>
+            <w:ins w:id="336" w:author="治輝 齋藤" w:date="2026-05-19T12:41:00Z" w16du:dateUtc="2026-05-19T03:41:00Z">
               <w:r>
                 <w:rPr>
                   <w:b/>
@@ -11807,10 +11787,10 @@
             <w:pPr>
               <w:spacing w:before="36" w:after="36"/>
               <w:rPr>
-                <w:ins w:id="335" w:author="治輝 齋藤" w:date="2026-05-19T12:41:00Z" w16du:dateUtc="2026-05-19T03:41:00Z"/>
-              </w:rPr>
-            </w:pPr>
-            <w:ins w:id="336" w:author="治輝 齋藤" w:date="2026-05-19T12:41:00Z" w16du:dateUtc="2026-05-19T03:41:00Z">
+                <w:ins w:id="337" w:author="治輝 齋藤" w:date="2026-05-19T12:41:00Z" w16du:dateUtc="2026-05-19T03:41:00Z"/>
+              </w:rPr>
+            </w:pPr>
+            <w:ins w:id="338" w:author="治輝 齋藤" w:date="2026-05-19T12:41:00Z" w16du:dateUtc="2026-05-19T03:41:00Z">
               <w:r>
                 <w:rPr>
                   <w:b/>
@@ -11827,10 +11807,10 @@
       <w:pPr>
         <w:pStyle w:val="2"/>
         <w:rPr>
-          <w:ins w:id="337" w:author="治輝 齋藤" w:date="2026-05-19T12:41:00Z" w16du:dateUtc="2026-05-19T03:41:00Z"/>
-        </w:rPr>
-      </w:pPr>
-      <w:ins w:id="338" w:author="治輝 齋藤" w:date="2026-05-19T12:41:00Z" w16du:dateUtc="2026-05-19T03:41:00Z">
+          <w:ins w:id="339" w:author="治輝 齋藤" w:date="2026-05-19T12:41:00Z" w16du:dateUtc="2026-05-19T03:41:00Z"/>
+        </w:rPr>
+      </w:pPr>
+      <w:ins w:id="340" w:author="治輝 齋藤" w:date="2026-05-19T12:41:00Z" w16du:dateUtc="2026-05-19T03:41:00Z">
         <w:r>
           <w:rPr>
             <w:rFonts w:asciiTheme="minorHAnsi" w:eastAsiaTheme="minorEastAsia" w:hAnsiTheme="minorHAnsi" w:cstheme="minorBidi"/>
@@ -11898,14 +11878,14 @@
           </w:rPr>
           <w:t xml:space="preserve"> &lt; 0.05 (conventional model-based standard errors). These results are sensitivity analyses only.</w:t>
         </w:r>
-        <w:commentRangeEnd w:id="308"/>
+        <w:commentRangeEnd w:id="310"/>
         <w:r>
           <w:rPr>
             <w:rStyle w:val="af2"/>
             <w:rFonts w:asciiTheme="minorHAnsi" w:eastAsiaTheme="minorEastAsia" w:hAnsiTheme="minorHAnsi" w:cstheme="minorBidi"/>
             <w:color w:val="auto"/>
           </w:rPr>
-          <w:commentReference w:id="308"/>
+          <w:commentReference w:id="310"/>
         </w:r>
       </w:ins>
     </w:p>
@@ -11913,7 +11893,7 @@
       <w:pPr>
         <w:pStyle w:val="a0"/>
         <w:rPr>
-          <w:del w:id="339" w:author="治輝 齋藤" w:date="2026-05-19T12:41:00Z" w16du:dateUtc="2026-05-19T03:41:00Z"/>
+          <w:del w:id="341" w:author="治輝 齋藤" w:date="2026-05-19T12:41:00Z" w16du:dateUtc="2026-05-19T03:41:00Z"/>
         </w:rPr>
       </w:pPr>
     </w:p>
@@ -11921,10 +11901,10 @@
       <w:pPr>
         <w:pStyle w:val="a0"/>
         <w:rPr>
-          <w:del w:id="340" w:author="治輝 齋藤" w:date="2026-05-19T12:41:00Z" w16du:dateUtc="2026-05-19T03:41:00Z"/>
-        </w:rPr>
-      </w:pPr>
-      <w:del w:id="341" w:author="治輝 齋藤" w:date="2026-05-19T12:41:00Z" w16du:dateUtc="2026-05-19T03:41:00Z">
+          <w:del w:id="342" w:author="治輝 齋藤" w:date="2026-05-19T12:41:00Z" w16du:dateUtc="2026-05-19T03:41:00Z"/>
+        </w:rPr>
+      </w:pPr>
+      <w:del w:id="343" w:author="治輝 齋藤" w:date="2026-05-19T12:41:00Z" w16du:dateUtc="2026-05-19T03:41:00Z">
         <w:r>
           <w:pict w14:anchorId="657FDAF1">
             <v:rect id="_x0000_i1041" style="width:0;height:1.5pt" o:hralign="center" o:hrstd="t" o:hr="t"/>
@@ -11941,8 +11921,8 @@
           <w:szCs w:val="32"/>
         </w:rPr>
       </w:pPr>
-      <w:bookmarkStart w:id="342" w:name="figure-legends"/>
-      <w:bookmarkEnd w:id="302"/>
+      <w:bookmarkStart w:id="344" w:name="figure-legends"/>
+      <w:bookmarkEnd w:id="304"/>
       <w:r>
         <w:br w:type="page"/>
       </w:r>
@@ -12144,8 +12124,8 @@
           <w:szCs w:val="32"/>
         </w:rPr>
       </w:pPr>
-      <w:bookmarkStart w:id="343" w:name="figure-1"/>
-      <w:bookmarkEnd w:id="342"/>
+      <w:bookmarkStart w:id="345" w:name="figure-1"/>
+      <w:bookmarkEnd w:id="344"/>
       <w:r>
         <w:br w:type="page"/>
       </w:r>
@@ -12248,8 +12228,8 @@
       <w:pPr>
         <w:pStyle w:val="2"/>
       </w:pPr>
-      <w:bookmarkStart w:id="344" w:name="figure-2"/>
-      <w:bookmarkEnd w:id="343"/>
+      <w:bookmarkStart w:id="346" w:name="figure-2"/>
+      <w:bookmarkEnd w:id="345"/>
       <w:r>
         <w:t>Figure 2</w:t>
       </w:r>
@@ -12260,8 +12240,8 @@
       </w:pPr>
     </w:p>
     <w:p>
-      <w:bookmarkStart w:id="345" w:name="figure-3"/>
-      <w:bookmarkEnd w:id="344"/>
+      <w:bookmarkStart w:id="347" w:name="figure-3"/>
+      <w:bookmarkEnd w:id="346"/>
       <w:r>
         <w:br w:type="page"/>
       </w:r>
@@ -12348,8 +12328,8 @@
           <w:szCs w:val="32"/>
         </w:rPr>
       </w:pPr>
-      <w:bookmarkStart w:id="346" w:name="figure-4"/>
-      <w:bookmarkEnd w:id="345"/>
+      <w:bookmarkStart w:id="348" w:name="figure-4"/>
+      <w:bookmarkEnd w:id="347"/>
       <w:r>
         <w:br w:type="page"/>
       </w:r>
@@ -12452,8 +12432,8 @@
       <w:pPr>
         <w:pStyle w:val="2"/>
       </w:pPr>
-      <w:bookmarkStart w:id="347" w:name="figure-5"/>
-      <w:bookmarkEnd w:id="346"/>
+      <w:bookmarkStart w:id="349" w:name="figure-5"/>
+      <w:bookmarkEnd w:id="348"/>
       <w:r>
         <w:t xml:space="preserve">Figure </w:t>
       </w:r>
@@ -12485,8 +12465,8 @@
       <w:pPr>
         <w:pStyle w:val="2"/>
       </w:pPr>
-      <w:bookmarkStart w:id="348" w:name="figure-6"/>
-      <w:bookmarkEnd w:id="347"/>
+      <w:bookmarkStart w:id="350" w:name="figure-6"/>
+      <w:bookmarkEnd w:id="349"/>
       <w:r>
         <w:t xml:space="preserve">Figure </w:t>
       </w:r>
@@ -12498,8 +12478,8 @@
         <w:t>5</w:t>
       </w:r>
     </w:p>
-    <w:bookmarkEnd w:id="298"/>
-    <w:bookmarkEnd w:id="348"/>
+    <w:bookmarkEnd w:id="300"/>
+    <w:bookmarkEnd w:id="350"/>
     <w:p>
       <w:pPr>
         <w:pStyle w:val="FirstParagraph"/>
@@ -13284,7 +13264,7 @@
       </w:r>
     </w:p>
   </w:comment>
-  <w:comment w:id="60" w:author="治輝 齋藤" w:date="2026-05-19T20:36:00Z" w:initials="治齋">
+  <w:comment w:id="61" w:author="治輝 齋藤" w:date="2026-05-19T20:36:00Z" w:initials="治齋">
     <w:p>
       <w:pPr>
         <w:pStyle w:val="af3"/>
@@ -13356,7 +13336,7 @@
       </w:r>
     </w:p>
   </w:comment>
-  <w:comment w:id="64" w:author="山岸良匡" w:date="2026-05-18T18:54:00Z" w:initials="山">
+  <w:comment w:id="63" w:author="山岸良匡" w:date="2026-05-18T18:54:00Z" w:initials="山">
     <w:p>
       <w:pPr>
         <w:pStyle w:val="af3"/>
@@ -13392,7 +13372,7 @@
       </w:r>
     </w:p>
   </w:comment>
-  <w:comment w:id="65" w:author="治輝 齋藤" w:date="2026-05-19T22:21:00Z" w:initials="治齋">
+  <w:comment w:id="64" w:author="治輝 齋藤" w:date="2026-05-19T22:21:00Z" w:initials="治齋">
     <w:p>
       <w:pPr>
         <w:pStyle w:val="af3"/>
@@ -13436,7 +13416,7 @@
       </w:r>
     </w:p>
   </w:comment>
-  <w:comment w:id="72" w:author="山岸良匡" w:date="2026-05-18T18:54:00Z" w:initials="山">
+  <w:comment w:id="71" w:author="山岸良匡" w:date="2026-05-18T18:54:00Z" w:initials="山">
     <w:p>
       <w:pPr>
         <w:pStyle w:val="af3"/>
@@ -13459,7 +13439,7 @@
       </w:r>
     </w:p>
   </w:comment>
-  <w:comment w:id="73" w:author="治輝 齋藤" w:date="2026-05-19T22:31:00Z" w:initials="治齋">
+  <w:comment w:id="72" w:author="治輝 齋藤" w:date="2026-05-19T22:31:00Z" w:initials="治齋">
     <w:p>
       <w:pPr>
         <w:pStyle w:val="af3"/>
@@ -13478,11 +13458,53 @@
           <w:rFonts w:hint="eastAsia"/>
           <w:lang w:eastAsia="ja-JP"/>
         </w:rPr>
-        <w:t>何で調整したかの要素について、記載を修正しました。</w:t>
+        <w:t>何で調整したかの要素について、</w:t>
+      </w:r>
+      <w:r>
+        <w:rPr>
+          <w:rFonts w:hint="eastAsia"/>
+          <w:lang w:eastAsia="ja-JP"/>
+        </w:rPr>
+        <w:t>前パラグラフに</w:t>
+      </w:r>
+      <w:r>
+        <w:rPr>
+          <w:rFonts w:hint="eastAsia"/>
+          <w:lang w:eastAsia="ja-JP"/>
+        </w:rPr>
+        <w:t>記載を</w:t>
+      </w:r>
+      <w:r>
+        <w:rPr>
+          <w:rFonts w:hint="eastAsia"/>
+          <w:lang w:eastAsia="ja-JP"/>
+        </w:rPr>
+        <w:t>追加し、本パラグラフでは</w:t>
+      </w:r>
+      <w:r>
+        <w:rPr>
+          <w:rFonts w:hint="eastAsia"/>
+          <w:lang w:eastAsia="ja-JP"/>
+        </w:rPr>
+        <w:t>those covariates</w:t>
+      </w:r>
+      <w:r>
+        <w:rPr>
+          <w:rFonts w:hint="eastAsia"/>
+          <w:lang w:eastAsia="ja-JP"/>
+        </w:rPr>
+        <w:t>と記載</w:t>
+      </w:r>
+      <w:r>
+        <w:rPr>
+          <w:rFonts w:hint="eastAsia"/>
+          <w:lang w:eastAsia="ja-JP"/>
+        </w:rPr>
+        <w:t>しました。</w:t>
       </w:r>
     </w:p>
   </w:comment>
-  <w:comment w:id="90" w:author="山岸良匡" w:date="2026-05-18T23:44:00Z" w:initials="山">
+  <w:comment w:id="91" w:author="山岸良匡" w:date="2026-05-18T23:44:00Z" w:initials="山">
     <w:p>
       <w:pPr>
         <w:pStyle w:val="af3"/>
@@ -13505,7 +13527,7 @@
       </w:r>
     </w:p>
   </w:comment>
-  <w:comment w:id="91" w:author="治輝 齋藤" w:date="2026-05-19T22:44:00Z" w:initials="治齋">
+  <w:comment w:id="92" w:author="治輝 齋藤" w:date="2026-05-19T22:44:00Z" w:initials="治齋">
     <w:p>
       <w:pPr>
         <w:pStyle w:val="af3"/>
@@ -13542,7 +13564,7 @@
       </w:r>
     </w:p>
   </w:comment>
-  <w:comment w:id="94" w:author="山岸良匡" w:date="2026-05-18T19:10:00Z" w:initials="山">
+  <w:comment w:id="95" w:author="山岸良匡" w:date="2026-05-18T19:10:00Z" w:initials="山">
     <w:p>
       <w:pPr>
         <w:pStyle w:val="af3"/>
@@ -13565,7 +13587,7 @@
       </w:r>
     </w:p>
   </w:comment>
-  <w:comment w:id="95" w:author="治輝 齋藤" w:date="2026-05-19T20:43:00Z" w:initials="治齋">
+  <w:comment w:id="96" w:author="治輝 齋藤" w:date="2026-05-19T20:43:00Z" w:initials="治齋">
     <w:p>
       <w:pPr>
         <w:pStyle w:val="af3"/>
@@ -13616,7 +13638,7 @@
       </w:r>
     </w:p>
   </w:comment>
-  <w:comment w:id="105" w:author="山岸良匡" w:date="2026-05-18T19:14:00Z" w:initials="山">
+  <w:comment w:id="106" w:author="山岸良匡" w:date="2026-05-18T19:14:00Z" w:initials="山">
     <w:p>
       <w:pPr>
         <w:pStyle w:val="af3"/>
@@ -13681,7 +13703,7 @@
       </w:r>
     </w:p>
   </w:comment>
-  <w:comment w:id="106" w:author="治輝 齋藤" w:date="2026-05-19T20:44:00Z" w:initials="治齋">
+  <w:comment w:id="107" w:author="治輝 齋藤" w:date="2026-05-19T20:44:00Z" w:initials="治齋">
     <w:p>
       <w:pPr>
         <w:pStyle w:v